--- a/docs/downloads/音樂與企業-講義.docx
+++ b/docs/downloads/音樂與企業-講義.docx
@@ -4462,7 +4462,7 @@
           <w:color w:val="2B2016"/>
           <w:sz w:val="38"/>
         </w:rPr>
-        <w:t>拜羅伊特：十九世紀的藝術新創 × 創投</w:t>
+        <w:t>維蘇威纜車（上）：一首歌把客人唱上山</w:t>
       </w:r>
       <w:r>
         <w:rPr>
@@ -4502,7 +4502,7 @@
           <w:color w:val="222A2D"/>
           <w:sz w:val="36"/>
         </w:rPr>
-        <w:t>接下來這個故事，根本就是十九世紀版的「新創燒錢 × 天使投資」。華格納（Richard Wagner）有個瘋狂的夢：他要為自己長達四聯劇的《尼伯龍根的指環》（Der Ring des Nibelungen），量身打造一座專屬劇院。這要花多少錢？天文數字。但他遇到了完美的金主：1864 年，巴伐利亞國王路德維希二世（Ludwig II）成了他近乎無上限的天使投資人。華格納於是自建了拜羅伊特節慶劇院（Bayreuth Festspielhaus），裡面有個革命性的設計——隱藏式的下沉樂池，讓觀眾看不到樂團，完全沉浸在劇情裡。這就是為作品客製的硬體。1874 年計畫財務危機，國王再撥 10 萬塔勒（thaler）續命。1876 年 8 月 13 到 17 日，首屆音樂節完整上演了 14 小時的四聯劇，到場的有李斯特、柴可夫斯基、聖桑、布魯克納。這對應我們待會兒的企業提案第 3 點：把場館、把音樂節，做成一個 iconic 的品牌聖地。</w:t>
+        <w:t>剛才各位唱的那首歌，當年到底多有效？我們把鏡頭拉回「甲方」——維蘇威纜車公司。1878 年，金融家歐布利格特（Ernesto Emanuele Oblieght）拿到三十年特許權，據載砸下四十三萬五千里拉，在活火山的山坡上蓋纜車，1880 年 6 月 6 日風光開幕（工程由特雷伯（Enrico Treiber）主持）。結果馬上碰到每一位做過新產品的人都懂的問題：東西是好的，客人不敢用——大家怕火山。行銷解方，就是各位剛剛唱的那首委創歌。效果好到什麼程度？里柯第的樂譜一年之內賣破百萬份，歌聲傳遍歐洲的沙龍與街頭，「去拿坡里、坐纜車上維蘇威」變成整個歐洲的旅遊想像——一首三分鐘的歌，把「怕」唱成了「想去」。名氣接著引來國際通路：1888 年，旅行社的老祖宗、英國的湯瑪斯·庫克父子公司（Thomas Cook &amp; Son）入主，把纜車編進國際觀光行程，全世界的旅客跟著行程表上山。中間還有一段教科書等級的利害關係人管理：山下靠帶路維生的在地嚮導，生意被纜車搶走，據載一路從勒索、縱火、割纜繩，鬧到把一節車廂推下山谷；接手的約翰·梅森·庫克（John Mason Cook）沒有硬碰硬，而是談出「每載一位乘客，就付嚮導一筆補償金」——把反對者變成利益共同體。生意於是越做越大：1903 年加蓋接駁輕軌、1904 年整條線從蒸汽改成電力，登山容量倍增。各位看，這條成長曲線的起點，就是一首歌。</w:t>
       </w:r>
     </w:p>
     <w:p>
@@ -4533,7 +4533,7 @@
           <w:color w:val="3C3328"/>
           <w:sz w:val="28"/>
         </w:rPr>
-        <w:t>華格納為《指環》量身打造劇院。</w:t>
+        <w:t>1878 歐布利格特（Ernesto Emanuele Oblieght）取得 30 年特許權，造價 43.5 萬里拉（據義文維基）；1880-06-06 啟用（6/10 對外營運，工程師 Enrico Treiber 主持）。</w:t>
       </w:r>
     </w:p>
     <w:p>
@@ -4549,7 +4549,7 @@
           <w:color w:val="3C3328"/>
           <w:sz w:val="28"/>
         </w:rPr>
-        <w:t>1864 路德維希二世成金主；1874 危機再撥 10 萬塔勒。</w:t>
+        <w:t>1886 一度轉讓法商維蘇威纜索鐵路公司（Société Anonyme du Chemin de fer funiculaire du Vésuve），1888 由湯瑪斯·庫克父子公司（Thomas Cook &amp; Son）入主——國際旅遊通路加持。</w:t>
       </w:r>
     </w:p>
     <w:p>
@@ -4565,7 +4565,7 @@
           <w:color w:val="3C3328"/>
           <w:sz w:val="28"/>
         </w:rPr>
-        <w:t>拜羅伊特節慶劇院（隱藏式下沉樂池）。</w:t>
+        <w:t>嚮導抗爭（勒索／縱火／割纜／推車入谷，據載）；John Mason Cook 以每客補償金和解，化敵為盟。</w:t>
       </w:r>
     </w:p>
     <w:p>
@@ -4581,55 +4581,7 @@
           <w:color w:val="3C3328"/>
           <w:sz w:val="28"/>
         </w:rPr>
-        <w:t>1876/8/13–17 首屆音樂節 14 小時四聯劇；與會李斯特/柴可夫斯基/聖桑/布魯克納。</w:t>
-      </w:r>
-    </w:p>
-    <w:p>
-      <w:pPr>
-        <w:pStyle w:val="ListBullet"/>
-        <w:spacing w:after="60" w:line="312" w:lineRule="auto"/>
-      </w:pPr>
-      <w:r>
-        <w:rPr>
-          <w:rFonts w:ascii="Microsoft JhengHei" w:hAnsi="Microsoft JhengHei" w:eastAsia="Microsoft JhengHei" w:cs="Microsoft JhengHei"/>
-          <w:b w:val="0"/>
-          <w:i w:val="0"/>
-          <w:color w:val="3C3328"/>
-          <w:sz w:val="28"/>
-        </w:rPr>
-        <w:t>對應提案第 3 點。</w:t>
-      </w:r>
-    </w:p>
-    <w:p>
-      <w:pPr>
-        <w:pStyle w:val="ListBullet"/>
-        <w:spacing w:after="60" w:line="312" w:lineRule="auto"/>
-      </w:pPr>
-      <w:r>
-        <w:rPr>
-          <w:rFonts w:ascii="Microsoft JhengHei" w:hAnsi="Microsoft JhengHei" w:eastAsia="Microsoft JhengHei" w:cs="Microsoft JhengHei"/>
-          <w:b w:val="0"/>
-          <w:i w:val="0"/>
-          <w:color w:val="3C3328"/>
-          <w:sz w:val="28"/>
-        </w:rPr>
-        <w:t>拜羅伊特靠一千張、每張 300 塔勒的「贊助證書」（Patronatsschein）集資 30 萬塔勒，實際賣不到一半；路德維希二世貸 10 萬塔勒救場，1876 首屆音樂節仍虧約 15 萬馬克——聖地是先賠出來的。</w:t>
-      </w:r>
-    </w:p>
-    <w:p>
-      <w:pPr>
-        <w:pStyle w:val="ListBullet"/>
-        <w:spacing w:after="60" w:line="312" w:lineRule="auto"/>
-      </w:pPr>
-      <w:r>
-        <w:rPr>
-          <w:rFonts w:ascii="Microsoft JhengHei" w:hAnsi="Microsoft JhengHei" w:eastAsia="Microsoft JhengHei" w:cs="Microsoft JhengHei"/>
-          <w:b w:val="0"/>
-          <w:i w:val="0"/>
-          <w:color w:val="3C3328"/>
-          <w:sz w:val="28"/>
-        </w:rPr>
-        <w:t>📖 名詞解釋｜塔勒（Thaler）：16 世紀起德語區通行的大型銀幣，「dollar」一詞即源於其名；拜羅伊特劇院集資與國王貸款皆以塔勒計。</w:t>
+        <w:t>1903 接駁輕軌、1904 蒸汽→電力改建，觀光容量倍增。</w:t>
       </w:r>
     </w:p>
     <w:p>
@@ -4658,7 +4610,7 @@
           <w:color w:val="3E332A"/>
           <w:sz w:val="28"/>
         </w:rPr>
-        <w:t>播華格納〈女武神的騎行〉約 3 分鐘。播前：「想像 14 小時的史詩，這只是其中最著名的 3 分鐘。」播後：「一個瘋狂的夢，加上一位無上限的金主，蓋出了一座至今仍是聖地的劇院。」</w:t>
+        <w:t>無（承接帶動唱的餘溫直接講）。</w:t>
       </w:r>
     </w:p>
     <w:p>
@@ -4686,7 +4638,7 @@
           <w:color w:val="2B2016"/>
           <w:sz w:val="38"/>
         </w:rPr>
-        <w:t>浪漫代表曲（樂譜頁）</w:t>
+        <w:t>維蘇威纜車（下）：打不倒的行銷資產</w:t>
       </w:r>
       <w:r>
         <w:rPr>
@@ -4696,7 +4648,7 @@
           <w:color w:val="6A767A"/>
           <w:sz w:val="24"/>
         </w:rPr>
-        <w:t xml:space="preserve">　　⏱ 停留約 40 秒</w:t>
+        <w:t xml:space="preserve">　　⏱ 停留約 100 秒</w:t>
       </w:r>
     </w:p>
     <w:p>
@@ -4726,7 +4678,7 @@
           <w:color w:val="222A2D"/>
           <w:sz w:val="36"/>
         </w:rPr>
-        <w:t>用一頁樂譜替浪漫時期收尾。這個時代的關鍵字是「個性與張力」——炫技、濃烈的情感、戲劇性的對比。為什麼？因為市場要的不再只是好聽，而是「難忘」、是「明星魅力」。藝術家賣的是自己這個品牌，所以音樂也必須有強烈的個人簽名。</w:t>
+        <w:t>這門生意後來怎麼樣了？它經歷了大概是商業史上最硬核的「不可抗力」測試。1906 年維蘇威大噴發，車站、機房、車廂全埋進二、三十公尺深的火山灰——照理說故事該結束了。可是三年後，1909 年，纜車重建復駛；1911 年山崩再停，1912 年又開。為什麼值得一次又一次重建？因為那首歌帶來的品牌名氣和穩定客源，讓每一次重建都算得過來——這就是行銷資產最實在的價值：它讓生意永遠「值得被救回來」。1944 年火山加上戰火，纜車功成身退，公司轉型：1953 年改成吊椅繼續載客，據載一年約十萬人次、超過一半是國際旅客，一路營運到 1984 年，才把登山這件事交棒給公路與遊覽車。硬體會被天災與時代改寫——但請注意，那首 1880 年的委創歌，到今天還在替維蘇威、替拿坡里「免費帶客」：電影、廣告、音樂會，全世界每天都有人唱它、聽它，然後想去看看那座山。所以，給在座企業家的啟示很簡單：產品有生命週期，行銷內容做到位，卻是跨世紀資產。一次委創，回報以百年計。</w:t>
       </w:r>
     </w:p>
     <w:p>
@@ -4757,7 +4709,7 @@
           <w:color w:val="3C3328"/>
           <w:sz w:val="28"/>
         </w:rPr>
-        <w:t>樂譜佔位 d2-romantic-melody/piano。</w:t>
+        <w:t>1906 大噴發全毀（車站、機房與兩節車廂埋於 20–30 公尺火山灰）→ 1909 重建復駛；1911 山崩 → 1912 再開。</w:t>
       </w:r>
     </w:p>
     <w:p>
@@ -4773,7 +4725,39 @@
           <w:color w:val="3C3328"/>
           <w:sz w:val="28"/>
         </w:rPr>
-        <w:t>浪漫聲音特徵：炫技、情感、戲劇性、個人簽名。</w:t>
+        <w:t>1927 特許權轉入庫克義大利子公司（Ferrovia e Funicolare Vesuviana S.A.I.）；1944 噴發＋戰損後功成身退。</w:t>
+      </w:r>
+    </w:p>
+    <w:p>
+      <w:pPr>
+        <w:pStyle w:val="ListBullet"/>
+        <w:spacing w:after="60" w:line="312" w:lineRule="auto"/>
+      </w:pPr>
+      <w:r>
+        <w:rPr>
+          <w:rFonts w:ascii="Microsoft JhengHei" w:hAnsi="Microsoft JhengHei" w:eastAsia="Microsoft JhengHei" w:cs="Microsoft JhengHei"/>
+          <w:b w:val="0"/>
+          <w:i w:val="0"/>
+          <w:color w:val="3C3328"/>
+          <w:sz w:val="28"/>
+        </w:rPr>
+        <w:t>1947 售予南義次級鐵路公司（Strade Ferrate Secondarie Meridionali，SFSM）；1953 改吊椅（最高日運千人；1953–1984 年約 10 萬人次、過半國際旅客，據義文維基）；1984 交棒公路時代。</w:t>
+      </w:r>
+    </w:p>
+    <w:p>
+      <w:pPr>
+        <w:pStyle w:val="ListBullet"/>
+        <w:spacing w:after="60" w:line="312" w:lineRule="auto"/>
+      </w:pPr>
+      <w:r>
+        <w:rPr>
+          <w:rFonts w:ascii="Microsoft JhengHei" w:hAnsi="Microsoft JhengHei" w:eastAsia="Microsoft JhengHei" w:cs="Microsoft JhengHei"/>
+          <w:b w:val="0"/>
+          <w:i w:val="0"/>
+          <w:color w:val="3C3328"/>
+          <w:sz w:val="28"/>
+        </w:rPr>
+        <w:t>金句：產品有生命週期，行銷內容是跨世紀資產。</w:t>
       </w:r>
     </w:p>
     <w:p>
@@ -4801,7 +4785,7 @@
           <w:color w:val="2B2016"/>
           <w:sz w:val="38"/>
         </w:rPr>
-        <w:t>第四站：印象派——氛圍、音色、流動感</w:t>
+        <w:t>拜羅伊特：十九世紀的藝術新創 × 創投</w:t>
       </w:r>
       <w:r>
         <w:rPr>
@@ -4811,7 +4795,7 @@
           <w:color w:val="6A767A"/>
           <w:sz w:val="24"/>
         </w:rPr>
-        <w:t xml:space="preserve">　　⏱ 停留約 50 秒</w:t>
+        <w:t xml:space="preserve">　　⏱ 停留約 110 秒</w:t>
       </w:r>
     </w:p>
     <w:p>
@@ -4841,7 +4825,7 @@
           <w:color w:val="222A2D"/>
           <w:sz w:val="36"/>
         </w:rPr>
-        <w:t>第四站，印象派。音樂上的印象派大約是 1890 到 1920 年，背景則從 1875 年延伸到 1920 年。如果浪漫是濃烈的戲劇，印象派就是朦朧的氛圍——它賣的是音色、是流動感、是一種說不清的情緒。商業模式上，它延續了出版、音樂會、教學、沙龍委約，但多了一個劃時代的新支柱：錄音。而沙龍，其實就是私人贊助的延續——巴黎的富人在自己家裡主辦室內樂沙龍，扮演著小型梅迪奇的角色。</w:t>
+        <w:t>接下來這個故事，根本就是十九世紀版的「新創燒錢 × 天使投資」。華格納（Richard Wagner）有個瘋狂的夢：他要為自己長達四聯劇的《尼伯龍根的指環》（Der Ring des Nibelungen），量身打造一座專屬劇院。這要花多少錢？天文數字。但他遇到了完美的金主：1864 年，巴伐利亞國王路德維希二世（Ludwig II）成了他近乎無上限的天使投資人。華格納於是自建了拜羅伊特節慶劇院（Bayreuth Festspielhaus），裡面有個革命性的設計——隱藏式的下沉樂池，讓觀眾看不到樂團，完全沉浸在劇情裡。這就是為作品客製的硬體。1874 年計畫財務危機，國王再撥 10 萬塔勒（thaler）續命。1876 年 8 月 13 到 17 日，首屆音樂節完整上演了 14 小時的四聯劇，到場的有李斯特、柴可夫斯基、聖桑、布魯克納。這對應我們待會兒的企業提案第 3 點：把場館、把音樂節，做成一個 iconic 的品牌聖地。</w:t>
       </w:r>
     </w:p>
     <w:p>
@@ -4872,7 +4856,7 @@
           <w:color w:val="3C3328"/>
           <w:sz w:val="28"/>
         </w:rPr>
-        <w:t>音樂印象派約 1890–1920（背景約 1875–1920）。</w:t>
+        <w:t>華格納為《指環》量身打造劇院。</w:t>
       </w:r>
     </w:p>
     <w:p>
@@ -4888,7 +4872,7 @@
           <w:color w:val="3C3328"/>
           <w:sz w:val="28"/>
         </w:rPr>
-        <w:t>收入＝出版/音樂會/教學/沙龍委約＋新增錄音。</w:t>
+        <w:t>1864 路德維希二世成金主；1874 危機再撥 10 萬塔勒。</w:t>
       </w:r>
     </w:p>
     <w:p>
@@ -4904,90 +4888,7 @@
           <w:color w:val="3C3328"/>
           <w:sz w:val="28"/>
         </w:rPr>
-        <w:t>沙龍＝私人贊助延續（巴黎富人主辦室內樂沙龍）。</w:t>
-      </w:r>
-    </w:p>
-    <w:p>
-      <w:pPr>
-        <w:pBdr>
-          <w:bottom w:val="single" w:sz="6" w:space="4" w:color="E4D9C3"/>
-        </w:pBdr>
-        <w:spacing w:before="240" w:after="80" w:line="312" w:lineRule="auto"/>
-      </w:pPr>
-      <w:r>
-        <w:rPr>
-          <w:rFonts w:ascii="Microsoft JhengHei" w:hAnsi="Microsoft JhengHei" w:eastAsia="Microsoft JhengHei" w:cs="Microsoft JhengHei"/>
-          <w:b/>
-          <w:i w:val="0"/>
-          <w:color w:val="7C3B2D"/>
-          <w:sz w:val="38"/>
-        </w:rPr>
-        <w:t xml:space="preserve">投影片 32　</w:t>
-      </w:r>
-      <w:r>
-        <w:rPr>
-          <w:rFonts w:ascii="Microsoft JhengHei" w:hAnsi="Microsoft JhengHei" w:eastAsia="Microsoft JhengHei" w:cs="Microsoft JhengHei"/>
-          <w:b/>
-          <w:i w:val="0"/>
-          <w:color w:val="2B2016"/>
-          <w:sz w:val="38"/>
-        </w:rPr>
-        <w:t>同代美術：莫內《印象・日出》——自辦展覽與畫商創投</w:t>
-      </w:r>
-      <w:r>
-        <w:rPr>
-          <w:rFonts w:ascii="Microsoft JhengHei" w:hAnsi="Microsoft JhengHei" w:eastAsia="Microsoft JhengHei" w:cs="Microsoft JhengHei"/>
-          <w:b w:val="0"/>
-          <w:i w:val="0"/>
-          <w:color w:val="6A767A"/>
-          <w:sz w:val="24"/>
-        </w:rPr>
-        <w:t xml:space="preserve">　　⏱ 停留約 70 秒</w:t>
-      </w:r>
-    </w:p>
-    <w:p>
-      <w:pPr>
-        <w:spacing w:before="120" w:after="40" w:line="312" w:lineRule="auto"/>
-      </w:pPr>
-      <w:r>
-        <w:rPr>
-          <w:rFonts w:ascii="Microsoft JhengHei" w:hAnsi="Microsoft JhengHei" w:eastAsia="Microsoft JhengHei" w:cs="Microsoft JhengHei"/>
-          <w:b/>
-          <w:i w:val="0"/>
-          <w:color w:val="7C3B2D"/>
-          <w:sz w:val="24"/>
-        </w:rPr>
-        <w:t>講稿</w:t>
-      </w:r>
-    </w:p>
-    <w:p>
-      <w:pPr>
-        <w:spacing w:before="0" w:after="160" w:line="336" w:lineRule="auto"/>
-      </w:pPr>
-      <w:r>
-        <w:rPr>
-          <w:rFonts w:ascii="Microsoft JhengHei" w:hAnsi="Microsoft JhengHei" w:eastAsia="Microsoft JhengHei" w:cs="Microsoft JhengHei"/>
-          <w:b w:val="0"/>
-          <w:i w:val="0"/>
-          <w:color w:val="222A2D"/>
-          <w:sz w:val="36"/>
-        </w:rPr>
-        <w:t>「印象派」這個名字，本身就是一堂品牌課。1874 年，莫內（Claude Monet）、雷諾瓦、竇加這批被官方沙龍拒絕的畫家，乾脆自組合作社、自辦展覽、自己賣票——用今天的話說，就是新創團隊繞過通路、自建平台。評論家勒魯瓦（Louis Leroy）看了這幅《印象・日出》，寫了篇酸文嘲笑他們是「印象派」；結果罵名變成品牌，整個畫派因此得名——待會兒你會看到，德布西那批音樂家後來也被套上同一個標籤。而在畫家背後，站著畫商杜朗-魯耶（Paul Durand-Ruel）：從 1872 年起大量買進這批「沒人要的畫」，三十年間收了將近一萬兩千幅，光莫內就約一千幅。畫家自辦展覽是新創，畫商就是創投；這幅畫在首展就以 800 法郎售出——市場，真的存在。</w:t>
-      </w:r>
-    </w:p>
-    <w:p>
-      <w:pPr>
-        <w:spacing w:before="80" w:after="40" w:line="312" w:lineRule="auto"/>
-      </w:pPr>
-      <w:r>
-        <w:rPr>
-          <w:rFonts w:ascii="Microsoft JhengHei" w:hAnsi="Microsoft JhengHei" w:eastAsia="Microsoft JhengHei" w:cs="Microsoft JhengHei"/>
-          <w:b/>
-          <w:i w:val="0"/>
-          <w:color w:val="856017"/>
-          <w:sz w:val="24"/>
-        </w:rPr>
-        <w:t>講義補充</w:t>
+        <w:t>拜羅伊特節慶劇院（隱藏式下沉樂池）。</w:t>
       </w:r>
     </w:p>
     <w:p>
@@ -5003,7 +4904,7 @@
           <w:color w:val="3C3328"/>
           <w:sz w:val="28"/>
         </w:rPr>
-        <w:t>現藏瑪摩丹莫內美術館（Musée Marmottan Monet）。</w:t>
+        <w:t>1876/8/13–17 首屆音樂節 14 小時四聯劇；與會李斯特/柴可夫斯基/聖桑/布魯克納。</w:t>
       </w:r>
     </w:p>
     <w:p>
@@ -5019,7 +4920,7 @@
           <w:color w:val="3C3328"/>
           <w:sz w:val="28"/>
         </w:rPr>
-        <w:t>1874-04-15 首屆聯展開幕：約 30 位畫家自組「無名畫家、雕塑家、版畫家協會」（合作社）自辦售票展。</w:t>
+        <w:t>對應提案第 3 點。</w:t>
       </w:r>
     </w:p>
     <w:p>
@@ -5035,7 +4936,7 @@
           <w:color w:val="3C3328"/>
           <w:sz w:val="28"/>
         </w:rPr>
-        <w:t>勒魯瓦 1874-04-25 於《喧鬧報》（Le Charivari）發表〈印象派畫家的展覽〉借畫名嘲諷，「印象派」由此得名。</w:t>
+        <w:t>拜羅伊特靠一千張、每張 300 塔勒的「贊助證書」（Patronatsschein）集資 30 萬塔勒，實際賣不到一半；路德維希二世貸 10 萬塔勒救場，1876 首屆音樂節仍虧約 15 萬馬克——聖地是先賠出來的。</w:t>
       </w:r>
     </w:p>
     <w:p>
@@ -5051,154 +4952,7 @@
           <w:color w:val="3C3328"/>
           <w:sz w:val="28"/>
         </w:rPr>
-        <w:t>首展期間以 800 法郎售出（買家：百貨業收藏家霍雪德 Ernest Hoschedé）；1940 年德・貝利歐家族後人捐贈瑪摩丹美術館（今瑪摩丹莫內美術館）。</w:t>
-      </w:r>
-    </w:p>
-    <w:p>
-      <w:pPr>
-        <w:pStyle w:val="ListBullet"/>
-        <w:spacing w:after="60" w:line="312" w:lineRule="auto"/>
-      </w:pPr>
-      <w:r>
-        <w:rPr>
-          <w:rFonts w:ascii="Microsoft JhengHei" w:hAnsi="Microsoft JhengHei" w:eastAsia="Microsoft JhengHei" w:cs="Microsoft JhengHei"/>
-          <w:b w:val="0"/>
-          <w:i w:val="0"/>
-          <w:color w:val="3C3328"/>
-          <w:sz w:val="28"/>
-        </w:rPr>
-        <w:t>杜朗-魯耶 1891–1922 購入近 12,000 幅（莫內約 1,000、雷諾瓦約 1,500）＝畫商當創投、庫存變帝國。</w:t>
-      </w:r>
-    </w:p>
-    <w:p>
-      <w:pPr>
-        <w:pBdr>
-          <w:bottom w:val="single" w:sz="6" w:space="4" w:color="E4D9C3"/>
-        </w:pBdr>
-        <w:spacing w:before="240" w:after="80" w:line="312" w:lineRule="auto"/>
-      </w:pPr>
-      <w:r>
-        <w:rPr>
-          <w:rFonts w:ascii="Microsoft JhengHei" w:hAnsi="Microsoft JhengHei" w:eastAsia="Microsoft JhengHei" w:cs="Microsoft JhengHei"/>
-          <w:b/>
-          <w:i w:val="0"/>
-          <w:color w:val="7C3B2D"/>
-          <w:sz w:val="38"/>
-        </w:rPr>
-        <w:t xml:space="preserve">投影片 33　</w:t>
-      </w:r>
-      <w:r>
-        <w:rPr>
-          <w:rFonts w:ascii="Microsoft JhengHei" w:hAnsi="Microsoft JhengHei" w:eastAsia="Microsoft JhengHei" w:cs="Microsoft JhengHei"/>
-          <w:b/>
-          <w:i w:val="0"/>
-          <w:color w:val="2B2016"/>
-          <w:sz w:val="38"/>
-        </w:rPr>
-        <w:t>德布西與拉威爾：拒絕標籤的兩位大師</w:t>
-      </w:r>
-      <w:r>
-        <w:rPr>
-          <w:rFonts w:ascii="Microsoft JhengHei" w:hAnsi="Microsoft JhengHei" w:eastAsia="Microsoft JhengHei" w:cs="Microsoft JhengHei"/>
-          <w:b w:val="0"/>
-          <w:i w:val="0"/>
-          <w:color w:val="6A767A"/>
-          <w:sz w:val="24"/>
-        </w:rPr>
-        <w:t xml:space="preserve">　　⏱ 停留約 95 秒</w:t>
-      </w:r>
-    </w:p>
-    <w:p>
-      <w:pPr>
-        <w:spacing w:before="120" w:after="40" w:line="312" w:lineRule="auto"/>
-      </w:pPr>
-      <w:r>
-        <w:rPr>
-          <w:rFonts w:ascii="Microsoft JhengHei" w:hAnsi="Microsoft JhengHei" w:eastAsia="Microsoft JhengHei" w:cs="Microsoft JhengHei"/>
-          <w:b/>
-          <w:i w:val="0"/>
-          <w:color w:val="7C3B2D"/>
-          <w:sz w:val="24"/>
-        </w:rPr>
-        <w:t>講稿</w:t>
-      </w:r>
-    </w:p>
-    <w:p>
-      <w:pPr>
-        <w:spacing w:before="0" w:after="160" w:line="336" w:lineRule="auto"/>
-      </w:pPr>
-      <w:r>
-        <w:rPr>
-          <w:rFonts w:ascii="Microsoft JhengHei" w:hAnsi="Microsoft JhengHei" w:eastAsia="Microsoft JhengHei" w:cs="Microsoft JhengHei"/>
-          <w:b w:val="0"/>
-          <w:i w:val="0"/>
-          <w:color w:val="222A2D"/>
-          <w:sz w:val="36"/>
-        </w:rPr>
-        <w:t>印象派有兩位大師，有趣的是，他們兩位都不喜歡「印象派」這個標籤。德布西（Claude Debussy，1862–1918）寫了《牧神的午後前奏曲》《海》（La Mer）和我們今天的主角《月光》（Clair de Lune）；他其實偏好「象徵主義」（Symbolism）這個說法。拉威爾（Maurice Ravel，1875–1937）寫了《死公主的孔雀舞》和那首神奇的《波麗露》（Boléro）。對企業來說，這個時代最重要的商業轉折是：「錄音」第一次成為收入的新支柱——音樂從「現場一次性的體驗」，變成「可以反覆販售的商品」。我們先聽《波麗露》——你會聽到同一段旋律重複十八次，越來越響，這簡直是「漸強行銷」的教科書。</w:t>
-      </w:r>
-    </w:p>
-    <w:p>
-      <w:pPr>
-        <w:spacing w:before="80" w:after="40" w:line="312" w:lineRule="auto"/>
-      </w:pPr>
-      <w:r>
-        <w:rPr>
-          <w:rFonts w:ascii="Microsoft JhengHei" w:hAnsi="Microsoft JhengHei" w:eastAsia="Microsoft JhengHei" w:cs="Microsoft JhengHei"/>
-          <w:b/>
-          <w:i w:val="0"/>
-          <w:color w:val="856017"/>
-          <w:sz w:val="24"/>
-        </w:rPr>
-        <w:t>講義補充</w:t>
-      </w:r>
-    </w:p>
-    <w:p>
-      <w:pPr>
-        <w:pStyle w:val="ListBullet"/>
-        <w:spacing w:after="60" w:line="312" w:lineRule="auto"/>
-      </w:pPr>
-      <w:r>
-        <w:rPr>
-          <w:rFonts w:ascii="Microsoft JhengHei" w:hAnsi="Microsoft JhengHei" w:eastAsia="Microsoft JhengHei" w:cs="Microsoft JhengHei"/>
-          <w:b w:val="0"/>
-          <w:i w:val="0"/>
-          <w:color w:val="3C3328"/>
-          <w:sz w:val="28"/>
-        </w:rPr>
-        <w:t>德布西（1862–1918）：《牧神的午後》《海》《月光》。</w:t>
-      </w:r>
-    </w:p>
-    <w:p>
-      <w:pPr>
-        <w:pStyle w:val="ListBullet"/>
-        <w:spacing w:after="60" w:line="312" w:lineRule="auto"/>
-      </w:pPr>
-      <w:r>
-        <w:rPr>
-          <w:rFonts w:ascii="Microsoft JhengHei" w:hAnsi="Microsoft JhengHei" w:eastAsia="Microsoft JhengHei" w:cs="Microsoft JhengHei"/>
-          <w:b w:val="0"/>
-          <w:i w:val="0"/>
-          <w:color w:val="3C3328"/>
-          <w:sz w:val="28"/>
-        </w:rPr>
-        <w:t>拉威爾（1875–1937）：《死公主的孔雀舞》《波麗露》。</w:t>
-      </w:r>
-    </w:p>
-    <w:p>
-      <w:pPr>
-        <w:pStyle w:val="ListBullet"/>
-        <w:spacing w:after="60" w:line="312" w:lineRule="auto"/>
-      </w:pPr>
-      <w:r>
-        <w:rPr>
-          <w:rFonts w:ascii="Microsoft JhengHei" w:hAnsi="Microsoft JhengHei" w:eastAsia="Microsoft JhengHei" w:cs="Microsoft JhengHei"/>
-          <w:b w:val="0"/>
-          <w:i w:val="0"/>
-          <w:color w:val="3C3328"/>
-          <w:sz w:val="28"/>
-        </w:rPr>
-        <w:t>兩人都拒絕「印象派」標籤，德布西偏好象徵主義。</w:t>
+        <w:t>📖 名詞解釋｜塔勒（Thaler）：16 世紀起德語區通行的大型銀幣，「dollar」一詞即源於其名；拜羅伊特劇院集資與國王貸款皆以塔勒計。</w:t>
       </w:r>
     </w:p>
     <w:p>
@@ -5227,7 +4981,7 @@
           <w:color w:val="3E332A"/>
           <w:sz w:val="28"/>
         </w:rPr>
-        <w:t>播拉威爾《波麗露》結尾總奏約 2 分鐘（建議 13:00–15:00）。播前：「同一段旋律，這是第十八次重複，注意它怎麼炸開。」播後：「重複，加上不斷加碼，就是最強的記憶與行銷。」</w:t>
+        <w:t>播華格納〈女武神的騎行〉約 3 分鐘。播前：「想像 14 小時的史詩，這只是其中最著名的 3 分鐘。」播後：「一個瘋狂的夢，加上一位無上限的金主，蓋出了一座至今仍是聖地的劇院。」</w:t>
       </w:r>
     </w:p>
     <w:p>
@@ -5245,7 +4999,7 @@
           <w:color w:val="7C3B2D"/>
           <w:sz w:val="38"/>
         </w:rPr>
-        <w:t xml:space="preserve">投影片 34　</w:t>
+        <w:t xml:space="preserve">投影片 32　</w:t>
       </w:r>
       <w:r>
         <w:rPr>
@@ -5255,7 +5009,7 @@
           <w:color w:val="2B2016"/>
           <w:sz w:val="38"/>
         </w:rPr>
-        <w:t>留聲機線（時間軸）：音樂變成商品</w:t>
+        <w:t>浪漫代表曲（樂譜頁）</w:t>
       </w:r>
       <w:r>
         <w:rPr>
@@ -5265,7 +5019,7 @@
           <w:color w:val="6A767A"/>
           <w:sz w:val="24"/>
         </w:rPr>
-        <w:t xml:space="preserve">　　⏱ 停留約 100 秒</w:t>
+        <w:t xml:space="preserve">　　⏱ 停留約 40 秒</w:t>
       </w:r>
     </w:p>
     <w:p>
@@ -5295,7 +5049,7 @@
           <w:color w:val="222A2D"/>
           <w:sz w:val="36"/>
         </w:rPr>
-        <w:t>我們把「錄音」這條線單獨拉出來看，因為它徹底改變了音樂產業。1877 年，愛迪生（Edison）發明蠟筒（cylinder）留聲機——但有趣的是，他一開始把它當成「口述機」，一種辦公用品，根本沒想到拿來放音樂。1887 年，柏林納（Emile Berliner）改成平面圓盤（disc），還發明了母盤壓製，可以低成本量產，到 1920 年代，78 轉唱片成了標準。1901 年，Eldridge Johnson 創立 Victor Talking Machine 公司，用了一個天才商標——「主人的聲音」，那隻歪頭聽留聲機的小狗 Nipper（His Master's Voice）。Victor 簽下歌王卡羅素（Enrico Caruso），1906 年推出家用機 Victrola，並建立了藝人版稅制度。英國這邊，1897 年有 Gramophone 公司，1931 年和 Columbia 合併成了 EMI。音樂，從此正式成為一件可以儲存、可以反覆販售的商品。</w:t>
+        <w:t>用一頁樂譜替浪漫時期收尾。這個時代的關鍵字是「個性與張力」——炫技、濃烈的情感、戲劇性的對比。為什麼？因為市場要的不再只是好聽，而是「難忘」、是「明星魅力」。藝術家賣的是自己這個品牌，所以音樂也必須有強烈的個人簽名。</w:t>
       </w:r>
     </w:p>
     <w:p>
@@ -5326,7 +5080,7 @@
           <w:color w:val="3C3328"/>
           <w:sz w:val="28"/>
         </w:rPr>
-        <w:t>1877 愛迪生蠟筒（初當口述機）。</w:t>
+        <w:t>樂譜佔位 d2-romantic-melody/piano。</w:t>
       </w:r>
     </w:p>
     <w:p>
@@ -5342,71 +5096,7 @@
           <w:color w:val="3C3328"/>
           <w:sz w:val="28"/>
         </w:rPr>
-        <w:t>1887 柏林納平面圓盤+母盤壓製（1920s 78 轉標準）。</w:t>
-      </w:r>
-    </w:p>
-    <w:p>
-      <w:pPr>
-        <w:pStyle w:val="ListBullet"/>
-        <w:spacing w:after="60" w:line="312" w:lineRule="auto"/>
-      </w:pPr>
-      <w:r>
-        <w:rPr>
-          <w:rFonts w:ascii="Microsoft JhengHei" w:hAnsi="Microsoft JhengHei" w:eastAsia="Microsoft JhengHei" w:cs="Microsoft JhengHei"/>
-          <w:b w:val="0"/>
-          <w:i w:val="0"/>
-          <w:color w:val="3C3328"/>
-          <w:sz w:val="28"/>
-        </w:rPr>
-        <w:t>1901 Victor（Eldridge Johnson）用 Nipper/HMV 商標、簽卡羅素、1906 Victrola、建立藝人版稅。</w:t>
-      </w:r>
-    </w:p>
-    <w:p>
-      <w:pPr>
-        <w:pStyle w:val="ListBullet"/>
-        <w:spacing w:after="60" w:line="312" w:lineRule="auto"/>
-      </w:pPr>
-      <w:r>
-        <w:rPr>
-          <w:rFonts w:ascii="Microsoft JhengHei" w:hAnsi="Microsoft JhengHei" w:eastAsia="Microsoft JhengHei" w:cs="Microsoft JhengHei"/>
-          <w:b w:val="0"/>
-          <w:i w:val="0"/>
-          <w:color w:val="3C3328"/>
-          <w:sz w:val="28"/>
-        </w:rPr>
-        <w:t>1897 英 Gramophone；1931 與 Columbia 合併成 EMI。</w:t>
-      </w:r>
-    </w:p>
-    <w:p>
-      <w:pPr>
-        <w:pStyle w:val="ListBullet"/>
-        <w:spacing w:after="60" w:line="312" w:lineRule="auto"/>
-      </w:pPr>
-      <w:r>
-        <w:rPr>
-          <w:rFonts w:ascii="Microsoft JhengHei" w:hAnsi="Microsoft JhengHei" w:eastAsia="Microsoft JhengHei" w:cs="Microsoft JhengHei"/>
-          <w:b w:val="0"/>
-          <w:i w:val="0"/>
-          <w:color w:val="3C3328"/>
-          <w:sz w:val="28"/>
-        </w:rPr>
-        <w:t>卡羅素（Enrico Caruso）灌錄的《丑角》詠嘆調〈Vesti la giubba〉公認是史上第一張百萬銷量唱片——他也成為第一位靠錄音致富的巨星，證明「版稅制」養得起明星。</w:t>
-      </w:r>
-    </w:p>
-    <w:p>
-      <w:pPr>
-        <w:pStyle w:val="ListBullet"/>
-        <w:spacing w:after="60" w:line="312" w:lineRule="auto"/>
-      </w:pPr>
-      <w:r>
-        <w:rPr>
-          <w:rFonts w:ascii="Microsoft JhengHei" w:hAnsi="Microsoft JhengHei" w:eastAsia="Microsoft JhengHei" w:cs="Microsoft JhengHei"/>
-          <w:b w:val="0"/>
-          <w:i w:val="0"/>
-          <w:color w:val="3C3328"/>
-          <w:sz w:val="28"/>
-        </w:rPr>
-        <w:t>📖 名詞解釋｜母盤壓製與 78 轉唱片（master pressing；78 rpm）：圓盤唱片以金屬母模壓印大量複製、78 轉為早期通行轉速；音樂自此能低成本量產成商品。</w:t>
+        <w:t>浪漫聲音特徵：炫技、情感、戲劇性、個人簽名。</w:t>
       </w:r>
     </w:p>
     <w:p>
@@ -5424,7 +5114,7 @@
           <w:color w:val="7C3B2D"/>
           <w:sz w:val="38"/>
         </w:rPr>
-        <w:t xml:space="preserve">投影片 35　</w:t>
+        <w:t xml:space="preserve">投影片 33　</w:t>
       </w:r>
       <w:r>
         <w:rPr>
@@ -5434,7 +5124,7 @@
           <w:color w:val="2B2016"/>
           <w:sz w:val="38"/>
         </w:rPr>
-        <w:t>場館對照：誰出錢蓋了殿堂</w:t>
+        <w:t>第四站：印象派——氛圍、音色、流動感</w:t>
       </w:r>
       <w:r>
         <w:rPr>
@@ -5444,7 +5134,7 @@
           <w:color w:val="6A767A"/>
           <w:sz w:val="24"/>
         </w:rPr>
-        <w:t xml:space="preserve">　　⏱ 停留約 70 秒</w:t>
+        <w:t xml:space="preserve">　　⏱ 停留約 50 秒</w:t>
       </w:r>
     </w:p>
     <w:p>
@@ -5474,7 +5164,7 @@
           <w:color w:val="222A2D"/>
           <w:sz w:val="36"/>
         </w:rPr>
-        <w:t>這個時代，企業家也開始用「蓋殿堂」的方式把名字刻進文化史。1891 年，紐約的卡內基音樂廳（Carnegie Hall）落成，出資者是鋼鐵大王安德魯·卡內基（Andrew Carnegie）——他把賣鋼鐵賺的錢，變成了一座以他為名、至今最頂級的音樂殿堂。1913 年，巴黎的香榭麗舍劇院（Théâtre des Champs-Élysées）落成。這其實就是最早的「冠名場館」：企業家出資，文化界永遠記得你的名字。一百多年後，這個模式不但沒消失，反而變成今天各大球場、藝文中心的標準配備。</w:t>
+        <w:t>第四站，印象派。音樂上的印象派大約是 1890 到 1920 年，背景則從 1875 年延伸到 1920 年。如果浪漫是濃烈的戲劇，印象派就是朦朧的氛圍——它賣的是音色、是流動感、是一種說不清的情緒。商業模式上，它延續了出版、音樂會、教學、沙龍委約，但多了一個劃時代的新支柱：錄音。而沙龍，其實就是私人贊助的延續——巴黎的富人在自己家裡主辦室內樂沙龍，扮演著小型梅迪奇的角色。</w:t>
       </w:r>
     </w:p>
     <w:p>
@@ -5505,7 +5195,7 @@
           <w:color w:val="3C3328"/>
           <w:sz w:val="28"/>
         </w:rPr>
-        <w:t>卡內基音樂廳（紐約 1891，卡內基出資）。</w:t>
+        <w:t>音樂印象派約 1890–1920（背景約 1875–1920）。</w:t>
       </w:r>
     </w:p>
     <w:p>
@@ -5521,7 +5211,7 @@
           <w:color w:val="3C3328"/>
           <w:sz w:val="28"/>
         </w:rPr>
-        <w:t>香榭麗舍劇院（巴黎 1913）。</w:t>
+        <w:t>收入＝出版/音樂會/教學/沙龍委約＋新增錄音。</w:t>
       </w:r>
     </w:p>
     <w:p>
@@ -5537,7 +5227,7 @@
           <w:color w:val="3C3328"/>
           <w:sz w:val="28"/>
         </w:rPr>
-        <w:t>最早的冠名場館模式。</w:t>
+        <w:t>沙龍＝私人贊助延續（巴黎富人主辦室內樂沙龍）。</w:t>
       </w:r>
     </w:p>
     <w:p>
@@ -5555,7 +5245,7 @@
           <w:color w:val="7C3B2D"/>
           <w:sz w:val="38"/>
         </w:rPr>
-        <w:t xml:space="preserve">投影片 36　</w:t>
+        <w:t xml:space="preserve">投影片 34　</w:t>
       </w:r>
       <w:r>
         <w:rPr>
@@ -5565,7 +5255,7 @@
           <w:color w:val="2B2016"/>
           <w:sz w:val="38"/>
         </w:rPr>
-        <w:t>自動鋼琴與 ASCAP：熱潮 vs 護城河</w:t>
+        <w:t>同代美術：莫內《印象・日出》——自辦展覽與畫商創投</w:t>
       </w:r>
       <w:r>
         <w:rPr>
@@ -5575,7 +5265,7 @@
           <w:color w:val="6A767A"/>
           <w:sz w:val="24"/>
         </w:rPr>
-        <w:t xml:space="preserve">　　⏱ 停留約 95 秒</w:t>
+        <w:t xml:space="preserve">　　⏱ 停留約 70 秒</w:t>
       </w:r>
     </w:p>
     <w:p>
@@ -5605,7 +5295,7 @@
           <w:color w:val="222A2D"/>
           <w:sz w:val="36"/>
         </w:rPr>
-        <w:t>這一頁有個很重要的警世故事。在串流出現之前的一百年，家庭娛樂的主角是「自動鋼琴」（player piano）——它靠紙捲（music rolls）自動演奏。1904 年德國的 Welte-Mignon 技術，甚至能重現名家的觸鍵，連你買不起音樂會門票，也能在家「聽到」大師演奏。它紅到什麼程度？1914 年，自動鋼琴的銷量超過了一般鋼琴。但是——1929 年股災一來，加上廣播和唱片的夾擊，它幾乎瞬間退場。這給我們一個血淋淋的啟示：熱潮不等於護城河，技術迭代隨時會淘汰昨日的贏家。同樣在 1914 年，ASCAP（美國作曲家、作家與出版商協會）成立，開始向公開演出收費，把版稅制度化了。一個熱潮退場，一個制度誕生——能活下來的，永遠是制度，不是熱潮。</w:t>
+        <w:t>「印象派」這個名字，本身就是一堂品牌課。1874 年，莫內（Claude Monet）、雷諾瓦、竇加這批被官方沙龍拒絕的畫家，乾脆自組合作社、自辦展覽、自己賣票——用今天的話說，就是新創團隊繞過通路、自建平台。評論家勒魯瓦（Louis Leroy）看了這幅《印象・日出》，寫了篇酸文嘲笑他們是「印象派」；結果罵名變成品牌，整個畫派因此得名——待會兒你會看到，德布西那批音樂家後來也被套上同一個標籤。而在畫家背後，站著畫商杜朗-魯耶（Paul Durand-Ruel）：從 1872 年起大量買進這批「沒人要的畫」，三十年間收了將近一萬兩千幅，光莫內就約一千幅。畫家自辦展覽是新創，畫商就是創投；這幅畫在首展就以 800 法郎售出——市場，真的存在。</w:t>
       </w:r>
     </w:p>
     <w:p>
@@ -5636,7 +5326,7 @@
           <w:color w:val="3C3328"/>
           <w:sz w:val="28"/>
         </w:rPr>
-        <w:t>自動鋼琴＝串流前的家庭娛樂主角，紙捲播放。</w:t>
+        <w:t>現藏瑪摩丹莫內美術館（Musée Marmottan Monet）。</w:t>
       </w:r>
     </w:p>
     <w:p>
@@ -5652,7 +5342,7 @@
           <w:color w:val="3C3328"/>
           <w:sz w:val="28"/>
         </w:rPr>
-        <w:t>Welte-Mignon（1904 德）重現名家觸鍵；1914 銷量超越一般鋼琴。</w:t>
+        <w:t>1874-04-15 首屆聯展開幕：約 30 位畫家自組「無名畫家、雕塑家、版畫家協會」（合作社）自辦售票展。</w:t>
       </w:r>
     </w:p>
     <w:p>
@@ -5668,7 +5358,7 @@
           <w:color w:val="3C3328"/>
           <w:sz w:val="28"/>
         </w:rPr>
-        <w:t>1929 股災+廣播唱片夾擊退場。</w:t>
+        <w:t>勒魯瓦 1874-04-25 於《喧鬧報》（Le Charivari）發表〈印象派畫家的展覽〉借畫名嘲諷，「印象派」由此得名。</w:t>
       </w:r>
     </w:p>
     <w:p>
@@ -5684,7 +5374,7 @@
           <w:color w:val="3C3328"/>
           <w:sz w:val="28"/>
         </w:rPr>
-        <w:t>啟示：熱潮≠護城河。</w:t>
+        <w:t>首展期間以 800 法郎售出（買家：百貨業收藏家霍雪德 Ernest Hoschedé）；1940 年德・貝利歐家族後人捐贈瑪摩丹美術館（今瑪摩丹莫內美術館）。</w:t>
       </w:r>
     </w:p>
     <w:p>
@@ -5700,39 +5390,7 @@
           <w:color w:val="3C3328"/>
           <w:sz w:val="28"/>
         </w:rPr>
-        <w:t>1914 ASCAP 成立，公開演出收費＝版稅制度化。</w:t>
-      </w:r>
-    </w:p>
-    <w:p>
-      <w:pPr>
-        <w:pStyle w:val="ListBullet"/>
-        <w:spacing w:after="60" w:line="312" w:lineRule="auto"/>
-      </w:pPr>
-      <w:r>
-        <w:rPr>
-          <w:rFonts w:ascii="Microsoft JhengHei" w:hAnsi="Microsoft JhengHei" w:eastAsia="Microsoft JhengHei" w:cs="Microsoft JhengHei"/>
-          <w:b w:val="0"/>
-          <w:i w:val="0"/>
-          <w:color w:val="3C3328"/>
-          <w:sz w:val="28"/>
-        </w:rPr>
-        <w:t>德布西親為 Welte-Mignon 灌錄 14 首自作曲紙卷，並致函盛讚「重現之完美無以復加」；但他從未錄〈月光〉——網傳「德布西親奏月光」實為他人演奏。</w:t>
-      </w:r>
-    </w:p>
-    <w:p>
-      <w:pPr>
-        <w:pStyle w:val="ListBullet"/>
-        <w:spacing w:after="60" w:line="312" w:lineRule="auto"/>
-      </w:pPr>
-      <w:r>
-        <w:rPr>
-          <w:rFonts w:ascii="Microsoft JhengHei" w:hAnsi="Microsoft JhengHei" w:eastAsia="Microsoft JhengHei" w:cs="Microsoft JhengHei"/>
-          <w:b w:val="0"/>
-          <w:i w:val="0"/>
-          <w:color w:val="3C3328"/>
-          <w:sz w:val="28"/>
-        </w:rPr>
-        <w:t>ASCAP 制度的關鍵一役：作曲家赫伯特（Victor Herbert）控告餐廳未經授權演奏其歌曲，1917 年美國最高法院判定「不收門票仍屬營利、須付版稅」，公開演出授權收費模式自此確立。</w:t>
+        <w:t>杜朗-魯耶 1891–1922 購入近 12,000 幅（莫內約 1,000、雷諾瓦約 1,500）＝畫商當創投、庫存變帝國。</w:t>
       </w:r>
     </w:p>
     <w:p>
@@ -5750,7 +5408,7 @@
           <w:color w:val="7C3B2D"/>
           <w:sz w:val="38"/>
         </w:rPr>
-        <w:t xml:space="preserve">投影片 37　</w:t>
+        <w:t xml:space="preserve">投影片 35　</w:t>
       </w:r>
       <w:r>
         <w:rPr>
@@ -5760,7 +5418,7 @@
           <w:color w:val="2B2016"/>
           <w:sz w:val="38"/>
         </w:rPr>
-        <w:t>印象派代表曲（樂譜頁）</w:t>
+        <w:t>德布西與拉威爾：拒絕標籤的兩位大師</w:t>
       </w:r>
       <w:r>
         <w:rPr>
@@ -5770,7 +5428,7 @@
           <w:color w:val="6A767A"/>
           <w:sz w:val="24"/>
         </w:rPr>
-        <w:t xml:space="preserve">　　⏱ 停留約 60 秒</w:t>
+        <w:t xml:space="preserve">　　⏱ 停留約 95 秒</w:t>
       </w:r>
     </w:p>
     <w:p>
@@ -5800,7 +5458,7 @@
           <w:color w:val="222A2D"/>
           <w:sz w:val="36"/>
         </w:rPr>
-        <w:t>印象派的代表，就是德布西的《月光》（Clair de Lune）——模糊的調性、朦朧的踏板，像水一樣的觸鍵。它不講故事，只給你一片月色。各位入場時、以及待會兒散場時流動的，就是這首《月光》的鋼琴名演錄音。（提醒：《月光》是鋼琴獨奏曲，不能演唱；本場的全場帶動唱為《Funiculì, Funiculà》，見投影片 27、28。）</w:t>
+        <w:t>印象派有兩位大師，有趣的是，他們兩位都不喜歡「印象派」這個標籤。德布西（Claude Debussy，1862–1918）寫了《牧神的午後前奏曲》《海》（La Mer）和我們今天的主角《月光》（Clair de Lune）；他其實偏好「象徵主義」（Symbolism）這個說法。拉威爾（Maurice Ravel，1875–1937）寫了《死公主的孔雀舞》和那首神奇的《波麗露》（Boléro）。對企業來說，這個時代最重要的商業轉折是：「錄音」第一次成為收入的新支柱——音樂從「現場一次性的體驗」，變成「可以反覆販售的商品」。我們先聽《波麗露》——你會聽到同一段旋律重複十八次，越來越響，這簡直是「漸強行銷」的教科書。</w:t>
       </w:r>
     </w:p>
     <w:p>
@@ -5831,7 +5489,7 @@
           <w:color w:val="3C3328"/>
           <w:sz w:val="28"/>
         </w:rPr>
-        <w:t>樂譜佔位 d2-impressionism-melody/piano。</w:t>
+        <w:t>德布西（1862–1918）：《牧神的午後》《海》《月光》。</w:t>
       </w:r>
     </w:p>
     <w:p>
@@ -5847,7 +5505,7 @@
           <w:color w:val="3C3328"/>
           <w:sz w:val="28"/>
         </w:rPr>
-        <w:t>《月光》為暖場／散場墊樂（鋼琴名演錄音）。</w:t>
+        <w:t>拉威爾（1875–1937）：《死公主的孔雀舞》《波麗露》。</w:t>
       </w:r>
     </w:p>
     <w:p>
@@ -5863,7 +5521,7 @@
           <w:color w:val="3C3328"/>
           <w:sz w:val="28"/>
         </w:rPr>
-        <w:t>印象派聲音特徵：模糊調性、踏板朦朧、如水觸鍵。</w:t>
+        <w:t>兩人都拒絕「印象派」標籤，德布西偏好象徵主義。</w:t>
       </w:r>
     </w:p>
     <w:p>
@@ -5892,7 +5550,7 @@
           <w:color w:val="3E332A"/>
           <w:sz w:val="28"/>
         </w:rPr>
-        <w:t>可循環輕放《月光》（Khatia Buniatishvili 鋼琴名演）當聆聽／墊樂，與開場、散場呼應。播前：「請閉上眼睛，聽一片月色。」</w:t>
+        <w:t>播拉威爾《波麗露》結尾總奏約 2 分鐘（建議 13:00–15:00）。播前：「同一段旋律，這是第十八次重複，注意它怎麼炸開。」播後：「重複，加上不斷加碼，就是最強的記憶與行銷。」</w:t>
       </w:r>
     </w:p>
     <w:p>
@@ -5910,7 +5568,7 @@
           <w:color w:val="7C3B2D"/>
           <w:sz w:val="38"/>
         </w:rPr>
-        <w:t xml:space="preserve">投影片 38　</w:t>
+        <w:t xml:space="preserve">投影片 36　</w:t>
       </w:r>
       <w:r>
         <w:rPr>
@@ -5920,7 +5578,7 @@
           <w:color w:val="2B2016"/>
           <w:sz w:val="38"/>
         </w:rPr>
-        <w:t>第五站：現代橋接——贊助換了形式</w:t>
+        <w:t>留聲機線（時間軸）：音樂變成商品</w:t>
       </w:r>
       <w:r>
         <w:rPr>
@@ -5930,7 +5588,7 @@
           <w:color w:val="6A767A"/>
           <w:sz w:val="24"/>
         </w:rPr>
-        <w:t xml:space="preserve">　　⏱ 停留約 50 秒</w:t>
+        <w:t xml:space="preserve">　　⏱ 停留約 100 秒</w:t>
       </w:r>
     </w:p>
     <w:p>
@@ -5960,7 +5618,7 @@
           <w:color w:val="222A2D"/>
           <w:sz w:val="36"/>
         </w:rPr>
-        <w:t>最後一站，現代橋接。我們從受僱、自由接案、明星市場、唱片工業，一路走到了今天的企業贊助與串流授權。商業模式變成了：企業贊助、多元收入、串流授權。但本質從沒變過。所以我要再說一次今天唯一的那句話：贊助從未消失，它只是換了形式。三百年前是親王和銀行家，今天，是坐在這裡的各位。</w:t>
+        <w:t>我們把「錄音」這條線單獨拉出來看，因為它徹底改變了音樂產業。1877 年，愛迪生（Edison）發明蠟筒（cylinder）留聲機——但有趣的是，他一開始把它當成「口述機」，一種辦公用品，根本沒想到拿來放音樂。1887 年，柏林納（Emile Berliner）改成平面圓盤（disc），還發明了母盤壓製，可以低成本量產，到 1920 年代，78 轉唱片成了標準。1901 年，Eldridge Johnson 創立 Victor Talking Machine 公司，用了一個天才商標——「主人的聲音」，那隻歪頭聽留聲機的小狗 Nipper（His Master's Voice）。Victor 簽下歌王卡羅素（Enrico Caruso），1906 年推出家用機 Victrola，並建立了藝人版稅制度。英國這邊，1897 年有 Gramophone 公司，1931 年和 Columbia 合併成了 EMI。音樂，從此正式成為一件可以儲存、可以反覆販售的商品。</w:t>
       </w:r>
     </w:p>
     <w:p>
@@ -5991,7 +5649,7 @@
           <w:color w:val="3C3328"/>
           <w:sz w:val="28"/>
         </w:rPr>
-        <w:t>現代商業模式：企業贊助＋多元收入＋串流授權。</w:t>
+        <w:t>1877 愛迪生蠟筒（初當口述機）。</w:t>
       </w:r>
     </w:p>
     <w:p>
@@ -6007,7 +5665,71 @@
           <w:color w:val="3C3328"/>
           <w:sz w:val="28"/>
         </w:rPr>
-        <w:t>核心：贊助從未消失，只是換了形式。</w:t>
+        <w:t>1887 柏林納平面圓盤+母盤壓製（1920s 78 轉標準）。</w:t>
+      </w:r>
+    </w:p>
+    <w:p>
+      <w:pPr>
+        <w:pStyle w:val="ListBullet"/>
+        <w:spacing w:after="60" w:line="312" w:lineRule="auto"/>
+      </w:pPr>
+      <w:r>
+        <w:rPr>
+          <w:rFonts w:ascii="Microsoft JhengHei" w:hAnsi="Microsoft JhengHei" w:eastAsia="Microsoft JhengHei" w:cs="Microsoft JhengHei"/>
+          <w:b w:val="0"/>
+          <w:i w:val="0"/>
+          <w:color w:val="3C3328"/>
+          <w:sz w:val="28"/>
+        </w:rPr>
+        <w:t>1901 Victor（Eldridge Johnson）用 Nipper/HMV 商標、簽卡羅素、1906 Victrola、建立藝人版稅。</w:t>
+      </w:r>
+    </w:p>
+    <w:p>
+      <w:pPr>
+        <w:pStyle w:val="ListBullet"/>
+        <w:spacing w:after="60" w:line="312" w:lineRule="auto"/>
+      </w:pPr>
+      <w:r>
+        <w:rPr>
+          <w:rFonts w:ascii="Microsoft JhengHei" w:hAnsi="Microsoft JhengHei" w:eastAsia="Microsoft JhengHei" w:cs="Microsoft JhengHei"/>
+          <w:b w:val="0"/>
+          <w:i w:val="0"/>
+          <w:color w:val="3C3328"/>
+          <w:sz w:val="28"/>
+        </w:rPr>
+        <w:t>1897 英 Gramophone；1931 與 Columbia 合併成 EMI。</w:t>
+      </w:r>
+    </w:p>
+    <w:p>
+      <w:pPr>
+        <w:pStyle w:val="ListBullet"/>
+        <w:spacing w:after="60" w:line="312" w:lineRule="auto"/>
+      </w:pPr>
+      <w:r>
+        <w:rPr>
+          <w:rFonts w:ascii="Microsoft JhengHei" w:hAnsi="Microsoft JhengHei" w:eastAsia="Microsoft JhengHei" w:cs="Microsoft JhengHei"/>
+          <w:b w:val="0"/>
+          <w:i w:val="0"/>
+          <w:color w:val="3C3328"/>
+          <w:sz w:val="28"/>
+        </w:rPr>
+        <w:t>卡羅素（Enrico Caruso）灌錄的《丑角》詠嘆調〈Vesti la giubba〉公認是史上第一張百萬銷量唱片——他也成為第一位靠錄音致富的巨星，證明「版稅制」養得起明星。</w:t>
+      </w:r>
+    </w:p>
+    <w:p>
+      <w:pPr>
+        <w:pStyle w:val="ListBullet"/>
+        <w:spacing w:after="60" w:line="312" w:lineRule="auto"/>
+      </w:pPr>
+      <w:r>
+        <w:rPr>
+          <w:rFonts w:ascii="Microsoft JhengHei" w:hAnsi="Microsoft JhengHei" w:eastAsia="Microsoft JhengHei" w:cs="Microsoft JhengHei"/>
+          <w:b w:val="0"/>
+          <w:i w:val="0"/>
+          <w:color w:val="3C3328"/>
+          <w:sz w:val="28"/>
+        </w:rPr>
+        <w:t>📖 名詞解釋｜母盤壓製與 78 轉唱片（master pressing；78 rpm）：圓盤唱片以金屬母模壓印大量複製、78 轉為早期通行轉速；音樂自此能低成本量產成商品。</w:t>
       </w:r>
     </w:p>
     <w:p>
@@ -6025,7 +5747,7 @@
           <w:color w:val="7C3B2D"/>
           <w:sz w:val="38"/>
         </w:rPr>
-        <w:t xml:space="preserve">投影片 39　</w:t>
+        <w:t xml:space="preserve">投影片 37　</w:t>
       </w:r>
       <w:r>
         <w:rPr>
@@ -6035,7 +5757,7 @@
           <w:color w:val="2B2016"/>
           <w:sz w:val="38"/>
         </w:rPr>
-        <w:t>同代美術：梵谷《星夜》——一個人的贊助</w:t>
+        <w:t>場館對照：誰出錢蓋了殿堂</w:t>
       </w:r>
       <w:r>
         <w:rPr>
@@ -6075,7 +5797,7 @@
           <w:color w:val="222A2D"/>
           <w:sz w:val="36"/>
         </w:rPr>
-        <w:t>最後一站開始前，看最後一幅畫：《星夜》，1889 年，梵谷（Vincent van Gogh）在聖雷米療養院病房窗外看到的夜空。梵谷生前幾乎賣不掉畫，那他靠什麼活？靠他的弟弟西奧（Theo van Gogh）——一位巴黎畫商，從 1882 年起按月匯款，平均一年約 1,750 法郎，大約是西奧年收入的百分之十四點五。重點是西奧自己說的話：「我把給他的錢，視為他工作的報酬。」不是施捨，是報酬——這正是我們今天強調的「對等」。一個人的長期贊助，養出了一位定義時代的畫家。等一下講到「成為下一個梅迪奇」時請記得：梅迪奇不一定是銀行家，也可以只是一個相信哥哥的弟弟。</w:t>
+        <w:t>這個時代，企業家也開始用「蓋殿堂」的方式把名字刻進文化史。1891 年，紐約的卡內基音樂廳（Carnegie Hall）落成，出資者是鋼鐵大王安德魯·卡內基（Andrew Carnegie）——他把賣鋼鐵賺的錢，變成了一座以他為名、至今最頂級的音樂殿堂。1913 年，巴黎的香榭麗舍劇院（Théâtre des Champs-Élysées）落成。這其實就是最早的「冠名場館」：企業家出資，文化界永遠記得你的名字。一百多年後，這個模式不但沒消失，反而變成今天各大球場、藝文中心的標準配備。</w:t>
       </w:r>
     </w:p>
     <w:p>
@@ -6106,7 +5828,7 @@
           <w:color w:val="3C3328"/>
           <w:sz w:val="28"/>
         </w:rPr>
-        <w:t>原文題名《De sterrennacht》。</w:t>
+        <w:t>卡內基音樂廳（紐約 1891，卡內基出資）。</w:t>
       </w:r>
     </w:p>
     <w:p>
@@ -6122,7 +5844,7 @@
           <w:color w:val="3C3328"/>
           <w:sz w:val="28"/>
         </w:rPr>
-        <w:t>1889-06 繪於聖雷米（Saint-Rémy-de-Provence）聖保羅療養院（梵谷自願入院，取材病房窗外夜空）。</w:t>
+        <w:t>香榭麗舍劇院（巴黎 1913）。</w:t>
       </w:r>
     </w:p>
     <w:p>
@@ -6138,39 +5860,7 @@
           <w:color w:val="3C3328"/>
           <w:sz w:val="28"/>
         </w:rPr>
-        <w:t>西奧（Theo van Gogh，巴黎畫商）自 1882 起按月匯款資助；平均年約 1,750 法郎、約占其年收入 14.5%；西奧自述「我把給他的錢視為他工作的報酬」。</w:t>
-      </w:r>
-    </w:p>
-    <w:p>
-      <w:pPr>
-        <w:pStyle w:val="ListBullet"/>
-        <w:spacing w:after="60" w:line="312" w:lineRule="auto"/>
-      </w:pPr>
-      <w:r>
-        <w:rPr>
-          <w:rFonts w:ascii="Microsoft JhengHei" w:hAnsi="Microsoft JhengHei" w:eastAsia="Microsoft JhengHei" w:cs="Microsoft JhengHei"/>
-          <w:b w:val="0"/>
-          <w:i w:val="0"/>
-          <w:color w:val="3C3328"/>
-          <w:sz w:val="28"/>
-        </w:rPr>
-        <w:t>《星夜》生前未售出；經西奧遺孀喬安娜（Jo van Gogh-Bonger）繼承經手，1941 年經布利斯遺贈（Lillie P. Bliss Bequest）交換入藏 MoMA。</w:t>
-      </w:r>
-    </w:p>
-    <w:p>
-      <w:pPr>
-        <w:pStyle w:val="ListBullet"/>
-        <w:spacing w:after="60" w:line="312" w:lineRule="auto"/>
-      </w:pPr>
-      <w:r>
-        <w:rPr>
-          <w:rFonts w:ascii="Microsoft JhengHei" w:hAnsi="Microsoft JhengHei" w:eastAsia="Microsoft JhengHei" w:cs="Microsoft JhengHei"/>
-          <w:b w:val="0"/>
-          <w:i w:val="0"/>
-          <w:color w:val="3C3328"/>
-          <w:sz w:val="28"/>
-        </w:rPr>
-        <w:t>收束全場：對等、可持續、共融——個人贊助人的極致範本。</w:t>
+        <w:t>最早的冠名場館模式。</w:t>
       </w:r>
     </w:p>
     <w:p>
@@ -6188,7 +5878,7 @@
           <w:color w:val="7C3B2D"/>
           <w:sz w:val="38"/>
         </w:rPr>
-        <w:t xml:space="preserve">投影片 40　</w:t>
+        <w:t xml:space="preserve">投影片 38　</w:t>
       </w:r>
       <w:r>
         <w:rPr>
@@ -6198,7 +5888,7 @@
           <w:color w:val="2B2016"/>
           <w:sz w:val="38"/>
         </w:rPr>
-        <w:t>歷代贊助模式對照（總表）</w:t>
+        <w:t>自動鋼琴與 ASCAP：熱潮 vs 護城河</w:t>
       </w:r>
       <w:r>
         <w:rPr>
@@ -6208,7 +5898,7 @@
           <w:color w:val="6A767A"/>
           <w:sz w:val="24"/>
         </w:rPr>
-        <w:t xml:space="preserve">　　⏱ 停留約 85 秒</w:t>
+        <w:t xml:space="preserve">　　⏱ 停留約 95 秒</w:t>
       </w:r>
     </w:p>
     <w:p>
@@ -6238,7 +5928,7 @@
           <w:color w:val="222A2D"/>
           <w:sz w:val="36"/>
         </w:rPr>
-        <w:t>我們把五個時代攤開來放在一張表上，你會看到一條清晰的演化線。巴洛克：金主是教會與宮廷，藝術家是受僱者，產業是剛起步的出版。古典：金主變成貴族年金加上大眾，藝術家自由接案，靠公開音樂會。浪漫：市場（也就是明星）說了算，藝術家成了名人品牌，背後是鋼琴與出版工業。印象派：金主是沙龍加上唱片，藝術家靠版稅收益，背後是留聲機工業。到了現代：金主是企業贊助，藝術家多元收入，靠串流授權。看出來了嗎？金主換了、載體換了、技術換了，但「有人出錢買藝術、換取某種價值」這件事，四百年來一天都沒停過。</w:t>
+        <w:t>這一頁有個很重要的警世故事。在串流出現之前的一百年，家庭娛樂的主角是「自動鋼琴」（player piano）——它靠紙捲（music rolls）自動演奏。1904 年德國的 Welte-Mignon 技術，甚至能重現名家的觸鍵，連你買不起音樂會門票，也能在家「聽到」大師演奏。它紅到什麼程度？1914 年，自動鋼琴的銷量超過了一般鋼琴。但是——1929 年股災一來，加上廣播和唱片的夾擊，它幾乎瞬間退場。這給我們一個血淋淋的啟示：熱潮不等於護城河，技術迭代隨時會淘汰昨日的贏家。同樣在 1914 年，ASCAP（美國作曲家、作家與出版商協會）成立，開始向公開演出收費，把版稅制度化了。一個熱潮退場，一個制度誕生——能活下來的，永遠是制度，不是熱潮。</w:t>
       </w:r>
     </w:p>
     <w:p>
@@ -6269,7 +5959,7 @@
           <w:color w:val="3C3328"/>
           <w:sz w:val="28"/>
         </w:rPr>
-        <w:t>巴洛克[教會宮廷/受僱者/起步出版]。</w:t>
+        <w:t>自動鋼琴＝串流前的家庭娛樂主角，紙捲播放。</w:t>
       </w:r>
     </w:p>
     <w:p>
@@ -6285,7 +5975,7 @@
           <w:color w:val="3C3328"/>
           <w:sz w:val="28"/>
         </w:rPr>
-        <w:t>古典[貴族年金+大眾/自由接案/公開音樂會]。</w:t>
+        <w:t>Welte-Mignon（1904 德）重現名家觸鍵；1914 銷量超越一般鋼琴。</w:t>
       </w:r>
     </w:p>
     <w:p>
@@ -6301,7 +5991,7 @@
           <w:color w:val="3C3328"/>
           <w:sz w:val="28"/>
         </w:rPr>
-        <w:t>浪漫[市場明星/名人品牌/鋼琴出版工業]。</w:t>
+        <w:t>1929 股災+廣播唱片夾擊退場。</w:t>
       </w:r>
     </w:p>
     <w:p>
@@ -6317,7 +6007,7 @@
           <w:color w:val="3C3328"/>
           <w:sz w:val="28"/>
         </w:rPr>
-        <w:t>印象派[沙龍+唱片/版稅收益/留聲機工業]。</w:t>
+        <w:t>啟示：熱潮≠護城河。</w:t>
       </w:r>
     </w:p>
     <w:p>
@@ -6333,7 +6023,39 @@
           <w:color w:val="3C3328"/>
           <w:sz w:val="28"/>
         </w:rPr>
-        <w:t>現代[企業贊助/多元收入/串流授權]。</w:t>
+        <w:t>1914 ASCAP 成立，公開演出收費＝版稅制度化。</w:t>
+      </w:r>
+    </w:p>
+    <w:p>
+      <w:pPr>
+        <w:pStyle w:val="ListBullet"/>
+        <w:spacing w:after="60" w:line="312" w:lineRule="auto"/>
+      </w:pPr>
+      <w:r>
+        <w:rPr>
+          <w:rFonts w:ascii="Microsoft JhengHei" w:hAnsi="Microsoft JhengHei" w:eastAsia="Microsoft JhengHei" w:cs="Microsoft JhengHei"/>
+          <w:b w:val="0"/>
+          <w:i w:val="0"/>
+          <w:color w:val="3C3328"/>
+          <w:sz w:val="28"/>
+        </w:rPr>
+        <w:t>德布西親為 Welte-Mignon 灌錄 14 首自作曲紙卷，並致函盛讚「重現之完美無以復加」；但他從未錄〈月光〉——網傳「德布西親奏月光」實為他人演奏。</w:t>
+      </w:r>
+    </w:p>
+    <w:p>
+      <w:pPr>
+        <w:pStyle w:val="ListBullet"/>
+        <w:spacing w:after="60" w:line="312" w:lineRule="auto"/>
+      </w:pPr>
+      <w:r>
+        <w:rPr>
+          <w:rFonts w:ascii="Microsoft JhengHei" w:hAnsi="Microsoft JhengHei" w:eastAsia="Microsoft JhengHei" w:cs="Microsoft JhengHei"/>
+          <w:b w:val="0"/>
+          <w:i w:val="0"/>
+          <w:color w:val="3C3328"/>
+          <w:sz w:val="28"/>
+        </w:rPr>
+        <w:t>ASCAP 制度的關鍵一役：作曲家赫伯特（Victor Herbert）控告餐廳未經授權演奏其歌曲，1917 年美國最高法院判定「不收門票仍屬營利、須付版稅」，公開演出授權收費模式自此確立。</w:t>
       </w:r>
     </w:p>
     <w:p>
@@ -6351,7 +6073,7 @@
           <w:color w:val="7C3B2D"/>
           <w:sz w:val="38"/>
         </w:rPr>
-        <w:t xml:space="preserve">投影片 41　</w:t>
+        <w:t xml:space="preserve">投影片 39　</w:t>
       </w:r>
       <w:r>
         <w:rPr>
@@ -6361,7 +6083,7 @@
           <w:color w:val="2B2016"/>
           <w:sz w:val="38"/>
         </w:rPr>
-        <w:t>音樂的力量：塑造國力、國家形象與企業品牌</w:t>
+        <w:t>印象派代表曲（樂譜頁）</w:t>
       </w:r>
       <w:r>
         <w:rPr>
@@ -6371,7 +6093,7 @@
           <w:color w:val="6A767A"/>
           <w:sz w:val="24"/>
         </w:rPr>
-        <w:t xml:space="preserve">　　⏱ 停留約 70 秒</w:t>
+        <w:t xml:space="preserve">　　⏱ 停留約 60 秒</w:t>
       </w:r>
     </w:p>
     <w:p>
@@ -6401,7 +6123,7 @@
           <w:color w:val="222A2D"/>
           <w:sz w:val="36"/>
         </w:rPr>
-        <w:t>從這裡開始，是今天的核心。前面四百年的歷史，會在當代一再上演。我要證明一件事：音樂能塑造三樣最珍貴的東西。第一，國力——威爾第用音樂，凝聚了一個四分五裂的義大利。第二，國家形象——普契尼塑造了日本與義大利的觀光想像，德布西寫下了法國的浪漫。第三，企業品牌——賓士借蕭邦的貴族氣質，奇美用名琴把冷冰冰的電子變成藝術。音樂，是國家與企業形象，最高級的化妝術。</w:t>
+        <w:t>印象派的代表，就是德布西的《月光》（Clair de Lune）——模糊的調性、朦朧的踏板，像水一樣的觸鍵。它不講故事，只給你一片月色。各位入場時、以及待會兒散場時流動的，就是這首《月光》的鋼琴名演錄音。（提醒：《月光》是鋼琴獨奏曲，不能演唱；本場的全場帶動唱為《Funiculì, Funiculà》，見投影片 27、28。）</w:t>
       </w:r>
     </w:p>
     <w:p>
@@ -6432,7 +6154,7 @@
           <w:color w:val="3C3328"/>
           <w:sz w:val="28"/>
         </w:rPr>
-        <w:t>三大力量：國力（威爾第）、國家形象（普契尼／德布西）、企業品牌（賓士／奇美）。</w:t>
+        <w:t>樂譜佔位 d2-impressionism-melody/piano。</w:t>
       </w:r>
     </w:p>
     <w:p>
@@ -6448,7 +6170,7 @@
           <w:color w:val="3C3328"/>
           <w:sz w:val="28"/>
         </w:rPr>
-        <w:t>核心金句：音樂是國家與企業形象最高級的化妝術。</w:t>
+        <w:t>《月光》為暖場／散場墊樂（鋼琴名演錄音）。</w:t>
       </w:r>
     </w:p>
     <w:p>
@@ -6464,122 +6186,7 @@
           <w:color w:val="3C3328"/>
           <w:sz w:val="28"/>
         </w:rPr>
-        <w:t>本段為全片主軸的當代實證。</w:t>
-      </w:r>
-    </w:p>
-    <w:p>
-      <w:pPr>
-        <w:pBdr>
-          <w:bottom w:val="single" w:sz="6" w:space="4" w:color="E4D9C3"/>
-        </w:pBdr>
-        <w:spacing w:before="240" w:after="80" w:line="312" w:lineRule="auto"/>
-      </w:pPr>
-      <w:r>
-        <w:rPr>
-          <w:rFonts w:ascii="Microsoft JhengHei" w:hAnsi="Microsoft JhengHei" w:eastAsia="Microsoft JhengHei" w:cs="Microsoft JhengHei"/>
-          <w:b/>
-          <w:i w:val="0"/>
-          <w:color w:val="7C3B2D"/>
-          <w:sz w:val="38"/>
-        </w:rPr>
-        <w:t xml:space="preserve">投影片 42　</w:t>
-      </w:r>
-      <w:r>
-        <w:rPr>
-          <w:rFonts w:ascii="Microsoft JhengHei" w:hAnsi="Microsoft JhengHei" w:eastAsia="Microsoft JhengHei" w:cs="Microsoft JhengHei"/>
-          <w:b/>
-          <w:i w:val="0"/>
-          <w:color w:val="2B2016"/>
-          <w:sz w:val="38"/>
-        </w:rPr>
-        <w:t>威爾第：用音樂，創造義大利的國力</w:t>
-      </w:r>
-      <w:r>
-        <w:rPr>
-          <w:rFonts w:ascii="Microsoft JhengHei" w:hAnsi="Microsoft JhengHei" w:eastAsia="Microsoft JhengHei" w:cs="Microsoft JhengHei"/>
-          <w:b w:val="0"/>
-          <w:i w:val="0"/>
-          <w:color w:val="6A767A"/>
-          <w:sz w:val="24"/>
-        </w:rPr>
-        <w:t xml:space="preserve">　　⏱ 停留約 90 秒</w:t>
-      </w:r>
-    </w:p>
-    <w:p>
-      <w:pPr>
-        <w:spacing w:before="120" w:after="40" w:line="312" w:lineRule="auto"/>
-      </w:pPr>
-      <w:r>
-        <w:rPr>
-          <w:rFonts w:ascii="Microsoft JhengHei" w:hAnsi="Microsoft JhengHei" w:eastAsia="Microsoft JhengHei" w:cs="Microsoft JhengHei"/>
-          <w:b/>
-          <w:i w:val="0"/>
-          <w:color w:val="7C3B2D"/>
-          <w:sz w:val="24"/>
-        </w:rPr>
-        <w:t>講稿</w:t>
-      </w:r>
-    </w:p>
-    <w:p>
-      <w:pPr>
-        <w:spacing w:before="0" w:after="160" w:line="336" w:lineRule="auto"/>
-      </w:pPr>
-      <w:r>
-        <w:rPr>
-          <w:rFonts w:ascii="Microsoft JhengHei" w:hAnsi="Microsoft JhengHei" w:eastAsia="Microsoft JhengHei" w:cs="Microsoft JhengHei"/>
-          <w:b w:val="0"/>
-          <w:i w:val="0"/>
-          <w:color w:val="222A2D"/>
-          <w:sz w:val="36"/>
-        </w:rPr>
-        <w:t>先看「國力」。十九世紀的義大利，四分五裂、國勢衰弱。但威爾第（Giuseppe Verdi）的歌劇，讓全民因為音樂而振奮。《那布果 Nabucco》裡的〈Va, pensiero〉——希伯來奴隸大合唱——唱的是「O mia patria，我的祖國，如此美麗卻已失去」。這首歌成了義大利復興運動（Risorgimento）的非官方國歌，威爾第也成了民族英雄。當時奧地利嚴密審查，民眾就高喊「Viva VERDI」——表面是威爾第萬歲，其實是 Vittorio Emanuele Re D'Italia，「義大利國王萬歲」的暗號。一個作曲家，凝聚了一個還沒統一的國家。這，就是音樂的國力。</w:t>
-      </w:r>
-    </w:p>
-    <w:p>
-      <w:pPr>
-        <w:spacing w:before="80" w:after="40" w:line="312" w:lineRule="auto"/>
-      </w:pPr>
-      <w:r>
-        <w:rPr>
-          <w:rFonts w:ascii="Microsoft JhengHei" w:hAnsi="Microsoft JhengHei" w:eastAsia="Microsoft JhengHei" w:cs="Microsoft JhengHei"/>
-          <w:b/>
-          <w:i w:val="0"/>
-          <w:color w:val="856017"/>
-          <w:sz w:val="24"/>
-        </w:rPr>
-        <w:t>講義補充</w:t>
-      </w:r>
-    </w:p>
-    <w:p>
-      <w:pPr>
-        <w:pStyle w:val="ListBullet"/>
-        <w:spacing w:after="60" w:line="312" w:lineRule="auto"/>
-      </w:pPr>
-      <w:r>
-        <w:rPr>
-          <w:rFonts w:ascii="Microsoft JhengHei" w:hAnsi="Microsoft JhengHei" w:eastAsia="Microsoft JhengHei" w:cs="Microsoft JhengHei"/>
-          <w:b w:val="0"/>
-          <w:i w:val="0"/>
-          <w:color w:val="3C3328"/>
-          <w:sz w:val="28"/>
-        </w:rPr>
-        <w:t>19 世紀義大利衰弱分裂；威爾第歌劇振奮全民。 -《那布果》〈Va, pensiero〉成復興運動（Risorgimento）非官方國歌。</w:t>
-      </w:r>
-    </w:p>
-    <w:p>
-      <w:pPr>
-        <w:pStyle w:val="ListBullet"/>
-        <w:spacing w:after="60" w:line="312" w:lineRule="auto"/>
-      </w:pPr>
-      <w:r>
-        <w:rPr>
-          <w:rFonts w:ascii="Microsoft JhengHei" w:hAnsi="Microsoft JhengHei" w:eastAsia="Microsoft JhengHei" w:cs="Microsoft JhengHei"/>
-          <w:b w:val="0"/>
-          <w:i w:val="0"/>
-          <w:color w:val="3C3328"/>
-          <w:sz w:val="28"/>
-        </w:rPr>
-        <w:t>「Viva VERDI」＝Vittorio Emanuele Re D'Italia 的獨立暗號。</w:t>
+        <w:t>印象派聲音特徵：模糊調性、踏板朦朧、如水觸鍵。</w:t>
       </w:r>
     </w:p>
     <w:p>
@@ -6608,7 +6215,7 @@
           <w:color w:val="3E332A"/>
           <w:sz w:val="28"/>
         </w:rPr>
-        <w:t>可播〈Va, pensiero〉合唱約 3 分鐘（皇家歌劇院合唱團倫敦屋頂版：https://www.youtube.com/watch?v=vA0wLGb92fs）。播前：「聽一個民族，如何用一首歌找回自己。」</w:t>
+        <w:t>可循環輕放《月光》（Khatia Buniatishvili 鋼琴名演）當聆聽／墊樂，與開場、散場呼應。播前：「請閉上眼睛，聽一片月色。」</w:t>
       </w:r>
     </w:p>
     <w:p>
@@ -6626,7 +6233,7 @@
           <w:color w:val="7C3B2D"/>
           <w:sz w:val="38"/>
         </w:rPr>
-        <w:t xml:space="preserve">投影片 43　</w:t>
+        <w:t xml:space="preserve">投影片 40　</w:t>
       </w:r>
       <w:r>
         <w:rPr>
@@ -6636,7 +6243,7 @@
           <w:color w:val="2B2016"/>
           <w:sz w:val="38"/>
         </w:rPr>
-        <w:t>國家形象，是作曲家替它寫的（普契尼／德布西）</w:t>
+        <w:t>第五站：現代橋接——贊助換了形式</w:t>
       </w:r>
       <w:r>
         <w:rPr>
@@ -6646,7 +6253,7 @@
           <w:color w:val="6A767A"/>
           <w:sz w:val="24"/>
         </w:rPr>
-        <w:t xml:space="preserve">　　⏱ 停留約 85 秒</w:t>
+        <w:t xml:space="preserve">　　⏱ 停留約 50 秒</w:t>
       </w:r>
     </w:p>
     <w:p>
@@ -6676,7 +6283,7 @@
           <w:color w:val="222A2D"/>
           <w:sz w:val="36"/>
         </w:rPr>
-        <w:t>再看「國家形象」。普契尼（Giacomo Puccini）創造了義大利、甚至日本的觀光文化。《蝴蝶夫人》的場景在長崎，長崎的哥拉巴園（Glover Garden）因此成了「蝴蝶夫人之家」，立著普契尼與名伶三浦環的雕像，一年吸引近兩百萬訪客。《托斯卡》把羅馬的地標寫成歌劇朝聖點；他的故鄉托雷德爾拉戈，每年舉辦普契尼音樂節。反過來說，如果法國沒有德布西的印象派——《月光》《海》《牧神的午後》——我們今天想到法國，也許就不會充滿浪漫的情懷。音樂，為一個國家寫下了難以複製的氣質。</w:t>
+        <w:t>最後一站，現代橋接。我們從受僱、自由接案、明星市場、唱片工業，一路走到了今天的企業贊助與串流授權。商業模式變成了：企業贊助、多元收入、串流授權。但本質從沒變過。所以我要再說一次今天唯一的那句話：贊助從未消失，它只是換了形式。三百年前是親王和銀行家，今天，是坐在這裡的各位。</w:t>
       </w:r>
     </w:p>
     <w:p>
@@ -6707,7 +6314,7 @@
           <w:color w:val="3C3328"/>
           <w:sz w:val="28"/>
         </w:rPr>
-        <w:t>-《蝴蝶夫人》→長崎哥拉巴園「蝴蝶夫人之家」，年訪客近 200 萬；《托斯卡》→羅馬；托雷德爾拉戈普契尼音樂節。</w:t>
+        <w:t>現代商業模式：企業贊助＋多元收入＋串流授權。</w:t>
       </w:r>
     </w:p>
     <w:p>
@@ -6723,23 +6330,7 @@
           <w:color w:val="3C3328"/>
           <w:sz w:val="28"/>
         </w:rPr>
-        <w:t>德布西印象派＝法國「浪漫」形象的來源。</w:t>
-      </w:r>
-    </w:p>
-    <w:p>
-      <w:pPr>
-        <w:pStyle w:val="ListBullet"/>
-        <w:spacing w:after="60" w:line="312" w:lineRule="auto"/>
-      </w:pPr>
-      <w:r>
-        <w:rPr>
-          <w:rFonts w:ascii="Microsoft JhengHei" w:hAnsi="Microsoft JhengHei" w:eastAsia="Microsoft JhengHei" w:cs="Microsoft JhengHei"/>
-          <w:b w:val="0"/>
-          <w:i w:val="0"/>
-          <w:color w:val="3C3328"/>
-          <w:sz w:val="28"/>
-        </w:rPr>
-        <w:t>國家形象，是作曲家替它寫的。</w:t>
+        <w:t>核心：贊助從未消失，只是換了形式。</w:t>
       </w:r>
     </w:p>
     <w:p>
@@ -6757,7 +6348,7 @@
           <w:color w:val="7C3B2D"/>
           <w:sz w:val="38"/>
         </w:rPr>
-        <w:t xml:space="preserve">投影片 44　</w:t>
+        <w:t xml:space="preserve">投影片 41　</w:t>
       </w:r>
       <w:r>
         <w:rPr>
@@ -6767,7 +6358,7 @@
           <w:color w:val="2B2016"/>
           <w:sz w:val="38"/>
         </w:rPr>
-        <w:t>音樂，重塑企業的品牌形象（賓士／奇美）</w:t>
+        <w:t>同代美術：梵谷《星夜》——一個人的贊助</w:t>
       </w:r>
       <w:r>
         <w:rPr>
@@ -6777,7 +6368,7 @@
           <w:color w:val="6A767A"/>
           <w:sz w:val="24"/>
         </w:rPr>
-        <w:t xml:space="preserve">　　⏱ 停留約 90 秒</w:t>
+        <w:t xml:space="preserve">　　⏱ 停留約 70 秒</w:t>
       </w:r>
     </w:p>
     <w:p>
@@ -6807,7 +6398,7 @@
           <w:color w:val="222A2D"/>
           <w:sz w:val="36"/>
         </w:rPr>
-        <w:t>最後，也是各位最關心的——企業品牌。音樂可以塑造企業的形象。蕭邦這位作曲家，外在與內在都充滿貴族的氛圍；所以當頂級品牌（例如賓士）以蕭邦這樣的鋼琴曲烘托廣告，就會讓人覺得「買了它，就代表自己身分的提升」。再看台灣的例子：奇美的許文龍，如果他沒有去收集那麼多昂貴的名琴，大家對奇美的印象，可能就只是冷冰冰的電子產品。但他收藏了世界數量最多的小提琴、辦了奇美博物館，還免費把名琴出借給音樂家——從曾宇謙到馬友友。於是你一想到奇美的電視，畫面就充滿了藝術的氣息。音樂，是企業形象最高級的化妝術。</w:t>
+        <w:t>最後一站開始前，看最後一幅畫：《星夜》，1889 年，梵谷（Vincent van Gogh）在聖雷米療養院病房窗外看到的夜空。梵谷生前幾乎賣不掉畫，那他靠什麼活？靠他的弟弟西奧（Theo van Gogh）——一位巴黎畫商，從 1882 年起按月匯款，平均一年約 1,750 法郎，大約是西奧年收入的百分之十四點五。重點是西奧自己說的話：「我把給他的錢，視為他工作的報酬。」不是施捨，是報酬——這正是我們今天強調的「對等」。一個人的長期贊助，養出了一位定義時代的畫家。等一下講到「成為下一個梅迪奇」時請記得：梅迪奇不一定是銀行家，也可以只是一個相信哥哥的弟弟。</w:t>
       </w:r>
     </w:p>
     <w:p>
@@ -6838,7 +6429,7 @@
           <w:color w:val="3C3328"/>
           <w:sz w:val="28"/>
         </w:rPr>
-        <w:t>賓士×蕭邦：貴族氣質→「擁有＝身分提升」（行銷示意）。</w:t>
+        <w:t>原文題名《De sterrennacht》。</w:t>
       </w:r>
     </w:p>
     <w:p>
@@ -6854,7 +6445,7 @@
           <w:color w:val="3C3328"/>
           <w:sz w:val="28"/>
         </w:rPr>
-        <w:t>奇美×許文龍：世界最多名琴收藏＋奇美博物館＋免費出借（曾宇謙、馬友友）→冷電子變藝術品牌。</w:t>
+        <w:t>1889-06 繪於聖雷米（Saint-Rémy-de-Provence）聖保羅療養院（梵谷自願入院，取材病房窗外夜空）。</w:t>
       </w:r>
     </w:p>
     <w:p>
@@ -6870,7 +6461,7 @@
           <w:color w:val="3C3328"/>
           <w:sz w:val="28"/>
         </w:rPr>
-        <w:t>音樂＝企業形象最高級的化妝術。</w:t>
+        <w:t>西奧（Theo van Gogh，巴黎畫商）自 1882 起按月匯款資助；平均年約 1,750 法郎、約占其年收入 14.5%；西奧自述「我把給他的錢視為他工作的報酬」。</w:t>
       </w:r>
     </w:p>
     <w:p>
@@ -6886,7 +6477,23 @@
           <w:color w:val="3C3328"/>
           <w:sz w:val="28"/>
         </w:rPr>
-        <w:t>奇美博物館（CHIMEI Museum）提琴收藏逾千把、為世界最大規模的私人提琴收藏；據奇美官方沿革，1990 年許文龍向小提琴家林昭亮購入第一把史特拉底瓦里（Stradivari）名琴起家。</w:t>
+        <w:t>《星夜》生前未售出；經西奧遺孀喬安娜（Jo van Gogh-Bonger）繼承經手，1941 年經布利斯遺贈（Lillie P. Bliss Bequest）交換入藏 MoMA。</w:t>
+      </w:r>
+    </w:p>
+    <w:p>
+      <w:pPr>
+        <w:pStyle w:val="ListBullet"/>
+        <w:spacing w:after="60" w:line="312" w:lineRule="auto"/>
+      </w:pPr>
+      <w:r>
+        <w:rPr>
+          <w:rFonts w:ascii="Microsoft JhengHei" w:hAnsi="Microsoft JhengHei" w:eastAsia="Microsoft JhengHei" w:cs="Microsoft JhengHei"/>
+          <w:b w:val="0"/>
+          <w:i w:val="0"/>
+          <w:color w:val="3C3328"/>
+          <w:sz w:val="28"/>
+        </w:rPr>
+        <w:t>收束全場：對等、可持續、共融——個人贊助人的極致範本。</w:t>
       </w:r>
     </w:p>
     <w:p>
@@ -6904,7 +6511,7 @@
           <w:color w:val="7C3B2D"/>
           <w:sz w:val="38"/>
         </w:rPr>
-        <w:t xml:space="preserve">投影片 45　</w:t>
+        <w:t xml:space="preserve">投影片 42　</w:t>
       </w:r>
       <w:r>
         <w:rPr>
@@ -6914,7 +6521,7 @@
           <w:color w:val="2B2016"/>
           <w:sz w:val="38"/>
         </w:rPr>
-        <w:t>佛瑞與女伯爵：贊助者，因藝術而不朽</w:t>
+        <w:t>歷代贊助模式對照（總表）</w:t>
       </w:r>
       <w:r>
         <w:rPr>
@@ -6924,7 +6531,7 @@
           <w:color w:val="6A767A"/>
           <w:sz w:val="24"/>
         </w:rPr>
-        <w:t xml:space="preserve">　　⏱ 停留約 80 秒</w:t>
+        <w:t xml:space="preserve">　　⏱ 停留約 85 秒</w:t>
       </w:r>
     </w:p>
     <w:p>
@@ -6954,7 +6561,7 @@
           <w:color w:val="222A2D"/>
           <w:sz w:val="36"/>
         </w:rPr>
-        <w:t>最後一個故事，講給每一位想當金主的人聽。法國作曲家佛瑞（Gabriel Fauré）年輕、還在掙扎的時候，葛雷夫勒女伯爵（Comtesse Greffulhe）把他引進了巴黎最高的社交圈。佛瑞最美的《帕凡舞曲》（Pavane），就是為她的沙龍而寫、題獻給她的。這位女伯爵讓佛瑞得以專心創作；而佛瑞——還有普魯斯特把她寫進小說——讓世人永遠記得了這位女伯爵。她，因此創造了自我的歷史價值。這就是贊助最美的雙向：贊助者讓藝術家專心創作，藝術家讓贊助者名留青史。</w:t>
+        <w:t>我們把五個時代攤開來放在一張表上，你會看到一條清晰的演化線。巴洛克：金主是教會與宮廷，藝術家是受僱者，產業是剛起步的出版。古典：金主變成貴族年金加上大眾，藝術家自由接案，靠公開音樂會。浪漫：市場（也就是明星）說了算，藝術家成了名人品牌，背後是鋼琴與出版工業。印象派：金主是沙龍加上唱片，藝術家靠版稅收益，背後是留聲機工業。到了現代：金主是企業贊助，藝術家多元收入，靠串流授權。看出來了嗎？金主換了、載體換了、技術換了，但「有人出錢買藝術、換取某種價值」這件事，四百年來一天都沒停過。</w:t>
       </w:r>
     </w:p>
     <w:p>
@@ -6985,7 +6592,7 @@
           <w:color w:val="3C3328"/>
           <w:sz w:val="28"/>
         </w:rPr>
-        <w:t>葛雷夫勒女伯爵（Comtesse Greffulhe）引佛瑞入巴黎社交圈。</w:t>
+        <w:t>巴洛克[教會宮廷/受僱者/起步出版]。</w:t>
       </w:r>
     </w:p>
     <w:p>
@@ -7001,7 +6608,7 @@
           <w:color w:val="3C3328"/>
           <w:sz w:val="28"/>
         </w:rPr>
-        <w:t>佛瑞《帕凡舞曲 Pavane》(1887) 題獻給她、為她的沙龍而寫。</w:t>
+        <w:t>古典[貴族年金+大眾/自由接案/公開音樂會]。</w:t>
       </w:r>
     </w:p>
     <w:p>
@@ -7017,7 +6624,7 @@
           <w:color w:val="3C3328"/>
           <w:sz w:val="28"/>
         </w:rPr>
-        <w:t>她讓佛瑞專心創作，佛瑞（與普魯斯特）讓她不朽＝創造自我的歷史價值。</w:t>
+        <w:t>浪漫[市場明星/名人品牌/鋼琴出版工業]。</w:t>
       </w:r>
     </w:p>
     <w:p>
@@ -7033,7 +6640,269 @@
           <w:color w:val="3C3328"/>
           <w:sz w:val="28"/>
         </w:rPr>
-        <w:t>📖 名詞解釋｜帕凡舞曲（Pavane）：16 世紀歐洲宮廷開場的緩慢行列舞；19 世紀末佛瑞借古舞名寫作 Op.50，題獻贊助者葛雷夫勒女伯爵。</w:t>
+        <w:t>印象派[沙龍+唱片/版稅收益/留聲機工業]。</w:t>
+      </w:r>
+    </w:p>
+    <w:p>
+      <w:pPr>
+        <w:pStyle w:val="ListBullet"/>
+        <w:spacing w:after="60" w:line="312" w:lineRule="auto"/>
+      </w:pPr>
+      <w:r>
+        <w:rPr>
+          <w:rFonts w:ascii="Microsoft JhengHei" w:hAnsi="Microsoft JhengHei" w:eastAsia="Microsoft JhengHei" w:cs="Microsoft JhengHei"/>
+          <w:b w:val="0"/>
+          <w:i w:val="0"/>
+          <w:color w:val="3C3328"/>
+          <w:sz w:val="28"/>
+        </w:rPr>
+        <w:t>現代[企業贊助/多元收入/串流授權]。</w:t>
+      </w:r>
+    </w:p>
+    <w:p>
+      <w:pPr>
+        <w:pBdr>
+          <w:bottom w:val="single" w:sz="6" w:space="4" w:color="E4D9C3"/>
+        </w:pBdr>
+        <w:spacing w:before="240" w:after="80" w:line="312" w:lineRule="auto"/>
+      </w:pPr>
+      <w:r>
+        <w:rPr>
+          <w:rFonts w:ascii="Microsoft JhengHei" w:hAnsi="Microsoft JhengHei" w:eastAsia="Microsoft JhengHei" w:cs="Microsoft JhengHei"/>
+          <w:b/>
+          <w:i w:val="0"/>
+          <w:color w:val="7C3B2D"/>
+          <w:sz w:val="38"/>
+        </w:rPr>
+        <w:t xml:space="preserve">投影片 43　</w:t>
+      </w:r>
+      <w:r>
+        <w:rPr>
+          <w:rFonts w:ascii="Microsoft JhengHei" w:hAnsi="Microsoft JhengHei" w:eastAsia="Microsoft JhengHei" w:cs="Microsoft JhengHei"/>
+          <w:b/>
+          <w:i w:val="0"/>
+          <w:color w:val="2B2016"/>
+          <w:sz w:val="38"/>
+        </w:rPr>
+        <w:t>音樂的力量：塑造國力、國家形象與企業品牌</w:t>
+      </w:r>
+      <w:r>
+        <w:rPr>
+          <w:rFonts w:ascii="Microsoft JhengHei" w:hAnsi="Microsoft JhengHei" w:eastAsia="Microsoft JhengHei" w:cs="Microsoft JhengHei"/>
+          <w:b w:val="0"/>
+          <w:i w:val="0"/>
+          <w:color w:val="6A767A"/>
+          <w:sz w:val="24"/>
+        </w:rPr>
+        <w:t xml:space="preserve">　　⏱ 停留約 70 秒</w:t>
+      </w:r>
+    </w:p>
+    <w:p>
+      <w:pPr>
+        <w:spacing w:before="120" w:after="40" w:line="312" w:lineRule="auto"/>
+      </w:pPr>
+      <w:r>
+        <w:rPr>
+          <w:rFonts w:ascii="Microsoft JhengHei" w:hAnsi="Microsoft JhengHei" w:eastAsia="Microsoft JhengHei" w:cs="Microsoft JhengHei"/>
+          <w:b/>
+          <w:i w:val="0"/>
+          <w:color w:val="7C3B2D"/>
+          <w:sz w:val="24"/>
+        </w:rPr>
+        <w:t>講稿</w:t>
+      </w:r>
+    </w:p>
+    <w:p>
+      <w:pPr>
+        <w:spacing w:before="0" w:after="160" w:line="336" w:lineRule="auto"/>
+      </w:pPr>
+      <w:r>
+        <w:rPr>
+          <w:rFonts w:ascii="Microsoft JhengHei" w:hAnsi="Microsoft JhengHei" w:eastAsia="Microsoft JhengHei" w:cs="Microsoft JhengHei"/>
+          <w:b w:val="0"/>
+          <w:i w:val="0"/>
+          <w:color w:val="222A2D"/>
+          <w:sz w:val="36"/>
+        </w:rPr>
+        <w:t>從這裡開始，是今天的核心。前面四百年的歷史，會在當代一再上演。我要證明一件事：音樂能塑造三樣最珍貴的東西。第一，國力——威爾第用音樂，凝聚了一個四分五裂的義大利。第二，國家形象——普契尼塑造了日本與義大利的觀光想像，德布西寫下了法國的浪漫。第三，企業品牌——賓士借蕭邦的貴族氣質，奇美用名琴把冷冰冰的電子變成藝術。音樂，是國家與企業形象，最高級的化妝術。</w:t>
+      </w:r>
+    </w:p>
+    <w:p>
+      <w:pPr>
+        <w:spacing w:before="80" w:after="40" w:line="312" w:lineRule="auto"/>
+      </w:pPr>
+      <w:r>
+        <w:rPr>
+          <w:rFonts w:ascii="Microsoft JhengHei" w:hAnsi="Microsoft JhengHei" w:eastAsia="Microsoft JhengHei" w:cs="Microsoft JhengHei"/>
+          <w:b/>
+          <w:i w:val="0"/>
+          <w:color w:val="856017"/>
+          <w:sz w:val="24"/>
+        </w:rPr>
+        <w:t>講義補充</w:t>
+      </w:r>
+    </w:p>
+    <w:p>
+      <w:pPr>
+        <w:pStyle w:val="ListBullet"/>
+        <w:spacing w:after="60" w:line="312" w:lineRule="auto"/>
+      </w:pPr>
+      <w:r>
+        <w:rPr>
+          <w:rFonts w:ascii="Microsoft JhengHei" w:hAnsi="Microsoft JhengHei" w:eastAsia="Microsoft JhengHei" w:cs="Microsoft JhengHei"/>
+          <w:b w:val="0"/>
+          <w:i w:val="0"/>
+          <w:color w:val="3C3328"/>
+          <w:sz w:val="28"/>
+        </w:rPr>
+        <w:t>三大力量：國力（威爾第）、國家形象（普契尼／德布西）、企業品牌（賓士／奇美）。</w:t>
+      </w:r>
+    </w:p>
+    <w:p>
+      <w:pPr>
+        <w:pStyle w:val="ListBullet"/>
+        <w:spacing w:after="60" w:line="312" w:lineRule="auto"/>
+      </w:pPr>
+      <w:r>
+        <w:rPr>
+          <w:rFonts w:ascii="Microsoft JhengHei" w:hAnsi="Microsoft JhengHei" w:eastAsia="Microsoft JhengHei" w:cs="Microsoft JhengHei"/>
+          <w:b w:val="0"/>
+          <w:i w:val="0"/>
+          <w:color w:val="3C3328"/>
+          <w:sz w:val="28"/>
+        </w:rPr>
+        <w:t>核心金句：音樂是國家與企業形象最高級的化妝術。</w:t>
+      </w:r>
+    </w:p>
+    <w:p>
+      <w:pPr>
+        <w:pStyle w:val="ListBullet"/>
+        <w:spacing w:after="60" w:line="312" w:lineRule="auto"/>
+      </w:pPr>
+      <w:r>
+        <w:rPr>
+          <w:rFonts w:ascii="Microsoft JhengHei" w:hAnsi="Microsoft JhengHei" w:eastAsia="Microsoft JhengHei" w:cs="Microsoft JhengHei"/>
+          <w:b w:val="0"/>
+          <w:i w:val="0"/>
+          <w:color w:val="3C3328"/>
+          <w:sz w:val="28"/>
+        </w:rPr>
+        <w:t>本段為全片主軸的當代實證。</w:t>
+      </w:r>
+    </w:p>
+    <w:p>
+      <w:pPr>
+        <w:pBdr>
+          <w:bottom w:val="single" w:sz="6" w:space="4" w:color="E4D9C3"/>
+        </w:pBdr>
+        <w:spacing w:before="240" w:after="80" w:line="312" w:lineRule="auto"/>
+      </w:pPr>
+      <w:r>
+        <w:rPr>
+          <w:rFonts w:ascii="Microsoft JhengHei" w:hAnsi="Microsoft JhengHei" w:eastAsia="Microsoft JhengHei" w:cs="Microsoft JhengHei"/>
+          <w:b/>
+          <w:i w:val="0"/>
+          <w:color w:val="7C3B2D"/>
+          <w:sz w:val="38"/>
+        </w:rPr>
+        <w:t xml:space="preserve">投影片 44　</w:t>
+      </w:r>
+      <w:r>
+        <w:rPr>
+          <w:rFonts w:ascii="Microsoft JhengHei" w:hAnsi="Microsoft JhengHei" w:eastAsia="Microsoft JhengHei" w:cs="Microsoft JhengHei"/>
+          <w:b/>
+          <w:i w:val="0"/>
+          <w:color w:val="2B2016"/>
+          <w:sz w:val="38"/>
+        </w:rPr>
+        <w:t>威爾第：用音樂，創造義大利的國力</w:t>
+      </w:r>
+      <w:r>
+        <w:rPr>
+          <w:rFonts w:ascii="Microsoft JhengHei" w:hAnsi="Microsoft JhengHei" w:eastAsia="Microsoft JhengHei" w:cs="Microsoft JhengHei"/>
+          <w:b w:val="0"/>
+          <w:i w:val="0"/>
+          <w:color w:val="6A767A"/>
+          <w:sz w:val="24"/>
+        </w:rPr>
+        <w:t xml:space="preserve">　　⏱ 停留約 90 秒</w:t>
+      </w:r>
+    </w:p>
+    <w:p>
+      <w:pPr>
+        <w:spacing w:before="120" w:after="40" w:line="312" w:lineRule="auto"/>
+      </w:pPr>
+      <w:r>
+        <w:rPr>
+          <w:rFonts w:ascii="Microsoft JhengHei" w:hAnsi="Microsoft JhengHei" w:eastAsia="Microsoft JhengHei" w:cs="Microsoft JhengHei"/>
+          <w:b/>
+          <w:i w:val="0"/>
+          <w:color w:val="7C3B2D"/>
+          <w:sz w:val="24"/>
+        </w:rPr>
+        <w:t>講稿</w:t>
+      </w:r>
+    </w:p>
+    <w:p>
+      <w:pPr>
+        <w:spacing w:before="0" w:after="160" w:line="336" w:lineRule="auto"/>
+      </w:pPr>
+      <w:r>
+        <w:rPr>
+          <w:rFonts w:ascii="Microsoft JhengHei" w:hAnsi="Microsoft JhengHei" w:eastAsia="Microsoft JhengHei" w:cs="Microsoft JhengHei"/>
+          <w:b w:val="0"/>
+          <w:i w:val="0"/>
+          <w:color w:val="222A2D"/>
+          <w:sz w:val="36"/>
+        </w:rPr>
+        <w:t>先看「國力」。十九世紀的義大利，四分五裂、國勢衰弱。但威爾第（Giuseppe Verdi）的歌劇，讓全民因為音樂而振奮。《那布果 Nabucco》裡的〈Va, pensiero〉——希伯來奴隸大合唱——唱的是「O mia patria，我的祖國，如此美麗卻已失去」。這首歌成了義大利復興運動（Risorgimento）的非官方國歌，威爾第也成了民族英雄。當時奧地利嚴密審查，民眾就高喊「Viva VERDI」——表面是威爾第萬歲，其實是 Vittorio Emanuele Re D'Italia，「義大利國王萬歲」的暗號。一個作曲家，凝聚了一個還沒統一的國家。這，就是音樂的國力。</w:t>
+      </w:r>
+    </w:p>
+    <w:p>
+      <w:pPr>
+        <w:spacing w:before="80" w:after="40" w:line="312" w:lineRule="auto"/>
+      </w:pPr>
+      <w:r>
+        <w:rPr>
+          <w:rFonts w:ascii="Microsoft JhengHei" w:hAnsi="Microsoft JhengHei" w:eastAsia="Microsoft JhengHei" w:cs="Microsoft JhengHei"/>
+          <w:b/>
+          <w:i w:val="0"/>
+          <w:color w:val="856017"/>
+          <w:sz w:val="24"/>
+        </w:rPr>
+        <w:t>講義補充</w:t>
+      </w:r>
+    </w:p>
+    <w:p>
+      <w:pPr>
+        <w:pStyle w:val="ListBullet"/>
+        <w:spacing w:after="60" w:line="312" w:lineRule="auto"/>
+      </w:pPr>
+      <w:r>
+        <w:rPr>
+          <w:rFonts w:ascii="Microsoft JhengHei" w:hAnsi="Microsoft JhengHei" w:eastAsia="Microsoft JhengHei" w:cs="Microsoft JhengHei"/>
+          <w:b w:val="0"/>
+          <w:i w:val="0"/>
+          <w:color w:val="3C3328"/>
+          <w:sz w:val="28"/>
+        </w:rPr>
+        <w:t>19 世紀義大利衰弱分裂；威爾第歌劇振奮全民。 -《那布果》〈Va, pensiero〉成復興運動（Risorgimento）非官方國歌。</w:t>
+      </w:r>
+    </w:p>
+    <w:p>
+      <w:pPr>
+        <w:pStyle w:val="ListBullet"/>
+        <w:spacing w:after="60" w:line="312" w:lineRule="auto"/>
+      </w:pPr>
+      <w:r>
+        <w:rPr>
+          <w:rFonts w:ascii="Microsoft JhengHei" w:hAnsi="Microsoft JhengHei" w:eastAsia="Microsoft JhengHei" w:cs="Microsoft JhengHei"/>
+          <w:b w:val="0"/>
+          <w:i w:val="0"/>
+          <w:color w:val="3C3328"/>
+          <w:sz w:val="28"/>
+        </w:rPr>
+        <w:t>「Viva VERDI」＝Vittorio Emanuele Re D'Italia 的獨立暗號。</w:t>
       </w:r>
     </w:p>
     <w:p>
@@ -7062,7 +6931,7 @@
           <w:color w:val="3E332A"/>
           <w:sz w:val="28"/>
         </w:rPr>
-        <w:t>可播佛瑞《帕凡舞曲》約 2 分鐘（法國國家管弦樂團版，開頭長笛主題：https://www.youtube.com/watch?v=uyQsekYvhpk）。</w:t>
+        <w:t>可播〈Va, pensiero〉合唱約 3 分鐘（皇家歌劇院合唱團倫敦屋頂版：https://www.youtube.com/watch?v=vA0wLGb92fs）。播前：「聽一個民族，如何用一首歌找回自己。」</w:t>
       </w:r>
     </w:p>
     <w:p>
@@ -7080,7 +6949,7 @@
           <w:color w:val="7C3B2D"/>
           <w:sz w:val="38"/>
         </w:rPr>
-        <w:t xml:space="preserve">投影片 46　</w:t>
+        <w:t xml:space="preserve">投影片 45　</w:t>
       </w:r>
       <w:r>
         <w:rPr>
@@ -7090,7 +6959,7 @@
           <w:color w:val="2B2016"/>
           <w:sz w:val="38"/>
         </w:rPr>
-        <w:t>企業的回報：贊助藝術，買到錢買不到的東西</w:t>
+        <w:t>國家形象，是作曲家替它寫的（普契尼／德布西）</w:t>
       </w:r>
       <w:r>
         <w:rPr>
@@ -7130,7 +6999,7 @@
           <w:color w:val="222A2D"/>
           <w:sz w:val="36"/>
         </w:rPr>
-        <w:t>在給各位五點提案之前，先回答一個最實際的問題：企業投資音樂，到底拿回什麼？四個面向，歷史都幫我們驗證過。第一，品牌聲望與差異化——像卡內基、像拜羅伊特，把名字刻進文化史，打造一個非朝聖不可的聖地。第二，客戶體驗行銷與關係——像 Victor 簽下卡羅素，用獨家內容、獨家錄音、獨家體驗，緊緊綁住最高價值的客群。第三，人才吸引與員工凝聚——像埃斯特哈齊養海頓，長期穩定地養才、養研發，同時凝聚內部認同。第四，ESG、企業社會責任與稅務——像梅迪奇、像巴黎沙龍，文化贊助本身就是最好的社會責任與聲望投資；稅務上，文化藝術贊助也可能有優惠，這部分建議洽詢會計師。記住：這不是成本，是一筆會增值的長期資產。</w:t>
+        <w:t>再看「國家形象」。普契尼（Giacomo Puccini）創造了義大利、甚至日本的觀光文化。《蝴蝶夫人》的場景在長崎，長崎的哥拉巴園（Glover Garden）因此成了「蝴蝶夫人之家」，立著普契尼與名伶三浦環的雕像，一年吸引近兩百萬訪客。《托斯卡》把羅馬的地標寫成歌劇朝聖點；他的故鄉托雷德爾拉戈，每年舉辦普契尼音樂節。反過來說，如果法國沒有德布西的印象派——《月光》《海》《牧神的午後》——我們今天想到法國，也許就不會充滿浪漫的情懷。音樂，為一個國家寫下了難以複製的氣質。</w:t>
       </w:r>
     </w:p>
     <w:p>
@@ -7161,7 +7030,7 @@
           <w:color w:val="3C3328"/>
           <w:sz w:val="28"/>
         </w:rPr>
-        <w:t>品牌聲望與差異化＝卡內基／拜羅伊特（名字刻進文化史、打造聖地）。</w:t>
+        <w:t>-《蝴蝶夫人》→長崎哥拉巴園「蝴蝶夫人之家」，年訪客近 200 萬；《托斯卡》→羅馬；托雷德爾拉戈普契尼音樂節。</w:t>
       </w:r>
     </w:p>
     <w:p>
@@ -7177,7 +7046,7 @@
           <w:color w:val="3C3328"/>
           <w:sz w:val="28"/>
         </w:rPr>
-        <w:t>客戶體驗行銷與關係＝Victor×卡羅素（獨家內容/錄音/體驗、經營高價值客群）。</w:t>
+        <w:t>德布西印象派＝法國「浪漫」形象的來源。</w:t>
       </w:r>
     </w:p>
     <w:p>
@@ -7193,71 +7062,7 @@
           <w:color w:val="3C3328"/>
           <w:sz w:val="28"/>
         </w:rPr>
-        <w:t>人才吸引與員工凝聚＝埃斯特哈齊×海頓（長期養才＋私人 R&amp;D、凝聚內部認同）。</w:t>
-      </w:r>
-    </w:p>
-    <w:p>
-      <w:pPr>
-        <w:pStyle w:val="ListBullet"/>
-        <w:spacing w:after="60" w:line="312" w:lineRule="auto"/>
-      </w:pPr>
-      <w:r>
-        <w:rPr>
-          <w:rFonts w:ascii="Microsoft JhengHei" w:hAnsi="Microsoft JhengHei" w:eastAsia="Microsoft JhengHei" w:cs="Microsoft JhengHei"/>
-          <w:b w:val="0"/>
-          <w:i w:val="0"/>
-          <w:color w:val="3C3328"/>
-          <w:sz w:val="28"/>
-        </w:rPr>
-        <w:t>ESG／CSR 與稅務＝梅迪奇／沙龍（社會責任與聲望；稅務優惠依文化藝術相關法規，建議洽會計師）。</w:t>
-      </w:r>
-    </w:p>
-    <w:p>
-      <w:pPr>
-        <w:pStyle w:val="ListBullet"/>
-        <w:spacing w:after="60" w:line="312" w:lineRule="auto"/>
-      </w:pPr>
-      <w:r>
-        <w:rPr>
-          <w:rFonts w:ascii="Microsoft JhengHei" w:hAnsi="Microsoft JhengHei" w:eastAsia="Microsoft JhengHei" w:cs="Microsoft JhengHei"/>
-          <w:b w:val="0"/>
-          <w:i w:val="0"/>
-          <w:color w:val="3C3328"/>
-          <w:sz w:val="28"/>
-        </w:rPr>
-        <w:t>核心金句：不是成本，是會增值的長期資產。</w:t>
-      </w:r>
-    </w:p>
-    <w:p>
-      <w:pPr>
-        <w:pStyle w:val="ListBullet"/>
-        <w:spacing w:after="60" w:line="312" w:lineRule="auto"/>
-      </w:pPr>
-      <w:r>
-        <w:rPr>
-          <w:rFonts w:ascii="Microsoft JhengHei" w:hAnsi="Microsoft JhengHei" w:eastAsia="Microsoft JhengHei" w:cs="Microsoft JhengHei"/>
-          <w:b w:val="0"/>
-          <w:i w:val="0"/>
-          <w:color w:val="3C3328"/>
-          <w:sz w:val="28"/>
-        </w:rPr>
-        <w:t>日本三得利（Suntory）1986 年為紀念威士忌事業 60 週年在東京興建首座專用音樂廳 Suntory Hall，指揮大師卡拉揚（Herbert von Karajan）譽為「音之寶石盒」。</w:t>
-      </w:r>
-    </w:p>
-    <w:p>
-      <w:pPr>
-        <w:pStyle w:val="ListBullet"/>
-        <w:spacing w:after="60" w:line="312" w:lineRule="auto"/>
-      </w:pPr>
-      <w:r>
-        <w:rPr>
-          <w:rFonts w:ascii="Microsoft JhengHei" w:hAnsi="Microsoft JhengHei" w:eastAsia="Microsoft JhengHei" w:cs="Microsoft JhengHei"/>
-          <w:b w:val="0"/>
-          <w:i w:val="0"/>
-          <w:color w:val="3C3328"/>
-          <w:sz w:val="28"/>
-        </w:rPr>
-        <w:t>洛杉磯迪士尼音樂廳（Walt Disney Concert Hall）：莉莉安・迪士尼（Lillian Disney）1987 年捐 5,000 萬美元起建，蓋瑞（Frank Gehry）設計，2003 年啟用為洛杉磯愛樂之家——冠名場館的當代典範。</w:t>
+        <w:t>國家形象，是作曲家替它寫的。</w:t>
       </w:r>
     </w:p>
     <w:p>
@@ -7275,7 +7080,7 @@
           <w:color w:val="7C3B2D"/>
           <w:sz w:val="38"/>
         </w:rPr>
-        <w:t xml:space="preserve">投影片 47　</w:t>
+        <w:t xml:space="preserve">投影片 46　</w:t>
       </w:r>
       <w:r>
         <w:rPr>
@@ -7285,7 +7090,7 @@
           <w:color w:val="2B2016"/>
           <w:sz w:val="38"/>
         </w:rPr>
-        <w:t>給企業的五點提案（一）</w:t>
+        <w:t>音樂，重塑企業的品牌形象（賓士／奇美）</w:t>
       </w:r>
       <w:r>
         <w:rPr>
@@ -7295,7 +7100,7 @@
           <w:color w:val="6A767A"/>
           <w:sz w:val="24"/>
         </w:rPr>
-        <w:t xml:space="preserve">　　⏱ 停留約 80 秒</w:t>
+        <w:t xml:space="preserve">　　⏱ 停留約 90 秒</w:t>
       </w:r>
     </w:p>
     <w:p>
@@ -7325,7 +7130,7 @@
           <w:color w:val="222A2D"/>
           <w:sz w:val="36"/>
         </w:rPr>
-        <w:t>那麼，今天的企業可以怎麼做？我整理了五點，這是今天最實用的部分。第 1 點，像埃斯特哈齊：給藝術家長期、穩定的資助，並用一座場館養創新——給他一個能安心研發的家，海頓的交響曲就是這樣養出來的。第 2 點，像 Victor：綁定一位「有品牌」的藝術家，跟他做獨家內容、獨家錄音、獨家體驗——就像當年 Victor 簽下歌王卡羅素。第 3 點，像拜羅伊特：把你的場館或音樂節，做成一個 iconic 的品牌，一個讓人非朝聖不可的聖地——華格納就是這樣，把一座小鎮變成了全球樂迷的麥加。</w:t>
+        <w:t>最後，也是各位最關心的——企業品牌。音樂可以塑造企業的形象。蕭邦這位作曲家，外在與內在都充滿貴族的氛圍；所以當頂級品牌（例如賓士）以蕭邦這樣的鋼琴曲烘托廣告，就會讓人覺得「買了它，就代表自己身分的提升」。再看台灣的例子：奇美的許文龍，如果他沒有去收集那麼多昂貴的名琴，大家對奇美的印象，可能就只是冷冰冰的電子產品。但他收藏了世界數量最多的小提琴、辦了奇美博物館，還免費把名琴出借給音樂家——從曾宇謙到馬友友。於是你一想到奇美的電視，畫面就充滿了藝術的氣息。音樂，是企業形象最高級的化妝術。</w:t>
       </w:r>
     </w:p>
     <w:p>
@@ -7356,7 +7161,7 @@
           <w:color w:val="3C3328"/>
           <w:sz w:val="28"/>
         </w:rPr>
-        <w:t>提案 1 像埃斯特哈齊：長期穩定資助＋場館養創新。</w:t>
+        <w:t>賓士×蕭邦：貴族氣質→「擁有＝身分提升」（行銷示意）。</w:t>
       </w:r>
     </w:p>
     <w:p>
@@ -7372,7 +7177,7 @@
           <w:color w:val="3C3328"/>
           <w:sz w:val="28"/>
         </w:rPr>
-        <w:t>提案 2 像 Victor：綁定有品牌的藝術家做獨家內容/錄音/體驗。</w:t>
+        <w:t>奇美×許文龍：世界最多名琴收藏＋奇美博物館＋免費出借（曾宇謙、馬友友）→冷電子變藝術品牌。</w:t>
       </w:r>
     </w:p>
     <w:p>
@@ -7388,7 +7193,23 @@
           <w:color w:val="3C3328"/>
           <w:sz w:val="28"/>
         </w:rPr>
-        <w:t>提案 3 像拜羅伊特：把場館/音樂節做成 iconic 品牌。</w:t>
+        <w:t>音樂＝企業形象最高級的化妝術。</w:t>
+      </w:r>
+    </w:p>
+    <w:p>
+      <w:pPr>
+        <w:pStyle w:val="ListBullet"/>
+        <w:spacing w:after="60" w:line="312" w:lineRule="auto"/>
+      </w:pPr>
+      <w:r>
+        <w:rPr>
+          <w:rFonts w:ascii="Microsoft JhengHei" w:hAnsi="Microsoft JhengHei" w:eastAsia="Microsoft JhengHei" w:cs="Microsoft JhengHei"/>
+          <w:b w:val="0"/>
+          <w:i w:val="0"/>
+          <w:color w:val="3C3328"/>
+          <w:sz w:val="28"/>
+        </w:rPr>
+        <w:t>奇美博物館（CHIMEI Museum）提琴收藏逾千把、為世界最大規模的私人提琴收藏；據奇美官方沿革，1990 年許文龍向小提琴家林昭亮購入第一把史特拉底瓦里（Stradivari）名琴起家。</w:t>
       </w:r>
     </w:p>
     <w:p>
@@ -7406,7 +7227,7 @@
           <w:color w:val="7C3B2D"/>
           <w:sz w:val="38"/>
         </w:rPr>
-        <w:t xml:space="preserve">投影片 48　</w:t>
+        <w:t xml:space="preserve">投影片 47　</w:t>
       </w:r>
       <w:r>
         <w:rPr>
@@ -7416,7 +7237,7 @@
           <w:color w:val="2B2016"/>
           <w:sz w:val="38"/>
         </w:rPr>
-        <w:t>給企業的五點提案（二）</w:t>
+        <w:t>佛瑞與女伯爵：贊助者，因藝術而不朽</w:t>
       </w:r>
       <w:r>
         <w:rPr>
@@ -7456,7 +7277,7 @@
           <w:color w:val="222A2D"/>
           <w:sz w:val="36"/>
         </w:rPr>
-        <w:t>第 4 點，用科技放大你的投資：串流、數位演出、線上教學——但請記得，要搭配「對等」的版稅與授權結構。當年自動鋼琴沒做好版稅，紅極一時卻迅速崩盤；ASCAP 把制度建立起來，才讓創作者活到今天。技術是放大器，制度才是護城河。第 5 點，像梅迪奇、像路德維希二世：委託創作一部新作品，用它換取聲望與差異化。最後請各位記住三個詞，這是今天所有提案的靈魂：對等、可持續、共融。不是施捨，是對等的合作；不是一次性的曝光，是可持續的關係；不是高高在上，是和藝術家、和社群共融。</w:t>
+        <w:t>最後一個故事，講給每一位想當金主的人聽。法國作曲家佛瑞（Gabriel Fauré）年輕、還在掙扎的時候，葛雷夫勒女伯爵（Comtesse Greffulhe）把他引進了巴黎最高的社交圈。佛瑞最美的《帕凡舞曲》（Pavane），就是為她的沙龍而寫、題獻給她的。這位女伯爵讓佛瑞得以專心創作；而佛瑞——還有普魯斯特把她寫進小說——讓世人永遠記得了這位女伯爵。她，因此創造了自我的歷史價值。這就是贊助最美的雙向：贊助者讓藝術家專心創作，藝術家讓贊助者名留青史。</w:t>
       </w:r>
     </w:p>
     <w:p>
@@ -7487,7 +7308,7 @@
           <w:color w:val="3C3328"/>
           <w:sz w:val="28"/>
         </w:rPr>
-        <w:t>提案 4 用科技放大（串流/數位演出/線上教學＋對等版稅/授權）。</w:t>
+        <w:t>葛雷夫勒女伯爵（Comtesse Greffulhe）引佛瑞入巴黎社交圈。</w:t>
       </w:r>
     </w:p>
     <w:p>
@@ -7503,7 +7324,7 @@
           <w:color w:val="3C3328"/>
           <w:sz w:val="28"/>
         </w:rPr>
-        <w:t>提案 5 像梅迪奇與路德維希二世：委創新作換聲望與差異化。</w:t>
+        <w:t>佛瑞《帕凡舞曲 Pavane》(1887) 題獻給她、為她的沙龍而寫。</w:t>
       </w:r>
     </w:p>
     <w:p>
@@ -7519,90 +7340,7 @@
           <w:color w:val="3C3328"/>
           <w:sz w:val="28"/>
         </w:rPr>
-        <w:t>三記憶點：對等、可持續、共融。</w:t>
-      </w:r>
-    </w:p>
-    <w:p>
-      <w:pPr>
-        <w:pBdr>
-          <w:bottom w:val="single" w:sz="6" w:space="4" w:color="E4D9C3"/>
-        </w:pBdr>
-        <w:spacing w:before="240" w:after="80" w:line="312" w:lineRule="auto"/>
-      </w:pPr>
-      <w:r>
-        <w:rPr>
-          <w:rFonts w:ascii="Microsoft JhengHei" w:hAnsi="Microsoft JhengHei" w:eastAsia="Microsoft JhengHei" w:cs="Microsoft JhengHei"/>
-          <w:b/>
-          <w:i w:val="0"/>
-          <w:color w:val="7C3B2D"/>
-          <w:sz w:val="38"/>
-        </w:rPr>
-        <w:t xml:space="preserve">投影片 49　</w:t>
-      </w:r>
-      <w:r>
-        <w:rPr>
-          <w:rFonts w:ascii="Microsoft JhengHei" w:hAnsi="Microsoft JhengHei" w:eastAsia="Microsoft JhengHei" w:cs="Microsoft JhengHei"/>
-          <w:b/>
-          <w:i w:val="0"/>
-          <w:color w:val="2B2016"/>
-          <w:sz w:val="38"/>
-        </w:rPr>
-        <w:t>當代委創（樂譜頁）：今天輪到你當金主</w:t>
-      </w:r>
-      <w:r>
-        <w:rPr>
-          <w:rFonts w:ascii="Microsoft JhengHei" w:hAnsi="Microsoft JhengHei" w:eastAsia="Microsoft JhengHei" w:cs="Microsoft JhengHei"/>
-          <w:b w:val="0"/>
-          <w:i w:val="0"/>
-          <w:color w:val="6A767A"/>
-          <w:sz w:val="24"/>
-        </w:rPr>
-        <w:t xml:space="preserve">　　⏱ 停留約 55 秒</w:t>
-      </w:r>
-    </w:p>
-    <w:p>
-      <w:pPr>
-        <w:spacing w:before="120" w:after="40" w:line="312" w:lineRule="auto"/>
-      </w:pPr>
-      <w:r>
-        <w:rPr>
-          <w:rFonts w:ascii="Microsoft JhengHei" w:hAnsi="Microsoft JhengHei" w:eastAsia="Microsoft JhengHei" w:cs="Microsoft JhengHei"/>
-          <w:b/>
-          <w:i w:val="0"/>
-          <w:color w:val="7C3B2D"/>
-          <w:sz w:val="24"/>
-        </w:rPr>
-        <w:t>講稿</w:t>
-      </w:r>
-    </w:p>
-    <w:p>
-      <w:pPr>
-        <w:spacing w:before="0" w:after="160" w:line="336" w:lineRule="auto"/>
-      </w:pPr>
-      <w:r>
-        <w:rPr>
-          <w:rFonts w:ascii="Microsoft JhengHei" w:hAnsi="Microsoft JhengHei" w:eastAsia="Microsoft JhengHei" w:cs="Microsoft JhengHei"/>
-          <w:b w:val="0"/>
-          <w:i w:val="0"/>
-          <w:color w:val="222A2D"/>
-          <w:sz w:val="36"/>
-        </w:rPr>
-        <w:t>這一頁樂譜，是空白的——因為它還沒被寫出來。從梅迪奇到路德維希二世，從埃斯特哈齊到卡內基，每一個願意委託新作品的金主，都把自己的名字寫進了未來的文化史。今天，輪到你的品牌了。你不需要懂作曲，你只需要做一個決定：委託一部屬於這個時代、屬於你的品牌的新作品。三百年後，也許還有人會記得，是誰當年付了這筆錢。</w:t>
-      </w:r>
-    </w:p>
-    <w:p>
-      <w:pPr>
-        <w:spacing w:before="80" w:after="40" w:line="312" w:lineRule="auto"/>
-      </w:pPr>
-      <w:r>
-        <w:rPr>
-          <w:rFonts w:ascii="Microsoft JhengHei" w:hAnsi="Microsoft JhengHei" w:eastAsia="Microsoft JhengHei" w:cs="Microsoft JhengHei"/>
-          <w:b/>
-          <w:i w:val="0"/>
-          <w:color w:val="856017"/>
-          <w:sz w:val="24"/>
-        </w:rPr>
-        <w:t>講義補充</w:t>
+        <w:t>她讓佛瑞專心創作，佛瑞（與普魯斯特）讓她不朽＝創造自我的歷史價值。</w:t>
       </w:r>
     </w:p>
     <w:p>
@@ -7618,368 +7356,7 @@
           <w:color w:val="3C3328"/>
           <w:sz w:val="28"/>
         </w:rPr>
-        <w:t>樂譜佔位 d2-modern-piano。</w:t>
-      </w:r>
-    </w:p>
-    <w:p>
-      <w:pPr>
-        <w:pStyle w:val="ListBullet"/>
-        <w:spacing w:after="60" w:line="312" w:lineRule="auto"/>
-      </w:pPr>
-      <w:r>
-        <w:rPr>
-          <w:rFonts w:ascii="Microsoft JhengHei" w:hAnsi="Microsoft JhengHei" w:eastAsia="Microsoft JhengHei" w:cs="Microsoft JhengHei"/>
-          <w:b w:val="0"/>
-          <w:i w:val="0"/>
-          <w:color w:val="3C3328"/>
-          <w:sz w:val="28"/>
-        </w:rPr>
-        <w:t>委創＝把品牌名字寫進未來文化史。</w:t>
-      </w:r>
-    </w:p>
-    <w:p>
-      <w:pPr>
-        <w:pBdr>
-          <w:bottom w:val="single" w:sz="6" w:space="4" w:color="E4D9C3"/>
-        </w:pBdr>
-        <w:spacing w:before="240" w:after="80" w:line="312" w:lineRule="auto"/>
-      </w:pPr>
-      <w:r>
-        <w:rPr>
-          <w:rFonts w:ascii="Microsoft JhengHei" w:hAnsi="Microsoft JhengHei" w:eastAsia="Microsoft JhengHei" w:cs="Microsoft JhengHei"/>
-          <w:b/>
-          <w:i w:val="0"/>
-          <w:color w:val="7C3B2D"/>
-          <w:sz w:val="38"/>
-        </w:rPr>
-        <w:t xml:space="preserve">投影片 50　</w:t>
-      </w:r>
-      <w:r>
-        <w:rPr>
-          <w:rFonts w:ascii="Microsoft JhengHei" w:hAnsi="Microsoft JhengHei" w:eastAsia="Microsoft JhengHei" w:cs="Microsoft JhengHei"/>
-          <w:b/>
-          <w:i w:val="0"/>
-          <w:color w:val="2B2016"/>
-          <w:sz w:val="38"/>
-        </w:rPr>
-        <w:t>重點回顧：四百年一句話</w:t>
-      </w:r>
-      <w:r>
-        <w:rPr>
-          <w:rFonts w:ascii="Microsoft JhengHei" w:hAnsi="Microsoft JhengHei" w:eastAsia="Microsoft JhengHei" w:cs="Microsoft JhengHei"/>
-          <w:b w:val="0"/>
-          <w:i w:val="0"/>
-          <w:color w:val="6A767A"/>
-          <w:sz w:val="24"/>
-        </w:rPr>
-        <w:t xml:space="preserve">　　⏱ 停留約 60 秒</w:t>
-      </w:r>
-    </w:p>
-    <w:p>
-      <w:pPr>
-        <w:spacing w:before="120" w:after="40" w:line="312" w:lineRule="auto"/>
-      </w:pPr>
-      <w:r>
-        <w:rPr>
-          <w:rFonts w:ascii="Microsoft JhengHei" w:hAnsi="Microsoft JhengHei" w:eastAsia="Microsoft JhengHei" w:cs="Microsoft JhengHei"/>
-          <w:b/>
-          <w:i w:val="0"/>
-          <w:color w:val="7C3B2D"/>
-          <w:sz w:val="24"/>
-        </w:rPr>
-        <w:t>講稿</w:t>
-      </w:r>
-    </w:p>
-    <w:p>
-      <w:pPr>
-        <w:spacing w:before="0" w:after="160" w:line="336" w:lineRule="auto"/>
-      </w:pPr>
-      <w:r>
-        <w:rPr>
-          <w:rFonts w:ascii="Microsoft JhengHei" w:hAnsi="Microsoft JhengHei" w:eastAsia="Microsoft JhengHei" w:cs="Microsoft JhengHei"/>
-          <w:b w:val="0"/>
-          <w:i w:val="0"/>
-          <w:color w:val="222A2D"/>
-          <w:sz w:val="36"/>
-        </w:rPr>
-        <w:t>我們快速回顧。四百年，五個時代，各用一句話：巴洛克是「受僱」，古典是「接案」，浪漫是「明星」，印象派是「唱片」，現代是「串流」。但有一個真理從沒變過：每一個偉大的音樂時代，背後都站著一個願意投資美的金主。所以請各位帶走今天唯一的這句話——橋是雙向的。你投資音樂，音樂會回過頭來，塑造你的品牌、你的聲望、你在這個時代的位置。</w:t>
-      </w:r>
-    </w:p>
-    <w:p>
-      <w:pPr>
-        <w:spacing w:before="80" w:after="40" w:line="312" w:lineRule="auto"/>
-      </w:pPr>
-      <w:r>
-        <w:rPr>
-          <w:rFonts w:ascii="Microsoft JhengHei" w:hAnsi="Microsoft JhengHei" w:eastAsia="Microsoft JhengHei" w:cs="Microsoft JhengHei"/>
-          <w:b/>
-          <w:i w:val="0"/>
-          <w:color w:val="856017"/>
-          <w:sz w:val="24"/>
-        </w:rPr>
-        <w:t>講義補充</w:t>
-      </w:r>
-    </w:p>
-    <w:p>
-      <w:pPr>
-        <w:pStyle w:val="ListBullet"/>
-        <w:spacing w:after="60" w:line="312" w:lineRule="auto"/>
-      </w:pPr>
-      <w:r>
-        <w:rPr>
-          <w:rFonts w:ascii="Microsoft JhengHei" w:hAnsi="Microsoft JhengHei" w:eastAsia="Microsoft JhengHei" w:cs="Microsoft JhengHei"/>
-          <w:b w:val="0"/>
-          <w:i w:val="0"/>
-          <w:color w:val="3C3328"/>
-          <w:sz w:val="28"/>
-        </w:rPr>
-        <w:t>五時代一句話：巴洛克=受僱、古典=接案、浪漫=明星、印象派=唱片、現代=串流。</w:t>
-      </w:r>
-    </w:p>
-    <w:p>
-      <w:pPr>
-        <w:pStyle w:val="ListBullet"/>
-        <w:spacing w:after="60" w:line="312" w:lineRule="auto"/>
-      </w:pPr>
-      <w:r>
-        <w:rPr>
-          <w:rFonts w:ascii="Microsoft JhengHei" w:hAnsi="Microsoft JhengHei" w:eastAsia="Microsoft JhengHei" w:cs="Microsoft JhengHei"/>
-          <w:b w:val="0"/>
-          <w:i w:val="0"/>
-          <w:color w:val="3C3328"/>
-          <w:sz w:val="28"/>
-        </w:rPr>
-        <w:t>不變真理：每個偉大音樂時代背後都有一個投資美的金主。</w:t>
-      </w:r>
-    </w:p>
-    <w:p>
-      <w:pPr>
-        <w:pBdr>
-          <w:bottom w:val="single" w:sz="6" w:space="4" w:color="E4D9C3"/>
-        </w:pBdr>
-        <w:spacing w:before="240" w:after="80" w:line="312" w:lineRule="auto"/>
-      </w:pPr>
-      <w:r>
-        <w:rPr>
-          <w:rFonts w:ascii="Microsoft JhengHei" w:hAnsi="Microsoft JhengHei" w:eastAsia="Microsoft JhengHei" w:cs="Microsoft JhengHei"/>
-          <w:b/>
-          <w:i w:val="0"/>
-          <w:color w:val="7C3B2D"/>
-          <w:sz w:val="38"/>
-        </w:rPr>
-        <w:t xml:space="preserve">投影片 51　</w:t>
-      </w:r>
-      <w:r>
-        <w:rPr>
-          <w:rFonts w:ascii="Microsoft JhengHei" w:hAnsi="Microsoft JhengHei" w:eastAsia="Microsoft JhengHei" w:cs="Microsoft JhengHei"/>
-          <w:b/>
-          <w:i w:val="0"/>
-          <w:color w:val="2B2016"/>
-          <w:sz w:val="38"/>
-        </w:rPr>
-        <w:t>行動呼籲：成為下一個梅迪奇</w:t>
-      </w:r>
-      <w:r>
-        <w:rPr>
-          <w:rFonts w:ascii="Microsoft JhengHei" w:hAnsi="Microsoft JhengHei" w:eastAsia="Microsoft JhengHei" w:cs="Microsoft JhengHei"/>
-          <w:b w:val="0"/>
-          <w:i w:val="0"/>
-          <w:color w:val="6A767A"/>
-          <w:sz w:val="24"/>
-        </w:rPr>
-        <w:t xml:space="preserve">　　⏱ 停留約 50 秒</w:t>
-      </w:r>
-    </w:p>
-    <w:p>
-      <w:pPr>
-        <w:spacing w:before="120" w:after="40" w:line="312" w:lineRule="auto"/>
-      </w:pPr>
-      <w:r>
-        <w:rPr>
-          <w:rFonts w:ascii="Microsoft JhengHei" w:hAnsi="Microsoft JhengHei" w:eastAsia="Microsoft JhengHei" w:cs="Microsoft JhengHei"/>
-          <w:b/>
-          <w:i w:val="0"/>
-          <w:color w:val="7C3B2D"/>
-          <w:sz w:val="24"/>
-        </w:rPr>
-        <w:t>講稿</w:t>
-      </w:r>
-    </w:p>
-    <w:p>
-      <w:pPr>
-        <w:spacing w:before="0" w:after="160" w:line="336" w:lineRule="auto"/>
-      </w:pPr>
-      <w:r>
-        <w:rPr>
-          <w:rFonts w:ascii="Microsoft JhengHei" w:hAnsi="Microsoft JhengHei" w:eastAsia="Microsoft JhengHei" w:cs="Microsoft JhengHei"/>
-          <w:b w:val="0"/>
-          <w:i w:val="0"/>
-          <w:color w:val="222A2D"/>
-          <w:sz w:val="36"/>
-        </w:rPr>
-        <w:t>你不需要是國王，不需要是鋼鐵大王，也不需要是巴伐利亞的瘋狂君主。你只需要做一件「對等、可持續、共融」的事。也許今天回去，你就可以開始：找一位你欣賞的、對的藝術家，提一個小小的委託創作。梅迪奇當年也是從一場婚禮的歌劇開始的。每一座偉大的橋，都是從第一塊石頭開始砌的。</w:t>
-      </w:r>
-    </w:p>
-    <w:p>
-      <w:pPr>
-        <w:spacing w:before="80" w:after="40" w:line="312" w:lineRule="auto"/>
-      </w:pPr>
-      <w:r>
-        <w:rPr>
-          <w:rFonts w:ascii="Microsoft JhengHei" w:hAnsi="Microsoft JhengHei" w:eastAsia="Microsoft JhengHei" w:cs="Microsoft JhengHei"/>
-          <w:b/>
-          <w:i w:val="0"/>
-          <w:color w:val="856017"/>
-          <w:sz w:val="24"/>
-        </w:rPr>
-        <w:t>講義補充</w:t>
-      </w:r>
-    </w:p>
-    <w:p>
-      <w:pPr>
-        <w:pStyle w:val="ListBullet"/>
-        <w:spacing w:after="60" w:line="312" w:lineRule="auto"/>
-      </w:pPr>
-      <w:r>
-        <w:rPr>
-          <w:rFonts w:ascii="Microsoft JhengHei" w:hAnsi="Microsoft JhengHei" w:eastAsia="Microsoft JhengHei" w:cs="Microsoft JhengHei"/>
-          <w:b w:val="0"/>
-          <w:i w:val="0"/>
-          <w:color w:val="3C3328"/>
-          <w:sz w:val="28"/>
-        </w:rPr>
-        <w:t>行動：找一位對的藝術家，提一個小委創。</w:t>
-      </w:r>
-    </w:p>
-    <w:p>
-      <w:pPr>
-        <w:pStyle w:val="ListBullet"/>
-        <w:spacing w:after="60" w:line="312" w:lineRule="auto"/>
-      </w:pPr>
-      <w:r>
-        <w:rPr>
-          <w:rFonts w:ascii="Microsoft JhengHei" w:hAnsi="Microsoft JhengHei" w:eastAsia="Microsoft JhengHei" w:cs="Microsoft JhengHei"/>
-          <w:b w:val="0"/>
-          <w:i w:val="0"/>
-          <w:color w:val="3C3328"/>
-          <w:sz w:val="28"/>
-        </w:rPr>
-        <w:t>三原則：對等、可持續、共融。</w:t>
-      </w:r>
-    </w:p>
-    <w:p>
-      <w:pPr>
-        <w:pBdr>
-          <w:bottom w:val="single" w:sz="6" w:space="4" w:color="E4D9C3"/>
-        </w:pBdr>
-        <w:spacing w:before="240" w:after="80" w:line="312" w:lineRule="auto"/>
-      </w:pPr>
-      <w:r>
-        <w:rPr>
-          <w:rFonts w:ascii="Microsoft JhengHei" w:hAnsi="Microsoft JhengHei" w:eastAsia="Microsoft JhengHei" w:cs="Microsoft JhengHei"/>
-          <w:b/>
-          <w:i w:val="0"/>
-          <w:color w:val="7C3B2D"/>
-          <w:sz w:val="38"/>
-        </w:rPr>
-        <w:t xml:space="preserve">投影片 52　</w:t>
-      </w:r>
-      <w:r>
-        <w:rPr>
-          <w:rFonts w:ascii="Microsoft JhengHei" w:hAnsi="Microsoft JhengHei" w:eastAsia="Microsoft JhengHei" w:cs="Microsoft JhengHei"/>
-          <w:b/>
-          <w:i w:val="0"/>
-          <w:color w:val="2B2016"/>
-          <w:sz w:val="38"/>
-        </w:rPr>
-        <w:t>Q&amp;A 與延伸聆聽</w:t>
-      </w:r>
-      <w:r>
-        <w:rPr>
-          <w:rFonts w:ascii="Microsoft JhengHei" w:hAnsi="Microsoft JhengHei" w:eastAsia="Microsoft JhengHei" w:cs="Microsoft JhengHei"/>
-          <w:b w:val="0"/>
-          <w:i w:val="0"/>
-          <w:color w:val="6A767A"/>
-          <w:sz w:val="24"/>
-        </w:rPr>
-        <w:t xml:space="preserve">　　⏱ 停留約 60 秒</w:t>
-      </w:r>
-    </w:p>
-    <w:p>
-      <w:pPr>
-        <w:spacing w:before="120" w:after="40" w:line="312" w:lineRule="auto"/>
-      </w:pPr>
-      <w:r>
-        <w:rPr>
-          <w:rFonts w:ascii="Microsoft JhengHei" w:hAnsi="Microsoft JhengHei" w:eastAsia="Microsoft JhengHei" w:cs="Microsoft JhengHei"/>
-          <w:b/>
-          <w:i w:val="0"/>
-          <w:color w:val="7C3B2D"/>
-          <w:sz w:val="24"/>
-        </w:rPr>
-        <w:t>講稿</w:t>
-      </w:r>
-    </w:p>
-    <w:p>
-      <w:pPr>
-        <w:spacing w:before="0" w:after="160" w:line="336" w:lineRule="auto"/>
-      </w:pPr>
-      <w:r>
-        <w:rPr>
-          <w:rFonts w:ascii="Microsoft JhengHei" w:hAnsi="Microsoft JhengHei" w:eastAsia="Microsoft JhengHei" w:cs="Microsoft JhengHei"/>
-          <w:b w:val="0"/>
-          <w:i w:val="0"/>
-          <w:color w:val="222A2D"/>
-          <w:sz w:val="36"/>
-        </w:rPr>
-        <w:t>進入提問時間。我想先反問各位一個問題，當作熱身：你的品牌，最像今天哪一種歷史贊助模式？是想當穩定供養的埃斯特哈齊，還是想打造聖地的拜羅伊特？也歡迎大家把今天聽到的六首曲子帶回家細聽：巴赫《郭德堡變奏曲》、貝多芬《第九號交響曲》〈歡樂頌〉、丹薩《Funiculì, Funiculà》、李斯特《鐘》、拉威爾《波麗露》，還有德布西《月光》（鋼琴）；意猶未盡的，再加一首威爾第〈Va, pensiero〉。如果有機會旅行，三座場館值得朝聖：卡內基音樂廳、拜羅伊特節慶劇院、蕭邦的 Salle Pleyel，還有台南的奇美博物館。好，現在，把時間交給各位。</w:t>
-      </w:r>
-    </w:p>
-    <w:p>
-      <w:pPr>
-        <w:spacing w:before="80" w:after="40" w:line="312" w:lineRule="auto"/>
-      </w:pPr>
-      <w:r>
-        <w:rPr>
-          <w:rFonts w:ascii="Microsoft JhengHei" w:hAnsi="Microsoft JhengHei" w:eastAsia="Microsoft JhengHei" w:cs="Microsoft JhengHei"/>
-          <w:b/>
-          <w:i w:val="0"/>
-          <w:color w:val="856017"/>
-          <w:sz w:val="24"/>
-        </w:rPr>
-        <w:t>講義補充</w:t>
-      </w:r>
-    </w:p>
-    <w:p>
-      <w:pPr>
-        <w:pStyle w:val="ListBullet"/>
-        <w:spacing w:after="60" w:line="312" w:lineRule="auto"/>
-      </w:pPr>
-      <w:r>
-        <w:rPr>
-          <w:rFonts w:ascii="Microsoft JhengHei" w:hAnsi="Microsoft JhengHei" w:eastAsia="Microsoft JhengHei" w:cs="Microsoft JhengHei"/>
-          <w:b w:val="0"/>
-          <w:i w:val="0"/>
-          <w:color w:val="3C3328"/>
-          <w:sz w:val="28"/>
-        </w:rPr>
-        <w:t>延伸聆聽六曲＋朝聖三場館。</w:t>
-      </w:r>
-    </w:p>
-    <w:p>
-      <w:pPr>
-        <w:pStyle w:val="ListBullet"/>
-        <w:spacing w:after="60" w:line="312" w:lineRule="auto"/>
-      </w:pPr>
-      <w:r>
-        <w:rPr>
-          <w:rFonts w:ascii="Microsoft JhengHei" w:hAnsi="Microsoft JhengHei" w:eastAsia="Microsoft JhengHei" w:cs="Microsoft JhengHei"/>
-          <w:b w:val="0"/>
-          <w:i w:val="0"/>
-          <w:color w:val="3C3328"/>
-          <w:sz w:val="28"/>
-        </w:rPr>
-        <w:t>反問：你的品牌對應哪種贊助模式？</w:t>
+        <w:t>📖 名詞解釋｜帕凡舞曲（Pavane）：16 世紀歐洲宮廷開場的緩慢行列舞；19 世紀末佛瑞借古舞名寫作 Op.50，題獻贊助者葛雷夫勒女伯爵。</w:t>
       </w:r>
     </w:p>
     <w:p>
@@ -8008,7 +7385,7 @@
           <w:color w:val="3E332A"/>
           <w:sz w:val="28"/>
         </w:rPr>
-        <w:t>Q&amp;A 期間輕放《月光》當背景墊樂（沿用封面影片）。播前：「讓音樂陪我們聊天。」播後：無（自然淡出至下一頁）。</w:t>
+        <w:t>可播佛瑞《帕凡舞曲》約 2 分鐘（法國國家管弦樂團版，開頭長笛主題：https://www.youtube.com/watch?v=uyQsekYvhpk）。</w:t>
       </w:r>
     </w:p>
     <w:p>
@@ -8026,7 +7403,953 @@
           <w:color w:val="7C3B2D"/>
           <w:sz w:val="38"/>
         </w:rPr>
+        <w:t xml:space="preserve">投影片 48　</w:t>
+      </w:r>
+      <w:r>
+        <w:rPr>
+          <w:rFonts w:ascii="Microsoft JhengHei" w:hAnsi="Microsoft JhengHei" w:eastAsia="Microsoft JhengHei" w:cs="Microsoft JhengHei"/>
+          <w:b/>
+          <w:i w:val="0"/>
+          <w:color w:val="2B2016"/>
+          <w:sz w:val="38"/>
+        </w:rPr>
+        <w:t>企業的回報：贊助藝術，買到錢買不到的東西</w:t>
+      </w:r>
+      <w:r>
+        <w:rPr>
+          <w:rFonts w:ascii="Microsoft JhengHei" w:hAnsi="Microsoft JhengHei" w:eastAsia="Microsoft JhengHei" w:cs="Microsoft JhengHei"/>
+          <w:b w:val="0"/>
+          <w:i w:val="0"/>
+          <w:color w:val="6A767A"/>
+          <w:sz w:val="24"/>
+        </w:rPr>
+        <w:t xml:space="preserve">　　⏱ 停留約 85 秒</w:t>
+      </w:r>
+    </w:p>
+    <w:p>
+      <w:pPr>
+        <w:spacing w:before="120" w:after="40" w:line="312" w:lineRule="auto"/>
+      </w:pPr>
+      <w:r>
+        <w:rPr>
+          <w:rFonts w:ascii="Microsoft JhengHei" w:hAnsi="Microsoft JhengHei" w:eastAsia="Microsoft JhengHei" w:cs="Microsoft JhengHei"/>
+          <w:b/>
+          <w:i w:val="0"/>
+          <w:color w:val="7C3B2D"/>
+          <w:sz w:val="24"/>
+        </w:rPr>
+        <w:t>講稿</w:t>
+      </w:r>
+    </w:p>
+    <w:p>
+      <w:pPr>
+        <w:spacing w:before="0" w:after="160" w:line="336" w:lineRule="auto"/>
+      </w:pPr>
+      <w:r>
+        <w:rPr>
+          <w:rFonts w:ascii="Microsoft JhengHei" w:hAnsi="Microsoft JhengHei" w:eastAsia="Microsoft JhengHei" w:cs="Microsoft JhengHei"/>
+          <w:b w:val="0"/>
+          <w:i w:val="0"/>
+          <w:color w:val="222A2D"/>
+          <w:sz w:val="36"/>
+        </w:rPr>
+        <w:t>在給各位五點提案之前，先回答一個最實際的問題：企業投資音樂，到底拿回什麼？四個面向，歷史都幫我們驗證過。第一，品牌聲望與差異化——像卡內基、像拜羅伊特，把名字刻進文化史，打造一個非朝聖不可的聖地。第二，客戶體驗行銷與關係——像 Victor 簽下卡羅素，用獨家內容、獨家錄音、獨家體驗，緊緊綁住最高價值的客群。第三，人才吸引與員工凝聚——像埃斯特哈齊養海頓，長期穩定地養才、養研發，同時凝聚內部認同。第四，ESG、企業社會責任與稅務——像梅迪奇、像巴黎沙龍，文化贊助本身就是最好的社會責任與聲望投資；稅務上，文化藝術贊助也可能有優惠，這部分建議洽詢會計師。記住：這不是成本，是一筆會增值的長期資產。</w:t>
+      </w:r>
+    </w:p>
+    <w:p>
+      <w:pPr>
+        <w:spacing w:before="80" w:after="40" w:line="312" w:lineRule="auto"/>
+      </w:pPr>
+      <w:r>
+        <w:rPr>
+          <w:rFonts w:ascii="Microsoft JhengHei" w:hAnsi="Microsoft JhengHei" w:eastAsia="Microsoft JhengHei" w:cs="Microsoft JhengHei"/>
+          <w:b/>
+          <w:i w:val="0"/>
+          <w:color w:val="856017"/>
+          <w:sz w:val="24"/>
+        </w:rPr>
+        <w:t>講義補充</w:t>
+      </w:r>
+    </w:p>
+    <w:p>
+      <w:pPr>
+        <w:pStyle w:val="ListBullet"/>
+        <w:spacing w:after="60" w:line="312" w:lineRule="auto"/>
+      </w:pPr>
+      <w:r>
+        <w:rPr>
+          <w:rFonts w:ascii="Microsoft JhengHei" w:hAnsi="Microsoft JhengHei" w:eastAsia="Microsoft JhengHei" w:cs="Microsoft JhengHei"/>
+          <w:b w:val="0"/>
+          <w:i w:val="0"/>
+          <w:color w:val="3C3328"/>
+          <w:sz w:val="28"/>
+        </w:rPr>
+        <w:t>品牌聲望與差異化＝卡內基／拜羅伊特（名字刻進文化史、打造聖地）。</w:t>
+      </w:r>
+    </w:p>
+    <w:p>
+      <w:pPr>
+        <w:pStyle w:val="ListBullet"/>
+        <w:spacing w:after="60" w:line="312" w:lineRule="auto"/>
+      </w:pPr>
+      <w:r>
+        <w:rPr>
+          <w:rFonts w:ascii="Microsoft JhengHei" w:hAnsi="Microsoft JhengHei" w:eastAsia="Microsoft JhengHei" w:cs="Microsoft JhengHei"/>
+          <w:b w:val="0"/>
+          <w:i w:val="0"/>
+          <w:color w:val="3C3328"/>
+          <w:sz w:val="28"/>
+        </w:rPr>
+        <w:t>客戶體驗行銷與關係＝Victor×卡羅素（獨家內容/錄音/體驗、經營高價值客群）。</w:t>
+      </w:r>
+    </w:p>
+    <w:p>
+      <w:pPr>
+        <w:pStyle w:val="ListBullet"/>
+        <w:spacing w:after="60" w:line="312" w:lineRule="auto"/>
+      </w:pPr>
+      <w:r>
+        <w:rPr>
+          <w:rFonts w:ascii="Microsoft JhengHei" w:hAnsi="Microsoft JhengHei" w:eastAsia="Microsoft JhengHei" w:cs="Microsoft JhengHei"/>
+          <w:b w:val="0"/>
+          <w:i w:val="0"/>
+          <w:color w:val="3C3328"/>
+          <w:sz w:val="28"/>
+        </w:rPr>
+        <w:t>人才吸引與員工凝聚＝埃斯特哈齊×海頓（長期養才＋私人 R&amp;D、凝聚內部認同）。</w:t>
+      </w:r>
+    </w:p>
+    <w:p>
+      <w:pPr>
+        <w:pStyle w:val="ListBullet"/>
+        <w:spacing w:after="60" w:line="312" w:lineRule="auto"/>
+      </w:pPr>
+      <w:r>
+        <w:rPr>
+          <w:rFonts w:ascii="Microsoft JhengHei" w:hAnsi="Microsoft JhengHei" w:eastAsia="Microsoft JhengHei" w:cs="Microsoft JhengHei"/>
+          <w:b w:val="0"/>
+          <w:i w:val="0"/>
+          <w:color w:val="3C3328"/>
+          <w:sz w:val="28"/>
+        </w:rPr>
+        <w:t>ESG／CSR 與稅務＝梅迪奇／沙龍（社會責任與聲望；稅務優惠依文化藝術相關法規，建議洽會計師）。</w:t>
+      </w:r>
+    </w:p>
+    <w:p>
+      <w:pPr>
+        <w:pStyle w:val="ListBullet"/>
+        <w:spacing w:after="60" w:line="312" w:lineRule="auto"/>
+      </w:pPr>
+      <w:r>
+        <w:rPr>
+          <w:rFonts w:ascii="Microsoft JhengHei" w:hAnsi="Microsoft JhengHei" w:eastAsia="Microsoft JhengHei" w:cs="Microsoft JhengHei"/>
+          <w:b w:val="0"/>
+          <w:i w:val="0"/>
+          <w:color w:val="3C3328"/>
+          <w:sz w:val="28"/>
+        </w:rPr>
+        <w:t>核心金句：不是成本，是會增值的長期資產。</w:t>
+      </w:r>
+    </w:p>
+    <w:p>
+      <w:pPr>
+        <w:pStyle w:val="ListBullet"/>
+        <w:spacing w:after="60" w:line="312" w:lineRule="auto"/>
+      </w:pPr>
+      <w:r>
+        <w:rPr>
+          <w:rFonts w:ascii="Microsoft JhengHei" w:hAnsi="Microsoft JhengHei" w:eastAsia="Microsoft JhengHei" w:cs="Microsoft JhengHei"/>
+          <w:b w:val="0"/>
+          <w:i w:val="0"/>
+          <w:color w:val="3C3328"/>
+          <w:sz w:val="28"/>
+        </w:rPr>
+        <w:t>日本三得利（Suntory）1986 年為紀念威士忌事業 60 週年在東京興建首座專用音樂廳 Suntory Hall，指揮大師卡拉揚（Herbert von Karajan）譽為「音之寶石盒」。</w:t>
+      </w:r>
+    </w:p>
+    <w:p>
+      <w:pPr>
+        <w:pStyle w:val="ListBullet"/>
+        <w:spacing w:after="60" w:line="312" w:lineRule="auto"/>
+      </w:pPr>
+      <w:r>
+        <w:rPr>
+          <w:rFonts w:ascii="Microsoft JhengHei" w:hAnsi="Microsoft JhengHei" w:eastAsia="Microsoft JhengHei" w:cs="Microsoft JhengHei"/>
+          <w:b w:val="0"/>
+          <w:i w:val="0"/>
+          <w:color w:val="3C3328"/>
+          <w:sz w:val="28"/>
+        </w:rPr>
+        <w:t>洛杉磯迪士尼音樂廳（Walt Disney Concert Hall）：莉莉安・迪士尼（Lillian Disney）1987 年捐 5,000 萬美元起建，蓋瑞（Frank Gehry）設計，2003 年啟用為洛杉磯愛樂之家——冠名場館的當代典範。</w:t>
+      </w:r>
+    </w:p>
+    <w:p>
+      <w:pPr>
+        <w:pBdr>
+          <w:bottom w:val="single" w:sz="6" w:space="4" w:color="E4D9C3"/>
+        </w:pBdr>
+        <w:spacing w:before="240" w:after="80" w:line="312" w:lineRule="auto"/>
+      </w:pPr>
+      <w:r>
+        <w:rPr>
+          <w:rFonts w:ascii="Microsoft JhengHei" w:hAnsi="Microsoft JhengHei" w:eastAsia="Microsoft JhengHei" w:cs="Microsoft JhengHei"/>
+          <w:b/>
+          <w:i w:val="0"/>
+          <w:color w:val="7C3B2D"/>
+          <w:sz w:val="38"/>
+        </w:rPr>
+        <w:t xml:space="preserve">投影片 49　</w:t>
+      </w:r>
+      <w:r>
+        <w:rPr>
+          <w:rFonts w:ascii="Microsoft JhengHei" w:hAnsi="Microsoft JhengHei" w:eastAsia="Microsoft JhengHei" w:cs="Microsoft JhengHei"/>
+          <w:b/>
+          <w:i w:val="0"/>
+          <w:color w:val="2B2016"/>
+          <w:sz w:val="38"/>
+        </w:rPr>
+        <w:t>給企業的五點提案（一）</w:t>
+      </w:r>
+      <w:r>
+        <w:rPr>
+          <w:rFonts w:ascii="Microsoft JhengHei" w:hAnsi="Microsoft JhengHei" w:eastAsia="Microsoft JhengHei" w:cs="Microsoft JhengHei"/>
+          <w:b w:val="0"/>
+          <w:i w:val="0"/>
+          <w:color w:val="6A767A"/>
+          <w:sz w:val="24"/>
+        </w:rPr>
+        <w:t xml:space="preserve">　　⏱ 停留約 80 秒</w:t>
+      </w:r>
+    </w:p>
+    <w:p>
+      <w:pPr>
+        <w:spacing w:before="120" w:after="40" w:line="312" w:lineRule="auto"/>
+      </w:pPr>
+      <w:r>
+        <w:rPr>
+          <w:rFonts w:ascii="Microsoft JhengHei" w:hAnsi="Microsoft JhengHei" w:eastAsia="Microsoft JhengHei" w:cs="Microsoft JhengHei"/>
+          <w:b/>
+          <w:i w:val="0"/>
+          <w:color w:val="7C3B2D"/>
+          <w:sz w:val="24"/>
+        </w:rPr>
+        <w:t>講稿</w:t>
+      </w:r>
+    </w:p>
+    <w:p>
+      <w:pPr>
+        <w:spacing w:before="0" w:after="160" w:line="336" w:lineRule="auto"/>
+      </w:pPr>
+      <w:r>
+        <w:rPr>
+          <w:rFonts w:ascii="Microsoft JhengHei" w:hAnsi="Microsoft JhengHei" w:eastAsia="Microsoft JhengHei" w:cs="Microsoft JhengHei"/>
+          <w:b w:val="0"/>
+          <w:i w:val="0"/>
+          <w:color w:val="222A2D"/>
+          <w:sz w:val="36"/>
+        </w:rPr>
+        <w:t>那麼，今天的企業可以怎麼做？我整理了五點，這是今天最實用的部分。第 1 點，像埃斯特哈齊：給藝術家長期、穩定的資助，並用一座場館養創新——給他一個能安心研發的家，海頓的交響曲就是這樣養出來的。第 2 點，像 Victor：綁定一位「有品牌」的藝術家，跟他做獨家內容、獨家錄音、獨家體驗——就像當年 Victor 簽下歌王卡羅素。第 3 點，像拜羅伊特：把你的場館或音樂節，做成一個 iconic 的品牌，一個讓人非朝聖不可的聖地——華格納就是這樣，把一座小鎮變成了全球樂迷的麥加。</w:t>
+      </w:r>
+    </w:p>
+    <w:p>
+      <w:pPr>
+        <w:spacing w:before="80" w:after="40" w:line="312" w:lineRule="auto"/>
+      </w:pPr>
+      <w:r>
+        <w:rPr>
+          <w:rFonts w:ascii="Microsoft JhengHei" w:hAnsi="Microsoft JhengHei" w:eastAsia="Microsoft JhengHei" w:cs="Microsoft JhengHei"/>
+          <w:b/>
+          <w:i w:val="0"/>
+          <w:color w:val="856017"/>
+          <w:sz w:val="24"/>
+        </w:rPr>
+        <w:t>講義補充</w:t>
+      </w:r>
+    </w:p>
+    <w:p>
+      <w:pPr>
+        <w:pStyle w:val="ListBullet"/>
+        <w:spacing w:after="60" w:line="312" w:lineRule="auto"/>
+      </w:pPr>
+      <w:r>
+        <w:rPr>
+          <w:rFonts w:ascii="Microsoft JhengHei" w:hAnsi="Microsoft JhengHei" w:eastAsia="Microsoft JhengHei" w:cs="Microsoft JhengHei"/>
+          <w:b w:val="0"/>
+          <w:i w:val="0"/>
+          <w:color w:val="3C3328"/>
+          <w:sz w:val="28"/>
+        </w:rPr>
+        <w:t>提案 1 像埃斯特哈齊：長期穩定資助＋場館養創新。</w:t>
+      </w:r>
+    </w:p>
+    <w:p>
+      <w:pPr>
+        <w:pStyle w:val="ListBullet"/>
+        <w:spacing w:after="60" w:line="312" w:lineRule="auto"/>
+      </w:pPr>
+      <w:r>
+        <w:rPr>
+          <w:rFonts w:ascii="Microsoft JhengHei" w:hAnsi="Microsoft JhengHei" w:eastAsia="Microsoft JhengHei" w:cs="Microsoft JhengHei"/>
+          <w:b w:val="0"/>
+          <w:i w:val="0"/>
+          <w:color w:val="3C3328"/>
+          <w:sz w:val="28"/>
+        </w:rPr>
+        <w:t>提案 2 像 Victor：綁定有品牌的藝術家做獨家內容/錄音/體驗。</w:t>
+      </w:r>
+    </w:p>
+    <w:p>
+      <w:pPr>
+        <w:pStyle w:val="ListBullet"/>
+        <w:spacing w:after="60" w:line="312" w:lineRule="auto"/>
+      </w:pPr>
+      <w:r>
+        <w:rPr>
+          <w:rFonts w:ascii="Microsoft JhengHei" w:hAnsi="Microsoft JhengHei" w:eastAsia="Microsoft JhengHei" w:cs="Microsoft JhengHei"/>
+          <w:b w:val="0"/>
+          <w:i w:val="0"/>
+          <w:color w:val="3C3328"/>
+          <w:sz w:val="28"/>
+        </w:rPr>
+        <w:t>提案 3 像拜羅伊特：把場館/音樂節做成 iconic 品牌。</w:t>
+      </w:r>
+    </w:p>
+    <w:p>
+      <w:pPr>
+        <w:pBdr>
+          <w:bottom w:val="single" w:sz="6" w:space="4" w:color="E4D9C3"/>
+        </w:pBdr>
+        <w:spacing w:before="240" w:after="80" w:line="312" w:lineRule="auto"/>
+      </w:pPr>
+      <w:r>
+        <w:rPr>
+          <w:rFonts w:ascii="Microsoft JhengHei" w:hAnsi="Microsoft JhengHei" w:eastAsia="Microsoft JhengHei" w:cs="Microsoft JhengHei"/>
+          <w:b/>
+          <w:i w:val="0"/>
+          <w:color w:val="7C3B2D"/>
+          <w:sz w:val="38"/>
+        </w:rPr>
+        <w:t xml:space="preserve">投影片 50　</w:t>
+      </w:r>
+      <w:r>
+        <w:rPr>
+          <w:rFonts w:ascii="Microsoft JhengHei" w:hAnsi="Microsoft JhengHei" w:eastAsia="Microsoft JhengHei" w:cs="Microsoft JhengHei"/>
+          <w:b/>
+          <w:i w:val="0"/>
+          <w:color w:val="2B2016"/>
+          <w:sz w:val="38"/>
+        </w:rPr>
+        <w:t>給企業的五點提案（二）</w:t>
+      </w:r>
+      <w:r>
+        <w:rPr>
+          <w:rFonts w:ascii="Microsoft JhengHei" w:hAnsi="Microsoft JhengHei" w:eastAsia="Microsoft JhengHei" w:cs="Microsoft JhengHei"/>
+          <w:b w:val="0"/>
+          <w:i w:val="0"/>
+          <w:color w:val="6A767A"/>
+          <w:sz w:val="24"/>
+        </w:rPr>
+        <w:t xml:space="preserve">　　⏱ 停留約 80 秒</w:t>
+      </w:r>
+    </w:p>
+    <w:p>
+      <w:pPr>
+        <w:spacing w:before="120" w:after="40" w:line="312" w:lineRule="auto"/>
+      </w:pPr>
+      <w:r>
+        <w:rPr>
+          <w:rFonts w:ascii="Microsoft JhengHei" w:hAnsi="Microsoft JhengHei" w:eastAsia="Microsoft JhengHei" w:cs="Microsoft JhengHei"/>
+          <w:b/>
+          <w:i w:val="0"/>
+          <w:color w:val="7C3B2D"/>
+          <w:sz w:val="24"/>
+        </w:rPr>
+        <w:t>講稿</w:t>
+      </w:r>
+    </w:p>
+    <w:p>
+      <w:pPr>
+        <w:spacing w:before="0" w:after="160" w:line="336" w:lineRule="auto"/>
+      </w:pPr>
+      <w:r>
+        <w:rPr>
+          <w:rFonts w:ascii="Microsoft JhengHei" w:hAnsi="Microsoft JhengHei" w:eastAsia="Microsoft JhengHei" w:cs="Microsoft JhengHei"/>
+          <w:b w:val="0"/>
+          <w:i w:val="0"/>
+          <w:color w:val="222A2D"/>
+          <w:sz w:val="36"/>
+        </w:rPr>
+        <w:t>第 4 點，用科技放大你的投資：串流、數位演出、線上教學——但請記得，要搭配「對等」的版稅與授權結構。當年自動鋼琴沒做好版稅，紅極一時卻迅速崩盤；ASCAP 把制度建立起來，才讓創作者活到今天。技術是放大器，制度才是護城河。第 5 點，像梅迪奇、像路德維希二世：委託創作一部新作品，用它換取聲望與差異化。最後請各位記住三個詞，這是今天所有提案的靈魂：對等、可持續、共融。不是施捨，是對等的合作；不是一次性的曝光，是可持續的關係；不是高高在上，是和藝術家、和社群共融。</w:t>
+      </w:r>
+    </w:p>
+    <w:p>
+      <w:pPr>
+        <w:spacing w:before="80" w:after="40" w:line="312" w:lineRule="auto"/>
+      </w:pPr>
+      <w:r>
+        <w:rPr>
+          <w:rFonts w:ascii="Microsoft JhengHei" w:hAnsi="Microsoft JhengHei" w:eastAsia="Microsoft JhengHei" w:cs="Microsoft JhengHei"/>
+          <w:b/>
+          <w:i w:val="0"/>
+          <w:color w:val="856017"/>
+          <w:sz w:val="24"/>
+        </w:rPr>
+        <w:t>講義補充</w:t>
+      </w:r>
+    </w:p>
+    <w:p>
+      <w:pPr>
+        <w:pStyle w:val="ListBullet"/>
+        <w:spacing w:after="60" w:line="312" w:lineRule="auto"/>
+      </w:pPr>
+      <w:r>
+        <w:rPr>
+          <w:rFonts w:ascii="Microsoft JhengHei" w:hAnsi="Microsoft JhengHei" w:eastAsia="Microsoft JhengHei" w:cs="Microsoft JhengHei"/>
+          <w:b w:val="0"/>
+          <w:i w:val="0"/>
+          <w:color w:val="3C3328"/>
+          <w:sz w:val="28"/>
+        </w:rPr>
+        <w:t>提案 4 用科技放大（串流/數位演出/線上教學＋對等版稅/授權）。</w:t>
+      </w:r>
+    </w:p>
+    <w:p>
+      <w:pPr>
+        <w:pStyle w:val="ListBullet"/>
+        <w:spacing w:after="60" w:line="312" w:lineRule="auto"/>
+      </w:pPr>
+      <w:r>
+        <w:rPr>
+          <w:rFonts w:ascii="Microsoft JhengHei" w:hAnsi="Microsoft JhengHei" w:eastAsia="Microsoft JhengHei" w:cs="Microsoft JhengHei"/>
+          <w:b w:val="0"/>
+          <w:i w:val="0"/>
+          <w:color w:val="3C3328"/>
+          <w:sz w:val="28"/>
+        </w:rPr>
+        <w:t>提案 5 像梅迪奇與路德維希二世：委創新作換聲望與差異化。</w:t>
+      </w:r>
+    </w:p>
+    <w:p>
+      <w:pPr>
+        <w:pStyle w:val="ListBullet"/>
+        <w:spacing w:after="60" w:line="312" w:lineRule="auto"/>
+      </w:pPr>
+      <w:r>
+        <w:rPr>
+          <w:rFonts w:ascii="Microsoft JhengHei" w:hAnsi="Microsoft JhengHei" w:eastAsia="Microsoft JhengHei" w:cs="Microsoft JhengHei"/>
+          <w:b w:val="0"/>
+          <w:i w:val="0"/>
+          <w:color w:val="3C3328"/>
+          <w:sz w:val="28"/>
+        </w:rPr>
+        <w:t>三記憶點：對等、可持續、共融。</w:t>
+      </w:r>
+    </w:p>
+    <w:p>
+      <w:pPr>
+        <w:pBdr>
+          <w:bottom w:val="single" w:sz="6" w:space="4" w:color="E4D9C3"/>
+        </w:pBdr>
+        <w:spacing w:before="240" w:after="80" w:line="312" w:lineRule="auto"/>
+      </w:pPr>
+      <w:r>
+        <w:rPr>
+          <w:rFonts w:ascii="Microsoft JhengHei" w:hAnsi="Microsoft JhengHei" w:eastAsia="Microsoft JhengHei" w:cs="Microsoft JhengHei"/>
+          <w:b/>
+          <w:i w:val="0"/>
+          <w:color w:val="7C3B2D"/>
+          <w:sz w:val="38"/>
+        </w:rPr>
+        <w:t xml:space="preserve">投影片 51　</w:t>
+      </w:r>
+      <w:r>
+        <w:rPr>
+          <w:rFonts w:ascii="Microsoft JhengHei" w:hAnsi="Microsoft JhengHei" w:eastAsia="Microsoft JhengHei" w:cs="Microsoft JhengHei"/>
+          <w:b/>
+          <w:i w:val="0"/>
+          <w:color w:val="2B2016"/>
+          <w:sz w:val="38"/>
+        </w:rPr>
+        <w:t>當代委創（樂譜頁）：今天輪到你當金主</w:t>
+      </w:r>
+      <w:r>
+        <w:rPr>
+          <w:rFonts w:ascii="Microsoft JhengHei" w:hAnsi="Microsoft JhengHei" w:eastAsia="Microsoft JhengHei" w:cs="Microsoft JhengHei"/>
+          <w:b w:val="0"/>
+          <w:i w:val="0"/>
+          <w:color w:val="6A767A"/>
+          <w:sz w:val="24"/>
+        </w:rPr>
+        <w:t xml:space="preserve">　　⏱ 停留約 55 秒</w:t>
+      </w:r>
+    </w:p>
+    <w:p>
+      <w:pPr>
+        <w:spacing w:before="120" w:after="40" w:line="312" w:lineRule="auto"/>
+      </w:pPr>
+      <w:r>
+        <w:rPr>
+          <w:rFonts w:ascii="Microsoft JhengHei" w:hAnsi="Microsoft JhengHei" w:eastAsia="Microsoft JhengHei" w:cs="Microsoft JhengHei"/>
+          <w:b/>
+          <w:i w:val="0"/>
+          <w:color w:val="7C3B2D"/>
+          <w:sz w:val="24"/>
+        </w:rPr>
+        <w:t>講稿</w:t>
+      </w:r>
+    </w:p>
+    <w:p>
+      <w:pPr>
+        <w:spacing w:before="0" w:after="160" w:line="336" w:lineRule="auto"/>
+      </w:pPr>
+      <w:r>
+        <w:rPr>
+          <w:rFonts w:ascii="Microsoft JhengHei" w:hAnsi="Microsoft JhengHei" w:eastAsia="Microsoft JhengHei" w:cs="Microsoft JhengHei"/>
+          <w:b w:val="0"/>
+          <w:i w:val="0"/>
+          <w:color w:val="222A2D"/>
+          <w:sz w:val="36"/>
+        </w:rPr>
+        <w:t>這一頁樂譜，是空白的——因為它還沒被寫出來。從梅迪奇到路德維希二世，從埃斯特哈齊到卡內基，每一個願意委託新作品的金主，都把自己的名字寫進了未來的文化史。今天，輪到你的品牌了。你不需要懂作曲，你只需要做一個決定：委託一部屬於這個時代、屬於你的品牌的新作品。三百年後，也許還有人會記得，是誰當年付了這筆錢。</w:t>
+      </w:r>
+    </w:p>
+    <w:p>
+      <w:pPr>
+        <w:spacing w:before="80" w:after="40" w:line="312" w:lineRule="auto"/>
+      </w:pPr>
+      <w:r>
+        <w:rPr>
+          <w:rFonts w:ascii="Microsoft JhengHei" w:hAnsi="Microsoft JhengHei" w:eastAsia="Microsoft JhengHei" w:cs="Microsoft JhengHei"/>
+          <w:b/>
+          <w:i w:val="0"/>
+          <w:color w:val="856017"/>
+          <w:sz w:val="24"/>
+        </w:rPr>
+        <w:t>講義補充</w:t>
+      </w:r>
+    </w:p>
+    <w:p>
+      <w:pPr>
+        <w:pStyle w:val="ListBullet"/>
+        <w:spacing w:after="60" w:line="312" w:lineRule="auto"/>
+      </w:pPr>
+      <w:r>
+        <w:rPr>
+          <w:rFonts w:ascii="Microsoft JhengHei" w:hAnsi="Microsoft JhengHei" w:eastAsia="Microsoft JhengHei" w:cs="Microsoft JhengHei"/>
+          <w:b w:val="0"/>
+          <w:i w:val="0"/>
+          <w:color w:val="3C3328"/>
+          <w:sz w:val="28"/>
+        </w:rPr>
+        <w:t>樂譜佔位 d2-modern-piano。</w:t>
+      </w:r>
+    </w:p>
+    <w:p>
+      <w:pPr>
+        <w:pStyle w:val="ListBullet"/>
+        <w:spacing w:after="60" w:line="312" w:lineRule="auto"/>
+      </w:pPr>
+      <w:r>
+        <w:rPr>
+          <w:rFonts w:ascii="Microsoft JhengHei" w:hAnsi="Microsoft JhengHei" w:eastAsia="Microsoft JhengHei" w:cs="Microsoft JhengHei"/>
+          <w:b w:val="0"/>
+          <w:i w:val="0"/>
+          <w:color w:val="3C3328"/>
+          <w:sz w:val="28"/>
+        </w:rPr>
+        <w:t>委創＝把品牌名字寫進未來文化史。</w:t>
+      </w:r>
+    </w:p>
+    <w:p>
+      <w:pPr>
+        <w:pBdr>
+          <w:bottom w:val="single" w:sz="6" w:space="4" w:color="E4D9C3"/>
+        </w:pBdr>
+        <w:spacing w:before="240" w:after="80" w:line="312" w:lineRule="auto"/>
+      </w:pPr>
+      <w:r>
+        <w:rPr>
+          <w:rFonts w:ascii="Microsoft JhengHei" w:hAnsi="Microsoft JhengHei" w:eastAsia="Microsoft JhengHei" w:cs="Microsoft JhengHei"/>
+          <w:b/>
+          <w:i w:val="0"/>
+          <w:color w:val="7C3B2D"/>
+          <w:sz w:val="38"/>
+        </w:rPr>
+        <w:t xml:space="preserve">投影片 52　</w:t>
+      </w:r>
+      <w:r>
+        <w:rPr>
+          <w:rFonts w:ascii="Microsoft JhengHei" w:hAnsi="Microsoft JhengHei" w:eastAsia="Microsoft JhengHei" w:cs="Microsoft JhengHei"/>
+          <w:b/>
+          <w:i w:val="0"/>
+          <w:color w:val="2B2016"/>
+          <w:sz w:val="38"/>
+        </w:rPr>
+        <w:t>重點回顧：四百年一句話</w:t>
+      </w:r>
+      <w:r>
+        <w:rPr>
+          <w:rFonts w:ascii="Microsoft JhengHei" w:hAnsi="Microsoft JhengHei" w:eastAsia="Microsoft JhengHei" w:cs="Microsoft JhengHei"/>
+          <w:b w:val="0"/>
+          <w:i w:val="0"/>
+          <w:color w:val="6A767A"/>
+          <w:sz w:val="24"/>
+        </w:rPr>
+        <w:t xml:space="preserve">　　⏱ 停留約 60 秒</w:t>
+      </w:r>
+    </w:p>
+    <w:p>
+      <w:pPr>
+        <w:spacing w:before="120" w:after="40" w:line="312" w:lineRule="auto"/>
+      </w:pPr>
+      <w:r>
+        <w:rPr>
+          <w:rFonts w:ascii="Microsoft JhengHei" w:hAnsi="Microsoft JhengHei" w:eastAsia="Microsoft JhengHei" w:cs="Microsoft JhengHei"/>
+          <w:b/>
+          <w:i w:val="0"/>
+          <w:color w:val="7C3B2D"/>
+          <w:sz w:val="24"/>
+        </w:rPr>
+        <w:t>講稿</w:t>
+      </w:r>
+    </w:p>
+    <w:p>
+      <w:pPr>
+        <w:spacing w:before="0" w:after="160" w:line="336" w:lineRule="auto"/>
+      </w:pPr>
+      <w:r>
+        <w:rPr>
+          <w:rFonts w:ascii="Microsoft JhengHei" w:hAnsi="Microsoft JhengHei" w:eastAsia="Microsoft JhengHei" w:cs="Microsoft JhengHei"/>
+          <w:b w:val="0"/>
+          <w:i w:val="0"/>
+          <w:color w:val="222A2D"/>
+          <w:sz w:val="36"/>
+        </w:rPr>
+        <w:t>我們快速回顧。四百年，五個時代，各用一句話：巴洛克是「受僱」，古典是「接案」，浪漫是「明星」，印象派是「唱片」，現代是「串流」。但有一個真理從沒變過：每一個偉大的音樂時代，背後都站著一個願意投資美的金主。所以請各位帶走今天唯一的這句話——橋是雙向的。你投資音樂，音樂會回過頭來，塑造你的品牌、你的聲望、你在這個時代的位置。</w:t>
+      </w:r>
+    </w:p>
+    <w:p>
+      <w:pPr>
+        <w:spacing w:before="80" w:after="40" w:line="312" w:lineRule="auto"/>
+      </w:pPr>
+      <w:r>
+        <w:rPr>
+          <w:rFonts w:ascii="Microsoft JhengHei" w:hAnsi="Microsoft JhengHei" w:eastAsia="Microsoft JhengHei" w:cs="Microsoft JhengHei"/>
+          <w:b/>
+          <w:i w:val="0"/>
+          <w:color w:val="856017"/>
+          <w:sz w:val="24"/>
+        </w:rPr>
+        <w:t>講義補充</w:t>
+      </w:r>
+    </w:p>
+    <w:p>
+      <w:pPr>
+        <w:pStyle w:val="ListBullet"/>
+        <w:spacing w:after="60" w:line="312" w:lineRule="auto"/>
+      </w:pPr>
+      <w:r>
+        <w:rPr>
+          <w:rFonts w:ascii="Microsoft JhengHei" w:hAnsi="Microsoft JhengHei" w:eastAsia="Microsoft JhengHei" w:cs="Microsoft JhengHei"/>
+          <w:b w:val="0"/>
+          <w:i w:val="0"/>
+          <w:color w:val="3C3328"/>
+          <w:sz w:val="28"/>
+        </w:rPr>
+        <w:t>五時代一句話：巴洛克=受僱、古典=接案、浪漫=明星、印象派=唱片、現代=串流。</w:t>
+      </w:r>
+    </w:p>
+    <w:p>
+      <w:pPr>
+        <w:pStyle w:val="ListBullet"/>
+        <w:spacing w:after="60" w:line="312" w:lineRule="auto"/>
+      </w:pPr>
+      <w:r>
+        <w:rPr>
+          <w:rFonts w:ascii="Microsoft JhengHei" w:hAnsi="Microsoft JhengHei" w:eastAsia="Microsoft JhengHei" w:cs="Microsoft JhengHei"/>
+          <w:b w:val="0"/>
+          <w:i w:val="0"/>
+          <w:color w:val="3C3328"/>
+          <w:sz w:val="28"/>
+        </w:rPr>
+        <w:t>不變真理：每個偉大音樂時代背後都有一個投資美的金主。</w:t>
+      </w:r>
+    </w:p>
+    <w:p>
+      <w:pPr>
+        <w:pBdr>
+          <w:bottom w:val="single" w:sz="6" w:space="4" w:color="E4D9C3"/>
+        </w:pBdr>
+        <w:spacing w:before="240" w:after="80" w:line="312" w:lineRule="auto"/>
+      </w:pPr>
+      <w:r>
+        <w:rPr>
+          <w:rFonts w:ascii="Microsoft JhengHei" w:hAnsi="Microsoft JhengHei" w:eastAsia="Microsoft JhengHei" w:cs="Microsoft JhengHei"/>
+          <w:b/>
+          <w:i w:val="0"/>
+          <w:color w:val="7C3B2D"/>
+          <w:sz w:val="38"/>
+        </w:rPr>
         <w:t xml:space="preserve">投影片 53　</w:t>
+      </w:r>
+      <w:r>
+        <w:rPr>
+          <w:rFonts w:ascii="Microsoft JhengHei" w:hAnsi="Microsoft JhengHei" w:eastAsia="Microsoft JhengHei" w:cs="Microsoft JhengHei"/>
+          <w:b/>
+          <w:i w:val="0"/>
+          <w:color w:val="2B2016"/>
+          <w:sz w:val="38"/>
+        </w:rPr>
+        <w:t>行動呼籲：成為下一個梅迪奇</w:t>
+      </w:r>
+      <w:r>
+        <w:rPr>
+          <w:rFonts w:ascii="Microsoft JhengHei" w:hAnsi="Microsoft JhengHei" w:eastAsia="Microsoft JhengHei" w:cs="Microsoft JhengHei"/>
+          <w:b w:val="0"/>
+          <w:i w:val="0"/>
+          <w:color w:val="6A767A"/>
+          <w:sz w:val="24"/>
+        </w:rPr>
+        <w:t xml:space="preserve">　　⏱ 停留約 50 秒</w:t>
+      </w:r>
+    </w:p>
+    <w:p>
+      <w:pPr>
+        <w:spacing w:before="120" w:after="40" w:line="312" w:lineRule="auto"/>
+      </w:pPr>
+      <w:r>
+        <w:rPr>
+          <w:rFonts w:ascii="Microsoft JhengHei" w:hAnsi="Microsoft JhengHei" w:eastAsia="Microsoft JhengHei" w:cs="Microsoft JhengHei"/>
+          <w:b/>
+          <w:i w:val="0"/>
+          <w:color w:val="7C3B2D"/>
+          <w:sz w:val="24"/>
+        </w:rPr>
+        <w:t>講稿</w:t>
+      </w:r>
+    </w:p>
+    <w:p>
+      <w:pPr>
+        <w:spacing w:before="0" w:after="160" w:line="336" w:lineRule="auto"/>
+      </w:pPr>
+      <w:r>
+        <w:rPr>
+          <w:rFonts w:ascii="Microsoft JhengHei" w:hAnsi="Microsoft JhengHei" w:eastAsia="Microsoft JhengHei" w:cs="Microsoft JhengHei"/>
+          <w:b w:val="0"/>
+          <w:i w:val="0"/>
+          <w:color w:val="222A2D"/>
+          <w:sz w:val="36"/>
+        </w:rPr>
+        <w:t>你不需要是國王，不需要是鋼鐵大王，也不需要是巴伐利亞的瘋狂君主。你只需要做一件「對等、可持續、共融」的事。也許今天回去，你就可以開始：找一位你欣賞的、對的藝術家，提一個小小的委託創作。梅迪奇當年也是從一場婚禮的歌劇開始的。每一座偉大的橋，都是從第一塊石頭開始砌的。</w:t>
+      </w:r>
+    </w:p>
+    <w:p>
+      <w:pPr>
+        <w:spacing w:before="80" w:after="40" w:line="312" w:lineRule="auto"/>
+      </w:pPr>
+      <w:r>
+        <w:rPr>
+          <w:rFonts w:ascii="Microsoft JhengHei" w:hAnsi="Microsoft JhengHei" w:eastAsia="Microsoft JhengHei" w:cs="Microsoft JhengHei"/>
+          <w:b/>
+          <w:i w:val="0"/>
+          <w:color w:val="856017"/>
+          <w:sz w:val="24"/>
+        </w:rPr>
+        <w:t>講義補充</w:t>
+      </w:r>
+    </w:p>
+    <w:p>
+      <w:pPr>
+        <w:pStyle w:val="ListBullet"/>
+        <w:spacing w:after="60" w:line="312" w:lineRule="auto"/>
+      </w:pPr>
+      <w:r>
+        <w:rPr>
+          <w:rFonts w:ascii="Microsoft JhengHei" w:hAnsi="Microsoft JhengHei" w:eastAsia="Microsoft JhengHei" w:cs="Microsoft JhengHei"/>
+          <w:b w:val="0"/>
+          <w:i w:val="0"/>
+          <w:color w:val="3C3328"/>
+          <w:sz w:val="28"/>
+        </w:rPr>
+        <w:t>行動：找一位對的藝術家，提一個小委創。</w:t>
+      </w:r>
+    </w:p>
+    <w:p>
+      <w:pPr>
+        <w:pStyle w:val="ListBullet"/>
+        <w:spacing w:after="60" w:line="312" w:lineRule="auto"/>
+      </w:pPr>
+      <w:r>
+        <w:rPr>
+          <w:rFonts w:ascii="Microsoft JhengHei" w:hAnsi="Microsoft JhengHei" w:eastAsia="Microsoft JhengHei" w:cs="Microsoft JhengHei"/>
+          <w:b w:val="0"/>
+          <w:i w:val="0"/>
+          <w:color w:val="3C3328"/>
+          <w:sz w:val="28"/>
+        </w:rPr>
+        <w:t>三原則：對等、可持續、共融。</w:t>
+      </w:r>
+    </w:p>
+    <w:p>
+      <w:pPr>
+        <w:pBdr>
+          <w:bottom w:val="single" w:sz="6" w:space="4" w:color="E4D9C3"/>
+        </w:pBdr>
+        <w:spacing w:before="240" w:after="80" w:line="312" w:lineRule="auto"/>
+      </w:pPr>
+      <w:r>
+        <w:rPr>
+          <w:rFonts w:ascii="Microsoft JhengHei" w:hAnsi="Microsoft JhengHei" w:eastAsia="Microsoft JhengHei" w:cs="Microsoft JhengHei"/>
+          <w:b/>
+          <w:i w:val="0"/>
+          <w:color w:val="7C3B2D"/>
+          <w:sz w:val="38"/>
+        </w:rPr>
+        <w:t xml:space="preserve">投影片 54　</w:t>
+      </w:r>
+      <w:r>
+        <w:rPr>
+          <w:rFonts w:ascii="Microsoft JhengHei" w:hAnsi="Microsoft JhengHei" w:eastAsia="Microsoft JhengHei" w:cs="Microsoft JhengHei"/>
+          <w:b/>
+          <w:i w:val="0"/>
+          <w:color w:val="2B2016"/>
+          <w:sz w:val="38"/>
+        </w:rPr>
+        <w:t>Q&amp;A 與延伸聆聽</w:t>
+      </w:r>
+      <w:r>
+        <w:rPr>
+          <w:rFonts w:ascii="Microsoft JhengHei" w:hAnsi="Microsoft JhengHei" w:eastAsia="Microsoft JhengHei" w:cs="Microsoft JhengHei"/>
+          <w:b w:val="0"/>
+          <w:i w:val="0"/>
+          <w:color w:val="6A767A"/>
+          <w:sz w:val="24"/>
+        </w:rPr>
+        <w:t xml:space="preserve">　　⏱ 停留約 60 秒</w:t>
+      </w:r>
+    </w:p>
+    <w:p>
+      <w:pPr>
+        <w:spacing w:before="120" w:after="40" w:line="312" w:lineRule="auto"/>
+      </w:pPr>
+      <w:r>
+        <w:rPr>
+          <w:rFonts w:ascii="Microsoft JhengHei" w:hAnsi="Microsoft JhengHei" w:eastAsia="Microsoft JhengHei" w:cs="Microsoft JhengHei"/>
+          <w:b/>
+          <w:i w:val="0"/>
+          <w:color w:val="7C3B2D"/>
+          <w:sz w:val="24"/>
+        </w:rPr>
+        <w:t>講稿</w:t>
+      </w:r>
+    </w:p>
+    <w:p>
+      <w:pPr>
+        <w:spacing w:before="0" w:after="160" w:line="336" w:lineRule="auto"/>
+      </w:pPr>
+      <w:r>
+        <w:rPr>
+          <w:rFonts w:ascii="Microsoft JhengHei" w:hAnsi="Microsoft JhengHei" w:eastAsia="Microsoft JhengHei" w:cs="Microsoft JhengHei"/>
+          <w:b w:val="0"/>
+          <w:i w:val="0"/>
+          <w:color w:val="222A2D"/>
+          <w:sz w:val="36"/>
+        </w:rPr>
+        <w:t>進入提問時間。我想先反問各位一個問題，當作熱身：你的品牌，最像今天哪一種歷史贊助模式？是想當穩定供養的埃斯特哈齊，還是想打造聖地的拜羅伊特？也歡迎大家把今天聽到的六首曲子帶回家細聽：巴赫《郭德堡變奏曲》、貝多芬《第九號交響曲》〈歡樂頌〉、丹薩《Funiculì, Funiculà》、李斯特《鐘》、拉威爾《波麗露》，還有德布西《月光》（鋼琴）；意猶未盡的，再加一首威爾第〈Va, pensiero〉。如果有機會旅行，三座場館值得朝聖：卡內基音樂廳、拜羅伊特節慶劇院、蕭邦的 Salle Pleyel，還有台南的奇美博物館。好，現在，把時間交給各位。</w:t>
+      </w:r>
+    </w:p>
+    <w:p>
+      <w:pPr>
+        <w:spacing w:before="80" w:after="40" w:line="312" w:lineRule="auto"/>
+      </w:pPr>
+      <w:r>
+        <w:rPr>
+          <w:rFonts w:ascii="Microsoft JhengHei" w:hAnsi="Microsoft JhengHei" w:eastAsia="Microsoft JhengHei" w:cs="Microsoft JhengHei"/>
+          <w:b/>
+          <w:i w:val="0"/>
+          <w:color w:val="856017"/>
+          <w:sz w:val="24"/>
+        </w:rPr>
+        <w:t>講義補充</w:t>
+      </w:r>
+    </w:p>
+    <w:p>
+      <w:pPr>
+        <w:pStyle w:val="ListBullet"/>
+        <w:spacing w:after="60" w:line="312" w:lineRule="auto"/>
+      </w:pPr>
+      <w:r>
+        <w:rPr>
+          <w:rFonts w:ascii="Microsoft JhengHei" w:hAnsi="Microsoft JhengHei" w:eastAsia="Microsoft JhengHei" w:cs="Microsoft JhengHei"/>
+          <w:b w:val="0"/>
+          <w:i w:val="0"/>
+          <w:color w:val="3C3328"/>
+          <w:sz w:val="28"/>
+        </w:rPr>
+        <w:t>延伸聆聽六曲＋朝聖三場館。</w:t>
+      </w:r>
+    </w:p>
+    <w:p>
+      <w:pPr>
+        <w:pStyle w:val="ListBullet"/>
+        <w:spacing w:after="60" w:line="312" w:lineRule="auto"/>
+      </w:pPr>
+      <w:r>
+        <w:rPr>
+          <w:rFonts w:ascii="Microsoft JhengHei" w:hAnsi="Microsoft JhengHei" w:eastAsia="Microsoft JhengHei" w:cs="Microsoft JhengHei"/>
+          <w:b w:val="0"/>
+          <w:i w:val="0"/>
+          <w:color w:val="3C3328"/>
+          <w:sz w:val="28"/>
+        </w:rPr>
+        <w:t>反問：你的品牌對應哪種贊助模式？</w:t>
+      </w:r>
+    </w:p>
+    <w:p>
+      <w:pPr>
+        <w:pBdr>
+          <w:left w:val="single" w:sz="18" w:space="8" w:color="856017"/>
+        </w:pBdr>
+        <w:shd w:val="clear" w:fill="F5EFE2"/>
+        <w:spacing w:before="80" w:after="160" w:line="317" w:lineRule="auto"/>
+      </w:pPr>
+      <w:r>
+        <w:rPr>
+          <w:rFonts w:ascii="Microsoft JhengHei" w:hAnsi="Microsoft JhengHei" w:eastAsia="Microsoft JhengHei" w:cs="Microsoft JhengHei"/>
+          <w:b/>
+          <w:i w:val="0"/>
+          <w:color w:val="7C3B2D"/>
+          <w:sz w:val="24"/>
+        </w:rPr>
+        <w:t xml:space="preserve">▶ 影片操作　</w:t>
+      </w:r>
+      <w:r>
+        <w:rPr>
+          <w:rFonts w:ascii="Microsoft JhengHei" w:hAnsi="Microsoft JhengHei" w:eastAsia="Microsoft JhengHei" w:cs="Microsoft JhengHei"/>
+          <w:b w:val="0"/>
+          <w:i w:val="0"/>
+          <w:color w:val="3E332A"/>
+          <w:sz w:val="28"/>
+        </w:rPr>
+        <w:t>Q&amp;A 期間輕放《月光》當背景墊樂（沿用封面影片）。播前：「讓音樂陪我們聊天。」播後：無（自然淡出至下一頁）。</w:t>
+      </w:r>
+    </w:p>
+    <w:p>
+      <w:pPr>
+        <w:pBdr>
+          <w:bottom w:val="single" w:sz="6" w:space="4" w:color="E4D9C3"/>
+        </w:pBdr>
+        <w:spacing w:before="240" w:after="80" w:line="312" w:lineRule="auto"/>
+      </w:pPr>
+      <w:r>
+        <w:rPr>
+          <w:rFonts w:ascii="Microsoft JhengHei" w:hAnsi="Microsoft JhengHei" w:eastAsia="Microsoft JhengHei" w:cs="Microsoft JhengHei"/>
+          <w:b/>
+          <w:i w:val="0"/>
+          <w:color w:val="7C3B2D"/>
+          <w:sz w:val="38"/>
+        </w:rPr>
+        <w:t xml:space="preserve">投影片 55　</w:t>
       </w:r>
       <w:r>
         <w:rPr>

--- a/docs/downloads/音樂與企業-講義.docx
+++ b/docs/downloads/音樂與企業-講義.docx
@@ -75,7 +75,7 @@
           <w:color w:val="2B2016"/>
           <w:sz w:val="38"/>
         </w:rPr>
-        <w:t>音樂與企業：音樂如何塑造國力、國家形象與企業品牌</w:t>
+        <w:t>音樂與企業：贊助藝術，如何塑造你的地位、形象與品牌</w:t>
       </w:r>
       <w:r>
         <w:rPr>
@@ -85,7 +85,7 @@
           <w:color w:val="6A767A"/>
           <w:sz w:val="24"/>
         </w:rPr>
-        <w:t xml:space="preserve">　　⏱ 停留約 90 秒</w:t>
+        <w:t xml:space="preserve">　　⏱ 停留約 75 秒</w:t>
       </w:r>
     </w:p>
     <w:p>
@@ -115,7 +115,7 @@
           <w:color w:val="222A2D"/>
           <w:sz w:val="36"/>
         </w:rPr>
-        <w:t>各位來賓午安，歡迎來到「音樂與企業：從巴洛克到印象派」。接下來的兩個小時，我不打算教各位看懂任何一個音符——我要說的，是一個關於「錢、權力與美」如何互相成就的四百年故事。請各位先放鬆，聽著正在流動的這首德布西《月光》（Clair de Lune），它寫於十九世紀末，但今天它能在這個空間響起，背後牽動的是出版、樂器、唱片、場館四個產業。我想先丟一個問題給各位：你覺得，一首流傳三百年的曲子，當年值多少錢？答案可能會讓做品牌的你會心一笑——因為我接下來要證明的是：音樂，能塑造一個國家的國力與形象，也能塑造一家企業的品牌——這正是坐在這裡的你，最該投資的東西。</w:t>
+        <w:t>各位老闆、各位做品牌的朋友，午安。先說清楚：今天這段時間，我不會教各位聽懂任何一個音符。我要講的，是一個很實際的故事——四百年來，那些最有錢、最有權的人，怎麼用「出錢贊助藝術」這件事，換到錢買不到的東西：地位、名聲、品牌，甚至實實在在的錢。現在流動的這首曲子，是德布西（Claude Debussy）的《月光》（Clair de Lune，法文「月光」的意思）。請各位放鬆，帶著一個問題聽下去：一首流傳三百年的曲子，當年出錢的人，到底換到了什麼？</w:t>
       </w:r>
     </w:p>
     <w:p>
@@ -146,7 +146,7 @@
           <w:color w:val="3C3328"/>
           <w:sz w:val="28"/>
         </w:rPr>
-        <w:t>本場五站結構：巴洛克、古典、浪漫、印象派、現代橋接。</w:t>
+        <w:t>主體約 90 分鐘（含影片觀賞）＋壓軸全場帶動唱《Funiculì, Funiculà》約 20 分鐘。</w:t>
       </w:r>
     </w:p>
     <w:p>
@@ -162,7 +162,7 @@
           <w:color w:val="3C3328"/>
           <w:sz w:val="28"/>
         </w:rPr>
-        <w:t>全程約 2 小時；全場帶動唱《Funiculì, Funiculà》（見投影片 27、28）；主打聆聽：巴赫《郭德堡變奏曲》（投影片 10）＋貝多芬〈歡樂頌〉（投影片 17）；《月光》為鋼琴名演，作暖場／散場墊樂；其餘代表曲改播 YouTube 名演。</w:t>
+        <w:t>主打聆聽：巴赫《郭德堡變奏曲》（投影片 16）＋貝多芬〈歡樂頌〉（投影片 14）。</w:t>
       </w:r>
     </w:p>
     <w:p>
@@ -178,7 +178,23 @@
           <w:color w:val="3C3328"/>
           <w:sz w:val="28"/>
         </w:rPr>
-        <w:t>核心命題：橋是雙向的。</w:t>
+        <w:t>核心金句：你成就音樂，音樂也成就你。</w:t>
+      </w:r>
+    </w:p>
+    <w:p>
+      <w:pPr>
+        <w:pStyle w:val="ListBullet"/>
+        <w:spacing w:after="60" w:line="312" w:lineRule="auto"/>
+      </w:pPr>
+      <w:r>
+        <w:rPr>
+          <w:rFonts w:ascii="Microsoft JhengHei" w:hAnsi="Microsoft JhengHei" w:eastAsia="Microsoft JhengHei" w:cs="Microsoft JhengHei"/>
+          <w:b w:val="0"/>
+          <w:i w:val="0"/>
+          <w:color w:val="3C3328"/>
+          <w:sz w:val="28"/>
+        </w:rPr>
+        <w:t>全片主軸：贊助廠商出錢，換到七樣東西。</w:t>
       </w:r>
     </w:p>
     <w:p>
@@ -207,7 +223,7 @@
           <w:color w:val="3E332A"/>
           <w:sz w:val="28"/>
         </w:rPr>
-        <w:t>入場時輕放《月光》當墊樂，音量壓低。播前：「讓我們先讓耳朵安靜下來。」播後（淡出）：「記住這份安靜，待會兒我們會回來找它。」</w:t>
+        <w:t>入場時輕放《月光》當墊樂，音量壓低。播前：「讓我們先讓耳朵安靜下來。」</w:t>
       </w:r>
     </w:p>
     <w:p>
@@ -245,7 +261,7 @@
           <w:color w:val="6A767A"/>
           <w:sz w:val="24"/>
         </w:rPr>
-        <w:t xml:space="preserve">　　⏱ 停留約 45 秒</w:t>
+        <w:t xml:space="preserve">　　⏱ 停留約 40 秒</w:t>
       </w:r>
     </w:p>
     <w:p>
@@ -275,7 +291,7 @@
           <w:color w:val="222A2D"/>
           <w:sz w:val="36"/>
         </w:rPr>
-        <w:t>讓我把問題講得更直白一點。今天我們不談旋律好不好聽，我們談的是三件事：誰付錢、為什麼付、回報是什麼。如果你是品牌經理、是行銷主管、是老闆，那麼恭喜你——你正在做的事，和三百年前佛羅倫斯一位銀行家的管家、維也納一位親王的樂長，本質上一模一樣。差別只在於，他們把預算花在管風琴和歌劇上，而你花在代言和內容上。</w:t>
+        <w:t>把問題講得更白一點。今天我們不談旋律好不好聽，只談一件事：出錢的人，花這筆錢，到底換到了什麼？如果你是老闆、是品牌主管，那麼恭喜你——你正在做的事，跟三百年前佛羅倫斯一位出資養歌劇的銀行家、維也納一位包養樂團的親王，本質一模一樣。差別只在於，他們把預算花在管風琴和歌劇上，你花在代言和贊助上。</w:t>
       </w:r>
     </w:p>
     <w:p>
@@ -306,7 +322,7 @@
           <w:color w:val="3C3328"/>
           <w:sz w:val="28"/>
         </w:rPr>
-        <w:t>本場的視角：把音樂史當成一部「贊助商業模式演化史」來讀。</w:t>
+        <w:t>本場視角：全程站在「出錢的金主」這一邊，看他們換到什麼。不談音樂家如何經營自己、也不談音樂產業怎麼賺錢。</w:t>
       </w:r>
     </w:p>
     <w:p>
@@ -334,7 +350,7 @@
           <w:color w:val="2B2016"/>
           <w:sz w:val="38"/>
         </w:rPr>
-        <w:t>核心命題：音樂塑造國力、國家形象與企業品牌</w:t>
+        <w:t>核心命題：音樂，是最划算的一筆形象投資</w:t>
       </w:r>
       <w:r>
         <w:rPr>
@@ -374,7 +390,7 @@
           <w:color w:val="222A2D"/>
           <w:sz w:val="36"/>
         </w:rPr>
-        <w:t>這是今天唯一一句請各位帶走的話：橋是雙向的。先看「音樂通往企業」這個方向——音樂催生了一整排今天我們習以為常的產業：樂譜出版業、樂器工業（尤其是鋼琴）、唱片業、場館經濟，還有最有趣的——品牌。那些炫技的演奏家，就是人類最早的「名人 IP」（IP＝智慧財產）。再看反方向，「企業通往音樂」——企業做了什麼？贊助、委託創作、出資蓋場館、發明版稅模式、把行銷和藝術家綁在一起。所以結論我先講在前面：贊助這件事，從來沒有消失過，它只是換了形式。今天的「企業贊助」，就是昨天的「宮廷供養」。</w:t>
+        <w:t>今天你只要帶走一句話就夠了，我先講在前面。四百年來，最有錢、最有權的人，都搶著出錢贊助音樂——為什麼？講白一點，因為音樂買得到錢買不到的東西。你我都知道，財富有時候會被貼上「暴發戶」「銅臭味」的標籤；而藝術，就是把這股銅臭味洗掉的最好辦法——它把「有錢」變成「有品味、有地位、讓人打從心裡尊敬」。更關鍵的是，它划算：贊助藝術不是花掉就沒的開銷，是一筆會增值的資產——換到的是地位、聲望、品牌，甚至實實在在的錢。而且這座橋兩頭都通：你出錢成就音樂，音樂也回過頭來成就你。這就是今天唯一的一句話：你成就音樂，音樂也成就你。</w:t>
       </w:r>
     </w:p>
     <w:p>
@@ -405,7 +421,7 @@
           <w:color w:val="3C3328"/>
           <w:sz w:val="28"/>
         </w:rPr>
-        <w:t>藝術→企業的回報：社會聲望、文化高度、品牌差異化、不朽之名、頂級人脈與客群。</w:t>
+        <w:t>核心心理：藝術替財富「去銅臭味」，把有錢升級成有品味、有地位。</w:t>
       </w:r>
     </w:p>
     <w:p>
@@ -421,7 +437,7 @@
           <w:color w:val="3C3328"/>
           <w:sz w:val="28"/>
         </w:rPr>
-        <w:t>企業的投入相對微小：贊助／委創／場館／版稅／行銷綁定。</w:t>
+        <w:t>核心邏輯：贊助不是成本，是會增值的資產。</w:t>
       </w:r>
     </w:p>
     <w:p>
@@ -437,23 +453,7 @@
           <w:color w:val="3C3328"/>
           <w:sz w:val="28"/>
         </w:rPr>
-        <w:t>定調：買藝術，買的始終是「不朽」。</w:t>
-      </w:r>
-    </w:p>
-    <w:p>
-      <w:pPr>
-        <w:pStyle w:val="ListBullet"/>
-        <w:spacing w:after="60" w:line="312" w:lineRule="auto"/>
-      </w:pPr>
-      <w:r>
-        <w:rPr>
-          <w:rFonts w:ascii="Microsoft JhengHei" w:hAnsi="Microsoft JhengHei" w:eastAsia="Microsoft JhengHei" w:cs="Microsoft JhengHei"/>
-          <w:b w:val="0"/>
-          <w:i w:val="0"/>
-          <w:color w:val="3C3328"/>
-          <w:sz w:val="28"/>
-        </w:rPr>
-        <w:t>📖 名詞解釋｜IP（Intellectual Property，智慧財產）：受專利、商標、著作權保護的心智創作；行銷語境指可反覆授權變現的內容資產，音樂作品即典型著作權 IP。</w:t>
+        <w:t>📖 名詞解釋｜品牌溢價（brand premium）：因品牌形象而讓同樣的產品能賣更高價、更被信任；藝文投資正是墊高品牌溢價的手段。</w:t>
       </w:r>
     </w:p>
     <w:p>
@@ -521,7 +521,7 @@
           <w:color w:val="222A2D"/>
           <w:sz w:val="36"/>
         </w:rPr>
-        <w:t>走進四百年的歷史之前，先把今天最重要的一句話放在最前面：最頂尖的企業，為什麼都贊助藝術？因為有些東西是錢買不到的，只有藝術買得到。第一，社會聲望——藝術讓你擠進金字塔頂端的文化俱樂部，與菁英、政要同框。第二，文化資本——它把財富升級成品味與高度，贏得真正的尊重。第三，不朽之名——你的名字會被刻進文化史，傳誦數百年。還有品牌差異化、頂級人脈，以及最高級的 ESG（環境、社會、治理）與內部凝聚。記住：贊助藝術從來不是慈善，而是金字塔頂端最高級的聲望投資。接下來四百年的每一個故事，都會再次證明這件事。</w:t>
+        <w:t>在走進四百年之前，先把最重要的一句話放在最前面：最頂尖的企業，為什麼都贊助藝術？因為有些東西，只有藝術買得到。第一，社會聲望——藝術讓你名正言順地擠進金字塔頂端的圈子，和菁英、政要站在同一個場子。第二，文化資本——它把財富升級成品味與高度，換來真正的尊重。第三，不朽之名——你的名字會被刻進文化史，傳誦數百年。還有品牌差異化、頂級人脈。記住這句定調：贊助藝術從來不是慈善，是金字塔頂端最高級的聲望投資。接下來四百年的每一個故事，都會再次證明這件事。</w:t>
       </w:r>
     </w:p>
     <w:p>
@@ -568,7 +568,7 @@
           <w:color w:val="3C3328"/>
           <w:sz w:val="28"/>
         </w:rPr>
-        <w:t>核心定調：贊助藝術＝金字塔頂端最高級的聲望投資，不是慈善。</w:t>
+        <w:t>定調：贊助藝術＝最高級的聲望投資，不是慈善。</w:t>
       </w:r>
     </w:p>
     <w:p>
@@ -584,39 +584,7 @@
           <w:color w:val="3C3328"/>
           <w:sz w:val="28"/>
         </w:rPr>
-        <w:t>本張為全場定調，後續每一站都回扣「企業拿回什麼」。</w:t>
-      </w:r>
-    </w:p>
-    <w:p>
-      <w:pPr>
-        <w:pStyle w:val="ListBullet"/>
-        <w:spacing w:after="60" w:line="312" w:lineRule="auto"/>
-      </w:pPr>
-      <w:r>
-        <w:rPr>
-          <w:rFonts w:ascii="Microsoft JhengHei" w:hAnsi="Microsoft JhengHei" w:eastAsia="Microsoft JhengHei" w:cs="Microsoft JhengHei"/>
-          <w:b w:val="0"/>
-          <w:i w:val="0"/>
-          <w:color w:val="3C3328"/>
-          <w:sz w:val="28"/>
-        </w:rPr>
-        <w:t>📖 名詞解釋｜ESG（環境 Environmental、社會 Social、公司治理 Governance）：企業永續的三大評估面向，因 2004 年聯合國報告《Who Cares Wins》而普及；贊助音樂藝術常被視為「S」的具體展現。</w:t>
-      </w:r>
-    </w:p>
-    <w:p>
-      <w:pPr>
-        <w:pStyle w:val="ListBullet"/>
-        <w:spacing w:after="60" w:line="312" w:lineRule="auto"/>
-      </w:pPr>
-      <w:r>
-        <w:rPr>
-          <w:rFonts w:ascii="Microsoft JhengHei" w:hAnsi="Microsoft JhengHei" w:eastAsia="Microsoft JhengHei" w:cs="Microsoft JhengHei"/>
-          <w:b w:val="0"/>
-          <w:i w:val="0"/>
-          <w:color w:val="3C3328"/>
-          <w:sz w:val="28"/>
-        </w:rPr>
-        <w:t>📖 名詞解釋｜文化資本（cultural capital）：社會學家布迪厄（Pierre Bourdieu）提出，指品味、教養、學歷等可如資本累積並轉換成經濟優勢；企業贊助音樂正是把財富升級成品味。</w:t>
+        <w:t>📖 名詞解釋｜文化資本（cultural capital）：社會學家布迪厄（Bourdieu）提出，指品味、教養等可如資本累積、並轉換成經濟與社會優勢；企業贊助藝術正是把財富升級成品味。</w:t>
       </w:r>
     </w:p>
     <w:p>
@@ -644,7 +612,7 @@
           <w:color w:val="2B2016"/>
           <w:sz w:val="38"/>
         </w:rPr>
-        <w:t>四百年時間軸（七個改變遊戲規則的時刻）</w:t>
+        <w:t>贊助廠商，到底換到了什麼？（全片地圖）</w:t>
       </w:r>
       <w:r>
         <w:rPr>
@@ -654,7 +622,7 @@
           <w:color w:val="6A767A"/>
           <w:sz w:val="24"/>
         </w:rPr>
-        <w:t xml:space="preserve">　　⏱ 停留約 100 秒</w:t>
+        <w:t xml:space="preserve">　　⏱ 停留約 60 秒</w:t>
       </w:r>
     </w:p>
     <w:p>
@@ -684,7 +652,7 @@
           <w:color w:val="222A2D"/>
           <w:sz w:val="36"/>
         </w:rPr>
-        <w:t>我們先鳥瞰四百年，挑七個真正改變遊戲規則的時刻。1501 年，佩特魯奇（Ottaviano Petrucci）在威尼斯用活字印譜——音樂第一次能「量產複製」，這是內容產業的起點。1600 年，歌劇在佛羅倫斯誕生，金主是梅迪奇（Medici）家族，這是人類最早的文化創投。1742 年，韓德爾（Handel）的《彌賽亞》（Messiah）在都柏林售票首演——售票經濟成形。1853 年，史坦威（Steinway &amp; Sons）在紐約創立，樂器走向工業與品牌。1877 年，愛迪生（Edison）發明留聲機——音樂第一次可以儲存、可以販售。1901 年，Victor 公司建立藝人版稅，藝術家開始分潤。1914 年，ASCAP 成立，版稅制度化，公開演出開始收費。七個時刻，七次商業模式的躍遷。</w:t>
+        <w:t>為了讓各位好記，我把接下來四百年，整理成金主換到的「七樣東西」，這就是今天的地圖。第一樣，地位與權力——梅迪奇。第二樣，集體曝光——一群生意人合資，也就是各位和你們的公會。第三樣，不朽之名——把名字刻進歷史。第四樣，聖地與冠名——一座以你為名的殿堂。第五樣，人才與凝聚。第六樣，國家與企業的形象——國力、觀光、品牌。第七樣，也是最硬的一樣，實實在在的錢——一首歌撐起一家百年公司。接下來，我們一樣一樣看。</w:t>
       </w:r>
     </w:p>
     <w:p>
@@ -715,7 +683,23 @@
           <w:color w:val="3C3328"/>
           <w:sz w:val="28"/>
         </w:rPr>
-        <w:t>1501 活字印譜（威尼斯）／1600 歌劇（佛羅倫斯，梅迪奇）／1742《彌賽亞》售票首演／1853 史坦威／1877 留聲機／1901 Victor 版稅／1914 ASCAP。</w:t>
+        <w:t>全片七大回報：①地位與權力 ②集體曝光 ③不朽之名 ④聖地與冠名 ⑤人才與凝聚 ⑥國家與企業形象 ⑦實利。</w:t>
+      </w:r>
+    </w:p>
+    <w:p>
+      <w:pPr>
+        <w:pStyle w:val="ListBullet"/>
+        <w:spacing w:after="60" w:line="312" w:lineRule="auto"/>
+      </w:pPr>
+      <w:r>
+        <w:rPr>
+          <w:rFonts w:ascii="Microsoft JhengHei" w:hAnsi="Microsoft JhengHei" w:eastAsia="Microsoft JhengHei" w:cs="Microsoft JhengHei"/>
+          <w:b w:val="0"/>
+          <w:i w:val="0"/>
+          <w:color w:val="3C3328"/>
+          <w:sz w:val="28"/>
+        </w:rPr>
+        <w:t>每一段開頭都會回扣這張地圖，方便記憶。</w:t>
       </w:r>
     </w:p>
     <w:p>
@@ -743,7 +727,7 @@
           <w:color w:val="2B2016"/>
           <w:sz w:val="38"/>
         </w:rPr>
-        <w:t>第一站：巴洛克——受僱的音樂家</w:t>
+        <w:t>第一樣：地位與權力</w:t>
       </w:r>
       <w:r>
         <w:rPr>
@@ -753,7 +737,7 @@
           <w:color w:val="6A767A"/>
           <w:sz w:val="24"/>
         </w:rPr>
-        <w:t xml:space="preserve">　　⏱ 停留約 45 秒</w:t>
+        <w:t xml:space="preserve">　　⏱ 停留約 25 秒</w:t>
       </w:r>
     </w:p>
     <w:p>
@@ -783,7 +767,7 @@
           <w:color w:val="222A2D"/>
           <w:sz w:val="36"/>
         </w:rPr>
-        <w:t>第一站，巴洛克，大約從 1600 到 1750 年，我們用巴赫（J.S. Bach）辭世作為這個時代的象徵句點。這個時代的商業模式很單純：教會和宮廷出錢，作曲家是領薪水的員工。聽起來不自由？但它有三個關鍵字，恰恰是今天企業最該學的：穩定、訂閱、私人 R&amp;D。</w:t>
+        <w:t>先看第一樣，也是最古老、最直接的一樣——地位與權力。出錢贊助藝術，能把「有錢」直接變成「有地位、有話語權」。這件事，沒有人做得比梅迪奇家族更徹底。</w:t>
       </w:r>
     </w:p>
     <w:p>
@@ -814,7 +798,7 @@
           <w:color w:val="3C3328"/>
           <w:sz w:val="28"/>
         </w:rPr>
-        <w:t>巴洛克約 1600–1750，以巴赫辭世為象徵句點。</w:t>
+        <w:t>第一樣回報：地位與權力。</w:t>
       </w:r>
     </w:p>
     <w:p>
@@ -830,23 +814,7 @@
           <w:color w:val="3C3328"/>
           <w:sz w:val="28"/>
         </w:rPr>
-        <w:t>受僱的音樂家＝教會與宮廷出資。</w:t>
-      </w:r>
-    </w:p>
-    <w:p>
-      <w:pPr>
-        <w:pStyle w:val="ListBullet"/>
-        <w:spacing w:after="60" w:line="312" w:lineRule="auto"/>
-      </w:pPr>
-      <w:r>
-        <w:rPr>
-          <w:rFonts w:ascii="Microsoft JhengHei" w:hAnsi="Microsoft JhengHei" w:eastAsia="Microsoft JhengHei" w:cs="Microsoft JhengHei"/>
-          <w:b w:val="0"/>
-          <w:i w:val="0"/>
-          <w:color w:val="3C3328"/>
-          <w:sz w:val="28"/>
-        </w:rPr>
-        <w:t>📖 名詞解釋｜R&amp;D（research and development，研發）：企業為開發新品或改良產品的創新活動；海頓自承因能在艾斯特哈齊樂團反覆實驗，才「不得不變得原創」。</w:t>
+        <w:t>代表：梅迪奇家族。</w:t>
       </w:r>
     </w:p>
     <w:p>
@@ -874,7 +842,7 @@
           <w:color w:val="2B2016"/>
           <w:sz w:val="38"/>
         </w:rPr>
-        <w:t>同代美術：林布蘭《夜巡》——民兵集資的團體肖像</w:t>
+        <w:t>梅迪奇①：銀行家的痛點——錢多，卻缺地位</w:t>
       </w:r>
       <w:r>
         <w:rPr>
@@ -914,7 +882,7 @@
           <w:color w:val="222A2D"/>
           <w:sz w:val="36"/>
         </w:rPr>
-        <w:t>進巴洛克站之前，先看同時代的美術，證明「贊助經濟」不是音樂的專利。這幅是林布蘭（Rembrandt van Rijn）的《夜巡》，1642 年。付錢的不是國王，也不是教會，是阿姆斯特丹的火槍手民兵隊——由隊長班寧・柯克（Frans Banninck Cocq）帶頭，畫中 16 位民兵集資委託，平均每人出大約 100 盾；而且有 1658 年民兵自己的聲明為證：出資多寡，決定你在畫面上站得多顯眼。各位看，這不就是今天的贊助版位嗎——誰出錢多，誰的 logo 大。同一個時代，巴赫在教會領薪水、韋瓦第在孤兒院教琴：畫家與音樂家，領的是同一套贊助經濟的錢。順帶一提，這幅畫其實畫的是白天——表面凡尼斯年久變黑，十八世紀末被誤會成夜景，「夜巡」這個名字就將錯就錯到今天。</w:t>
+        <w:t>故事從一個姓氏講起——梅迪奇（Medici）。他們是十五世紀佛羅倫斯的銀行王朝，靠放款起家，生意做到全歐洲，連教宗、國王都跟他們借錢。但這裡有個各位老闆一定能體會的痛點：在那個年代，放款收利息是一門不太光彩的生意——教會白紙黑字說，收利息是一種罪（拉丁文叫 usury，高利貸之罪）。所以梅迪奇的處境是：錢，多到花不完；地位跟名聲，卻買不到。各位有沒有覺得很熟悉？有錢，從來不等於被尊重。梅迪奇當年的難題，就是今天很多成功企業家的難題。</w:t>
       </w:r>
     </w:p>
     <w:p>
@@ -945,7 +913,7 @@
           <w:color w:val="3C3328"/>
           <w:sz w:val="28"/>
         </w:rPr>
-        <w:t>現藏阿姆斯特丹國家博物館（Rijksmuseum），鎮館之寶。</w:t>
+        <w:t>📖 梅迪奇家族（House of Medici）：1397 年喬凡尼·迪·比奇創辦梅迪奇銀行，成為 15 世紀歐洲最大金融機構之一；1434 年起實質統治佛羅倫斯。</w:t>
       </w:r>
     </w:p>
     <w:p>
@@ -961,55 +929,7 @@
           <w:color w:val="3C3328"/>
           <w:sz w:val="28"/>
         </w:rPr>
-        <w:t>1642 年完成；委託方＝班寧・柯克（Frans Banninck Cocq）率領的阿姆斯特丹火槍手民兵連（Kloveniers），為會館大廳委製的團體肖像。</w:t>
-      </w:r>
-    </w:p>
-    <w:p>
-      <w:pPr>
-        <w:pStyle w:val="ListBullet"/>
-        <w:spacing w:after="60" w:line="312" w:lineRule="auto"/>
-      </w:pPr>
-      <w:r>
-        <w:rPr>
-          <w:rFonts w:ascii="Microsoft JhengHei" w:hAnsi="Microsoft JhengHei" w:eastAsia="Microsoft JhengHei" w:cs="Microsoft JhengHei"/>
-          <w:b w:val="0"/>
-          <w:i w:val="0"/>
-          <w:color w:val="3C3328"/>
-          <w:sz w:val="28"/>
-        </w:rPr>
-        <w:t>16 名民兵平均每人出資約 100 盾、依畫面顯眼程度分攤（1658 年畫中民兵正式聲明）。</w:t>
-      </w:r>
-    </w:p>
-    <w:p>
-      <w:pPr>
-        <w:pStyle w:val="ListBullet"/>
-        <w:spacing w:after="60" w:line="312" w:lineRule="auto"/>
-      </w:pPr>
-      <w:r>
-        <w:rPr>
-          <w:rFonts w:ascii="Microsoft JhengHei" w:hAnsi="Microsoft JhengHei" w:eastAsia="Microsoft JhengHei" w:cs="Microsoft JhengHei"/>
-          <w:b w:val="0"/>
-          <w:i w:val="0"/>
-          <w:color w:val="3C3328"/>
-          <w:sz w:val="28"/>
-        </w:rPr>
-        <w:t>「夜巡」是後起暱稱：原為日景，凡尼斯變黑被誤為夜景；1715 年移入市政廳時畫布還遭裁切——甲方場地直接改變作品。</w:t>
-      </w:r>
-    </w:p>
-    <w:p>
-      <w:pPr>
-        <w:pStyle w:val="ListBullet"/>
-        <w:spacing w:after="60" w:line="312" w:lineRule="auto"/>
-      </w:pPr>
-      <w:r>
-        <w:rPr>
-          <w:rFonts w:ascii="Microsoft JhengHei" w:hAnsi="Microsoft JhengHei" w:eastAsia="Microsoft JhengHei" w:cs="Microsoft JhengHei"/>
-          <w:b w:val="0"/>
-          <w:i w:val="0"/>
-          <w:color w:val="3C3328"/>
-          <w:sz w:val="28"/>
-        </w:rPr>
-        <w:t>畫作至今屬阿姆斯特丹市所有，1885 年起陳列於國家博物館（Rijksmuseum）。</w:t>
+        <w:t>📖 高利貸之罪（usury）：中世紀教會視「借錢收利息」為罪，銀行家因此背負道德污名——「錢多、地位低」的痛點。</w:t>
       </w:r>
     </w:p>
     <w:p>
@@ -1037,7 +957,7 @@
           <w:color w:val="2B2016"/>
           <w:sz w:val="38"/>
         </w:rPr>
-        <w:t>梅迪奇與歌劇：銀行家發明的文化創投</w:t>
+        <w:t>梅迪奇②：用藝術，把錢變成權力</w:t>
       </w:r>
       <w:r>
         <w:rPr>
@@ -1047,7 +967,7 @@
           <w:color w:val="6A767A"/>
           <w:sz w:val="24"/>
         </w:rPr>
-        <w:t xml:space="preserve">　　⏱ 停留約 90 秒</w:t>
+        <w:t xml:space="preserve">　　⏱ 停留約 85 秒</w:t>
       </w:r>
     </w:p>
     <w:p>
@@ -1077,7 +997,7 @@
           <w:color w:val="222A2D"/>
           <w:sz w:val="36"/>
         </w:rPr>
-        <w:t>故事從一群文化人開始。佛羅倫斯有個沙龍叫卡梅拉塔（Florentine Camerata），他們想復興古希臘戲劇，結果意外發明了歌劇。1598 年，佩里（Jacopo Peri）和劇作家里努奇尼（Rinuccini）合作的《達芙妮》（Dafne），是目前最早倖存的歌劇。兩年後的 1600 年，《尤麗狄切》（Euridice）上演，場合是什麼？是瑪麗·德·梅迪奇（Marie de'Medici）嫁給法王亨利四世的政治聯姻大典。演出者裡，還有一位受僱的女作曲家兼歌者卡契尼（Francesca Caccini）。各位看出來了嗎？歌劇從第一天起，就是銀行家政治權力的「品牌延伸」——用最頂級的藝術，包裝一場聯姻、宣告一個家族的地位。這就是人類最早的文化創投。</w:t>
+        <w:t>梅迪奇怎麼破解這個痛點？把賺來的錢，一車一車砸進藝術。他們把十來歲的米開朗基羅（Michelangelo）接進自家花園栽培、出錢資助波提切利（Botticelli）畫下傳世名作。結果這一手「用藝術洗格調」，回報大到連他們自己都想不到——這個「放款的家族」，後來出了兩位羅馬教宗、兩位法國王后，成了實質統治佛羅倫斯、左右整個歐洲的權力核心。他們甚至用當時最時髦的新玩意，替家族聯姻撐場面、宣告身分——這個新玩意，就叫「歌劇」。所以你看，梅迪奇證明了一件事：藝術能把銅臭味，洗成統治歐洲的正當性。各位先把「梅迪奇」記住——今天最後，我會請在座每一位，認真想想怎麼「成為下一個梅迪奇」。</w:t>
       </w:r>
     </w:p>
     <w:p>
@@ -1108,7 +1028,7 @@
           <w:color w:val="3C3328"/>
           <w:sz w:val="28"/>
         </w:rPr>
-        <w:t>卡梅拉塔＝佛羅倫斯文化沙龍。</w:t>
+        <w:t>梅迪奇栽培米開朗基羅、資助波提切利等文藝復興巨匠。</w:t>
       </w:r>
     </w:p>
     <w:p>
@@ -1124,7 +1044,7 @@
           <w:color w:val="3C3328"/>
           <w:sz w:val="28"/>
         </w:rPr>
-        <w:t>1598《達芙妮》最早倖存歌劇；1600《尤麗狄切》為梅迪奇政治聯姻上演。</w:t>
+        <w:t>家族出兩位教宗（利奧十世、克萊門七世）、兩位法國王后（凱瑟琳、瑪麗）。</w:t>
       </w:r>
     </w:p>
     <w:p>
@@ -1140,7 +1060,7 @@
           <w:color w:val="3C3328"/>
           <w:sz w:val="28"/>
         </w:rPr>
-        <w:t>卡契尼（Francesca Caccini）受僱女作曲家兼歌者。</w:t>
+        <w:t>1600《尤麗狄切》為梅迪奇家瑪麗聯姻演出＝早期歌劇代表。</w:t>
       </w:r>
     </w:p>
     <w:p>
@@ -1156,7 +1076,7 @@
           <w:color w:val="3C3328"/>
           <w:sz w:val="28"/>
         </w:rPr>
-        <w:t>1637 年威尼斯聖卡西亞諾劇院（Teatro San Cassiano）開幕，是史上第一座售票公共歌劇院；五層 153 個包廂賣票，歌劇從宮廷獨享變成票房產業。</w:t>
+        <w:t>一句話：用藝術把「有錢」洗成「有權力、有正當性」。（家族史細節以查證紀錄為準）</w:t>
       </w:r>
     </w:p>
     <w:p>
@@ -1184,7 +1104,7 @@
           <w:color w:val="2B2016"/>
           <w:sz w:val="38"/>
         </w:rPr>
-        <w:t>韋瓦第 × 巴赫：兩種「受僱者」的生意經</w:t>
+        <w:t>藝術，是頂端最高級的「社交貨幣」</w:t>
       </w:r>
       <w:r>
         <w:rPr>
@@ -1194,7 +1114,7 @@
           <w:color w:val="6A767A"/>
           <w:sz w:val="24"/>
         </w:rPr>
-        <w:t xml:space="preserve">　　⏱ 停留約 100 秒</w:t>
+        <w:t xml:space="preserve">　　⏱ 停留約 55 秒</w:t>
       </w:r>
     </w:p>
     <w:p>
@@ -1224,7 +1144,7 @@
           <w:color w:val="222A2D"/>
           <w:sz w:val="36"/>
         </w:rPr>
-        <w:t>同樣是受僱者，韋瓦第和巴赫做出了兩種不同的生意。韋瓦第（Antonio Vivaldi）1703 年起，在威尼斯一所叫皮耶塔（Ospedale della Pietà）的孤兒院當小提琴師，為一支全女子樂團寫了將近 37 年的曲子。他最有名的《四季》（The Four Seasons，1725 年，作品 8），獻給了莫爾欽（Morzin）伯爵——這個「獻曲」，就是古典版的冠名贊助，我把作品掛上你的名字，你給我支持。另一邊，巴赫（J.S. Bach）1723 年起在萊比錫的聖多馬教堂（Thomaskirche）當樂長，一當就是 27 年，領固定薪水、每週供應一首新曲——這根本就是最早的「訂閱制」宗教音樂：教會每週付月費，巴赫每週交付新內容。我們現在來聽聽《四季》裡的〈春〉，感受一下「冠名贊助」換來的成果有多燦爛。</w:t>
+        <w:t>從梅迪奇身上，我們看到贊助藝術的第一個副作用——它是一種「社交貨幣」。當你贊助一場音樂會、辦一次藝文活動，你就名正言順地，和城裡最有影響力的菁英、政要、名流，站在同一個場子裡。而且在那個場子裡，你談的不再是報價、折扣、殺價，而是品味、格調、共同的價值。各位做生意都懂，最難的往往不是產品，是「進對圈子」。贊助藝術，就是進圈子最高效、最不著痕跡的一張門票。</w:t>
       </w:r>
     </w:p>
     <w:p>
@@ -1255,7 +1175,7 @@
           <w:color w:val="3C3328"/>
           <w:sz w:val="28"/>
         </w:rPr>
-        <w:t>韋瓦第 1703 起任皮耶塔孤兒院小提琴師，為全女子樂團寫近 37 年；《四季》1725 Op.8 獻莫爾欽伯爵。</w:t>
+        <w:t>藝術贊助＝進入菁英圈的「社交貨幣」；換到人脈、話題與信任。</w:t>
       </w:r>
     </w:p>
     <w:p>
@@ -1271,7 +1191,646 @@
           <w:color w:val="3C3328"/>
           <w:sz w:val="28"/>
         </w:rPr>
-        <w:t>巴赫 1723 起任聖多馬教堂樂長 27 年，每週供新曲＝訂閱制。</w:t>
+        <w:t>對做生意的人：比起應酬，藝文場合更能建立「品味共同體」式的高端關係。</w:t>
+      </w:r>
+    </w:p>
+    <w:p>
+      <w:pPr>
+        <w:pBdr>
+          <w:bottom w:val="single" w:sz="6" w:space="4" w:color="E4D9C3"/>
+        </w:pBdr>
+        <w:spacing w:before="240" w:after="80" w:line="312" w:lineRule="auto"/>
+      </w:pPr>
+      <w:r>
+        <w:rPr>
+          <w:rFonts w:ascii="Microsoft JhengHei" w:hAnsi="Microsoft JhengHei" w:eastAsia="Microsoft JhengHei" w:cs="Microsoft JhengHei"/>
+          <w:b/>
+          <w:i w:val="0"/>
+          <w:color w:val="7C3B2D"/>
+          <w:sz w:val="38"/>
+        </w:rPr>
+        <w:t xml:space="preserve">投影片 10　</w:t>
+      </w:r>
+      <w:r>
+        <w:rPr>
+          <w:rFonts w:ascii="Microsoft JhengHei" w:hAnsi="Microsoft JhengHei" w:eastAsia="Microsoft JhengHei" w:cs="Microsoft JhengHei"/>
+          <w:b/>
+          <w:i w:val="0"/>
+          <w:color w:val="2B2016"/>
+          <w:sz w:val="38"/>
+        </w:rPr>
+        <w:t>第二樣：集體曝光（你不必是豪門）</w:t>
+      </w:r>
+      <w:r>
+        <w:rPr>
+          <w:rFonts w:ascii="Microsoft JhengHei" w:hAnsi="Microsoft JhengHei" w:eastAsia="Microsoft JhengHei" w:cs="Microsoft JhengHei"/>
+          <w:b w:val="0"/>
+          <w:i w:val="0"/>
+          <w:color w:val="6A767A"/>
+          <w:sz w:val="24"/>
+        </w:rPr>
+        <w:t xml:space="preserve">　　⏱ 停留約 30 秒</w:t>
+      </w:r>
+    </w:p>
+    <w:p>
+      <w:pPr>
+        <w:spacing w:before="120" w:after="40" w:line="312" w:lineRule="auto"/>
+      </w:pPr>
+      <w:r>
+        <w:rPr>
+          <w:rFonts w:ascii="Microsoft JhengHei" w:hAnsi="Microsoft JhengHei" w:eastAsia="Microsoft JhengHei" w:cs="Microsoft JhengHei"/>
+          <w:b/>
+          <w:i w:val="0"/>
+          <w:color w:val="7C3B2D"/>
+          <w:sz w:val="24"/>
+        </w:rPr>
+        <w:t>講稿</w:t>
+      </w:r>
+    </w:p>
+    <w:p>
+      <w:pPr>
+        <w:spacing w:before="0" w:after="160" w:line="336" w:lineRule="auto"/>
+      </w:pPr>
+      <w:r>
+        <w:rPr>
+          <w:rFonts w:ascii="Microsoft JhengHei" w:hAnsi="Microsoft JhengHei" w:eastAsia="Microsoft JhengHei" w:cs="Microsoft JhengHei"/>
+          <w:b w:val="0"/>
+          <w:i w:val="0"/>
+          <w:color w:val="222A2D"/>
+          <w:sz w:val="36"/>
+        </w:rPr>
+        <w:t>講完梅迪奇那種豪門，各位可能想：那是有錢有勢的人在玩，跟我有什麼關係？別急。第二樣回報，我要證明——你不必是梅迪奇。一群像各位這樣的生意人，一個公會，合資也能買到看得見的曝光。而且有一幅畫，把這件事講得清清楚楚。</w:t>
+      </w:r>
+    </w:p>
+    <w:p>
+      <w:pPr>
+        <w:spacing w:before="80" w:after="40" w:line="312" w:lineRule="auto"/>
+      </w:pPr>
+      <w:r>
+        <w:rPr>
+          <w:rFonts w:ascii="Microsoft JhengHei" w:hAnsi="Microsoft JhengHei" w:eastAsia="Microsoft JhengHei" w:cs="Microsoft JhengHei"/>
+          <w:b/>
+          <w:i w:val="0"/>
+          <w:color w:val="856017"/>
+          <w:sz w:val="24"/>
+        </w:rPr>
+        <w:t>講義補充</w:t>
+      </w:r>
+    </w:p>
+    <w:p>
+      <w:pPr>
+        <w:pStyle w:val="ListBullet"/>
+        <w:spacing w:after="60" w:line="312" w:lineRule="auto"/>
+      </w:pPr>
+      <w:r>
+        <w:rPr>
+          <w:rFonts w:ascii="Microsoft JhengHei" w:hAnsi="Microsoft JhengHei" w:eastAsia="Microsoft JhengHei" w:cs="Microsoft JhengHei"/>
+          <w:b w:val="0"/>
+          <w:i w:val="0"/>
+          <w:color w:val="3C3328"/>
+          <w:sz w:val="28"/>
+        </w:rPr>
+        <w:t>第二樣回報：集體曝光。</w:t>
+      </w:r>
+    </w:p>
+    <w:p>
+      <w:pPr>
+        <w:pStyle w:val="ListBullet"/>
+        <w:spacing w:after="60" w:line="312" w:lineRule="auto"/>
+      </w:pPr>
+      <w:r>
+        <w:rPr>
+          <w:rFonts w:ascii="Microsoft JhengHei" w:hAnsi="Microsoft JhengHei" w:eastAsia="Microsoft JhengHei" w:cs="Microsoft JhengHei"/>
+          <w:b w:val="0"/>
+          <w:i w:val="0"/>
+          <w:color w:val="3C3328"/>
+          <w:sz w:val="28"/>
+        </w:rPr>
+        <w:t>重點：不必是豪門，集體合資也能買到曝光與不朽。</w:t>
+      </w:r>
+    </w:p>
+    <w:p>
+      <w:pPr>
+        <w:pBdr>
+          <w:bottom w:val="single" w:sz="6" w:space="4" w:color="E4D9C3"/>
+        </w:pBdr>
+        <w:spacing w:before="240" w:after="80" w:line="312" w:lineRule="auto"/>
+      </w:pPr>
+      <w:r>
+        <w:rPr>
+          <w:rFonts w:ascii="Microsoft JhengHei" w:hAnsi="Microsoft JhengHei" w:eastAsia="Microsoft JhengHei" w:cs="Microsoft JhengHei"/>
+          <w:b/>
+          <w:i w:val="0"/>
+          <w:color w:val="7C3B2D"/>
+          <w:sz w:val="38"/>
+        </w:rPr>
+        <w:t xml:space="preserve">投影片 11　</w:t>
+      </w:r>
+      <w:r>
+        <w:rPr>
+          <w:rFonts w:ascii="Microsoft JhengHei" w:hAnsi="Microsoft JhengHei" w:eastAsia="Microsoft JhengHei" w:cs="Microsoft JhengHei"/>
+          <w:b/>
+          <w:i w:val="0"/>
+          <w:color w:val="2B2016"/>
+          <w:sz w:val="38"/>
+        </w:rPr>
+        <w:t>林布蘭《夜巡》：合資買曝光，出錢越多版位越大</w:t>
+      </w:r>
+      <w:r>
+        <w:rPr>
+          <w:rFonts w:ascii="Microsoft JhengHei" w:hAnsi="Microsoft JhengHei" w:eastAsia="Microsoft JhengHei" w:cs="Microsoft JhengHei"/>
+          <w:b w:val="0"/>
+          <w:i w:val="0"/>
+          <w:color w:val="6A767A"/>
+          <w:sz w:val="24"/>
+        </w:rPr>
+        <w:t xml:space="preserve">　　⏱ 停留約 80 秒</w:t>
+      </w:r>
+    </w:p>
+    <w:p>
+      <w:pPr>
+        <w:spacing w:before="120" w:after="40" w:line="312" w:lineRule="auto"/>
+      </w:pPr>
+      <w:r>
+        <w:rPr>
+          <w:rFonts w:ascii="Microsoft JhengHei" w:hAnsi="Microsoft JhengHei" w:eastAsia="Microsoft JhengHei" w:cs="Microsoft JhengHei"/>
+          <w:b/>
+          <w:i w:val="0"/>
+          <w:color w:val="7C3B2D"/>
+          <w:sz w:val="24"/>
+        </w:rPr>
+        <w:t>講稿</w:t>
+      </w:r>
+    </w:p>
+    <w:p>
+      <w:pPr>
+        <w:spacing w:before="0" w:after="160" w:line="336" w:lineRule="auto"/>
+      </w:pPr>
+      <w:r>
+        <w:rPr>
+          <w:rFonts w:ascii="Microsoft JhengHei" w:hAnsi="Microsoft JhengHei" w:eastAsia="Microsoft JhengHei" w:cs="Microsoft JhengHei"/>
+          <w:b w:val="0"/>
+          <w:i w:val="0"/>
+          <w:color w:val="222A2D"/>
+          <w:sz w:val="36"/>
+        </w:rPr>
+        <w:t>林布蘭（Rembrandt）的《夜巡》，1642 年。付錢的不是國王、也不是教會，是阿姆斯特丹一個「火槍手民兵公會」——說穿了，就是一群有錢的生意人組成的社團。這 16 位生意人「合資」請林布蘭幫他們畫一張團體像，平均每人出大約 100 盾（盾就是 guilder，當時荷蘭通行的錢）。而且遊戲規則直接又公平：你出的錢越多，你在畫面上的位置就越顯眼、越靠前——這不就是我們今天講的「贊助版位」嗎？誰贊助得多，誰的 logo 大、誰站 C 位。結果呢，四百年過去，這 16 個本來沒沒無聞的生意人，他們的臉，到今天還掛在阿姆斯特丹國家博物館的鎮館之寶上，每年幾百萬人專程來看。</w:t>
+      </w:r>
+    </w:p>
+    <w:p>
+      <w:pPr>
+        <w:spacing w:before="80" w:after="40" w:line="312" w:lineRule="auto"/>
+      </w:pPr>
+      <w:r>
+        <w:rPr>
+          <w:rFonts w:ascii="Microsoft JhengHei" w:hAnsi="Microsoft JhengHei" w:eastAsia="Microsoft JhengHei" w:cs="Microsoft JhengHei"/>
+          <w:b/>
+          <w:i w:val="0"/>
+          <w:color w:val="856017"/>
+          <w:sz w:val="24"/>
+        </w:rPr>
+        <w:t>講義補充</w:t>
+      </w:r>
+    </w:p>
+    <w:p>
+      <w:pPr>
+        <w:pStyle w:val="ListBullet"/>
+        <w:spacing w:after="60" w:line="312" w:lineRule="auto"/>
+      </w:pPr>
+      <w:r>
+        <w:rPr>
+          <w:rFonts w:ascii="Microsoft JhengHei" w:hAnsi="Microsoft JhengHei" w:eastAsia="Microsoft JhengHei" w:cs="Microsoft JhengHei"/>
+          <w:b w:val="0"/>
+          <w:i w:val="0"/>
+          <w:color w:val="3C3328"/>
+          <w:sz w:val="28"/>
+        </w:rPr>
+        <w:t>現藏阿姆斯特丹國家博物館（Rijksmuseum），鎮館之寶。</w:t>
+      </w:r>
+    </w:p>
+    <w:p>
+      <w:pPr>
+        <w:pStyle w:val="ListBullet"/>
+        <w:spacing w:after="60" w:line="312" w:lineRule="auto"/>
+      </w:pPr>
+      <w:r>
+        <w:rPr>
+          <w:rFonts w:ascii="Microsoft JhengHei" w:hAnsi="Microsoft JhengHei" w:eastAsia="Microsoft JhengHei" w:cs="Microsoft JhengHei"/>
+          <w:b w:val="0"/>
+          <w:i w:val="0"/>
+          <w:color w:val="3C3328"/>
+          <w:sz w:val="28"/>
+        </w:rPr>
+        <w:t>委託方＝阿姆斯特丹火槍手民兵公會（Kloveniers），16 名民兵平均每人約 100 盾、依畫面顯眼程度分攤（1658 年畫中人聲明）。</w:t>
+      </w:r>
+    </w:p>
+    <w:p>
+      <w:pPr>
+        <w:pStyle w:val="ListBullet"/>
+        <w:spacing w:after="60" w:line="312" w:lineRule="auto"/>
+      </w:pPr>
+      <w:r>
+        <w:rPr>
+          <w:rFonts w:ascii="Microsoft JhengHei" w:hAnsi="Microsoft JhengHei" w:eastAsia="Microsoft JhengHei" w:cs="Microsoft JhengHei"/>
+          <w:b w:val="0"/>
+          <w:i w:val="0"/>
+          <w:color w:val="3C3328"/>
+          <w:sz w:val="28"/>
+        </w:rPr>
+        <w:t>📖 名詞解釋｜盾（guilder，荷蘭盾）：荷蘭黃金時代的貨幣，一名熟練工匠年收入約數百盾，故每人 100 盾是可觀的合資。</w:t>
+      </w:r>
+    </w:p>
+    <w:p>
+      <w:pPr>
+        <w:pBdr>
+          <w:bottom w:val="single" w:sz="6" w:space="4" w:color="E4D9C3"/>
+        </w:pBdr>
+        <w:spacing w:before="240" w:after="80" w:line="312" w:lineRule="auto"/>
+      </w:pPr>
+      <w:r>
+        <w:rPr>
+          <w:rFonts w:ascii="Microsoft JhengHei" w:hAnsi="Microsoft JhengHei" w:eastAsia="Microsoft JhengHei" w:cs="Microsoft JhengHei"/>
+          <w:b/>
+          <w:i w:val="0"/>
+          <w:color w:val="7C3B2D"/>
+          <w:sz w:val="38"/>
+        </w:rPr>
+        <w:t xml:space="preserve">投影片 12　</w:t>
+      </w:r>
+      <w:r>
+        <w:rPr>
+          <w:rFonts w:ascii="Microsoft JhengHei" w:hAnsi="Microsoft JhengHei" w:eastAsia="Microsoft JhengHei" w:cs="Microsoft JhengHei"/>
+          <w:b/>
+          <w:i w:val="0"/>
+          <w:color w:val="2B2016"/>
+          <w:sz w:val="38"/>
+        </w:rPr>
+        <w:t>這就是你們的公會：集體贊助的現代啟示</w:t>
+      </w:r>
+      <w:r>
+        <w:rPr>
+          <w:rFonts w:ascii="Microsoft JhengHei" w:hAnsi="Microsoft JhengHei" w:eastAsia="Microsoft JhengHei" w:cs="Microsoft JhengHei"/>
+          <w:b w:val="0"/>
+          <w:i w:val="0"/>
+          <w:color w:val="6A767A"/>
+          <w:sz w:val="24"/>
+        </w:rPr>
+        <w:t xml:space="preserve">　　⏱ 停留約 55 秒</w:t>
+      </w:r>
+    </w:p>
+    <w:p>
+      <w:pPr>
+        <w:spacing w:before="120" w:after="40" w:line="312" w:lineRule="auto"/>
+      </w:pPr>
+      <w:r>
+        <w:rPr>
+          <w:rFonts w:ascii="Microsoft JhengHei" w:hAnsi="Microsoft JhengHei" w:eastAsia="Microsoft JhengHei" w:cs="Microsoft JhengHei"/>
+          <w:b/>
+          <w:i w:val="0"/>
+          <w:color w:val="7C3B2D"/>
+          <w:sz w:val="24"/>
+        </w:rPr>
+        <w:t>講稿</w:t>
+      </w:r>
+    </w:p>
+    <w:p>
+      <w:pPr>
+        <w:spacing w:before="0" w:after="160" w:line="336" w:lineRule="auto"/>
+      </w:pPr>
+      <w:r>
+        <w:rPr>
+          <w:rFonts w:ascii="Microsoft JhengHei" w:hAnsi="Microsoft JhengHei" w:eastAsia="Microsoft JhengHei" w:cs="Microsoft JhengHei"/>
+          <w:b w:val="0"/>
+          <w:i w:val="0"/>
+          <w:color w:val="222A2D"/>
+          <w:sz w:val="36"/>
+        </w:rPr>
+        <w:t>我特別把這幅畫講清楚，是因為它講的就是各位。那個火槍手民兵公會，跟今天各位參加的跨業交流會、公會，本質一模一樣——一群有實力的生意人，組成一個社團。梅迪奇那種等級，一個人玩得起；但《夜巡》告訴我們：一個人出不起的贊助，一群人合資就出得起，而曝光和名聲，按出資比例分。所以各位不必獨自當梅迪奇——揪一群人，就能一起當金主。各位可以想想：如果咱們的公會，合資贊助一場音樂會、委託一件作品，會被誰看見？會被記得多久？</w:t>
+      </w:r>
+    </w:p>
+    <w:p>
+      <w:pPr>
+        <w:spacing w:before="80" w:after="40" w:line="312" w:lineRule="auto"/>
+      </w:pPr>
+      <w:r>
+        <w:rPr>
+          <w:rFonts w:ascii="Microsoft JhengHei" w:hAnsi="Microsoft JhengHei" w:eastAsia="Microsoft JhengHei" w:cs="Microsoft JhengHei"/>
+          <w:b/>
+          <w:i w:val="0"/>
+          <w:color w:val="856017"/>
+          <w:sz w:val="24"/>
+        </w:rPr>
+        <w:t>講義補充</w:t>
+      </w:r>
+    </w:p>
+    <w:p>
+      <w:pPr>
+        <w:pStyle w:val="ListBullet"/>
+        <w:spacing w:after="60" w:line="312" w:lineRule="auto"/>
+      </w:pPr>
+      <w:r>
+        <w:rPr>
+          <w:rFonts w:ascii="Microsoft JhengHei" w:hAnsi="Microsoft JhengHei" w:eastAsia="Microsoft JhengHei" w:cs="Microsoft JhengHei"/>
+          <w:b w:val="0"/>
+          <w:i w:val="0"/>
+          <w:color w:val="3C3328"/>
+          <w:sz w:val="28"/>
+        </w:rPr>
+        <w:t>火槍手民兵公會＝17 世紀版的跨業交流會/商會。</w:t>
+      </w:r>
+    </w:p>
+    <w:p>
+      <w:pPr>
+        <w:pStyle w:val="ListBullet"/>
+        <w:spacing w:after="60" w:line="312" w:lineRule="auto"/>
+      </w:pPr>
+      <w:r>
+        <w:rPr>
+          <w:rFonts w:ascii="Microsoft JhengHei" w:hAnsi="Microsoft JhengHei" w:eastAsia="Microsoft JhengHei" w:cs="Microsoft JhengHei"/>
+          <w:b w:val="0"/>
+          <w:i w:val="0"/>
+          <w:color w:val="3C3328"/>
+          <w:sz w:val="28"/>
+        </w:rPr>
+        <w:t>集體合資贊助：門檻低、回報與出資成正比、人人可行。</w:t>
+      </w:r>
+    </w:p>
+    <w:p>
+      <w:pPr>
+        <w:pStyle w:val="ListBullet"/>
+        <w:spacing w:after="60" w:line="312" w:lineRule="auto"/>
+      </w:pPr>
+      <w:r>
+        <w:rPr>
+          <w:rFonts w:ascii="Microsoft JhengHei" w:hAnsi="Microsoft JhengHei" w:eastAsia="Microsoft JhengHei" w:cs="Microsoft JhengHei"/>
+          <w:b w:val="0"/>
+          <w:i w:val="0"/>
+          <w:color w:val="3C3328"/>
+          <w:sz w:val="28"/>
+        </w:rPr>
+        <w:t>直接對上本場聽眾：你和你的公會，就是現代版的《夜巡》公會。</w:t>
+      </w:r>
+    </w:p>
+    <w:p>
+      <w:pPr>
+        <w:pBdr>
+          <w:bottom w:val="single" w:sz="6" w:space="4" w:color="E4D9C3"/>
+        </w:pBdr>
+        <w:spacing w:before="240" w:after="80" w:line="312" w:lineRule="auto"/>
+      </w:pPr>
+      <w:r>
+        <w:rPr>
+          <w:rFonts w:ascii="Microsoft JhengHei" w:hAnsi="Microsoft JhengHei" w:eastAsia="Microsoft JhengHei" w:cs="Microsoft JhengHei"/>
+          <w:b/>
+          <w:i w:val="0"/>
+          <w:color w:val="7C3B2D"/>
+          <w:sz w:val="38"/>
+        </w:rPr>
+        <w:t xml:space="preserve">投影片 13　</w:t>
+      </w:r>
+      <w:r>
+        <w:rPr>
+          <w:rFonts w:ascii="Microsoft JhengHei" w:hAnsi="Microsoft JhengHei" w:eastAsia="Microsoft JhengHei" w:cs="Microsoft JhengHei"/>
+          <w:b/>
+          <w:i w:val="0"/>
+          <w:color w:val="2B2016"/>
+          <w:sz w:val="38"/>
+        </w:rPr>
+        <w:t>第三樣：不朽之名</w:t>
+      </w:r>
+      <w:r>
+        <w:rPr>
+          <w:rFonts w:ascii="Microsoft JhengHei" w:hAnsi="Microsoft JhengHei" w:eastAsia="Microsoft JhengHei" w:cs="Microsoft JhengHei"/>
+          <w:b w:val="0"/>
+          <w:i w:val="0"/>
+          <w:color w:val="6A767A"/>
+          <w:sz w:val="24"/>
+        </w:rPr>
+        <w:t xml:space="preserve">　　⏱ 停留約 25 秒</w:t>
+      </w:r>
+    </w:p>
+    <w:p>
+      <w:pPr>
+        <w:spacing w:before="120" w:after="40" w:line="312" w:lineRule="auto"/>
+      </w:pPr>
+      <w:r>
+        <w:rPr>
+          <w:rFonts w:ascii="Microsoft JhengHei" w:hAnsi="Microsoft JhengHei" w:eastAsia="Microsoft JhengHei" w:cs="Microsoft JhengHei"/>
+          <w:b/>
+          <w:i w:val="0"/>
+          <w:color w:val="7C3B2D"/>
+          <w:sz w:val="24"/>
+        </w:rPr>
+        <w:t>講稿</w:t>
+      </w:r>
+    </w:p>
+    <w:p>
+      <w:pPr>
+        <w:spacing w:before="0" w:after="160" w:line="336" w:lineRule="auto"/>
+      </w:pPr>
+      <w:r>
+        <w:rPr>
+          <w:rFonts w:ascii="Microsoft JhengHei" w:hAnsi="Microsoft JhengHei" w:eastAsia="Microsoft JhengHei" w:cs="Microsoft JhengHei"/>
+          <w:b w:val="0"/>
+          <w:i w:val="0"/>
+          <w:color w:val="222A2D"/>
+          <w:sz w:val="36"/>
+        </w:rPr>
+        <w:t>第三樣回報，是我個人覺得最迷人的一樣——不朽之名。錢會花完，一時的名聲會過去；但如果你把名字，綁進一部會被傳唱幾百年的作品裡，你就買到了「不朽」。接下來連續幾個故事，主角都是「因為出錢，名字被寫進歷史」的金主。</w:t>
+      </w:r>
+    </w:p>
+    <w:p>
+      <w:pPr>
+        <w:spacing w:before="80" w:after="40" w:line="312" w:lineRule="auto"/>
+      </w:pPr>
+      <w:r>
+        <w:rPr>
+          <w:rFonts w:ascii="Microsoft JhengHei" w:hAnsi="Microsoft JhengHei" w:eastAsia="Microsoft JhengHei" w:cs="Microsoft JhengHei"/>
+          <w:b/>
+          <w:i w:val="0"/>
+          <w:color w:val="856017"/>
+          <w:sz w:val="24"/>
+        </w:rPr>
+        <w:t>講義補充</w:t>
+      </w:r>
+    </w:p>
+    <w:p>
+      <w:pPr>
+        <w:pStyle w:val="ListBullet"/>
+        <w:spacing w:after="60" w:line="312" w:lineRule="auto"/>
+      </w:pPr>
+      <w:r>
+        <w:rPr>
+          <w:rFonts w:ascii="Microsoft JhengHei" w:hAnsi="Microsoft JhengHei" w:eastAsia="Microsoft JhengHei" w:cs="Microsoft JhengHei"/>
+          <w:b w:val="0"/>
+          <w:i w:val="0"/>
+          <w:color w:val="3C3328"/>
+          <w:sz w:val="28"/>
+        </w:rPr>
+        <w:t>第三樣回報：不朽之名。</w:t>
+      </w:r>
+    </w:p>
+    <w:p>
+      <w:pPr>
+        <w:pStyle w:val="ListBullet"/>
+        <w:spacing w:after="60" w:line="312" w:lineRule="auto"/>
+      </w:pPr>
+      <w:r>
+        <w:rPr>
+          <w:rFonts w:ascii="Microsoft JhengHei" w:hAnsi="Microsoft JhengHei" w:eastAsia="Microsoft JhengHei" w:cs="Microsoft JhengHei"/>
+          <w:b w:val="0"/>
+          <w:i w:val="0"/>
+          <w:color w:val="3C3328"/>
+          <w:sz w:val="28"/>
+        </w:rPr>
+        <w:t>代表：貝多芬三貴族、失眠的凱瑟林克伯爵、佛瑞的女伯爵、梵谷的弟弟西奧。</w:t>
+      </w:r>
+    </w:p>
+    <w:p>
+      <w:pPr>
+        <w:pBdr>
+          <w:bottom w:val="single" w:sz="6" w:space="4" w:color="E4D9C3"/>
+        </w:pBdr>
+        <w:spacing w:before="240" w:after="80" w:line="312" w:lineRule="auto"/>
+      </w:pPr>
+      <w:r>
+        <w:rPr>
+          <w:rFonts w:ascii="Microsoft JhengHei" w:hAnsi="Microsoft JhengHei" w:eastAsia="Microsoft JhengHei" w:cs="Microsoft JhengHei"/>
+          <w:b/>
+          <w:i w:val="0"/>
+          <w:color w:val="7C3B2D"/>
+          <w:sz w:val="38"/>
+        </w:rPr>
+        <w:t xml:space="preserve">投影片 14　</w:t>
+      </w:r>
+      <w:r>
+        <w:rPr>
+          <w:rFonts w:ascii="Microsoft JhengHei" w:hAnsi="Microsoft JhengHei" w:eastAsia="Microsoft JhengHei" w:cs="Microsoft JhengHei"/>
+          <w:b/>
+          <w:i w:val="0"/>
+          <w:color w:val="2B2016"/>
+          <w:sz w:val="38"/>
+        </w:rPr>
+        <w:t>貝多芬與三位金主：花錢買下一個名字</w:t>
+      </w:r>
+      <w:r>
+        <w:rPr>
+          <w:rFonts w:ascii="Microsoft JhengHei" w:hAnsi="Microsoft JhengHei" w:eastAsia="Microsoft JhengHei" w:cs="Microsoft JhengHei"/>
+          <w:b w:val="0"/>
+          <w:i w:val="0"/>
+          <w:color w:val="6A767A"/>
+          <w:sz w:val="24"/>
+        </w:rPr>
+        <w:t xml:space="preserve">　　⏱ 停留約 80 秒</w:t>
+      </w:r>
+    </w:p>
+    <w:p>
+      <w:pPr>
+        <w:spacing w:before="120" w:after="40" w:line="312" w:lineRule="auto"/>
+      </w:pPr>
+      <w:r>
+        <w:rPr>
+          <w:rFonts w:ascii="Microsoft JhengHei" w:hAnsi="Microsoft JhengHei" w:eastAsia="Microsoft JhengHei" w:cs="Microsoft JhengHei"/>
+          <w:b/>
+          <w:i w:val="0"/>
+          <w:color w:val="7C3B2D"/>
+          <w:sz w:val="24"/>
+        </w:rPr>
+        <w:t>講稿</w:t>
+      </w:r>
+    </w:p>
+    <w:p>
+      <w:pPr>
+        <w:spacing w:before="0" w:after="160" w:line="336" w:lineRule="auto"/>
+      </w:pPr>
+      <w:r>
+        <w:rPr>
+          <w:rFonts w:ascii="Microsoft JhengHei" w:hAnsi="Microsoft JhengHei" w:eastAsia="Microsoft JhengHei" w:cs="Microsoft JhengHei"/>
+          <w:b w:val="0"/>
+          <w:i w:val="0"/>
+          <w:color w:val="222A2D"/>
+          <w:sz w:val="36"/>
+        </w:rPr>
+        <w:t>1809 年的維也納，三位大貴族——金斯基（Kinsky）、洛布科維茨（Lobkowitz），還有魯道夫大公（Archduke Rudolph，「大公」就是皇室的親王）——一起做了一筆投資。他們聯手，每年固定掏出一筆「終身年金」，也就是保證養一位作曲家一輩子，白紙黑字只有一個條件：「請你留在維也納，別被別人挖走。」各位是生意人，直接看這筆投資的回報：他們花的錢，買到的是「名字」。兩百年後的今天，全世界只要一談起那部《第九號交響曲》，就會提到當年是這三位貴族出的錢。請注意——這不是施捨、不是慈善，是一筆綁定式的長期投資。給各位的第一個提醒就是：贊助要簽長約、要綁定、要白紙黑字。現在，請聽今天第二首主打聆聽——貝多芬〈歡樂頌〉。</w:t>
+      </w:r>
+    </w:p>
+    <w:p>
+      <w:pPr>
+        <w:spacing w:before="80" w:after="40" w:line="312" w:lineRule="auto"/>
+      </w:pPr>
+      <w:r>
+        <w:rPr>
+          <w:rFonts w:ascii="Microsoft JhengHei" w:hAnsi="Microsoft JhengHei" w:eastAsia="Microsoft JhengHei" w:cs="Microsoft JhengHei"/>
+          <w:b/>
+          <w:i w:val="0"/>
+          <w:color w:val="856017"/>
+          <w:sz w:val="24"/>
+        </w:rPr>
+        <w:t>講義補充</w:t>
+      </w:r>
+    </w:p>
+    <w:p>
+      <w:pPr>
+        <w:pStyle w:val="ListBullet"/>
+        <w:spacing w:after="60" w:line="312" w:lineRule="auto"/>
+      </w:pPr>
+      <w:r>
+        <w:rPr>
+          <w:rFonts w:ascii="Microsoft JhengHei" w:hAnsi="Microsoft JhengHei" w:eastAsia="Microsoft JhengHei" w:cs="Microsoft JhengHei"/>
+          <w:b w:val="0"/>
+          <w:i w:val="0"/>
+          <w:color w:val="3C3328"/>
+          <w:sz w:val="28"/>
+        </w:rPr>
+        <w:t>1809 年三位貴族以年 4,000 弗洛林終身年金留住作曲家（起因是 1808 年拿破崙之弟以年薪挖角）。</w:t>
+      </w:r>
+    </w:p>
+    <w:p>
+      <w:pPr>
+        <w:pStyle w:val="ListBullet"/>
+        <w:spacing w:after="60" w:line="312" w:lineRule="auto"/>
+      </w:pPr>
+      <w:r>
+        <w:rPr>
+          <w:rFonts w:ascii="Microsoft JhengHei" w:hAnsi="Microsoft JhengHei" w:eastAsia="Microsoft JhengHei" w:cs="Microsoft JhengHei"/>
+          <w:b w:val="0"/>
+          <w:i w:val="0"/>
+          <w:color w:val="3C3328"/>
+          <w:sz w:val="28"/>
+        </w:rPr>
+        <w:t>條件＝留在維也納。</w:t>
+      </w:r>
+    </w:p>
+    <w:p>
+      <w:pPr>
+        <w:pStyle w:val="ListBullet"/>
+        <w:spacing w:after="60" w:line="312" w:lineRule="auto"/>
+      </w:pPr>
+      <w:r>
+        <w:rPr>
+          <w:rFonts w:ascii="Microsoft JhengHei" w:hAnsi="Microsoft JhengHei" w:eastAsia="Microsoft JhengHei" w:cs="Microsoft JhengHei"/>
+          <w:b w:val="0"/>
+          <w:i w:val="0"/>
+          <w:color w:val="3C3328"/>
+          <w:sz w:val="28"/>
+        </w:rPr>
+        <w:t>📖 名詞解釋｜終身年金（life annuity）：一次約定、按年支付到受領人終身的金額；是「長期綁定」的合約工具。</w:t>
+      </w:r>
+    </w:p>
+    <w:p>
+      <w:pPr>
+        <w:pStyle w:val="ListBullet"/>
+        <w:spacing w:after="60" w:line="312" w:lineRule="auto"/>
+      </w:pPr>
+      <w:r>
+        <w:rPr>
+          <w:rFonts w:ascii="Microsoft JhengHei" w:hAnsi="Microsoft JhengHei" w:eastAsia="Microsoft JhengHei" w:cs="Microsoft JhengHei"/>
+          <w:b w:val="0"/>
+          <w:i w:val="0"/>
+          <w:color w:val="3C3328"/>
+          <w:sz w:val="28"/>
+        </w:rPr>
+        <w:t>📖 名詞解釋｜大公（Archduke）：奧地利皇室封號，地位在國王之下、公爵之上。</w:t>
       </w:r>
     </w:p>
     <w:p>
@@ -1300,7 +1859,7 @@
           <w:color w:val="3E332A"/>
           <w:sz w:val="28"/>
         </w:rPr>
-        <w:t>播韋瓦第《四季·春》第一樂章約 3 分鐘。播前：「聽聽看，伯爵的錢買到了什麼樣的春天。」播後：「鳥鳴、溪流、雷雨——這就是三百年前的冠名內容行銷。」</w:t>
+        <w:t>播 BBC Proms 2015 終樂章合唱精華（00:00–04:16）。播前：「這就是三位貴族那筆投資，兩百年後還在響的聲音。」</w:t>
       </w:r>
     </w:p>
     <w:p>
@@ -1318,7 +1877,7 @@
           <w:color w:val="7C3B2D"/>
           <w:sz w:val="38"/>
         </w:rPr>
-        <w:t xml:space="preserve">投影片 10　</w:t>
+        <w:t xml:space="preserve">投影片 15　</w:t>
       </w:r>
       <w:r>
         <w:rPr>
@@ -1328,7 +1887,7 @@
           <w:color w:val="2B2016"/>
           <w:sz w:val="38"/>
         </w:rPr>
-        <w:t>郭德堡變奏曲：一筆私人委託，換一夜好眠</w:t>
+        <w:t>這筆贊助的「兩百年複利」</w:t>
       </w:r>
       <w:r>
         <w:rPr>
@@ -1338,7 +1897,7 @@
           <w:color w:val="6A767A"/>
           <w:sz w:val="24"/>
         </w:rPr>
-        <w:t xml:space="preserve">　　⏱ 停留約 100 秒</w:t>
+        <w:t xml:space="preserve">　　⏱ 停留約 70 秒</w:t>
       </w:r>
     </w:p>
     <w:p>
@@ -1368,7 +1927,7 @@
           <w:color w:val="222A2D"/>
           <w:sz w:val="36"/>
         </w:rPr>
-        <w:t>在「機構僱用」之外，巴洛克還有另一種商業模式：私人委託。最有名的案例，就是巴赫的《郭德堡變奏曲》（Goldberg Variations）。根據巴赫第一位傳記作者福克爾（Forkel）1802 年的記載——請注意，這是一段傳說，細節未必可考——俄國駐薩克森的公使凱瑟林克伯爵（Count Keyserlingk）長年失眠，委託巴赫寫一組性格溫柔而愉快的鍵盤曲，讓隨行的年輕大鍵琴家哥德堡（Johann Gottlieb Goldberg）在隔壁房間夜夜彈給他聽。相傳伯爵回贈了一只裝滿金幣的金杯。各位聽出重點了嗎？第一，這是極致的客製化內容——為一位客戶的一個需求量身打造。第二，付錢的人買到了什麼？名字。曲子是巴赫寫的，但兩百多年來全世界叫它「郭德堡」——委託方身邊的人，名字被寫進了音樂史。還沒完：1955 年，加拿大鋼琴家顧爾德（Glenn Gould）用這部作品錄下傳奇的出道專輯，一張兩百年前的「私人訂單」，變成了二十世紀的暢銷唱片——這條線，講到留聲機那一站時我們會再接回來。現在請聽開頭的詠嘆調（Aria），今天的主打聆聽第一首。</w:t>
+        <w:t>這筆贊助的複利，長到嚇人。《第九號交響曲》第四樂章那段〈歡樂頌〉（Ode to Joy，德文原意「快樂的頌歌」），1985 年，成了歐盟的盟歌——一段旋律，代表一整個歐洲。而在日本，每年底幾萬人一起合唱「第九」，是全民的年末儀式；其中大阪那場「萬人第九」，直到今天，都由企業冠名贊助。各位算算看：三位貴族兩百年前付的那筆錢，到今天還在替他們的名字「配息」，還在替現代企業創造冠名曝光。所以贊助最驚人的地方在這裡：你買的不是一次曝光，是一個世紀、甚至兩個世紀的品牌。</w:t>
       </w:r>
     </w:p>
     <w:p>
@@ -1399,7 +1958,7 @@
           <w:color w:val="3C3328"/>
           <w:sz w:val="28"/>
         </w:rPr>
-        <w:t>《郭德堡變奏曲》BWV 988，1741 出版（《鍵盤練習》第四集），Aria＋30 段變奏。</w:t>
+        <w:t>〈歡樂頌〉1985 年成歐盟（時為歐洲共同體）盟歌。</w:t>
       </w:r>
     </w:p>
     <w:p>
@@ -1415,7 +1974,7 @@
           <w:color w:val="3C3328"/>
           <w:sz w:val="28"/>
         </w:rPr>
-        <w:t>失眠委託故事出自福克爾（Forkel）1802 傳記，屬傳說性質（學界存疑：首版無題獻、哥德堡時年僅約 14）；凱瑟林克伯爵／樂師哥德堡。</w:t>
+        <w:t>日本年末「第九」傳統；大阪「萬人第九」（1983 起）由企業冠名贊助。</w:t>
       </w:r>
     </w:p>
     <w:p>
@@ -1431,7 +1990,90 @@
           <w:color w:val="3C3328"/>
           <w:sz w:val="28"/>
         </w:rPr>
-        <w:t>金杯報酬（100 枚金路易，僅見於福克爾記載）。</w:t>
+        <w:t>「配息」比喻：一次贊助的品牌效益，可跨世紀持續回收。</w:t>
+      </w:r>
+    </w:p>
+    <w:p>
+      <w:pPr>
+        <w:pBdr>
+          <w:bottom w:val="single" w:sz="6" w:space="4" w:color="E4D9C3"/>
+        </w:pBdr>
+        <w:spacing w:before="240" w:after="80" w:line="312" w:lineRule="auto"/>
+      </w:pPr>
+      <w:r>
+        <w:rPr>
+          <w:rFonts w:ascii="Microsoft JhengHei" w:hAnsi="Microsoft JhengHei" w:eastAsia="Microsoft JhengHei" w:cs="Microsoft JhengHei"/>
+          <w:b/>
+          <w:i w:val="0"/>
+          <w:color w:val="7C3B2D"/>
+          <w:sz w:val="38"/>
+        </w:rPr>
+        <w:t xml:space="preserve">投影片 16　</w:t>
+      </w:r>
+      <w:r>
+        <w:rPr>
+          <w:rFonts w:ascii="Microsoft JhengHei" w:hAnsi="Microsoft JhengHei" w:eastAsia="Microsoft JhengHei" w:cs="Microsoft JhengHei"/>
+          <w:b/>
+          <w:i w:val="0"/>
+          <w:color w:val="2B2016"/>
+          <w:sz w:val="38"/>
+        </w:rPr>
+        <w:t>郭德堡變奏曲：失眠伯爵的一筆私人委託</w:t>
+      </w:r>
+      <w:r>
+        <w:rPr>
+          <w:rFonts w:ascii="Microsoft JhengHei" w:hAnsi="Microsoft JhengHei" w:eastAsia="Microsoft JhengHei" w:cs="Microsoft JhengHei"/>
+          <w:b w:val="0"/>
+          <w:i w:val="0"/>
+          <w:color w:val="6A767A"/>
+          <w:sz w:val="24"/>
+        </w:rPr>
+        <w:t xml:space="preserve">　　⏱ 停留約 85 秒</w:t>
+      </w:r>
+    </w:p>
+    <w:p>
+      <w:pPr>
+        <w:spacing w:before="120" w:after="40" w:line="312" w:lineRule="auto"/>
+      </w:pPr>
+      <w:r>
+        <w:rPr>
+          <w:rFonts w:ascii="Microsoft JhengHei" w:hAnsi="Microsoft JhengHei" w:eastAsia="Microsoft JhengHei" w:cs="Microsoft JhengHei"/>
+          <w:b/>
+          <w:i w:val="0"/>
+          <w:color w:val="7C3B2D"/>
+          <w:sz w:val="24"/>
+        </w:rPr>
+        <w:t>講稿</w:t>
+      </w:r>
+    </w:p>
+    <w:p>
+      <w:pPr>
+        <w:spacing w:before="0" w:after="160" w:line="336" w:lineRule="auto"/>
+      </w:pPr>
+      <w:r>
+        <w:rPr>
+          <w:rFonts w:ascii="Microsoft JhengHei" w:hAnsi="Microsoft JhengHei" w:eastAsia="Microsoft JhengHei" w:cs="Microsoft JhengHei"/>
+          <w:b w:val="0"/>
+          <w:i w:val="0"/>
+          <w:color w:val="222A2D"/>
+          <w:sz w:val="36"/>
+        </w:rPr>
+        <w:t>再看一位金主。有位俄國派駐薩克森的公使，凱瑟林克伯爵（Count Keyserlingk），長年失眠，他出錢請巴赫寫一組溫柔好聽的鍵盤曲，讓身邊一位年輕樂師夜裡彈給他聽助眠。各位聽出重點了嗎？第一，這是極致的客製化——為一位客戶的一個需求量身打造。第二，付錢的人買到了什麼？「名字」。曲子明明是巴赫寫的，可是兩百多年來，全世界都叫它「郭德堡」——郭德堡（Goldberg）就是伯爵身邊那位樂師的名字，因為這部作品，被永遠寫進了歷史。順帶送各位一個很實用的點：這首曲子當年就是為了「靜心助眠」而生的，規律、清澈、不吵。所以我會說，它是最適合各位企業領導者的一首曲子——高壓時用它沉澱思緒、紓解壓力，要專注決策時用它把腦子清乾淨。現在請聽開頭這段詠嘆調（Aria），今天的主打聆聽第一首。</w:t>
+      </w:r>
+    </w:p>
+    <w:p>
+      <w:pPr>
+        <w:spacing w:before="80" w:after="40" w:line="312" w:lineRule="auto"/>
+      </w:pPr>
+      <w:r>
+        <w:rPr>
+          <w:rFonts w:ascii="Microsoft JhengHei" w:hAnsi="Microsoft JhengHei" w:eastAsia="Microsoft JhengHei" w:cs="Microsoft JhengHei"/>
+          <w:b/>
+          <w:i w:val="0"/>
+          <w:color w:val="856017"/>
+          <w:sz w:val="24"/>
+        </w:rPr>
+        <w:t>講義補充</w:t>
       </w:r>
     </w:p>
     <w:p>
@@ -1447,7 +2089,7 @@
           <w:color w:val="3C3328"/>
           <w:sz w:val="28"/>
         </w:rPr>
-        <w:t>1955 Glenn Gould 錄音（1956 Columbia 發行）＝出道專輯、長銷經典。</w:t>
+        <w:t>失眠委託故事出自福克爾 1802 年巴赫傳記，屬傳說性質（首版無題獻、哥德堡當時僅約 14 歲）；「領導者最適合聆聽」為定位詮釋，非療效宣稱。</w:t>
       </w:r>
     </w:p>
     <w:p>
@@ -1463,7 +2105,7 @@
           <w:color w:val="3C3328"/>
           <w:sz w:val="28"/>
         </w:rPr>
-        <w:t>商業視角：私人委託＝客製內容；委託周邊的名字因作品不朽。</w:t>
+        <w:t>付錢者身邊人的名字因作品不朽。</w:t>
       </w:r>
     </w:p>
     <w:p>
@@ -1479,39 +2121,7 @@
           <w:color w:val="3C3328"/>
           <w:sz w:val="28"/>
         </w:rPr>
-        <w:t>📖 名詞解釋｜詠嘆調（Aria，義大利文原意「空氣」）：歌劇、神劇中的獨唱抒情曲；《郭德堡變奏曲》借此為開頭主題命名，30 段變奏後於結尾再現。</w:t>
-      </w:r>
-    </w:p>
-    <w:p>
-      <w:pPr>
-        <w:pStyle w:val="ListBullet"/>
-        <w:spacing w:after="60" w:line="312" w:lineRule="auto"/>
-      </w:pPr>
-      <w:r>
-        <w:rPr>
-          <w:rFonts w:ascii="Microsoft JhengHei" w:hAnsi="Microsoft JhengHei" w:eastAsia="Microsoft JhengHei" w:cs="Microsoft JhengHei"/>
-          <w:b w:val="0"/>
-          <w:i w:val="0"/>
-          <w:color w:val="3C3328"/>
-          <w:sz w:val="28"/>
-        </w:rPr>
-        <w:t>📖 名詞解釋｜大鍵琴（harpsichord）：以撥弦發聲的鍵盤樂器，觸鍵輕重不改變音量，為巴洛克時代鍵盤主力；《郭德堡變奏曲》即為雙層鍵盤大鍵琴而作。</w:t>
-      </w:r>
-    </w:p>
-    <w:p>
-      <w:pPr>
-        <w:pStyle w:val="ListBullet"/>
-        <w:spacing w:after="60" w:line="312" w:lineRule="auto"/>
-      </w:pPr>
-      <w:r>
-        <w:rPr>
-          <w:rFonts w:ascii="Microsoft JhengHei" w:hAnsi="Microsoft JhengHei" w:eastAsia="Microsoft JhengHei" w:cs="Microsoft JhengHei"/>
-          <w:b w:val="0"/>
-          <w:i w:val="0"/>
-          <w:color w:val="3C3328"/>
-          <w:sz w:val="28"/>
-        </w:rPr>
-        <w:t>📖 名詞解釋｜金路易（louis d'or）：法國舊制金幣，1640 年路易十三始鑄，行用至法國大革命；巴赫獲贈百枚的酬勞故事出自福克爾 1802 年傳記，屬傳說。</w:t>
+        <w:t>📖 名詞解釋｜詠嘆調（Aria，義大利文原意「曲調、空氣」）：此處指全曲開頭那段主題旋律，30 段變奏後於結尾再現。</w:t>
       </w:r>
     </w:p>
     <w:p>
@@ -1540,7 +2150,7 @@
           <w:color w:val="3E332A"/>
           <w:sz w:val="28"/>
         </w:rPr>
-        <w:t>播《郭德堡變奏曲》Aria 約 3 分鐘。播前：「想像你就是那位失眠的伯爵——這是專屬於你的深夜服務。」播後：「一筆私人委託，買到三百年的流傳。這是今天第一首主打聆聽。」</w:t>
+        <w:t>播《郭德堡變奏曲》Aria 約 3 分鐘。播前：「想像你就是那位失眠的伯爵——這是專屬於你的深夜服務。」</w:t>
       </w:r>
     </w:p>
     <w:p>
@@ -1558,7 +2168,7 @@
           <w:color w:val="7C3B2D"/>
           <w:sz w:val="38"/>
         </w:rPr>
-        <w:t xml:space="preserve">投影片 11　</w:t>
+        <w:t xml:space="preserve">投影片 17　</w:t>
       </w:r>
       <w:r>
         <w:rPr>
@@ -1568,7 +2178,7 @@
           <w:color w:val="2B2016"/>
           <w:sz w:val="38"/>
         </w:rPr>
-        <w:t>埃斯特哈齊 × 海頓：私人 R&amp;D 養出交響曲</w:t>
+        <w:t>佛瑞與女伯爵：贊助者，因藝術而不朽</w:t>
       </w:r>
       <w:r>
         <w:rPr>
@@ -1578,7 +2188,7 @@
           <w:color w:val="6A767A"/>
           <w:sz w:val="24"/>
         </w:rPr>
-        <w:t xml:space="preserve">　　⏱ 停留約 90 秒</w:t>
+        <w:t xml:space="preserve">　　⏱ 停留約 75 秒</w:t>
       </w:r>
     </w:p>
     <w:p>
@@ -1608,7 +2218,7 @@
           <w:color w:val="222A2D"/>
           <w:sz w:val="36"/>
         </w:rPr>
-        <w:t>如果說韋瓦第和巴赫是「員工」，那海頓（Joseph Haydn）就是被一家公司長期養起來的「首席研發長」。1761 年起，他受僱於埃斯特哈齊（Esterházy）親王尼可勞斯（Nikolaus），一待就是大約 30 年。親王的莊園埃斯特哈薩（Esterháza），被稱為「匈牙利的凡爾賽」，裡面有歌劇院、木偶劇場、音樂廳——這根本是一座私人的音樂研發中心。親王自己愛玩一種冷門樂器叫巴里頓琴（baryton），海頓二話不說，為它寫了 168 首三重奏，這就是極致的客製化研發。正因為環境穩定、預算到位，海頓才能不慌不忙地把「交響曲」這個曲種一步步養成熟。這，就是我們待會兒要講的企業提案第 1 點的原型：長期穩定資助，加上一座養創新的場館。</w:t>
+        <w:t>不朽之名這一樣，也有女性金主的漂亮示範。法國作曲家佛瑞（Fauré）年輕、還在掙扎的時候，有位葛雷夫勒女伯爵（Comtesse Greffulhe）把他引進了巴黎最高的社交圈。佛瑞最美的一首《帕凡舞曲》（Pavane），就是為她的沙龍而寫、題獻給她的。各位看這筆交易：女伯爵出資、給機會、給舞台；而佛瑞——還有把她寫進小說的大文豪普魯斯特——讓這位女伯爵的名字，永遠被後世記得。這就是贊助最美的回報：出錢的人，因為藝術，名留青史。錢會花完，但這種「不朽」，買不到、也搶不走。我們聽這首為她而寫的《帕凡舞曲》。</w:t>
       </w:r>
     </w:p>
     <w:p>
@@ -1639,7 +2249,7 @@
           <w:color w:val="3C3328"/>
           <w:sz w:val="28"/>
         </w:rPr>
-        <w:t>海頓 1761 起受僱埃斯特哈齊親王約 30 年。</w:t>
+        <w:t>葛雷夫勒女伯爵引佛瑞入巴黎社交圈；佛瑞《帕凡舞曲 Pavane》(1887) 為她的沙龍而寫、題獻給她。</w:t>
       </w:r>
     </w:p>
     <w:p>
@@ -1655,234 +2265,7 @@
           <w:color w:val="3C3328"/>
           <w:sz w:val="28"/>
         </w:rPr>
-        <w:t>埃斯特哈薩＝匈牙利的凡爾賽。</w:t>
-      </w:r>
-    </w:p>
-    <w:p>
-      <w:pPr>
-        <w:pStyle w:val="ListBullet"/>
-        <w:spacing w:after="60" w:line="312" w:lineRule="auto"/>
-      </w:pPr>
-      <w:r>
-        <w:rPr>
-          <w:rFonts w:ascii="Microsoft JhengHei" w:hAnsi="Microsoft JhengHei" w:eastAsia="Microsoft JhengHei" w:cs="Microsoft JhengHei"/>
-          <w:b w:val="0"/>
-          <w:i w:val="0"/>
-          <w:color w:val="3C3328"/>
-          <w:sz w:val="28"/>
-        </w:rPr>
-        <w:t>巴里頓琴 168 首三重奏。</w:t>
-      </w:r>
-    </w:p>
-    <w:p>
-      <w:pPr>
-        <w:pStyle w:val="ListBullet"/>
-        <w:spacing w:after="60" w:line="312" w:lineRule="auto"/>
-      </w:pPr>
-      <w:r>
-        <w:rPr>
-          <w:rFonts w:ascii="Microsoft JhengHei" w:hAnsi="Microsoft JhengHei" w:eastAsia="Microsoft JhengHei" w:cs="Microsoft JhengHei"/>
-          <w:b w:val="0"/>
-          <w:i w:val="0"/>
-          <w:color w:val="3C3328"/>
-          <w:sz w:val="28"/>
-        </w:rPr>
-        <w:t>對應企業提案第 1 點。</w:t>
-      </w:r>
-    </w:p>
-    <w:p>
-      <w:pPr>
-        <w:pStyle w:val="ListBullet"/>
-        <w:spacing w:after="60" w:line="312" w:lineRule="auto"/>
-      </w:pPr>
-      <w:r>
-        <w:rPr>
-          <w:rFonts w:ascii="Microsoft JhengHei" w:hAnsi="Microsoft JhengHei" w:eastAsia="Microsoft JhengHei" w:cs="Microsoft JhengHei"/>
-          <w:b w:val="0"/>
-          <w:i w:val="0"/>
-          <w:color w:val="3C3328"/>
-          <w:sz w:val="28"/>
-        </w:rPr>
-        <w:t>海頓 1761 年合約原件傳世：演出須著制服撲髮粉，每天早午到親王前廳候命；作品歸親王所有，未經准許不得為他人作曲。1779 年改約後才能自由出版。</w:t>
-      </w:r>
-    </w:p>
-    <w:p>
-      <w:pPr>
-        <w:pStyle w:val="ListBullet"/>
-        <w:spacing w:after="60" w:line="312" w:lineRule="auto"/>
-      </w:pPr>
-      <w:r>
-        <w:rPr>
-          <w:rFonts w:ascii="Microsoft JhengHei" w:hAnsi="Microsoft JhengHei" w:eastAsia="Microsoft JhengHei" w:cs="Microsoft JhengHei"/>
-          <w:b w:val="0"/>
-          <w:i w:val="0"/>
-          <w:color w:val="3C3328"/>
-          <w:sz w:val="28"/>
-        </w:rPr>
-        <w:t>📖 名詞解釋｜巴里頓琴（baryton）：附可撥彈共鳴金屬弦的維奧爾（viol）族低音弓弦樂器；正因是親王的愛器，海頓寫下大量三重奏——雇主品味催生創作。</w:t>
-      </w:r>
-    </w:p>
-    <w:p>
-      <w:pPr>
-        <w:pBdr>
-          <w:bottom w:val="single" w:sz="6" w:space="4" w:color="E4D9C3"/>
-        </w:pBdr>
-        <w:spacing w:before="240" w:after="80" w:line="312" w:lineRule="auto"/>
-      </w:pPr>
-      <w:r>
-        <w:rPr>
-          <w:rFonts w:ascii="Microsoft JhengHei" w:hAnsi="Microsoft JhengHei" w:eastAsia="Microsoft JhengHei" w:cs="Microsoft JhengHei"/>
-          <w:b/>
-          <w:i w:val="0"/>
-          <w:color w:val="7C3B2D"/>
-          <w:sz w:val="38"/>
-        </w:rPr>
-        <w:t xml:space="preserve">投影片 12　</w:t>
-      </w:r>
-      <w:r>
-        <w:rPr>
-          <w:rFonts w:ascii="Microsoft JhengHei" w:hAnsi="Microsoft JhengHei" w:eastAsia="Microsoft JhengHei" w:cs="Microsoft JhengHei"/>
-          <w:b/>
-          <w:i w:val="0"/>
-          <w:color w:val="2B2016"/>
-          <w:sz w:val="38"/>
-        </w:rPr>
-        <w:t>韓德爾：第一位「音樂創業家」</w:t>
-      </w:r>
-      <w:r>
-        <w:rPr>
-          <w:rFonts w:ascii="Microsoft JhengHei" w:hAnsi="Microsoft JhengHei" w:eastAsia="Microsoft JhengHei" w:cs="Microsoft JhengHei"/>
-          <w:b w:val="0"/>
-          <w:i w:val="0"/>
-          <w:color w:val="6A767A"/>
-          <w:sz w:val="24"/>
-        </w:rPr>
-        <w:t xml:space="preserve">　　⏱ 停留約 100 秒</w:t>
-      </w:r>
-    </w:p>
-    <w:p>
-      <w:pPr>
-        <w:spacing w:before="120" w:after="40" w:line="312" w:lineRule="auto"/>
-      </w:pPr>
-      <w:r>
-        <w:rPr>
-          <w:rFonts w:ascii="Microsoft JhengHei" w:hAnsi="Microsoft JhengHei" w:eastAsia="Microsoft JhengHei" w:cs="Microsoft JhengHei"/>
-          <w:b/>
-          <w:i w:val="0"/>
-          <w:color w:val="7C3B2D"/>
-          <w:sz w:val="24"/>
-        </w:rPr>
-        <w:t>講稿</w:t>
-      </w:r>
-    </w:p>
-    <w:p>
-      <w:pPr>
-        <w:spacing w:before="0" w:after="160" w:line="336" w:lineRule="auto"/>
-      </w:pPr>
-      <w:r>
-        <w:rPr>
-          <w:rFonts w:ascii="Microsoft JhengHei" w:hAnsi="Microsoft JhengHei" w:eastAsia="Microsoft JhengHei" w:cs="Microsoft JhengHei"/>
-          <w:b w:val="0"/>
-          <w:i w:val="0"/>
-          <w:color w:val="222A2D"/>
-          <w:sz w:val="36"/>
-        </w:rPr>
-        <w:t>如果海頓是被養的研發長，那韓德爾（George Frideric Handel）就是自己開公司的創業家——我會說他是史上第一位「音樂創業家」。1710 年他移居倫敦，開始一套讓現代創業者都點頭的多元收入：他有安妮女王每年 £200 的年金當底盤；他和合夥人海德格（Heidegger）開了一家商業歌劇公司，在 King's Theatre 賣票；他甚至用一種叫帕斯提奇歐（pasticcio）的「拼貼舊作」手法來壓低製作成本。當義大利歌劇市場退燒，他果斷轉型，改做英語神劇。1742 年，《彌賽亞》（Messiah）在都柏林售票首演，成了他長期的金雞母，讓他致富、財務獨立。三個關鍵字請記好：多元收入、果斷轉型、擁有自己的 IP。接下來我們聽《彌賽亞》裡最有名的〈哈利路亞〉，按照英國傳統，這段播放時各位可以選擇起立。</w:t>
-      </w:r>
-    </w:p>
-    <w:p>
-      <w:pPr>
-        <w:spacing w:before="80" w:after="40" w:line="312" w:lineRule="auto"/>
-      </w:pPr>
-      <w:r>
-        <w:rPr>
-          <w:rFonts w:ascii="Microsoft JhengHei" w:hAnsi="Microsoft JhengHei" w:eastAsia="Microsoft JhengHei" w:cs="Microsoft JhengHei"/>
-          <w:b/>
-          <w:i w:val="0"/>
-          <w:color w:val="856017"/>
-          <w:sz w:val="24"/>
-        </w:rPr>
-        <w:t>講義補充</w:t>
-      </w:r>
-    </w:p>
-    <w:p>
-      <w:pPr>
-        <w:pStyle w:val="ListBullet"/>
-        <w:spacing w:after="60" w:line="312" w:lineRule="auto"/>
-      </w:pPr>
-      <w:r>
-        <w:rPr>
-          <w:rFonts w:ascii="Microsoft JhengHei" w:hAnsi="Microsoft JhengHei" w:eastAsia="Microsoft JhengHei" w:cs="Microsoft JhengHei"/>
-          <w:b w:val="0"/>
-          <w:i w:val="0"/>
-          <w:color w:val="3C3328"/>
-          <w:sz w:val="28"/>
-        </w:rPr>
-        <w:t>韓德爾 1710 移居倫敦。</w:t>
-      </w:r>
-    </w:p>
-    <w:p>
-      <w:pPr>
-        <w:pStyle w:val="ListBullet"/>
-        <w:spacing w:after="60" w:line="312" w:lineRule="auto"/>
-      </w:pPr>
-      <w:r>
-        <w:rPr>
-          <w:rFonts w:ascii="Microsoft JhengHei" w:hAnsi="Microsoft JhengHei" w:eastAsia="Microsoft JhengHei" w:cs="Microsoft JhengHei"/>
-          <w:b w:val="0"/>
-          <w:i w:val="0"/>
-          <w:color w:val="3C3328"/>
-          <w:sz w:val="28"/>
-        </w:rPr>
-        <w:t>收入＝女王年金 £200/年＋商業歌劇公司（King's Theatre 售票）＋帕斯提奇歐降成本。</w:t>
-      </w:r>
-    </w:p>
-    <w:p>
-      <w:pPr>
-        <w:pStyle w:val="ListBullet"/>
-        <w:spacing w:after="60" w:line="312" w:lineRule="auto"/>
-      </w:pPr>
-      <w:r>
-        <w:rPr>
-          <w:rFonts w:ascii="Microsoft JhengHei" w:hAnsi="Microsoft JhengHei" w:eastAsia="Microsoft JhengHei" w:cs="Microsoft JhengHei"/>
-          <w:b w:val="0"/>
-          <w:i w:val="0"/>
-          <w:color w:val="3C3328"/>
-          <w:sz w:val="28"/>
-        </w:rPr>
-        <w:t>轉做英語神劇；1742《彌賽亞》都柏林售票首演。</w:t>
-      </w:r>
-    </w:p>
-    <w:p>
-      <w:pPr>
-        <w:pStyle w:val="ListBullet"/>
-        <w:spacing w:after="60" w:line="312" w:lineRule="auto"/>
-      </w:pPr>
-      <w:r>
-        <w:rPr>
-          <w:rFonts w:ascii="Microsoft JhengHei" w:hAnsi="Microsoft JhengHei" w:eastAsia="Microsoft JhengHei" w:cs="Microsoft JhengHei"/>
-          <w:b w:val="0"/>
-          <w:i w:val="0"/>
-          <w:color w:val="3C3328"/>
-          <w:sz w:val="28"/>
-        </w:rPr>
-        <w:t>1742 年《彌賽亞》都柏林首演為慈善義演：公告請女士免穿裙撐、男士卸下佩劍以多容納聽眾，約 700 人入場，募得約 400 英鎊，替 142 名債務囚贖回自由。</w:t>
-      </w:r>
-    </w:p>
-    <w:p>
-      <w:pPr>
-        <w:pStyle w:val="ListBullet"/>
-        <w:spacing w:after="60" w:line="312" w:lineRule="auto"/>
-      </w:pPr>
-      <w:r>
-        <w:rPr>
-          <w:rFonts w:ascii="Microsoft JhengHei" w:hAnsi="Microsoft JhengHei" w:eastAsia="Microsoft JhengHei" w:cs="Microsoft JhengHei"/>
-          <w:b w:val="0"/>
-          <w:i w:val="0"/>
-          <w:color w:val="3C3328"/>
-          <w:sz w:val="28"/>
-        </w:rPr>
-        <w:t>📖 名詞解釋｜神劇（oratorio）：以宗教題材為主的大型聲樂曲，獨唱、合唱與樂團演出，無佈景戲服動作；成本低於歌劇，正是韓德爾《彌賽亞》的商業算盤。</w:t>
+        <w:t>📖 名詞解釋｜帕凡舞曲（Pavane）：16 世紀歐洲宮廷的緩慢行列舞曲；佛瑞借古舞名寫成 Op.50，題獻贊助者。</w:t>
       </w:r>
     </w:p>
     <w:p>
@@ -1911,7 +2294,7 @@
           <w:color w:val="3E332A"/>
           <w:sz w:val="28"/>
         </w:rPr>
-        <w:t>播〈哈利路亞〉約 3 分半。播前：「相傳當年英王聽到這段起身致敬，全場跟著起立——這個傳統延續至今。」播後：「一首神劇，撐起一位音樂家後半生的財務自由。」</w:t>
+        <w:t>播佛瑞《帕凡舞曲》約 2 分鐘（開頭長笛主題）。播前：「聽一首曲子，如何讓一位贊助者不朽。」</w:t>
       </w:r>
     </w:p>
     <w:p>
@@ -1929,7 +2312,7 @@
           <w:color w:val="7C3B2D"/>
           <w:sz w:val="38"/>
         </w:rPr>
-        <w:t xml:space="preserve">投影片 13　</w:t>
+        <w:t xml:space="preserve">投影片 18　</w:t>
       </w:r>
       <w:r>
         <w:rPr>
@@ -1939,7 +2322,7 @@
           <w:color w:val="2B2016"/>
           <w:sz w:val="38"/>
         </w:rPr>
-        <w:t>茶歇與美食：歐式沙龍風（台灣買得到版）</w:t>
+        <w:t>梵谷與西奧：一個人的長期贊助，養出一位大師</w:t>
       </w:r>
       <w:r>
         <w:rPr>
@@ -1949,7 +2332,7 @@
           <w:color w:val="6A767A"/>
           <w:sz w:val="24"/>
         </w:rPr>
-        <w:t xml:space="preserve">　　⏱ 停留約 60 秒</w:t>
+        <w:t xml:space="preserve">　　⏱ 停留約 70 秒</w:t>
       </w:r>
     </w:p>
     <w:p>
@@ -1979,7 +2362,7 @@
           <w:color w:val="222A2D"/>
           <w:sz w:val="36"/>
         </w:rPr>
-        <w:t>現在我們中場休息 15 分鐘。請各位別只是滑手機——學十八世紀的沙龍客人，趁這個空檔彼此交際一下。今天的茶歇走歐式沙龍風：咖啡、紅酒（不喝酒的有無酒精氣泡飲），配上起司、馬卡龍和可頌。這些在台灣都很好買：咖啡和起司去超市，可頌馬卡龍找烘焙坊，起司拼盤和氣泡飲 Costco 一次搞定。今天還藏了一個香料彩蛋——撒了孜然（cumin）的烤起司條和孜然杏仁，孜然是今天的「靈魂香氣動機」，等一下會貫穿全場。如果你想找更道地的孜然味，迪化街的南北貨、夜市的烤物攤，都是它在台灣的替身。</w:t>
+        <w:t>不朽之名的最後一個故事，格局最小，卻最動人。梵谷（Van Gogh）生前幾乎賣不掉畫，那他靠什麼活？靠他弟弟西奧（Theo），一位巴黎畫商，從 1882 年起，按月匯錢養著他。重點是西奧自己說的一句話：「我把給他的錢，視為他工作的報酬。」不是施捨，是報酬——這正是我們今天要一直強調的「對等」。一個人的長期、穩定贊助，養出了一位定義時代的大師。所以請各位破除一個迷思：當金主，不一定要是豪門。梅迪奇可以是一個銀行王朝，也可以只是一個相信家人的弟弟。這句話，請記到今天最後。</w:t>
       </w:r>
     </w:p>
     <w:p>
@@ -2010,7 +2393,7 @@
           <w:color w:val="3C3328"/>
           <w:sz w:val="28"/>
         </w:rPr>
-        <w:t>茶歇對照：咖啡/紅酒（或無酒精氣泡飲）＋起司＋馬卡龍/可頌。</w:t>
+        <w:t>梵谷《星夜》（1889），現藏紐約現代藝術博物館（MoMA）。</w:t>
       </w:r>
     </w:p>
     <w:p>
@@ -2026,7 +2409,7 @@
           <w:color w:val="3C3328"/>
           <w:sz w:val="28"/>
         </w:rPr>
-        <w:t>採買：超市/烘焙坊/Costco。</w:t>
+        <w:t>弟弟西奧自 1882 起按月匯款資助，自述「視為他工作的報酬」＝對等，不是施捨。</w:t>
       </w:r>
     </w:p>
     <w:p>
@@ -2042,7 +2425,253 @@
           <w:color w:val="3C3328"/>
           <w:sz w:val="28"/>
         </w:rPr>
-        <w:t>孜然彩蛋：孜然烤起司條、孜然杏仁；台灣替身＝迪化街南北貨、夜市烤物攤。</w:t>
+        <w:t>收束：贊助不必是豪門，個人長期贊助也能養出大師。</w:t>
+      </w:r>
+    </w:p>
+    <w:p>
+      <w:pPr>
+        <w:pBdr>
+          <w:bottom w:val="single" w:sz="6" w:space="4" w:color="E4D9C3"/>
+        </w:pBdr>
+        <w:spacing w:before="240" w:after="80" w:line="312" w:lineRule="auto"/>
+      </w:pPr>
+      <w:r>
+        <w:rPr>
+          <w:rFonts w:ascii="Microsoft JhengHei" w:hAnsi="Microsoft JhengHei" w:eastAsia="Microsoft JhengHei" w:cs="Microsoft JhengHei"/>
+          <w:b/>
+          <w:i w:val="0"/>
+          <w:color w:val="7C3B2D"/>
+          <w:sz w:val="38"/>
+        </w:rPr>
+        <w:t xml:space="preserve">投影片 19　</w:t>
+      </w:r>
+      <w:r>
+        <w:rPr>
+          <w:rFonts w:ascii="Microsoft JhengHei" w:hAnsi="Microsoft JhengHei" w:eastAsia="Microsoft JhengHei" w:cs="Microsoft JhengHei"/>
+          <w:b/>
+          <w:i w:val="0"/>
+          <w:color w:val="2B2016"/>
+          <w:sz w:val="38"/>
+        </w:rPr>
+        <w:t>第四樣：聖地與冠名</w:t>
+      </w:r>
+      <w:r>
+        <w:rPr>
+          <w:rFonts w:ascii="Microsoft JhengHei" w:hAnsi="Microsoft JhengHei" w:eastAsia="Microsoft JhengHei" w:cs="Microsoft JhengHei"/>
+          <w:b w:val="0"/>
+          <w:i w:val="0"/>
+          <w:color w:val="6A767A"/>
+          <w:sz w:val="24"/>
+        </w:rPr>
+        <w:t xml:space="preserve">　　⏱ 停留約 25 秒</w:t>
+      </w:r>
+    </w:p>
+    <w:p>
+      <w:pPr>
+        <w:spacing w:before="120" w:after="40" w:line="312" w:lineRule="auto"/>
+      </w:pPr>
+      <w:r>
+        <w:rPr>
+          <w:rFonts w:ascii="Microsoft JhengHei" w:hAnsi="Microsoft JhengHei" w:eastAsia="Microsoft JhengHei" w:cs="Microsoft JhengHei"/>
+          <w:b/>
+          <w:i w:val="0"/>
+          <w:color w:val="7C3B2D"/>
+          <w:sz w:val="24"/>
+        </w:rPr>
+        <w:t>講稿</w:t>
+      </w:r>
+    </w:p>
+    <w:p>
+      <w:pPr>
+        <w:spacing w:before="0" w:after="160" w:line="336" w:lineRule="auto"/>
+      </w:pPr>
+      <w:r>
+        <w:rPr>
+          <w:rFonts w:ascii="Microsoft JhengHei" w:hAnsi="Microsoft JhengHei" w:eastAsia="Microsoft JhengHei" w:cs="Microsoft JhengHei"/>
+          <w:b w:val="0"/>
+          <w:i w:val="0"/>
+          <w:color w:val="222A2D"/>
+          <w:sz w:val="36"/>
+        </w:rPr>
+        <w:t>第四樣回報，最有氣派，也最有機會被各位複製——聖地與冠名。意思是：出錢蓋一座殿堂，把你的名字，刻進一座城市的天際線。這座殿堂，會自己增值，會在你不在的幾十年後，還天天替你說話。</w:t>
+      </w:r>
+    </w:p>
+    <w:p>
+      <w:pPr>
+        <w:spacing w:before="80" w:after="40" w:line="312" w:lineRule="auto"/>
+      </w:pPr>
+      <w:r>
+        <w:rPr>
+          <w:rFonts w:ascii="Microsoft JhengHei" w:hAnsi="Microsoft JhengHei" w:eastAsia="Microsoft JhengHei" w:cs="Microsoft JhengHei"/>
+          <w:b/>
+          <w:i w:val="0"/>
+          <w:color w:val="856017"/>
+          <w:sz w:val="24"/>
+        </w:rPr>
+        <w:t>講義補充</w:t>
+      </w:r>
+    </w:p>
+    <w:p>
+      <w:pPr>
+        <w:pStyle w:val="ListBullet"/>
+        <w:spacing w:after="60" w:line="312" w:lineRule="auto"/>
+      </w:pPr>
+      <w:r>
+        <w:rPr>
+          <w:rFonts w:ascii="Microsoft JhengHei" w:hAnsi="Microsoft JhengHei" w:eastAsia="Microsoft JhengHei" w:cs="Microsoft JhengHei"/>
+          <w:b w:val="0"/>
+          <w:i w:val="0"/>
+          <w:color w:val="3C3328"/>
+          <w:sz w:val="28"/>
+        </w:rPr>
+        <w:t>第四樣回報：聖地與冠名。</w:t>
+      </w:r>
+    </w:p>
+    <w:p>
+      <w:pPr>
+        <w:pStyle w:val="ListBullet"/>
+        <w:spacing w:after="60" w:line="312" w:lineRule="auto"/>
+      </w:pPr>
+      <w:r>
+        <w:rPr>
+          <w:rFonts w:ascii="Microsoft JhengHei" w:hAnsi="Microsoft JhengHei" w:eastAsia="Microsoft JhengHei" w:cs="Microsoft JhengHei"/>
+          <w:b w:val="0"/>
+          <w:i w:val="0"/>
+          <w:color w:val="3C3328"/>
+          <w:sz w:val="28"/>
+        </w:rPr>
+        <w:t>代表：拜羅伊特、卡內基音樂廳、三得利音樂廳、迪士尼音樂廳。</w:t>
+      </w:r>
+    </w:p>
+    <w:p>
+      <w:pPr>
+        <w:pBdr>
+          <w:bottom w:val="single" w:sz="6" w:space="4" w:color="E4D9C3"/>
+        </w:pBdr>
+        <w:spacing w:before="240" w:after="80" w:line="312" w:lineRule="auto"/>
+      </w:pPr>
+      <w:r>
+        <w:rPr>
+          <w:rFonts w:ascii="Microsoft JhengHei" w:hAnsi="Microsoft JhengHei" w:eastAsia="Microsoft JhengHei" w:cs="Microsoft JhengHei"/>
+          <w:b/>
+          <w:i w:val="0"/>
+          <w:color w:val="7C3B2D"/>
+          <w:sz w:val="38"/>
+        </w:rPr>
+        <w:t xml:space="preserve">投影片 20　</w:t>
+      </w:r>
+      <w:r>
+        <w:rPr>
+          <w:rFonts w:ascii="Microsoft JhengHei" w:hAnsi="Microsoft JhengHei" w:eastAsia="Microsoft JhengHei" w:cs="Microsoft JhengHei"/>
+          <w:b/>
+          <w:i w:val="0"/>
+          <w:color w:val="2B2016"/>
+          <w:sz w:val="38"/>
+        </w:rPr>
+        <w:t>拜羅伊特：一位國王，砸錢蓋一座「聖地」</w:t>
+      </w:r>
+      <w:r>
+        <w:rPr>
+          <w:rFonts w:ascii="Microsoft JhengHei" w:hAnsi="Microsoft JhengHei" w:eastAsia="Microsoft JhengHei" w:cs="Microsoft JhengHei"/>
+          <w:b w:val="0"/>
+          <w:i w:val="0"/>
+          <w:color w:val="6A767A"/>
+          <w:sz w:val="24"/>
+        </w:rPr>
+        <w:t xml:space="preserve">　　⏱ 停留約 85 秒</w:t>
+      </w:r>
+    </w:p>
+    <w:p>
+      <w:pPr>
+        <w:spacing w:before="120" w:after="40" w:line="312" w:lineRule="auto"/>
+      </w:pPr>
+      <w:r>
+        <w:rPr>
+          <w:rFonts w:ascii="Microsoft JhengHei" w:hAnsi="Microsoft JhengHei" w:eastAsia="Microsoft JhengHei" w:cs="Microsoft JhengHei"/>
+          <w:b/>
+          <w:i w:val="0"/>
+          <w:color w:val="7C3B2D"/>
+          <w:sz w:val="24"/>
+        </w:rPr>
+        <w:t>講稿</w:t>
+      </w:r>
+    </w:p>
+    <w:p>
+      <w:pPr>
+        <w:spacing w:before="0" w:after="160" w:line="336" w:lineRule="auto"/>
+      </w:pPr>
+      <w:r>
+        <w:rPr>
+          <w:rFonts w:ascii="Microsoft JhengHei" w:hAnsi="Microsoft JhengHei" w:eastAsia="Microsoft JhengHei" w:cs="Microsoft JhengHei"/>
+          <w:b w:val="0"/>
+          <w:i w:val="0"/>
+          <w:color w:val="222A2D"/>
+          <w:sz w:val="36"/>
+        </w:rPr>
+        <w:t>這個故事，根本就是十九世紀版的「新創燒錢 × 天使投資」。作曲家華格納（Wagner）有個瘋狂的夢：為自己一齣長達 14 小時的歌劇，蓋一座專屬劇院。這要花天文數字。但他遇到了完美的金主——1864 年，巴伐利亞國王路德維希二世（Ludwig II）成了他近乎無上限的「天使投資人」（天使投資人，就是在一個案子最早、最燒錢、最沒人敢投的時候，就砸大錢進來的金主）。國王出資，讓華格納自建了拜羅伊特節慶劇院（Bayreuth Festspielhaus），連樂池都是隱藏式、下沉的，讓觀眾完全沉浸。1876 年首屆音樂節，全歐洲名流朝聖。結果呢？他把德國一座本來沒沒無聞的小鎮拜羅伊特，變成了全球樂迷心中的「麥加」、非去朝聖一次不可的聖地。這對應我們待會兒的企業提案第 3 點：把場館、把音樂節，做成一個 iconic 的品牌。</w:t>
+      </w:r>
+    </w:p>
+    <w:p>
+      <w:pPr>
+        <w:spacing w:before="80" w:after="40" w:line="312" w:lineRule="auto"/>
+      </w:pPr>
+      <w:r>
+        <w:rPr>
+          <w:rFonts w:ascii="Microsoft JhengHei" w:hAnsi="Microsoft JhengHei" w:eastAsia="Microsoft JhengHei" w:cs="Microsoft JhengHei"/>
+          <w:b/>
+          <w:i w:val="0"/>
+          <w:color w:val="856017"/>
+          <w:sz w:val="24"/>
+        </w:rPr>
+        <w:t>講義補充</w:t>
+      </w:r>
+    </w:p>
+    <w:p>
+      <w:pPr>
+        <w:pStyle w:val="ListBullet"/>
+        <w:spacing w:after="60" w:line="312" w:lineRule="auto"/>
+      </w:pPr>
+      <w:r>
+        <w:rPr>
+          <w:rFonts w:ascii="Microsoft JhengHei" w:hAnsi="Microsoft JhengHei" w:eastAsia="Microsoft JhengHei" w:cs="Microsoft JhengHei"/>
+          <w:b w:val="0"/>
+          <w:i w:val="0"/>
+          <w:color w:val="3C3328"/>
+          <w:sz w:val="28"/>
+        </w:rPr>
+        <w:t>1864 路德維希二世成華格納金主；自建拜羅伊特節慶劇院（隱藏式下沉樂池）。</w:t>
+      </w:r>
+    </w:p>
+    <w:p>
+      <w:pPr>
+        <w:pStyle w:val="ListBullet"/>
+        <w:spacing w:after="60" w:line="312" w:lineRule="auto"/>
+      </w:pPr>
+      <w:r>
+        <w:rPr>
+          <w:rFonts w:ascii="Microsoft JhengHei" w:hAnsi="Microsoft JhengHei" w:eastAsia="Microsoft JhengHei" w:cs="Microsoft JhengHei"/>
+          <w:b w:val="0"/>
+          <w:i w:val="0"/>
+          <w:color w:val="3C3328"/>
+          <w:sz w:val="28"/>
+        </w:rPr>
+        <w:t>1876 首屆音樂節，全歐名流與會。</w:t>
+      </w:r>
+    </w:p>
+    <w:p>
+      <w:pPr>
+        <w:pStyle w:val="ListBullet"/>
+        <w:spacing w:after="60" w:line="312" w:lineRule="auto"/>
+      </w:pPr>
+      <w:r>
+        <w:rPr>
+          <w:rFonts w:ascii="Microsoft JhengHei" w:hAnsi="Microsoft JhengHei" w:eastAsia="Microsoft JhengHei" w:cs="Microsoft JhengHei"/>
+          <w:b w:val="0"/>
+          <w:i w:val="0"/>
+          <w:color w:val="3C3328"/>
+          <w:sz w:val="28"/>
+        </w:rPr>
+        <w:t>📖 名詞解釋｜天使投資人（angel investor）：在事業最早期、風險最高時就投入大額資金的金主，換取未來的巨大回報或影響力。</w:t>
       </w:r>
     </w:p>
     <w:p>
@@ -2071,7 +2700,7 @@
           <w:color w:val="3E332A"/>
           <w:sz w:val="28"/>
         </w:rPr>
-        <w:t>休息時間可循環輕放蕭邦夜曲或巴赫當背景（沿用前頁影片）。</w:t>
+        <w:t>播華格納〈女武神的騎行〉約 3 分鐘。播前：「想像 14 小時的史詩，這只是其中最著名的 3 分鐘。」</w:t>
       </w:r>
     </w:p>
     <w:p>
@@ -2089,7 +2718,7 @@
           <w:color w:val="7C3B2D"/>
           <w:sz w:val="38"/>
         </w:rPr>
-        <w:t xml:space="preserve">投影片 14　</w:t>
+        <w:t xml:space="preserve">投影片 21　</w:t>
       </w:r>
       <w:r>
         <w:rPr>
@@ -2099,7 +2728,7 @@
           <w:color w:val="2B2016"/>
           <w:sz w:val="38"/>
         </w:rPr>
-        <w:t>第二站：古典——從贊助到自由接案</w:t>
+        <w:t>卡內基音樂廳：賣鋼鐵的錢，換一座以你為名的殿堂</w:t>
       </w:r>
       <w:r>
         <w:rPr>
@@ -2109,7 +2738,7 @@
           <w:color w:val="6A767A"/>
           <w:sz w:val="24"/>
         </w:rPr>
-        <w:t xml:space="preserve">　　⏱ 停留約 45 秒</w:t>
+        <w:t xml:space="preserve">　　⏱ 停留約 70 秒</w:t>
       </w:r>
     </w:p>
     <w:p>
@@ -2139,7 +2768,7 @@
           <w:color w:val="222A2D"/>
           <w:sz w:val="36"/>
         </w:rPr>
-        <w:t>休息夠了，我們進第二站：古典時期，大約 1750 到 1820 年。商業模式變了——音樂家開始用三條腿走路：公開音樂會、樂譜出版、自由接案。背後最大的推手，是一個正在崛起的新階級：中產階級。他們有錢、有閒、想聽音樂，於是音樂第一次有了「大眾市場」。</w:t>
+        <w:t>把冠名場館玩到最經典的，是鋼鐵大王卡內基（Andrew Carnegie）。1891 年，紐約的卡內基音樂廳（Carnegie Hall）落成，全額出資的就是他；開幕那一夜，登台的是大作曲家柴可夫斯基——氣派一次到位。各位體會一下這筆交易：卡內基把賣鋼鐵賺來的錢，換成了一座以他為名的頂級殿堂。一百多年過去，「卡內基」這三個字，已經等於全世界音樂家最想站上的舞台——一個表演者能說出「我在卡內基演出過」，是無上的榮耀。這就是冠名場館的威力：你出一次錢，這座殿堂就永遠掛著你的名字，替你說話。</w:t>
       </w:r>
     </w:p>
     <w:p>
@@ -2170,7 +2799,7 @@
           <w:color w:val="3C3328"/>
           <w:sz w:val="28"/>
         </w:rPr>
-        <w:t>古典約 1750–1820。</w:t>
+        <w:t>卡內基音樂廳（Carnegie Hall，紐約 1891），鋼鐵大王卡內基出資，開幕由柴可夫斯基登台（開幕細節待查證）。</w:t>
       </w:r>
     </w:p>
     <w:p>
@@ -2186,333 +2815,7 @@
           <w:color w:val="3C3328"/>
           <w:sz w:val="28"/>
         </w:rPr>
-        <w:t>三條腿：公開音樂會＋樂譜出版＋自由接案。</w:t>
-      </w:r>
-    </w:p>
-    <w:p>
-      <w:pPr>
-        <w:pStyle w:val="ListBullet"/>
-        <w:spacing w:after="60" w:line="312" w:lineRule="auto"/>
-      </w:pPr>
-      <w:r>
-        <w:rPr>
-          <w:rFonts w:ascii="Microsoft JhengHei" w:hAnsi="Microsoft JhengHei" w:eastAsia="Microsoft JhengHei" w:cs="Microsoft JhengHei"/>
-          <w:b w:val="0"/>
-          <w:i w:val="0"/>
-          <w:color w:val="3C3328"/>
-          <w:sz w:val="28"/>
-        </w:rPr>
-        <w:t>推手：中產階級。</w:t>
-      </w:r>
-    </w:p>
-    <w:p>
-      <w:pPr>
-        <w:pBdr>
-          <w:bottom w:val="single" w:sz="6" w:space="4" w:color="E4D9C3"/>
-        </w:pBdr>
-        <w:spacing w:before="240" w:after="80" w:line="312" w:lineRule="auto"/>
-      </w:pPr>
-      <w:r>
-        <w:rPr>
-          <w:rFonts w:ascii="Microsoft JhengHei" w:hAnsi="Microsoft JhengHei" w:eastAsia="Microsoft JhengHei" w:cs="Microsoft JhengHei"/>
-          <w:b/>
-          <w:i w:val="0"/>
-          <w:color w:val="7C3B2D"/>
-          <w:sz w:val="38"/>
-        </w:rPr>
-        <w:t xml:space="preserve">投影片 15　</w:t>
-      </w:r>
-      <w:r>
-        <w:rPr>
-          <w:rFonts w:ascii="Microsoft JhengHei" w:hAnsi="Microsoft JhengHei" w:eastAsia="Microsoft JhengHei" w:cs="Microsoft JhengHei"/>
-          <w:b/>
-          <w:i w:val="0"/>
-          <w:color w:val="2B2016"/>
-          <w:sz w:val="38"/>
-        </w:rPr>
-        <w:t>同代美術：大衛《拿破崙加冕》——國家力量買形象</w:t>
-      </w:r>
-      <w:r>
-        <w:rPr>
-          <w:rFonts w:ascii="Microsoft JhengHei" w:hAnsi="Microsoft JhengHei" w:eastAsia="Microsoft JhengHei" w:cs="Microsoft JhengHei"/>
-          <w:b w:val="0"/>
-          <w:i w:val="0"/>
-          <w:color w:val="6A767A"/>
-          <w:sz w:val="24"/>
-        </w:rPr>
-        <w:t xml:space="preserve">　　⏱ 停留約 70 秒</w:t>
-      </w:r>
-    </w:p>
-    <w:p>
-      <w:pPr>
-        <w:spacing w:before="120" w:after="40" w:line="312" w:lineRule="auto"/>
-      </w:pPr>
-      <w:r>
-        <w:rPr>
-          <w:rFonts w:ascii="Microsoft JhengHei" w:hAnsi="Microsoft JhengHei" w:eastAsia="Microsoft JhengHei" w:cs="Microsoft JhengHei"/>
-          <w:b/>
-          <w:i w:val="0"/>
-          <w:color w:val="7C3B2D"/>
-          <w:sz w:val="24"/>
-        </w:rPr>
-        <w:t>講稿</w:t>
-      </w:r>
-    </w:p>
-    <w:p>
-      <w:pPr>
-        <w:spacing w:before="0" w:after="160" w:line="336" w:lineRule="auto"/>
-      </w:pPr>
-      <w:r>
-        <w:rPr>
-          <w:rFonts w:ascii="Microsoft JhengHei" w:hAnsi="Microsoft JhengHei" w:eastAsia="Microsoft JhengHei" w:cs="Microsoft JhengHei"/>
-          <w:b w:val="0"/>
-          <w:i w:val="0"/>
-          <w:color w:val="222A2D"/>
-          <w:sz w:val="36"/>
-        </w:rPr>
-        <w:t>進古典站之前，看同時代的美術。莫札特與貝多芬的年代，畫布上發生著一模一樣的事。1804 年，拿破崙（Napoléon）下令委託大衛（Jacques-Louis David）畫下他的加冕大典，並任命他為「皇帝首席畫師」——這是一件國家級的形象工程，而且甲方改稿改得理直氣壯：拿破崙的母親其實因家族失和沒有出席，卻被畫進正中央最尊貴的包廂；教皇庇護七世（Pius VII）原稿雙手放膝、形同旁觀，1808 年拿破崙視察畫室後，要求改成舉手祝福。報酬呢？大衛自估十萬法郎，最後實收六萬五。各位聽聽是不是很熟悉——乙方遇到強勢甲方，兩百年前就是這樣。但也正是這筆委託，讓這幅畫與大衛的名字，永遠掛進了羅浮宮。</w:t>
-      </w:r>
-    </w:p>
-    <w:p>
-      <w:pPr>
-        <w:spacing w:before="80" w:after="40" w:line="312" w:lineRule="auto"/>
-      </w:pPr>
-      <w:r>
-        <w:rPr>
-          <w:rFonts w:ascii="Microsoft JhengHei" w:hAnsi="Microsoft JhengHei" w:eastAsia="Microsoft JhengHei" w:cs="Microsoft JhengHei"/>
-          <w:b/>
-          <w:i w:val="0"/>
-          <w:color w:val="856017"/>
-          <w:sz w:val="24"/>
-        </w:rPr>
-        <w:t>講義補充</w:t>
-      </w:r>
-    </w:p>
-    <w:p>
-      <w:pPr>
-        <w:pStyle w:val="ListBullet"/>
-        <w:spacing w:after="60" w:line="312" w:lineRule="auto"/>
-      </w:pPr>
-      <w:r>
-        <w:rPr>
-          <w:rFonts w:ascii="Microsoft JhengHei" w:hAnsi="Microsoft JhengHei" w:eastAsia="Microsoft JhengHei" w:cs="Microsoft JhengHei"/>
-          <w:b w:val="0"/>
-          <w:i w:val="0"/>
-          <w:color w:val="3C3328"/>
-          <w:sz w:val="28"/>
-        </w:rPr>
-        <w:t>原文題名《Le Sacre de Napoléon》，現藏羅浮宮（Louvre）。</w:t>
-      </w:r>
-    </w:p>
-    <w:p>
-      <w:pPr>
-        <w:pStyle w:val="ListBullet"/>
-        <w:spacing w:after="60" w:line="312" w:lineRule="auto"/>
-      </w:pPr>
-      <w:r>
-        <w:rPr>
-          <w:rFonts w:ascii="Microsoft JhengHei" w:hAnsi="Microsoft JhengHei" w:eastAsia="Microsoft JhengHei" w:cs="Microsoft JhengHei"/>
-          <w:b w:val="0"/>
-          <w:i w:val="0"/>
-          <w:color w:val="3C3328"/>
-          <w:sz w:val="28"/>
-        </w:rPr>
-        <w:t>1804-09 拿破崙口頭委託（原規劃加冕系列四幅、僅完成兩幅）；大衛獲任皇帝首席畫師。</w:t>
-      </w:r>
-    </w:p>
-    <w:p>
-      <w:pPr>
-        <w:pStyle w:val="ListBullet"/>
-        <w:spacing w:after="60" w:line="312" w:lineRule="auto"/>
-      </w:pPr>
-      <w:r>
-        <w:rPr>
-          <w:rFonts w:ascii="Microsoft JhengHei" w:hAnsi="Microsoft JhengHei" w:eastAsia="Microsoft JhengHei" w:cs="Microsoft JhengHei"/>
-          <w:b w:val="0"/>
-          <w:i w:val="0"/>
-          <w:color w:val="3C3328"/>
-          <w:sz w:val="28"/>
-        </w:rPr>
-        <w:t>「修圖」二例：母親（Madame Mère）未出席卻入畫中央包廂；教皇庇護七世 1808-01 應拿破崙要求改為祝福姿勢（羅浮宮官網載明）。</w:t>
-      </w:r>
-    </w:p>
-    <w:p>
-      <w:pPr>
-        <w:pStyle w:val="ListBullet"/>
-        <w:spacing w:after="60" w:line="312" w:lineRule="auto"/>
-      </w:pPr>
-      <w:r>
-        <w:rPr>
-          <w:rFonts w:ascii="Microsoft JhengHei" w:hAnsi="Microsoft JhengHei" w:eastAsia="Microsoft JhengHei" w:cs="Microsoft JhengHei"/>
-          <w:b w:val="0"/>
-          <w:i w:val="0"/>
-          <w:color w:val="3C3328"/>
-          <w:sz w:val="28"/>
-        </w:rPr>
-        <w:t>報酬：大衛 1806 自估 10 萬法郎、最終分三期實收 6 萬 5 千法郎（羅浮宮官網）。</w:t>
-      </w:r>
-    </w:p>
-    <w:p>
-      <w:pPr>
-        <w:pStyle w:val="ListBullet"/>
-        <w:spacing w:after="60" w:line="312" w:lineRule="auto"/>
-      </w:pPr>
-      <w:r>
-        <w:rPr>
-          <w:rFonts w:ascii="Microsoft JhengHei" w:hAnsi="Microsoft JhengHei" w:eastAsia="Microsoft JhengHei" w:cs="Microsoft JhengHei"/>
-          <w:b w:val="0"/>
-          <w:i w:val="0"/>
-          <w:color w:val="3C3328"/>
-          <w:sz w:val="28"/>
-        </w:rPr>
-        <w:t>1819 移交王室博物館；1837–1889 陳列凡爾賽宮，1890 正式入藏羅浮宮。</w:t>
-      </w:r>
-    </w:p>
-    <w:p>
-      <w:pPr>
-        <w:pBdr>
-          <w:bottom w:val="single" w:sz="6" w:space="4" w:color="E4D9C3"/>
-        </w:pBdr>
-        <w:spacing w:before="240" w:after="80" w:line="312" w:lineRule="auto"/>
-      </w:pPr>
-      <w:r>
-        <w:rPr>
-          <w:rFonts w:ascii="Microsoft JhengHei" w:hAnsi="Microsoft JhengHei" w:eastAsia="Microsoft JhengHei" w:cs="Microsoft JhengHei"/>
-          <w:b/>
-          <w:i w:val="0"/>
-          <w:color w:val="7C3B2D"/>
-          <w:sz w:val="38"/>
-        </w:rPr>
-        <w:t xml:space="preserve">投影片 16　</w:t>
-      </w:r>
-      <w:r>
-        <w:rPr>
-          <w:rFonts w:ascii="Microsoft JhengHei" w:hAnsi="Microsoft JhengHei" w:eastAsia="Microsoft JhengHei" w:cs="Microsoft JhengHei"/>
-          <w:b/>
-          <w:i w:val="0"/>
-          <w:color w:val="2B2016"/>
-          <w:sz w:val="38"/>
-        </w:rPr>
-        <w:t>莫札特 vs 貝多芬：兩種「離職創業」的結局</w:t>
-      </w:r>
-      <w:r>
-        <w:rPr>
-          <w:rFonts w:ascii="Microsoft JhengHei" w:hAnsi="Microsoft JhengHei" w:eastAsia="Microsoft JhengHei" w:cs="Microsoft JhengHei"/>
-          <w:b w:val="0"/>
-          <w:i w:val="0"/>
-          <w:color w:val="6A767A"/>
-          <w:sz w:val="24"/>
-        </w:rPr>
-        <w:t xml:space="preserve">　　⏱ 停留約 110 秒</w:t>
-      </w:r>
-    </w:p>
-    <w:p>
-      <w:pPr>
-        <w:spacing w:before="120" w:after="40" w:line="312" w:lineRule="auto"/>
-      </w:pPr>
-      <w:r>
-        <w:rPr>
-          <w:rFonts w:ascii="Microsoft JhengHei" w:hAnsi="Microsoft JhengHei" w:eastAsia="Microsoft JhengHei" w:cs="Microsoft JhengHei"/>
-          <w:b/>
-          <w:i w:val="0"/>
-          <w:color w:val="7C3B2D"/>
-          <w:sz w:val="24"/>
-        </w:rPr>
-        <w:t>講稿</w:t>
-      </w:r>
-    </w:p>
-    <w:p>
-      <w:pPr>
-        <w:spacing w:before="0" w:after="160" w:line="336" w:lineRule="auto"/>
-      </w:pPr>
-      <w:r>
-        <w:rPr>
-          <w:rFonts w:ascii="Microsoft JhengHei" w:hAnsi="Microsoft JhengHei" w:eastAsia="Microsoft JhengHei" w:cs="Microsoft JhengHei"/>
-          <w:b w:val="0"/>
-          <w:i w:val="0"/>
-          <w:color w:val="222A2D"/>
-          <w:sz w:val="36"/>
-        </w:rPr>
-        <w:t>同樣是離開穩定工作去闖自由市場，莫札特和貝多芬走出了兩種結局，這對任何想創業的人都是一堂課。莫札特（Mozart，1756–1791）原本受僱於薩爾茲堡大主教，1781 年他受不了，乾脆裸辭，闖進維也納的自由市場。他靠教學、自辦音樂會、接委託、賣樂譜過活。1787 年，皇帝約瑟夫二世（Joseph II）只給他一個兼職室內作曲家的位子，年薪 800 弗洛林（florin），讓他寫舞曲。結果呢？財務一直不穩，1791 年負債病逝，葬在貧民墓。再看貝多芬（Beethoven，1770–1827），1809 年他談成一筆漂亮的交易：三位維也納貴族——金斯基（Kinsky）、洛布科維茨（Lobkowitz）、魯道夫大公（Archduke Rudolph）——聯合給他終身年金，唯一條件是「請你留在維也納」。同樣是自由身，貝多芬把贊助「結構化」了，結果名利雙收，還保有完全的創作自由。差別就在這裡。</w:t>
-      </w:r>
-    </w:p>
-    <w:p>
-      <w:pPr>
-        <w:spacing w:before="80" w:after="40" w:line="312" w:lineRule="auto"/>
-      </w:pPr>
-      <w:r>
-        <w:rPr>
-          <w:rFonts w:ascii="Microsoft JhengHei" w:hAnsi="Microsoft JhengHei" w:eastAsia="Microsoft JhengHei" w:cs="Microsoft JhengHei"/>
-          <w:b/>
-          <w:i w:val="0"/>
-          <w:color w:val="856017"/>
-          <w:sz w:val="24"/>
-        </w:rPr>
-        <w:t>講義補充</w:t>
-      </w:r>
-    </w:p>
-    <w:p>
-      <w:pPr>
-        <w:pStyle w:val="ListBullet"/>
-        <w:spacing w:after="60" w:line="312" w:lineRule="auto"/>
-      </w:pPr>
-      <w:r>
-        <w:rPr>
-          <w:rFonts w:ascii="Microsoft JhengHei" w:hAnsi="Microsoft JhengHei" w:eastAsia="Microsoft JhengHei" w:cs="Microsoft JhengHei"/>
-          <w:b w:val="0"/>
-          <w:i w:val="0"/>
-          <w:color w:val="3C3328"/>
-          <w:sz w:val="28"/>
-        </w:rPr>
-        <w:t>莫札特 1781 裸辭闖維也納；1787 年薪 800 弗洛林寫舞曲；1791 負債病逝葬貧民墓。</w:t>
-      </w:r>
-    </w:p>
-    <w:p>
-      <w:pPr>
-        <w:pStyle w:val="ListBullet"/>
-        <w:spacing w:after="60" w:line="312" w:lineRule="auto"/>
-      </w:pPr>
-      <w:r>
-        <w:rPr>
-          <w:rFonts w:ascii="Microsoft JhengHei" w:hAnsi="Microsoft JhengHei" w:eastAsia="Microsoft JhengHei" w:cs="Microsoft JhengHei"/>
-          <w:b w:val="0"/>
-          <w:i w:val="0"/>
-          <w:color w:val="3C3328"/>
-          <w:sz w:val="28"/>
-        </w:rPr>
-        <w:t>貝多芬 1809 拿金斯基/洛布科維茨/魯道夫大公終身年金，條件＝留維也納。</w:t>
-      </w:r>
-    </w:p>
-    <w:p>
-      <w:pPr>
-        <w:pStyle w:val="ListBullet"/>
-        <w:spacing w:after="60" w:line="312" w:lineRule="auto"/>
-      </w:pPr>
-      <w:r>
-        <w:rPr>
-          <w:rFonts w:ascii="Microsoft JhengHei" w:hAnsi="Microsoft JhengHei" w:eastAsia="Microsoft JhengHei" w:cs="Microsoft JhengHei"/>
-          <w:b w:val="0"/>
-          <w:i w:val="0"/>
-          <w:color w:val="3C3328"/>
-          <w:sz w:val="28"/>
-        </w:rPr>
-        <w:t>1808 年拿破崙之弟、西發里亞國王傑羅姆（Jérôme Bonaparte）以年薪 600 杜卡特挖角貝多芬任卡塞爾宮廷樂長；維也納三貴族才以 4,000 弗洛林終身年金反制留人。</w:t>
-      </w:r>
-    </w:p>
-    <w:p>
-      <w:pPr>
-        <w:pStyle w:val="ListBullet"/>
-        <w:spacing w:after="60" w:line="312" w:lineRule="auto"/>
-      </w:pPr>
-      <w:r>
-        <w:rPr>
-          <w:rFonts w:ascii="Microsoft JhengHei" w:hAnsi="Microsoft JhengHei" w:eastAsia="Microsoft JhengHei" w:cs="Microsoft JhengHei"/>
-          <w:b w:val="0"/>
-          <w:i w:val="0"/>
-          <w:color w:val="3C3328"/>
-          <w:sz w:val="28"/>
-        </w:rPr>
-        <w:t>📖 名詞解釋｜弗洛林（florin；德文 Gulden，又譯「盾」）：1252 年佛羅倫斯首鑄的金幣，後成中歐通行貨幣單位；莫札特維也納宮廷年俸 800 弗洛林即以此計。</w:t>
+        <w:t>「在卡內基演出過」成為音樂家的最高榮譽之一＝冠名場館的長期品牌效益。</w:t>
       </w:r>
     </w:p>
     <w:p>
@@ -2541,7 +2844,7 @@
           <w:color w:val="3E332A"/>
           <w:sz w:val="28"/>
         </w:rPr>
-        <w:t>播莫札特《小夜曲》第一樂章約 2 分半。播前：「這是自由市場時代的『暢銷單曲』。」播後：「人人都愛，但光有暢銷曲，救不了莫札特的財務。」</w:t>
+        <w:t>播柴可夫斯基代表作片段約 2–3 分鐘（呼應卡內基開幕，連結待查證）。播前：「一座以企業家為名的殿堂，開幕之聲。」</w:t>
       </w:r>
     </w:p>
     <w:p>
@@ -2559,7 +2862,7 @@
           <w:color w:val="7C3B2D"/>
           <w:sz w:val="38"/>
         </w:rPr>
-        <w:t xml:space="preserve">投影片 17　</w:t>
+        <w:t xml:space="preserve">投影片 22　</w:t>
       </w:r>
       <w:r>
         <w:rPr>
@@ -2569,7 +2872,7 @@
           <w:color w:val="2B2016"/>
           <w:sz w:val="38"/>
         </w:rPr>
-        <w:t>題獻的力量：金主如何用年金，買下不朽之名</w:t>
+        <w:t>三得利音樂廳：威士忌企業的「音之寶石盒」</w:t>
       </w:r>
       <w:r>
         <w:rPr>
@@ -2579,7 +2882,7 @@
           <w:color w:val="6A767A"/>
           <w:sz w:val="24"/>
         </w:rPr>
-        <w:t xml:space="preserve">　　⏱ 停留約 75 秒</w:t>
+        <w:t xml:space="preserve">　　⏱ 停留約 55 秒</w:t>
       </w:r>
     </w:p>
     <w:p>
@@ -2609,7 +2912,7 @@
           <w:color w:val="222A2D"/>
           <w:sz w:val="36"/>
         </w:rPr>
-        <w:t>我們把貝多芬的收入拆開來看，你會發現它根本是一份完美的「自由工作者財務藍圖」。三位金主的年金，是他的穩定底盤；公開音樂會，是爆發性的收入；教學，是穩定的現金流；而出版時的「題獻」，是把聲望變現的高招——把作品獻給某位貴族，貴族回禮，雙方都有面子。這四條腿撐起來，貝多芬成了後世所有「獨立作曲家」的範本。其實這也是今天每一位接案者、自由工作者的多元收入模型。而這套贊助結構，最終養出了什麼？1824 年 5 月 7 日，全聾的貝多芬在維也納首演《第九號交響曲》——據在場者回憶，是年輕的女低音翁格爾（Caroline Unger）輕輕拉他轉身，他才「看見」全場如雷的掌聲。這部作品由倫敦愛樂協會出資 50 英鎊委託，出版時卻題獻給普魯士國王——一筆委託，兩份榮耀，貝多芬把聲望變現玩到了極致。兩百年後，第四樂章的〈歡樂頌〉（Ode to Joy）在 1972 年成為歐洲理事會的會歌、1985 年成為今天歐盟的盟歌；在日本，「第九」是年末的全民儀式——大阪每年年末的「萬人第九」，正是企業冠名贊助的萬人大合唱——三位貴族當年的那筆年金，至今仍在配息。現在，請聽今天的主打聆聽第二首：〈歡樂頌〉。</w:t>
+        <w:t>這個模式，亞洲的企業也玩得很漂亮。1986 年，日本的三得利（Suntory）——一家做威士忌的企業——在東京蓋了三得利音樂廳。指揮大師卡拉揚（Herbert von Karajan）親口稱它是「音之寶石盒」。各位想想：一家賣酒的公司，靠一座音樂廳，就把自己的品牌，和「頂級文化」永久綁在了一起。從此你聽到「三得利」，腦中浮現的不只是威士忌，還有世界一流的音樂。這就是亞洲企業版的卡內基：用一座殿堂，替品牌鍍上文化的金身。</w:t>
       </w:r>
     </w:p>
     <w:p>
@@ -2640,7 +2943,7 @@
           <w:color w:val="3C3328"/>
           <w:sz w:val="28"/>
         </w:rPr>
-        <w:t>貝多芬收入＝年金＋公開音樂會＋教學＋出版題獻。</w:t>
+        <w:t>三得利音樂廳（Suntory Hall，東京 1986）；卡拉揚譽為「音之寶石盒」。</w:t>
       </w:r>
     </w:p>
     <w:p>
@@ -2656,7 +2959,90 @@
           <w:color w:val="3C3328"/>
           <w:sz w:val="28"/>
         </w:rPr>
-        <w:t>後世獨立作曲家範本。</w:t>
+        <w:t>一家酒商靠冠名場館，把品牌與頂級文化永久綁定。</w:t>
+      </w:r>
+    </w:p>
+    <w:p>
+      <w:pPr>
+        <w:pBdr>
+          <w:bottom w:val="single" w:sz="6" w:space="4" w:color="E4D9C3"/>
+        </w:pBdr>
+        <w:spacing w:before="240" w:after="80" w:line="312" w:lineRule="auto"/>
+      </w:pPr>
+      <w:r>
+        <w:rPr>
+          <w:rFonts w:ascii="Microsoft JhengHei" w:hAnsi="Microsoft JhengHei" w:eastAsia="Microsoft JhengHei" w:cs="Microsoft JhengHei"/>
+          <w:b/>
+          <w:i w:val="0"/>
+          <w:color w:val="7C3B2D"/>
+          <w:sz w:val="38"/>
+        </w:rPr>
+        <w:t xml:space="preserve">投影片 23　</w:t>
+      </w:r>
+      <w:r>
+        <w:rPr>
+          <w:rFonts w:ascii="Microsoft JhengHei" w:hAnsi="Microsoft JhengHei" w:eastAsia="Microsoft JhengHei" w:cs="Microsoft JhengHei"/>
+          <w:b/>
+          <w:i w:val="0"/>
+          <w:color w:val="2B2016"/>
+          <w:sz w:val="38"/>
+        </w:rPr>
+        <w:t>迪士尼音樂廳：一筆捐款，一座城市地標</w:t>
+      </w:r>
+      <w:r>
+        <w:rPr>
+          <w:rFonts w:ascii="Microsoft JhengHei" w:hAnsi="Microsoft JhengHei" w:eastAsia="Microsoft JhengHei" w:cs="Microsoft JhengHei"/>
+          <w:b w:val="0"/>
+          <w:i w:val="0"/>
+          <w:color w:val="6A767A"/>
+          <w:sz w:val="24"/>
+        </w:rPr>
+        <w:t xml:space="preserve">　　⏱ 停留約 55 秒</w:t>
+      </w:r>
+    </w:p>
+    <w:p>
+      <w:pPr>
+        <w:spacing w:before="120" w:after="40" w:line="312" w:lineRule="auto"/>
+      </w:pPr>
+      <w:r>
+        <w:rPr>
+          <w:rFonts w:ascii="Microsoft JhengHei" w:hAnsi="Microsoft JhengHei" w:eastAsia="Microsoft JhengHei" w:cs="Microsoft JhengHei"/>
+          <w:b/>
+          <w:i w:val="0"/>
+          <w:color w:val="7C3B2D"/>
+          <w:sz w:val="24"/>
+        </w:rPr>
+        <w:t>講稿</w:t>
+      </w:r>
+    </w:p>
+    <w:p>
+      <w:pPr>
+        <w:spacing w:before="0" w:after="160" w:line="336" w:lineRule="auto"/>
+      </w:pPr>
+      <w:r>
+        <w:rPr>
+          <w:rFonts w:ascii="Microsoft JhengHei" w:hAnsi="Microsoft JhengHei" w:eastAsia="Microsoft JhengHei" w:cs="Microsoft JhengHei"/>
+          <w:b w:val="0"/>
+          <w:i w:val="0"/>
+          <w:color w:val="222A2D"/>
+          <w:sz w:val="36"/>
+        </w:rPr>
+        <w:t>再看一個當代的例子。洛杉磯的迪士尼音樂廳（Walt Disney Concert Hall），2003 年啟用。它是怎麼來的？迪士尼的遺孀莉莉安·迪士尼（Lillian Disney），1987 年捐了五千萬美元起建，交給建築大師蓋瑞（Frank Gehry）設計。今天，那棟閃亮的金屬曲面建築，成了整個洛杉磯的城市地標和觀光名片，掛著「迪士尼」的名字。從卡內基、三得利到迪士尼，你會發現一個共同點：企業出資蓋一座殿堂，換到的，是把名字刻進城市的天際線和文化史——一筆會不斷增值的資產。</w:t>
+      </w:r>
+    </w:p>
+    <w:p>
+      <w:pPr>
+        <w:spacing w:before="80" w:after="40" w:line="312" w:lineRule="auto"/>
+      </w:pPr>
+      <w:r>
+        <w:rPr>
+          <w:rFonts w:ascii="Microsoft JhengHei" w:hAnsi="Microsoft JhengHei" w:eastAsia="Microsoft JhengHei" w:cs="Microsoft JhengHei"/>
+          <w:b/>
+          <w:i w:val="0"/>
+          <w:color w:val="856017"/>
+          <w:sz w:val="24"/>
+        </w:rPr>
+        <w:t>講義補充</w:t>
       </w:r>
     </w:p>
     <w:p>
@@ -2672,7 +3058,7 @@
           <w:color w:val="3C3328"/>
           <w:sz w:val="28"/>
         </w:rPr>
-        <w:t>1824-05-07《第九號交響曲》維也納首演（Theater am Kärntnertor）；倫敦愛樂協會 1822 決議以 £50 委託；1826 出版題獻普魯士國王腓特烈·威廉三世。</w:t>
+        <w:t>洛杉磯迪士尼音樂廳（Walt Disney Concert Hall，2003），莉莉安·迪士尼 1987 捐 5,000 萬美元起建，蓋瑞（Frank Gehry）設計。</w:t>
       </w:r>
     </w:p>
     <w:p>
@@ -2688,7 +3074,90 @@
           <w:color w:val="3C3328"/>
           <w:sz w:val="28"/>
         </w:rPr>
-        <w:t>翁格爾（Caroline Unger）拉貝多芬轉身：有在場者見證，發生時點（詼諧曲後或曲終）各家證詞不一。</w:t>
+        <w:t>冠名場館共同點：把名字蓋成城市地標與文化史，一筆增值資產。</w:t>
+      </w:r>
+    </w:p>
+    <w:p>
+      <w:pPr>
+        <w:pBdr>
+          <w:bottom w:val="single" w:sz="6" w:space="4" w:color="E4D9C3"/>
+        </w:pBdr>
+        <w:spacing w:before="240" w:after="80" w:line="312" w:lineRule="auto"/>
+      </w:pPr>
+      <w:r>
+        <w:rPr>
+          <w:rFonts w:ascii="Microsoft JhengHei" w:hAnsi="Microsoft JhengHei" w:eastAsia="Microsoft JhengHei" w:cs="Microsoft JhengHei"/>
+          <w:b/>
+          <w:i w:val="0"/>
+          <w:color w:val="7C3B2D"/>
+          <w:sz w:val="38"/>
+        </w:rPr>
+        <w:t xml:space="preserve">投影片 24　</w:t>
+      </w:r>
+      <w:r>
+        <w:rPr>
+          <w:rFonts w:ascii="Microsoft JhengHei" w:hAnsi="Microsoft JhengHei" w:eastAsia="Microsoft JhengHei" w:cs="Microsoft JhengHei"/>
+          <w:b/>
+          <w:i w:val="0"/>
+          <w:color w:val="2B2016"/>
+          <w:sz w:val="38"/>
+        </w:rPr>
+        <w:t>第五樣：人才與凝聚</w:t>
+      </w:r>
+      <w:r>
+        <w:rPr>
+          <w:rFonts w:ascii="Microsoft JhengHei" w:hAnsi="Microsoft JhengHei" w:eastAsia="Microsoft JhengHei" w:cs="Microsoft JhengHei"/>
+          <w:b w:val="0"/>
+          <w:i w:val="0"/>
+          <w:color w:val="6A767A"/>
+          <w:sz w:val="24"/>
+        </w:rPr>
+        <w:t xml:space="preserve">　　⏱ 停留約 25 秒</w:t>
+      </w:r>
+    </w:p>
+    <w:p>
+      <w:pPr>
+        <w:spacing w:before="120" w:after="40" w:line="312" w:lineRule="auto"/>
+      </w:pPr>
+      <w:r>
+        <w:rPr>
+          <w:rFonts w:ascii="Microsoft JhengHei" w:hAnsi="Microsoft JhengHei" w:eastAsia="Microsoft JhengHei" w:cs="Microsoft JhengHei"/>
+          <w:b/>
+          <w:i w:val="0"/>
+          <w:color w:val="7C3B2D"/>
+          <w:sz w:val="24"/>
+        </w:rPr>
+        <w:t>講稿</w:t>
+      </w:r>
+    </w:p>
+    <w:p>
+      <w:pPr>
+        <w:spacing w:before="0" w:after="160" w:line="336" w:lineRule="auto"/>
+      </w:pPr>
+      <w:r>
+        <w:rPr>
+          <w:rFonts w:ascii="Microsoft JhengHei" w:hAnsi="Microsoft JhengHei" w:eastAsia="Microsoft JhengHei" w:cs="Microsoft JhengHei"/>
+          <w:b w:val="0"/>
+          <w:i w:val="0"/>
+          <w:color w:val="222A2D"/>
+          <w:sz w:val="36"/>
+        </w:rPr>
+        <w:t>第五樣回報，比較內向，但對經營一家公司極重要——人才與凝聚。長期養一支團隊、蓋一座舞台，換到的不只是面子，還有人才、研發，和整個組織的向心力。這一樣，兩百多年前有一位親王，示範得淋漓盡致。</w:t>
+      </w:r>
+    </w:p>
+    <w:p>
+      <w:pPr>
+        <w:spacing w:before="80" w:after="40" w:line="312" w:lineRule="auto"/>
+      </w:pPr>
+      <w:r>
+        <w:rPr>
+          <w:rFonts w:ascii="Microsoft JhengHei" w:hAnsi="Microsoft JhengHei" w:eastAsia="Microsoft JhengHei" w:cs="Microsoft JhengHei"/>
+          <w:b/>
+          <w:i w:val="0"/>
+          <w:color w:val="856017"/>
+          <w:sz w:val="24"/>
+        </w:rPr>
+        <w:t>講義補充</w:t>
       </w:r>
     </w:p>
     <w:p>
@@ -2704,7 +3173,7 @@
           <w:color w:val="3C3328"/>
           <w:sz w:val="28"/>
         </w:rPr>
-        <w:t>〈歡樂頌〉1972 歐洲理事會會歌（卡拉揚編官方版）、1985 歐盟（時為歐洲共同體）盟歌。</w:t>
+        <w:t>第五樣回報：人才與凝聚。</w:t>
       </w:r>
     </w:p>
     <w:p>
@@ -2720,7 +3189,90 @@
           <w:color w:val="3C3328"/>
           <w:sz w:val="28"/>
         </w:rPr>
-        <w:t>日本「第九」：1918-06-01 板東俘虜收容所德國戰俘完成日本首演；年末傳統於戰後成形，大阪「萬人第九」（1983 起）由企業贊助。</w:t>
+        <w:t>代表：埃斯特哈齊親王。</w:t>
+      </w:r>
+    </w:p>
+    <w:p>
+      <w:pPr>
+        <w:pBdr>
+          <w:bottom w:val="single" w:sz="6" w:space="4" w:color="E4D9C3"/>
+        </w:pBdr>
+        <w:spacing w:before="240" w:after="80" w:line="312" w:lineRule="auto"/>
+      </w:pPr>
+      <w:r>
+        <w:rPr>
+          <w:rFonts w:ascii="Microsoft JhengHei" w:hAnsi="Microsoft JhengHei" w:eastAsia="Microsoft JhengHei" w:cs="Microsoft JhengHei"/>
+          <w:b/>
+          <w:i w:val="0"/>
+          <w:color w:val="7C3B2D"/>
+          <w:sz w:val="38"/>
+        </w:rPr>
+        <w:t xml:space="preserve">投影片 25　</w:t>
+      </w:r>
+      <w:r>
+        <w:rPr>
+          <w:rFonts w:ascii="Microsoft JhengHei" w:hAnsi="Microsoft JhengHei" w:eastAsia="Microsoft JhengHei" w:cs="Microsoft JhengHei"/>
+          <w:b/>
+          <w:i w:val="0"/>
+          <w:color w:val="2B2016"/>
+          <w:sz w:val="38"/>
+        </w:rPr>
+        <w:t>埃斯特哈齊親王：花錢養一座「私人研發中心」</w:t>
+      </w:r>
+      <w:r>
+        <w:rPr>
+          <w:rFonts w:ascii="Microsoft JhengHei" w:hAnsi="Microsoft JhengHei" w:eastAsia="Microsoft JhengHei" w:cs="Microsoft JhengHei"/>
+          <w:b w:val="0"/>
+          <w:i w:val="0"/>
+          <w:color w:val="6A767A"/>
+          <w:sz w:val="24"/>
+        </w:rPr>
+        <w:t xml:space="preserve">　　⏱ 停留約 75 秒</w:t>
+      </w:r>
+    </w:p>
+    <w:p>
+      <w:pPr>
+        <w:spacing w:before="120" w:after="40" w:line="312" w:lineRule="auto"/>
+      </w:pPr>
+      <w:r>
+        <w:rPr>
+          <w:rFonts w:ascii="Microsoft JhengHei" w:hAnsi="Microsoft JhengHei" w:eastAsia="Microsoft JhengHei" w:cs="Microsoft JhengHei"/>
+          <w:b/>
+          <w:i w:val="0"/>
+          <w:color w:val="7C3B2D"/>
+          <w:sz w:val="24"/>
+        </w:rPr>
+        <w:t>講稿</w:t>
+      </w:r>
+    </w:p>
+    <w:p>
+      <w:pPr>
+        <w:spacing w:before="0" w:after="160" w:line="336" w:lineRule="auto"/>
+      </w:pPr>
+      <w:r>
+        <w:rPr>
+          <w:rFonts w:ascii="Microsoft JhengHei" w:hAnsi="Microsoft JhengHei" w:eastAsia="Microsoft JhengHei" w:cs="Microsoft JhengHei"/>
+          <w:b w:val="0"/>
+          <w:i w:val="0"/>
+          <w:color w:val="222A2D"/>
+          <w:sz w:val="36"/>
+        </w:rPr>
+        <w:t>匈牙利的埃斯特哈齊（Esterházy）親王，就是一位把「養音樂」當長期投資的貴族企業家。他蓋了一座莊園，人稱「匈牙利的凡爾賽」，裡面歌劇院、劇場、音樂廳一應俱全——等於替自己蓋了一座私人研發中心，兼門面工程：撐排場、招待貴賓、凝聚整個宮廷的聲望，全包了。他長期供養一整支樂團。有意思的是，親王自己愛玩一種冷門的低音樂器叫巴里頓琴（baryton，一種音色特殊、很難演奏的古樂器），樂團就得為它量身打造上百首曲子——你看，金主的品味，直接決定了研發方向。這筆投資的回報是什麼？「埃斯特哈齊」這個姓氏，兩百多年後的今天，我們還在講。這也正是等一下企業提案的第 1 點：長期穩定資助，加上一座能養創新的場館。</w:t>
+      </w:r>
+    </w:p>
+    <w:p>
+      <w:pPr>
+        <w:spacing w:before="80" w:after="40" w:line="312" w:lineRule="auto"/>
+      </w:pPr>
+      <w:r>
+        <w:rPr>
+          <w:rFonts w:ascii="Microsoft JhengHei" w:hAnsi="Microsoft JhengHei" w:eastAsia="Microsoft JhengHei" w:cs="Microsoft JhengHei"/>
+          <w:b/>
+          <w:i w:val="0"/>
+          <w:color w:val="856017"/>
+          <w:sz w:val="24"/>
+        </w:rPr>
+        <w:t>講義補充</w:t>
       </w:r>
     </w:p>
     <w:p>
@@ -2736,7 +3288,563 @@
           <w:color w:val="3C3328"/>
           <w:sz w:val="28"/>
         </w:rPr>
-        <w:t>年金合約旋遇風險：奧地利紙鈔急貶（4,000 紙幣弗洛林實值一度僅餘數百銀幣）、金斯基墜馬猝逝、洛布科維茨破產停付；貝多芬逐一興訟或協商，才追回給付——贊助也需要法律與制度保障。</w:t>
+        <w:t>埃斯特哈齊親王的莊園＝「匈牙利的凡爾賽」，歌劇院/劇場/音樂廳俱全＝私人研發中心＋門面工程。</w:t>
+      </w:r>
+    </w:p>
+    <w:p>
+      <w:pPr>
+        <w:pStyle w:val="ListBullet"/>
+        <w:spacing w:after="60" w:line="312" w:lineRule="auto"/>
+      </w:pPr>
+      <w:r>
+        <w:rPr>
+          <w:rFonts w:ascii="Microsoft JhengHei" w:hAnsi="Microsoft JhengHei" w:eastAsia="Microsoft JhengHei" w:cs="Microsoft JhengHei"/>
+          <w:b w:val="0"/>
+          <w:i w:val="0"/>
+          <w:color w:val="3C3328"/>
+          <w:sz w:val="28"/>
+        </w:rPr>
+        <w:t>親王愛玩巴里頓琴，樂團為它寫大量曲子＝雇主品味催生研發。</w:t>
+      </w:r>
+    </w:p>
+    <w:p>
+      <w:pPr>
+        <w:pStyle w:val="ListBullet"/>
+        <w:spacing w:after="60" w:line="312" w:lineRule="auto"/>
+      </w:pPr>
+      <w:r>
+        <w:rPr>
+          <w:rFonts w:ascii="Microsoft JhengHei" w:hAnsi="Microsoft JhengHei" w:eastAsia="Microsoft JhengHei" w:cs="Microsoft JhengHei"/>
+          <w:b w:val="0"/>
+          <w:i w:val="0"/>
+          <w:color w:val="3C3328"/>
+          <w:sz w:val="28"/>
+        </w:rPr>
+        <w:t>對應提案第 1 點。</w:t>
+      </w:r>
+    </w:p>
+    <w:p>
+      <w:pPr>
+        <w:pStyle w:val="ListBullet"/>
+        <w:spacing w:after="60" w:line="312" w:lineRule="auto"/>
+      </w:pPr>
+      <w:r>
+        <w:rPr>
+          <w:rFonts w:ascii="Microsoft JhengHei" w:hAnsi="Microsoft JhengHei" w:eastAsia="Microsoft JhengHei" w:cs="Microsoft JhengHei"/>
+          <w:b w:val="0"/>
+          <w:i w:val="0"/>
+          <w:color w:val="3C3328"/>
+          <w:sz w:val="28"/>
+        </w:rPr>
+        <w:t>📖 名詞解釋｜巴里頓琴（baryton）：附可撥彈共鳴弦的低音弓弦樂器，18 世紀後幾乎絕跡。</w:t>
+      </w:r>
+    </w:p>
+    <w:p>
+      <w:pPr>
+        <w:pBdr>
+          <w:bottom w:val="single" w:sz="6" w:space="4" w:color="E4D9C3"/>
+        </w:pBdr>
+        <w:spacing w:before="240" w:after="80" w:line="312" w:lineRule="auto"/>
+      </w:pPr>
+      <w:r>
+        <w:rPr>
+          <w:rFonts w:ascii="Microsoft JhengHei" w:hAnsi="Microsoft JhengHei" w:eastAsia="Microsoft JhengHei" w:cs="Microsoft JhengHei"/>
+          <w:b/>
+          <w:i w:val="0"/>
+          <w:color w:val="7C3B2D"/>
+          <w:sz w:val="38"/>
+        </w:rPr>
+        <w:t xml:space="preserve">投影片 26　</w:t>
+      </w:r>
+      <w:r>
+        <w:rPr>
+          <w:rFonts w:ascii="Microsoft JhengHei" w:hAnsi="Microsoft JhengHei" w:eastAsia="Microsoft JhengHei" w:cs="Microsoft JhengHei"/>
+          <w:b/>
+          <w:i w:val="0"/>
+          <w:color w:val="2B2016"/>
+          <w:sz w:val="38"/>
+        </w:rPr>
+        <w:t>第六樣：國家與企業的形象</w:t>
+      </w:r>
+      <w:r>
+        <w:rPr>
+          <w:rFonts w:ascii="Microsoft JhengHei" w:hAnsi="Microsoft JhengHei" w:eastAsia="Microsoft JhengHei" w:cs="Microsoft JhengHei"/>
+          <w:b w:val="0"/>
+          <w:i w:val="0"/>
+          <w:color w:val="6A767A"/>
+          <w:sz w:val="24"/>
+        </w:rPr>
+        <w:t xml:space="preserve">　　⏱ 停留約 30 秒</w:t>
+      </w:r>
+    </w:p>
+    <w:p>
+      <w:pPr>
+        <w:spacing w:before="120" w:after="40" w:line="312" w:lineRule="auto"/>
+      </w:pPr>
+      <w:r>
+        <w:rPr>
+          <w:rFonts w:ascii="Microsoft JhengHei" w:hAnsi="Microsoft JhengHei" w:eastAsia="Microsoft JhengHei" w:cs="Microsoft JhengHei"/>
+          <w:b/>
+          <w:i w:val="0"/>
+          <w:color w:val="7C3B2D"/>
+          <w:sz w:val="24"/>
+        </w:rPr>
+        <w:t>講稿</w:t>
+      </w:r>
+    </w:p>
+    <w:p>
+      <w:pPr>
+        <w:spacing w:before="0" w:after="160" w:line="336" w:lineRule="auto"/>
+      </w:pPr>
+      <w:r>
+        <w:rPr>
+          <w:rFonts w:ascii="Microsoft JhengHei" w:hAnsi="Microsoft JhengHei" w:eastAsia="Microsoft JhengHei" w:cs="Microsoft JhengHei"/>
+          <w:b w:val="0"/>
+          <w:i w:val="0"/>
+          <w:color w:val="222A2D"/>
+          <w:sz w:val="36"/>
+        </w:rPr>
+        <w:t>第六樣回報，也是各位最關心的一樣——形象。音樂，能替一個國家、一家企業，寫下一種難以複製的「氣質」。這股氣質，可以是一個國家的凝聚力（國力），可以是一個地方的觀光財（國家形象），也可以是一個品牌讓人想靠近的質感（企業品牌）。接下來，我從國家一路講到你的品牌。</w:t>
+      </w:r>
+    </w:p>
+    <w:p>
+      <w:pPr>
+        <w:spacing w:before="80" w:after="40" w:line="312" w:lineRule="auto"/>
+      </w:pPr>
+      <w:r>
+        <w:rPr>
+          <w:rFonts w:ascii="Microsoft JhengHei" w:hAnsi="Microsoft JhengHei" w:eastAsia="Microsoft JhengHei" w:cs="Microsoft JhengHei"/>
+          <w:b/>
+          <w:i w:val="0"/>
+          <w:color w:val="856017"/>
+          <w:sz w:val="24"/>
+        </w:rPr>
+        <w:t>講義補充</w:t>
+      </w:r>
+    </w:p>
+    <w:p>
+      <w:pPr>
+        <w:pStyle w:val="ListBullet"/>
+        <w:spacing w:after="60" w:line="312" w:lineRule="auto"/>
+      </w:pPr>
+      <w:r>
+        <w:rPr>
+          <w:rFonts w:ascii="Microsoft JhengHei" w:hAnsi="Microsoft JhengHei" w:eastAsia="Microsoft JhengHei" w:cs="Microsoft JhengHei"/>
+          <w:b w:val="0"/>
+          <w:i w:val="0"/>
+          <w:color w:val="3C3328"/>
+          <w:sz w:val="28"/>
+        </w:rPr>
+        <w:t>第六樣回報：國家與企業的形象。</w:t>
+      </w:r>
+    </w:p>
+    <w:p>
+      <w:pPr>
+        <w:pStyle w:val="ListBullet"/>
+        <w:spacing w:after="60" w:line="312" w:lineRule="auto"/>
+      </w:pPr>
+      <w:r>
+        <w:rPr>
+          <w:rFonts w:ascii="Microsoft JhengHei" w:hAnsi="Microsoft JhengHei" w:eastAsia="Microsoft JhengHei" w:cs="Microsoft JhengHei"/>
+          <w:b w:val="0"/>
+          <w:i w:val="0"/>
+          <w:color w:val="3C3328"/>
+          <w:sz w:val="28"/>
+        </w:rPr>
+        <w:t>三個層次：國力（威爾第）、國家形象/觀光（普契尼、德布西）、企業品牌（賓士、奇美）。</w:t>
+      </w:r>
+    </w:p>
+    <w:p>
+      <w:pPr>
+        <w:pBdr>
+          <w:bottom w:val="single" w:sz="6" w:space="4" w:color="E4D9C3"/>
+        </w:pBdr>
+        <w:spacing w:before="240" w:after="80" w:line="312" w:lineRule="auto"/>
+      </w:pPr>
+      <w:r>
+        <w:rPr>
+          <w:rFonts w:ascii="Microsoft JhengHei" w:hAnsi="Microsoft JhengHei" w:eastAsia="Microsoft JhengHei" w:cs="Microsoft JhengHei"/>
+          <w:b/>
+          <w:i w:val="0"/>
+          <w:color w:val="7C3B2D"/>
+          <w:sz w:val="38"/>
+        </w:rPr>
+        <w:t xml:space="preserve">投影片 27　</w:t>
+      </w:r>
+      <w:r>
+        <w:rPr>
+          <w:rFonts w:ascii="Microsoft JhengHei" w:hAnsi="Microsoft JhengHei" w:eastAsia="Microsoft JhengHei" w:cs="Microsoft JhengHei"/>
+          <w:b/>
+          <w:i w:val="0"/>
+          <w:color w:val="2B2016"/>
+          <w:sz w:val="38"/>
+        </w:rPr>
+        <w:t>大衛《拿破崙加冕》：國家花錢，買一張形象</w:t>
+      </w:r>
+      <w:r>
+        <w:rPr>
+          <w:rFonts w:ascii="Microsoft JhengHei" w:hAnsi="Microsoft JhengHei" w:eastAsia="Microsoft JhengHei" w:cs="Microsoft JhengHei"/>
+          <w:b w:val="0"/>
+          <w:i w:val="0"/>
+          <w:color w:val="6A767A"/>
+          <w:sz w:val="24"/>
+        </w:rPr>
+        <w:t xml:space="preserve">　　⏱ 停留約 70 秒</w:t>
+      </w:r>
+    </w:p>
+    <w:p>
+      <w:pPr>
+        <w:spacing w:before="120" w:after="40" w:line="312" w:lineRule="auto"/>
+      </w:pPr>
+      <w:r>
+        <w:rPr>
+          <w:rFonts w:ascii="Microsoft JhengHei" w:hAnsi="Microsoft JhengHei" w:eastAsia="Microsoft JhengHei" w:cs="Microsoft JhengHei"/>
+          <w:b/>
+          <w:i w:val="0"/>
+          <w:color w:val="7C3B2D"/>
+          <w:sz w:val="24"/>
+        </w:rPr>
+        <w:t>講稿</w:t>
+      </w:r>
+    </w:p>
+    <w:p>
+      <w:pPr>
+        <w:spacing w:before="0" w:after="160" w:line="336" w:lineRule="auto"/>
+      </w:pPr>
+      <w:r>
+        <w:rPr>
+          <w:rFonts w:ascii="Microsoft JhengHei" w:hAnsi="Microsoft JhengHei" w:eastAsia="Microsoft JhengHei" w:cs="Microsoft JhengHei"/>
+          <w:b w:val="0"/>
+          <w:i w:val="0"/>
+          <w:color w:val="222A2D"/>
+          <w:sz w:val="36"/>
+        </w:rPr>
+        <w:t>先看國家怎麼花錢買形象。1804 年，拿破崙（Napoléon）當上皇帝，下令委託畫家大衛（Jacques-Louis David）畫下他的加冕大典，還封他為「皇帝首席畫師」——這是一件不折不扣的國家級形象工程。而且這位甲方改稿改得理直氣壯：他的母親其實因家族失和沒出席，卻被要求畫進正中央最尊貴的包廂；教皇原本像個旁觀者，拿破崙看了畫室之後，要求改成「舉手祝福」的姿勢。報酬呢？大衛自估十萬法郎，最後實收六萬五——強勢甲方殺價，兩百年前就這樣。但反過來說，也正是這筆國家委託，讓這幅畫永遠掛進了羅浮宮。出錢的拿破崙，買到的是一整個帝國的「國家形象」。</w:t>
+      </w:r>
+    </w:p>
+    <w:p>
+      <w:pPr>
+        <w:spacing w:before="80" w:after="40" w:line="312" w:lineRule="auto"/>
+      </w:pPr>
+      <w:r>
+        <w:rPr>
+          <w:rFonts w:ascii="Microsoft JhengHei" w:hAnsi="Microsoft JhengHei" w:eastAsia="Microsoft JhengHei" w:cs="Microsoft JhengHei"/>
+          <w:b/>
+          <w:i w:val="0"/>
+          <w:color w:val="856017"/>
+          <w:sz w:val="24"/>
+        </w:rPr>
+        <w:t>講義補充</w:t>
+      </w:r>
+    </w:p>
+    <w:p>
+      <w:pPr>
+        <w:pStyle w:val="ListBullet"/>
+        <w:spacing w:after="60" w:line="312" w:lineRule="auto"/>
+      </w:pPr>
+      <w:r>
+        <w:rPr>
+          <w:rFonts w:ascii="Microsoft JhengHei" w:hAnsi="Microsoft JhengHei" w:eastAsia="Microsoft JhengHei" w:cs="Microsoft JhengHei"/>
+          <w:b w:val="0"/>
+          <w:i w:val="0"/>
+          <w:color w:val="3C3328"/>
+          <w:sz w:val="28"/>
+        </w:rPr>
+        <w:t>大衛《拿破崙加冕》（1805–1807），現藏羅浮宮。</w:t>
+      </w:r>
+    </w:p>
+    <w:p>
+      <w:pPr>
+        <w:pStyle w:val="ListBullet"/>
+        <w:spacing w:after="60" w:line="312" w:lineRule="auto"/>
+      </w:pPr>
+      <w:r>
+        <w:rPr>
+          <w:rFonts w:ascii="Microsoft JhengHei" w:hAnsi="Microsoft JhengHei" w:eastAsia="Microsoft JhengHei" w:cs="Microsoft JhengHei"/>
+          <w:b w:val="0"/>
+          <w:i w:val="0"/>
+          <w:color w:val="3C3328"/>
+          <w:sz w:val="28"/>
+        </w:rPr>
+        <w:t>甲方改稿二例：缺席的母親入畫中央；教皇改為祝福姿勢。</w:t>
+      </w:r>
+    </w:p>
+    <w:p>
+      <w:pPr>
+        <w:pStyle w:val="ListBullet"/>
+        <w:spacing w:after="60" w:line="312" w:lineRule="auto"/>
+      </w:pPr>
+      <w:r>
+        <w:rPr>
+          <w:rFonts w:ascii="Microsoft JhengHei" w:hAnsi="Microsoft JhengHei" w:eastAsia="Microsoft JhengHei" w:cs="Microsoft JhengHei"/>
+          <w:b w:val="0"/>
+          <w:i w:val="0"/>
+          <w:color w:val="3C3328"/>
+          <w:sz w:val="28"/>
+        </w:rPr>
+        <w:t>報酬：自估 10 萬法郎、實收 6.5 萬法郎。</w:t>
+      </w:r>
+    </w:p>
+    <w:p>
+      <w:pPr>
+        <w:pBdr>
+          <w:bottom w:val="single" w:sz="6" w:space="4" w:color="E4D9C3"/>
+        </w:pBdr>
+        <w:spacing w:before="240" w:after="80" w:line="312" w:lineRule="auto"/>
+      </w:pPr>
+      <w:r>
+        <w:rPr>
+          <w:rFonts w:ascii="Microsoft JhengHei" w:hAnsi="Microsoft JhengHei" w:eastAsia="Microsoft JhengHei" w:cs="Microsoft JhengHei"/>
+          <w:b/>
+          <w:i w:val="0"/>
+          <w:color w:val="7C3B2D"/>
+          <w:sz w:val="38"/>
+        </w:rPr>
+        <w:t xml:space="preserve">投影片 28　</w:t>
+      </w:r>
+      <w:r>
+        <w:rPr>
+          <w:rFonts w:ascii="Microsoft JhengHei" w:hAnsi="Microsoft JhengHei" w:eastAsia="Microsoft JhengHei" w:cs="Microsoft JhengHei"/>
+          <w:b/>
+          <w:i w:val="0"/>
+          <w:color w:val="2B2016"/>
+          <w:sz w:val="38"/>
+        </w:rPr>
+        <w:t>德拉克洛瓦《自由引導人民》：國家花三千法郎，買一份認同</w:t>
+      </w:r>
+      <w:r>
+        <w:rPr>
+          <w:rFonts w:ascii="Microsoft JhengHei" w:hAnsi="Microsoft JhengHei" w:eastAsia="Microsoft JhengHei" w:cs="Microsoft JhengHei"/>
+          <w:b w:val="0"/>
+          <w:i w:val="0"/>
+          <w:color w:val="6A767A"/>
+          <w:sz w:val="24"/>
+        </w:rPr>
+        <w:t xml:space="preserve">　　⏱ 停留約 65 秒</w:t>
+      </w:r>
+    </w:p>
+    <w:p>
+      <w:pPr>
+        <w:spacing w:before="120" w:after="40" w:line="312" w:lineRule="auto"/>
+      </w:pPr>
+      <w:r>
+        <w:rPr>
+          <w:rFonts w:ascii="Microsoft JhengHei" w:hAnsi="Microsoft JhengHei" w:eastAsia="Microsoft JhengHei" w:cs="Microsoft JhengHei"/>
+          <w:b/>
+          <w:i w:val="0"/>
+          <w:color w:val="7C3B2D"/>
+          <w:sz w:val="24"/>
+        </w:rPr>
+        <w:t>講稿</w:t>
+      </w:r>
+    </w:p>
+    <w:p>
+      <w:pPr>
+        <w:spacing w:before="0" w:after="160" w:line="336" w:lineRule="auto"/>
+      </w:pPr>
+      <w:r>
+        <w:rPr>
+          <w:rFonts w:ascii="Microsoft JhengHei" w:hAnsi="Microsoft JhengHei" w:eastAsia="Microsoft JhengHei" w:cs="Microsoft JhengHei"/>
+          <w:b w:val="0"/>
+          <w:i w:val="0"/>
+          <w:color w:val="222A2D"/>
+          <w:sz w:val="36"/>
+        </w:rPr>
+        <w:t>國家買形象，還有另一種——買「認同」。1830 年七月革命之後，法國政府用三千法郎，買下畫家德拉克洛瓦（Delacroix）的《自由引導人民》。這幅畫的政治訊息太強烈，掛沒多久就被收起來，一直到 1874 年才正式進羅浮宮。可是後來它翻身了：它被印上法國一百法郎的紙鈔，全國人每天摸著它過日子，變成了國家的視覺識別。各位看，政府買畫、企業贊助，買的其實是同一樣東西——認同。一幅畫、一段音樂，一旦綁上了群眾的情感，它的價值就再也不是三千法郎能衡量的了。</w:t>
+      </w:r>
+    </w:p>
+    <w:p>
+      <w:pPr>
+        <w:spacing w:before="80" w:after="40" w:line="312" w:lineRule="auto"/>
+      </w:pPr>
+      <w:r>
+        <w:rPr>
+          <w:rFonts w:ascii="Microsoft JhengHei" w:hAnsi="Microsoft JhengHei" w:eastAsia="Microsoft JhengHei" w:cs="Microsoft JhengHei"/>
+          <w:b/>
+          <w:i w:val="0"/>
+          <w:color w:val="856017"/>
+          <w:sz w:val="24"/>
+        </w:rPr>
+        <w:t>講義補充</w:t>
+      </w:r>
+    </w:p>
+    <w:p>
+      <w:pPr>
+        <w:pStyle w:val="ListBullet"/>
+        <w:spacing w:after="60" w:line="312" w:lineRule="auto"/>
+      </w:pPr>
+      <w:r>
+        <w:rPr>
+          <w:rFonts w:ascii="Microsoft JhengHei" w:hAnsi="Microsoft JhengHei" w:eastAsia="Microsoft JhengHei" w:cs="Microsoft JhengHei"/>
+          <w:b w:val="0"/>
+          <w:i w:val="0"/>
+          <w:color w:val="3C3328"/>
+          <w:sz w:val="28"/>
+        </w:rPr>
+        <w:t>德拉克洛瓦《自由引導人民》（1830），現藏羅浮宮。</w:t>
+      </w:r>
+    </w:p>
+    <w:p>
+      <w:pPr>
+        <w:pStyle w:val="ListBullet"/>
+        <w:spacing w:after="60" w:line="312" w:lineRule="auto"/>
+      </w:pPr>
+      <w:r>
+        <w:rPr>
+          <w:rFonts w:ascii="Microsoft JhengHei" w:hAnsi="Microsoft JhengHei" w:eastAsia="Microsoft JhengHei" w:cs="Microsoft JhengHei"/>
+          <w:b w:val="0"/>
+          <w:i w:val="0"/>
+          <w:color w:val="3C3328"/>
+          <w:sz w:val="28"/>
+        </w:rPr>
+        <w:t>1831 由法國政府以 3,000 法郎購藏；1874 正式入藏羅浮宮。</w:t>
+      </w:r>
+    </w:p>
+    <w:p>
+      <w:pPr>
+        <w:pStyle w:val="ListBullet"/>
+        <w:spacing w:after="60" w:line="312" w:lineRule="auto"/>
+      </w:pPr>
+      <w:r>
+        <w:rPr>
+          <w:rFonts w:ascii="Microsoft JhengHei" w:hAnsi="Microsoft JhengHei" w:eastAsia="Microsoft JhengHei" w:cs="Microsoft JhengHei"/>
+          <w:b w:val="0"/>
+          <w:i w:val="0"/>
+          <w:color w:val="3C3328"/>
+          <w:sz w:val="28"/>
+        </w:rPr>
+        <w:t>1978–1995 印於法國 100 法郎紙鈔＝國家視覺識別。</w:t>
+      </w:r>
+    </w:p>
+    <w:p>
+      <w:pPr>
+        <w:pBdr>
+          <w:bottom w:val="single" w:sz="6" w:space="4" w:color="E4D9C3"/>
+        </w:pBdr>
+        <w:spacing w:before="240" w:after="80" w:line="312" w:lineRule="auto"/>
+      </w:pPr>
+      <w:r>
+        <w:rPr>
+          <w:rFonts w:ascii="Microsoft JhengHei" w:hAnsi="Microsoft JhengHei" w:eastAsia="Microsoft JhengHei" w:cs="Microsoft JhengHei"/>
+          <w:b/>
+          <w:i w:val="0"/>
+          <w:color w:val="7C3B2D"/>
+          <w:sz w:val="38"/>
+        </w:rPr>
+        <w:t xml:space="preserve">投影片 29　</w:t>
+      </w:r>
+      <w:r>
+        <w:rPr>
+          <w:rFonts w:ascii="Microsoft JhengHei" w:hAnsi="Microsoft JhengHei" w:eastAsia="Microsoft JhengHei" w:cs="Microsoft JhengHei"/>
+          <w:b/>
+          <w:i w:val="0"/>
+          <w:color w:val="2B2016"/>
+          <w:sz w:val="38"/>
+        </w:rPr>
+        <w:t>威爾第：用一首歌，凝聚一個國家（音樂＝國力）</w:t>
+      </w:r>
+      <w:r>
+        <w:rPr>
+          <w:rFonts w:ascii="Microsoft JhengHei" w:hAnsi="Microsoft JhengHei" w:eastAsia="Microsoft JhengHei" w:cs="Microsoft JhengHei"/>
+          <w:b w:val="0"/>
+          <w:i w:val="0"/>
+          <w:color w:val="6A767A"/>
+          <w:sz w:val="24"/>
+        </w:rPr>
+        <w:t xml:space="preserve">　　⏱ 停留約 75 秒</w:t>
+      </w:r>
+    </w:p>
+    <w:p>
+      <w:pPr>
+        <w:spacing w:before="120" w:after="40" w:line="312" w:lineRule="auto"/>
+      </w:pPr>
+      <w:r>
+        <w:rPr>
+          <w:rFonts w:ascii="Microsoft JhengHei" w:hAnsi="Microsoft JhengHei" w:eastAsia="Microsoft JhengHei" w:cs="Microsoft JhengHei"/>
+          <w:b/>
+          <w:i w:val="0"/>
+          <w:color w:val="7C3B2D"/>
+          <w:sz w:val="24"/>
+        </w:rPr>
+        <w:t>講稿</w:t>
+      </w:r>
+    </w:p>
+    <w:p>
+      <w:pPr>
+        <w:spacing w:before="0" w:after="160" w:line="336" w:lineRule="auto"/>
+      </w:pPr>
+      <w:r>
+        <w:rPr>
+          <w:rFonts w:ascii="Microsoft JhengHei" w:hAnsi="Microsoft JhengHei" w:eastAsia="Microsoft JhengHei" w:cs="Microsoft JhengHei"/>
+          <w:b w:val="0"/>
+          <w:i w:val="0"/>
+          <w:color w:val="222A2D"/>
+          <w:sz w:val="36"/>
+        </w:rPr>
+        <w:t>現在把層次拉高到「國力」。十九世紀的義大利，四分五裂、國勢衰弱，還被外國統治著。但作曲家威爾第（Verdi）的歌劇，讓全民因為音樂而振奮。他的歌劇《那布果》（Nabucco）裡有一首〈Va, pensiero〉，是一群被擄的奴隸思念祖國的大合唱。這首歌，成了義大利統一運動（Risorgimento，義大利文「復興」的意思）的非官方國歌。當時外國政府嚴密審查，義大利人不能公開喊獨立，於是他們就高喊「Viva VERDI」——表面上是「威爾第萬歲」，其實 VERDI 這五個字母，是「義大利國王萬歲」那句話的縮寫暗號。你看，一段旋律，凝聚了一個還沒統一的國家。這，就是音樂的國力。</w:t>
+      </w:r>
+    </w:p>
+    <w:p>
+      <w:pPr>
+        <w:spacing w:before="80" w:after="40" w:line="312" w:lineRule="auto"/>
+      </w:pPr>
+      <w:r>
+        <w:rPr>
+          <w:rFonts w:ascii="Microsoft JhengHei" w:hAnsi="Microsoft JhengHei" w:eastAsia="Microsoft JhengHei" w:cs="Microsoft JhengHei"/>
+          <w:b/>
+          <w:i w:val="0"/>
+          <w:color w:val="856017"/>
+          <w:sz w:val="24"/>
+        </w:rPr>
+        <w:t>講義補充</w:t>
+      </w:r>
+    </w:p>
+    <w:p>
+      <w:pPr>
+        <w:pStyle w:val="ListBullet"/>
+        <w:spacing w:after="60" w:line="312" w:lineRule="auto"/>
+      </w:pPr>
+      <w:r>
+        <w:rPr>
+          <w:rFonts w:ascii="Microsoft JhengHei" w:hAnsi="Microsoft JhengHei" w:eastAsia="Microsoft JhengHei" w:cs="Microsoft JhengHei"/>
+          <w:b w:val="0"/>
+          <w:i w:val="0"/>
+          <w:color w:val="3C3328"/>
+          <w:sz w:val="28"/>
+        </w:rPr>
+        <w:t>威爾第《那布果》〈Va, pensiero〉成義大利統一運動（Risorgimento）非官方國歌。</w:t>
+      </w:r>
+    </w:p>
+    <w:p>
+      <w:pPr>
+        <w:pStyle w:val="ListBullet"/>
+        <w:spacing w:after="60" w:line="312" w:lineRule="auto"/>
+      </w:pPr>
+      <w:r>
+        <w:rPr>
+          <w:rFonts w:ascii="Microsoft JhengHei" w:hAnsi="Microsoft JhengHei" w:eastAsia="Microsoft JhengHei" w:cs="Microsoft JhengHei"/>
+          <w:b w:val="0"/>
+          <w:i w:val="0"/>
+          <w:color w:val="3C3328"/>
+          <w:sz w:val="28"/>
+        </w:rPr>
+        <w:t>「Viva VERDI」＝義大利國王維托里奧·埃馬努埃萊的縮寫暗號。</w:t>
+      </w:r>
+    </w:p>
+    <w:p>
+      <w:pPr>
+        <w:pStyle w:val="ListBullet"/>
+        <w:spacing w:after="60" w:line="312" w:lineRule="auto"/>
+      </w:pPr>
+      <w:r>
+        <w:rPr>
+          <w:rFonts w:ascii="Microsoft JhengHei" w:hAnsi="Microsoft JhengHei" w:eastAsia="Microsoft JhengHei" w:cs="Microsoft JhengHei"/>
+          <w:b w:val="0"/>
+          <w:i w:val="0"/>
+          <w:color w:val="3C3328"/>
+          <w:sz w:val="28"/>
+        </w:rPr>
+        <w:t>📖 名詞解釋｜Risorgimento（復興運動）：19 世紀義大利脫離外國統治、走向統一建國的運動。</w:t>
       </w:r>
     </w:p>
     <w:p>
@@ -2765,7 +3873,7 @@
           <w:color w:val="3E332A"/>
           <w:sz w:val="28"/>
         </w:rPr>
-        <w:t>播 BBC Proms 2015 終樂章合唱精華（00:00–04:16，https://www.youtube.com/watch?v=yf2rbcrZzDQ）。播前：「這就是那筆終身年金，最終養出來的聲音。」播後：「一筆贊助的複利，可以配息兩百年。」</w:t>
+        <w:t>可播〈Va, pensiero〉合唱約 3 分鐘。播前：「聽一個民族，如何用一首歌找回自己。」</w:t>
       </w:r>
     </w:p>
     <w:p>
@@ -2783,7 +3891,7 @@
           <w:color w:val="7C3B2D"/>
           <w:sz w:val="38"/>
         </w:rPr>
-        <w:t xml:space="preserve">投影片 18　</w:t>
+        <w:t xml:space="preserve">投影片 30　</w:t>
       </w:r>
       <w:r>
         <w:rPr>
@@ -2793,7 +3901,7 @@
           <w:color w:val="2B2016"/>
           <w:sz w:val="38"/>
         </w:rPr>
-        <w:t>公開音樂會：門票經濟誕生</w:t>
+        <w:t>普契尼：作曲家替國家寫下觀光財（音樂＝國家形象）</w:t>
       </w:r>
       <w:r>
         <w:rPr>
@@ -2803,7 +3911,7 @@
           <w:color w:val="6A767A"/>
           <w:sz w:val="24"/>
         </w:rPr>
-        <w:t xml:space="preserve">　　⏱ 停留約 70 秒</w:t>
+        <w:t xml:space="preserve">　　⏱ 停留約 75 秒</w:t>
       </w:r>
     </w:p>
     <w:p>
@@ -2833,7 +3941,7 @@
           <w:color w:val="222A2D"/>
           <w:sz w:val="36"/>
         </w:rPr>
-        <w:t>自由市場要能運作，得有一個關鍵基礎設施：賣票的場館。1748 年，牛津的霍利威爾音樂廳（Holywell Music Room）啟用，是歐洲最早的專用音樂廳之一。1781 年，萊比錫的格萬豪斯（Gewandhaus）啟用，還養了一支同名的格萬豪斯管弦樂團。這代表什麼？代表「門票經濟」誕生了。門票經濟最強大的地方，是它「可規模化」——一場演出可以賣很多張票，而且第一次有能力「捧紅」一位作曲家。對企業來說，啟示很清楚：把你的體驗票券化、把影響力做成可以複製的產品，才走得遠。</w:t>
+        <w:t>國家形象，還能直接變成觀光財。義大利作曲家普契尼（Puccini）的歌劇，就替一個個地方帶來實實在在的觀光收入。他的《蝴蝶夫人》故事發生在日本長崎，結果長崎的哥拉巴園，就因為這齣歌劇成了「蝴蝶夫人之家」，變成景點，一年吸引近兩百萬訪客；他的《托斯卡》把羅馬的地標寫成歌劇場景，這些地標就變成樂迷的朝聖點。各位聽出來了嗎？一個地方的觀光財，很多時候是作曲家替它寫出來的——音樂替一座城市寫下難以複製的氣質，然後這股氣質，能一直收門票、一直帶客人。對品牌來說也一樣：找對的音樂，能替你寫下一張讓人想靠近的名片。</w:t>
       </w:r>
     </w:p>
     <w:p>
@@ -2864,7 +3972,7 @@
           <w:color w:val="3C3328"/>
           <w:sz w:val="28"/>
         </w:rPr>
-        <w:t>牛津音樂廳（Holywell Music Room）1748。</w:t>
+        <w:t>-《蝴蝶夫人》→長崎哥拉巴園「蝴蝶夫人之家」，年訪客近 200 萬；《托斯卡》→羅馬地標朝聖點。</w:t>
       </w:r>
     </w:p>
     <w:p>
@@ -2880,758 +3988,7 @@
           <w:color w:val="3C3328"/>
           <w:sz w:val="28"/>
         </w:rPr>
-        <w:t>格萬豪斯（萊比錫）1781 啟用＋格萬豪斯管弦樂團。</w:t>
-      </w:r>
-    </w:p>
-    <w:p>
-      <w:pPr>
-        <w:pStyle w:val="ListBullet"/>
-        <w:spacing w:after="60" w:line="312" w:lineRule="auto"/>
-      </w:pPr>
-      <w:r>
-        <w:rPr>
-          <w:rFonts w:ascii="Microsoft JhengHei" w:hAnsi="Microsoft JhengHei" w:eastAsia="Microsoft JhengHei" w:cs="Microsoft JhengHei"/>
-          <w:b w:val="0"/>
-          <w:i w:val="0"/>
-          <w:color w:val="3C3328"/>
-          <w:sz w:val="28"/>
-        </w:rPr>
-        <w:t>門票經濟＝可規模化、捧出名人作曲家。</w:t>
-      </w:r>
-    </w:p>
-    <w:p>
-      <w:pPr>
-        <w:pStyle w:val="ListBullet"/>
-        <w:spacing w:after="60" w:line="312" w:lineRule="auto"/>
-      </w:pPr>
-      <w:r>
-        <w:rPr>
-          <w:rFonts w:ascii="Microsoft JhengHei" w:hAnsi="Microsoft JhengHei" w:eastAsia="Microsoft JhengHei" w:cs="Microsoft JhengHei"/>
-          <w:b w:val="0"/>
-          <w:i w:val="0"/>
-          <w:color w:val="3C3328"/>
-          <w:sz w:val="28"/>
-        </w:rPr>
-        <w:t>1824 年貝九首演藝術大捷、觀眾如雷喝采；門票經濟卻失靈：扣除場租與演出成本，貝多芬淨利僅約 420 弗洛林——「叫好」與「叫座」是兩回事。</w:t>
-      </w:r>
-    </w:p>
-    <w:p>
-      <w:pPr>
-        <w:pBdr>
-          <w:bottom w:val="single" w:sz="6" w:space="4" w:color="E4D9C3"/>
-        </w:pBdr>
-        <w:spacing w:before="240" w:after="80" w:line="312" w:lineRule="auto"/>
-      </w:pPr>
-      <w:r>
-        <w:rPr>
-          <w:rFonts w:ascii="Microsoft JhengHei" w:hAnsi="Microsoft JhengHei" w:eastAsia="Microsoft JhengHei" w:cs="Microsoft JhengHei"/>
-          <w:b/>
-          <w:i w:val="0"/>
-          <w:color w:val="7C3B2D"/>
-          <w:sz w:val="38"/>
-        </w:rPr>
-        <w:t xml:space="preserve">投影片 19　</w:t>
-      </w:r>
-      <w:r>
-        <w:rPr>
-          <w:rFonts w:ascii="Microsoft JhengHei" w:hAnsi="Microsoft JhengHei" w:eastAsia="Microsoft JhengHei" w:cs="Microsoft JhengHei"/>
-          <w:b/>
-          <w:i w:val="0"/>
-          <w:color w:val="2B2016"/>
-          <w:sz w:val="38"/>
-        </w:rPr>
-        <w:t>出版與鋼琴製造：產業鏈成形</w:t>
-      </w:r>
-      <w:r>
-        <w:rPr>
-          <w:rFonts w:ascii="Microsoft JhengHei" w:hAnsi="Microsoft JhengHei" w:eastAsia="Microsoft JhengHei" w:cs="Microsoft JhengHei"/>
-          <w:b w:val="0"/>
-          <w:i w:val="0"/>
-          <w:color w:val="6A767A"/>
-          <w:sz w:val="24"/>
-        </w:rPr>
-        <w:t xml:space="preserve">　　⏱ 停留約 90 秒</w:t>
-      </w:r>
-    </w:p>
-    <w:p>
-      <w:pPr>
-        <w:spacing w:before="120" w:after="40" w:line="312" w:lineRule="auto"/>
-      </w:pPr>
-      <w:r>
-        <w:rPr>
-          <w:rFonts w:ascii="Microsoft JhengHei" w:hAnsi="Microsoft JhengHei" w:eastAsia="Microsoft JhengHei" w:cs="Microsoft JhengHei"/>
-          <w:b/>
-          <w:i w:val="0"/>
-          <w:color w:val="7C3B2D"/>
-          <w:sz w:val="24"/>
-        </w:rPr>
-        <w:t>講稿</w:t>
-      </w:r>
-    </w:p>
-    <w:p>
-      <w:pPr>
-        <w:spacing w:before="0" w:after="160" w:line="336" w:lineRule="auto"/>
-      </w:pPr>
-      <w:r>
-        <w:rPr>
-          <w:rFonts w:ascii="Microsoft JhengHei" w:hAnsi="Microsoft JhengHei" w:eastAsia="Microsoft JhengHei" w:cs="Microsoft JhengHei"/>
-          <w:b w:val="0"/>
-          <w:i w:val="0"/>
-          <w:color w:val="222A2D"/>
-          <w:sz w:val="36"/>
-        </w:rPr>
-        <w:t>有了音樂會，還要有內容通路和硬體，整條產業鏈才完整。先看出版：Breitkopf &amp; Härtel 1719 年在萊比錫創立，1795 年 Härtel 加入後，推出作曲家「全集」（Oeuvres complètes）的概念——這其實是最早的「產品線管理」，把一位作曲家的作品系統化、品牌化地賣。另一家 Artaria 1770 年在維也納，是當時的樞紐，出版海頓和貝多芬，還兼賣樂器和樂譜。再看硬體：英國的 Broadwood 1773 年改良方形鋼琴和踏板，海頓 1791 年用過，貝多芬 1817 年還獲贈一台；法國的埃拉爾（Érard）1777 年創立，發明了關鍵的雙擒縱（double escapement）技術——這個技術，待會兒講李斯特時還會出現。硬體、內容、通路，一條龍，這門生意才賺得久。</w:t>
-      </w:r>
-    </w:p>
-    <w:p>
-      <w:pPr>
-        <w:spacing w:before="80" w:after="40" w:line="312" w:lineRule="auto"/>
-      </w:pPr>
-      <w:r>
-        <w:rPr>
-          <w:rFonts w:ascii="Microsoft JhengHei" w:hAnsi="Microsoft JhengHei" w:eastAsia="Microsoft JhengHei" w:cs="Microsoft JhengHei"/>
-          <w:b/>
-          <w:i w:val="0"/>
-          <w:color w:val="856017"/>
-          <w:sz w:val="24"/>
-        </w:rPr>
-        <w:t>講義補充</w:t>
-      </w:r>
-    </w:p>
-    <w:p>
-      <w:pPr>
-        <w:pStyle w:val="ListBullet"/>
-        <w:spacing w:after="60" w:line="312" w:lineRule="auto"/>
-      </w:pPr>
-      <w:r>
-        <w:rPr>
-          <w:rFonts w:ascii="Microsoft JhengHei" w:hAnsi="Microsoft JhengHei" w:eastAsia="Microsoft JhengHei" w:cs="Microsoft JhengHei"/>
-          <w:b w:val="0"/>
-          <w:i w:val="0"/>
-          <w:color w:val="3C3328"/>
-          <w:sz w:val="28"/>
-        </w:rPr>
-        <w:t>Breitkopf &amp; Härtel（萊比錫 1719；1795 推全集＝產品線管理）。</w:t>
-      </w:r>
-    </w:p>
-    <w:p>
-      <w:pPr>
-        <w:pStyle w:val="ListBullet"/>
-        <w:spacing w:after="60" w:line="312" w:lineRule="auto"/>
-      </w:pPr>
-      <w:r>
-        <w:rPr>
-          <w:rFonts w:ascii="Microsoft JhengHei" w:hAnsi="Microsoft JhengHei" w:eastAsia="Microsoft JhengHei" w:cs="Microsoft JhengHei"/>
-          <w:b w:val="0"/>
-          <w:i w:val="0"/>
-          <w:color w:val="3C3328"/>
-          <w:sz w:val="28"/>
-        </w:rPr>
-        <w:t>Artaria（維也納 1770，樞紐）。</w:t>
-      </w:r>
-    </w:p>
-    <w:p>
-      <w:pPr>
-        <w:pStyle w:val="ListBullet"/>
-        <w:spacing w:after="60" w:line="312" w:lineRule="auto"/>
-      </w:pPr>
-      <w:r>
-        <w:rPr>
-          <w:rFonts w:ascii="Microsoft JhengHei" w:hAnsi="Microsoft JhengHei" w:eastAsia="Microsoft JhengHei" w:cs="Microsoft JhengHei"/>
-          <w:b w:val="0"/>
-          <w:i w:val="0"/>
-          <w:color w:val="3C3328"/>
-          <w:sz w:val="28"/>
-        </w:rPr>
-        <w:t>Broadwood（英 1773，方形鋼琴+踏板；海頓 1791 用、貝多芬 1817 獲贈）。</w:t>
-      </w:r>
-    </w:p>
-    <w:p>
-      <w:pPr>
-        <w:pStyle w:val="ListBullet"/>
-        <w:spacing w:after="60" w:line="312" w:lineRule="auto"/>
-      </w:pPr>
-      <w:r>
-        <w:rPr>
-          <w:rFonts w:ascii="Microsoft JhengHei" w:hAnsi="Microsoft JhengHei" w:eastAsia="Microsoft JhengHei" w:cs="Microsoft JhengHei"/>
-          <w:b w:val="0"/>
-          <w:i w:val="0"/>
-          <w:color w:val="3C3328"/>
-          <w:sz w:val="28"/>
-        </w:rPr>
-        <w:t>埃拉爾 Érard（法 1777，雙擒縱）。</w:t>
-      </w:r>
-    </w:p>
-    <w:p>
-      <w:pPr>
-        <w:pStyle w:val="ListBullet"/>
-        <w:spacing w:after="60" w:line="312" w:lineRule="auto"/>
-      </w:pPr>
-      <w:r>
-        <w:rPr>
-          <w:rFonts w:ascii="Microsoft JhengHei" w:hAnsi="Microsoft JhengHei" w:eastAsia="Microsoft JhengHei" w:cs="Microsoft JhengHei"/>
-          <w:b w:val="0"/>
-          <w:i w:val="0"/>
-          <w:color w:val="3C3328"/>
-          <w:sz w:val="28"/>
-        </w:rPr>
-        <w:t>📖 名詞解釋｜雙擒縱（double escapement）：艾拉爾（Érard）1821 年專利，讓琴鍵未完全回彈即可快速重複同音；這項樂器商的革新催生炫技演奏，現代平台鋼琴沿用至今。</w:t>
-      </w:r>
-    </w:p>
-    <w:p>
-      <w:pPr>
-        <w:pBdr>
-          <w:bottom w:val="single" w:sz="6" w:space="4" w:color="E4D9C3"/>
-        </w:pBdr>
-        <w:spacing w:before="240" w:after="80" w:line="312" w:lineRule="auto"/>
-      </w:pPr>
-      <w:r>
-        <w:rPr>
-          <w:rFonts w:ascii="Microsoft JhengHei" w:hAnsi="Microsoft JhengHei" w:eastAsia="Microsoft JhengHei" w:cs="Microsoft JhengHei"/>
-          <w:b/>
-          <w:i w:val="0"/>
-          <w:color w:val="7C3B2D"/>
-          <w:sz w:val="38"/>
-        </w:rPr>
-        <w:t xml:space="preserve">投影片 20　</w:t>
-      </w:r>
-      <w:r>
-        <w:rPr>
-          <w:rFonts w:ascii="Microsoft JhengHei" w:hAnsi="Microsoft JhengHei" w:eastAsia="Microsoft JhengHei" w:cs="Microsoft JhengHei"/>
-          <w:b/>
-          <w:i w:val="0"/>
-          <w:color w:val="2B2016"/>
-          <w:sz w:val="38"/>
-        </w:rPr>
-        <w:t>古典代表曲（樂譜頁）</w:t>
-      </w:r>
-      <w:r>
-        <w:rPr>
-          <w:rFonts w:ascii="Microsoft JhengHei" w:hAnsi="Microsoft JhengHei" w:eastAsia="Microsoft JhengHei" w:cs="Microsoft JhengHei"/>
-          <w:b w:val="0"/>
-          <w:i w:val="0"/>
-          <w:color w:val="6A767A"/>
-          <w:sz w:val="24"/>
-        </w:rPr>
-        <w:t xml:space="preserve">　　⏱ 停留約 40 秒</w:t>
-      </w:r>
-    </w:p>
-    <w:p>
-      <w:pPr>
-        <w:spacing w:before="120" w:after="40" w:line="312" w:lineRule="auto"/>
-      </w:pPr>
-      <w:r>
-        <w:rPr>
-          <w:rFonts w:ascii="Microsoft JhengHei" w:hAnsi="Microsoft JhengHei" w:eastAsia="Microsoft JhengHei" w:cs="Microsoft JhengHei"/>
-          <w:b/>
-          <w:i w:val="0"/>
-          <w:color w:val="7C3B2D"/>
-          <w:sz w:val="24"/>
-        </w:rPr>
-        <w:t>講稿</w:t>
-      </w:r>
-    </w:p>
-    <w:p>
-      <w:pPr>
-        <w:spacing w:before="0" w:after="160" w:line="336" w:lineRule="auto"/>
-      </w:pPr>
-      <w:r>
-        <w:rPr>
-          <w:rFonts w:ascii="Microsoft JhengHei" w:hAnsi="Microsoft JhengHei" w:eastAsia="Microsoft JhengHei" w:cs="Microsoft JhengHei"/>
-          <w:b w:val="0"/>
-          <w:i w:val="0"/>
-          <w:color w:val="222A2D"/>
-          <w:sz w:val="36"/>
-        </w:rPr>
-        <w:t>用一頁樂譜替古典時期收尾。如果巴洛克的關鍵字是「秩序」，古典的關鍵字就是「均衡與優雅」——結構清晰、旋律好記。為什麼好記這麼重要？因為在自由市場裡，一段能被大眾哼出來的旋律，就是最好的行銷。記得住，才賣得動。</w:t>
-      </w:r>
-    </w:p>
-    <w:p>
-      <w:pPr>
-        <w:spacing w:before="80" w:after="40" w:line="312" w:lineRule="auto"/>
-      </w:pPr>
-      <w:r>
-        <w:rPr>
-          <w:rFonts w:ascii="Microsoft JhengHei" w:hAnsi="Microsoft JhengHei" w:eastAsia="Microsoft JhengHei" w:cs="Microsoft JhengHei"/>
-          <w:b/>
-          <w:i w:val="0"/>
-          <w:color w:val="856017"/>
-          <w:sz w:val="24"/>
-        </w:rPr>
-        <w:t>講義補充</w:t>
-      </w:r>
-    </w:p>
-    <w:p>
-      <w:pPr>
-        <w:pStyle w:val="ListBullet"/>
-        <w:spacing w:after="60" w:line="312" w:lineRule="auto"/>
-      </w:pPr>
-      <w:r>
-        <w:rPr>
-          <w:rFonts w:ascii="Microsoft JhengHei" w:hAnsi="Microsoft JhengHei" w:eastAsia="Microsoft JhengHei" w:cs="Microsoft JhengHei"/>
-          <w:b w:val="0"/>
-          <w:i w:val="0"/>
-          <w:color w:val="3C3328"/>
-          <w:sz w:val="28"/>
-        </w:rPr>
-        <w:t>樂譜佔位 d2-classical-melody/piano。</w:t>
-      </w:r>
-    </w:p>
-    <w:p>
-      <w:pPr>
-        <w:pStyle w:val="ListBullet"/>
-        <w:spacing w:after="60" w:line="312" w:lineRule="auto"/>
-      </w:pPr>
-      <w:r>
-        <w:rPr>
-          <w:rFonts w:ascii="Microsoft JhengHei" w:hAnsi="Microsoft JhengHei" w:eastAsia="Microsoft JhengHei" w:cs="Microsoft JhengHei"/>
-          <w:b w:val="0"/>
-          <w:i w:val="0"/>
-          <w:color w:val="3C3328"/>
-          <w:sz w:val="28"/>
-        </w:rPr>
-        <w:t>古典聲音特徵：均衡、優雅、結構清晰、旋律可記憶。</w:t>
-      </w:r>
-    </w:p>
-    <w:p>
-      <w:pPr>
-        <w:pBdr>
-          <w:bottom w:val="single" w:sz="6" w:space="4" w:color="E4D9C3"/>
-        </w:pBdr>
-        <w:spacing w:before="240" w:after="80" w:line="312" w:lineRule="auto"/>
-      </w:pPr>
-      <w:r>
-        <w:rPr>
-          <w:rFonts w:ascii="Microsoft JhengHei" w:hAnsi="Microsoft JhengHei" w:eastAsia="Microsoft JhengHei" w:cs="Microsoft JhengHei"/>
-          <w:b/>
-          <w:i w:val="0"/>
-          <w:color w:val="7C3B2D"/>
-          <w:sz w:val="38"/>
-        </w:rPr>
-        <w:t xml:space="preserve">投影片 21　</w:t>
-      </w:r>
-      <w:r>
-        <w:rPr>
-          <w:rFonts w:ascii="Microsoft JhengHei" w:hAnsi="Microsoft JhengHei" w:eastAsia="Microsoft JhengHei" w:cs="Microsoft JhengHei"/>
-          <w:b/>
-          <w:i w:val="0"/>
-          <w:color w:val="2B2016"/>
-          <w:sz w:val="38"/>
-        </w:rPr>
-        <w:t>第三站：浪漫——明星市場與個人 IP</w:t>
-      </w:r>
-      <w:r>
-        <w:rPr>
-          <w:rFonts w:ascii="Microsoft JhengHei" w:hAnsi="Microsoft JhengHei" w:eastAsia="Microsoft JhengHei" w:cs="Microsoft JhengHei"/>
-          <w:b w:val="0"/>
-          <w:i w:val="0"/>
-          <w:color w:val="6A767A"/>
-          <w:sz w:val="24"/>
-        </w:rPr>
-        <w:t xml:space="preserve">　　⏱ 停留約 45 秒</w:t>
-      </w:r>
-    </w:p>
-    <w:p>
-      <w:pPr>
-        <w:spacing w:before="120" w:after="40" w:line="312" w:lineRule="auto"/>
-      </w:pPr>
-      <w:r>
-        <w:rPr>
-          <w:rFonts w:ascii="Microsoft JhengHei" w:hAnsi="Microsoft JhengHei" w:eastAsia="Microsoft JhengHei" w:cs="Microsoft JhengHei"/>
-          <w:b/>
-          <w:i w:val="0"/>
-          <w:color w:val="7C3B2D"/>
-          <w:sz w:val="24"/>
-        </w:rPr>
-        <w:t>講稿</w:t>
-      </w:r>
-    </w:p>
-    <w:p>
-      <w:pPr>
-        <w:spacing w:before="0" w:after="160" w:line="336" w:lineRule="auto"/>
-      </w:pPr>
-      <w:r>
-        <w:rPr>
-          <w:rFonts w:ascii="Microsoft JhengHei" w:hAnsi="Microsoft JhengHei" w:eastAsia="Microsoft JhengHei" w:cs="Microsoft JhengHei"/>
-          <w:b w:val="0"/>
-          <w:i w:val="0"/>
-          <w:color w:val="222A2D"/>
-          <w:sz w:val="36"/>
-        </w:rPr>
-        <w:t>第三站，浪漫時期，大約 1820 到 1900 年。這個時代，是布爾喬亞（bourgeoisie）——也就是有錢的中產階級——的市場，徹底定義了音樂的生產與流通。藝術變成了「消費品」，而藝術家，變成了「個人 IP」、變成了品牌。如果說古典時代是「賣作品」，浪漫時代就是「賣人」。</w:t>
-      </w:r>
-    </w:p>
-    <w:p>
-      <w:pPr>
-        <w:spacing w:before="80" w:after="40" w:line="312" w:lineRule="auto"/>
-      </w:pPr>
-      <w:r>
-        <w:rPr>
-          <w:rFonts w:ascii="Microsoft JhengHei" w:hAnsi="Microsoft JhengHei" w:eastAsia="Microsoft JhengHei" w:cs="Microsoft JhengHei"/>
-          <w:b/>
-          <w:i w:val="0"/>
-          <w:color w:val="856017"/>
-          <w:sz w:val="24"/>
-        </w:rPr>
-        <w:t>講義補充</w:t>
-      </w:r>
-    </w:p>
-    <w:p>
-      <w:pPr>
-        <w:pStyle w:val="ListBullet"/>
-        <w:spacing w:after="60" w:line="312" w:lineRule="auto"/>
-      </w:pPr>
-      <w:r>
-        <w:rPr>
-          <w:rFonts w:ascii="Microsoft JhengHei" w:hAnsi="Microsoft JhengHei" w:eastAsia="Microsoft JhengHei" w:cs="Microsoft JhengHei"/>
-          <w:b w:val="0"/>
-          <w:i w:val="0"/>
-          <w:color w:val="3C3328"/>
-          <w:sz w:val="28"/>
-        </w:rPr>
-        <w:t>浪漫約 1820–1900。</w:t>
-      </w:r>
-    </w:p>
-    <w:p>
-      <w:pPr>
-        <w:pStyle w:val="ListBullet"/>
-        <w:spacing w:after="60" w:line="312" w:lineRule="auto"/>
-      </w:pPr>
-      <w:r>
-        <w:rPr>
-          <w:rFonts w:ascii="Microsoft JhengHei" w:hAnsi="Microsoft JhengHei" w:eastAsia="Microsoft JhengHei" w:cs="Microsoft JhengHei"/>
-          <w:b w:val="0"/>
-          <w:i w:val="0"/>
-          <w:color w:val="3C3328"/>
-          <w:sz w:val="28"/>
-        </w:rPr>
-        <w:t>布爾喬亞市場定義生產流通。</w:t>
-      </w:r>
-    </w:p>
-    <w:p>
-      <w:pPr>
-        <w:pStyle w:val="ListBullet"/>
-        <w:spacing w:after="60" w:line="312" w:lineRule="auto"/>
-      </w:pPr>
-      <w:r>
-        <w:rPr>
-          <w:rFonts w:ascii="Microsoft JhengHei" w:hAnsi="Microsoft JhengHei" w:eastAsia="Microsoft JhengHei" w:cs="Microsoft JhengHei"/>
-          <w:b w:val="0"/>
-          <w:i w:val="0"/>
-          <w:color w:val="3C3328"/>
-          <w:sz w:val="28"/>
-        </w:rPr>
-        <w:t>藝術＝消費品、藝術家＝個人 IP。</w:t>
-      </w:r>
-    </w:p>
-    <w:p>
-      <w:pPr>
-        <w:pBdr>
-          <w:bottom w:val="single" w:sz="6" w:space="4" w:color="E4D9C3"/>
-        </w:pBdr>
-        <w:spacing w:before="240" w:after="80" w:line="312" w:lineRule="auto"/>
-      </w:pPr>
-      <w:r>
-        <w:rPr>
-          <w:rFonts w:ascii="Microsoft JhengHei" w:hAnsi="Microsoft JhengHei" w:eastAsia="Microsoft JhengHei" w:cs="Microsoft JhengHei"/>
-          <w:b/>
-          <w:i w:val="0"/>
-          <w:color w:val="7C3B2D"/>
-          <w:sz w:val="38"/>
-        </w:rPr>
-        <w:t xml:space="preserve">投影片 22　</w:t>
-      </w:r>
-      <w:r>
-        <w:rPr>
-          <w:rFonts w:ascii="Microsoft JhengHei" w:hAnsi="Microsoft JhengHei" w:eastAsia="Microsoft JhengHei" w:cs="Microsoft JhengHei"/>
-          <w:b/>
-          <w:i w:val="0"/>
-          <w:color w:val="2B2016"/>
-          <w:sz w:val="38"/>
-        </w:rPr>
-        <w:t>同代美術：德拉克洛瓦《自由引導人民》——藝術與國族主義</w:t>
-      </w:r>
-      <w:r>
-        <w:rPr>
-          <w:rFonts w:ascii="Microsoft JhengHei" w:hAnsi="Microsoft JhengHei" w:eastAsia="Microsoft JhengHei" w:cs="Microsoft JhengHei"/>
-          <w:b w:val="0"/>
-          <w:i w:val="0"/>
-          <w:color w:val="6A767A"/>
-          <w:sz w:val="24"/>
-        </w:rPr>
-        <w:t xml:space="preserve">　　⏱ 停留約 70 秒</w:t>
-      </w:r>
-    </w:p>
-    <w:p>
-      <w:pPr>
-        <w:spacing w:before="120" w:after="40" w:line="312" w:lineRule="auto"/>
-      </w:pPr>
-      <w:r>
-        <w:rPr>
-          <w:rFonts w:ascii="Microsoft JhengHei" w:hAnsi="Microsoft JhengHei" w:eastAsia="Microsoft JhengHei" w:cs="Microsoft JhengHei"/>
-          <w:b/>
-          <w:i w:val="0"/>
-          <w:color w:val="7C3B2D"/>
-          <w:sz w:val="24"/>
-        </w:rPr>
-        <w:t>講稿</w:t>
-      </w:r>
-    </w:p>
-    <w:p>
-      <w:pPr>
-        <w:spacing w:before="0" w:after="160" w:line="336" w:lineRule="auto"/>
-      </w:pPr>
-      <w:r>
-        <w:rPr>
-          <w:rFonts w:ascii="Microsoft JhengHei" w:hAnsi="Microsoft JhengHei" w:eastAsia="Microsoft JhengHei" w:cs="Microsoft JhengHei"/>
-          <w:b w:val="0"/>
-          <w:i w:val="0"/>
-          <w:color w:val="222A2D"/>
-          <w:sz w:val="36"/>
-        </w:rPr>
-        <w:t>浪漫站的同代美術，就是這幅《自由引導人民》。注意，它跟上一幅不一樣——不是委託案。1830 年七月革命後，德拉克洛瓦（Eugène Delacroix）自主創作了它，1831 年在沙龍展出，法國政府用三千法郎買下，原本想掛在盧森堡宮，提醒新國王路易-菲利普（Louis-Philippe）：你的王位是革命給的。結果政治訊息太強，掛沒多久就被收起來，直到 1874 年才正式進入羅浮宮。後來，它被印上一百法郎紙鈔，全國人天天摸著它過日子。這跟同時代的威爾第是同一件事——藝術一旦與民族情感綁定，力量和麻煩都會放大；政府買畫、群眾買票，買的都是認同。待會兒講到威爾第與義大利，請把這幅畫放在心裡。</w:t>
-      </w:r>
-    </w:p>
-    <w:p>
-      <w:pPr>
-        <w:spacing w:before="80" w:after="40" w:line="312" w:lineRule="auto"/>
-      </w:pPr>
-      <w:r>
-        <w:rPr>
-          <w:rFonts w:ascii="Microsoft JhengHei" w:hAnsi="Microsoft JhengHei" w:eastAsia="Microsoft JhengHei" w:cs="Microsoft JhengHei"/>
-          <w:b/>
-          <w:i w:val="0"/>
-          <w:color w:val="856017"/>
-          <w:sz w:val="24"/>
-        </w:rPr>
-        <w:t>講義補充</w:t>
-      </w:r>
-    </w:p>
-    <w:p>
-      <w:pPr>
-        <w:pStyle w:val="ListBullet"/>
-        <w:spacing w:after="60" w:line="312" w:lineRule="auto"/>
-      </w:pPr>
-      <w:r>
-        <w:rPr>
-          <w:rFonts w:ascii="Microsoft JhengHei" w:hAnsi="Microsoft JhengHei" w:eastAsia="Microsoft JhengHei" w:cs="Microsoft JhengHei"/>
-          <w:b w:val="0"/>
-          <w:i w:val="0"/>
-          <w:color w:val="3C3328"/>
-          <w:sz w:val="28"/>
-        </w:rPr>
-        <w:t>原文題名《La Liberté guidant le peuple》，現藏羅浮宮。</w:t>
-      </w:r>
-    </w:p>
-    <w:p>
-      <w:pPr>
-        <w:pStyle w:val="ListBullet"/>
-        <w:spacing w:after="60" w:line="312" w:lineRule="auto"/>
-      </w:pPr>
-      <w:r>
-        <w:rPr>
-          <w:rFonts w:ascii="Microsoft JhengHei" w:hAnsi="Microsoft JhengHei" w:eastAsia="Microsoft JhengHei" w:cs="Microsoft JhengHei"/>
-          <w:b w:val="0"/>
-          <w:i w:val="0"/>
-          <w:color w:val="3C3328"/>
-          <w:sz w:val="28"/>
-        </w:rPr>
-        <w:t>1831 沙龍入選展出；1831-08 由法國政府（商業暨公共工程部）以 3,000 法郎向畫家本人購藏——是收購、不是委託。</w:t>
-      </w:r>
-    </w:p>
-    <w:p>
-      <w:pPr>
-        <w:pStyle w:val="ListBullet"/>
-        <w:spacing w:after="60" w:line="312" w:lineRule="auto"/>
-      </w:pPr>
-      <w:r>
-        <w:rPr>
-          <w:rFonts w:ascii="Microsoft JhengHei" w:hAnsi="Microsoft JhengHei" w:eastAsia="Microsoft JhengHei" w:cs="Microsoft JhengHei"/>
-          <w:b w:val="0"/>
-          <w:i w:val="0"/>
-          <w:color w:val="3C3328"/>
-          <w:sz w:val="28"/>
-        </w:rPr>
-        <w:t>原擬掛盧森堡宮警示「公民國王」路易-菲利普；因政治敏感短暫陳列即撤下，1874 年（第三共和）正式入藏羅浮宮。</w:t>
-      </w:r>
-    </w:p>
-    <w:p>
-      <w:pPr>
-        <w:pStyle w:val="ListBullet"/>
-        <w:spacing w:after="60" w:line="312" w:lineRule="auto"/>
-      </w:pPr>
-      <w:r>
-        <w:rPr>
-          <w:rFonts w:ascii="Microsoft JhengHei" w:hAnsi="Microsoft JhengHei" w:eastAsia="Microsoft JhengHei" w:cs="Microsoft JhengHei"/>
-          <w:b w:val="0"/>
-          <w:i w:val="0"/>
-          <w:color w:val="3C3328"/>
-          <w:sz w:val="28"/>
-        </w:rPr>
-        <w:t>1978–1995 圖像印於法國 100 法郎紙鈔＝國家視覺識別。</w:t>
-      </w:r>
-    </w:p>
-    <w:p>
-      <w:pPr>
-        <w:pStyle w:val="ListBullet"/>
-        <w:spacing w:after="60" w:line="312" w:lineRule="auto"/>
-      </w:pPr>
-      <w:r>
-        <w:rPr>
-          <w:rFonts w:ascii="Microsoft JhengHei" w:hAnsi="Microsoft JhengHei" w:eastAsia="Microsoft JhengHei" w:cs="Microsoft JhengHei"/>
-          <w:b w:val="0"/>
-          <w:i w:val="0"/>
-          <w:color w:val="3C3328"/>
-          <w:sz w:val="28"/>
-        </w:rPr>
-        <w:t>與威爾第復興運動同拍：藝術×國族主義。</w:t>
-      </w:r>
-    </w:p>
-    <w:p>
-      <w:pPr>
-        <w:pBdr>
-          <w:bottom w:val="single" w:sz="6" w:space="4" w:color="E4D9C3"/>
-        </w:pBdr>
-        <w:spacing w:before="240" w:after="80" w:line="312" w:lineRule="auto"/>
-      </w:pPr>
-      <w:r>
-        <w:rPr>
-          <w:rFonts w:ascii="Microsoft JhengHei" w:hAnsi="Microsoft JhengHei" w:eastAsia="Microsoft JhengHei" w:cs="Microsoft JhengHei"/>
-          <w:b/>
-          <w:i w:val="0"/>
-          <w:color w:val="7C3B2D"/>
-          <w:sz w:val="38"/>
-        </w:rPr>
-        <w:t xml:space="preserve">投影片 23　</w:t>
-      </w:r>
-      <w:r>
-        <w:rPr>
-          <w:rFonts w:ascii="Microsoft JhengHei" w:hAnsi="Microsoft JhengHei" w:eastAsia="Microsoft JhengHei" w:cs="Microsoft JhengHei"/>
-          <w:b/>
-          <w:i w:val="0"/>
-          <w:color w:val="2B2016"/>
-          <w:sz w:val="38"/>
-        </w:rPr>
-        <w:t>帕格尼尼與李斯特：最早的搖滾巨星</w:t>
-      </w:r>
-      <w:r>
-        <w:rPr>
-          <w:rFonts w:ascii="Microsoft JhengHei" w:hAnsi="Microsoft JhengHei" w:eastAsia="Microsoft JhengHei" w:cs="Microsoft JhengHei"/>
-          <w:b w:val="0"/>
-          <w:i w:val="0"/>
-          <w:color w:val="6A767A"/>
-          <w:sz w:val="24"/>
-        </w:rPr>
-        <w:t xml:space="preserve">　　⏱ 停留約 105 秒</w:t>
-      </w:r>
-    </w:p>
-    <w:p>
-      <w:pPr>
-        <w:spacing w:before="120" w:after="40" w:line="312" w:lineRule="auto"/>
-      </w:pPr>
-      <w:r>
-        <w:rPr>
-          <w:rFonts w:ascii="Microsoft JhengHei" w:hAnsi="Microsoft JhengHei" w:eastAsia="Microsoft JhengHei" w:cs="Microsoft JhengHei"/>
-          <w:b/>
-          <w:i w:val="0"/>
-          <w:color w:val="7C3B2D"/>
-          <w:sz w:val="24"/>
-        </w:rPr>
-        <w:t>講稿</w:t>
-      </w:r>
-    </w:p>
-    <w:p>
-      <w:pPr>
-        <w:spacing w:before="0" w:after="160" w:line="336" w:lineRule="auto"/>
-      </w:pPr>
-      <w:r>
-        <w:rPr>
-          <w:rFonts w:ascii="Microsoft JhengHei" w:hAnsi="Microsoft JhengHei" w:eastAsia="Microsoft JhengHei" w:cs="Microsoft JhengHei"/>
-          <w:b w:val="0"/>
-          <w:i w:val="0"/>
-          <w:color w:val="222A2D"/>
-          <w:sz w:val="36"/>
-        </w:rPr>
-        <w:t>浪漫時代催生了人類最早的「搖滾巨星」。第一位是帕格尼尼（Niccolò Paganini，1782–1840），小提琴炫技傳奇，技術好到當時有人傳說他把靈魂賣給了魔鬼。他是最早的商業偶像：巡演場場爆滿、票價奇高，還賣自己的肖像周邊——一套完整的明星經濟，兩百年前就玩起來了。第二位是李斯特（Franz Liszt，1811–1886），鋼琴界的偶像。這裡有個關鍵的商業細節：1823 年起，鋼琴商埃拉爾（Érard）力挺李斯特，不只提供鋼琴，還幫他引介宮廷圈子——這就是最早的「代言行銷」，樂器商贊助明星，明星替樂器背書。李斯特把帕格尼尼的小提琴名曲改編成鋼琴曲《鐘》（La Campanella），難到非得用埃拉爾的雙擒縱技術才彈得了。1840 年代，全歐洲掀起「李斯特狂熱」（Lisztomania），女粉絲為他瘋狂——是不是很耳熟？我們來聽聽這首《鐘》。</w:t>
-      </w:r>
-    </w:p>
-    <w:p>
-      <w:pPr>
-        <w:spacing w:before="80" w:after="40" w:line="312" w:lineRule="auto"/>
-      </w:pPr>
-      <w:r>
-        <w:rPr>
-          <w:rFonts w:ascii="Microsoft JhengHei" w:hAnsi="Microsoft JhengHei" w:eastAsia="Microsoft JhengHei" w:cs="Microsoft JhengHei"/>
-          <w:b/>
-          <w:i w:val="0"/>
-          <w:color w:val="856017"/>
-          <w:sz w:val="24"/>
-        </w:rPr>
-        <w:t>講義補充</w:t>
-      </w:r>
-    </w:p>
-    <w:p>
-      <w:pPr>
-        <w:pStyle w:val="ListBullet"/>
-        <w:spacing w:after="60" w:line="312" w:lineRule="auto"/>
-      </w:pPr>
-      <w:r>
-        <w:rPr>
-          <w:rFonts w:ascii="Microsoft JhengHei" w:hAnsi="Microsoft JhengHei" w:eastAsia="Microsoft JhengHei" w:cs="Microsoft JhengHei"/>
-          <w:b w:val="0"/>
-          <w:i w:val="0"/>
-          <w:color w:val="3C3328"/>
-          <w:sz w:val="28"/>
-        </w:rPr>
-        <w:t>帕格尼尼（1782–1840）小提琴炫技、最早商業偶像、巡演高票價、肖像周邊。</w:t>
-      </w:r>
-    </w:p>
-    <w:p>
-      <w:pPr>
-        <w:pStyle w:val="ListBullet"/>
-        <w:spacing w:after="60" w:line="312" w:lineRule="auto"/>
-      </w:pPr>
-      <w:r>
-        <w:rPr>
-          <w:rFonts w:ascii="Microsoft JhengHei" w:hAnsi="Microsoft JhengHei" w:eastAsia="Microsoft JhengHei" w:cs="Microsoft JhengHei"/>
-          <w:b w:val="0"/>
-          <w:i w:val="0"/>
-          <w:color w:val="3C3328"/>
-          <w:sz w:val="28"/>
-        </w:rPr>
-        <w:t>李斯特（1811–1886）；1823 起埃拉爾力挺（鋼琴+宮廷引介）。-《鐘 La Campanella》需雙擒縱。</w:t>
-      </w:r>
-    </w:p>
-    <w:p>
-      <w:pPr>
-        <w:pStyle w:val="ListBullet"/>
-        <w:spacing w:after="60" w:line="312" w:lineRule="auto"/>
-      </w:pPr>
-      <w:r>
-        <w:rPr>
-          <w:rFonts w:ascii="Microsoft JhengHei" w:hAnsi="Microsoft JhengHei" w:eastAsia="Microsoft JhengHei" w:cs="Microsoft JhengHei"/>
-          <w:b w:val="0"/>
-          <w:i w:val="0"/>
-          <w:color w:val="3C3328"/>
-          <w:sz w:val="28"/>
-        </w:rPr>
-        <w:t>1840s「李斯特狂熱 Lisztomania」。</w:t>
-      </w:r>
-    </w:p>
-    <w:p>
-      <w:pPr>
-        <w:pStyle w:val="ListBullet"/>
-        <w:spacing w:after="60" w:line="312" w:lineRule="auto"/>
-      </w:pPr>
-      <w:r>
-        <w:rPr>
-          <w:rFonts w:ascii="Microsoft JhengHei" w:hAnsi="Microsoft JhengHei" w:eastAsia="Microsoft JhengHei" w:cs="Microsoft JhengHei"/>
-          <w:b w:val="0"/>
-          <w:i w:val="0"/>
-          <w:color w:val="3C3328"/>
-          <w:sz w:val="28"/>
-        </w:rPr>
-        <w:t>「李斯特狂熱」（Lisztomania）一詞由詩人海涅（Heinrich Heine）於 1844 年評論巴黎樂季時首創；狂潮 1841 年始於柏林，樂迷搶他的手套、把斷琴弦做成手鍊珍藏。</w:t>
+        <w:t>音樂替一個地方寫下可持續變現的氣質（觀光財）。</w:t>
       </w:r>
     </w:p>
     <w:p>
@@ -3660,7 +4017,7 @@
           <w:color w:val="3E332A"/>
           <w:sz w:val="28"/>
         </w:rPr>
-        <w:t>播李斯特《鐘》約 4 分鐘（全曲）。播前：「聽那高音區像鈴鐺一樣的反覆——沒有雙擒縱技術，這是彈不出來的。」播後：「樂器商贊助明星，明星證明樂器——這就是兩百年前的代言。」</w:t>
+        <w:t>播普契尼詠嘆調約 3 分鐘（〈今夜無人入睡 Nessun dorma〉）。播前：「聽一位作曲家，怎麼替一個地方寫下讓人想去的氣質。」</w:t>
       </w:r>
     </w:p>
     <w:p>
@@ -3678,7 +4035,7 @@
           <w:color w:val="7C3B2D"/>
           <w:sz w:val="38"/>
         </w:rPr>
-        <w:t xml:space="preserve">投影片 24　</w:t>
+        <w:t xml:space="preserve">投影片 31　</w:t>
       </w:r>
       <w:r>
         <w:rPr>
@@ -3688,7 +4045,7 @@
           <w:color w:val="2B2016"/>
           <w:sz w:val="38"/>
         </w:rPr>
-        <w:t>蕭邦 × 普雷耶爾：藝術家與品牌的深度綁定</w:t>
+        <w:t>德布西：替法國寫下「浪漫」這張名片</w:t>
       </w:r>
       <w:r>
         <w:rPr>
@@ -3698,7 +4055,7 @@
           <w:color w:val="6A767A"/>
           <w:sz w:val="24"/>
         </w:rPr>
-        <w:t xml:space="preserve">　　⏱ 停留約 80 秒</w:t>
+        <w:t xml:space="preserve">　　⏱ 停留約 55 秒</w:t>
       </w:r>
     </w:p>
     <w:p>
@@ -3728,7 +4085,7 @@
           <w:color w:val="222A2D"/>
           <w:sz w:val="36"/>
         </w:rPr>
-        <w:t>如果李斯特和埃拉爾是「代言」，那蕭邦和普雷耶爾就是「深度綁定」。蕭邦（Frédéric Chopin）跟鋼琴品牌普雷耶爾（Pleyel et Cie）綁得極深，他公開盛讚普雷耶爾的鋼琴是 non plus ultra——拉丁文，「無與倫比」的意思。他在巴黎的首演，以及生前最後一場音樂會，都辦在普雷耶爾廳（Salle Pleyel）。這是一種雙向的成就：普雷耶爾那種纖細、敏感的音色，成就了蕭邦獨一無二的觸鍵；而蕭邦的傳奇，又回頭成就了這個品牌。對企業的啟示是：與其廣撒贊助給一百個人，不如找到「對的」那一位，深度綁定。我們聽一首蕭邦的夜曲，感受那種沙龍裡的私密之美。</w:t>
+        <w:t>再舉一個各位一定有感的例子。我們一想到法國，就想到「浪漫」——這股印象是怎麼來的？很大一部分，是作曲家德布西（Debussy）替它寫的。他的《月光》《海》《牧神的午後》，把「法式浪漫」變成了一種全世界都認得、都嚮往的氣質。各位注意：一個國家的形象，可以由作曲家一筆一筆寫出來；而「形象」，就是最值錢的觀光與品牌資產。我們今天入場、待會兒散場流動的那首《月光》，正是這張法國的名片。</w:t>
       </w:r>
     </w:p>
     <w:p>
@@ -3759,7 +4116,7 @@
           <w:color w:val="3C3328"/>
           <w:sz w:val="28"/>
         </w:rPr>
-        <w:t>蕭邦與普雷耶爾（Pleyel et Cie）深度綁定，盛讚 non plus ultra。</w:t>
+        <w:t>德布西《月光》《海》《牧神的午後》＝「法式浪漫」形象的來源。</w:t>
       </w:r>
     </w:p>
     <w:p>
@@ -3775,7 +4132,7 @@
           <w:color w:val="3C3328"/>
           <w:sz w:val="28"/>
         </w:rPr>
-        <w:t>巴黎首演與生前最後一場在 Salle Pleyel。</w:t>
+        <w:t>國家/品牌形象是最值錢的無形資產，可由藝術一筆筆塑造。</w:t>
       </w:r>
     </w:p>
     <w:p>
@@ -3804,7 +4161,7 @@
           <w:color w:val="3E332A"/>
           <w:sz w:val="28"/>
         </w:rPr>
-        <w:t>播蕭邦《夜曲 Op.9 No.2》約 4 分鐘。播前：「想像你在一間燭光搖曳的巴黎沙龍。」播後：「一個品牌的音色，可以成為一位天才的簽名。」</w:t>
+        <w:t>無（《月光》於開場、散場循環輕放）。</w:t>
       </w:r>
     </w:p>
     <w:p>
@@ -3822,7 +4179,7 @@
           <w:color w:val="7C3B2D"/>
           <w:sz w:val="38"/>
         </w:rPr>
-        <w:t xml:space="preserve">投影片 25　</w:t>
+        <w:t xml:space="preserve">投影片 32　</w:t>
       </w:r>
       <w:r>
         <w:rPr>
@@ -3832,7 +4189,7 @@
           <w:color w:val="2B2016"/>
           <w:sz w:val="38"/>
         </w:rPr>
-        <w:t>鋼琴品牌戰（對照表）</w:t>
+        <w:t>賓士借蕭邦，賣的是「身分」（音樂＝企業品牌）</w:t>
       </w:r>
       <w:r>
         <w:rPr>
@@ -3842,7 +4199,7 @@
           <w:color w:val="6A767A"/>
           <w:sz w:val="24"/>
         </w:rPr>
-        <w:t xml:space="preserve">　　⏱ 停留約 90 秒</w:t>
+        <w:t xml:space="preserve">　　⏱ 停留約 75 秒</w:t>
       </w:r>
     </w:p>
     <w:p>
@@ -3872,7 +4229,7 @@
           <w:color w:val="222A2D"/>
           <w:sz w:val="36"/>
         </w:rPr>
-        <w:t>浪漫時代的鋼琴，是一門大生意，三大品牌用三種完全不同的定位打天下。普雷耶爾（Pleyel），法國 1807 年由 Ignaz Pleyel 創立，採用金屬框，產量從 1813 年大約一年 50 架，衝到 1866 年一年大約 3000 架——這是規模化的力量。貝森朵夫（Bösendorfer），奧地利 1828 年在維也納創立，1830 年就拿到皇帝御用，走的是高端、少量、頂級的路線。史坦威（Steinway &amp; Sons），美德兩地，1853 年由 Heinrich，也就是 Henry Steinway，在紐約創立，1854 年才年產 74 架，後來在漢堡設廠，累積了 139 項專利，成為巡演名家的首選。高端、規模、全球——三種策略，三條活路。各位做品牌的，看到這張表應該很有感覺。</w:t>
+        <w:t>從國家講回各位最關心的——企業品牌。先看國際品牌怎麼玩。像賓士（Mercedes-Benz）這種頂級車廠，做廣告的時候，常常用古典鋼琴曲來烘托，尤其是蕭邦（Chopin）那種帶著貴族、優雅氣質的音樂。為什麼？因為當那樣的琴聲一響，你心裡浮現的不是「這台車馬力多少」，而是「開這台車，代表我這個人的身分、品味往上升一級」。音樂，替一個冷冰冰的工業產品，鍍上了一層「格調」，把功能訴求，變成了身分認同。這就是我一開始講的「去銅臭味」，最日常、最好懂的版本：同樣一台車，配上對的音樂，你賣的就不只是引擎，是品味。我們就聽一首蕭邦，感受一下那種頂級品牌廣告最愛用的琴聲。</w:t>
       </w:r>
     </w:p>
     <w:p>
@@ -3903,7 +4260,7 @@
           <w:color w:val="3C3328"/>
           <w:sz w:val="28"/>
         </w:rPr>
-        <w:t>普雷耶爾（法 1807，Ignaz Pleyel，金屬框；1813 約 50 架/年→1866 約 3000 架/年）。</w:t>
+        <w:t>頂級品牌以蕭邦式鋼琴曲烘托廣告：把功能訴求轉為身分認同（行銷示意）。</w:t>
       </w:r>
     </w:p>
     <w:p>
@@ -3919,7 +4276,7 @@
           <w:color w:val="3C3328"/>
           <w:sz w:val="28"/>
         </w:rPr>
-        <w:t>貝森朵夫（奧 1828 維也納；1830 皇帝御用、高端少量）。</w:t>
+        <w:t>音樂替產品鍍格調＝最日常的「去銅臭味」。</w:t>
       </w:r>
     </w:p>
     <w:p>
@@ -3935,317 +4292,7 @@
           <w:color w:val="3C3328"/>
           <w:sz w:val="28"/>
         </w:rPr>
-        <w:t>史坦威（美/德 1853 紐約，Heinrich/Henry Steinway；1854 年產 74 架、漢堡廠、139 項專利）。</w:t>
-      </w:r>
-    </w:p>
-    <w:p>
-      <w:pPr>
-        <w:pBdr>
-          <w:bottom w:val="single" w:sz="6" w:space="4" w:color="E4D9C3"/>
-        </w:pBdr>
-        <w:spacing w:before="240" w:after="80" w:line="312" w:lineRule="auto"/>
-      </w:pPr>
-      <w:r>
-        <w:rPr>
-          <w:rFonts w:ascii="Microsoft JhengHei" w:hAnsi="Microsoft JhengHei" w:eastAsia="Microsoft JhengHei" w:cs="Microsoft JhengHei"/>
-          <w:b/>
-          <w:i w:val="0"/>
-          <w:color w:val="7C3B2D"/>
-          <w:sz w:val="38"/>
-        </w:rPr>
-        <w:t xml:space="preserve">投影片 26　</w:t>
-      </w:r>
-      <w:r>
-        <w:rPr>
-          <w:rFonts w:ascii="Microsoft JhengHei" w:hAnsi="Microsoft JhengHei" w:eastAsia="Microsoft JhengHei" w:cs="Microsoft JhengHei"/>
-          <w:b/>
-          <w:i w:val="0"/>
-          <w:color w:val="2B2016"/>
-          <w:sz w:val="38"/>
-        </w:rPr>
-        <w:t>里柯第 × 威爾第：出版即版圖</w:t>
-      </w:r>
-      <w:r>
-        <w:rPr>
-          <w:rFonts w:ascii="Microsoft JhengHei" w:hAnsi="Microsoft JhengHei" w:eastAsia="Microsoft JhengHei" w:cs="Microsoft JhengHei"/>
-          <w:b w:val="0"/>
-          <w:i w:val="0"/>
-          <w:color w:val="6A767A"/>
-          <w:sz w:val="24"/>
-        </w:rPr>
-        <w:t xml:space="preserve">　　⏱ 停留約 95 秒</w:t>
-      </w:r>
-    </w:p>
-    <w:p>
-      <w:pPr>
-        <w:spacing w:before="120" w:after="40" w:line="312" w:lineRule="auto"/>
-      </w:pPr>
-      <w:r>
-        <w:rPr>
-          <w:rFonts w:ascii="Microsoft JhengHei" w:hAnsi="Microsoft JhengHei" w:eastAsia="Microsoft JhengHei" w:cs="Microsoft JhengHei"/>
-          <w:b/>
-          <w:i w:val="0"/>
-          <w:color w:val="7C3B2D"/>
-          <w:sz w:val="24"/>
-        </w:rPr>
-        <w:t>講稿</w:t>
-      </w:r>
-    </w:p>
-    <w:p>
-      <w:pPr>
-        <w:spacing w:before="0" w:after="160" w:line="336" w:lineRule="auto"/>
-      </w:pPr>
-      <w:r>
-        <w:rPr>
-          <w:rFonts w:ascii="Microsoft JhengHei" w:hAnsi="Microsoft JhengHei" w:eastAsia="Microsoft JhengHei" w:cs="Microsoft JhengHei"/>
-          <w:b w:val="0"/>
-          <w:i w:val="0"/>
-          <w:color w:val="222A2D"/>
-          <w:sz w:val="36"/>
-        </w:rPr>
-        <w:t>浪漫時代最會做生意的，可能不是作曲家，而是出版商。里柯第（Casa Ricordi）由喬凡尼·里柯第（Giovanni Ricordi）1808 年在米蘭創立。他下的第一步棋就很狠：1825 年買下史卡拉歌劇院（La Scala）的整個樂譜庫——等於一次掌握了海量的內容資產。1839 年起，他開始出版一位年輕作曲家威爾第（Giuseppe Verdi）的作品，兩人終生合作，雙雙致富。更厲害的是，里柯第幾乎掌控了從羅西尼、董尼采第、貝里尼，到威爾第、普契尼，整個義大利歌劇的版圖。他把「文化壟斷」當成商業策略來經營。啟示只有一句話，但很重要：擁有並經營你的 IP 版圖，就是最強的護城河。今天的內容平台、版權公司，做的是一模一樣的事。</w:t>
-      </w:r>
-    </w:p>
-    <w:p>
-      <w:pPr>
-        <w:spacing w:before="80" w:after="40" w:line="312" w:lineRule="auto"/>
-      </w:pPr>
-      <w:r>
-        <w:rPr>
-          <w:rFonts w:ascii="Microsoft JhengHei" w:hAnsi="Microsoft JhengHei" w:eastAsia="Microsoft JhengHei" w:cs="Microsoft JhengHei"/>
-          <w:b/>
-          <w:i w:val="0"/>
-          <w:color w:val="856017"/>
-          <w:sz w:val="24"/>
-        </w:rPr>
-        <w:t>講義補充</w:t>
-      </w:r>
-    </w:p>
-    <w:p>
-      <w:pPr>
-        <w:pStyle w:val="ListBullet"/>
-        <w:spacing w:after="60" w:line="312" w:lineRule="auto"/>
-      </w:pPr>
-      <w:r>
-        <w:rPr>
-          <w:rFonts w:ascii="Microsoft JhengHei" w:hAnsi="Microsoft JhengHei" w:eastAsia="Microsoft JhengHei" w:cs="Microsoft JhengHei"/>
-          <w:b w:val="0"/>
-          <w:i w:val="0"/>
-          <w:color w:val="3C3328"/>
-          <w:sz w:val="28"/>
-        </w:rPr>
-        <w:t>里柯第（Casa Ricordi，Giovanni Ricordi，1808 米蘭）。</w:t>
-      </w:r>
-    </w:p>
-    <w:p>
-      <w:pPr>
-        <w:pStyle w:val="ListBullet"/>
-        <w:spacing w:after="60" w:line="312" w:lineRule="auto"/>
-      </w:pPr>
-      <w:r>
-        <w:rPr>
-          <w:rFonts w:ascii="Microsoft JhengHei" w:hAnsi="Microsoft JhengHei" w:eastAsia="Microsoft JhengHei" w:cs="Microsoft JhengHei"/>
-          <w:b w:val="0"/>
-          <w:i w:val="0"/>
-          <w:color w:val="3C3328"/>
-          <w:sz w:val="28"/>
-        </w:rPr>
-        <w:t>1825 買史卡拉歌劇院樂譜庫；1839 起出版威爾第。</w:t>
-      </w:r>
-    </w:p>
-    <w:p>
-      <w:pPr>
-        <w:pStyle w:val="ListBullet"/>
-        <w:spacing w:after="60" w:line="312" w:lineRule="auto"/>
-      </w:pPr>
-      <w:r>
-        <w:rPr>
-          <w:rFonts w:ascii="Microsoft JhengHei" w:hAnsi="Microsoft JhengHei" w:eastAsia="Microsoft JhengHei" w:cs="Microsoft JhengHei"/>
-          <w:b w:val="0"/>
-          <w:i w:val="0"/>
-          <w:color w:val="3C3328"/>
-          <w:sz w:val="28"/>
-        </w:rPr>
-        <w:t>掌控羅西尼/董尼采第/貝里尼到威爾第/普契尼版圖＝文化壟斷當商業策略。</w:t>
-      </w:r>
-    </w:p>
-    <w:p>
-      <w:pPr>
-        <w:pStyle w:val="ListBullet"/>
-        <w:spacing w:after="60" w:line="312" w:lineRule="auto"/>
-      </w:pPr>
-      <w:r>
-        <w:rPr>
-          <w:rFonts w:ascii="Microsoft JhengHei" w:hAnsi="Microsoft JhengHei" w:eastAsia="Microsoft JhengHei" w:cs="Microsoft JhengHei"/>
-          <w:b w:val="0"/>
-          <w:i w:val="0"/>
-          <w:color w:val="3C3328"/>
-          <w:sz w:val="28"/>
-        </w:rPr>
-        <w:t>📖 名詞解釋｜護城河（economic moat）：巴菲特（Warren Buffett）以城堡護城河比喻讓對手難以進攻的持久競爭優勢；版權與版稅制度正是音樂人的護城河。</w:t>
-      </w:r>
-    </w:p>
-    <w:p>
-      <w:pPr>
-        <w:pBdr>
-          <w:bottom w:val="single" w:sz="6" w:space="4" w:color="E4D9C3"/>
-        </w:pBdr>
-        <w:spacing w:before="240" w:after="80" w:line="312" w:lineRule="auto"/>
-      </w:pPr>
-      <w:r>
-        <w:rPr>
-          <w:rFonts w:ascii="Microsoft JhengHei" w:hAnsi="Microsoft JhengHei" w:eastAsia="Microsoft JhengHei" w:cs="Microsoft JhengHei"/>
-          <w:b/>
-          <w:i w:val="0"/>
-          <w:color w:val="7C3B2D"/>
-          <w:sz w:val="38"/>
-        </w:rPr>
-        <w:t xml:space="preserve">投影片 27　</w:t>
-      </w:r>
-      <w:r>
-        <w:rPr>
-          <w:rFonts w:ascii="Microsoft JhengHei" w:hAnsi="Microsoft JhengHei" w:eastAsia="Microsoft JhengHei" w:cs="Microsoft JhengHei"/>
-          <w:b/>
-          <w:i w:val="0"/>
-          <w:color w:val="2B2016"/>
-          <w:sz w:val="38"/>
-        </w:rPr>
-        <w:t>Funiculì, Funiculà：一首纜車廣告歌的百年生意</w:t>
-      </w:r>
-      <w:r>
-        <w:rPr>
-          <w:rFonts w:ascii="Microsoft JhengHei" w:hAnsi="Microsoft JhengHei" w:eastAsia="Microsoft JhengHei" w:cs="Microsoft JhengHei"/>
-          <w:b w:val="0"/>
-          <w:i w:val="0"/>
-          <w:color w:val="6A767A"/>
-          <w:sz w:val="24"/>
-        </w:rPr>
-        <w:t xml:space="preserve">　　⏱ 停留約 90 秒</w:t>
-      </w:r>
-    </w:p>
-    <w:p>
-      <w:pPr>
-        <w:spacing w:before="120" w:after="40" w:line="312" w:lineRule="auto"/>
-      </w:pPr>
-      <w:r>
-        <w:rPr>
-          <w:rFonts w:ascii="Microsoft JhengHei" w:hAnsi="Microsoft JhengHei" w:eastAsia="Microsoft JhengHei" w:cs="Microsoft JhengHei"/>
-          <w:b/>
-          <w:i w:val="0"/>
-          <w:color w:val="7C3B2D"/>
-          <w:sz w:val="24"/>
-        </w:rPr>
-        <w:t>講稿</w:t>
-      </w:r>
-    </w:p>
-    <w:p>
-      <w:pPr>
-        <w:spacing w:before="0" w:after="160" w:line="336" w:lineRule="auto"/>
-      </w:pPr>
-      <w:r>
-        <w:rPr>
-          <w:rFonts w:ascii="Microsoft JhengHei" w:hAnsi="Microsoft JhengHei" w:eastAsia="Microsoft JhengHei" w:cs="Microsoft JhengHei"/>
-          <w:b w:val="0"/>
-          <w:i w:val="0"/>
-          <w:color w:val="222A2D"/>
-          <w:sz w:val="36"/>
-        </w:rPr>
-        <w:t>上一張說「出版即版圖」，現在給各位看里柯第目錄裡最「商業」的一首歌。1880 年，維蘇威火山的登山纜車開通了。纜車公司有個煩惱：大家怕危險，不敢坐。於是作曲家丹薩（Luigi Denza）和記者圖爾科（Peppino Turco）為它寫了一首宣傳歌——《Funiculì, Funiculà》，「纜車上山、纜車下山」。結果歌比纜車還紅：據《義大利人物傳記辭典》記載，一年之內樂譜就賣出一百萬份，出版者正是里柯第。故事還有下半場：六年後，德國作曲家理查·史特勞斯（Richard Strauss）在《義大利之旅》（Aus Italien）裡引用了這段旋律——他以為這是流傳已久的拿坡里民謠。相傳丹薩因此拿到了版稅（「告上法院」之說並無文獻可徵，但史特勞斯誤用了一首仍在版權期內的流行歌，是確定的）。順帶一提，1907 年連俄國的林姆斯基-高沙可夫（Rimsky-Korsakov）也把它當民謠，改編成管弦樂《拿坡里歌謠》。各位，這就是最常被稱為「史上最早廣告歌」的作品：先有商業委託，才有百年金曲。而它教我們的是——內容會自己跑，但錢要收得到，靠的是出版與版權制度。這條線，待會兒講 ASCAP 時會再回來。</w:t>
-      </w:r>
-    </w:p>
-    <w:p>
-      <w:pPr>
-        <w:spacing w:before="80" w:after="40" w:line="312" w:lineRule="auto"/>
-      </w:pPr>
-      <w:r>
-        <w:rPr>
-          <w:rFonts w:ascii="Microsoft JhengHei" w:hAnsi="Microsoft JhengHei" w:eastAsia="Microsoft JhengHei" w:cs="Microsoft JhengHei"/>
-          <w:b/>
-          <w:i w:val="0"/>
-          <w:color w:val="856017"/>
-          <w:sz w:val="24"/>
-        </w:rPr>
-        <w:t>講義補充</w:t>
-      </w:r>
-    </w:p>
-    <w:p>
-      <w:pPr>
-        <w:pStyle w:val="ListBullet"/>
-        <w:spacing w:after="60" w:line="312" w:lineRule="auto"/>
-      </w:pPr>
-      <w:r>
-        <w:rPr>
-          <w:rFonts w:ascii="Microsoft JhengHei" w:hAnsi="Microsoft JhengHei" w:eastAsia="Microsoft JhengHei" w:cs="Microsoft JhengHei"/>
-          <w:b w:val="0"/>
-          <w:i w:val="0"/>
-          <w:color w:val="3C3328"/>
-          <w:sz w:val="28"/>
-        </w:rPr>
-        <w:t>1880 維蘇威火山纜車開通；丹薩（Luigi Denza）曲、圖爾科（Peppino Turco）拿坡里語詞，為宣傳纜車而寫；首唱於 Quisisana 旅館，同年皮耶迪格羅塔歌謠節（Piedigrotta）發表。</w:t>
-      </w:r>
-    </w:p>
-    <w:p>
-      <w:pPr>
-        <w:pStyle w:val="ListBullet"/>
-        <w:spacing w:after="60" w:line="312" w:lineRule="auto"/>
-      </w:pPr>
-      <w:r>
-        <w:rPr>
-          <w:rFonts w:ascii="Microsoft JhengHei" w:hAnsi="Microsoft JhengHei" w:eastAsia="Microsoft JhengHei" w:cs="Microsoft JhengHei"/>
-          <w:b w:val="0"/>
-          <w:i w:val="0"/>
-          <w:color w:val="3C3328"/>
-          <w:sz w:val="28"/>
-        </w:rPr>
-        <w:t>據 Treccani《義大利人物傳記辭典》：里柯第出版、一年內售出百萬份。</w:t>
-      </w:r>
-    </w:p>
-    <w:p>
-      <w:pPr>
-        <w:pStyle w:val="ListBullet"/>
-        <w:spacing w:after="60" w:line="312" w:lineRule="auto"/>
-      </w:pPr>
-      <w:r>
-        <w:rPr>
-          <w:rFonts w:ascii="Microsoft JhengHei" w:hAnsi="Microsoft JhengHei" w:eastAsia="Microsoft JhengHei" w:cs="Microsoft JhengHei"/>
-          <w:b w:val="0"/>
-          <w:i w:val="0"/>
-          <w:color w:val="3C3328"/>
-          <w:sz w:val="28"/>
-        </w:rPr>
-        <w:t>理查·史特勞斯《義大利之旅 Aus Italien》（1886）誤當民謠引用；「訴訟勝訴」之說無文獻可徵（英文維基引《史特勞斯作品評註全集》）。</w:t>
-      </w:r>
-    </w:p>
-    <w:p>
-      <w:pPr>
-        <w:pStyle w:val="ListBullet"/>
-        <w:spacing w:after="60" w:line="312" w:lineRule="auto"/>
-      </w:pPr>
-      <w:r>
-        <w:rPr>
-          <w:rFonts w:ascii="Microsoft JhengHei" w:hAnsi="Microsoft JhengHei" w:eastAsia="Microsoft JhengHei" w:cs="Microsoft JhengHei"/>
-          <w:b w:val="0"/>
-          <w:i w:val="0"/>
-          <w:color w:val="3C3328"/>
-          <w:sz w:val="28"/>
-        </w:rPr>
-        <w:t>林姆斯基-高沙可夫《拿坡里歌謠》（Op. 63，1907）同樣誤當民謠改編。</w:t>
-      </w:r>
-    </w:p>
-    <w:p>
-      <w:pPr>
-        <w:pStyle w:val="ListBullet"/>
-        <w:spacing w:after="60" w:line="312" w:lineRule="auto"/>
-      </w:pPr>
-      <w:r>
-        <w:rPr>
-          <w:rFonts w:ascii="Microsoft JhengHei" w:hAnsi="Microsoft JhengHei" w:eastAsia="Microsoft JhengHei" w:cs="Microsoft JhengHei"/>
-          <w:b w:val="0"/>
-          <w:i w:val="0"/>
-          <w:color w:val="3C3328"/>
-          <w:sz w:val="28"/>
-        </w:rPr>
-        <w:t>商業啟示：好內容自帶擴散力，收錢靠出版與版權制度。</w:t>
+        <w:t>本頁以蕭邦《夜曲》代表該類琴聲；若取得賓士官方蕭邦廣告可替換。</w:t>
       </w:r>
     </w:p>
     <w:p>
@@ -4274,7 +4321,7 @@
           <w:color w:val="3E332A"/>
           <w:sz w:val="28"/>
         </w:rPr>
-        <w:t>無（下一張才播伴唱）。</w:t>
+        <w:t>播蕭邦《夜曲 Op.9 No.2》約 3 分鐘。播前：「注意這種琴聲，是不是很多頂級品牌廣告都在用？」</w:t>
       </w:r>
     </w:p>
     <w:p>
@@ -4292,7 +4339,7 @@
           <w:color w:val="7C3B2D"/>
           <w:sz w:val="38"/>
         </w:rPr>
-        <w:t xml:space="preserve">投影片 28　</w:t>
+        <w:t xml:space="preserve">投影片 33　</w:t>
       </w:r>
       <w:r>
         <w:rPr>
@@ -4302,7 +4349,7 @@
           <w:color w:val="2B2016"/>
           <w:sz w:val="38"/>
         </w:rPr>
-        <w:t>全場帶動唱：Funiculì, Funiculà（登山纜車）</w:t>
+        <w:t>奇美：許文龍，台灣的梅迪奇（音樂＝企業品牌）</w:t>
       </w:r>
       <w:r>
         <w:rPr>
@@ -4312,7 +4359,7 @@
           <w:color w:val="6A767A"/>
           <w:sz w:val="24"/>
         </w:rPr>
-        <w:t xml:space="preserve">　　⏱ 停留約 5–8 分鐘，含帶動唱</w:t>
+        <w:t xml:space="preserve">　　⏱ 停留約 80 秒</w:t>
       </w:r>
     </w:p>
     <w:p>
@@ -4342,7 +4389,7 @@
           <w:color w:val="222A2D"/>
           <w:sz w:val="36"/>
         </w:rPr>
-        <w:t>說了兩個小時的「錢與美」，現在請各位親自當一次內容的傳播者——我們一起唱這首一百四十年前的廣告歌。別緊張，只要學會兩句。第一句：「Jamme, jamme, 'ncoppa jamme jà!」（亞姆美、亞姆美，恩苦帕・亞姆美・亞！）意思是「走吧走吧，一起上山去」。第二句更簡單：「Funiculì, funiculà!」（福尼庫利、福尼庫拉！）就是纜車上山、纜車下山的歡呼。我先唱一次給各位聽；然後我們全場一起來兩次；第三次，請加上拍手。不用唱準，只要唱開心——一百四十年前的拿坡里乘客，就是這樣被行銷上山的。（帶動唱進行）……太棒了！剛才各位唱的，是一支 1880 年的廣告。一個好的贊助內容，一百四十年後，還有人替它免費傳唱——這就是投資美的複利。</w:t>
+        <w:t>看完國際品牌，我要給各位一個台灣自己的例子，而且是最漂亮的一個——奇美（Chimei）。奇美的創辦人許文龍先生，做的是石化、電子這些「很有銅臭味」的生意。如果他沒有做接下來這件事，大家對奇美的印象，可能就只是冷冰冰的塑膠和面板。但他做了什麼？他收藏了全世界數量最多的名琴，蓋了一座奇美博物館。結果現在你一想到奇美，畫面裡不再只有電視和塑膠，而是滿滿的藝術氣息。這，就是台灣自己的梅迪奇：用藝術，把整家企業的形象，整個往上升了一級。而且這個例子最貼近各位——你不必在歐洲、不必是貴族，一位台灣的企業家，就在台南，做到了。我們來看奇美的名琴。</w:t>
       </w:r>
     </w:p>
     <w:p>
@@ -4373,7 +4420,7 @@
           <w:color w:val="3C3328"/>
           <w:sz w:val="28"/>
         </w:rPr>
-        <w:t>副歌拼讀：Jamme, jamme, 'ncoppa jamme jà!（亞姆美、亞姆美，恩苦帕・亞姆美・亞）／Funiculì, funiculà!（福尼庫利、福尼庫拉）；另有 Jammo 拼法（拿坡里語尾母音弱化的轉寫差異），以現場歌譜為準。</w:t>
+        <w:t>奇美博物館提琴收藏逾千把，為世界最大規模的私人提琴收藏。</w:t>
       </w:r>
     </w:p>
     <w:p>
@@ -4389,7 +4436,7 @@
           <w:color w:val="3C3328"/>
           <w:sz w:val="28"/>
         </w:rPr>
-        <w:t>流程：講師領唱 1 次→全場 2 次→第 3 次加拍手。</w:t>
+        <w:t>據奇美官方沿革，1990 年許文龍向小提琴家林昭亮購入第一把史特拉底瓦里名琴起家。</w:t>
       </w:r>
     </w:p>
     <w:p>
@@ -4405,7 +4452,23 @@
           <w:color w:val="3C3328"/>
           <w:sz w:val="28"/>
         </w:rPr>
-        <w:t>收尾金句：好的贊助內容，一百四十年後還有人免費傳唱。</w:t>
+        <w:t>台灣本地的「梅迪奇」：用藝術升級企業形象。</w:t>
+      </w:r>
+    </w:p>
+    <w:p>
+      <w:pPr>
+        <w:pStyle w:val="ListBullet"/>
+        <w:spacing w:after="60" w:line="312" w:lineRule="auto"/>
+      </w:pPr>
+      <w:r>
+        <w:rPr>
+          <w:rFonts w:ascii="Microsoft JhengHei" w:hAnsi="Microsoft JhengHei" w:eastAsia="Microsoft JhengHei" w:cs="Microsoft JhengHei"/>
+          <w:b w:val="0"/>
+          <w:i w:val="0"/>
+          <w:color w:val="3C3328"/>
+          <w:sz w:val="28"/>
+        </w:rPr>
+        <w:t>影片連結待最終查證。</w:t>
       </w:r>
     </w:p>
     <w:p>
@@ -4434,7 +4497,7 @@
           <w:color w:val="3E332A"/>
           <w:sz w:val="28"/>
         </w:rPr>
-        <w:t>以 Pavarotti 版當示範與伴唱底：先放副歌段讓大家聽一次，帶動唱時音量壓低當伴奏；備援：無伴奏清唱帶動。播前：「聽聽歌王怎麼唱，等一下換我們。」播後：「你們剛剛完成了一次一百四十年的內容傳播。」</w:t>
+        <w:t>播奇美博物館名琴音樂饗宴影片約 2–3 分鐘。播前：「看一家台灣企業，怎麼用名琴替自己換一張臉。」</w:t>
       </w:r>
     </w:p>
     <w:p>
@@ -4452,7 +4515,7 @@
           <w:color w:val="7C3B2D"/>
           <w:sz w:val="38"/>
         </w:rPr>
-        <w:t xml:space="preserve">投影片 29　</w:t>
+        <w:t xml:space="preserve">投影片 34　</w:t>
       </w:r>
       <w:r>
         <w:rPr>
@@ -4462,7 +4525,7 @@
           <w:color w:val="2B2016"/>
           <w:sz w:val="38"/>
         </w:rPr>
-        <w:t>維蘇威纜車（上）：一首歌把客人唱上山</w:t>
+        <w:t>奇美的高招：把價值連城的名琴，免費借出去</w:t>
       </w:r>
       <w:r>
         <w:rPr>
@@ -4472,7 +4535,7 @@
           <w:color w:val="6A767A"/>
           <w:sz w:val="24"/>
         </w:rPr>
-        <w:t xml:space="preserve">　　⏱ 停留約 110 秒</w:t>
+        <w:t xml:space="preserve">　　⏱ 停留約 70 秒</w:t>
       </w:r>
     </w:p>
     <w:p>
@@ -4502,7 +4565,7 @@
           <w:color w:val="222A2D"/>
           <w:sz w:val="36"/>
         </w:rPr>
-        <w:t>剛才各位唱的那首歌，當年到底多有效？我們把鏡頭拉回「甲方」——維蘇威纜車公司。1878 年，金融家歐布利格特（Ernesto Emanuele Oblieght）拿到三十年特許權，據載砸下四十三萬五千里拉，在活火山的山坡上蓋纜車，1880 年 6 月 6 日風光開幕（工程由特雷伯（Enrico Treiber）主持）。結果馬上碰到每一位做過新產品的人都懂的問題：東西是好的，客人不敢用——大家怕火山。行銷解方，就是各位剛剛唱的那首委創歌。效果好到什麼程度？里柯第的樂譜一年之內賣破百萬份，歌聲傳遍歐洲的沙龍與街頭，「去拿坡里、坐纜車上維蘇威」變成整個歐洲的旅遊想像——一首三分鐘的歌，把「怕」唱成了「想去」。名氣接著引來國際通路：1888 年，旅行社的老祖宗、英國的湯瑪斯·庫克父子公司（Thomas Cook &amp; Son）入主，把纜車編進國際觀光行程，全世界的旅客跟著行程表上山。中間還有一段教科書等級的利害關係人管理：山下靠帶路維生的在地嚮導，生意被纜車搶走，據載一路從勒索、縱火、割纜繩，鬧到把一節車廂推下山谷；接手的約翰·梅森·庫克（John Mason Cook）沒有硬碰硬，而是談出「每載一位乘客，就付嚮導一筆補償金」——把反對者變成利益共同體。生意於是越做越大：1903 年加蓋接駁輕軌、1904 年整條線從蒸汽改成電力，登山容量倍增。各位看，這條成長曲線的起點，就是一首歌。</w:t>
+        <w:t>奇美還有一步棋，特別高明，值得各位學起來。他不只是把名琴收藏起來擺著看——他把價值連城的史特拉底瓦里（Stradivari，史上最頂級的小提琴品牌）名琴，免費借給頂尖的音樂家使用。從台灣之光曾宇謙，到國際大師馬友友（Yo-Yo Ma），這些名家在世界各大舞台上拉的那把琴，掛著的是「奇美」的名字。各位算算這筆帳：一把琴借出去，換來的是全球最高規格的舞台上、源源不絕的品牌曝光與好感。這就是「以藝術養品牌」最聰明的槓桿——你不必自己上台，讓世界級的大師，替你發光。</w:t>
       </w:r>
     </w:p>
     <w:p>
@@ -4533,7 +4596,7 @@
           <w:color w:val="3C3328"/>
           <w:sz w:val="28"/>
         </w:rPr>
-        <w:t>1878 歐布利格特（Ernesto Emanuele Oblieght）取得 30 年特許權，造價 43.5 萬里拉（據義文維基）；1880-06-06 啟用（6/10 對外營運，工程師 Enrico Treiber 主持）。</w:t>
+        <w:t>奇美免費出借名琴給頂尖音樂家（曾宇謙、馬友友等）。</w:t>
       </w:r>
     </w:p>
     <w:p>
@@ -4549,7 +4612,7 @@
           <w:color w:val="3C3328"/>
           <w:sz w:val="28"/>
         </w:rPr>
-        <w:t>1886 一度轉讓法商維蘇威纜索鐵路公司（Société Anonyme du Chemin de fer funiculaire du Vésuve），1888 由湯瑪斯·庫克父子公司（Thomas Cook &amp; Son）入主——國際旅遊通路加持。</w:t>
+        <w:t>📖 名詞解釋｜史特拉底瓦里（Stradivari）：17–18 世紀義大利製琴師史特拉迪瓦里製作的名琴，音色傳奇、存世稀少，是頂級名琴代名詞。</w:t>
       </w:r>
     </w:p>
     <w:p>
@@ -4565,7 +4628,90 @@
           <w:color w:val="3C3328"/>
           <w:sz w:val="28"/>
         </w:rPr>
-        <w:t>嚮導抗爭（勒索／縱火／割纜／推車入谷，據載）；John Mason Cook 以每客補償金和解，化敵為盟。</w:t>
+        <w:t>槓桿效應：一把琴外借＝全球舞台的持續品牌曝光。</w:t>
+      </w:r>
+    </w:p>
+    <w:p>
+      <w:pPr>
+        <w:pBdr>
+          <w:bottom w:val="single" w:sz="6" w:space="4" w:color="E4D9C3"/>
+        </w:pBdr>
+        <w:spacing w:before="240" w:after="80" w:line="312" w:lineRule="auto"/>
+      </w:pPr>
+      <w:r>
+        <w:rPr>
+          <w:rFonts w:ascii="Microsoft JhengHei" w:hAnsi="Microsoft JhengHei" w:eastAsia="Microsoft JhengHei" w:cs="Microsoft JhengHei"/>
+          <w:b/>
+          <w:i w:val="0"/>
+          <w:color w:val="7C3B2D"/>
+          <w:sz w:val="38"/>
+        </w:rPr>
+        <w:t xml:space="preserve">投影片 35　</w:t>
+      </w:r>
+      <w:r>
+        <w:rPr>
+          <w:rFonts w:ascii="Microsoft JhengHei" w:hAnsi="Microsoft JhengHei" w:eastAsia="Microsoft JhengHei" w:cs="Microsoft JhengHei"/>
+          <w:b/>
+          <w:i w:val="0"/>
+          <w:color w:val="2B2016"/>
+          <w:sz w:val="38"/>
+        </w:rPr>
+        <w:t>台灣的贊助廠商：不只奇美</w:t>
+      </w:r>
+      <w:r>
+        <w:rPr>
+          <w:rFonts w:ascii="Microsoft JhengHei" w:hAnsi="Microsoft JhengHei" w:eastAsia="Microsoft JhengHei" w:cs="Microsoft JhengHei"/>
+          <w:b w:val="0"/>
+          <w:i w:val="0"/>
+          <w:color w:val="6A767A"/>
+          <w:sz w:val="24"/>
+        </w:rPr>
+        <w:t xml:space="preserve">　　⏱ 停留約 65 秒</w:t>
+      </w:r>
+    </w:p>
+    <w:p>
+      <w:pPr>
+        <w:spacing w:before="120" w:after="40" w:line="312" w:lineRule="auto"/>
+      </w:pPr>
+      <w:r>
+        <w:rPr>
+          <w:rFonts w:ascii="Microsoft JhengHei" w:hAnsi="Microsoft JhengHei" w:eastAsia="Microsoft JhengHei" w:cs="Microsoft JhengHei"/>
+          <w:b/>
+          <w:i w:val="0"/>
+          <w:color w:val="7C3B2D"/>
+          <w:sz w:val="24"/>
+        </w:rPr>
+        <w:t>講稿</w:t>
+      </w:r>
+    </w:p>
+    <w:p>
+      <w:pPr>
+        <w:spacing w:before="0" w:after="160" w:line="336" w:lineRule="auto"/>
+      </w:pPr>
+      <w:r>
+        <w:rPr>
+          <w:rFonts w:ascii="Microsoft JhengHei" w:hAnsi="Microsoft JhengHei" w:eastAsia="Microsoft JhengHei" w:cs="Microsoft JhengHei"/>
+          <w:b w:val="0"/>
+          <w:i w:val="0"/>
+          <w:color w:val="222A2D"/>
+          <w:sz w:val="36"/>
+        </w:rPr>
+        <w:t>我特別要跟在座各位台灣的企業家說：這不是遙遠的歐洲故事，台灣早就有一批企業，在當「現代的梅迪奇」，奇美只是最亮眼的那一個。台積電的文教基金會，長年支持藝文和音樂教育；富邦、國泰的藝術基金會，深耕當代藝術和展演；我們熟悉的雲門舞集、各大交響樂團、各種藝術節，背後都站著一整排企業贊助者。我講這些，是想告訴各位：贊助藝術，不是有錢有閒才能做的事，而是台灣很多聰明的企業，正在做、而且各位也做得到的事。今天散場之後，這件事就可以放進你的口袋名單。</w:t>
+      </w:r>
+    </w:p>
+    <w:p>
+      <w:pPr>
+        <w:spacing w:before="80" w:after="40" w:line="312" w:lineRule="auto"/>
+      </w:pPr>
+      <w:r>
+        <w:rPr>
+          <w:rFonts w:ascii="Microsoft JhengHei" w:hAnsi="Microsoft JhengHei" w:eastAsia="Microsoft JhengHei" w:cs="Microsoft JhengHei"/>
+          <w:b/>
+          <w:i w:val="0"/>
+          <w:color w:val="856017"/>
+          <w:sz w:val="24"/>
+        </w:rPr>
+        <w:t>講義補充</w:t>
       </w:r>
     </w:p>
     <w:p>
@@ -4581,7 +4727,269 @@
           <w:color w:val="3C3328"/>
           <w:sz w:val="28"/>
         </w:rPr>
-        <w:t>1903 接駁輕軌、1904 蒸汽→電力改建，觀光容量倍增。</w:t>
+        <w:t>台灣企業贊助藝文案例（各案例細節待查證）：奇美博物館；台積電文教基金會（藝文與音樂教育）；富邦藝術基金會、國泰藝術基金會（當代藝術與展演）；雲門舞集與各樂團/藝術節的企業贊助。</w:t>
+      </w:r>
+    </w:p>
+    <w:p>
+      <w:pPr>
+        <w:pStyle w:val="ListBullet"/>
+        <w:spacing w:after="60" w:line="312" w:lineRule="auto"/>
+      </w:pPr>
+      <w:r>
+        <w:rPr>
+          <w:rFonts w:ascii="Microsoft JhengHei" w:hAnsi="Microsoft JhengHei" w:eastAsia="Microsoft JhengHei" w:cs="Microsoft JhengHei"/>
+          <w:b w:val="0"/>
+          <w:i w:val="0"/>
+          <w:color w:val="3C3328"/>
+          <w:sz w:val="28"/>
+        </w:rPr>
+        <w:t>意涵：贊助藝術是台灣企業正在做、也做得到的事。</w:t>
+      </w:r>
+    </w:p>
+    <w:p>
+      <w:pPr>
+        <w:pBdr>
+          <w:bottom w:val="single" w:sz="6" w:space="4" w:color="E4D9C3"/>
+        </w:pBdr>
+        <w:spacing w:before="240" w:after="80" w:line="312" w:lineRule="auto"/>
+      </w:pPr>
+      <w:r>
+        <w:rPr>
+          <w:rFonts w:ascii="Microsoft JhengHei" w:hAnsi="Microsoft JhengHei" w:eastAsia="Microsoft JhengHei" w:cs="Microsoft JhengHei"/>
+          <w:b/>
+          <w:i w:val="0"/>
+          <w:color w:val="7C3B2D"/>
+          <w:sz w:val="38"/>
+        </w:rPr>
+        <w:t xml:space="preserve">投影片 36　</w:t>
+      </w:r>
+      <w:r>
+        <w:rPr>
+          <w:rFonts w:ascii="Microsoft JhengHei" w:hAnsi="Microsoft JhengHei" w:eastAsia="Microsoft JhengHei" w:cs="Microsoft JhengHei"/>
+          <w:b/>
+          <w:i w:val="0"/>
+          <w:color w:val="2B2016"/>
+          <w:sz w:val="38"/>
+        </w:rPr>
+        <w:t>第七樣，最硬的回報：實實在在的錢</w:t>
+      </w:r>
+      <w:r>
+        <w:rPr>
+          <w:rFonts w:ascii="Microsoft JhengHei" w:hAnsi="Microsoft JhengHei" w:eastAsia="Microsoft JhengHei" w:cs="Microsoft JhengHei"/>
+          <w:b w:val="0"/>
+          <w:i w:val="0"/>
+          <w:color w:val="6A767A"/>
+          <w:sz w:val="24"/>
+        </w:rPr>
+        <w:t xml:space="preserve">　　⏱ 停留約 30 秒</w:t>
+      </w:r>
+    </w:p>
+    <w:p>
+      <w:pPr>
+        <w:spacing w:before="120" w:after="40" w:line="312" w:lineRule="auto"/>
+      </w:pPr>
+      <w:r>
+        <w:rPr>
+          <w:rFonts w:ascii="Microsoft JhengHei" w:hAnsi="Microsoft JhengHei" w:eastAsia="Microsoft JhengHei" w:cs="Microsoft JhengHei"/>
+          <w:b/>
+          <w:i w:val="0"/>
+          <w:color w:val="7C3B2D"/>
+          <w:sz w:val="24"/>
+        </w:rPr>
+        <w:t>講稿</w:t>
+      </w:r>
+    </w:p>
+    <w:p>
+      <w:pPr>
+        <w:spacing w:before="0" w:after="160" w:line="336" w:lineRule="auto"/>
+      </w:pPr>
+      <w:r>
+        <w:rPr>
+          <w:rFonts w:ascii="Microsoft JhengHei" w:hAnsi="Microsoft JhengHei" w:eastAsia="Microsoft JhengHei" w:cs="Microsoft JhengHei"/>
+          <w:b w:val="0"/>
+          <w:i w:val="0"/>
+          <w:color w:val="222A2D"/>
+          <w:sz w:val="36"/>
+        </w:rPr>
+        <w:t>前面講的六樣——地位、曝光、不朽、聖地、人才、形象——你可能會說，這些都有點「虛」。那好，最後這第七樣，是最硬的一樣，白花花的鈔票。我要用一個故事證明：出錢贊助一段音樂，可以直接、實實在在地，撐起一家公司一百年的生意。</w:t>
+      </w:r>
+    </w:p>
+    <w:p>
+      <w:pPr>
+        <w:spacing w:before="80" w:after="40" w:line="312" w:lineRule="auto"/>
+      </w:pPr>
+      <w:r>
+        <w:rPr>
+          <w:rFonts w:ascii="Microsoft JhengHei" w:hAnsi="Microsoft JhengHei" w:eastAsia="Microsoft JhengHei" w:cs="Microsoft JhengHei"/>
+          <w:b/>
+          <w:i w:val="0"/>
+          <w:color w:val="856017"/>
+          <w:sz w:val="24"/>
+        </w:rPr>
+        <w:t>講義補充</w:t>
+      </w:r>
+    </w:p>
+    <w:p>
+      <w:pPr>
+        <w:pStyle w:val="ListBullet"/>
+        <w:spacing w:after="60" w:line="312" w:lineRule="auto"/>
+      </w:pPr>
+      <w:r>
+        <w:rPr>
+          <w:rFonts w:ascii="Microsoft JhengHei" w:hAnsi="Microsoft JhengHei" w:eastAsia="Microsoft JhengHei" w:cs="Microsoft JhengHei"/>
+          <w:b w:val="0"/>
+          <w:i w:val="0"/>
+          <w:color w:val="3C3328"/>
+          <w:sz w:val="28"/>
+        </w:rPr>
+        <w:t>第七樣回報：實利（可量化的營收）。</w:t>
+      </w:r>
+    </w:p>
+    <w:p>
+      <w:pPr>
+        <w:pStyle w:val="ListBullet"/>
+        <w:spacing w:after="60" w:line="312" w:lineRule="auto"/>
+      </w:pPr>
+      <w:r>
+        <w:rPr>
+          <w:rFonts w:ascii="Microsoft JhengHei" w:hAnsi="Microsoft JhengHei" w:eastAsia="Microsoft JhengHei" w:cs="Microsoft JhengHei"/>
+          <w:b w:val="0"/>
+          <w:i w:val="0"/>
+          <w:color w:val="3C3328"/>
+          <w:sz w:val="28"/>
+        </w:rPr>
+        <w:t>代表：維蘇威纜車公司與《Funiculì, Funiculà》。</w:t>
+      </w:r>
+    </w:p>
+    <w:p>
+      <w:pPr>
+        <w:pBdr>
+          <w:bottom w:val="single" w:sz="6" w:space="4" w:color="E4D9C3"/>
+        </w:pBdr>
+        <w:spacing w:before="240" w:after="80" w:line="312" w:lineRule="auto"/>
+      </w:pPr>
+      <w:r>
+        <w:rPr>
+          <w:rFonts w:ascii="Microsoft JhengHei" w:hAnsi="Microsoft JhengHei" w:eastAsia="Microsoft JhengHei" w:cs="Microsoft JhengHei"/>
+          <w:b/>
+          <w:i w:val="0"/>
+          <w:color w:val="7C3B2D"/>
+          <w:sz w:val="38"/>
+        </w:rPr>
+        <w:t xml:space="preserve">投影片 37　</w:t>
+      </w:r>
+      <w:r>
+        <w:rPr>
+          <w:rFonts w:ascii="Microsoft JhengHei" w:hAnsi="Microsoft JhengHei" w:eastAsia="Microsoft JhengHei" w:cs="Microsoft JhengHei"/>
+          <w:b/>
+          <w:i w:val="0"/>
+          <w:color w:val="2B2016"/>
+          <w:sz w:val="38"/>
+        </w:rPr>
+        <w:t>Funiculì：纜車公司花錢委創，一首宣傳歌</w:t>
+      </w:r>
+      <w:r>
+        <w:rPr>
+          <w:rFonts w:ascii="Microsoft JhengHei" w:hAnsi="Microsoft JhengHei" w:eastAsia="Microsoft JhengHei" w:cs="Microsoft JhengHei"/>
+          <w:b w:val="0"/>
+          <w:i w:val="0"/>
+          <w:color w:val="6A767A"/>
+          <w:sz w:val="24"/>
+        </w:rPr>
+        <w:t xml:space="preserve">　　⏱ 停留約 70 秒</w:t>
+      </w:r>
+    </w:p>
+    <w:p>
+      <w:pPr>
+        <w:spacing w:before="120" w:after="40" w:line="312" w:lineRule="auto"/>
+      </w:pPr>
+      <w:r>
+        <w:rPr>
+          <w:rFonts w:ascii="Microsoft JhengHei" w:hAnsi="Microsoft JhengHei" w:eastAsia="Microsoft JhengHei" w:cs="Microsoft JhengHei"/>
+          <w:b/>
+          <w:i w:val="0"/>
+          <w:color w:val="7C3B2D"/>
+          <w:sz w:val="24"/>
+        </w:rPr>
+        <w:t>講稿</w:t>
+      </w:r>
+    </w:p>
+    <w:p>
+      <w:pPr>
+        <w:spacing w:before="0" w:after="160" w:line="336" w:lineRule="auto"/>
+      </w:pPr>
+      <w:r>
+        <w:rPr>
+          <w:rFonts w:ascii="Microsoft JhengHei" w:hAnsi="Microsoft JhengHei" w:eastAsia="Microsoft JhengHei" w:cs="Microsoft JhengHei"/>
+          <w:b w:val="0"/>
+          <w:i w:val="0"/>
+          <w:color w:val="222A2D"/>
+          <w:sz w:val="36"/>
+        </w:rPr>
+        <w:t>1880 年，義大利拿坡里的維蘇威火山，蓋了一條登山纜車，開通了。但纜車公司碰到一個每個做新產品的人都懂的難題：東西是好的，客人不敢用——大家怕火山、不敢坐。他們的解方，各位猜到了嗎？花錢，委託作曲家丹薩（Denza）寫了一首宣傳歌，就叫《Funiculì, Funiculà》，歌名的意思就是「纜車上山、纜車下山」。這首歌，後來常被稱為「史上最早的廣告歌」之一——它從第一天起，就不是為了藝術，而是為了賣一項產品而寫的。各位注意：出錢的是誰？是纜車公司。他們要的，不是留名青史，是把客人的「怕」，變成「想去」。</w:t>
+      </w:r>
+    </w:p>
+    <w:p>
+      <w:pPr>
+        <w:spacing w:before="80" w:after="40" w:line="312" w:lineRule="auto"/>
+      </w:pPr>
+      <w:r>
+        <w:rPr>
+          <w:rFonts w:ascii="Microsoft JhengHei" w:hAnsi="Microsoft JhengHei" w:eastAsia="Microsoft JhengHei" w:cs="Microsoft JhengHei"/>
+          <w:b/>
+          <w:i w:val="0"/>
+          <w:color w:val="856017"/>
+          <w:sz w:val="24"/>
+        </w:rPr>
+        <w:t>講義補充</w:t>
+      </w:r>
+    </w:p>
+    <w:p>
+      <w:pPr>
+        <w:pStyle w:val="ListBullet"/>
+        <w:spacing w:after="60" w:line="312" w:lineRule="auto"/>
+      </w:pPr>
+      <w:r>
+        <w:rPr>
+          <w:rFonts w:ascii="Microsoft JhengHei" w:hAnsi="Microsoft JhengHei" w:eastAsia="Microsoft JhengHei" w:cs="Microsoft JhengHei"/>
+          <w:b w:val="0"/>
+          <w:i w:val="0"/>
+          <w:color w:val="3C3328"/>
+          <w:sz w:val="28"/>
+        </w:rPr>
+        <w:t>1880 維蘇威火山纜車開通；為宣傳纜車委創《Funiculì, Funiculà》（丹薩曲、圖爾科拿坡里語詞）。</w:t>
+      </w:r>
+    </w:p>
+    <w:p>
+      <w:pPr>
+        <w:pStyle w:val="ListBullet"/>
+        <w:spacing w:after="60" w:line="312" w:lineRule="auto"/>
+      </w:pPr>
+      <w:r>
+        <w:rPr>
+          <w:rFonts w:ascii="Microsoft JhengHei" w:hAnsi="Microsoft JhengHei" w:eastAsia="Microsoft JhengHei" w:cs="Microsoft JhengHei"/>
+          <w:b w:val="0"/>
+          <w:i w:val="0"/>
+          <w:color w:val="3C3328"/>
+          <w:sz w:val="28"/>
+        </w:rPr>
+        <w:t>常被稱為「史上最早的廣告歌」之一。</w:t>
+      </w:r>
+    </w:p>
+    <w:p>
+      <w:pPr>
+        <w:pStyle w:val="ListBullet"/>
+        <w:spacing w:after="60" w:line="312" w:lineRule="auto"/>
+      </w:pPr>
+      <w:r>
+        <w:rPr>
+          <w:rFonts w:ascii="Microsoft JhengHei" w:hAnsi="Microsoft JhengHei" w:eastAsia="Microsoft JhengHei" w:cs="Microsoft JhengHei"/>
+          <w:b w:val="0"/>
+          <w:i w:val="0"/>
+          <w:color w:val="3C3328"/>
+          <w:sz w:val="28"/>
+        </w:rPr>
+        <w:t>出資者＝纜車公司，目的＝行銷。</w:t>
       </w:r>
     </w:p>
     <w:p>
@@ -4610,7 +5018,7 @@
           <w:color w:val="3E332A"/>
           <w:sz w:val="28"/>
         </w:rPr>
-        <w:t>無（承接帶動唱的餘溫直接講）。</w:t>
+        <w:t>無（壓軸帶動唱時才播伴唱）。</w:t>
       </w:r>
     </w:p>
     <w:p>
@@ -4628,7 +5036,7 @@
           <w:color w:val="7C3B2D"/>
           <w:sz w:val="38"/>
         </w:rPr>
-        <w:t xml:space="preserve">投影片 30　</w:t>
+        <w:t xml:space="preserve">投影片 38　</w:t>
       </w:r>
       <w:r>
         <w:rPr>
@@ -4638,7 +5046,7 @@
           <w:color w:val="2B2016"/>
           <w:sz w:val="38"/>
         </w:rPr>
-        <w:t>維蘇威纜車（下）：打不倒的行銷資產</w:t>
+        <w:t>一首歌，把客人唱上山</w:t>
       </w:r>
       <w:r>
         <w:rPr>
@@ -4648,7 +5056,7 @@
           <w:color w:val="6A767A"/>
           <w:sz w:val="24"/>
         </w:rPr>
-        <w:t xml:space="preserve">　　⏱ 停留約 100 秒</w:t>
+        <w:t xml:space="preserve">　　⏱ 停留約 70 秒</w:t>
       </w:r>
     </w:p>
     <w:p>
@@ -4678,7 +5086,7 @@
           <w:color w:val="222A2D"/>
           <w:sz w:val="36"/>
         </w:rPr>
-        <w:t>這門生意後來怎麼樣了？它經歷了大概是商業史上最硬核的「不可抗力」測試。1906 年維蘇威大噴發，車站、機房、車廂全埋進二、三十公尺深的火山灰——照理說故事該結束了。可是三年後，1909 年，纜車重建復駛；1911 年山崩再停，1912 年又開。為什麼值得一次又一次重建？因為那首歌帶來的品牌名氣和穩定客源，讓每一次重建都算得過來——這就是行銷資產最實在的價值：它讓生意永遠「值得被救回來」。1944 年火山加上戰火，纜車功成身退，公司轉型：1953 年改成吊椅繼續載客，據載一年約十萬人次、超過一半是國際旅客，一路營運到 1984 年，才把登山這件事交棒給公路與遊覽車。硬體會被天災與時代改寫——但請注意，那首 1880 年的委創歌，到今天還在替維蘇威、替拿坡里「免費帶客」：電影、廣告、音樂會，全世界每天都有人唱它、聽它，然後想去看看那座山。所以，給在座企業家的啟示很簡單：產品有生命週期，行銷內容做到位，卻是跨世紀資產。一次委創，回報以百年計。</w:t>
+        <w:t>這首委創的廣告歌，效果好到什麼程度？樂譜一年之內賣破一百萬份，歌聲傳遍全歐洲的沙龍和街頭，「去拿坡里、坐纜車上維蘇威」變成整個歐洲的旅遊夢想。各位想想：一首三分鐘的歌，把大家心裡的「怕」，唱成了「想去」。而且名氣接著就兌現成生意：1888 年，旅行社的老祖宗、英國的湯瑪斯·庫克公司（Thomas Cook），把這條纜車編進國際觀光行程，全世界的旅客跟著行程表上山，運量一路倍增。各位看，這條漂亮的成長曲線，起點就是纜車公司當年花錢委託的那一首歌。這就是我說的「第七樣、最硬的回報」——實實在在的客人、實實在在的錢。</w:t>
       </w:r>
     </w:p>
     <w:p>
@@ -4709,7 +5117,7 @@
           <w:color w:val="3C3328"/>
           <w:sz w:val="28"/>
         </w:rPr>
-        <w:t>1906 大噴發全毀（車站、機房與兩節車廂埋於 20–30 公尺火山灰）→ 1909 重建復駛；1911 山崩 → 1912 再開。</w:t>
+        <w:t>樂譜一年售出百萬份（據 Treccani《義大利人物傳記辭典》）。</w:t>
       </w:r>
     </w:p>
     <w:p>
@@ -4725,7 +5133,7 @@
           <w:color w:val="3C3328"/>
           <w:sz w:val="28"/>
         </w:rPr>
-        <w:t>1927 特許權轉入庫克義大利子公司（Ferrovia e Funicolare Vesuviana S.A.I.）；1944 噴發＋戰損後功成身退。</w:t>
+        <w:t>1888 湯瑪斯·庫克父子公司把纜車編入國際觀光行程，運量倍增。</w:t>
       </w:r>
     </w:p>
     <w:p>
@@ -4741,23 +5149,7 @@
           <w:color w:val="3C3328"/>
           <w:sz w:val="28"/>
         </w:rPr>
-        <w:t>1947 售予南義次級鐵路公司（Strade Ferrate Secondarie Meridionali，SFSM）；1953 改吊椅（最高日運千人；1953–1984 年約 10 萬人次、過半國際旅客，據義文維基）；1984 交棒公路時代。</w:t>
-      </w:r>
-    </w:p>
-    <w:p>
-      <w:pPr>
-        <w:pStyle w:val="ListBullet"/>
-        <w:spacing w:after="60" w:line="312" w:lineRule="auto"/>
-      </w:pPr>
-      <w:r>
-        <w:rPr>
-          <w:rFonts w:ascii="Microsoft JhengHei" w:hAnsi="Microsoft JhengHei" w:eastAsia="Microsoft JhengHei" w:cs="Microsoft JhengHei"/>
-          <w:b w:val="0"/>
-          <w:i w:val="0"/>
-          <w:color w:val="3C3328"/>
-          <w:sz w:val="28"/>
-        </w:rPr>
-        <w:t>金句：產品有生命週期，行銷內容是跨世紀資產。</w:t>
+        <w:t>一首委創歌＝纜車公司成長曲線的起點。</w:t>
       </w:r>
     </w:p>
     <w:p>
@@ -4775,7 +5167,7 @@
           <w:color w:val="7C3B2D"/>
           <w:sz w:val="38"/>
         </w:rPr>
-        <w:t xml:space="preserve">投影片 31　</w:t>
+        <w:t xml:space="preserve">投影片 39　</w:t>
       </w:r>
       <w:r>
         <w:rPr>
@@ -4785,7 +5177,7 @@
           <w:color w:val="2B2016"/>
           <w:sz w:val="38"/>
         </w:rPr>
-        <w:t>拜羅伊特：十九世紀的藝術新創 × 創投</w:t>
+        <w:t>維蘇威纜車：打不倒的百年行銷資產</w:t>
       </w:r>
       <w:r>
         <w:rPr>
@@ -4795,7 +5187,7 @@
           <w:color w:val="6A767A"/>
           <w:sz w:val="24"/>
         </w:rPr>
-        <w:t xml:space="preserve">　　⏱ 停留約 110 秒</w:t>
+        <w:t xml:space="preserve">　　⏱ 停留約 75 秒</w:t>
       </w:r>
     </w:p>
     <w:p>
@@ -4825,7 +5217,7 @@
           <w:color w:val="222A2D"/>
           <w:sz w:val="36"/>
         </w:rPr>
-        <w:t>接下來這個故事，根本就是十九世紀版的「新創燒錢 × 天使投資」。華格納（Richard Wagner）有個瘋狂的夢：他要為自己長達四聯劇的《尼伯龍根的指環》（Der Ring des Nibelungen），量身打造一座專屬劇院。這要花多少錢？天文數字。但他遇到了完美的金主：1864 年，巴伐利亞國王路德維希二世（Ludwig II）成了他近乎無上限的天使投資人。華格納於是自建了拜羅伊特節慶劇院（Bayreuth Festspielhaus），裡面有個革命性的設計——隱藏式的下沉樂池，讓觀眾看不到樂團，完全沉浸在劇情裡。這就是為作品客製的硬體。1874 年計畫財務危機，國王再撥 10 萬塔勒（thaler）續命。1876 年 8 月 13 到 17 日，首屆音樂節完整上演了 14 小時的四聯劇，到場的有李斯特、柴可夫斯基、聖桑、布魯克納。這對應我們待會兒的企業提案第 3 點：把場館、把音樂節，做成一個 iconic 的品牌聖地。</w:t>
+        <w:t>這門生意後來怎麼樣？它經歷了大概是商業史上最硬核的「不可抗力」測試。1906 年，維蘇威火山大噴發，車站、車廂全部埋進二、三十公尺深的火山灰——照理說故事該結束了吧？可是三年後，1909 年，纜車重建、復駛；1911 年山崩再停，1912 年又開。為什麼值得一次又一次重建？因為那首歌帶來的名氣和穩定客源，讓每一次重建都算得過來。硬體會被天災淘汰——但那首 1880 年的委創歌，到今天還在全世界的電影、廣告、音樂會裡，替維蘇威、替拿坡里「免費帶客」。所以給在座企業家的啟示很簡單：產品有生命週期，但一次到位的贊助內容，是跨世紀的資產。一次委創，回報以百年計——這就是「投資美」最極致的複利。好，講完它的身世，等一下，換我們自己來把這首歌唱一遍。</w:t>
       </w:r>
     </w:p>
     <w:p>
@@ -4856,7 +5248,7 @@
           <w:color w:val="3C3328"/>
           <w:sz w:val="28"/>
         </w:rPr>
-        <w:t>華格納為《指環》量身打造劇院。</w:t>
+        <w:t>1906 大噴發全毀→1909 重建復駛；1911 山崩→1912 再開；1944 火山加戰火後轉型，1953 改吊椅營運至 1984。</w:t>
       </w:r>
     </w:p>
     <w:p>
@@ -4872,7 +5264,7 @@
           <w:color w:val="3C3328"/>
           <w:sz w:val="28"/>
         </w:rPr>
-        <w:t>1864 路德維希二世成金主；1874 危機再撥 10 萬塔勒。</w:t>
+        <w:t>那首委創歌成為跨世紀行銷資產。</w:t>
       </w:r>
     </w:p>
     <w:p>
@@ -4888,7 +5280,90 @@
           <w:color w:val="3C3328"/>
           <w:sz w:val="28"/>
         </w:rPr>
-        <w:t>拜羅伊特節慶劇院（隱藏式下沉樂池）。</w:t>
+        <w:t>金句：一次委創，回報以百年計。</w:t>
+      </w:r>
+    </w:p>
+    <w:p>
+      <w:pPr>
+        <w:pBdr>
+          <w:bottom w:val="single" w:sz="6" w:space="4" w:color="E4D9C3"/>
+        </w:pBdr>
+        <w:spacing w:before="240" w:after="80" w:line="312" w:lineRule="auto"/>
+      </w:pPr>
+      <w:r>
+        <w:rPr>
+          <w:rFonts w:ascii="Microsoft JhengHei" w:hAnsi="Microsoft JhengHei" w:eastAsia="Microsoft JhengHei" w:cs="Microsoft JhengHei"/>
+          <w:b/>
+          <w:i w:val="0"/>
+          <w:color w:val="7C3B2D"/>
+          <w:sz w:val="38"/>
+        </w:rPr>
+        <w:t xml:space="preserve">投影片 40　</w:t>
+      </w:r>
+      <w:r>
+        <w:rPr>
+          <w:rFonts w:ascii="Microsoft JhengHei" w:hAnsi="Microsoft JhengHei" w:eastAsia="Microsoft JhengHei" w:cs="Microsoft JhengHei"/>
+          <w:b/>
+          <w:i w:val="0"/>
+          <w:color w:val="2B2016"/>
+          <w:sz w:val="38"/>
+        </w:rPr>
+        <w:t>企業的回報：贊助藝術，買到錢買不到的東西</w:t>
+      </w:r>
+      <w:r>
+        <w:rPr>
+          <w:rFonts w:ascii="Microsoft JhengHei" w:hAnsi="Microsoft JhengHei" w:eastAsia="Microsoft JhengHei" w:cs="Microsoft JhengHei"/>
+          <w:b w:val="0"/>
+          <w:i w:val="0"/>
+          <w:color w:val="6A767A"/>
+          <w:sz w:val="24"/>
+        </w:rPr>
+        <w:t xml:space="preserve">　　⏱ 停留約 80 秒</w:t>
+      </w:r>
+    </w:p>
+    <w:p>
+      <w:pPr>
+        <w:spacing w:before="120" w:after="40" w:line="312" w:lineRule="auto"/>
+      </w:pPr>
+      <w:r>
+        <w:rPr>
+          <w:rFonts w:ascii="Microsoft JhengHei" w:hAnsi="Microsoft JhengHei" w:eastAsia="Microsoft JhengHei" w:cs="Microsoft JhengHei"/>
+          <w:b/>
+          <w:i w:val="0"/>
+          <w:color w:val="7C3B2D"/>
+          <w:sz w:val="24"/>
+        </w:rPr>
+        <w:t>講稿</w:t>
+      </w:r>
+    </w:p>
+    <w:p>
+      <w:pPr>
+        <w:spacing w:before="0" w:after="160" w:line="336" w:lineRule="auto"/>
+      </w:pPr>
+      <w:r>
+        <w:rPr>
+          <w:rFonts w:ascii="Microsoft JhengHei" w:hAnsi="Microsoft JhengHei" w:eastAsia="Microsoft JhengHei" w:cs="Microsoft JhengHei"/>
+          <w:b w:val="0"/>
+          <w:i w:val="0"/>
+          <w:color w:val="222A2D"/>
+          <w:sz w:val="36"/>
+        </w:rPr>
+        <w:t>我們把七樣回報，收攏成四個各位董事會上聽得懂的面向。第一，品牌聲望與差異化——像卡內基、像拜羅伊特，把名字刻進文化史。第二，客戶關係與高端形象——像賓士、像奇美，用藝術替品牌鍍格調，緊緊綁住最高價值的客群。第三，人才吸引與員工凝聚——像埃斯特哈齊，長期養才、養場館，凝聚內部認同。第四，也是各位老闆最想聽的，可量化的溢價——藝文投資會變成實打實的品牌溢價和實利：奇美的形象、普契尼帶來的兩百萬觀光客、纜車那條百年的成長曲線，這些都算得出來。所以請記住這句話：贊助藝術，不是成本，是一筆會增值的長期資產。（順帶一提，文化藝術贊助在稅務上也可能有優惠，這部分請洽你的會計師。）</w:t>
+      </w:r>
+    </w:p>
+    <w:p>
+      <w:pPr>
+        <w:spacing w:before="80" w:after="40" w:line="312" w:lineRule="auto"/>
+      </w:pPr>
+      <w:r>
+        <w:rPr>
+          <w:rFonts w:ascii="Microsoft JhengHei" w:hAnsi="Microsoft JhengHei" w:eastAsia="Microsoft JhengHei" w:cs="Microsoft JhengHei"/>
+          <w:b/>
+          <w:i w:val="0"/>
+          <w:color w:val="856017"/>
+          <w:sz w:val="24"/>
+        </w:rPr>
+        <w:t>講義補充</w:t>
       </w:r>
     </w:p>
     <w:p>
@@ -4904,7 +5379,7 @@
           <w:color w:val="3C3328"/>
           <w:sz w:val="28"/>
         </w:rPr>
-        <w:t>1876/8/13–17 首屆音樂節 14 小時四聯劇；與會李斯特/柴可夫斯基/聖桑/布魯克納。</w:t>
+        <w:t>四面向：①品牌聲望與差異化（卡內基/拜羅伊特）②客戶關係與高端形象（賓士/奇美）③人才與凝聚（埃斯特哈齊）④可量化的溢價（品牌溢價、觀光訪客數、纜車百年運量）。</w:t>
       </w:r>
     </w:p>
     <w:p>
@@ -4920,7 +5395,7 @@
           <w:color w:val="3C3328"/>
           <w:sz w:val="28"/>
         </w:rPr>
-        <w:t>對應提案第 3 點。</w:t>
+        <w:t>核心金句：不是成本，是會增值的長期資產。</w:t>
       </w:r>
     </w:p>
     <w:p>
@@ -4936,7 +5411,90 @@
           <w:color w:val="3C3328"/>
           <w:sz w:val="28"/>
         </w:rPr>
-        <w:t>拜羅伊特靠一千張、每張 300 塔勒的「贊助證書」（Patronatsschein）集資 30 萬塔勒，實際賣不到一半；路德維希二世貸 10 萬塔勒救場，1876 首屆音樂節仍虧約 15 萬馬克——聖地是先賠出來的。</w:t>
+        <w:t>稅務優惠依文化藝術相關法規評估，建議洽會計師。</w:t>
+      </w:r>
+    </w:p>
+    <w:p>
+      <w:pPr>
+        <w:pBdr>
+          <w:bottom w:val="single" w:sz="6" w:space="4" w:color="E4D9C3"/>
+        </w:pBdr>
+        <w:spacing w:before="240" w:after="80" w:line="312" w:lineRule="auto"/>
+      </w:pPr>
+      <w:r>
+        <w:rPr>
+          <w:rFonts w:ascii="Microsoft JhengHei" w:hAnsi="Microsoft JhengHei" w:eastAsia="Microsoft JhengHei" w:cs="Microsoft JhengHei"/>
+          <w:b/>
+          <w:i w:val="0"/>
+          <w:color w:val="7C3B2D"/>
+          <w:sz w:val="38"/>
+        </w:rPr>
+        <w:t xml:space="preserve">投影片 41　</w:t>
+      </w:r>
+      <w:r>
+        <w:rPr>
+          <w:rFonts w:ascii="Microsoft JhengHei" w:hAnsi="Microsoft JhengHei" w:eastAsia="Microsoft JhengHei" w:cs="Microsoft JhengHei"/>
+          <w:b/>
+          <w:i w:val="0"/>
+          <w:color w:val="2B2016"/>
+          <w:sz w:val="38"/>
+        </w:rPr>
+        <w:t>企業家最適合聽的音樂</w:t>
+      </w:r>
+      <w:r>
+        <w:rPr>
+          <w:rFonts w:ascii="Microsoft JhengHei" w:hAnsi="Microsoft JhengHei" w:eastAsia="Microsoft JhengHei" w:cs="Microsoft JhengHei"/>
+          <w:b w:val="0"/>
+          <w:i w:val="0"/>
+          <w:color w:val="6A767A"/>
+          <w:sz w:val="24"/>
+        </w:rPr>
+        <w:t xml:space="preserve">　　⏱ 停留約 60 秒</w:t>
+      </w:r>
+    </w:p>
+    <w:p>
+      <w:pPr>
+        <w:spacing w:before="120" w:after="40" w:line="312" w:lineRule="auto"/>
+      </w:pPr>
+      <w:r>
+        <w:rPr>
+          <w:rFonts w:ascii="Microsoft JhengHei" w:hAnsi="Microsoft JhengHei" w:eastAsia="Microsoft JhengHei" w:cs="Microsoft JhengHei"/>
+          <w:b/>
+          <w:i w:val="0"/>
+          <w:color w:val="7C3B2D"/>
+          <w:sz w:val="24"/>
+        </w:rPr>
+        <w:t>講稿</w:t>
+      </w:r>
+    </w:p>
+    <w:p>
+      <w:pPr>
+        <w:spacing w:before="0" w:after="160" w:line="336" w:lineRule="auto"/>
+      </w:pPr>
+      <w:r>
+        <w:rPr>
+          <w:rFonts w:ascii="Microsoft JhengHei" w:hAnsi="Microsoft JhengHei" w:eastAsia="Microsoft JhengHei" w:cs="Microsoft JhengHei"/>
+          <w:b w:val="0"/>
+          <w:i w:val="0"/>
+          <w:color w:val="222A2D"/>
+          <w:sz w:val="36"/>
+        </w:rPr>
+        <w:t>在給各位提案之前，先送大家一份「實用清單」——企業家最適合聽的四首音樂，按場合分。第一，需要專注、需要沉澱、壓力大的時候，聽今天的《郭德堡變奏曲》，它規律、清澈，能幫你把腦子清乾淨。第二，尾牙、開工、團隊誓師，要凝聚人心、鼓舞士氣，放貝多芬的〈歡樂頌〉，保證全場熱血。第三，要炒熱氣氛、帶動全場，就用我們今天的壓軸，那首輕快好上口的《Funiculì》。第四，一個人獨處、或招待重要客人，需要安靜有品味的背景音，放德布西的《月光》。學會用音樂管理情緒、管理場合，這是各位當領導者，最低成本的一項軟實力。</w:t>
+      </w:r>
+    </w:p>
+    <w:p>
+      <w:pPr>
+        <w:spacing w:before="80" w:after="40" w:line="312" w:lineRule="auto"/>
+      </w:pPr>
+      <w:r>
+        <w:rPr>
+          <w:rFonts w:ascii="Microsoft JhengHei" w:hAnsi="Microsoft JhengHei" w:eastAsia="Microsoft JhengHei" w:cs="Microsoft JhengHei"/>
+          <w:b/>
+          <w:i w:val="0"/>
+          <w:color w:val="856017"/>
+          <w:sz w:val="24"/>
+        </w:rPr>
+        <w:t>講義補充</w:t>
       </w:r>
     </w:p>
     <w:p>
@@ -4952,7 +5510,23 @@
           <w:color w:val="3C3328"/>
           <w:sz w:val="28"/>
         </w:rPr>
-        <w:t>📖 名詞解釋｜塔勒（Thaler）：16 世紀起德語區通行的大型銀幣，「dollar」一詞即源於其名；拜羅伊特劇院集資與國王貸款皆以塔勒計。</w:t>
+        <w:t>郭德堡＝專注/紓壓；〈歡樂頌〉＝凝聚/士氣；Funiculì＝炒熱氣氛；月光＝沉澱/招待。</w:t>
+      </w:r>
+    </w:p>
+    <w:p>
+      <w:pPr>
+        <w:pStyle w:val="ListBullet"/>
+        <w:spacing w:after="60" w:line="312" w:lineRule="auto"/>
+      </w:pPr>
+      <w:r>
+        <w:rPr>
+          <w:rFonts w:ascii="Microsoft JhengHei" w:hAnsi="Microsoft JhengHei" w:eastAsia="Microsoft JhengHei" w:cs="Microsoft JhengHei"/>
+          <w:b w:val="0"/>
+          <w:i w:val="0"/>
+          <w:color w:val="3C3328"/>
+          <w:sz w:val="28"/>
+        </w:rPr>
+        <w:t>用音樂管理情緒與場合＝領導者的低成本軟實力。（皆為情境定位，非療效宣稱）</w:t>
       </w:r>
     </w:p>
     <w:p>
@@ -4981,7 +5555,7 @@
           <w:color w:val="3E332A"/>
           <w:sz w:val="28"/>
         </w:rPr>
-        <w:t>播華格納〈女武神的騎行〉約 3 分鐘。播前：「想像 14 小時的史詩，這只是其中最著名的 3 分鐘。」播後：「一個瘋狂的夢，加上一位無上限的金主，蓋出了一座至今仍是聖地的劇院。」</w:t>
+        <w:t>無（可輕放《月光》當背景）。</w:t>
       </w:r>
     </w:p>
     <w:p>
@@ -4999,7 +5573,7 @@
           <w:color w:val="7C3B2D"/>
           <w:sz w:val="38"/>
         </w:rPr>
-        <w:t xml:space="preserve">投影片 32　</w:t>
+        <w:t xml:space="preserve">投影片 42　</w:t>
       </w:r>
       <w:r>
         <w:rPr>
@@ -5009,7 +5583,7 @@
           <w:color w:val="2B2016"/>
           <w:sz w:val="38"/>
         </w:rPr>
-        <w:t>浪漫代表曲（樂譜頁）</w:t>
+        <w:t>給企業的五點提案（一）</w:t>
       </w:r>
       <w:r>
         <w:rPr>
@@ -5019,7 +5593,7 @@
           <w:color w:val="6A767A"/>
           <w:sz w:val="24"/>
         </w:rPr>
-        <w:t xml:space="preserve">　　⏱ 停留約 40 秒</w:t>
+        <w:t xml:space="preserve">　　⏱ 停留約 60 秒</w:t>
       </w:r>
     </w:p>
     <w:p>
@@ -5049,7 +5623,7 @@
           <w:color w:val="222A2D"/>
           <w:sz w:val="36"/>
         </w:rPr>
-        <w:t>用一頁樂譜替浪漫時期收尾。這個時代的關鍵字是「個性與張力」——炫技、濃烈的情感、戲劇性的對比。為什麼？因為市場要的不再只是好聽，而是「難忘」、是「明星魅力」。藝術家賣的是自己這個品牌，所以音樂也必須有強烈的個人簽名。</w:t>
+        <w:t>那麼，今天的企業具體可以怎麼做？我整理成五點，這是全場最實用的部分。第 1 點，像埃斯特哈齊：給藝術家長期、穩定的資助，並用一座場館養創新——給他一個能安心研發的家。第 2 點，像佛瑞的女伯爵：找一位「對的」藝術家，深度綁定、長期陪他成名——與其把預算灑給一百個人，不如成就一個人。</w:t>
       </w:r>
     </w:p>
     <w:p>
@@ -5080,7 +5654,7 @@
           <w:color w:val="3C3328"/>
           <w:sz w:val="28"/>
         </w:rPr>
-        <w:t>樂譜佔位 d2-romantic-melody/piano。</w:t>
+        <w:t>提案 1 像埃斯特哈齊：長期穩定資助＋場館養創新。</w:t>
       </w:r>
     </w:p>
     <w:p>
@@ -5096,7 +5670,7 @@
           <w:color w:val="3C3328"/>
           <w:sz w:val="28"/>
         </w:rPr>
-        <w:t>浪漫聲音特徵：炫技、情感、戲劇性、個人簽名。</w:t>
+        <w:t>提案 2 像佛瑞的女伯爵：找對的藝術家深度綁定、長期陪伴。</w:t>
       </w:r>
     </w:p>
     <w:p>
@@ -5114,7 +5688,7 @@
           <w:color w:val="7C3B2D"/>
           <w:sz w:val="38"/>
         </w:rPr>
-        <w:t xml:space="preserve">投影片 33　</w:t>
+        <w:t xml:space="preserve">投影片 43　</w:t>
       </w:r>
       <w:r>
         <w:rPr>
@@ -5124,7 +5698,7 @@
           <w:color w:val="2B2016"/>
           <w:sz w:val="38"/>
         </w:rPr>
-        <w:t>第四站：印象派——氛圍、音色、流動感</w:t>
+        <w:t>給企業的五點提案（二）</w:t>
       </w:r>
       <w:r>
         <w:rPr>
@@ -5134,7 +5708,7 @@
           <w:color w:val="6A767A"/>
           <w:sz w:val="24"/>
         </w:rPr>
-        <w:t xml:space="preserve">　　⏱ 停留約 50 秒</w:t>
+        <w:t xml:space="preserve">　　⏱ 停留約 60 秒</w:t>
       </w:r>
     </w:p>
     <w:p>
@@ -5164,7 +5738,7 @@
           <w:color w:val="222A2D"/>
           <w:sz w:val="36"/>
         </w:rPr>
-        <w:t>第四站，印象派。音樂上的印象派大約是 1890 到 1920 年，背景則從 1875 年延伸到 1920 年。如果浪漫是濃烈的戲劇，印象派就是朦朧的氛圍——它賣的是音色、是流動感、是一種說不清的情緒。商業模式上，它延續了出版、音樂會、教學、沙龍委約，但多了一個劃時代的新支柱：錄音。而沙龍，其實就是私人贊助的延續——巴黎的富人在自己家裡主辦室內樂沙龍，扮演著小型梅迪奇的角色。</w:t>
+        <w:t>第 3 點，像拜羅伊特、像卡內基：把你的場館、或你辦的音樂節，做成一個 iconic 的品牌，把名字冠上去，做成一個讓人非朝聖不可的地方。第 4 點，像維蘇威纜車公司：委託一支「屬於你品牌」的作品，或一首主題曲，讓它替你長期帶客——記住，一次委創，回報可以用百年計。</w:t>
       </w:r>
     </w:p>
     <w:p>
@@ -5195,7 +5769,7 @@
           <w:color w:val="3C3328"/>
           <w:sz w:val="28"/>
         </w:rPr>
-        <w:t>音樂印象派約 1890–1920（背景約 1875–1920）。</w:t>
+        <w:t>提案 3 像拜羅伊特/卡內基：把場館/音樂節做成 iconic 品牌、把名字冠上去。</w:t>
       </w:r>
     </w:p>
     <w:p>
@@ -5211,23 +5785,7 @@
           <w:color w:val="3C3328"/>
           <w:sz w:val="28"/>
         </w:rPr>
-        <w:t>收入＝出版/音樂會/教學/沙龍委約＋新增錄音。</w:t>
-      </w:r>
-    </w:p>
-    <w:p>
-      <w:pPr>
-        <w:pStyle w:val="ListBullet"/>
-        <w:spacing w:after="60" w:line="312" w:lineRule="auto"/>
-      </w:pPr>
-      <w:r>
-        <w:rPr>
-          <w:rFonts w:ascii="Microsoft JhengHei" w:hAnsi="Microsoft JhengHei" w:eastAsia="Microsoft JhengHei" w:cs="Microsoft JhengHei"/>
-          <w:b w:val="0"/>
-          <w:i w:val="0"/>
-          <w:color w:val="3C3328"/>
-          <w:sz w:val="28"/>
-        </w:rPr>
-        <w:t>沙龍＝私人贊助延續（巴黎富人主辦室內樂沙龍）。</w:t>
+        <w:t>提案 4 像纜車公司：委創屬於品牌的作品/主題曲，長期帶客。</w:t>
       </w:r>
     </w:p>
     <w:p>
@@ -5245,7 +5803,7 @@
           <w:color w:val="7C3B2D"/>
           <w:sz w:val="38"/>
         </w:rPr>
-        <w:t xml:space="preserve">投影片 34　</w:t>
+        <w:t xml:space="preserve">投影片 44　</w:t>
       </w:r>
       <w:r>
         <w:rPr>
@@ -5255,7 +5813,7 @@
           <w:color w:val="2B2016"/>
           <w:sz w:val="38"/>
         </w:rPr>
-        <w:t>同代美術：莫內《印象・日出》——自辦展覽與畫商創投</w:t>
+        <w:t>給企業的五點提案（三）</w:t>
       </w:r>
       <w:r>
         <w:rPr>
@@ -5265,7 +5823,7 @@
           <w:color w:val="6A767A"/>
           <w:sz w:val="24"/>
         </w:rPr>
-        <w:t xml:space="preserve">　　⏱ 停留約 70 秒</w:t>
+        <w:t xml:space="preserve">　　⏱ 停留約 65 秒</w:t>
       </w:r>
     </w:p>
     <w:p>
@@ -5295,7 +5853,7 @@
           <w:color w:val="222A2D"/>
           <w:sz w:val="36"/>
         </w:rPr>
-        <w:t>「印象派」這個名字，本身就是一堂品牌課。1874 年，莫內（Claude Monet）、雷諾瓦、竇加這批被官方沙龍拒絕的畫家，乾脆自組合作社、自辦展覽、自己賣票——用今天的話說，就是新創團隊繞過通路、自建平台。評論家勒魯瓦（Louis Leroy）看了這幅《印象・日出》，寫了篇酸文嘲笑他們是「印象派」；結果罵名變成品牌，整個畫派因此得名——待會兒你會看到，德布西那批音樂家後來也被套上同一個標籤。而在畫家背後，站著畫商杜朗-魯耶（Paul Durand-Ruel）：從 1872 年起大量買進這批「沒人要的畫」，三十年間收了將近一萬兩千幅，光莫內就約一千幅。畫家自辦展覽是新創，畫商就是創投；這幅畫在首展就以 800 法郎售出——市場，真的存在。</w:t>
+        <w:t>第 5 點，我要特別講給在座的各位——像梅迪奇，但也像《夜巡》裡那群合資的生意人：當金主，換取聲望與差異化。你可以自己來，也可以揪你的公會、你的交流會，大家合資一起當金主。最後，請把三個詞帶回家，這是所有提案的靈魂：對等、可持續、共融。不是施捨，是對等的合作；不是一次性的曝光，是可持續的關係；不是高高在上，是跟藝術家、跟社群共融。做到這三個詞，你的每一分贊助，都會加倍地回到你身上。</w:t>
       </w:r>
     </w:p>
     <w:p>
@@ -5326,7 +5884,7 @@
           <w:color w:val="3C3328"/>
           <w:sz w:val="28"/>
         </w:rPr>
-        <w:t>現藏瑪摩丹莫內美術館（Musée Marmottan Monet）。</w:t>
+        <w:t>提案 5 像梅迪奇與《夜巡》公會：個人或集體合資當金主，換聲望與差異化。</w:t>
       </w:r>
     </w:p>
     <w:p>
@@ -5342,55 +5900,7 @@
           <w:color w:val="3C3328"/>
           <w:sz w:val="28"/>
         </w:rPr>
-        <w:t>1874-04-15 首屆聯展開幕：約 30 位畫家自組「無名畫家、雕塑家、版畫家協會」（合作社）自辦售票展。</w:t>
-      </w:r>
-    </w:p>
-    <w:p>
-      <w:pPr>
-        <w:pStyle w:val="ListBullet"/>
-        <w:spacing w:after="60" w:line="312" w:lineRule="auto"/>
-      </w:pPr>
-      <w:r>
-        <w:rPr>
-          <w:rFonts w:ascii="Microsoft JhengHei" w:hAnsi="Microsoft JhengHei" w:eastAsia="Microsoft JhengHei" w:cs="Microsoft JhengHei"/>
-          <w:b w:val="0"/>
-          <w:i w:val="0"/>
-          <w:color w:val="3C3328"/>
-          <w:sz w:val="28"/>
-        </w:rPr>
-        <w:t>勒魯瓦 1874-04-25 於《喧鬧報》（Le Charivari）發表〈印象派畫家的展覽〉借畫名嘲諷，「印象派」由此得名。</w:t>
-      </w:r>
-    </w:p>
-    <w:p>
-      <w:pPr>
-        <w:pStyle w:val="ListBullet"/>
-        <w:spacing w:after="60" w:line="312" w:lineRule="auto"/>
-      </w:pPr>
-      <w:r>
-        <w:rPr>
-          <w:rFonts w:ascii="Microsoft JhengHei" w:hAnsi="Microsoft JhengHei" w:eastAsia="Microsoft JhengHei" w:cs="Microsoft JhengHei"/>
-          <w:b w:val="0"/>
-          <w:i w:val="0"/>
-          <w:color w:val="3C3328"/>
-          <w:sz w:val="28"/>
-        </w:rPr>
-        <w:t>首展期間以 800 法郎售出（買家：百貨業收藏家霍雪德 Ernest Hoschedé）；1940 年德・貝利歐家族後人捐贈瑪摩丹美術館（今瑪摩丹莫內美術館）。</w:t>
-      </w:r>
-    </w:p>
-    <w:p>
-      <w:pPr>
-        <w:pStyle w:val="ListBullet"/>
-        <w:spacing w:after="60" w:line="312" w:lineRule="auto"/>
-      </w:pPr>
-      <w:r>
-        <w:rPr>
-          <w:rFonts w:ascii="Microsoft JhengHei" w:hAnsi="Microsoft JhengHei" w:eastAsia="Microsoft JhengHei" w:cs="Microsoft JhengHei"/>
-          <w:b w:val="0"/>
-          <w:i w:val="0"/>
-          <w:color w:val="3C3328"/>
-          <w:sz w:val="28"/>
-        </w:rPr>
-        <w:t>杜朗-魯耶 1891–1922 購入近 12,000 幅（莫內約 1,000、雷諾瓦約 1,500）＝畫商當創投、庫存變帝國。</w:t>
+        <w:t>三記憶點：對等、可持續、共融。</w:t>
       </w:r>
     </w:p>
     <w:p>
@@ -5408,7 +5918,7 @@
           <w:color w:val="7C3B2D"/>
           <w:sz w:val="38"/>
         </w:rPr>
-        <w:t xml:space="preserve">投影片 35　</w:t>
+        <w:t xml:space="preserve">投影片 45　</w:t>
       </w:r>
       <w:r>
         <w:rPr>
@@ -5418,7 +5928,7 @@
           <w:color w:val="2B2016"/>
           <w:sz w:val="38"/>
         </w:rPr>
-        <w:t>德布西與拉威爾：拒絕標籤的兩位大師</w:t>
+        <w:t>當代委創（樂譜頁）：今天輪到你當金主</w:t>
       </w:r>
       <w:r>
         <w:rPr>
@@ -5428,7 +5938,7 @@
           <w:color w:val="6A767A"/>
           <w:sz w:val="24"/>
         </w:rPr>
-        <w:t xml:space="preserve">　　⏱ 停留約 95 秒</w:t>
+        <w:t xml:space="preserve">　　⏱ 停留約 50 秒</w:t>
       </w:r>
     </w:p>
     <w:p>
@@ -5458,7 +5968,7 @@
           <w:color w:val="222A2D"/>
           <w:sz w:val="36"/>
         </w:rPr>
-        <w:t>印象派有兩位大師，有趣的是，他們兩位都不喜歡「印象派」這個標籤。德布西（Claude Debussy，1862–1918）寫了《牧神的午後前奏曲》《海》（La Mer）和我們今天的主角《月光》（Clair de Lune）；他其實偏好「象徵主義」（Symbolism）這個說法。拉威爾（Maurice Ravel，1875–1937）寫了《死公主的孔雀舞》和那首神奇的《波麗露》（Boléro）。對企業來說，這個時代最重要的商業轉折是：「錄音」第一次成為收入的新支柱——音樂從「現場一次性的體驗」，變成「可以反覆販售的商品」。我們先聽《波麗露》——你會聽到同一段旋律重複十八次，越來越響，這簡直是「漸強行銷」的教科書。</w:t>
+        <w:t>各位看這一頁樂譜，它是空白的——因為它還沒被寫出來。從梅迪奇，到路德維希二世，到卡內基，每一個願意委託新作品的金主，都把自己的名字，寫進了未來的文化史。今天，輪到你了。你不需要懂作曲，你只需要做一個決定：委託一部屬於這個時代、屬於你品牌的新作品。三百年後，也許還有人會記得，是誰當年付了這筆錢。</w:t>
       </w:r>
     </w:p>
     <w:p>
@@ -5489,7 +5999,7 @@
           <w:color w:val="3C3328"/>
           <w:sz w:val="28"/>
         </w:rPr>
-        <w:t>德布西（1862–1918）：《牧神的午後》《海》《月光》。</w:t>
+        <w:t>委創＝把品牌名字寫進未來文化史。</w:t>
       </w:r>
     </w:p>
     <w:p>
@@ -5505,7 +6015,90 @@
           <w:color w:val="3C3328"/>
           <w:sz w:val="28"/>
         </w:rPr>
-        <w:t>拉威爾（1875–1937）：《死公主的孔雀舞》《波麗露》。</w:t>
+        <w:t>樂譜佔位 d2-modern-piano。</w:t>
+      </w:r>
+    </w:p>
+    <w:p>
+      <w:pPr>
+        <w:pBdr>
+          <w:bottom w:val="single" w:sz="6" w:space="4" w:color="E4D9C3"/>
+        </w:pBdr>
+        <w:spacing w:before="240" w:after="80" w:line="312" w:lineRule="auto"/>
+      </w:pPr>
+      <w:r>
+        <w:rPr>
+          <w:rFonts w:ascii="Microsoft JhengHei" w:hAnsi="Microsoft JhengHei" w:eastAsia="Microsoft JhengHei" w:cs="Microsoft JhengHei"/>
+          <w:b/>
+          <w:i w:val="0"/>
+          <w:color w:val="7C3B2D"/>
+          <w:sz w:val="38"/>
+        </w:rPr>
+        <w:t xml:space="preserve">投影片 46　</w:t>
+      </w:r>
+      <w:r>
+        <w:rPr>
+          <w:rFonts w:ascii="Microsoft JhengHei" w:hAnsi="Microsoft JhengHei" w:eastAsia="Microsoft JhengHei" w:cs="Microsoft JhengHei"/>
+          <w:b/>
+          <w:i w:val="0"/>
+          <w:color w:val="2B2016"/>
+          <w:sz w:val="38"/>
+        </w:rPr>
+        <w:t>重點回顧：贊助，換到七樣東西</w:t>
+      </w:r>
+      <w:r>
+        <w:rPr>
+          <w:rFonts w:ascii="Microsoft JhengHei" w:hAnsi="Microsoft JhengHei" w:eastAsia="Microsoft JhengHei" w:cs="Microsoft JhengHei"/>
+          <w:b w:val="0"/>
+          <w:i w:val="0"/>
+          <w:color w:val="6A767A"/>
+          <w:sz w:val="24"/>
+        </w:rPr>
+        <w:t xml:space="preserve">　　⏱ 停留約 60 秒</w:t>
+      </w:r>
+    </w:p>
+    <w:p>
+      <w:pPr>
+        <w:spacing w:before="120" w:after="40" w:line="312" w:lineRule="auto"/>
+      </w:pPr>
+      <w:r>
+        <w:rPr>
+          <w:rFonts w:ascii="Microsoft JhengHei" w:hAnsi="Microsoft JhengHei" w:eastAsia="Microsoft JhengHei" w:cs="Microsoft JhengHei"/>
+          <w:b/>
+          <w:i w:val="0"/>
+          <w:color w:val="7C3B2D"/>
+          <w:sz w:val="24"/>
+        </w:rPr>
+        <w:t>講稿</w:t>
+      </w:r>
+    </w:p>
+    <w:p>
+      <w:pPr>
+        <w:spacing w:before="0" w:after="160" w:line="336" w:lineRule="auto"/>
+      </w:pPr>
+      <w:r>
+        <w:rPr>
+          <w:rFonts w:ascii="Microsoft JhengHei" w:hAnsi="Microsoft JhengHei" w:eastAsia="Microsoft JhengHei" w:cs="Microsoft JhengHei"/>
+          <w:b w:val="0"/>
+          <w:i w:val="0"/>
+          <w:color w:val="222A2D"/>
+          <w:sz w:val="36"/>
+        </w:rPr>
+        <w:t>我們快速回顧今天的地圖。出錢贊助藝術，你會換到七樣東西：一、地位與權力，梅迪奇；二、集體曝光，《夜巡》那群公會生意人，也就是各位；三、不朽之名，貝多芬的三位貴族、佛瑞的女伯爵、郭德堡的伯爵、梵谷的弟弟；四、聖地與冠名，拜羅伊特、卡內基、三得利、迪士尼；五、人才與凝聚，埃斯特哈齊；六、國家與企業的形象，拿破崙、威爾第、普契尼、賓士、奇美；七、最硬的實利，那家靠一首歌撐起百年的纜車公司。不論你的公司多大、多小，你都當得起這個金主。所以帶走今天唯一的這句話：你成就音樂，音樂也成就你。</w:t>
+      </w:r>
+    </w:p>
+    <w:p>
+      <w:pPr>
+        <w:spacing w:before="80" w:after="40" w:line="312" w:lineRule="auto"/>
+      </w:pPr>
+      <w:r>
+        <w:rPr>
+          <w:rFonts w:ascii="Microsoft JhengHei" w:hAnsi="Microsoft JhengHei" w:eastAsia="Microsoft JhengHei" w:cs="Microsoft JhengHei"/>
+          <w:b/>
+          <w:i w:val="0"/>
+          <w:color w:val="856017"/>
+          <w:sz w:val="24"/>
+        </w:rPr>
+        <w:t>講義補充</w:t>
       </w:r>
     </w:p>
     <w:p>
@@ -5521,7 +6114,285 @@
           <w:color w:val="3C3328"/>
           <w:sz w:val="28"/>
         </w:rPr>
-        <w:t>兩人都拒絕「印象派」標籤，德布西偏好象徵主義。</w:t>
+        <w:t>七樣回報一次收攏（地位/曝光/不朽/聖地冠名/人才/形象/實利）。</w:t>
+      </w:r>
+    </w:p>
+    <w:p>
+      <w:pPr>
+        <w:pStyle w:val="ListBullet"/>
+        <w:spacing w:after="60" w:line="312" w:lineRule="auto"/>
+      </w:pPr>
+      <w:r>
+        <w:rPr>
+          <w:rFonts w:ascii="Microsoft JhengHei" w:hAnsi="Microsoft JhengHei" w:eastAsia="Microsoft JhengHei" w:cs="Microsoft JhengHei"/>
+          <w:b w:val="0"/>
+          <w:i w:val="0"/>
+          <w:color w:val="3C3328"/>
+          <w:sz w:val="28"/>
+        </w:rPr>
+        <w:t>豪門（梅迪奇）與集體合資（夜巡公會）皆可為金主。</w:t>
+      </w:r>
+    </w:p>
+    <w:p>
+      <w:pPr>
+        <w:pBdr>
+          <w:bottom w:val="single" w:sz="6" w:space="4" w:color="E4D9C3"/>
+        </w:pBdr>
+        <w:spacing w:before="240" w:after="80" w:line="312" w:lineRule="auto"/>
+      </w:pPr>
+      <w:r>
+        <w:rPr>
+          <w:rFonts w:ascii="Microsoft JhengHei" w:hAnsi="Microsoft JhengHei" w:eastAsia="Microsoft JhengHei" w:cs="Microsoft JhengHei"/>
+          <w:b/>
+          <w:i w:val="0"/>
+          <w:color w:val="7C3B2D"/>
+          <w:sz w:val="38"/>
+        </w:rPr>
+        <w:t xml:space="preserve">投影片 47　</w:t>
+      </w:r>
+      <w:r>
+        <w:rPr>
+          <w:rFonts w:ascii="Microsoft JhengHei" w:hAnsi="Microsoft JhengHei" w:eastAsia="Microsoft JhengHei" w:cs="Microsoft JhengHei"/>
+          <w:b/>
+          <w:i w:val="0"/>
+          <w:color w:val="2B2016"/>
+          <w:sz w:val="38"/>
+        </w:rPr>
+        <w:t>行動呼籲：成為下一個梅迪奇</w:t>
+      </w:r>
+      <w:r>
+        <w:rPr>
+          <w:rFonts w:ascii="Microsoft JhengHei" w:hAnsi="Microsoft JhengHei" w:eastAsia="Microsoft JhengHei" w:cs="Microsoft JhengHei"/>
+          <w:b w:val="0"/>
+          <w:i w:val="0"/>
+          <w:color w:val="6A767A"/>
+          <w:sz w:val="24"/>
+        </w:rPr>
+        <w:t xml:space="preserve">　　⏱ 停留約 45 秒</w:t>
+      </w:r>
+    </w:p>
+    <w:p>
+      <w:pPr>
+        <w:spacing w:before="120" w:after="40" w:line="312" w:lineRule="auto"/>
+      </w:pPr>
+      <w:r>
+        <w:rPr>
+          <w:rFonts w:ascii="Microsoft JhengHei" w:hAnsi="Microsoft JhengHei" w:eastAsia="Microsoft JhengHei" w:cs="Microsoft JhengHei"/>
+          <w:b/>
+          <w:i w:val="0"/>
+          <w:color w:val="7C3B2D"/>
+          <w:sz w:val="24"/>
+        </w:rPr>
+        <w:t>講稿</w:t>
+      </w:r>
+    </w:p>
+    <w:p>
+      <w:pPr>
+        <w:spacing w:before="0" w:after="160" w:line="336" w:lineRule="auto"/>
+      </w:pPr>
+      <w:r>
+        <w:rPr>
+          <w:rFonts w:ascii="Microsoft JhengHei" w:hAnsi="Microsoft JhengHei" w:eastAsia="Microsoft JhengHei" w:cs="Microsoft JhengHei"/>
+          <w:b w:val="0"/>
+          <w:i w:val="0"/>
+          <w:color w:val="222A2D"/>
+          <w:sz w:val="36"/>
+        </w:rPr>
+        <w:t>你不需要是國王，不需要是鋼鐵大王。梅迪奇可以是一個銀行王朝，也可以是《夜巡》裡合資的一群生意人，甚至是一個相信弟弟的哥哥。你只需要做一件「對等、可持續、共融」的事。也許今天回去，你就可以開始：找一位你欣賞的、對的藝術家，或是揪上你的公會、你的交流會，一起提一個小小的委託創作。梅迪奇當年，也是從一場婚禮的一齣歌劇開始的。</w:t>
+      </w:r>
+    </w:p>
+    <w:p>
+      <w:pPr>
+        <w:spacing w:before="80" w:after="40" w:line="312" w:lineRule="auto"/>
+      </w:pPr>
+      <w:r>
+        <w:rPr>
+          <w:rFonts w:ascii="Microsoft JhengHei" w:hAnsi="Microsoft JhengHei" w:eastAsia="Microsoft JhengHei" w:cs="Microsoft JhengHei"/>
+          <w:b/>
+          <w:i w:val="0"/>
+          <w:color w:val="856017"/>
+          <w:sz w:val="24"/>
+        </w:rPr>
+        <w:t>講義補充</w:t>
+      </w:r>
+    </w:p>
+    <w:p>
+      <w:pPr>
+        <w:pStyle w:val="ListBullet"/>
+        <w:spacing w:after="60" w:line="312" w:lineRule="auto"/>
+      </w:pPr>
+      <w:r>
+        <w:rPr>
+          <w:rFonts w:ascii="Microsoft JhengHei" w:hAnsi="Microsoft JhengHei" w:eastAsia="Microsoft JhengHei" w:cs="Microsoft JhengHei"/>
+          <w:b w:val="0"/>
+          <w:i w:val="0"/>
+          <w:color w:val="3C3328"/>
+          <w:sz w:val="28"/>
+        </w:rPr>
+        <w:t>行動：找一位對的藝術家，或揪公會/交流會合資，提一個小委創。</w:t>
+      </w:r>
+    </w:p>
+    <w:p>
+      <w:pPr>
+        <w:pStyle w:val="ListBullet"/>
+        <w:spacing w:after="60" w:line="312" w:lineRule="auto"/>
+      </w:pPr>
+      <w:r>
+        <w:rPr>
+          <w:rFonts w:ascii="Microsoft JhengHei" w:hAnsi="Microsoft JhengHei" w:eastAsia="Microsoft JhengHei" w:cs="Microsoft JhengHei"/>
+          <w:b w:val="0"/>
+          <w:i w:val="0"/>
+          <w:color w:val="3C3328"/>
+          <w:sz w:val="28"/>
+        </w:rPr>
+        <w:t>三原則：對等、可持續、共融。</w:t>
+      </w:r>
+    </w:p>
+    <w:p>
+      <w:pPr>
+        <w:pBdr>
+          <w:bottom w:val="single" w:sz="6" w:space="4" w:color="E4D9C3"/>
+        </w:pBdr>
+        <w:spacing w:before="240" w:after="80" w:line="312" w:lineRule="auto"/>
+      </w:pPr>
+      <w:r>
+        <w:rPr>
+          <w:rFonts w:ascii="Microsoft JhengHei" w:hAnsi="Microsoft JhengHei" w:eastAsia="Microsoft JhengHei" w:cs="Microsoft JhengHei"/>
+          <w:b/>
+          <w:i w:val="0"/>
+          <w:color w:val="7C3B2D"/>
+          <w:sz w:val="38"/>
+        </w:rPr>
+        <w:t xml:space="preserve">投影片 48　</w:t>
+      </w:r>
+      <w:r>
+        <w:rPr>
+          <w:rFonts w:ascii="Microsoft JhengHei" w:hAnsi="Microsoft JhengHei" w:eastAsia="Microsoft JhengHei" w:cs="Microsoft JhengHei"/>
+          <w:b/>
+          <w:i w:val="0"/>
+          <w:color w:val="2B2016"/>
+          <w:sz w:val="38"/>
+        </w:rPr>
+        <w:t>全場帶動唱：Funiculì, Funiculà</w:t>
+      </w:r>
+      <w:r>
+        <w:rPr>
+          <w:rFonts w:ascii="Microsoft JhengHei" w:hAnsi="Microsoft JhengHei" w:eastAsia="Microsoft JhengHei" w:cs="Microsoft JhengHei"/>
+          <w:b w:val="0"/>
+          <w:i w:val="0"/>
+          <w:color w:val="6A767A"/>
+          <w:sz w:val="24"/>
+        </w:rPr>
+        <w:t xml:space="preserve">　　⏱ 停留約 15–20 分鐘，全場帶動唱</w:t>
+      </w:r>
+    </w:p>
+    <w:p>
+      <w:pPr>
+        <w:spacing w:before="120" w:after="40" w:line="312" w:lineRule="auto"/>
+      </w:pPr>
+      <w:r>
+        <w:rPr>
+          <w:rFonts w:ascii="Microsoft JhengHei" w:hAnsi="Microsoft JhengHei" w:eastAsia="Microsoft JhengHei" w:cs="Microsoft JhengHei"/>
+          <w:b/>
+          <w:i w:val="0"/>
+          <w:color w:val="7C3B2D"/>
+          <w:sz w:val="24"/>
+        </w:rPr>
+        <w:t>講稿</w:t>
+      </w:r>
+    </w:p>
+    <w:p>
+      <w:pPr>
+        <w:spacing w:before="0" w:after="160" w:line="336" w:lineRule="auto"/>
+      </w:pPr>
+      <w:r>
+        <w:rPr>
+          <w:rFonts w:ascii="Microsoft JhengHei" w:hAnsi="Microsoft JhengHei" w:eastAsia="Microsoft JhengHei" w:cs="Microsoft JhengHei"/>
+          <w:b w:val="0"/>
+          <w:i w:val="0"/>
+          <w:color w:val="222A2D"/>
+          <w:sz w:val="36"/>
+        </w:rPr>
+        <w:t>現在，請各位親自當一次「內容的傳播者」——我們一起唱纜車公司那首一百四十年前的廣告歌。別緊張，只要學會兩句。第一句：「Jamme, jamme, 'ncoppa jamme jà!」（亞姆美、亞姆美，恩苦帕・亞姆美・亞！）意思是「走吧走吧，一起上山去」。第二句更簡單：「Funiculì, funiculà!」（福尼庫利、福尼庫拉！）就是「纜車上山、纜車下山」的歡呼。我先唱一次給各位聽；然後我們全場一起來兩次；第三次，請加上拍手。不用唱準，只要唱開心。（帶動唱進行，可反覆多輪、分組合唱、加拍手）……太棒了！各位剛剛唱的，是一支 1880 年的廣告。一個好的贊助內容，一百四十年後，還有一整個場子的人替它免費傳唱——這，就是投資美的複利。也是我今天想送給各位的一句話：你成就音樂，音樂也成就你。</w:t>
+      </w:r>
+    </w:p>
+    <w:p>
+      <w:pPr>
+        <w:spacing w:before="80" w:after="40" w:line="312" w:lineRule="auto"/>
+      </w:pPr>
+      <w:r>
+        <w:rPr>
+          <w:rFonts w:ascii="Microsoft JhengHei" w:hAnsi="Microsoft JhengHei" w:eastAsia="Microsoft JhengHei" w:cs="Microsoft JhengHei"/>
+          <w:b/>
+          <w:i w:val="0"/>
+          <w:color w:val="856017"/>
+          <w:sz w:val="24"/>
+        </w:rPr>
+        <w:t>講義補充</w:t>
+      </w:r>
+    </w:p>
+    <w:p>
+      <w:pPr>
+        <w:pStyle w:val="ListBullet"/>
+        <w:spacing w:after="60" w:line="312" w:lineRule="auto"/>
+      </w:pPr>
+      <w:r>
+        <w:rPr>
+          <w:rFonts w:ascii="Microsoft JhengHei" w:hAnsi="Microsoft JhengHei" w:eastAsia="Microsoft JhengHei" w:cs="Microsoft JhengHei"/>
+          <w:b w:val="0"/>
+          <w:i w:val="0"/>
+          <w:color w:val="3C3328"/>
+          <w:sz w:val="28"/>
+        </w:rPr>
+        <w:t>副歌拼讀：Jamme, jamme, 'ncoppa jamme jà!（走吧走吧，一起上山去）／Funiculì, funiculà!（纜車上山、纜車下山）。</w:t>
+      </w:r>
+    </w:p>
+    <w:p>
+      <w:pPr>
+        <w:pStyle w:val="ListBullet"/>
+        <w:spacing w:after="60" w:line="312" w:lineRule="auto"/>
+      </w:pPr>
+      <w:r>
+        <w:rPr>
+          <w:rFonts w:ascii="Microsoft JhengHei" w:hAnsi="Microsoft JhengHei" w:eastAsia="Microsoft JhengHei" w:cs="Microsoft JhengHei"/>
+          <w:b w:val="0"/>
+          <w:i w:val="0"/>
+          <w:color w:val="3C3328"/>
+          <w:sz w:val="28"/>
+        </w:rPr>
+        <w:t>流程：講師領唱 1 次→全場 2 次→第 3 次加拍手，可再分組合唱。</w:t>
+      </w:r>
+    </w:p>
+    <w:p>
+      <w:pPr>
+        <w:pStyle w:val="ListBullet"/>
+        <w:spacing w:after="60" w:line="312" w:lineRule="auto"/>
+      </w:pPr>
+      <w:r>
+        <w:rPr>
+          <w:rFonts w:ascii="Microsoft JhengHei" w:hAnsi="Microsoft JhengHei" w:eastAsia="Microsoft JhengHei" w:cs="Microsoft JhengHei"/>
+          <w:b w:val="0"/>
+          <w:i w:val="0"/>
+          <w:color w:val="3C3328"/>
+          <w:sz w:val="28"/>
+        </w:rPr>
+        <w:t>這一段即「歌曲教唱 20 分鐘」，與 90 分鐘主體分開。</w:t>
+      </w:r>
+    </w:p>
+    <w:p>
+      <w:pPr>
+        <w:pStyle w:val="ListBullet"/>
+        <w:spacing w:after="60" w:line="312" w:lineRule="auto"/>
+      </w:pPr>
+      <w:r>
+        <w:rPr>
+          <w:rFonts w:ascii="Microsoft JhengHei" w:hAnsi="Microsoft JhengHei" w:eastAsia="Microsoft JhengHei" w:cs="Microsoft JhengHei"/>
+          <w:b w:val="0"/>
+          <w:i w:val="0"/>
+          <w:color w:val="3C3328"/>
+          <w:sz w:val="28"/>
+        </w:rPr>
+        <w:t>收尾金句：你成就音樂，音樂也成就你。</w:t>
       </w:r>
     </w:p>
     <w:p>
@@ -5550,7 +6421,7 @@
           <w:color w:val="3E332A"/>
           <w:sz w:val="28"/>
         </w:rPr>
-        <w:t>播拉威爾《波麗露》結尾總奏約 2 分鐘（建議 13:00–15:00）。播前：「同一段旋律，這是第十八次重複，注意它怎麼炸開。」播後：「重複，加上不斷加碼，就是最強的記憶與行銷。」</w:t>
+        <w:t>以 Pavarotti 版當示範與伴唱底：先放副歌段讓大家聽一次，帶動唱時音量壓低當伴奏。播前：「聽聽歌王怎麼唱，等一下換我們。」播後：「你們剛剛完成了一次一百四十年的內容傳播。」</w:t>
       </w:r>
     </w:p>
     <w:p>
@@ -5568,7 +6439,7 @@
           <w:color w:val="7C3B2D"/>
           <w:sz w:val="38"/>
         </w:rPr>
-        <w:t xml:space="preserve">投影片 36　</w:t>
+        <w:t xml:space="preserve">投影片 49　</w:t>
       </w:r>
       <w:r>
         <w:rPr>
@@ -5578,7 +6449,7 @@
           <w:color w:val="2B2016"/>
           <w:sz w:val="38"/>
         </w:rPr>
-        <w:t>留聲機線（時間軸）：音樂變成商品</w:t>
+        <w:t>Q&amp;A 與延伸聆聽</w:t>
       </w:r>
       <w:r>
         <w:rPr>
@@ -5588,7 +6459,7 @@
           <w:color w:val="6A767A"/>
           <w:sz w:val="24"/>
         </w:rPr>
-        <w:t xml:space="preserve">　　⏱ 停留約 100 秒</w:t>
+        <w:t xml:space="preserve">　　⏱ 停留約 60 秒</w:t>
       </w:r>
     </w:p>
     <w:p>
@@ -5618,7 +6489,7 @@
           <w:color w:val="222A2D"/>
           <w:sz w:val="36"/>
         </w:rPr>
-        <w:t>我們把「錄音」這條線單獨拉出來看，因為它徹底改變了音樂產業。1877 年，愛迪生（Edison）發明蠟筒（cylinder）留聲機——但有趣的是，他一開始把它當成「口述機」，一種辦公用品，根本沒想到拿來放音樂。1887 年，柏林納（Emile Berliner）改成平面圓盤（disc），還發明了母盤壓製，可以低成本量產，到 1920 年代，78 轉唱片成了標準。1901 年，Eldridge Johnson 創立 Victor Talking Machine 公司，用了一個天才商標——「主人的聲音」，那隻歪頭聽留聲機的小狗 Nipper（His Master's Voice）。Victor 簽下歌王卡羅素（Enrico Caruso），1906 年推出家用機 Victrola，並建立了藝人版稅制度。英國這邊，1897 年有 Gramophone 公司，1931 年和 Columbia 合併成了 EMI。音樂，從此正式成為一件可以儲存、可以反覆販售的商品。</w:t>
+        <w:t>進入提問時間。我先反問各位一個問題當熱身：你的品牌，最像今天哪一位金主？是想當獨自出手的梅迪奇，想打造聖地的拜羅伊特，還是想揪一群人合資的《夜巡》公會？也歡迎把今天聽到的曲子帶回家細聽：巴赫《郭德堡變奏曲》、貝多芬〈歡樂頌〉、丹薩《Funiculì》、佛瑞《帕凡舞曲》、威爾第〈Va, pensiero〉、德布西《月光》。如果有機會旅行，幾座場館值得朝聖：紐約卡內基音樂廳、德國拜羅伊特節慶劇院、東京三得利音樂廳，還有就在台南的奇美博物館。好，現在把時間交給各位。</w:t>
       </w:r>
     </w:p>
     <w:p>
@@ -5649,7 +6520,7 @@
           <w:color w:val="3C3328"/>
           <w:sz w:val="28"/>
         </w:rPr>
-        <w:t>1877 愛迪生蠟筒（初當口述機）。</w:t>
+        <w:t>延伸聆聽六曲＋朝聖場館。</w:t>
       </w:r>
     </w:p>
     <w:p>
@@ -5665,528 +6536,7 @@
           <w:color w:val="3C3328"/>
           <w:sz w:val="28"/>
         </w:rPr>
-        <w:t>1887 柏林納平面圓盤+母盤壓製（1920s 78 轉標準）。</w:t>
-      </w:r>
-    </w:p>
-    <w:p>
-      <w:pPr>
-        <w:pStyle w:val="ListBullet"/>
-        <w:spacing w:after="60" w:line="312" w:lineRule="auto"/>
-      </w:pPr>
-      <w:r>
-        <w:rPr>
-          <w:rFonts w:ascii="Microsoft JhengHei" w:hAnsi="Microsoft JhengHei" w:eastAsia="Microsoft JhengHei" w:cs="Microsoft JhengHei"/>
-          <w:b w:val="0"/>
-          <w:i w:val="0"/>
-          <w:color w:val="3C3328"/>
-          <w:sz w:val="28"/>
-        </w:rPr>
-        <w:t>1901 Victor（Eldridge Johnson）用 Nipper/HMV 商標、簽卡羅素、1906 Victrola、建立藝人版稅。</w:t>
-      </w:r>
-    </w:p>
-    <w:p>
-      <w:pPr>
-        <w:pStyle w:val="ListBullet"/>
-        <w:spacing w:after="60" w:line="312" w:lineRule="auto"/>
-      </w:pPr>
-      <w:r>
-        <w:rPr>
-          <w:rFonts w:ascii="Microsoft JhengHei" w:hAnsi="Microsoft JhengHei" w:eastAsia="Microsoft JhengHei" w:cs="Microsoft JhengHei"/>
-          <w:b w:val="0"/>
-          <w:i w:val="0"/>
-          <w:color w:val="3C3328"/>
-          <w:sz w:val="28"/>
-        </w:rPr>
-        <w:t>1897 英 Gramophone；1931 與 Columbia 合併成 EMI。</w:t>
-      </w:r>
-    </w:p>
-    <w:p>
-      <w:pPr>
-        <w:pStyle w:val="ListBullet"/>
-        <w:spacing w:after="60" w:line="312" w:lineRule="auto"/>
-      </w:pPr>
-      <w:r>
-        <w:rPr>
-          <w:rFonts w:ascii="Microsoft JhengHei" w:hAnsi="Microsoft JhengHei" w:eastAsia="Microsoft JhengHei" w:cs="Microsoft JhengHei"/>
-          <w:b w:val="0"/>
-          <w:i w:val="0"/>
-          <w:color w:val="3C3328"/>
-          <w:sz w:val="28"/>
-        </w:rPr>
-        <w:t>卡羅素（Enrico Caruso）灌錄的《丑角》詠嘆調〈Vesti la giubba〉公認是史上第一張百萬銷量唱片——他也成為第一位靠錄音致富的巨星，證明「版稅制」養得起明星。</w:t>
-      </w:r>
-    </w:p>
-    <w:p>
-      <w:pPr>
-        <w:pStyle w:val="ListBullet"/>
-        <w:spacing w:after="60" w:line="312" w:lineRule="auto"/>
-      </w:pPr>
-      <w:r>
-        <w:rPr>
-          <w:rFonts w:ascii="Microsoft JhengHei" w:hAnsi="Microsoft JhengHei" w:eastAsia="Microsoft JhengHei" w:cs="Microsoft JhengHei"/>
-          <w:b w:val="0"/>
-          <w:i w:val="0"/>
-          <w:color w:val="3C3328"/>
-          <w:sz w:val="28"/>
-        </w:rPr>
-        <w:t>📖 名詞解釋｜母盤壓製與 78 轉唱片（master pressing；78 rpm）：圓盤唱片以金屬母模壓印大量複製、78 轉為早期通行轉速；音樂自此能低成本量產成商品。</w:t>
-      </w:r>
-    </w:p>
-    <w:p>
-      <w:pPr>
-        <w:pBdr>
-          <w:bottom w:val="single" w:sz="6" w:space="4" w:color="E4D9C3"/>
-        </w:pBdr>
-        <w:spacing w:before="240" w:after="80" w:line="312" w:lineRule="auto"/>
-      </w:pPr>
-      <w:r>
-        <w:rPr>
-          <w:rFonts w:ascii="Microsoft JhengHei" w:hAnsi="Microsoft JhengHei" w:eastAsia="Microsoft JhengHei" w:cs="Microsoft JhengHei"/>
-          <w:b/>
-          <w:i w:val="0"/>
-          <w:color w:val="7C3B2D"/>
-          <w:sz w:val="38"/>
-        </w:rPr>
-        <w:t xml:space="preserve">投影片 37　</w:t>
-      </w:r>
-      <w:r>
-        <w:rPr>
-          <w:rFonts w:ascii="Microsoft JhengHei" w:hAnsi="Microsoft JhengHei" w:eastAsia="Microsoft JhengHei" w:cs="Microsoft JhengHei"/>
-          <w:b/>
-          <w:i w:val="0"/>
-          <w:color w:val="2B2016"/>
-          <w:sz w:val="38"/>
-        </w:rPr>
-        <w:t>場館對照：誰出錢蓋了殿堂</w:t>
-      </w:r>
-      <w:r>
-        <w:rPr>
-          <w:rFonts w:ascii="Microsoft JhengHei" w:hAnsi="Microsoft JhengHei" w:eastAsia="Microsoft JhengHei" w:cs="Microsoft JhengHei"/>
-          <w:b w:val="0"/>
-          <w:i w:val="0"/>
-          <w:color w:val="6A767A"/>
-          <w:sz w:val="24"/>
-        </w:rPr>
-        <w:t xml:space="preserve">　　⏱ 停留約 70 秒</w:t>
-      </w:r>
-    </w:p>
-    <w:p>
-      <w:pPr>
-        <w:spacing w:before="120" w:after="40" w:line="312" w:lineRule="auto"/>
-      </w:pPr>
-      <w:r>
-        <w:rPr>
-          <w:rFonts w:ascii="Microsoft JhengHei" w:hAnsi="Microsoft JhengHei" w:eastAsia="Microsoft JhengHei" w:cs="Microsoft JhengHei"/>
-          <w:b/>
-          <w:i w:val="0"/>
-          <w:color w:val="7C3B2D"/>
-          <w:sz w:val="24"/>
-        </w:rPr>
-        <w:t>講稿</w:t>
-      </w:r>
-    </w:p>
-    <w:p>
-      <w:pPr>
-        <w:spacing w:before="0" w:after="160" w:line="336" w:lineRule="auto"/>
-      </w:pPr>
-      <w:r>
-        <w:rPr>
-          <w:rFonts w:ascii="Microsoft JhengHei" w:hAnsi="Microsoft JhengHei" w:eastAsia="Microsoft JhengHei" w:cs="Microsoft JhengHei"/>
-          <w:b w:val="0"/>
-          <w:i w:val="0"/>
-          <w:color w:val="222A2D"/>
-          <w:sz w:val="36"/>
-        </w:rPr>
-        <w:t>這個時代，企業家也開始用「蓋殿堂」的方式把名字刻進文化史。1891 年，紐約的卡內基音樂廳（Carnegie Hall）落成，出資者是鋼鐵大王安德魯·卡內基（Andrew Carnegie）——他把賣鋼鐵賺的錢，變成了一座以他為名、至今最頂級的音樂殿堂。1913 年，巴黎的香榭麗舍劇院（Théâtre des Champs-Élysées）落成。這其實就是最早的「冠名場館」：企業家出資，文化界永遠記得你的名字。一百多年後，這個模式不但沒消失，反而變成今天各大球場、藝文中心的標準配備。</w:t>
-      </w:r>
-    </w:p>
-    <w:p>
-      <w:pPr>
-        <w:spacing w:before="80" w:after="40" w:line="312" w:lineRule="auto"/>
-      </w:pPr>
-      <w:r>
-        <w:rPr>
-          <w:rFonts w:ascii="Microsoft JhengHei" w:hAnsi="Microsoft JhengHei" w:eastAsia="Microsoft JhengHei" w:cs="Microsoft JhengHei"/>
-          <w:b/>
-          <w:i w:val="0"/>
-          <w:color w:val="856017"/>
-          <w:sz w:val="24"/>
-        </w:rPr>
-        <w:t>講義補充</w:t>
-      </w:r>
-    </w:p>
-    <w:p>
-      <w:pPr>
-        <w:pStyle w:val="ListBullet"/>
-        <w:spacing w:after="60" w:line="312" w:lineRule="auto"/>
-      </w:pPr>
-      <w:r>
-        <w:rPr>
-          <w:rFonts w:ascii="Microsoft JhengHei" w:hAnsi="Microsoft JhengHei" w:eastAsia="Microsoft JhengHei" w:cs="Microsoft JhengHei"/>
-          <w:b w:val="0"/>
-          <w:i w:val="0"/>
-          <w:color w:val="3C3328"/>
-          <w:sz w:val="28"/>
-        </w:rPr>
-        <w:t>卡內基音樂廳（紐約 1891，卡內基出資）。</w:t>
-      </w:r>
-    </w:p>
-    <w:p>
-      <w:pPr>
-        <w:pStyle w:val="ListBullet"/>
-        <w:spacing w:after="60" w:line="312" w:lineRule="auto"/>
-      </w:pPr>
-      <w:r>
-        <w:rPr>
-          <w:rFonts w:ascii="Microsoft JhengHei" w:hAnsi="Microsoft JhengHei" w:eastAsia="Microsoft JhengHei" w:cs="Microsoft JhengHei"/>
-          <w:b w:val="0"/>
-          <w:i w:val="0"/>
-          <w:color w:val="3C3328"/>
-          <w:sz w:val="28"/>
-        </w:rPr>
-        <w:t>香榭麗舍劇院（巴黎 1913）。</w:t>
-      </w:r>
-    </w:p>
-    <w:p>
-      <w:pPr>
-        <w:pStyle w:val="ListBullet"/>
-        <w:spacing w:after="60" w:line="312" w:lineRule="auto"/>
-      </w:pPr>
-      <w:r>
-        <w:rPr>
-          <w:rFonts w:ascii="Microsoft JhengHei" w:hAnsi="Microsoft JhengHei" w:eastAsia="Microsoft JhengHei" w:cs="Microsoft JhengHei"/>
-          <w:b w:val="0"/>
-          <w:i w:val="0"/>
-          <w:color w:val="3C3328"/>
-          <w:sz w:val="28"/>
-        </w:rPr>
-        <w:t>最早的冠名場館模式。</w:t>
-      </w:r>
-    </w:p>
-    <w:p>
-      <w:pPr>
-        <w:pBdr>
-          <w:bottom w:val="single" w:sz="6" w:space="4" w:color="E4D9C3"/>
-        </w:pBdr>
-        <w:spacing w:before="240" w:after="80" w:line="312" w:lineRule="auto"/>
-      </w:pPr>
-      <w:r>
-        <w:rPr>
-          <w:rFonts w:ascii="Microsoft JhengHei" w:hAnsi="Microsoft JhengHei" w:eastAsia="Microsoft JhengHei" w:cs="Microsoft JhengHei"/>
-          <w:b/>
-          <w:i w:val="0"/>
-          <w:color w:val="7C3B2D"/>
-          <w:sz w:val="38"/>
-        </w:rPr>
-        <w:t xml:space="preserve">投影片 38　</w:t>
-      </w:r>
-      <w:r>
-        <w:rPr>
-          <w:rFonts w:ascii="Microsoft JhengHei" w:hAnsi="Microsoft JhengHei" w:eastAsia="Microsoft JhengHei" w:cs="Microsoft JhengHei"/>
-          <w:b/>
-          <w:i w:val="0"/>
-          <w:color w:val="2B2016"/>
-          <w:sz w:val="38"/>
-        </w:rPr>
-        <w:t>自動鋼琴與 ASCAP：熱潮 vs 護城河</w:t>
-      </w:r>
-      <w:r>
-        <w:rPr>
-          <w:rFonts w:ascii="Microsoft JhengHei" w:hAnsi="Microsoft JhengHei" w:eastAsia="Microsoft JhengHei" w:cs="Microsoft JhengHei"/>
-          <w:b w:val="0"/>
-          <w:i w:val="0"/>
-          <w:color w:val="6A767A"/>
-          <w:sz w:val="24"/>
-        </w:rPr>
-        <w:t xml:space="preserve">　　⏱ 停留約 95 秒</w:t>
-      </w:r>
-    </w:p>
-    <w:p>
-      <w:pPr>
-        <w:spacing w:before="120" w:after="40" w:line="312" w:lineRule="auto"/>
-      </w:pPr>
-      <w:r>
-        <w:rPr>
-          <w:rFonts w:ascii="Microsoft JhengHei" w:hAnsi="Microsoft JhengHei" w:eastAsia="Microsoft JhengHei" w:cs="Microsoft JhengHei"/>
-          <w:b/>
-          <w:i w:val="0"/>
-          <w:color w:val="7C3B2D"/>
-          <w:sz w:val="24"/>
-        </w:rPr>
-        <w:t>講稿</w:t>
-      </w:r>
-    </w:p>
-    <w:p>
-      <w:pPr>
-        <w:spacing w:before="0" w:after="160" w:line="336" w:lineRule="auto"/>
-      </w:pPr>
-      <w:r>
-        <w:rPr>
-          <w:rFonts w:ascii="Microsoft JhengHei" w:hAnsi="Microsoft JhengHei" w:eastAsia="Microsoft JhengHei" w:cs="Microsoft JhengHei"/>
-          <w:b w:val="0"/>
-          <w:i w:val="0"/>
-          <w:color w:val="222A2D"/>
-          <w:sz w:val="36"/>
-        </w:rPr>
-        <w:t>這一頁有個很重要的警世故事。在串流出現之前的一百年，家庭娛樂的主角是「自動鋼琴」（player piano）——它靠紙捲（music rolls）自動演奏。1904 年德國的 Welte-Mignon 技術，甚至能重現名家的觸鍵，連你買不起音樂會門票，也能在家「聽到」大師演奏。它紅到什麼程度？1914 年，自動鋼琴的銷量超過了一般鋼琴。但是——1929 年股災一來，加上廣播和唱片的夾擊，它幾乎瞬間退場。這給我們一個血淋淋的啟示：熱潮不等於護城河，技術迭代隨時會淘汰昨日的贏家。同樣在 1914 年，ASCAP（美國作曲家、作家與出版商協會）成立，開始向公開演出收費，把版稅制度化了。一個熱潮退場，一個制度誕生——能活下來的，永遠是制度，不是熱潮。</w:t>
-      </w:r>
-    </w:p>
-    <w:p>
-      <w:pPr>
-        <w:spacing w:before="80" w:after="40" w:line="312" w:lineRule="auto"/>
-      </w:pPr>
-      <w:r>
-        <w:rPr>
-          <w:rFonts w:ascii="Microsoft JhengHei" w:hAnsi="Microsoft JhengHei" w:eastAsia="Microsoft JhengHei" w:cs="Microsoft JhengHei"/>
-          <w:b/>
-          <w:i w:val="0"/>
-          <w:color w:val="856017"/>
-          <w:sz w:val="24"/>
-        </w:rPr>
-        <w:t>講義補充</w:t>
-      </w:r>
-    </w:p>
-    <w:p>
-      <w:pPr>
-        <w:pStyle w:val="ListBullet"/>
-        <w:spacing w:after="60" w:line="312" w:lineRule="auto"/>
-      </w:pPr>
-      <w:r>
-        <w:rPr>
-          <w:rFonts w:ascii="Microsoft JhengHei" w:hAnsi="Microsoft JhengHei" w:eastAsia="Microsoft JhengHei" w:cs="Microsoft JhengHei"/>
-          <w:b w:val="0"/>
-          <w:i w:val="0"/>
-          <w:color w:val="3C3328"/>
-          <w:sz w:val="28"/>
-        </w:rPr>
-        <w:t>自動鋼琴＝串流前的家庭娛樂主角，紙捲播放。</w:t>
-      </w:r>
-    </w:p>
-    <w:p>
-      <w:pPr>
-        <w:pStyle w:val="ListBullet"/>
-        <w:spacing w:after="60" w:line="312" w:lineRule="auto"/>
-      </w:pPr>
-      <w:r>
-        <w:rPr>
-          <w:rFonts w:ascii="Microsoft JhengHei" w:hAnsi="Microsoft JhengHei" w:eastAsia="Microsoft JhengHei" w:cs="Microsoft JhengHei"/>
-          <w:b w:val="0"/>
-          <w:i w:val="0"/>
-          <w:color w:val="3C3328"/>
-          <w:sz w:val="28"/>
-        </w:rPr>
-        <w:t>Welte-Mignon（1904 德）重現名家觸鍵；1914 銷量超越一般鋼琴。</w:t>
-      </w:r>
-    </w:p>
-    <w:p>
-      <w:pPr>
-        <w:pStyle w:val="ListBullet"/>
-        <w:spacing w:after="60" w:line="312" w:lineRule="auto"/>
-      </w:pPr>
-      <w:r>
-        <w:rPr>
-          <w:rFonts w:ascii="Microsoft JhengHei" w:hAnsi="Microsoft JhengHei" w:eastAsia="Microsoft JhengHei" w:cs="Microsoft JhengHei"/>
-          <w:b w:val="0"/>
-          <w:i w:val="0"/>
-          <w:color w:val="3C3328"/>
-          <w:sz w:val="28"/>
-        </w:rPr>
-        <w:t>1929 股災+廣播唱片夾擊退場。</w:t>
-      </w:r>
-    </w:p>
-    <w:p>
-      <w:pPr>
-        <w:pStyle w:val="ListBullet"/>
-        <w:spacing w:after="60" w:line="312" w:lineRule="auto"/>
-      </w:pPr>
-      <w:r>
-        <w:rPr>
-          <w:rFonts w:ascii="Microsoft JhengHei" w:hAnsi="Microsoft JhengHei" w:eastAsia="Microsoft JhengHei" w:cs="Microsoft JhengHei"/>
-          <w:b w:val="0"/>
-          <w:i w:val="0"/>
-          <w:color w:val="3C3328"/>
-          <w:sz w:val="28"/>
-        </w:rPr>
-        <w:t>啟示：熱潮≠護城河。</w:t>
-      </w:r>
-    </w:p>
-    <w:p>
-      <w:pPr>
-        <w:pStyle w:val="ListBullet"/>
-        <w:spacing w:after="60" w:line="312" w:lineRule="auto"/>
-      </w:pPr>
-      <w:r>
-        <w:rPr>
-          <w:rFonts w:ascii="Microsoft JhengHei" w:hAnsi="Microsoft JhengHei" w:eastAsia="Microsoft JhengHei" w:cs="Microsoft JhengHei"/>
-          <w:b w:val="0"/>
-          <w:i w:val="0"/>
-          <w:color w:val="3C3328"/>
-          <w:sz w:val="28"/>
-        </w:rPr>
-        <w:t>1914 ASCAP 成立，公開演出收費＝版稅制度化。</w:t>
-      </w:r>
-    </w:p>
-    <w:p>
-      <w:pPr>
-        <w:pStyle w:val="ListBullet"/>
-        <w:spacing w:after="60" w:line="312" w:lineRule="auto"/>
-      </w:pPr>
-      <w:r>
-        <w:rPr>
-          <w:rFonts w:ascii="Microsoft JhengHei" w:hAnsi="Microsoft JhengHei" w:eastAsia="Microsoft JhengHei" w:cs="Microsoft JhengHei"/>
-          <w:b w:val="0"/>
-          <w:i w:val="0"/>
-          <w:color w:val="3C3328"/>
-          <w:sz w:val="28"/>
-        </w:rPr>
-        <w:t>德布西親為 Welte-Mignon 灌錄 14 首自作曲紙卷，並致函盛讚「重現之完美無以復加」；但他從未錄〈月光〉——網傳「德布西親奏月光」實為他人演奏。</w:t>
-      </w:r>
-    </w:p>
-    <w:p>
-      <w:pPr>
-        <w:pStyle w:val="ListBullet"/>
-        <w:spacing w:after="60" w:line="312" w:lineRule="auto"/>
-      </w:pPr>
-      <w:r>
-        <w:rPr>
-          <w:rFonts w:ascii="Microsoft JhengHei" w:hAnsi="Microsoft JhengHei" w:eastAsia="Microsoft JhengHei" w:cs="Microsoft JhengHei"/>
-          <w:b w:val="0"/>
-          <w:i w:val="0"/>
-          <w:color w:val="3C3328"/>
-          <w:sz w:val="28"/>
-        </w:rPr>
-        <w:t>ASCAP 制度的關鍵一役：作曲家赫伯特（Victor Herbert）控告餐廳未經授權演奏其歌曲，1917 年美國最高法院判定「不收門票仍屬營利、須付版稅」，公開演出授權收費模式自此確立。</w:t>
-      </w:r>
-    </w:p>
-    <w:p>
-      <w:pPr>
-        <w:pBdr>
-          <w:bottom w:val="single" w:sz="6" w:space="4" w:color="E4D9C3"/>
-        </w:pBdr>
-        <w:spacing w:before="240" w:after="80" w:line="312" w:lineRule="auto"/>
-      </w:pPr>
-      <w:r>
-        <w:rPr>
-          <w:rFonts w:ascii="Microsoft JhengHei" w:hAnsi="Microsoft JhengHei" w:eastAsia="Microsoft JhengHei" w:cs="Microsoft JhengHei"/>
-          <w:b/>
-          <w:i w:val="0"/>
-          <w:color w:val="7C3B2D"/>
-          <w:sz w:val="38"/>
-        </w:rPr>
-        <w:t xml:space="preserve">投影片 39　</w:t>
-      </w:r>
-      <w:r>
-        <w:rPr>
-          <w:rFonts w:ascii="Microsoft JhengHei" w:hAnsi="Microsoft JhengHei" w:eastAsia="Microsoft JhengHei" w:cs="Microsoft JhengHei"/>
-          <w:b/>
-          <w:i w:val="0"/>
-          <w:color w:val="2B2016"/>
-          <w:sz w:val="38"/>
-        </w:rPr>
-        <w:t>印象派代表曲（樂譜頁）</w:t>
-      </w:r>
-      <w:r>
-        <w:rPr>
-          <w:rFonts w:ascii="Microsoft JhengHei" w:hAnsi="Microsoft JhengHei" w:eastAsia="Microsoft JhengHei" w:cs="Microsoft JhengHei"/>
-          <w:b w:val="0"/>
-          <w:i w:val="0"/>
-          <w:color w:val="6A767A"/>
-          <w:sz w:val="24"/>
-        </w:rPr>
-        <w:t xml:space="preserve">　　⏱ 停留約 60 秒</w:t>
-      </w:r>
-    </w:p>
-    <w:p>
-      <w:pPr>
-        <w:spacing w:before="120" w:after="40" w:line="312" w:lineRule="auto"/>
-      </w:pPr>
-      <w:r>
-        <w:rPr>
-          <w:rFonts w:ascii="Microsoft JhengHei" w:hAnsi="Microsoft JhengHei" w:eastAsia="Microsoft JhengHei" w:cs="Microsoft JhengHei"/>
-          <w:b/>
-          <w:i w:val="0"/>
-          <w:color w:val="7C3B2D"/>
-          <w:sz w:val="24"/>
-        </w:rPr>
-        <w:t>講稿</w:t>
-      </w:r>
-    </w:p>
-    <w:p>
-      <w:pPr>
-        <w:spacing w:before="0" w:after="160" w:line="336" w:lineRule="auto"/>
-      </w:pPr>
-      <w:r>
-        <w:rPr>
-          <w:rFonts w:ascii="Microsoft JhengHei" w:hAnsi="Microsoft JhengHei" w:eastAsia="Microsoft JhengHei" w:cs="Microsoft JhengHei"/>
-          <w:b w:val="0"/>
-          <w:i w:val="0"/>
-          <w:color w:val="222A2D"/>
-          <w:sz w:val="36"/>
-        </w:rPr>
-        <w:t>印象派的代表，就是德布西的《月光》（Clair de Lune）——模糊的調性、朦朧的踏板，像水一樣的觸鍵。它不講故事，只給你一片月色。各位入場時、以及待會兒散場時流動的，就是這首《月光》的鋼琴名演錄音。（提醒：《月光》是鋼琴獨奏曲，不能演唱；本場的全場帶動唱為《Funiculì, Funiculà》，見投影片 27、28。）</w:t>
-      </w:r>
-    </w:p>
-    <w:p>
-      <w:pPr>
-        <w:spacing w:before="80" w:after="40" w:line="312" w:lineRule="auto"/>
-      </w:pPr>
-      <w:r>
-        <w:rPr>
-          <w:rFonts w:ascii="Microsoft JhengHei" w:hAnsi="Microsoft JhengHei" w:eastAsia="Microsoft JhengHei" w:cs="Microsoft JhengHei"/>
-          <w:b/>
-          <w:i w:val="0"/>
-          <w:color w:val="856017"/>
-          <w:sz w:val="24"/>
-        </w:rPr>
-        <w:t>講義補充</w:t>
-      </w:r>
-    </w:p>
-    <w:p>
-      <w:pPr>
-        <w:pStyle w:val="ListBullet"/>
-        <w:spacing w:after="60" w:line="312" w:lineRule="auto"/>
-      </w:pPr>
-      <w:r>
-        <w:rPr>
-          <w:rFonts w:ascii="Microsoft JhengHei" w:hAnsi="Microsoft JhengHei" w:eastAsia="Microsoft JhengHei" w:cs="Microsoft JhengHei"/>
-          <w:b w:val="0"/>
-          <w:i w:val="0"/>
-          <w:color w:val="3C3328"/>
-          <w:sz w:val="28"/>
-        </w:rPr>
-        <w:t>樂譜佔位 d2-impressionism-melody/piano。</w:t>
-      </w:r>
-    </w:p>
-    <w:p>
-      <w:pPr>
-        <w:pStyle w:val="ListBullet"/>
-        <w:spacing w:after="60" w:line="312" w:lineRule="auto"/>
-      </w:pPr>
-      <w:r>
-        <w:rPr>
-          <w:rFonts w:ascii="Microsoft JhengHei" w:hAnsi="Microsoft JhengHei" w:eastAsia="Microsoft JhengHei" w:cs="Microsoft JhengHei"/>
-          <w:b w:val="0"/>
-          <w:i w:val="0"/>
-          <w:color w:val="3C3328"/>
-          <w:sz w:val="28"/>
-        </w:rPr>
-        <w:t>《月光》為暖場／散場墊樂（鋼琴名演錄音）。</w:t>
-      </w:r>
-    </w:p>
-    <w:p>
-      <w:pPr>
-        <w:pStyle w:val="ListBullet"/>
-        <w:spacing w:after="60" w:line="312" w:lineRule="auto"/>
-      </w:pPr>
-      <w:r>
-        <w:rPr>
-          <w:rFonts w:ascii="Microsoft JhengHei" w:hAnsi="Microsoft JhengHei" w:eastAsia="Microsoft JhengHei" w:cs="Microsoft JhengHei"/>
-          <w:b w:val="0"/>
-          <w:i w:val="0"/>
-          <w:color w:val="3C3328"/>
-          <w:sz w:val="28"/>
-        </w:rPr>
-        <w:t>印象派聲音特徵：模糊調性、踏板朦朧、如水觸鍵。</w:t>
+        <w:t>反問：你的品牌對應哪一位金主（梅迪奇/拜羅伊特/夜巡公會）？</w:t>
       </w:r>
     </w:p>
     <w:p>
@@ -6215,7 +6565,7 @@
           <w:color w:val="3E332A"/>
           <w:sz w:val="28"/>
         </w:rPr>
-        <w:t>可循環輕放《月光》（Khatia Buniatishvili 鋼琴名演）當聆聽／墊樂，與開場、散場呼應。播前：「請閉上眼睛，聽一片月色。」</w:t>
+        <w:t>Q&amp;A 期間輕放《月光》當背景墊樂。播前：「讓音樂陪我們聊天。」</w:t>
       </w:r>
     </w:p>
     <w:p>
@@ -6233,7 +6583,7 @@
           <w:color w:val="7C3B2D"/>
           <w:sz w:val="38"/>
         </w:rPr>
-        <w:t xml:space="preserve">投影片 40　</w:t>
+        <w:t xml:space="preserve">投影片 50　</w:t>
       </w:r>
       <w:r>
         <w:rPr>
@@ -6243,7 +6593,7 @@
           <w:color w:val="2B2016"/>
           <w:sz w:val="38"/>
         </w:rPr>
-        <w:t>第五站：現代橋接——贊助換了形式</w:t>
+        <w:t>謝謝：願音樂，成就你的不朽</w:t>
       </w:r>
       <w:r>
         <w:rPr>
@@ -6253,7 +6603,7 @@
           <w:color w:val="6A767A"/>
           <w:sz w:val="24"/>
         </w:rPr>
-        <w:t xml:space="preserve">　　⏱ 停留約 50 秒</w:t>
+        <w:t xml:space="preserve">　　⏱ 停留約 40 秒</w:t>
       </w:r>
     </w:p>
     <w:p>
@@ -6283,7 +6633,7 @@
           <w:color w:val="222A2D"/>
           <w:sz w:val="36"/>
         </w:rPr>
-        <w:t>最後一站，現代橋接。我們從受僱、自由接案、明星市場、唱片工業，一路走到了今天的企業贊助與串流授權。商業模式變成了：企業贊助、多元收入、串流授權。但本質從沒變過。所以我要再說一次今天唯一的那句話：贊助從未消失，它只是換了形式。三百年前是親王和銀行家，今天，是坐在這裡的各位。</w:t>
+        <w:t>從梅迪奇到你——四百年的故事，換的其實都是同一件事：出一筆錢投資美，換回錢買不到的東西。願各位記得今天這句話：你成就音樂，音樂也成就你——讓美與商業，互相成就，而不是互相消耗。謝謝各位今天的聆聽。我的聯絡方式在螢幕上，期待有一天，能聽到由你委託、由你成就的那一部新作品。謝謝大家。</w:t>
       </w:r>
     </w:p>
     <w:p>
@@ -6314,2123 +6664,7 @@
           <w:color w:val="3C3328"/>
           <w:sz w:val="28"/>
         </w:rPr>
-        <w:t>現代商業模式：企業贊助＋多元收入＋串流授權。</w:t>
-      </w:r>
-    </w:p>
-    <w:p>
-      <w:pPr>
-        <w:pStyle w:val="ListBullet"/>
-        <w:spacing w:after="60" w:line="312" w:lineRule="auto"/>
-      </w:pPr>
-      <w:r>
-        <w:rPr>
-          <w:rFonts w:ascii="Microsoft JhengHei" w:hAnsi="Microsoft JhengHei" w:eastAsia="Microsoft JhengHei" w:cs="Microsoft JhengHei"/>
-          <w:b w:val="0"/>
-          <w:i w:val="0"/>
-          <w:color w:val="3C3328"/>
-          <w:sz w:val="28"/>
-        </w:rPr>
-        <w:t>核心：贊助從未消失，只是換了形式。</w:t>
-      </w:r>
-    </w:p>
-    <w:p>
-      <w:pPr>
-        <w:pBdr>
-          <w:bottom w:val="single" w:sz="6" w:space="4" w:color="E4D9C3"/>
-        </w:pBdr>
-        <w:spacing w:before="240" w:after="80" w:line="312" w:lineRule="auto"/>
-      </w:pPr>
-      <w:r>
-        <w:rPr>
-          <w:rFonts w:ascii="Microsoft JhengHei" w:hAnsi="Microsoft JhengHei" w:eastAsia="Microsoft JhengHei" w:cs="Microsoft JhengHei"/>
-          <w:b/>
-          <w:i w:val="0"/>
-          <w:color w:val="7C3B2D"/>
-          <w:sz w:val="38"/>
-        </w:rPr>
-        <w:t xml:space="preserve">投影片 41　</w:t>
-      </w:r>
-      <w:r>
-        <w:rPr>
-          <w:rFonts w:ascii="Microsoft JhengHei" w:hAnsi="Microsoft JhengHei" w:eastAsia="Microsoft JhengHei" w:cs="Microsoft JhengHei"/>
-          <w:b/>
-          <w:i w:val="0"/>
-          <w:color w:val="2B2016"/>
-          <w:sz w:val="38"/>
-        </w:rPr>
-        <w:t>同代美術：梵谷《星夜》——一個人的贊助</w:t>
-      </w:r>
-      <w:r>
-        <w:rPr>
-          <w:rFonts w:ascii="Microsoft JhengHei" w:hAnsi="Microsoft JhengHei" w:eastAsia="Microsoft JhengHei" w:cs="Microsoft JhengHei"/>
-          <w:b w:val="0"/>
-          <w:i w:val="0"/>
-          <w:color w:val="6A767A"/>
-          <w:sz w:val="24"/>
-        </w:rPr>
-        <w:t xml:space="preserve">　　⏱ 停留約 70 秒</w:t>
-      </w:r>
-    </w:p>
-    <w:p>
-      <w:pPr>
-        <w:spacing w:before="120" w:after="40" w:line="312" w:lineRule="auto"/>
-      </w:pPr>
-      <w:r>
-        <w:rPr>
-          <w:rFonts w:ascii="Microsoft JhengHei" w:hAnsi="Microsoft JhengHei" w:eastAsia="Microsoft JhengHei" w:cs="Microsoft JhengHei"/>
-          <w:b/>
-          <w:i w:val="0"/>
-          <w:color w:val="7C3B2D"/>
-          <w:sz w:val="24"/>
-        </w:rPr>
-        <w:t>講稿</w:t>
-      </w:r>
-    </w:p>
-    <w:p>
-      <w:pPr>
-        <w:spacing w:before="0" w:after="160" w:line="336" w:lineRule="auto"/>
-      </w:pPr>
-      <w:r>
-        <w:rPr>
-          <w:rFonts w:ascii="Microsoft JhengHei" w:hAnsi="Microsoft JhengHei" w:eastAsia="Microsoft JhengHei" w:cs="Microsoft JhengHei"/>
-          <w:b w:val="0"/>
-          <w:i w:val="0"/>
-          <w:color w:val="222A2D"/>
-          <w:sz w:val="36"/>
-        </w:rPr>
-        <w:t>最後一站開始前，看最後一幅畫：《星夜》，1889 年，梵谷（Vincent van Gogh）在聖雷米療養院病房窗外看到的夜空。梵谷生前幾乎賣不掉畫，那他靠什麼活？靠他的弟弟西奧（Theo van Gogh）——一位巴黎畫商，從 1882 年起按月匯款，平均一年約 1,750 法郎，大約是西奧年收入的百分之十四點五。重點是西奧自己說的話：「我把給他的錢，視為他工作的報酬。」不是施捨，是報酬——這正是我們今天強調的「對等」。一個人的長期贊助，養出了一位定義時代的畫家。等一下講到「成為下一個梅迪奇」時請記得：梅迪奇不一定是銀行家，也可以只是一個相信哥哥的弟弟。</w:t>
-      </w:r>
-    </w:p>
-    <w:p>
-      <w:pPr>
-        <w:spacing w:before="80" w:after="40" w:line="312" w:lineRule="auto"/>
-      </w:pPr>
-      <w:r>
-        <w:rPr>
-          <w:rFonts w:ascii="Microsoft JhengHei" w:hAnsi="Microsoft JhengHei" w:eastAsia="Microsoft JhengHei" w:cs="Microsoft JhengHei"/>
-          <w:b/>
-          <w:i w:val="0"/>
-          <w:color w:val="856017"/>
-          <w:sz w:val="24"/>
-        </w:rPr>
-        <w:t>講義補充</w:t>
-      </w:r>
-    </w:p>
-    <w:p>
-      <w:pPr>
-        <w:pStyle w:val="ListBullet"/>
-        <w:spacing w:after="60" w:line="312" w:lineRule="auto"/>
-      </w:pPr>
-      <w:r>
-        <w:rPr>
-          <w:rFonts w:ascii="Microsoft JhengHei" w:hAnsi="Microsoft JhengHei" w:eastAsia="Microsoft JhengHei" w:cs="Microsoft JhengHei"/>
-          <w:b w:val="0"/>
-          <w:i w:val="0"/>
-          <w:color w:val="3C3328"/>
-          <w:sz w:val="28"/>
-        </w:rPr>
-        <w:t>原文題名《De sterrennacht》。</w:t>
-      </w:r>
-    </w:p>
-    <w:p>
-      <w:pPr>
-        <w:pStyle w:val="ListBullet"/>
-        <w:spacing w:after="60" w:line="312" w:lineRule="auto"/>
-      </w:pPr>
-      <w:r>
-        <w:rPr>
-          <w:rFonts w:ascii="Microsoft JhengHei" w:hAnsi="Microsoft JhengHei" w:eastAsia="Microsoft JhengHei" w:cs="Microsoft JhengHei"/>
-          <w:b w:val="0"/>
-          <w:i w:val="0"/>
-          <w:color w:val="3C3328"/>
-          <w:sz w:val="28"/>
-        </w:rPr>
-        <w:t>1889-06 繪於聖雷米（Saint-Rémy-de-Provence）聖保羅療養院（梵谷自願入院，取材病房窗外夜空）。</w:t>
-      </w:r>
-    </w:p>
-    <w:p>
-      <w:pPr>
-        <w:pStyle w:val="ListBullet"/>
-        <w:spacing w:after="60" w:line="312" w:lineRule="auto"/>
-      </w:pPr>
-      <w:r>
-        <w:rPr>
-          <w:rFonts w:ascii="Microsoft JhengHei" w:hAnsi="Microsoft JhengHei" w:eastAsia="Microsoft JhengHei" w:cs="Microsoft JhengHei"/>
-          <w:b w:val="0"/>
-          <w:i w:val="0"/>
-          <w:color w:val="3C3328"/>
-          <w:sz w:val="28"/>
-        </w:rPr>
-        <w:t>西奧（Theo van Gogh，巴黎畫商）自 1882 起按月匯款資助；平均年約 1,750 法郎、約占其年收入 14.5%；西奧自述「我把給他的錢視為他工作的報酬」。</w:t>
-      </w:r>
-    </w:p>
-    <w:p>
-      <w:pPr>
-        <w:pStyle w:val="ListBullet"/>
-        <w:spacing w:after="60" w:line="312" w:lineRule="auto"/>
-      </w:pPr>
-      <w:r>
-        <w:rPr>
-          <w:rFonts w:ascii="Microsoft JhengHei" w:hAnsi="Microsoft JhengHei" w:eastAsia="Microsoft JhengHei" w:cs="Microsoft JhengHei"/>
-          <w:b w:val="0"/>
-          <w:i w:val="0"/>
-          <w:color w:val="3C3328"/>
-          <w:sz w:val="28"/>
-        </w:rPr>
-        <w:t>《星夜》生前未售出；經西奧遺孀喬安娜（Jo van Gogh-Bonger）繼承經手，1941 年經布利斯遺贈（Lillie P. Bliss Bequest）交換入藏 MoMA。</w:t>
-      </w:r>
-    </w:p>
-    <w:p>
-      <w:pPr>
-        <w:pStyle w:val="ListBullet"/>
-        <w:spacing w:after="60" w:line="312" w:lineRule="auto"/>
-      </w:pPr>
-      <w:r>
-        <w:rPr>
-          <w:rFonts w:ascii="Microsoft JhengHei" w:hAnsi="Microsoft JhengHei" w:eastAsia="Microsoft JhengHei" w:cs="Microsoft JhengHei"/>
-          <w:b w:val="0"/>
-          <w:i w:val="0"/>
-          <w:color w:val="3C3328"/>
-          <w:sz w:val="28"/>
-        </w:rPr>
-        <w:t>收束全場：對等、可持續、共融——個人贊助人的極致範本。</w:t>
-      </w:r>
-    </w:p>
-    <w:p>
-      <w:pPr>
-        <w:pBdr>
-          <w:bottom w:val="single" w:sz="6" w:space="4" w:color="E4D9C3"/>
-        </w:pBdr>
-        <w:spacing w:before="240" w:after="80" w:line="312" w:lineRule="auto"/>
-      </w:pPr>
-      <w:r>
-        <w:rPr>
-          <w:rFonts w:ascii="Microsoft JhengHei" w:hAnsi="Microsoft JhengHei" w:eastAsia="Microsoft JhengHei" w:cs="Microsoft JhengHei"/>
-          <w:b/>
-          <w:i w:val="0"/>
-          <w:color w:val="7C3B2D"/>
-          <w:sz w:val="38"/>
-        </w:rPr>
-        <w:t xml:space="preserve">投影片 42　</w:t>
-      </w:r>
-      <w:r>
-        <w:rPr>
-          <w:rFonts w:ascii="Microsoft JhengHei" w:hAnsi="Microsoft JhengHei" w:eastAsia="Microsoft JhengHei" w:cs="Microsoft JhengHei"/>
-          <w:b/>
-          <w:i w:val="0"/>
-          <w:color w:val="2B2016"/>
-          <w:sz w:val="38"/>
-        </w:rPr>
-        <w:t>歷代贊助模式對照（總表）</w:t>
-      </w:r>
-      <w:r>
-        <w:rPr>
-          <w:rFonts w:ascii="Microsoft JhengHei" w:hAnsi="Microsoft JhengHei" w:eastAsia="Microsoft JhengHei" w:cs="Microsoft JhengHei"/>
-          <w:b w:val="0"/>
-          <w:i w:val="0"/>
-          <w:color w:val="6A767A"/>
-          <w:sz w:val="24"/>
-        </w:rPr>
-        <w:t xml:space="preserve">　　⏱ 停留約 85 秒</w:t>
-      </w:r>
-    </w:p>
-    <w:p>
-      <w:pPr>
-        <w:spacing w:before="120" w:after="40" w:line="312" w:lineRule="auto"/>
-      </w:pPr>
-      <w:r>
-        <w:rPr>
-          <w:rFonts w:ascii="Microsoft JhengHei" w:hAnsi="Microsoft JhengHei" w:eastAsia="Microsoft JhengHei" w:cs="Microsoft JhengHei"/>
-          <w:b/>
-          <w:i w:val="0"/>
-          <w:color w:val="7C3B2D"/>
-          <w:sz w:val="24"/>
-        </w:rPr>
-        <w:t>講稿</w:t>
-      </w:r>
-    </w:p>
-    <w:p>
-      <w:pPr>
-        <w:spacing w:before="0" w:after="160" w:line="336" w:lineRule="auto"/>
-      </w:pPr>
-      <w:r>
-        <w:rPr>
-          <w:rFonts w:ascii="Microsoft JhengHei" w:hAnsi="Microsoft JhengHei" w:eastAsia="Microsoft JhengHei" w:cs="Microsoft JhengHei"/>
-          <w:b w:val="0"/>
-          <w:i w:val="0"/>
-          <w:color w:val="222A2D"/>
-          <w:sz w:val="36"/>
-        </w:rPr>
-        <w:t>我們把五個時代攤開來放在一張表上，你會看到一條清晰的演化線。巴洛克：金主是教會與宮廷，藝術家是受僱者，產業是剛起步的出版。古典：金主變成貴族年金加上大眾，藝術家自由接案，靠公開音樂會。浪漫：市場（也就是明星）說了算，藝術家成了名人品牌，背後是鋼琴與出版工業。印象派：金主是沙龍加上唱片，藝術家靠版稅收益，背後是留聲機工業。到了現代：金主是企業贊助，藝術家多元收入，靠串流授權。看出來了嗎？金主換了、載體換了、技術換了，但「有人出錢買藝術、換取某種價值」這件事，四百年來一天都沒停過。</w:t>
-      </w:r>
-    </w:p>
-    <w:p>
-      <w:pPr>
-        <w:spacing w:before="80" w:after="40" w:line="312" w:lineRule="auto"/>
-      </w:pPr>
-      <w:r>
-        <w:rPr>
-          <w:rFonts w:ascii="Microsoft JhengHei" w:hAnsi="Microsoft JhengHei" w:eastAsia="Microsoft JhengHei" w:cs="Microsoft JhengHei"/>
-          <w:b/>
-          <w:i w:val="0"/>
-          <w:color w:val="856017"/>
-          <w:sz w:val="24"/>
-        </w:rPr>
-        <w:t>講義補充</w:t>
-      </w:r>
-    </w:p>
-    <w:p>
-      <w:pPr>
-        <w:pStyle w:val="ListBullet"/>
-        <w:spacing w:after="60" w:line="312" w:lineRule="auto"/>
-      </w:pPr>
-      <w:r>
-        <w:rPr>
-          <w:rFonts w:ascii="Microsoft JhengHei" w:hAnsi="Microsoft JhengHei" w:eastAsia="Microsoft JhengHei" w:cs="Microsoft JhengHei"/>
-          <w:b w:val="0"/>
-          <w:i w:val="0"/>
-          <w:color w:val="3C3328"/>
-          <w:sz w:val="28"/>
-        </w:rPr>
-        <w:t>巴洛克[教會宮廷/受僱者/起步出版]。</w:t>
-      </w:r>
-    </w:p>
-    <w:p>
-      <w:pPr>
-        <w:pStyle w:val="ListBullet"/>
-        <w:spacing w:after="60" w:line="312" w:lineRule="auto"/>
-      </w:pPr>
-      <w:r>
-        <w:rPr>
-          <w:rFonts w:ascii="Microsoft JhengHei" w:hAnsi="Microsoft JhengHei" w:eastAsia="Microsoft JhengHei" w:cs="Microsoft JhengHei"/>
-          <w:b w:val="0"/>
-          <w:i w:val="0"/>
-          <w:color w:val="3C3328"/>
-          <w:sz w:val="28"/>
-        </w:rPr>
-        <w:t>古典[貴族年金+大眾/自由接案/公開音樂會]。</w:t>
-      </w:r>
-    </w:p>
-    <w:p>
-      <w:pPr>
-        <w:pStyle w:val="ListBullet"/>
-        <w:spacing w:after="60" w:line="312" w:lineRule="auto"/>
-      </w:pPr>
-      <w:r>
-        <w:rPr>
-          <w:rFonts w:ascii="Microsoft JhengHei" w:hAnsi="Microsoft JhengHei" w:eastAsia="Microsoft JhengHei" w:cs="Microsoft JhengHei"/>
-          <w:b w:val="0"/>
-          <w:i w:val="0"/>
-          <w:color w:val="3C3328"/>
-          <w:sz w:val="28"/>
-        </w:rPr>
-        <w:t>浪漫[市場明星/名人品牌/鋼琴出版工業]。</w:t>
-      </w:r>
-    </w:p>
-    <w:p>
-      <w:pPr>
-        <w:pStyle w:val="ListBullet"/>
-        <w:spacing w:after="60" w:line="312" w:lineRule="auto"/>
-      </w:pPr>
-      <w:r>
-        <w:rPr>
-          <w:rFonts w:ascii="Microsoft JhengHei" w:hAnsi="Microsoft JhengHei" w:eastAsia="Microsoft JhengHei" w:cs="Microsoft JhengHei"/>
-          <w:b w:val="0"/>
-          <w:i w:val="0"/>
-          <w:color w:val="3C3328"/>
-          <w:sz w:val="28"/>
-        </w:rPr>
-        <w:t>印象派[沙龍+唱片/版稅收益/留聲機工業]。</w:t>
-      </w:r>
-    </w:p>
-    <w:p>
-      <w:pPr>
-        <w:pStyle w:val="ListBullet"/>
-        <w:spacing w:after="60" w:line="312" w:lineRule="auto"/>
-      </w:pPr>
-      <w:r>
-        <w:rPr>
-          <w:rFonts w:ascii="Microsoft JhengHei" w:hAnsi="Microsoft JhengHei" w:eastAsia="Microsoft JhengHei" w:cs="Microsoft JhengHei"/>
-          <w:b w:val="0"/>
-          <w:i w:val="0"/>
-          <w:color w:val="3C3328"/>
-          <w:sz w:val="28"/>
-        </w:rPr>
-        <w:t>現代[企業贊助/多元收入/串流授權]。</w:t>
-      </w:r>
-    </w:p>
-    <w:p>
-      <w:pPr>
-        <w:pBdr>
-          <w:bottom w:val="single" w:sz="6" w:space="4" w:color="E4D9C3"/>
-        </w:pBdr>
-        <w:spacing w:before="240" w:after="80" w:line="312" w:lineRule="auto"/>
-      </w:pPr>
-      <w:r>
-        <w:rPr>
-          <w:rFonts w:ascii="Microsoft JhengHei" w:hAnsi="Microsoft JhengHei" w:eastAsia="Microsoft JhengHei" w:cs="Microsoft JhengHei"/>
-          <w:b/>
-          <w:i w:val="0"/>
-          <w:color w:val="7C3B2D"/>
-          <w:sz w:val="38"/>
-        </w:rPr>
-        <w:t xml:space="preserve">投影片 43　</w:t>
-      </w:r>
-      <w:r>
-        <w:rPr>
-          <w:rFonts w:ascii="Microsoft JhengHei" w:hAnsi="Microsoft JhengHei" w:eastAsia="Microsoft JhengHei" w:cs="Microsoft JhengHei"/>
-          <w:b/>
-          <w:i w:val="0"/>
-          <w:color w:val="2B2016"/>
-          <w:sz w:val="38"/>
-        </w:rPr>
-        <w:t>音樂的力量：塑造國力、國家形象與企業品牌</w:t>
-      </w:r>
-      <w:r>
-        <w:rPr>
-          <w:rFonts w:ascii="Microsoft JhengHei" w:hAnsi="Microsoft JhengHei" w:eastAsia="Microsoft JhengHei" w:cs="Microsoft JhengHei"/>
-          <w:b w:val="0"/>
-          <w:i w:val="0"/>
-          <w:color w:val="6A767A"/>
-          <w:sz w:val="24"/>
-        </w:rPr>
-        <w:t xml:space="preserve">　　⏱ 停留約 70 秒</w:t>
-      </w:r>
-    </w:p>
-    <w:p>
-      <w:pPr>
-        <w:spacing w:before="120" w:after="40" w:line="312" w:lineRule="auto"/>
-      </w:pPr>
-      <w:r>
-        <w:rPr>
-          <w:rFonts w:ascii="Microsoft JhengHei" w:hAnsi="Microsoft JhengHei" w:eastAsia="Microsoft JhengHei" w:cs="Microsoft JhengHei"/>
-          <w:b/>
-          <w:i w:val="0"/>
-          <w:color w:val="7C3B2D"/>
-          <w:sz w:val="24"/>
-        </w:rPr>
-        <w:t>講稿</w:t>
-      </w:r>
-    </w:p>
-    <w:p>
-      <w:pPr>
-        <w:spacing w:before="0" w:after="160" w:line="336" w:lineRule="auto"/>
-      </w:pPr>
-      <w:r>
-        <w:rPr>
-          <w:rFonts w:ascii="Microsoft JhengHei" w:hAnsi="Microsoft JhengHei" w:eastAsia="Microsoft JhengHei" w:cs="Microsoft JhengHei"/>
-          <w:b w:val="0"/>
-          <w:i w:val="0"/>
-          <w:color w:val="222A2D"/>
-          <w:sz w:val="36"/>
-        </w:rPr>
-        <w:t>從這裡開始，是今天的核心。前面四百年的歷史，會在當代一再上演。我要證明一件事：音樂能塑造三樣最珍貴的東西。第一，國力——威爾第用音樂，凝聚了一個四分五裂的義大利。第二，國家形象——普契尼塑造了日本與義大利的觀光想像，德布西寫下了法國的浪漫。第三，企業品牌——賓士借蕭邦的貴族氣質，奇美用名琴把冷冰冰的電子變成藝術。音樂，是國家與企業形象，最高級的化妝術。</w:t>
-      </w:r>
-    </w:p>
-    <w:p>
-      <w:pPr>
-        <w:spacing w:before="80" w:after="40" w:line="312" w:lineRule="auto"/>
-      </w:pPr>
-      <w:r>
-        <w:rPr>
-          <w:rFonts w:ascii="Microsoft JhengHei" w:hAnsi="Microsoft JhengHei" w:eastAsia="Microsoft JhengHei" w:cs="Microsoft JhengHei"/>
-          <w:b/>
-          <w:i w:val="0"/>
-          <w:color w:val="856017"/>
-          <w:sz w:val="24"/>
-        </w:rPr>
-        <w:t>講義補充</w:t>
-      </w:r>
-    </w:p>
-    <w:p>
-      <w:pPr>
-        <w:pStyle w:val="ListBullet"/>
-        <w:spacing w:after="60" w:line="312" w:lineRule="auto"/>
-      </w:pPr>
-      <w:r>
-        <w:rPr>
-          <w:rFonts w:ascii="Microsoft JhengHei" w:hAnsi="Microsoft JhengHei" w:eastAsia="Microsoft JhengHei" w:cs="Microsoft JhengHei"/>
-          <w:b w:val="0"/>
-          <w:i w:val="0"/>
-          <w:color w:val="3C3328"/>
-          <w:sz w:val="28"/>
-        </w:rPr>
-        <w:t>三大力量：國力（威爾第）、國家形象（普契尼／德布西）、企業品牌（賓士／奇美）。</w:t>
-      </w:r>
-    </w:p>
-    <w:p>
-      <w:pPr>
-        <w:pStyle w:val="ListBullet"/>
-        <w:spacing w:after="60" w:line="312" w:lineRule="auto"/>
-      </w:pPr>
-      <w:r>
-        <w:rPr>
-          <w:rFonts w:ascii="Microsoft JhengHei" w:hAnsi="Microsoft JhengHei" w:eastAsia="Microsoft JhengHei" w:cs="Microsoft JhengHei"/>
-          <w:b w:val="0"/>
-          <w:i w:val="0"/>
-          <w:color w:val="3C3328"/>
-          <w:sz w:val="28"/>
-        </w:rPr>
-        <w:t>核心金句：音樂是國家與企業形象最高級的化妝術。</w:t>
-      </w:r>
-    </w:p>
-    <w:p>
-      <w:pPr>
-        <w:pStyle w:val="ListBullet"/>
-        <w:spacing w:after="60" w:line="312" w:lineRule="auto"/>
-      </w:pPr>
-      <w:r>
-        <w:rPr>
-          <w:rFonts w:ascii="Microsoft JhengHei" w:hAnsi="Microsoft JhengHei" w:eastAsia="Microsoft JhengHei" w:cs="Microsoft JhengHei"/>
-          <w:b w:val="0"/>
-          <w:i w:val="0"/>
-          <w:color w:val="3C3328"/>
-          <w:sz w:val="28"/>
-        </w:rPr>
-        <w:t>本段為全片主軸的當代實證。</w:t>
-      </w:r>
-    </w:p>
-    <w:p>
-      <w:pPr>
-        <w:pBdr>
-          <w:bottom w:val="single" w:sz="6" w:space="4" w:color="E4D9C3"/>
-        </w:pBdr>
-        <w:spacing w:before="240" w:after="80" w:line="312" w:lineRule="auto"/>
-      </w:pPr>
-      <w:r>
-        <w:rPr>
-          <w:rFonts w:ascii="Microsoft JhengHei" w:hAnsi="Microsoft JhengHei" w:eastAsia="Microsoft JhengHei" w:cs="Microsoft JhengHei"/>
-          <w:b/>
-          <w:i w:val="0"/>
-          <w:color w:val="7C3B2D"/>
-          <w:sz w:val="38"/>
-        </w:rPr>
-        <w:t xml:space="preserve">投影片 44　</w:t>
-      </w:r>
-      <w:r>
-        <w:rPr>
-          <w:rFonts w:ascii="Microsoft JhengHei" w:hAnsi="Microsoft JhengHei" w:eastAsia="Microsoft JhengHei" w:cs="Microsoft JhengHei"/>
-          <w:b/>
-          <w:i w:val="0"/>
-          <w:color w:val="2B2016"/>
-          <w:sz w:val="38"/>
-        </w:rPr>
-        <w:t>威爾第：用音樂，創造義大利的國力</w:t>
-      </w:r>
-      <w:r>
-        <w:rPr>
-          <w:rFonts w:ascii="Microsoft JhengHei" w:hAnsi="Microsoft JhengHei" w:eastAsia="Microsoft JhengHei" w:cs="Microsoft JhengHei"/>
-          <w:b w:val="0"/>
-          <w:i w:val="0"/>
-          <w:color w:val="6A767A"/>
-          <w:sz w:val="24"/>
-        </w:rPr>
-        <w:t xml:space="preserve">　　⏱ 停留約 90 秒</w:t>
-      </w:r>
-    </w:p>
-    <w:p>
-      <w:pPr>
-        <w:spacing w:before="120" w:after="40" w:line="312" w:lineRule="auto"/>
-      </w:pPr>
-      <w:r>
-        <w:rPr>
-          <w:rFonts w:ascii="Microsoft JhengHei" w:hAnsi="Microsoft JhengHei" w:eastAsia="Microsoft JhengHei" w:cs="Microsoft JhengHei"/>
-          <w:b/>
-          <w:i w:val="0"/>
-          <w:color w:val="7C3B2D"/>
-          <w:sz w:val="24"/>
-        </w:rPr>
-        <w:t>講稿</w:t>
-      </w:r>
-    </w:p>
-    <w:p>
-      <w:pPr>
-        <w:spacing w:before="0" w:after="160" w:line="336" w:lineRule="auto"/>
-      </w:pPr>
-      <w:r>
-        <w:rPr>
-          <w:rFonts w:ascii="Microsoft JhengHei" w:hAnsi="Microsoft JhengHei" w:eastAsia="Microsoft JhengHei" w:cs="Microsoft JhengHei"/>
-          <w:b w:val="0"/>
-          <w:i w:val="0"/>
-          <w:color w:val="222A2D"/>
-          <w:sz w:val="36"/>
-        </w:rPr>
-        <w:t>先看「國力」。十九世紀的義大利，四分五裂、國勢衰弱。但威爾第（Giuseppe Verdi）的歌劇，讓全民因為音樂而振奮。《那布果 Nabucco》裡的〈Va, pensiero〉——希伯來奴隸大合唱——唱的是「O mia patria，我的祖國，如此美麗卻已失去」。這首歌成了義大利復興運動（Risorgimento）的非官方國歌，威爾第也成了民族英雄。當時奧地利嚴密審查，民眾就高喊「Viva VERDI」——表面是威爾第萬歲，其實是 Vittorio Emanuele Re D'Italia，「義大利國王萬歲」的暗號。一個作曲家，凝聚了一個還沒統一的國家。這，就是音樂的國力。</w:t>
-      </w:r>
-    </w:p>
-    <w:p>
-      <w:pPr>
-        <w:spacing w:before="80" w:after="40" w:line="312" w:lineRule="auto"/>
-      </w:pPr>
-      <w:r>
-        <w:rPr>
-          <w:rFonts w:ascii="Microsoft JhengHei" w:hAnsi="Microsoft JhengHei" w:eastAsia="Microsoft JhengHei" w:cs="Microsoft JhengHei"/>
-          <w:b/>
-          <w:i w:val="0"/>
-          <w:color w:val="856017"/>
-          <w:sz w:val="24"/>
-        </w:rPr>
-        <w:t>講義補充</w:t>
-      </w:r>
-    </w:p>
-    <w:p>
-      <w:pPr>
-        <w:pStyle w:val="ListBullet"/>
-        <w:spacing w:after="60" w:line="312" w:lineRule="auto"/>
-      </w:pPr>
-      <w:r>
-        <w:rPr>
-          <w:rFonts w:ascii="Microsoft JhengHei" w:hAnsi="Microsoft JhengHei" w:eastAsia="Microsoft JhengHei" w:cs="Microsoft JhengHei"/>
-          <w:b w:val="0"/>
-          <w:i w:val="0"/>
-          <w:color w:val="3C3328"/>
-          <w:sz w:val="28"/>
-        </w:rPr>
-        <w:t>19 世紀義大利衰弱分裂；威爾第歌劇振奮全民。 -《那布果》〈Va, pensiero〉成復興運動（Risorgimento）非官方國歌。</w:t>
-      </w:r>
-    </w:p>
-    <w:p>
-      <w:pPr>
-        <w:pStyle w:val="ListBullet"/>
-        <w:spacing w:after="60" w:line="312" w:lineRule="auto"/>
-      </w:pPr>
-      <w:r>
-        <w:rPr>
-          <w:rFonts w:ascii="Microsoft JhengHei" w:hAnsi="Microsoft JhengHei" w:eastAsia="Microsoft JhengHei" w:cs="Microsoft JhengHei"/>
-          <w:b w:val="0"/>
-          <w:i w:val="0"/>
-          <w:color w:val="3C3328"/>
-          <w:sz w:val="28"/>
-        </w:rPr>
-        <w:t>「Viva VERDI」＝Vittorio Emanuele Re D'Italia 的獨立暗號。</w:t>
-      </w:r>
-    </w:p>
-    <w:p>
-      <w:pPr>
-        <w:pBdr>
-          <w:left w:val="single" w:sz="18" w:space="8" w:color="856017"/>
-        </w:pBdr>
-        <w:shd w:val="clear" w:fill="F5EFE2"/>
-        <w:spacing w:before="80" w:after="160" w:line="317" w:lineRule="auto"/>
-      </w:pPr>
-      <w:r>
-        <w:rPr>
-          <w:rFonts w:ascii="Microsoft JhengHei" w:hAnsi="Microsoft JhengHei" w:eastAsia="Microsoft JhengHei" w:cs="Microsoft JhengHei"/>
-          <w:b/>
-          <w:i w:val="0"/>
-          <w:color w:val="7C3B2D"/>
-          <w:sz w:val="24"/>
-        </w:rPr>
-        <w:t xml:space="preserve">▶ 影片操作　</w:t>
-      </w:r>
-      <w:r>
-        <w:rPr>
-          <w:rFonts w:ascii="Microsoft JhengHei" w:hAnsi="Microsoft JhengHei" w:eastAsia="Microsoft JhengHei" w:cs="Microsoft JhengHei"/>
-          <w:b w:val="0"/>
-          <w:i w:val="0"/>
-          <w:color w:val="3E332A"/>
-          <w:sz w:val="28"/>
-        </w:rPr>
-        <w:t>可播〈Va, pensiero〉合唱約 3 分鐘（皇家歌劇院合唱團倫敦屋頂版：https://www.youtube.com/watch?v=vA0wLGb92fs）。播前：「聽一個民族，如何用一首歌找回自己。」</w:t>
-      </w:r>
-    </w:p>
-    <w:p>
-      <w:pPr>
-        <w:pBdr>
-          <w:bottom w:val="single" w:sz="6" w:space="4" w:color="E4D9C3"/>
-        </w:pBdr>
-        <w:spacing w:before="240" w:after="80" w:line="312" w:lineRule="auto"/>
-      </w:pPr>
-      <w:r>
-        <w:rPr>
-          <w:rFonts w:ascii="Microsoft JhengHei" w:hAnsi="Microsoft JhengHei" w:eastAsia="Microsoft JhengHei" w:cs="Microsoft JhengHei"/>
-          <w:b/>
-          <w:i w:val="0"/>
-          <w:color w:val="7C3B2D"/>
-          <w:sz w:val="38"/>
-        </w:rPr>
-        <w:t xml:space="preserve">投影片 45　</w:t>
-      </w:r>
-      <w:r>
-        <w:rPr>
-          <w:rFonts w:ascii="Microsoft JhengHei" w:hAnsi="Microsoft JhengHei" w:eastAsia="Microsoft JhengHei" w:cs="Microsoft JhengHei"/>
-          <w:b/>
-          <w:i w:val="0"/>
-          <w:color w:val="2B2016"/>
-          <w:sz w:val="38"/>
-        </w:rPr>
-        <w:t>國家形象，是作曲家替它寫的（普契尼／德布西）</w:t>
-      </w:r>
-      <w:r>
-        <w:rPr>
-          <w:rFonts w:ascii="Microsoft JhengHei" w:hAnsi="Microsoft JhengHei" w:eastAsia="Microsoft JhengHei" w:cs="Microsoft JhengHei"/>
-          <w:b w:val="0"/>
-          <w:i w:val="0"/>
-          <w:color w:val="6A767A"/>
-          <w:sz w:val="24"/>
-        </w:rPr>
-        <w:t xml:space="preserve">　　⏱ 停留約 85 秒</w:t>
-      </w:r>
-    </w:p>
-    <w:p>
-      <w:pPr>
-        <w:spacing w:before="120" w:after="40" w:line="312" w:lineRule="auto"/>
-      </w:pPr>
-      <w:r>
-        <w:rPr>
-          <w:rFonts w:ascii="Microsoft JhengHei" w:hAnsi="Microsoft JhengHei" w:eastAsia="Microsoft JhengHei" w:cs="Microsoft JhengHei"/>
-          <w:b/>
-          <w:i w:val="0"/>
-          <w:color w:val="7C3B2D"/>
-          <w:sz w:val="24"/>
-        </w:rPr>
-        <w:t>講稿</w:t>
-      </w:r>
-    </w:p>
-    <w:p>
-      <w:pPr>
-        <w:spacing w:before="0" w:after="160" w:line="336" w:lineRule="auto"/>
-      </w:pPr>
-      <w:r>
-        <w:rPr>
-          <w:rFonts w:ascii="Microsoft JhengHei" w:hAnsi="Microsoft JhengHei" w:eastAsia="Microsoft JhengHei" w:cs="Microsoft JhengHei"/>
-          <w:b w:val="0"/>
-          <w:i w:val="0"/>
-          <w:color w:val="222A2D"/>
-          <w:sz w:val="36"/>
-        </w:rPr>
-        <w:t>再看「國家形象」。普契尼（Giacomo Puccini）創造了義大利、甚至日本的觀光文化。《蝴蝶夫人》的場景在長崎，長崎的哥拉巴園（Glover Garden）因此成了「蝴蝶夫人之家」，立著普契尼與名伶三浦環的雕像，一年吸引近兩百萬訪客。《托斯卡》把羅馬的地標寫成歌劇朝聖點；他的故鄉托雷德爾拉戈，每年舉辦普契尼音樂節。反過來說，如果法國沒有德布西的印象派——《月光》《海》《牧神的午後》——我們今天想到法國，也許就不會充滿浪漫的情懷。音樂，為一個國家寫下了難以複製的氣質。</w:t>
-      </w:r>
-    </w:p>
-    <w:p>
-      <w:pPr>
-        <w:spacing w:before="80" w:after="40" w:line="312" w:lineRule="auto"/>
-      </w:pPr>
-      <w:r>
-        <w:rPr>
-          <w:rFonts w:ascii="Microsoft JhengHei" w:hAnsi="Microsoft JhengHei" w:eastAsia="Microsoft JhengHei" w:cs="Microsoft JhengHei"/>
-          <w:b/>
-          <w:i w:val="0"/>
-          <w:color w:val="856017"/>
-          <w:sz w:val="24"/>
-        </w:rPr>
-        <w:t>講義補充</w:t>
-      </w:r>
-    </w:p>
-    <w:p>
-      <w:pPr>
-        <w:pStyle w:val="ListBullet"/>
-        <w:spacing w:after="60" w:line="312" w:lineRule="auto"/>
-      </w:pPr>
-      <w:r>
-        <w:rPr>
-          <w:rFonts w:ascii="Microsoft JhengHei" w:hAnsi="Microsoft JhengHei" w:eastAsia="Microsoft JhengHei" w:cs="Microsoft JhengHei"/>
-          <w:b w:val="0"/>
-          <w:i w:val="0"/>
-          <w:color w:val="3C3328"/>
-          <w:sz w:val="28"/>
-        </w:rPr>
-        <w:t>-《蝴蝶夫人》→長崎哥拉巴園「蝴蝶夫人之家」，年訪客近 200 萬；《托斯卡》→羅馬；托雷德爾拉戈普契尼音樂節。</w:t>
-      </w:r>
-    </w:p>
-    <w:p>
-      <w:pPr>
-        <w:pStyle w:val="ListBullet"/>
-        <w:spacing w:after="60" w:line="312" w:lineRule="auto"/>
-      </w:pPr>
-      <w:r>
-        <w:rPr>
-          <w:rFonts w:ascii="Microsoft JhengHei" w:hAnsi="Microsoft JhengHei" w:eastAsia="Microsoft JhengHei" w:cs="Microsoft JhengHei"/>
-          <w:b w:val="0"/>
-          <w:i w:val="0"/>
-          <w:color w:val="3C3328"/>
-          <w:sz w:val="28"/>
-        </w:rPr>
-        <w:t>德布西印象派＝法國「浪漫」形象的來源。</w:t>
-      </w:r>
-    </w:p>
-    <w:p>
-      <w:pPr>
-        <w:pStyle w:val="ListBullet"/>
-        <w:spacing w:after="60" w:line="312" w:lineRule="auto"/>
-      </w:pPr>
-      <w:r>
-        <w:rPr>
-          <w:rFonts w:ascii="Microsoft JhengHei" w:hAnsi="Microsoft JhengHei" w:eastAsia="Microsoft JhengHei" w:cs="Microsoft JhengHei"/>
-          <w:b w:val="0"/>
-          <w:i w:val="0"/>
-          <w:color w:val="3C3328"/>
-          <w:sz w:val="28"/>
-        </w:rPr>
-        <w:t>國家形象，是作曲家替它寫的。</w:t>
-      </w:r>
-    </w:p>
-    <w:p>
-      <w:pPr>
-        <w:pBdr>
-          <w:bottom w:val="single" w:sz="6" w:space="4" w:color="E4D9C3"/>
-        </w:pBdr>
-        <w:spacing w:before="240" w:after="80" w:line="312" w:lineRule="auto"/>
-      </w:pPr>
-      <w:r>
-        <w:rPr>
-          <w:rFonts w:ascii="Microsoft JhengHei" w:hAnsi="Microsoft JhengHei" w:eastAsia="Microsoft JhengHei" w:cs="Microsoft JhengHei"/>
-          <w:b/>
-          <w:i w:val="0"/>
-          <w:color w:val="7C3B2D"/>
-          <w:sz w:val="38"/>
-        </w:rPr>
-        <w:t xml:space="preserve">投影片 46　</w:t>
-      </w:r>
-      <w:r>
-        <w:rPr>
-          <w:rFonts w:ascii="Microsoft JhengHei" w:hAnsi="Microsoft JhengHei" w:eastAsia="Microsoft JhengHei" w:cs="Microsoft JhengHei"/>
-          <w:b/>
-          <w:i w:val="0"/>
-          <w:color w:val="2B2016"/>
-          <w:sz w:val="38"/>
-        </w:rPr>
-        <w:t>音樂，重塑企業的品牌形象（賓士／奇美）</w:t>
-      </w:r>
-      <w:r>
-        <w:rPr>
-          <w:rFonts w:ascii="Microsoft JhengHei" w:hAnsi="Microsoft JhengHei" w:eastAsia="Microsoft JhengHei" w:cs="Microsoft JhengHei"/>
-          <w:b w:val="0"/>
-          <w:i w:val="0"/>
-          <w:color w:val="6A767A"/>
-          <w:sz w:val="24"/>
-        </w:rPr>
-        <w:t xml:space="preserve">　　⏱ 停留約 90 秒</w:t>
-      </w:r>
-    </w:p>
-    <w:p>
-      <w:pPr>
-        <w:spacing w:before="120" w:after="40" w:line="312" w:lineRule="auto"/>
-      </w:pPr>
-      <w:r>
-        <w:rPr>
-          <w:rFonts w:ascii="Microsoft JhengHei" w:hAnsi="Microsoft JhengHei" w:eastAsia="Microsoft JhengHei" w:cs="Microsoft JhengHei"/>
-          <w:b/>
-          <w:i w:val="0"/>
-          <w:color w:val="7C3B2D"/>
-          <w:sz w:val="24"/>
-        </w:rPr>
-        <w:t>講稿</w:t>
-      </w:r>
-    </w:p>
-    <w:p>
-      <w:pPr>
-        <w:spacing w:before="0" w:after="160" w:line="336" w:lineRule="auto"/>
-      </w:pPr>
-      <w:r>
-        <w:rPr>
-          <w:rFonts w:ascii="Microsoft JhengHei" w:hAnsi="Microsoft JhengHei" w:eastAsia="Microsoft JhengHei" w:cs="Microsoft JhengHei"/>
-          <w:b w:val="0"/>
-          <w:i w:val="0"/>
-          <w:color w:val="222A2D"/>
-          <w:sz w:val="36"/>
-        </w:rPr>
-        <w:t>最後，也是各位最關心的——企業品牌。音樂可以塑造企業的形象。蕭邦這位作曲家，外在與內在都充滿貴族的氛圍；所以當頂級品牌（例如賓士）以蕭邦這樣的鋼琴曲烘托廣告，就會讓人覺得「買了它，就代表自己身分的提升」。再看台灣的例子：奇美的許文龍，如果他沒有去收集那麼多昂貴的名琴，大家對奇美的印象，可能就只是冷冰冰的電子產品。但他收藏了世界數量最多的小提琴、辦了奇美博物館，還免費把名琴出借給音樂家——從曾宇謙到馬友友。於是你一想到奇美的電視，畫面就充滿了藝術的氣息。音樂，是企業形象最高級的化妝術。</w:t>
-      </w:r>
-    </w:p>
-    <w:p>
-      <w:pPr>
-        <w:spacing w:before="80" w:after="40" w:line="312" w:lineRule="auto"/>
-      </w:pPr>
-      <w:r>
-        <w:rPr>
-          <w:rFonts w:ascii="Microsoft JhengHei" w:hAnsi="Microsoft JhengHei" w:eastAsia="Microsoft JhengHei" w:cs="Microsoft JhengHei"/>
-          <w:b/>
-          <w:i w:val="0"/>
-          <w:color w:val="856017"/>
-          <w:sz w:val="24"/>
-        </w:rPr>
-        <w:t>講義補充</w:t>
-      </w:r>
-    </w:p>
-    <w:p>
-      <w:pPr>
-        <w:pStyle w:val="ListBullet"/>
-        <w:spacing w:after="60" w:line="312" w:lineRule="auto"/>
-      </w:pPr>
-      <w:r>
-        <w:rPr>
-          <w:rFonts w:ascii="Microsoft JhengHei" w:hAnsi="Microsoft JhengHei" w:eastAsia="Microsoft JhengHei" w:cs="Microsoft JhengHei"/>
-          <w:b w:val="0"/>
-          <w:i w:val="0"/>
-          <w:color w:val="3C3328"/>
-          <w:sz w:val="28"/>
-        </w:rPr>
-        <w:t>賓士×蕭邦：貴族氣質→「擁有＝身分提升」（行銷示意）。</w:t>
-      </w:r>
-    </w:p>
-    <w:p>
-      <w:pPr>
-        <w:pStyle w:val="ListBullet"/>
-        <w:spacing w:after="60" w:line="312" w:lineRule="auto"/>
-      </w:pPr>
-      <w:r>
-        <w:rPr>
-          <w:rFonts w:ascii="Microsoft JhengHei" w:hAnsi="Microsoft JhengHei" w:eastAsia="Microsoft JhengHei" w:cs="Microsoft JhengHei"/>
-          <w:b w:val="0"/>
-          <w:i w:val="0"/>
-          <w:color w:val="3C3328"/>
-          <w:sz w:val="28"/>
-        </w:rPr>
-        <w:t>奇美×許文龍：世界最多名琴收藏＋奇美博物館＋免費出借（曾宇謙、馬友友）→冷電子變藝術品牌。</w:t>
-      </w:r>
-    </w:p>
-    <w:p>
-      <w:pPr>
-        <w:pStyle w:val="ListBullet"/>
-        <w:spacing w:after="60" w:line="312" w:lineRule="auto"/>
-      </w:pPr>
-      <w:r>
-        <w:rPr>
-          <w:rFonts w:ascii="Microsoft JhengHei" w:hAnsi="Microsoft JhengHei" w:eastAsia="Microsoft JhengHei" w:cs="Microsoft JhengHei"/>
-          <w:b w:val="0"/>
-          <w:i w:val="0"/>
-          <w:color w:val="3C3328"/>
-          <w:sz w:val="28"/>
-        </w:rPr>
-        <w:t>音樂＝企業形象最高級的化妝術。</w:t>
-      </w:r>
-    </w:p>
-    <w:p>
-      <w:pPr>
-        <w:pStyle w:val="ListBullet"/>
-        <w:spacing w:after="60" w:line="312" w:lineRule="auto"/>
-      </w:pPr>
-      <w:r>
-        <w:rPr>
-          <w:rFonts w:ascii="Microsoft JhengHei" w:hAnsi="Microsoft JhengHei" w:eastAsia="Microsoft JhengHei" w:cs="Microsoft JhengHei"/>
-          <w:b w:val="0"/>
-          <w:i w:val="0"/>
-          <w:color w:val="3C3328"/>
-          <w:sz w:val="28"/>
-        </w:rPr>
-        <w:t>奇美博物館（CHIMEI Museum）提琴收藏逾千把、為世界最大規模的私人提琴收藏；據奇美官方沿革，1990 年許文龍向小提琴家林昭亮購入第一把史特拉底瓦里（Stradivari）名琴起家。</w:t>
-      </w:r>
-    </w:p>
-    <w:p>
-      <w:pPr>
-        <w:pBdr>
-          <w:bottom w:val="single" w:sz="6" w:space="4" w:color="E4D9C3"/>
-        </w:pBdr>
-        <w:spacing w:before="240" w:after="80" w:line="312" w:lineRule="auto"/>
-      </w:pPr>
-      <w:r>
-        <w:rPr>
-          <w:rFonts w:ascii="Microsoft JhengHei" w:hAnsi="Microsoft JhengHei" w:eastAsia="Microsoft JhengHei" w:cs="Microsoft JhengHei"/>
-          <w:b/>
-          <w:i w:val="0"/>
-          <w:color w:val="7C3B2D"/>
-          <w:sz w:val="38"/>
-        </w:rPr>
-        <w:t xml:space="preserve">投影片 47　</w:t>
-      </w:r>
-      <w:r>
-        <w:rPr>
-          <w:rFonts w:ascii="Microsoft JhengHei" w:hAnsi="Microsoft JhengHei" w:eastAsia="Microsoft JhengHei" w:cs="Microsoft JhengHei"/>
-          <w:b/>
-          <w:i w:val="0"/>
-          <w:color w:val="2B2016"/>
-          <w:sz w:val="38"/>
-        </w:rPr>
-        <w:t>佛瑞與女伯爵：贊助者，因藝術而不朽</w:t>
-      </w:r>
-      <w:r>
-        <w:rPr>
-          <w:rFonts w:ascii="Microsoft JhengHei" w:hAnsi="Microsoft JhengHei" w:eastAsia="Microsoft JhengHei" w:cs="Microsoft JhengHei"/>
-          <w:b w:val="0"/>
-          <w:i w:val="0"/>
-          <w:color w:val="6A767A"/>
-          <w:sz w:val="24"/>
-        </w:rPr>
-        <w:t xml:space="preserve">　　⏱ 停留約 80 秒</w:t>
-      </w:r>
-    </w:p>
-    <w:p>
-      <w:pPr>
-        <w:spacing w:before="120" w:after="40" w:line="312" w:lineRule="auto"/>
-      </w:pPr>
-      <w:r>
-        <w:rPr>
-          <w:rFonts w:ascii="Microsoft JhengHei" w:hAnsi="Microsoft JhengHei" w:eastAsia="Microsoft JhengHei" w:cs="Microsoft JhengHei"/>
-          <w:b/>
-          <w:i w:val="0"/>
-          <w:color w:val="7C3B2D"/>
-          <w:sz w:val="24"/>
-        </w:rPr>
-        <w:t>講稿</w:t>
-      </w:r>
-    </w:p>
-    <w:p>
-      <w:pPr>
-        <w:spacing w:before="0" w:after="160" w:line="336" w:lineRule="auto"/>
-      </w:pPr>
-      <w:r>
-        <w:rPr>
-          <w:rFonts w:ascii="Microsoft JhengHei" w:hAnsi="Microsoft JhengHei" w:eastAsia="Microsoft JhengHei" w:cs="Microsoft JhengHei"/>
-          <w:b w:val="0"/>
-          <w:i w:val="0"/>
-          <w:color w:val="222A2D"/>
-          <w:sz w:val="36"/>
-        </w:rPr>
-        <w:t>最後一個故事，講給每一位想當金主的人聽。法國作曲家佛瑞（Gabriel Fauré）年輕、還在掙扎的時候，葛雷夫勒女伯爵（Comtesse Greffulhe）把他引進了巴黎最高的社交圈。佛瑞最美的《帕凡舞曲》（Pavane），就是為她的沙龍而寫、題獻給她的。這位女伯爵讓佛瑞得以專心創作；而佛瑞——還有普魯斯特把她寫進小說——讓世人永遠記得了這位女伯爵。她，因此創造了自我的歷史價值。這就是贊助最美的雙向：贊助者讓藝術家專心創作，藝術家讓贊助者名留青史。</w:t>
-      </w:r>
-    </w:p>
-    <w:p>
-      <w:pPr>
-        <w:spacing w:before="80" w:after="40" w:line="312" w:lineRule="auto"/>
-      </w:pPr>
-      <w:r>
-        <w:rPr>
-          <w:rFonts w:ascii="Microsoft JhengHei" w:hAnsi="Microsoft JhengHei" w:eastAsia="Microsoft JhengHei" w:cs="Microsoft JhengHei"/>
-          <w:b/>
-          <w:i w:val="0"/>
-          <w:color w:val="856017"/>
-          <w:sz w:val="24"/>
-        </w:rPr>
-        <w:t>講義補充</w:t>
-      </w:r>
-    </w:p>
-    <w:p>
-      <w:pPr>
-        <w:pStyle w:val="ListBullet"/>
-        <w:spacing w:after="60" w:line="312" w:lineRule="auto"/>
-      </w:pPr>
-      <w:r>
-        <w:rPr>
-          <w:rFonts w:ascii="Microsoft JhengHei" w:hAnsi="Microsoft JhengHei" w:eastAsia="Microsoft JhengHei" w:cs="Microsoft JhengHei"/>
-          <w:b w:val="0"/>
-          <w:i w:val="0"/>
-          <w:color w:val="3C3328"/>
-          <w:sz w:val="28"/>
-        </w:rPr>
-        <w:t>葛雷夫勒女伯爵（Comtesse Greffulhe）引佛瑞入巴黎社交圈。</w:t>
-      </w:r>
-    </w:p>
-    <w:p>
-      <w:pPr>
-        <w:pStyle w:val="ListBullet"/>
-        <w:spacing w:after="60" w:line="312" w:lineRule="auto"/>
-      </w:pPr>
-      <w:r>
-        <w:rPr>
-          <w:rFonts w:ascii="Microsoft JhengHei" w:hAnsi="Microsoft JhengHei" w:eastAsia="Microsoft JhengHei" w:cs="Microsoft JhengHei"/>
-          <w:b w:val="0"/>
-          <w:i w:val="0"/>
-          <w:color w:val="3C3328"/>
-          <w:sz w:val="28"/>
-        </w:rPr>
-        <w:t>佛瑞《帕凡舞曲 Pavane》(1887) 題獻給她、為她的沙龍而寫。</w:t>
-      </w:r>
-    </w:p>
-    <w:p>
-      <w:pPr>
-        <w:pStyle w:val="ListBullet"/>
-        <w:spacing w:after="60" w:line="312" w:lineRule="auto"/>
-      </w:pPr>
-      <w:r>
-        <w:rPr>
-          <w:rFonts w:ascii="Microsoft JhengHei" w:hAnsi="Microsoft JhengHei" w:eastAsia="Microsoft JhengHei" w:cs="Microsoft JhengHei"/>
-          <w:b w:val="0"/>
-          <w:i w:val="0"/>
-          <w:color w:val="3C3328"/>
-          <w:sz w:val="28"/>
-        </w:rPr>
-        <w:t>她讓佛瑞專心創作，佛瑞（與普魯斯特）讓她不朽＝創造自我的歷史價值。</w:t>
-      </w:r>
-    </w:p>
-    <w:p>
-      <w:pPr>
-        <w:pStyle w:val="ListBullet"/>
-        <w:spacing w:after="60" w:line="312" w:lineRule="auto"/>
-      </w:pPr>
-      <w:r>
-        <w:rPr>
-          <w:rFonts w:ascii="Microsoft JhengHei" w:hAnsi="Microsoft JhengHei" w:eastAsia="Microsoft JhengHei" w:cs="Microsoft JhengHei"/>
-          <w:b w:val="0"/>
-          <w:i w:val="0"/>
-          <w:color w:val="3C3328"/>
-          <w:sz w:val="28"/>
-        </w:rPr>
-        <w:t>📖 名詞解釋｜帕凡舞曲（Pavane）：16 世紀歐洲宮廷開場的緩慢行列舞；19 世紀末佛瑞借古舞名寫作 Op.50，題獻贊助者葛雷夫勒女伯爵。</w:t>
-      </w:r>
-    </w:p>
-    <w:p>
-      <w:pPr>
-        <w:pBdr>
-          <w:left w:val="single" w:sz="18" w:space="8" w:color="856017"/>
-        </w:pBdr>
-        <w:shd w:val="clear" w:fill="F5EFE2"/>
-        <w:spacing w:before="80" w:after="160" w:line="317" w:lineRule="auto"/>
-      </w:pPr>
-      <w:r>
-        <w:rPr>
-          <w:rFonts w:ascii="Microsoft JhengHei" w:hAnsi="Microsoft JhengHei" w:eastAsia="Microsoft JhengHei" w:cs="Microsoft JhengHei"/>
-          <w:b/>
-          <w:i w:val="0"/>
-          <w:color w:val="7C3B2D"/>
-          <w:sz w:val="24"/>
-        </w:rPr>
-        <w:t xml:space="preserve">▶ 影片操作　</w:t>
-      </w:r>
-      <w:r>
-        <w:rPr>
-          <w:rFonts w:ascii="Microsoft JhengHei" w:hAnsi="Microsoft JhengHei" w:eastAsia="Microsoft JhengHei" w:cs="Microsoft JhengHei"/>
-          <w:b w:val="0"/>
-          <w:i w:val="0"/>
-          <w:color w:val="3E332A"/>
-          <w:sz w:val="28"/>
-        </w:rPr>
-        <w:t>可播佛瑞《帕凡舞曲》約 2 分鐘（法國國家管弦樂團版，開頭長笛主題：https://www.youtube.com/watch?v=uyQsekYvhpk）。</w:t>
-      </w:r>
-    </w:p>
-    <w:p>
-      <w:pPr>
-        <w:pBdr>
-          <w:bottom w:val="single" w:sz="6" w:space="4" w:color="E4D9C3"/>
-        </w:pBdr>
-        <w:spacing w:before="240" w:after="80" w:line="312" w:lineRule="auto"/>
-      </w:pPr>
-      <w:r>
-        <w:rPr>
-          <w:rFonts w:ascii="Microsoft JhengHei" w:hAnsi="Microsoft JhengHei" w:eastAsia="Microsoft JhengHei" w:cs="Microsoft JhengHei"/>
-          <w:b/>
-          <w:i w:val="0"/>
-          <w:color w:val="7C3B2D"/>
-          <w:sz w:val="38"/>
-        </w:rPr>
-        <w:t xml:space="preserve">投影片 48　</w:t>
-      </w:r>
-      <w:r>
-        <w:rPr>
-          <w:rFonts w:ascii="Microsoft JhengHei" w:hAnsi="Microsoft JhengHei" w:eastAsia="Microsoft JhengHei" w:cs="Microsoft JhengHei"/>
-          <w:b/>
-          <w:i w:val="0"/>
-          <w:color w:val="2B2016"/>
-          <w:sz w:val="38"/>
-        </w:rPr>
-        <w:t>企業的回報：贊助藝術，買到錢買不到的東西</w:t>
-      </w:r>
-      <w:r>
-        <w:rPr>
-          <w:rFonts w:ascii="Microsoft JhengHei" w:hAnsi="Microsoft JhengHei" w:eastAsia="Microsoft JhengHei" w:cs="Microsoft JhengHei"/>
-          <w:b w:val="0"/>
-          <w:i w:val="0"/>
-          <w:color w:val="6A767A"/>
-          <w:sz w:val="24"/>
-        </w:rPr>
-        <w:t xml:space="preserve">　　⏱ 停留約 85 秒</w:t>
-      </w:r>
-    </w:p>
-    <w:p>
-      <w:pPr>
-        <w:spacing w:before="120" w:after="40" w:line="312" w:lineRule="auto"/>
-      </w:pPr>
-      <w:r>
-        <w:rPr>
-          <w:rFonts w:ascii="Microsoft JhengHei" w:hAnsi="Microsoft JhengHei" w:eastAsia="Microsoft JhengHei" w:cs="Microsoft JhengHei"/>
-          <w:b/>
-          <w:i w:val="0"/>
-          <w:color w:val="7C3B2D"/>
-          <w:sz w:val="24"/>
-        </w:rPr>
-        <w:t>講稿</w:t>
-      </w:r>
-    </w:p>
-    <w:p>
-      <w:pPr>
-        <w:spacing w:before="0" w:after="160" w:line="336" w:lineRule="auto"/>
-      </w:pPr>
-      <w:r>
-        <w:rPr>
-          <w:rFonts w:ascii="Microsoft JhengHei" w:hAnsi="Microsoft JhengHei" w:eastAsia="Microsoft JhengHei" w:cs="Microsoft JhengHei"/>
-          <w:b w:val="0"/>
-          <w:i w:val="0"/>
-          <w:color w:val="222A2D"/>
-          <w:sz w:val="36"/>
-        </w:rPr>
-        <w:t>在給各位五點提案之前，先回答一個最實際的問題：企業投資音樂，到底拿回什麼？四個面向，歷史都幫我們驗證過。第一，品牌聲望與差異化——像卡內基、像拜羅伊特，把名字刻進文化史，打造一個非朝聖不可的聖地。第二，客戶體驗行銷與關係——像 Victor 簽下卡羅素，用獨家內容、獨家錄音、獨家體驗，緊緊綁住最高價值的客群。第三，人才吸引與員工凝聚——像埃斯特哈齊養海頓，長期穩定地養才、養研發，同時凝聚內部認同。第四，ESG、企業社會責任與稅務——像梅迪奇、像巴黎沙龍，文化贊助本身就是最好的社會責任與聲望投資；稅務上，文化藝術贊助也可能有優惠，這部分建議洽詢會計師。記住：這不是成本，是一筆會增值的長期資產。</w:t>
-      </w:r>
-    </w:p>
-    <w:p>
-      <w:pPr>
-        <w:spacing w:before="80" w:after="40" w:line="312" w:lineRule="auto"/>
-      </w:pPr>
-      <w:r>
-        <w:rPr>
-          <w:rFonts w:ascii="Microsoft JhengHei" w:hAnsi="Microsoft JhengHei" w:eastAsia="Microsoft JhengHei" w:cs="Microsoft JhengHei"/>
-          <w:b/>
-          <w:i w:val="0"/>
-          <w:color w:val="856017"/>
-          <w:sz w:val="24"/>
-        </w:rPr>
-        <w:t>講義補充</w:t>
-      </w:r>
-    </w:p>
-    <w:p>
-      <w:pPr>
-        <w:pStyle w:val="ListBullet"/>
-        <w:spacing w:after="60" w:line="312" w:lineRule="auto"/>
-      </w:pPr>
-      <w:r>
-        <w:rPr>
-          <w:rFonts w:ascii="Microsoft JhengHei" w:hAnsi="Microsoft JhengHei" w:eastAsia="Microsoft JhengHei" w:cs="Microsoft JhengHei"/>
-          <w:b w:val="0"/>
-          <w:i w:val="0"/>
-          <w:color w:val="3C3328"/>
-          <w:sz w:val="28"/>
-        </w:rPr>
-        <w:t>品牌聲望與差異化＝卡內基／拜羅伊特（名字刻進文化史、打造聖地）。</w:t>
-      </w:r>
-    </w:p>
-    <w:p>
-      <w:pPr>
-        <w:pStyle w:val="ListBullet"/>
-        <w:spacing w:after="60" w:line="312" w:lineRule="auto"/>
-      </w:pPr>
-      <w:r>
-        <w:rPr>
-          <w:rFonts w:ascii="Microsoft JhengHei" w:hAnsi="Microsoft JhengHei" w:eastAsia="Microsoft JhengHei" w:cs="Microsoft JhengHei"/>
-          <w:b w:val="0"/>
-          <w:i w:val="0"/>
-          <w:color w:val="3C3328"/>
-          <w:sz w:val="28"/>
-        </w:rPr>
-        <w:t>客戶體驗行銷與關係＝Victor×卡羅素（獨家內容/錄音/體驗、經營高價值客群）。</w:t>
-      </w:r>
-    </w:p>
-    <w:p>
-      <w:pPr>
-        <w:pStyle w:val="ListBullet"/>
-        <w:spacing w:after="60" w:line="312" w:lineRule="auto"/>
-      </w:pPr>
-      <w:r>
-        <w:rPr>
-          <w:rFonts w:ascii="Microsoft JhengHei" w:hAnsi="Microsoft JhengHei" w:eastAsia="Microsoft JhengHei" w:cs="Microsoft JhengHei"/>
-          <w:b w:val="0"/>
-          <w:i w:val="0"/>
-          <w:color w:val="3C3328"/>
-          <w:sz w:val="28"/>
-        </w:rPr>
-        <w:t>人才吸引與員工凝聚＝埃斯特哈齊×海頓（長期養才＋私人 R&amp;D、凝聚內部認同）。</w:t>
-      </w:r>
-    </w:p>
-    <w:p>
-      <w:pPr>
-        <w:pStyle w:val="ListBullet"/>
-        <w:spacing w:after="60" w:line="312" w:lineRule="auto"/>
-      </w:pPr>
-      <w:r>
-        <w:rPr>
-          <w:rFonts w:ascii="Microsoft JhengHei" w:hAnsi="Microsoft JhengHei" w:eastAsia="Microsoft JhengHei" w:cs="Microsoft JhengHei"/>
-          <w:b w:val="0"/>
-          <w:i w:val="0"/>
-          <w:color w:val="3C3328"/>
-          <w:sz w:val="28"/>
-        </w:rPr>
-        <w:t>ESG／CSR 與稅務＝梅迪奇／沙龍（社會責任與聲望；稅務優惠依文化藝術相關法規，建議洽會計師）。</w:t>
-      </w:r>
-    </w:p>
-    <w:p>
-      <w:pPr>
-        <w:pStyle w:val="ListBullet"/>
-        <w:spacing w:after="60" w:line="312" w:lineRule="auto"/>
-      </w:pPr>
-      <w:r>
-        <w:rPr>
-          <w:rFonts w:ascii="Microsoft JhengHei" w:hAnsi="Microsoft JhengHei" w:eastAsia="Microsoft JhengHei" w:cs="Microsoft JhengHei"/>
-          <w:b w:val="0"/>
-          <w:i w:val="0"/>
-          <w:color w:val="3C3328"/>
-          <w:sz w:val="28"/>
-        </w:rPr>
-        <w:t>核心金句：不是成本，是會增值的長期資產。</w:t>
-      </w:r>
-    </w:p>
-    <w:p>
-      <w:pPr>
-        <w:pStyle w:val="ListBullet"/>
-        <w:spacing w:after="60" w:line="312" w:lineRule="auto"/>
-      </w:pPr>
-      <w:r>
-        <w:rPr>
-          <w:rFonts w:ascii="Microsoft JhengHei" w:hAnsi="Microsoft JhengHei" w:eastAsia="Microsoft JhengHei" w:cs="Microsoft JhengHei"/>
-          <w:b w:val="0"/>
-          <w:i w:val="0"/>
-          <w:color w:val="3C3328"/>
-          <w:sz w:val="28"/>
-        </w:rPr>
-        <w:t>日本三得利（Suntory）1986 年為紀念威士忌事業 60 週年在東京興建首座專用音樂廳 Suntory Hall，指揮大師卡拉揚（Herbert von Karajan）譽為「音之寶石盒」。</w:t>
-      </w:r>
-    </w:p>
-    <w:p>
-      <w:pPr>
-        <w:pStyle w:val="ListBullet"/>
-        <w:spacing w:after="60" w:line="312" w:lineRule="auto"/>
-      </w:pPr>
-      <w:r>
-        <w:rPr>
-          <w:rFonts w:ascii="Microsoft JhengHei" w:hAnsi="Microsoft JhengHei" w:eastAsia="Microsoft JhengHei" w:cs="Microsoft JhengHei"/>
-          <w:b w:val="0"/>
-          <w:i w:val="0"/>
-          <w:color w:val="3C3328"/>
-          <w:sz w:val="28"/>
-        </w:rPr>
-        <w:t>洛杉磯迪士尼音樂廳（Walt Disney Concert Hall）：莉莉安・迪士尼（Lillian Disney）1987 年捐 5,000 萬美元起建，蓋瑞（Frank Gehry）設計，2003 年啟用為洛杉磯愛樂之家——冠名場館的當代典範。</w:t>
-      </w:r>
-    </w:p>
-    <w:p>
-      <w:pPr>
-        <w:pBdr>
-          <w:bottom w:val="single" w:sz="6" w:space="4" w:color="E4D9C3"/>
-        </w:pBdr>
-        <w:spacing w:before="240" w:after="80" w:line="312" w:lineRule="auto"/>
-      </w:pPr>
-      <w:r>
-        <w:rPr>
-          <w:rFonts w:ascii="Microsoft JhengHei" w:hAnsi="Microsoft JhengHei" w:eastAsia="Microsoft JhengHei" w:cs="Microsoft JhengHei"/>
-          <w:b/>
-          <w:i w:val="0"/>
-          <w:color w:val="7C3B2D"/>
-          <w:sz w:val="38"/>
-        </w:rPr>
-        <w:t xml:space="preserve">投影片 49　</w:t>
-      </w:r>
-      <w:r>
-        <w:rPr>
-          <w:rFonts w:ascii="Microsoft JhengHei" w:hAnsi="Microsoft JhengHei" w:eastAsia="Microsoft JhengHei" w:cs="Microsoft JhengHei"/>
-          <w:b/>
-          <w:i w:val="0"/>
-          <w:color w:val="2B2016"/>
-          <w:sz w:val="38"/>
-        </w:rPr>
-        <w:t>給企業的五點提案（一）</w:t>
-      </w:r>
-      <w:r>
-        <w:rPr>
-          <w:rFonts w:ascii="Microsoft JhengHei" w:hAnsi="Microsoft JhengHei" w:eastAsia="Microsoft JhengHei" w:cs="Microsoft JhengHei"/>
-          <w:b w:val="0"/>
-          <w:i w:val="0"/>
-          <w:color w:val="6A767A"/>
-          <w:sz w:val="24"/>
-        </w:rPr>
-        <w:t xml:space="preserve">　　⏱ 停留約 80 秒</w:t>
-      </w:r>
-    </w:p>
-    <w:p>
-      <w:pPr>
-        <w:spacing w:before="120" w:after="40" w:line="312" w:lineRule="auto"/>
-      </w:pPr>
-      <w:r>
-        <w:rPr>
-          <w:rFonts w:ascii="Microsoft JhengHei" w:hAnsi="Microsoft JhengHei" w:eastAsia="Microsoft JhengHei" w:cs="Microsoft JhengHei"/>
-          <w:b/>
-          <w:i w:val="0"/>
-          <w:color w:val="7C3B2D"/>
-          <w:sz w:val="24"/>
-        </w:rPr>
-        <w:t>講稿</w:t>
-      </w:r>
-    </w:p>
-    <w:p>
-      <w:pPr>
-        <w:spacing w:before="0" w:after="160" w:line="336" w:lineRule="auto"/>
-      </w:pPr>
-      <w:r>
-        <w:rPr>
-          <w:rFonts w:ascii="Microsoft JhengHei" w:hAnsi="Microsoft JhengHei" w:eastAsia="Microsoft JhengHei" w:cs="Microsoft JhengHei"/>
-          <w:b w:val="0"/>
-          <w:i w:val="0"/>
-          <w:color w:val="222A2D"/>
-          <w:sz w:val="36"/>
-        </w:rPr>
-        <w:t>那麼，今天的企業可以怎麼做？我整理了五點，這是今天最實用的部分。第 1 點，像埃斯特哈齊：給藝術家長期、穩定的資助，並用一座場館養創新——給他一個能安心研發的家，海頓的交響曲就是這樣養出來的。第 2 點，像 Victor：綁定一位「有品牌」的藝術家，跟他做獨家內容、獨家錄音、獨家體驗——就像當年 Victor 簽下歌王卡羅素。第 3 點，像拜羅伊特：把你的場館或音樂節，做成一個 iconic 的品牌，一個讓人非朝聖不可的聖地——華格納就是這樣，把一座小鎮變成了全球樂迷的麥加。</w:t>
-      </w:r>
-    </w:p>
-    <w:p>
-      <w:pPr>
-        <w:spacing w:before="80" w:after="40" w:line="312" w:lineRule="auto"/>
-      </w:pPr>
-      <w:r>
-        <w:rPr>
-          <w:rFonts w:ascii="Microsoft JhengHei" w:hAnsi="Microsoft JhengHei" w:eastAsia="Microsoft JhengHei" w:cs="Microsoft JhengHei"/>
-          <w:b/>
-          <w:i w:val="0"/>
-          <w:color w:val="856017"/>
-          <w:sz w:val="24"/>
-        </w:rPr>
-        <w:t>講義補充</w:t>
-      </w:r>
-    </w:p>
-    <w:p>
-      <w:pPr>
-        <w:pStyle w:val="ListBullet"/>
-        <w:spacing w:after="60" w:line="312" w:lineRule="auto"/>
-      </w:pPr>
-      <w:r>
-        <w:rPr>
-          <w:rFonts w:ascii="Microsoft JhengHei" w:hAnsi="Microsoft JhengHei" w:eastAsia="Microsoft JhengHei" w:cs="Microsoft JhengHei"/>
-          <w:b w:val="0"/>
-          <w:i w:val="0"/>
-          <w:color w:val="3C3328"/>
-          <w:sz w:val="28"/>
-        </w:rPr>
-        <w:t>提案 1 像埃斯特哈齊：長期穩定資助＋場館養創新。</w:t>
-      </w:r>
-    </w:p>
-    <w:p>
-      <w:pPr>
-        <w:pStyle w:val="ListBullet"/>
-        <w:spacing w:after="60" w:line="312" w:lineRule="auto"/>
-      </w:pPr>
-      <w:r>
-        <w:rPr>
-          <w:rFonts w:ascii="Microsoft JhengHei" w:hAnsi="Microsoft JhengHei" w:eastAsia="Microsoft JhengHei" w:cs="Microsoft JhengHei"/>
-          <w:b w:val="0"/>
-          <w:i w:val="0"/>
-          <w:color w:val="3C3328"/>
-          <w:sz w:val="28"/>
-        </w:rPr>
-        <w:t>提案 2 像 Victor：綁定有品牌的藝術家做獨家內容/錄音/體驗。</w:t>
-      </w:r>
-    </w:p>
-    <w:p>
-      <w:pPr>
-        <w:pStyle w:val="ListBullet"/>
-        <w:spacing w:after="60" w:line="312" w:lineRule="auto"/>
-      </w:pPr>
-      <w:r>
-        <w:rPr>
-          <w:rFonts w:ascii="Microsoft JhengHei" w:hAnsi="Microsoft JhengHei" w:eastAsia="Microsoft JhengHei" w:cs="Microsoft JhengHei"/>
-          <w:b w:val="0"/>
-          <w:i w:val="0"/>
-          <w:color w:val="3C3328"/>
-          <w:sz w:val="28"/>
-        </w:rPr>
-        <w:t>提案 3 像拜羅伊特：把場館/音樂節做成 iconic 品牌。</w:t>
-      </w:r>
-    </w:p>
-    <w:p>
-      <w:pPr>
-        <w:pBdr>
-          <w:bottom w:val="single" w:sz="6" w:space="4" w:color="E4D9C3"/>
-        </w:pBdr>
-        <w:spacing w:before="240" w:after="80" w:line="312" w:lineRule="auto"/>
-      </w:pPr>
-      <w:r>
-        <w:rPr>
-          <w:rFonts w:ascii="Microsoft JhengHei" w:hAnsi="Microsoft JhengHei" w:eastAsia="Microsoft JhengHei" w:cs="Microsoft JhengHei"/>
-          <w:b/>
-          <w:i w:val="0"/>
-          <w:color w:val="7C3B2D"/>
-          <w:sz w:val="38"/>
-        </w:rPr>
-        <w:t xml:space="preserve">投影片 50　</w:t>
-      </w:r>
-      <w:r>
-        <w:rPr>
-          <w:rFonts w:ascii="Microsoft JhengHei" w:hAnsi="Microsoft JhengHei" w:eastAsia="Microsoft JhengHei" w:cs="Microsoft JhengHei"/>
-          <w:b/>
-          <w:i w:val="0"/>
-          <w:color w:val="2B2016"/>
-          <w:sz w:val="38"/>
-        </w:rPr>
-        <w:t>給企業的五點提案（二）</w:t>
-      </w:r>
-      <w:r>
-        <w:rPr>
-          <w:rFonts w:ascii="Microsoft JhengHei" w:hAnsi="Microsoft JhengHei" w:eastAsia="Microsoft JhengHei" w:cs="Microsoft JhengHei"/>
-          <w:b w:val="0"/>
-          <w:i w:val="0"/>
-          <w:color w:val="6A767A"/>
-          <w:sz w:val="24"/>
-        </w:rPr>
-        <w:t xml:space="preserve">　　⏱ 停留約 80 秒</w:t>
-      </w:r>
-    </w:p>
-    <w:p>
-      <w:pPr>
-        <w:spacing w:before="120" w:after="40" w:line="312" w:lineRule="auto"/>
-      </w:pPr>
-      <w:r>
-        <w:rPr>
-          <w:rFonts w:ascii="Microsoft JhengHei" w:hAnsi="Microsoft JhengHei" w:eastAsia="Microsoft JhengHei" w:cs="Microsoft JhengHei"/>
-          <w:b/>
-          <w:i w:val="0"/>
-          <w:color w:val="7C3B2D"/>
-          <w:sz w:val="24"/>
-        </w:rPr>
-        <w:t>講稿</w:t>
-      </w:r>
-    </w:p>
-    <w:p>
-      <w:pPr>
-        <w:spacing w:before="0" w:after="160" w:line="336" w:lineRule="auto"/>
-      </w:pPr>
-      <w:r>
-        <w:rPr>
-          <w:rFonts w:ascii="Microsoft JhengHei" w:hAnsi="Microsoft JhengHei" w:eastAsia="Microsoft JhengHei" w:cs="Microsoft JhengHei"/>
-          <w:b w:val="0"/>
-          <w:i w:val="0"/>
-          <w:color w:val="222A2D"/>
-          <w:sz w:val="36"/>
-        </w:rPr>
-        <w:t>第 4 點，用科技放大你的投資：串流、數位演出、線上教學——但請記得，要搭配「對等」的版稅與授權結構。當年自動鋼琴沒做好版稅，紅極一時卻迅速崩盤；ASCAP 把制度建立起來，才讓創作者活到今天。技術是放大器，制度才是護城河。第 5 點，像梅迪奇、像路德維希二世：委託創作一部新作品，用它換取聲望與差異化。最後請各位記住三個詞，這是今天所有提案的靈魂：對等、可持續、共融。不是施捨，是對等的合作；不是一次性的曝光，是可持續的關係；不是高高在上，是和藝術家、和社群共融。</w:t>
-      </w:r>
-    </w:p>
-    <w:p>
-      <w:pPr>
-        <w:spacing w:before="80" w:after="40" w:line="312" w:lineRule="auto"/>
-      </w:pPr>
-      <w:r>
-        <w:rPr>
-          <w:rFonts w:ascii="Microsoft JhengHei" w:hAnsi="Microsoft JhengHei" w:eastAsia="Microsoft JhengHei" w:cs="Microsoft JhengHei"/>
-          <w:b/>
-          <w:i w:val="0"/>
-          <w:color w:val="856017"/>
-          <w:sz w:val="24"/>
-        </w:rPr>
-        <w:t>講義補充</w:t>
-      </w:r>
-    </w:p>
-    <w:p>
-      <w:pPr>
-        <w:pStyle w:val="ListBullet"/>
-        <w:spacing w:after="60" w:line="312" w:lineRule="auto"/>
-      </w:pPr>
-      <w:r>
-        <w:rPr>
-          <w:rFonts w:ascii="Microsoft JhengHei" w:hAnsi="Microsoft JhengHei" w:eastAsia="Microsoft JhengHei" w:cs="Microsoft JhengHei"/>
-          <w:b w:val="0"/>
-          <w:i w:val="0"/>
-          <w:color w:val="3C3328"/>
-          <w:sz w:val="28"/>
-        </w:rPr>
-        <w:t>提案 4 用科技放大（串流/數位演出/線上教學＋對等版稅/授權）。</w:t>
-      </w:r>
-    </w:p>
-    <w:p>
-      <w:pPr>
-        <w:pStyle w:val="ListBullet"/>
-        <w:spacing w:after="60" w:line="312" w:lineRule="auto"/>
-      </w:pPr>
-      <w:r>
-        <w:rPr>
-          <w:rFonts w:ascii="Microsoft JhengHei" w:hAnsi="Microsoft JhengHei" w:eastAsia="Microsoft JhengHei" w:cs="Microsoft JhengHei"/>
-          <w:b w:val="0"/>
-          <w:i w:val="0"/>
-          <w:color w:val="3C3328"/>
-          <w:sz w:val="28"/>
-        </w:rPr>
-        <w:t>提案 5 像梅迪奇與路德維希二世：委創新作換聲望與差異化。</w:t>
-      </w:r>
-    </w:p>
-    <w:p>
-      <w:pPr>
-        <w:pStyle w:val="ListBullet"/>
-        <w:spacing w:after="60" w:line="312" w:lineRule="auto"/>
-      </w:pPr>
-      <w:r>
-        <w:rPr>
-          <w:rFonts w:ascii="Microsoft JhengHei" w:hAnsi="Microsoft JhengHei" w:eastAsia="Microsoft JhengHei" w:cs="Microsoft JhengHei"/>
-          <w:b w:val="0"/>
-          <w:i w:val="0"/>
-          <w:color w:val="3C3328"/>
-          <w:sz w:val="28"/>
-        </w:rPr>
-        <w:t>三記憶點：對等、可持續、共融。</w:t>
-      </w:r>
-    </w:p>
-    <w:p>
-      <w:pPr>
-        <w:pBdr>
-          <w:bottom w:val="single" w:sz="6" w:space="4" w:color="E4D9C3"/>
-        </w:pBdr>
-        <w:spacing w:before="240" w:after="80" w:line="312" w:lineRule="auto"/>
-      </w:pPr>
-      <w:r>
-        <w:rPr>
-          <w:rFonts w:ascii="Microsoft JhengHei" w:hAnsi="Microsoft JhengHei" w:eastAsia="Microsoft JhengHei" w:cs="Microsoft JhengHei"/>
-          <w:b/>
-          <w:i w:val="0"/>
-          <w:color w:val="7C3B2D"/>
-          <w:sz w:val="38"/>
-        </w:rPr>
-        <w:t xml:space="preserve">投影片 51　</w:t>
-      </w:r>
-      <w:r>
-        <w:rPr>
-          <w:rFonts w:ascii="Microsoft JhengHei" w:hAnsi="Microsoft JhengHei" w:eastAsia="Microsoft JhengHei" w:cs="Microsoft JhengHei"/>
-          <w:b/>
-          <w:i w:val="0"/>
-          <w:color w:val="2B2016"/>
-          <w:sz w:val="38"/>
-        </w:rPr>
-        <w:t>當代委創（樂譜頁）：今天輪到你當金主</w:t>
-      </w:r>
-      <w:r>
-        <w:rPr>
-          <w:rFonts w:ascii="Microsoft JhengHei" w:hAnsi="Microsoft JhengHei" w:eastAsia="Microsoft JhengHei" w:cs="Microsoft JhengHei"/>
-          <w:b w:val="0"/>
-          <w:i w:val="0"/>
-          <w:color w:val="6A767A"/>
-          <w:sz w:val="24"/>
-        </w:rPr>
-        <w:t xml:space="preserve">　　⏱ 停留約 55 秒</w:t>
-      </w:r>
-    </w:p>
-    <w:p>
-      <w:pPr>
-        <w:spacing w:before="120" w:after="40" w:line="312" w:lineRule="auto"/>
-      </w:pPr>
-      <w:r>
-        <w:rPr>
-          <w:rFonts w:ascii="Microsoft JhengHei" w:hAnsi="Microsoft JhengHei" w:eastAsia="Microsoft JhengHei" w:cs="Microsoft JhengHei"/>
-          <w:b/>
-          <w:i w:val="0"/>
-          <w:color w:val="7C3B2D"/>
-          <w:sz w:val="24"/>
-        </w:rPr>
-        <w:t>講稿</w:t>
-      </w:r>
-    </w:p>
-    <w:p>
-      <w:pPr>
-        <w:spacing w:before="0" w:after="160" w:line="336" w:lineRule="auto"/>
-      </w:pPr>
-      <w:r>
-        <w:rPr>
-          <w:rFonts w:ascii="Microsoft JhengHei" w:hAnsi="Microsoft JhengHei" w:eastAsia="Microsoft JhengHei" w:cs="Microsoft JhengHei"/>
-          <w:b w:val="0"/>
-          <w:i w:val="0"/>
-          <w:color w:val="222A2D"/>
-          <w:sz w:val="36"/>
-        </w:rPr>
-        <w:t>這一頁樂譜，是空白的——因為它還沒被寫出來。從梅迪奇到路德維希二世，從埃斯特哈齊到卡內基，每一個願意委託新作品的金主，都把自己的名字寫進了未來的文化史。今天，輪到你的品牌了。你不需要懂作曲，你只需要做一個決定：委託一部屬於這個時代、屬於你的品牌的新作品。三百年後，也許還有人會記得，是誰當年付了這筆錢。</w:t>
-      </w:r>
-    </w:p>
-    <w:p>
-      <w:pPr>
-        <w:spacing w:before="80" w:after="40" w:line="312" w:lineRule="auto"/>
-      </w:pPr>
-      <w:r>
-        <w:rPr>
-          <w:rFonts w:ascii="Microsoft JhengHei" w:hAnsi="Microsoft JhengHei" w:eastAsia="Microsoft JhengHei" w:cs="Microsoft JhengHei"/>
-          <w:b/>
-          <w:i w:val="0"/>
-          <w:color w:val="856017"/>
-          <w:sz w:val="24"/>
-        </w:rPr>
-        <w:t>講義補充</w:t>
-      </w:r>
-    </w:p>
-    <w:p>
-      <w:pPr>
-        <w:pStyle w:val="ListBullet"/>
-        <w:spacing w:after="60" w:line="312" w:lineRule="auto"/>
-      </w:pPr>
-      <w:r>
-        <w:rPr>
-          <w:rFonts w:ascii="Microsoft JhengHei" w:hAnsi="Microsoft JhengHei" w:eastAsia="Microsoft JhengHei" w:cs="Microsoft JhengHei"/>
-          <w:b w:val="0"/>
-          <w:i w:val="0"/>
-          <w:color w:val="3C3328"/>
-          <w:sz w:val="28"/>
-        </w:rPr>
-        <w:t>樂譜佔位 d2-modern-piano。</w:t>
-      </w:r>
-    </w:p>
-    <w:p>
-      <w:pPr>
-        <w:pStyle w:val="ListBullet"/>
-        <w:spacing w:after="60" w:line="312" w:lineRule="auto"/>
-      </w:pPr>
-      <w:r>
-        <w:rPr>
-          <w:rFonts w:ascii="Microsoft JhengHei" w:hAnsi="Microsoft JhengHei" w:eastAsia="Microsoft JhengHei" w:cs="Microsoft JhengHei"/>
-          <w:b w:val="0"/>
-          <w:i w:val="0"/>
-          <w:color w:val="3C3328"/>
-          <w:sz w:val="28"/>
-        </w:rPr>
-        <w:t>委創＝把品牌名字寫進未來文化史。</w:t>
-      </w:r>
-    </w:p>
-    <w:p>
-      <w:pPr>
-        <w:pBdr>
-          <w:bottom w:val="single" w:sz="6" w:space="4" w:color="E4D9C3"/>
-        </w:pBdr>
-        <w:spacing w:before="240" w:after="80" w:line="312" w:lineRule="auto"/>
-      </w:pPr>
-      <w:r>
-        <w:rPr>
-          <w:rFonts w:ascii="Microsoft JhengHei" w:hAnsi="Microsoft JhengHei" w:eastAsia="Microsoft JhengHei" w:cs="Microsoft JhengHei"/>
-          <w:b/>
-          <w:i w:val="0"/>
-          <w:color w:val="7C3B2D"/>
-          <w:sz w:val="38"/>
-        </w:rPr>
-        <w:t xml:space="preserve">投影片 52　</w:t>
-      </w:r>
-      <w:r>
-        <w:rPr>
-          <w:rFonts w:ascii="Microsoft JhengHei" w:hAnsi="Microsoft JhengHei" w:eastAsia="Microsoft JhengHei" w:cs="Microsoft JhengHei"/>
-          <w:b/>
-          <w:i w:val="0"/>
-          <w:color w:val="2B2016"/>
-          <w:sz w:val="38"/>
-        </w:rPr>
-        <w:t>重點回顧：四百年一句話</w:t>
-      </w:r>
-      <w:r>
-        <w:rPr>
-          <w:rFonts w:ascii="Microsoft JhengHei" w:hAnsi="Microsoft JhengHei" w:eastAsia="Microsoft JhengHei" w:cs="Microsoft JhengHei"/>
-          <w:b w:val="0"/>
-          <w:i w:val="0"/>
-          <w:color w:val="6A767A"/>
-          <w:sz w:val="24"/>
-        </w:rPr>
-        <w:t xml:space="preserve">　　⏱ 停留約 60 秒</w:t>
-      </w:r>
-    </w:p>
-    <w:p>
-      <w:pPr>
-        <w:spacing w:before="120" w:after="40" w:line="312" w:lineRule="auto"/>
-      </w:pPr>
-      <w:r>
-        <w:rPr>
-          <w:rFonts w:ascii="Microsoft JhengHei" w:hAnsi="Microsoft JhengHei" w:eastAsia="Microsoft JhengHei" w:cs="Microsoft JhengHei"/>
-          <w:b/>
-          <w:i w:val="0"/>
-          <w:color w:val="7C3B2D"/>
-          <w:sz w:val="24"/>
-        </w:rPr>
-        <w:t>講稿</w:t>
-      </w:r>
-    </w:p>
-    <w:p>
-      <w:pPr>
-        <w:spacing w:before="0" w:after="160" w:line="336" w:lineRule="auto"/>
-      </w:pPr>
-      <w:r>
-        <w:rPr>
-          <w:rFonts w:ascii="Microsoft JhengHei" w:hAnsi="Microsoft JhengHei" w:eastAsia="Microsoft JhengHei" w:cs="Microsoft JhengHei"/>
-          <w:b w:val="0"/>
-          <w:i w:val="0"/>
-          <w:color w:val="222A2D"/>
-          <w:sz w:val="36"/>
-        </w:rPr>
-        <w:t>我們快速回顧。四百年，五個時代，各用一句話：巴洛克是「受僱」，古典是「接案」，浪漫是「明星」，印象派是「唱片」，現代是「串流」。但有一個真理從沒變過：每一個偉大的音樂時代，背後都站著一個願意投資美的金主。所以請各位帶走今天唯一的這句話——橋是雙向的。你投資音樂，音樂會回過頭來，塑造你的品牌、你的聲望、你在這個時代的位置。</w:t>
-      </w:r>
-    </w:p>
-    <w:p>
-      <w:pPr>
-        <w:spacing w:before="80" w:after="40" w:line="312" w:lineRule="auto"/>
-      </w:pPr>
-      <w:r>
-        <w:rPr>
-          <w:rFonts w:ascii="Microsoft JhengHei" w:hAnsi="Microsoft JhengHei" w:eastAsia="Microsoft JhengHei" w:cs="Microsoft JhengHei"/>
-          <w:b/>
-          <w:i w:val="0"/>
-          <w:color w:val="856017"/>
-          <w:sz w:val="24"/>
-        </w:rPr>
-        <w:t>講義補充</w:t>
-      </w:r>
-    </w:p>
-    <w:p>
-      <w:pPr>
-        <w:pStyle w:val="ListBullet"/>
-        <w:spacing w:after="60" w:line="312" w:lineRule="auto"/>
-      </w:pPr>
-      <w:r>
-        <w:rPr>
-          <w:rFonts w:ascii="Microsoft JhengHei" w:hAnsi="Microsoft JhengHei" w:eastAsia="Microsoft JhengHei" w:cs="Microsoft JhengHei"/>
-          <w:b w:val="0"/>
-          <w:i w:val="0"/>
-          <w:color w:val="3C3328"/>
-          <w:sz w:val="28"/>
-        </w:rPr>
-        <w:t>五時代一句話：巴洛克=受僱、古典=接案、浪漫=明星、印象派=唱片、現代=串流。</w:t>
-      </w:r>
-    </w:p>
-    <w:p>
-      <w:pPr>
-        <w:pStyle w:val="ListBullet"/>
-        <w:spacing w:after="60" w:line="312" w:lineRule="auto"/>
-      </w:pPr>
-      <w:r>
-        <w:rPr>
-          <w:rFonts w:ascii="Microsoft JhengHei" w:hAnsi="Microsoft JhengHei" w:eastAsia="Microsoft JhengHei" w:cs="Microsoft JhengHei"/>
-          <w:b w:val="0"/>
-          <w:i w:val="0"/>
-          <w:color w:val="3C3328"/>
-          <w:sz w:val="28"/>
-        </w:rPr>
-        <w:t>不變真理：每個偉大音樂時代背後都有一個投資美的金主。</w:t>
-      </w:r>
-    </w:p>
-    <w:p>
-      <w:pPr>
-        <w:pBdr>
-          <w:bottom w:val="single" w:sz="6" w:space="4" w:color="E4D9C3"/>
-        </w:pBdr>
-        <w:spacing w:before="240" w:after="80" w:line="312" w:lineRule="auto"/>
-      </w:pPr>
-      <w:r>
-        <w:rPr>
-          <w:rFonts w:ascii="Microsoft JhengHei" w:hAnsi="Microsoft JhengHei" w:eastAsia="Microsoft JhengHei" w:cs="Microsoft JhengHei"/>
-          <w:b/>
-          <w:i w:val="0"/>
-          <w:color w:val="7C3B2D"/>
-          <w:sz w:val="38"/>
-        </w:rPr>
-        <w:t xml:space="preserve">投影片 53　</w:t>
-      </w:r>
-      <w:r>
-        <w:rPr>
-          <w:rFonts w:ascii="Microsoft JhengHei" w:hAnsi="Microsoft JhengHei" w:eastAsia="Microsoft JhengHei" w:cs="Microsoft JhengHei"/>
-          <w:b/>
-          <w:i w:val="0"/>
-          <w:color w:val="2B2016"/>
-          <w:sz w:val="38"/>
-        </w:rPr>
-        <w:t>行動呼籲：成為下一個梅迪奇</w:t>
-      </w:r>
-      <w:r>
-        <w:rPr>
-          <w:rFonts w:ascii="Microsoft JhengHei" w:hAnsi="Microsoft JhengHei" w:eastAsia="Microsoft JhengHei" w:cs="Microsoft JhengHei"/>
-          <w:b w:val="0"/>
-          <w:i w:val="0"/>
-          <w:color w:val="6A767A"/>
-          <w:sz w:val="24"/>
-        </w:rPr>
-        <w:t xml:space="preserve">　　⏱ 停留約 50 秒</w:t>
-      </w:r>
-    </w:p>
-    <w:p>
-      <w:pPr>
-        <w:spacing w:before="120" w:after="40" w:line="312" w:lineRule="auto"/>
-      </w:pPr>
-      <w:r>
-        <w:rPr>
-          <w:rFonts w:ascii="Microsoft JhengHei" w:hAnsi="Microsoft JhengHei" w:eastAsia="Microsoft JhengHei" w:cs="Microsoft JhengHei"/>
-          <w:b/>
-          <w:i w:val="0"/>
-          <w:color w:val="7C3B2D"/>
-          <w:sz w:val="24"/>
-        </w:rPr>
-        <w:t>講稿</w:t>
-      </w:r>
-    </w:p>
-    <w:p>
-      <w:pPr>
-        <w:spacing w:before="0" w:after="160" w:line="336" w:lineRule="auto"/>
-      </w:pPr>
-      <w:r>
-        <w:rPr>
-          <w:rFonts w:ascii="Microsoft JhengHei" w:hAnsi="Microsoft JhengHei" w:eastAsia="Microsoft JhengHei" w:cs="Microsoft JhengHei"/>
-          <w:b w:val="0"/>
-          <w:i w:val="0"/>
-          <w:color w:val="222A2D"/>
-          <w:sz w:val="36"/>
-        </w:rPr>
-        <w:t>你不需要是國王，不需要是鋼鐵大王，也不需要是巴伐利亞的瘋狂君主。你只需要做一件「對等、可持續、共融」的事。也許今天回去，你就可以開始：找一位你欣賞的、對的藝術家，提一個小小的委託創作。梅迪奇當年也是從一場婚禮的歌劇開始的。每一座偉大的橋，都是從第一塊石頭開始砌的。</w:t>
-      </w:r>
-    </w:p>
-    <w:p>
-      <w:pPr>
-        <w:spacing w:before="80" w:after="40" w:line="312" w:lineRule="auto"/>
-      </w:pPr>
-      <w:r>
-        <w:rPr>
-          <w:rFonts w:ascii="Microsoft JhengHei" w:hAnsi="Microsoft JhengHei" w:eastAsia="Microsoft JhengHei" w:cs="Microsoft JhengHei"/>
-          <w:b/>
-          <w:i w:val="0"/>
-          <w:color w:val="856017"/>
-          <w:sz w:val="24"/>
-        </w:rPr>
-        <w:t>講義補充</w:t>
-      </w:r>
-    </w:p>
-    <w:p>
-      <w:pPr>
-        <w:pStyle w:val="ListBullet"/>
-        <w:spacing w:after="60" w:line="312" w:lineRule="auto"/>
-      </w:pPr>
-      <w:r>
-        <w:rPr>
-          <w:rFonts w:ascii="Microsoft JhengHei" w:hAnsi="Microsoft JhengHei" w:eastAsia="Microsoft JhengHei" w:cs="Microsoft JhengHei"/>
-          <w:b w:val="0"/>
-          <w:i w:val="0"/>
-          <w:color w:val="3C3328"/>
-          <w:sz w:val="28"/>
-        </w:rPr>
-        <w:t>行動：找一位對的藝術家，提一個小委創。</w:t>
-      </w:r>
-    </w:p>
-    <w:p>
-      <w:pPr>
-        <w:pStyle w:val="ListBullet"/>
-        <w:spacing w:after="60" w:line="312" w:lineRule="auto"/>
-      </w:pPr>
-      <w:r>
-        <w:rPr>
-          <w:rFonts w:ascii="Microsoft JhengHei" w:hAnsi="Microsoft JhengHei" w:eastAsia="Microsoft JhengHei" w:cs="Microsoft JhengHei"/>
-          <w:b w:val="0"/>
-          <w:i w:val="0"/>
-          <w:color w:val="3C3328"/>
-          <w:sz w:val="28"/>
-        </w:rPr>
-        <w:t>三原則：對等、可持續、共融。</w:t>
-      </w:r>
-    </w:p>
-    <w:p>
-      <w:pPr>
-        <w:pBdr>
-          <w:bottom w:val="single" w:sz="6" w:space="4" w:color="E4D9C3"/>
-        </w:pBdr>
-        <w:spacing w:before="240" w:after="80" w:line="312" w:lineRule="auto"/>
-      </w:pPr>
-      <w:r>
-        <w:rPr>
-          <w:rFonts w:ascii="Microsoft JhengHei" w:hAnsi="Microsoft JhengHei" w:eastAsia="Microsoft JhengHei" w:cs="Microsoft JhengHei"/>
-          <w:b/>
-          <w:i w:val="0"/>
-          <w:color w:val="7C3B2D"/>
-          <w:sz w:val="38"/>
-        </w:rPr>
-        <w:t xml:space="preserve">投影片 54　</w:t>
-      </w:r>
-      <w:r>
-        <w:rPr>
-          <w:rFonts w:ascii="Microsoft JhengHei" w:hAnsi="Microsoft JhengHei" w:eastAsia="Microsoft JhengHei" w:cs="Microsoft JhengHei"/>
-          <w:b/>
-          <w:i w:val="0"/>
-          <w:color w:val="2B2016"/>
-          <w:sz w:val="38"/>
-        </w:rPr>
-        <w:t>Q&amp;A 與延伸聆聽</w:t>
-      </w:r>
-      <w:r>
-        <w:rPr>
-          <w:rFonts w:ascii="Microsoft JhengHei" w:hAnsi="Microsoft JhengHei" w:eastAsia="Microsoft JhengHei" w:cs="Microsoft JhengHei"/>
-          <w:b w:val="0"/>
-          <w:i w:val="0"/>
-          <w:color w:val="6A767A"/>
-          <w:sz w:val="24"/>
-        </w:rPr>
-        <w:t xml:space="preserve">　　⏱ 停留約 60 秒</w:t>
-      </w:r>
-    </w:p>
-    <w:p>
-      <w:pPr>
-        <w:spacing w:before="120" w:after="40" w:line="312" w:lineRule="auto"/>
-      </w:pPr>
-      <w:r>
-        <w:rPr>
-          <w:rFonts w:ascii="Microsoft JhengHei" w:hAnsi="Microsoft JhengHei" w:eastAsia="Microsoft JhengHei" w:cs="Microsoft JhengHei"/>
-          <w:b/>
-          <w:i w:val="0"/>
-          <w:color w:val="7C3B2D"/>
-          <w:sz w:val="24"/>
-        </w:rPr>
-        <w:t>講稿</w:t>
-      </w:r>
-    </w:p>
-    <w:p>
-      <w:pPr>
-        <w:spacing w:before="0" w:after="160" w:line="336" w:lineRule="auto"/>
-      </w:pPr>
-      <w:r>
-        <w:rPr>
-          <w:rFonts w:ascii="Microsoft JhengHei" w:hAnsi="Microsoft JhengHei" w:eastAsia="Microsoft JhengHei" w:cs="Microsoft JhengHei"/>
-          <w:b w:val="0"/>
-          <w:i w:val="0"/>
-          <w:color w:val="222A2D"/>
-          <w:sz w:val="36"/>
-        </w:rPr>
-        <w:t>進入提問時間。我想先反問各位一個問題，當作熱身：你的品牌，最像今天哪一種歷史贊助模式？是想當穩定供養的埃斯特哈齊，還是想打造聖地的拜羅伊特？也歡迎大家把今天聽到的六首曲子帶回家細聽：巴赫《郭德堡變奏曲》、貝多芬《第九號交響曲》〈歡樂頌〉、丹薩《Funiculì, Funiculà》、李斯特《鐘》、拉威爾《波麗露》，還有德布西《月光》（鋼琴）；意猶未盡的，再加一首威爾第〈Va, pensiero〉。如果有機會旅行，三座場館值得朝聖：卡內基音樂廳、拜羅伊特節慶劇院、蕭邦的 Salle Pleyel，還有台南的奇美博物館。好，現在，把時間交給各位。</w:t>
-      </w:r>
-    </w:p>
-    <w:p>
-      <w:pPr>
-        <w:spacing w:before="80" w:after="40" w:line="312" w:lineRule="auto"/>
-      </w:pPr>
-      <w:r>
-        <w:rPr>
-          <w:rFonts w:ascii="Microsoft JhengHei" w:hAnsi="Microsoft JhengHei" w:eastAsia="Microsoft JhengHei" w:cs="Microsoft JhengHei"/>
-          <w:b/>
-          <w:i w:val="0"/>
-          <w:color w:val="856017"/>
-          <w:sz w:val="24"/>
-        </w:rPr>
-        <w:t>講義補充</w:t>
-      </w:r>
-    </w:p>
-    <w:p>
-      <w:pPr>
-        <w:pStyle w:val="ListBullet"/>
-        <w:spacing w:after="60" w:line="312" w:lineRule="auto"/>
-      </w:pPr>
-      <w:r>
-        <w:rPr>
-          <w:rFonts w:ascii="Microsoft JhengHei" w:hAnsi="Microsoft JhengHei" w:eastAsia="Microsoft JhengHei" w:cs="Microsoft JhengHei"/>
-          <w:b w:val="0"/>
-          <w:i w:val="0"/>
-          <w:color w:val="3C3328"/>
-          <w:sz w:val="28"/>
-        </w:rPr>
-        <w:t>延伸聆聽六曲＋朝聖三場館。</w:t>
-      </w:r>
-    </w:p>
-    <w:p>
-      <w:pPr>
-        <w:pStyle w:val="ListBullet"/>
-        <w:spacing w:after="60" w:line="312" w:lineRule="auto"/>
-      </w:pPr>
-      <w:r>
-        <w:rPr>
-          <w:rFonts w:ascii="Microsoft JhengHei" w:hAnsi="Microsoft JhengHei" w:eastAsia="Microsoft JhengHei" w:cs="Microsoft JhengHei"/>
-          <w:b w:val="0"/>
-          <w:i w:val="0"/>
-          <w:color w:val="3C3328"/>
-          <w:sz w:val="28"/>
-        </w:rPr>
-        <w:t>反問：你的品牌對應哪種贊助模式？</w:t>
-      </w:r>
-    </w:p>
-    <w:p>
-      <w:pPr>
-        <w:pBdr>
-          <w:left w:val="single" w:sz="18" w:space="8" w:color="856017"/>
-        </w:pBdr>
-        <w:shd w:val="clear" w:fill="F5EFE2"/>
-        <w:spacing w:before="80" w:after="160" w:line="317" w:lineRule="auto"/>
-      </w:pPr>
-      <w:r>
-        <w:rPr>
-          <w:rFonts w:ascii="Microsoft JhengHei" w:hAnsi="Microsoft JhengHei" w:eastAsia="Microsoft JhengHei" w:cs="Microsoft JhengHei"/>
-          <w:b/>
-          <w:i w:val="0"/>
-          <w:color w:val="7C3B2D"/>
-          <w:sz w:val="24"/>
-        </w:rPr>
-        <w:t xml:space="preserve">▶ 影片操作　</w:t>
-      </w:r>
-      <w:r>
-        <w:rPr>
-          <w:rFonts w:ascii="Microsoft JhengHei" w:hAnsi="Microsoft JhengHei" w:eastAsia="Microsoft JhengHei" w:cs="Microsoft JhengHei"/>
-          <w:b w:val="0"/>
-          <w:i w:val="0"/>
-          <w:color w:val="3E332A"/>
-          <w:sz w:val="28"/>
-        </w:rPr>
-        <w:t>Q&amp;A 期間輕放《月光》當背景墊樂（沿用封面影片）。播前：「讓音樂陪我們聊天。」播後：無（自然淡出至下一頁）。</w:t>
-      </w:r>
-    </w:p>
-    <w:p>
-      <w:pPr>
-        <w:pBdr>
-          <w:bottom w:val="single" w:sz="6" w:space="4" w:color="E4D9C3"/>
-        </w:pBdr>
-        <w:spacing w:before="240" w:after="80" w:line="312" w:lineRule="auto"/>
-      </w:pPr>
-      <w:r>
-        <w:rPr>
-          <w:rFonts w:ascii="Microsoft JhengHei" w:hAnsi="Microsoft JhengHei" w:eastAsia="Microsoft JhengHei" w:cs="Microsoft JhengHei"/>
-          <w:b/>
-          <w:i w:val="0"/>
-          <w:color w:val="7C3B2D"/>
-          <w:sz w:val="38"/>
-        </w:rPr>
-        <w:t xml:space="preserve">投影片 55　</w:t>
-      </w:r>
-      <w:r>
-        <w:rPr>
-          <w:rFonts w:ascii="Microsoft JhengHei" w:hAnsi="Microsoft JhengHei" w:eastAsia="Microsoft JhengHei" w:cs="Microsoft JhengHei"/>
-          <w:b/>
-          <w:i w:val="0"/>
-          <w:color w:val="2B2016"/>
-          <w:sz w:val="38"/>
-        </w:rPr>
-        <w:t>謝謝：願音樂，成就你的不朽</w:t>
-      </w:r>
-      <w:r>
-        <w:rPr>
-          <w:rFonts w:ascii="Microsoft JhengHei" w:hAnsi="Microsoft JhengHei" w:eastAsia="Microsoft JhengHei" w:cs="Microsoft JhengHei"/>
-          <w:b w:val="0"/>
-          <w:i w:val="0"/>
-          <w:color w:val="6A767A"/>
-          <w:sz w:val="24"/>
-        </w:rPr>
-        <w:t xml:space="preserve">　　⏱ 停留約 40 秒</w:t>
-      </w:r>
-    </w:p>
-    <w:p>
-      <w:pPr>
-        <w:spacing w:before="120" w:after="40" w:line="312" w:lineRule="auto"/>
-      </w:pPr>
-      <w:r>
-        <w:rPr>
-          <w:rFonts w:ascii="Microsoft JhengHei" w:hAnsi="Microsoft JhengHei" w:eastAsia="Microsoft JhengHei" w:cs="Microsoft JhengHei"/>
-          <w:b/>
-          <w:i w:val="0"/>
-          <w:color w:val="7C3B2D"/>
-          <w:sz w:val="24"/>
-        </w:rPr>
-        <w:t>講稿</w:t>
-      </w:r>
-    </w:p>
-    <w:p>
-      <w:pPr>
-        <w:spacing w:before="0" w:after="160" w:line="336" w:lineRule="auto"/>
-      </w:pPr>
-      <w:r>
-        <w:rPr>
-          <w:rFonts w:ascii="Microsoft JhengHei" w:hAnsi="Microsoft JhengHei" w:eastAsia="Microsoft JhengHei" w:cs="Microsoft JhengHei"/>
-          <w:b w:val="0"/>
-          <w:i w:val="0"/>
-          <w:color w:val="222A2D"/>
-          <w:sz w:val="36"/>
-        </w:rPr>
-        <w:t>從巴洛克到印象派，從梅迪奇到你——四百年的故事，其實只是同一座橋，被不同時代的人反覆走過。願你，成為那座橋：讓美與商業，互相成就，而不是互相消耗。謝謝各位今天兩個小時的聆聽。我的聯絡方式在螢幕上，期待有一天，能聽到由你委託、由你成就的那一部新作品。謝謝大家。</w:t>
-      </w:r>
-    </w:p>
-    <w:p>
-      <w:pPr>
-        <w:spacing w:before="80" w:after="40" w:line="312" w:lineRule="auto"/>
-      </w:pPr>
-      <w:r>
-        <w:rPr>
-          <w:rFonts w:ascii="Microsoft JhengHei" w:hAnsi="Microsoft JhengHei" w:eastAsia="Microsoft JhengHei" w:cs="Microsoft JhengHei"/>
-          <w:b/>
-          <w:i w:val="0"/>
-          <w:color w:val="856017"/>
-          <w:sz w:val="24"/>
-        </w:rPr>
-        <w:t>講義補充</w:t>
-      </w:r>
-    </w:p>
-    <w:p>
-      <w:pPr>
-        <w:pStyle w:val="ListBullet"/>
-        <w:spacing w:after="60" w:line="312" w:lineRule="auto"/>
-      </w:pPr>
-      <w:r>
-        <w:rPr>
-          <w:rFonts w:ascii="Microsoft JhengHei" w:hAnsi="Microsoft JhengHei" w:eastAsia="Microsoft JhengHei" w:cs="Microsoft JhengHei"/>
-          <w:b w:val="0"/>
-          <w:i w:val="0"/>
-          <w:color w:val="3C3328"/>
-          <w:sz w:val="28"/>
-        </w:rPr>
-        <w:t>收尾金句：願你成為那座橋，讓美與商業互相成就。</w:t>
+        <w:t>收尾金句：你成就音樂，音樂也成就你；讓美與商業互相成就。</w:t>
       </w:r>
     </w:p>
     <w:p>

--- a/docs/downloads/音樂與企業-講義.docx
+++ b/docs/downloads/音樂與企業-講義.docx
@@ -115,7 +115,7 @@
           <w:color w:val="222A2D"/>
           <w:sz w:val="36"/>
         </w:rPr>
-        <w:t>各位老闆、各位做品牌的朋友，午安。先說清楚：今天這段時間，我不會教各位聽懂任何一個音符。我要講的，是一個很實際的故事——四百年來，那些最有錢、最有權的人，怎麼用「出錢贊助藝術」這件事，換到錢買不到的東西：地位、名聲、品牌，甚至實實在在的錢。現在流動的這首曲子，是德布西（Claude Debussy）的《月光》（Clair de Lune，法文「月光」的意思）。請各位放鬆，帶著一個問題聽下去：一首流傳三百年的曲子，當年出錢的人，到底換到了什麼？</w:t>
+        <w:t>各位老闆、各位做品牌的朋友，午安。先說清楚：今天這段時間，我不會教各位聽懂任何一個音符。我要講的，是一件很實際的事——古今中外，那些最有錢、最有權的人，怎麼用「出錢贊助藝術」這件事，換到錢買不到的東西：地位、名聲、品牌，甚至實實在在的錢。現在流動的這首曲子，是德布西（Claude Debussy）的《月光》（Clair de Lune，法文「月光」的意思）。請各位放鬆，帶著一個問題聽下去：一首流傳三百年的曲子，當年出錢的人，到底換到了什麼？</w:t>
       </w:r>
     </w:p>
     <w:p>
@@ -390,7 +390,7 @@
           <w:color w:val="222A2D"/>
           <w:sz w:val="36"/>
         </w:rPr>
-        <w:t>今天你只要帶走一句話就夠了，我先講在前面。四百年來，最有錢、最有權的人，都搶著出錢贊助音樂——為什麼？講白一點，因為音樂買得到錢買不到的東西。你我都知道，財富有時候會被貼上「暴發戶」「銅臭味」的標籤；而藝術，就是把這股銅臭味洗掉的最好辦法——它把「有錢」變成「有品味、有地位、讓人打從心裡尊敬」。更關鍵的是，它划算：贊助藝術不是花掉就沒的開銷，是一筆會增值的資產——換到的是地位、聲望、品牌，甚至實實在在的錢。而且這座橋兩頭都通：你出錢成就音樂，音樂也回過頭來成就你。這就是今天唯一的一句話：你成就音樂，音樂也成就你。</w:t>
+        <w:t>今天你只要帶走一句話就夠了，我先講在前面。古今中外，最有錢、最有權的人，都搶著出錢贊助音樂——為什麼？講白一點，因為音樂買得到錢買不到的東西。你我都知道，財富有時候會被貼上「暴發戶」「銅臭味」的標籤；而藝術，就是把這股銅臭味洗掉的最好辦法——它把「有錢」變成「有品味、有地位、讓人打從心裡尊敬」。更關鍵的是，它划算：贊助藝術不是花掉就沒的開銷，是一筆會增值的資產——換到的是地位、聲望、品牌，甚至實實在在的錢。而且這座橋兩頭都通：你出錢成就音樂，音樂也回過頭來成就你。這就是今天唯一的一句話：你成就音樂，音樂也成就你。</w:t>
       </w:r>
     </w:p>
     <w:p>
@@ -521,7 +521,7 @@
           <w:color w:val="222A2D"/>
           <w:sz w:val="36"/>
         </w:rPr>
-        <w:t>在走進四百年之前，先把最重要的一句話放在最前面：最頂尖的企業，為什麼都贊助藝術？因為有些東西，只有藝術買得到。第一，社會聲望——藝術讓你名正言順地擠進金字塔頂端的圈子，和菁英、政要站在同一個場子。第二，文化資本——它把財富升級成品味與高度，換來真正的尊重。第三，不朽之名——你的名字會被刻進文化史，傳誦數百年。還有品牌差異化、頂級人脈。記住這句定調：贊助藝術從來不是慈善，是金字塔頂端最高級的聲望投資。接下來四百年的每一個故事，都會再次證明這件事。</w:t>
+        <w:t>在往下看之前，先把最重要的一句話放在最前面：最頂尖的企業，為什麼都贊助藝術？因為有些東西，只有藝術買得到。第一，社會聲望——藝術讓你名正言順地擠進金字塔頂端的圈子，和菁英、政要站在同一個場子。第二，文化資本——它把財富升級成品味與高度，換來真正的尊重。第三，不朽之名——你的名字會被刻進文化史，傳誦數百年。還有品牌差異化、頂級人脈。記住這句定調：贊助藝術從來不是慈善，是金字塔頂端最高級的聲望投資。接下來每一個故事，都會再次證明這件事。</w:t>
       </w:r>
     </w:p>
     <w:p>
@@ -652,7 +652,7 @@
           <w:color w:val="222A2D"/>
           <w:sz w:val="36"/>
         </w:rPr>
-        <w:t>為了讓各位好記，我把接下來四百年，整理成金主換到的「七樣東西」，這就是今天的地圖。第一樣，地位與權力——梅迪奇。第二樣，集體曝光——一群生意人合資，也就是各位和你們的公會。第三樣，不朽之名——把名字刻進歷史。第四樣，聖地與冠名——一座以你為名的殿堂。第五樣，人才與凝聚。第六樣，國家與企業的形象——國力、觀光、品牌。第七樣，也是最硬的一樣，實實在在的錢——一首歌撐起一家百年公司。接下來，我們一樣一樣看。</w:t>
+        <w:t>為了讓各位好記，我把古今中外出錢的金主，整理成他們換到的「七樣東西」，這就是今天的地圖。第一樣，地位與權力——梅迪奇。第二樣，集體曝光——一群生意人合資，也就是各位和你們的公會。第三樣，不朽之名——把名字刻進歷史。第四樣，聖地與冠名——一座以你為名的殿堂。第五樣，人才與凝聚。第六樣，國家與企業的形象——國力、觀光、品牌。第七樣，也是最硬的一樣，實實在在的錢——一首歌撐起一家百年公司。接下來，我們一樣一樣看。</w:t>
       </w:r>
     </w:p>
     <w:p>
@@ -1076,7 +1076,7 @@
           <w:color w:val="3C3328"/>
           <w:sz w:val="28"/>
         </w:rPr>
-        <w:t>一句話：用藝術把「有錢」洗成「有權力、有正當性」。（家族史細節以查證紀錄為準）</w:t>
+        <w:t>一句話：用藝術把「有錢」洗成「有權力、有正當性」。（家族史已查證，見查證紀錄 §七）</w:t>
       </w:r>
     </w:p>
     <w:p>
@@ -2799,7 +2799,7 @@
           <w:color w:val="3C3328"/>
           <w:sz w:val="28"/>
         </w:rPr>
-        <w:t>卡內基音樂廳（Carnegie Hall，紐約 1891），鋼鐵大王卡內基出資，開幕由柴可夫斯基登台（開幕細節待查證）。</w:t>
+        <w:t>卡內基音樂廳（Carnegie Hall，紐約 1891），鋼鐵大王卡內基出資；1891-05-05 開幕夜由 Walter Damrosch 領銜，柴可夫斯基**親自指揮自作《慶典加冕進行曲（Marche Solennelle）》**（已查證，Carnegie Hall 官網）。</w:t>
       </w:r>
     </w:p>
     <w:p>
@@ -2844,7 +2844,7 @@
           <w:color w:val="3E332A"/>
           <w:sz w:val="28"/>
         </w:rPr>
-        <w:t>播柴可夫斯基代表作片段約 2–3 分鐘（呼應卡內基開幕，連結待查證）。播前：「一座以企業家為名的殿堂，開幕之聲。」</w:t>
+        <w:t>播柴可夫斯基《慶典加冕進行曲》約 2–3 分鐘（正是他 1891 卡內基開幕夜親自指揮的曲子，The Orchestra Now 版）。播前：「一座以企業家為名的殿堂，開幕之聲。」</w:t>
       </w:r>
     </w:p>
     <w:p>
@@ -4468,7 +4468,7 @@
           <w:color w:val="3C3328"/>
           <w:sz w:val="28"/>
         </w:rPr>
-        <w:t>影片連結待最終查證。</w:t>
+        <w:t>影片為奇美博物館官方頻道（已驗證）。</w:t>
       </w:r>
     </w:p>
     <w:p>
@@ -4696,7 +4696,7 @@
           <w:color w:val="222A2D"/>
           <w:sz w:val="36"/>
         </w:rPr>
-        <w:t>我特別要跟在座各位台灣的企業家說：這不是遙遠的歐洲故事，台灣早就有一批企業，在當「現代的梅迪奇」，奇美只是最亮眼的那一個。台積電的文教基金會，長年支持藝文和音樂教育；富邦、國泰的藝術基金會，深耕當代藝術和展演；我們熟悉的雲門舞集、各大交響樂團、各種藝術節，背後都站著一整排企業贊助者。我講這些，是想告訴各位：贊助藝術，不是有錢有閒才能做的事，而是台灣很多聰明的企業，正在做、而且各位也做得到的事。今天散場之後，這件事就可以放進你的口袋名單。</w:t>
+        <w:t>我特別要跟在座各位台灣的企業家說：這不是遙遠的歐洲故事，台灣早就有一批企業，在當「現代的梅迪奇」，奇美只是最亮眼的那一個。台積電的文教基金會，長年支持藝文和音樂教育；富邦藝術基金會深耕藝術推廣。給各位一個最有感的數字：光是國泰金控贊助雲門舞集的免費戶外公演，就辦了近三十年、累積超過兩百六十五萬人次進場——這就是企業把品牌，和「全民藝術」牢牢綁在一起。我講這些，是想告訴各位：贊助藝術，不是有錢有閒才能做的事，而是台灣很多聰明的企業，正在做、而且各位也做得到的事。今天散場之後，這件事就可以放進你的口袋名單。</w:t>
       </w:r>
     </w:p>
     <w:p>
@@ -4727,7 +4727,7 @@
           <w:color w:val="3C3328"/>
           <w:sz w:val="28"/>
         </w:rPr>
-        <w:t>台灣企業贊助藝文案例（各案例細節待查證）：奇美博物館；台積電文教基金會（藝文與音樂教育）；富邦藝術基金會、國泰藝術基金會（當代藝術與展演）；雲門舞集與各樂團/藝術節的企業贊助。</w:t>
+        <w:t>台灣企業贊助藝文（已查證）：奇美博物館；台積電文教基金會（三大主軸含推廣藝術文化）；富邦藝術基金會（1997 成立）；**國泰金控×雲門舞集免費戶外公演近 30 年、累積逾 265 萬人次**（雲門官網）。</w:t>
       </w:r>
     </w:p>
     <w:p>
@@ -6633,7 +6633,7 @@
           <w:color w:val="222A2D"/>
           <w:sz w:val="36"/>
         </w:rPr>
-        <w:t>從梅迪奇到你——四百年的故事，換的其實都是同一件事：出一筆錢投資美，換回錢買不到的東西。願各位記得今天這句話：你成就音樂，音樂也成就你——讓美與商業，互相成就，而不是互相消耗。謝謝各位今天的聆聽。我的聯絡方式在螢幕上，期待有一天，能聽到由你委託、由你成就的那一部新作品。謝謝大家。</w:t>
+        <w:t>從梅迪奇到你——古往今來，換的其實都是同一件事：出一筆錢投資美，換回錢買不到的東西。願各位記得今天這句話：你成就音樂，音樂也成就你——讓美與商業，互相成就，而不是互相消耗。謝謝各位今天的聆聽。我的聯絡方式在螢幕上，期待有一天，能聽到由你委託、由你成就的那一部新作品。謝謝大家。</w:t>
       </w:r>
     </w:p>
     <w:p>

--- a/docs/downloads/音樂與企業-講義.docx
+++ b/docs/downloads/音樂與企業-講義.docx
@@ -85,7 +85,7 @@
           <w:color w:val="6A767A"/>
           <w:sz w:val="24"/>
         </w:rPr>
-        <w:t xml:space="preserve">　　⏱ 停留約 75 秒</w:t>
+        <w:t xml:space="preserve">　　⏱ 停留約 85 秒</w:t>
       </w:r>
     </w:p>
     <w:p>
@@ -115,7 +115,7 @@
           <w:color w:val="222A2D"/>
           <w:sz w:val="36"/>
         </w:rPr>
-        <w:t>各位老闆、各位做品牌的朋友，午安。先說清楚：今天這段時間，我不會教各位聽懂任何一個音符。我要講的，是一件很實際的事——古今中外，那些最有錢、最有權的人，怎麼用「出錢贊助藝術」這件事，換到錢買不到的東西：地位、名聲、品牌，甚至實實在在的錢。現在流動的這首曲子，是德布西（Claude Debussy）的《月光》（Clair de Lune，法文「月光」的意思）。請各位放鬆，帶著一個問題聽下去：一首流傳三百年的曲子，當年出錢的人，到底換到了什麼？</w:t>
+        <w:t>各位老闆、各位做品牌的朋友，午安。先說清楚：今天這段時間，我不會教各位聽懂任何一個音符。我要講的，是一件很實際的事——古今中外，那些最有錢、最有權的人，怎麼用「出錢贊助藝術」這件事，換到錢買不到的東西：地位、名聲、品牌，甚至實實在在的錢。各位一進場，螢幕上放的這支廣告、耳邊這首曲子，其實是同一件事的縮影：這是香奈兒 Chanel No.5「史上最貴的香水廣告」（2004 年、Nicole Kidman 主演），而它的配樂，正是德布西（Claude Debussy）的《月光》（Clair de Lune）。同一段旋律，兩百年前替法國寫下「浪漫」，兩百年後替一瓶香水賣出「高雅」。請各位放鬆，帶著一個問題聽下去：一首流傳三百年的曲子，當年出錢的人、今天借用它的品牌，到底各自換到了什麼？</w:t>
       </w:r>
     </w:p>
     <w:p>
@@ -210,7 +210,7 @@
           <w:color w:val="3C3328"/>
           <w:sz w:val="28"/>
         </w:rPr>
-        <w:t>一句話總綱：這座「橋」是雙向的——音樂替出錢者帶來名聲與影響力，出錢者則替音樂買單；但本場的鏡頭始終對準橋的金主端。</w:t>
+        <w:t>一句話總綱：這正是核心命題「你成就音樂，音樂也成就你」——音樂替出錢者帶來名聲與影響力，出錢者則替音樂買單；但本場的鏡頭始終對準金主端。</w:t>
       </w:r>
     </w:p>
     <w:p>
@@ -402,7 +402,7 @@
           <w:color w:val="3C3328"/>
           <w:sz w:val="28"/>
         </w:rPr>
-        <w:t>📖 《Funiculì, Funiculà》：1880 年的那不勒斯（Naples）歌曲，鄧札（Luigi Denza）作曲、圖爾科（Peppino Turco）作詞，為維蘇威火山（Vesuvius）登山纜車的開通而作——等於纜車業者出錢請人寫歌替新設施造勢；歌曲一炮而紅、傳唱全球，形同替出錢的纜車生意做了一支跨世紀的免費廣告，也呼應後段「纜車公司興亡」兩張投影片。</w:t>
+        <w:t>📖 《Funiculì, Funiculà》：1880 年的那不勒斯（Naples）歌曲，鄧札（Luigi Denza）作曲、圖爾科（Peppino Turco）作詞，為維蘇威火山（Vesuvius）登山纜車的開通而作——等於纜車業者出錢請人寫歌替新設施造勢；歌曲一炮而紅、傳唱全球，形同替出錢的纜車生意做了一支跨世紀的免費廣告，也呼應後段「實利」一站的纜車故事。</w:t>
       </w:r>
     </w:p>
     <w:p>
@@ -431,7 +431,7 @@
           <w:color w:val="3E332A"/>
           <w:sz w:val="28"/>
         </w:rPr>
-        <w:t>入場時輕放《月光》當墊樂，音量壓低。播前：「讓我們先讓耳朵安靜下來。」</w:t>
+        <w:t>入場時播放 Chanel No.5《The Film》廣告（配樂即德布西《月光》），音量壓低當墊樂。可於開場時指著畫面說：「各位聽到的《月光》，就是這支史上最貴香水廣告用的曲子——先讓耳朵安靜下來。」</w:t>
       </w:r>
     </w:p>
     <w:p>
@@ -578,7 +578,7 @@
           <w:color w:val="3C3328"/>
           <w:sz w:val="28"/>
         </w:rPr>
-        <w:t>核心命題「橋是雙向的」：企業出錢養音樂，音樂回頭給企業它拿錢買不到的東西——聲望、話題、王朝或品牌被後世記住的機會。這張只負責丟問題，答案留到後面五站。</w:t>
+        <w:t>核心命題「你成就音樂，音樂也成就你」：企業出錢養音樂，音樂回頭給企業它拿錢買不到的東西——聲望、話題、王朝或品牌被後世記住的機會。這張只負責丟問題，答案留到後面五站。</w:t>
       </w:r>
     </w:p>
     <w:p>
@@ -886,7 +886,7 @@
           <w:color w:val="222A2D"/>
           <w:sz w:val="36"/>
         </w:rPr>
-        <w:t>今天你只要帶走一句話就夠了，我先講在前面。古今中外，最有錢、最有權的人，都搶著出錢贊助音樂——為什麼？講白一點，因為音樂買得到錢買不到的東西。你我都知道，財富有時候會被貼上「暴發戶」「銅臭味」的標籤；而藝術，就是把這股銅臭味洗掉的最好辦法——它把「有錢」變成「有品味、有地位、讓人打從心裡尊敬」。更關鍵的是，它划算：贊助藝術不是花掉就沒的開銷，是一筆會增值的資產——換到的是地位、聲望、品牌，甚至實實在在的錢。而且這座橋兩頭都通：你出錢成就音樂，音樂也回過頭來成就你。這就是今天唯一的一句話：你成就音樂，音樂也成就你。</w:t>
+        <w:t>今天你只要帶走一句話就夠了，我先講在前面。古今中外，最有錢、最有權的人，都搶著出錢贊助音樂——為什麼？講白一點，因為音樂買得到錢買不到的東西。你我都知道，光有錢，不一定換得到尊重，有時還被貼上「暴發戶」的標籤；而藝術，就是把「有錢」升級成「有品味、有地位、讓人打從心裡尊敬」的最好辦法。更關鍵的是，它划算：贊助藝術不是花掉就沒的開銷，是一筆會增值的資產——換到的是地位、聲望、品牌，甚至實實在在的錢。而且這座橋兩頭都通：你出錢成就音樂，音樂也回過頭來成就你。這就是今天唯一的一句話：你成就音樂，音樂也成就你。</w:t>
       </w:r>
     </w:p>
     <w:p>
@@ -917,23 +917,23 @@
           <w:color w:val="3C3328"/>
           <w:sz w:val="28"/>
         </w:rPr>
-        <w:t>這張是全場的「總命題」，一句話收束：「你成就音樂，音樂也成就你」；出錢的金主換到地位與聲望，音樂換到活下去的資源，橋兩頭都通（呼應開場「雙向的橋」compare 頁）。</w:t>
-      </w:r>
-    </w:p>
-    <w:p>
-      <w:pPr>
-        <w:pStyle w:val="ListBullet"/>
-        <w:spacing w:after="60" w:line="312" w:lineRule="auto"/>
-      </w:pPr>
-      <w:r>
-        <w:rPr>
-          <w:rFonts w:ascii="Microsoft JhengHei" w:hAnsi="Microsoft JhengHei" w:eastAsia="Microsoft JhengHei" w:cs="Microsoft JhengHei"/>
-          <w:b w:val="0"/>
-          <w:i w:val="0"/>
-          <w:color w:val="3C3328"/>
-          <w:sz w:val="28"/>
-        </w:rPr>
-        <w:t>核心心理：藝術替財富「去銅臭味」，把「有錢」升級成「有品味、有教養、有地位、讓人打從心裡尊敬」；純粹的財富在社會眼中並不自帶尊敬，藝術則是把金錢翻譯成敬意的轉換器。</w:t>
+        <w:t>這張是全場的「總命題」，一句話收束：「你成就音樂，音樂也成就你」；出錢的金主換到地位與聲望，音樂換到活下去的資源，兩頭都受益（呼應開場的核心命題）。</w:t>
+      </w:r>
+    </w:p>
+    <w:p>
+      <w:pPr>
+        <w:pStyle w:val="ListBullet"/>
+        <w:spacing w:after="60" w:line="312" w:lineRule="auto"/>
+      </w:pPr>
+      <w:r>
+        <w:rPr>
+          <w:rFonts w:ascii="Microsoft JhengHei" w:hAnsi="Microsoft JhengHei" w:eastAsia="Microsoft JhengHei" w:cs="Microsoft JhengHei"/>
+          <w:b w:val="0"/>
+          <w:i w:val="0"/>
+          <w:color w:val="3C3328"/>
+          <w:sz w:val="28"/>
+        </w:rPr>
+        <w:t>核心心理：藝術替財富「洗格調、加值」，把「有錢」升級成「有品味、有教養、有地位、讓人打從心裡尊敬」；純粹的財富在社會眼中並不自帶尊敬，藝術則是把金錢翻譯成敬意的轉換器。</w:t>
       </w:r>
     </w:p>
     <w:p>
@@ -1592,7 +1592,7 @@
           <w:color w:val="3C3328"/>
           <w:sz w:val="28"/>
         </w:rPr>
-        <w:t>📖 聲望投資（prestige investment）：本片的定調用語，強調贊助不是無償給予（慈善），而是預期回收「聲望、地位、人脈」等無形報酬的投資，扣住全片「橋是雙向的、對等交換」主軸。</w:t>
+        <w:t>📖 聲望投資（prestige investment）：本片的定調用語，強調贊助不是無償給予（慈善），而是預期回收「聲望、地位、人脈」等無形報酬的投資，扣住全片「你成就音樂，音樂也成就你、對等交換」主軸。</w:t>
       </w:r>
     </w:p>
     <w:p>
@@ -2094,7 +2094,7 @@
           <w:color w:val="3C3328"/>
           <w:sz w:val="28"/>
         </w:rPr>
-        <w:t>對企業的一句話：這套「用贊助把財富換成地位與話語權」的劇本，後世金主（下一站的埃斯特哈齊親王等）全在模仿——這正是本場「橋是雙向的」命題最古老、最教科書級的樣本。</w:t>
+        <w:t>對企業的一句話：這套「用贊助把財富換成地位與話語權」的劇本，後世金主（下一站的埃斯特哈齊親王等）全在模仿——這正是本場「你成就音樂，音樂也成就你」命題最古老、最教科書級的樣本。</w:t>
       </w:r>
     </w:p>
     <w:p>
@@ -2709,7 +2709,7 @@
           <w:color w:val="222A2D"/>
           <w:sz w:val="36"/>
         </w:rPr>
-        <w:t>梅迪奇怎麼破解這個痛點？把賺來的錢，一車一車砸進藝術。他們把十來歲的米開朗基羅（Michelangelo）接進自家花園栽培、出錢資助波提切利（Botticelli）畫下傳世名作。結果這一手「用藝術洗格調」，回報大到連他們自己都想不到——這個「放款的家族」，後來出了兩位羅馬教宗、兩位法國王后，成了實質統治佛羅倫斯、左右整個歐洲的權力核心。他們甚至用當時最時髦的新玩意，替家族聯姻撐場面、宣告身分——這個新玩意，就叫「歌劇」。所以你看，梅迪奇證明了一件事：藝術能把銅臭味，洗成統治歐洲的正當性。各位先把「梅迪奇」記住——今天最後，我會請在座每一位，認真想想怎麼「成為下一個梅迪奇」。</w:t>
+        <w:t>梅迪奇怎麼破解這個痛點？把賺來的錢，一車一車砸進藝術。他們把十來歲的米開朗基羅（Michelangelo）接進自家花園栽培、出錢資助波提切利（Botticelli）畫下傳世名作。結果這一手「用藝術洗格調」，回報大到連他們自己都想不到——這個「放款的家族」，後來出了兩位羅馬教宗、兩位法國王后，成了實質統治佛羅倫斯、左右整個歐洲的權力核心。至於他們怎麼把家族嫁進歐洲王室、又怎麼順手催生了「歌劇」，下面兩張投影片會分開講。所以你看，梅迪奇證明了一件事：藝術能把純粹的財富，洗成統治歐洲的正當性。各位先把「梅迪奇」記住——今天最後，我會請在座每一位，認真想想怎麼「成為下一個梅迪奇」。</w:t>
       </w:r>
     </w:p>
     <w:p>
@@ -2740,7 +2740,7 @@
           <w:color w:val="3C3328"/>
           <w:sz w:val="28"/>
         </w:rPr>
-        <w:t>一句話先記住：梅迪奇（Medici）示範了一件事——藝術能把「銅臭味」洗成「有權力、有正當性」；這也是今天請每位企業家思考「怎麼成為下一個梅迪奇」的原型。</w:t>
+        <w:t>一句話先記住：梅迪奇（Medici）示範了一件事——藝術能把「純粹的財富」洗成「有權力、有正當性」；這也是今天請每位企業家思考「怎麼成為下一個梅迪奇」的原型。</w:t>
       </w:r>
     </w:p>
     <w:p>
@@ -3168,7 +3168,7 @@
           <w:color w:val="2B2016"/>
           <w:sz w:val="38"/>
         </w:rPr>
-        <w:t>藝術，是頂端最高級的「社交貨幣」</w:t>
+        <w:t>梅迪奇③：把女兒嫁成王后，把錢變成血緣</w:t>
       </w:r>
       <w:r>
         <w:rPr>
@@ -3208,7 +3208,7 @@
           <w:color w:val="222A2D"/>
           <w:sz w:val="36"/>
         </w:rPr>
-        <w:t>從梅迪奇身上，我們看到贊助藝術的第一個副作用——它是一種「社交貨幣」。當你贊助一場音樂會、辦一次藝文活動，你就名正言順地，和城裡最有影響力的菁英、政要、名流，站在同一個場子裡。而且在那個場子裡，你談的不再是報價、折扣、殺價，而是品味、格調、共同的價值。各位做生意都懂，最難的往往不是產品，是「進對圈子」。贊助藝術，就是進圈子最高效、最不著痕跡的一張門票。</w:t>
+        <w:t>梅迪奇把「用藝術洗格調」這件事，玩到了最高段——他們把家族的女兒，嫁進了歐洲最高的王室。凱瑟琳·德·梅迪奇，1533 年嫁給後來的法王亨利二世，成了法國王后；六十多年後，瑪麗·德·梅迪奇，1600 年又嫁給法王亨利四世，再一位法國王后。各位想想：一個放款起家、連貴族血統都沒有的商人家族，靠著藝術累積的聲望與人脈，居然把自家女兒送上了法蘭西的王座。這就是把「錢」一路換成「格調」、再換成「血緣」的完整示範。</w:t>
       </w:r>
     </w:p>
     <w:p>
@@ -3239,279 +3239,103 @@
           <w:color w:val="3C3328"/>
           <w:sz w:val="28"/>
         </w:rPr>
-        <w:t>藝術贊助＝進入菁英圈的「社交貨幣」，一次贊助就換到人脈、話題與信任，這是梅迪奇家族留給後世贊助者最實用的一課。</w:t>
-      </w:r>
-    </w:p>
-    <w:p>
-      <w:pPr>
-        <w:pStyle w:val="ListBullet"/>
-        <w:spacing w:after="60" w:line="312" w:lineRule="auto"/>
-      </w:pPr>
-      <w:r>
-        <w:rPr>
-          <w:rFonts w:ascii="Microsoft JhengHei" w:hAnsi="Microsoft JhengHei" w:eastAsia="Microsoft JhengHei" w:cs="Microsoft JhengHei"/>
-          <w:b w:val="0"/>
-          <w:i w:val="0"/>
-          <w:color w:val="3C3328"/>
-          <w:sz w:val="28"/>
-        </w:rPr>
-        <w:t>對做生意的人來說，比起一般應酬飯局，藝文場合更能建立「品味共同體」式的高端關係，因為現場談的是價值與格調，而不是報價與折扣。</w:t>
-      </w:r>
-    </w:p>
-    <w:p>
-      <w:pPr>
-        <w:pStyle w:val="ListBullet"/>
-        <w:spacing w:after="60" w:line="312" w:lineRule="auto"/>
-      </w:pPr>
-      <w:r>
-        <w:rPr>
-          <w:rFonts w:ascii="Microsoft JhengHei" w:hAnsi="Microsoft JhengHei" w:eastAsia="Microsoft JhengHei" w:cs="Microsoft JhengHei"/>
-          <w:b w:val="0"/>
-          <w:i w:val="0"/>
-          <w:color w:val="3C3328"/>
-          <w:sz w:val="28"/>
-        </w:rPr>
-        <w:t>梅迪奇家族本是放款起家的商人、沒有貴族血統，卻靠著大手筆贊助藝術，把「暴發戶銀行家」的形象洗成「文藝守護者」，用文化替家族買到了主導佛羅倫斯近三百年的正當性（據載家族聲勢綿延約三百年）。</w:t>
-      </w:r>
-    </w:p>
-    <w:p>
-      <w:pPr>
-        <w:pStyle w:val="ListBullet"/>
-        <w:spacing w:after="60" w:line="312" w:lineRule="auto"/>
-      </w:pPr>
-      <w:r>
-        <w:rPr>
-          <w:rFonts w:ascii="Microsoft JhengHei" w:hAnsi="Microsoft JhengHei" w:eastAsia="Microsoft JhengHei" w:cs="Microsoft JhengHei"/>
-          <w:b w:val="0"/>
-          <w:i w:val="0"/>
-          <w:color w:val="3C3328"/>
-          <w:sz w:val="28"/>
-        </w:rPr>
-        <w:t>這套操作的精髓是「不著痕跡」：科西莫從不自封官職，表面維持共和體制，實際用金錢與人情在幕後操盤，贊助教堂、圖書館、雕塑，讓全城菁英都欠他一份人情，這正是講稿說的「最不著痕跡的一張門票」。</w:t>
-      </w:r>
-    </w:p>
-    <w:p>
-      <w:pPr>
-        <w:pStyle w:val="ListBullet"/>
-        <w:spacing w:after="60" w:line="312" w:lineRule="auto"/>
-      </w:pPr>
-      <w:r>
-        <w:rPr>
-          <w:rFonts w:ascii="Microsoft JhengHei" w:hAnsi="Microsoft JhengHei" w:eastAsia="Microsoft JhengHei" w:cs="Microsoft JhengHei"/>
-          <w:b w:val="0"/>
-          <w:i w:val="0"/>
-          <w:color w:val="3C3328"/>
-          <w:sz w:val="28"/>
-        </w:rPr>
-        <w:t>到孫子羅倫佐這一代，梅迪奇宅邸成了全歐洲最頂級的沙龍，十三歲的米開朗基羅（Michelangelo）就是在這裡被相中、被供養，藝術家日後名滿天下，也等於替梅迪奇這塊招牌長期背書。</w:t>
-      </w:r>
-    </w:p>
-    <w:p>
-      <w:pPr>
-        <w:pStyle w:val="ListBullet"/>
-        <w:spacing w:after="60" w:line="312" w:lineRule="auto"/>
-      </w:pPr>
-      <w:r>
-        <w:rPr>
-          <w:rFonts w:ascii="Microsoft JhengHei" w:hAnsi="Microsoft JhengHei" w:eastAsia="Microsoft JhengHei" w:cs="Microsoft JhengHei"/>
-          <w:b w:val="0"/>
-          <w:i w:val="0"/>
-          <w:color w:val="3C3328"/>
-          <w:sz w:val="28"/>
-        </w:rPr>
-        <w:t>這張「社交貨幣」最終兌現成看得見的權力：家族總共出了四位羅馬教宗、兩位法國王后（據 Wikipedia／Britannica），一個放款的商人家族，靠藝術與聯姻擠進了歐洲最高的權力圈。</w:t>
-      </w:r>
-    </w:p>
-    <w:p>
-      <w:pPr>
-        <w:pStyle w:val="ListBullet"/>
-        <w:spacing w:after="60" w:line="312" w:lineRule="auto"/>
-      </w:pPr>
-      <w:r>
-        <w:rPr>
-          <w:rFonts w:ascii="Microsoft JhengHei" w:hAnsi="Microsoft JhengHei" w:eastAsia="Microsoft JhengHei" w:cs="Microsoft JhengHei"/>
-          <w:b w:val="0"/>
-          <w:i w:val="0"/>
-          <w:color w:val="3C3328"/>
-          <w:sz w:val="28"/>
-        </w:rPr>
-        <w:t>呼應後面幾站：1600 年瑪麗亞·德·梅迪奇（Maria de' Medici）下嫁法王亨利四世（Henry IV）的世紀婚禮，正是用一齣歌劇《尤麗狄茜》（Euridice）當國禮，藝術在這裡既是排場、又是外交貨幣，橋的兩端同時受益。</w:t>
-      </w:r>
-    </w:p>
-    <w:p>
-      <w:pPr>
-        <w:pStyle w:val="ListBullet"/>
-        <w:spacing w:after="60" w:line="312" w:lineRule="auto"/>
-      </w:pPr>
-      <w:r>
-        <w:rPr>
-          <w:rFonts w:ascii="Microsoft JhengHei" w:hAnsi="Microsoft JhengHei" w:eastAsia="Microsoft JhengHei" w:cs="Microsoft JhengHei"/>
-          <w:b w:val="0"/>
-          <w:i w:val="0"/>
-          <w:color w:val="3C3328"/>
-          <w:sz w:val="28"/>
-        </w:rPr>
-        <w:t>📖 社交貨幣（social currency）：現代行銷與社會學的用語，指一個人或品牌因為「值得被談論、被分享」而累積的社會價值；當時＝梅迪奇贊助的藝術品與音樂會，就是讓別人爭相談論、樂於與之交往的談資與門面。</w:t>
-      </w:r>
-    </w:p>
-    <w:p>
-      <w:pPr>
-        <w:pStyle w:val="ListBullet"/>
-        <w:spacing w:after="60" w:line="312" w:lineRule="auto"/>
-      </w:pPr>
-      <w:r>
-        <w:rPr>
-          <w:rFonts w:ascii="Microsoft JhengHei" w:hAnsi="Microsoft JhengHei" w:eastAsia="Microsoft JhengHei" w:cs="Microsoft JhengHei"/>
-          <w:b w:val="0"/>
-          <w:i w:val="0"/>
-          <w:color w:val="3C3328"/>
-          <w:sz w:val="28"/>
-        </w:rPr>
-        <w:t>📖 文化資本（cultural capital）：法國社會學家布赫迪厄（Pierre Bourdieu，1930—2002）提出的概念，指教育、品味、藝術知識這類非金錢卻能換到社會地位的資產；當時＝梅迪奇刻意把賺來的錢轉換成藝術收藏與贊助，變成一種更高級、更難被模仿的身分象徵。</w:t>
-      </w:r>
-    </w:p>
-    <w:p>
-      <w:pPr>
-        <w:pStyle w:val="ListBullet"/>
-        <w:spacing w:after="60" w:line="312" w:lineRule="auto"/>
-      </w:pPr>
-      <w:r>
-        <w:rPr>
-          <w:rFonts w:ascii="Microsoft JhengHei" w:hAnsi="Microsoft JhengHei" w:eastAsia="Microsoft JhengHei" w:cs="Microsoft JhengHei"/>
-          <w:b w:val="0"/>
-          <w:i w:val="0"/>
-          <w:color w:val="3C3328"/>
-          <w:sz w:val="28"/>
-        </w:rPr>
-        <w:t>📖 社會資本（social capital）：同為布赫迪厄的概念，指一個人透過人脈網絡所能動用的資源總和；當時＝在藝文場合結識的教宗、君主與名流，就是梅迪奇日後借款、聯姻、談生意時可調度的關係本金。</w:t>
-      </w:r>
-    </w:p>
-    <w:p>
-      <w:pPr>
-        <w:pStyle w:val="ListBullet"/>
-        <w:spacing w:after="60" w:line="312" w:lineRule="auto"/>
-      </w:pPr>
-      <w:r>
-        <w:rPr>
-          <w:rFonts w:ascii="Microsoft JhengHei" w:hAnsi="Microsoft JhengHei" w:eastAsia="Microsoft JhengHei" w:cs="Microsoft JhengHei"/>
-          <w:b w:val="0"/>
-          <w:i w:val="0"/>
-          <w:color w:val="3C3328"/>
-          <w:sz w:val="28"/>
-        </w:rPr>
-        <w:t>📖 梅迪奇家族（House of Medici）：約十五至十八世紀主宰佛羅倫斯的銀行世家與統治家族，以藝術贊助聞名，被視為文藝復興「金主」的代名詞。</w:t>
-      </w:r>
-    </w:p>
-    <w:p>
-      <w:pPr>
-        <w:pStyle w:val="ListBullet"/>
-        <w:spacing w:after="60" w:line="312" w:lineRule="auto"/>
-      </w:pPr>
-      <w:r>
-        <w:rPr>
-          <w:rFonts w:ascii="Microsoft JhengHei" w:hAnsi="Microsoft JhengHei" w:eastAsia="Microsoft JhengHei" w:cs="Microsoft JhengHei"/>
-          <w:b w:val="0"/>
-          <w:i w:val="0"/>
-          <w:color w:val="3C3328"/>
-          <w:sz w:val="28"/>
-        </w:rPr>
-        <w:t>📖 梅迪奇銀行（Medici Bank）：1397 年由喬凡尼·迪·比奇·德·梅迪奇（Giovanni di Bicci de' Medici）創立，全盛期是全歐洲最大、最受信任的金融機構，並成為教廷的主要往來銀行，龐大財力正是家族得以大手筆贊助的底氣。</w:t>
-      </w:r>
-    </w:p>
-    <w:p>
-      <w:pPr>
-        <w:pStyle w:val="ListBullet"/>
-        <w:spacing w:after="60" w:line="312" w:lineRule="auto"/>
-      </w:pPr>
-      <w:r>
-        <w:rPr>
-          <w:rFonts w:ascii="Microsoft JhengHei" w:hAnsi="Microsoft JhengHei" w:eastAsia="Microsoft JhengHei" w:cs="Microsoft JhengHei"/>
-          <w:b w:val="0"/>
-          <w:i w:val="0"/>
-          <w:color w:val="3C3328"/>
-          <w:sz w:val="28"/>
-        </w:rPr>
-        <w:t>📖 科西莫·德·梅迪奇（Cosimo de' Medici，1389—1464）：人稱「老科西莫」，死後獲佛羅倫斯追封「國父」（Pater Patriae，拉丁文，意為「祖國之父」），是家族政治霸業的奠基者，開創以贊助文化來換取政治影響力的模式。</w:t>
-      </w:r>
-    </w:p>
-    <w:p>
-      <w:pPr>
-        <w:pStyle w:val="ListBullet"/>
-        <w:spacing w:after="60" w:line="312" w:lineRule="auto"/>
-      </w:pPr>
-      <w:r>
-        <w:rPr>
-          <w:rFonts w:ascii="Microsoft JhengHei" w:hAnsi="Microsoft JhengHei" w:eastAsia="Microsoft JhengHei" w:cs="Microsoft JhengHei"/>
-          <w:b w:val="0"/>
-          <w:i w:val="0"/>
-          <w:color w:val="3C3328"/>
-          <w:sz w:val="28"/>
-        </w:rPr>
-        <w:t>📖 羅倫佐·德·梅迪奇（Lorenzo de' Medici，1449—1492）：科西莫之孫，人稱「豪華者羅倫佐」（il Magnifico，義大利文，意為「偉大／華麗者」），是梅迪奇文化贊助的巔峰代表，米開朗基羅、波提切利（Sandro Botticelli）皆受其庇蔭。</w:t>
-      </w:r>
-    </w:p>
-    <w:p>
-      <w:pPr>
-        <w:pStyle w:val="ListBullet"/>
-        <w:spacing w:after="60" w:line="312" w:lineRule="auto"/>
-      </w:pPr>
-      <w:r>
-        <w:rPr>
-          <w:rFonts w:ascii="Microsoft JhengHei" w:hAnsi="Microsoft JhengHei" w:eastAsia="Microsoft JhengHei" w:cs="Microsoft JhengHei"/>
-          <w:b w:val="0"/>
-          <w:i w:val="0"/>
-          <w:color w:val="3C3328"/>
-          <w:sz w:val="28"/>
-        </w:rPr>
-        <w:t>📖 柏拉圖學院（Accademia Platonica，Platonic Academy）：科西莫出資、由學者費奇諾（Marsilio Ficino）主持的人文主義學術圈，把古希臘哲學重新帶回佛羅倫斯；當時＝一個由金主買單、讓菁英聚在一起「談思想、談品味」的高端俱樂部。</w:t>
-      </w:r>
-    </w:p>
-    <w:p>
-      <w:pPr>
-        <w:pStyle w:val="ListBullet"/>
-        <w:spacing w:after="60" w:line="312" w:lineRule="auto"/>
-      </w:pPr>
-      <w:r>
-        <w:rPr>
-          <w:rFonts w:ascii="Microsoft JhengHei" w:hAnsi="Microsoft JhengHei" w:eastAsia="Microsoft JhengHei" w:cs="Microsoft JhengHei"/>
-          <w:b w:val="0"/>
-          <w:i w:val="0"/>
-          <w:color w:val="3C3328"/>
-          <w:sz w:val="28"/>
-        </w:rPr>
-        <w:t>📖 佛羅倫斯卡梅拉塔（Florentine Camerata，又稱 Camerata de' Bardi）：約 1573—1592 年間在貴族兼贊助人巴爾迪伯爵（Count Giovanni de' Bardi）家中聚會的音樂家與人文學者社群，為復興古希臘戲劇而催生了歌劇；當時＝一個由贊助者提供場地與經費的沙龍，證明「圈子」也能孵化出全新藝術。</w:t>
-      </w:r>
-    </w:p>
-    <w:p>
-      <w:pPr>
-        <w:pStyle w:val="ListBullet"/>
-        <w:spacing w:after="60" w:line="312" w:lineRule="auto"/>
-      </w:pPr>
-      <w:r>
-        <w:rPr>
-          <w:rFonts w:ascii="Microsoft JhengHei" w:hAnsi="Microsoft JhengHei" w:eastAsia="Microsoft JhengHei" w:cs="Microsoft JhengHei"/>
-          <w:b w:val="0"/>
-          <w:i w:val="0"/>
-          <w:color w:val="3C3328"/>
-          <w:sz w:val="28"/>
-        </w:rPr>
-        <w:t>📖 《尤麗狄茜》（Euridice）：作曲家佩里（Jacopo Peri）所作、現存最早留有完整樂譜的歌劇，1600 年 10 月 6 日在佛羅倫斯碧提宮（Pitti Palace）為梅迪奇的世紀婚禮首演；由大公斐迪南一世（Ferdinando I）促成的這場聯姻，也是梅迪奇拓展海外影響力的外交手筆。</w:t>
-      </w:r>
-    </w:p>
-    <w:p>
-      <w:pPr>
-        <w:pStyle w:val="ListBullet"/>
-        <w:spacing w:after="60" w:line="312" w:lineRule="auto"/>
-      </w:pPr>
-      <w:r>
-        <w:rPr>
-          <w:rFonts w:ascii="Microsoft JhengHei" w:hAnsi="Microsoft JhengHei" w:eastAsia="Microsoft JhengHei" w:cs="Microsoft JhengHei"/>
-          <w:b w:val="0"/>
-          <w:i w:val="0"/>
-          <w:color w:val="3C3328"/>
-          <w:sz w:val="28"/>
-        </w:rPr>
-        <w:t>📖 品味共同體：講者用來形容一群人因為共享對藝術、美感與格調的認同而形成的圈子；當時＝梅迪奇的沙龍與音樂會，就是把有錢有勢者用「共同的品味」黏在一起的場域，讓生意人得以「進對圈子」。</w:t>
+        <w:t>兩位法國王后：凱瑟琳·德·梅迪奇（Catherine de' Medici，1533 年嫁給後來的法王亨利二世（Henry II），1547 年起為王后）與瑪麗·德·梅迪奇（Marie de' Medici，1600 年嫁給法王亨利四世（Henry IV），王后任內 1600–1610，之後為其子路易十三攝政）。</w:t>
+      </w:r>
+    </w:p>
+    <w:p>
+      <w:pPr>
+        <w:pStyle w:val="ListBullet"/>
+        <w:spacing w:after="60" w:line="312" w:lineRule="auto"/>
+      </w:pPr>
+      <w:r>
+        <w:rPr>
+          <w:rFonts w:ascii="Microsoft JhengHei" w:hAnsi="Microsoft JhengHei" w:eastAsia="Microsoft JhengHei" w:cs="Microsoft JhengHei"/>
+          <w:b w:val="0"/>
+          <w:i w:val="0"/>
+          <w:color w:val="3C3328"/>
+          <w:sz w:val="28"/>
+        </w:rPr>
+        <w:t>聯姻的本質：用藝術與贊助累積的聲望作底氣，把佛羅倫斯的商業財富，換成法蘭西王室的血緣與長期影響力——這是「贊助換地位」故事裡最極致的一步。</w:t>
+      </w:r>
+    </w:p>
+    <w:p>
+      <w:pPr>
+        <w:pStyle w:val="ListBullet"/>
+        <w:spacing w:after="60" w:line="312" w:lineRule="auto"/>
+      </w:pPr>
+      <w:r>
+        <w:rPr>
+          <w:rFonts w:ascii="Microsoft JhengHei" w:hAnsi="Microsoft JhengHei" w:eastAsia="Microsoft JhengHei" w:cs="Microsoft JhengHei"/>
+          <w:b w:val="0"/>
+          <w:i w:val="0"/>
+          <w:color w:val="3C3328"/>
+          <w:sz w:val="28"/>
+        </w:rPr>
+        <w:t>家族總共出了四位羅馬教宗、兩位法國王后（據 Wikipedia／Britannica）：一個沒有貴族血統的銀行家族，靠藝術與聯姻擠進了歐洲最高的權力圈。</w:t>
+      </w:r>
+    </w:p>
+    <w:p>
+      <w:pPr>
+        <w:pStyle w:val="ListBullet"/>
+        <w:spacing w:after="60" w:line="312" w:lineRule="auto"/>
+      </w:pPr>
+      <w:r>
+        <w:rPr>
+          <w:rFonts w:ascii="Microsoft JhengHei" w:hAnsi="Microsoft JhengHei" w:eastAsia="Microsoft JhengHei" w:cs="Microsoft JhengHei"/>
+          <w:b w:val="0"/>
+          <w:i w:val="0"/>
+          <w:color w:val="3C3328"/>
+          <w:sz w:val="28"/>
+        </w:rPr>
+        <w:t>這也是給企業家的一課：頂級的形象投資，最終買到的不只是「被看見」，而是「被接納」——被最高的圈子當成自己人。</w:t>
+      </w:r>
+    </w:p>
+    <w:p>
+      <w:pPr>
+        <w:pStyle w:val="ListBullet"/>
+        <w:spacing w:after="60" w:line="312" w:lineRule="auto"/>
+      </w:pPr>
+      <w:r>
+        <w:rPr>
+          <w:rFonts w:ascii="Microsoft JhengHei" w:hAnsi="Microsoft JhengHei" w:eastAsia="Microsoft JhengHei" w:cs="Microsoft JhengHei"/>
+          <w:b w:val="0"/>
+          <w:i w:val="0"/>
+          <w:color w:val="3C3328"/>
+          <w:sz w:val="28"/>
+        </w:rPr>
+        <w:t>📖 凱瑟琳·德·梅迪奇（Catherine de' Medici，1519–1589）：梅迪奇家族之女，嫁法王亨利二世為后，三個兒子先後為法王，長期實質左右法國政局，是「聯姻把商人家族送進王室」的代表。</w:t>
+      </w:r>
+    </w:p>
+    <w:p>
+      <w:pPr>
+        <w:pStyle w:val="ListBullet"/>
+        <w:spacing w:after="60" w:line="312" w:lineRule="auto"/>
+      </w:pPr>
+      <w:r>
+        <w:rPr>
+          <w:rFonts w:ascii="Microsoft JhengHei" w:hAnsi="Microsoft JhengHei" w:eastAsia="Microsoft JhengHei" w:cs="Microsoft JhengHei"/>
+          <w:b w:val="0"/>
+          <w:i w:val="0"/>
+          <w:color w:val="3C3328"/>
+          <w:sz w:val="28"/>
+        </w:rPr>
+        <w:t>📖 瑪麗·德·梅迪奇（Marie de' Medici，1575–1642）：梅迪奇家族之女，1600 年嫁法王亨利四世，1610 年亨利四世遇刺後為幼子路易十三攝政；她的婚禮，也正是歌劇《尤麗狄切》首演的場合（見下一張）。</w:t>
+      </w:r>
+    </w:p>
+    <w:p>
+      <w:pPr>
+        <w:pStyle w:val="ListBullet"/>
+        <w:spacing w:after="60" w:line="312" w:lineRule="auto"/>
+      </w:pPr>
+      <w:r>
+        <w:rPr>
+          <w:rFonts w:ascii="Microsoft JhengHei" w:hAnsi="Microsoft JhengHei" w:eastAsia="Microsoft JhengHei" w:cs="Microsoft JhengHei"/>
+          <w:b w:val="0"/>
+          <w:i w:val="0"/>
+          <w:color w:val="3C3328"/>
+          <w:sz w:val="28"/>
+        </w:rPr>
+        <w:t>📖 亨利四世（Henri IV，1553–1610）：波旁王朝首位法王；1600 年迎娶瑪麗·德·梅迪奇，這場世紀婚禮成了梅迪奇對外展示財力與品味的大舞台。</w:t>
       </w:r>
     </w:p>
     <w:p>
@@ -3539,7 +3363,7 @@
           <w:color w:val="2B2016"/>
           <w:sz w:val="38"/>
         </w:rPr>
-        <w:t>第二樣：集體曝光（你不必是豪門）</w:t>
+        <w:t>梅迪奇④：一場王室婚禮，催生了「歌劇」</w:t>
       </w:r>
       <w:r>
         <w:rPr>
@@ -3549,7 +3373,7 @@
           <w:color w:val="6A767A"/>
           <w:sz w:val="24"/>
         </w:rPr>
-        <w:t xml:space="preserve">　　⏱ 停留約 30 秒</w:t>
+        <w:t xml:space="preserve">　　⏱ 停留約 60 秒</w:t>
       </w:r>
     </w:p>
     <w:p>
@@ -3579,7 +3403,7 @@
           <w:color w:val="222A2D"/>
           <w:sz w:val="36"/>
         </w:rPr>
-        <w:t>講完梅迪奇那種豪門，各位可能想：那是有錢有勢的人在玩，跟我有什麼關係？別急。第二樣回報，我要證明——你不必是梅迪奇。一群像各位這樣的生意人，一個公會，合資也能買到看得見的曝光。而且有一幅畫，把這件事講得清清楚楚。</w:t>
+        <w:t>而瑪麗·德·梅迪奇那場 1600 年的婚禮，還替我們留下了一份意外的大禮。梅迪奇要辦一場全歐洲都在看的排場，端出了當時最時髦的新玩意——一種用歌唱從頭貫穿到尾的表演，也就是後世說的「歌劇」。這場婚禮上演的作品叫《尤麗狄切》，作曲家佩里親自登台，在佛羅倫斯的皮蒂宮首演。而它，被公認是現存最早的一部歌劇。各位聽清楚了：「歌劇」這一整門藝術，最早就是被一筆王室婚禮的贊助預算給催生出來的。金主要的，其實只是一場政治聯姻的大秀；藝術史上的突破，是順帶的副產品。</w:t>
       </w:r>
     </w:p>
     <w:p>
@@ -3610,359 +3434,119 @@
           <w:color w:val="3C3328"/>
           <w:sz w:val="28"/>
         </w:rPr>
-        <w:t>第二樣回報：集體曝光——不必獨力砸大錢，一群人合資，也買得到看得見、留得久的曝光。</w:t>
-      </w:r>
-    </w:p>
-    <w:p>
-      <w:pPr>
-        <w:pStyle w:val="ListBullet"/>
-        <w:spacing w:after="60" w:line="312" w:lineRule="auto"/>
-      </w:pPr>
-      <w:r>
-        <w:rPr>
-          <w:rFonts w:ascii="Microsoft JhengHei" w:hAnsi="Microsoft JhengHei" w:eastAsia="Microsoft JhengHei" w:cs="Microsoft JhengHei"/>
-          <w:b w:val="0"/>
-          <w:i w:val="0"/>
-          <w:color w:val="3C3328"/>
-          <w:sz w:val="28"/>
-        </w:rPr>
-        <w:t>核心訊息：你不必是梅迪奇（Medici）那種富可敵國的豪門；一個公會、一群像在座各位這樣的生意人合資，同樣能把自己的名字與臉孔留進傳世之作。</w:t>
-      </w:r>
-    </w:p>
-    <w:p>
-      <w:pPr>
-        <w:pStyle w:val="ListBullet"/>
-        <w:spacing w:after="60" w:line="312" w:lineRule="auto"/>
-      </w:pPr>
-      <w:r>
-        <w:rPr>
-          <w:rFonts w:ascii="Microsoft JhengHei" w:hAnsi="Microsoft JhengHei" w:eastAsia="Microsoft JhengHei" w:cs="Microsoft JhengHei"/>
-          <w:b w:val="0"/>
-          <w:i w:val="0"/>
-          <w:color w:val="3C3328"/>
-          <w:sz w:val="28"/>
-        </w:rPr>
-        <w:t>時空背景：這套「集體曝光」玩法在十七世紀荷蘭黃金時代（Dutch Golden Age，荷蘭語 Gouden Eeuw）玩到極致——當時荷蘭沒有法國那種王室宮廷，掏錢的是靠貿易致富的市民與商人公會，於是「合資買肖像」成了城市裡最風光的排場。</w:t>
-      </w:r>
-    </w:p>
-    <w:p>
-      <w:pPr>
-        <w:pStyle w:val="ListBullet"/>
-        <w:spacing w:after="60" w:line="312" w:lineRule="auto"/>
-      </w:pPr>
-      <w:r>
-        <w:rPr>
-          <w:rFonts w:ascii="Microsoft JhengHei" w:hAnsi="Microsoft JhengHei" w:eastAsia="Microsoft JhengHei" w:cs="Microsoft JhengHei"/>
-          <w:b w:val="0"/>
-          <w:i w:val="0"/>
-          <w:color w:val="3C3328"/>
-          <w:sz w:val="28"/>
-        </w:rPr>
-        <w:t>那幅「把這件事講得清清楚楚」的畫，就是林布蘭（Rembrandt van Rijn，1606～1669）一六四二年完成的《夜巡》（De Nachtwacht／The Night Watch），全名直譯為「柯克隊長麾下第二區民兵連」。</w:t>
-      </w:r>
-    </w:p>
-    <w:p>
-      <w:pPr>
-        <w:pStyle w:val="ListBullet"/>
-        <w:spacing w:after="60" w:line="312" w:lineRule="auto"/>
-      </w:pPr>
-      <w:r>
-        <w:rPr>
-          <w:rFonts w:ascii="Microsoft JhengHei" w:hAnsi="Microsoft JhengHei" w:eastAsia="Microsoft JhengHei" w:cs="Microsoft JhengHei"/>
-          <w:b w:val="0"/>
-          <w:i w:val="0"/>
-          <w:color w:val="3C3328"/>
-          <w:sz w:val="28"/>
-        </w:rPr>
-        <w:t>出資方不是國王，而是阿姆斯特丹一支市民民兵連：由柯克隊長（Frans Banninck Cocq）帶頭、連同十七名隊員合資委製，是一場不折不扣的「團購」。</w:t>
-      </w:r>
-    </w:p>
-    <w:p>
-      <w:pPr>
-        <w:pStyle w:val="ListBullet"/>
-        <w:spacing w:after="60" w:line="312" w:lineRule="auto"/>
-      </w:pPr>
-      <w:r>
-        <w:rPr>
-          <w:rFonts w:ascii="Microsoft JhengHei" w:hAnsi="Microsoft JhengHei" w:eastAsia="Microsoft JhengHei" w:cs="Microsoft JhengHei"/>
-          <w:b w:val="0"/>
-          <w:i w:val="0"/>
-          <w:color w:val="3C3328"/>
-          <w:sz w:val="28"/>
-        </w:rPr>
-        <w:t>付了多少、換到什麼：據 Wikipedia，全畫酬勞約一千六百荷蘭盾，平均每名隊員分攤約一百盾；據載這在當時是一筆可觀的數目，換到的是四百年不褪色的集體曝光。</w:t>
-      </w:r>
-    </w:p>
-    <w:p>
-      <w:pPr>
-        <w:pStyle w:val="ListBullet"/>
-        <w:spacing w:after="60" w:line="312" w:lineRule="auto"/>
-      </w:pPr>
-      <w:r>
-        <w:rPr>
-          <w:rFonts w:ascii="Microsoft JhengHei" w:hAnsi="Microsoft JhengHei" w:eastAsia="Microsoft JhengHei" w:cs="Microsoft JhengHei"/>
-          <w:b w:val="0"/>
-          <w:i w:val="0"/>
-          <w:color w:val="3C3328"/>
-          <w:sz w:val="28"/>
-        </w:rPr>
-        <w:t>分級曝光（付越多、擺越前）：據民兵群像的慣例，隊員各自付錢、各自擺姿勢，付得多的人被安排在畫面更前、光線更亮的位置，付得少的只在後排露個臉——這就是「分級冠名」最古老的版本。</w:t>
-      </w:r>
-    </w:p>
-    <w:p>
-      <w:pPr>
-        <w:pStyle w:val="ListBullet"/>
-        <w:spacing w:after="60" w:line="312" w:lineRule="auto"/>
-      </w:pPr>
-      <w:r>
-        <w:rPr>
-          <w:rFonts w:ascii="Microsoft JhengHei" w:hAnsi="Microsoft JhengHei" w:eastAsia="Microsoft JhengHei" w:cs="Microsoft JhengHei"/>
-          <w:b w:val="0"/>
-          <w:i w:val="0"/>
-          <w:color w:val="3C3328"/>
-          <w:sz w:val="28"/>
-        </w:rPr>
-        <w:t>畫裡實際畫了三十四個人，但只有出資的十八人才算「掛名股東」：他們的名字在約一七一五年被寫上畫中一面盾牌，至於那名臨時雇來的鼓手，是林布蘭免費附送、不必分攤的。</w:t>
-      </w:r>
-    </w:p>
-    <w:p>
-      <w:pPr>
-        <w:pStyle w:val="ListBullet"/>
-        <w:spacing w:after="60" w:line="312" w:lineRule="auto"/>
-      </w:pPr>
-      <w:r>
-        <w:rPr>
-          <w:rFonts w:ascii="Microsoft JhengHei" w:hAnsi="Microsoft JhengHei" w:eastAsia="Microsoft JhengHei" w:cs="Microsoft JhengHei"/>
-          <w:b w:val="0"/>
-          <w:i w:val="0"/>
-          <w:color w:val="3C3328"/>
-          <w:sz w:val="28"/>
-        </w:rPr>
-        <w:t>這幅高約三點六三公尺、寬約四點三七公尺的巨畫，原本就掛在火槍手會所（Kloveniersdoelen）宴會廳當「公司門面」；如今收藏在阿姆斯特丹國家博物館（Rijksmuseum），每年被數以百萬計的觀眾仰望——當年那一百盾，買到的正是這種不朽。</w:t>
-      </w:r>
-    </w:p>
-    <w:p>
-      <w:pPr>
-        <w:pStyle w:val="ListBullet"/>
-        <w:spacing w:after="60" w:line="312" w:lineRule="auto"/>
-      </w:pPr>
-      <w:r>
-        <w:rPr>
-          <w:rFonts w:ascii="Microsoft JhengHei" w:hAnsi="Microsoft JhengHei" w:eastAsia="Microsoft JhengHei" w:cs="Microsoft JhengHei"/>
-          <w:b w:val="0"/>
-          <w:i w:val="0"/>
-          <w:color w:val="3C3328"/>
-          <w:sz w:val="28"/>
-        </w:rPr>
-        <w:t>更貼近「生意人＋公會」的例子：林布蘭一六六二年的《布商公會理事》（De Staalmeesters，又稱 Syndics of the Drapers' Guild），畫的是阿姆斯特丹布商公會五位驗布官加一名僕役，全由該公會出資委製、掛進公會廳堂——一整個行業公會替自己立像。</w:t>
-      </w:r>
-    </w:p>
-    <w:p>
-      <w:pPr>
-        <w:pStyle w:val="ListBullet"/>
-        <w:spacing w:after="60" w:line="312" w:lineRule="auto"/>
-      </w:pPr>
-      <w:r>
-        <w:rPr>
-          <w:rFonts w:ascii="Microsoft JhengHei" w:hAnsi="Microsoft JhengHei" w:eastAsia="Microsoft JhengHei" w:cs="Microsoft JhengHei"/>
-          <w:b w:val="0"/>
-          <w:i w:val="0"/>
-          <w:color w:val="3C3328"/>
-          <w:sz w:val="28"/>
-        </w:rPr>
-        <w:t>同一時代還有法蘭斯·哈爾斯（Frans Hals）等名家，專替各城民兵連畫宴會式群像，把「合資曝光」做成了荷蘭城市的標準配備。</w:t>
-      </w:r>
-    </w:p>
-    <w:p>
-      <w:pPr>
-        <w:pStyle w:val="ListBullet"/>
-        <w:spacing w:after="60" w:line="312" w:lineRule="auto"/>
-      </w:pPr>
-      <w:r>
-        <w:rPr>
-          <w:rFonts w:ascii="Microsoft JhengHei" w:hAnsi="Microsoft JhengHei" w:eastAsia="Microsoft JhengHei" w:cs="Microsoft JhengHei"/>
-          <w:b w:val="0"/>
-          <w:i w:val="0"/>
-          <w:color w:val="3C3328"/>
-          <w:sz w:val="28"/>
-        </w:rPr>
-        <w:t>呼應主軸：從《夜巡》到《布商公會理事》，畫的都不是神話或帝王，而是「誰出錢、誰上鏡」；這正是今天聯名贊助、分級冠名、logo 依贊助金額大小排位的老祖宗。</w:t>
-      </w:r>
-    </w:p>
-    <w:p>
-      <w:pPr>
-        <w:pStyle w:val="ListBullet"/>
-        <w:spacing w:after="60" w:line="312" w:lineRule="auto"/>
-      </w:pPr>
-      <w:r>
-        <w:rPr>
-          <w:rFonts w:ascii="Microsoft JhengHei" w:hAnsi="Microsoft JhengHei" w:eastAsia="Microsoft JhengHei" w:cs="Microsoft JhengHei"/>
-          <w:b w:val="0"/>
-          <w:i w:val="0"/>
-          <w:color w:val="3C3328"/>
-          <w:sz w:val="28"/>
-        </w:rPr>
-        <w:t>📖 梅迪奇（Medici）：十五至十七世紀主宰佛羅倫斯的銀行家兼統治家族，是本講前一段「豪門贊助」的代表；此處用來對比——你不必有他們的財力，也能買到曝光。</w:t>
-      </w:r>
-    </w:p>
-    <w:p>
-      <w:pPr>
-        <w:pStyle w:val="ListBullet"/>
-        <w:spacing w:after="60" w:line="312" w:lineRule="auto"/>
-      </w:pPr>
-      <w:r>
-        <w:rPr>
-          <w:rFonts w:ascii="Microsoft JhengHei" w:hAnsi="Microsoft JhengHei" w:eastAsia="Microsoft JhengHei" w:cs="Microsoft JhengHei"/>
-          <w:b w:val="0"/>
-          <w:i w:val="0"/>
-          <w:color w:val="3C3328"/>
-          <w:sz w:val="28"/>
-        </w:rPr>
-        <w:t>📖 荷蘭黃金時代（Dutch Golden Age，荷蘭語 Gouden Eeuw）：約十七世紀，荷蘭靠海外貿易、航運與金融成為歐洲最富庶地區的時期；當時＝一個由商人而非貴族掌握財富、藝術贊助也隨之「平民富豪化」的時代。</w:t>
-      </w:r>
-    </w:p>
-    <w:p>
-      <w:pPr>
-        <w:pStyle w:val="ListBullet"/>
-        <w:spacing w:after="60" w:line="312" w:lineRule="auto"/>
-      </w:pPr>
-      <w:r>
-        <w:rPr>
-          <w:rFonts w:ascii="Microsoft JhengHei" w:hAnsi="Microsoft JhengHei" w:eastAsia="Microsoft JhengHei" w:cs="Microsoft JhengHei"/>
-          <w:b w:val="0"/>
-          <w:i w:val="0"/>
-          <w:color w:val="3C3328"/>
-          <w:sz w:val="28"/>
-        </w:rPr>
-        <w:t>📖 市民民兵公會（Schutterij／Schuttersgilde）：荷蘭城市的志願市民衛隊及其公會，平時維安、救火、遊行，成員多是買得起武器制服的富商與殷實市民；當時＝城裡有頭有臉的生意人俱樂部。</w:t>
-      </w:r>
-    </w:p>
-    <w:p>
-      <w:pPr>
-        <w:pStyle w:val="ListBullet"/>
-        <w:spacing w:after="60" w:line="312" w:lineRule="auto"/>
-      </w:pPr>
-      <w:r>
-        <w:rPr>
-          <w:rFonts w:ascii="Microsoft JhengHei" w:hAnsi="Microsoft JhengHei" w:eastAsia="Microsoft JhengHei" w:cs="Microsoft JhengHei"/>
-          <w:b w:val="0"/>
-          <w:i w:val="0"/>
-          <w:color w:val="3C3328"/>
-          <w:sz w:val="28"/>
-        </w:rPr>
-        <w:t>📖 民兵群像（schuttersstuk）：民兵連集體出資、把全體成員畫在一起的團體肖像，常畫成宴會或列隊場景，是荷蘭黃金時代最氣派的一類肖像畫；當時＝公會的「集體形象廣告」。</w:t>
-      </w:r>
-    </w:p>
-    <w:p>
-      <w:pPr>
-        <w:pStyle w:val="ListBullet"/>
-        <w:spacing w:after="60" w:line="312" w:lineRule="auto"/>
-      </w:pPr>
-      <w:r>
-        <w:rPr>
-          <w:rFonts w:ascii="Microsoft JhengHei" w:hAnsi="Microsoft JhengHei" w:eastAsia="Microsoft JhengHei" w:cs="Microsoft JhengHei"/>
-          <w:b w:val="0"/>
-          <w:i w:val="0"/>
-          <w:color w:val="3C3328"/>
-          <w:sz w:val="28"/>
-        </w:rPr>
-        <w:t>📖 《夜巡》（De Nachtwacht／The Night Watch）：林布蘭一六四二年的民兵群像代表作，因後世畫面積塵、罩光漆變暗而被誤稱「夜」巡，實為白天出巡；當時＝一支民兵連合資訂製的門面巨畫。</w:t>
-      </w:r>
-    </w:p>
-    <w:p>
-      <w:pPr>
-        <w:pStyle w:val="ListBullet"/>
-        <w:spacing w:after="60" w:line="312" w:lineRule="auto"/>
-      </w:pPr>
-      <w:r>
-        <w:rPr>
-          <w:rFonts w:ascii="Microsoft JhengHei" w:hAnsi="Microsoft JhengHei" w:eastAsia="Microsoft JhengHei" w:cs="Microsoft JhengHei"/>
-          <w:b w:val="0"/>
-          <w:i w:val="0"/>
-          <w:color w:val="3C3328"/>
-          <w:sz w:val="28"/>
-        </w:rPr>
-        <w:t>📖 林布蘭（Rembrandt van Rijn，1606～1669）：荷蘭黃金時代最著名的畫家，靠接受市民與公會委製維生；此處＝把出資者臉孔化為不朽的那支畫筆。</w:t>
-      </w:r>
-    </w:p>
-    <w:p>
-      <w:pPr>
-        <w:pStyle w:val="ListBullet"/>
-        <w:spacing w:after="60" w:line="312" w:lineRule="auto"/>
-      </w:pPr>
-      <w:r>
-        <w:rPr>
-          <w:rFonts w:ascii="Microsoft JhengHei" w:hAnsi="Microsoft JhengHei" w:eastAsia="Microsoft JhengHei" w:cs="Microsoft JhengHei"/>
-          <w:b w:val="0"/>
-          <w:i w:val="0"/>
-          <w:color w:val="3C3328"/>
-          <w:sz w:val="28"/>
-        </w:rPr>
-        <w:t>📖 荷蘭盾（guilder，荷蘭語 gulden）：荷蘭當時的通用貨幣；本張提到的「約一百盾／一千六百盾」即以此計價，據 Wikipedia 在當時屬可觀金額。</w:t>
-      </w:r>
-    </w:p>
-    <w:p>
-      <w:pPr>
-        <w:pStyle w:val="ListBullet"/>
-        <w:spacing w:after="60" w:line="312" w:lineRule="auto"/>
-      </w:pPr>
-      <w:r>
-        <w:rPr>
-          <w:rFonts w:ascii="Microsoft JhengHei" w:hAnsi="Microsoft JhengHei" w:eastAsia="Microsoft JhengHei" w:cs="Microsoft JhengHei"/>
-          <w:b w:val="0"/>
-          <w:i w:val="0"/>
-          <w:color w:val="3C3328"/>
-          <w:sz w:val="28"/>
-        </w:rPr>
-        <w:t>📖 火槍手會所（Kloveniersdoelen，Doelen 意為靶場／會所）：阿姆斯特丹火槍手民兵連的訓練場兼宴會廳，《夜巡》原本就掛在這裡的宴會廳牆上；當時＝公會的總部與交際場，也是這幅「門面」的展示廳。</w:t>
-      </w:r>
-    </w:p>
-    <w:p>
-      <w:pPr>
-        <w:pStyle w:val="ListBullet"/>
-        <w:spacing w:after="60" w:line="312" w:lineRule="auto"/>
-      </w:pPr>
-      <w:r>
-        <w:rPr>
-          <w:rFonts w:ascii="Microsoft JhengHei" w:hAnsi="Microsoft JhengHei" w:eastAsia="Microsoft JhengHei" w:cs="Microsoft JhengHei"/>
-          <w:b w:val="0"/>
-          <w:i w:val="0"/>
-          <w:color w:val="3C3328"/>
-          <w:sz w:val="28"/>
-        </w:rPr>
-        <w:t>📖 《布商公會理事》（De Staalmeesters／Syndics of the Drapers' Guild）：林布蘭一六六二年替阿姆斯特丹布商公會五位驗布官（負責檢驗布料品質、任期一年）畫的群像；當時＝一個行業公會替自家管理層立的「官方肖像」。</w:t>
-      </w:r>
-    </w:p>
-    <w:p>
-      <w:pPr>
-        <w:pStyle w:val="ListBullet"/>
-        <w:spacing w:after="60" w:line="312" w:lineRule="auto"/>
-      </w:pPr>
-      <w:r>
-        <w:rPr>
-          <w:rFonts w:ascii="Microsoft JhengHei" w:hAnsi="Microsoft JhengHei" w:eastAsia="Microsoft JhengHei" w:cs="Microsoft JhengHei"/>
-          <w:b w:val="0"/>
-          <w:i w:val="0"/>
-          <w:color w:val="3C3328"/>
-          <w:sz w:val="28"/>
-        </w:rPr>
-        <w:t>📖 理事群像（regentenstuk）：荷蘭黃金時代盛行的一種團體肖像，畫的是慈善機構或公會的董事會（理事／女理事），掛在理事會議室（regentenkamer）；當時＝擔任這種榮譽公職者留名立像的標準做法。</w:t>
-      </w:r>
-    </w:p>
-    <w:p>
-      <w:pPr>
-        <w:pStyle w:val="ListBullet"/>
-        <w:spacing w:after="60" w:line="312" w:lineRule="auto"/>
-      </w:pPr>
-      <w:r>
-        <w:rPr>
-          <w:rFonts w:ascii="Microsoft JhengHei" w:hAnsi="Microsoft JhengHei" w:eastAsia="Microsoft JhengHei" w:cs="Microsoft JhengHei"/>
-          <w:b w:val="0"/>
-          <w:i w:val="0"/>
-          <w:color w:val="3C3328"/>
-          <w:sz w:val="28"/>
-        </w:rPr>
-        <w:t>📖 阿姆斯特丹國家博物館（Rijksmuseum）：荷蘭的國家級美術館，《夜巡》與《布商公會理事》今日皆藏於此；此處＝當年那筆合資款換到的「四百年展示櫃」。</w:t>
+        <w:t>「最時髦的新玩意」＝歌劇：1600 年瑪麗與亨利四世的聯姻大典，梅迪奇端出的排場，就是後世稱為「歌劇」的全新藝術；用最前衛的藝術替家族婚事撐場面、宣告身分，是典型的「贊助換聲量」。</w:t>
+      </w:r>
+    </w:p>
+    <w:p>
+      <w:pPr>
+        <w:pStyle w:val="ListBullet"/>
+        <w:spacing w:after="60" w:line="312" w:lineRule="auto"/>
+      </w:pPr>
+      <w:r>
+        <w:rPr>
+          <w:rFonts w:ascii="Microsoft JhengHei" w:hAnsi="Microsoft JhengHei" w:eastAsia="Microsoft JhengHei" w:cs="Microsoft JhengHei"/>
+          <w:b w:val="0"/>
+          <w:i w:val="0"/>
+          <w:color w:val="3C3328"/>
+          <w:sz w:val="28"/>
+        </w:rPr>
+        <w:t>這場婚禮的作品就是《尤麗狄切》（Euridice）：1600 年 10 月 6 日於佛羅倫斯皮蒂宮（Palazzo Pitti）首演，作曲家佩里（Jacopo Peri）親自登台。它被視為現存最早的一部歌劇（更早的《達芙妮》（Dafne，1597）已佚失）。</w:t>
+      </w:r>
+    </w:p>
+    <w:p>
+      <w:pPr>
+        <w:pStyle w:val="ListBullet"/>
+        <w:spacing w:after="60" w:line="312" w:lineRule="auto"/>
+      </w:pPr>
+      <w:r>
+        <w:rPr>
+          <w:rFonts w:ascii="Microsoft JhengHei" w:hAnsi="Microsoft JhengHei" w:eastAsia="Microsoft JhengHei" w:cs="Microsoft JhengHei"/>
+          <w:b w:val="0"/>
+          <w:i w:val="0"/>
+          <w:color w:val="3C3328"/>
+          <w:sz w:val="28"/>
+        </w:rPr>
+        <w:t>誕生的搖籃是「佛羅倫斯卡梅拉塔」：約 1573–1592 年間，一群音樂家與人文學者，在巴爾迪伯爵（Count Giovanni de' Bardi）出資召集的沙龍裡，為復興古希臘戲劇而實驗，直接催生了歌劇——又一個「由金主買單的實驗室」。</w:t>
+      </w:r>
+    </w:p>
+    <w:p>
+      <w:pPr>
+        <w:pStyle w:val="ListBullet"/>
+        <w:spacing w:after="60" w:line="312" w:lineRule="auto"/>
+      </w:pPr>
+      <w:r>
+        <w:rPr>
+          <w:rFonts w:ascii="Microsoft JhengHei" w:hAnsi="Microsoft JhengHei" w:eastAsia="Microsoft JhengHei" w:cs="Microsoft JhengHei"/>
+          <w:b w:val="0"/>
+          <w:i w:val="0"/>
+          <w:color w:val="3C3328"/>
+          <w:sz w:val="28"/>
+        </w:rPr>
+        <w:t>對企業家的一句話：連「歌劇」這種延續四百年、養活無數城市的產業，源頭都是一筆贊助預算。你今天的一次委創，也可能是某個未來產業的第一張骨牌。</w:t>
+      </w:r>
+    </w:p>
+    <w:p>
+      <w:pPr>
+        <w:pStyle w:val="ListBullet"/>
+        <w:spacing w:after="60" w:line="312" w:lineRule="auto"/>
+      </w:pPr>
+      <w:r>
+        <w:rPr>
+          <w:rFonts w:ascii="Microsoft JhengHei" w:hAnsi="Microsoft JhengHei" w:eastAsia="Microsoft JhengHei" w:cs="Microsoft JhengHei"/>
+          <w:b w:val="0"/>
+          <w:i w:val="0"/>
+          <w:color w:val="3C3328"/>
+          <w:sz w:val="28"/>
+        </w:rPr>
+        <w:t>📖 《尤麗狄切》（Euridice）：佩里作曲、里努契尼（Ottavio Rinuccini）作詞，取材希臘神話奧菲斯與尤麗狄切；為梅迪奇聯姻大典而作，是現存最早、留有完整樂譜的一部歌劇。</w:t>
+      </w:r>
+    </w:p>
+    <w:p>
+      <w:pPr>
+        <w:pStyle w:val="ListBullet"/>
+        <w:spacing w:after="60" w:line="312" w:lineRule="auto"/>
+      </w:pPr>
+      <w:r>
+        <w:rPr>
+          <w:rFonts w:ascii="Microsoft JhengHei" w:hAnsi="Microsoft JhengHei" w:eastAsia="Microsoft JhengHei" w:cs="Microsoft JhengHei"/>
+          <w:b w:val="0"/>
+          <w:i w:val="0"/>
+          <w:color w:val="3C3328"/>
+          <w:sz w:val="28"/>
+        </w:rPr>
+        <w:t>📖 佩里（Jacopo Peri，1561–1633）：佛羅倫斯作曲家、歌手，《尤麗狄切》作曲者並親自登台演出；投影片上的圖，是他 1589 年於梅迪奇宮廷幕間劇中飾演阿里翁（Arione）的造型。</w:t>
+      </w:r>
+    </w:p>
+    <w:p>
+      <w:pPr>
+        <w:pStyle w:val="ListBullet"/>
+        <w:spacing w:after="60" w:line="312" w:lineRule="auto"/>
+      </w:pPr>
+      <w:r>
+        <w:rPr>
+          <w:rFonts w:ascii="Microsoft JhengHei" w:hAnsi="Microsoft JhengHei" w:eastAsia="Microsoft JhengHei" w:cs="Microsoft JhengHei"/>
+          <w:b w:val="0"/>
+          <w:i w:val="0"/>
+          <w:color w:val="3C3328"/>
+          <w:sz w:val="28"/>
+        </w:rPr>
+        <w:t>📖 皮蒂宮（Palazzo Pitti）：佛羅倫斯的大型宮殿，後為梅迪奇家族宅邸；1600 年《尤麗狄切》首演的場地。</w:t>
+      </w:r>
+    </w:p>
+    <w:p>
+      <w:pPr>
+        <w:pStyle w:val="ListBullet"/>
+        <w:spacing w:after="60" w:line="312" w:lineRule="auto"/>
+      </w:pPr>
+      <w:r>
+        <w:rPr>
+          <w:rFonts w:ascii="Microsoft JhengHei" w:hAnsi="Microsoft JhengHei" w:eastAsia="Microsoft JhengHei" w:cs="Microsoft JhengHei"/>
+          <w:b w:val="0"/>
+          <w:i w:val="0"/>
+          <w:color w:val="3C3328"/>
+          <w:sz w:val="28"/>
+        </w:rPr>
+        <w:t>📖 歌劇（Opera，義大利文原意「作品」）：以歌唱貫穿全劇、結合音樂與戲劇的舞台形式；1600 年前後剛在佛羅倫斯誕生的「最時髦新玩意」，被梅迪奇用來替婚禮撐場面。</w:t>
       </w:r>
     </w:p>
     <w:p>
@@ -3990,7 +3574,7 @@
           <w:color w:val="2B2016"/>
           <w:sz w:val="38"/>
         </w:rPr>
-        <w:t>林布蘭《夜巡》：合資買曝光，出錢越多版位越大</w:t>
+        <w:t>藝術，是頂端最高級的「社交貨幣」</w:t>
       </w:r>
       <w:r>
         <w:rPr>
@@ -4000,7 +3584,7 @@
           <w:color w:val="6A767A"/>
           <w:sz w:val="24"/>
         </w:rPr>
-        <w:t xml:space="preserve">　　⏱ 停留約 80 秒</w:t>
+        <w:t xml:space="preserve">　　⏱ 停留約 55 秒</w:t>
       </w:r>
     </w:p>
     <w:p>
@@ -4030,7 +3614,7 @@
           <w:color w:val="222A2D"/>
           <w:sz w:val="36"/>
         </w:rPr>
-        <w:t>林布蘭（Rembrandt）的《夜巡》，1642 年。付錢的不是國王、也不是教會，是阿姆斯特丹一個「火槍手民兵公會」——說穿了，就是一群有錢的生意人組成的社團。這 16 位生意人「合資」請林布蘭幫他們畫一張團體像，平均每人出大約 100 盾（盾就是 guilder，當時荷蘭通行的錢）。而且遊戲規則直接又公平：你出的錢越多，你在畫面上的位置就越顯眼、越靠前——這不就是我們今天講的「贊助版位」嗎？誰贊助得多，誰的 logo 大、誰站 C 位。結果呢，四百年過去，這 16 個本來沒沒無聞的生意人，他們的臉，到今天還掛在阿姆斯特丹國家博物館的鎮館之寶上，每年幾百萬人專程來看。</w:t>
+        <w:t>從梅迪奇身上，我們看到贊助藝術的第一個副作用——它是一種「社交貨幣」。當你贊助一場音樂會、辦一次藝文活動，你就名正言順地，和城裡最有影響力的菁英、政要、名流，站在同一個場子裡。而且在那個場子裡，你談的不再是報價、折扣、殺價，而是品味、格調、共同的價值。各位做生意都懂，最難的往往不是產品，是「進對圈子」。贊助藝術，就是進圈子最高效、最不著痕跡的一張門票。</w:t>
       </w:r>
     </w:p>
     <w:p>
@@ -4061,311 +3645,279 @@
           <w:color w:val="3C3328"/>
           <w:sz w:val="28"/>
         </w:rPr>
-        <w:t>《夜巡》創作於 1642 年,是荷蘭黃金時代(Dutch Golden Age)最著名的一幅團體肖像,示範了一個純粹的「付費買版位」模式:金主不是國王、也不是教會,而是一群自掏腰包的阿姆斯特丹生意人,由他們共同出資請林布蘭作畫。</w:t>
-      </w:r>
-    </w:p>
-    <w:p>
-      <w:pPr>
-        <w:pStyle w:val="ListBullet"/>
-        <w:spacing w:after="60" w:line="312" w:lineRule="auto"/>
-      </w:pPr>
-      <w:r>
-        <w:rPr>
-          <w:rFonts w:ascii="Microsoft JhengHei" w:hAnsi="Microsoft JhengHei" w:eastAsia="Microsoft JhengHei" w:cs="Microsoft JhengHei"/>
-          <w:b w:val="0"/>
-          <w:i w:val="0"/>
-          <w:color w:val="3C3328"/>
-          <w:sz w:val="28"/>
-        </w:rPr>
-        <w:t>出資結構就是今天的贊助方案表:全體出資者合計付給林布蘭約 1,600 盾,平均一人約 100 盾,想站得愈顯眼、愈靠畫面前排中心,分攤金額就愈高——這正是「贊助級距愈高、版位愈大、logo 愈顯眼」的四百年前原型。</w:t>
-      </w:r>
-    </w:p>
-    <w:p>
-      <w:pPr>
-        <w:pStyle w:val="ListBullet"/>
-        <w:spacing w:after="60" w:line="312" w:lineRule="auto"/>
-      </w:pPr>
-      <w:r>
-        <w:rPr>
-          <w:rFonts w:ascii="Microsoft JhengHei" w:hAnsi="Microsoft JhengHei" w:eastAsia="Microsoft JhengHei" w:cs="Microsoft JhengHei"/>
-          <w:b w:val="0"/>
-          <w:i w:val="0"/>
-          <w:color w:val="3C3328"/>
-          <w:sz w:val="28"/>
-        </w:rPr>
-        <w:t>委託方＝阿姆斯特丹火槍手民兵公會(Kloveniers),16 名民兵平均每人約 100 盾、依畫面顯眼程度分攤(依畫中人法蘭斯·班寧·科克家族相簿中的題記所載,原文記為「依他們在畫中所佔位置,有人多付、有人少付」)。</w:t>
-      </w:r>
-    </w:p>
-    <w:p>
-      <w:pPr>
-        <w:pStyle w:val="ListBullet"/>
-        <w:spacing w:after="60" w:line="312" w:lineRule="auto"/>
-      </w:pPr>
-      <w:r>
-        <w:rPr>
-          <w:rFonts w:ascii="Microsoft JhengHei" w:hAnsi="Microsoft JhengHei" w:eastAsia="Microsoft JhengHei" w:cs="Microsoft JhengHei"/>
-          <w:b w:val="0"/>
-          <w:i w:val="0"/>
-          <w:color w:val="3C3328"/>
-          <w:sz w:val="28"/>
-        </w:rPr>
-        <w:t>換算金額感:100 盾在當時是筆可觀的錢——據載一名熟練工匠年收入約 250–300 盾,而林布蘭本人在 1639 年買下自宅足足花了 13,000 盾;整筆約 1,600 盾的委託,對這群中產生意人是認真的集資,對頂級富商則談不上天價。</w:t>
-      </w:r>
-    </w:p>
-    <w:p>
-      <w:pPr>
-        <w:pStyle w:val="ListBullet"/>
-        <w:spacing w:after="60" w:line="312" w:lineRule="auto"/>
-      </w:pPr>
-      <w:r>
-        <w:rPr>
-          <w:rFonts w:ascii="Microsoft JhengHei" w:hAnsi="Microsoft JhengHei" w:eastAsia="Microsoft JhengHei" w:cs="Microsoft JhengHei"/>
-          <w:b w:val="0"/>
-          <w:i w:val="0"/>
-          <w:color w:val="3C3328"/>
-          <w:sz w:val="28"/>
-        </w:rPr>
-        <w:t>金主換到什麼:四百年後,這 16 位原本沒沒無聞的民兵生意人,臉孔仍高掛在鎮館之寶上,每年吸引數百萬人專程朝聖——以「曝光量×年限」衡量,堪稱史上投報率最高的品牌置入之一。</w:t>
-      </w:r>
-    </w:p>
-    <w:p>
-      <w:pPr>
-        <w:pStyle w:val="ListBullet"/>
-        <w:spacing w:after="60" w:line="312" w:lineRule="auto"/>
-      </w:pPr>
-      <w:r>
-        <w:rPr>
-          <w:rFonts w:ascii="Microsoft JhengHei" w:hAnsi="Microsoft JhengHei" w:eastAsia="Microsoft JhengHei" w:cs="Microsoft JhengHei"/>
-          <w:b w:val="0"/>
-          <w:i w:val="0"/>
-          <w:color w:val="3C3328"/>
-          <w:sz w:val="28"/>
-        </w:rPr>
-        <w:t>C 位邏輯白紙黑字畫在構圖裡:出資最多、地位最高的隊長與副隊長被安排在最前排、光線最亮處,其餘成員依出資與職級向後、向暗處排開,等於把一份「贊助對價表」直接畫進畫面。</w:t>
-      </w:r>
-    </w:p>
-    <w:p>
-      <w:pPr>
-        <w:pStyle w:val="ListBullet"/>
-        <w:spacing w:after="60" w:line="312" w:lineRule="auto"/>
-      </w:pPr>
-      <w:r>
-        <w:rPr>
-          <w:rFonts w:ascii="Microsoft JhengHei" w:hAnsi="Microsoft JhengHei" w:eastAsia="Microsoft JhengHei" w:cs="Microsoft JhengHei"/>
-          <w:b w:val="0"/>
-          <w:i w:val="0"/>
-          <w:color w:val="3C3328"/>
-          <w:sz w:val="28"/>
-        </w:rPr>
-        <w:t>民兵公會本質是「會員自費」的社團:成員自備武器與制服,團體肖像也由成員各自掏錢分攤,畫得好的年輕畫家能靠這類委託穩定接案——是民間資本(而非宮廷)扶植藝術的典型,恰與梅迪奇、埃斯特哈齊的宮廷贊助形成「民間版」對照,呼應本場「橋是雙向的」主軸。</w:t>
-      </w:r>
-    </w:p>
-    <w:p>
-      <w:pPr>
-        <w:pStyle w:val="ListBullet"/>
-        <w:spacing w:after="60" w:line="312" w:lineRule="auto"/>
-      </w:pPr>
-      <w:r>
-        <w:rPr>
-          <w:rFonts w:ascii="Microsoft JhengHei" w:hAnsi="Microsoft JhengHei" w:eastAsia="Microsoft JhengHei" w:cs="Microsoft JhengHei"/>
-          <w:b w:val="0"/>
-          <w:i w:val="0"/>
-          <w:color w:val="3C3328"/>
-          <w:sz w:val="28"/>
-        </w:rPr>
-        <w:t>這份「贊助者署名」還有實體版:約 1715 年,有人在畫面中央偏右加繪一面盾形飾牌(cartouche),列出 18 個相關姓名,連當年免費入畫的受僱鼓手都被一併追記,等同一份遲來的「贊助商名單」。</w:t>
-      </w:r>
-    </w:p>
-    <w:p>
-      <w:pPr>
-        <w:pStyle w:val="ListBullet"/>
-        <w:spacing w:after="60" w:line="312" w:lineRule="auto"/>
-      </w:pPr>
-      <w:r>
-        <w:rPr>
-          <w:rFonts w:ascii="Microsoft JhengHei" w:hAnsi="Microsoft JhengHei" w:eastAsia="Microsoft JhengHei" w:cs="Microsoft JhengHei"/>
-          <w:b w:val="0"/>
-          <w:i w:val="0"/>
-          <w:color w:val="3C3328"/>
-          <w:sz w:val="28"/>
-        </w:rPr>
-        <w:t>投資也可能被「裁切」:1715 年此畫移到阿姆斯特丹市政廳時,為了塞進兩扇門之間,四邊都被切掉,左側甚至少了兩個人物;今天要看完整原始構圖,只能靠同代畫家倫登斯(Gerrit Lundens)的小尺寸摹本(現藏倫敦國家美術館)。畫幅至今仍達 363×437 公分,是不折不扣的巨作。</w:t>
-      </w:r>
-    </w:p>
-    <w:p>
-      <w:pPr>
-        <w:pStyle w:val="ListBullet"/>
-        <w:spacing w:after="60" w:line="312" w:lineRule="auto"/>
-      </w:pPr>
-      <w:r>
-        <w:rPr>
-          <w:rFonts w:ascii="Microsoft JhengHei" w:hAnsi="Microsoft JhengHei" w:eastAsia="Microsoft JhengHei" w:cs="Microsoft JhengHei"/>
-          <w:b w:val="0"/>
-          <w:i w:val="0"/>
-          <w:color w:val="3C3328"/>
-          <w:sz w:val="28"/>
-        </w:rPr>
-        <w:t>📖 荷蘭黃金時代(Dutch Golden Age／Gouden Eeuw):約 17 世紀,荷蘭共和國憑藉海上貿易、阿姆斯特丹的金融與市民財富躍為歐洲最富裕地區之一;富起來的市民與行會取代了傳統宮廷與教會,成為藝術的新金主,《夜巡》正是這股「市民金主」浪潮的代表作。</w:t>
-      </w:r>
-    </w:p>
-    <w:p>
-      <w:pPr>
-        <w:pStyle w:val="ListBullet"/>
-        <w:spacing w:after="60" w:line="312" w:lineRule="auto"/>
-      </w:pPr>
-      <w:r>
-        <w:rPr>
-          <w:rFonts w:ascii="Microsoft JhengHei" w:hAnsi="Microsoft JhengHei" w:eastAsia="Microsoft JhengHei" w:cs="Microsoft JhengHei"/>
-          <w:b w:val="0"/>
-          <w:i w:val="0"/>
-          <w:color w:val="3C3328"/>
-          <w:sz w:val="28"/>
-        </w:rPr>
-        <w:t>📖 林布蘭(Rembrandt van Rijn,1606–1669):荷蘭黃金時代最重要的畫家,以肖像與強烈明暗對照聞名;在這樁交易裡他是「接案的乙方」,真正的金主是付錢的那群民兵。</w:t>
-      </w:r>
-    </w:p>
-    <w:p>
-      <w:pPr>
-        <w:pStyle w:val="ListBullet"/>
-        <w:spacing w:after="60" w:line="312" w:lineRule="auto"/>
-      </w:pPr>
-      <w:r>
-        <w:rPr>
-          <w:rFonts w:ascii="Microsoft JhengHei" w:hAnsi="Microsoft JhengHei" w:eastAsia="Microsoft JhengHei" w:cs="Microsoft JhengHei"/>
-          <w:b w:val="0"/>
-          <w:i w:val="0"/>
-          <w:color w:val="3C3328"/>
-          <w:sz w:val="28"/>
-        </w:rPr>
-        <w:t>📖 火槍手民兵公會(Kloveniers,火繩槍手／滑膛槍手隊):阿姆斯特丹市民民兵中以火槍為武器的一支,成員多為有產市民與商人;平時輪值守夜、看守城門,動亂或戰時才武裝上陣,是有錢有閒者的防務兼社交組織。</w:t>
-      </w:r>
-    </w:p>
-    <w:p>
-      <w:pPr>
-        <w:pStyle w:val="ListBullet"/>
-        <w:spacing w:after="60" w:line="312" w:lineRule="auto"/>
-      </w:pPr>
-      <w:r>
-        <w:rPr>
-          <w:rFonts w:ascii="Microsoft JhengHei" w:hAnsi="Microsoft JhengHei" w:eastAsia="Microsoft JhengHei" w:cs="Microsoft JhengHei"/>
-          <w:b w:val="0"/>
-          <w:i w:val="0"/>
-          <w:color w:val="3C3328"/>
-          <w:sz w:val="28"/>
-        </w:rPr>
-        <w:t>📖 市民民兵／射手行會(schutterij／schuttersgilde):荷蘭城市由富裕市民自組的自衛武裝團體,負責守夜、防火、鎮亂;軍官由市政府從殷實市民中委任,本質上是一個由地方有力人士構成的俱樂部——這些人正是有能力出錢請大畫家的階層。</w:t>
-      </w:r>
-    </w:p>
-    <w:p>
-      <w:pPr>
-        <w:pStyle w:val="ListBullet"/>
-        <w:spacing w:after="60" w:line="312" w:lineRule="auto"/>
-      </w:pPr>
-      <w:r>
-        <w:rPr>
-          <w:rFonts w:ascii="Microsoft JhengHei" w:hAnsi="Microsoft JhengHei" w:eastAsia="Microsoft JhengHei" w:cs="Microsoft JhengHei"/>
-          <w:b w:val="0"/>
-          <w:i w:val="0"/>
-          <w:color w:val="3C3328"/>
-          <w:sz w:val="28"/>
-        </w:rPr>
-        <w:t>📖 民兵團體肖像(schuttersstuk,射手群像):黃金時代特有的畫種,由一整隊民兵合資請畫家畫成群像掛在會所裡;出資額往往決定成員在畫中的位置與清晰度,《夜巡》是此類「付費入畫」作品的巔峰。</w:t>
-      </w:r>
-    </w:p>
-    <w:p>
-      <w:pPr>
-        <w:pStyle w:val="ListBullet"/>
-        <w:spacing w:after="60" w:line="312" w:lineRule="auto"/>
-      </w:pPr>
-      <w:r>
-        <w:rPr>
-          <w:rFonts w:ascii="Microsoft JhengHei" w:hAnsi="Microsoft JhengHei" w:eastAsia="Microsoft JhengHei" w:cs="Microsoft JhengHei"/>
-          <w:b w:val="0"/>
-          <w:i w:val="0"/>
-          <w:color w:val="3C3328"/>
-          <w:sz w:val="28"/>
-        </w:rPr>
-        <w:t>📖 火槍手會所(Kloveniersdoelen):Kloveniers 民兵的總部兼宴會廳(doelen 原指靶場,後泛指民兵會所);《夜巡》原本就是為其大廳量身訂製,與其他幾幅民兵群像並列同一空間,彼此較勁曝光,如同一整面「贊助者展示牆」。</w:t>
-      </w:r>
-    </w:p>
-    <w:p>
-      <w:pPr>
-        <w:pStyle w:val="ListBullet"/>
-        <w:spacing w:after="60" w:line="312" w:lineRule="auto"/>
-      </w:pPr>
-      <w:r>
-        <w:rPr>
-          <w:rFonts w:ascii="Microsoft JhengHei" w:hAnsi="Microsoft JhengHei" w:eastAsia="Microsoft JhengHei" w:cs="Microsoft JhengHei"/>
-          <w:b w:val="0"/>
-          <w:i w:val="0"/>
-          <w:color w:val="3C3328"/>
-          <w:sz w:val="28"/>
-        </w:rPr>
-        <w:t>📖 法蘭斯·班寧·科克(Frans Banninck Cocq,1605–1655):畫面正中身著黑衣、繫紅色綬帶的隊長,出身阿姆斯特丹富裕世家,後來當上阿姆斯特丹市長(burgomaster,市政首長);他佔據 C 位,還另外請人把此畫縮摹成水彩、收進家族相簿,等於為自己的「贊助紀錄」再留副本。</w:t>
-      </w:r>
-    </w:p>
-    <w:p>
-      <w:pPr>
-        <w:pStyle w:val="ListBullet"/>
-        <w:spacing w:after="60" w:line="312" w:lineRule="auto"/>
-      </w:pPr>
-      <w:r>
-        <w:rPr>
-          <w:rFonts w:ascii="Microsoft JhengHei" w:hAnsi="Microsoft JhengHei" w:eastAsia="Microsoft JhengHei" w:cs="Microsoft JhengHei"/>
-          <w:b w:val="0"/>
-          <w:i w:val="0"/>
-          <w:color w:val="3C3328"/>
-          <w:sz w:val="28"/>
-        </w:rPr>
-        <w:t>📖 威廉·范·雷登布赫(Willem van Ruytenburch,1600–1652):畫中身著金黃衣、繫白色綬帶的副隊長,同為富商世家;與隊長並列前排,是「第二順位版位」的典型。</w:t>
-      </w:r>
-    </w:p>
-    <w:p>
-      <w:pPr>
-        <w:pStyle w:val="ListBullet"/>
-        <w:spacing w:after="60" w:line="312" w:lineRule="auto"/>
-      </w:pPr>
-      <w:r>
-        <w:rPr>
-          <w:rFonts w:ascii="Microsoft JhengHei" w:hAnsi="Microsoft JhengHei" w:eastAsia="Microsoft JhengHei" w:cs="Microsoft JhengHei"/>
-          <w:b w:val="0"/>
-          <w:i w:val="0"/>
-          <w:color w:val="3C3328"/>
-          <w:sz w:val="28"/>
-        </w:rPr>
-        <w:t>📖 官方全名與「夜巡」誤稱:此畫正式名稱為《科克隊長所率第二區民兵連》(Militia Company of District II under the Command of Captain Frans Banninck Cocq);原本畫的其實是白天場景,只因年久凡尼斯(保護漆)氧化變暗,18 世紀末(約 1797 年)才被冠上「夜巡」(De Nachtwacht)這個一直沿用到今天的暱稱。</w:t>
-      </w:r>
-    </w:p>
-    <w:p>
-      <w:pPr>
-        <w:pStyle w:val="ListBullet"/>
-        <w:spacing w:after="60" w:line="312" w:lineRule="auto"/>
-      </w:pPr>
-      <w:r>
-        <w:rPr>
-          <w:rFonts w:ascii="Microsoft JhengHei" w:hAnsi="Microsoft JhengHei" w:eastAsia="Microsoft JhengHei" w:cs="Microsoft JhengHei"/>
-          <w:b w:val="0"/>
-          <w:i w:val="0"/>
-          <w:color w:val="3C3328"/>
-          <w:sz w:val="28"/>
-        </w:rPr>
-        <w:t>📖 盾(guilder／gulden,荷蘭盾,亦作 florin,符號 ƒ):荷蘭黃金時代通行的貨幣;據載一名熟練工匠年收入約數百盾,故每人出到約 100 盾是相當可觀的合資,足見這群民兵金主的財力。</w:t>
-      </w:r>
-    </w:p>
-    <w:p>
-      <w:pPr>
-        <w:pStyle w:val="ListBullet"/>
-        <w:spacing w:after="60" w:line="312" w:lineRule="auto"/>
-      </w:pPr>
-      <w:r>
-        <w:rPr>
-          <w:rFonts w:ascii="Microsoft JhengHei" w:hAnsi="Microsoft JhengHei" w:eastAsia="Microsoft JhengHei" w:cs="Microsoft JhengHei"/>
-          <w:b w:val="0"/>
-          <w:i w:val="0"/>
-          <w:color w:val="3C3328"/>
-          <w:sz w:val="28"/>
-        </w:rPr>
-        <w:t>📖 荷蘭國家博物館(Rijksmuseum,直譯「國家博物館」):位於阿姆斯特丹的荷蘭國家級美術館,現址於 1885 年落成;《夜巡》是全館鎮館之寶,由阿姆斯特丹市擁有並長期在此展出,每年替當年那群出資者持續「回收曝光」。</w:t>
+        <w:t>藝術贊助＝進入菁英圈的「社交貨幣」，一次贊助就換到人脈、話題與信任，這是梅迪奇家族留給後世贊助者最實用的一課。</w:t>
+      </w:r>
+    </w:p>
+    <w:p>
+      <w:pPr>
+        <w:pStyle w:val="ListBullet"/>
+        <w:spacing w:after="60" w:line="312" w:lineRule="auto"/>
+      </w:pPr>
+      <w:r>
+        <w:rPr>
+          <w:rFonts w:ascii="Microsoft JhengHei" w:hAnsi="Microsoft JhengHei" w:eastAsia="Microsoft JhengHei" w:cs="Microsoft JhengHei"/>
+          <w:b w:val="0"/>
+          <w:i w:val="0"/>
+          <w:color w:val="3C3328"/>
+          <w:sz w:val="28"/>
+        </w:rPr>
+        <w:t>對做生意的人來說，比起一般應酬飯局，藝文場合更能建立「品味共同體」式的高端關係，因為現場談的是價值與格調，而不是報價與折扣。</w:t>
+      </w:r>
+    </w:p>
+    <w:p>
+      <w:pPr>
+        <w:pStyle w:val="ListBullet"/>
+        <w:spacing w:after="60" w:line="312" w:lineRule="auto"/>
+      </w:pPr>
+      <w:r>
+        <w:rPr>
+          <w:rFonts w:ascii="Microsoft JhengHei" w:hAnsi="Microsoft JhengHei" w:eastAsia="Microsoft JhengHei" w:cs="Microsoft JhengHei"/>
+          <w:b w:val="0"/>
+          <w:i w:val="0"/>
+          <w:color w:val="3C3328"/>
+          <w:sz w:val="28"/>
+        </w:rPr>
+        <w:t>梅迪奇家族本是放款起家的商人、沒有貴族血統，卻靠著大手筆贊助藝術，把「暴發戶銀行家」的形象洗成「文藝守護者」，用文化替家族買到了主導佛羅倫斯近三百年的正當性（據載家族聲勢綿延約三百年）。</w:t>
+      </w:r>
+    </w:p>
+    <w:p>
+      <w:pPr>
+        <w:pStyle w:val="ListBullet"/>
+        <w:spacing w:after="60" w:line="312" w:lineRule="auto"/>
+      </w:pPr>
+      <w:r>
+        <w:rPr>
+          <w:rFonts w:ascii="Microsoft JhengHei" w:hAnsi="Microsoft JhengHei" w:eastAsia="Microsoft JhengHei" w:cs="Microsoft JhengHei"/>
+          <w:b w:val="0"/>
+          <w:i w:val="0"/>
+          <w:color w:val="3C3328"/>
+          <w:sz w:val="28"/>
+        </w:rPr>
+        <w:t>這套操作的精髓是「不著痕跡」：科西莫從不自封官職，表面維持共和體制，實際用金錢與人情在幕後操盤，贊助教堂、圖書館、雕塑，讓全城菁英都欠他一份人情，這正是講稿說的「最不著痕跡的一張門票」。</w:t>
+      </w:r>
+    </w:p>
+    <w:p>
+      <w:pPr>
+        <w:pStyle w:val="ListBullet"/>
+        <w:spacing w:after="60" w:line="312" w:lineRule="auto"/>
+      </w:pPr>
+      <w:r>
+        <w:rPr>
+          <w:rFonts w:ascii="Microsoft JhengHei" w:hAnsi="Microsoft JhengHei" w:eastAsia="Microsoft JhengHei" w:cs="Microsoft JhengHei"/>
+          <w:b w:val="0"/>
+          <w:i w:val="0"/>
+          <w:color w:val="3C3328"/>
+          <w:sz w:val="28"/>
+        </w:rPr>
+        <w:t>到孫子羅倫佐這一代，梅迪奇宅邸成了全歐洲最頂級的沙龍，十三歲的米開朗基羅（Michelangelo）就是在這裡被相中、被供養，藝術家日後名滿天下，也等於替梅迪奇這塊招牌長期背書。</w:t>
+      </w:r>
+    </w:p>
+    <w:p>
+      <w:pPr>
+        <w:pStyle w:val="ListBullet"/>
+        <w:spacing w:after="60" w:line="312" w:lineRule="auto"/>
+      </w:pPr>
+      <w:r>
+        <w:rPr>
+          <w:rFonts w:ascii="Microsoft JhengHei" w:hAnsi="Microsoft JhengHei" w:eastAsia="Microsoft JhengHei" w:cs="Microsoft JhengHei"/>
+          <w:b w:val="0"/>
+          <w:i w:val="0"/>
+          <w:color w:val="3C3328"/>
+          <w:sz w:val="28"/>
+        </w:rPr>
+        <w:t>這張「社交貨幣」最終兌現成看得見的權力：家族總共出了四位羅馬教宗、兩位法國王后（據 Wikipedia／Britannica），一個放款的商人家族，靠藝術與聯姻擠進了歐洲最高的權力圈。</w:t>
+      </w:r>
+    </w:p>
+    <w:p>
+      <w:pPr>
+        <w:pStyle w:val="ListBullet"/>
+        <w:spacing w:after="60" w:line="312" w:lineRule="auto"/>
+      </w:pPr>
+      <w:r>
+        <w:rPr>
+          <w:rFonts w:ascii="Microsoft JhengHei" w:hAnsi="Microsoft JhengHei" w:eastAsia="Microsoft JhengHei" w:cs="Microsoft JhengHei"/>
+          <w:b w:val="0"/>
+          <w:i w:val="0"/>
+          <w:color w:val="3C3328"/>
+          <w:sz w:val="28"/>
+        </w:rPr>
+        <w:t>呼應後面幾站：1600 年瑪麗亞·德·梅迪奇（Maria de' Medici）下嫁法王亨利四世（Henry IV）的世紀婚禮，正是用一齣歌劇《尤麗狄茜》（Euridice）當國禮，藝術在這裡既是排場、又是外交貨幣，橋的兩端同時受益。</w:t>
+      </w:r>
+    </w:p>
+    <w:p>
+      <w:pPr>
+        <w:pStyle w:val="ListBullet"/>
+        <w:spacing w:after="60" w:line="312" w:lineRule="auto"/>
+      </w:pPr>
+      <w:r>
+        <w:rPr>
+          <w:rFonts w:ascii="Microsoft JhengHei" w:hAnsi="Microsoft JhengHei" w:eastAsia="Microsoft JhengHei" w:cs="Microsoft JhengHei"/>
+          <w:b w:val="0"/>
+          <w:i w:val="0"/>
+          <w:color w:val="3C3328"/>
+          <w:sz w:val="28"/>
+        </w:rPr>
+        <w:t>📖 社交貨幣（social currency）：現代行銷與社會學的用語，指一個人或品牌因為「值得被談論、被分享」而累積的社會價值；當時＝梅迪奇贊助的藝術品與音樂會，就是讓別人爭相談論、樂於與之交往的談資與門面。</w:t>
+      </w:r>
+    </w:p>
+    <w:p>
+      <w:pPr>
+        <w:pStyle w:val="ListBullet"/>
+        <w:spacing w:after="60" w:line="312" w:lineRule="auto"/>
+      </w:pPr>
+      <w:r>
+        <w:rPr>
+          <w:rFonts w:ascii="Microsoft JhengHei" w:hAnsi="Microsoft JhengHei" w:eastAsia="Microsoft JhengHei" w:cs="Microsoft JhengHei"/>
+          <w:b w:val="0"/>
+          <w:i w:val="0"/>
+          <w:color w:val="3C3328"/>
+          <w:sz w:val="28"/>
+        </w:rPr>
+        <w:t>📖 文化資本（cultural capital）：法國社會學家布赫迪厄（Pierre Bourdieu，1930—2002）提出的概念，指教育、品味、藝術知識這類非金錢卻能換到社會地位的資產；當時＝梅迪奇刻意把賺來的錢轉換成藝術收藏與贊助，變成一種更高級、更難被模仿的身分象徵。</w:t>
+      </w:r>
+    </w:p>
+    <w:p>
+      <w:pPr>
+        <w:pStyle w:val="ListBullet"/>
+        <w:spacing w:after="60" w:line="312" w:lineRule="auto"/>
+      </w:pPr>
+      <w:r>
+        <w:rPr>
+          <w:rFonts w:ascii="Microsoft JhengHei" w:hAnsi="Microsoft JhengHei" w:eastAsia="Microsoft JhengHei" w:cs="Microsoft JhengHei"/>
+          <w:b w:val="0"/>
+          <w:i w:val="0"/>
+          <w:color w:val="3C3328"/>
+          <w:sz w:val="28"/>
+        </w:rPr>
+        <w:t>📖 社會資本（social capital）：同為布赫迪厄的概念，指一個人透過人脈網絡所能動用的資源總和；當時＝在藝文場合結識的教宗、君主與名流，就是梅迪奇日後借款、聯姻、談生意時可調度的關係本金。</w:t>
+      </w:r>
+    </w:p>
+    <w:p>
+      <w:pPr>
+        <w:pStyle w:val="ListBullet"/>
+        <w:spacing w:after="60" w:line="312" w:lineRule="auto"/>
+      </w:pPr>
+      <w:r>
+        <w:rPr>
+          <w:rFonts w:ascii="Microsoft JhengHei" w:hAnsi="Microsoft JhengHei" w:eastAsia="Microsoft JhengHei" w:cs="Microsoft JhengHei"/>
+          <w:b w:val="0"/>
+          <w:i w:val="0"/>
+          <w:color w:val="3C3328"/>
+          <w:sz w:val="28"/>
+        </w:rPr>
+        <w:t>📖 梅迪奇家族（House of Medici）：約十五至十八世紀主宰佛羅倫斯的銀行世家與統治家族，以藝術贊助聞名，被視為文藝復興「金主」的代名詞。</w:t>
+      </w:r>
+    </w:p>
+    <w:p>
+      <w:pPr>
+        <w:pStyle w:val="ListBullet"/>
+        <w:spacing w:after="60" w:line="312" w:lineRule="auto"/>
+      </w:pPr>
+      <w:r>
+        <w:rPr>
+          <w:rFonts w:ascii="Microsoft JhengHei" w:hAnsi="Microsoft JhengHei" w:eastAsia="Microsoft JhengHei" w:cs="Microsoft JhengHei"/>
+          <w:b w:val="0"/>
+          <w:i w:val="0"/>
+          <w:color w:val="3C3328"/>
+          <w:sz w:val="28"/>
+        </w:rPr>
+        <w:t>📖 梅迪奇銀行（Medici Bank）：1397 年由喬凡尼·迪·比奇·德·梅迪奇（Giovanni di Bicci de' Medici）創立，全盛期是全歐洲最大、最受信任的金融機構，並成為教廷的主要往來銀行，龐大財力正是家族得以大手筆贊助的底氣。</w:t>
+      </w:r>
+    </w:p>
+    <w:p>
+      <w:pPr>
+        <w:pStyle w:val="ListBullet"/>
+        <w:spacing w:after="60" w:line="312" w:lineRule="auto"/>
+      </w:pPr>
+      <w:r>
+        <w:rPr>
+          <w:rFonts w:ascii="Microsoft JhengHei" w:hAnsi="Microsoft JhengHei" w:eastAsia="Microsoft JhengHei" w:cs="Microsoft JhengHei"/>
+          <w:b w:val="0"/>
+          <w:i w:val="0"/>
+          <w:color w:val="3C3328"/>
+          <w:sz w:val="28"/>
+        </w:rPr>
+        <w:t>📖 科西莫·德·梅迪奇（Cosimo de' Medici，1389—1464）：人稱「老科西莫」，死後獲佛羅倫斯追封「國父」（Pater Patriae，拉丁文，意為「祖國之父」），是家族政治霸業的奠基者，開創以贊助文化來換取政治影響力的模式。</w:t>
+      </w:r>
+    </w:p>
+    <w:p>
+      <w:pPr>
+        <w:pStyle w:val="ListBullet"/>
+        <w:spacing w:after="60" w:line="312" w:lineRule="auto"/>
+      </w:pPr>
+      <w:r>
+        <w:rPr>
+          <w:rFonts w:ascii="Microsoft JhengHei" w:hAnsi="Microsoft JhengHei" w:eastAsia="Microsoft JhengHei" w:cs="Microsoft JhengHei"/>
+          <w:b w:val="0"/>
+          <w:i w:val="0"/>
+          <w:color w:val="3C3328"/>
+          <w:sz w:val="28"/>
+        </w:rPr>
+        <w:t>📖 羅倫佐·德·梅迪奇（Lorenzo de' Medici，1449—1492）：科西莫之孫，人稱「豪華者羅倫佐」（il Magnifico，義大利文，意為「偉大／華麗者」），是梅迪奇文化贊助的巔峰代表，米開朗基羅、波提切利（Sandro Botticelli）皆受其庇蔭。</w:t>
+      </w:r>
+    </w:p>
+    <w:p>
+      <w:pPr>
+        <w:pStyle w:val="ListBullet"/>
+        <w:spacing w:after="60" w:line="312" w:lineRule="auto"/>
+      </w:pPr>
+      <w:r>
+        <w:rPr>
+          <w:rFonts w:ascii="Microsoft JhengHei" w:hAnsi="Microsoft JhengHei" w:eastAsia="Microsoft JhengHei" w:cs="Microsoft JhengHei"/>
+          <w:b w:val="0"/>
+          <w:i w:val="0"/>
+          <w:color w:val="3C3328"/>
+          <w:sz w:val="28"/>
+        </w:rPr>
+        <w:t>📖 柏拉圖學院（Accademia Platonica，Platonic Academy）：科西莫出資、由學者費奇諾（Marsilio Ficino）主持的人文主義學術圈，把古希臘哲學重新帶回佛羅倫斯；當時＝一個由金主買單、讓菁英聚在一起「談思想、談品味」的高端俱樂部。</w:t>
+      </w:r>
+    </w:p>
+    <w:p>
+      <w:pPr>
+        <w:pStyle w:val="ListBullet"/>
+        <w:spacing w:after="60" w:line="312" w:lineRule="auto"/>
+      </w:pPr>
+      <w:r>
+        <w:rPr>
+          <w:rFonts w:ascii="Microsoft JhengHei" w:hAnsi="Microsoft JhengHei" w:eastAsia="Microsoft JhengHei" w:cs="Microsoft JhengHei"/>
+          <w:b w:val="0"/>
+          <w:i w:val="0"/>
+          <w:color w:val="3C3328"/>
+          <w:sz w:val="28"/>
+        </w:rPr>
+        <w:t>📖 佛羅倫斯卡梅拉塔（Florentine Camerata，又稱 Camerata de' Bardi）：約 1573—1592 年間在貴族兼贊助人巴爾迪伯爵（Count Giovanni de' Bardi）家中聚會的音樂家與人文學者社群，為復興古希臘戲劇而催生了歌劇；當時＝一個由贊助者提供場地與經費的沙龍，證明「圈子」也能孵化出全新藝術。</w:t>
+      </w:r>
+    </w:p>
+    <w:p>
+      <w:pPr>
+        <w:pStyle w:val="ListBullet"/>
+        <w:spacing w:after="60" w:line="312" w:lineRule="auto"/>
+      </w:pPr>
+      <w:r>
+        <w:rPr>
+          <w:rFonts w:ascii="Microsoft JhengHei" w:hAnsi="Microsoft JhengHei" w:eastAsia="Microsoft JhengHei" w:cs="Microsoft JhengHei"/>
+          <w:b w:val="0"/>
+          <w:i w:val="0"/>
+          <w:color w:val="3C3328"/>
+          <w:sz w:val="28"/>
+        </w:rPr>
+        <w:t>📖 《尤麗狄茜》（Euridice）：作曲家佩里（Jacopo Peri）所作、現存最早留有完整樂譜的歌劇，1600 年 10 月 6 日在佛羅倫斯碧提宮（Pitti Palace）為梅迪奇的世紀婚禮首演；由大公斐迪南一世（Ferdinando I）促成的這場聯姻，也是梅迪奇拓展海外影響力的外交手筆。</w:t>
+      </w:r>
+    </w:p>
+    <w:p>
+      <w:pPr>
+        <w:pStyle w:val="ListBullet"/>
+        <w:spacing w:after="60" w:line="312" w:lineRule="auto"/>
+      </w:pPr>
+      <w:r>
+        <w:rPr>
+          <w:rFonts w:ascii="Microsoft JhengHei" w:hAnsi="Microsoft JhengHei" w:eastAsia="Microsoft JhengHei" w:cs="Microsoft JhengHei"/>
+          <w:b w:val="0"/>
+          <w:i w:val="0"/>
+          <w:color w:val="3C3328"/>
+          <w:sz w:val="28"/>
+        </w:rPr>
+        <w:t>📖 品味共同體：講者用來形容一群人因為共享對藝術、美感與格調的認同而形成的圈子；當時＝梅迪奇的沙龍與音樂會，就是把有錢有勢者用「共同的品味」黏在一起的場域，讓生意人得以「進對圈子」。</w:t>
       </w:r>
     </w:p>
     <w:p>
@@ -4393,7 +3945,7 @@
           <w:color w:val="2B2016"/>
           <w:sz w:val="38"/>
         </w:rPr>
-        <w:t>這就是你們的公會：集體贊助的現代啟示</w:t>
+        <w:t>第二樣：集體曝光（你不必是豪門）</w:t>
       </w:r>
       <w:r>
         <w:rPr>
@@ -4403,7 +3955,7 @@
           <w:color w:val="6A767A"/>
           <w:sz w:val="24"/>
         </w:rPr>
-        <w:t xml:space="preserve">　　⏱ 停留約 55 秒</w:t>
+        <w:t xml:space="preserve">　　⏱ 停留約 30 秒</w:t>
       </w:r>
     </w:p>
     <w:p>
@@ -4433,7 +3985,7 @@
           <w:color w:val="222A2D"/>
           <w:sz w:val="36"/>
         </w:rPr>
-        <w:t>我特別把這幅畫講清楚，是因為它講的就是各位。那個火槍手民兵公會，跟今天各位參加的跨業交流會、公會，本質一模一樣——一群有實力的生意人，組成一個社團。梅迪奇那種等級，一個人玩得起；但《夜巡》告訴我們：一個人出不起的贊助，一群人合資就出得起，而曝光和名聲，按出資比例分。所以各位不必獨自當梅迪奇——揪一群人，就能一起當金主。各位可以想想：如果咱們的公會，合資贊助一場音樂會、委託一件作品，會被誰看見？會被記得多久？</w:t>
+        <w:t>講完梅迪奇那種豪門，各位可能想：那是有錢有勢的人在玩，跟我有什麼關係？別急。第二樣回報，我要證明——你不必是梅迪奇。一群像各位這樣的生意人，一個公會，合資也能買到看得見的曝光。而且有一幅畫，把這件事講得清清楚楚。</w:t>
       </w:r>
     </w:p>
     <w:p>
@@ -4464,343 +4016,359 @@
           <w:color w:val="3C3328"/>
           <w:sz w:val="28"/>
         </w:rPr>
-        <w:t>火槍手民兵公會＝17 世紀版的跨業交流會／商會：一群有實力、有頭有臉的生意人，自願組成的持槍自衛兼社交團體，本質就是各位今天參加的公會、同業社團。</w:t>
-      </w:r>
-    </w:p>
-    <w:p>
-      <w:pPr>
-        <w:pStyle w:val="ListBullet"/>
-        <w:spacing w:after="60" w:line="312" w:lineRule="auto"/>
-      </w:pPr>
-      <w:r>
-        <w:rPr>
-          <w:rFonts w:ascii="Microsoft JhengHei" w:hAnsi="Microsoft JhengHei" w:eastAsia="Microsoft JhengHei" w:cs="Microsoft JhengHei"/>
-          <w:b w:val="0"/>
-          <w:i w:val="0"/>
-          <w:color w:val="3C3328"/>
-          <w:sz w:val="28"/>
-        </w:rPr>
-        <w:t>這張的核心不是畫美不美，而是「錢怎麼出、名怎麼分」——《夜巡》是一件由一整支民兵連「合資」買下的贊助案，示範了「一個人出不起，一群人湊得起」的集體贊助模式。</w:t>
-      </w:r>
-    </w:p>
-    <w:p>
-      <w:pPr>
-        <w:pStyle w:val="ListBullet"/>
-        <w:spacing w:after="60" w:line="312" w:lineRule="auto"/>
-      </w:pPr>
-      <w:r>
-        <w:rPr>
-          <w:rFonts w:ascii="Microsoft JhengHei" w:hAnsi="Microsoft JhengHei" w:eastAsia="Microsoft JhengHei" w:cs="Microsoft JhengHei"/>
-          <w:b w:val="0"/>
-          <w:i w:val="0"/>
-          <w:color w:val="3C3328"/>
-          <w:sz w:val="28"/>
-        </w:rPr>
-        <w:t>集體合資贊助：門檻低、回報與出資成正比、人人可行；不必是梅迪奇那種等級的超級富豪，揪一群同等級的人，就能一起當金主。</w:t>
-      </w:r>
-    </w:p>
-    <w:p>
-      <w:pPr>
-        <w:pStyle w:val="ListBullet"/>
-        <w:spacing w:after="60" w:line="312" w:lineRule="auto"/>
-      </w:pPr>
-      <w:r>
-        <w:rPr>
-          <w:rFonts w:ascii="Microsoft JhengHei" w:hAnsi="Microsoft JhengHei" w:eastAsia="Microsoft JhengHei" w:cs="Microsoft JhengHei"/>
-          <w:b w:val="0"/>
-          <w:i w:val="0"/>
-          <w:color w:val="3C3328"/>
-          <w:sz w:val="28"/>
-        </w:rPr>
-        <w:t>出資結構是重點：全畫共 34 個人物，其中 18 位出資隊員把名字刻在畫中的盾牌上；林布蘭總共收到約 1,600 荷蘭盾，主要由這 18 人分攤，平均每人約 100 荷蘭盾，出資多寡視在畫中的位置而定（據 Wikipedia／英國國家美術館）。</w:t>
-      </w:r>
-    </w:p>
-    <w:p>
-      <w:pPr>
-        <w:pStyle w:val="ListBullet"/>
-        <w:spacing w:after="60" w:line="312" w:lineRule="auto"/>
-      </w:pPr>
-      <w:r>
-        <w:rPr>
-          <w:rFonts w:ascii="Microsoft JhengHei" w:hAnsi="Microsoft JhengHei" w:eastAsia="Microsoft JhengHei" w:cs="Microsoft JhengHei"/>
-          <w:b w:val="0"/>
-          <w:i w:val="0"/>
-          <w:color w:val="3C3328"/>
-          <w:sz w:val="28"/>
-        </w:rPr>
-        <w:t>「錢決定站位」：付得多的站前排、被打光、正面露臉；付得少的退到後排暗處。隊長柯克與副官范·勒伊滕堡出資最多，因此占畫面正中最亮的 C 位——曝光與名聲，嚴格按出資比例分配，公開透明。</w:t>
-      </w:r>
-    </w:p>
-    <w:p>
-      <w:pPr>
-        <w:pStyle w:val="ListBullet"/>
-        <w:spacing w:after="60" w:line="312" w:lineRule="auto"/>
-      </w:pPr>
-      <w:r>
-        <w:rPr>
-          <w:rFonts w:ascii="Microsoft JhengHei" w:hAnsi="Microsoft JhengHei" w:eastAsia="Microsoft JhengHei" w:cs="Microsoft JhengHei"/>
-          <w:b w:val="0"/>
-          <w:i w:val="0"/>
-          <w:color w:val="3C3328"/>
-          <w:sz w:val="28"/>
-        </w:rPr>
-        <w:t>這幅畫原本掛在火槍手公會會所（Kloveniersdoelen）的宴會大廳（Groote Zaal），形同一面永久的「名人牆」／貴賓室廣告：每次公會辦宴、迎賓，這群出資人就被看見一次，這正是講稿問的「會被誰看見、被記得多久」。</w:t>
-      </w:r>
-    </w:p>
-    <w:p>
-      <w:pPr>
-        <w:pStyle w:val="ListBullet"/>
-        <w:spacing w:after="60" w:line="312" w:lineRule="auto"/>
-      </w:pPr>
-      <w:r>
-        <w:rPr>
-          <w:rFonts w:ascii="Microsoft JhengHei" w:hAnsi="Microsoft JhengHei" w:eastAsia="Microsoft JhengHei" w:cs="Microsoft JhengHei"/>
-          <w:b w:val="0"/>
-          <w:i w:val="0"/>
-          <w:color w:val="3C3328"/>
-          <w:sz w:val="28"/>
-        </w:rPr>
-        <w:t>呼應軼事：1715 年這幅畫被移到阿姆斯特丹市政廳，為了塞進兩根柱子之間，四邊被裁切，左側甚至有兩個人物就此永遠消失——提醒贊助者，出了錢也未必能永遠占著同一個好位置。</w:t>
-      </w:r>
-    </w:p>
-    <w:p>
-      <w:pPr>
-        <w:pStyle w:val="ListBullet"/>
-        <w:spacing w:after="60" w:line="312" w:lineRule="auto"/>
-      </w:pPr>
-      <w:r>
-        <w:rPr>
-          <w:rFonts w:ascii="Microsoft JhengHei" w:hAnsi="Microsoft JhengHei" w:eastAsia="Microsoft JhengHei" w:cs="Microsoft JhengHei"/>
-          <w:b w:val="0"/>
-          <w:i w:val="0"/>
-          <w:color w:val="3C3328"/>
-          <w:sz w:val="28"/>
-        </w:rPr>
-        <w:t>對照前站的梅迪奇（Medici）：梅迪奇是「一位超級富豪獨力包養」的高門檻模式；《夜巡》示範的是「一群中等實力生意人合資」的模式——單人門檻低到人人玩得起，換到的卻是同一面牆上的集體曝光。</w:t>
-      </w:r>
-    </w:p>
-    <w:p>
-      <w:pPr>
-        <w:pStyle w:val="ListBullet"/>
-        <w:spacing w:after="60" w:line="312" w:lineRule="auto"/>
-      </w:pPr>
-      <w:r>
-        <w:rPr>
-          <w:rFonts w:ascii="Microsoft JhengHei" w:hAnsi="Microsoft JhengHei" w:eastAsia="Microsoft JhengHei" w:cs="Microsoft JhengHei"/>
-          <w:b w:val="0"/>
-          <w:i w:val="0"/>
-          <w:color w:val="3C3328"/>
-          <w:sz w:val="28"/>
-        </w:rPr>
-        <w:t>主贊助人柯克本人就是「出資人」樣板：藥劑師之子，靠聯姻娶入阿姆斯特丹富商家族、繼承領主頭銜，1650 年當上阿姆斯特丹市長；對他而言，合資贊助一幅名畫，是經營人脈與社會地位的一環。</w:t>
-      </w:r>
-    </w:p>
-    <w:p>
-      <w:pPr>
-        <w:pStyle w:val="ListBullet"/>
-        <w:spacing w:after="60" w:line="312" w:lineRule="auto"/>
-      </w:pPr>
-      <w:r>
-        <w:rPr>
-          <w:rFonts w:ascii="Microsoft JhengHei" w:hAnsi="Microsoft JhengHei" w:eastAsia="Microsoft JhengHei" w:cs="Microsoft JhengHei"/>
-          <w:b w:val="0"/>
-          <w:i w:val="0"/>
-          <w:color w:val="3C3328"/>
-          <w:sz w:val="28"/>
-        </w:rPr>
-        <w:t>直接對上本場聽眾：你和你的公會，就是現代版的《夜巡》公會；把「火槍手公會」換成「跨業交流會」，把「一幅群像」換成「一場音樂會或一件委託作品」，這張畫講的就是在座各位可以立刻複製的做法。</w:t>
-      </w:r>
-    </w:p>
-    <w:p>
-      <w:pPr>
-        <w:pStyle w:val="ListBullet"/>
-        <w:spacing w:after="60" w:line="312" w:lineRule="auto"/>
-      </w:pPr>
-      <w:r>
-        <w:rPr>
-          <w:rFonts w:ascii="Microsoft JhengHei" w:hAnsi="Microsoft JhengHei" w:eastAsia="Microsoft JhengHei" w:cs="Microsoft JhengHei"/>
-          <w:b w:val="0"/>
-          <w:i w:val="0"/>
-          <w:color w:val="3C3328"/>
-          <w:sz w:val="28"/>
-        </w:rPr>
-        <w:t>📖 夜巡（De Nachtwacht／The Night Watch）：荷蘭畫家林布蘭 1642 年完成的巨幅群像油畫，尺寸約 363×437 公分，今藏阿姆斯特丹國家博物館（Rijksmuseum）。「夜巡」是後人取的俗名，因舊清漆與煤煙讓畫面發黑、被誤以為夜景，其實畫的是白天。當時＝一群火槍手民兵合資訂製、掛在自家會所炫耀身分的「團體照」。</w:t>
-      </w:r>
-    </w:p>
-    <w:p>
-      <w:pPr>
-        <w:pStyle w:val="ListBullet"/>
-        <w:spacing w:after="60" w:line="312" w:lineRule="auto"/>
-      </w:pPr>
-      <w:r>
-        <w:rPr>
-          <w:rFonts w:ascii="Microsoft JhengHei" w:hAnsi="Microsoft JhengHei" w:eastAsia="Microsoft JhengHei" w:cs="Microsoft JhengHei"/>
-          <w:b w:val="0"/>
-          <w:i w:val="0"/>
-          <w:color w:val="3C3328"/>
-          <w:sz w:val="28"/>
-        </w:rPr>
-        <w:t>📖 正式名稱（Militia Company of District II under the Command of Captain Frans Banninck Cocq）：即《隊長法蘭斯·班寧·柯克指揮的第二區民兵連》。當時的畫作多半沒有標題，這個描述性名稱點明買單者是誰——不是王公貴族，而是一整支市民民兵連。</w:t>
-      </w:r>
-    </w:p>
-    <w:p>
-      <w:pPr>
-        <w:pStyle w:val="ListBullet"/>
-        <w:spacing w:after="60" w:line="312" w:lineRule="auto"/>
-      </w:pPr>
-      <w:r>
-        <w:rPr>
-          <w:rFonts w:ascii="Microsoft JhengHei" w:hAnsi="Microsoft JhengHei" w:eastAsia="Microsoft JhengHei" w:cs="Microsoft JhengHei"/>
-          <w:b w:val="0"/>
-          <w:i w:val="0"/>
-          <w:color w:val="3C3328"/>
-          <w:sz w:val="28"/>
-        </w:rPr>
-        <w:t>📖 林布蘭（Rembrandt van Rijn, 1606–1669）：荷蘭黃金時代最重要的畫家。對贊助者而言，他是當時最搶手的「頂級品牌」畫師，能請到他作畫本身就是身分象徵。</w:t>
-      </w:r>
-    </w:p>
-    <w:p>
-      <w:pPr>
-        <w:pStyle w:val="ListBullet"/>
-        <w:spacing w:after="60" w:line="312" w:lineRule="auto"/>
-      </w:pPr>
-      <w:r>
-        <w:rPr>
-          <w:rFonts w:ascii="Microsoft JhengHei" w:hAnsi="Microsoft JhengHei" w:eastAsia="Microsoft JhengHei" w:cs="Microsoft JhengHei"/>
-          <w:b w:val="0"/>
-          <w:i w:val="0"/>
-          <w:color w:val="3C3328"/>
-          <w:sz w:val="28"/>
-        </w:rPr>
-        <w:t>📖 火槍手公會／克洛芬尼爾（Kloveniers）：阿姆斯特丹三大民兵公會之一，成員配備早期火繩槍（arquebus，荷語 klover／haakbus），公會即因此得名。當時＝由城中殷實市民、商人組成的持槍自衛兼社交團體。</w:t>
-      </w:r>
-    </w:p>
-    <w:p>
-      <w:pPr>
-        <w:pStyle w:val="ListBullet"/>
-        <w:spacing w:after="60" w:line="312" w:lineRule="auto"/>
-      </w:pPr>
-      <w:r>
-        <w:rPr>
-          <w:rFonts w:ascii="Microsoft JhengHei" w:hAnsi="Microsoft JhengHei" w:eastAsia="Microsoft JhengHei" w:cs="Microsoft JhengHei"/>
-          <w:b w:val="0"/>
-          <w:i w:val="0"/>
-          <w:color w:val="3C3328"/>
-          <w:sz w:val="28"/>
-        </w:rPr>
-        <w:t>📖 民兵團（Schutterij）：中世紀到近代荷蘭城市的市民自衛隊，按行政區與武器（弓、弩、火槍）分連，軍官須由當地富人、體面市民擔任。當時＝結合防務、社交與地位象徵的「有力人士俱樂部」，性質最接近今天的商會、扶輪社或跨業交流會。</w:t>
-      </w:r>
-    </w:p>
-    <w:p>
-      <w:pPr>
-        <w:pStyle w:val="ListBullet"/>
-        <w:spacing w:after="60" w:line="312" w:lineRule="auto"/>
-      </w:pPr>
-      <w:r>
-        <w:rPr>
-          <w:rFonts w:ascii="Microsoft JhengHei" w:hAnsi="Microsoft JhengHei" w:eastAsia="Microsoft JhengHei" w:cs="Microsoft JhengHei"/>
-          <w:b w:val="0"/>
-          <w:i w:val="0"/>
-          <w:color w:val="3C3328"/>
-          <w:sz w:val="28"/>
-        </w:rPr>
-        <w:t>📖 公會會所（Doelen／Kloveniersdoelen）：民兵團的靶場兼會館，設有大廳供聚會、宴飲與室內操練。當時＝這群出資人的「總部加宴會廳」，也是他們掛出團體肖像、向賓客展示身分的地方。</w:t>
-      </w:r>
-    </w:p>
-    <w:p>
-      <w:pPr>
-        <w:pStyle w:val="ListBullet"/>
-        <w:spacing w:after="60" w:line="312" w:lineRule="auto"/>
-      </w:pPr>
-      <w:r>
-        <w:rPr>
-          <w:rFonts w:ascii="Microsoft JhengHei" w:hAnsi="Microsoft JhengHei" w:eastAsia="Microsoft JhengHei" w:cs="Microsoft JhengHei"/>
-          <w:b w:val="0"/>
-          <w:i w:val="0"/>
-          <w:color w:val="3C3328"/>
-          <w:sz w:val="28"/>
-        </w:rPr>
-        <w:t>📖 民兵團體肖像（Schuttersstuk）：荷蘭特有的畫種，民兵連在換屆或有大事時集資請畫家畫全連合照，成員各自付錢以求畫得像自己。當時＝這類公會的標準「集體贊助案」，《夜巡》只是其中最有名的一件；法蘭斯·哈爾斯（Frans Hals）等名家也靠這類委託維生。</w:t>
-      </w:r>
-    </w:p>
-    <w:p>
-      <w:pPr>
-        <w:pStyle w:val="ListBullet"/>
-        <w:spacing w:after="60" w:line="312" w:lineRule="auto"/>
-      </w:pPr>
-      <w:r>
-        <w:rPr>
-          <w:rFonts w:ascii="Microsoft JhengHei" w:hAnsi="Microsoft JhengHei" w:eastAsia="Microsoft JhengHei" w:cs="Microsoft JhengHei"/>
-          <w:b w:val="0"/>
-          <w:i w:val="0"/>
-          <w:color w:val="3C3328"/>
-          <w:sz w:val="28"/>
-        </w:rPr>
-        <w:t>📖 隊長班寧·柯克（Frans Banninck Cocq, 1605–1655）：《夜巡》正中央、著黑衣紅綬帶者，出資最多的主贊助人；屬阿姆斯特丹攝政階層（regenten），普爾默蘭與伊爾彭丹（Purmerland en Ilpendam）領主，1650 年任阿姆斯特丹市長。當時＝這場集資案的「召集人兼最大股東」。</w:t>
-      </w:r>
-    </w:p>
-    <w:p>
-      <w:pPr>
-        <w:pStyle w:val="ListBullet"/>
-        <w:spacing w:after="60" w:line="312" w:lineRule="auto"/>
-      </w:pPr>
-      <w:r>
-        <w:rPr>
-          <w:rFonts w:ascii="Microsoft JhengHei" w:hAnsi="Microsoft JhengHei" w:eastAsia="Microsoft JhengHei" w:cs="Microsoft JhengHei"/>
-          <w:b w:val="0"/>
-          <w:i w:val="0"/>
-          <w:color w:val="3C3328"/>
-          <w:sz w:val="28"/>
-        </w:rPr>
-        <w:t>📖 副官范·勒伊滕堡（Willem van Ruytenburch）：畫中著鮮黃衣、白綬帶、站在柯克身旁者，出資僅次於隊長，因此享次高曝光。當時＝這樁合資案的「第二大股東」。</w:t>
-      </w:r>
-    </w:p>
-    <w:p>
-      <w:pPr>
-        <w:pStyle w:val="ListBullet"/>
-        <w:spacing w:after="60" w:line="312" w:lineRule="auto"/>
-      </w:pPr>
-      <w:r>
-        <w:rPr>
-          <w:rFonts w:ascii="Microsoft JhengHei" w:hAnsi="Microsoft JhengHei" w:eastAsia="Microsoft JhengHei" w:cs="Microsoft JhengHei"/>
-          <w:b w:val="0"/>
-          <w:i w:val="0"/>
-          <w:color w:val="3C3328"/>
-          <w:sz w:val="28"/>
-        </w:rPr>
-        <w:t>📖 荷蘭盾（gulden／guilder）：荷蘭黃金時代的通貨。每人約 100 盾、全案約 1,600 盾，在當時是一筆可觀金額（據 Wikipedia）。當時＝一筆讓中產生意人「合資分攤才出得起、獨力則吃力」的贊助預算。</w:t>
-      </w:r>
-    </w:p>
-    <w:p>
-      <w:pPr>
-        <w:pStyle w:val="ListBullet"/>
-        <w:spacing w:after="60" w:line="312" w:lineRule="auto"/>
-      </w:pPr>
-      <w:r>
-        <w:rPr>
-          <w:rFonts w:ascii="Microsoft JhengHei" w:hAnsi="Microsoft JhengHei" w:eastAsia="Microsoft JhengHei" w:cs="Microsoft JhengHei"/>
-          <w:b w:val="0"/>
-          <w:i w:val="0"/>
-          <w:color w:val="3C3328"/>
-          <w:sz w:val="28"/>
-        </w:rPr>
-        <w:t>📖 荷蘭黃金時代（Dutch Golden Age）：約 17 世紀，荷蘭靠海運貿易（尤以荷蘭東印度公司／VOC 為代表）致富、商人階級崛起的時期。當時＝新富商人願意花錢買文化與名聲的黃金背景，集體贊助的風氣由此而生。</w:t>
-      </w:r>
-    </w:p>
-    <w:p>
-      <w:pPr>
-        <w:pStyle w:val="ListBullet"/>
-        <w:spacing w:after="60" w:line="312" w:lineRule="auto"/>
-      </w:pPr>
-      <w:r>
-        <w:rPr>
-          <w:rFonts w:ascii="Microsoft JhengHei" w:hAnsi="Microsoft JhengHei" w:eastAsia="Microsoft JhengHei" w:cs="Microsoft JhengHei"/>
-          <w:b w:val="0"/>
-          <w:i w:val="0"/>
-          <w:color w:val="3C3328"/>
-          <w:sz w:val="28"/>
-        </w:rPr>
-        <w:t>📖 攝政階層（Regenten）：荷蘭共和國中掌握市政與商業大權的富裕市民寡頭階層。當時＝這些出資訂畫者所屬的社會頂層，贊助藝術是他們鞏固地位、彼此較勁的手段。</w:t>
+        <w:t>第二樣回報：集體曝光——不必獨力砸大錢，一群人合資，也買得到看得見、留得久的曝光。</w:t>
+      </w:r>
+    </w:p>
+    <w:p>
+      <w:pPr>
+        <w:pStyle w:val="ListBullet"/>
+        <w:spacing w:after="60" w:line="312" w:lineRule="auto"/>
+      </w:pPr>
+      <w:r>
+        <w:rPr>
+          <w:rFonts w:ascii="Microsoft JhengHei" w:hAnsi="Microsoft JhengHei" w:eastAsia="Microsoft JhengHei" w:cs="Microsoft JhengHei"/>
+          <w:b w:val="0"/>
+          <w:i w:val="0"/>
+          <w:color w:val="3C3328"/>
+          <w:sz w:val="28"/>
+        </w:rPr>
+        <w:t>核心訊息：你不必是梅迪奇（Medici）那種富可敵國的豪門；一個公會、一群像在座各位這樣的生意人合資，同樣能把自己的名字與臉孔留進傳世之作。</w:t>
+      </w:r>
+    </w:p>
+    <w:p>
+      <w:pPr>
+        <w:pStyle w:val="ListBullet"/>
+        <w:spacing w:after="60" w:line="312" w:lineRule="auto"/>
+      </w:pPr>
+      <w:r>
+        <w:rPr>
+          <w:rFonts w:ascii="Microsoft JhengHei" w:hAnsi="Microsoft JhengHei" w:eastAsia="Microsoft JhengHei" w:cs="Microsoft JhengHei"/>
+          <w:b w:val="0"/>
+          <w:i w:val="0"/>
+          <w:color w:val="3C3328"/>
+          <w:sz w:val="28"/>
+        </w:rPr>
+        <w:t>時空背景：這套「集體曝光」玩法在十七世紀荷蘭黃金時代（Dutch Golden Age，荷蘭語 Gouden Eeuw）玩到極致——當時荷蘭沒有法國那種王室宮廷，掏錢的是靠貿易致富的市民與商人公會，於是「合資買肖像」成了城市裡最風光的排場。</w:t>
+      </w:r>
+    </w:p>
+    <w:p>
+      <w:pPr>
+        <w:pStyle w:val="ListBullet"/>
+        <w:spacing w:after="60" w:line="312" w:lineRule="auto"/>
+      </w:pPr>
+      <w:r>
+        <w:rPr>
+          <w:rFonts w:ascii="Microsoft JhengHei" w:hAnsi="Microsoft JhengHei" w:eastAsia="Microsoft JhengHei" w:cs="Microsoft JhengHei"/>
+          <w:b w:val="0"/>
+          <w:i w:val="0"/>
+          <w:color w:val="3C3328"/>
+          <w:sz w:val="28"/>
+        </w:rPr>
+        <w:t>那幅「把這件事講得清清楚楚」的畫，就是林布蘭（Rembrandt van Rijn，1606～1669）一六四二年完成的《夜巡》（De Nachtwacht／The Night Watch），全名直譯為「柯克隊長麾下第二區民兵連」。</w:t>
+      </w:r>
+    </w:p>
+    <w:p>
+      <w:pPr>
+        <w:pStyle w:val="ListBullet"/>
+        <w:spacing w:after="60" w:line="312" w:lineRule="auto"/>
+      </w:pPr>
+      <w:r>
+        <w:rPr>
+          <w:rFonts w:ascii="Microsoft JhengHei" w:hAnsi="Microsoft JhengHei" w:eastAsia="Microsoft JhengHei" w:cs="Microsoft JhengHei"/>
+          <w:b w:val="0"/>
+          <w:i w:val="0"/>
+          <w:color w:val="3C3328"/>
+          <w:sz w:val="28"/>
+        </w:rPr>
+        <w:t>出資方不是國王，而是阿姆斯特丹一支市民民兵連：由柯克隊長（Frans Banninck Cocq）帶頭、連同十七名隊員合資委製，是一場不折不扣的「團購」。</w:t>
+      </w:r>
+    </w:p>
+    <w:p>
+      <w:pPr>
+        <w:pStyle w:val="ListBullet"/>
+        <w:spacing w:after="60" w:line="312" w:lineRule="auto"/>
+      </w:pPr>
+      <w:r>
+        <w:rPr>
+          <w:rFonts w:ascii="Microsoft JhengHei" w:hAnsi="Microsoft JhengHei" w:eastAsia="Microsoft JhengHei" w:cs="Microsoft JhengHei"/>
+          <w:b w:val="0"/>
+          <w:i w:val="0"/>
+          <w:color w:val="3C3328"/>
+          <w:sz w:val="28"/>
+        </w:rPr>
+        <w:t>付了多少、換到什麼：據 Wikipedia，全畫酬勞約一千六百荷蘭盾，平均每名隊員分攤約一百盾；據載這在當時是一筆可觀的數目，換到的是四百年不褪色的集體曝光。</w:t>
+      </w:r>
+    </w:p>
+    <w:p>
+      <w:pPr>
+        <w:pStyle w:val="ListBullet"/>
+        <w:spacing w:after="60" w:line="312" w:lineRule="auto"/>
+      </w:pPr>
+      <w:r>
+        <w:rPr>
+          <w:rFonts w:ascii="Microsoft JhengHei" w:hAnsi="Microsoft JhengHei" w:eastAsia="Microsoft JhengHei" w:cs="Microsoft JhengHei"/>
+          <w:b w:val="0"/>
+          <w:i w:val="0"/>
+          <w:color w:val="3C3328"/>
+          <w:sz w:val="28"/>
+        </w:rPr>
+        <w:t>分級曝光（付越多、擺越前）：據民兵群像的慣例，隊員各自付錢、各自擺姿勢，付得多的人被安排在畫面更前、光線更亮的位置，付得少的只在後排露個臉——這就是「分級冠名」最古老的版本。</w:t>
+      </w:r>
+    </w:p>
+    <w:p>
+      <w:pPr>
+        <w:pStyle w:val="ListBullet"/>
+        <w:spacing w:after="60" w:line="312" w:lineRule="auto"/>
+      </w:pPr>
+      <w:r>
+        <w:rPr>
+          <w:rFonts w:ascii="Microsoft JhengHei" w:hAnsi="Microsoft JhengHei" w:eastAsia="Microsoft JhengHei" w:cs="Microsoft JhengHei"/>
+          <w:b w:val="0"/>
+          <w:i w:val="0"/>
+          <w:color w:val="3C3328"/>
+          <w:sz w:val="28"/>
+        </w:rPr>
+        <w:t>畫裡實際畫了三十四個人，但只有出資的十八人才算「掛名股東」：他們的名字在約一七一五年被寫上畫中一面盾牌，至於那名臨時雇來的鼓手，是林布蘭免費附送、不必分攤的。</w:t>
+      </w:r>
+    </w:p>
+    <w:p>
+      <w:pPr>
+        <w:pStyle w:val="ListBullet"/>
+        <w:spacing w:after="60" w:line="312" w:lineRule="auto"/>
+      </w:pPr>
+      <w:r>
+        <w:rPr>
+          <w:rFonts w:ascii="Microsoft JhengHei" w:hAnsi="Microsoft JhengHei" w:eastAsia="Microsoft JhengHei" w:cs="Microsoft JhengHei"/>
+          <w:b w:val="0"/>
+          <w:i w:val="0"/>
+          <w:color w:val="3C3328"/>
+          <w:sz w:val="28"/>
+        </w:rPr>
+        <w:t>這幅高約三點六三公尺、寬約四點三七公尺的巨畫，原本就掛在火槍手會所（Kloveniersdoelen）宴會廳當「公司門面」；如今收藏在阿姆斯特丹國家博物館（Rijksmuseum），每年被數以百萬計的觀眾仰望——當年那一百盾，買到的正是這種不朽。</w:t>
+      </w:r>
+    </w:p>
+    <w:p>
+      <w:pPr>
+        <w:pStyle w:val="ListBullet"/>
+        <w:spacing w:after="60" w:line="312" w:lineRule="auto"/>
+      </w:pPr>
+      <w:r>
+        <w:rPr>
+          <w:rFonts w:ascii="Microsoft JhengHei" w:hAnsi="Microsoft JhengHei" w:eastAsia="Microsoft JhengHei" w:cs="Microsoft JhengHei"/>
+          <w:b w:val="0"/>
+          <w:i w:val="0"/>
+          <w:color w:val="3C3328"/>
+          <w:sz w:val="28"/>
+        </w:rPr>
+        <w:t>更貼近「生意人＋公會」的例子：林布蘭一六六二年的《布商公會理事》（De Staalmeesters，又稱 Syndics of the Drapers' Guild），畫的是阿姆斯特丹布商公會五位驗布官加一名僕役，全由該公會出資委製、掛進公會廳堂——一整個行業公會替自己立像。</w:t>
+      </w:r>
+    </w:p>
+    <w:p>
+      <w:pPr>
+        <w:pStyle w:val="ListBullet"/>
+        <w:spacing w:after="60" w:line="312" w:lineRule="auto"/>
+      </w:pPr>
+      <w:r>
+        <w:rPr>
+          <w:rFonts w:ascii="Microsoft JhengHei" w:hAnsi="Microsoft JhengHei" w:eastAsia="Microsoft JhengHei" w:cs="Microsoft JhengHei"/>
+          <w:b w:val="0"/>
+          <w:i w:val="0"/>
+          <w:color w:val="3C3328"/>
+          <w:sz w:val="28"/>
+        </w:rPr>
+        <w:t>同一時代還有法蘭斯·哈爾斯（Frans Hals）等名家，專替各城民兵連畫宴會式群像，把「合資曝光」做成了荷蘭城市的標準配備。</w:t>
+      </w:r>
+    </w:p>
+    <w:p>
+      <w:pPr>
+        <w:pStyle w:val="ListBullet"/>
+        <w:spacing w:after="60" w:line="312" w:lineRule="auto"/>
+      </w:pPr>
+      <w:r>
+        <w:rPr>
+          <w:rFonts w:ascii="Microsoft JhengHei" w:hAnsi="Microsoft JhengHei" w:eastAsia="Microsoft JhengHei" w:cs="Microsoft JhengHei"/>
+          <w:b w:val="0"/>
+          <w:i w:val="0"/>
+          <w:color w:val="3C3328"/>
+          <w:sz w:val="28"/>
+        </w:rPr>
+        <w:t>呼應主軸：從《夜巡》到《布商公會理事》，畫的都不是神話或帝王，而是「誰出錢、誰上鏡」；這正是今天聯名贊助、分級冠名、logo 依贊助金額大小排位的老祖宗。</w:t>
+      </w:r>
+    </w:p>
+    <w:p>
+      <w:pPr>
+        <w:pStyle w:val="ListBullet"/>
+        <w:spacing w:after="60" w:line="312" w:lineRule="auto"/>
+      </w:pPr>
+      <w:r>
+        <w:rPr>
+          <w:rFonts w:ascii="Microsoft JhengHei" w:hAnsi="Microsoft JhengHei" w:eastAsia="Microsoft JhengHei" w:cs="Microsoft JhengHei"/>
+          <w:b w:val="0"/>
+          <w:i w:val="0"/>
+          <w:color w:val="3C3328"/>
+          <w:sz w:val="28"/>
+        </w:rPr>
+        <w:t>📖 梅迪奇（Medici）：十五至十七世紀主宰佛羅倫斯的銀行家兼統治家族，是本講前一段「豪門贊助」的代表；此處用來對比——你不必有他們的財力，也能買到曝光。</w:t>
+      </w:r>
+    </w:p>
+    <w:p>
+      <w:pPr>
+        <w:pStyle w:val="ListBullet"/>
+        <w:spacing w:after="60" w:line="312" w:lineRule="auto"/>
+      </w:pPr>
+      <w:r>
+        <w:rPr>
+          <w:rFonts w:ascii="Microsoft JhengHei" w:hAnsi="Microsoft JhengHei" w:eastAsia="Microsoft JhengHei" w:cs="Microsoft JhengHei"/>
+          <w:b w:val="0"/>
+          <w:i w:val="0"/>
+          <w:color w:val="3C3328"/>
+          <w:sz w:val="28"/>
+        </w:rPr>
+        <w:t>📖 荷蘭黃金時代（Dutch Golden Age，荷蘭語 Gouden Eeuw）：約十七世紀，荷蘭靠海外貿易、航運與金融成為歐洲最富庶地區的時期；當時＝一個由商人而非貴族掌握財富、藝術贊助也隨之「平民富豪化」的時代。</w:t>
+      </w:r>
+    </w:p>
+    <w:p>
+      <w:pPr>
+        <w:pStyle w:val="ListBullet"/>
+        <w:spacing w:after="60" w:line="312" w:lineRule="auto"/>
+      </w:pPr>
+      <w:r>
+        <w:rPr>
+          <w:rFonts w:ascii="Microsoft JhengHei" w:hAnsi="Microsoft JhengHei" w:eastAsia="Microsoft JhengHei" w:cs="Microsoft JhengHei"/>
+          <w:b w:val="0"/>
+          <w:i w:val="0"/>
+          <w:color w:val="3C3328"/>
+          <w:sz w:val="28"/>
+        </w:rPr>
+        <w:t>📖 市民民兵公會（Schutterij／Schuttersgilde）：荷蘭城市的志願市民衛隊及其公會，平時維安、救火、遊行，成員多是買得起武器制服的富商與殷實市民；當時＝城裡有頭有臉的生意人俱樂部。</w:t>
+      </w:r>
+    </w:p>
+    <w:p>
+      <w:pPr>
+        <w:pStyle w:val="ListBullet"/>
+        <w:spacing w:after="60" w:line="312" w:lineRule="auto"/>
+      </w:pPr>
+      <w:r>
+        <w:rPr>
+          <w:rFonts w:ascii="Microsoft JhengHei" w:hAnsi="Microsoft JhengHei" w:eastAsia="Microsoft JhengHei" w:cs="Microsoft JhengHei"/>
+          <w:b w:val="0"/>
+          <w:i w:val="0"/>
+          <w:color w:val="3C3328"/>
+          <w:sz w:val="28"/>
+        </w:rPr>
+        <w:t>📖 民兵群像（schuttersstuk）：民兵連集體出資、把全體成員畫在一起的團體肖像，常畫成宴會或列隊場景，是荷蘭黃金時代最氣派的一類肖像畫；當時＝公會的「集體形象廣告」。</w:t>
+      </w:r>
+    </w:p>
+    <w:p>
+      <w:pPr>
+        <w:pStyle w:val="ListBullet"/>
+        <w:spacing w:after="60" w:line="312" w:lineRule="auto"/>
+      </w:pPr>
+      <w:r>
+        <w:rPr>
+          <w:rFonts w:ascii="Microsoft JhengHei" w:hAnsi="Microsoft JhengHei" w:eastAsia="Microsoft JhengHei" w:cs="Microsoft JhengHei"/>
+          <w:b w:val="0"/>
+          <w:i w:val="0"/>
+          <w:color w:val="3C3328"/>
+          <w:sz w:val="28"/>
+        </w:rPr>
+        <w:t>📖 《夜巡》（De Nachtwacht／The Night Watch）：林布蘭一六四二年的民兵群像代表作，因後世畫面積塵、罩光漆變暗而被誤稱「夜」巡，實為白天出巡；當時＝一支民兵連合資訂製的門面巨畫。</w:t>
+      </w:r>
+    </w:p>
+    <w:p>
+      <w:pPr>
+        <w:pStyle w:val="ListBullet"/>
+        <w:spacing w:after="60" w:line="312" w:lineRule="auto"/>
+      </w:pPr>
+      <w:r>
+        <w:rPr>
+          <w:rFonts w:ascii="Microsoft JhengHei" w:hAnsi="Microsoft JhengHei" w:eastAsia="Microsoft JhengHei" w:cs="Microsoft JhengHei"/>
+          <w:b w:val="0"/>
+          <w:i w:val="0"/>
+          <w:color w:val="3C3328"/>
+          <w:sz w:val="28"/>
+        </w:rPr>
+        <w:t>📖 林布蘭（Rembrandt van Rijn，1606～1669）：荷蘭黃金時代最著名的畫家，靠接受市民與公會委製維生；此處＝把出資者臉孔化為不朽的那支畫筆。</w:t>
+      </w:r>
+    </w:p>
+    <w:p>
+      <w:pPr>
+        <w:pStyle w:val="ListBullet"/>
+        <w:spacing w:after="60" w:line="312" w:lineRule="auto"/>
+      </w:pPr>
+      <w:r>
+        <w:rPr>
+          <w:rFonts w:ascii="Microsoft JhengHei" w:hAnsi="Microsoft JhengHei" w:eastAsia="Microsoft JhengHei" w:cs="Microsoft JhengHei"/>
+          <w:b w:val="0"/>
+          <w:i w:val="0"/>
+          <w:color w:val="3C3328"/>
+          <w:sz w:val="28"/>
+        </w:rPr>
+        <w:t>📖 荷蘭盾（guilder，荷蘭語 gulden）：荷蘭當時的通用貨幣；本張提到的「約一百盾／一千六百盾」即以此計價，據 Wikipedia 在當時屬可觀金額。</w:t>
+      </w:r>
+    </w:p>
+    <w:p>
+      <w:pPr>
+        <w:pStyle w:val="ListBullet"/>
+        <w:spacing w:after="60" w:line="312" w:lineRule="auto"/>
+      </w:pPr>
+      <w:r>
+        <w:rPr>
+          <w:rFonts w:ascii="Microsoft JhengHei" w:hAnsi="Microsoft JhengHei" w:eastAsia="Microsoft JhengHei" w:cs="Microsoft JhengHei"/>
+          <w:b w:val="0"/>
+          <w:i w:val="0"/>
+          <w:color w:val="3C3328"/>
+          <w:sz w:val="28"/>
+        </w:rPr>
+        <w:t>📖 火槍手會所（Kloveniersdoelen，Doelen 意為靶場／會所）：阿姆斯特丹火槍手民兵連的訓練場兼宴會廳，《夜巡》原本就掛在這裡的宴會廳牆上；當時＝公會的總部與交際場，也是這幅「門面」的展示廳。</w:t>
+      </w:r>
+    </w:p>
+    <w:p>
+      <w:pPr>
+        <w:pStyle w:val="ListBullet"/>
+        <w:spacing w:after="60" w:line="312" w:lineRule="auto"/>
+      </w:pPr>
+      <w:r>
+        <w:rPr>
+          <w:rFonts w:ascii="Microsoft JhengHei" w:hAnsi="Microsoft JhengHei" w:eastAsia="Microsoft JhengHei" w:cs="Microsoft JhengHei"/>
+          <w:b w:val="0"/>
+          <w:i w:val="0"/>
+          <w:color w:val="3C3328"/>
+          <w:sz w:val="28"/>
+        </w:rPr>
+        <w:t>📖 《布商公會理事》（De Staalmeesters／Syndics of the Drapers' Guild）：林布蘭一六六二年替阿姆斯特丹布商公會五位驗布官（負責檢驗布料品質、任期一年）畫的群像；當時＝一個行業公會替自家管理層立的「官方肖像」。</w:t>
+      </w:r>
+    </w:p>
+    <w:p>
+      <w:pPr>
+        <w:pStyle w:val="ListBullet"/>
+        <w:spacing w:after="60" w:line="312" w:lineRule="auto"/>
+      </w:pPr>
+      <w:r>
+        <w:rPr>
+          <w:rFonts w:ascii="Microsoft JhengHei" w:hAnsi="Microsoft JhengHei" w:eastAsia="Microsoft JhengHei" w:cs="Microsoft JhengHei"/>
+          <w:b w:val="0"/>
+          <w:i w:val="0"/>
+          <w:color w:val="3C3328"/>
+          <w:sz w:val="28"/>
+        </w:rPr>
+        <w:t>📖 理事群像（regentenstuk）：荷蘭黃金時代盛行的一種團體肖像，畫的是慈善機構或公會的董事會（理事／女理事），掛在理事會議室（regentenkamer）；當時＝擔任這種榮譽公職者留名立像的標準做法。</w:t>
+      </w:r>
+    </w:p>
+    <w:p>
+      <w:pPr>
+        <w:pStyle w:val="ListBullet"/>
+        <w:spacing w:after="60" w:line="312" w:lineRule="auto"/>
+      </w:pPr>
+      <w:r>
+        <w:rPr>
+          <w:rFonts w:ascii="Microsoft JhengHei" w:hAnsi="Microsoft JhengHei" w:eastAsia="Microsoft JhengHei" w:cs="Microsoft JhengHei"/>
+          <w:b w:val="0"/>
+          <w:i w:val="0"/>
+          <w:color w:val="3C3328"/>
+          <w:sz w:val="28"/>
+        </w:rPr>
+        <w:t>📖 阿姆斯特丹國家博物館（Rijksmuseum）：荷蘭的國家級美術館，《夜巡》與《布商公會理事》今日皆藏於此；此處＝當年那筆合資款換到的「四百年展示櫃」。</w:t>
       </w:r>
     </w:p>
     <w:p>
@@ -4828,7 +4396,7 @@
           <w:color w:val="2B2016"/>
           <w:sz w:val="38"/>
         </w:rPr>
-        <w:t>第三樣：不朽之名</w:t>
+        <w:t>林布蘭《夜巡》：合資買曝光，出錢越多版位越大</w:t>
       </w:r>
       <w:r>
         <w:rPr>
@@ -4838,7 +4406,7 @@
           <w:color w:val="6A767A"/>
           <w:sz w:val="24"/>
         </w:rPr>
-        <w:t xml:space="preserve">　　⏱ 停留約 25 秒</w:t>
+        <w:t xml:space="preserve">　　⏱ 停留約 80 秒</w:t>
       </w:r>
     </w:p>
     <w:p>
@@ -4868,7 +4436,7 @@
           <w:color w:val="222A2D"/>
           <w:sz w:val="36"/>
         </w:rPr>
-        <w:t>第三樣回報，是我個人覺得最迷人的一樣——不朽之名。錢會花完，一時的名聲會過去；但如果你把名字，綁進一部會被傳唱幾百年的作品裡，你就買到了「不朽」。接下來連續幾個故事，主角都是「因為出錢，名字被寫進歷史」的金主。</w:t>
+        <w:t>林布蘭（Rembrandt）的《夜巡》，1642 年。付錢的不是國王、也不是教會，是阿姆斯特丹一個「火槍手民兵公會」——說穿了，就是一群有錢的生意人組成的社團。這 16 位生意人「合資」請林布蘭幫他們畫一張團體像，平均每人出大約 100 盾（盾就是 guilder，當時荷蘭通行的錢）。而且遊戲規則直接又公平：你出的錢越多，你在畫面上的位置就越顯眼、越靠前——這不就是我們今天講的「贊助版位」嗎？誰贊助得多，誰的 logo 大、誰站 C 位。結果呢，四百年過去，這 16 個本來沒沒無聞的生意人，他們的臉，到今天還掛在阿姆斯特丹國家博物館的鎮館之寶上，每年幾百萬人專程來看。</w:t>
       </w:r>
     </w:p>
     <w:p>
@@ -4899,199 +4467,311 @@
           <w:color w:val="3C3328"/>
           <w:sz w:val="28"/>
         </w:rPr>
-        <w:t>第三樣回報：不朽之名。錢會花完、一時的名聲會過去，但把名字綁進一部會被傳唱數百年的作品，等於買下了「不朽」；本張之後連續幾則故事的主角，都是「因為出錢，名字被寫進音樂史」的金主。</w:t>
-      </w:r>
-    </w:p>
-    <w:p>
-      <w:pPr>
-        <w:pStyle w:val="ListBullet"/>
-        <w:spacing w:after="60" w:line="312" w:lineRule="auto"/>
-      </w:pPr>
-      <w:r>
-        <w:rPr>
-          <w:rFonts w:ascii="Microsoft JhengHei" w:hAnsi="Microsoft JhengHei" w:eastAsia="Microsoft JhengHei" w:cs="Microsoft JhengHei"/>
-          <w:b w:val="0"/>
-          <w:i w:val="0"/>
-          <w:color w:val="3C3328"/>
-          <w:sz w:val="28"/>
-        </w:rPr>
-        <w:t>這一樣回報的技術核心是「題獻」：金主付出年金、禮物或委創費，作曲家便在樂譜扉頁印上他的名字，作品每被演出、出版一次，贊助者的名字就再被念一次，數百年不墜。</w:t>
-      </w:r>
-    </w:p>
-    <w:p>
-      <w:pPr>
-        <w:pStyle w:val="ListBullet"/>
-        <w:spacing w:after="60" w:line="312" w:lineRule="auto"/>
-      </w:pPr>
-      <w:r>
-        <w:rPr>
-          <w:rFonts w:ascii="Microsoft JhengHei" w:hAnsi="Microsoft JhengHei" w:eastAsia="Microsoft JhengHei" w:cs="Microsoft JhengHei"/>
-          <w:b w:val="0"/>
-          <w:i w:val="0"/>
-          <w:color w:val="3C3328"/>
-          <w:sz w:val="28"/>
-        </w:rPr>
-        <w:t>📖 題獻／獻詞（dedication）：作曲家在作品扉頁寫上某人姓名以表敬意或感謝的慣例；當時＝贊助者用金錢或庇護換來的「署名權」，是把一次性花費變成永久留名的機制。</w:t>
-      </w:r>
-    </w:p>
-    <w:p>
-      <w:pPr>
-        <w:pStyle w:val="ListBullet"/>
-        <w:spacing w:after="60" w:line="312" w:lineRule="auto"/>
-      </w:pPr>
-      <w:r>
-        <w:rPr>
-          <w:rFonts w:ascii="Microsoft JhengHei" w:hAnsi="Microsoft JhengHei" w:eastAsia="Microsoft JhengHei" w:cs="Microsoft JhengHei"/>
-          <w:b w:val="0"/>
-          <w:i w:val="0"/>
-          <w:color w:val="3C3328"/>
-          <w:sz w:val="28"/>
-        </w:rPr>
-        <w:t>案例一「貝多芬三貴族」：1809年3月1日，魯道夫大公（Archduke Rudolph）、洛布科維茨親王（Prince Lobkowitz）、金斯基親王（Prince Kinsky）三人聯名簽下年金契約，每年合付貝多芬（Ludwig van Beethoven）4000弗羅林（魯道夫1500、金斯基1800、洛布科維茨700），只為把他留在維也納、不去接拿破崙之弟耶羅姆（Jérôme Bonaparte）在卡塞爾（Kassel）開出的宮廷樂長職。</w:t>
-      </w:r>
-    </w:p>
-    <w:p>
-      <w:pPr>
-        <w:pStyle w:val="ListBullet"/>
-        <w:spacing w:after="60" w:line="312" w:lineRule="auto"/>
-      </w:pPr>
-      <w:r>
-        <w:rPr>
-          <w:rFonts w:ascii="Microsoft JhengHei" w:hAnsi="Microsoft JhengHei" w:eastAsia="Microsoft JhengHei" w:cs="Microsoft JhengHei"/>
-          <w:b w:val="0"/>
-          <w:i w:val="0"/>
-          <w:color w:val="3C3328"/>
-          <w:sz w:val="28"/>
-        </w:rPr>
-        <w:t>三人中魯道夫回報最豐：貝多芬一生獻給他約14部作品，含《皇帝》鋼琴協奏曲、《大公》三重奏、《莊嚴彌撒》等；洛布科維茨獲題獻《英雄》交響曲；金斯基之名則因這紙契約永留史冊——這正是「出錢換不朽之名」的教科書案例（後幾張細講）。後續動盪也值一記：據載1811年奧國貨幣貶值五倍、金斯基1812年墜馬身亡、洛布科維茨1813年破產出逃，最後只剩魯道夫履約到底。</w:t>
-      </w:r>
-    </w:p>
-    <w:p>
-      <w:pPr>
-        <w:pStyle w:val="ListBullet"/>
-        <w:spacing w:after="60" w:line="312" w:lineRule="auto"/>
-      </w:pPr>
-      <w:r>
-        <w:rPr>
-          <w:rFonts w:ascii="Microsoft JhengHei" w:hAnsi="Microsoft JhengHei" w:eastAsia="Microsoft JhengHei" w:cs="Microsoft JhengHei"/>
-          <w:b w:val="0"/>
-          <w:i w:val="0"/>
-          <w:color w:val="3C3328"/>
-          <w:sz w:val="28"/>
-        </w:rPr>
-        <w:t>📖 年金／年俸（annuity，德文 Rentenvertrag）：贊助的一種形式——不是一次買斷單一作品，而是每年固定付一筆錢「養住」作曲家，條件是他留在本地、持續創作；貝多芬這紙契約是史上最著名的一例。</w:t>
-      </w:r>
-    </w:p>
-    <w:p>
-      <w:pPr>
-        <w:pStyle w:val="ListBullet"/>
-        <w:spacing w:after="60" w:line="312" w:lineRule="auto"/>
-      </w:pPr>
-      <w:r>
-        <w:rPr>
-          <w:rFonts w:ascii="Microsoft JhengHei" w:hAnsi="Microsoft JhengHei" w:eastAsia="Microsoft JhengHei" w:cs="Microsoft JhengHei"/>
-          <w:b w:val="0"/>
-          <w:i w:val="0"/>
-          <w:color w:val="3C3328"/>
-          <w:sz w:val="28"/>
-        </w:rPr>
-        <w:t>📖 弗羅林（florin，又稱古爾登 Gulden）：當時＝奧地利通行的銀幣貨幣單位；4000弗羅林在1809年足供優渥生活，惟隨後貨幣貶值，契約實值大幅縮水。</w:t>
-      </w:r>
-    </w:p>
-    <w:p>
-      <w:pPr>
-        <w:pStyle w:val="ListBullet"/>
-        <w:spacing w:after="60" w:line="312" w:lineRule="auto"/>
-      </w:pPr>
-      <w:r>
-        <w:rPr>
-          <w:rFonts w:ascii="Microsoft JhengHei" w:hAnsi="Microsoft JhengHei" w:eastAsia="Microsoft JhengHei" w:cs="Microsoft JhengHei"/>
-          <w:b w:val="0"/>
-          <w:i w:val="0"/>
-          <w:color w:val="3C3328"/>
-          <w:sz w:val="28"/>
-        </w:rPr>
-        <w:t>📖 大公／親王（Archduke Erzherzog／Prince Fürst）：貴族頭銜；魯道夫是皇帝法蘭茲一世（Franz I）的幼弟、又是貝多芬的作曲學生，洛布科維茨與金斯基則為擁地產的親王階層，出手闊綽正因身家雄厚。</w:t>
-      </w:r>
-    </w:p>
-    <w:p>
-      <w:pPr>
-        <w:pStyle w:val="ListBullet"/>
-        <w:spacing w:after="60" w:line="312" w:lineRule="auto"/>
-      </w:pPr>
-      <w:r>
-        <w:rPr>
-          <w:rFonts w:ascii="Microsoft JhengHei" w:hAnsi="Microsoft JhengHei" w:eastAsia="Microsoft JhengHei" w:cs="Microsoft JhengHei"/>
-          <w:b w:val="0"/>
-          <w:i w:val="0"/>
-          <w:color w:val="3C3328"/>
-          <w:sz w:val="28"/>
-        </w:rPr>
-        <w:t>案例二「失眠的凱瑟林克伯爵」：相傳這位駐薩克森宮廷的俄國大使長年失眠，委託巴赫（Johann Sebastian Bach）寫一套能在漫漫長夜撫慰他的鍵盤曲，由住在他家的年輕大鍵琴手郭德堡（Johann Gottlieb Goldberg）夜裡彈奏，這就是《郭德堡變奏曲》得名的由來（呼應投影片10）。</w:t>
-      </w:r>
-    </w:p>
-    <w:p>
-      <w:pPr>
-        <w:pStyle w:val="ListBullet"/>
-        <w:spacing w:after="60" w:line="312" w:lineRule="auto"/>
-      </w:pPr>
-      <w:r>
-        <w:rPr>
-          <w:rFonts w:ascii="Microsoft JhengHei" w:hAnsi="Microsoft JhengHei" w:eastAsia="Microsoft JhengHei" w:cs="Microsoft JhengHei"/>
-          <w:b w:val="0"/>
-          <w:i w:val="0"/>
-          <w:color w:val="3C3328"/>
-          <w:sz w:val="28"/>
-        </w:rPr>
-        <w:t>📖 凱瑟林克伯爵（Count Hermann Karl von Keyserlingk，或作 Kaiserling）：委創故事的主角金主；此說僅見於福克爾（Johann Nikolaus Forkel）1802年的巴赫傳記，成書距事件逾六十年、樂譜扉頁又無題獻，郭德堡當時僅約14歲，故學界多視為傳說、未必屬實（標「相傳」）。</w:t>
-      </w:r>
-    </w:p>
-    <w:p>
-      <w:pPr>
-        <w:pStyle w:val="ListBullet"/>
-        <w:spacing w:after="60" w:line="312" w:lineRule="auto"/>
-      </w:pPr>
-      <w:r>
-        <w:rPr>
-          <w:rFonts w:ascii="Microsoft JhengHei" w:hAnsi="Microsoft JhengHei" w:eastAsia="Microsoft JhengHei" w:cs="Microsoft JhengHei"/>
-          <w:b w:val="0"/>
-          <w:i w:val="0"/>
-          <w:color w:val="3C3328"/>
-          <w:sz w:val="28"/>
-        </w:rPr>
-        <w:t>案例三「佛瑞的女伯爵」：佛瑞（Gabriel Fauré）把《帕凡舞曲》（Pavane, Op. 50，1887）題獻給他的贊助人葛雷菲勒女伯爵（Élisabeth, comtesse Greffulhe）；她建議加入隱形合唱、又於1891年出資在布洛涅森林（Bois de Boulogne）的花園派對搬演成歌舞版——巴黎沙龍女主人就這樣用金錢與人脈，把自己的名字寫進這首名曲。</w:t>
-      </w:r>
-    </w:p>
-    <w:p>
-      <w:pPr>
-        <w:pStyle w:val="ListBullet"/>
-        <w:spacing w:after="60" w:line="312" w:lineRule="auto"/>
-      </w:pPr>
-      <w:r>
-        <w:rPr>
-          <w:rFonts w:ascii="Microsoft JhengHei" w:hAnsi="Microsoft JhengHei" w:eastAsia="Microsoft JhengHei" w:cs="Microsoft JhengHei"/>
-          <w:b w:val="0"/>
-          <w:i w:val="0"/>
-          <w:color w:val="3C3328"/>
-          <w:sz w:val="28"/>
-        </w:rPr>
-        <w:t>📖 沙龍（salon）：貴族或富裕女主人在自宅客廳定期召集作曲家、作家、畫家的聚會；當時＝最重要的文化贊助與人脈平台，葛雷菲勒女伯爵的沙龍還提攜了雕塑家羅丹（Auguste Rodin）等人，她本人並被視為普魯斯特（Marcel Proust）小說中公爵夫人的原型。</w:t>
-      </w:r>
-    </w:p>
-    <w:p>
-      <w:pPr>
-        <w:pStyle w:val="ListBullet"/>
-        <w:spacing w:after="60" w:line="312" w:lineRule="auto"/>
-      </w:pPr>
-      <w:r>
-        <w:rPr>
-          <w:rFonts w:ascii="Microsoft JhengHei" w:hAnsi="Microsoft JhengHei" w:eastAsia="Microsoft JhengHei" w:cs="Microsoft JhengHei"/>
-          <w:b w:val="0"/>
-          <w:i w:val="0"/>
-          <w:color w:val="3C3328"/>
-          <w:sz w:val="28"/>
-        </w:rPr>
-        <w:t>案例四「梵谷的弟弟西奧」：畫商西奧·梵谷（Theo van Gogh）自1880—81年冬起按月接濟哥哥文森（Vincent van Gogh），1882年6月起每月分三次寄錢，十年間據載共資助約17,500法郎——這是跨到美術界的例子：贊助者的名字，如今已與被贊助者的傳奇密不可分。</w:t>
+        <w:t>《夜巡》創作於 1642 年,是荷蘭黃金時代(Dutch Golden Age)最著名的一幅團體肖像,示範了一個純粹的「付費買版位」模式:金主不是國王、也不是教會,而是一群自掏腰包的阿姆斯特丹生意人,由他們共同出資請林布蘭作畫。</w:t>
+      </w:r>
+    </w:p>
+    <w:p>
+      <w:pPr>
+        <w:pStyle w:val="ListBullet"/>
+        <w:spacing w:after="60" w:line="312" w:lineRule="auto"/>
+      </w:pPr>
+      <w:r>
+        <w:rPr>
+          <w:rFonts w:ascii="Microsoft JhengHei" w:hAnsi="Microsoft JhengHei" w:eastAsia="Microsoft JhengHei" w:cs="Microsoft JhengHei"/>
+          <w:b w:val="0"/>
+          <w:i w:val="0"/>
+          <w:color w:val="3C3328"/>
+          <w:sz w:val="28"/>
+        </w:rPr>
+        <w:t>出資結構就是今天的贊助方案表:全體出資者合計付給林布蘭約 1,600 盾,平均一人約 100 盾,想站得愈顯眼、愈靠畫面前排中心,分攤金額就愈高——這正是「贊助級距愈高、版位愈大、logo 愈顯眼」的四百年前原型。</w:t>
+      </w:r>
+    </w:p>
+    <w:p>
+      <w:pPr>
+        <w:pStyle w:val="ListBullet"/>
+        <w:spacing w:after="60" w:line="312" w:lineRule="auto"/>
+      </w:pPr>
+      <w:r>
+        <w:rPr>
+          <w:rFonts w:ascii="Microsoft JhengHei" w:hAnsi="Microsoft JhengHei" w:eastAsia="Microsoft JhengHei" w:cs="Microsoft JhengHei"/>
+          <w:b w:val="0"/>
+          <w:i w:val="0"/>
+          <w:color w:val="3C3328"/>
+          <w:sz w:val="28"/>
+        </w:rPr>
+        <w:t>委託方＝阿姆斯特丹火槍手民兵公會(Kloveniers),16 名民兵平均每人約 100 盾、依畫面顯眼程度分攤(依畫中人法蘭斯·班寧·科克家族相簿中的題記所載,原文記為「依他們在畫中所佔位置,有人多付、有人少付」)。</w:t>
+      </w:r>
+    </w:p>
+    <w:p>
+      <w:pPr>
+        <w:pStyle w:val="ListBullet"/>
+        <w:spacing w:after="60" w:line="312" w:lineRule="auto"/>
+      </w:pPr>
+      <w:r>
+        <w:rPr>
+          <w:rFonts w:ascii="Microsoft JhengHei" w:hAnsi="Microsoft JhengHei" w:eastAsia="Microsoft JhengHei" w:cs="Microsoft JhengHei"/>
+          <w:b w:val="0"/>
+          <w:i w:val="0"/>
+          <w:color w:val="3C3328"/>
+          <w:sz w:val="28"/>
+        </w:rPr>
+        <w:t>換算金額感:100 盾在當時是筆可觀的錢——據載一名熟練工匠年收入約 250–300 盾,而林布蘭本人在 1639 年買下自宅足足花了 13,000 盾;整筆約 1,600 盾的委託,對這群中產生意人是認真的集資,對頂級富商則談不上天價。</w:t>
+      </w:r>
+    </w:p>
+    <w:p>
+      <w:pPr>
+        <w:pStyle w:val="ListBullet"/>
+        <w:spacing w:after="60" w:line="312" w:lineRule="auto"/>
+      </w:pPr>
+      <w:r>
+        <w:rPr>
+          <w:rFonts w:ascii="Microsoft JhengHei" w:hAnsi="Microsoft JhengHei" w:eastAsia="Microsoft JhengHei" w:cs="Microsoft JhengHei"/>
+          <w:b w:val="0"/>
+          <w:i w:val="0"/>
+          <w:color w:val="3C3328"/>
+          <w:sz w:val="28"/>
+        </w:rPr>
+        <w:t>金主換到什麼:四百年後,這 16 位原本沒沒無聞的民兵生意人,臉孔仍高掛在鎮館之寶上,每年吸引數百萬人專程朝聖——以「曝光量×年限」衡量,堪稱史上投報率最高的品牌置入之一。</w:t>
+      </w:r>
+    </w:p>
+    <w:p>
+      <w:pPr>
+        <w:pStyle w:val="ListBullet"/>
+        <w:spacing w:after="60" w:line="312" w:lineRule="auto"/>
+      </w:pPr>
+      <w:r>
+        <w:rPr>
+          <w:rFonts w:ascii="Microsoft JhengHei" w:hAnsi="Microsoft JhengHei" w:eastAsia="Microsoft JhengHei" w:cs="Microsoft JhengHei"/>
+          <w:b w:val="0"/>
+          <w:i w:val="0"/>
+          <w:color w:val="3C3328"/>
+          <w:sz w:val="28"/>
+        </w:rPr>
+        <w:t>C 位邏輯白紙黑字畫在構圖裡:出資最多、地位最高的隊長與副隊長被安排在最前排、光線最亮處,其餘成員依出資與職級向後、向暗處排開,等於把一份「贊助對價表」直接畫進畫面。</w:t>
+      </w:r>
+    </w:p>
+    <w:p>
+      <w:pPr>
+        <w:pStyle w:val="ListBullet"/>
+        <w:spacing w:after="60" w:line="312" w:lineRule="auto"/>
+      </w:pPr>
+      <w:r>
+        <w:rPr>
+          <w:rFonts w:ascii="Microsoft JhengHei" w:hAnsi="Microsoft JhengHei" w:eastAsia="Microsoft JhengHei" w:cs="Microsoft JhengHei"/>
+          <w:b w:val="0"/>
+          <w:i w:val="0"/>
+          <w:color w:val="3C3328"/>
+          <w:sz w:val="28"/>
+        </w:rPr>
+        <w:t>民兵公會本質是「會員自費」的社團:成員自備武器與制服,團體肖像也由成員各自掏錢分攤,畫得好的年輕畫家能靠這類委託穩定接案——是民間資本(而非宮廷)扶植藝術的典型,恰與梅迪奇、埃斯特哈齊的宮廷贊助形成「民間版」對照,呼應本場「你成就音樂，音樂也成就你」主軸。</w:t>
+      </w:r>
+    </w:p>
+    <w:p>
+      <w:pPr>
+        <w:pStyle w:val="ListBullet"/>
+        <w:spacing w:after="60" w:line="312" w:lineRule="auto"/>
+      </w:pPr>
+      <w:r>
+        <w:rPr>
+          <w:rFonts w:ascii="Microsoft JhengHei" w:hAnsi="Microsoft JhengHei" w:eastAsia="Microsoft JhengHei" w:cs="Microsoft JhengHei"/>
+          <w:b w:val="0"/>
+          <w:i w:val="0"/>
+          <w:color w:val="3C3328"/>
+          <w:sz w:val="28"/>
+        </w:rPr>
+        <w:t>這份「贊助者署名」還有實體版:約 1715 年,有人在畫面中央偏右加繪一面盾形飾牌(cartouche),列出 18 個相關姓名,連當年免費入畫的受僱鼓手都被一併追記,等同一份遲來的「贊助商名單」。</w:t>
+      </w:r>
+    </w:p>
+    <w:p>
+      <w:pPr>
+        <w:pStyle w:val="ListBullet"/>
+        <w:spacing w:after="60" w:line="312" w:lineRule="auto"/>
+      </w:pPr>
+      <w:r>
+        <w:rPr>
+          <w:rFonts w:ascii="Microsoft JhengHei" w:hAnsi="Microsoft JhengHei" w:eastAsia="Microsoft JhengHei" w:cs="Microsoft JhengHei"/>
+          <w:b w:val="0"/>
+          <w:i w:val="0"/>
+          <w:color w:val="3C3328"/>
+          <w:sz w:val="28"/>
+        </w:rPr>
+        <w:t>投資也可能被「裁切」:1715 年此畫移到阿姆斯特丹市政廳時,為了塞進兩扇門之間,四邊都被切掉,左側甚至少了兩個人物;今天要看完整原始構圖,只能靠同代畫家倫登斯(Gerrit Lundens)的小尺寸摹本(現藏倫敦國家美術館)。畫幅至今仍達 363×437 公分,是不折不扣的巨作。</w:t>
+      </w:r>
+    </w:p>
+    <w:p>
+      <w:pPr>
+        <w:pStyle w:val="ListBullet"/>
+        <w:spacing w:after="60" w:line="312" w:lineRule="auto"/>
+      </w:pPr>
+      <w:r>
+        <w:rPr>
+          <w:rFonts w:ascii="Microsoft JhengHei" w:hAnsi="Microsoft JhengHei" w:eastAsia="Microsoft JhengHei" w:cs="Microsoft JhengHei"/>
+          <w:b w:val="0"/>
+          <w:i w:val="0"/>
+          <w:color w:val="3C3328"/>
+          <w:sz w:val="28"/>
+        </w:rPr>
+        <w:t>📖 荷蘭黃金時代(Dutch Golden Age／Gouden Eeuw):約 17 世紀,荷蘭共和國憑藉海上貿易、阿姆斯特丹的金融與市民財富躍為歐洲最富裕地區之一;富起來的市民與行會取代了傳統宮廷與教會,成為藝術的新金主,《夜巡》正是這股「市民金主」浪潮的代表作。</w:t>
+      </w:r>
+    </w:p>
+    <w:p>
+      <w:pPr>
+        <w:pStyle w:val="ListBullet"/>
+        <w:spacing w:after="60" w:line="312" w:lineRule="auto"/>
+      </w:pPr>
+      <w:r>
+        <w:rPr>
+          <w:rFonts w:ascii="Microsoft JhengHei" w:hAnsi="Microsoft JhengHei" w:eastAsia="Microsoft JhengHei" w:cs="Microsoft JhengHei"/>
+          <w:b w:val="0"/>
+          <w:i w:val="0"/>
+          <w:color w:val="3C3328"/>
+          <w:sz w:val="28"/>
+        </w:rPr>
+        <w:t>📖 林布蘭(Rembrandt van Rijn,1606–1669):荷蘭黃金時代最重要的畫家,以肖像與強烈明暗對照聞名;在這樁交易裡他是「接案的乙方」,真正的金主是付錢的那群民兵。</w:t>
+      </w:r>
+    </w:p>
+    <w:p>
+      <w:pPr>
+        <w:pStyle w:val="ListBullet"/>
+        <w:spacing w:after="60" w:line="312" w:lineRule="auto"/>
+      </w:pPr>
+      <w:r>
+        <w:rPr>
+          <w:rFonts w:ascii="Microsoft JhengHei" w:hAnsi="Microsoft JhengHei" w:eastAsia="Microsoft JhengHei" w:cs="Microsoft JhengHei"/>
+          <w:b w:val="0"/>
+          <w:i w:val="0"/>
+          <w:color w:val="3C3328"/>
+          <w:sz w:val="28"/>
+        </w:rPr>
+        <w:t>📖 火槍手民兵公會(Kloveniers,火繩槍手／滑膛槍手隊):阿姆斯特丹市民民兵中以火槍為武器的一支,成員多為有產市民與商人;平時輪值守夜、看守城門,動亂或戰時才武裝上陣,是有錢有閒者的防務兼社交組織。</w:t>
+      </w:r>
+    </w:p>
+    <w:p>
+      <w:pPr>
+        <w:pStyle w:val="ListBullet"/>
+        <w:spacing w:after="60" w:line="312" w:lineRule="auto"/>
+      </w:pPr>
+      <w:r>
+        <w:rPr>
+          <w:rFonts w:ascii="Microsoft JhengHei" w:hAnsi="Microsoft JhengHei" w:eastAsia="Microsoft JhengHei" w:cs="Microsoft JhengHei"/>
+          <w:b w:val="0"/>
+          <w:i w:val="0"/>
+          <w:color w:val="3C3328"/>
+          <w:sz w:val="28"/>
+        </w:rPr>
+        <w:t>📖 市民民兵／射手行會(schutterij／schuttersgilde):荷蘭城市由富裕市民自組的自衛武裝團體,負責守夜、防火、鎮亂;軍官由市政府從殷實市民中委任,本質上是一個由地方有力人士構成的俱樂部——這些人正是有能力出錢請大畫家的階層。</w:t>
+      </w:r>
+    </w:p>
+    <w:p>
+      <w:pPr>
+        <w:pStyle w:val="ListBullet"/>
+        <w:spacing w:after="60" w:line="312" w:lineRule="auto"/>
+      </w:pPr>
+      <w:r>
+        <w:rPr>
+          <w:rFonts w:ascii="Microsoft JhengHei" w:hAnsi="Microsoft JhengHei" w:eastAsia="Microsoft JhengHei" w:cs="Microsoft JhengHei"/>
+          <w:b w:val="0"/>
+          <w:i w:val="0"/>
+          <w:color w:val="3C3328"/>
+          <w:sz w:val="28"/>
+        </w:rPr>
+        <w:t>📖 民兵團體肖像(schuttersstuk,射手群像):黃金時代特有的畫種,由一整隊民兵合資請畫家畫成群像掛在會所裡;出資額往往決定成員在畫中的位置與清晰度,《夜巡》是此類「付費入畫」作品的巔峰。</w:t>
+      </w:r>
+    </w:p>
+    <w:p>
+      <w:pPr>
+        <w:pStyle w:val="ListBullet"/>
+        <w:spacing w:after="60" w:line="312" w:lineRule="auto"/>
+      </w:pPr>
+      <w:r>
+        <w:rPr>
+          <w:rFonts w:ascii="Microsoft JhengHei" w:hAnsi="Microsoft JhengHei" w:eastAsia="Microsoft JhengHei" w:cs="Microsoft JhengHei"/>
+          <w:b w:val="0"/>
+          <w:i w:val="0"/>
+          <w:color w:val="3C3328"/>
+          <w:sz w:val="28"/>
+        </w:rPr>
+        <w:t>📖 火槍手會所(Kloveniersdoelen):Kloveniers 民兵的總部兼宴會廳(doelen 原指靶場,後泛指民兵會所);《夜巡》原本就是為其大廳量身訂製,與其他幾幅民兵群像並列同一空間,彼此較勁曝光,如同一整面「贊助者展示牆」。</w:t>
+      </w:r>
+    </w:p>
+    <w:p>
+      <w:pPr>
+        <w:pStyle w:val="ListBullet"/>
+        <w:spacing w:after="60" w:line="312" w:lineRule="auto"/>
+      </w:pPr>
+      <w:r>
+        <w:rPr>
+          <w:rFonts w:ascii="Microsoft JhengHei" w:hAnsi="Microsoft JhengHei" w:eastAsia="Microsoft JhengHei" w:cs="Microsoft JhengHei"/>
+          <w:b w:val="0"/>
+          <w:i w:val="0"/>
+          <w:color w:val="3C3328"/>
+          <w:sz w:val="28"/>
+        </w:rPr>
+        <w:t>📖 法蘭斯·班寧·科克(Frans Banninck Cocq,1605–1655):畫面正中身著黑衣、繫紅色綬帶的隊長,出身阿姆斯特丹富裕世家,後來當上阿姆斯特丹市長(burgomaster,市政首長);他佔據 C 位,還另外請人把此畫縮摹成水彩、收進家族相簿,等於為自己的「贊助紀錄」再留副本。</w:t>
+      </w:r>
+    </w:p>
+    <w:p>
+      <w:pPr>
+        <w:pStyle w:val="ListBullet"/>
+        <w:spacing w:after="60" w:line="312" w:lineRule="auto"/>
+      </w:pPr>
+      <w:r>
+        <w:rPr>
+          <w:rFonts w:ascii="Microsoft JhengHei" w:hAnsi="Microsoft JhengHei" w:eastAsia="Microsoft JhengHei" w:cs="Microsoft JhengHei"/>
+          <w:b w:val="0"/>
+          <w:i w:val="0"/>
+          <w:color w:val="3C3328"/>
+          <w:sz w:val="28"/>
+        </w:rPr>
+        <w:t>📖 威廉·范·雷登布赫(Willem van Ruytenburch,1600–1652):畫中身著金黃衣、繫白色綬帶的副隊長,同為富商世家;與隊長並列前排,是「第二順位版位」的典型。</w:t>
+      </w:r>
+    </w:p>
+    <w:p>
+      <w:pPr>
+        <w:pStyle w:val="ListBullet"/>
+        <w:spacing w:after="60" w:line="312" w:lineRule="auto"/>
+      </w:pPr>
+      <w:r>
+        <w:rPr>
+          <w:rFonts w:ascii="Microsoft JhengHei" w:hAnsi="Microsoft JhengHei" w:eastAsia="Microsoft JhengHei" w:cs="Microsoft JhengHei"/>
+          <w:b w:val="0"/>
+          <w:i w:val="0"/>
+          <w:color w:val="3C3328"/>
+          <w:sz w:val="28"/>
+        </w:rPr>
+        <w:t>📖 官方全名與「夜巡」誤稱:此畫正式名稱為《科克隊長所率第二區民兵連》(Militia Company of District II under the Command of Captain Frans Banninck Cocq);原本畫的其實是白天場景,只因年久凡尼斯(保護漆)氧化變暗,18 世紀末(約 1797 年)才被冠上「夜巡」(De Nachtwacht)這個一直沿用到今天的暱稱。</w:t>
+      </w:r>
+    </w:p>
+    <w:p>
+      <w:pPr>
+        <w:pStyle w:val="ListBullet"/>
+        <w:spacing w:after="60" w:line="312" w:lineRule="auto"/>
+      </w:pPr>
+      <w:r>
+        <w:rPr>
+          <w:rFonts w:ascii="Microsoft JhengHei" w:hAnsi="Microsoft JhengHei" w:eastAsia="Microsoft JhengHei" w:cs="Microsoft JhengHei"/>
+          <w:b w:val="0"/>
+          <w:i w:val="0"/>
+          <w:color w:val="3C3328"/>
+          <w:sz w:val="28"/>
+        </w:rPr>
+        <w:t>📖 盾(guilder／gulden,荷蘭盾,亦作 florin,符號 ƒ):荷蘭黃金時代通行的貨幣;據載一名熟練工匠年收入約數百盾,故每人出到約 100 盾是相當可觀的合資,足見這群民兵金主的財力。</w:t>
+      </w:r>
+    </w:p>
+    <w:p>
+      <w:pPr>
+        <w:pStyle w:val="ListBullet"/>
+        <w:spacing w:after="60" w:line="312" w:lineRule="auto"/>
+      </w:pPr>
+      <w:r>
+        <w:rPr>
+          <w:rFonts w:ascii="Microsoft JhengHei" w:hAnsi="Microsoft JhengHei" w:eastAsia="Microsoft JhengHei" w:cs="Microsoft JhengHei"/>
+          <w:b w:val="0"/>
+          <w:i w:val="0"/>
+          <w:color w:val="3C3328"/>
+          <w:sz w:val="28"/>
+        </w:rPr>
+        <w:t>📖 荷蘭國家博物館(Rijksmuseum,直譯「國家博物館」):位於阿姆斯特丹的荷蘭國家級美術館,現址於 1885 年落成;《夜巡》是全館鎮館之寶,由阿姆斯特丹市擁有並長期在此展出,每年替當年那群出資者持續「回收曝光」。</w:t>
       </w:r>
     </w:p>
     <w:p>
@@ -5110,6 +4790,732 @@
           <w:sz w:val="38"/>
         </w:rPr>
         <w:t xml:space="preserve">投影片 14　</w:t>
+      </w:r>
+      <w:r>
+        <w:rPr>
+          <w:rFonts w:ascii="Microsoft JhengHei" w:hAnsi="Microsoft JhengHei" w:eastAsia="Microsoft JhengHei" w:cs="Microsoft JhengHei"/>
+          <w:b/>
+          <w:i w:val="0"/>
+          <w:color w:val="2B2016"/>
+          <w:sz w:val="38"/>
+        </w:rPr>
+        <w:t>這就是你們的公會：集體贊助的現代啟示</w:t>
+      </w:r>
+      <w:r>
+        <w:rPr>
+          <w:rFonts w:ascii="Microsoft JhengHei" w:hAnsi="Microsoft JhengHei" w:eastAsia="Microsoft JhengHei" w:cs="Microsoft JhengHei"/>
+          <w:b w:val="0"/>
+          <w:i w:val="0"/>
+          <w:color w:val="6A767A"/>
+          <w:sz w:val="24"/>
+        </w:rPr>
+        <w:t xml:space="preserve">　　⏱ 停留約 55 秒</w:t>
+      </w:r>
+    </w:p>
+    <w:p>
+      <w:pPr>
+        <w:spacing w:before="120" w:after="40" w:line="312" w:lineRule="auto"/>
+      </w:pPr>
+      <w:r>
+        <w:rPr>
+          <w:rFonts w:ascii="Microsoft JhengHei" w:hAnsi="Microsoft JhengHei" w:eastAsia="Microsoft JhengHei" w:cs="Microsoft JhengHei"/>
+          <w:b/>
+          <w:i w:val="0"/>
+          <w:color w:val="7C3B2D"/>
+          <w:sz w:val="24"/>
+        </w:rPr>
+        <w:t>講稿</w:t>
+      </w:r>
+    </w:p>
+    <w:p>
+      <w:pPr>
+        <w:spacing w:before="0" w:after="160" w:line="336" w:lineRule="auto"/>
+      </w:pPr>
+      <w:r>
+        <w:rPr>
+          <w:rFonts w:ascii="Microsoft JhengHei" w:hAnsi="Microsoft JhengHei" w:eastAsia="Microsoft JhengHei" w:cs="Microsoft JhengHei"/>
+          <w:b w:val="0"/>
+          <w:i w:val="0"/>
+          <w:color w:val="222A2D"/>
+          <w:sz w:val="36"/>
+        </w:rPr>
+        <w:t>我特別把這幅畫講清楚，是因為它講的就是各位。那個火槍手民兵公會，跟今天各位參加的跨業交流會、公會，本質一模一樣——一群有實力的生意人，組成一個社團。梅迪奇那種等級，一個人玩得起；但《夜巡》告訴我們：一個人出不起的贊助，一群人合資就出得起，而曝光和名聲，按出資比例分。所以各位不必獨自當梅迪奇——揪一群人，就能一起當金主。各位可以想想：如果咱們的公會，合資贊助一場音樂會、委託一件作品，會被誰看見？會被記得多久？</w:t>
+      </w:r>
+    </w:p>
+    <w:p>
+      <w:pPr>
+        <w:spacing w:before="80" w:after="40" w:line="312" w:lineRule="auto"/>
+      </w:pPr>
+      <w:r>
+        <w:rPr>
+          <w:rFonts w:ascii="Microsoft JhengHei" w:hAnsi="Microsoft JhengHei" w:eastAsia="Microsoft JhengHei" w:cs="Microsoft JhengHei"/>
+          <w:b/>
+          <w:i w:val="0"/>
+          <w:color w:val="856017"/>
+          <w:sz w:val="24"/>
+        </w:rPr>
+        <w:t>講義補充</w:t>
+      </w:r>
+    </w:p>
+    <w:p>
+      <w:pPr>
+        <w:pStyle w:val="ListBullet"/>
+        <w:spacing w:after="60" w:line="312" w:lineRule="auto"/>
+      </w:pPr>
+      <w:r>
+        <w:rPr>
+          <w:rFonts w:ascii="Microsoft JhengHei" w:hAnsi="Microsoft JhengHei" w:eastAsia="Microsoft JhengHei" w:cs="Microsoft JhengHei"/>
+          <w:b w:val="0"/>
+          <w:i w:val="0"/>
+          <w:color w:val="3C3328"/>
+          <w:sz w:val="28"/>
+        </w:rPr>
+        <w:t>火槍手民兵公會＝17 世紀版的跨業交流會／商會：一群有實力、有頭有臉的生意人，自願組成的持槍自衛兼社交團體，本質就是各位今天參加的公會、同業社團。</w:t>
+      </w:r>
+    </w:p>
+    <w:p>
+      <w:pPr>
+        <w:pStyle w:val="ListBullet"/>
+        <w:spacing w:after="60" w:line="312" w:lineRule="auto"/>
+      </w:pPr>
+      <w:r>
+        <w:rPr>
+          <w:rFonts w:ascii="Microsoft JhengHei" w:hAnsi="Microsoft JhengHei" w:eastAsia="Microsoft JhengHei" w:cs="Microsoft JhengHei"/>
+          <w:b w:val="0"/>
+          <w:i w:val="0"/>
+          <w:color w:val="3C3328"/>
+          <w:sz w:val="28"/>
+        </w:rPr>
+        <w:t>這張的核心不是畫美不美，而是「錢怎麼出、名怎麼分」——《夜巡》是一件由一整支民兵連「合資」買下的贊助案，示範了「一個人出不起，一群人湊得起」的集體贊助模式。</w:t>
+      </w:r>
+    </w:p>
+    <w:p>
+      <w:pPr>
+        <w:pStyle w:val="ListBullet"/>
+        <w:spacing w:after="60" w:line="312" w:lineRule="auto"/>
+      </w:pPr>
+      <w:r>
+        <w:rPr>
+          <w:rFonts w:ascii="Microsoft JhengHei" w:hAnsi="Microsoft JhengHei" w:eastAsia="Microsoft JhengHei" w:cs="Microsoft JhengHei"/>
+          <w:b w:val="0"/>
+          <w:i w:val="0"/>
+          <w:color w:val="3C3328"/>
+          <w:sz w:val="28"/>
+        </w:rPr>
+        <w:t>集體合資贊助：門檻低、回報與出資成正比、人人可行；不必是梅迪奇那種等級的超級富豪，揪一群同等級的人，就能一起當金主。</w:t>
+      </w:r>
+    </w:p>
+    <w:p>
+      <w:pPr>
+        <w:pStyle w:val="ListBullet"/>
+        <w:spacing w:after="60" w:line="312" w:lineRule="auto"/>
+      </w:pPr>
+      <w:r>
+        <w:rPr>
+          <w:rFonts w:ascii="Microsoft JhengHei" w:hAnsi="Microsoft JhengHei" w:eastAsia="Microsoft JhengHei" w:cs="Microsoft JhengHei"/>
+          <w:b w:val="0"/>
+          <w:i w:val="0"/>
+          <w:color w:val="3C3328"/>
+          <w:sz w:val="28"/>
+        </w:rPr>
+        <w:t>出資結構是重點：全畫共 34 個人物，其中 18 位出資隊員把名字刻在畫中的盾牌上；林布蘭總共收到約 1,600 荷蘭盾，主要由這 18 人分攤，平均每人約 100 荷蘭盾，出資多寡視在畫中的位置而定（據 Wikipedia／英國國家美術館）。</w:t>
+      </w:r>
+    </w:p>
+    <w:p>
+      <w:pPr>
+        <w:pStyle w:val="ListBullet"/>
+        <w:spacing w:after="60" w:line="312" w:lineRule="auto"/>
+      </w:pPr>
+      <w:r>
+        <w:rPr>
+          <w:rFonts w:ascii="Microsoft JhengHei" w:hAnsi="Microsoft JhengHei" w:eastAsia="Microsoft JhengHei" w:cs="Microsoft JhengHei"/>
+          <w:b w:val="0"/>
+          <w:i w:val="0"/>
+          <w:color w:val="3C3328"/>
+          <w:sz w:val="28"/>
+        </w:rPr>
+        <w:t>「錢決定站位」：付得多的站前排、被打光、正面露臉；付得少的退到後排暗處。隊長柯克與副官范·勒伊滕堡出資最多，因此占畫面正中最亮的 C 位——曝光與名聲，嚴格按出資比例分配，公開透明。</w:t>
+      </w:r>
+    </w:p>
+    <w:p>
+      <w:pPr>
+        <w:pStyle w:val="ListBullet"/>
+        <w:spacing w:after="60" w:line="312" w:lineRule="auto"/>
+      </w:pPr>
+      <w:r>
+        <w:rPr>
+          <w:rFonts w:ascii="Microsoft JhengHei" w:hAnsi="Microsoft JhengHei" w:eastAsia="Microsoft JhengHei" w:cs="Microsoft JhengHei"/>
+          <w:b w:val="0"/>
+          <w:i w:val="0"/>
+          <w:color w:val="3C3328"/>
+          <w:sz w:val="28"/>
+        </w:rPr>
+        <w:t>這幅畫原本掛在火槍手公會會所（Kloveniersdoelen）的宴會大廳（Groote Zaal），形同一面永久的「名人牆」／貴賓室廣告：每次公會辦宴、迎賓，這群出資人就被看見一次，這正是講稿問的「會被誰看見、被記得多久」。</w:t>
+      </w:r>
+    </w:p>
+    <w:p>
+      <w:pPr>
+        <w:pStyle w:val="ListBullet"/>
+        <w:spacing w:after="60" w:line="312" w:lineRule="auto"/>
+      </w:pPr>
+      <w:r>
+        <w:rPr>
+          <w:rFonts w:ascii="Microsoft JhengHei" w:hAnsi="Microsoft JhengHei" w:eastAsia="Microsoft JhengHei" w:cs="Microsoft JhengHei"/>
+          <w:b w:val="0"/>
+          <w:i w:val="0"/>
+          <w:color w:val="3C3328"/>
+          <w:sz w:val="28"/>
+        </w:rPr>
+        <w:t>呼應軼事：1715 年這幅畫被移到阿姆斯特丹市政廳，為了塞進兩根柱子之間，四邊被裁切，左側甚至有兩個人物就此永遠消失——提醒贊助者，出了錢也未必能永遠占著同一個好位置。</w:t>
+      </w:r>
+    </w:p>
+    <w:p>
+      <w:pPr>
+        <w:pStyle w:val="ListBullet"/>
+        <w:spacing w:after="60" w:line="312" w:lineRule="auto"/>
+      </w:pPr>
+      <w:r>
+        <w:rPr>
+          <w:rFonts w:ascii="Microsoft JhengHei" w:hAnsi="Microsoft JhengHei" w:eastAsia="Microsoft JhengHei" w:cs="Microsoft JhengHei"/>
+          <w:b w:val="0"/>
+          <w:i w:val="0"/>
+          <w:color w:val="3C3328"/>
+          <w:sz w:val="28"/>
+        </w:rPr>
+        <w:t>對照前站的梅迪奇（Medici）：梅迪奇是「一位超級富豪獨力包養」的高門檻模式；《夜巡》示範的是「一群中等實力生意人合資」的模式——單人門檻低到人人玩得起，換到的卻是同一面牆上的集體曝光。</w:t>
+      </w:r>
+    </w:p>
+    <w:p>
+      <w:pPr>
+        <w:pStyle w:val="ListBullet"/>
+        <w:spacing w:after="60" w:line="312" w:lineRule="auto"/>
+      </w:pPr>
+      <w:r>
+        <w:rPr>
+          <w:rFonts w:ascii="Microsoft JhengHei" w:hAnsi="Microsoft JhengHei" w:eastAsia="Microsoft JhengHei" w:cs="Microsoft JhengHei"/>
+          <w:b w:val="0"/>
+          <w:i w:val="0"/>
+          <w:color w:val="3C3328"/>
+          <w:sz w:val="28"/>
+        </w:rPr>
+        <w:t>主贊助人柯克本人就是「出資人」樣板：藥劑師之子，靠聯姻娶入阿姆斯特丹富商家族、繼承領主頭銜，1650 年當上阿姆斯特丹市長；對他而言，合資贊助一幅名畫，是經營人脈與社會地位的一環。</w:t>
+      </w:r>
+    </w:p>
+    <w:p>
+      <w:pPr>
+        <w:pStyle w:val="ListBullet"/>
+        <w:spacing w:after="60" w:line="312" w:lineRule="auto"/>
+      </w:pPr>
+      <w:r>
+        <w:rPr>
+          <w:rFonts w:ascii="Microsoft JhengHei" w:hAnsi="Microsoft JhengHei" w:eastAsia="Microsoft JhengHei" w:cs="Microsoft JhengHei"/>
+          <w:b w:val="0"/>
+          <w:i w:val="0"/>
+          <w:color w:val="3C3328"/>
+          <w:sz w:val="28"/>
+        </w:rPr>
+        <w:t>直接對上本場聽眾：你和你的公會，就是現代版的《夜巡》公會；把「火槍手公會」換成「跨業交流會」，把「一幅群像」換成「一場音樂會或一件委託作品」，這張畫講的就是在座各位可以立刻複製的做法。</w:t>
+      </w:r>
+    </w:p>
+    <w:p>
+      <w:pPr>
+        <w:pStyle w:val="ListBullet"/>
+        <w:spacing w:after="60" w:line="312" w:lineRule="auto"/>
+      </w:pPr>
+      <w:r>
+        <w:rPr>
+          <w:rFonts w:ascii="Microsoft JhengHei" w:hAnsi="Microsoft JhengHei" w:eastAsia="Microsoft JhengHei" w:cs="Microsoft JhengHei"/>
+          <w:b w:val="0"/>
+          <w:i w:val="0"/>
+          <w:color w:val="3C3328"/>
+          <w:sz w:val="28"/>
+        </w:rPr>
+        <w:t>📖 夜巡（De Nachtwacht／The Night Watch）：荷蘭畫家林布蘭 1642 年完成的巨幅群像油畫，尺寸約 363×437 公分，今藏阿姆斯特丹國家博物館（Rijksmuseum）。「夜巡」是後人取的俗名，因舊清漆與煤煙讓畫面發黑、被誤以為夜景，其實畫的是白天。當時＝一群火槍手民兵合資訂製、掛在自家會所炫耀身分的「團體照」。</w:t>
+      </w:r>
+    </w:p>
+    <w:p>
+      <w:pPr>
+        <w:pStyle w:val="ListBullet"/>
+        <w:spacing w:after="60" w:line="312" w:lineRule="auto"/>
+      </w:pPr>
+      <w:r>
+        <w:rPr>
+          <w:rFonts w:ascii="Microsoft JhengHei" w:hAnsi="Microsoft JhengHei" w:eastAsia="Microsoft JhengHei" w:cs="Microsoft JhengHei"/>
+          <w:b w:val="0"/>
+          <w:i w:val="0"/>
+          <w:color w:val="3C3328"/>
+          <w:sz w:val="28"/>
+        </w:rPr>
+        <w:t>📖 正式名稱（Militia Company of District II under the Command of Captain Frans Banninck Cocq）：即《隊長法蘭斯·班寧·柯克指揮的第二區民兵連》。當時的畫作多半沒有標題，這個描述性名稱點明買單者是誰——不是王公貴族，而是一整支市民民兵連。</w:t>
+      </w:r>
+    </w:p>
+    <w:p>
+      <w:pPr>
+        <w:pStyle w:val="ListBullet"/>
+        <w:spacing w:after="60" w:line="312" w:lineRule="auto"/>
+      </w:pPr>
+      <w:r>
+        <w:rPr>
+          <w:rFonts w:ascii="Microsoft JhengHei" w:hAnsi="Microsoft JhengHei" w:eastAsia="Microsoft JhengHei" w:cs="Microsoft JhengHei"/>
+          <w:b w:val="0"/>
+          <w:i w:val="0"/>
+          <w:color w:val="3C3328"/>
+          <w:sz w:val="28"/>
+        </w:rPr>
+        <w:t>📖 林布蘭（Rembrandt van Rijn, 1606–1669）：荷蘭黃金時代最重要的畫家。對贊助者而言，他是當時最搶手的「頂級品牌」畫師，能請到他作畫本身就是身分象徵。</w:t>
+      </w:r>
+    </w:p>
+    <w:p>
+      <w:pPr>
+        <w:pStyle w:val="ListBullet"/>
+        <w:spacing w:after="60" w:line="312" w:lineRule="auto"/>
+      </w:pPr>
+      <w:r>
+        <w:rPr>
+          <w:rFonts w:ascii="Microsoft JhengHei" w:hAnsi="Microsoft JhengHei" w:eastAsia="Microsoft JhengHei" w:cs="Microsoft JhengHei"/>
+          <w:b w:val="0"/>
+          <w:i w:val="0"/>
+          <w:color w:val="3C3328"/>
+          <w:sz w:val="28"/>
+        </w:rPr>
+        <w:t>📖 火槍手公會／克洛芬尼爾（Kloveniers）：阿姆斯特丹三大民兵公會之一，成員配備早期火繩槍（arquebus，荷語 klover／haakbus），公會即因此得名。當時＝由城中殷實市民、商人組成的持槍自衛兼社交團體。</w:t>
+      </w:r>
+    </w:p>
+    <w:p>
+      <w:pPr>
+        <w:pStyle w:val="ListBullet"/>
+        <w:spacing w:after="60" w:line="312" w:lineRule="auto"/>
+      </w:pPr>
+      <w:r>
+        <w:rPr>
+          <w:rFonts w:ascii="Microsoft JhengHei" w:hAnsi="Microsoft JhengHei" w:eastAsia="Microsoft JhengHei" w:cs="Microsoft JhengHei"/>
+          <w:b w:val="0"/>
+          <w:i w:val="0"/>
+          <w:color w:val="3C3328"/>
+          <w:sz w:val="28"/>
+        </w:rPr>
+        <w:t>📖 民兵團（Schutterij）：中世紀到近代荷蘭城市的市民自衛隊，按行政區與武器（弓、弩、火槍）分連，軍官須由當地富人、體面市民擔任。當時＝結合防務、社交與地位象徵的「有力人士俱樂部」，性質最接近今天的商會、扶輪社或跨業交流會。</w:t>
+      </w:r>
+    </w:p>
+    <w:p>
+      <w:pPr>
+        <w:pStyle w:val="ListBullet"/>
+        <w:spacing w:after="60" w:line="312" w:lineRule="auto"/>
+      </w:pPr>
+      <w:r>
+        <w:rPr>
+          <w:rFonts w:ascii="Microsoft JhengHei" w:hAnsi="Microsoft JhengHei" w:eastAsia="Microsoft JhengHei" w:cs="Microsoft JhengHei"/>
+          <w:b w:val="0"/>
+          <w:i w:val="0"/>
+          <w:color w:val="3C3328"/>
+          <w:sz w:val="28"/>
+        </w:rPr>
+        <w:t>📖 公會會所（Doelen／Kloveniersdoelen）：民兵團的靶場兼會館，設有大廳供聚會、宴飲與室內操練。當時＝這群出資人的「總部加宴會廳」，也是他們掛出團體肖像、向賓客展示身分的地方。</w:t>
+      </w:r>
+    </w:p>
+    <w:p>
+      <w:pPr>
+        <w:pStyle w:val="ListBullet"/>
+        <w:spacing w:after="60" w:line="312" w:lineRule="auto"/>
+      </w:pPr>
+      <w:r>
+        <w:rPr>
+          <w:rFonts w:ascii="Microsoft JhengHei" w:hAnsi="Microsoft JhengHei" w:eastAsia="Microsoft JhengHei" w:cs="Microsoft JhengHei"/>
+          <w:b w:val="0"/>
+          <w:i w:val="0"/>
+          <w:color w:val="3C3328"/>
+          <w:sz w:val="28"/>
+        </w:rPr>
+        <w:t>📖 民兵團體肖像（Schuttersstuk）：荷蘭特有的畫種，民兵連在換屆或有大事時集資請畫家畫全連合照，成員各自付錢以求畫得像自己。當時＝這類公會的標準「集體贊助案」，《夜巡》只是其中最有名的一件；法蘭斯·哈爾斯（Frans Hals）等名家也靠這類委託維生。</w:t>
+      </w:r>
+    </w:p>
+    <w:p>
+      <w:pPr>
+        <w:pStyle w:val="ListBullet"/>
+        <w:spacing w:after="60" w:line="312" w:lineRule="auto"/>
+      </w:pPr>
+      <w:r>
+        <w:rPr>
+          <w:rFonts w:ascii="Microsoft JhengHei" w:hAnsi="Microsoft JhengHei" w:eastAsia="Microsoft JhengHei" w:cs="Microsoft JhengHei"/>
+          <w:b w:val="0"/>
+          <w:i w:val="0"/>
+          <w:color w:val="3C3328"/>
+          <w:sz w:val="28"/>
+        </w:rPr>
+        <w:t>📖 隊長班寧·柯克（Frans Banninck Cocq, 1605–1655）：《夜巡》正中央、著黑衣紅綬帶者，出資最多的主贊助人；屬阿姆斯特丹攝政階層（regenten），普爾默蘭與伊爾彭丹（Purmerland en Ilpendam）領主，1650 年任阿姆斯特丹市長。當時＝這場集資案的「召集人兼最大股東」。</w:t>
+      </w:r>
+    </w:p>
+    <w:p>
+      <w:pPr>
+        <w:pStyle w:val="ListBullet"/>
+        <w:spacing w:after="60" w:line="312" w:lineRule="auto"/>
+      </w:pPr>
+      <w:r>
+        <w:rPr>
+          <w:rFonts w:ascii="Microsoft JhengHei" w:hAnsi="Microsoft JhengHei" w:eastAsia="Microsoft JhengHei" w:cs="Microsoft JhengHei"/>
+          <w:b w:val="0"/>
+          <w:i w:val="0"/>
+          <w:color w:val="3C3328"/>
+          <w:sz w:val="28"/>
+        </w:rPr>
+        <w:t>📖 副官范·勒伊滕堡（Willem van Ruytenburch）：畫中著鮮黃衣、白綬帶、站在柯克身旁者，出資僅次於隊長，因此享次高曝光。當時＝這樁合資案的「第二大股東」。</w:t>
+      </w:r>
+    </w:p>
+    <w:p>
+      <w:pPr>
+        <w:pStyle w:val="ListBullet"/>
+        <w:spacing w:after="60" w:line="312" w:lineRule="auto"/>
+      </w:pPr>
+      <w:r>
+        <w:rPr>
+          <w:rFonts w:ascii="Microsoft JhengHei" w:hAnsi="Microsoft JhengHei" w:eastAsia="Microsoft JhengHei" w:cs="Microsoft JhengHei"/>
+          <w:b w:val="0"/>
+          <w:i w:val="0"/>
+          <w:color w:val="3C3328"/>
+          <w:sz w:val="28"/>
+        </w:rPr>
+        <w:t>📖 荷蘭盾（gulden／guilder）：荷蘭黃金時代的通貨。每人約 100 盾、全案約 1,600 盾，在當時是一筆可觀金額（據 Wikipedia）。當時＝一筆讓中產生意人「合資分攤才出得起、獨力則吃力」的贊助預算。</w:t>
+      </w:r>
+    </w:p>
+    <w:p>
+      <w:pPr>
+        <w:pStyle w:val="ListBullet"/>
+        <w:spacing w:after="60" w:line="312" w:lineRule="auto"/>
+      </w:pPr>
+      <w:r>
+        <w:rPr>
+          <w:rFonts w:ascii="Microsoft JhengHei" w:hAnsi="Microsoft JhengHei" w:eastAsia="Microsoft JhengHei" w:cs="Microsoft JhengHei"/>
+          <w:b w:val="0"/>
+          <w:i w:val="0"/>
+          <w:color w:val="3C3328"/>
+          <w:sz w:val="28"/>
+        </w:rPr>
+        <w:t>📖 荷蘭黃金時代（Dutch Golden Age）：約 17 世紀，荷蘭靠海運貿易（尤以荷蘭東印度公司／VOC 為代表）致富、商人階級崛起的時期。當時＝新富商人願意花錢買文化與名聲的黃金背景，集體贊助的風氣由此而生。</w:t>
+      </w:r>
+    </w:p>
+    <w:p>
+      <w:pPr>
+        <w:pStyle w:val="ListBullet"/>
+        <w:spacing w:after="60" w:line="312" w:lineRule="auto"/>
+      </w:pPr>
+      <w:r>
+        <w:rPr>
+          <w:rFonts w:ascii="Microsoft JhengHei" w:hAnsi="Microsoft JhengHei" w:eastAsia="Microsoft JhengHei" w:cs="Microsoft JhengHei"/>
+          <w:b w:val="0"/>
+          <w:i w:val="0"/>
+          <w:color w:val="3C3328"/>
+          <w:sz w:val="28"/>
+        </w:rPr>
+        <w:t>📖 攝政階層（Regenten）：荷蘭共和國中掌握市政與商業大權的富裕市民寡頭階層。當時＝這些出資訂畫者所屬的社會頂層，贊助藝術是他們鞏固地位、彼此較勁的手段。</w:t>
+      </w:r>
+    </w:p>
+    <w:p>
+      <w:pPr>
+        <w:pBdr>
+          <w:bottom w:val="single" w:sz="6" w:space="4" w:color="E4D9C3"/>
+        </w:pBdr>
+        <w:spacing w:before="240" w:after="80" w:line="312" w:lineRule="auto"/>
+      </w:pPr>
+      <w:r>
+        <w:rPr>
+          <w:rFonts w:ascii="Microsoft JhengHei" w:hAnsi="Microsoft JhengHei" w:eastAsia="Microsoft JhengHei" w:cs="Microsoft JhengHei"/>
+          <w:b/>
+          <w:i w:val="0"/>
+          <w:color w:val="7C3B2D"/>
+          <w:sz w:val="38"/>
+        </w:rPr>
+        <w:t xml:space="preserve">投影片 15　</w:t>
+      </w:r>
+      <w:r>
+        <w:rPr>
+          <w:rFonts w:ascii="Microsoft JhengHei" w:hAnsi="Microsoft JhengHei" w:eastAsia="Microsoft JhengHei" w:cs="Microsoft JhengHei"/>
+          <w:b/>
+          <w:i w:val="0"/>
+          <w:color w:val="2B2016"/>
+          <w:sz w:val="38"/>
+        </w:rPr>
+        <w:t>第三樣：不朽之名</w:t>
+      </w:r>
+      <w:r>
+        <w:rPr>
+          <w:rFonts w:ascii="Microsoft JhengHei" w:hAnsi="Microsoft JhengHei" w:eastAsia="Microsoft JhengHei" w:cs="Microsoft JhengHei"/>
+          <w:b w:val="0"/>
+          <w:i w:val="0"/>
+          <w:color w:val="6A767A"/>
+          <w:sz w:val="24"/>
+        </w:rPr>
+        <w:t xml:space="preserve">　　⏱ 停留約 25 秒</w:t>
+      </w:r>
+    </w:p>
+    <w:p>
+      <w:pPr>
+        <w:spacing w:before="120" w:after="40" w:line="312" w:lineRule="auto"/>
+      </w:pPr>
+      <w:r>
+        <w:rPr>
+          <w:rFonts w:ascii="Microsoft JhengHei" w:hAnsi="Microsoft JhengHei" w:eastAsia="Microsoft JhengHei" w:cs="Microsoft JhengHei"/>
+          <w:b/>
+          <w:i w:val="0"/>
+          <w:color w:val="7C3B2D"/>
+          <w:sz w:val="24"/>
+        </w:rPr>
+        <w:t>講稿</w:t>
+      </w:r>
+    </w:p>
+    <w:p>
+      <w:pPr>
+        <w:spacing w:before="0" w:after="160" w:line="336" w:lineRule="auto"/>
+      </w:pPr>
+      <w:r>
+        <w:rPr>
+          <w:rFonts w:ascii="Microsoft JhengHei" w:hAnsi="Microsoft JhengHei" w:eastAsia="Microsoft JhengHei" w:cs="Microsoft JhengHei"/>
+          <w:b w:val="0"/>
+          <w:i w:val="0"/>
+          <w:color w:val="222A2D"/>
+          <w:sz w:val="36"/>
+        </w:rPr>
+        <w:t>第三樣回報，是我個人覺得最迷人的一樣——不朽之名。錢會花完，一時的名聲會過去；但如果你把名字，綁進一部會被傳唱幾百年的作品裡，你就買到了「不朽」。接下來連續幾個故事，主角都是「因為出錢，名字被寫進歷史」的金主。</w:t>
+      </w:r>
+    </w:p>
+    <w:p>
+      <w:pPr>
+        <w:spacing w:before="80" w:after="40" w:line="312" w:lineRule="auto"/>
+      </w:pPr>
+      <w:r>
+        <w:rPr>
+          <w:rFonts w:ascii="Microsoft JhengHei" w:hAnsi="Microsoft JhengHei" w:eastAsia="Microsoft JhengHei" w:cs="Microsoft JhengHei"/>
+          <w:b/>
+          <w:i w:val="0"/>
+          <w:color w:val="856017"/>
+          <w:sz w:val="24"/>
+        </w:rPr>
+        <w:t>講義補充</w:t>
+      </w:r>
+    </w:p>
+    <w:p>
+      <w:pPr>
+        <w:pStyle w:val="ListBullet"/>
+        <w:spacing w:after="60" w:line="312" w:lineRule="auto"/>
+      </w:pPr>
+      <w:r>
+        <w:rPr>
+          <w:rFonts w:ascii="Microsoft JhengHei" w:hAnsi="Microsoft JhengHei" w:eastAsia="Microsoft JhengHei" w:cs="Microsoft JhengHei"/>
+          <w:b w:val="0"/>
+          <w:i w:val="0"/>
+          <w:color w:val="3C3328"/>
+          <w:sz w:val="28"/>
+        </w:rPr>
+        <w:t>第三樣回報：不朽之名。錢會花完、一時的名聲會過去，但把名字綁進一部會被傳唱數百年的作品，等於買下了「不朽」；本張之後連續幾則故事的主角，都是「因為出錢，名字被寫進音樂史」的金主。</w:t>
+      </w:r>
+    </w:p>
+    <w:p>
+      <w:pPr>
+        <w:pStyle w:val="ListBullet"/>
+        <w:spacing w:after="60" w:line="312" w:lineRule="auto"/>
+      </w:pPr>
+      <w:r>
+        <w:rPr>
+          <w:rFonts w:ascii="Microsoft JhengHei" w:hAnsi="Microsoft JhengHei" w:eastAsia="Microsoft JhengHei" w:cs="Microsoft JhengHei"/>
+          <w:b w:val="0"/>
+          <w:i w:val="0"/>
+          <w:color w:val="3C3328"/>
+          <w:sz w:val="28"/>
+        </w:rPr>
+        <w:t>這一樣回報的技術核心是「題獻」：金主付出年金、禮物或委創費，作曲家便在樂譜扉頁印上他的名字，作品每被演出、出版一次，贊助者的名字就再被念一次，數百年不墜。</w:t>
+      </w:r>
+    </w:p>
+    <w:p>
+      <w:pPr>
+        <w:pStyle w:val="ListBullet"/>
+        <w:spacing w:after="60" w:line="312" w:lineRule="auto"/>
+      </w:pPr>
+      <w:r>
+        <w:rPr>
+          <w:rFonts w:ascii="Microsoft JhengHei" w:hAnsi="Microsoft JhengHei" w:eastAsia="Microsoft JhengHei" w:cs="Microsoft JhengHei"/>
+          <w:b w:val="0"/>
+          <w:i w:val="0"/>
+          <w:color w:val="3C3328"/>
+          <w:sz w:val="28"/>
+        </w:rPr>
+        <w:t>📖 題獻／獻詞（dedication）：作曲家在作品扉頁寫上某人姓名以表敬意或感謝的慣例；當時＝贊助者用金錢或庇護換來的「署名權」，是把一次性花費變成永久留名的機制。</w:t>
+      </w:r>
+    </w:p>
+    <w:p>
+      <w:pPr>
+        <w:pStyle w:val="ListBullet"/>
+        <w:spacing w:after="60" w:line="312" w:lineRule="auto"/>
+      </w:pPr>
+      <w:r>
+        <w:rPr>
+          <w:rFonts w:ascii="Microsoft JhengHei" w:hAnsi="Microsoft JhengHei" w:eastAsia="Microsoft JhengHei" w:cs="Microsoft JhengHei"/>
+          <w:b w:val="0"/>
+          <w:i w:val="0"/>
+          <w:color w:val="3C3328"/>
+          <w:sz w:val="28"/>
+        </w:rPr>
+        <w:t>案例一「貝多芬三貴族」：1809年3月1日，魯道夫大公（Archduke Rudolph）、洛布科維茨親王（Prince Lobkowitz）、金斯基親王（Prince Kinsky）三人聯名簽下年金契約，每年合付貝多芬（Ludwig van Beethoven）4000弗羅林（魯道夫1500、金斯基1800、洛布科維茨700），只為把他留在維也納、不去接拿破崙之弟耶羅姆（Jérôme Bonaparte）在卡塞爾（Kassel）開出的宮廷樂長職。</w:t>
+      </w:r>
+    </w:p>
+    <w:p>
+      <w:pPr>
+        <w:pStyle w:val="ListBullet"/>
+        <w:spacing w:after="60" w:line="312" w:lineRule="auto"/>
+      </w:pPr>
+      <w:r>
+        <w:rPr>
+          <w:rFonts w:ascii="Microsoft JhengHei" w:hAnsi="Microsoft JhengHei" w:eastAsia="Microsoft JhengHei" w:cs="Microsoft JhengHei"/>
+          <w:b w:val="0"/>
+          <w:i w:val="0"/>
+          <w:color w:val="3C3328"/>
+          <w:sz w:val="28"/>
+        </w:rPr>
+        <w:t>三人中魯道夫回報最豐：貝多芬一生獻給他約14部作品，含《皇帝》鋼琴協奏曲、《大公》三重奏、《莊嚴彌撒》等；洛布科維茨獲題獻《英雄》交響曲；金斯基之名則因這紙契約永留史冊——這正是「出錢換不朽之名」的教科書案例（後幾張細講）。後續動盪也值一記：據載1811年奧國貨幣貶值五倍、金斯基1812年墜馬身亡、洛布科維茨1813年破產出逃，最後只剩魯道夫履約到底。</w:t>
+      </w:r>
+    </w:p>
+    <w:p>
+      <w:pPr>
+        <w:pStyle w:val="ListBullet"/>
+        <w:spacing w:after="60" w:line="312" w:lineRule="auto"/>
+      </w:pPr>
+      <w:r>
+        <w:rPr>
+          <w:rFonts w:ascii="Microsoft JhengHei" w:hAnsi="Microsoft JhengHei" w:eastAsia="Microsoft JhengHei" w:cs="Microsoft JhengHei"/>
+          <w:b w:val="0"/>
+          <w:i w:val="0"/>
+          <w:color w:val="3C3328"/>
+          <w:sz w:val="28"/>
+        </w:rPr>
+        <w:t>📖 年金／年俸（annuity，德文 Rentenvertrag）：贊助的一種形式——不是一次買斷單一作品，而是每年固定付一筆錢「養住」作曲家，條件是他留在本地、持續創作；貝多芬這紙契約是史上最著名的一例。</w:t>
+      </w:r>
+    </w:p>
+    <w:p>
+      <w:pPr>
+        <w:pStyle w:val="ListBullet"/>
+        <w:spacing w:after="60" w:line="312" w:lineRule="auto"/>
+      </w:pPr>
+      <w:r>
+        <w:rPr>
+          <w:rFonts w:ascii="Microsoft JhengHei" w:hAnsi="Microsoft JhengHei" w:eastAsia="Microsoft JhengHei" w:cs="Microsoft JhengHei"/>
+          <w:b w:val="0"/>
+          <w:i w:val="0"/>
+          <w:color w:val="3C3328"/>
+          <w:sz w:val="28"/>
+        </w:rPr>
+        <w:t>📖 弗羅林（florin，又稱古爾登 Gulden）：當時＝奧地利通行的銀幣貨幣單位；4000弗羅林在1809年足供優渥生活，惟隨後貨幣貶值，契約實值大幅縮水。</w:t>
+      </w:r>
+    </w:p>
+    <w:p>
+      <w:pPr>
+        <w:pStyle w:val="ListBullet"/>
+        <w:spacing w:after="60" w:line="312" w:lineRule="auto"/>
+      </w:pPr>
+      <w:r>
+        <w:rPr>
+          <w:rFonts w:ascii="Microsoft JhengHei" w:hAnsi="Microsoft JhengHei" w:eastAsia="Microsoft JhengHei" w:cs="Microsoft JhengHei"/>
+          <w:b w:val="0"/>
+          <w:i w:val="0"/>
+          <w:color w:val="3C3328"/>
+          <w:sz w:val="28"/>
+        </w:rPr>
+        <w:t>📖 大公／親王（Archduke Erzherzog／Prince Fürst）：貴族頭銜；魯道夫是皇帝法蘭茲一世（Franz I）的幼弟、又是貝多芬的作曲學生，洛布科維茨與金斯基則為擁地產的親王階層，出手闊綽正因身家雄厚。</w:t>
+      </w:r>
+    </w:p>
+    <w:p>
+      <w:pPr>
+        <w:pStyle w:val="ListBullet"/>
+        <w:spacing w:after="60" w:line="312" w:lineRule="auto"/>
+      </w:pPr>
+      <w:r>
+        <w:rPr>
+          <w:rFonts w:ascii="Microsoft JhengHei" w:hAnsi="Microsoft JhengHei" w:eastAsia="Microsoft JhengHei" w:cs="Microsoft JhengHei"/>
+          <w:b w:val="0"/>
+          <w:i w:val="0"/>
+          <w:color w:val="3C3328"/>
+          <w:sz w:val="28"/>
+        </w:rPr>
+        <w:t>案例二「失眠的凱瑟林克伯爵」：相傳這位駐薩克森宮廷的俄國大使長年失眠，委託巴赫（Johann Sebastian Bach）寫一套能在漫漫長夜撫慰他的鍵盤曲，由住在他家的年輕大鍵琴手郭德堡（Johann Gottlieb Goldberg）夜裡彈奏，這就是《郭德堡變奏曲》得名的由來（呼應投影片10）。</w:t>
+      </w:r>
+    </w:p>
+    <w:p>
+      <w:pPr>
+        <w:pStyle w:val="ListBullet"/>
+        <w:spacing w:after="60" w:line="312" w:lineRule="auto"/>
+      </w:pPr>
+      <w:r>
+        <w:rPr>
+          <w:rFonts w:ascii="Microsoft JhengHei" w:hAnsi="Microsoft JhengHei" w:eastAsia="Microsoft JhengHei" w:cs="Microsoft JhengHei"/>
+          <w:b w:val="0"/>
+          <w:i w:val="0"/>
+          <w:color w:val="3C3328"/>
+          <w:sz w:val="28"/>
+        </w:rPr>
+        <w:t>📖 凱瑟林克伯爵（Count Hermann Karl von Keyserlingk，或作 Kaiserling）：委創故事的主角金主；此說僅見於福克爾（Johann Nikolaus Forkel）1802年的巴赫傳記，成書距事件逾六十年、樂譜扉頁又無題獻，郭德堡當時僅約14歲，故學界多視為傳說、未必屬實（標「相傳」）。</w:t>
+      </w:r>
+    </w:p>
+    <w:p>
+      <w:pPr>
+        <w:pStyle w:val="ListBullet"/>
+        <w:spacing w:after="60" w:line="312" w:lineRule="auto"/>
+      </w:pPr>
+      <w:r>
+        <w:rPr>
+          <w:rFonts w:ascii="Microsoft JhengHei" w:hAnsi="Microsoft JhengHei" w:eastAsia="Microsoft JhengHei" w:cs="Microsoft JhengHei"/>
+          <w:b w:val="0"/>
+          <w:i w:val="0"/>
+          <w:color w:val="3C3328"/>
+          <w:sz w:val="28"/>
+        </w:rPr>
+        <w:t>案例三「佛瑞的女伯爵」：佛瑞（Gabriel Fauré）把《帕凡舞曲》（Pavane, Op. 50，1887）題獻給他的贊助人葛雷菲勒女伯爵（Élisabeth, comtesse Greffulhe）；她建議加入隱形合唱、又於1891年出資在布洛涅森林（Bois de Boulogne）的花園派對搬演成歌舞版——巴黎沙龍女主人就這樣用金錢與人脈，把自己的名字寫進這首名曲。</w:t>
+      </w:r>
+    </w:p>
+    <w:p>
+      <w:pPr>
+        <w:pStyle w:val="ListBullet"/>
+        <w:spacing w:after="60" w:line="312" w:lineRule="auto"/>
+      </w:pPr>
+      <w:r>
+        <w:rPr>
+          <w:rFonts w:ascii="Microsoft JhengHei" w:hAnsi="Microsoft JhengHei" w:eastAsia="Microsoft JhengHei" w:cs="Microsoft JhengHei"/>
+          <w:b w:val="0"/>
+          <w:i w:val="0"/>
+          <w:color w:val="3C3328"/>
+          <w:sz w:val="28"/>
+        </w:rPr>
+        <w:t>📖 沙龍（salon）：貴族或富裕女主人在自宅客廳定期召集作曲家、作家、畫家的聚會；當時＝最重要的文化贊助與人脈平台，葛雷菲勒女伯爵的沙龍還提攜了雕塑家羅丹（Auguste Rodin）等人，她本人並被視為普魯斯特（Marcel Proust）小說中公爵夫人的原型。</w:t>
+      </w:r>
+    </w:p>
+    <w:p>
+      <w:pPr>
+        <w:pStyle w:val="ListBullet"/>
+        <w:spacing w:after="60" w:line="312" w:lineRule="auto"/>
+      </w:pPr>
+      <w:r>
+        <w:rPr>
+          <w:rFonts w:ascii="Microsoft JhengHei" w:hAnsi="Microsoft JhengHei" w:eastAsia="Microsoft JhengHei" w:cs="Microsoft JhengHei"/>
+          <w:b w:val="0"/>
+          <w:i w:val="0"/>
+          <w:color w:val="3C3328"/>
+          <w:sz w:val="28"/>
+        </w:rPr>
+        <w:t>案例四「梵谷的弟弟西奧」：畫商西奧·梵谷（Theo van Gogh）自1880—81年冬起按月接濟哥哥文森（Vincent van Gogh），1882年6月起每月分三次寄錢，十年間據載共資助約17,500法郎——這是跨到美術界的例子：贊助者的名字，如今已與被贊助者的傳奇密不可分。</w:t>
+      </w:r>
+    </w:p>
+    <w:p>
+      <w:pPr>
+        <w:pBdr>
+          <w:bottom w:val="single" w:sz="6" w:space="4" w:color="E4D9C3"/>
+        </w:pBdr>
+        <w:spacing w:before="240" w:after="80" w:line="312" w:lineRule="auto"/>
+      </w:pPr>
+      <w:r>
+        <w:rPr>
+          <w:rFonts w:ascii="Microsoft JhengHei" w:hAnsi="Microsoft JhengHei" w:eastAsia="Microsoft JhengHei" w:cs="Microsoft JhengHei"/>
+          <w:b/>
+          <w:i w:val="0"/>
+          <w:color w:val="7C3B2D"/>
+          <w:sz w:val="38"/>
+        </w:rPr>
+        <w:t xml:space="preserve">投影片 16　</w:t>
       </w:r>
       <w:r>
         <w:rPr>
@@ -5605,7 +6011,7 @@
           <w:color w:val="7C3B2D"/>
           <w:sz w:val="38"/>
         </w:rPr>
-        <w:t xml:space="preserve">投影片 15　</w:t>
+        <w:t xml:space="preserve">投影片 17　</w:t>
       </w:r>
       <w:r>
         <w:rPr>
@@ -6056,7 +6462,7 @@
           <w:color w:val="7C3B2D"/>
           <w:sz w:val="38"/>
         </w:rPr>
-        <w:t xml:space="preserve">投影片 16　</w:t>
+        <w:t xml:space="preserve">投影片 18　</w:t>
       </w:r>
       <w:r>
         <w:rPr>
@@ -6456,7 +6862,7 @@
           <w:color w:val="7C3B2D"/>
           <w:sz w:val="38"/>
         </w:rPr>
-        <w:t xml:space="preserve">投影片 17　</w:t>
+        <w:t xml:space="preserve">投影片 19　</w:t>
       </w:r>
       <w:r>
         <w:rPr>
@@ -6920,7 +7326,7 @@
           <w:color w:val="7C3B2D"/>
           <w:sz w:val="38"/>
         </w:rPr>
-        <w:t xml:space="preserve">投影片 18　</w:t>
+        <w:t xml:space="preserve">投影片 20　</w:t>
       </w:r>
       <w:r>
         <w:rPr>
@@ -7387,7 +7793,7 @@
           <w:color w:val="7C3B2D"/>
           <w:sz w:val="38"/>
         </w:rPr>
-        <w:t xml:space="preserve">投影片 19　</w:t>
+        <w:t xml:space="preserve">投影片 21　</w:t>
       </w:r>
       <w:r>
         <w:rPr>
@@ -7854,7 +8260,7 @@
           <w:color w:val="7C3B2D"/>
           <w:sz w:val="38"/>
         </w:rPr>
-        <w:t xml:space="preserve">投影片 20　</w:t>
+        <w:t xml:space="preserve">投影片 22　</w:t>
       </w:r>
       <w:r>
         <w:rPr>
@@ -8318,7 +8724,7 @@
           <w:color w:val="7C3B2D"/>
           <w:sz w:val="38"/>
         </w:rPr>
-        <w:t xml:space="preserve">投影片 21　</w:t>
+        <w:t xml:space="preserve">投影片 23　</w:t>
       </w:r>
       <w:r>
         <w:rPr>
@@ -8814,7 +9220,7 @@
           <w:color w:val="7C3B2D"/>
           <w:sz w:val="38"/>
         </w:rPr>
-        <w:t xml:space="preserve">投影片 22　</w:t>
+        <w:t xml:space="preserve">投影片 24　</w:t>
       </w:r>
       <w:r>
         <w:rPr>
@@ -9249,7 +9655,7 @@
           <w:color w:val="7C3B2D"/>
           <w:sz w:val="38"/>
         </w:rPr>
-        <w:t xml:space="preserve">投影片 23　</w:t>
+        <w:t xml:space="preserve">投影片 25　</w:t>
       </w:r>
       <w:r>
         <w:rPr>
@@ -9604,7 +10010,7 @@
           <w:color w:val="7C3B2D"/>
           <w:sz w:val="38"/>
         </w:rPr>
-        <w:t xml:space="preserve">投影片 24　</w:t>
+        <w:t xml:space="preserve">投影片 26　</w:t>
       </w:r>
       <w:r>
         <w:rPr>
@@ -9831,7 +10237,7 @@
           <w:color w:val="7C3B2D"/>
           <w:sz w:val="38"/>
         </w:rPr>
-        <w:t xml:space="preserve">投影片 25　</w:t>
+        <w:t xml:space="preserve">投影片 27　</w:t>
       </w:r>
       <w:r>
         <w:rPr>
@@ -10234,7 +10640,7 @@
           <w:color w:val="7C3B2D"/>
           <w:sz w:val="38"/>
         </w:rPr>
-        <w:t xml:space="preserve">投影片 26　</w:t>
+        <w:t xml:space="preserve">投影片 28　</w:t>
       </w:r>
       <w:r>
         <w:rPr>
@@ -10445,7 +10851,7 @@
           <w:color w:val="7C3B2D"/>
           <w:sz w:val="38"/>
         </w:rPr>
-        <w:t xml:space="preserve">投影片 27　</w:t>
+        <w:t xml:space="preserve">投影片 29　</w:t>
       </w:r>
       <w:r>
         <w:rPr>
@@ -10896,7 +11302,7 @@
           <w:color w:val="7C3B2D"/>
           <w:sz w:val="38"/>
         </w:rPr>
-        <w:t xml:space="preserve">投影片 28　</w:t>
+        <w:t xml:space="preserve">投影片 30　</w:t>
       </w:r>
       <w:r>
         <w:rPr>
@@ -11331,7 +11737,7 @@
           <w:color w:val="7C3B2D"/>
           <w:sz w:val="38"/>
         </w:rPr>
-        <w:t xml:space="preserve">投影片 29　</w:t>
+        <w:t xml:space="preserve">投影片 31　</w:t>
       </w:r>
       <w:r>
         <w:rPr>
@@ -11763,7 +12169,7 @@
           <w:color w:val="7C3B2D"/>
           <w:sz w:val="38"/>
         </w:rPr>
-        <w:t xml:space="preserve">投影片 30　</w:t>
+        <w:t xml:space="preserve">投影片 32　</w:t>
       </w:r>
       <w:r>
         <w:rPr>
@@ -11972,7 +12378,7 @@
           <w:color w:val="3C3328"/>
           <w:sz w:val="28"/>
         </w:rPr>
-        <w:t>與本片其他站呼應：投影片 27～28 的《Funiculì, Funiculà》是登山纜車公司的廣告歌、直接替纜車帶客；本張是它的升級版——不替單一公司，而替整座城市、整個國家寫觀光財。兩者都是同一條「音樂→地點→現金流」公式，正對應本片記憶點「可持續」。</w:t>
+        <w:t>與本片其他站呼應：第七樣（實利）會講到的《Funiculì, Funiculà》是登山纜車公司的廣告歌、直接替纜車帶客；本張是它的升級版——不替單一公司，而替整座城市、整個國家寫觀光財。兩者都是同一條「音樂→地點→現金流」公式，正對應本片記憶點「可持續」。</w:t>
       </w:r>
     </w:p>
     <w:p>
@@ -12211,7 +12617,7 @@
           <w:color w:val="7C3B2D"/>
           <w:sz w:val="38"/>
         </w:rPr>
-        <w:t xml:space="preserve">投影片 31　</w:t>
+        <w:t xml:space="preserve">投影片 33　</w:t>
       </w:r>
       <w:r>
         <w:rPr>
@@ -12221,7 +12627,7 @@
           <w:color w:val="2B2016"/>
           <w:sz w:val="38"/>
         </w:rPr>
-        <w:t>德布西：替法國寫下「浪漫」這張名片</w:t>
+        <w:t>德布西＋Chanel：法國浪漫，成了精品廣告的配方</w:t>
       </w:r>
       <w:r>
         <w:rPr>
@@ -12231,7 +12637,7 @@
           <w:color w:val="6A767A"/>
           <w:sz w:val="24"/>
         </w:rPr>
-        <w:t xml:space="preserve">　　⏱ 停留約 55 秒</w:t>
+        <w:t xml:space="preserve">　　⏱ 停留約 70 秒</w:t>
       </w:r>
     </w:p>
     <w:p>
@@ -12261,7 +12667,7 @@
           <w:color w:val="222A2D"/>
           <w:sz w:val="36"/>
         </w:rPr>
-        <w:t>再舉一個各位一定有感的例子。我們一想到法國，就想到「浪漫」——這股印象是怎麼來的？很大一部分，是作曲家德布西（Debussy）替它寫的。他的《月光》《海》《牧神的午後》，把「法式浪漫」變成了一種全世界都認得、都嚮往的氣質。各位注意：一個國家的形象，可以由作曲家一筆一筆寫出來；而「形象」，就是最值錢的觀光與品牌資產。我們今天入場、待會兒散場流動的那首《月光》，正是這張法國的名片。</w:t>
+        <w:t>再舉一個各位一定有感的例子。我們一想到法國，就想到「浪漫」——這股印象是怎麼來的？很大一部分，是作曲家德布西（Debussy）替它寫的。他的《月光》《海》《牧神的午後》，把「法式浪漫」變成了一種全世界都認得、都嚮往的氣質。各位注意：一個國家的形象，可以由作曲家一筆一筆寫出來；而「形象」，就是最值錢的觀光與品牌資產。而且這股形象，兩百年後被精品品牌直接借走——各位今天進場時聽到的德布西《月光》，正是香奈兒 Chanel No.5 那支「史上最貴香水廣告」用的配樂：2004 年由 Baz Luhrmann 執導、Nicole Kidman 主演，造價約 3,300 萬美元。香奈兒賣的不是香水的成分，是德布西替法國寫下的那種高雅。這，就是形象資產最值錢的地方。</w:t>
       </w:r>
     </w:p>
     <w:p>
@@ -12548,7 +12954,7 @@
           <w:color w:val="3C3328"/>
           <w:sz w:val="28"/>
         </w:rPr>
-        <w:t>對照本站其他例子：緊接的拉威爾《波麗露》（投影片33）同樣把「法式」聲音輸出成國際名片；德布西這張講的是「品牌形象怎麼被一筆筆寫出來」，波麗露那張講的是「一段旋律怎麼被全世界重播」。</w:t>
+        <w:t>精品直接借走這股形象：香奈兒 Chanel No.5《The Film》（2004，Baz Luhrmann 執導、Nicole Kidman 主演）用德布西《月光》當配樂，造價約 3,300 萬美元，是「史上最貴的香水廣告」。品牌花的錢不是買旋律，而是買德布西替法國累積兩百年的「高雅」聯想，一次搬到自家香水上——這正是下一張「企業借古典樂」的先聲（來源：en.wikipedia.org/wiki/No._5_the_Film）。</w:t>
       </w:r>
     </w:p>
     <w:p>
@@ -12593,7 +12999,7 @@
           <w:color w:val="3E332A"/>
           <w:sz w:val="28"/>
         </w:rPr>
-        <w:t>無（《月光》於開場、散場循環輕放）。</w:t>
+        <w:t>播德布西《月光》約 2 分鐘。播前：「這首《月光》，就是 Chanel No.5 那支史上最貴香水廣告用的曲子——聽聽看，法式高雅是什麼聲音。」</w:t>
       </w:r>
     </w:p>
     <w:p>
@@ -12611,7 +13017,7 @@
           <w:color w:val="7C3B2D"/>
           <w:sz w:val="38"/>
         </w:rPr>
-        <w:t xml:space="preserve">投影片 32　</w:t>
+        <w:t xml:space="preserve">投影片 34　</w:t>
       </w:r>
       <w:r>
         <w:rPr>
@@ -12621,7 +13027,7 @@
           <w:color w:val="2B2016"/>
           <w:sz w:val="38"/>
         </w:rPr>
-        <w:t>賓士借蕭邦，賣的是「身分」（音樂＝企業品牌）</w:t>
+        <w:t>英國航空借〈花之二重唱〉，把機位變成精品（音樂＝企業品牌）</w:t>
       </w:r>
       <w:r>
         <w:rPr>
@@ -12631,7 +13037,7 @@
           <w:color w:val="6A767A"/>
           <w:sz w:val="24"/>
         </w:rPr>
-        <w:t xml:space="preserve">　　⏱ 停留約 75 秒</w:t>
+        <w:t xml:space="preserve">　　⏱ 停留約 80 秒</w:t>
       </w:r>
     </w:p>
     <w:p>
@@ -12661,7 +13067,7 @@
           <w:color w:val="222A2D"/>
           <w:sz w:val="36"/>
         </w:rPr>
-        <w:t>從國家講回各位最關心的——企業品牌。先看國際品牌怎麼玩。像賓士（Mercedes-Benz）這種頂級車廠，做廣告的時候，常常用古典鋼琴曲來烘托，尤其是蕭邦（Chopin）那種帶著貴族、優雅氣質的音樂。為什麼？因為當那樣的琴聲一響，你心裡浮現的不是「這台車馬力多少」，而是「開這台車，代表我這個人的身分、品味往上升一級」。音樂，替一個冷冰冰的工業產品，鍍上了一層「格調」，把功能訴求，變成了身分認同。這就是我一開始講的「去銅臭味」，最日常、最好懂的版本：同樣一台車，配上對的音樂，你賣的就不只是引擎，是品味。我們就聽一首蕭邦，感受一下那種頂級品牌廣告最愛用的琴聲。</w:t>
+        <w:t>從國家講回各位最關心的——企業品牌。頂級品牌很懂一件事：借一段古典音樂，就能替冷冰冰的產品鍍上一層「格調」，把「功能」變成「身分」。最經典的例子，是英國航空（British Airways）。他們 1989 年那支經典廣告《Face》，用的是法國作曲家德利伯（Léo Delibes）歌劇《拉克美》裡的〈花之二重唱〉。一段本來相當冷門的詠嘆調，被英航一用，就用了三十五年——2019 年百週年還特地重新編曲。各位想想：這等於把「選對一首曲子」變成一筆會增值的品牌資產，比很多硬體都耐用。而且這招到處都是：Stella Artois 用威爾第、De Beers 用 Jenkins、飛雅特用羅西尼——古典音樂，是最省力的「格調外掛」。我們就聽這段被英航用了三十五年的旋律。</w:t>
       </w:r>
     </w:p>
     <w:p>
@@ -12692,327 +13098,215 @@
           <w:color w:val="3C3328"/>
           <w:sz w:val="28"/>
         </w:rPr>
-        <w:t>頂級品牌以「蕭邦式」鋼琴曲烘托廣告：把功能訴求（馬力、油耗、安全）轉成身分認同，屬行銷示意手法。</w:t>
-      </w:r>
-    </w:p>
-    <w:p>
-      <w:pPr>
-        <w:pStyle w:val="ListBullet"/>
-        <w:spacing w:after="60" w:line="312" w:lineRule="auto"/>
-      </w:pPr>
-      <w:r>
-        <w:rPr>
-          <w:rFonts w:ascii="Microsoft JhengHei" w:hAnsi="Microsoft JhengHei" w:eastAsia="Microsoft JhengHei" w:cs="Microsoft JhengHei"/>
-          <w:b w:val="0"/>
-          <w:i w:val="0"/>
-          <w:color w:val="3C3328"/>
-          <w:sz w:val="28"/>
-        </w:rPr>
-        <w:t>音樂替冷冰冰的工業產品鍍上一層「格調」，是全片主題「去銅臭味」最日常、最好懂的版本：同一台車配上對的音樂，賣的就不只是引擎，是品味。</w:t>
-      </w:r>
-    </w:p>
-    <w:p>
-      <w:pPr>
-        <w:pStyle w:val="ListBullet"/>
-        <w:spacing w:after="60" w:line="312" w:lineRule="auto"/>
-      </w:pPr>
-      <w:r>
-        <w:rPr>
-          <w:rFonts w:ascii="Microsoft JhengHei" w:hAnsi="Microsoft JhengHei" w:eastAsia="Microsoft JhengHei" w:cs="Microsoft JhengHei"/>
-          <w:b w:val="0"/>
-          <w:i w:val="0"/>
-          <w:color w:val="3C3328"/>
-          <w:sz w:val="28"/>
-        </w:rPr>
-        <w:t>本頁以蕭邦《夜曲》代表該類琴聲；若日後取得賓士官方使用蕭邦的廣告可替換影片。</w:t>
-      </w:r>
-    </w:p>
-    <w:p>
-      <w:pPr>
-        <w:pStyle w:val="ListBullet"/>
-        <w:spacing w:after="60" w:line="312" w:lineRule="auto"/>
-      </w:pPr>
-      <w:r>
-        <w:rPr>
-          <w:rFonts w:ascii="Microsoft JhengHei" w:hAnsi="Microsoft JhengHei" w:eastAsia="Microsoft JhengHei" w:cs="Microsoft JhengHei"/>
-          <w:b w:val="0"/>
-          <w:i w:val="0"/>
-          <w:color w:val="3C3328"/>
-          <w:sz w:val="28"/>
-        </w:rPr>
-        <w:t>這一頁把鏡頭從「國家用音樂」拉回企業品牌：企業花錢買的其實不是曲子本身，而是這首曲子四百年累積下來的「貴族、優雅、高級」聯想，一次搬到自家產品上。</w:t>
-      </w:r>
-    </w:p>
-    <w:p>
-      <w:pPr>
-        <w:pStyle w:val="ListBullet"/>
-        <w:spacing w:after="60" w:line="312" w:lineRule="auto"/>
-      </w:pPr>
-      <w:r>
-        <w:rPr>
-          <w:rFonts w:ascii="Microsoft JhengHei" w:hAnsi="Microsoft JhengHei" w:eastAsia="Microsoft JhengHei" w:cs="Microsoft JhengHei"/>
-          <w:b w:val="0"/>
-          <w:i w:val="0"/>
-          <w:color w:val="3C3328"/>
-          <w:sz w:val="28"/>
-        </w:rPr>
-        <w:t>商業機制叫「借光」：聽眾對古典鋼琴曲既有的高品味印象，會轉嫁到廣告裡的商品身上，讓一台機械產品瞬間顯得有教養、有身分，這是品牌用相對低的成本買到「高級感」的做法。</w:t>
-      </w:r>
-    </w:p>
-    <w:p>
-      <w:pPr>
-        <w:pStyle w:val="ListBullet"/>
-        <w:spacing w:after="60" w:line="312" w:lineRule="auto"/>
-      </w:pPr>
-      <w:r>
-        <w:rPr>
-          <w:rFonts w:ascii="Microsoft JhengHei" w:hAnsi="Microsoft JhengHei" w:eastAsia="Microsoft JhengHei" w:cs="Microsoft JhengHei"/>
-          <w:b w:val="0"/>
-          <w:i w:val="0"/>
-          <w:color w:val="3C3328"/>
-          <w:sz w:val="28"/>
-        </w:rPr>
-        <w:t>為什麼挑鋼琴、挑蕭邦，而不是搖滾或電音？因為鋼琴獨奏安靜、內斂、留白多，不會蓋過旁白，又自帶「沙龍、上流客廳」的畫面感，最適合替高單價商品（豪車、精品、珠寶、金融）定調。</w:t>
-      </w:r>
-    </w:p>
-    <w:p>
-      <w:pPr>
-        <w:pStyle w:val="ListBullet"/>
-        <w:spacing w:after="60" w:line="312" w:lineRule="auto"/>
-      </w:pPr>
-      <w:r>
-        <w:rPr>
-          <w:rFonts w:ascii="Microsoft JhengHei" w:hAnsi="Microsoft JhengHei" w:eastAsia="Microsoft JhengHei" w:cs="Microsoft JhengHei"/>
-          <w:b w:val="0"/>
-          <w:i w:val="0"/>
-          <w:color w:val="3C3328"/>
-          <w:sz w:val="28"/>
-        </w:rPr>
-        <w:t>汽車業是廣告最愛用古典樂的產業之一：車是高單價、需要一次講清楚「性能、安全、豪華、工藝」的商品，古典樂能把這幾種訊號一次打包送給消費者（據 amp sound branding 等業界整理）。</w:t>
-      </w:r>
-    </w:p>
-    <w:p>
-      <w:pPr>
-        <w:pStyle w:val="ListBullet"/>
-        <w:spacing w:after="60" w:line="312" w:lineRule="auto"/>
-      </w:pPr>
-      <w:r>
-        <w:rPr>
-          <w:rFonts w:ascii="Microsoft JhengHei" w:hAnsi="Microsoft JhengHei" w:eastAsia="Microsoft JhengHei" w:cs="Microsoft JhengHei"/>
-          <w:b w:val="0"/>
-          <w:i w:val="0"/>
-          <w:color w:val="3C3328"/>
-          <w:sz w:val="28"/>
-        </w:rPr>
-        <w:t>賓士自家可查證的做法：據聲音品牌公司 amp（amp sound branding）的案例，賓士自 2018 至 2019 年起打造一套專屬「Sonic DNA（聲音基因）」聲音識別，用在廣播、電視、線上影片、門市與展間；導入後其廣告配樂在數位平台的討論量大幅成長（該案例稱約 300%，屬單一來源數字）。</w:t>
-      </w:r>
-    </w:p>
-    <w:p>
-      <w:pPr>
-        <w:pStyle w:val="ListBullet"/>
-        <w:spacing w:after="60" w:line="312" w:lineRule="auto"/>
-      </w:pPr>
-      <w:r>
-        <w:rPr>
-          <w:rFonts w:ascii="Microsoft JhengHei" w:hAnsi="Microsoft JhengHei" w:eastAsia="Microsoft JhengHei" w:cs="Microsoft JhengHei"/>
-          <w:b w:val="0"/>
-          <w:i w:val="0"/>
-          <w:color w:val="3C3328"/>
-          <w:sz w:val="28"/>
-        </w:rPr>
-        <w:t>呼應前面幾張投影片：贊助者花錢買的一向是「聯想」——過去王公貴族買的是「有品味的君主」形象，今天企業買的是「有品味的品牌」形象，機制完全一樣，只是換了出錢的人。</w:t>
-      </w:r>
-    </w:p>
-    <w:p>
-      <w:pPr>
-        <w:pStyle w:val="ListBullet"/>
-        <w:spacing w:after="60" w:line="312" w:lineRule="auto"/>
-      </w:pPr>
-      <w:r>
-        <w:rPr>
-          <w:rFonts w:ascii="Microsoft JhengHei" w:hAnsi="Microsoft JhengHei" w:eastAsia="Microsoft JhengHei" w:cs="Microsoft JhengHei"/>
-          <w:b w:val="0"/>
-          <w:i w:val="0"/>
-          <w:color w:val="3C3328"/>
-          <w:sz w:val="28"/>
-        </w:rPr>
-        <w:t>業界同時提醒：用古典樂烘托格調的手法已被大量使用、近年被批評「太老套」，於是頂級品牌轉向委託專屬配樂（例如奧迪自製、賓士的 Sonic DNA），把「借來的高級感」升級成「買斷、獨家的高級感」，這正是贊助模式從「租用」走向「自有」的商業邏輯。</w:t>
-      </w:r>
-    </w:p>
-    <w:p>
-      <w:pPr>
-        <w:pStyle w:val="ListBullet"/>
-        <w:spacing w:after="60" w:line="312" w:lineRule="auto"/>
-      </w:pPr>
-      <w:r>
-        <w:rPr>
-          <w:rFonts w:ascii="Microsoft JhengHei" w:hAnsi="Microsoft JhengHei" w:eastAsia="Microsoft JhengHei" w:cs="Microsoft JhengHei"/>
-          <w:b w:val="0"/>
-          <w:i w:val="0"/>
-          <w:color w:val="3C3328"/>
-          <w:sz w:val="28"/>
-        </w:rPr>
-        <w:t>📖 蕭邦（Frédéric Chopin，1810至1849）：波蘭裔作曲家、鋼琴家，浪漫時期最具代表性的「鋼琴詩人」，1831 年後定居巴黎，作品幾乎全為鋼琴而寫；當時＝巴黎上流沙龍裡最時髦、最有貴族氣的聲音，也因此成為今天廣告最愛借用的「高級鋼琴聲」代名詞。</w:t>
-      </w:r>
-    </w:p>
-    <w:p>
-      <w:pPr>
-        <w:pStyle w:val="ListBullet"/>
-        <w:spacing w:after="60" w:line="312" w:lineRule="auto"/>
-      </w:pPr>
-      <w:r>
-        <w:rPr>
-          <w:rFonts w:ascii="Microsoft JhengHei" w:hAnsi="Microsoft JhengHei" w:eastAsia="Microsoft JhengHei" w:cs="Microsoft JhengHei"/>
-          <w:b w:val="0"/>
-          <w:i w:val="0"/>
-          <w:color w:val="3C3328"/>
-          <w:sz w:val="28"/>
-        </w:rPr>
-        <w:t>📖 夜曲（Nocturne）：字面意思「夜的樂曲」，源自法文「夜的」；當時＝一種為鋼琴獨奏寫的抒情小品，右手一條如歌的旋律、左手分解和弦伴奏，情緒安靜內省，天生適合當廣告與影片的背景襯樂。</w:t>
-      </w:r>
-    </w:p>
-    <w:p>
-      <w:pPr>
-        <w:pStyle w:val="ListBullet"/>
-        <w:spacing w:after="60" w:line="312" w:lineRule="auto"/>
-      </w:pPr>
-      <w:r>
-        <w:rPr>
-          <w:rFonts w:ascii="Microsoft JhengHei" w:hAnsi="Microsoft JhengHei" w:eastAsia="Microsoft JhengHei" w:cs="Microsoft JhengHei"/>
-          <w:b w:val="0"/>
-          <w:i w:val="0"/>
-          <w:color w:val="3C3328"/>
-          <w:sz w:val="28"/>
-        </w:rPr>
-        <w:t>📖 夜曲這個曲種不是蕭邦發明的：最早由愛爾蘭作曲家約翰·菲爾德（John Field，1782至1837）在 1814 年首創；蕭邦寫了 21 首夜曲把它推向巔峰，其中《降 E 大調夜曲》（Op. 9 No. 2）最著名，也最常出現在電影與廣告裡。</w:t>
-      </w:r>
-    </w:p>
-    <w:p>
-      <w:pPr>
-        <w:pStyle w:val="ListBullet"/>
-        <w:spacing w:after="60" w:line="312" w:lineRule="auto"/>
-      </w:pPr>
-      <w:r>
-        <w:rPr>
-          <w:rFonts w:ascii="Microsoft JhengHei" w:hAnsi="Microsoft JhengHei" w:eastAsia="Microsoft JhengHei" w:cs="Microsoft JhengHei"/>
-          <w:b w:val="0"/>
-          <w:i w:val="0"/>
-          <w:color w:val="3C3328"/>
-          <w:sz w:val="28"/>
-        </w:rPr>
-        <w:t>📖 賓士（Mercedes-Benz）：德國高級汽車品牌，母公司源自 1926 年戴姆勒（Daimler）與賓士（Benz）兩家車廠合併；當時＝把汽車從交通工具做成「身分象徵」的代表車廠，因此特別需要用音樂替產品加值。</w:t>
-      </w:r>
-    </w:p>
-    <w:p>
-      <w:pPr>
-        <w:pStyle w:val="ListBullet"/>
-        <w:spacing w:after="60" w:line="312" w:lineRule="auto"/>
-      </w:pPr>
-      <w:r>
-        <w:rPr>
-          <w:rFonts w:ascii="Microsoft JhengHei" w:hAnsi="Microsoft JhengHei" w:eastAsia="Microsoft JhengHei" w:cs="Microsoft JhengHei"/>
-          <w:b w:val="0"/>
-          <w:i w:val="0"/>
-          <w:color w:val="3C3328"/>
-          <w:sz w:val="28"/>
-        </w:rPr>
-        <w:t>📖 聲音品牌／聲音行銷（Audio branding／Sonic branding）：用聲音（配樂、音效、幾秒的「聲音商標」）建立品牌識別的行銷手法；當時＝企業繼視覺 logo 之後，開始把「聽覺」也標準化、當成資產來經營。</w:t>
-      </w:r>
-    </w:p>
-    <w:p>
-      <w:pPr>
-        <w:pStyle w:val="ListBullet"/>
-        <w:spacing w:after="60" w:line="312" w:lineRule="auto"/>
-      </w:pPr>
-      <w:r>
-        <w:rPr>
-          <w:rFonts w:ascii="Microsoft JhengHei" w:hAnsi="Microsoft JhengHei" w:eastAsia="Microsoft JhengHei" w:cs="Microsoft JhengHei"/>
-          <w:b w:val="0"/>
-          <w:i w:val="0"/>
-          <w:color w:val="3C3328"/>
-          <w:sz w:val="28"/>
-        </w:rPr>
-        <w:t>📖 聲音商標／聲音 logo（Sound logo）：品牌固定重複播放的幾秒短音（像英特爾那聲「登登登登」）；作用是讓人一聽就想到某個品牌，是聲音品牌裡最小、最好記的單位。</w:t>
-      </w:r>
-    </w:p>
-    <w:p>
-      <w:pPr>
-        <w:pStyle w:val="ListBullet"/>
-        <w:spacing w:after="60" w:line="312" w:lineRule="auto"/>
-      </w:pPr>
-      <w:r>
-        <w:rPr>
-          <w:rFonts w:ascii="Microsoft JhengHei" w:hAnsi="Microsoft JhengHei" w:eastAsia="Microsoft JhengHei" w:cs="Microsoft JhengHei"/>
-          <w:b w:val="0"/>
-          <w:i w:val="0"/>
-          <w:color w:val="3C3328"/>
-          <w:sz w:val="28"/>
-        </w:rPr>
-        <w:t>📖 借光效應／光環效應（Halo effect）：心理學名詞，指人對某一事物的整體好印象，會延伸到與它相關的事物上；用在廣告＝把古典樂的高品味印象轉嫁到商品，讓產品顯得更高級。</w:t>
-      </w:r>
-    </w:p>
-    <w:p>
-      <w:pPr>
-        <w:pStyle w:val="ListBullet"/>
-        <w:spacing w:after="60" w:line="312" w:lineRule="auto"/>
-      </w:pPr>
-      <w:r>
-        <w:rPr>
-          <w:rFonts w:ascii="Microsoft JhengHei" w:hAnsi="Microsoft JhengHei" w:eastAsia="Microsoft JhengHei" w:cs="Microsoft JhengHei"/>
-          <w:b w:val="0"/>
-          <w:i w:val="0"/>
-          <w:color w:val="3C3328"/>
-          <w:sz w:val="28"/>
-        </w:rPr>
-        <w:t>📖 沙龍（Salon）：十八、十九世紀歐洲貴族與富人在自家客廳舉辦的社交聚會，兼談藝術、音樂與文學；當時＝上流社會的社交與品味舞台，蕭邦正是靠在巴黎沙龍演奏打開名聲，「沙龍感」也成了高級品牌想營造的氛圍。</w:t>
-      </w:r>
-    </w:p>
-    <w:p>
-      <w:pPr>
-        <w:pStyle w:val="ListBullet"/>
-        <w:spacing w:after="60" w:line="312" w:lineRule="auto"/>
-      </w:pPr>
-      <w:r>
-        <w:rPr>
-          <w:rFonts w:ascii="Microsoft JhengHei" w:hAnsi="Microsoft JhengHei" w:eastAsia="Microsoft JhengHei" w:cs="Microsoft JhengHei"/>
-          <w:b w:val="0"/>
-          <w:i w:val="0"/>
-          <w:color w:val="3C3328"/>
-          <w:sz w:val="28"/>
-        </w:rPr>
-        <w:t>📖 普萊耶爾（Pleyel）：巴黎鋼琴製造商，也是蕭邦最偏愛的鋼琴；當時＝一家企業扶植藝術家的實例——普萊耶爾長期借琴、替蕭邦安排演出，蕭邦則把最著名的《夜曲》（Op. 9）題獻給老闆夫人瑪麗·普萊耶爾（Marie Pleyel），正呼應本講座「橋是雙向的」：企業扶植音樂、音樂也回饋企業聲望。</w:t>
-      </w:r>
-    </w:p>
-    <w:p>
-      <w:pPr>
-        <w:pStyle w:val="ListBullet"/>
-        <w:spacing w:after="60" w:line="312" w:lineRule="auto"/>
-      </w:pPr>
-      <w:r>
-        <w:rPr>
-          <w:rFonts w:ascii="Microsoft JhengHei" w:hAnsi="Microsoft JhengHei" w:eastAsia="Microsoft JhengHei" w:cs="Microsoft JhengHei"/>
-          <w:b w:val="0"/>
-          <w:i w:val="0"/>
-          <w:color w:val="3C3328"/>
-          <w:sz w:val="28"/>
-        </w:rPr>
-        <w:t>📖 去銅臭味：本講座反覆出現的主軸，指企業透過贊助或連結藝術，替商業行為蓋掉「一切向錢看」的氣味、換上文化與品味的外衣；本頁「賓士配蕭邦」就是這個概念最日常的版本。</w:t>
-      </w:r>
-    </w:p>
-    <w:p>
-      <w:pPr>
-        <w:pStyle w:val="ListBullet"/>
-        <w:spacing w:after="60" w:line="312" w:lineRule="auto"/>
-      </w:pPr>
-      <w:r>
-        <w:rPr>
-          <w:rFonts w:ascii="Microsoft JhengHei" w:hAnsi="Microsoft JhengHei" w:eastAsia="Microsoft JhengHei" w:cs="Microsoft JhengHei"/>
-          <w:b w:val="0"/>
-          <w:i w:val="0"/>
-          <w:color w:val="3C3328"/>
-          <w:sz w:val="28"/>
-        </w:rPr>
-        <w:t>📖 嚮往式行銷／品味經濟（Aspirational branding）：賣的不是產品功能，而是「用了它，我這個人就往上升一級」的嚮往感；音樂在其中負責把這種身分想像瞬間營造出來。</w:t>
+        <w:t>核心命題：頂級品牌借古典音樂替產品「鍍格調」，把功能訴求（性能、規格、價格）轉成身分認同——這是四百年前王公貴族「用藝術洗格調」的當代企業版。</w:t>
+      </w:r>
+    </w:p>
+    <w:p>
+      <w:pPr>
+        <w:pStyle w:val="ListBullet"/>
+        <w:spacing w:after="60" w:line="312" w:lineRule="auto"/>
+      </w:pPr>
+      <w:r>
+        <w:rPr>
+          <w:rFonts w:ascii="Microsoft JhengHei" w:hAnsi="Microsoft JhengHei" w:eastAsia="Microsoft JhengHei" w:cs="Microsoft JhengHei"/>
+          <w:b w:val="0"/>
+          <w:i w:val="0"/>
+          <w:color w:val="3C3328"/>
+          <w:sz w:val="28"/>
+        </w:rPr>
+        <w:t>英國航空《Face》廣告（1989，Saatchi &amp; Saatchi 製作、Hugh Hudson 執導）採用〈Aria〉——雅尼（Yanni）與 Malcolm McLaren 改編自德利伯（Léo Delibes）歌劇《拉克美》(Lakmé, 1883) 第一幕的〈花之二重唱〉(Flower Duet)；此旋律自此成為英航長達三十五年的品牌主題，2019 年百週年還重新編曲演奏（來源：en.wikipedia.org/wiki/British_Airways_face_advertisement）。</w:t>
+      </w:r>
+    </w:p>
+    <w:p>
+      <w:pPr>
+        <w:pStyle w:val="ListBullet"/>
+        <w:spacing w:after="60" w:line="312" w:lineRule="auto"/>
+      </w:pPr>
+      <w:r>
+        <w:rPr>
+          <w:rFonts w:ascii="Microsoft JhengHei" w:hAnsi="Microsoft JhengHei" w:eastAsia="Microsoft JhengHei" w:cs="Microsoft JhengHei"/>
+          <w:b w:val="0"/>
+          <w:i w:val="0"/>
+          <w:color w:val="3C3328"/>
+          <w:sz w:val="28"/>
+        </w:rPr>
+        <w:t>為什麼是「資產」不是「開銷」：一段冷門詠嘆調，被一家企業長期綁定、反覆使用，久了聽眾一聽到就想到這個品牌——等於免費、耐用、對手搶不走的聲音商標（sonic logo）。這正是「贊助／選曲」從一次性花費變成長期資產的關鍵。</w:t>
+      </w:r>
+    </w:p>
+    <w:p>
+      <w:pPr>
+        <w:pStyle w:val="ListBullet"/>
+        <w:spacing w:after="60" w:line="312" w:lineRule="auto"/>
+      </w:pPr>
+      <w:r>
+        <w:rPr>
+          <w:rFonts w:ascii="Microsoft JhengHei" w:hAnsi="Microsoft JhengHei" w:eastAsia="Microsoft JhengHei" w:cs="Microsoft JhengHei"/>
+          <w:b w:val="0"/>
+          <w:i w:val="0"/>
+          <w:color w:val="3C3328"/>
+          <w:sz w:val="28"/>
+        </w:rPr>
+        <w:t>商業機制叫「借光」（光環效應，Halo effect）：聽眾對古典音樂既有的「高品味」印象，會轉嫁到廣告裡的商品身上，讓產品瞬間顯得有教養、有身分；品牌用相對低的成本，買到「高級感」。</w:t>
+      </w:r>
+    </w:p>
+    <w:p>
+      <w:pPr>
+        <w:pStyle w:val="ListBullet"/>
+        <w:spacing w:after="60" w:line="312" w:lineRule="auto"/>
+      </w:pPr>
+      <w:r>
+        <w:rPr>
+          <w:rFonts w:ascii="Microsoft JhengHei" w:hAnsi="Microsoft JhengHei" w:eastAsia="Microsoft JhengHei" w:cs="Microsoft JhengHei"/>
+          <w:b w:val="0"/>
+          <w:i w:val="0"/>
+          <w:color w:val="3C3328"/>
+          <w:sz w:val="28"/>
+        </w:rPr>
+        <w:t>為什麼挑古典、挑歌劇詠嘆調？因為它安靜、優雅、留白多，自帶「上流、貴氣」的畫面感，最適合替高單價的商品（航空、豪車、精品、珠寶、金融）定調，又不會蓋過旁白。</w:t>
+      </w:r>
+    </w:p>
+    <w:p>
+      <w:pPr>
+        <w:pStyle w:val="ListBullet"/>
+        <w:spacing w:after="60" w:line="312" w:lineRule="auto"/>
+      </w:pPr>
+      <w:r>
+        <w:rPr>
+          <w:rFonts w:ascii="Microsoft JhengHei" w:hAnsi="Microsoft JhengHei" w:eastAsia="Microsoft JhengHei" w:cs="Microsoft JhengHei"/>
+          <w:b w:val="0"/>
+          <w:i w:val="0"/>
+          <w:color w:val="3C3328"/>
+          <w:sz w:val="28"/>
+        </w:rPr>
+        <w:t>同一招的其他有據案例：Stella Artois 英國廣告用威爾第《命運之力》序曲的旋律，主打「Reassuringly Expensive（貴得有道理）」；De Beers 鑽石廣告用 Karl Jenkins 的〈Palladio〉（「A Diamond is Forever」）；飛雅特（Fiat）1979 年「Handbuilt by Robots」廣告用羅西尼《塞維亞理髮師》裡費加洛的詠嘆調——古典音樂，是廣告界最愛的「格調外掛」。</w:t>
+      </w:r>
+    </w:p>
+    <w:p>
+      <w:pPr>
+        <w:pStyle w:val="ListBullet"/>
+        <w:spacing w:after="60" w:line="312" w:lineRule="auto"/>
+      </w:pPr>
+      <w:r>
+        <w:rPr>
+          <w:rFonts w:ascii="Microsoft JhengHei" w:hAnsi="Microsoft JhengHei" w:eastAsia="Microsoft JhengHei" w:cs="Microsoft JhengHei"/>
+          <w:b w:val="0"/>
+          <w:i w:val="0"/>
+          <w:color w:val="3C3328"/>
+          <w:sz w:val="28"/>
+        </w:rPr>
+        <w:t>業界提醒：這招用得太多、近年被批評「太老套」，於是有些頂級品牌轉向委託專屬配樂（例如奧迪自製、賓士打造 Sonic DNA），把「借來的高級感」升級成「買斷、獨家的高級感」——這正是贊助模式從「租用」走向「自有」的商業邏輯。</w:t>
+      </w:r>
+    </w:p>
+    <w:p>
+      <w:pPr>
+        <w:pStyle w:val="ListBullet"/>
+        <w:spacing w:after="60" w:line="312" w:lineRule="auto"/>
+      </w:pPr>
+      <w:r>
+        <w:rPr>
+          <w:rFonts w:ascii="Microsoft JhengHei" w:hAnsi="Microsoft JhengHei" w:eastAsia="Microsoft JhengHei" w:cs="Microsoft JhengHei"/>
+          <w:b w:val="0"/>
+          <w:i w:val="0"/>
+          <w:color w:val="3C3328"/>
+          <w:sz w:val="28"/>
+        </w:rPr>
+        <w:t>📖 德利伯（Léo Delibes，1836–1891）：法國作曲家，以芭蕾《柯貝莉亞》《希爾薇亞》與歌劇《拉克美》聞名；〈花之二重唱〉即出自《拉克美》，是他最廣為人知的旋律。</w:t>
+      </w:r>
+    </w:p>
+    <w:p>
+      <w:pPr>
+        <w:pStyle w:val="ListBullet"/>
+        <w:spacing w:after="60" w:line="312" w:lineRule="auto"/>
+      </w:pPr>
+      <w:r>
+        <w:rPr>
+          <w:rFonts w:ascii="Microsoft JhengHei" w:hAnsi="Microsoft JhengHei" w:eastAsia="Microsoft JhengHei" w:cs="Microsoft JhengHei"/>
+          <w:b w:val="0"/>
+          <w:i w:val="0"/>
+          <w:color w:val="3C3328"/>
+          <w:sz w:val="28"/>
+        </w:rPr>
+        <w:t>📖 《拉克美》(Lakmé, 1883)：德利伯的三幕歌劇，背景設在英屬印度；第一幕的〈花之二重唱〉(Duo des fleurs／Flower Duet) 由女高音與次女高音對唱，旋律優美，日後被大量用於廣告與影視。</w:t>
+      </w:r>
+    </w:p>
+    <w:p>
+      <w:pPr>
+        <w:pStyle w:val="ListBullet"/>
+        <w:spacing w:after="60" w:line="312" w:lineRule="auto"/>
+      </w:pPr>
+      <w:r>
+        <w:rPr>
+          <w:rFonts w:ascii="Microsoft JhengHei" w:hAnsi="Microsoft JhengHei" w:eastAsia="Microsoft JhengHei" w:cs="Microsoft JhengHei"/>
+          <w:b w:val="0"/>
+          <w:i w:val="0"/>
+          <w:color w:val="3C3328"/>
+          <w:sz w:val="28"/>
+        </w:rPr>
+        <w:t>📖 〈花之二重唱〉(Flower Duet)：《拉克美》中拉克美與侍女摘花時對唱的二重唱（法文首句「Sous le dôme épais」）；英航〈Aria〉即改編自此。</w:t>
+      </w:r>
+    </w:p>
+    <w:p>
+      <w:pPr>
+        <w:pStyle w:val="ListBullet"/>
+        <w:spacing w:after="60" w:line="312" w:lineRule="auto"/>
+      </w:pPr>
+      <w:r>
+        <w:rPr>
+          <w:rFonts w:ascii="Microsoft JhengHei" w:hAnsi="Microsoft JhengHei" w:eastAsia="Microsoft JhengHei" w:cs="Microsoft JhengHei"/>
+          <w:b w:val="0"/>
+          <w:i w:val="0"/>
+          <w:color w:val="3C3328"/>
+          <w:sz w:val="28"/>
+        </w:rPr>
+        <w:t>📖 英國航空（British Airways）：英國國家航空公司；1989 年起以〈花之二重唱〉為品牌主題音樂，是「用古典樂替品牌定調」最長壽的案例之一。</w:t>
+      </w:r>
+    </w:p>
+    <w:p>
+      <w:pPr>
+        <w:pStyle w:val="ListBullet"/>
+        <w:spacing w:after="60" w:line="312" w:lineRule="auto"/>
+      </w:pPr>
+      <w:r>
+        <w:rPr>
+          <w:rFonts w:ascii="Microsoft JhengHei" w:hAnsi="Microsoft JhengHei" w:eastAsia="Microsoft JhengHei" w:cs="Microsoft JhengHei"/>
+          <w:b w:val="0"/>
+          <w:i w:val="0"/>
+          <w:color w:val="3C3328"/>
+          <w:sz w:val="28"/>
+        </w:rPr>
+        <w:t>📖 聲音品牌／聲音商標（Sonic branding／Sound logo）：用固定的音樂或幾秒短音建立品牌識別的行銷手法；英航的〈花之二重唱〉就是一個長壽的聲音商標。</w:t>
+      </w:r>
+    </w:p>
+    <w:p>
+      <w:pPr>
+        <w:pStyle w:val="ListBullet"/>
+        <w:spacing w:after="60" w:line="312" w:lineRule="auto"/>
+      </w:pPr>
+      <w:r>
+        <w:rPr>
+          <w:rFonts w:ascii="Microsoft JhengHei" w:hAnsi="Microsoft JhengHei" w:eastAsia="Microsoft JhengHei" w:cs="Microsoft JhengHei"/>
+          <w:b w:val="0"/>
+          <w:i w:val="0"/>
+          <w:color w:val="3C3328"/>
+          <w:sz w:val="28"/>
+        </w:rPr>
+        <w:t>📖 光環效應（Halo effect）：心理學名詞，指對某事物的整體好印象會延伸到相關事物；用在廣告＝把古典樂的高品味印象轉嫁到商品，讓產品顯得更高級。</w:t>
+      </w:r>
+    </w:p>
+    <w:p>
+      <w:pPr>
+        <w:pStyle w:val="ListBullet"/>
+        <w:spacing w:after="60" w:line="312" w:lineRule="auto"/>
+      </w:pPr>
+      <w:r>
+        <w:rPr>
+          <w:rFonts w:ascii="Microsoft JhengHei" w:hAnsi="Microsoft JhengHei" w:eastAsia="Microsoft JhengHei" w:cs="Microsoft JhengHei"/>
+          <w:b w:val="0"/>
+          <w:i w:val="0"/>
+          <w:color w:val="3C3328"/>
+          <w:sz w:val="28"/>
+        </w:rPr>
+        <w:t>📖 嚮往式行銷（Aspirational branding）：賣的不是產品功能，而是「用了它，我這個人就往上升一級」的嚮往感；音樂負責把這種身分想像瞬間營造出來。</w:t>
       </w:r>
     </w:p>
     <w:p>
@@ -13041,7 +13335,7 @@
           <w:color w:val="3E332A"/>
           <w:sz w:val="28"/>
         </w:rPr>
-        <w:t>播蕭邦《夜曲 Op.9 No.2》約 3 分鐘。播前：「注意這種琴聲，是不是很多頂級品牌廣告都在用？」</w:t>
+        <w:t>播英國航空〈花之二重唱〉廣告（或德利伯〈花之二重唱〉名演）約 2–3 分鐘。播前：「注意這段旋律——英航用了整整三十五年。感受一下，古典音樂怎麼把一個機位，講成一種精品。」</w:t>
       </w:r>
     </w:p>
     <w:p>
@@ -13059,7 +13353,7 @@
           <w:color w:val="7C3B2D"/>
           <w:sz w:val="38"/>
         </w:rPr>
-        <w:t xml:space="preserve">投影片 33　</w:t>
+        <w:t xml:space="preserve">投影片 35　</w:t>
       </w:r>
       <w:r>
         <w:rPr>
@@ -13109,7 +13403,7 @@
           <w:color w:val="222A2D"/>
           <w:sz w:val="36"/>
         </w:rPr>
-        <w:t>看完國際品牌，我要給各位一個台灣自己的例子，而且是最漂亮的一個——奇美（Chimei）。奇美的創辦人許文龍先生，做的是石化、電子這些「很有銅臭味」的生意。如果他沒有做接下來這件事，大家對奇美的印象，可能就只是冷冰冰的塑膠和面板。但他做了什麼？他收藏了全世界數量最多的名琴，蓋了一座奇美博物館。結果現在你一想到奇美，畫面裡不再只有電視和塑膠，而是滿滿的藝術氣息。這，就是台灣自己的梅迪奇：用藝術，把整家企業的形象，整個往上升了一級。而且這個例子最貼近各位——你不必在歐洲、不必是貴族，一位台灣的企業家，就在台南，做到了。我們來看奇美的名琴。</w:t>
+        <w:t>看完國際品牌，我要給各位一個台灣自己的例子，而且是最漂亮的一個——奇美（Chimei）。奇美的創辦人許文龍先生，做的是石化、電子這些「硬邦邦、不起眼」的生意。如果他沒有做接下來這件事，大家對奇美的印象，可能就只是冷冰冰的塑膠和面板。但他做了什麼？他收藏了全世界數量最多的名琴，蓋了一座奇美博物館。結果現在你一想到奇美，畫面裡不再只有電視和塑膠，而是滿滿的藝術氣息。這，就是台灣自己的梅迪奇：用藝術，把整家企業的形象，整個往上升了一級。而且這個例子最貼近各位——你不必在歐洲、不必是貴族，一位台灣的企業家，就在台南，做到了。我們來看奇美的名琴。</w:t>
       </w:r>
     </w:p>
     <w:p>
@@ -13140,23 +13434,23 @@
           <w:color w:val="3C3328"/>
           <w:sz w:val="28"/>
         </w:rPr>
-        <w:t>這是全片唯一的台灣本土贊助案例，也是最貼近在場企業家的「可複製範本」——把「橋是雙向的」命題落回台南：一位做塑膠、面板的實業家，用藝術收藏替整家企業的品牌鍍金。</w:t>
-      </w:r>
-    </w:p>
-    <w:p>
-      <w:pPr>
-        <w:pStyle w:val="ListBullet"/>
-        <w:spacing w:after="60" w:line="312" w:lineRule="auto"/>
-      </w:pPr>
-      <w:r>
-        <w:rPr>
-          <w:rFonts w:ascii="Microsoft JhengHei" w:hAnsi="Microsoft JhengHei" w:eastAsia="Microsoft JhengHei" w:cs="Microsoft JhengHei"/>
-          <w:b w:val="0"/>
-          <w:i w:val="0"/>
-          <w:color w:val="3C3328"/>
-          <w:sz w:val="28"/>
-        </w:rPr>
-        <w:t>許文龍（Hsu Wen-lung，另譯 Shi Wen-long；1928 年 2 月 25 日生於台南、2023 年 11 月 18 日逝世，享耆壽 95 歲）1960 年創辦奇美實業，把 ABS 塑膠做到世界第一，素有「台灣壓克力之父」與「北台塑、南奇美」之稱，晚年（約 1998 年）再跨足面板成立奇美電子；這些「銅臭味」的本業，正是講稿要拿來對比的起點。</w:t>
+        <w:t>這是全片唯一的台灣本土贊助案例，也是最貼近在場企業家的「可複製範本」——把「你成就音樂，音樂也成就你」命題落回台南：一位做塑膠、面板的實業家，用藝術收藏替整家企業的品牌鍍金。</w:t>
+      </w:r>
+    </w:p>
+    <w:p>
+      <w:pPr>
+        <w:pStyle w:val="ListBullet"/>
+        <w:spacing w:after="60" w:line="312" w:lineRule="auto"/>
+      </w:pPr>
+      <w:r>
+        <w:rPr>
+          <w:rFonts w:ascii="Microsoft JhengHei" w:hAnsi="Microsoft JhengHei" w:eastAsia="Microsoft JhengHei" w:cs="Microsoft JhengHei"/>
+          <w:b w:val="0"/>
+          <w:i w:val="0"/>
+          <w:color w:val="3C3328"/>
+          <w:sz w:val="28"/>
+        </w:rPr>
+        <w:t>許文龍（Hsu Wen-lung，另譯 Shi Wen-long；1928 年 2 月 25 日生於台南、2023 年 11 月 18 日逝世，享耆壽 95 歲）1960 年創辦奇美實業，把 ABS 塑膠做到世界第一，素有「台灣壓克力之父」與「北台塑、南奇美」之稱，晚年（約 1998 年）再跨足面板成立奇美電子；這些冷冰冰的本業，正是講稿要拿來對比的起點。</w:t>
       </w:r>
     </w:p>
     <w:p>
@@ -13555,7 +13849,7 @@
           <w:color w:val="7C3B2D"/>
           <w:sz w:val="38"/>
         </w:rPr>
-        <w:t xml:space="preserve">投影片 34　</w:t>
+        <w:t xml:space="preserve">投影片 36　</w:t>
       </w:r>
       <w:r>
         <w:rPr>
@@ -13812,7 +14106,7 @@
           <w:color w:val="3C3328"/>
           <w:sz w:val="28"/>
         </w:rPr>
-        <w:t>呼應全片「橋是雙向的」命題：奇美（企業）扶植提琴人才，人才替奇美揚名國際，正是「對等、可持續、共融」的當代範本，也和後面「給企業五點提案」互相呼應。</w:t>
+        <w:t>呼應全片「你成就音樂，音樂也成就你」命題：奇美（企業）扶植提琴人才，人才替奇美揚名國際，正是「對等、可持續、共融」的當代範本，也和後面「給企業五點提案」互相呼應。</w:t>
       </w:r>
     </w:p>
     <w:p>
@@ -14038,7 +14332,7 @@
           <w:color w:val="7C3B2D"/>
           <w:sz w:val="38"/>
         </w:rPr>
-        <w:t xml:space="preserve">投影片 35　</w:t>
+        <w:t xml:space="preserve">投影片 37　</w:t>
       </w:r>
       <w:r>
         <w:rPr>
@@ -14473,7 +14767,7 @@
           <w:color w:val="7C3B2D"/>
           <w:sz w:val="38"/>
         </w:rPr>
-        <w:t xml:space="preserve">投影片 36　</w:t>
+        <w:t xml:space="preserve">投影片 38　</w:t>
       </w:r>
       <w:r>
         <w:rPr>
@@ -14618,7 +14912,7 @@
           <w:color w:val="3C3328"/>
           <w:sz w:val="28"/>
         </w:rPr>
-        <w:t>更關鍵的對比（呼應投影片 29–30「纜車公司興亡」）：纜車本體命運多舛，數度毀於火山噴發（1906、1944 年）、幾度易主（原始開發者奧布利希特（Ernesto Emanuele Oblieght）財務吃緊，1886 年轉予法國公司，1887 年由英國旅行社湯瑪斯·庫克父子（Thomas Cook &amp;amp; Son）的約翰·梅森·庫克（John Mason Cook）買下整修，1889 年重新開張），最終於 1945 年低價出售；纜車設施早已不在，那首歌卻至今仍被傳唱——這正是本張要證明的：一段音樂帶來的回報，可以活得比公司本身還久。</w:t>
+        <w:t>更關鍵的對比（呼應本站纜車公司的故事）：纜車本體命運多舛，數度毀於火山噴發（1906、1944 年）、幾度易主（原始開發者奧布利希特（Ernesto Emanuele Oblieght）財務吃緊，1886 年轉予法國公司，1887 年由英國旅行社湯瑪斯·庫克父子（Thomas Cook &amp;amp; Son）的約翰·梅森·庫克（John Mason Cook）買下整修，1889 年重新開張），最終於 1945 年低價出售；纜車設施早已不在，那首歌卻至今仍被傳唱——這正是本張要證明的：一段音樂帶來的回報，可以活得比公司本身還久。</w:t>
       </w:r>
     </w:p>
     <w:p>
@@ -14650,7 +14944,7 @@
           <w:color w:val="3C3328"/>
           <w:sz w:val="28"/>
         </w:rPr>
-        <w:t>📖 《Funiculì, Funiculà》（拿波里語，字面意為「纜車上、纜車下」，可譯〈登山纜車之歌〉）：1880 年為維蘇威纜車通車而作的拿波里歌曲，也是本場講座定案的全場「帶動唱」曲目（見投影片 27–28）。</w:t>
+        <w:t>📖 《Funiculì, Funiculà》（拿波里語，字面意為「纜車上、纜車下」，可譯〈登山纜車之歌〉）：1880 年為維蘇威纜車通車而作的拿波里歌曲，也是本場講座定案的全場「帶動唱」曲目。</w:t>
       </w:r>
     </w:p>
     <w:p>
@@ -14732,7 +15026,7 @@
           <w:color w:val="7C3B2D"/>
           <w:sz w:val="38"/>
         </w:rPr>
-        <w:t xml:space="preserve">投影片 37　</w:t>
+        <w:t xml:space="preserve">投影片 39　</w:t>
       </w:r>
       <w:r>
         <w:rPr>
@@ -14813,7 +15107,7 @@
           <w:color w:val="3C3328"/>
           <w:sz w:val="28"/>
         </w:rPr>
-        <w:t>舞台：1880 年義大利拿坡里（Napoli／Naples）近郊的維蘇威火山（Monte Vesuvio）。這座火山正是西元 79 年埋掉龐貝城（Pompeii）的那一座；對當時遊客而言它既是必看奇景、也是「會不會又爆」的恐懼來源——這正是纜車公司要用一首歌去化解的行銷難題（承投影片 29–30 纜車公司興亡）。</w:t>
+        <w:t>舞台：1880 年義大利拿坡里（Napoli／Naples）近郊的維蘇威火山（Monte Vesuvio）。這座火山正是西元 79 年埋掉龐貝城（Pompeii）的那一座；對當時遊客而言它既是必看奇景、也是「會不會又爆」的恐懼來源——這正是纜車公司要用一首歌去化解的行銷難題（承本站纜車公司的故事）。</w:t>
       </w:r>
     </w:p>
     <w:p>
@@ -15180,7 +15474,7 @@
           <w:color w:val="7C3B2D"/>
           <w:sz w:val="38"/>
         </w:rPr>
-        <w:t xml:space="preserve">投影片 38　</w:t>
+        <w:t xml:space="preserve">投影片 40　</w:t>
       </w:r>
       <w:r>
         <w:rPr>
@@ -15599,7 +15893,7 @@
           <w:color w:val="7C3B2D"/>
           <w:sz w:val="38"/>
         </w:rPr>
-        <w:t xml:space="preserve">投影片 39　</w:t>
+        <w:t xml:space="preserve">投影片 41　</w:t>
       </w:r>
       <w:r>
         <w:rPr>
@@ -16098,7 +16392,7 @@
           <w:color w:val="7C3B2D"/>
           <w:sz w:val="38"/>
         </w:rPr>
-        <w:t xml:space="preserve">投影片 40　</w:t>
+        <w:t xml:space="preserve">投影片 42　</w:t>
       </w:r>
       <w:r>
         <w:rPr>
@@ -16451,7 +16745,7 @@
           <w:color w:val="3C3328"/>
           <w:sz w:val="28"/>
         </w:rPr>
-        <w:t>📖 維蘇威火山纜車（Funicolare del Vesuvio）：1880 年 6 月 6 日通車的登山纜車。初期經營困難、幾乎倒閉，1887 年後由英國旅遊業者湯瑪士·庫克（Thomas Cook）之子約翰·梅森·庫克（John Mason Cook）接手整修，並於 1888 年買下特許經營權，靠自家觀光客源把它救活——一首帶動唱的歌加上一條纜車路線，撐起橫跨百年的運量與品牌成長曲線（詳見投影片 27–30 纜車公司興亡）。</w:t>
+        <w:t>📖 維蘇威火山纜車（Funicolare del Vesuvio）：1880 年 6 月 6 日通車的登山纜車。初期經營困難、幾乎倒閉，1887 年後由英國旅遊業者湯瑪士·庫克（Thomas Cook）之子約翰·梅森·庫克（John Mason Cook）接手整修，並於 1888 年買下特許經營權，靠自家觀光客源把它救活——一首帶動唱的歌加上一條纜車路線，撐起橫跨百年的運量與品牌成長曲線（詳見本站纜車公司的故事）。</w:t>
       </w:r>
     </w:p>
     <w:p>
@@ -16501,7 +16795,7 @@
           <w:color w:val="7C3B2D"/>
           <w:sz w:val="38"/>
         </w:rPr>
-        <w:t xml:space="preserve">投影片 41　</w:t>
+        <w:t xml:space="preserve">投影片 43　</w:t>
       </w:r>
       <w:r>
         <w:rPr>
@@ -16582,55 +16876,55 @@
           <w:color w:val="3C3328"/>
           <w:sz w:val="28"/>
         </w:rPr>
-        <w:t>這四首都是全片走過的「雙向的橋」案例回訪——多數背後都連著贊助者、題獻對象或出資企業，選它們給企業家聽，等於把金主當年換到的成果再用一次。</w:t>
-      </w:r>
-    </w:p>
-    <w:p>
-      <w:pPr>
-        <w:pStyle w:val="ListBullet"/>
-        <w:spacing w:after="60" w:line="312" w:lineRule="auto"/>
-      </w:pPr>
-      <w:r>
-        <w:rPr>
-          <w:rFonts w:ascii="Microsoft JhengHei" w:hAnsi="Microsoft JhengHei" w:eastAsia="Microsoft JhengHei" w:cs="Microsoft JhengHei"/>
-          <w:b w:val="0"/>
-          <w:i w:val="0"/>
-          <w:color w:val="3C3328"/>
-          <w:sz w:val="28"/>
-        </w:rPr>
-        <w:t>📖 郭德堡變奏曲（Goldberg Variations，BWV 988）：巴赫（Johann Sebastian Bach）1741 年出版的鍵盤名作，一段詠嘆調（Aria，抒情主題）加 30 段變奏；曲名取自演奏者哥德堡（Johann Gottlieb Goldberg）。相傳由前俄國駐薩克森宮廷大使凱瑟林伯爵（Count Hermann Karl von Keyserlingk）委託，供他失眠長夜聆聽（此說為傳說，出自 1802 年福克爾（Johann Nikolaus Forkel）所寫的巴赫傳記，距事發逾六十年、真偽有爭議）；正是「贊助者出題、音樂家交件」的典型，呼應投影片 10。場合：需要專注、沉澱、紓壓。</w:t>
-      </w:r>
-    </w:p>
-    <w:p>
-      <w:pPr>
-        <w:pStyle w:val="ListBullet"/>
-        <w:spacing w:after="60" w:line="312" w:lineRule="auto"/>
-      </w:pPr>
-      <w:r>
-        <w:rPr>
-          <w:rFonts w:ascii="Microsoft JhengHei" w:hAnsi="Microsoft JhengHei" w:eastAsia="Microsoft JhengHei" w:cs="Microsoft JhengHei"/>
-          <w:b w:val="0"/>
-          <w:i w:val="0"/>
-          <w:color w:val="3C3328"/>
-          <w:sz w:val="28"/>
-        </w:rPr>
-        <w:t>📖 〈歡樂頌〉（Ode to Joy，德文原題 An die Freude）：貝多芬（Ludwig van Beethoven）第九號交響曲（作品 125）末樂章的合唱主題，歌詞改編自席勒（Friedrich Schiller）1785 年寫、1803 年修訂的同名詩；1824 年 5 月 7 日在維也納首演。全曲題獻給普魯士國王腓特烈．威廉三世（Friedrich Wilhelm III），呼應投影片 17「題獻的力量」——把作品獻給有權有錢的贊助者，本身就是一樁交換。場合：尾牙、開工、團隊誓師，凝聚人心、鼓舞士氣。</w:t>
-      </w:r>
-    </w:p>
-    <w:p>
-      <w:pPr>
-        <w:pStyle w:val="ListBullet"/>
-        <w:spacing w:after="60" w:line="312" w:lineRule="auto"/>
-      </w:pPr>
-      <w:r>
-        <w:rPr>
-          <w:rFonts w:ascii="Microsoft JhengHei" w:hAnsi="Microsoft JhengHei" w:eastAsia="Microsoft JhengHei" w:cs="Microsoft JhengHei"/>
-          <w:b w:val="0"/>
-          <w:i w:val="0"/>
-          <w:color w:val="3C3328"/>
-          <w:sz w:val="28"/>
-        </w:rPr>
-        <w:t>📖 《Funiculì, Funiculà》（拿坡里方言，意為「纜車上、纜車下」）：1880 年的拿坡里歌曲，鄧扎（Luigi Denza）作曲、圖爾科（Peppino Turco）作詞，為慶祝維蘇威火山（Mount Vesuvius）第一條纜車（1879 年建、1880 年通車）啟用而寫；因通車後乘客稀少，索性用一首歌替新交通工具打廣告，堪稱最早的「商業廣告歌」之一。當年於皮耶迪格洛塔（Piedigrotta）音樂節首演，由里柯第（Casa Ricordi）出版，一年內賣出上百萬份樂譜（據 Wikipedia）；這正是投影片 27–30 的主角，企業花錢、音樂帶客。場合：炒熱氣氛、帶動全場。</w:t>
+        <w:t>這四首都是全片走過的贊助案例回訪——多數背後都連著贊助者、題獻對象或出資企業，選它們給企業家聽，等於把金主當年換到的成果再用一次。</w:t>
+      </w:r>
+    </w:p>
+    <w:p>
+      <w:pPr>
+        <w:pStyle w:val="ListBullet"/>
+        <w:spacing w:after="60" w:line="312" w:lineRule="auto"/>
+      </w:pPr>
+      <w:r>
+        <w:rPr>
+          <w:rFonts w:ascii="Microsoft JhengHei" w:hAnsi="Microsoft JhengHei" w:eastAsia="Microsoft JhengHei" w:cs="Microsoft JhengHei"/>
+          <w:b w:val="0"/>
+          <w:i w:val="0"/>
+          <w:color w:val="3C3328"/>
+          <w:sz w:val="28"/>
+        </w:rPr>
+        <w:t>📖 郭德堡變奏曲（Goldberg Variations，BWV 988）：巴赫（Johann Sebastian Bach）1741 年出版的鍵盤名作，一段詠嘆調（Aria，抒情主題）加 30 段變奏；曲名取自演奏者哥德堡（Johann Gottlieb Goldberg）。相傳由前俄國駐薩克森宮廷大使凱瑟林伯爵（Count Hermann Karl von Keyserlingk）委託，供他失眠長夜聆聽（此說為傳說，出自 1802 年福克爾（Johann Nikolaus Forkel）所寫的巴赫傳記，距事發逾六十年、真偽有爭議）；正是「贊助者出題、音樂家交件」的典型，呼應「不朽之名」一站的私人委託。場合：需要專注、沉澱、紓壓。</w:t>
+      </w:r>
+    </w:p>
+    <w:p>
+      <w:pPr>
+        <w:pStyle w:val="ListBullet"/>
+        <w:spacing w:after="60" w:line="312" w:lineRule="auto"/>
+      </w:pPr>
+      <w:r>
+        <w:rPr>
+          <w:rFonts w:ascii="Microsoft JhengHei" w:hAnsi="Microsoft JhengHei" w:eastAsia="Microsoft JhengHei" w:cs="Microsoft JhengHei"/>
+          <w:b w:val="0"/>
+          <w:i w:val="0"/>
+          <w:color w:val="3C3328"/>
+          <w:sz w:val="28"/>
+        </w:rPr>
+        <w:t>📖 〈歡樂頌〉（Ode to Joy，德文原題 An die Freude）：貝多芬（Ludwig van Beethoven）第九號交響曲（作品 125）末樂章的合唱主題，歌詞改編自席勒（Friedrich Schiller）1785 年寫、1803 年修訂的同名詩；1824 年 5 月 7 日在維也納首演。全曲題獻給普魯士國王腓特烈．威廉三世（Friedrich Wilhelm III），呼應「不朽之名」一站的題獻故事——把作品獻給有權有錢的贊助者，本身就是一樁交換。場合：尾牙、開工、團隊誓師，凝聚人心、鼓舞士氣。</w:t>
+      </w:r>
+    </w:p>
+    <w:p>
+      <w:pPr>
+        <w:pStyle w:val="ListBullet"/>
+        <w:spacing w:after="60" w:line="312" w:lineRule="auto"/>
+      </w:pPr>
+      <w:r>
+        <w:rPr>
+          <w:rFonts w:ascii="Microsoft JhengHei" w:hAnsi="Microsoft JhengHei" w:eastAsia="Microsoft JhengHei" w:cs="Microsoft JhengHei"/>
+          <w:b w:val="0"/>
+          <w:i w:val="0"/>
+          <w:color w:val="3C3328"/>
+          <w:sz w:val="28"/>
+        </w:rPr>
+        <w:t>📖 《Funiculì, Funiculà》（拿坡里方言，意為「纜車上、纜車下」）：1880 年的拿坡里歌曲，鄧扎（Luigi Denza）作曲、圖爾科（Peppino Turco）作詞，為慶祝維蘇威火山（Mount Vesuvius）第一條纜車（1879 年建、1880 年通車）啟用而寫；因通車後乘客稀少，索性用一首歌替新交通工具打廣告，堪稱最早的「商業廣告歌」之一。當年於皮耶迪格洛塔（Piedigrotta）音樂節首演，由里柯第（Casa Ricordi）出版，一年內賣出上百萬份樂譜（據 Wikipedia）；這正是第七樣（實利）的主角，企業花錢、音樂帶客。場合：炒熱氣氛、帶動全場。</w:t>
       </w:r>
     </w:p>
     <w:p>
@@ -16741,7 +17035,7 @@
           <w:color w:val="7C3B2D"/>
           <w:sz w:val="38"/>
         </w:rPr>
-        <w:t xml:space="preserve">投影片 42　</w:t>
+        <w:t xml:space="preserve">投影片 44　</w:t>
       </w:r>
       <w:r>
         <w:rPr>
@@ -17032,7 +17326,7 @@
           <w:color w:val="7C3B2D"/>
           <w:sz w:val="38"/>
         </w:rPr>
-        <w:t xml:space="preserve">投影片 43　</w:t>
+        <w:t xml:space="preserve">投影片 45　</w:t>
       </w:r>
       <w:r>
         <w:rPr>
@@ -17161,7 +17455,7 @@
           <w:color w:val="3C3328"/>
           <w:sz w:val="28"/>
         </w:rPr>
-        <w:t>提案 4 委創帶客，經典案例維蘇威纜車（呼應投影片 27–30）：1880 年 6 月維蘇威火山首條登山纜車通車，一首《Funiculì, Funiculà》替它宣傳，樂譜首年賣破百萬份、紅了一百多年；纜車雖在 1944 年火山爆發中毀掉，主題曲卻讓「搭纜車上維蘇威」這件事被永遠記得——一次委創，回報可以用百年計。</w:t>
+        <w:t>提案 4 委創帶客，經典案例維蘇威纜車（第七樣的實利案例）：1880 年 6 月維蘇威火山首條登山纜車通車，一首《Funiculì, Funiculà》替它宣傳，樂譜首年賣破百萬份、紅了一百多年；纜車雖在 1944 年火山爆發中毀掉，主題曲卻讓「搭纜車上維蘇威」這件事被永遠記得——一次委創，回報可以用百年計。</w:t>
       </w:r>
     </w:p>
     <w:p>
@@ -17275,7 +17569,7 @@
           <w:color w:val="7C3B2D"/>
           <w:sz w:val="38"/>
         </w:rPr>
-        <w:t xml:space="preserve">投影片 44　</w:t>
+        <w:t xml:space="preserve">投影片 46　</w:t>
       </w:r>
       <w:r>
         <w:rPr>
@@ -17486,7 +17780,7 @@
           <w:color w:val="7C3B2D"/>
           <w:sz w:val="38"/>
         </w:rPr>
-        <w:t xml:space="preserve">投影片 45　</w:t>
+        <w:t xml:space="preserve">投影片 47　</w:t>
       </w:r>
       <w:r>
         <w:rPr>
@@ -17697,7 +17991,7 @@
           <w:color w:val="7C3B2D"/>
           <w:sz w:val="38"/>
         </w:rPr>
-        <w:t xml:space="preserve">投影片 46　</w:t>
+        <w:t xml:space="preserve">投影片 48　</w:t>
       </w:r>
       <w:r>
         <w:rPr>
@@ -17906,7 +18200,7 @@
           <w:color w:val="3C3328"/>
           <w:sz w:val="28"/>
         </w:rPr>
-        <w:t>📖 維蘇威纜車公司（Vesuvius Funicular）：1880 年 6 月 10 日通車、造價據載約 43.5 萬里拉（lire，當時義大利貨幣）的登山纜車；業主為宣傳它，請丹薩（Luigi Denza）與圖爾科（Peppino Turco）寫了《Funiculì, Funiculà》，樂譜由里柯第（Ricordi）出版、據載一年賣破百萬份；當時＝史上最成功的「主題曲廣告」，也是本片「實利」一欄的招牌案例（呼應投影片 29–30）。</w:t>
+        <w:t>📖 維蘇威纜車公司（Vesuvius Funicular）：1880 年 6 月 10 日通車、造價據載約 43.5 萬里拉（lire，當時義大利貨幣）的登山纜車；業主為宣傳它，請丹薩（Luigi Denza）與圖爾科（Peppino Turco）寫了《Funiculì, Funiculà》，樂譜由里柯第（Ricordi）出版、據載一年賣破百萬份；當時＝史上最成功的「主題曲廣告」，也是本片「實利」一欄的招牌案例（呼應本站纜車公司的故事）。</w:t>
       </w:r>
     </w:p>
     <w:p>
@@ -17940,7 +18234,7 @@
           <w:color w:val="7C3B2D"/>
           <w:sz w:val="38"/>
         </w:rPr>
-        <w:t xml:space="preserve">投影片 47　</w:t>
+        <w:t xml:space="preserve">投影片 49　</w:t>
       </w:r>
       <w:r>
         <w:rPr>
@@ -18151,7 +18445,7 @@
           <w:color w:val="7C3B2D"/>
           <w:sz w:val="38"/>
         </w:rPr>
-        <w:t xml:space="preserve">投影片 48　</w:t>
+        <w:t xml:space="preserve">投影片 50　</w:t>
       </w:r>
       <w:r>
         <w:rPr>
@@ -18344,7 +18638,7 @@
           <w:color w:val="3C3328"/>
           <w:sz w:val="28"/>
         </w:rPr>
-        <w:t>呼應本片前段（投影片 27–30，Funiculì 系列與「纜車公司興亡」）：纜車本身在 1906、1944 兩度被火山爆發掩埋摧毀、最終停駛走入歷史，公司沒了，歌卻活著；金主買下的「硬體」歸零，買下的「內容」增值——這是給企業家最直白的資產對比。</w:t>
+        <w:t>呼應第七樣（Funiculì 系列與纜車公司的故事）：纜車本身在 1906、1944 兩度被火山爆發掩埋摧毀、最終停駛走入歷史，公司沒了，歌卻活著；金主買下的「硬體」歸零，買下的「內容」增值——這是給企業家最直白的資產對比。</w:t>
       </w:r>
     </w:p>
     <w:p>
@@ -18631,7 +18925,7 @@
           <w:color w:val="7C3B2D"/>
           <w:sz w:val="38"/>
         </w:rPr>
-        <w:t xml:space="preserve">投影片 49　</w:t>
+        <w:t xml:space="preserve">投影片 51　</w:t>
       </w:r>
       <w:r>
         <w:rPr>
@@ -18871,7 +19165,7 @@
           <w:color w:val="7C3B2D"/>
           <w:sz w:val="38"/>
         </w:rPr>
-        <w:t xml:space="preserve">投影片 50　</w:t>
+        <w:t xml:space="preserve">投影片 52　</w:t>
       </w:r>
       <w:r>
         <w:rPr>

--- a/docs/downloads/音樂與企業-講義.docx
+++ b/docs/downloads/音樂與企業-講義.docx
@@ -6021,7 +6021,7 @@
           <w:color w:val="2B2016"/>
           <w:sz w:val="38"/>
         </w:rPr>
-        <w:t>這筆贊助的「兩百年複利」</w:t>
+        <w:t>三位金主的細帳：一紙終身合約，各買到什麼</w:t>
       </w:r>
       <w:r>
         <w:rPr>
@@ -6061,7 +6061,7 @@
           <w:color w:val="222A2D"/>
           <w:sz w:val="36"/>
         </w:rPr>
-        <w:t>這筆贊助的複利，長到嚇人。《第九號交響曲》第四樂章那段〈歡樂頌〉（Ode to Joy，德文原意「快樂的頌歌」），1985 年，成了歐盟的盟歌——一段旋律，代表一整個歐洲。而在日本，每年底幾萬人一起合唱「第九」，是全民的年末儀式；其中大阪那場「萬人第九」，直到今天，都由企業冠名贊助。各位算算看：三位貴族兩百年前付的那筆錢，到今天還在替他們的名字「配息」，還在替現代企業創造冠名曝光。所以贊助最驚人的地方在這裡：你買的不是一次曝光，是一個世紀、甚至兩個世紀的品牌。</w:t>
+        <w:t>我們把這筆投資的細帳攤開來看，各位生意人一定看得津津有味。起因是 1808 年，拿破崙的弟弟開了年薪，要把貝多芬挖去卡塞爾當宮廷樂長；維也納三位貴族一急，聯手在 1809 年簽下一紙終身年金，把人綁在本地。這 4,000 弗洛林怎麼分？金斯基出最多、一千八，魯道夫大公一千五，洛布科維茨七百——一筆標準的「聯合投資」，風險跟冠名的光環大家一起分。那各自買到什麼？魯道夫大公，《皇帝》協奏曲、《大公三重奏》、《莊嚴彌撒》全題獻給他；洛布科維茨，《英雄》交響曲在他家首演、題獻給他。但各位注意這筆長約的下場：1811 年通貨膨脹讓年金縮水、金斯基 1812 年墜馬摔死、洛布科維茨破產——最後是魯道夫提高自己的份額扛住，貝多芬還得打官司，才保住這筆錢。這就是「簽長約」最真實、也最血淋淋的教材。</w:t>
       </w:r>
     </w:p>
     <w:p>
@@ -6092,359 +6092,135 @@
           <w:color w:val="3C3328"/>
           <w:sz w:val="28"/>
         </w:rPr>
-        <w:t>這張延續前一張「題獻／年金」的主軸：對金主而言，贊助不是一次性花費，而是會「複利滾存」的品牌資產；三位貴族兩百年前的投資，至今仍在替他們的姓氏、以及現代冠名企業「配息」。</w:t>
-      </w:r>
-    </w:p>
-    <w:p>
-      <w:pPr>
-        <w:pStyle w:val="ListBullet"/>
-        <w:spacing w:after="60" w:line="312" w:lineRule="auto"/>
-      </w:pPr>
-      <w:r>
-        <w:rPr>
-          <w:rFonts w:ascii="Microsoft JhengHei" w:hAnsi="Microsoft JhengHei" w:eastAsia="Microsoft JhengHei" w:cs="Microsoft JhengHei"/>
-          <w:b w:val="0"/>
-          <w:i w:val="0"/>
-          <w:color w:val="3C3328"/>
-          <w:sz w:val="28"/>
-        </w:rPr>
-        <w:t>三位金主與金額（呼應講稿「三位貴族付的那筆錢」）：1809 年 3 月 1 日在維也納簽訂的《年金合約》，由魯道夫大公（Archduke Rudolph）、金斯基親王（Ferdinand Kinsky）、洛布科維茨親王（Franz Joseph Lobkowitz）共同承諾，每年支付貝多芬（Ludwig van Beethoven）四千弗羅林（florin）終身年金；三人分攤為魯道夫一千五百、金斯基一千八百、洛布科維茨七百弗羅林（據 Beethoven-Haus）。</w:t>
-      </w:r>
-    </w:p>
-    <w:p>
-      <w:pPr>
-        <w:pStyle w:val="ListBullet"/>
-        <w:spacing w:after="60" w:line="312" w:lineRule="auto"/>
-      </w:pPr>
-      <w:r>
-        <w:rPr>
-          <w:rFonts w:ascii="Microsoft JhengHei" w:hAnsi="Microsoft JhengHei" w:eastAsia="Microsoft JhengHei" w:cs="Microsoft JhengHei"/>
-          <w:b w:val="0"/>
-          <w:i w:val="0"/>
-          <w:color w:val="3C3328"/>
-          <w:sz w:val="28"/>
-        </w:rPr>
-        <w:t>這筆錢的來龍去脈是一場「搶人保衛戰」：1808 年拿破崙之弟、西發里亞國王熱羅姆·波拿巴（Jérôme Bonaparte）以年薪六百杜卡特（ducat）延攬貝多芬赴卡塞爾（Kassel）任宮廷樂長；三位貴族為把他留在維也納，聯手開出終身年金，唯一附帶條件是「不得擅離奧地利」，等於用錢把頂尖創作者綁在本地。</w:t>
-      </w:r>
-    </w:p>
-    <w:p>
-      <w:pPr>
-        <w:pStyle w:val="ListBullet"/>
-        <w:spacing w:after="60" w:line="312" w:lineRule="auto"/>
-      </w:pPr>
-      <w:r>
-        <w:rPr>
-          <w:rFonts w:ascii="Microsoft JhengHei" w:hAnsi="Microsoft JhengHei" w:eastAsia="Microsoft JhengHei" w:cs="Microsoft JhengHei"/>
-          <w:b w:val="0"/>
-          <w:i w:val="0"/>
-          <w:color w:val="3C3328"/>
-          <w:sz w:val="28"/>
-        </w:rPr>
-        <w:t>「配息」實際怎麼配：出資最少的魯道夫大公，一生卻獲題獻最多部貝多芬代表作——《第五號鋼琴協奏曲「皇帝」》、鋼琴三重奏「大公」、《莊嚴彌撒》等——姓氏因此永久刻進音樂史，兩百年後每場演出仍被唸出，這正是贊助的「複利」。</w:t>
-      </w:r>
-    </w:p>
-    <w:p>
-      <w:pPr>
-        <w:pStyle w:val="ListBullet"/>
-        <w:spacing w:after="60" w:line="312" w:lineRule="auto"/>
-      </w:pPr>
-      <w:r>
-        <w:rPr>
-          <w:rFonts w:ascii="Microsoft JhengHei" w:hAnsi="Microsoft JhengHei" w:eastAsia="Microsoft JhengHei" w:cs="Microsoft JhengHei"/>
-          <w:b w:val="0"/>
-          <w:i w:val="0"/>
-          <w:color w:val="3C3328"/>
-          <w:sz w:val="28"/>
-        </w:rPr>
-        <w:t>這筆贊助養出的「產品」：《第九號交響曲》1824 年 5 月 7 日在維也納肯特納門劇院（Kärntnertortheater）首演，是史上第一次把人聲合唱寫進交響曲的最後樂章，唱的就是〈歡樂頌〉。</w:t>
-      </w:r>
-    </w:p>
-    <w:p>
-      <w:pPr>
-        <w:pStyle w:val="ListBullet"/>
-        <w:spacing w:after="60" w:line="312" w:lineRule="auto"/>
-      </w:pPr>
-      <w:r>
-        <w:rPr>
-          <w:rFonts w:ascii="Microsoft JhengHei" w:hAnsi="Microsoft JhengHei" w:eastAsia="Microsoft JhengHei" w:cs="Microsoft JhengHei"/>
-          <w:b w:val="0"/>
-          <w:i w:val="0"/>
-          <w:color w:val="3C3328"/>
-          <w:sz w:val="28"/>
-        </w:rPr>
-        <w:t>複利第一條路線（歐洲）：貝多芬的〈歡樂頌〉旋律（採用的是旋律、非席勒的歌詞）先於 1972 年 1 月 19 日被歐洲理事會（Council of Europe）定為「歐洲之歌」，再於 1985 年由歐洲共同體（今歐盟前身）各國元首正式採為盟歌——一段旋律代表一整個歐洲，這是任何廣告預算都買不到的象徵位置。</w:t>
-      </w:r>
-    </w:p>
-    <w:p>
-      <w:pPr>
-        <w:pStyle w:val="ListBullet"/>
-        <w:spacing w:after="60" w:line="312" w:lineRule="auto"/>
-      </w:pPr>
-      <w:r>
-        <w:rPr>
-          <w:rFonts w:ascii="Microsoft JhengHei" w:hAnsi="Microsoft JhengHei" w:eastAsia="Microsoft JhengHei" w:cs="Microsoft JhengHei"/>
-          <w:b w:val="0"/>
-          <w:i w:val="0"/>
-          <w:color w:val="3C3328"/>
-          <w:sz w:val="28"/>
-        </w:rPr>
-        <w:t>盟歌刻意「無歌詞」：官方版本只演奏旋律、不唱任何語言的詞，以免獨厚某一種歐洲語言；官方三種改編（管弦樂、管樂、獨奏鋼琴）由指揮家卡拉揚（Herbert von Karajan）操刀並灌錄，等於替這個「品牌旋律」做了標準化的識別系統。</w:t>
-      </w:r>
-    </w:p>
-    <w:p>
-      <w:pPr>
-        <w:pStyle w:val="ListBullet"/>
-        <w:spacing w:after="60" w:line="312" w:lineRule="auto"/>
-      </w:pPr>
-      <w:r>
-        <w:rPr>
-          <w:rFonts w:ascii="Microsoft JhengHei" w:hAnsi="Microsoft JhengHei" w:eastAsia="Microsoft JhengHei" w:cs="Microsoft JhengHei"/>
-          <w:b w:val="0"/>
-          <w:i w:val="0"/>
-          <w:color w:val="3C3328"/>
-          <w:sz w:val="28"/>
-        </w:rPr>
-        <w:t>複利第二條路線（日本）：《第九》在亞洲的首次全曲演出，是 1918 年 6 月 1 日德國戰俘在德島「板東俘虜收容所」（今鳴門市）唱出的；此後逐漸演變成日本全民的年末合唱儀式，暱稱「第九（Daiku，日文即『第九』）」，年底幾萬人齊唱成為固定風景。</w:t>
-      </w:r>
-    </w:p>
-    <w:p>
-      <w:pPr>
-        <w:pStyle w:val="ListBullet"/>
-        <w:spacing w:after="60" w:line="312" w:lineRule="auto"/>
-      </w:pPr>
-      <w:r>
-        <w:rPr>
-          <w:rFonts w:ascii="Microsoft JhengHei" w:hAnsi="Microsoft JhengHei" w:eastAsia="Microsoft JhengHei" w:cs="Microsoft JhengHei"/>
-          <w:b w:val="0"/>
-          <w:i w:val="0"/>
-          <w:color w:val="3C3328"/>
-          <w:sz w:val="28"/>
-        </w:rPr>
-        <w:t>大阪「萬人第九」＝現代企業冠名的活教材：1983 年起，每年 12 月第一個週日在大阪城音樂廳（Osaka-jo Hall）由約一萬名素人合唱《第九》終樂章；它源於大阪 21 世紀協會（1982 年成立）為「大阪築城四百年祭」策劃的核心活動。</w:t>
-      </w:r>
-    </w:p>
-    <w:p>
-      <w:pPr>
-        <w:pStyle w:val="ListBullet"/>
-        <w:spacing w:after="60" w:line="312" w:lineRule="auto"/>
-      </w:pPr>
-      <w:r>
-        <w:rPr>
-          <w:rFonts w:ascii="Microsoft JhengHei" w:hAnsi="Microsoft JhengHei" w:eastAsia="Microsoft JhengHei" w:cs="Microsoft JhengHei"/>
-          <w:b w:val="0"/>
-          <w:i w:val="0"/>
-          <w:color w:val="3C3328"/>
-          <w:sz w:val="28"/>
-        </w:rPr>
-        <w:t>冠名者是誰、換到什麼：三得利（Suntory）時任社長佐治敬三（Keizo Saji）一肩扛下贊助，三得利自創辦起長年單一冠名（據日文維基，至 2014 年第 32 屆均由三得利獨家協贊），活動全名即冠上品牌；企業付錢，換到的是每年上萬人、全國轉播中反覆被口播的品牌名，這就是講稿說的「替現代企業創造冠名曝光」。</w:t>
-      </w:r>
-    </w:p>
-    <w:p>
-      <w:pPr>
-        <w:pStyle w:val="ListBullet"/>
-        <w:spacing w:after="60" w:line="312" w:lineRule="auto"/>
-      </w:pPr>
-      <w:r>
-        <w:rPr>
-          <w:rFonts w:ascii="Microsoft JhengHei" w:hAnsi="Microsoft JhengHei" w:eastAsia="Microsoft JhengHei" w:cs="Microsoft JhengHei"/>
-          <w:b w:val="0"/>
-          <w:i w:val="0"/>
-          <w:color w:val="3C3328"/>
-          <w:sz w:val="28"/>
-        </w:rPr>
-        <w:t>呼應全片記憶點「共融」：第 1 至 16 屆（1983–1998）由作曲家山本直純（Yamamoto Naozumi）構成兼指揮，他把樂譜發給全場觀眾、讓一萬人在高潮處齊唱，「帶動唱」式的全民共融，正是冠名企業最想沾上的正面形象。</w:t>
-      </w:r>
-    </w:p>
-    <w:p>
-      <w:pPr>
-        <w:pStyle w:val="ListBullet"/>
-        <w:spacing w:after="60" w:line="312" w:lineRule="auto"/>
-      </w:pPr>
-      <w:r>
-        <w:rPr>
-          <w:rFonts w:ascii="Microsoft JhengHei" w:hAnsi="Microsoft JhengHei" w:eastAsia="Microsoft JhengHei" w:cs="Microsoft JhengHei"/>
-          <w:b w:val="0"/>
-          <w:i w:val="0"/>
-          <w:color w:val="3C3328"/>
-          <w:sz w:val="28"/>
-        </w:rPr>
-        <w:t>給企業的一句話結論：贊助買到的不是一次曝光，而是跨世紀的品牌資產——貴族靠題獻讓姓氏活了兩百年，現代企業靠冠名讓品牌年年配息。</w:t>
-      </w:r>
-    </w:p>
-    <w:p>
-      <w:pPr>
-        <w:pStyle w:val="ListBullet"/>
-        <w:spacing w:after="60" w:line="312" w:lineRule="auto"/>
-      </w:pPr>
-      <w:r>
-        <w:rPr>
-          <w:rFonts w:ascii="Microsoft JhengHei" w:hAnsi="Microsoft JhengHei" w:eastAsia="Microsoft JhengHei" w:cs="Microsoft JhengHei"/>
-          <w:b w:val="0"/>
-          <w:i w:val="0"/>
-          <w:color w:val="3C3328"/>
-          <w:sz w:val="28"/>
-        </w:rPr>
-        <w:t>📖 年金合約（Rentenvertrag／annuity）：定期（多為每年）支付固定金額給受贈者的長期契約；當時＝貴族用來「包養」作曲家、保證其收入穩定並把人留在本地的財務工具，本例還是終身有效。</w:t>
-      </w:r>
-    </w:p>
-    <w:p>
-      <w:pPr>
-        <w:pStyle w:val="ListBullet"/>
-        <w:spacing w:after="60" w:line="312" w:lineRule="auto"/>
-      </w:pPr>
-      <w:r>
-        <w:rPr>
-          <w:rFonts w:ascii="Microsoft JhengHei" w:hAnsi="Microsoft JhengHei" w:eastAsia="Microsoft JhengHei" w:cs="Microsoft JhengHei"/>
-          <w:b w:val="0"/>
-          <w:i w:val="0"/>
-          <w:color w:val="3C3328"/>
-          <w:sz w:val="28"/>
-        </w:rPr>
-        <w:t>📖 弗羅林／杜卡特（florin、Gulden／ducat）：弗羅林（又譯古爾登、盾）是當時奧地利與中歐通行的貨幣單位，四千弗羅林在 1809 年已是可讓人衣食無虞的年收入；杜卡特則是幣值更高的金幣，熱羅姆開的六百杜卡特是相當優渥的挖角行情。</w:t>
-      </w:r>
-    </w:p>
-    <w:p>
-      <w:pPr>
-        <w:pStyle w:val="ListBullet"/>
-        <w:spacing w:after="60" w:line="312" w:lineRule="auto"/>
-      </w:pPr>
-      <w:r>
-        <w:rPr>
-          <w:rFonts w:ascii="Microsoft JhengHei" w:hAnsi="Microsoft JhengHei" w:eastAsia="Microsoft JhengHei" w:cs="Microsoft JhengHei"/>
-          <w:b w:val="0"/>
-          <w:i w:val="0"/>
-          <w:color w:val="3C3328"/>
-          <w:sz w:val="28"/>
-        </w:rPr>
-        <w:t>📖 魯道夫大公（Archduke Rudolph，1788–1831）：奧地利皇室成員、貝多芬唯一的作曲學生兼最大贊助人；出資最少卻獲題獻最多，後來升任紅衣主教，是「贊助換冠名」報酬率最高的範例。</w:t>
-      </w:r>
-    </w:p>
-    <w:p>
-      <w:pPr>
-        <w:pStyle w:val="ListBullet"/>
-        <w:spacing w:after="60" w:line="312" w:lineRule="auto"/>
-      </w:pPr>
-      <w:r>
-        <w:rPr>
-          <w:rFonts w:ascii="Microsoft JhengHei" w:hAnsi="Microsoft JhengHei" w:eastAsia="Microsoft JhengHei" w:cs="Microsoft JhengHei"/>
-          <w:b w:val="0"/>
-          <w:i w:val="0"/>
-          <w:color w:val="3C3328"/>
-          <w:sz w:val="28"/>
-        </w:rPr>
-        <w:t>📖 金斯基親王、洛布科維茨親王（Ferdinand Kinsky／Franz Joseph Lobkowitz）：波希米亞的兩位貴族大地主，與魯道夫共同簽署年金合約；洛布科維茨自養私人樂團，也是貝多芬多部交響曲的贊助者。</w:t>
-      </w:r>
-    </w:p>
-    <w:p>
-      <w:pPr>
-        <w:pStyle w:val="ListBullet"/>
-        <w:spacing w:after="60" w:line="312" w:lineRule="auto"/>
-      </w:pPr>
-      <w:r>
-        <w:rPr>
-          <w:rFonts w:ascii="Microsoft JhengHei" w:hAnsi="Microsoft JhengHei" w:eastAsia="Microsoft JhengHei" w:cs="Microsoft JhengHei"/>
-          <w:b w:val="0"/>
-          <w:i w:val="0"/>
-          <w:color w:val="3C3328"/>
-          <w:sz w:val="28"/>
-        </w:rPr>
-        <w:t>📖 席勒（Friedrich Schiller，1759–1805）：德國詩人兼劇作家，1785 年寫下頌詩〈快樂頌（An die Freude）〉，貝多芬取其詩句譜成《第九》終樂章的〈歡樂頌〉。</w:t>
-      </w:r>
-    </w:p>
-    <w:p>
-      <w:pPr>
-        <w:pStyle w:val="ListBullet"/>
-        <w:spacing w:after="60" w:line="312" w:lineRule="auto"/>
-      </w:pPr>
-      <w:r>
-        <w:rPr>
-          <w:rFonts w:ascii="Microsoft JhengHei" w:hAnsi="Microsoft JhengHei" w:eastAsia="Microsoft JhengHei" w:cs="Microsoft JhengHei"/>
-          <w:b w:val="0"/>
-          <w:i w:val="0"/>
-          <w:color w:val="3C3328"/>
-          <w:sz w:val="28"/>
-        </w:rPr>
-        <w:t>📖 歐洲理事會（Council of Europe）：1949 年成立、總部設於史特拉斯堡的泛歐人權與文化組織，會員逾四十國，與「歐盟」是兩個不同機構；它才是 1972 年最早採用這段旋律的單位。</w:t>
-      </w:r>
-    </w:p>
-    <w:p>
-      <w:pPr>
-        <w:pStyle w:val="ListBullet"/>
-        <w:spacing w:after="60" w:line="312" w:lineRule="auto"/>
-      </w:pPr>
-      <w:r>
-        <w:rPr>
-          <w:rFonts w:ascii="Microsoft JhengHei" w:hAnsi="Microsoft JhengHei" w:eastAsia="Microsoft JhengHei" w:cs="Microsoft JhengHei"/>
-          <w:b w:val="0"/>
-          <w:i w:val="0"/>
-          <w:color w:val="3C3328"/>
-          <w:sz w:val="28"/>
-        </w:rPr>
-        <w:t>📖 歐洲共同體（European Community）：歐盟（1993 年起改稱）的前身經濟暨政治共同體；1985 年由其各國元首把〈歡樂頌〉正式升格為官方盟歌。</w:t>
-      </w:r>
-    </w:p>
-    <w:p>
-      <w:pPr>
-        <w:pStyle w:val="ListBullet"/>
-        <w:spacing w:after="60" w:line="312" w:lineRule="auto"/>
-      </w:pPr>
-      <w:r>
-        <w:rPr>
-          <w:rFonts w:ascii="Microsoft JhengHei" w:hAnsi="Microsoft JhengHei" w:eastAsia="Microsoft JhengHei" w:cs="Microsoft JhengHei"/>
-          <w:b w:val="0"/>
-          <w:i w:val="0"/>
-          <w:color w:val="3C3328"/>
-          <w:sz w:val="28"/>
-        </w:rPr>
-        <w:t>📖 卡拉揚（Herbert von Karajan，1908–1989）：二十世紀最具影響力的指揮家之一，長年執掌柏林愛樂；受託改編歐盟盟歌的官方三種樂器版本並錄製。</w:t>
-      </w:r>
-    </w:p>
-    <w:p>
-      <w:pPr>
-        <w:pStyle w:val="ListBullet"/>
-        <w:spacing w:after="60" w:line="312" w:lineRule="auto"/>
-      </w:pPr>
-      <w:r>
-        <w:rPr>
-          <w:rFonts w:ascii="Microsoft JhengHei" w:hAnsi="Microsoft JhengHei" w:eastAsia="Microsoft JhengHei" w:cs="Microsoft JhengHei"/>
-          <w:b w:val="0"/>
-          <w:i w:val="0"/>
-          <w:color w:val="3C3328"/>
-          <w:sz w:val="28"/>
-        </w:rPr>
-        <w:t>📖 板東俘虜收容所（Bandō POW camp）：一次大戰後日本收容德國戰俘的營區（今德島縣鳴門市），以人道管理著稱，《第九》在亞洲的首次全曲演出即誕生於此。</w:t>
-      </w:r>
-    </w:p>
-    <w:p>
-      <w:pPr>
-        <w:pStyle w:val="ListBullet"/>
-        <w:spacing w:after="60" w:line="312" w:lineRule="auto"/>
-      </w:pPr>
-      <w:r>
-        <w:rPr>
-          <w:rFonts w:ascii="Microsoft JhengHei" w:hAnsi="Microsoft JhengHei" w:eastAsia="Microsoft JhengHei" w:cs="Microsoft JhengHei"/>
-          <w:b w:val="0"/>
-          <w:i w:val="0"/>
-          <w:color w:val="3C3328"/>
-          <w:sz w:val="28"/>
-        </w:rPr>
-        <w:t>📖 三得利與佐治敬三（Suntory／Keizo Saji，1919–1999）：三得利是以威士忌、啤酒聞名的日本大型酒業飲料集團；第二任社長佐治敬三熱心藝文贊助，拍板長期支持「萬人第九」，讓品牌與這場全民盛事牢牢綁在一起。</w:t>
-      </w:r>
-    </w:p>
-    <w:p>
-      <w:pPr>
-        <w:pStyle w:val="ListBullet"/>
-        <w:spacing w:after="60" w:line="312" w:lineRule="auto"/>
-      </w:pPr>
-      <w:r>
-        <w:rPr>
-          <w:rFonts w:ascii="Microsoft JhengHei" w:hAnsi="Microsoft JhengHei" w:eastAsia="Microsoft JhengHei" w:cs="Microsoft JhengHei"/>
-          <w:b w:val="0"/>
-          <w:i w:val="0"/>
-          <w:color w:val="3C3328"/>
-          <w:sz w:val="28"/>
-        </w:rPr>
-        <w:t>📖 冠名贊助（title sponsorship）：企業出資，換取把品牌名冠在活動或場館「正式名稱」最前面的行銷手法；當時＝把「三得利」三字綁進每年活動全名與電視轉播的口播，屬於本片一再強調的贊助回報形式。</w:t>
+        <w:t>為什麼要出手搶人：1808 年秋，拿破崙之弟、西發里亞國王熱羅姆·波拿巴（Jérôme Bonaparte）以年薪 600 杜卡特金幣邀貝多芬赴卡塞爾（Kassel）任宮廷樂長；貝多芬刻意在維也納放話願意接受，逼出本地貴族的反制報價。</w:t>
+      </w:r>
+    </w:p>
+    <w:p>
+      <w:pPr>
+        <w:pStyle w:val="ListBullet"/>
+        <w:spacing w:after="60" w:line="312" w:lineRule="auto"/>
+      </w:pPr>
+      <w:r>
+        <w:rPr>
+          <w:rFonts w:ascii="Microsoft JhengHei" w:hAnsi="Microsoft JhengHei" w:eastAsia="Microsoft JhengHei" w:cs="Microsoft JhengHei"/>
+          <w:b w:val="0"/>
+          <w:i w:val="0"/>
+          <w:color w:val="3C3328"/>
+          <w:sz w:val="28"/>
+        </w:rPr>
+        <w:t>三家分攤 4,000 弗洛林：金斯基年 1,800、魯道夫 1,500、洛布科維茨 700（三家相加恰為 4,000）——這是一筆聯合投資（syndicate），風險、成本與冠名光環由三家分擔（據 Classic FM／Beethoven-Haus）。</w:t>
+      </w:r>
+    </w:p>
+    <w:p>
+      <w:pPr>
+        <w:pStyle w:val="ListBullet"/>
+        <w:spacing w:after="60" w:line="312" w:lineRule="auto"/>
+      </w:pPr>
+      <w:r>
+        <w:rPr>
+          <w:rFonts w:ascii="Microsoft JhengHei" w:hAnsi="Microsoft JhengHei" w:eastAsia="Microsoft JhengHei" w:cs="Microsoft JhengHei"/>
+          <w:b w:val="0"/>
+          <w:i w:val="0"/>
+          <w:color w:val="3C3328"/>
+          <w:sz w:val="28"/>
+        </w:rPr>
+        <w:t>洛布科維茨換到什麼：他自 1796 年起養私人樂團、府邸設音樂廳；《第三號交響曲「英雄」》1804 年在他府邸首演並題獻給他，該廳因此被稱「英雄廳」（Eroica-Saal），且他在作品公開前握有數月獨家使用權——先聽、先掛名，正是贊助者的隱形特權。</w:t>
+      </w:r>
+    </w:p>
+    <w:p>
+      <w:pPr>
+        <w:pStyle w:val="ListBullet"/>
+        <w:spacing w:after="60" w:line="312" w:lineRule="auto"/>
+      </w:pPr>
+      <w:r>
+        <w:rPr>
+          <w:rFonts w:ascii="Microsoft JhengHei" w:hAnsi="Microsoft JhengHei" w:eastAsia="Microsoft JhengHei" w:cs="Microsoft JhengHei"/>
+          <w:b w:val="0"/>
+          <w:i w:val="0"/>
+          <w:color w:val="3C3328"/>
+          <w:sz w:val="28"/>
+        </w:rPr>
+        <w:t>魯道夫換到什麼：他是皇帝法蘭茲一世最年幼的弟弟、也是貝多芬「唯一的作曲學生」；題獻給他的作品比給任何人都多，包括《第五號鋼琴協奏曲「皇帝」》、《大公三重奏》（Op. 97）、《莊嚴彌撒》、《告別奏鳴曲》。金主同時是門生與最大品牌代言人。</w:t>
+      </w:r>
+    </w:p>
+    <w:p>
+      <w:pPr>
+        <w:pStyle w:val="ListBullet"/>
+        <w:spacing w:after="60" w:line="312" w:lineRule="auto"/>
+      </w:pPr>
+      <w:r>
+        <w:rPr>
+          <w:rFonts w:ascii="Microsoft JhengHei" w:hAnsi="Microsoft JhengHei" w:eastAsia="Microsoft JhengHei" w:cs="Microsoft JhengHei"/>
+          <w:b w:val="0"/>
+          <w:i w:val="0"/>
+          <w:color w:val="3C3328"/>
+          <w:sz w:val="28"/>
+        </w:rPr>
+        <w:t>投資的脆弱面：1811 年 2 月奧地利頒「財政令」，紙鈔貶為面額五分之一，年金實質購買力大縮水；洛布科維茨 1811 年 9 月起停付、財產遭託管；金斯基 1812 年墜馬身亡（得年約 31），年金一度斷炊，貝多芬須向其遺孀陳情，家族遲至 1815 年才恢復支付。</w:t>
+      </w:r>
+    </w:p>
+    <w:p>
+      <w:pPr>
+        <w:pStyle w:val="ListBullet"/>
+        <w:spacing w:after="60" w:line="312" w:lineRule="auto"/>
+      </w:pPr>
+      <w:r>
+        <w:rPr>
+          <w:rFonts w:ascii="Microsoft JhengHei" w:hAnsi="Microsoft JhengHei" w:eastAsia="Microsoft JhengHei" w:cs="Microsoft JhengHei"/>
+          <w:b w:val="0"/>
+          <w:i w:val="0"/>
+          <w:color w:val="3C3328"/>
+          <w:sz w:val="28"/>
+        </w:rPr>
+        <w:t>誰扛住了：當另兩位金主陷入困境，魯道夫提高自己的份額以維持貝多芬的收入——這正是聯合贊助裡「主辦金主／領投人」的角色，也是這筆投資最終沒有爛尾的原因。</w:t>
+      </w:r>
+    </w:p>
+    <w:p>
+      <w:pPr>
+        <w:pStyle w:val="ListBullet"/>
+        <w:spacing w:after="60" w:line="312" w:lineRule="auto"/>
+      </w:pPr>
+      <w:r>
+        <w:rPr>
+          <w:rFonts w:ascii="Microsoft JhengHei" w:hAnsi="Microsoft JhengHei" w:eastAsia="Microsoft JhengHei" w:cs="Microsoft JhengHei"/>
+          <w:b w:val="0"/>
+          <w:i w:val="0"/>
+          <w:color w:val="3C3328"/>
+          <w:sz w:val="28"/>
+        </w:rPr>
+        <w:t>給企業的一句話：贊助要簽長約、要綁定、要白紙黑字——但也要算進通膨、違約與意外，最好有一位扛得住的「領投金主」。</w:t>
+      </w:r>
+    </w:p>
+    <w:p>
+      <w:pPr>
+        <w:pStyle w:val="ListBullet"/>
+        <w:spacing w:after="60" w:line="312" w:lineRule="auto"/>
+      </w:pPr>
+      <w:r>
+        <w:rPr>
+          <w:rFonts w:ascii="Microsoft JhengHei" w:hAnsi="Microsoft JhengHei" w:eastAsia="Microsoft JhengHei" w:cs="Microsoft JhengHei"/>
+          <w:b w:val="0"/>
+          <w:i w:val="0"/>
+          <w:color w:val="3C3328"/>
+          <w:sz w:val="28"/>
+        </w:rPr>
+        <w:t>📖 弗洛林／杜卡特：弗洛林（又稱古爾登）是當時奧地利通行的銀幣，4,000 弗洛林足以養活一位頂級作曲家一整年；杜卡特是幣值更高的金幣，西發里亞開的 600 杜卡特是相當優渥的挖角行情。</w:t>
+      </w:r>
+    </w:p>
+    <w:p>
+      <w:pPr>
+        <w:pStyle w:val="ListBullet"/>
+        <w:spacing w:after="60" w:line="312" w:lineRule="auto"/>
+      </w:pPr>
+      <w:r>
+        <w:rPr>
+          <w:rFonts w:ascii="Microsoft JhengHei" w:hAnsi="Microsoft JhengHei" w:eastAsia="Microsoft JhengHei" w:cs="Microsoft JhengHei"/>
+          <w:b w:val="0"/>
+          <w:i w:val="0"/>
+          <w:color w:val="3C3328"/>
+          <w:sz w:val="28"/>
+        </w:rPr>
+        <w:t>📖 魯道夫大公（Archduke Rudolph，1788–1831）：奧地利皇室成員、貝多芬唯一的作曲學生兼最大贊助人，後升任紅衣主教；出資最少卻獲題獻最多，是「贊助換冠名」報酬率最高的範例。</w:t>
       </w:r>
     </w:p>
     <w:p>
@@ -6463,6 +6239,457 @@
           <w:sz w:val="38"/>
         </w:rPr>
         <w:t xml:space="preserve">投影片 18　</w:t>
+      </w:r>
+      <w:r>
+        <w:rPr>
+          <w:rFonts w:ascii="Microsoft JhengHei" w:hAnsi="Microsoft JhengHei" w:eastAsia="Microsoft JhengHei" w:cs="Microsoft JhengHei"/>
+          <w:b/>
+          <w:i w:val="0"/>
+          <w:color w:val="2B2016"/>
+          <w:sz w:val="38"/>
+        </w:rPr>
+        <w:t>這筆贊助的「兩百年複利」</w:t>
+      </w:r>
+      <w:r>
+        <w:rPr>
+          <w:rFonts w:ascii="Microsoft JhengHei" w:hAnsi="Microsoft JhengHei" w:eastAsia="Microsoft JhengHei" w:cs="Microsoft JhengHei"/>
+          <w:b w:val="0"/>
+          <w:i w:val="0"/>
+          <w:color w:val="6A767A"/>
+          <w:sz w:val="24"/>
+        </w:rPr>
+        <w:t xml:space="preserve">　　⏱ 停留約 70 秒</w:t>
+      </w:r>
+    </w:p>
+    <w:p>
+      <w:pPr>
+        <w:spacing w:before="120" w:after="40" w:line="312" w:lineRule="auto"/>
+      </w:pPr>
+      <w:r>
+        <w:rPr>
+          <w:rFonts w:ascii="Microsoft JhengHei" w:hAnsi="Microsoft JhengHei" w:eastAsia="Microsoft JhengHei" w:cs="Microsoft JhengHei"/>
+          <w:b/>
+          <w:i w:val="0"/>
+          <w:color w:val="7C3B2D"/>
+          <w:sz w:val="24"/>
+        </w:rPr>
+        <w:t>講稿</w:t>
+      </w:r>
+    </w:p>
+    <w:p>
+      <w:pPr>
+        <w:spacing w:before="0" w:after="160" w:line="336" w:lineRule="auto"/>
+      </w:pPr>
+      <w:r>
+        <w:rPr>
+          <w:rFonts w:ascii="Microsoft JhengHei" w:hAnsi="Microsoft JhengHei" w:eastAsia="Microsoft JhengHei" w:cs="Microsoft JhengHei"/>
+          <w:b w:val="0"/>
+          <w:i w:val="0"/>
+          <w:color w:val="222A2D"/>
+          <w:sz w:val="36"/>
+        </w:rPr>
+        <w:t>這筆贊助的複利，長到嚇人。《第九號交響曲》第四樂章那段〈歡樂頌〉（Ode to Joy，德文原意「快樂的頌歌」），1985 年，成了歐盟的盟歌——一段旋律，代表一整個歐洲。而在日本，每年底幾萬人一起合唱「第九」，是全民的年末儀式；其中大阪那場「萬人第九」，直到今天，都由企業冠名贊助。各位算算看：三位貴族兩百年前付的那筆錢，到今天還在替他們的名字「配息」，還在替現代企業創造冠名曝光。所以贊助最驚人的地方在這裡：你買的不是一次曝光，是一個世紀、甚至兩個世紀的品牌。</w:t>
+      </w:r>
+    </w:p>
+    <w:p>
+      <w:pPr>
+        <w:spacing w:before="80" w:after="40" w:line="312" w:lineRule="auto"/>
+      </w:pPr>
+      <w:r>
+        <w:rPr>
+          <w:rFonts w:ascii="Microsoft JhengHei" w:hAnsi="Microsoft JhengHei" w:eastAsia="Microsoft JhengHei" w:cs="Microsoft JhengHei"/>
+          <w:b/>
+          <w:i w:val="0"/>
+          <w:color w:val="856017"/>
+          <w:sz w:val="24"/>
+        </w:rPr>
+        <w:t>講義補充</w:t>
+      </w:r>
+    </w:p>
+    <w:p>
+      <w:pPr>
+        <w:pStyle w:val="ListBullet"/>
+        <w:spacing w:after="60" w:line="312" w:lineRule="auto"/>
+      </w:pPr>
+      <w:r>
+        <w:rPr>
+          <w:rFonts w:ascii="Microsoft JhengHei" w:hAnsi="Microsoft JhengHei" w:eastAsia="Microsoft JhengHei" w:cs="Microsoft JhengHei"/>
+          <w:b w:val="0"/>
+          <w:i w:val="0"/>
+          <w:color w:val="3C3328"/>
+          <w:sz w:val="28"/>
+        </w:rPr>
+        <w:t>這張延續前一張「題獻／年金」的主軸：對金主而言，贊助不是一次性花費，而是會「複利滾存」的品牌資產；三位貴族兩百年前的投資，至今仍在替他們的姓氏、以及現代冠名企業「配息」。</w:t>
+      </w:r>
+    </w:p>
+    <w:p>
+      <w:pPr>
+        <w:pStyle w:val="ListBullet"/>
+        <w:spacing w:after="60" w:line="312" w:lineRule="auto"/>
+      </w:pPr>
+      <w:r>
+        <w:rPr>
+          <w:rFonts w:ascii="Microsoft JhengHei" w:hAnsi="Microsoft JhengHei" w:eastAsia="Microsoft JhengHei" w:cs="Microsoft JhengHei"/>
+          <w:b w:val="0"/>
+          <w:i w:val="0"/>
+          <w:color w:val="3C3328"/>
+          <w:sz w:val="28"/>
+        </w:rPr>
+        <w:t>三位金主與金額（呼應講稿「三位貴族付的那筆錢」）：1809 年 3 月 1 日在維也納簽訂的《年金合約》，由魯道夫大公（Archduke Rudolph）、金斯基親王（Ferdinand Kinsky）、洛布科維茨親王（Franz Joseph Lobkowitz）共同承諾，每年支付貝多芬（Ludwig van Beethoven）四千弗羅林（florin）終身年金；三人分攤為魯道夫一千五百、金斯基一千八百、洛布科維茨七百弗羅林（據 Beethoven-Haus）。</w:t>
+      </w:r>
+    </w:p>
+    <w:p>
+      <w:pPr>
+        <w:pStyle w:val="ListBullet"/>
+        <w:spacing w:after="60" w:line="312" w:lineRule="auto"/>
+      </w:pPr>
+      <w:r>
+        <w:rPr>
+          <w:rFonts w:ascii="Microsoft JhengHei" w:hAnsi="Microsoft JhengHei" w:eastAsia="Microsoft JhengHei" w:cs="Microsoft JhengHei"/>
+          <w:b w:val="0"/>
+          <w:i w:val="0"/>
+          <w:color w:val="3C3328"/>
+          <w:sz w:val="28"/>
+        </w:rPr>
+        <w:t>這筆錢的來龍去脈是一場「搶人保衛戰」：1808 年拿破崙之弟、西發里亞國王熱羅姆·波拿巴（Jérôme Bonaparte）以年薪六百杜卡特（ducat）延攬貝多芬赴卡塞爾（Kassel）任宮廷樂長；三位貴族為把他留在維也納，聯手開出終身年金，唯一附帶條件是「不得擅離奧地利」，等於用錢把頂尖創作者綁在本地。</w:t>
+      </w:r>
+    </w:p>
+    <w:p>
+      <w:pPr>
+        <w:pStyle w:val="ListBullet"/>
+        <w:spacing w:after="60" w:line="312" w:lineRule="auto"/>
+      </w:pPr>
+      <w:r>
+        <w:rPr>
+          <w:rFonts w:ascii="Microsoft JhengHei" w:hAnsi="Microsoft JhengHei" w:eastAsia="Microsoft JhengHei" w:cs="Microsoft JhengHei"/>
+          <w:b w:val="0"/>
+          <w:i w:val="0"/>
+          <w:color w:val="3C3328"/>
+          <w:sz w:val="28"/>
+        </w:rPr>
+        <w:t>「配息」實際怎麼配：出資最少的魯道夫大公，一生卻獲題獻最多部貝多芬代表作——《第五號鋼琴協奏曲「皇帝」》、鋼琴三重奏「大公」、《莊嚴彌撒》等——姓氏因此永久刻進音樂史，兩百年後每場演出仍被唸出，這正是贊助的「複利」。</w:t>
+      </w:r>
+    </w:p>
+    <w:p>
+      <w:pPr>
+        <w:pStyle w:val="ListBullet"/>
+        <w:spacing w:after="60" w:line="312" w:lineRule="auto"/>
+      </w:pPr>
+      <w:r>
+        <w:rPr>
+          <w:rFonts w:ascii="Microsoft JhengHei" w:hAnsi="Microsoft JhengHei" w:eastAsia="Microsoft JhengHei" w:cs="Microsoft JhengHei"/>
+          <w:b w:val="0"/>
+          <w:i w:val="0"/>
+          <w:color w:val="3C3328"/>
+          <w:sz w:val="28"/>
+        </w:rPr>
+        <w:t>這筆贊助養出的「產品」：《第九號交響曲》1824 年 5 月 7 日在維也納肯特納門劇院（Kärntnertortheater）首演，是史上第一次把人聲合唱寫進交響曲的最後樂章，唱的就是〈歡樂頌〉。</w:t>
+      </w:r>
+    </w:p>
+    <w:p>
+      <w:pPr>
+        <w:pStyle w:val="ListBullet"/>
+        <w:spacing w:after="60" w:line="312" w:lineRule="auto"/>
+      </w:pPr>
+      <w:r>
+        <w:rPr>
+          <w:rFonts w:ascii="Microsoft JhengHei" w:hAnsi="Microsoft JhengHei" w:eastAsia="Microsoft JhengHei" w:cs="Microsoft JhengHei"/>
+          <w:b w:val="0"/>
+          <w:i w:val="0"/>
+          <w:color w:val="3C3328"/>
+          <w:sz w:val="28"/>
+        </w:rPr>
+        <w:t>複利第一條路線（歐洲）：貝多芬的〈歡樂頌〉旋律（採用的是旋律、非席勒的歌詞）先於 1972 年 1 月 19 日被歐洲理事會（Council of Europe）定為「歐洲之歌」，再於 1985 年由歐洲共同體（今歐盟前身）各國元首正式採為盟歌——一段旋律代表一整個歐洲，這是任何廣告預算都買不到的象徵位置。</w:t>
+      </w:r>
+    </w:p>
+    <w:p>
+      <w:pPr>
+        <w:pStyle w:val="ListBullet"/>
+        <w:spacing w:after="60" w:line="312" w:lineRule="auto"/>
+      </w:pPr>
+      <w:r>
+        <w:rPr>
+          <w:rFonts w:ascii="Microsoft JhengHei" w:hAnsi="Microsoft JhengHei" w:eastAsia="Microsoft JhengHei" w:cs="Microsoft JhengHei"/>
+          <w:b w:val="0"/>
+          <w:i w:val="0"/>
+          <w:color w:val="3C3328"/>
+          <w:sz w:val="28"/>
+        </w:rPr>
+        <w:t>盟歌刻意「無歌詞」：官方版本只演奏旋律、不唱任何語言的詞，以免獨厚某一種歐洲語言；官方三種改編（管弦樂、管樂、獨奏鋼琴）由指揮家卡拉揚（Herbert von Karajan）操刀並灌錄，等於替這個「品牌旋律」做了標準化的識別系統。</w:t>
+      </w:r>
+    </w:p>
+    <w:p>
+      <w:pPr>
+        <w:pStyle w:val="ListBullet"/>
+        <w:spacing w:after="60" w:line="312" w:lineRule="auto"/>
+      </w:pPr>
+      <w:r>
+        <w:rPr>
+          <w:rFonts w:ascii="Microsoft JhengHei" w:hAnsi="Microsoft JhengHei" w:eastAsia="Microsoft JhengHei" w:cs="Microsoft JhengHei"/>
+          <w:b w:val="0"/>
+          <w:i w:val="0"/>
+          <w:color w:val="3C3328"/>
+          <w:sz w:val="28"/>
+        </w:rPr>
+        <w:t>複利第二條路線（日本）：《第九》在亞洲的首次全曲演出，是 1918 年 6 月 1 日德國戰俘在德島「板東俘虜收容所」（今鳴門市）唱出的；此後逐漸演變成日本全民的年末合唱儀式，暱稱「第九（Daiku，日文即『第九』）」，年底幾萬人齊唱成為固定風景。</w:t>
+      </w:r>
+    </w:p>
+    <w:p>
+      <w:pPr>
+        <w:pStyle w:val="ListBullet"/>
+        <w:spacing w:after="60" w:line="312" w:lineRule="auto"/>
+      </w:pPr>
+      <w:r>
+        <w:rPr>
+          <w:rFonts w:ascii="Microsoft JhengHei" w:hAnsi="Microsoft JhengHei" w:eastAsia="Microsoft JhengHei" w:cs="Microsoft JhengHei"/>
+          <w:b w:val="0"/>
+          <w:i w:val="0"/>
+          <w:color w:val="3C3328"/>
+          <w:sz w:val="28"/>
+        </w:rPr>
+        <w:t>大阪「萬人第九」＝現代企業冠名的活教材：1983 年起，每年 12 月第一個週日在大阪城音樂廳（Osaka-jo Hall）由約一萬名素人合唱《第九》終樂章；它源於大阪 21 世紀協會（1982 年成立）為「大阪築城四百年祭」策劃的核心活動。</w:t>
+      </w:r>
+    </w:p>
+    <w:p>
+      <w:pPr>
+        <w:pStyle w:val="ListBullet"/>
+        <w:spacing w:after="60" w:line="312" w:lineRule="auto"/>
+      </w:pPr>
+      <w:r>
+        <w:rPr>
+          <w:rFonts w:ascii="Microsoft JhengHei" w:hAnsi="Microsoft JhengHei" w:eastAsia="Microsoft JhengHei" w:cs="Microsoft JhengHei"/>
+          <w:b w:val="0"/>
+          <w:i w:val="0"/>
+          <w:color w:val="3C3328"/>
+          <w:sz w:val="28"/>
+        </w:rPr>
+        <w:t>冠名者是誰、換到什麼：三得利（Suntory）時任社長佐治敬三（Keizo Saji）一肩扛下贊助，三得利自創辦起長年單一冠名（據日文維基，至 2014 年第 32 屆均由三得利獨家協贊），活動全名即冠上品牌；企業付錢，換到的是每年上萬人、全國轉播中反覆被口播的品牌名，這就是講稿說的「替現代企業創造冠名曝光」。</w:t>
+      </w:r>
+    </w:p>
+    <w:p>
+      <w:pPr>
+        <w:pStyle w:val="ListBullet"/>
+        <w:spacing w:after="60" w:line="312" w:lineRule="auto"/>
+      </w:pPr>
+      <w:r>
+        <w:rPr>
+          <w:rFonts w:ascii="Microsoft JhengHei" w:hAnsi="Microsoft JhengHei" w:eastAsia="Microsoft JhengHei" w:cs="Microsoft JhengHei"/>
+          <w:b w:val="0"/>
+          <w:i w:val="0"/>
+          <w:color w:val="3C3328"/>
+          <w:sz w:val="28"/>
+        </w:rPr>
+        <w:t>呼應全片記憶點「共融」：第 1 至 16 屆（1983–1998）由作曲家山本直純（Yamamoto Naozumi）構成兼指揮，他把樂譜發給全場觀眾、讓一萬人在高潮處齊唱，「帶動唱」式的全民共融，正是冠名企業最想沾上的正面形象。</w:t>
+      </w:r>
+    </w:p>
+    <w:p>
+      <w:pPr>
+        <w:pStyle w:val="ListBullet"/>
+        <w:spacing w:after="60" w:line="312" w:lineRule="auto"/>
+      </w:pPr>
+      <w:r>
+        <w:rPr>
+          <w:rFonts w:ascii="Microsoft JhengHei" w:hAnsi="Microsoft JhengHei" w:eastAsia="Microsoft JhengHei" w:cs="Microsoft JhengHei"/>
+          <w:b w:val="0"/>
+          <w:i w:val="0"/>
+          <w:color w:val="3C3328"/>
+          <w:sz w:val="28"/>
+        </w:rPr>
+        <w:t>給企業的一句話結論：贊助買到的不是一次曝光，而是跨世紀的品牌資產——貴族靠題獻讓姓氏活了兩百年，現代企業靠冠名讓品牌年年配息。</w:t>
+      </w:r>
+    </w:p>
+    <w:p>
+      <w:pPr>
+        <w:pStyle w:val="ListBullet"/>
+        <w:spacing w:after="60" w:line="312" w:lineRule="auto"/>
+      </w:pPr>
+      <w:r>
+        <w:rPr>
+          <w:rFonts w:ascii="Microsoft JhengHei" w:hAnsi="Microsoft JhengHei" w:eastAsia="Microsoft JhengHei" w:cs="Microsoft JhengHei"/>
+          <w:b w:val="0"/>
+          <w:i w:val="0"/>
+          <w:color w:val="3C3328"/>
+          <w:sz w:val="28"/>
+        </w:rPr>
+        <w:t>📖 年金合約（Rentenvertrag／annuity）：定期（多為每年）支付固定金額給受贈者的長期契約；當時＝貴族用來「包養」作曲家、保證其收入穩定並把人留在本地的財務工具，本例還是終身有效。</w:t>
+      </w:r>
+    </w:p>
+    <w:p>
+      <w:pPr>
+        <w:pStyle w:val="ListBullet"/>
+        <w:spacing w:after="60" w:line="312" w:lineRule="auto"/>
+      </w:pPr>
+      <w:r>
+        <w:rPr>
+          <w:rFonts w:ascii="Microsoft JhengHei" w:hAnsi="Microsoft JhengHei" w:eastAsia="Microsoft JhengHei" w:cs="Microsoft JhengHei"/>
+          <w:b w:val="0"/>
+          <w:i w:val="0"/>
+          <w:color w:val="3C3328"/>
+          <w:sz w:val="28"/>
+        </w:rPr>
+        <w:t>📖 弗羅林／杜卡特（florin、Gulden／ducat）：弗羅林（又譯古爾登、盾）是當時奧地利與中歐通行的貨幣單位，四千弗羅林在 1809 年已是可讓人衣食無虞的年收入；杜卡特則是幣值更高的金幣，熱羅姆開的六百杜卡特是相當優渥的挖角行情。</w:t>
+      </w:r>
+    </w:p>
+    <w:p>
+      <w:pPr>
+        <w:pStyle w:val="ListBullet"/>
+        <w:spacing w:after="60" w:line="312" w:lineRule="auto"/>
+      </w:pPr>
+      <w:r>
+        <w:rPr>
+          <w:rFonts w:ascii="Microsoft JhengHei" w:hAnsi="Microsoft JhengHei" w:eastAsia="Microsoft JhengHei" w:cs="Microsoft JhengHei"/>
+          <w:b w:val="0"/>
+          <w:i w:val="0"/>
+          <w:color w:val="3C3328"/>
+          <w:sz w:val="28"/>
+        </w:rPr>
+        <w:t>📖 魯道夫大公（Archduke Rudolph，1788–1831）：奧地利皇室成員、貝多芬唯一的作曲學生兼最大贊助人；出資最少卻獲題獻最多，後來升任紅衣主教，是「贊助換冠名」報酬率最高的範例。</w:t>
+      </w:r>
+    </w:p>
+    <w:p>
+      <w:pPr>
+        <w:pStyle w:val="ListBullet"/>
+        <w:spacing w:after="60" w:line="312" w:lineRule="auto"/>
+      </w:pPr>
+      <w:r>
+        <w:rPr>
+          <w:rFonts w:ascii="Microsoft JhengHei" w:hAnsi="Microsoft JhengHei" w:eastAsia="Microsoft JhengHei" w:cs="Microsoft JhengHei"/>
+          <w:b w:val="0"/>
+          <w:i w:val="0"/>
+          <w:color w:val="3C3328"/>
+          <w:sz w:val="28"/>
+        </w:rPr>
+        <w:t>📖 金斯基親王、洛布科維茨親王（Ferdinand Kinsky／Franz Joseph Lobkowitz）：波希米亞的兩位貴族大地主，與魯道夫共同簽署年金合約；洛布科維茨自養私人樂團，也是貝多芬多部交響曲的贊助者。</w:t>
+      </w:r>
+    </w:p>
+    <w:p>
+      <w:pPr>
+        <w:pStyle w:val="ListBullet"/>
+        <w:spacing w:after="60" w:line="312" w:lineRule="auto"/>
+      </w:pPr>
+      <w:r>
+        <w:rPr>
+          <w:rFonts w:ascii="Microsoft JhengHei" w:hAnsi="Microsoft JhengHei" w:eastAsia="Microsoft JhengHei" w:cs="Microsoft JhengHei"/>
+          <w:b w:val="0"/>
+          <w:i w:val="0"/>
+          <w:color w:val="3C3328"/>
+          <w:sz w:val="28"/>
+        </w:rPr>
+        <w:t>📖 席勒（Friedrich Schiller，1759–1805）：德國詩人兼劇作家，1785 年寫下頌詩〈快樂頌（An die Freude）〉，貝多芬取其詩句譜成《第九》終樂章的〈歡樂頌〉。</w:t>
+      </w:r>
+    </w:p>
+    <w:p>
+      <w:pPr>
+        <w:pStyle w:val="ListBullet"/>
+        <w:spacing w:after="60" w:line="312" w:lineRule="auto"/>
+      </w:pPr>
+      <w:r>
+        <w:rPr>
+          <w:rFonts w:ascii="Microsoft JhengHei" w:hAnsi="Microsoft JhengHei" w:eastAsia="Microsoft JhengHei" w:cs="Microsoft JhengHei"/>
+          <w:b w:val="0"/>
+          <w:i w:val="0"/>
+          <w:color w:val="3C3328"/>
+          <w:sz w:val="28"/>
+        </w:rPr>
+        <w:t>📖 歐洲理事會（Council of Europe）：1949 年成立、總部設於史特拉斯堡的泛歐人權與文化組織，會員逾四十國，與「歐盟」是兩個不同機構；它才是 1972 年最早採用這段旋律的單位。</w:t>
+      </w:r>
+    </w:p>
+    <w:p>
+      <w:pPr>
+        <w:pStyle w:val="ListBullet"/>
+        <w:spacing w:after="60" w:line="312" w:lineRule="auto"/>
+      </w:pPr>
+      <w:r>
+        <w:rPr>
+          <w:rFonts w:ascii="Microsoft JhengHei" w:hAnsi="Microsoft JhengHei" w:eastAsia="Microsoft JhengHei" w:cs="Microsoft JhengHei"/>
+          <w:b w:val="0"/>
+          <w:i w:val="0"/>
+          <w:color w:val="3C3328"/>
+          <w:sz w:val="28"/>
+        </w:rPr>
+        <w:t>📖 歐洲共同體（European Community）：歐盟（1993 年起改稱）的前身經濟暨政治共同體；1985 年由其各國元首把〈歡樂頌〉正式升格為官方盟歌。</w:t>
+      </w:r>
+    </w:p>
+    <w:p>
+      <w:pPr>
+        <w:pStyle w:val="ListBullet"/>
+        <w:spacing w:after="60" w:line="312" w:lineRule="auto"/>
+      </w:pPr>
+      <w:r>
+        <w:rPr>
+          <w:rFonts w:ascii="Microsoft JhengHei" w:hAnsi="Microsoft JhengHei" w:eastAsia="Microsoft JhengHei" w:cs="Microsoft JhengHei"/>
+          <w:b w:val="0"/>
+          <w:i w:val="0"/>
+          <w:color w:val="3C3328"/>
+          <w:sz w:val="28"/>
+        </w:rPr>
+        <w:t>📖 卡拉揚（Herbert von Karajan，1908–1989）：二十世紀最具影響力的指揮家之一，長年執掌柏林愛樂；受託改編歐盟盟歌的官方三種樂器版本並錄製。</w:t>
+      </w:r>
+    </w:p>
+    <w:p>
+      <w:pPr>
+        <w:pStyle w:val="ListBullet"/>
+        <w:spacing w:after="60" w:line="312" w:lineRule="auto"/>
+      </w:pPr>
+      <w:r>
+        <w:rPr>
+          <w:rFonts w:ascii="Microsoft JhengHei" w:hAnsi="Microsoft JhengHei" w:eastAsia="Microsoft JhengHei" w:cs="Microsoft JhengHei"/>
+          <w:b w:val="0"/>
+          <w:i w:val="0"/>
+          <w:color w:val="3C3328"/>
+          <w:sz w:val="28"/>
+        </w:rPr>
+        <w:t>📖 板東俘虜收容所（Bandō POW camp）：一次大戰後日本收容德國戰俘的營區（今德島縣鳴門市），以人道管理著稱，《第九》在亞洲的首次全曲演出即誕生於此。</w:t>
+      </w:r>
+    </w:p>
+    <w:p>
+      <w:pPr>
+        <w:pStyle w:val="ListBullet"/>
+        <w:spacing w:after="60" w:line="312" w:lineRule="auto"/>
+      </w:pPr>
+      <w:r>
+        <w:rPr>
+          <w:rFonts w:ascii="Microsoft JhengHei" w:hAnsi="Microsoft JhengHei" w:eastAsia="Microsoft JhengHei" w:cs="Microsoft JhengHei"/>
+          <w:b w:val="0"/>
+          <w:i w:val="0"/>
+          <w:color w:val="3C3328"/>
+          <w:sz w:val="28"/>
+        </w:rPr>
+        <w:t>📖 三得利與佐治敬三（Suntory／Keizo Saji，1919–1999）：三得利是以威士忌、啤酒聞名的日本大型酒業飲料集團；第二任社長佐治敬三熱心藝文贊助，拍板長期支持「萬人第九」，讓品牌與這場全民盛事牢牢綁在一起。</w:t>
+      </w:r>
+    </w:p>
+    <w:p>
+      <w:pPr>
+        <w:pStyle w:val="ListBullet"/>
+        <w:spacing w:after="60" w:line="312" w:lineRule="auto"/>
+      </w:pPr>
+      <w:r>
+        <w:rPr>
+          <w:rFonts w:ascii="Microsoft JhengHei" w:hAnsi="Microsoft JhengHei" w:eastAsia="Microsoft JhengHei" w:cs="Microsoft JhengHei"/>
+          <w:b w:val="0"/>
+          <w:i w:val="0"/>
+          <w:color w:val="3C3328"/>
+          <w:sz w:val="28"/>
+        </w:rPr>
+        <w:t>📖 冠名贊助（title sponsorship）：企業出資，換取把品牌名冠在活動或場館「正式名稱」最前面的行銷手法；當時＝把「三得利」三字綁進每年活動全名與電視轉播的口播，屬於本片一再強調的贊助回報形式。</w:t>
+      </w:r>
+    </w:p>
+    <w:p>
+      <w:pPr>
+        <w:pBdr>
+          <w:bottom w:val="single" w:sz="6" w:space="4" w:color="E4D9C3"/>
+        </w:pBdr>
+        <w:spacing w:before="240" w:after="80" w:line="312" w:lineRule="auto"/>
+      </w:pPr>
+      <w:r>
+        <w:rPr>
+          <w:rFonts w:ascii="Microsoft JhengHei" w:hAnsi="Microsoft JhengHei" w:eastAsia="Microsoft JhengHei" w:cs="Microsoft JhengHei"/>
+          <w:b/>
+          <w:i w:val="0"/>
+          <w:color w:val="7C3B2D"/>
+          <w:sz w:val="38"/>
+        </w:rPr>
+        <w:t xml:space="preserve">投影片 19　</w:t>
       </w:r>
       <w:r>
         <w:rPr>
@@ -6862,7 +7089,365 @@
           <w:color w:val="7C3B2D"/>
           <w:sz w:val="38"/>
         </w:rPr>
-        <w:t xml:space="preserve">投影片 19　</w:t>
+        <w:t xml:space="preserve">投影片 20　</w:t>
+      </w:r>
+      <w:r>
+        <w:rPr>
+          <w:rFonts w:ascii="Microsoft JhengHei" w:hAnsi="Microsoft JhengHei" w:eastAsia="Microsoft JhengHei" w:cs="Microsoft JhengHei"/>
+          <w:b/>
+          <w:i w:val="0"/>
+          <w:color w:val="2B2016"/>
+          <w:sz w:val="38"/>
+        </w:rPr>
+        <w:t>郭德堡是誰？出錢的是伯爵，留名的卻是樂師</w:t>
+      </w:r>
+      <w:r>
+        <w:rPr>
+          <w:rFonts w:ascii="Microsoft JhengHei" w:hAnsi="Microsoft JhengHei" w:eastAsia="Microsoft JhengHei" w:cs="Microsoft JhengHei"/>
+          <w:b w:val="0"/>
+          <w:i w:val="0"/>
+          <w:color w:val="6A767A"/>
+          <w:sz w:val="24"/>
+        </w:rPr>
+        <w:t xml:space="preserve">　　⏱ 停留約 60 秒</w:t>
+      </w:r>
+    </w:p>
+    <w:p>
+      <w:pPr>
+        <w:spacing w:before="120" w:after="40" w:line="312" w:lineRule="auto"/>
+      </w:pPr>
+      <w:r>
+        <w:rPr>
+          <w:rFonts w:ascii="Microsoft JhengHei" w:hAnsi="Microsoft JhengHei" w:eastAsia="Microsoft JhengHei" w:cs="Microsoft JhengHei"/>
+          <w:b/>
+          <w:i w:val="0"/>
+          <w:color w:val="7C3B2D"/>
+          <w:sz w:val="24"/>
+        </w:rPr>
+        <w:t>講稿</w:t>
+      </w:r>
+    </w:p>
+    <w:p>
+      <w:pPr>
+        <w:spacing w:before="0" w:after="160" w:line="336" w:lineRule="auto"/>
+      </w:pPr>
+      <w:r>
+        <w:rPr>
+          <w:rFonts w:ascii="Microsoft JhengHei" w:hAnsi="Microsoft JhengHei" w:eastAsia="Microsoft JhengHei" w:cs="Microsoft JhengHei"/>
+          <w:b w:val="0"/>
+          <w:i w:val="0"/>
+          <w:color w:val="222A2D"/>
+          <w:sz w:val="36"/>
+        </w:rPr>
+        <w:t>這部作品的名字，藏著一個對出錢的人很有意思的故事。出錢的金主，是俄國派駐薩克森的凱瑟林克伯爵，長年失眠。相傳他出錢請巴赫寫一組溫柔的鍵盤曲，讓身邊一位年輕樂師夜裡彈給他聽助眠。可是各位注意——這部曲子後來卻不叫「凱瑟林克」，而叫「郭德堡」。郭德堡是誰？是伯爵府裡那位約莫十四歲的年輕鍵盤手、巴赫的學生。於是最妙的一幕發生了：出錢的伯爵沒留下名字，反倒是他身邊那位家臣樂師，因為這部不屬於他、卻與他相連的作品，被全世界記了兩百多年。付錢的人買到什麼？有時候，連身邊人的名字，都一起變成了不朽。</w:t>
+      </w:r>
+    </w:p>
+    <w:p>
+      <w:pPr>
+        <w:spacing w:before="80" w:after="40" w:line="312" w:lineRule="auto"/>
+      </w:pPr>
+      <w:r>
+        <w:rPr>
+          <w:rFonts w:ascii="Microsoft JhengHei" w:hAnsi="Microsoft JhengHei" w:eastAsia="Microsoft JhengHei" w:cs="Microsoft JhengHei"/>
+          <w:b/>
+          <w:i w:val="0"/>
+          <w:color w:val="856017"/>
+          <w:sz w:val="24"/>
+        </w:rPr>
+        <w:t>講義補充</w:t>
+      </w:r>
+    </w:p>
+    <w:p>
+      <w:pPr>
+        <w:pStyle w:val="ListBullet"/>
+        <w:spacing w:after="60" w:line="312" w:lineRule="auto"/>
+      </w:pPr>
+      <w:r>
+        <w:rPr>
+          <w:rFonts w:ascii="Microsoft JhengHei" w:hAnsi="Microsoft JhengHei" w:eastAsia="Microsoft JhengHei" w:cs="Microsoft JhengHei"/>
+          <w:b w:val="0"/>
+          <w:i w:val="0"/>
+          <w:color w:val="3C3328"/>
+          <w:sz w:val="28"/>
+        </w:rPr>
+        <w:t>金主全名凱瑟林克伯爵（Count Hermann Carl von Keyserlingk，1697–1764），俄羅斯帝國派駐薩克森選帝侯宮廷（德勒斯登）的常任公使；長期定居、握有實權的外交大員，這樣的人願意掏錢與掛名，份量自然不同。</w:t>
+      </w:r>
+    </w:p>
+    <w:p>
+      <w:pPr>
+        <w:pStyle w:val="ListBullet"/>
+        <w:spacing w:after="60" w:line="312" w:lineRule="auto"/>
+      </w:pPr>
+      <w:r>
+        <w:rPr>
+          <w:rFonts w:ascii="Microsoft JhengHei" w:hAnsi="Microsoft JhengHei" w:eastAsia="Microsoft JhengHei" w:cs="Microsoft JhengHei"/>
+          <w:b w:val="0"/>
+          <w:i w:val="0"/>
+          <w:color w:val="3C3328"/>
+          <w:sz w:val="28"/>
+        </w:rPr>
+        <w:t>曲名裡的「郭德堡」指約翰·哥特利布·郭德堡（Johann Gottlieb Goldberg，1727–1756），伯爵府裡供養的年輕鍵盤好手、巴赫的學生，1741 年他頂多約十四歲——金主花錢養的一名家臣樂師，只因掛在這部作品上，名字被全世界記了兩百多年。</w:t>
+      </w:r>
+    </w:p>
+    <w:p>
+      <w:pPr>
+        <w:pStyle w:val="ListBullet"/>
+        <w:spacing w:after="60" w:line="312" w:lineRule="auto"/>
+      </w:pPr>
+      <w:r>
+        <w:rPr>
+          <w:rFonts w:ascii="Microsoft JhengHei" w:hAnsi="Microsoft JhengHei" w:eastAsia="Microsoft JhengHei" w:cs="Microsoft JhengHei"/>
+          <w:b w:val="0"/>
+          <w:i w:val="0"/>
+          <w:color w:val="3C3328"/>
+          <w:sz w:val="28"/>
+        </w:rPr>
+        <w:t>首版扉頁其實沒有任何題獻（既無伯爵名、也無郭德堡名）：全曲 1741 年由紐倫堡出版商施密特（Balthasar Schmid）刊行，原名《鍵盤練習曲》（Clavier-Übung）第四部；這也是學界懷疑「委託故事」的關鍵證據之一。</w:t>
+      </w:r>
+    </w:p>
+    <w:p>
+      <w:pPr>
+        <w:pStyle w:val="ListBullet"/>
+        <w:spacing w:after="60" w:line="312" w:lineRule="auto"/>
+      </w:pPr>
+      <w:r>
+        <w:rPr>
+          <w:rFonts w:ascii="Microsoft JhengHei" w:hAnsi="Microsoft JhengHei" w:eastAsia="Microsoft JhengHei" w:cs="Microsoft JhengHei"/>
+          <w:b w:val="0"/>
+          <w:i w:val="0"/>
+          <w:color w:val="3C3328"/>
+          <w:sz w:val="28"/>
+        </w:rPr>
+        <w:t>失眠委託故事出自福克爾（Johann Nikolaus Forkel）1802 年的巴赫傳記，屬傳說性質（首版無題獻、郭德堡當時僅約十四歲、成書時距事件已逾六十年）；宜當珍貴軼事看待、講稿以「相傳」帶過。</w:t>
+      </w:r>
+    </w:p>
+    <w:p>
+      <w:pPr>
+        <w:pStyle w:val="ListBullet"/>
+        <w:spacing w:after="60" w:line="312" w:lineRule="auto"/>
+      </w:pPr>
+      <w:r>
+        <w:rPr>
+          <w:rFonts w:ascii="Microsoft JhengHei" w:hAnsi="Microsoft JhengHei" w:eastAsia="Microsoft JhengHei" w:cs="Microsoft JhengHei"/>
+          <w:b w:val="0"/>
+          <w:i w:val="0"/>
+          <w:color w:val="3C3328"/>
+          <w:sz w:val="28"/>
+        </w:rPr>
+        <w:t>金主更深一層的價值：據載凱瑟林克曾替巴赫關說，促成他 1736 年獲薩克森選帝侯頒「宮廷作曲家」（Hofcompositeur）名銜——金主真正的價值，往往不在單筆訂單，而在替你打通關節。</w:t>
+      </w:r>
+    </w:p>
+    <w:p>
+      <w:pPr>
+        <w:pStyle w:val="ListBullet"/>
+        <w:spacing w:after="60" w:line="312" w:lineRule="auto"/>
+      </w:pPr>
+      <w:r>
+        <w:rPr>
+          <w:rFonts w:ascii="Microsoft JhengHei" w:hAnsi="Microsoft JhengHei" w:eastAsia="Microsoft JhengHei" w:cs="Microsoft JhengHei"/>
+          <w:b w:val="0"/>
+          <w:i w:val="0"/>
+          <w:color w:val="3C3328"/>
+          <w:sz w:val="28"/>
+        </w:rPr>
+        <w:t>📖 凱瑟林克伯爵（Count Keyserlingk）：俄國駐薩克森公使、巴赫的贊助者與引薦人；他出錢委託卻未留名於曲名，正是「付錢者買到什麼」最耐人尋味的一則。</w:t>
+      </w:r>
+    </w:p>
+    <w:p>
+      <w:pPr>
+        <w:pBdr>
+          <w:bottom w:val="single" w:sz="6" w:space="4" w:color="E4D9C3"/>
+        </w:pBdr>
+        <w:spacing w:before="240" w:after="80" w:line="312" w:lineRule="auto"/>
+      </w:pPr>
+      <w:r>
+        <w:rPr>
+          <w:rFonts w:ascii="Microsoft JhengHei" w:hAnsi="Microsoft JhengHei" w:eastAsia="Microsoft JhengHei" w:cs="Microsoft JhengHei"/>
+          <w:b/>
+          <w:i w:val="0"/>
+          <w:color w:val="7C3B2D"/>
+          <w:sz w:val="38"/>
+        </w:rPr>
+        <w:t xml:space="preserve">投影片 21　</w:t>
+      </w:r>
+      <w:r>
+        <w:rPr>
+          <w:rFonts w:ascii="Microsoft JhengHei" w:hAnsi="Microsoft JhengHei" w:eastAsia="Microsoft JhengHei" w:cs="Microsoft JhengHei"/>
+          <w:b/>
+          <w:i w:val="0"/>
+          <w:color w:val="2B2016"/>
+          <w:sz w:val="38"/>
+        </w:rPr>
+        <w:t>葛雷夫勒女伯爵：出錢的贊助者，被藝術寫成傳奇</w:t>
+      </w:r>
+      <w:r>
+        <w:rPr>
+          <w:rFonts w:ascii="Microsoft JhengHei" w:hAnsi="Microsoft JhengHei" w:eastAsia="Microsoft JhengHei" w:cs="Microsoft JhengHei"/>
+          <w:b w:val="0"/>
+          <w:i w:val="0"/>
+          <w:color w:val="6A767A"/>
+          <w:sz w:val="24"/>
+        </w:rPr>
+        <w:t xml:space="preserve">　　⏱ 停留約 65 秒</w:t>
+      </w:r>
+    </w:p>
+    <w:p>
+      <w:pPr>
+        <w:spacing w:before="120" w:after="40" w:line="312" w:lineRule="auto"/>
+      </w:pPr>
+      <w:r>
+        <w:rPr>
+          <w:rFonts w:ascii="Microsoft JhengHei" w:hAnsi="Microsoft JhengHei" w:eastAsia="Microsoft JhengHei" w:cs="Microsoft JhengHei"/>
+          <w:b/>
+          <w:i w:val="0"/>
+          <w:color w:val="7C3B2D"/>
+          <w:sz w:val="24"/>
+        </w:rPr>
+        <w:t>講稿</w:t>
+      </w:r>
+    </w:p>
+    <w:p>
+      <w:pPr>
+        <w:spacing w:before="0" w:after="160" w:line="336" w:lineRule="auto"/>
+      </w:pPr>
+      <w:r>
+        <w:rPr>
+          <w:rFonts w:ascii="Microsoft JhengHei" w:hAnsi="Microsoft JhengHei" w:eastAsia="Microsoft JhengHei" w:cs="Microsoft JhengHei"/>
+          <w:b w:val="0"/>
+          <w:i w:val="0"/>
+          <w:color w:val="222A2D"/>
+          <w:sz w:val="36"/>
+        </w:rPr>
+        <w:t>先認識這位金主本人——葛雷夫勒女伯爵。她是巴黎社交圈公認的「女王」，以絕世美貌與品味聞名；而她贊助的底氣，來自夫家——當時法國最富有的銀行世家之一。佛瑞還是個掙扎中的年輕作曲家時，是她把他引進巴黎最高的社交圈，讓他當上自己沙龍的音樂總監。佛瑞感激到什麼程度？他直接稱這位女伯爵是自己的「巴伐利亞國王」——就是我們前面講過、那位砸錢供養華格納的路德維希二世。而她的影響力遠不只佛瑞一人：她把華格納正式引進法國、當俄羅斯芭蕾舞團的金主、甚至資助居禮夫人的鐳研究。頂級的贊助者，影響力是全方位的。</w:t>
+      </w:r>
+    </w:p>
+    <w:p>
+      <w:pPr>
+        <w:spacing w:before="80" w:after="40" w:line="312" w:lineRule="auto"/>
+      </w:pPr>
+      <w:r>
+        <w:rPr>
+          <w:rFonts w:ascii="Microsoft JhengHei" w:hAnsi="Microsoft JhengHei" w:eastAsia="Microsoft JhengHei" w:cs="Microsoft JhengHei"/>
+          <w:b/>
+          <w:i w:val="0"/>
+          <w:color w:val="856017"/>
+          <w:sz w:val="24"/>
+        </w:rPr>
+        <w:t>講義補充</w:t>
+      </w:r>
+    </w:p>
+    <w:p>
+      <w:pPr>
+        <w:pStyle w:val="ListBullet"/>
+        <w:spacing w:after="60" w:line="312" w:lineRule="auto"/>
+      </w:pPr>
+      <w:r>
+        <w:rPr>
+          <w:rFonts w:ascii="Microsoft JhengHei" w:hAnsi="Microsoft JhengHei" w:eastAsia="Microsoft JhengHei" w:cs="Microsoft JhengHei"/>
+          <w:b w:val="0"/>
+          <w:i w:val="0"/>
+          <w:color w:val="3C3328"/>
+          <w:sz w:val="28"/>
+        </w:rPr>
+        <w:t>完整身分：伊麗莎白·葛雷夫勒（Élisabeth Greffulhe，本姓 de Riquet de Caraman-Chimay，1860–1952），出身古老貴族，被稱為巴黎福布爾聖日耳曼區沙龍的「女王」，以絕世美貌與品味聞名。</w:t>
+      </w:r>
+    </w:p>
+    <w:p>
+      <w:pPr>
+        <w:pStyle w:val="ListBullet"/>
+        <w:spacing w:after="60" w:line="312" w:lineRule="auto"/>
+      </w:pPr>
+      <w:r>
+        <w:rPr>
+          <w:rFonts w:ascii="Microsoft JhengHei" w:hAnsi="Microsoft JhengHei" w:eastAsia="Microsoft JhengHei" w:cs="Microsoft JhengHei"/>
+          <w:b w:val="0"/>
+          <w:i w:val="0"/>
+          <w:color w:val="3C3328"/>
+          <w:sz w:val="28"/>
+        </w:rPr>
+        <w:t>贊助底氣來自夫家：丈夫亨利·葛雷夫勒伯爵（1848–1932）出身比利時銀行世家，據載是當時法國最富有的男子之一——是銀行家族的錢，撐起她替音樂家開路的能力。</w:t>
+      </w:r>
+    </w:p>
+    <w:p>
+      <w:pPr>
+        <w:pStyle w:val="ListBullet"/>
+        <w:spacing w:after="60" w:line="312" w:lineRule="auto"/>
+      </w:pPr>
+      <w:r>
+        <w:rPr>
+          <w:rFonts w:ascii="Microsoft JhengHei" w:hAnsi="Microsoft JhengHei" w:eastAsia="Microsoft JhengHei" w:cs="Microsoft JhengHei"/>
+          <w:b w:val="0"/>
+          <w:i w:val="0"/>
+          <w:color w:val="3C3328"/>
+          <w:sz w:val="28"/>
+        </w:rPr>
+        <w:t>與佛瑞的相遇（1887）：她結識佛瑞、邀他到迪耶普（Dieppe）海崖別墅作客，佛瑞旋即替她在巴黎 rue d'Astorg 8 號的沙龍籌辦音樂會，等於成了她沙龍的音樂總監。</w:t>
+      </w:r>
+    </w:p>
+    <w:p>
+      <w:pPr>
+        <w:pStyle w:val="ListBullet"/>
+        <w:spacing w:after="60" w:line="312" w:lineRule="auto"/>
+      </w:pPr>
+      <w:r>
+        <w:rPr>
+          <w:rFonts w:ascii="Microsoft JhengHei" w:hAnsi="Microsoft JhengHei" w:eastAsia="Microsoft JhengHei" w:cs="Microsoft JhengHei"/>
+          <w:b w:val="0"/>
+          <w:i w:val="0"/>
+          <w:color w:val="3C3328"/>
+          <w:sz w:val="28"/>
+        </w:rPr>
+        <w:t>佛瑞稱她是自己的「巴伐利亞國王」（roi de Bavière）：直接把她比作砸錢供養華格納的路德維希二世，等於公開承認「她之於我，就是華格納之於那位國王」。</w:t>
+      </w:r>
+    </w:p>
+    <w:p>
+      <w:pPr>
+        <w:pStyle w:val="ListBullet"/>
+        <w:spacing w:after="60" w:line="312" w:lineRule="auto"/>
+      </w:pPr>
+      <w:r>
+        <w:rPr>
+          <w:rFonts w:ascii="Microsoft JhengHei" w:hAnsi="Microsoft JhengHei" w:eastAsia="Microsoft JhengHei" w:cs="Microsoft JhengHei"/>
+          <w:b w:val="0"/>
+          <w:i w:val="0"/>
+          <w:color w:val="3C3328"/>
+          <w:sz w:val="28"/>
+        </w:rPr>
+        <w:t>影響力全方位：她創辦並主持「法國大型音樂會社」（1890–1913）、把《諸神的黃昏》《崔斯坦與伊索德》引進法國首演、是狄亞吉列夫（Diaghilev）俄羅斯芭蕾舞團的重要金主（促成《春之祭》1913 首演），甚至資助居禮夫人的鐳研究與布朗利的無線電研究（據 Wikipedia）。</w:t>
+      </w:r>
+    </w:p>
+    <w:p>
+      <w:pPr>
+        <w:pStyle w:val="ListBullet"/>
+        <w:spacing w:after="60" w:line="312" w:lineRule="auto"/>
+      </w:pPr>
+      <w:r>
+        <w:rPr>
+          <w:rFonts w:ascii="Microsoft JhengHei" w:hAnsi="Microsoft JhengHei" w:eastAsia="Microsoft JhengHei" w:cs="Microsoft JhengHei"/>
+          <w:b w:val="0"/>
+          <w:i w:val="0"/>
+          <w:color w:val="3C3328"/>
+          <w:sz w:val="28"/>
+        </w:rPr>
+        <w:t>📖 葛雷夫勒女伯爵：憑財富與社交地位「開門」的典型贊助者，決定哪些藝術家能進入巴黎上流圈、哪些作品能被演出被看見；普魯斯特以她為藍本，塑造出《追憶似水年華》的蓋爾芒特公爵夫人。</w:t>
+      </w:r>
+    </w:p>
+    <w:p>
+      <w:pPr>
+        <w:pBdr>
+          <w:bottom w:val="single" w:sz="6" w:space="4" w:color="E4D9C3"/>
+        </w:pBdr>
+        <w:spacing w:before="240" w:after="80" w:line="312" w:lineRule="auto"/>
+      </w:pPr>
+      <w:r>
+        <w:rPr>
+          <w:rFonts w:ascii="Microsoft JhengHei" w:hAnsi="Microsoft JhengHei" w:eastAsia="Microsoft JhengHei" w:cs="Microsoft JhengHei"/>
+          <w:b/>
+          <w:i w:val="0"/>
+          <w:color w:val="7C3B2D"/>
+          <w:sz w:val="38"/>
+        </w:rPr>
+        <w:t xml:space="preserve">投影片 22　</w:t>
       </w:r>
       <w:r>
         <w:rPr>
@@ -7326,7 +7911,7 @@
           <w:color w:val="7C3B2D"/>
           <w:sz w:val="38"/>
         </w:rPr>
-        <w:t xml:space="preserve">投影片 20　</w:t>
+        <w:t xml:space="preserve">投影片 23　</w:t>
       </w:r>
       <w:r>
         <w:rPr>
@@ -7793,7 +8378,7 @@
           <w:color w:val="7C3B2D"/>
           <w:sz w:val="38"/>
         </w:rPr>
-        <w:t xml:space="preserve">投影片 21　</w:t>
+        <w:t xml:space="preserve">投影片 24　</w:t>
       </w:r>
       <w:r>
         <w:rPr>
@@ -8260,7 +8845,7 @@
           <w:color w:val="7C3B2D"/>
           <w:sz w:val="38"/>
         </w:rPr>
-        <w:t xml:space="preserve">投影片 22　</w:t>
+        <w:t xml:space="preserve">投影片 25　</w:t>
       </w:r>
       <w:r>
         <w:rPr>
@@ -8724,7 +9309,7 @@
           <w:color w:val="7C3B2D"/>
           <w:sz w:val="38"/>
         </w:rPr>
-        <w:t xml:space="preserve">投影片 23　</w:t>
+        <w:t xml:space="preserve">投影片 26　</w:t>
       </w:r>
       <w:r>
         <w:rPr>
@@ -9220,7 +9805,7 @@
           <w:color w:val="7C3B2D"/>
           <w:sz w:val="38"/>
         </w:rPr>
-        <w:t xml:space="preserve">投影片 24　</w:t>
+        <w:t xml:space="preserve">投影片 27　</w:t>
       </w:r>
       <w:r>
         <w:rPr>
@@ -9655,7 +10240,7 @@
           <w:color w:val="7C3B2D"/>
           <w:sz w:val="38"/>
         </w:rPr>
-        <w:t xml:space="preserve">投影片 25　</w:t>
+        <w:t xml:space="preserve">投影片 28　</w:t>
       </w:r>
       <w:r>
         <w:rPr>
@@ -10010,7 +10595,7 @@
           <w:color w:val="7C3B2D"/>
           <w:sz w:val="38"/>
         </w:rPr>
-        <w:t xml:space="preserve">投影片 26　</w:t>
+        <w:t xml:space="preserve">投影片 29　</w:t>
       </w:r>
       <w:r>
         <w:rPr>
@@ -10237,7 +10822,7 @@
           <w:color w:val="7C3B2D"/>
           <w:sz w:val="38"/>
         </w:rPr>
-        <w:t xml:space="preserve">投影片 27　</w:t>
+        <w:t xml:space="preserve">投影片 30　</w:t>
       </w:r>
       <w:r>
         <w:rPr>
@@ -10640,7 +11225,7 @@
           <w:color w:val="7C3B2D"/>
           <w:sz w:val="38"/>
         </w:rPr>
-        <w:t xml:space="preserve">投影片 28　</w:t>
+        <w:t xml:space="preserve">投影片 31　</w:t>
       </w:r>
       <w:r>
         <w:rPr>
@@ -10851,7 +11436,7 @@
           <w:color w:val="7C3B2D"/>
           <w:sz w:val="38"/>
         </w:rPr>
-        <w:t xml:space="preserve">投影片 29　</w:t>
+        <w:t xml:space="preserve">投影片 32　</w:t>
       </w:r>
       <w:r>
         <w:rPr>
@@ -11302,7 +11887,7 @@
           <w:color w:val="7C3B2D"/>
           <w:sz w:val="38"/>
         </w:rPr>
-        <w:t xml:space="preserve">投影片 30　</w:t>
+        <w:t xml:space="preserve">投影片 33　</w:t>
       </w:r>
       <w:r>
         <w:rPr>
@@ -11737,7 +12322,7 @@
           <w:color w:val="7C3B2D"/>
           <w:sz w:val="38"/>
         </w:rPr>
-        <w:t xml:space="preserve">投影片 31　</w:t>
+        <w:t xml:space="preserve">投影片 34　</w:t>
       </w:r>
       <w:r>
         <w:rPr>
@@ -12169,7 +12754,7 @@
           <w:color w:val="7C3B2D"/>
           <w:sz w:val="38"/>
         </w:rPr>
-        <w:t xml:space="preserve">投影片 32　</w:t>
+        <w:t xml:space="preserve">投影片 35　</w:t>
       </w:r>
       <w:r>
         <w:rPr>
@@ -12617,7 +13202,7 @@
           <w:color w:val="7C3B2D"/>
           <w:sz w:val="38"/>
         </w:rPr>
-        <w:t xml:space="preserve">投影片 33　</w:t>
+        <w:t xml:space="preserve">投影片 36　</w:t>
       </w:r>
       <w:r>
         <w:rPr>
@@ -13017,7 +13602,7 @@
           <w:color w:val="7C3B2D"/>
           <w:sz w:val="38"/>
         </w:rPr>
-        <w:t xml:space="preserve">投影片 34　</w:t>
+        <w:t xml:space="preserve">投影片 37　</w:t>
       </w:r>
       <w:r>
         <w:rPr>
@@ -13353,7 +13938,7 @@
           <w:color w:val="7C3B2D"/>
           <w:sz w:val="38"/>
         </w:rPr>
-        <w:t xml:space="preserve">投影片 35　</w:t>
+        <w:t xml:space="preserve">投影片 38　</w:t>
       </w:r>
       <w:r>
         <w:rPr>
@@ -13849,7 +14434,7 @@
           <w:color w:val="7C3B2D"/>
           <w:sz w:val="38"/>
         </w:rPr>
-        <w:t xml:space="preserve">投影片 36　</w:t>
+        <w:t xml:space="preserve">投影片 39　</w:t>
       </w:r>
       <w:r>
         <w:rPr>
@@ -14332,7 +14917,7 @@
           <w:color w:val="7C3B2D"/>
           <w:sz w:val="38"/>
         </w:rPr>
-        <w:t xml:space="preserve">投影片 37　</w:t>
+        <w:t xml:space="preserve">投影片 40　</w:t>
       </w:r>
       <w:r>
         <w:rPr>
@@ -14767,7 +15352,7 @@
           <w:color w:val="7C3B2D"/>
           <w:sz w:val="38"/>
         </w:rPr>
-        <w:t xml:space="preserve">投影片 38　</w:t>
+        <w:t xml:space="preserve">投影片 41　</w:t>
       </w:r>
       <w:r>
         <w:rPr>
@@ -15026,7 +15611,7 @@
           <w:color w:val="7C3B2D"/>
           <w:sz w:val="38"/>
         </w:rPr>
-        <w:t xml:space="preserve">投影片 39　</w:t>
+        <w:t xml:space="preserve">投影片 42　</w:t>
       </w:r>
       <w:r>
         <w:rPr>
@@ -15474,7 +16059,7 @@
           <w:color w:val="7C3B2D"/>
           <w:sz w:val="38"/>
         </w:rPr>
-        <w:t xml:space="preserve">投影片 40　</w:t>
+        <w:t xml:space="preserve">投影片 43　</w:t>
       </w:r>
       <w:r>
         <w:rPr>
@@ -15893,7 +16478,7 @@
           <w:color w:val="7C3B2D"/>
           <w:sz w:val="38"/>
         </w:rPr>
-        <w:t xml:space="preserve">投影片 41　</w:t>
+        <w:t xml:space="preserve">投影片 44　</w:t>
       </w:r>
       <w:r>
         <w:rPr>
@@ -16392,7 +16977,7 @@
           <w:color w:val="7C3B2D"/>
           <w:sz w:val="38"/>
         </w:rPr>
-        <w:t xml:space="preserve">投影片 42　</w:t>
+        <w:t xml:space="preserve">投影片 45　</w:t>
       </w:r>
       <w:r>
         <w:rPr>
@@ -16795,7 +17380,7 @@
           <w:color w:val="7C3B2D"/>
           <w:sz w:val="38"/>
         </w:rPr>
-        <w:t xml:space="preserve">投影片 43　</w:t>
+        <w:t xml:space="preserve">投影片 46　</w:t>
       </w:r>
       <w:r>
         <w:rPr>
@@ -17035,7 +17620,7 @@
           <w:color w:val="7C3B2D"/>
           <w:sz w:val="38"/>
         </w:rPr>
-        <w:t xml:space="preserve">投影片 44　</w:t>
+        <w:t xml:space="preserve">投影片 47　</w:t>
       </w:r>
       <w:r>
         <w:rPr>
@@ -17326,7 +17911,7 @@
           <w:color w:val="7C3B2D"/>
           <w:sz w:val="38"/>
         </w:rPr>
-        <w:t xml:space="preserve">投影片 45　</w:t>
+        <w:t xml:space="preserve">投影片 48　</w:t>
       </w:r>
       <w:r>
         <w:rPr>
@@ -17569,7 +18154,7 @@
           <w:color w:val="7C3B2D"/>
           <w:sz w:val="38"/>
         </w:rPr>
-        <w:t xml:space="preserve">投影片 46　</w:t>
+        <w:t xml:space="preserve">投影片 49　</w:t>
       </w:r>
       <w:r>
         <w:rPr>
@@ -17780,7 +18365,7 @@
           <w:color w:val="7C3B2D"/>
           <w:sz w:val="38"/>
         </w:rPr>
-        <w:t xml:space="preserve">投影片 47　</w:t>
+        <w:t xml:space="preserve">投影片 50　</w:t>
       </w:r>
       <w:r>
         <w:rPr>
@@ -17991,7 +18576,7 @@
           <w:color w:val="7C3B2D"/>
           <w:sz w:val="38"/>
         </w:rPr>
-        <w:t xml:space="preserve">投影片 48　</w:t>
+        <w:t xml:space="preserve">投影片 51　</w:t>
       </w:r>
       <w:r>
         <w:rPr>
@@ -18234,7 +18819,7 @@
           <w:color w:val="7C3B2D"/>
           <w:sz w:val="38"/>
         </w:rPr>
-        <w:t xml:space="preserve">投影片 49　</w:t>
+        <w:t xml:space="preserve">投影片 52　</w:t>
       </w:r>
       <w:r>
         <w:rPr>
@@ -18445,7 +19030,7 @@
           <w:color w:val="7C3B2D"/>
           <w:sz w:val="38"/>
         </w:rPr>
-        <w:t xml:space="preserve">投影片 50　</w:t>
+        <w:t xml:space="preserve">投影片 53　</w:t>
       </w:r>
       <w:r>
         <w:rPr>
@@ -18925,7 +19510,7 @@
           <w:color w:val="7C3B2D"/>
           <w:sz w:val="38"/>
         </w:rPr>
-        <w:t xml:space="preserve">投影片 51　</w:t>
+        <w:t xml:space="preserve">投影片 54　</w:t>
       </w:r>
       <w:r>
         <w:rPr>
@@ -19165,7 +19750,7 @@
           <w:color w:val="7C3B2D"/>
           <w:sz w:val="38"/>
         </w:rPr>
-        <w:t xml:space="preserve">投影片 52　</w:t>
+        <w:t xml:space="preserve">投影片 55　</w:t>
       </w:r>
       <w:r>
         <w:rPr>

--- a/docs/downloads/音樂與企業-講義.docx
+++ b/docs/downloads/音樂與企業-講義.docx
@@ -7278,7 +7278,7 @@
           <w:color w:val="2B2016"/>
           <w:sz w:val="38"/>
         </w:rPr>
-        <w:t>葛雷夫勒女伯爵：出錢的贊助者，被藝術寫成傳奇</w:t>
+        <w:t>郭德堡的另一課：金主真正的價值，是替你打通關節</w:t>
       </w:r>
       <w:r>
         <w:rPr>
@@ -7288,7 +7288,7 @@
           <w:color w:val="6A767A"/>
           <w:sz w:val="24"/>
         </w:rPr>
-        <w:t xml:space="preserve">　　⏱ 停留約 65 秒</w:t>
+        <w:t xml:space="preserve">　　⏱ 停留約 60 秒</w:t>
       </w:r>
     </w:p>
     <w:p>
@@ -7318,7 +7318,7 @@
           <w:color w:val="222A2D"/>
           <w:sz w:val="36"/>
         </w:rPr>
-        <w:t>先認識這位金主本人——葛雷夫勒女伯爵。她是巴黎社交圈公認的「女王」，以絕世美貌與品味聞名；而她贊助的底氣，來自夫家——當時法國最富有的銀行世家之一。佛瑞還是個掙扎中的年輕作曲家時，是她把他引進巴黎最高的社交圈，讓他當上自己沙龍的音樂總監。佛瑞感激到什麼程度？他直接稱這位女伯爵是自己的「巴伐利亞國王」——就是我們前面講過、那位砸錢供養華格納的路德維希二世。而她的影響力遠不只佛瑞一人：她把華格納正式引進法國、當俄羅斯芭蕾舞團的金主、甚至資助居禮夫人的鐳研究。頂級的贊助者，影響力是全方位的。</w:t>
+        <w:t>郭德堡這個故事，還藏著給各位金主的第二課。這位凱瑟林克伯爵，給巴赫的其實不只是一筆訂單——他更厲害的一手，是動用自己的人脈，替巴赫打通了關節。巴赫一直想要一個「宮廷作曲家」的頭銜，求了好幾年、屢屢碰壁；最後就是靠這位伯爵從中施力，1736 年才終於拿到。各位是生意人，一定懂這個道理：一紙王室認證的頭銜，讓巴赫在跟雇主談判時整個腰桿都硬了，這是單筆委託費買不到的。所以頂級金主最稀缺的價值，往往不是那筆錢，而是他願意替你背書、引薦、打通門路。</w:t>
       </w:r>
     </w:p>
     <w:p>
@@ -7349,87 +7349,71 @@
           <w:color w:val="3C3328"/>
           <w:sz w:val="28"/>
         </w:rPr>
-        <w:t>完整身分：伊麗莎白·葛雷夫勒（Élisabeth Greffulhe，本姓 de Riquet de Caraman-Chimay，1860–1952），出身古老貴族，被稱為巴黎福布爾聖日耳曼區沙龍的「女王」，以絕世美貌與品味聞名。</w:t>
-      </w:r>
-    </w:p>
-    <w:p>
-      <w:pPr>
-        <w:pStyle w:val="ListBullet"/>
-        <w:spacing w:after="60" w:line="312" w:lineRule="auto"/>
-      </w:pPr>
-      <w:r>
-        <w:rPr>
-          <w:rFonts w:ascii="Microsoft JhengHei" w:hAnsi="Microsoft JhengHei" w:eastAsia="Microsoft JhengHei" w:cs="Microsoft JhengHei"/>
-          <w:b w:val="0"/>
-          <w:i w:val="0"/>
-          <w:color w:val="3C3328"/>
-          <w:sz w:val="28"/>
-        </w:rPr>
-        <w:t>贊助底氣來自夫家：丈夫亨利·葛雷夫勒伯爵（1848–1932）出身比利時銀行世家，據載是當時法國最富有的男子之一——是銀行家族的錢，撐起她替音樂家開路的能力。</w:t>
-      </w:r>
-    </w:p>
-    <w:p>
-      <w:pPr>
-        <w:pStyle w:val="ListBullet"/>
-        <w:spacing w:after="60" w:line="312" w:lineRule="auto"/>
-      </w:pPr>
-      <w:r>
-        <w:rPr>
-          <w:rFonts w:ascii="Microsoft JhengHei" w:hAnsi="Microsoft JhengHei" w:eastAsia="Microsoft JhengHei" w:cs="Microsoft JhengHei"/>
-          <w:b w:val="0"/>
-          <w:i w:val="0"/>
-          <w:color w:val="3C3328"/>
-          <w:sz w:val="28"/>
-        </w:rPr>
-        <w:t>與佛瑞的相遇（1887）：她結識佛瑞、邀他到迪耶普（Dieppe）海崖別墅作客，佛瑞旋即替她在巴黎 rue d'Astorg 8 號的沙龍籌辦音樂會，等於成了她沙龍的音樂總監。</w:t>
-      </w:r>
-    </w:p>
-    <w:p>
-      <w:pPr>
-        <w:pStyle w:val="ListBullet"/>
-        <w:spacing w:after="60" w:line="312" w:lineRule="auto"/>
-      </w:pPr>
-      <w:r>
-        <w:rPr>
-          <w:rFonts w:ascii="Microsoft JhengHei" w:hAnsi="Microsoft JhengHei" w:eastAsia="Microsoft JhengHei" w:cs="Microsoft JhengHei"/>
-          <w:b w:val="0"/>
-          <w:i w:val="0"/>
-          <w:color w:val="3C3328"/>
-          <w:sz w:val="28"/>
-        </w:rPr>
-        <w:t>佛瑞稱她是自己的「巴伐利亞國王」（roi de Bavière）：直接把她比作砸錢供養華格納的路德維希二世，等於公開承認「她之於我，就是華格納之於那位國王」。</w:t>
-      </w:r>
-    </w:p>
-    <w:p>
-      <w:pPr>
-        <w:pStyle w:val="ListBullet"/>
-        <w:spacing w:after="60" w:line="312" w:lineRule="auto"/>
-      </w:pPr>
-      <w:r>
-        <w:rPr>
-          <w:rFonts w:ascii="Microsoft JhengHei" w:hAnsi="Microsoft JhengHei" w:eastAsia="Microsoft JhengHei" w:cs="Microsoft JhengHei"/>
-          <w:b w:val="0"/>
-          <w:i w:val="0"/>
-          <w:color w:val="3C3328"/>
-          <w:sz w:val="28"/>
-        </w:rPr>
-        <w:t>影響力全方位：她創辦並主持「法國大型音樂會社」（1890–1913）、把《諸神的黃昏》《崔斯坦與伊索德》引進法國首演、是狄亞吉列夫（Diaghilev）俄羅斯芭蕾舞團的重要金主（促成《春之祭》1913 首演），甚至資助居禮夫人的鐳研究與布朗利的無線電研究（據 Wikipedia）。</w:t>
-      </w:r>
-    </w:p>
-    <w:p>
-      <w:pPr>
-        <w:pStyle w:val="ListBullet"/>
-        <w:spacing w:after="60" w:line="312" w:lineRule="auto"/>
-      </w:pPr>
-      <w:r>
-        <w:rPr>
-          <w:rFonts w:ascii="Microsoft JhengHei" w:hAnsi="Microsoft JhengHei" w:eastAsia="Microsoft JhengHei" w:cs="Microsoft JhengHei"/>
-          <w:b w:val="0"/>
-          <w:i w:val="0"/>
-          <w:color w:val="3C3328"/>
-          <w:sz w:val="28"/>
-        </w:rPr>
-        <w:t>📖 葛雷夫勒女伯爵：憑財富與社交地位「開門」的典型贊助者，決定哪些藝術家能進入巴黎上流圈、哪些作品能被演出被看見；普魯斯特以她為藍本，塑造出《追憶似水年華》的蓋爾芒特公爵夫人。</w:t>
+        <w:t>金主先前早已替巴赫「辦成一件大事」：1733 年巴赫把《b 小調彌撒》的〈垂憐經〉與〈榮耀經〉呈給德勒斯登宮廷、想討一個官方頭銜，起初石沉大海；正是靠凱瑟林克從中關說施力，1736 年 11 月 19 日巴赫才終於獲薩克森選帝侯兼波蘭國王腓特烈·奧古斯特二世頒授「宮廷作曲家」（Hofcompositeur）名銜。</w:t>
+      </w:r>
+    </w:p>
+    <w:p>
+      <w:pPr>
+        <w:pStyle w:val="ListBullet"/>
+        <w:spacing w:after="60" w:line="312" w:lineRule="auto"/>
+      </w:pPr>
+      <w:r>
+        <w:rPr>
+          <w:rFonts w:ascii="Microsoft JhengHei" w:hAnsi="Microsoft JhengHei" w:eastAsia="Microsoft JhengHei" w:cs="Microsoft JhengHei"/>
+          <w:b w:val="0"/>
+          <w:i w:val="0"/>
+          <w:color w:val="3C3328"/>
+          <w:sz w:val="28"/>
+        </w:rPr>
+        <w:t>這個頭銜為什麼重要：它＝拿到王室背書的一紙「認證」，可抬高身價、壓制地方雇主（巴赫任職的萊比錫市議會）的刁難；巴赫求這個頭銜多年，最後靠凱瑟林克才到手。</w:t>
+      </w:r>
+    </w:p>
+    <w:p>
+      <w:pPr>
+        <w:pStyle w:val="ListBullet"/>
+        <w:spacing w:after="60" w:line="312" w:lineRule="auto"/>
+      </w:pPr>
+      <w:r>
+        <w:rPr>
+          <w:rFonts w:ascii="Microsoft JhengHei" w:hAnsi="Microsoft JhengHei" w:eastAsia="Microsoft JhengHei" w:cs="Microsoft JhengHei"/>
+          <w:b w:val="0"/>
+          <w:i w:val="0"/>
+          <w:color w:val="3C3328"/>
+          <w:sz w:val="28"/>
+        </w:rPr>
+        <w:t>對照前面幾站的贊助模式——梅迪奇之於歌劇、埃斯特哈齊之於海頓——凱瑟林克示範的是「人脈型贊助」：出錢只是一部分，替藝術家背書、引薦、向王室掛保證，才是更稀缺、更難買的資源。</w:t>
+      </w:r>
+    </w:p>
+    <w:p>
+      <w:pPr>
+        <w:pStyle w:val="ListBullet"/>
+        <w:spacing w:after="60" w:line="312" w:lineRule="auto"/>
+      </w:pPr>
+      <w:r>
+        <w:rPr>
+          <w:rFonts w:ascii="Microsoft JhengHei" w:hAnsi="Microsoft JhengHei" w:eastAsia="Microsoft JhengHei" w:cs="Microsoft JhengHei"/>
+          <w:b w:val="0"/>
+          <w:i w:val="0"/>
+          <w:color w:val="3C3328"/>
+          <w:sz w:val="28"/>
+        </w:rPr>
+        <w:t>據福克爾（Forkel）記載，伯爵事後還回贈巴赫一只裝滿一百枚金路易（Louis d'or）的金杯（此金額出自單一來源、與委託故事同屬傳說範圍，宜當軼事看待）。</w:t>
+      </w:r>
+    </w:p>
+    <w:p>
+      <w:pPr>
+        <w:pStyle w:val="ListBullet"/>
+        <w:spacing w:after="60" w:line="312" w:lineRule="auto"/>
+      </w:pPr>
+      <w:r>
+        <w:rPr>
+          <w:rFonts w:ascii="Microsoft JhengHei" w:hAnsi="Microsoft JhengHei" w:eastAsia="Microsoft JhengHei" w:cs="Microsoft JhengHei"/>
+          <w:b w:val="0"/>
+          <w:i w:val="0"/>
+          <w:color w:val="3C3328"/>
+          <w:sz w:val="28"/>
+        </w:rPr>
+        <w:t>給企業的一句話：挑金主、找贊助，別只看他出多少錢，要看他能替你打開哪些門。</w:t>
       </w:r>
     </w:p>
     <w:p>
@@ -7448,6 +7432,185 @@
           <w:sz w:val="38"/>
         </w:rPr>
         <w:t xml:space="preserve">投影片 22　</w:t>
+      </w:r>
+      <w:r>
+        <w:rPr>
+          <w:rFonts w:ascii="Microsoft JhengHei" w:hAnsi="Microsoft JhengHei" w:eastAsia="Microsoft JhengHei" w:cs="Microsoft JhengHei"/>
+          <w:b/>
+          <w:i w:val="0"/>
+          <w:color w:val="2B2016"/>
+          <w:sz w:val="38"/>
+        </w:rPr>
+        <w:t>葛雷夫勒女伯爵：出錢的贊助者，被藝術寫成傳奇</w:t>
+      </w:r>
+      <w:r>
+        <w:rPr>
+          <w:rFonts w:ascii="Microsoft JhengHei" w:hAnsi="Microsoft JhengHei" w:eastAsia="Microsoft JhengHei" w:cs="Microsoft JhengHei"/>
+          <w:b w:val="0"/>
+          <w:i w:val="0"/>
+          <w:color w:val="6A767A"/>
+          <w:sz w:val="24"/>
+        </w:rPr>
+        <w:t xml:space="preserve">　　⏱ 停留約 65 秒</w:t>
+      </w:r>
+    </w:p>
+    <w:p>
+      <w:pPr>
+        <w:spacing w:before="120" w:after="40" w:line="312" w:lineRule="auto"/>
+      </w:pPr>
+      <w:r>
+        <w:rPr>
+          <w:rFonts w:ascii="Microsoft JhengHei" w:hAnsi="Microsoft JhengHei" w:eastAsia="Microsoft JhengHei" w:cs="Microsoft JhengHei"/>
+          <w:b/>
+          <w:i w:val="0"/>
+          <w:color w:val="7C3B2D"/>
+          <w:sz w:val="24"/>
+        </w:rPr>
+        <w:t>講稿</w:t>
+      </w:r>
+    </w:p>
+    <w:p>
+      <w:pPr>
+        <w:spacing w:before="0" w:after="160" w:line="336" w:lineRule="auto"/>
+      </w:pPr>
+      <w:r>
+        <w:rPr>
+          <w:rFonts w:ascii="Microsoft JhengHei" w:hAnsi="Microsoft JhengHei" w:eastAsia="Microsoft JhengHei" w:cs="Microsoft JhengHei"/>
+          <w:b w:val="0"/>
+          <w:i w:val="0"/>
+          <w:color w:val="222A2D"/>
+          <w:sz w:val="36"/>
+        </w:rPr>
+        <w:t>先認識這位金主本人——葛雷夫勒女伯爵。她是巴黎社交圈公認的「女王」，以絕世美貌與品味聞名；而她贊助的底氣，來自夫家——當時法國最富有的銀行世家之一。佛瑞還是個掙扎中的年輕作曲家時，是她把他引進巴黎最高的社交圈，讓他當上自己沙龍的音樂總監。佛瑞感激到什麼程度？他直接稱這位女伯爵是自己的「巴伐利亞國王」——就是我們前面講過、那位砸錢供養華格納的路德維希二世。而她的影響力遠不只佛瑞一人：她把華格納正式引進法國、當俄羅斯芭蕾舞團的金主、甚至資助居禮夫人的鐳研究。頂級的贊助者，影響力是全方位的。</w:t>
+      </w:r>
+    </w:p>
+    <w:p>
+      <w:pPr>
+        <w:spacing w:before="80" w:after="40" w:line="312" w:lineRule="auto"/>
+      </w:pPr>
+      <w:r>
+        <w:rPr>
+          <w:rFonts w:ascii="Microsoft JhengHei" w:hAnsi="Microsoft JhengHei" w:eastAsia="Microsoft JhengHei" w:cs="Microsoft JhengHei"/>
+          <w:b/>
+          <w:i w:val="0"/>
+          <w:color w:val="856017"/>
+          <w:sz w:val="24"/>
+        </w:rPr>
+        <w:t>講義補充</w:t>
+      </w:r>
+    </w:p>
+    <w:p>
+      <w:pPr>
+        <w:pStyle w:val="ListBullet"/>
+        <w:spacing w:after="60" w:line="312" w:lineRule="auto"/>
+      </w:pPr>
+      <w:r>
+        <w:rPr>
+          <w:rFonts w:ascii="Microsoft JhengHei" w:hAnsi="Microsoft JhengHei" w:eastAsia="Microsoft JhengHei" w:cs="Microsoft JhengHei"/>
+          <w:b w:val="0"/>
+          <w:i w:val="0"/>
+          <w:color w:val="3C3328"/>
+          <w:sz w:val="28"/>
+        </w:rPr>
+        <w:t>完整身分：伊麗莎白·葛雷夫勒（Élisabeth Greffulhe，本姓 de Riquet de Caraman-Chimay，1860–1952），出身古老貴族，被稱為巴黎福布爾聖日耳曼區沙龍的「女王」，以絕世美貌與品味聞名。</w:t>
+      </w:r>
+    </w:p>
+    <w:p>
+      <w:pPr>
+        <w:pStyle w:val="ListBullet"/>
+        <w:spacing w:after="60" w:line="312" w:lineRule="auto"/>
+      </w:pPr>
+      <w:r>
+        <w:rPr>
+          <w:rFonts w:ascii="Microsoft JhengHei" w:hAnsi="Microsoft JhengHei" w:eastAsia="Microsoft JhengHei" w:cs="Microsoft JhengHei"/>
+          <w:b w:val="0"/>
+          <w:i w:val="0"/>
+          <w:color w:val="3C3328"/>
+          <w:sz w:val="28"/>
+        </w:rPr>
+        <w:t>贊助底氣來自夫家：丈夫亨利·葛雷夫勒伯爵（1848–1932）出身比利時銀行世家，據載是當時法國最富有的男子之一——是銀行家族的錢，撐起她替音樂家開路的能力。</w:t>
+      </w:r>
+    </w:p>
+    <w:p>
+      <w:pPr>
+        <w:pStyle w:val="ListBullet"/>
+        <w:spacing w:after="60" w:line="312" w:lineRule="auto"/>
+      </w:pPr>
+      <w:r>
+        <w:rPr>
+          <w:rFonts w:ascii="Microsoft JhengHei" w:hAnsi="Microsoft JhengHei" w:eastAsia="Microsoft JhengHei" w:cs="Microsoft JhengHei"/>
+          <w:b w:val="0"/>
+          <w:i w:val="0"/>
+          <w:color w:val="3C3328"/>
+          <w:sz w:val="28"/>
+        </w:rPr>
+        <w:t>與佛瑞的相遇（1887）：她結識佛瑞、邀他到迪耶普（Dieppe）海崖別墅作客，佛瑞旋即替她在巴黎 rue d'Astorg 8 號的沙龍籌辦音樂會，等於成了她沙龍的音樂總監。</w:t>
+      </w:r>
+    </w:p>
+    <w:p>
+      <w:pPr>
+        <w:pStyle w:val="ListBullet"/>
+        <w:spacing w:after="60" w:line="312" w:lineRule="auto"/>
+      </w:pPr>
+      <w:r>
+        <w:rPr>
+          <w:rFonts w:ascii="Microsoft JhengHei" w:hAnsi="Microsoft JhengHei" w:eastAsia="Microsoft JhengHei" w:cs="Microsoft JhengHei"/>
+          <w:b w:val="0"/>
+          <w:i w:val="0"/>
+          <w:color w:val="3C3328"/>
+          <w:sz w:val="28"/>
+        </w:rPr>
+        <w:t>佛瑞稱她是自己的「巴伐利亞國王」（roi de Bavière）：直接把她比作砸錢供養華格納的路德維希二世，等於公開承認「她之於我，就是華格納之於那位國王」。</w:t>
+      </w:r>
+    </w:p>
+    <w:p>
+      <w:pPr>
+        <w:pStyle w:val="ListBullet"/>
+        <w:spacing w:after="60" w:line="312" w:lineRule="auto"/>
+      </w:pPr>
+      <w:r>
+        <w:rPr>
+          <w:rFonts w:ascii="Microsoft JhengHei" w:hAnsi="Microsoft JhengHei" w:eastAsia="Microsoft JhengHei" w:cs="Microsoft JhengHei"/>
+          <w:b w:val="0"/>
+          <w:i w:val="0"/>
+          <w:color w:val="3C3328"/>
+          <w:sz w:val="28"/>
+        </w:rPr>
+        <w:t>影響力全方位：她創辦並主持「法國大型音樂會社」（1890–1913）、把《諸神的黃昏》《崔斯坦與伊索德》引進法國首演、是狄亞吉列夫（Diaghilev）俄羅斯芭蕾舞團的重要金主（促成《春之祭》1913 首演），甚至資助居禮夫人的鐳研究與布朗利的無線電研究（據 Wikipedia）。</w:t>
+      </w:r>
+    </w:p>
+    <w:p>
+      <w:pPr>
+        <w:pStyle w:val="ListBullet"/>
+        <w:spacing w:after="60" w:line="312" w:lineRule="auto"/>
+      </w:pPr>
+      <w:r>
+        <w:rPr>
+          <w:rFonts w:ascii="Microsoft JhengHei" w:hAnsi="Microsoft JhengHei" w:eastAsia="Microsoft JhengHei" w:cs="Microsoft JhengHei"/>
+          <w:b w:val="0"/>
+          <w:i w:val="0"/>
+          <w:color w:val="3C3328"/>
+          <w:sz w:val="28"/>
+        </w:rPr>
+        <w:t>📖 葛雷夫勒女伯爵：憑財富與社交地位「開門」的典型贊助者，決定哪些藝術家能進入巴黎上流圈、哪些作品能被演出被看見；普魯斯特以她為藍本，塑造出《追憶似水年華》的蓋爾芒特公爵夫人。</w:t>
+      </w:r>
+    </w:p>
+    <w:p>
+      <w:pPr>
+        <w:pBdr>
+          <w:bottom w:val="single" w:sz="6" w:space="4" w:color="E4D9C3"/>
+        </w:pBdr>
+        <w:spacing w:before="240" w:after="80" w:line="312" w:lineRule="auto"/>
+      </w:pPr>
+      <w:r>
+        <w:rPr>
+          <w:rFonts w:ascii="Microsoft JhengHei" w:hAnsi="Microsoft JhengHei" w:eastAsia="Microsoft JhengHei" w:cs="Microsoft JhengHei"/>
+          <w:b/>
+          <w:i w:val="0"/>
+          <w:color w:val="7C3B2D"/>
+          <w:sz w:val="38"/>
+        </w:rPr>
+        <w:t xml:space="preserve">投影片 23　</w:t>
       </w:r>
       <w:r>
         <w:rPr>
@@ -7911,7 +8074,7 @@
           <w:color w:val="7C3B2D"/>
           <w:sz w:val="38"/>
         </w:rPr>
-        <w:t xml:space="preserve">投影片 23　</w:t>
+        <w:t xml:space="preserve">投影片 24　</w:t>
       </w:r>
       <w:r>
         <w:rPr>
@@ -7921,7 +8084,7 @@
           <w:color w:val="2B2016"/>
           <w:sz w:val="38"/>
         </w:rPr>
-        <w:t>梵谷與西奧：一個人的長期贊助，養出一位大師</w:t>
+        <w:t>普魯斯特讓她第二次不朽：小說裡的公爵夫人</w:t>
       </w:r>
       <w:r>
         <w:rPr>
@@ -7931,7 +8094,7 @@
           <w:color w:val="6A767A"/>
           <w:sz w:val="24"/>
         </w:rPr>
-        <w:t xml:space="preserve">　　⏱ 停留約 70 秒</w:t>
+        <w:t xml:space="preserve">　　⏱ 停留約 65 秒</w:t>
       </w:r>
     </w:p>
     <w:p>
@@ -7961,7 +8124,7 @@
           <w:color w:val="222A2D"/>
           <w:sz w:val="36"/>
         </w:rPr>
-        <w:t>不朽之名的最後一個故事，格局最小，卻最動人。梵谷（Van Gogh）生前幾乎賣不掉畫，那他靠什麼活？靠他弟弟西奧（Theo），一位巴黎畫商，從 1882 年起，按月匯錢養著他。重點是西奧自己說的一句話：「我把給他的錢，視為他工作的報酬。」不是施捨，是報酬——這正是我們今天要一直強調的「對等」。一個人的長期、穩定贊助，養出了一位定義時代的大師。所以請各位破除一個迷思：當金主，不一定要是豪門。梅迪奇可以是一個銀行王朝，也可以只是一個相信家人的弟弟。這句話，請記到今天最後。</w:t>
+        <w:t>我們回到那位葛雷夫勒女伯爵，把「贊助者因藝術而不朽」這件事講到底。各位看，出錢的贊助者能有多不朽？佛瑞用一首《帕凡》題獻給她，是第一次；而大文豪普魯斯特，又用一整部小說把她封存起來，是第二次。普魯斯特以她為藍本，寫出了《追憶似水年華》裡那位氣派的「蓋爾芒特公爵夫人」，讓她成了文學史上的經典人物。而且她從來不只是出錢的人：1891 年，她在布洛涅森林的湖中小島辦了一場夜宴，親自替《帕凡》加上了「看不見的合唱團」和舞者——各位看，金主也能是共同創作者。錢會花完、莊園會易主；但被作曲家題獻、被小說封存的名字，永遠搶不走。這，就是「因藝術而不朽」最完整的樣子。</w:t>
       </w:r>
     </w:p>
     <w:p>
@@ -7992,375 +8155,71 @@
           <w:color w:val="3C3328"/>
           <w:sz w:val="28"/>
         </w:rPr>
-        <w:t>這一站刻意把鏡頭對準「金主」西奧：一位巴黎畫商，用長期、穩定、按月的現金流，獨力孵出一位定義時代的大師——證明贊助的關鍵從來不是財力大小，而是「持續」與「對等」。</w:t>
-      </w:r>
-    </w:p>
-    <w:p>
-      <w:pPr>
-        <w:pStyle w:val="ListBullet"/>
-        <w:spacing w:after="60" w:line="312" w:lineRule="auto"/>
-      </w:pPr>
-      <w:r>
-        <w:rPr>
-          <w:rFonts w:ascii="Microsoft JhengHei" w:hAnsi="Microsoft JhengHei" w:eastAsia="Microsoft JhengHei" w:cs="Microsoft JhengHei"/>
-          <w:b w:val="0"/>
-          <w:i w:val="0"/>
-          <w:color w:val="3C3328"/>
-          <w:sz w:val="28"/>
-        </w:rPr>
-        <w:t>資助的性質是「報酬」而非「施捨」：西奧約於 1885 年 6 月寫給母親的信中表示，他把給梵谷（Vincent van Gogh，1853–1890）的錢視為梵谷工作的報酬、是他掙來的；這正是本場一再強調的「對等」原則的最佳注腳。</w:t>
-      </w:r>
-    </w:p>
-    <w:p>
-      <w:pPr>
-        <w:pStyle w:val="ListBullet"/>
-        <w:spacing w:after="60" w:line="312" w:lineRule="auto"/>
-      </w:pPr>
-      <w:r>
-        <w:rPr>
-          <w:rFonts w:ascii="Microsoft JhengHei" w:hAnsi="Microsoft JhengHei" w:eastAsia="Microsoft JhengHei" w:cs="Microsoft JhengHei"/>
-          <w:b w:val="0"/>
-          <w:i w:val="0"/>
-          <w:color w:val="3C3328"/>
-          <w:sz w:val="28"/>
-        </w:rPr>
-        <w:t>對價安排很明確：梵谷把畫寄給西奧，西奧可自由處置與販售——等於一種「預付薪資＋作品歸出資者」的委任關係，而不是單向接濟；梵谷本人也堅持要把這筆錢當成「掙來的收入」看待。</w:t>
-      </w:r>
-    </w:p>
-    <w:p>
-      <w:pPr>
-        <w:pStyle w:val="ListBullet"/>
-        <w:spacing w:after="60" w:line="312" w:lineRule="auto"/>
-      </w:pPr>
-      <w:r>
-        <w:rPr>
-          <w:rFonts w:ascii="Microsoft JhengHei" w:hAnsi="Microsoft JhengHei" w:eastAsia="Microsoft JhengHei" w:cs="Microsoft JhengHei"/>
-          <w:b w:val="0"/>
-          <w:i w:val="0"/>
-          <w:color w:val="3C3328"/>
-          <w:sz w:val="28"/>
-        </w:rPr>
-        <w:t>金額與時程：據梵谷博物館，自 1882 年起這筆匯款成為固定的按月支付，每月約 100–150 法郎（依梵谷居住地而略有增減），一路支撐到梵谷 1890 年 7 月辭世，幾乎貫穿他整個作畫生涯（他 1880 年才轉行認真作畫）。</w:t>
-      </w:r>
-    </w:p>
-    <w:p>
-      <w:pPr>
-        <w:pStyle w:val="ListBullet"/>
-        <w:spacing w:after="60" w:line="312" w:lineRule="auto"/>
-      </w:pPr>
-      <w:r>
-        <w:rPr>
-          <w:rFonts w:ascii="Microsoft JhengHei" w:hAnsi="Microsoft JhengHei" w:eastAsia="Microsoft JhengHei" w:cs="Microsoft JhengHei"/>
-          <w:b w:val="0"/>
-          <w:i w:val="0"/>
-          <w:color w:val="3C3328"/>
-          <w:sz w:val="28"/>
-        </w:rPr>
-        <w:t>這筆錢有多重？據梵谷博物館，100 法郎約合 47–48 荷蘭盾，遠高於當時一名工廠工人養七口之家的月薪（約 32 盾）；換言之這是一份養得起一位職業藝術家的「薪水」，不是零花。</w:t>
-      </w:r>
-    </w:p>
-    <w:p>
-      <w:pPr>
-        <w:pStyle w:val="ListBullet"/>
-        <w:spacing w:after="60" w:line="312" w:lineRule="auto"/>
-      </w:pPr>
-      <w:r>
-        <w:rPr>
-          <w:rFonts w:ascii="Microsoft JhengHei" w:hAnsi="Microsoft JhengHei" w:eastAsia="Microsoft JhengHei" w:cs="Microsoft JhengHei"/>
-          <w:b w:val="0"/>
-          <w:i w:val="0"/>
-          <w:color w:val="3C3328"/>
-          <w:sz w:val="28"/>
-        </w:rPr>
-        <w:t>出資者換到了什麼：十年間梵谷產出約 2,100 件作品（含約 860 幅油畫，且多數集中在最後兩年）——一整批日後價值連城的資產，全由一個人的持續投資孵化而成。</w:t>
-      </w:r>
-    </w:p>
-    <w:p>
-      <w:pPr>
-        <w:pStyle w:val="ListBullet"/>
-        <w:spacing w:after="60" w:line="312" w:lineRule="auto"/>
-      </w:pPr>
-      <w:r>
-        <w:rPr>
-          <w:rFonts w:ascii="Microsoft JhengHei" w:hAnsi="Microsoft JhengHei" w:eastAsia="Microsoft JhengHei" w:cs="Microsoft JhengHei"/>
-          <w:b w:val="0"/>
-          <w:i w:val="0"/>
-          <w:color w:val="3C3328"/>
-          <w:sz w:val="28"/>
-        </w:rPr>
-        <w:t>出資者承擔了全部風險：梵谷生前公認只賣出一幅畫《紅葡萄園》（The Red Vineyard），1890 年在布魯塞爾以 400 法郎售予畫家兼收藏家安娜·波赫（Anna Boch）；市場尚未認可的漫長空窗期，全由西奧一人扛下。</w:t>
-      </w:r>
-    </w:p>
-    <w:p>
-      <w:pPr>
-        <w:pStyle w:val="ListBullet"/>
-        <w:spacing w:after="60" w:line="312" w:lineRule="auto"/>
-      </w:pPr>
-      <w:r>
-        <w:rPr>
-          <w:rFonts w:ascii="Microsoft JhengHei" w:hAnsi="Microsoft JhengHei" w:eastAsia="Microsoft JhengHei" w:cs="Microsoft JhengHei"/>
-          <w:b w:val="0"/>
-          <w:i w:val="0"/>
-          <w:color w:val="3C3328"/>
-          <w:sz w:val="28"/>
-        </w:rPr>
-        <w:t>投影片上的《星夜》（The Starry Night）正是這段資助期的產物：1889 年 6 月畫於聖雷米療養院，如今已成現代藝術的地標，等於西奧那筆月薪換來的最著名成果之一。</w:t>
-      </w:r>
-    </w:p>
-    <w:p>
-      <w:pPr>
-        <w:pStyle w:val="ListBullet"/>
-        <w:spacing w:after="60" w:line="312" w:lineRule="auto"/>
-      </w:pPr>
-      <w:r>
-        <w:rPr>
-          <w:rFonts w:ascii="Microsoft JhengHei" w:hAnsi="Microsoft JhengHei" w:eastAsia="Microsoft JhengHei" w:cs="Microsoft JhengHei"/>
-          <w:b w:val="0"/>
-          <w:i w:val="0"/>
-          <w:color w:val="3C3328"/>
-          <w:sz w:val="28"/>
-        </w:rPr>
-        <w:t>西奧的「贊助」不只是家用匯款：他本業就在推新畫風，1886 年起在畫廊夾層陳列印象派作品（莫內、竇加、畢沙羅等），本身就是梵谷接觸最新藝術語言的橋。</w:t>
-      </w:r>
-    </w:p>
-    <w:p>
-      <w:pPr>
-        <w:pStyle w:val="ListBullet"/>
-        <w:spacing w:after="60" w:line="312" w:lineRule="auto"/>
-      </w:pPr>
-      <w:r>
-        <w:rPr>
-          <w:rFonts w:ascii="Microsoft JhengHei" w:hAnsi="Microsoft JhengHei" w:eastAsia="Microsoft JhengHei" w:cs="Microsoft JhengHei"/>
-          <w:b w:val="0"/>
-          <w:i w:val="0"/>
-          <w:color w:val="3C3328"/>
-          <w:sz w:val="28"/>
-        </w:rPr>
-        <w:t>破除「金主＝豪門」的迷思：對照本場前面登場的梅迪奇銀行王朝（Medici），這裡的金主只是一個相信家人的弟弟——規模天差地遠，但「長期、對等」的機制卻一模一樣。</w:t>
-      </w:r>
-    </w:p>
-    <w:p>
-      <w:pPr>
-        <w:pStyle w:val="ListBullet"/>
-        <w:spacing w:after="60" w:line="312" w:lineRule="auto"/>
-      </w:pPr>
-      <w:r>
-        <w:rPr>
-          <w:rFonts w:ascii="Microsoft JhengHei" w:hAnsi="Microsoft JhengHei" w:eastAsia="Microsoft JhengHei" w:cs="Microsoft JhengHei"/>
-          <w:b w:val="0"/>
-          <w:i w:val="0"/>
-          <w:color w:val="3C3328"/>
-          <w:sz w:val="28"/>
-        </w:rPr>
-        <w:t>投資在身後才真正兌現：西奧比哥哥只多活半年（1891 年 1 月辭世），把「無人問津」變成「無價」的關鍵推手，是西奧遺孀喬安娜——她整理畫作、編輯出版兄弟書信並持續借展推廣，讓這筆長期投資在身後開花結果。</w:t>
-      </w:r>
-    </w:p>
-    <w:p>
-      <w:pPr>
-        <w:pStyle w:val="ListBullet"/>
-        <w:spacing w:after="60" w:line="312" w:lineRule="auto"/>
-      </w:pPr>
-      <w:r>
-        <w:rPr>
-          <w:rFonts w:ascii="Microsoft JhengHei" w:hAnsi="Microsoft JhengHei" w:eastAsia="Microsoft JhengHei" w:cs="Microsoft JhengHei"/>
-          <w:b w:val="0"/>
-          <w:i w:val="0"/>
-          <w:color w:val="3C3328"/>
-          <w:sz w:val="28"/>
-        </w:rPr>
-        <w:t>📖 西奧·梵谷（Theo van Gogh，1857–1891）：文森·梵谷的弟弟、本場的「金主」；巴黎畫商，古庇公司巴黎分店經理，是哥哥終生唯一固定的出資者與精神支柱，兩人往來書信也成為研究梵谷的第一手史料。</w:t>
-      </w:r>
-    </w:p>
-    <w:p>
-      <w:pPr>
-        <w:pStyle w:val="ListBullet"/>
-        <w:spacing w:after="60" w:line="312" w:lineRule="auto"/>
-      </w:pPr>
-      <w:r>
-        <w:rPr>
-          <w:rFonts w:ascii="Microsoft JhengHei" w:hAnsi="Microsoft JhengHei" w:eastAsia="Microsoft JhengHei" w:cs="Microsoft JhengHei"/>
-          <w:b w:val="0"/>
-          <w:i w:val="0"/>
-          <w:color w:val="3C3328"/>
-          <w:sz w:val="28"/>
-        </w:rPr>
-        <w:t>📖 古庇公司／布索-瓦拉東公司（Goupil &amp; Cie ／ Boussod, Valadon &amp; Cie）：西奧任職的巴黎大畫商，巴黎分店位於蒙馬特大道 19 號（19 Boulevard Montmartre）；當時＝橫跨歐美的頂級藝術品經銷與複製版畫帝國，主店於 1884 年改名 Boussod, Valadon &amp; Cie，西奧即在此檯面下推銷印象派。</w:t>
-      </w:r>
-    </w:p>
-    <w:p>
-      <w:pPr>
-        <w:pStyle w:val="ListBullet"/>
-        <w:spacing w:after="60" w:line="312" w:lineRule="auto"/>
-      </w:pPr>
-      <w:r>
-        <w:rPr>
-          <w:rFonts w:ascii="Microsoft JhengHei" w:hAnsi="Microsoft JhengHei" w:eastAsia="Microsoft JhengHei" w:cs="Microsoft JhengHei"/>
-          <w:b w:val="0"/>
-          <w:i w:val="0"/>
-          <w:color w:val="3C3328"/>
-          <w:sz w:val="28"/>
-        </w:rPr>
-        <w:t>📖 法郎與荷蘭盾（franc ／ guilder）：分別是當時法國與荷蘭通行的貨幣；此處用來換算西奧匯款的實質購買力——每月百餘法郎相當於一份中上收入，說明這是「養得起一位藝術家」的資助，而非可有可無的零用。</w:t>
-      </w:r>
-    </w:p>
-    <w:p>
-      <w:pPr>
-        <w:pStyle w:val="ListBullet"/>
-        <w:spacing w:after="60" w:line="312" w:lineRule="auto"/>
-      </w:pPr>
-      <w:r>
-        <w:rPr>
-          <w:rFonts w:ascii="Microsoft JhengHei" w:hAnsi="Microsoft JhengHei" w:eastAsia="Microsoft JhengHei" w:cs="Microsoft JhengHei"/>
-          <w:b w:val="0"/>
-          <w:i w:val="0"/>
-          <w:color w:val="3C3328"/>
-          <w:sz w:val="28"/>
-        </w:rPr>
-        <w:t>📖 《星夜》（The Starry Night）：梵谷 1889 年 6 月於聖雷米療養院所繪的油畫，捲曲星空與前景絲柏是其招牌意象；被譽為西方藝術最知名的畫作之一。</w:t>
-      </w:r>
-    </w:p>
-    <w:p>
-      <w:pPr>
-        <w:pStyle w:val="ListBullet"/>
-        <w:spacing w:after="60" w:line="312" w:lineRule="auto"/>
-      </w:pPr>
-      <w:r>
-        <w:rPr>
-          <w:rFonts w:ascii="Microsoft JhengHei" w:hAnsi="Microsoft JhengHei" w:eastAsia="Microsoft JhengHei" w:cs="Microsoft JhengHei"/>
-          <w:b w:val="0"/>
-          <w:i w:val="0"/>
-          <w:color w:val="3C3328"/>
-          <w:sz w:val="28"/>
-        </w:rPr>
-        <w:t>📖 聖保羅療養院（Saint-Paul-de-Mausole，位於普羅旺斯的聖雷米 Saint-Rémy-de-Provence）：梵谷 1889 年 5 月自願入住的療養院，前身是一座修道院；《星夜》即取景自他二樓病房東窗望出去的景致。</w:t>
-      </w:r>
-    </w:p>
-    <w:p>
-      <w:pPr>
-        <w:pStyle w:val="ListBullet"/>
-        <w:spacing w:after="60" w:line="312" w:lineRule="auto"/>
-      </w:pPr>
-      <w:r>
-        <w:rPr>
-          <w:rFonts w:ascii="Microsoft JhengHei" w:hAnsi="Microsoft JhengHei" w:eastAsia="Microsoft JhengHei" w:cs="Microsoft JhengHei"/>
-          <w:b w:val="0"/>
-          <w:i w:val="0"/>
-          <w:color w:val="3C3328"/>
-          <w:sz w:val="28"/>
-        </w:rPr>
-        <w:t>📖 現代藝術博物館（MoMA，Museum of Modern Art）：位於紐約、1929 年創立的現代藝術重鎮；《星夜》自 1941 年入藏至今，是該館鎮館之作。</w:t>
-      </w:r>
-    </w:p>
-    <w:p>
-      <w:pPr>
-        <w:pStyle w:val="ListBullet"/>
-        <w:spacing w:after="60" w:line="312" w:lineRule="auto"/>
-      </w:pPr>
-      <w:r>
-        <w:rPr>
-          <w:rFonts w:ascii="Microsoft JhengHei" w:hAnsi="Microsoft JhengHei" w:eastAsia="Microsoft JhengHei" w:cs="Microsoft JhengHei"/>
-          <w:b w:val="0"/>
-          <w:i w:val="0"/>
-          <w:color w:val="3C3328"/>
-          <w:sz w:val="28"/>
-        </w:rPr>
-        <w:t>📖 莉莉·布利斯遺贈（Lillie P. Bliss Bequest）：MoMA 由布利斯女士（Lillie P. Bliss）等贊助人於 1929 年共同創辦，她過世後留下的藝術收藏與遺產，1941 年促成《星夜》入藏——又是一則「贊助者成就名作歸宿」的例子。</w:t>
-      </w:r>
-    </w:p>
-    <w:p>
-      <w:pPr>
-        <w:pStyle w:val="ListBullet"/>
-        <w:spacing w:after="60" w:line="312" w:lineRule="auto"/>
-      </w:pPr>
-      <w:r>
-        <w:rPr>
-          <w:rFonts w:ascii="Microsoft JhengHei" w:hAnsi="Microsoft JhengHei" w:eastAsia="Microsoft JhengHei" w:cs="Microsoft JhengHei"/>
-          <w:b w:val="0"/>
-          <w:i w:val="0"/>
-          <w:color w:val="3C3328"/>
-          <w:sz w:val="28"/>
-        </w:rPr>
-        <w:t>📖 《紅葡萄園》（The Red Vineyard）：梵谷 1888 年於法國南部阿爾（Arles）所繪，是他生前公認唯一以畫名記載、確實賣出的作品，今藏莫斯科普希金博物館（Pushkin State Museum of Fine Arts）。</w:t>
-      </w:r>
-    </w:p>
-    <w:p>
-      <w:pPr>
-        <w:pStyle w:val="ListBullet"/>
-        <w:spacing w:after="60" w:line="312" w:lineRule="auto"/>
-      </w:pPr>
-      <w:r>
-        <w:rPr>
-          <w:rFonts w:ascii="Microsoft JhengHei" w:hAnsi="Microsoft JhengHei" w:eastAsia="Microsoft JhengHei" w:cs="Microsoft JhengHei"/>
-          <w:b w:val="0"/>
-          <w:i w:val="0"/>
-          <w:color w:val="3C3328"/>
-          <w:sz w:val="28"/>
-        </w:rPr>
-        <w:t>📖 安娜·波赫（Anna Boch，1848–1936）：比利時女畫家兼收藏家，前衛藝術團體「二十人展」成員；1890 年以 400 法郎買下《紅葡萄園》，是梵谷生前唯一買主，其兄尤金·波赫（Eugène Boch）亦是梵谷好友。</w:t>
-      </w:r>
-    </w:p>
-    <w:p>
-      <w:pPr>
-        <w:pStyle w:val="ListBullet"/>
-        <w:spacing w:after="60" w:line="312" w:lineRule="auto"/>
-      </w:pPr>
-      <w:r>
-        <w:rPr>
-          <w:rFonts w:ascii="Microsoft JhengHei" w:hAnsi="Microsoft JhengHei" w:eastAsia="Microsoft JhengHei" w:cs="Microsoft JhengHei"/>
-          <w:b w:val="0"/>
-          <w:i w:val="0"/>
-          <w:color w:val="3C3328"/>
-          <w:sz w:val="28"/>
-        </w:rPr>
-        <w:t>📖 二十人展（Les XX，直譯「二十人」）：1883 至 1893 年活躍於布魯塞爾的前衛藝術家團體，每年辦沙龍並邀請國外新銳參展；梵谷生前唯一賣出的畫即在其 1890 年展中成交。</w:t>
-      </w:r>
-    </w:p>
-    <w:p>
-      <w:pPr>
-        <w:pStyle w:val="ListBullet"/>
-        <w:spacing w:after="60" w:line="312" w:lineRule="auto"/>
-      </w:pPr>
-      <w:r>
-        <w:rPr>
-          <w:rFonts w:ascii="Microsoft JhengHei" w:hAnsi="Microsoft JhengHei" w:eastAsia="Microsoft JhengHei" w:cs="Microsoft JhengHei"/>
-          <w:b w:val="0"/>
-          <w:i w:val="0"/>
-          <w:color w:val="3C3328"/>
-          <w:sz w:val="28"/>
-        </w:rPr>
-        <w:t>📖 喬安娜·梵谷-邦格（Johanna van Gogh-Bonger，1862–1925）：西奧的妻子；兩兄弟相繼過世後，她保存整理梵谷畫作、編輯出版兩人書信並持續借展推廣，是梵谷身後聲名的關鍵推手，等於把西奧的長期投資真正變現。</w:t>
-      </w:r>
-    </w:p>
-    <w:p>
-      <w:pPr>
-        <w:pStyle w:val="ListBullet"/>
-        <w:spacing w:after="60" w:line="312" w:lineRule="auto"/>
-      </w:pPr>
-      <w:r>
-        <w:rPr>
-          <w:rFonts w:ascii="Microsoft JhengHei" w:hAnsi="Microsoft JhengHei" w:eastAsia="Microsoft JhengHei" w:cs="Microsoft JhengHei"/>
-          <w:b w:val="0"/>
-          <w:i w:val="0"/>
-          <w:color w:val="3C3328"/>
-          <w:sz w:val="28"/>
-        </w:rPr>
-        <w:t>📖 印象派／後印象派（Impressionism ／ Post-Impressionism）：19 世紀後期的繪畫革新運動，前者重光線與瞬間印象（莫內、竇加），梵谷則屬承接其後、更重主觀情感與筆觸的「後印象派」；西奧正是這批新畫風重要的推手與經銷者。</w:t>
-      </w:r>
-    </w:p>
-    <w:p>
-      <w:pPr>
-        <w:pStyle w:val="ListBullet"/>
-        <w:spacing w:after="60" w:line="312" w:lineRule="auto"/>
-      </w:pPr>
-      <w:r>
-        <w:rPr>
-          <w:rFonts w:ascii="Microsoft JhengHei" w:hAnsi="Microsoft JhengHei" w:eastAsia="Microsoft JhengHei" w:cs="Microsoft JhengHei"/>
-          <w:b w:val="0"/>
-          <w:i w:val="0"/>
-          <w:color w:val="3C3328"/>
-          <w:sz w:val="28"/>
-        </w:rPr>
-        <w:t>📖 梅迪奇（Medici）：15 至 16 世紀佛羅倫斯的銀行與政治王朝，本場稍早提到的「豪門級」藝術贊助典範；此處用來反襯——同樣是贊助，西奧的規模微小，機制卻同樣奏效。</w:t>
+        <w:t>兩種不朽：佛瑞把《帕凡舞曲》（Pavane, Op.50，1887）題獻給女伯爵；普魯斯特（Marcel Proust）再以她為主要藍本，塑造《追憶似水年華》（1913–1927）裡的蓋爾芒特公爵夫人（Duchesse de Guermantes）——同一位金主，被音樂與文學同時保存。</w:t>
+      </w:r>
+    </w:p>
+    <w:p>
+      <w:pPr>
+        <w:pStyle w:val="ListBullet"/>
+        <w:spacing w:after="60" w:line="312" w:lineRule="auto"/>
+      </w:pPr>
+      <w:r>
+        <w:rPr>
+          <w:rFonts w:ascii="Microsoft JhengHei" w:hAnsi="Microsoft JhengHei" w:eastAsia="Microsoft JhengHei" w:cs="Microsoft JhengHei"/>
+          <w:b w:val="0"/>
+          <w:i w:val="0"/>
+          <w:color w:val="3C3328"/>
+          <w:sz w:val="28"/>
+        </w:rPr>
+        <w:t>金主也是「共同創作者」：據載女伯爵於 1891 年 7 月 21 日在布洛涅森林（Bois de Boulogne）湖中小島舉辦夜宴，依佛瑞構想以「看不見的樂團」演奏《帕凡》；並且是她本人建議加入隱形合唱團與舞者，歌詞出自她的表兄蒙德斯鳩（Robert de Montesquiou）。</w:t>
+      </w:r>
+    </w:p>
+    <w:p>
+      <w:pPr>
+        <w:pStyle w:val="ListBullet"/>
+        <w:spacing w:after="60" w:line="312" w:lineRule="auto"/>
+      </w:pPr>
+      <w:r>
+        <w:rPr>
+          <w:rFonts w:ascii="Microsoft JhengHei" w:hAnsi="Microsoft JhengHei" w:eastAsia="Microsoft JhengHei" w:cs="Microsoft JhengHei"/>
+          <w:b w:val="0"/>
+          <w:i w:val="0"/>
+          <w:color w:val="3C3328"/>
+          <w:sz w:val="28"/>
+        </w:rPr>
+        <w:t>蒙德斯鳩本人也是文學原型：他是普魯斯特筆下夏呂斯男爵（Baron de Charlus）的原型——女伯爵的整個圈子，都被寫進了同一部小說。</w:t>
+      </w:r>
+    </w:p>
+    <w:p>
+      <w:pPr>
+        <w:pStyle w:val="ListBullet"/>
+        <w:spacing w:after="60" w:line="312" w:lineRule="auto"/>
+      </w:pPr>
+      <w:r>
+        <w:rPr>
+          <w:rFonts w:ascii="Microsoft JhengHei" w:hAnsi="Microsoft JhengHei" w:eastAsia="Microsoft JhengHei" w:cs="Microsoft JhengHei"/>
+          <w:b w:val="0"/>
+          <w:i w:val="0"/>
+          <w:color w:val="3C3328"/>
+          <w:sz w:val="28"/>
+        </w:rPr>
+        <w:t>📖 普魯斯特（Marcel Proust，1871–1922）：法國小說家，鉅著《追憶似水年華》；投影片上的肖像由 Otto Wegener 約 1895 年拍攝（與前面女伯爵的名肖像同一位攝影師）。</w:t>
+      </w:r>
+    </w:p>
+    <w:p>
+      <w:pPr>
+        <w:pStyle w:val="ListBullet"/>
+        <w:spacing w:after="60" w:line="312" w:lineRule="auto"/>
+      </w:pPr>
+      <w:r>
+        <w:rPr>
+          <w:rFonts w:ascii="Microsoft JhengHei" w:hAnsi="Microsoft JhengHei" w:eastAsia="Microsoft JhengHei" w:cs="Microsoft JhengHei"/>
+          <w:b w:val="0"/>
+          <w:i w:val="0"/>
+          <w:color w:val="3C3328"/>
+          <w:sz w:val="28"/>
+        </w:rPr>
+        <w:t>收支表：錢會花完、莊園會易主，但佛瑞給了她音樂上的不朽、普魯斯特給了她文學上的不朽——這就是本站「贊助者因藝術而不朽」的極致。</w:t>
       </w:r>
     </w:p>
     <w:p>
@@ -8378,7 +8237,7 @@
           <w:color w:val="7C3B2D"/>
           <w:sz w:val="38"/>
         </w:rPr>
-        <w:t xml:space="preserve">投影片 24　</w:t>
+        <w:t xml:space="preserve">投影片 25　</w:t>
       </w:r>
       <w:r>
         <w:rPr>
@@ -8388,7 +8247,7 @@
           <w:color w:val="2B2016"/>
           <w:sz w:val="38"/>
         </w:rPr>
-        <w:t>第四樣：聖地與冠名</w:t>
+        <w:t>梵谷與西奧：一個人的長期贊助，養出一位大師</w:t>
       </w:r>
       <w:r>
         <w:rPr>
@@ -8398,7 +8257,7 @@
           <w:color w:val="6A767A"/>
           <w:sz w:val="24"/>
         </w:rPr>
-        <w:t xml:space="preserve">　　⏱ 停留約 25 秒</w:t>
+        <w:t xml:space="preserve">　　⏱ 停留約 70 秒</w:t>
       </w:r>
     </w:p>
     <w:p>
@@ -8428,7 +8287,7 @@
           <w:color w:val="222A2D"/>
           <w:sz w:val="36"/>
         </w:rPr>
-        <w:t>第四樣回報，最有氣派，也最有機會被各位複製——聖地與冠名。意思是：出錢蓋一座殿堂，把你的名字，刻進一座城市的天際線。這座殿堂，會自己增值，會在你不在的幾十年後，還天天替你說話。</w:t>
+        <w:t>不朽之名的最後一個故事，格局最小，卻最動人。梵谷（Van Gogh）生前幾乎賣不掉畫，那他靠什麼活？靠他弟弟西奧（Theo），一位巴黎畫商，從 1882 年起，按月匯錢養著他。重點是西奧自己說的一句話：「我把給他的錢，視為他工作的報酬。」不是施捨，是報酬——這正是我們今天要一直強調的「對等」。一個人的長期、穩定贊助，養出了一位定義時代的大師。所以請各位破除一個迷思：當金主，不一定要是豪門。梅迪奇可以是一個銀行王朝，也可以只是一個相信家人的弟弟。這句話，請記到今天最後。</w:t>
       </w:r>
     </w:p>
     <w:p>
@@ -8459,375 +8318,375 @@
           <w:color w:val="3C3328"/>
           <w:sz w:val="28"/>
         </w:rPr>
-        <w:t>第四樣回報：聖地與冠名——用一筆錢蓋一座殿堂，把名字刻進一座城市的天際線；建築不會退休、不會跳槽，幾十年後仍每天替出資者說話，而且會自己增值。</w:t>
-      </w:r>
-    </w:p>
-    <w:p>
-      <w:pPr>
-        <w:pStyle w:val="ListBullet"/>
-        <w:spacing w:after="60" w:line="312" w:lineRule="auto"/>
-      </w:pPr>
-      <w:r>
-        <w:rPr>
-          <w:rFonts w:ascii="Microsoft JhengHei" w:hAnsi="Microsoft JhengHei" w:eastAsia="Microsoft JhengHei" w:cs="Microsoft JhengHei"/>
-          <w:b w:val="0"/>
-          <w:i w:val="0"/>
-          <w:color w:val="3C3328"/>
-          <w:sz w:val="28"/>
-        </w:rPr>
-        <w:t>這是門檻最高、卻最有氣派的贊助形式：不像贊助一場演出（散場即消失）、也不像委託一首曲子（得靠人演才活過來），而是留下一棟「產權明確、名字明確」的地標，等於把品牌鑄進混凝土與石材裡。</w:t>
-      </w:r>
-    </w:p>
-    <w:p>
-      <w:pPr>
-        <w:pStyle w:val="ListBullet"/>
-        <w:spacing w:after="60" w:line="312" w:lineRule="auto"/>
-      </w:pPr>
-      <w:r>
-        <w:rPr>
-          <w:rFonts w:ascii="Microsoft JhengHei" w:hAnsi="Microsoft JhengHei" w:eastAsia="Microsoft JhengHei" w:cs="Microsoft JhengHei"/>
-          <w:b w:val="0"/>
-          <w:i w:val="0"/>
-          <w:color w:val="3C3328"/>
-          <w:sz w:val="28"/>
-        </w:rPr>
-        <w:t>冠名（naming rights）本質是一筆交易：出資者付建築費，換到「用自己或家族、企業之名為設施命名」的權利，以及隨之而來的數十年曝光與社會聲望；今日職業運動場館、大學講堂、醫院大樓沿用的，正是同一套邏輯。</w:t>
-      </w:r>
-    </w:p>
-    <w:p>
-      <w:pPr>
-        <w:pStyle w:val="ListBullet"/>
-        <w:spacing w:after="60" w:line="312" w:lineRule="auto"/>
-      </w:pPr>
-      <w:r>
-        <w:rPr>
-          <w:rFonts w:ascii="Microsoft JhengHei" w:hAnsi="Microsoft JhengHei" w:eastAsia="Microsoft JhengHei" w:cs="Microsoft JhengHei"/>
-          <w:b w:val="0"/>
-          <w:i w:val="0"/>
-          <w:color w:val="3C3328"/>
-          <w:sz w:val="28"/>
-        </w:rPr>
-        <w:t>案例一 拜羅伊特節慶劇院（呼應浪漫站）：這是「一位金主蓋一整座劇院、只為一位作曲家」的極端案例，出資者是巴伐利亞國王路德維希二世。1872 年 5 月 22 日（華格納 59 歲生日）奠基，1876 年 8 月 13 至 17 日以《尼貝龍根的指環》全本四部曲首演揭幕，開幕盛會連德皇威廉一世、巴西皇帝佩德羅二世與哲學家尼采都到場。</w:t>
-      </w:r>
-    </w:p>
-    <w:p>
-      <w:pPr>
-        <w:pStyle w:val="ListBullet"/>
-        <w:spacing w:after="60" w:line="312" w:lineRule="auto"/>
-      </w:pPr>
-      <w:r>
-        <w:rPr>
-          <w:rFonts w:ascii="Microsoft JhengHei" w:hAnsi="Microsoft JhengHei" w:eastAsia="Microsoft JhengHei" w:cs="Microsoft JhengHei"/>
-          <w:b w:val="0"/>
-          <w:i w:val="0"/>
-          <w:color w:val="3C3328"/>
-          <w:sz w:val="28"/>
-        </w:rPr>
-        <w:t>據載路德維希二世 1874 年 1 月撥款十萬塔勒（Thaler），後又以四十萬馬克的信貸擔保工程完工；即使有王室金援，華格納仍得靠巡演與募款補缺口。金主換到的是：一座至今每年仍以「拜羅伊特音樂節」之名運轉、與贊助者永久綁定的音樂聖地。</w:t>
-      </w:r>
-    </w:p>
-    <w:p>
-      <w:pPr>
-        <w:pStyle w:val="ListBullet"/>
-        <w:spacing w:after="60" w:line="312" w:lineRule="auto"/>
-      </w:pPr>
-      <w:r>
-        <w:rPr>
-          <w:rFonts w:ascii="Microsoft JhengHei" w:hAnsi="Microsoft JhengHei" w:eastAsia="Microsoft JhengHei" w:cs="Microsoft JhengHei"/>
-          <w:b w:val="0"/>
-          <w:i w:val="0"/>
-          <w:color w:val="3C3328"/>
-          <w:sz w:val="28"/>
-        </w:rPr>
-        <w:t>案例二 卡內基音樂廳（Carnegie Hall）：美國鋼鐵鉅子安德魯·卡內基出資（據載造價約一百一十萬美元），1891 年 5 月 5 日於紐約開幕，開幕週由俄國作曲家柴可夫斯基登台指揮（他的美國首演）。這是「冠名」二字最經典的教材。</w:t>
-      </w:r>
-    </w:p>
-    <w:p>
-      <w:pPr>
-        <w:pStyle w:val="ListBullet"/>
-        <w:spacing w:after="60" w:line="312" w:lineRule="auto"/>
-      </w:pPr>
-      <w:r>
-        <w:rPr>
-          <w:rFonts w:ascii="Microsoft JhengHei" w:hAnsi="Microsoft JhengHei" w:eastAsia="Microsoft JhengHei" w:cs="Microsoft JhengHei"/>
-          <w:b w:val="0"/>
-          <w:i w:val="0"/>
-          <w:color w:val="3C3328"/>
-          <w:sz w:val="28"/>
-        </w:rPr>
-        <w:t>冠名軼事：此廳原名只叫「音樂廳」（Music Hall），1893 年董事會才說服卡內基同意冠上其名；據 Wikipedia 一說，是為了不被歐洲藝術家誤認成低俗的雜耍廳（vulgar music hall）。直到今天，正立面仍留著「Music Hall founded by Andrew Carnegie」字樣——一個名字，換來一百三十餘年、全球音樂家夢想登台的「品牌背書」。</w:t>
-      </w:r>
-    </w:p>
-    <w:p>
-      <w:pPr>
-        <w:pStyle w:val="ListBullet"/>
-        <w:spacing w:after="60" w:line="312" w:lineRule="auto"/>
-      </w:pPr>
-      <w:r>
-        <w:rPr>
-          <w:rFonts w:ascii="Microsoft JhengHei" w:hAnsi="Microsoft JhengHei" w:eastAsia="Microsoft JhengHei" w:cs="Microsoft JhengHei"/>
-          <w:b w:val="0"/>
-          <w:i w:val="0"/>
-          <w:color w:val="3C3328"/>
-          <w:sz w:val="28"/>
-        </w:rPr>
-        <w:t>案例三 三得利音樂廳（Suntory Hall）：現代企業冠名的樣板。日本飲料與威士忌企業三得利出資興建，1986 年 10 月 12 日於東京赤坂開幕，據 Wikipedia 記載是為紀念其威士忌釀造 60 週年、啤酒釀造 20 週年。</w:t>
-      </w:r>
-    </w:p>
-    <w:p>
-      <w:pPr>
-        <w:pStyle w:val="ListBullet"/>
-        <w:spacing w:after="60" w:line="312" w:lineRule="auto"/>
-      </w:pPr>
-      <w:r>
-        <w:rPr>
-          <w:rFonts w:ascii="Microsoft JhengHei" w:hAnsi="Microsoft JhengHei" w:eastAsia="Microsoft JhengHei" w:cs="Microsoft JhengHei"/>
-          <w:b w:val="0"/>
-          <w:i w:val="0"/>
-          <w:color w:val="3C3328"/>
-          <w:sz w:val="28"/>
-        </w:rPr>
-        <w:t>名家背書：指揮巨匠卡拉揚盛讚它是「音之寶石盒」（a jewel box of sound），並參與設計、建議採用如柏林愛樂廳的「葡萄園式」座位（觀眾環繞舞台）；1998 年廳前更闢「卡拉揚廣場」。對出資企業而言，這句名家評語本身就是一筆無價的行銷資產。</w:t>
-      </w:r>
-    </w:p>
-    <w:p>
-      <w:pPr>
-        <w:pStyle w:val="ListBullet"/>
-        <w:spacing w:after="60" w:line="312" w:lineRule="auto"/>
-      </w:pPr>
-      <w:r>
-        <w:rPr>
-          <w:rFonts w:ascii="Microsoft JhengHei" w:hAnsi="Microsoft JhengHei" w:eastAsia="Microsoft JhengHei" w:cs="Microsoft JhengHei"/>
-          <w:b w:val="0"/>
-          <w:i w:val="0"/>
-          <w:color w:val="3C3328"/>
-          <w:sz w:val="28"/>
-        </w:rPr>
-        <w:t>案例四 華特·迪士尼音樂廳（Walt Disney Concert Hall）：家族以逝者之名留下地標的範例。1987 年，華特·迪士尼的遺孀莉蓮·迪士尼捐出五千萬美元啟動興建，作為對亡夫的致敬，也作為送給洛杉磯市民的禮物。</w:t>
-      </w:r>
-    </w:p>
-    <w:p>
-      <w:pPr>
-        <w:pStyle w:val="ListBullet"/>
-        <w:spacing w:after="60" w:line="312" w:lineRule="auto"/>
-      </w:pPr>
-      <w:r>
-        <w:rPr>
-          <w:rFonts w:ascii="Microsoft JhengHei" w:hAnsi="Microsoft JhengHei" w:eastAsia="Microsoft JhengHei" w:cs="Microsoft JhengHei"/>
-          <w:b w:val="0"/>
-          <w:i w:val="0"/>
-          <w:color w:val="3C3328"/>
-          <w:sz w:val="28"/>
-        </w:rPr>
-        <w:t>由建築名家法蘭克·蓋瑞設計，2003 年 10 月 23 日落成、可容 2,265 席，是洛杉磯愛樂（Los Angeles Philharmonic）的主場。從捐款到啟用歷時十六年——說明「聖地」是長線投資，但一旦落成，迪士尼之名便與這座城市的文化中心永久同框。</w:t>
-      </w:r>
-    </w:p>
-    <w:p>
-      <w:pPr>
-        <w:pStyle w:val="ListBullet"/>
-        <w:spacing w:after="60" w:line="312" w:lineRule="auto"/>
-      </w:pPr>
-      <w:r>
-        <w:rPr>
-          <w:rFonts w:ascii="Microsoft JhengHei" w:hAnsi="Microsoft JhengHei" w:eastAsia="Microsoft JhengHei" w:cs="Microsoft JhengHei"/>
-          <w:b w:val="0"/>
-          <w:i w:val="0"/>
-          <w:color w:val="3C3328"/>
-          <w:sz w:val="28"/>
-        </w:rPr>
-        <w:t>四座殿堂的共通點：出資者的名字（王室、鋼鐵大王、飲料集團、電影家族）都活得比當年任何一場演出更久；建築是唯一「會自己增值、又天天替金主說話」的贊助形式，這也是本張最鼓勵企業複製的一樣回報。</w:t>
-      </w:r>
-    </w:p>
-    <w:p>
-      <w:pPr>
-        <w:pStyle w:val="ListBullet"/>
-        <w:spacing w:after="60" w:line="312" w:lineRule="auto"/>
-      </w:pPr>
-      <w:r>
-        <w:rPr>
-          <w:rFonts w:ascii="Microsoft JhengHei" w:hAnsi="Microsoft JhengHei" w:eastAsia="Microsoft JhengHei" w:cs="Microsoft JhengHei"/>
-          <w:b w:val="0"/>
-          <w:i w:val="0"/>
-          <w:color w:val="3C3328"/>
-          <w:sz w:val="28"/>
-        </w:rPr>
-        <w:t>📖 冠名權（naming rights）：以出資換取「用自己或企業之名為建築、場館命名」的權利；當時＝19 世紀末富豪把姓氏刻上音樂廳，今日＝企業買下體育場、劇院、大樓的命名權做長期廣告。</w:t>
-      </w:r>
-    </w:p>
-    <w:p>
-      <w:pPr>
-        <w:pStyle w:val="ListBullet"/>
-        <w:spacing w:after="60" w:line="312" w:lineRule="auto"/>
-      </w:pPr>
-      <w:r>
-        <w:rPr>
-          <w:rFonts w:ascii="Microsoft JhengHei" w:hAnsi="Microsoft JhengHei" w:eastAsia="Microsoft JhengHei" w:cs="Microsoft JhengHei"/>
-          <w:b w:val="0"/>
-          <w:i w:val="0"/>
-          <w:color w:val="3C3328"/>
-          <w:sz w:val="28"/>
-        </w:rPr>
-        <w:t>📖 拜羅伊特節慶劇院（Bayreuth Festspielhaus）：德國拜羅伊特專為演出華格納歌劇而建的劇院，1876 年啟用；德文「Festspielhaus」意為「節慶劇院」，即專供音樂節使用的殿堂。</w:t>
-      </w:r>
-    </w:p>
-    <w:p>
-      <w:pPr>
-        <w:pStyle w:val="ListBullet"/>
-        <w:spacing w:after="60" w:line="312" w:lineRule="auto"/>
-      </w:pPr>
-      <w:r>
-        <w:rPr>
-          <w:rFonts w:ascii="Microsoft JhengHei" w:hAnsi="Microsoft JhengHei" w:eastAsia="Microsoft JhengHei" w:cs="Microsoft JhengHei"/>
-          <w:b w:val="0"/>
-          <w:i w:val="0"/>
-          <w:color w:val="3C3328"/>
-          <w:sz w:val="28"/>
-        </w:rPr>
-        <w:t>📖 路德維希二世（Ludwig II of Bavaria，1845 至 1886）：巴伐利亞國王，華格納最大的王室金主，也因大興新天鵝堡等宮殿而被稱「童話國王」；當時＝動用國庫替一位作曲家蓋劇院的贊助者。</w:t>
-      </w:r>
-    </w:p>
-    <w:p>
-      <w:pPr>
-        <w:pStyle w:val="ListBullet"/>
-        <w:spacing w:after="60" w:line="312" w:lineRule="auto"/>
-      </w:pPr>
-      <w:r>
-        <w:rPr>
-          <w:rFonts w:ascii="Microsoft JhengHei" w:hAnsi="Microsoft JhengHei" w:eastAsia="Microsoft JhengHei" w:cs="Microsoft JhengHei"/>
-          <w:b w:val="0"/>
-          <w:i w:val="0"/>
-          <w:color w:val="3C3328"/>
-          <w:sz w:val="28"/>
-        </w:rPr>
-        <w:t>📖 《尼貝龍根的指環》（Der Ring des Nibelungen）：華格納耗時約四分之一世紀完成的四部曲樂劇聯篇，拜羅伊特劇院即為其全本首演而建。</w:t>
-      </w:r>
-    </w:p>
-    <w:p>
-      <w:pPr>
-        <w:pStyle w:val="ListBullet"/>
-        <w:spacing w:after="60" w:line="312" w:lineRule="auto"/>
-      </w:pPr>
-      <w:r>
-        <w:rPr>
-          <w:rFonts w:ascii="Microsoft JhengHei" w:hAnsi="Microsoft JhengHei" w:eastAsia="Microsoft JhengHei" w:cs="Microsoft JhengHei"/>
-          <w:b w:val="0"/>
-          <w:i w:val="0"/>
-          <w:color w:val="3C3328"/>
-          <w:sz w:val="28"/>
-        </w:rPr>
-        <w:t>📖 塔勒（Thaler）：19 世紀德語地區通行的大額銀幣，是馬克（Mark）統一通行前的貨幣單位；「十萬塔勒」在當時是興建劇院等級的鉅款。</w:t>
-      </w:r>
-    </w:p>
-    <w:p>
-      <w:pPr>
-        <w:pStyle w:val="ListBullet"/>
-        <w:spacing w:after="60" w:line="312" w:lineRule="auto"/>
-      </w:pPr>
-      <w:r>
-        <w:rPr>
-          <w:rFonts w:ascii="Microsoft JhengHei" w:hAnsi="Microsoft JhengHei" w:eastAsia="Microsoft JhengHei" w:cs="Microsoft JhengHei"/>
-          <w:b w:val="0"/>
-          <w:i w:val="0"/>
-          <w:color w:val="3C3328"/>
-          <w:sz w:val="28"/>
-        </w:rPr>
-        <w:t>📖 安德魯·卡內基（Andrew Carnegie，1835 至 1919）：蘇格蘭裔美國鋼鐵大王，19 世紀末美國首富之一，晚年大舉捐建圖書館與音樂廳；當時＝把鋼鐵財富轉化為文化冠名的代表人物。</w:t>
-      </w:r>
-    </w:p>
-    <w:p>
-      <w:pPr>
-        <w:pStyle w:val="ListBullet"/>
-        <w:spacing w:after="60" w:line="312" w:lineRule="auto"/>
-      </w:pPr>
-      <w:r>
-        <w:rPr>
-          <w:rFonts w:ascii="Microsoft JhengHei" w:hAnsi="Microsoft JhengHei" w:eastAsia="Microsoft JhengHei" w:cs="Microsoft JhengHei"/>
-          <w:b w:val="0"/>
-          <w:i w:val="0"/>
-          <w:color w:val="3C3328"/>
-          <w:sz w:val="28"/>
-        </w:rPr>
-        <w:t>📖 柴可夫斯基（Pyotr Ilyich Tchaikovsky，1840 至 1893）：俄國作曲家，代表作有《天鵝湖》《1812 序曲》等；1891 年受邀為卡內基音樂廳開幕登台指揮，是其美國首演。</w:t>
-      </w:r>
-    </w:p>
-    <w:p>
-      <w:pPr>
-        <w:pStyle w:val="ListBullet"/>
-        <w:spacing w:after="60" w:line="312" w:lineRule="auto"/>
-      </w:pPr>
-      <w:r>
-        <w:rPr>
-          <w:rFonts w:ascii="Microsoft JhengHei" w:hAnsi="Microsoft JhengHei" w:eastAsia="Microsoft JhengHei" w:cs="Microsoft JhengHei"/>
-          <w:b w:val="0"/>
-          <w:i w:val="0"/>
-          <w:color w:val="3C3328"/>
-          <w:sz w:val="28"/>
-        </w:rPr>
-        <w:t>📖 三得利（Suntory）：日本大型飲料與烈酒企業，以威士忌、啤酒聞名；當時＝以企業之名冠名音樂廳、把品牌與高雅音樂綁在一起的亞洲樣板。</w:t>
-      </w:r>
-    </w:p>
-    <w:p>
-      <w:pPr>
-        <w:pStyle w:val="ListBullet"/>
-        <w:spacing w:after="60" w:line="312" w:lineRule="auto"/>
-      </w:pPr>
-      <w:r>
-        <w:rPr>
-          <w:rFonts w:ascii="Microsoft JhengHei" w:hAnsi="Microsoft JhengHei" w:eastAsia="Microsoft JhengHei" w:cs="Microsoft JhengHei"/>
-          <w:b w:val="0"/>
-          <w:i w:val="0"/>
-          <w:color w:val="3C3328"/>
-          <w:sz w:val="28"/>
-        </w:rPr>
-        <w:t>📖 卡拉揚（Herbert von Karajan，1908 至 1989）：奧地利指揮家，長年執掌柏林愛樂，20 世紀最具影響力的指揮之一；他一句「音之寶石盒」成了三得利音樂廳的金字招牌。</w:t>
-      </w:r>
-    </w:p>
-    <w:p>
-      <w:pPr>
-        <w:pStyle w:val="ListBullet"/>
-        <w:spacing w:after="60" w:line="312" w:lineRule="auto"/>
-      </w:pPr>
-      <w:r>
-        <w:rPr>
-          <w:rFonts w:ascii="Microsoft JhengHei" w:hAnsi="Microsoft JhengHei" w:eastAsia="Microsoft JhengHei" w:cs="Microsoft JhengHei"/>
-          <w:b w:val="0"/>
-          <w:i w:val="0"/>
-          <w:color w:val="3C3328"/>
-          <w:sz w:val="28"/>
-        </w:rPr>
-        <w:t>📖 葡萄園式座位（vineyard-style seating）：觀眾席如梯田葡萄園般層層環繞舞台四周的音樂廳格局，柏林愛樂廳首創、三得利音樂廳沿用，兼顧音響與親近感。</w:t>
-      </w:r>
-    </w:p>
-    <w:p>
-      <w:pPr>
-        <w:pStyle w:val="ListBullet"/>
-        <w:spacing w:after="60" w:line="312" w:lineRule="auto"/>
-      </w:pPr>
-      <w:r>
-        <w:rPr>
-          <w:rFonts w:ascii="Microsoft JhengHei" w:hAnsi="Microsoft JhengHei" w:eastAsia="Microsoft JhengHei" w:cs="Microsoft JhengHei"/>
-          <w:b w:val="0"/>
-          <w:i w:val="0"/>
-          <w:color w:val="3C3328"/>
-          <w:sz w:val="28"/>
-        </w:rPr>
-        <w:t>📖 莉蓮·迪士尼（Lillian Disney，1899 至 1997）：華特·迪士尼的遺孀，1987 年以五千萬美元捐款啟動迪士尼音樂廳；當時＝以捐建地標為亡夫立名的家族贊助者。</w:t>
-      </w:r>
-    </w:p>
-    <w:p>
-      <w:pPr>
-        <w:pStyle w:val="ListBullet"/>
-        <w:spacing w:after="60" w:line="312" w:lineRule="auto"/>
-      </w:pPr>
-      <w:r>
-        <w:rPr>
-          <w:rFonts w:ascii="Microsoft JhengHei" w:hAnsi="Microsoft JhengHei" w:eastAsia="Microsoft JhengHei" w:cs="Microsoft JhengHei"/>
-          <w:b w:val="0"/>
-          <w:i w:val="0"/>
-          <w:color w:val="3C3328"/>
-          <w:sz w:val="28"/>
-        </w:rPr>
-        <w:t>📖 法蘭克·蓋瑞（Frank Gehry，1929 年生）：加拿大裔美國建築師，解構主義代表，以不鏽鋼曲面外觀聞名（如畢爾包古根漢美術館）；迪士尼音樂廳是其代表作之一。</w:t>
+        <w:t>這一站刻意把鏡頭對準「金主」西奧：一位巴黎畫商，用長期、穩定、按月的現金流，獨力孵出一位定義時代的大師——證明贊助的關鍵從來不是財力大小，而是「持續」與「對等」。</w:t>
+      </w:r>
+    </w:p>
+    <w:p>
+      <w:pPr>
+        <w:pStyle w:val="ListBullet"/>
+        <w:spacing w:after="60" w:line="312" w:lineRule="auto"/>
+      </w:pPr>
+      <w:r>
+        <w:rPr>
+          <w:rFonts w:ascii="Microsoft JhengHei" w:hAnsi="Microsoft JhengHei" w:eastAsia="Microsoft JhengHei" w:cs="Microsoft JhengHei"/>
+          <w:b w:val="0"/>
+          <w:i w:val="0"/>
+          <w:color w:val="3C3328"/>
+          <w:sz w:val="28"/>
+        </w:rPr>
+        <w:t>資助的性質是「報酬」而非「施捨」：西奧約於 1885 年 6 月寫給母親的信中表示，他把給梵谷（Vincent van Gogh，1853–1890）的錢視為梵谷工作的報酬、是他掙來的；這正是本場一再強調的「對等」原則的最佳注腳。</w:t>
+      </w:r>
+    </w:p>
+    <w:p>
+      <w:pPr>
+        <w:pStyle w:val="ListBullet"/>
+        <w:spacing w:after="60" w:line="312" w:lineRule="auto"/>
+      </w:pPr>
+      <w:r>
+        <w:rPr>
+          <w:rFonts w:ascii="Microsoft JhengHei" w:hAnsi="Microsoft JhengHei" w:eastAsia="Microsoft JhengHei" w:cs="Microsoft JhengHei"/>
+          <w:b w:val="0"/>
+          <w:i w:val="0"/>
+          <w:color w:val="3C3328"/>
+          <w:sz w:val="28"/>
+        </w:rPr>
+        <w:t>對價安排很明確：梵谷把畫寄給西奧，西奧可自由處置與販售——等於一種「預付薪資＋作品歸出資者」的委任關係，而不是單向接濟；梵谷本人也堅持要把這筆錢當成「掙來的收入」看待。</w:t>
+      </w:r>
+    </w:p>
+    <w:p>
+      <w:pPr>
+        <w:pStyle w:val="ListBullet"/>
+        <w:spacing w:after="60" w:line="312" w:lineRule="auto"/>
+      </w:pPr>
+      <w:r>
+        <w:rPr>
+          <w:rFonts w:ascii="Microsoft JhengHei" w:hAnsi="Microsoft JhengHei" w:eastAsia="Microsoft JhengHei" w:cs="Microsoft JhengHei"/>
+          <w:b w:val="0"/>
+          <w:i w:val="0"/>
+          <w:color w:val="3C3328"/>
+          <w:sz w:val="28"/>
+        </w:rPr>
+        <w:t>金額與時程：據梵谷博物館，自 1882 年起這筆匯款成為固定的按月支付，每月約 100–150 法郎（依梵谷居住地而略有增減），一路支撐到梵谷 1890 年 7 月辭世，幾乎貫穿他整個作畫生涯（他 1880 年才轉行認真作畫）。</w:t>
+      </w:r>
+    </w:p>
+    <w:p>
+      <w:pPr>
+        <w:pStyle w:val="ListBullet"/>
+        <w:spacing w:after="60" w:line="312" w:lineRule="auto"/>
+      </w:pPr>
+      <w:r>
+        <w:rPr>
+          <w:rFonts w:ascii="Microsoft JhengHei" w:hAnsi="Microsoft JhengHei" w:eastAsia="Microsoft JhengHei" w:cs="Microsoft JhengHei"/>
+          <w:b w:val="0"/>
+          <w:i w:val="0"/>
+          <w:color w:val="3C3328"/>
+          <w:sz w:val="28"/>
+        </w:rPr>
+        <w:t>這筆錢有多重？據梵谷博物館，100 法郎約合 47–48 荷蘭盾，遠高於當時一名工廠工人養七口之家的月薪（約 32 盾）；換言之這是一份養得起一位職業藝術家的「薪水」，不是零花。</w:t>
+      </w:r>
+    </w:p>
+    <w:p>
+      <w:pPr>
+        <w:pStyle w:val="ListBullet"/>
+        <w:spacing w:after="60" w:line="312" w:lineRule="auto"/>
+      </w:pPr>
+      <w:r>
+        <w:rPr>
+          <w:rFonts w:ascii="Microsoft JhengHei" w:hAnsi="Microsoft JhengHei" w:eastAsia="Microsoft JhengHei" w:cs="Microsoft JhengHei"/>
+          <w:b w:val="0"/>
+          <w:i w:val="0"/>
+          <w:color w:val="3C3328"/>
+          <w:sz w:val="28"/>
+        </w:rPr>
+        <w:t>出資者換到了什麼：十年間梵谷產出約 2,100 件作品（含約 860 幅油畫，且多數集中在最後兩年）——一整批日後價值連城的資產，全由一個人的持續投資孵化而成。</w:t>
+      </w:r>
+    </w:p>
+    <w:p>
+      <w:pPr>
+        <w:pStyle w:val="ListBullet"/>
+        <w:spacing w:after="60" w:line="312" w:lineRule="auto"/>
+      </w:pPr>
+      <w:r>
+        <w:rPr>
+          <w:rFonts w:ascii="Microsoft JhengHei" w:hAnsi="Microsoft JhengHei" w:eastAsia="Microsoft JhengHei" w:cs="Microsoft JhengHei"/>
+          <w:b w:val="0"/>
+          <w:i w:val="0"/>
+          <w:color w:val="3C3328"/>
+          <w:sz w:val="28"/>
+        </w:rPr>
+        <w:t>出資者承擔了全部風險：梵谷生前公認只賣出一幅畫《紅葡萄園》（The Red Vineyard），1890 年在布魯塞爾以 400 法郎售予畫家兼收藏家安娜·波赫（Anna Boch）；市場尚未認可的漫長空窗期，全由西奧一人扛下。</w:t>
+      </w:r>
+    </w:p>
+    <w:p>
+      <w:pPr>
+        <w:pStyle w:val="ListBullet"/>
+        <w:spacing w:after="60" w:line="312" w:lineRule="auto"/>
+      </w:pPr>
+      <w:r>
+        <w:rPr>
+          <w:rFonts w:ascii="Microsoft JhengHei" w:hAnsi="Microsoft JhengHei" w:eastAsia="Microsoft JhengHei" w:cs="Microsoft JhengHei"/>
+          <w:b w:val="0"/>
+          <w:i w:val="0"/>
+          <w:color w:val="3C3328"/>
+          <w:sz w:val="28"/>
+        </w:rPr>
+        <w:t>投影片上的《星夜》（The Starry Night）正是這段資助期的產物：1889 年 6 月畫於聖雷米療養院，如今已成現代藝術的地標，等於西奧那筆月薪換來的最著名成果之一。</w:t>
+      </w:r>
+    </w:p>
+    <w:p>
+      <w:pPr>
+        <w:pStyle w:val="ListBullet"/>
+        <w:spacing w:after="60" w:line="312" w:lineRule="auto"/>
+      </w:pPr>
+      <w:r>
+        <w:rPr>
+          <w:rFonts w:ascii="Microsoft JhengHei" w:hAnsi="Microsoft JhengHei" w:eastAsia="Microsoft JhengHei" w:cs="Microsoft JhengHei"/>
+          <w:b w:val="0"/>
+          <w:i w:val="0"/>
+          <w:color w:val="3C3328"/>
+          <w:sz w:val="28"/>
+        </w:rPr>
+        <w:t>西奧的「贊助」不只是家用匯款：他本業就在推新畫風，1886 年起在畫廊夾層陳列印象派作品（莫內、竇加、畢沙羅等），本身就是梵谷接觸最新藝術語言的橋。</w:t>
+      </w:r>
+    </w:p>
+    <w:p>
+      <w:pPr>
+        <w:pStyle w:val="ListBullet"/>
+        <w:spacing w:after="60" w:line="312" w:lineRule="auto"/>
+      </w:pPr>
+      <w:r>
+        <w:rPr>
+          <w:rFonts w:ascii="Microsoft JhengHei" w:hAnsi="Microsoft JhengHei" w:eastAsia="Microsoft JhengHei" w:cs="Microsoft JhengHei"/>
+          <w:b w:val="0"/>
+          <w:i w:val="0"/>
+          <w:color w:val="3C3328"/>
+          <w:sz w:val="28"/>
+        </w:rPr>
+        <w:t>破除「金主＝豪門」的迷思：對照本場前面登場的梅迪奇銀行王朝（Medici），這裡的金主只是一個相信家人的弟弟——規模天差地遠，但「長期、對等」的機制卻一模一樣。</w:t>
+      </w:r>
+    </w:p>
+    <w:p>
+      <w:pPr>
+        <w:pStyle w:val="ListBullet"/>
+        <w:spacing w:after="60" w:line="312" w:lineRule="auto"/>
+      </w:pPr>
+      <w:r>
+        <w:rPr>
+          <w:rFonts w:ascii="Microsoft JhengHei" w:hAnsi="Microsoft JhengHei" w:eastAsia="Microsoft JhengHei" w:cs="Microsoft JhengHei"/>
+          <w:b w:val="0"/>
+          <w:i w:val="0"/>
+          <w:color w:val="3C3328"/>
+          <w:sz w:val="28"/>
+        </w:rPr>
+        <w:t>投資在身後才真正兌現：西奧比哥哥只多活半年（1891 年 1 月辭世），把「無人問津」變成「無價」的關鍵推手，是西奧遺孀喬安娜——她整理畫作、編輯出版兄弟書信並持續借展推廣，讓這筆長期投資在身後開花結果。</w:t>
+      </w:r>
+    </w:p>
+    <w:p>
+      <w:pPr>
+        <w:pStyle w:val="ListBullet"/>
+        <w:spacing w:after="60" w:line="312" w:lineRule="auto"/>
+      </w:pPr>
+      <w:r>
+        <w:rPr>
+          <w:rFonts w:ascii="Microsoft JhengHei" w:hAnsi="Microsoft JhengHei" w:eastAsia="Microsoft JhengHei" w:cs="Microsoft JhengHei"/>
+          <w:b w:val="0"/>
+          <w:i w:val="0"/>
+          <w:color w:val="3C3328"/>
+          <w:sz w:val="28"/>
+        </w:rPr>
+        <w:t>📖 西奧·梵谷（Theo van Gogh，1857–1891）：文森·梵谷的弟弟、本場的「金主」；巴黎畫商，古庇公司巴黎分店經理，是哥哥終生唯一固定的出資者與精神支柱，兩人往來書信也成為研究梵谷的第一手史料。</w:t>
+      </w:r>
+    </w:p>
+    <w:p>
+      <w:pPr>
+        <w:pStyle w:val="ListBullet"/>
+        <w:spacing w:after="60" w:line="312" w:lineRule="auto"/>
+      </w:pPr>
+      <w:r>
+        <w:rPr>
+          <w:rFonts w:ascii="Microsoft JhengHei" w:hAnsi="Microsoft JhengHei" w:eastAsia="Microsoft JhengHei" w:cs="Microsoft JhengHei"/>
+          <w:b w:val="0"/>
+          <w:i w:val="0"/>
+          <w:color w:val="3C3328"/>
+          <w:sz w:val="28"/>
+        </w:rPr>
+        <w:t>📖 古庇公司／布索-瓦拉東公司（Goupil &amp; Cie ／ Boussod, Valadon &amp; Cie）：西奧任職的巴黎大畫商，巴黎分店位於蒙馬特大道 19 號（19 Boulevard Montmartre）；當時＝橫跨歐美的頂級藝術品經銷與複製版畫帝國，主店於 1884 年改名 Boussod, Valadon &amp; Cie，西奧即在此檯面下推銷印象派。</w:t>
+      </w:r>
+    </w:p>
+    <w:p>
+      <w:pPr>
+        <w:pStyle w:val="ListBullet"/>
+        <w:spacing w:after="60" w:line="312" w:lineRule="auto"/>
+      </w:pPr>
+      <w:r>
+        <w:rPr>
+          <w:rFonts w:ascii="Microsoft JhengHei" w:hAnsi="Microsoft JhengHei" w:eastAsia="Microsoft JhengHei" w:cs="Microsoft JhengHei"/>
+          <w:b w:val="0"/>
+          <w:i w:val="0"/>
+          <w:color w:val="3C3328"/>
+          <w:sz w:val="28"/>
+        </w:rPr>
+        <w:t>📖 法郎與荷蘭盾（franc ／ guilder）：分別是當時法國與荷蘭通行的貨幣；此處用來換算西奧匯款的實質購買力——每月百餘法郎相當於一份中上收入，說明這是「養得起一位藝術家」的資助，而非可有可無的零用。</w:t>
+      </w:r>
+    </w:p>
+    <w:p>
+      <w:pPr>
+        <w:pStyle w:val="ListBullet"/>
+        <w:spacing w:after="60" w:line="312" w:lineRule="auto"/>
+      </w:pPr>
+      <w:r>
+        <w:rPr>
+          <w:rFonts w:ascii="Microsoft JhengHei" w:hAnsi="Microsoft JhengHei" w:eastAsia="Microsoft JhengHei" w:cs="Microsoft JhengHei"/>
+          <w:b w:val="0"/>
+          <w:i w:val="0"/>
+          <w:color w:val="3C3328"/>
+          <w:sz w:val="28"/>
+        </w:rPr>
+        <w:t>📖 《星夜》（The Starry Night）：梵谷 1889 年 6 月於聖雷米療養院所繪的油畫，捲曲星空與前景絲柏是其招牌意象；被譽為西方藝術最知名的畫作之一。</w:t>
+      </w:r>
+    </w:p>
+    <w:p>
+      <w:pPr>
+        <w:pStyle w:val="ListBullet"/>
+        <w:spacing w:after="60" w:line="312" w:lineRule="auto"/>
+      </w:pPr>
+      <w:r>
+        <w:rPr>
+          <w:rFonts w:ascii="Microsoft JhengHei" w:hAnsi="Microsoft JhengHei" w:eastAsia="Microsoft JhengHei" w:cs="Microsoft JhengHei"/>
+          <w:b w:val="0"/>
+          <w:i w:val="0"/>
+          <w:color w:val="3C3328"/>
+          <w:sz w:val="28"/>
+        </w:rPr>
+        <w:t>📖 聖保羅療養院（Saint-Paul-de-Mausole，位於普羅旺斯的聖雷米 Saint-Rémy-de-Provence）：梵谷 1889 年 5 月自願入住的療養院，前身是一座修道院；《星夜》即取景自他二樓病房東窗望出去的景致。</w:t>
+      </w:r>
+    </w:p>
+    <w:p>
+      <w:pPr>
+        <w:pStyle w:val="ListBullet"/>
+        <w:spacing w:after="60" w:line="312" w:lineRule="auto"/>
+      </w:pPr>
+      <w:r>
+        <w:rPr>
+          <w:rFonts w:ascii="Microsoft JhengHei" w:hAnsi="Microsoft JhengHei" w:eastAsia="Microsoft JhengHei" w:cs="Microsoft JhengHei"/>
+          <w:b w:val="0"/>
+          <w:i w:val="0"/>
+          <w:color w:val="3C3328"/>
+          <w:sz w:val="28"/>
+        </w:rPr>
+        <w:t>📖 現代藝術博物館（MoMA，Museum of Modern Art）：位於紐約、1929 年創立的現代藝術重鎮；《星夜》自 1941 年入藏至今，是該館鎮館之作。</w:t>
+      </w:r>
+    </w:p>
+    <w:p>
+      <w:pPr>
+        <w:pStyle w:val="ListBullet"/>
+        <w:spacing w:after="60" w:line="312" w:lineRule="auto"/>
+      </w:pPr>
+      <w:r>
+        <w:rPr>
+          <w:rFonts w:ascii="Microsoft JhengHei" w:hAnsi="Microsoft JhengHei" w:eastAsia="Microsoft JhengHei" w:cs="Microsoft JhengHei"/>
+          <w:b w:val="0"/>
+          <w:i w:val="0"/>
+          <w:color w:val="3C3328"/>
+          <w:sz w:val="28"/>
+        </w:rPr>
+        <w:t>📖 莉莉·布利斯遺贈（Lillie P. Bliss Bequest）：MoMA 由布利斯女士（Lillie P. Bliss）等贊助人於 1929 年共同創辦，她過世後留下的藝術收藏與遺產，1941 年促成《星夜》入藏——又是一則「贊助者成就名作歸宿」的例子。</w:t>
+      </w:r>
+    </w:p>
+    <w:p>
+      <w:pPr>
+        <w:pStyle w:val="ListBullet"/>
+        <w:spacing w:after="60" w:line="312" w:lineRule="auto"/>
+      </w:pPr>
+      <w:r>
+        <w:rPr>
+          <w:rFonts w:ascii="Microsoft JhengHei" w:hAnsi="Microsoft JhengHei" w:eastAsia="Microsoft JhengHei" w:cs="Microsoft JhengHei"/>
+          <w:b w:val="0"/>
+          <w:i w:val="0"/>
+          <w:color w:val="3C3328"/>
+          <w:sz w:val="28"/>
+        </w:rPr>
+        <w:t>📖 《紅葡萄園》（The Red Vineyard）：梵谷 1888 年於法國南部阿爾（Arles）所繪，是他生前公認唯一以畫名記載、確實賣出的作品，今藏莫斯科普希金博物館（Pushkin State Museum of Fine Arts）。</w:t>
+      </w:r>
+    </w:p>
+    <w:p>
+      <w:pPr>
+        <w:pStyle w:val="ListBullet"/>
+        <w:spacing w:after="60" w:line="312" w:lineRule="auto"/>
+      </w:pPr>
+      <w:r>
+        <w:rPr>
+          <w:rFonts w:ascii="Microsoft JhengHei" w:hAnsi="Microsoft JhengHei" w:eastAsia="Microsoft JhengHei" w:cs="Microsoft JhengHei"/>
+          <w:b w:val="0"/>
+          <w:i w:val="0"/>
+          <w:color w:val="3C3328"/>
+          <w:sz w:val="28"/>
+        </w:rPr>
+        <w:t>📖 安娜·波赫（Anna Boch，1848–1936）：比利時女畫家兼收藏家，前衛藝術團體「二十人展」成員；1890 年以 400 法郎買下《紅葡萄園》，是梵谷生前唯一買主，其兄尤金·波赫（Eugène Boch）亦是梵谷好友。</w:t>
+      </w:r>
+    </w:p>
+    <w:p>
+      <w:pPr>
+        <w:pStyle w:val="ListBullet"/>
+        <w:spacing w:after="60" w:line="312" w:lineRule="auto"/>
+      </w:pPr>
+      <w:r>
+        <w:rPr>
+          <w:rFonts w:ascii="Microsoft JhengHei" w:hAnsi="Microsoft JhengHei" w:eastAsia="Microsoft JhengHei" w:cs="Microsoft JhengHei"/>
+          <w:b w:val="0"/>
+          <w:i w:val="0"/>
+          <w:color w:val="3C3328"/>
+          <w:sz w:val="28"/>
+        </w:rPr>
+        <w:t>📖 二十人展（Les XX，直譯「二十人」）：1883 至 1893 年活躍於布魯塞爾的前衛藝術家團體，每年辦沙龍並邀請國外新銳參展；梵谷生前唯一賣出的畫即在其 1890 年展中成交。</w:t>
+      </w:r>
+    </w:p>
+    <w:p>
+      <w:pPr>
+        <w:pStyle w:val="ListBullet"/>
+        <w:spacing w:after="60" w:line="312" w:lineRule="auto"/>
+      </w:pPr>
+      <w:r>
+        <w:rPr>
+          <w:rFonts w:ascii="Microsoft JhengHei" w:hAnsi="Microsoft JhengHei" w:eastAsia="Microsoft JhengHei" w:cs="Microsoft JhengHei"/>
+          <w:b w:val="0"/>
+          <w:i w:val="0"/>
+          <w:color w:val="3C3328"/>
+          <w:sz w:val="28"/>
+        </w:rPr>
+        <w:t>📖 喬安娜·梵谷-邦格（Johanna van Gogh-Bonger，1862–1925）：西奧的妻子；兩兄弟相繼過世後，她保存整理梵谷畫作、編輯出版兩人書信並持續借展推廣，是梵谷身後聲名的關鍵推手，等於把西奧的長期投資真正變現。</w:t>
+      </w:r>
+    </w:p>
+    <w:p>
+      <w:pPr>
+        <w:pStyle w:val="ListBullet"/>
+        <w:spacing w:after="60" w:line="312" w:lineRule="auto"/>
+      </w:pPr>
+      <w:r>
+        <w:rPr>
+          <w:rFonts w:ascii="Microsoft JhengHei" w:hAnsi="Microsoft JhengHei" w:eastAsia="Microsoft JhengHei" w:cs="Microsoft JhengHei"/>
+          <w:b w:val="0"/>
+          <w:i w:val="0"/>
+          <w:color w:val="3C3328"/>
+          <w:sz w:val="28"/>
+        </w:rPr>
+        <w:t>📖 印象派／後印象派（Impressionism ／ Post-Impressionism）：19 世紀後期的繪畫革新運動，前者重光線與瞬間印象（莫內、竇加），梵谷則屬承接其後、更重主觀情感與筆觸的「後印象派」；西奧正是這批新畫風重要的推手與經銷者。</w:t>
+      </w:r>
+    </w:p>
+    <w:p>
+      <w:pPr>
+        <w:pStyle w:val="ListBullet"/>
+        <w:spacing w:after="60" w:line="312" w:lineRule="auto"/>
+      </w:pPr>
+      <w:r>
+        <w:rPr>
+          <w:rFonts w:ascii="Microsoft JhengHei" w:hAnsi="Microsoft JhengHei" w:eastAsia="Microsoft JhengHei" w:cs="Microsoft JhengHei"/>
+          <w:b w:val="0"/>
+          <w:i w:val="0"/>
+          <w:color w:val="3C3328"/>
+          <w:sz w:val="28"/>
+        </w:rPr>
+        <w:t>📖 梅迪奇（Medici）：15 至 16 世紀佛羅倫斯的銀行與政治王朝，本場稍早提到的「豪門級」藝術贊助典範；此處用來反襯——同樣是贊助，西奧的規模微小，機制卻同樣奏效。</w:t>
       </w:r>
     </w:p>
     <w:p>
@@ -8845,7 +8704,474 @@
           <w:color w:val="7C3B2D"/>
           <w:sz w:val="38"/>
         </w:rPr>
-        <w:t xml:space="preserve">投影片 25　</w:t>
+        <w:t xml:space="preserve">投影片 26　</w:t>
+      </w:r>
+      <w:r>
+        <w:rPr>
+          <w:rFonts w:ascii="Microsoft JhengHei" w:hAnsi="Microsoft JhengHei" w:eastAsia="Microsoft JhengHei" w:cs="Microsoft JhengHei"/>
+          <w:b/>
+          <w:i w:val="0"/>
+          <w:color w:val="2B2016"/>
+          <w:sz w:val="38"/>
+        </w:rPr>
+        <w:t>第四樣：聖地與冠名</w:t>
+      </w:r>
+      <w:r>
+        <w:rPr>
+          <w:rFonts w:ascii="Microsoft JhengHei" w:hAnsi="Microsoft JhengHei" w:eastAsia="Microsoft JhengHei" w:cs="Microsoft JhengHei"/>
+          <w:b w:val="0"/>
+          <w:i w:val="0"/>
+          <w:color w:val="6A767A"/>
+          <w:sz w:val="24"/>
+        </w:rPr>
+        <w:t xml:space="preserve">　　⏱ 停留約 25 秒</w:t>
+      </w:r>
+    </w:p>
+    <w:p>
+      <w:pPr>
+        <w:spacing w:before="120" w:after="40" w:line="312" w:lineRule="auto"/>
+      </w:pPr>
+      <w:r>
+        <w:rPr>
+          <w:rFonts w:ascii="Microsoft JhengHei" w:hAnsi="Microsoft JhengHei" w:eastAsia="Microsoft JhengHei" w:cs="Microsoft JhengHei"/>
+          <w:b/>
+          <w:i w:val="0"/>
+          <w:color w:val="7C3B2D"/>
+          <w:sz w:val="24"/>
+        </w:rPr>
+        <w:t>講稿</w:t>
+      </w:r>
+    </w:p>
+    <w:p>
+      <w:pPr>
+        <w:spacing w:before="0" w:after="160" w:line="336" w:lineRule="auto"/>
+      </w:pPr>
+      <w:r>
+        <w:rPr>
+          <w:rFonts w:ascii="Microsoft JhengHei" w:hAnsi="Microsoft JhengHei" w:eastAsia="Microsoft JhengHei" w:cs="Microsoft JhengHei"/>
+          <w:b w:val="0"/>
+          <w:i w:val="0"/>
+          <w:color w:val="222A2D"/>
+          <w:sz w:val="36"/>
+        </w:rPr>
+        <w:t>第四樣回報，最有氣派，也最有機會被各位複製——聖地與冠名。意思是：出錢蓋一座殿堂，把你的名字，刻進一座城市的天際線。這座殿堂，會自己增值，會在你不在的幾十年後，還天天替你說話。</w:t>
+      </w:r>
+    </w:p>
+    <w:p>
+      <w:pPr>
+        <w:spacing w:before="80" w:after="40" w:line="312" w:lineRule="auto"/>
+      </w:pPr>
+      <w:r>
+        <w:rPr>
+          <w:rFonts w:ascii="Microsoft JhengHei" w:hAnsi="Microsoft JhengHei" w:eastAsia="Microsoft JhengHei" w:cs="Microsoft JhengHei"/>
+          <w:b/>
+          <w:i w:val="0"/>
+          <w:color w:val="856017"/>
+          <w:sz w:val="24"/>
+        </w:rPr>
+        <w:t>講義補充</w:t>
+      </w:r>
+    </w:p>
+    <w:p>
+      <w:pPr>
+        <w:pStyle w:val="ListBullet"/>
+        <w:spacing w:after="60" w:line="312" w:lineRule="auto"/>
+      </w:pPr>
+      <w:r>
+        <w:rPr>
+          <w:rFonts w:ascii="Microsoft JhengHei" w:hAnsi="Microsoft JhengHei" w:eastAsia="Microsoft JhengHei" w:cs="Microsoft JhengHei"/>
+          <w:b w:val="0"/>
+          <w:i w:val="0"/>
+          <w:color w:val="3C3328"/>
+          <w:sz w:val="28"/>
+        </w:rPr>
+        <w:t>第四樣回報：聖地與冠名——用一筆錢蓋一座殿堂，把名字刻進一座城市的天際線；建築不會退休、不會跳槽，幾十年後仍每天替出資者說話，而且會自己增值。</w:t>
+      </w:r>
+    </w:p>
+    <w:p>
+      <w:pPr>
+        <w:pStyle w:val="ListBullet"/>
+        <w:spacing w:after="60" w:line="312" w:lineRule="auto"/>
+      </w:pPr>
+      <w:r>
+        <w:rPr>
+          <w:rFonts w:ascii="Microsoft JhengHei" w:hAnsi="Microsoft JhengHei" w:eastAsia="Microsoft JhengHei" w:cs="Microsoft JhengHei"/>
+          <w:b w:val="0"/>
+          <w:i w:val="0"/>
+          <w:color w:val="3C3328"/>
+          <w:sz w:val="28"/>
+        </w:rPr>
+        <w:t>這是門檻最高、卻最有氣派的贊助形式：不像贊助一場演出（散場即消失）、也不像委託一首曲子（得靠人演才活過來），而是留下一棟「產權明確、名字明確」的地標，等於把品牌鑄進混凝土與石材裡。</w:t>
+      </w:r>
+    </w:p>
+    <w:p>
+      <w:pPr>
+        <w:pStyle w:val="ListBullet"/>
+        <w:spacing w:after="60" w:line="312" w:lineRule="auto"/>
+      </w:pPr>
+      <w:r>
+        <w:rPr>
+          <w:rFonts w:ascii="Microsoft JhengHei" w:hAnsi="Microsoft JhengHei" w:eastAsia="Microsoft JhengHei" w:cs="Microsoft JhengHei"/>
+          <w:b w:val="0"/>
+          <w:i w:val="0"/>
+          <w:color w:val="3C3328"/>
+          <w:sz w:val="28"/>
+        </w:rPr>
+        <w:t>冠名（naming rights）本質是一筆交易：出資者付建築費，換到「用自己或家族、企業之名為設施命名」的權利，以及隨之而來的數十年曝光與社會聲望；今日職業運動場館、大學講堂、醫院大樓沿用的，正是同一套邏輯。</w:t>
+      </w:r>
+    </w:p>
+    <w:p>
+      <w:pPr>
+        <w:pStyle w:val="ListBullet"/>
+        <w:spacing w:after="60" w:line="312" w:lineRule="auto"/>
+      </w:pPr>
+      <w:r>
+        <w:rPr>
+          <w:rFonts w:ascii="Microsoft JhengHei" w:hAnsi="Microsoft JhengHei" w:eastAsia="Microsoft JhengHei" w:cs="Microsoft JhengHei"/>
+          <w:b w:val="0"/>
+          <w:i w:val="0"/>
+          <w:color w:val="3C3328"/>
+          <w:sz w:val="28"/>
+        </w:rPr>
+        <w:t>案例一 拜羅伊特節慶劇院（呼應浪漫站）：這是「一位金主蓋一整座劇院、只為一位作曲家」的極端案例，出資者是巴伐利亞國王路德維希二世。1872 年 5 月 22 日（華格納 59 歲生日）奠基，1876 年 8 月 13 至 17 日以《尼貝龍根的指環》全本四部曲首演揭幕，開幕盛會連德皇威廉一世、巴西皇帝佩德羅二世與哲學家尼采都到場。</w:t>
+      </w:r>
+    </w:p>
+    <w:p>
+      <w:pPr>
+        <w:pStyle w:val="ListBullet"/>
+        <w:spacing w:after="60" w:line="312" w:lineRule="auto"/>
+      </w:pPr>
+      <w:r>
+        <w:rPr>
+          <w:rFonts w:ascii="Microsoft JhengHei" w:hAnsi="Microsoft JhengHei" w:eastAsia="Microsoft JhengHei" w:cs="Microsoft JhengHei"/>
+          <w:b w:val="0"/>
+          <w:i w:val="0"/>
+          <w:color w:val="3C3328"/>
+          <w:sz w:val="28"/>
+        </w:rPr>
+        <w:t>據載路德維希二世 1874 年 1 月撥款十萬塔勒（Thaler），後又以四十萬馬克的信貸擔保工程完工；即使有王室金援，華格納仍得靠巡演與募款補缺口。金主換到的是：一座至今每年仍以「拜羅伊特音樂節」之名運轉、與贊助者永久綁定的音樂聖地。</w:t>
+      </w:r>
+    </w:p>
+    <w:p>
+      <w:pPr>
+        <w:pStyle w:val="ListBullet"/>
+        <w:spacing w:after="60" w:line="312" w:lineRule="auto"/>
+      </w:pPr>
+      <w:r>
+        <w:rPr>
+          <w:rFonts w:ascii="Microsoft JhengHei" w:hAnsi="Microsoft JhengHei" w:eastAsia="Microsoft JhengHei" w:cs="Microsoft JhengHei"/>
+          <w:b w:val="0"/>
+          <w:i w:val="0"/>
+          <w:color w:val="3C3328"/>
+          <w:sz w:val="28"/>
+        </w:rPr>
+        <w:t>案例二 卡內基音樂廳（Carnegie Hall）：美國鋼鐵鉅子安德魯·卡內基出資（據載造價約一百一十萬美元），1891 年 5 月 5 日於紐約開幕，開幕週由俄國作曲家柴可夫斯基登台指揮（他的美國首演）。這是「冠名」二字最經典的教材。</w:t>
+      </w:r>
+    </w:p>
+    <w:p>
+      <w:pPr>
+        <w:pStyle w:val="ListBullet"/>
+        <w:spacing w:after="60" w:line="312" w:lineRule="auto"/>
+      </w:pPr>
+      <w:r>
+        <w:rPr>
+          <w:rFonts w:ascii="Microsoft JhengHei" w:hAnsi="Microsoft JhengHei" w:eastAsia="Microsoft JhengHei" w:cs="Microsoft JhengHei"/>
+          <w:b w:val="0"/>
+          <w:i w:val="0"/>
+          <w:color w:val="3C3328"/>
+          <w:sz w:val="28"/>
+        </w:rPr>
+        <w:t>冠名軼事：此廳原名只叫「音樂廳」（Music Hall），1893 年董事會才說服卡內基同意冠上其名；據 Wikipedia 一說，是為了不被歐洲藝術家誤認成低俗的雜耍廳（vulgar music hall）。直到今天，正立面仍留著「Music Hall founded by Andrew Carnegie」字樣——一個名字，換來一百三十餘年、全球音樂家夢想登台的「品牌背書」。</w:t>
+      </w:r>
+    </w:p>
+    <w:p>
+      <w:pPr>
+        <w:pStyle w:val="ListBullet"/>
+        <w:spacing w:after="60" w:line="312" w:lineRule="auto"/>
+      </w:pPr>
+      <w:r>
+        <w:rPr>
+          <w:rFonts w:ascii="Microsoft JhengHei" w:hAnsi="Microsoft JhengHei" w:eastAsia="Microsoft JhengHei" w:cs="Microsoft JhengHei"/>
+          <w:b w:val="0"/>
+          <w:i w:val="0"/>
+          <w:color w:val="3C3328"/>
+          <w:sz w:val="28"/>
+        </w:rPr>
+        <w:t>案例三 三得利音樂廳（Suntory Hall）：現代企業冠名的樣板。日本飲料與威士忌企業三得利出資興建，1986 年 10 月 12 日於東京赤坂開幕，據 Wikipedia 記載是為紀念其威士忌釀造 60 週年、啤酒釀造 20 週年。</w:t>
+      </w:r>
+    </w:p>
+    <w:p>
+      <w:pPr>
+        <w:pStyle w:val="ListBullet"/>
+        <w:spacing w:after="60" w:line="312" w:lineRule="auto"/>
+      </w:pPr>
+      <w:r>
+        <w:rPr>
+          <w:rFonts w:ascii="Microsoft JhengHei" w:hAnsi="Microsoft JhengHei" w:eastAsia="Microsoft JhengHei" w:cs="Microsoft JhengHei"/>
+          <w:b w:val="0"/>
+          <w:i w:val="0"/>
+          <w:color w:val="3C3328"/>
+          <w:sz w:val="28"/>
+        </w:rPr>
+        <w:t>名家背書：指揮巨匠卡拉揚盛讚它是「音之寶石盒」（a jewel box of sound），並參與設計、建議採用如柏林愛樂廳的「葡萄園式」座位（觀眾環繞舞台）；1998 年廳前更闢「卡拉揚廣場」。對出資企業而言，這句名家評語本身就是一筆無價的行銷資產。</w:t>
+      </w:r>
+    </w:p>
+    <w:p>
+      <w:pPr>
+        <w:pStyle w:val="ListBullet"/>
+        <w:spacing w:after="60" w:line="312" w:lineRule="auto"/>
+      </w:pPr>
+      <w:r>
+        <w:rPr>
+          <w:rFonts w:ascii="Microsoft JhengHei" w:hAnsi="Microsoft JhengHei" w:eastAsia="Microsoft JhengHei" w:cs="Microsoft JhengHei"/>
+          <w:b w:val="0"/>
+          <w:i w:val="0"/>
+          <w:color w:val="3C3328"/>
+          <w:sz w:val="28"/>
+        </w:rPr>
+        <w:t>案例四 華特·迪士尼音樂廳（Walt Disney Concert Hall）：家族以逝者之名留下地標的範例。1987 年，華特·迪士尼的遺孀莉蓮·迪士尼捐出五千萬美元啟動興建，作為對亡夫的致敬，也作為送給洛杉磯市民的禮物。</w:t>
+      </w:r>
+    </w:p>
+    <w:p>
+      <w:pPr>
+        <w:pStyle w:val="ListBullet"/>
+        <w:spacing w:after="60" w:line="312" w:lineRule="auto"/>
+      </w:pPr>
+      <w:r>
+        <w:rPr>
+          <w:rFonts w:ascii="Microsoft JhengHei" w:hAnsi="Microsoft JhengHei" w:eastAsia="Microsoft JhengHei" w:cs="Microsoft JhengHei"/>
+          <w:b w:val="0"/>
+          <w:i w:val="0"/>
+          <w:color w:val="3C3328"/>
+          <w:sz w:val="28"/>
+        </w:rPr>
+        <w:t>由建築名家法蘭克·蓋瑞設計，2003 年 10 月 23 日落成、可容 2,265 席，是洛杉磯愛樂（Los Angeles Philharmonic）的主場。從捐款到啟用歷時十六年——說明「聖地」是長線投資，但一旦落成，迪士尼之名便與這座城市的文化中心永久同框。</w:t>
+      </w:r>
+    </w:p>
+    <w:p>
+      <w:pPr>
+        <w:pStyle w:val="ListBullet"/>
+        <w:spacing w:after="60" w:line="312" w:lineRule="auto"/>
+      </w:pPr>
+      <w:r>
+        <w:rPr>
+          <w:rFonts w:ascii="Microsoft JhengHei" w:hAnsi="Microsoft JhengHei" w:eastAsia="Microsoft JhengHei" w:cs="Microsoft JhengHei"/>
+          <w:b w:val="0"/>
+          <w:i w:val="0"/>
+          <w:color w:val="3C3328"/>
+          <w:sz w:val="28"/>
+        </w:rPr>
+        <w:t>四座殿堂的共通點：出資者的名字（王室、鋼鐵大王、飲料集團、電影家族）都活得比當年任何一場演出更久；建築是唯一「會自己增值、又天天替金主說話」的贊助形式，這也是本張最鼓勵企業複製的一樣回報。</w:t>
+      </w:r>
+    </w:p>
+    <w:p>
+      <w:pPr>
+        <w:pStyle w:val="ListBullet"/>
+        <w:spacing w:after="60" w:line="312" w:lineRule="auto"/>
+      </w:pPr>
+      <w:r>
+        <w:rPr>
+          <w:rFonts w:ascii="Microsoft JhengHei" w:hAnsi="Microsoft JhengHei" w:eastAsia="Microsoft JhengHei" w:cs="Microsoft JhengHei"/>
+          <w:b w:val="0"/>
+          <w:i w:val="0"/>
+          <w:color w:val="3C3328"/>
+          <w:sz w:val="28"/>
+        </w:rPr>
+        <w:t>📖 冠名權（naming rights）：以出資換取「用自己或企業之名為建築、場館命名」的權利；當時＝19 世紀末富豪把姓氏刻上音樂廳，今日＝企業買下體育場、劇院、大樓的命名權做長期廣告。</w:t>
+      </w:r>
+    </w:p>
+    <w:p>
+      <w:pPr>
+        <w:pStyle w:val="ListBullet"/>
+        <w:spacing w:after="60" w:line="312" w:lineRule="auto"/>
+      </w:pPr>
+      <w:r>
+        <w:rPr>
+          <w:rFonts w:ascii="Microsoft JhengHei" w:hAnsi="Microsoft JhengHei" w:eastAsia="Microsoft JhengHei" w:cs="Microsoft JhengHei"/>
+          <w:b w:val="0"/>
+          <w:i w:val="0"/>
+          <w:color w:val="3C3328"/>
+          <w:sz w:val="28"/>
+        </w:rPr>
+        <w:t>📖 拜羅伊特節慶劇院（Bayreuth Festspielhaus）：德國拜羅伊特專為演出華格納歌劇而建的劇院，1876 年啟用；德文「Festspielhaus」意為「節慶劇院」，即專供音樂節使用的殿堂。</w:t>
+      </w:r>
+    </w:p>
+    <w:p>
+      <w:pPr>
+        <w:pStyle w:val="ListBullet"/>
+        <w:spacing w:after="60" w:line="312" w:lineRule="auto"/>
+      </w:pPr>
+      <w:r>
+        <w:rPr>
+          <w:rFonts w:ascii="Microsoft JhengHei" w:hAnsi="Microsoft JhengHei" w:eastAsia="Microsoft JhengHei" w:cs="Microsoft JhengHei"/>
+          <w:b w:val="0"/>
+          <w:i w:val="0"/>
+          <w:color w:val="3C3328"/>
+          <w:sz w:val="28"/>
+        </w:rPr>
+        <w:t>📖 路德維希二世（Ludwig II of Bavaria，1845 至 1886）：巴伐利亞國王，華格納最大的王室金主，也因大興新天鵝堡等宮殿而被稱「童話國王」；當時＝動用國庫替一位作曲家蓋劇院的贊助者。</w:t>
+      </w:r>
+    </w:p>
+    <w:p>
+      <w:pPr>
+        <w:pStyle w:val="ListBullet"/>
+        <w:spacing w:after="60" w:line="312" w:lineRule="auto"/>
+      </w:pPr>
+      <w:r>
+        <w:rPr>
+          <w:rFonts w:ascii="Microsoft JhengHei" w:hAnsi="Microsoft JhengHei" w:eastAsia="Microsoft JhengHei" w:cs="Microsoft JhengHei"/>
+          <w:b w:val="0"/>
+          <w:i w:val="0"/>
+          <w:color w:val="3C3328"/>
+          <w:sz w:val="28"/>
+        </w:rPr>
+        <w:t>📖 《尼貝龍根的指環》（Der Ring des Nibelungen）：華格納耗時約四分之一世紀完成的四部曲樂劇聯篇，拜羅伊特劇院即為其全本首演而建。</w:t>
+      </w:r>
+    </w:p>
+    <w:p>
+      <w:pPr>
+        <w:pStyle w:val="ListBullet"/>
+        <w:spacing w:after="60" w:line="312" w:lineRule="auto"/>
+      </w:pPr>
+      <w:r>
+        <w:rPr>
+          <w:rFonts w:ascii="Microsoft JhengHei" w:hAnsi="Microsoft JhengHei" w:eastAsia="Microsoft JhengHei" w:cs="Microsoft JhengHei"/>
+          <w:b w:val="0"/>
+          <w:i w:val="0"/>
+          <w:color w:val="3C3328"/>
+          <w:sz w:val="28"/>
+        </w:rPr>
+        <w:t>📖 塔勒（Thaler）：19 世紀德語地區通行的大額銀幣，是馬克（Mark）統一通行前的貨幣單位；「十萬塔勒」在當時是興建劇院等級的鉅款。</w:t>
+      </w:r>
+    </w:p>
+    <w:p>
+      <w:pPr>
+        <w:pStyle w:val="ListBullet"/>
+        <w:spacing w:after="60" w:line="312" w:lineRule="auto"/>
+      </w:pPr>
+      <w:r>
+        <w:rPr>
+          <w:rFonts w:ascii="Microsoft JhengHei" w:hAnsi="Microsoft JhengHei" w:eastAsia="Microsoft JhengHei" w:cs="Microsoft JhengHei"/>
+          <w:b w:val="0"/>
+          <w:i w:val="0"/>
+          <w:color w:val="3C3328"/>
+          <w:sz w:val="28"/>
+        </w:rPr>
+        <w:t>📖 安德魯·卡內基（Andrew Carnegie，1835 至 1919）：蘇格蘭裔美國鋼鐵大王，19 世紀末美國首富之一，晚年大舉捐建圖書館與音樂廳；當時＝把鋼鐵財富轉化為文化冠名的代表人物。</w:t>
+      </w:r>
+    </w:p>
+    <w:p>
+      <w:pPr>
+        <w:pStyle w:val="ListBullet"/>
+        <w:spacing w:after="60" w:line="312" w:lineRule="auto"/>
+      </w:pPr>
+      <w:r>
+        <w:rPr>
+          <w:rFonts w:ascii="Microsoft JhengHei" w:hAnsi="Microsoft JhengHei" w:eastAsia="Microsoft JhengHei" w:cs="Microsoft JhengHei"/>
+          <w:b w:val="0"/>
+          <w:i w:val="0"/>
+          <w:color w:val="3C3328"/>
+          <w:sz w:val="28"/>
+        </w:rPr>
+        <w:t>📖 柴可夫斯基（Pyotr Ilyich Tchaikovsky，1840 至 1893）：俄國作曲家，代表作有《天鵝湖》《1812 序曲》等；1891 年受邀為卡內基音樂廳開幕登台指揮，是其美國首演。</w:t>
+      </w:r>
+    </w:p>
+    <w:p>
+      <w:pPr>
+        <w:pStyle w:val="ListBullet"/>
+        <w:spacing w:after="60" w:line="312" w:lineRule="auto"/>
+      </w:pPr>
+      <w:r>
+        <w:rPr>
+          <w:rFonts w:ascii="Microsoft JhengHei" w:hAnsi="Microsoft JhengHei" w:eastAsia="Microsoft JhengHei" w:cs="Microsoft JhengHei"/>
+          <w:b w:val="0"/>
+          <w:i w:val="0"/>
+          <w:color w:val="3C3328"/>
+          <w:sz w:val="28"/>
+        </w:rPr>
+        <w:t>📖 三得利（Suntory）：日本大型飲料與烈酒企業，以威士忌、啤酒聞名；當時＝以企業之名冠名音樂廳、把品牌與高雅音樂綁在一起的亞洲樣板。</w:t>
+      </w:r>
+    </w:p>
+    <w:p>
+      <w:pPr>
+        <w:pStyle w:val="ListBullet"/>
+        <w:spacing w:after="60" w:line="312" w:lineRule="auto"/>
+      </w:pPr>
+      <w:r>
+        <w:rPr>
+          <w:rFonts w:ascii="Microsoft JhengHei" w:hAnsi="Microsoft JhengHei" w:eastAsia="Microsoft JhengHei" w:cs="Microsoft JhengHei"/>
+          <w:b w:val="0"/>
+          <w:i w:val="0"/>
+          <w:color w:val="3C3328"/>
+          <w:sz w:val="28"/>
+        </w:rPr>
+        <w:t>📖 卡拉揚（Herbert von Karajan，1908 至 1989）：奧地利指揮家，長年執掌柏林愛樂，20 世紀最具影響力的指揮之一；他一句「音之寶石盒」成了三得利音樂廳的金字招牌。</w:t>
+      </w:r>
+    </w:p>
+    <w:p>
+      <w:pPr>
+        <w:pStyle w:val="ListBullet"/>
+        <w:spacing w:after="60" w:line="312" w:lineRule="auto"/>
+      </w:pPr>
+      <w:r>
+        <w:rPr>
+          <w:rFonts w:ascii="Microsoft JhengHei" w:hAnsi="Microsoft JhengHei" w:eastAsia="Microsoft JhengHei" w:cs="Microsoft JhengHei"/>
+          <w:b w:val="0"/>
+          <w:i w:val="0"/>
+          <w:color w:val="3C3328"/>
+          <w:sz w:val="28"/>
+        </w:rPr>
+        <w:t>📖 葡萄園式座位（vineyard-style seating）：觀眾席如梯田葡萄園般層層環繞舞台四周的音樂廳格局，柏林愛樂廳首創、三得利音樂廳沿用，兼顧音響與親近感。</w:t>
+      </w:r>
+    </w:p>
+    <w:p>
+      <w:pPr>
+        <w:pStyle w:val="ListBullet"/>
+        <w:spacing w:after="60" w:line="312" w:lineRule="auto"/>
+      </w:pPr>
+      <w:r>
+        <w:rPr>
+          <w:rFonts w:ascii="Microsoft JhengHei" w:hAnsi="Microsoft JhengHei" w:eastAsia="Microsoft JhengHei" w:cs="Microsoft JhengHei"/>
+          <w:b w:val="0"/>
+          <w:i w:val="0"/>
+          <w:color w:val="3C3328"/>
+          <w:sz w:val="28"/>
+        </w:rPr>
+        <w:t>📖 莉蓮·迪士尼（Lillian Disney，1899 至 1997）：華特·迪士尼的遺孀，1987 年以五千萬美元捐款啟動迪士尼音樂廳；當時＝以捐建地標為亡夫立名的家族贊助者。</w:t>
+      </w:r>
+    </w:p>
+    <w:p>
+      <w:pPr>
+        <w:pStyle w:val="ListBullet"/>
+        <w:spacing w:after="60" w:line="312" w:lineRule="auto"/>
+      </w:pPr>
+      <w:r>
+        <w:rPr>
+          <w:rFonts w:ascii="Microsoft JhengHei" w:hAnsi="Microsoft JhengHei" w:eastAsia="Microsoft JhengHei" w:cs="Microsoft JhengHei"/>
+          <w:b w:val="0"/>
+          <w:i w:val="0"/>
+          <w:color w:val="3C3328"/>
+          <w:sz w:val="28"/>
+        </w:rPr>
+        <w:t>📖 法蘭克·蓋瑞（Frank Gehry，1929 年生）：加拿大裔美國建築師，解構主義代表，以不鏽鋼曲面外觀聞名（如畢爾包古根漢美術館）；迪士尼音樂廳是其代表作之一。</w:t>
+      </w:r>
+    </w:p>
+    <w:p>
+      <w:pPr>
+        <w:pBdr>
+          <w:bottom w:val="single" w:sz="6" w:space="4" w:color="E4D9C3"/>
+        </w:pBdr>
+        <w:spacing w:before="240" w:after="80" w:line="312" w:lineRule="auto"/>
+      </w:pPr>
+      <w:r>
+        <w:rPr>
+          <w:rFonts w:ascii="Microsoft JhengHei" w:hAnsi="Microsoft JhengHei" w:eastAsia="Microsoft JhengHei" w:cs="Microsoft JhengHei"/>
+          <w:b/>
+          <w:i w:val="0"/>
+          <w:color w:val="7C3B2D"/>
+          <w:sz w:val="38"/>
+        </w:rPr>
+        <w:t xml:space="preserve">投影片 27　</w:t>
       </w:r>
       <w:r>
         <w:rPr>
@@ -9309,7 +9635,7 @@
           <w:color w:val="7C3B2D"/>
           <w:sz w:val="38"/>
         </w:rPr>
-        <w:t xml:space="preserve">投影片 26　</w:t>
+        <w:t xml:space="preserve">投影片 28　</w:t>
       </w:r>
       <w:r>
         <w:rPr>
@@ -9805,7 +10131,7 @@
           <w:color w:val="7C3B2D"/>
           <w:sz w:val="38"/>
         </w:rPr>
-        <w:t xml:space="preserve">投影片 27　</w:t>
+        <w:t xml:space="preserve">投影片 29　</w:t>
       </w:r>
       <w:r>
         <w:rPr>
@@ -10240,7 +10566,7 @@
           <w:color w:val="7C3B2D"/>
           <w:sz w:val="38"/>
         </w:rPr>
-        <w:t xml:space="preserve">投影片 28　</w:t>
+        <w:t xml:space="preserve">投影片 30　</w:t>
       </w:r>
       <w:r>
         <w:rPr>
@@ -10595,7 +10921,7 @@
           <w:color w:val="7C3B2D"/>
           <w:sz w:val="38"/>
         </w:rPr>
-        <w:t xml:space="preserve">投影片 29　</w:t>
+        <w:t xml:space="preserve">投影片 31　</w:t>
       </w:r>
       <w:r>
         <w:rPr>
@@ -10822,7 +11148,7 @@
           <w:color w:val="7C3B2D"/>
           <w:sz w:val="38"/>
         </w:rPr>
-        <w:t xml:space="preserve">投影片 30　</w:t>
+        <w:t xml:space="preserve">投影片 32　</w:t>
       </w:r>
       <w:r>
         <w:rPr>
@@ -11225,7 +11551,7 @@
           <w:color w:val="7C3B2D"/>
           <w:sz w:val="38"/>
         </w:rPr>
-        <w:t xml:space="preserve">投影片 31　</w:t>
+        <w:t xml:space="preserve">投影片 33　</w:t>
       </w:r>
       <w:r>
         <w:rPr>
@@ -11436,7 +11762,7 @@
           <w:color w:val="7C3B2D"/>
           <w:sz w:val="38"/>
         </w:rPr>
-        <w:t xml:space="preserve">投影片 32　</w:t>
+        <w:t xml:space="preserve">投影片 34　</w:t>
       </w:r>
       <w:r>
         <w:rPr>
@@ -11887,7 +12213,7 @@
           <w:color w:val="7C3B2D"/>
           <w:sz w:val="38"/>
         </w:rPr>
-        <w:t xml:space="preserve">投影片 33　</w:t>
+        <w:t xml:space="preserve">投影片 35　</w:t>
       </w:r>
       <w:r>
         <w:rPr>
@@ -12322,7 +12648,7 @@
           <w:color w:val="7C3B2D"/>
           <w:sz w:val="38"/>
         </w:rPr>
-        <w:t xml:space="preserve">投影片 34　</w:t>
+        <w:t xml:space="preserve">投影片 36　</w:t>
       </w:r>
       <w:r>
         <w:rPr>
@@ -12754,7 +13080,7 @@
           <w:color w:val="7C3B2D"/>
           <w:sz w:val="38"/>
         </w:rPr>
-        <w:t xml:space="preserve">投影片 35　</w:t>
+        <w:t xml:space="preserve">投影片 37　</w:t>
       </w:r>
       <w:r>
         <w:rPr>
@@ -13202,7 +13528,7 @@
           <w:color w:val="7C3B2D"/>
           <w:sz w:val="38"/>
         </w:rPr>
-        <w:t xml:space="preserve">投影片 36　</w:t>
+        <w:t xml:space="preserve">投影片 38　</w:t>
       </w:r>
       <w:r>
         <w:rPr>
@@ -13602,7 +13928,7 @@
           <w:color w:val="7C3B2D"/>
           <w:sz w:val="38"/>
         </w:rPr>
-        <w:t xml:space="preserve">投影片 37　</w:t>
+        <w:t xml:space="preserve">投影片 39　</w:t>
       </w:r>
       <w:r>
         <w:rPr>
@@ -13938,7 +14264,7 @@
           <w:color w:val="7C3B2D"/>
           <w:sz w:val="38"/>
         </w:rPr>
-        <w:t xml:space="preserve">投影片 38　</w:t>
+        <w:t xml:space="preserve">投影片 40　</w:t>
       </w:r>
       <w:r>
         <w:rPr>
@@ -14434,7 +14760,7 @@
           <w:color w:val="7C3B2D"/>
           <w:sz w:val="38"/>
         </w:rPr>
-        <w:t xml:space="preserve">投影片 39　</w:t>
+        <w:t xml:space="preserve">投影片 41　</w:t>
       </w:r>
       <w:r>
         <w:rPr>
@@ -14917,7 +15243,7 @@
           <w:color w:val="7C3B2D"/>
           <w:sz w:val="38"/>
         </w:rPr>
-        <w:t xml:space="preserve">投影片 40　</w:t>
+        <w:t xml:space="preserve">投影片 42　</w:t>
       </w:r>
       <w:r>
         <w:rPr>
@@ -15352,7 +15678,7 @@
           <w:color w:val="7C3B2D"/>
           <w:sz w:val="38"/>
         </w:rPr>
-        <w:t xml:space="preserve">投影片 41　</w:t>
+        <w:t xml:space="preserve">投影片 43　</w:t>
       </w:r>
       <w:r>
         <w:rPr>
@@ -15611,7 +15937,7 @@
           <w:color w:val="7C3B2D"/>
           <w:sz w:val="38"/>
         </w:rPr>
-        <w:t xml:space="preserve">投影片 42　</w:t>
+        <w:t xml:space="preserve">投影片 44　</w:t>
       </w:r>
       <w:r>
         <w:rPr>
@@ -16059,7 +16385,7 @@
           <w:color w:val="7C3B2D"/>
           <w:sz w:val="38"/>
         </w:rPr>
-        <w:t xml:space="preserve">投影片 43　</w:t>
+        <w:t xml:space="preserve">投影片 45　</w:t>
       </w:r>
       <w:r>
         <w:rPr>
@@ -16478,7 +16804,7 @@
           <w:color w:val="7C3B2D"/>
           <w:sz w:val="38"/>
         </w:rPr>
-        <w:t xml:space="preserve">投影片 44　</w:t>
+        <w:t xml:space="preserve">投影片 46　</w:t>
       </w:r>
       <w:r>
         <w:rPr>
@@ -16977,7 +17303,7 @@
           <w:color w:val="7C3B2D"/>
           <w:sz w:val="38"/>
         </w:rPr>
-        <w:t xml:space="preserve">投影片 45　</w:t>
+        <w:t xml:space="preserve">投影片 47　</w:t>
       </w:r>
       <w:r>
         <w:rPr>
@@ -17380,7 +17706,7 @@
           <w:color w:val="7C3B2D"/>
           <w:sz w:val="38"/>
         </w:rPr>
-        <w:t xml:space="preserve">投影片 46　</w:t>
+        <w:t xml:space="preserve">投影片 48　</w:t>
       </w:r>
       <w:r>
         <w:rPr>
@@ -17620,7 +17946,7 @@
           <w:color w:val="7C3B2D"/>
           <w:sz w:val="38"/>
         </w:rPr>
-        <w:t xml:space="preserve">投影片 47　</w:t>
+        <w:t xml:space="preserve">投影片 49　</w:t>
       </w:r>
       <w:r>
         <w:rPr>
@@ -17911,7 +18237,7 @@
           <w:color w:val="7C3B2D"/>
           <w:sz w:val="38"/>
         </w:rPr>
-        <w:t xml:space="preserve">投影片 48　</w:t>
+        <w:t xml:space="preserve">投影片 50　</w:t>
       </w:r>
       <w:r>
         <w:rPr>
@@ -18154,7 +18480,7 @@
           <w:color w:val="7C3B2D"/>
           <w:sz w:val="38"/>
         </w:rPr>
-        <w:t xml:space="preserve">投影片 49　</w:t>
+        <w:t xml:space="preserve">投影片 51　</w:t>
       </w:r>
       <w:r>
         <w:rPr>
@@ -18365,7 +18691,7 @@
           <w:color w:val="7C3B2D"/>
           <w:sz w:val="38"/>
         </w:rPr>
-        <w:t xml:space="preserve">投影片 50　</w:t>
+        <w:t xml:space="preserve">投影片 52　</w:t>
       </w:r>
       <w:r>
         <w:rPr>
@@ -18576,7 +18902,7 @@
           <w:color w:val="7C3B2D"/>
           <w:sz w:val="38"/>
         </w:rPr>
-        <w:t xml:space="preserve">投影片 51　</w:t>
+        <w:t xml:space="preserve">投影片 53　</w:t>
       </w:r>
       <w:r>
         <w:rPr>
@@ -18819,7 +19145,7 @@
           <w:color w:val="7C3B2D"/>
           <w:sz w:val="38"/>
         </w:rPr>
-        <w:t xml:space="preserve">投影片 52　</w:t>
+        <w:t xml:space="preserve">投影片 54　</w:t>
       </w:r>
       <w:r>
         <w:rPr>
@@ -19030,7 +19356,7 @@
           <w:color w:val="7C3B2D"/>
           <w:sz w:val="38"/>
         </w:rPr>
-        <w:t xml:space="preserve">投影片 53　</w:t>
+        <w:t xml:space="preserve">投影片 55　</w:t>
       </w:r>
       <w:r>
         <w:rPr>
@@ -19510,7 +19836,7 @@
           <w:color w:val="7C3B2D"/>
           <w:sz w:val="38"/>
         </w:rPr>
-        <w:t xml:space="preserve">投影片 54　</w:t>
+        <w:t xml:space="preserve">投影片 56　</w:t>
       </w:r>
       <w:r>
         <w:rPr>
@@ -19750,7 +20076,7 @@
           <w:color w:val="7C3B2D"/>
           <w:sz w:val="38"/>
         </w:rPr>
-        <w:t xml:space="preserve">投影片 55　</w:t>
+        <w:t xml:space="preserve">投影片 57　</w:t>
       </w:r>
       <w:r>
         <w:rPr>

--- a/docs/downloads/音樂與企業-講義.docx
+++ b/docs/downloads/音樂與企業-講義.docx
@@ -115,7 +115,7 @@
           <w:color w:val="222A2D"/>
           <w:sz w:val="36"/>
         </w:rPr>
-        <w:t>各位老闆、各位做品牌的朋友，午安。先說清楚：今天這段時間，我不會教各位聽懂任何一個音符。我要講的，是一件很實際的事——古今中外，那些最有錢、最有權的人，怎麼用「出錢贊助藝術」這件事，換到錢買不到的東西：地位、名聲、品牌，甚至實實在在的錢。各位一進場，螢幕上放的這支廣告、耳邊這首曲子，其實是同一件事的縮影：這是香奈兒 Chanel No.5「史上最貴的香水廣告」（2004 年、Nicole Kidman 主演），而它的配樂，正是德布西（Claude Debussy）的《月光》（Clair de Lune）。同一段旋律，兩百年前替法國寫下「浪漫」，兩百年後替一瓶香水賣出「高雅」。請各位放鬆，帶著一個問題聽下去：一首流傳三百年的曲子，當年出錢的人、今天借用它的品牌，到底各自換到了什麼？</w:t>
+        <w:t>各位老闆、各位做品牌的朋友，午安。先說清楚：今天這段時間，我不會教各位聽懂任何一個音符。我要講的，是一件很實際的事——古今中外，那些最有錢、最有權的人，怎麼用「出錢贊助藝術」這件事，換到錢買不到的東西：地位、名聲、品牌，甚至實實在在的錢。各位一進場，螢幕上放的這支廣告、耳邊這首曲子，其實是同一件事的縮影：這是香奈兒 Chanel No.5「史上最貴的香水廣告」（2004 年、Nicole Kidman 主演），而它的配樂，正是德布西（Claude Debussy）的《月光》（Clair de Lune）。同一段旋律，一百多年前替法國寫下「浪漫」，如今又替一瓶香水賣出「高雅」。請各位放鬆，帶著一個問題聽下去：一首傳世的曲子，當年出錢的人、今天借用它的品牌，到底各自換到了什麼？</w:t>
       </w:r>
     </w:p>
     <w:p>
@@ -13578,7 +13578,7 @@
           <w:color w:val="222A2D"/>
           <w:sz w:val="36"/>
         </w:rPr>
-        <w:t>再舉一個各位一定有感的例子。我們一想到法國，就想到「浪漫」——這股印象是怎麼來的？很大一部分，是作曲家德布西（Debussy）替它寫的。他的《月光》《海》《牧神的午後》，把「法式浪漫」變成了一種全世界都認得、都嚮往的氣質。各位注意：一個國家的形象，可以由作曲家一筆一筆寫出來；而「形象」，就是最值錢的觀光與品牌資產。而且這股形象，兩百年後被精品品牌直接借走——各位今天進場時聽到的德布西《月光》，正是香奈兒 Chanel No.5 那支「史上最貴香水廣告」用的配樂：2004 年由 Baz Luhrmann 執導、Nicole Kidman 主演，造價約 3,300 萬美元。香奈兒賣的不是香水的成分，是德布西替法國寫下的那種高雅。這，就是形象資產最值錢的地方。</w:t>
+        <w:t>再舉一個各位一定有感的例子。我們一想到法國，就想到「浪漫」——這股印象是怎麼來的？很大一部分，是作曲家德布西（Debussy）替它寫的。他的《月光》《海》《牧神的午後》，把「法式浪漫」變成了一種全世界都認得、都嚮往的氣質。各位注意：一個國家的形象，可以由作曲家一筆一筆寫出來；而「形象」，就是最值錢的觀光與品牌資產。而且這股形象，一百多年後被精品品牌直接借走——各位今天進場時聽到的德布西《月光》，正是香奈兒 Chanel No.5 那支「史上最貴香水廣告」用的配樂：2004 年由 Baz Luhrmann 執導、Nicole Kidman 主演，造價約 3,300 萬美元。香奈兒賣的不是香水的成分，是德布西替法國寫下的那種高雅。這，就是形象資產最值錢的地方。</w:t>
       </w:r>
     </w:p>
     <w:p>
@@ -13865,7 +13865,7 @@
           <w:color w:val="3C3328"/>
           <w:sz w:val="28"/>
         </w:rPr>
-        <w:t>精品直接借走這股形象：香奈兒 Chanel No.5《The Film》（2004，Baz Luhrmann 執導、Nicole Kidman 主演）用德布西《月光》當配樂，造價約 3,300 萬美元，是「史上最貴的香水廣告」。品牌花的錢不是買旋律，而是買德布西替法國累積兩百年的「高雅」聯想，一次搬到自家香水上——這正是下一張「企業借古典樂」的先聲（來源：en.wikipedia.org/wiki/No._5_the_Film）。</w:t>
+        <w:t>精品直接借走這股形象：香奈兒 Chanel No.5《The Film》（2004，Baz Luhrmann 執導、Nicole Kidman 主演）用德布西《月光》當配樂，造價約 3,300 萬美元，是「史上最貴的香水廣告」。品牌花的錢不是買旋律，而是買德布西替法國累積一百多年的「高雅」聯想，一次搬到自家香水上——這正是下一張「企業借古典樂」的先聲（來源：en.wikipedia.org/wiki/No._5_the_Film）。</w:t>
       </w:r>
     </w:p>
     <w:p>

--- a/docs/downloads/音樂與企業-講義.docx
+++ b/docs/downloads/音樂與企業-講義.docx
@@ -2282,7 +2282,7 @@
           <w:color w:val="2B2016"/>
           <w:sz w:val="38"/>
         </w:rPr>
-        <w:t>梅迪奇①：銀行家的痛點——錢多，卻缺地位</w:t>
+        <w:t>梅迪奇①：銀行家的遺憾——有錢，卻少了真正的尊重</w:t>
       </w:r>
       <w:r>
         <w:rPr>
@@ -2292,7 +2292,7 @@
           <w:color w:val="6A767A"/>
           <w:sz w:val="24"/>
         </w:rPr>
-        <w:t xml:space="preserve">　　⏱ 停留約 70 秒</w:t>
+        <w:t xml:space="preserve">　　⏱ 停留約 75 秒</w:t>
       </w:r>
     </w:p>
     <w:p>
@@ -2322,7 +2322,7 @@
           <w:color w:val="222A2D"/>
           <w:sz w:val="36"/>
         </w:rPr>
-        <w:t>故事從一個姓氏講起——梅迪奇（Medici）。他們是十五世紀佛羅倫斯的銀行王朝，靠放款起家，生意做到全歐洲，連教宗、國王都跟他們借錢。但這裡有個各位老闆一定能體會的痛點：在那個年代，放款收利息是一門不太光彩的生意——教會白紙黑字說，收利息是一種罪（拉丁文叫 usury，高利貸之罪）。所以梅迪奇的處境是：錢，多到花不完；地位跟名聲，卻買不到。各位有沒有覺得很熟悉？有錢，從來不等於被尊重。梅迪奇當年的難題，就是今天很多成功企業家的難題。</w:t>
+        <w:t>故事從一個姓氏講起——梅迪奇（Medici）。他們是十五世紀佛羅倫斯的銀行王朝，靠放款起家，生意做到全歐洲，連教宗、國王都跟他們借錢。但這裡有個各位老闆一定能體會的遺憾：有錢，或許能換到某些尊重；可是「有錢、又真正懂藝術」的人，才換得到打從心裡的那種尊重。更何況在那個年代，放款收利息還是一門不太光彩的生意——教會白紙黑字說，收利息是一種罪（拉丁文叫 usury，高利貸之罪），讓這份財富總少了點體面。所以梅迪奇的處境是：錢，多到花不完；可是那份「真正的尊重」，還差臨門一腳。這份遺憾，就是今天很多成功企業家共同的心情——而梅迪奇接下來要做的，就是用藝術，把這份遺憾一舉挽救回來。</w:t>
       </w:r>
     </w:p>
     <w:p>
@@ -2401,7 +2401,7 @@
           <w:color w:val="3C3328"/>
           <w:sz w:val="28"/>
         </w:rPr>
-        <w:t>這就是各位老闆一定懂的痛點：放款收息在那個年代是「見不得光」的生意。教會把「借錢收利息」定性為 usura（拉丁文，高利貸之罪），視同重罪；1139 年第二次拉特朗會議明文譴責高利貸「為神法與人法所不容」，但丁（Dante）更在《神曲》裡把放高利貸者打入地獄第七層。錢，因此買不到體面。</w:t>
+        <w:t>這就是各位老闆一定懂的遺憾：放款收息在那個年代是「見不得光」的生意。教會把「借錢收利息」定性為 usura（拉丁文，高利貸之罪），視同重罪；1139 年第二次拉特朗會議明文譴責高利貸「為神法與人法所不容」，但丁（Dante）更在《神曲》裡把放高利貸者打入地獄第七層。錢，因此買不到體面。</w:t>
       </w:r>
     </w:p>
     <w:p>
@@ -2449,7 +2449,7 @@
           <w:color w:val="3C3328"/>
           <w:sz w:val="28"/>
         </w:rPr>
-        <w:t>一句話總結本場的起手式：有錢不等於有地位。梅迪奇的難題——錢多到花不完、名聲與救贖卻買不到——恰恰逼出接下來幾站的答案：把錢投進藝術、建築與音樂，用「贊助者」的身分，把商業財富換成社會聲望、宗教正當性與家族不朽。</w:t>
+        <w:t>一句話總結本場的起手式：有錢，能換到某些尊重，卻換不到「真正的尊重」；後者要「有錢、又懂藝術」才拿得到。梅迪奇的遺憾——錢多到花不完，那份打從心裡的尊重卻還差一步——恰恰逼出接下來幾站的答案：把錢投進藝術、建築與音樂，用「贊助者」的身分，把商業財富換成社會聲望、宗教正當性與家族不朽。</w:t>
       </w:r>
     </w:p>
     <w:p>
@@ -2545,7 +2545,7 @@
           <w:color w:val="3C3328"/>
           <w:sz w:val="28"/>
         </w:rPr>
-        <w:t>📖 高利貸之罪（usury，拉丁文 usura）：中世紀教會把「借錢收利息」視為罪，銀行家因此背負道德污名，形成「錢多、地位低」的痛點；神學家的說法是「金錢本身不會生育」，靠錢生錢因而不義。</w:t>
+        <w:t>📖 高利貸之罪（usury，拉丁文 usura）：中世紀教會把「借錢收利息」視為罪，銀行家因此背負道德污名，形成「錢多、卻少了真正尊重」的遺憾；神學家的說法是「金錢本身不會生育」，靠錢生錢因而不義。</w:t>
       </w:r>
     </w:p>
     <w:p>
@@ -2709,7 +2709,7 @@
           <w:color w:val="222A2D"/>
           <w:sz w:val="36"/>
         </w:rPr>
-        <w:t>梅迪奇怎麼破解這個痛點？把賺來的錢，一車一車砸進藝術。他們把十來歲的米開朗基羅（Michelangelo）接進自家花園栽培、出錢資助波提切利（Botticelli）畫下傳世名作。結果這一手「用藝術洗格調」，回報大到連他們自己都想不到——這個「放款的家族」，後來出了兩位羅馬教宗、兩位法國王后，成了實質統治佛羅倫斯、左右整個歐洲的權力核心。至於他們怎麼把家族嫁進歐洲王室、又怎麼順手催生了「歌劇」，下面兩張投影片會分開講。所以你看，梅迪奇證明了一件事：藝術能把純粹的財富，洗成統治歐洲的正當性。各位先把「梅迪奇」記住——今天最後，我會請在座每一位，認真想想怎麼「成為下一個梅迪奇」。</w:t>
+        <w:t>梅迪奇怎麼挽救這個遺憾？把賺來的錢，一車一車砸進藝術。他們把十來歲的米開朗基羅（Michelangelo）接進自家花園栽培、出錢資助波提切利（Botticelli）畫下傳世名作。結果這一手「用藝術洗格調」，回報大到連他們自己都想不到——這個「放款的家族」，後來出了兩位羅馬教宗、兩位法國王后，成了實質統治佛羅倫斯、左右整個歐洲的權力核心。至於他們怎麼把家族嫁進歐洲王室、又怎麼順手催生了「歌劇」，下面兩張投影片會分開講。所以你看，梅迪奇證明了一件事：藝術能把純粹的財富，洗成統治歐洲的正當性。各位先把「梅迪奇」記住——今天最後，我會請在座每一位，認真想想怎麼「成為下一個梅迪奇」。</w:t>
       </w:r>
     </w:p>
     <w:p>
@@ -2900,7 +2900,7 @@
           <w:color w:val="3C3328"/>
           <w:sz w:val="28"/>
         </w:rPr>
-        <w:t>與其他投影片的呼應：本張是「梅迪奇②」，承接前一張的「痛點」，把答案收在「用藝術把錢變成權力」；也預告全片收尾——請在座每位認真想「成為下一個梅迪奇」。</w:t>
+        <w:t>與其他投影片的呼應：本張是「梅迪奇②」，承接前一張的「遺憾」，把答案收在「用藝術把錢變成權力」；也預告全片收尾——請在座每位認真想「成為下一個梅迪奇」。</w:t>
       </w:r>
     </w:p>
     <w:p>
@@ -3614,7 +3614,7 @@
           <w:color w:val="222A2D"/>
           <w:sz w:val="36"/>
         </w:rPr>
-        <w:t>從梅迪奇身上，我們看到贊助藝術的第一個副作用——它是一種「社交貨幣」。當你贊助一場音樂會、辦一次藝文活動，你就名正言順地，和城裡最有影響力的菁英、政要、名流，站在同一個場子裡。而且在那個場子裡，你談的不再是報價、折扣、殺價，而是品味、格調、共同的價值。各位做生意都懂，最難的往往不是產品，是「進對圈子」。贊助藝術，就是進圈子最高效、最不著痕跡的一張門票。</w:t>
+        <w:t>從梅迪奇身上，我們看到贊助藝術的第一個附加價值——它是一種「社交貨幣」。當你贊助一場音樂會、辦一次藝文活動，你就名正言順地，和城裡最有影響力的菁英、政要、名流，站在同一個場子裡。而且在那個場子裡，你談的不再是報價、折扣、殺價，而是品味、格調、共同的價值。各位做生意都懂，最難的往往不是產品，是「進對圈子」。贊助藝術，就是進圈子最高效、最不著痕跡的一張門票。</w:t>
       </w:r>
     </w:p>
     <w:p>

--- a/docs/downloads/音樂與企業-講義.docx
+++ b/docs/downloads/音樂與企業-講義.docx
@@ -115,7 +115,7 @@
           <w:color w:val="222A2D"/>
           <w:sz w:val="36"/>
         </w:rPr>
-        <w:t>各位老闆、各位做品牌的朋友，午安。先說清楚：今天這段時間，我不會教各位聽懂任何一個音符。我要講的，是一件很實際的事——古今中外，那些最有錢、最有權的人，怎麼用「出錢贊助藝術」這件事，換到錢買不到的東西：地位、名聲、品牌，甚至實實在在的錢。各位一進場，螢幕上放的這支廣告、耳邊這首曲子，其實是同一件事的縮影：這是香奈兒 Chanel No.5「史上最貴的香水廣告」（2004 年、Nicole Kidman 主演），而它的配樂，正是德布西（Claude Debussy）的《月光》（Clair de Lune）。同一段旋律，一百多年前替法國寫下「浪漫」，如今又替一瓶香水賣出「高雅」。請各位放鬆，帶著一個問題聽下去：一首傳世的曲子，當年出錢的人、今天借用它的品牌，到底各自換到了什麼？</w:t>
+        <w:t>各位午安，也謝謝各位願意把這段時間交給我。先說一句坦白話：今天我不打算教各位聽懂任何一個音符。我想跟各位聊的，其實是一件很貼近各位日常的事——古今中外，那些最有錢、也最懂藝術的人，是怎麼透過「出錢贊助藝術」，換到了一些用錢直接買不到的東西：地位、名聲、品牌，甚至是實實在在的回饋。各位一走進來，螢幕上這支廣告、耳邊這首曲子，其實就是這件事最好的縮影。這是香奈兒 Chanel No.5「史上最貴的香水廣告」（2004 年、Nicole Kidman 主演），而它的配樂，正是德布西（Claude Debussy）的《月光》（Clair de Lune）。你會發現，同一段旋律，一百多年前替法國寫下了「浪漫」，今天又替一瓶香水說出了「高雅」。請各位放鬆下來，帶著一個問題慢慢聽：一首傳世的曲子，當年出錢的人、今天借用它的品牌，究竟各自換到了什麼？</w:t>
       </w:r>
     </w:p>
     <w:p>
@@ -499,7 +499,7 @@
           <w:color w:val="222A2D"/>
           <w:sz w:val="36"/>
         </w:rPr>
-        <w:t>把問題講得更白一點。今天我們不談旋律好不好聽，只談一件事：出錢的人，花這筆錢，到底換到了什麼？如果你是老闆、是品牌主管，那麼恭喜你——你正在做的事，跟三百年前佛羅倫斯一位出資養歌劇的銀行家、維也納一位包養樂團的親王，本質一模一樣。差別只在於，他們把預算花在管風琴和歌劇上，你花在代言和贊助上。</w:t>
+        <w:t>讓我把問題說得更白一些。今天我們先擱下旋律好不好聽，只一起想一件事：出錢的人，花了這筆錢，說到底換到了什麼？如果各位是經營者、是帶著品牌在打拚的人，那我想恭喜各位——你正在做的事，其實跟三百年前佛羅倫斯那位出資養歌劇的銀行家、維也納那位包養樂團的親王，本質是同一件事。差別只在於，他們把心意花在管風琴和歌劇上，而各位花在代言與贊助上。</w:t>
       </w:r>
     </w:p>
     <w:p>
@@ -886,7 +886,7 @@
           <w:color w:val="222A2D"/>
           <w:sz w:val="36"/>
         </w:rPr>
-        <w:t>今天你只要帶走一句話就夠了，我先講在前面。古今中外，最有錢、最有權的人，都搶著出錢贊助音樂——為什麼？講白一點，因為音樂買得到錢買不到的東西。你我都知道，光有錢，不一定換得到尊重，有時還被貼上「暴發戶」的標籤；而藝術，就是把「有錢」升級成「有品味、有地位、讓人打從心裡尊敬」的最好辦法。更關鍵的是，它划算：贊助藝術不是花掉就沒的開銷，是一筆會增值的資產——換到的是地位、聲望、品牌，甚至實實在在的錢。而且這座橋兩頭都通：你出錢成就音樂，音樂也回過頭來成就你。這就是今天唯一的一句話：你成就音樂，音樂也成就你。</w:t>
+        <w:t>今天各位其實只要帶走一句話就夠了，我先講在前頭。古今中外，最有錢、最有影響力的人，都願意出錢贊助音樂——為什麼？說到底，是因為音樂能換到錢買不到的東西。你我心裡都清楚，光有錢，不見得換得到真正的尊重，有時反而被貼上「暴發戶」這樣的標籤；而藝術，就是那條最優雅的路，把「有錢」，慢慢升級成「有品味、有地位、讓人打從心裡敬重」。而更動人的是，它其實很值得——贊助藝術從來不是花掉就沒的開銷，而是一筆會慢慢長大的資產，換回來的是地位、是聲望、是品牌，甚至是實實在在的回饋。而且你會發現，這份心意兩頭都通：你出錢成就了音樂，音樂也回過頭來成就了你。這就是今天唯一的一句話：你成就音樂，音樂也成就你。</w:t>
       </w:r>
     </w:p>
     <w:p>
@@ -1273,7 +1273,7 @@
           <w:color w:val="222A2D"/>
           <w:sz w:val="36"/>
         </w:rPr>
-        <w:t>在往下看之前，先把最重要的一句話放在最前面：最頂尖的企業，為什麼都贊助藝術？因為有些東西，只有藝術買得到。第一，社會聲望——藝術讓你名正言順地擠進金字塔頂端的圈子，和菁英、政要站在同一個場子。第二，文化資本——它把財富升級成品味與高度，換來真正的尊重。第三，不朽之名——你的名字會被刻進文化史，傳誦數百年。還有品牌差異化、頂級人脈。記住這句定調：贊助藝術從來不是慈善，是金字塔頂端最高級的聲望投資。接下來每一個故事，都會再次證明這件事。</w:t>
+        <w:t>在往下走之前，我想先把最要緊的一句話放在最前面：最頂尖的企業，為什麼都願意贊助藝術？因為有些東西，其實只有藝術換得到。第一，是社會聲望——藝術讓你名正言順地走進頂端的圈子，和菁英、政要站在同一個場子裡。第二，是文化資本——它把財富，靜靜升級成品味與高度，換來真正的尊重。第三，是不朽之名——你的名字，會被寫進文化史，被人傳誦數百年。還有品牌的獨一無二，還有那份最珍貴的人脈。請各位記住這句話：贊助藝術，從來不是慈善，而是頂端最高級、也最有溫度的一種投資。接下來每一個故事，都會再一次陪各位印證這件事。</w:t>
       </w:r>
     </w:p>
     <w:p>
@@ -1676,7 +1676,7 @@
           <w:color w:val="222A2D"/>
           <w:sz w:val="36"/>
         </w:rPr>
-        <w:t>為了讓各位好記，我把古今中外出錢的金主，整理成他們換到的「七樣東西」，這就是今天的地圖。第一樣，地位與權力——梅迪奇。第二樣，集體曝光——一群生意人合資，也就是各位和你們的公會。第三樣，不朽之名——把名字刻進歷史。第四樣，聖地與冠名——一座以你為名的殿堂。第五樣，人才與凝聚。第六樣，國家與企業的形象——國力、觀光、品牌。第七樣，也是最硬的一樣，實實在在的錢——一首歌撐起一家百年公司。接下來，我們一樣一樣看。</w:t>
+        <w:t>為了讓各位好記，我把古今中外那些出錢的金主，整理成他們換到的「七樣東西」，這就是我們今天要一起走過的地圖。第一樣，地位與權力——梅迪奇。第二樣，集體曝光——一群生意人合資，其實說的就是各位和你們的公會。第三樣，不朽之名——把名字，輕輕刻進歷史。第四樣，聖地與冠名——一座以你為名的殿堂。第五樣，人才與凝聚。第六樣，國家與企業的形象——國力、觀光、品牌。第七樣，也是最實在的一樣，實實在在的回饋——一首歌，撐起一家百年公司。接下來，我們就一樣一樣，慢慢看。</w:t>
       </w:r>
     </w:p>
     <w:p>
@@ -1887,7 +1887,7 @@
           <w:color w:val="222A2D"/>
           <w:sz w:val="36"/>
         </w:rPr>
-        <w:t>先看第一樣，也是最古老、最直接的一樣——地位與權力。出錢贊助藝術，能把「有錢」直接變成「有地位、有話語權」。這件事，沒有人做得比梅迪奇家族更徹底。</w:t>
+        <w:t>我們先看第一樣，也是最古老、最直接的一樣——地位與權力。出錢贊助藝術，能把「有錢」，靜靜地變成「有地位、有話語權」。而這件事，說到底，沒有人比梅迪奇家族做得更透徹。</w:t>
       </w:r>
     </w:p>
     <w:p>
@@ -2322,7 +2322,7 @@
           <w:color w:val="222A2D"/>
           <w:sz w:val="36"/>
         </w:rPr>
-        <w:t>故事從一個姓氏講起——梅迪奇（Medici）。他們是十五世紀佛羅倫斯的銀行王朝，靠放款起家，生意做到全歐洲，連教宗、國王都跟他們借錢。但這裡有個各位老闆一定能體會的遺憾：有錢，或許能換到某些尊重；可是「有錢、又真正懂藝術」的人，才換得到打從心裡的那種尊重。更何況在那個年代，放款收利息還是一門不太光彩的生意——教會白紙黑字說，收利息是一種罪（拉丁文叫 usury，高利貸之罪），讓這份財富總少了點體面。所以梅迪奇的處境是：錢，多到花不完；可是那份「真正的尊重」，還差臨門一腳。這份遺憾，就是今天很多成功企業家共同的心情——而梅迪奇接下來要做的，就是用藝術，把這份遺憾一舉挽救回來。</w:t>
+        <w:t>故事，從一個姓氏說起——梅迪奇（Medici）。他們是十五世紀佛羅倫斯的銀行王朝，靠放款起家，生意做到全歐洲，連教宗、國王都跟他們借過錢。可這裡藏著一份各位一定能體會的遺憾：有錢，或許能換到某些尊重；但你會發現，「有錢、又真正懂藝術」的人，才換得到那種打從心裡的敬重。更何況在那個年代，放款收利息還是一門不太體面的生意——教會白紙黑字地說，收利息是一種罪（拉丁文叫 usury）。於是梅迪奇的處境是這樣的：錢，多到花不完；可是那份「真正被尊重」的踏實感，還差臨門一腳。這份遺憾，其實也是今天許多走到成功的人，心底共同的那點缺憾——而梅迪奇接下來要做的，就是用藝術，一點一點把這份遺憾，溫柔地挽救回來。</w:t>
       </w:r>
     </w:p>
     <w:p>
@@ -2401,7 +2401,7 @@
           <w:color w:val="3C3328"/>
           <w:sz w:val="28"/>
         </w:rPr>
-        <w:t>這就是各位老闆一定懂的遺憾：放款收息在那個年代是「見不得光」的生意。教會把「借錢收利息」定性為 usura（拉丁文，高利貸之罪），視同重罪；1139 年第二次拉特朗會議明文譴責高利貸「為神法與人法所不容」，但丁（Dante）更在《神曲》裡把放高利貸者打入地獄第七層。錢，因此買不到體面。</w:t>
+        <w:t>這也是各位心裡一定懂的遺憾：放款收息在那個年代是「見不得光」的生意。教會把「借錢收利息」定性為 usura（拉丁文，高利貸之罪），視同重罪；1139 年第二次拉特朗會議明文譴責高利貸「為神法與人法所不容」，但丁（Dante）更在《神曲》裡把放高利貸者打入地獄第七層。錢，因此買不到體面。</w:t>
       </w:r>
     </w:p>
     <w:p>
@@ -2709,7 +2709,7 @@
           <w:color w:val="222A2D"/>
           <w:sz w:val="36"/>
         </w:rPr>
-        <w:t>梅迪奇怎麼挽救這個遺憾？把賺來的錢，一車一車砸進藝術。他們把十來歲的米開朗基羅（Michelangelo）接進自家花園栽培、出錢資助波提切利（Botticelli）畫下傳世名作。結果這一手「用藝術洗格調」，回報大到連他們自己都想不到——這個「放款的家族」，後來出了兩位羅馬教宗、兩位法國王后，成了實質統治佛羅倫斯、左右整個歐洲的權力核心。至於他們怎麼把家族嫁進歐洲王室、又怎麼順手催生了「歌劇」，下面兩張投影片會分開講。所以你看，梅迪奇證明了一件事：藝術能把純粹的財富，洗成統治歐洲的正當性。各位先把「梅迪奇」記住——今天最後，我會請在座每一位，認真想想怎麼「成為下一個梅迪奇」。</w:t>
+        <w:t>那梅迪奇是怎麼挽救這份遺憾的？他們把賺來的錢，一車一車，大方地投進藝術。他們把十來歲的米開朗基羅（Michelangelo）接進自家花園栽培，也出錢資助波提切利（Botticelli）畫下傳世名作。而你會發現，這一手用藝術替家族「升級品味」，換回來的東西，大到連他們自己都想不到——這個「放款的家族」，後來竟出了兩位羅馬教宗、兩位法國王后，成了實質統治佛羅倫斯、左右整個歐洲的核心。至於他們後來怎麼把家族嫁進歐洲王室、又怎麼順手催生了「歌劇」，下面兩張投影片，我會分開慢慢說。所以你看，梅迪奇其實印證了一件事：藝術，能把純粹的財富，化成統治歐洲的正當性。請各位先把「梅迪奇」這三個字放在心上——今天走到最後，我會誠心邀請在座的每一位，一起想想，怎麼成為下一個梅迪奇。</w:t>
       </w:r>
     </w:p>
     <w:p>
@@ -2852,7 +2852,7 @@
           <w:color w:val="3C3328"/>
           <w:sz w:val="28"/>
         </w:rPr>
-        <w:t>兩位法國王后：凱瑟琳·德·梅迪奇（Catherine de' Medici，1533 年嫁給後來的法王亨利二世（Henry II），1547 年起為王后）與瑪麗·德·梅迪奇（Marie de' Medici，1600 年嫁給法王亨利四世（Henry IV），王后任內 1600–1610，之後為其子路易十三攝政）——用聯姻把佛羅倫斯的錢，換成法蘭西王室的血緣與影響力。</w:t>
+        <w:t>兩位法國王后：凱瑟琳·德·梅迪奇（Catherine de' Medici，1533 年嫁給後來的法王亨利二世（Henry II），1547 年起為王后）與瑪麗·德·梅迪奇（Marie de' Medici，1600 年嫁給法王亨利四世（Henry IV），王后任內 1600–1610，之後為其子路易十三攝政）——用聯姻翻轉階級，把佛羅倫斯的商人家族，嫁進了法蘭西王室。</w:t>
       </w:r>
     </w:p>
     <w:p>
@@ -3168,7 +3168,7 @@
           <w:color w:val="2B2016"/>
           <w:sz w:val="38"/>
         </w:rPr>
-        <w:t>梅迪奇③：把女兒嫁成王后，把錢變成血緣</w:t>
+        <w:t>梅迪奇③：把女兒嫁成王后，用財富翻轉階級</w:t>
       </w:r>
       <w:r>
         <w:rPr>
@@ -3208,7 +3208,7 @@
           <w:color w:val="222A2D"/>
           <w:sz w:val="36"/>
         </w:rPr>
-        <w:t>梅迪奇把「用藝術洗格調」這件事，玩到了最高段——他們把家族的女兒，嫁進了歐洲最高的王室。凱瑟琳·德·梅迪奇，1533 年嫁給後來的法王亨利二世，成了法國王后；六十多年後，瑪麗·德·梅迪奇，1600 年又嫁給法王亨利四世，再一位法國王后。各位想想：一個放款起家、連貴族血統都沒有的商人家族，靠著藝術累積的聲望與人脈，居然把自家女兒送上了法蘭西的王座。這就是把「錢」一路換成「格調」、再換成「血緣」的完整示範。</w:t>
+        <w:t>梅迪奇把「用藝術養出格調」這件事，走到了一個很動人的地步——他們把家族的女兒，牽進了歐洲最高的王室。凱瑟琳·德·梅迪奇，1533 年嫁給後來的法王亨利二世，成了法國王后；六十多年後，瑪麗·德·梅迪奇，1600 年又嫁給法王亨利四世，再一位法國王后。你我一起想想這件事：一個放款起家、連貴族血統都沒有的商人家族，靠著藝術一點一滴累積起來的聲望與人脈，竟然把自家的女兒，送上了法蘭西的王座。這一路，從財富，到格調，再到走進歷史最高的殿堂，其實走得很不容易，也走得很漂亮。</w:t>
       </w:r>
     </w:p>
     <w:p>
@@ -3255,7 +3255,7 @@
           <w:color w:val="3C3328"/>
           <w:sz w:val="28"/>
         </w:rPr>
-        <w:t>聯姻的本質：用藝術與贊助累積的聲望作底氣，把佛羅倫斯的商業財富，換成法蘭西王室的血緣與長期影響力——這是「贊助換地位」故事裡最極致的一步。</w:t>
+        <w:t>聯姻的本質：用藝術與贊助累積的聲望作底氣，把佛羅倫斯的商業財富，翻轉成法蘭西王室的身分與長期影響力——這是「贊助換地位」故事裡最極致的一步。</w:t>
       </w:r>
     </w:p>
     <w:p>
@@ -3403,7 +3403,7 @@
           <w:color w:val="222A2D"/>
           <w:sz w:val="36"/>
         </w:rPr>
-        <w:t>而瑪麗·德·梅迪奇那場 1600 年的婚禮，還替我們留下了一份意外的大禮。梅迪奇要辦一場全歐洲都在看的排場，端出了當時最時髦的新玩意——一種用歌唱從頭貫穿到尾的表演，也就是後世說的「歌劇」。這場婚禮上演的作品叫《尤麗狄切》，作曲家佩里親自登台，在佛羅倫斯的皮蒂宮首演。而它，被公認是現存最早的一部歌劇。各位聽清楚了：「歌劇」這一整門藝術，最早就是被一筆王室婚禮的贊助預算給催生出來的。金主要的，其實只是一場政治聯姻的大秀；藝術史上的突破，是順帶的副產品。</w:t>
+        <w:t>而瑪麗·德·梅迪奇那場 1600 年的婚禮，還替後世留下了一份誰也沒料到的禮物。梅迪奇想辦一場讓全歐洲都轉頭來看的盛事，於是端出了當時最新鮮的一種表演——用歌唱從頭貫穿到尾，也就是我們今天說的「歌劇」。這場婚禮上演的作品叫《尤麗狄切》，作曲家佩里親自登台，在佛羅倫斯的皮蒂宮首演。而你會發現一件很美的事：它，被公認是現存最早的一部歌劇。也就是說，「歌劇」這一整門藝術，最早竟是從一場王室婚禮的心意裡誕生的。當年出錢的人，想的其實只是一場風光的盛事；至於藝術史被改寫，是這份成全，順手留給了後人的禮物。</w:t>
       </w:r>
     </w:p>
     <w:p>
@@ -3614,7 +3614,7 @@
           <w:color w:val="222A2D"/>
           <w:sz w:val="36"/>
         </w:rPr>
-        <w:t>從梅迪奇身上，我們看到贊助藝術的第一個附加價值——它是一種「社交貨幣」。當你贊助一場音樂會、辦一次藝文活動，你就名正言順地，和城裡最有影響力的菁英、政要、名流，站在同一個場子裡。而且在那個場子裡，你談的不再是報價、折扣、殺價，而是品味、格調、共同的價值。各位做生意都懂，最難的往往不是產品，是「進對圈子」。贊助藝術，就是進圈子最高效、最不著痕跡的一張門票。</w:t>
+        <w:t>從梅迪奇身上，我們看到贊助藝術一個很溫柔的附加價值——它其實是一種「社交貨幣」。當你贊助一場音樂會、辦一次藝文活動，你就自然而然地，和城裡最有分量的菁英、政要、名流，站進了同一個場子。而在那樣的場子裡，你我談的，不再是報價、折扣、你來我往的殺價，而是品味、格調，是彼此共同珍惜的東西。各位做事業都懂，最難的往往不是把東西做好，而是「走進對的圈子」。而贊助藝術，正是這其中最不著痕跡、也最有溫度的一張門票。</w:t>
       </w:r>
     </w:p>
     <w:p>
@@ -3985,7 +3985,7 @@
           <w:color w:val="222A2D"/>
           <w:sz w:val="36"/>
         </w:rPr>
-        <w:t>講完梅迪奇那種豪門，各位可能想：那是有錢有勢的人在玩，跟我有什麼關係？別急。第二樣回報，我要證明——你不必是梅迪奇。一群像各位這樣的生意人，一個公會，合資也能買到看得見的曝光。而且有一幅畫，把這件事講得清清楚楚。</w:t>
+        <w:t>講完梅迪奇這樣的豪門，各位心裡也許會想：那是有錢有勢的人在玩，跟我們有什麼關係呢？其實別急。第二樣回報，我想跟各位分享的是——你不必是梅迪奇。一群像各位這樣的朋友，一個公會，合資一樣能換到看得見的曝光。而且，有一幅畫，把這件事講得再清楚不過了。</w:t>
       </w:r>
     </w:p>
     <w:p>
@@ -4436,7 +4436,7 @@
           <w:color w:val="222A2D"/>
           <w:sz w:val="36"/>
         </w:rPr>
-        <w:t>林布蘭（Rembrandt）的《夜巡》，1642 年。付錢的不是國王、也不是教會，是阿姆斯特丹一個「火槍手民兵公會」——說穿了，就是一群有錢的生意人組成的社團。這 16 位生意人「合資」請林布蘭幫他們畫一張團體像，平均每人出大約 100 盾（盾就是 guilder，當時荷蘭通行的錢）。而且遊戲規則直接又公平：你出的錢越多，你在畫面上的位置就越顯眼、越靠前——這不就是我們今天講的「贊助版位」嗎？誰贊助得多，誰的 logo 大、誰站 C 位。結果呢，四百年過去，這 16 個本來沒沒無聞的生意人，他們的臉，到今天還掛在阿姆斯特丹國家博物館的鎮館之寶上，每年幾百萬人專程來看。</w:t>
+        <w:t>林布蘭（Rembrandt）的《夜巡》，1642 年。付錢的不是國王、也不是教會，是阿姆斯特丹一個「火槍手民兵公會」——說穿了，就是一群有實力的朋友組成的社團。這 16 位夥伴「合資」，請林布蘭替他們畫一張團體像，平均每人出大約 100 盾（盾就是 guilder，當時荷蘭通行的錢）。而他們定的規矩，其實又直接又公道：你出得越多，在畫面上的位置就越靠前、越被看見——這不就是我們今天說的「贊助版位」嗎？誰付出得多，誰就站在正中央。你會發現，四百年過去，這 16 個本來平凡無奇的人，他們的臉，到今天還掛在阿姆斯特丹國家博物館的鎮館之寶上，每年幾百萬人專程飛去看。當年的一點心意，換來的是四百年的被記得。</w:t>
       </w:r>
     </w:p>
     <w:p>
@@ -4839,7 +4839,7 @@
           <w:color w:val="222A2D"/>
           <w:sz w:val="36"/>
         </w:rPr>
-        <w:t>我特別把這幅畫講清楚，是因為它講的就是各位。那個火槍手民兵公會，跟今天各位參加的跨業交流會、公會，本質一模一樣——一群有實力的生意人，組成一個社團。梅迪奇那種等級，一個人玩得起；但《夜巡》告訴我們：一個人出不起的贊助，一群人合資就出得起，而曝光和名聲，按出資比例分。所以各位不必獨自當梅迪奇——揪一群人，就能一起當金主。各位可以想想：如果咱們的公會，合資贊助一場音樂會、委託一件作品，會被誰看見？會被記得多久？</w:t>
+        <w:t>我特別把這幅畫講給各位聽，是因為它講的，其實就是我們自己。那個火槍手民兵公會，跟今天各位參加的跨業交流會、公會，本質一模一樣——一群有心的朋友，湊在一起。梅迪奇那樣的等級，也許一個人才玩得起；但《夜巡》悄悄告訴我們：一個人扛不起的贊助，一群人一起就扛得起了，而曝光和名聲，也按各自的心意分。所以你我不必獨自去當梅迪奇——揪上一群人，就能一起成全一件美事。各位不妨想想：如果咱們的公會，合資成全一場音樂會、委託一件作品，會被誰看見？又會被記得多久呢？</w:t>
       </w:r>
     </w:p>
     <w:p>
@@ -5274,7 +5274,7 @@
           <w:color w:val="222A2D"/>
           <w:sz w:val="36"/>
         </w:rPr>
-        <w:t>第三樣回報，是我個人覺得最迷人的一樣——不朽之名。錢會花完，一時的名聲會過去；但如果你把名字，綁進一部會被傳唱幾百年的作品裡，你就買到了「不朽」。接下來連續幾個故事，主角都是「因為出錢，名字被寫進歷史」的金主。</w:t>
+        <w:t>第三樣回報，是我個人最珍愛的一樣——不朽之名。錢會花完，一時的掌聲也會過去；但如果你把名字，輕輕繫進一部會被傳唱幾百年的作品裡，你就繫住了「不朽」。接下來這幾個故事，主角都是同一種人——因為當年那份成全，名字被寫進了歷史。</w:t>
       </w:r>
     </w:p>
     <w:p>
@@ -5565,7 +5565,7 @@
           <w:color w:val="222A2D"/>
           <w:sz w:val="36"/>
         </w:rPr>
-        <w:t>1809 年的維也納，三位大貴族——金斯基（Kinsky）、洛布科維茨（Lobkowitz），還有魯道夫大公（Archduke Rudolph，「大公」就是皇室的親王）——一起做了一筆投資。他們聯手，每年固定掏出一筆「終身年金」，也就是保證養一位作曲家一輩子，白紙黑字只有一個條件：「請你留在維也納，別被別人挖走。」各位是生意人，直接看這筆投資的回報：他們花的錢，買到的是「名字」。兩百年後的今天，全世界只要一談起那部《第九號交響曲》，就會提到當年是這三位貴族出的錢。請注意——這不是施捨、不是慈善，是一筆綁定式的長期投資。給各位的第一個提醒就是：贊助要簽長約、要綁定、要白紙黑字。現在，請聽今天第二首主打聆聽——貝多芬〈歡樂頌〉。</w:t>
+        <w:t>1809 年的維也納，三位大貴族——金斯基（Kinsky）、洛布科維茨（Lobkowitz），還有魯道夫大公（Archduke Rudolph，「大公」就是皇室的親王）——一起做了一個很有溫度的決定。他們聯手，每年固定拿出一筆「終身年金」，也就是承諾養一位作曲家一輩子，白紙黑字只有一個條件：「請你留在維也納，別讓別人把你挖走。」各位不妨看看這份成全，後來換回了什麼——他們付出的錢，換回的是一個「名字」。兩百年後的今天，全世界只要一談起那部《第九號交響曲》，就會提起當年是這三位貴族出的錢。請各位記得——這不是施捨、不是慈善，而是一份簽下長約、彼此託付的成全。所以留給各位的第一句話是：真心的贊助，值得白紙黑字，也值得長長久久。現在，就請各位聽今天第二首主打聆聽——貝多芬〈歡樂頌〉。</w:t>
       </w:r>
     </w:p>
     <w:p>
@@ -6061,7 +6061,7 @@
           <w:color w:val="222A2D"/>
           <w:sz w:val="36"/>
         </w:rPr>
-        <w:t>我們把這筆投資的細帳攤開來看，各位生意人一定看得津津有味。起因是 1808 年，拿破崙的弟弟開了年薪，要把貝多芬挖去卡塞爾當宮廷樂長；維也納三位貴族一急，聯手在 1809 年簽下一紙終身年金，把人綁在本地。這 4,000 弗洛林怎麼分？金斯基出最多、一千八，魯道夫大公一千五，洛布科維茨七百——一筆標準的「聯合投資」，風險跟冠名的光環大家一起分。那各自買到什麼？魯道夫大公，《皇帝》協奏曲、《大公三重奏》、《莊嚴彌撒》全題獻給他；洛布科維茨，《英雄》交響曲在他家首演、題獻給他。但各位注意這筆長約的下場：1811 年通貨膨脹讓年金縮水、金斯基 1812 年墜馬摔死、洛布科維茨破產——最後是魯道夫提高自己的份額扛住，貝多芬還得打官司，才保住這筆錢。這就是「簽長約」最真實、也最血淋淋的教材。</w:t>
+        <w:t>我們把這份心意攤開來看，其實比帳本動人得多。故事的起點，是 1808 年，拿破崙的弟弟開了年薪，想把貝多芬挖去卡塞爾當宮廷樂長。維也納這三位貴族捨不得這樣一位天才被帶走，就在隔年，1809 年，聯手簽下一紙終身年金，把他留在了身邊。這 4,000 弗洛林怎麼分？金斯基出得最多、一千八，魯道夫大公一千五，洛布科維茨七百——這份心意，是三家一起扛的。而他們各自換到了什麼？魯道夫大公，《皇帝》協奏曲、《大公三重奏》、《莊嚴彌撒》全題獻給他；洛布科維茨，《英雄》交響曲在他家首演、也題獻給他。說到底，這三個名字，就這樣一筆一筆，跟著貝多芬最偉大的作品，被後世一代一代地記在了心上。這，正是一份長情的贊助，最溫柔、也最長久的回報。</w:t>
       </w:r>
     </w:p>
     <w:p>
@@ -6156,39 +6156,7 @@
           <w:color w:val="3C3328"/>
           <w:sz w:val="28"/>
         </w:rPr>
-        <w:t>投資的脆弱面：1811 年 2 月奧地利頒「財政令」，紙鈔貶為面額五分之一，年金實質購買力大縮水；洛布科維茨 1811 年 9 月起停付、財產遭託管；金斯基 1812 年墜馬身亡（得年約 31），年金一度斷炊，貝多芬須向其遺孀陳情，家族遲至 1815 年才恢復支付。</w:t>
-      </w:r>
-    </w:p>
-    <w:p>
-      <w:pPr>
-        <w:pStyle w:val="ListBullet"/>
-        <w:spacing w:after="60" w:line="312" w:lineRule="auto"/>
-      </w:pPr>
-      <w:r>
-        <w:rPr>
-          <w:rFonts w:ascii="Microsoft JhengHei" w:hAnsi="Microsoft JhengHei" w:eastAsia="Microsoft JhengHei" w:cs="Microsoft JhengHei"/>
-          <w:b w:val="0"/>
-          <w:i w:val="0"/>
-          <w:color w:val="3C3328"/>
-          <w:sz w:val="28"/>
-        </w:rPr>
-        <w:t>誰扛住了：當另兩位金主陷入困境，魯道夫提高自己的份額以維持貝多芬的收入——這正是聯合贊助裡「主辦金主／領投人」的角色，也是這筆投資最終沒有爛尾的原因。</w:t>
-      </w:r>
-    </w:p>
-    <w:p>
-      <w:pPr>
-        <w:pStyle w:val="ListBullet"/>
-        <w:spacing w:after="60" w:line="312" w:lineRule="auto"/>
-      </w:pPr>
-      <w:r>
-        <w:rPr>
-          <w:rFonts w:ascii="Microsoft JhengHei" w:hAnsi="Microsoft JhengHei" w:eastAsia="Microsoft JhengHei" w:cs="Microsoft JhengHei"/>
-          <w:b w:val="0"/>
-          <w:i w:val="0"/>
-          <w:color w:val="3C3328"/>
-          <w:sz w:val="28"/>
-        </w:rPr>
-        <w:t>給企業的一句話：贊助要簽長約、要綁定、要白紙黑字——但也要算進通膨、違約與意外，最好有一位扛得住的「領投金主」。</w:t>
+        <w:t>給企業的一句話：好的贊助，就像一段好的關係——要用心、要長久、要白紙黑字地認真對待。你把一位值得的人長長久久地留在身邊，他也會用最好的作品，把你的名字一起帶進歷史。</w:t>
       </w:r>
     </w:p>
     <w:p>
@@ -6288,7 +6256,7 @@
           <w:color w:val="222A2D"/>
           <w:sz w:val="36"/>
         </w:rPr>
-        <w:t>這筆贊助的複利，長到嚇人。《第九號交響曲》第四樂章那段〈歡樂頌〉（Ode to Joy，德文原意「快樂的頌歌」），1985 年，成了歐盟的盟歌——一段旋律，代表一整個歐洲。而在日本，每年底幾萬人一起合唱「第九」，是全民的年末儀式；其中大阪那場「萬人第九」，直到今天，都由企業冠名贊助。各位算算看：三位貴族兩百年前付的那筆錢，到今天還在替他們的名字「配息」，還在替現代企業創造冠名曝光。所以贊助最驚人的地方在這裡：你買的不是一次曝光，是一個世紀、甚至兩個世紀的品牌。</w:t>
+        <w:t>而這份心意迴響得有多久，說出來會讓人動容。《第九號交響曲》第四樂章那段〈歡樂頌〉（Ode to Joy，德文原意「快樂的頌歌」），到了 1985 年，成了歐盟的盟歌——一段旋律，唱進了一整個歐洲的心裡。而在日本，每年底幾萬人聚在一起合唱「第九」，成了溫暖的年末儀式；其中大阪那場「萬人第九」，直到今天，都還由企業冠名贊助。你我不妨想想：三位貴族兩百年前付出的那份心意，到今天，還在替他們的名字年年迴響，還在替今天的企業牽起一場又一場的相聚。所以說到底，贊助最動人的地方就在這裡——你留下的，從來不是一次曝光，而是一個世紀、甚至兩個世紀的溫度。</w:t>
       </w:r>
     </w:p>
     <w:p>
@@ -6739,7 +6707,7 @@
           <w:color w:val="222A2D"/>
           <w:sz w:val="36"/>
         </w:rPr>
-        <w:t>再看一位金主。有位俄國派駐薩克森的公使，凱瑟林克伯爵（Count Keyserlingk），長年失眠，他出錢請巴赫寫一組溫柔好聽的鍵盤曲，讓身邊一位年輕樂師夜裡彈給他聽助眠。各位聽出重點了嗎？第一，這是極致的客製化——為一位客戶的一個需求量身打造。第二，付錢的人買到了什麼？「名字」。曲子明明是巴赫寫的，可是兩百多年來，全世界都叫它「郭德堡」——郭德堡（Goldberg）就是伯爵身邊那位樂師的名字，因為這部作品，被永遠寫進了歷史。順帶送各位一個很實用的點：這首曲子當年就是為了「靜心助眠」而生的，規律、清澈、不吵。所以我會說，它是最適合各位企業領導者的一首曲子——高壓時用它沉澱思緒、紓解壓力，要專注決策時用它把腦子清乾淨。現在請聽開頭這段詠嘆調（Aria），今天的主打聆聽第一首。</w:t>
+        <w:t>再陪各位認識一位金主。有位俄國派駐薩克森的公使，凱瑟林克伯爵（Count Keyserlingk），長年被失眠折磨。他出錢請巴赫寫一組溫柔好聽的鍵盤曲，讓身邊一位年輕樂師，夜裡輕輕彈給他聽，好讓他能安穩入睡。你會發現這裡頭有兩件很美的事。第一，這是為一個人的一個需要，量身而寫的音樂——世上最貼心的禮物，不過如此。第二，付錢的人換到了什麼？換到了一個「名字」。曲子明明是巴赫寫的，可是兩百多年來，我們卻都親暱地叫它「郭德堡」——郭德堡（Goldberg），就是伯爵身邊那位樂師的名字，因為這部作品，永遠地被記住了。也想順手送給各位一份小禮物：這首曲子，當年就是為了「靜心、安眠」而生的，規律、清澈、不擾人。所以我常說，它其實最適合各位——在忙亂的日子裡，用它替自己把思緒沉澱下來，把心神好好安放。現在，就請各位聽聽開頭這段詠嘆調（Aria），今天的主打聆聽第一首。</w:t>
       </w:r>
     </w:p>
     <w:p>
@@ -7139,7 +7107,7 @@
           <w:color w:val="222A2D"/>
           <w:sz w:val="36"/>
         </w:rPr>
-        <w:t>這部作品的名字，藏著一個對出錢的人很有意思的故事。出錢的金主，是俄國派駐薩克森的凱瑟林克伯爵，長年失眠。相傳他出錢請巴赫寫一組溫柔的鍵盤曲，讓身邊一位年輕樂師夜裡彈給他聽助眠。可是各位注意——這部曲子後來卻不叫「凱瑟林克」，而叫「郭德堡」。郭德堡是誰？是伯爵府裡那位約莫十四歲的年輕鍵盤手、巴赫的學生。於是最妙的一幕發生了：出錢的伯爵沒留下名字，反倒是他身邊那位家臣樂師，因為這部不屬於他、卻與他相連的作品，被全世界記了兩百多年。付錢的人買到什麼？有時候，連身邊人的名字，都一起變成了不朽。</w:t>
+        <w:t>這部作品的名字背後，其實藏著一個很有人情味的故事。出錢的金主，是俄國派駐薩克森的凱瑟林克伯爵，長年為失眠所苦。相傳他出錢請巴赫寫一組溫柔的鍵盤曲，讓身邊一位年輕樂師，夜裡彈給他聽、伴他入眠。可是你我注意到了嗎——這部曲子後來卻不叫「凱瑟林克」，而叫「郭德堡」。郭德堡是誰呢？是伯爵府裡那位大約十四歲的年輕鍵盤手，巴赫的學生。於是最動人的一幕就這樣發生了：出錢的伯爵，自己沒有留下名字，反倒是他身邊那位日夜相伴的樂師，因為這部不屬於他、卻與他緊緊相連的作品，被全世界記了兩百多年。你看，付出的人換到什麼？有時候，連他身邊人的名字，都一起變成了不朽。</w:t>
       </w:r>
     </w:p>
     <w:p>
@@ -7318,7 +7286,7 @@
           <w:color w:val="222A2D"/>
           <w:sz w:val="36"/>
         </w:rPr>
-        <w:t>郭德堡這個故事，還藏著給各位金主的第二課。這位凱瑟林克伯爵，給巴赫的其實不只是一筆訂單——他更厲害的一手，是動用自己的人脈，替巴赫打通了關節。巴赫一直想要一個「宮廷作曲家」的頭銜，求了好幾年、屢屢碰壁；最後就是靠這位伯爵從中施力，1736 年才終於拿到。各位是生意人，一定懂這個道理：一紙王室認證的頭銜，讓巴赫在跟雇主談判時整個腰桿都硬了，這是單筆委託費買不到的。所以頂級金主最稀缺的價值，往往不是那筆錢，而是他願意替你背書、引薦、打通門路。</w:t>
+        <w:t>郭德堡這個故事，還藏著一課，特別想說給各位有前瞻性的企業家聽。這位凱瑟林克伯爵，給巴赫的其實遠不只是一筆訂單——他更難得的一手，是願意動用自己的人脈，替巴赫把關節打通。你會發現，巴赫一直很想要一個「宮廷作曲家」的頭銜，想了好幾年、卻屢屢碰壁；最後，就是靠這位伯爵從中幫忙，到 1736 年，才終於如願。這件事的份量，各位一定懂：一紙王室認證的頭銜，讓巴赫在面對雇主時，腰桿整個挺了起來——這是再多委託費也換不來的。所以說到底，一位頂級金主最珍貴的地方，往往不在他給的那筆錢，而在他願意替你背書、替你引薦、替你把前面的路一步步走通。</w:t>
       </w:r>
     </w:p>
     <w:p>
@@ -7481,7 +7449,7 @@
           <w:color w:val="222A2D"/>
           <w:sz w:val="36"/>
         </w:rPr>
-        <w:t>先認識這位金主本人——葛雷夫勒女伯爵。她是巴黎社交圈公認的「女王」，以絕世美貌與品味聞名；而她贊助的底氣，來自夫家——當時法國最富有的銀行世家之一。佛瑞還是個掙扎中的年輕作曲家時，是她把他引進巴黎最高的社交圈，讓他當上自己沙龍的音樂總監。佛瑞感激到什麼程度？他直接稱這位女伯爵是自己的「巴伐利亞國王」——就是我們前面講過、那位砸錢供養華格納的路德維希二世。而她的影響力遠不只佛瑞一人：她把華格納正式引進法國、當俄羅斯芭蕾舞團的金主、甚至資助居禮夫人的鐳研究。頂級的贊助者，影響力是全方位的。</w:t>
+        <w:t>先陪各位認識這位金主本人——葛雷夫勒女伯爵。她是巴黎社交圈眾人心中的「女王」，以絕世的美貌與品味聞名；而她能這樣慷慨的底氣，來自夫家——當時法國最富有的銀行世家之一。當佛瑞還只是個在困頓中掙扎的年輕作曲家時，是她，牽著他的手走進了巴黎最高的社交圈，讓他當上自己沙龍的音樂總監。佛瑞感念到什麼程度呢？他直接稱這位女伯爵，是自己的「巴伐利亞國王」——也就是我們前面提過、那位傾心供養華格納的路德維希二世。而她的溫暖與眼光，其實遠不只落在佛瑞一個人身上：她把華格納正式引進法國、當俄羅斯芭蕾舞團的金主、甚至資助居禮夫人的鐳研究。你會發現，一位真正頂級的贊助者，那份影響力是全方位的。</w:t>
       </w:r>
     </w:p>
     <w:p>
@@ -7660,7 +7628,7 @@
           <w:color w:val="222A2D"/>
           <w:sz w:val="36"/>
         </w:rPr>
-        <w:t>不朽之名這一樣，也有女性金主的漂亮示範。法國作曲家佛瑞（Fauré）年輕、還在掙扎的時候，有位葛雷夫勒女伯爵（Comtesse Greffulhe）把他引進了巴黎最高的社交圈。佛瑞最美的一首《帕凡舞曲》（Pavane），就是為她的沙龍而寫、題獻給她的。各位看這筆交易：女伯爵出資、給機會、給舞台；而佛瑞——還有把她寫進小說的大文豪普魯斯特——讓這位女伯爵的名字，永遠被後世記得。這就是贊助最美的回報：出錢的人，因為藝術，名留青史。錢會花完，但這種「不朽」，買不到、也搶不走。我們聽這首為她而寫的《帕凡舞曲》。</w:t>
+        <w:t>不朽之名這一樣，也有一位女性金主，示範得格外動人。法國作曲家佛瑞（Fauré）還年輕、還在掙扎的時候，有位葛雷夫勒女伯爵（Comtesse Greffulhe），把他牽進了巴黎最高的社交圈。佛瑞最美的一首《帕凡舞曲》（Pavane），就是為她的沙龍而寫、題獻給她的。你我看看這其中的來往：女伯爵出資、給機會、給舞台；而佛瑞——還有後來把她寫進小說的大文豪普魯斯特——讓這位女伯爵的名字，永遠被後世記得。這就是贊助最美的回報：出錢的人，因為藝術，被世界溫柔地記住。錢終有花完的一天，可是這樣的「不朽」，買不到、也搶不走。我們就一起聽聽這首，為她而寫的《帕凡舞曲》。</w:t>
       </w:r>
     </w:p>
     <w:p>
@@ -8124,7 +8092,7 @@
           <w:color w:val="222A2D"/>
           <w:sz w:val="36"/>
         </w:rPr>
-        <w:t>我們回到那位葛雷夫勒女伯爵，把「贊助者因藝術而不朽」這件事講到底。各位看，出錢的贊助者能有多不朽？佛瑞用一首《帕凡》題獻給她，是第一次；而大文豪普魯斯特，又用一整部小說把她封存起來，是第二次。普魯斯特以她為藍本，寫出了《追憶似水年華》裡那位氣派的「蓋爾芒特公爵夫人」，讓她成了文學史上的經典人物。而且她從來不只是出錢的人：1891 年，她在布洛涅森林的湖中小島辦了一場夜宴，親自替《帕凡》加上了「看不見的合唱團」和舞者——各位看，金主也能是共同創作者。錢會花完、莊園會易主；但被作曲家題獻、被小說封存的名字，永遠搶不走。這，就是「因藝術而不朽」最完整的樣子。</w:t>
+        <w:t>我們回到那位葛雷夫勒女伯爵，把「贊助者因藝術而不朽」這件事，好好說到底。你會發現，出錢的贊助者，究竟能有多不朽？佛瑞用一首《帕凡》題獻給她，這是第一次；而大文豪普魯斯特，又用一整部小說，把她妥妥地封存起來，這是第二次。普魯斯特以她為藍本，寫出了《追憶似水年華》裡那位氣派的「蓋爾芒特公爵夫人」，讓她成了文學史上的經典人物。而且說到底，她從來不只是那個出錢的人：1891 年，她在布洛涅森林的湖中小島辦了一場夜宴，親手替《帕凡》添上了「看不見的合唱團」和舞者——你看，金主，也能是共同的創作者。錢會花完、莊園會易主；可是被作曲家題獻、被小說封存的名字，永遠搶不走。這，就是「因藝術而不朽」最完整、也最動人的樣子。</w:t>
       </w:r>
     </w:p>
     <w:p>
@@ -8287,7 +8255,7 @@
           <w:color w:val="222A2D"/>
           <w:sz w:val="36"/>
         </w:rPr>
-        <w:t>不朽之名的最後一個故事，格局最小，卻最動人。梵谷（Van Gogh）生前幾乎賣不掉畫，那他靠什麼活？靠他弟弟西奧（Theo），一位巴黎畫商，從 1882 年起，按月匯錢養著他。重點是西奧自己說的一句話：「我把給他的錢，視為他工作的報酬。」不是施捨，是報酬——這正是我們今天要一直強調的「對等」。一個人的長期、穩定贊助，養出了一位定義時代的大師。所以請各位破除一個迷思：當金主，不一定要是豪門。梅迪奇可以是一個銀行王朝，也可以只是一個相信家人的弟弟。這句話，請記到今天最後。</w:t>
+        <w:t>不朽之名的最後一個故事，格局最小，卻最讓人動容。梵谷（Van Gogh）生前幾乎賣不掉一張畫，那他靠什麼撐下去？靠他的弟弟西奧（Theo），一位巴黎畫商，從 1882 年起，一個月一個月地匯錢，靜靜養著哥哥。最打動我的，是西奧自己說的一句話：「我把給他的錢，視為他工作的報酬。」你聽，不是施捨，是報酬——這正是我們今天一直想跟各位分享的那份「對等」。說到底，是一個人長期、不張揚的守候，養出了一位定義了整個時代的大師。所以我想請各位放下一個迷思：當金主，其實不一定要是豪門。梅迪奇可以是一整個銀行王朝，也可以，只是一個打從心裡相信家人的弟弟。這句話，希望各位一路記到今天最後。</w:t>
       </w:r>
     </w:p>
     <w:p>
@@ -8754,7 +8722,7 @@
           <w:color w:val="222A2D"/>
           <w:sz w:val="36"/>
         </w:rPr>
-        <w:t>第四樣回報，最有氣派，也最有機會被各位複製——聖地與冠名。意思是：出錢蓋一座殿堂，把你的名字，刻進一座城市的天際線。這座殿堂，會自己增值，會在你不在的幾十年後，還天天替你說話。</w:t>
+        <w:t>我們來看第四樣回報，它最有氣派，其實也最有機會被各位親手複製——聖地與冠名。說白了就是：你出錢蓋一座殿堂，把自己的名字，輕輕刻進一座城市的天際線裡。而這座殿堂會自己增值，會在你已經不在場的幾十年後，仍然天天替你說話。</w:t>
       </w:r>
     </w:p>
     <w:p>
@@ -9221,7 +9189,7 @@
           <w:color w:val="222A2D"/>
           <w:sz w:val="36"/>
         </w:rPr>
-        <w:t>這個故事，根本就是十九世紀版的「新創燒錢 × 天使投資」。作曲家華格納（Wagner）有個瘋狂的夢：為自己一齣長達 14 小時的歌劇，蓋一座專屬劇院。這要花天文數字。但他遇到了完美的金主——1864 年，巴伐利亞國王路德維希二世（Ludwig II）成了他近乎無上限的「天使投資人」（天使投資人，就是在一個案子最早、最燒錢、最沒人敢投的時候，就砸大錢進來的金主）。國王出資，讓華格納自建了拜羅伊特節慶劇院（Bayreuth Festspielhaus），連樂池都是隱藏式、下沉的，讓觀眾完全沉浸。1876 年首屆音樂節，全歐洲名流朝聖。結果呢？他把德國一座本來沒沒無聞的小鎮拜羅伊特，變成了全球樂迷心中的「麥加」、非去朝聖一次不可的聖地。這對應我們待會兒的企業提案第 3 點：把場館、把音樂節，做成一個 iconic 的品牌。</w:t>
+        <w:t>這個故事，其實就是十九世紀版的「新創燒錢，遇上天使投資」。作曲家華格納（Wagner）心裡藏著一個近乎瘋狂的夢：為自己一齣長達 14 小時的歌劇，蓋一座專屬的劇院。這要花掉天文數字。而他何其幸運，遇到了那個對的人——1864 年，巴伐利亞國王路德維希二世（Ludwig II），成了他近乎無上限的「天使投資人」（天使投資人，就是在一個案子最早、最燒錢、還沒人敢下注的時候，就願意砸大錢進來相挺的那位金主）。國王出資，讓華格納親手建起了拜羅伊特節慶劇院（Bayreuth Festspielhaus），連樂池都做成隱藏式、下沉的，只為了讓觀眾完全沉浸。1876 年首屆音樂節，全歐洲的名流一同前來朝聖。你會發現，他就這樣把德國一座本來默默無聞的小鎮拜羅伊特，變成了全球樂迷心中的「麥加」、此生非去一次不可的聖地。這也正呼應我們待會兒要聊的企業提案第 3 點：把一座場館、一場音樂節，慢慢養成一個 iconic 的品牌。</w:t>
       </w:r>
     </w:p>
     <w:p>
@@ -9685,7 +9653,7 @@
           <w:color w:val="222A2D"/>
           <w:sz w:val="36"/>
         </w:rPr>
-        <w:t>把冠名場館玩到最經典的，是鋼鐵大王卡內基（Andrew Carnegie）。1891 年，紐約的卡內基音樂廳（Carnegie Hall）落成，全額出資的就是他；開幕那一夜，登台的是大作曲家柴可夫斯基——氣派一次到位。各位體會一下這筆交易：卡內基把賣鋼鐵賺來的錢，換成了一座以他為名的頂級殿堂。一百多年過去，「卡內基」這三個字，已經等於全世界音樂家最想站上的舞台——一個表演者能說出「我在卡內基演出過」，是無上的榮耀。這就是冠名場館的威力：你出一次錢，這座殿堂就永遠掛著你的名字，替你說話。</w:t>
+        <w:t>把冠名場館這件事玩到最經典的，是鋼鐵大王卡內基（Andrew Carnegie）。1891 年，紐約的卡內基音樂廳（Carnegie Hall）落成，全額出資的就是他；而開幕那一夜，登台的，是大作曲家柴可夫斯基——那份氣派，一次到位。我們細細體會一下這件事：卡內基把賣鋼鐵一分一毫賺來的錢，換成了一座以他為名的頂級殿堂。一百多年過去，「卡內基」這三個字，已經等於全世界音樂家最嚮往、最想站上的舞台——一位表演者若能說出「我在卡內基演出過」，那是一生無上的榮耀。這，就是冠名場館溫柔而長久的力量：你出過一次錢，這座殿堂便永遠掛著你的名字，一年一年替你說話。</w:t>
       </w:r>
     </w:p>
     <w:p>
@@ -10181,7 +10149,7 @@
           <w:color w:val="222A2D"/>
           <w:sz w:val="36"/>
         </w:rPr>
-        <w:t>這個模式，亞洲的企業也玩得很漂亮。1986 年，日本的三得利（Suntory）——一家做威士忌的企業——在東京蓋了三得利音樂廳。指揮大師卡拉揚（Herbert von Karajan）親口稱它是「音之寶石盒」。各位想想：一家賣酒的公司，靠一座音樂廳，就把自己的品牌，和「頂級文化」永久綁在了一起。從此你聽到「三得利」，腦中浮現的不只是威士忌，還有世界一流的音樂。這就是亞洲企業版的卡內基：用一座殿堂，替品牌鍍上文化的金身。</w:t>
+        <w:t>這個模式，其實亞洲的企業也做得很漂亮。1986 年，日本的三得利（Suntory）——一家做威士忌的企業——在東京蓋了三得利音樂廳。指揮大師卡拉揚（Herbert von Karajan）親口稱它是「音之寶石盒」。你我一起想想這件事：一家賣酒的公司，靠一座音樂廳，就把自己的品牌，和「頂級文化」永久牽在了一起。從那以後，人們聽到「三得利」，腦海浮現的就不只是一杯威士忌，還有那滿室世界一流的樂音。這，就是亞洲企業版的卡內基：用一座殿堂，替品牌鍍上一層文化的溫度與光澤。</w:t>
       </w:r>
     </w:p>
     <w:p>
@@ -10616,7 +10584,7 @@
           <w:color w:val="222A2D"/>
           <w:sz w:val="36"/>
         </w:rPr>
-        <w:t>再看一個當代的例子。洛杉磯的迪士尼音樂廳（Walt Disney Concert Hall），2003 年啟用。它是怎麼來的？迪士尼的遺孀莉莉安·迪士尼（Lillian Disney），1987 年捐了五千萬美元起建，交給建築大師蓋瑞（Frank Gehry）設計。今天，那棟閃亮的金屬曲面建築，成了整個洛杉磯的城市地標和觀光名片，掛著「迪士尼」的名字。從卡內基、三得利到迪士尼，你會發現一個共同點：企業出資蓋一座殿堂，換到的，是把名字刻進城市的天際線和文化史——一筆會不斷增值的資產。</w:t>
+        <w:t>我們再看一個離我們更近的例子。洛杉磯的迪士尼音樂廳（Walt Disney Concert Hall），2003 年啟用。它是怎麼來的呢？其實是迪士尼的遺孀莉莉安·迪士尼（Lillian Disney），在 1987 年捐了五千萬美元起建，交給建築大師蓋瑞（Frank Gehry）親手設計。今天，那棟閃著光的金屬曲面建築，成了整個洛杉磯的城市地標和觀光名片，靜靜掛著「迪士尼」的名字。從卡內基、三得利，一路到迪士尼，你會發現一個很動人的共同點：企業出資蓋起一座殿堂，換到的，是把自己的名字，刻進一座城市的天際線和整段文化史裡——一筆會不斷增值的資產。</w:t>
       </w:r>
     </w:p>
     <w:p>
@@ -10971,7 +10939,7 @@
           <w:color w:val="222A2D"/>
           <w:sz w:val="36"/>
         </w:rPr>
-        <w:t>第五樣回報，比較內向，但對經營一家公司極重要——人才與凝聚。長期養一支團隊、蓋一座舞台，換到的不只是面子，還有人才、研發，和整個組織的向心力。這一樣，兩百多年前有一位親王，示範得淋漓盡致。</w:t>
+        <w:t>第五樣回報，比較內斂，卻對經營一家公司格外要緊——人才與凝聚。長期養一支團隊、蓋一座舞台，你換到的不只是面子，還有人才、研發，以及整個組織上下同心的那股向心力。這一樣，兩百多年前，有一位親王替我們示範得淋漓盡致。</w:t>
       </w:r>
     </w:p>
     <w:p>
@@ -11198,7 +11166,7 @@
           <w:color w:val="222A2D"/>
           <w:sz w:val="36"/>
         </w:rPr>
-        <w:t>匈牙利的埃斯特哈齊（Esterházy）親王，就是一位把「養音樂」當長期投資的貴族企業家。他蓋了一座莊園，人稱「匈牙利的凡爾賽」，裡面歌劇院、劇場、音樂廳一應俱全——等於替自己蓋了一座私人研發中心，兼門面工程：撐排場、招待貴賓、凝聚整個宮廷的聲望，全包了。他長期供養一整支樂團。有意思的是，親王自己愛玩一種冷門的低音樂器叫巴里頓琴（baryton，一種音色特殊、很難演奏的古樂器），樂團就得為它量身打造上百首曲子——你看，金主的品味，直接決定了研發方向。這筆投資的回報是什麼？「埃斯特哈齊」這個姓氏，兩百多年後的今天，我們還在講。這也正是等一下企業提案的第 1 點：長期穩定資助，加上一座能養創新的場館。</w:t>
+        <w:t>匈牙利的埃斯特哈齊（Esterházy）親王，就是一位把「養音樂」當成長期投資的貴族企業家。他蓋了一座莊園，人稱「匈牙利的凡爾賽」，裡頭歌劇院、劇場、音樂廳一應俱全——這等於替自己蓋了一座私人的研發中心，同時又是一張待客的門面：撐場面、款待貴賓、凝聚起整座宮廷的聲望，全都包了。他長年供養一整支樂團。有意思的是，親王自己偏愛一種冷門的低音樂器，叫巴里頓琴（baryton，一種音色特別、也特別難拉的古樂器），樂團便得為它量身寫下上百首曲子——你會發現，金主的品味，其實悄悄決定了研發的方向。那這筆投資，最後換到了什麼？「埃斯特哈齊」這個姓氏，直到兩百多年後的今天，我們還在這裡溫柔地提起它。這也正是等一下企業提案的第 1 點：一份長期穩定的資助，加上一座能好好養出創新的場館。</w:t>
       </w:r>
     </w:p>
     <w:p>
@@ -11601,7 +11569,7 @@
           <w:color w:val="222A2D"/>
           <w:sz w:val="36"/>
         </w:rPr>
-        <w:t>第六樣回報，也是各位最關心的一樣——形象。音樂，能替一個國家、一家企業，寫下一種難以複製的「氣質」。這股氣質，可以是一個國家的凝聚力（國力），可以是一個地方的觀光財（國家形象），也可以是一個品牌讓人想靠近的質感（企業品牌）。接下來，我從國家一路講到你的品牌。</w:t>
+        <w:t>接下來這第六樣，其實是我們每個人都最放在心上的一樣——形象。你會發現，音樂有種奇妙的力量，能替一個國家、一家企業，寫下一種別人怎麼學都學不來的氣質。這股氣質，可以是一個國家的凝聚力，可以是一個地方的觀光財，也可以是一個品牌讓人打從心裡想靠近的質感。說到底，接下來這一段，我想從一個國家，一路陪各位走回你自己的品牌。</w:t>
       </w:r>
     </w:p>
     <w:p>
@@ -11812,7 +11780,7 @@
           <w:color w:val="222A2D"/>
           <w:sz w:val="36"/>
         </w:rPr>
-        <w:t>先看國家怎麼花錢買形象。1804 年，拿破崙（Napoléon）當上皇帝，下令委託畫家大衛（Jacques-Louis David）畫下他的加冕大典，還封他為「皇帝首席畫師」——這是一件不折不扣的國家級形象工程。而且這位甲方改稿改得理直氣壯：他的母親其實因家族失和沒出席，卻被要求畫進正中央最尊貴的包廂；教皇原本像個旁觀者，拿破崙看了畫室之後，要求改成「舉手祝福」的姿勢。報酬呢？大衛自估十萬法郎，最後實收六萬五——強勢甲方殺價，兩百年前就這樣。但反過來說，也正是這筆國家委託，讓這幅畫永遠掛進了羅浮宮。出錢的拿破崙，買到的是一整個帝國的「國家形象」。</w:t>
+        <w:t>我們先看看一個國家，是怎麼替自己留下一張臉的。1804 年，拿破崙（Napoléon）當上皇帝，他委託畫家大衛（Jacques-Louis David）畫下自己的加冕大典，還封他做「皇帝首席畫師」——這是一件不折不扣的國家級形象工程。而你會發現，這位出資的人，其實很清楚自己想留下什麼樣的畫面：他的母親因為家族失和沒能出席，卻被畫進了正中央最尊貴的包廂；教皇原本畫得像個旁觀者，拿破崙走進畫室看過之後，希望改成「舉手祝福」的姿勢。至於報酬，大衛自己估十萬法郎，最後實收六萬五——你看，出資者與創作者之間那點分寸的來回，兩百年前就有了。可也正是這筆國家委託，讓這幅畫永遠掛進了羅浮宮。拿破崙花這筆錢，換到的，是一整個帝國被後世記住的模樣。</w:t>
       </w:r>
     </w:p>
     <w:p>
@@ -12263,7 +12231,7 @@
           <w:color w:val="222A2D"/>
           <w:sz w:val="36"/>
         </w:rPr>
-        <w:t>國家買形象，還有另一種——買「認同」。1830 年七月革命之後，法國政府用三千法郎，買下畫家德拉克洛瓦（Delacroix）的《自由引導人民》。這幅畫的政治訊息太強烈，掛沒多久就被收起來，一直到 1874 年才正式進羅浮宮。可是後來它翻身了：它被印上法國一百法郎的紙鈔，全國人每天摸著它過日子，變成了國家的視覺識別。各位看，政府買畫、企業贊助，買的其實是同一樣東西——認同。一幅畫、一段音樂，一旦綁上了群眾的情感，它的價值就再也不是三千法郎能衡量的了。</w:t>
+        <w:t>國家替自己留形象，還有另一種更動人的方式——換一份「認同」。1830 年七月革命之後，法國政府用三千法郎，買下了畫家德拉克洛瓦（Delacroix）的《自由引導人民》。這幅畫訴說的情感太強烈了，掛沒多久就被收了起來，一直到 1874 年才正式進羅浮宮。可是它後來翻身了：它被印上法國一百法郎的紙鈔，全國人每天把它摸在手心裡過日子，慢慢就成了整個國家的共同記憶。你會發現，政府買畫也好、企業贊助也好，說到底想換的，其實是同一樣東西——認同。一幅畫、一段音樂，一旦和眾人的情感綁在了一起，它的價值，就再也不是三千法郎能衡量的了。</w:t>
       </w:r>
     </w:p>
     <w:p>
@@ -12698,7 +12666,7 @@
           <w:color w:val="222A2D"/>
           <w:sz w:val="36"/>
         </w:rPr>
-        <w:t>現在把層次拉高到「國力」。十九世紀的義大利，四分五裂、國勢衰弱，還被外國統治著。但作曲家威爾第（Verdi）的歌劇，讓全民因為音樂而振奮。他的歌劇《那布果》（Nabucco）裡有一首〈Va, pensiero〉，是一群被擄的奴隸思念祖國的大合唱。這首歌，成了義大利統一運動（Risorgimento，義大利文「復興」的意思）的非官方國歌。當時外國政府嚴密審查，義大利人不能公開喊獨立，於是他們就高喊「Viva VERDI」——表面上是「威爾第萬歲」，其實 VERDI 這五個字母，是「義大利國王萬歲」那句話的縮寫暗號。你看，一段旋律，凝聚了一個還沒統一的國家。這，就是音樂的國力。</w:t>
+        <w:t>現在，讓我們把眼光抬高一點，看看「國力」這件事。十九世紀的義大利，四分五裂、國勢衰弱，還被外國統治著。可就在這樣的日子裡，作曲家威爾第（Verdi）的歌劇，讓全民因為音樂重新振奮了起來。他的歌劇《那布果》（Nabucco）裡有一首〈Va, pensiero〉，唱的是一群被擄的奴隸，深深思念著自己的祖國。這首歌，後來成了義大利統一運動（Risorgimento，義大利文「復興」的意思）的非官方國歌。當時外國政府審查得很嚴，義大利人不能公開喊獨立，於是他們就在街頭高喊「Viva VERDI」——表面上是「威爾第萬歲」，可 VERDI 這五個字母，其實藏著「義大利國王萬歲」那句不能說出口的心願。你會發現，一段旋律，竟然就把一個還沒統一的國家，凝聚成了一顆心。這，就是音樂的國力。</w:t>
       </w:r>
     </w:p>
     <w:p>
@@ -13130,7 +13098,7 @@
           <w:color w:val="222A2D"/>
           <w:sz w:val="36"/>
         </w:rPr>
-        <w:t>國家形象，還能直接變成觀光財。義大利作曲家普契尼（Puccini）的歌劇，就替一個個地方帶來實實在在的觀光收入。他的《蝴蝶夫人》故事發生在日本長崎，結果長崎的哥拉巴園，就因為這齣歌劇成了「蝴蝶夫人之家」，變成景點，一年吸引近兩百萬訪客；他的《托斯卡》把羅馬的地標寫成歌劇場景，這些地標就變成樂迷的朝聖點。各位聽出來了嗎？一個地方的觀光財，很多時候是作曲家替它寫出來的——音樂替一座城市寫下難以複製的氣質，然後這股氣質，能一直收門票、一直帶客人。對品牌來說也一樣：找對的音樂，能替你寫下一張讓人想靠近的名片。</w:t>
+        <w:t>這種形象，其實還能悄悄變成實實在在的觀光財。義大利作曲家普契尼（Puccini）的歌劇，就替一個個地方，帶來了看得見的收入。他的《蝴蝶夫人》故事發生在日本長崎，結果長崎的哥拉巴園，就因為這齣歌劇成了「蝴蝶夫人之家」，變成了景點，一年吸引將近兩百萬人專程去看；他的《托斯卡》把羅馬的地標寫進了劇情，這些地標，就成了樂迷心中非去不可的朝聖點。你會發現，一個地方的觀光財，很多時候，是作曲家替它一筆一筆寫出來的——音樂替一座城市寫下了難以複製的氣質，而這股氣質，就一直替它迎接著遠道而來的客人。其實對各位的品牌也是同一個道理：找對一首音樂，它就能替你寫下一張，讓人打從心裡想靠近的名片。</w:t>
       </w:r>
     </w:p>
     <w:p>
@@ -13578,7 +13546,7 @@
           <w:color w:val="222A2D"/>
           <w:sz w:val="36"/>
         </w:rPr>
-        <w:t>再舉一個各位一定有感的例子。我們一想到法國，就想到「浪漫」——這股印象是怎麼來的？很大一部分，是作曲家德布西（Debussy）替它寫的。他的《月光》《海》《牧神的午後》，把「法式浪漫」變成了一種全世界都認得、都嚮往的氣質。各位注意：一個國家的形象，可以由作曲家一筆一筆寫出來；而「形象」，就是最值錢的觀光與品牌資產。而且這股形象，一百多年後被精品品牌直接借走——各位今天進場時聽到的德布西《月光》，正是香奈兒 Chanel No.5 那支「史上最貴香水廣告」用的配樂：2004 年由 Baz Luhrmann 執導、Nicole Kidman 主演，造價約 3,300 萬美元。香奈兒賣的不是香水的成分，是德布西替法國寫下的那種高雅。這，就是形象資產最值錢的地方。</w:t>
+        <w:t>再說一個各位一定會有共鳴的例子。我們一想到法國，心裡就浮起「浪漫」兩個字——可這份印象，到底是怎麼來的呢？其實很大一部分，是作曲家德布西（Debussy）替它寫出來的。他的《月光》《海》《牧神的午後》，把「法式浪漫」，變成了一種全世界都認得、都嚮往的氣質。你會發現，一個國家的形象，是可以由一位作曲家，一筆一筆慢慢寫成的；而這份「形象」，正是最值錢的觀光與品牌資產。更妙的是，這股氣質，一百多年後又被精品品牌輕輕借走了——各位今天進場時聽到的德布西《月光》，正是香奈兒 Chanel No.5 那支「史上最貴香水廣告」用的配樂：2004 年由 Baz Luhrmann 執導、Nicole Kidman 主演，造價約 3,300 萬美元。說到底，香奈兒賣的並不是香水的成分，而是德布西替法國寫下的那種高雅。這，就是形象這份資產，最迷人也最值錢的地方。</w:t>
       </w:r>
     </w:p>
     <w:p>
@@ -13978,7 +13946,7 @@
           <w:color w:val="222A2D"/>
           <w:sz w:val="36"/>
         </w:rPr>
-        <w:t>從國家講回各位最關心的——企業品牌。頂級品牌很懂一件事：借一段古典音樂，就能替冷冰冰的產品鍍上一層「格調」，把「功能」變成「身分」。最經典的例子，是英國航空（British Airways）。他們 1989 年那支經典廣告《Face》，用的是法國作曲家德利伯（Léo Delibes）歌劇《拉克美》裡的〈花之二重唱〉。一段本來相當冷門的詠嘆調，被英航一用，就用了三十五年——2019 年百週年還特地重新編曲。各位想想：這等於把「選對一首曲子」變成一筆會增值的品牌資產，比很多硬體都耐用。而且這招到處都是：Stella Artois 用威爾第、De Beers 用 Jenkins、飛雅特用羅西尼——古典音樂，是最省力的「格調外掛」。我們就聽這段被英航用了三十五年的旋律。</w:t>
+        <w:t>從國家，我們回到各位最放在心上的——你自己的品牌。頂級品牌都懂一件事：借一段古典音樂，就能替一件再實用不過的產品，鍍上一層格調，讓「功能」，變成一種「身分」。最經典的例子，就是英國航空（British Airways）。他們 1989 年那支經典廣告《Face》，用的是法國作曲家德利伯（Léo Delibes）歌劇《拉克美》裡的〈花之二重唱〉。一段本來相當冷門的詠嘆調，被英航一用，就是三十五年——2019 年百週年的時候，還特地把它重新編了曲。各位想想，這其實等於把「用心選對一首曲子」，變成了一筆會增值的品牌資產，比很多硬體都還要耐用。而且你會發現，這樣的心思到處都是：Stella Artois 用威爾第、De Beers 用 Jenkins、飛雅特用羅西尼。古典音樂，就是這麼一份最溫柔、也最省力的格調。我們就一起聽聽這段，被英航珍惜了三十五年的旋律。</w:t>
       </w:r>
     </w:p>
     <w:p>
@@ -14314,7 +14282,7 @@
           <w:color w:val="222A2D"/>
           <w:sz w:val="36"/>
         </w:rPr>
-        <w:t>看完國際品牌，我要給各位一個台灣自己的例子，而且是最漂亮的一個——奇美（Chimei）。奇美的創辦人許文龍先生，做的是石化、電子這些「硬邦邦、不起眼」的生意。如果他沒有做接下來這件事，大家對奇美的印象，可能就只是冷冰冰的塑膠和面板。但他做了什麼？他收藏了全世界數量最多的名琴，蓋了一座奇美博物館。結果現在你一想到奇美，畫面裡不再只有電視和塑膠，而是滿滿的藝術氣息。這，就是台灣自己的梅迪奇：用藝術，把整家企業的形象，整個往上升了一級。而且這個例子最貼近各位——你不必在歐洲、不必是貴族，一位台灣的企業家，就在台南，做到了。我們來看奇美的名琴。</w:t>
+        <w:t>看完了這麼多國際品牌，我特別想留一個台灣自己的例子給各位，而且是我心裡最喜歡的一個——奇美（Chimei）。奇美的創辦人許文龍先生，做的是石化、電子這些聽起來「硬邦邦、不太起眼」的生意。說句實在話，如果他沒有去做接下來這件事，我們對奇美的印象，可能就只停在冷冰冰的塑膠和面板上。可是他做了什麼呢？他收藏了全世界數量最多的名琴，蓋起了一座奇美博物館。於是你會發現，今天我們一想到奇美，腦海裡浮現的，不再只有電視和塑膠，而是滿滿的、溫潤的藝術氣息。這，就是台灣自己的梅迪奇——用藝術，把整家企業的形象，往上輕輕托了一級。而這個例子最讓人心動的地方在於，它離你我這麼近：你不必在歐洲、不必是貴族，一位台灣的企業家，就在台南，把它做成了。我們一起來看看奇美的名琴。</w:t>
       </w:r>
     </w:p>
     <w:p>
@@ -14810,7 +14778,7 @@
           <w:color w:val="222A2D"/>
           <w:sz w:val="36"/>
         </w:rPr>
-        <w:t>奇美還有一步棋，特別高明，值得各位學起來。他不只是把名琴收藏起來擺著看——他把價值連城的史特拉底瓦里（Stradivari，史上最頂級的小提琴品牌）名琴，免費借給頂尖的音樂家使用。從台灣之光曾宇謙，到國際大師馬友友（Yo-Yo Ma），這些名家在世界各大舞台上拉的那把琴，掛著的是「奇美」的名字。各位算算這筆帳：一把琴借出去，換來的是全球最高規格的舞台上、源源不絕的品牌曝光與好感。這就是「以藝術養品牌」最聰明的槓桿——你不必自己上台，讓世界級的大師，替你發光。</w:t>
+        <w:t>奇美還有一步，我特別想跟各位分享，因為它做得又聰明、又有胸襟。他沒有把這些名琴收進櫃子裡供人瞻仰——他把價值連城的史特拉底瓦里（Stradivari，史上最頂級的小提琴品牌）名琴，免費借給頂尖的音樂家去拉。從台灣之光曾宇謙，到國際大師馬友友（Yo-Yo Ma），這些名家在世界各大舞台上拉的那把琴，掛著的都是「奇美」的名字。你會發現，一把琴借出去，帶回來的是全球最高規格的舞台上、一次又一次的品牌曝光，還有樂迷心裡那份對奇美的好感。這就是「以藝術養品牌」最溫柔、也最聰明的方式——你不必自己站上舞台，而是讓世界級的大師，替你、也替這片土地發光。</w:t>
       </w:r>
     </w:p>
     <w:p>
@@ -15293,7 +15261,7 @@
           <w:color w:val="222A2D"/>
           <w:sz w:val="36"/>
         </w:rPr>
-        <w:t>我特別要跟在座各位台灣的企業家說：這不是遙遠的歐洲故事，台灣早就有一批企業，在當「現代的梅迪奇」，奇美只是最亮眼的那一個。台積電的文教基金會，長年支持藝文和音樂教育；富邦藝術基金會深耕藝術推廣。給各位一個最有感的數字：光是國泰金控贊助雲門舞集的免費戶外公演，就辦了近三十年、累積超過兩百六十五萬人次進場——這就是企業把品牌，和「全民藝術」牢牢綁在一起。我講這些，是想告訴各位：贊助藝術，不是有錢有閒才能做的事，而是台灣很多聰明的企業，正在做、而且各位也做得到的事。今天散場之後，這件事就可以放進你的口袋名單。</w:t>
+        <w:t>我特別想跟在座台灣的各位，說一句心裡話：這一切，其實一點都不遙遠。台灣早就有一批企業，默默在當「現代的梅迪奇」，奇美，只是我們最熟悉的那一個。台積電的文教基金會，長年支持著藝文和音樂教育；富邦藝術基金會，也深耕藝術推廣許多年。再給各位一個很動人的數字：光是國泰金控贊助雲門舞集的免費戶外公演，就辦了近三十年、累積超過兩百六十五萬人次進場——一家企業，就這樣把自己的名字，和「全民都能親近的藝術」，溫柔地綁在了一起。我講這些，是想讓各位放心：贊助藝術，從來不是有錢有閒才做得起的事，而是台灣許多有心的企業，正在做、各位也一樣做得到的事。今天散場之後，這件事，就可以悄悄放進你的口袋名單</w:t>
       </w:r>
     </w:p>
     <w:p>
@@ -15728,7 +15696,7 @@
           <w:color w:val="222A2D"/>
           <w:sz w:val="36"/>
         </w:rPr>
-        <w:t>前面講的六樣——地位、曝光、不朽、聖地、人才、形象——你可能會說，這些都有點「虛」。那好，最後這第七樣，是最硬的一樣，白花花的鈔票。我要用一個故事證明：出錢贊助一段音樂，可以直接、實實在在地，撐起一家公司一百年的生意。</w:t>
+        <w:t>前面我們一起走過六樣回報——地位、曝光、不朽、聖地、人才、形象。你或許會想，這些聽起來，都有點「虛」。那麼最後這第七樣，我想留給最實在的一樣：實實在在的錢。我要用一個故事，讓各位看見——出錢贊助一段音樂，其實可以直接、扎扎實實地，撐起一家公司整整一百年的生意。</w:t>
       </w:r>
     </w:p>
     <w:p>
@@ -15987,7 +15955,7 @@
           <w:color w:val="222A2D"/>
           <w:sz w:val="36"/>
         </w:rPr>
-        <w:t>1880 年，義大利拿坡里的維蘇威火山，蓋了一條登山纜車，開通了。但纜車公司碰到一個每個做新產品的人都懂的難題：東西是好的，客人不敢用——大家怕火山、不敢坐。他們的解方，各位猜到了嗎？花錢，委託作曲家丹薩（Denza）寫了一首宣傳歌，就叫《Funiculì, Funiculà》，歌名的意思就是「纜車上山、纜車下山」。這首歌，後來常被稱為「史上最早的廣告歌」之一——它從第一天起，就不是為了藝術，而是為了賣一項產品而寫的。各位注意：出錢的是誰？是纜車公司。他們要的，不是留名青史，是把客人的「怕」，變成「想去」。</w:t>
+        <w:t>1880 年，義大利拿坡里的維蘇威火山，蓋好了一條登山纜車，開通了。可是纜車公司碰上一個，我相信在座每位做過新產品的人都懂的煩惱：東西明明是好的，客人卻不敢用——大家怕火山、不敢坐。他們的解方，各位猜到了嗎？他們出錢，委託作曲家丹薩（Denza）寫了一首宣傳歌，就叫《Funiculì, Funiculà》，歌名的意思，就是「纜車上山、纜車下山」。這首歌，後來常被人稱為「史上最早的廣告歌」之一——它從第一天起，就不是為了藝術，而是為了替一項產品，好好說幾句話。各位注意，出錢的是誰？是纜車公司。他們心裡想的，其實不是留名青史，而是很單純的一件事：把客人的「怕」，慢慢換成「想去」。</w:t>
       </w:r>
     </w:p>
     <w:p>
@@ -16435,7 +16403,7 @@
           <w:color w:val="222A2D"/>
           <w:sz w:val="36"/>
         </w:rPr>
-        <w:t>這首委創的廣告歌，效果好到什麼程度？樂譜一年之內賣破一百萬份，歌聲傳遍全歐洲的沙龍和街頭，「去拿坡里、坐纜車上維蘇威」變成整個歐洲的旅遊夢想。各位想想：一首三分鐘的歌，把大家心裡的「怕」，唱成了「想去」。而且名氣接著就兌現成生意：1888 年，旅行社的老祖宗、英國的湯瑪斯·庫克公司（Thomas Cook），把這條纜車編進國際觀光行程，全世界的旅客跟著行程表上山，運量一路倍增。各位看，這條漂亮的成長曲線，起點就是纜車公司當年花錢委託的那一首歌。這就是我說的「第七樣、最硬的回報」——實實在在的客人、實實在在的錢。</w:t>
+        <w:t>這首委託來的宣傳歌，效果好到什麼地步？樂譜一年之內就賣破一百萬份，歌聲傳遍全歐洲的沙龍和街頭，「去拿坡里、坐纜車上維蘇威」，成了整個歐洲人心裡的旅遊夢。各位想想，多麼奇妙：一首短短三分鐘的歌，竟然把大家心裡的那份「怕」，一句一句，唱成了「想去」。而這份名氣，接著就真的化成了門口的客人：1888 年，旅行社的老祖宗、英國的湯瑪斯·庫克公司（Thomas Cook），把這條纜車編進了國際觀光行程，世界各地的旅客跟著行程表一路上山，運量一年年往上翻。你會發現，這條漂亮的成長曲線，它的起點，就是纜車公司當年出錢委託的那一首歌。這，就是我說的第七樣、最實在的一樣回報——真真切切的客人，真真切切的收入。</w:t>
       </w:r>
     </w:p>
     <w:p>
@@ -16854,7 +16822,7 @@
           <w:color w:val="222A2D"/>
           <w:sz w:val="36"/>
         </w:rPr>
-        <w:t>這門生意後來怎麼樣？它經歷了大概是商業史上最硬核的「不可抗力」測試。1906 年，維蘇威火山大噴發，車站、車廂全部埋進二、三十公尺深的火山灰——照理說故事該結束了吧？可是三年後，1909 年，纜車重建、復駛；1911 年山崩再停，1912 年又開。為什麼值得一次又一次重建？因為那首歌帶來的名氣和穩定客源，讓每一次重建都算得過來。硬體會被天災淘汰——但那首 1880 年的委創歌，到今天還在全世界的電影、廣告、音樂會裡，替維蘇威、替拿坡里「免費帶客」。所以給在座企業家的啟示很簡單：產品有生命週期，但一次到位的贊助內容，是跨世紀的資產。一次委創，回報以百年計——這就是「投資美」最極致的複利。好，講完它的身世，等一下，換我們自己來把這首歌唱一遍。</w:t>
+        <w:t>這門生意後來的命運，其實經歷了一場，大概是商業史上最嚴酷的考驗。1906 年，維蘇威火山大噴發，車站、車廂全被埋進二、三十公尺深的火山灰裡——照理說，故事到這裡該畫上句點了吧？可是三年後，1909 年，纜車重建、重新復駛；1911 年山崩再停，隔年 1912 年，它又開了。為什麼一次又一次，人們都捨不得放手、都願意再蓋一次？因為那首歌留下的名氣和穩定的客源，讓每一次重建，都值得。硬體終究會被天災帶走——但那首 1880 年的委託之作，到今天還活在全世界的電影、廣告、音樂會裡，默默替維蘇威、替拿坡里「免費帶客」。所以留給在座各位的，是一個很溫暖的提醒：產品會有老去的一天，但一件用心做的贊助內容，卻能陪一家企業，一起跨越一個又一個世紀。一次委託，回報以百年計——說到底，這就是把錢投入美，最令人動容的一種複利。好，聽完了它的身世，等一下，就換我們自己，一起把這首歌唱一遍。</w:t>
       </w:r>
     </w:p>
     <w:p>
@@ -17353,7 +17321,7 @@
           <w:color w:val="222A2D"/>
           <w:sz w:val="36"/>
         </w:rPr>
-        <w:t>我們把七樣回報，收攏成四個各位董事會上聽得懂的面向。第一，品牌聲望與差異化——像卡內基、像拜羅伊特，把名字刻進文化史。第二，客戶關係與高端形象——像賓士、像奇美，用藝術替品牌鍍格調，緊緊綁住最高價值的客群。第三，人才吸引與員工凝聚——像埃斯特哈齊，長期養才、養場館，凝聚內部認同。第四，也是各位老闆最想聽的，可量化的溢價——藝文投資會變成實打實的品牌溢價和實利：奇美的形象、普契尼帶來的兩百萬觀光客、纜車那條百年的成長曲線，這些都算得出來。所以請記住這句話：贊助藝術，不是成本，是一筆會增值的長期資產。（順帶一提，文化藝術贊助在稅務上也可能有優惠，這部分請洽你的會計師。）</w:t>
+        <w:t>走到這裡，我們把這七樣回報，收攏成四個各位帶回董事會、大家都聽得懂的面向。第一，品牌的聲望與差異化——像卡內基、像拜羅伊特，把自己的名字，刻進了文化史。第二，客戶關係與高端形象——像賓士、像奇美，用藝術替品牌添上格調，也把最珍惜你的那群客人，好好留在身邊。第三，人才的吸引與員工的凝聚——像埃斯特哈齊，長期養才、養一座場館，換來的是一份由衷的認同。第四，也是各位最關心的，看得見的回饋——藝文的投入，終究會化成品牌實實在在的份量與收益：奇美的形象、普契尼帶來的兩百萬觀光客、那條纜車百年的成長曲線，都是這樣一點一滴累積出來的。所以，請各位把這句話放進心裡：贊助藝術，從來不是一筆成本，而是一筆會慢慢增值的長期資產。（順帶一提，文化藝術的贊助在稅務上也可能有優惠，這部分，記得問問你信任的會計師。）</w:t>
       </w:r>
     </w:p>
     <w:p>
@@ -17756,7 +17724,7 @@
           <w:color w:val="222A2D"/>
           <w:sz w:val="36"/>
         </w:rPr>
-        <w:t>在給各位提案之前，先送大家一份「實用清單」——企業家最適合聽的四首音樂，按場合分。第一，需要專注、需要沉澱、壓力大的時候，聽今天的《郭德堡變奏曲》，它規律、清澈，能幫你把腦子清乾淨。第二，尾牙、開工、團隊誓師，要凝聚人心、鼓舞士氣，放貝多芬的〈歡樂頌〉，保證全場熱血。第三，要炒熱氣氛、帶動全場，就用我們今天的壓軸，那首輕快好上口的《Funiculì》。第四，一個人獨處、或招待重要客人，需要安靜有品味的背景音，放德布西的《月光》。學會用音樂管理情緒、管理場合，這是各位當領導者，最低成本的一項軟實力。</w:t>
+        <w:t>在正式給各位提案之前，我想先送大家一份很貼心的小清單——企業家最適合聽的四首音樂，按場合來分。第一，當你需要專注、需要沉澱、壓力特別大的時候，聽今天的《郭德堡變奏曲》，它規律、清澈，能陪你把紛亂的思緒，慢慢沉澱下來。第二，尾牙、開工、團隊誓師，想凝聚人心、鼓舞士氣的時候，就放貝多芬的〈歡樂頌〉，我保證，整個場子都會跟著暖起來。第三，想炒熱氣氛、帶動全場，就用我們今天的壓軸，那首輕快又好上口的《Funiculì》。第四，一個人靜靜獨處、或是招待你重視的客人，需要一點安靜又有品味的背景音，就放德布西的《月光》。你會發現，學會用音樂去陪伴自己的情緒、去照顧不同的場合，其實是各位當一位領導者，最不費力、也最動人的一項軟實力。</w:t>
       </w:r>
     </w:p>
     <w:p>
@@ -17996,7 +17964,7 @@
           <w:color w:val="222A2D"/>
           <w:sz w:val="36"/>
         </w:rPr>
-        <w:t>那麼，今天的企業具體可以怎麼做？我整理成五點，這是全場最實用的部分。第 1 點，像埃斯特哈齊：給藝術家長期、穩定的資助，並用一座場館養創新——給他一個能安心研發的家。第 2 點，像佛瑞的女伯爵：找一位「對的」藝術家，深度綁定、長期陪他成名——與其把預算灑給一百個人，不如成就一個人。</w:t>
+        <w:t>說了這麼多故事，各位心裡一定在想：那我們今天，具體能怎麼做？我把它整理成五點，這也是我最想留給各位的部分。第一點，像埃斯特哈齊：給一位藝術家長期、安穩的支持，再用一座場館，給他一個能安心創作的家。第二點，像佛瑞的女伯爵：其實你不必把心力灑向一百個人；遇見一位對的藝術家，就真心陪他一路走到被世界看見——你會發現，成就一個人，往往比撒網更動人、也更長久。</w:t>
       </w:r>
     </w:p>
     <w:p>
@@ -18287,7 +18255,7 @@
           <w:color w:val="222A2D"/>
           <w:sz w:val="36"/>
         </w:rPr>
-        <w:t>第 3 點，像拜羅伊特、像卡內基：把你的場館、或你辦的音樂節，做成一個 iconic 的品牌，把名字冠上去，做成一個讓人非朝聖不可的地方。第 4 點，像維蘇威纜車公司：委託一支「屬於你品牌」的作品，或一首主題曲，讓它替你長期帶客——記住，一次委創，回報可以用百年計。</w:t>
+        <w:t>第三點，像拜羅伊特、像卡內基：把你的場館、或你辦的一場音樂節，用心做成一個讓人心心念念、非去朝聖一次不可的地方，把你的名字留在上面。第四點，像那家維蘇威纜車公司：為你的品牌，委託一支真正屬於你的作品，或一首主題曲。你會發現，這樣一支作品，會替你溫柔地說故事、長長久久地帶客人上門——說到底，一次用心的委創，回報是可以用百年來計算的。</w:t>
       </w:r>
     </w:p>
     <w:p>
@@ -18530,7 +18498,7 @@
           <w:color w:val="222A2D"/>
           <w:sz w:val="36"/>
         </w:rPr>
-        <w:t>第 5 點，我要特別講給在座的各位——像梅迪奇，但也像《夜巡》裡那群合資的生意人：當金主，換取聲望與差異化。你可以自己來，也可以揪你的公會、你的交流會，大家合資一起當金主。最後，請把三個詞帶回家，這是所有提案的靈魂：對等、可持續、共融。不是施捨，是對等的合作；不是一次性的曝光，是可持續的關係；不是高高在上，是跟藝術家、跟社群共融。做到這三個詞，你的每一分贊助，都會加倍地回到你身上。</w:t>
+        <w:t>第五點，我特別想講給在座的各位聽——像梅迪奇，但其實也像《夜巡》裡那群合資的生意人：一個人可以當金主，一群人更可以。你我都不必獨自扛，揪上你的公會、你的交流會，大家一起來，換來的是聲望，也是別人學不來的與眾不同。最後，請把三個字帶回家，這是所有提案真正的靈魂：對等、可持續、共融。不是施捨，是並肩的合作；不是一次性的曝光，是一段慢慢養起來的長情；不是高高在上，而是願意跟藝術家、跟這片土地彼此靠近。做到這三個字，你會發現，你付出的每一分心意，都會加倍地，回到你身上。</w:t>
       </w:r>
     </w:p>
     <w:p>
@@ -18741,7 +18709,7 @@
           <w:color w:val="222A2D"/>
           <w:sz w:val="36"/>
         </w:rPr>
-        <w:t>各位看這一頁樂譜，它是空白的——因為它還沒被寫出來。從梅迪奇，到路德維希二世，到卡內基，每一個願意委託新作品的金主，都把自己的名字，寫進了未來的文化史。今天，輪到你了。你不需要懂作曲，你只需要做一個決定：委託一部屬於這個時代、屬於你品牌的新作品。三百年後，也許還有人會記得，是誰當年付了這筆錢。</w:t>
+        <w:t>各位看這一頁樂譜，它是空白的——因為它還沒被寫出來。從梅迪奇，到路德維希二世，到卡內基，其實每一位願意委託新作品的金主，都把自己的名字，輕輕寫進了未來的文化史。而今天，輪到你了。你不必懂作曲，你只需要做一個決定：委託一部屬於這個時代、也屬於你品牌的新作品。說不定三百年後，還會有人記得，是你，在今天付了這筆錢。</w:t>
       </w:r>
     </w:p>
     <w:p>
@@ -18952,7 +18920,7 @@
           <w:color w:val="222A2D"/>
           <w:sz w:val="36"/>
         </w:rPr>
-        <w:t>我們快速回顧今天的地圖。出錢贊助藝術，你會換到七樣東西：一、地位與權力，梅迪奇；二、集體曝光，《夜巡》那群公會生意人，也就是各位；三、不朽之名，貝多芬的三位貴族、佛瑞的女伯爵、郭德堡的伯爵、梵谷的弟弟；四、聖地與冠名，拜羅伊特、卡內基、三得利、迪士尼；五、人才與凝聚，埃斯特哈齊；六、國家與企業的形象，拿破崙、威爾第、普契尼、賓士、奇美；七、最硬的實利，那家靠一首歌撐起百年的纜車公司。不論你的公司多大、多小，你都當得起這個金主。所以帶走今天唯一的這句話：你成就音樂，音樂也成就你。</w:t>
+        <w:t>我們一起把今天的地圖，輕輕再走一遍。出錢贊助藝術，你我會換到七樣東西：一、地位與權力，梅迪奇；二、集體曝光，《夜巡》那群公會裡的生意人，其實就是各位；三、不朽之名，貝多芬的三位貴族、佛瑞的女伯爵、郭德堡的伯爵，還有梵谷的弟弟；四、聖地與冠名，拜羅伊特、卡內基、三得利、迪士尼；五、人才與凝聚，埃斯特哈齊；六、國家與企業的形象，拿破崙、威爾第、普契尼、賓士、奇美；七、最實在的一樣，那家靠一首歌撐起百年的纜車公司。說到底，不論你的公司多大、多小，你都當得起這個金主。所以請把今天唯一的這句話帶走：你成就音樂，音樂也成就你。</w:t>
       </w:r>
     </w:p>
     <w:p>
@@ -19195,7 +19163,7 @@
           <w:color w:val="222A2D"/>
           <w:sz w:val="36"/>
         </w:rPr>
-        <w:t>你不需要是國王，不需要是鋼鐵大王。梅迪奇可以是一個銀行王朝，也可以是《夜巡》裡合資的一群生意人，甚至是一個相信弟弟的哥哥。你只需要做一件「對等、可持續、共融」的事。也許今天回去，你就可以開始：找一位你欣賞的、對的藝術家，或是揪上你的公會、你的交流會，一起提一個小小的委託創作。梅迪奇當年，也是從一場婚禮的一齣歌劇開始的。</w:t>
+        <w:t>你不必是國王，也不必是鋼鐵大王。梅迪奇可以是一個顯赫的銀行王朝，也可以是《夜巡》裡合資的一群生意人，甚至，只是一個願意相信弟弟的哥哥。你需要做的，其實只是一件「對等、可持續、共融」的事。也許今天回去，你就可以開始：找一位你打從心裡欣賞的、對的藝術家，或是揪上你的公會、你的交流會，一起提一個小小的委託創作。別忘了，梅迪奇當年，也不過是從一場婚禮上的一齣歌劇，開始的。</w:t>
       </w:r>
     </w:p>
     <w:p>
@@ -19406,7 +19374,7 @@
           <w:color w:val="222A2D"/>
           <w:sz w:val="36"/>
         </w:rPr>
-        <w:t>現在，請各位親自當一次「內容的傳播者」——我們一起唱纜車公司那首一百四十年前的廣告歌。別緊張，只要學會兩句。第一句：「Jamme, jamme, 'ncoppa jamme jà!」（亞姆美、亞姆美，恩苦帕・亞姆美・亞！）意思是「走吧走吧，一起上山去」。第二句更簡單：「Funiculì, funiculà!」（福尼庫利、福尼庫拉！）就是「纜車上山、纜車下山」的歡呼。我先唱一次給各位聽；然後我們全場一起來兩次；第三次，請加上拍手。不用唱準，只要唱開心。（帶動唱進行，可反覆多輪、分組合唱、加拍手）……太棒了！各位剛剛唱的，是一支 1880 年的廣告。一個好的贊助內容，一百四十年後，還有一整個場子的人替它免費傳唱——這，就是投資美的複利。也是我今天想送給各位的一句話：你成就音樂，音樂也成就你。</w:t>
+        <w:t>現在，換各位親自當一次「內容的傳播者」——我們一起唱唱那家纜車公司、一百四十年前的廣告歌。別緊張，其實只要學會兩句。第一句：「Jamme, jamme, 'ncoppa jamme jà!」（亞姆美、亞姆美，恩苦帕・亞姆美・亞！）意思是「走吧走吧，一起上山去」。第二句更簡單：「Funiculì, funiculà!」（福尼庫利、福尼庫拉！）就是「纜車上山、纜車下山」的那聲歡呼。我先唱一次給各位聽；然後我們全場一起來兩次；第三次，請各位加上拍手。不用唱準，只要唱得開心就好。（帶動唱進行，可反覆多輪、分組合唱、加拍手）……唱得真好！各位剛剛唱的，是一支 1880 年的廣告。你會發現，一個用心的贊助內容，一百四十年後，還有滿滿一整個場子的人，願意替它免費傳唱——這，就是把美投資下去，最溫柔的複利。也是我今天最想送給各位的一句話：你成就音樂，音樂也成就你。</w:t>
       </w:r>
     </w:p>
     <w:p>
@@ -19886,7 +19854,7 @@
           <w:color w:val="222A2D"/>
           <w:sz w:val="36"/>
         </w:rPr>
-        <w:t>進入提問時間。我先反問各位一個問題當熱身：你的品牌，最像今天哪一位金主？是想當獨自出手的梅迪奇，想打造聖地的拜羅伊特，還是想揪一群人合資的《夜巡》公會？也歡迎把今天聽到的曲子帶回家細聽：巴赫《郭德堡變奏曲》、貝多芬〈歡樂頌〉、丹薩《Funiculì》、佛瑞《帕凡舞曲》、威爾第〈Va, pensiero〉、德布西《月光》。如果有機會旅行，幾座場館值得朝聖：紐約卡內基音樂廳、德國拜羅伊特節慶劇院、東京三得利音樂廳，還有就在台南的奇美博物館。好，現在把時間交給各位。</w:t>
+        <w:t>接下來，是我們聊天的時間。我先反問各位一個問題暖暖身：你的品牌，最像今天哪一位金主呢？是想當獨自出手的梅迪奇，是想打造一座聖地的拜羅伊特，還是想揪一群朋友合資的《夜巡》公會？也歡迎把今天聽到的曲子帶回家、慢慢地聽：巴赫《郭德堡變奏曲》、貝多芬〈歡樂頌〉、丹薩《Funiculì》、佛瑞《帕凡舞曲》、威爾第〈Va, pensiero〉，還有德布西《月光》。哪天有機會旅行，也有幾座場館，很值得各位親自走一趟：紐約卡內基音樂廳、德國拜羅伊特節慶劇院、東京三得利音樂廳，還有就在台南、離我們最近的奇美博物館。好，現在，把時間交給各位。</w:t>
       </w:r>
     </w:p>
     <w:p>
@@ -20126,7 +20094,7 @@
           <w:color w:val="222A2D"/>
           <w:sz w:val="36"/>
         </w:rPr>
-        <w:t>從梅迪奇到你——古往今來，換的其實都是同一件事：出一筆錢投資美，換回錢買不到的東西。願各位記得今天這句話：你成就音樂，音樂也成就你——讓美與商業，互相成就，而不是互相消耗。謝謝各位今天的聆聽。我的聯絡方式在螢幕上，期待有一天，能聽到由你委託、由你成就的那一部新作品。謝謝大家。</w:t>
+        <w:t>從梅迪奇到你——古往今來，你我換的，其實都是同一件事：出一筆錢，投資一份美，換回那些錢買不到的東西。願各位今天離開時，把這句話帶在身上：你成就音樂，音樂也成就你——讓美與商業彼此成就，而不是彼此消耗。謝謝各位今天，願意坐下來，聽我把這些故事說完。我的聯絡方式就在螢幕上；說到底，我心裡最盼望的，是有一天能親耳聽到，那部由你委託、由你成就的新作品。謝謝大家。</w:t>
       </w:r>
     </w:p>
     <w:p>

--- a/docs/downloads/音樂與企業-講義.docx
+++ b/docs/downloads/音樂與企業-講義.docx
@@ -115,7 +115,7 @@
           <w:color w:val="222A2D"/>
           <w:sz w:val="36"/>
         </w:rPr>
-        <w:t>各位午安，也謝謝各位願意把這段時間交給我。先說一句坦白話：今天我不打算教各位聽懂任何一個音符。我想跟各位聊的，其實是一件很貼近各位日常的事——古今中外，那些最有錢、也最懂藝術的人，是怎麼透過「出錢贊助藝術」，換到了一些用錢直接買不到的東西：地位、名聲、品牌，甚至是實實在在的回饋。各位一走進來，螢幕上這支廣告、耳邊這首曲子，其實就是這件事最好的縮影。這是香奈兒 Chanel No.5「史上最貴的香水廣告」（2004 年、Nicole Kidman 主演），而它的配樂，正是德布西（Claude Debussy）的《月光》（Clair de Lune）。你會發現，同一段旋律，一百多年前替法國寫下了「浪漫」，今天又替一瓶香水說出了「高雅」。請各位放鬆下來，帶著一個問題慢慢聽：一首傳世的曲子，當年出錢的人、今天借用它的品牌，究竟各自換到了什麼？</w:t>
+        <w:t>各位午安，也謝謝各位願意把這段時間交給我。先說一句坦白話：今天我不打算教各位聽懂任何一個音符。我想跟各位聊的，其實是一件很貼近各位日常的事——古今中外，那些最有財富、也最懂藝術的人，是怎麼透過「出資贊助藝術」，換到了一些用財富直接買不到的東西：地位、名聲、品牌，甚至是實實在在的回饋。各位一走進來，螢幕上這支廣告、耳邊這首曲子，其實就是這件事最好的縮影。這是香奈兒 Chanel No.5「史上最貴的香水廣告」（2004 年、Nicole Kidman 主演），而它的配樂，正是德布西（Claude Debussy）的《月光》（Clair de Lune）。你會發現，同一段旋律，一百多年前替法國寫下了「浪漫」，今天又替一瓶香水說出了「高雅」。請各位放鬆下來，帶著一個問題慢慢聽：一首傳世的曲子，當年出資的人、今天借用它的品牌，究竟各自換到了什麼？</w:t>
       </w:r>
     </w:p>
     <w:p>
@@ -146,7 +146,7 @@
           <w:color w:val="3C3328"/>
           <w:sz w:val="28"/>
         </w:rPr>
-        <w:t>開場定調：本場約 90 分鐘主體（含影片觀賞），壓軸再帶全場一起唱《Funiculì, Funiculà》約 20 分鐘；全程站在「出錢的金主／贊助廠商」這一邊、講給企業家聽——不教各位聽懂音符，只談出錢的人到底換到了什麼。</w:t>
+        <w:t>開場定調：本場約 90 分鐘主體（含影片觀賞），壓軸再帶全場一起唱《Funiculì, Funiculà》約 20 分鐘；全程站在「出資的金主／贊助廠商」這一邊、講給企業家聽——不教各位聽懂音符，只談出資的人到底換到了什麼。</w:t>
       </w:r>
     </w:p>
     <w:p>
@@ -178,39 +178,39 @@
           <w:color w:val="3C3328"/>
           <w:sz w:val="28"/>
         </w:rPr>
-        <w:t>核心金句：你成就音樂，音樂也成就你——這句話的另一面，就是全片主軸：贊助廠商出錢，換到七樣東西。</w:t>
-      </w:r>
-    </w:p>
-    <w:p>
-      <w:pPr>
-        <w:pStyle w:val="ListBullet"/>
-        <w:spacing w:after="60" w:line="312" w:lineRule="auto"/>
-      </w:pPr>
-      <w:r>
-        <w:rPr>
-          <w:rFonts w:ascii="Microsoft JhengHei" w:hAnsi="Microsoft JhengHei" w:eastAsia="Microsoft JhengHei" w:cs="Microsoft JhengHei"/>
-          <w:b w:val="0"/>
-          <w:i w:val="0"/>
-          <w:color w:val="3C3328"/>
-          <w:sz w:val="28"/>
-        </w:rPr>
-        <w:t>「換到七樣東西」是本片替贊助回報整理出的清單；開場先點名其中最直觀的幾樣：地位、名聲、品牌形象，乃至實質金錢（其餘於後段逐站展開，此處只依標題與講稿所言，不預先杜撰全部七項）。</w:t>
-      </w:r>
-    </w:p>
-    <w:p>
-      <w:pPr>
-        <w:pStyle w:val="ListBullet"/>
-        <w:spacing w:after="60" w:line="312" w:lineRule="auto"/>
-      </w:pPr>
-      <w:r>
-        <w:rPr>
-          <w:rFonts w:ascii="Microsoft JhengHei" w:hAnsi="Microsoft JhengHei" w:eastAsia="Microsoft JhengHei" w:cs="Microsoft JhengHei"/>
-          <w:b w:val="0"/>
-          <w:i w:val="0"/>
-          <w:color w:val="3C3328"/>
-          <w:sz w:val="28"/>
-        </w:rPr>
-        <w:t>一句話總綱：這正是核心命題「你成就音樂，音樂也成就你」——音樂替出錢者帶來名聲與影響力，出錢者則替音樂買單；但本場的鏡頭始終對準金主端。</w:t>
+        <w:t>核心金句：你成就音樂，音樂也成就你——這句話的另一面，就是全片主軸：贊助廠商出資，換到七樣東西。</w:t>
+      </w:r>
+    </w:p>
+    <w:p>
+      <w:pPr>
+        <w:pStyle w:val="ListBullet"/>
+        <w:spacing w:after="60" w:line="312" w:lineRule="auto"/>
+      </w:pPr>
+      <w:r>
+        <w:rPr>
+          <w:rFonts w:ascii="Microsoft JhengHei" w:hAnsi="Microsoft JhengHei" w:eastAsia="Microsoft JhengHei" w:cs="Microsoft JhengHei"/>
+          <w:b w:val="0"/>
+          <w:i w:val="0"/>
+          <w:color w:val="3C3328"/>
+          <w:sz w:val="28"/>
+        </w:rPr>
+        <w:t>「換到七樣東西」是本片替贊助回報整理出的清單；開場先點名其中最直觀的幾樣：地位、名聲、品牌形象，乃至實質財富（其餘於後段逐站展開，此處只依標題與講稿所言，不預先杜撰全部七項）。</w:t>
+      </w:r>
+    </w:p>
+    <w:p>
+      <w:pPr>
+        <w:pStyle w:val="ListBullet"/>
+        <w:spacing w:after="60" w:line="312" w:lineRule="auto"/>
+      </w:pPr>
+      <w:r>
+        <w:rPr>
+          <w:rFonts w:ascii="Microsoft JhengHei" w:hAnsi="Microsoft JhengHei" w:eastAsia="Microsoft JhengHei" w:cs="Microsoft JhengHei"/>
+          <w:b w:val="0"/>
+          <w:i w:val="0"/>
+          <w:color w:val="3C3328"/>
+          <w:sz w:val="28"/>
+        </w:rPr>
+        <w:t>一句話總綱：這正是核心命題「你成就音樂，音樂也成就你」——音樂替出資者帶來名聲與影響力，出資者則替音樂買單；但本場的鏡頭始終對準金主端。</w:t>
       </w:r>
     </w:p>
     <w:p>
@@ -242,7 +242,7 @@
           <w:color w:val="3C3328"/>
           <w:sz w:val="28"/>
         </w:rPr>
-        <w:t>📖 梅塞納斯（Gaius Cilnius Maecenas，約公元前 68–前 8 年）：古羅馬鉅富、奧古斯都（Augustus）的親信與政治顧問；他自掏腰包供養詩人維吉爾與賀拉斯，據 Wikipedia／Britannica，他甚至送給賀拉斯一座薩賓（Sabine）山區的莊園。正因為他，法文的 mécène、義大利文的 mecenate、德文的 Mäzen、西班牙文的 mecenas 這些「藝文贊助者」一詞全以他為名——他就是「出錢買下不朽名聲」的原型，也是本片全部論點的老祖宗。</w:t>
+        <w:t>📖 梅塞納斯（Gaius Cilnius Maecenas，約公元前 68–前 8 年）：古羅馬鉅富、奧古斯都（Augustus）的親信與政治顧問；他自掏腰包供養詩人維吉爾與賀拉斯，據 Wikipedia／Britannica，他甚至送給賀拉斯一座薩賓（Sabine）山區的莊園。正因為他，法文的 mécène、義大利文的 mecenate、德文的 Mäzen、西班牙文的 mecenas 這些「藝文贊助者」一詞全以他為名——他就是「出資買下不朽名聲」的原型，也是本片全部論點的老祖宗。</w:t>
       </w:r>
     </w:p>
     <w:p>
@@ -274,7 +274,7 @@
           <w:color w:val="3C3328"/>
           <w:sz w:val="28"/>
         </w:rPr>
-        <w:t>📖 賀拉斯（Horace／Quintus Horatius Flaccus，公元前 65–前 8 年）：古羅馬抒情詩人，《頌歌》（Odes）前三卷即題獻給金主梅塞納斯——這就是後段「題獻的力量」一站的兩千年前版本：作品掛上出錢者的名字，讓贊助者跟著作品一起不朽。</w:t>
+        <w:t>📖 賀拉斯（Horace／Quintus Horatius Flaccus，公元前 65–前 8 年）：古羅馬抒情詩人，《頌歌》（Odes）前三卷即題獻給金主梅塞納斯——這就是後段「題獻的力量」一站的兩千年前版本：作品掛上出資者的名字，讓贊助者跟著作品一起不朽。</w:t>
       </w:r>
     </w:p>
     <w:p>
@@ -370,7 +370,7 @@
           <w:color w:val="3C3328"/>
           <w:sz w:val="28"/>
         </w:rPr>
-        <w:t>📖 《郭德堡變奏曲》（Goldberg Variations）：巴赫 1741 年出版的鍵盤變奏曲；相傳受俄國駐薩克森選帝侯宮廷大使凱瑟林克伯爵（Count Keyserlingk）委託、供其失眠夜聆聽而作（此委託故事屬傳說、細節待查證），無論真假，都是「權貴出錢點播、作品因此傳世」的經典想像，恰好替本片的贊助主軸開場。</w:t>
+        <w:t>📖 《郭德堡變奏曲》（Goldberg Variations）：巴赫 1741 年出版的鍵盤變奏曲；相傳受俄國駐薩克森選帝侯宮廷大使凱瑟林克伯爵（Count Keyserlingk）委託、供其失眠夜聆聽而作（此委託故事屬傳說、細節待查證），無論真假，都是「權貴出資點播、作品因此傳世」的經典想像，恰好替本片的贊助主軸開場。</w:t>
       </w:r>
     </w:p>
     <w:p>
@@ -402,7 +402,7 @@
           <w:color w:val="3C3328"/>
           <w:sz w:val="28"/>
         </w:rPr>
-        <w:t>📖 《Funiculì, Funiculà》：1880 年的那不勒斯（Naples）歌曲，鄧札（Luigi Denza）作曲、圖爾科（Peppino Turco）作詞，為維蘇威火山（Vesuvius）登山纜車的開通而作——等於纜車業者出錢請人寫歌替新設施造勢；歌曲一炮而紅、傳唱全球，形同替出錢的纜車生意做了一支跨世紀的免費廣告，也呼應後段「實利」一站的纜車故事。</w:t>
+        <w:t>📖 《Funiculì, Funiculà》：1880 年的那不勒斯（Naples）歌曲，鄧札（Luigi Denza）作曲、圖爾科（Peppino Turco）作詞，為維蘇威火山（Vesuvius）登山纜車的開通而作——等於纜車業者出資請人寫歌替新設施造勢；歌曲一炮而紅、傳唱全球，形同替出資的纜車生意做了一支跨世紀的免費廣告，也呼應後段「實利」一站的纜車故事。</w:t>
       </w:r>
     </w:p>
     <w:p>
@@ -499,7 +499,7 @@
           <w:color w:val="222A2D"/>
           <w:sz w:val="36"/>
         </w:rPr>
-        <w:t>讓我把問題說得更白一些。今天我們先擱下旋律好不好聽，只一起想一件事：出錢的人，花了這筆錢，說到底換到了什麼？如果各位是經營者、是帶著品牌在打拚的人，那我想恭喜各位——你正在做的事，其實跟三百年前佛羅倫斯那位出資養歌劇的銀行家、維也納那位包養樂團的親王，本質是同一件事。差別只在於，他們把心意花在管風琴和歌劇上，而各位花在代言與贊助上。</w:t>
+        <w:t>讓我把問題說得更白一些。今天我們先擱下旋律好不好聽，只一起想一件事：出資的人，花了這筆財富，說到底換到了什麼？如果各位是經營者、是帶著品牌在打拚的人，那我想恭喜各位——你正在做的事，其實跟三百年前佛羅倫斯那位出資養歌劇的銀行家、維也納那位包養樂團的親王，本質是同一件事。差別只在於，他們把心意花在管風琴和歌劇上，而各位花在代言與贊助上。</w:t>
       </w:r>
     </w:p>
     <w:p>
@@ -530,23 +530,23 @@
           <w:color w:val="3C3328"/>
           <w:sz w:val="28"/>
         </w:rPr>
-        <w:t>本場視角：全程站在「出錢的金主」這一邊，看他們換到什麼。不談音樂家如何經營自己、也不談音樂產業怎麼賺錢。</w:t>
-      </w:r>
-    </w:p>
-    <w:p>
-      <w:pPr>
-        <w:pStyle w:val="ListBullet"/>
-        <w:spacing w:after="60" w:line="312" w:lineRule="auto"/>
-      </w:pPr>
-      <w:r>
-        <w:rPr>
-          <w:rFonts w:ascii="Microsoft JhengHei" w:hAnsi="Microsoft JhengHei" w:eastAsia="Microsoft JhengHei" w:cs="Microsoft JhengHei"/>
-          <w:b w:val="0"/>
-          <w:i w:val="0"/>
-          <w:color w:val="3C3328"/>
-          <w:sz w:val="28"/>
-        </w:rPr>
-        <w:t>這張是全場的「鉤子」：不評旋律好不好聽，只問一個生意人聽得懂的問題——「花這筆錢，到底換到了什麼？」後面五站（巴洛克、古典、浪漫、印象派、現代橋接）都在替企業家回答這一題。</w:t>
+        <w:t>本場視角：全程站在「出資的金主」這一邊，看他們換到什麼。不談音樂家如何經營自己、也不談音樂產業怎麼獲利。</w:t>
+      </w:r>
+    </w:p>
+    <w:p>
+      <w:pPr>
+        <w:pStyle w:val="ListBullet"/>
+        <w:spacing w:after="60" w:line="312" w:lineRule="auto"/>
+      </w:pPr>
+      <w:r>
+        <w:rPr>
+          <w:rFonts w:ascii="Microsoft JhengHei" w:hAnsi="Microsoft JhengHei" w:eastAsia="Microsoft JhengHei" w:cs="Microsoft JhengHei"/>
+          <w:b w:val="0"/>
+          <w:i w:val="0"/>
+          <w:color w:val="3C3328"/>
+          <w:sz w:val="28"/>
+        </w:rPr>
+        <w:t>這張是全場的「鉤子」：不評旋律好不好聽，只問一個生意人聽得懂的問題——「花這筆財富，到底換到了什麼？」後面五站（巴洛克、古典、浪漫、印象派、現代橋接）都在替企業家回答這一題。</w:t>
       </w:r>
     </w:p>
     <w:p>
@@ -578,23 +578,23 @@
           <w:color w:val="3C3328"/>
           <w:sz w:val="28"/>
         </w:rPr>
-        <w:t>核心命題「你成就音樂，音樂也成就你」：企業出錢養音樂，音樂回頭給企業它拿錢買不到的東西——聲望、話題、王朝或品牌被後世記住的機會。這張只負責丟問題，答案留到後面五站。</w:t>
-      </w:r>
-    </w:p>
-    <w:p>
-      <w:pPr>
-        <w:pStyle w:val="ListBullet"/>
-        <w:spacing w:after="60" w:line="312" w:lineRule="auto"/>
-      </w:pPr>
-      <w:r>
-        <w:rPr>
-          <w:rFonts w:ascii="Microsoft JhengHei" w:hAnsi="Microsoft JhengHei" w:eastAsia="Microsoft JhengHei" w:cs="Microsoft JhengHei"/>
-          <w:b w:val="0"/>
-          <w:i w:val="0"/>
-          <w:color w:val="3C3328"/>
-          <w:sz w:val="28"/>
-        </w:rPr>
-        <w:t>一句話對照：三百年前的親王把預算花在管風琴與歌劇上，今天的老闆花在代言與贊助上，動作不同，算盤一樣——都是用錢換「別人怎麼看我」。</w:t>
+        <w:t>核心命題「你成就音樂，音樂也成就你」：企業出資養音樂，音樂回頭給企業那些用財富也買不到的東西——聲望、話題、王朝或品牌被後世記住的機會。這張只負責丟問題，答案留到後面五站。</w:t>
+      </w:r>
+    </w:p>
+    <w:p>
+      <w:pPr>
+        <w:pStyle w:val="ListBullet"/>
+        <w:spacing w:after="60" w:line="312" w:lineRule="auto"/>
+      </w:pPr>
+      <w:r>
+        <w:rPr>
+          <w:rFonts w:ascii="Microsoft JhengHei" w:hAnsi="Microsoft JhengHei" w:eastAsia="Microsoft JhengHei" w:cs="Microsoft JhengHei"/>
+          <w:b w:val="0"/>
+          <w:i w:val="0"/>
+          <w:color w:val="3C3328"/>
+          <w:sz w:val="28"/>
+        </w:rPr>
+        <w:t>一句話對照：三百年前的親王把預算花在管風琴與歌劇上，今天的老闆花在代言與贊助上，動作不同，算盤一樣——都是用財富換「別人怎麼看我」。</w:t>
       </w:r>
     </w:p>
     <w:p>
@@ -626,7 +626,7 @@
           <w:color w:val="3C3328"/>
           <w:sz w:val="28"/>
         </w:rPr>
-        <w:t>📖 梅迪奇家族（Medici）：發跡於佛羅倫斯（Florence）的銀行世家，十五至十八世紀靠金融致富，進而掌控佛羅倫斯、受封托斯卡尼大公（Grand Duke of Tuscany），並出過兩位教宗、兩位法國王后。當時＝歐洲最有名的「用錢買文化影響力」的家族，資助對象橫跨達文西、米開朗基羅到後來的歌劇。</w:t>
+        <w:t>📖 梅迪奇家族（Medici）：發跡於佛羅倫斯（Florence）的銀行世家，十五至十八世紀靠金融致富，進而掌控佛羅倫斯、受封托斯卡尼大公（Grand Duke of Tuscany），並出過兩位教宗、兩位法國王后。當時＝歐洲最有名的「用財富買文化影響力」的家族，資助對象橫跨達文西、米開朗基羅到後來的歌劇。</w:t>
       </w:r>
     </w:p>
     <w:p>
@@ -818,7 +818,7 @@
           <w:color w:val="3C3328"/>
           <w:sz w:val="28"/>
         </w:rPr>
-        <w:t>📖 代言與冠名贊助（endorsement / naming rights）：現代企業付錢請名人背書、或把品牌冠在球場、賽事、廳堂上，換取曝光與好感。當時＝與梅迪奇印節慶書、埃斯特哈齊蓋宮殿養樂團同一套邏輯的當代版本。</w:t>
+        <w:t>📖 代言與冠名贊助（endorsement / naming rights）：現代企業出資請名人背書、或把品牌冠在球場、賽事、廳堂上，換取曝光與好感。當時＝與梅迪奇印節慶書、埃斯特哈齊蓋宮殿養樂團同一套邏輯的當代版本。</w:t>
       </w:r>
     </w:p>
     <w:p>
@@ -886,7 +886,7 @@
           <w:color w:val="222A2D"/>
           <w:sz w:val="36"/>
         </w:rPr>
-        <w:t>今天各位其實只要帶走一句話就夠了，我先講在前頭。古今中外，最有錢、最有影響力的人，都願意出錢贊助音樂——為什麼？說到底，是因為音樂能換到錢買不到的東西。你我心裡都清楚，光有錢，不見得換得到真正的尊重，有時反而被貼上「暴發戶」這樣的標籤；而藝術，就是那條最優雅的路，把「有錢」，慢慢升級成「有品味、有地位、讓人打從心裡敬重」。而更動人的是，它其實很值得——贊助藝術從來不是花掉就沒的開銷，而是一筆會慢慢長大的資產，換回來的是地位、是聲望、是品牌，甚至是實實在在的回饋。而且你會發現，這份心意兩頭都通：你出錢成就了音樂，音樂也回過頭來成就了你。這就是今天唯一的一句話：你成就音樂，音樂也成就你。</w:t>
+        <w:t>今天各位其實只要帶走一句話就夠了，我先講在前頭。古今中外，最有財富、最有影響力的人，都願意出資贊助音樂——為什麼？說到底，是因為音樂能換到財富也買不到的東西。你我心裡都清楚，光有財富，不見得換得到真正的尊重，有時反而被貼上「暴發戶」這樣的標籤；而藝術，就是那條最優雅的路，把「有財富」，慢慢升級成「有品味、有地位、讓人打從心裡敬重」。而更動人的是，它其實很值得——贊助藝術從來不是花掉就沒的開銷，而是一筆會慢慢長大的資產，換回來的是地位、是聲望、是品牌，甚至是實實在在的回饋。而且你會發現，這份心意兩頭都通：你出資成就了音樂，音樂也回過頭來成就了你。這就是今天唯一的一句話：你成就音樂，音樂也成就你。</w:t>
       </w:r>
     </w:p>
     <w:p>
@@ -917,55 +917,55 @@
           <w:color w:val="3C3328"/>
           <w:sz w:val="28"/>
         </w:rPr>
-        <w:t>這張是全場的「總命題」，一句話收束：「你成就音樂，音樂也成就你」；出錢的金主換到地位與聲望，音樂換到活下去的資源，兩頭都受益（呼應開場的核心命題）。</w:t>
-      </w:r>
-    </w:p>
-    <w:p>
-      <w:pPr>
-        <w:pStyle w:val="ListBullet"/>
-        <w:spacing w:after="60" w:line="312" w:lineRule="auto"/>
-      </w:pPr>
-      <w:r>
-        <w:rPr>
-          <w:rFonts w:ascii="Microsoft JhengHei" w:hAnsi="Microsoft JhengHei" w:eastAsia="Microsoft JhengHei" w:cs="Microsoft JhengHei"/>
-          <w:b w:val="0"/>
-          <w:i w:val="0"/>
-          <w:color w:val="3C3328"/>
-          <w:sz w:val="28"/>
-        </w:rPr>
-        <w:t>核心心理：藝術替財富「洗格調、加值」，把「有錢」升級成「有品味、有教養、有地位、讓人打從心裡尊敬」；純粹的財富在社會眼中並不自帶尊敬，藝術則是把金錢翻譯成敬意的轉換器。</w:t>
-      </w:r>
-    </w:p>
-    <w:p>
-      <w:pPr>
-        <w:pStyle w:val="ListBullet"/>
-        <w:spacing w:after="60" w:line="312" w:lineRule="auto"/>
-      </w:pPr>
-      <w:r>
-        <w:rPr>
-          <w:rFonts w:ascii="Microsoft JhengHei" w:hAnsi="Microsoft JhengHei" w:eastAsia="Microsoft JhengHei" w:cs="Microsoft JhengHei"/>
-          <w:b w:val="0"/>
-          <w:i w:val="0"/>
-          <w:color w:val="3C3328"/>
-          <w:sz w:val="28"/>
-        </w:rPr>
-        <w:t>核心邏輯：對金主而言，贊助不是「花掉就沒」的開銷，而是一筆會增值的資產；換回來的是地位、聲望、品牌信任與政治善意，這些正是「錢買不到、卻能靠藝術取得」的東西——這就是本張說「最划算」的實證基礎。</w:t>
-      </w:r>
-    </w:p>
-    <w:p>
-      <w:pPr>
-        <w:pStyle w:val="ListBullet"/>
-        <w:spacing w:after="60" w:line="312" w:lineRule="auto"/>
-      </w:pPr>
-      <w:r>
-        <w:rPr>
-          <w:rFonts w:ascii="Microsoft JhengHei" w:hAnsi="Microsoft JhengHei" w:eastAsia="Microsoft JhengHei" w:cs="Microsoft JhengHei"/>
-          <w:b w:val="0"/>
-          <w:i w:val="0"/>
-          <w:color w:val="3C3328"/>
-          <w:sz w:val="28"/>
-        </w:rPr>
-        <w:t>這不是近代行銷發明，而是一條至少兩千年不斷的富人共同選擇：從古羅馬的梅塞納斯、文藝復興的梅迪奇、巴洛克宮廷的埃斯特哈齊，到十九世紀的工業鉅子，都用同一套邏輯把錢換成名——後面五站會逐一拆給各位看。</w:t>
+        <w:t>這張是全場的「總命題」，一句話收束：「你成就音樂，音樂也成就你」；出資的金主換到地位與聲望，音樂換到活下去的資源，兩頭都受益（呼應開場的核心命題）。</w:t>
+      </w:r>
+    </w:p>
+    <w:p>
+      <w:pPr>
+        <w:pStyle w:val="ListBullet"/>
+        <w:spacing w:after="60" w:line="312" w:lineRule="auto"/>
+      </w:pPr>
+      <w:r>
+        <w:rPr>
+          <w:rFonts w:ascii="Microsoft JhengHei" w:hAnsi="Microsoft JhengHei" w:eastAsia="Microsoft JhengHei" w:cs="Microsoft JhengHei"/>
+          <w:b w:val="0"/>
+          <w:i w:val="0"/>
+          <w:color w:val="3C3328"/>
+          <w:sz w:val="28"/>
+        </w:rPr>
+        <w:t>核心心理：藝術替財富「洗格調、加值」，把「有財富」升級成「有品味、有教養、有地位、讓人打從心裡尊敬」；純粹的財富在社會眼中並不自帶尊敬，藝術則是把財富翻譯成敬意的轉換器。</w:t>
+      </w:r>
+    </w:p>
+    <w:p>
+      <w:pPr>
+        <w:pStyle w:val="ListBullet"/>
+        <w:spacing w:after="60" w:line="312" w:lineRule="auto"/>
+      </w:pPr>
+      <w:r>
+        <w:rPr>
+          <w:rFonts w:ascii="Microsoft JhengHei" w:hAnsi="Microsoft JhengHei" w:eastAsia="Microsoft JhengHei" w:cs="Microsoft JhengHei"/>
+          <w:b w:val="0"/>
+          <w:i w:val="0"/>
+          <w:color w:val="3C3328"/>
+          <w:sz w:val="28"/>
+        </w:rPr>
+        <w:t>核心邏輯：對金主而言，贊助不是「花掉就沒」的開銷，而是一筆會增值的資產；換回來的是地位、聲望、品牌信任與政治善意，這些正是「財富也買不到、卻能靠藝術取得」的東西——這就是本張說「最划算」的實證基礎。</w:t>
+      </w:r>
+    </w:p>
+    <w:p>
+      <w:pPr>
+        <w:pStyle w:val="ListBullet"/>
+        <w:spacing w:after="60" w:line="312" w:lineRule="auto"/>
+      </w:pPr>
+      <w:r>
+        <w:rPr>
+          <w:rFonts w:ascii="Microsoft JhengHei" w:hAnsi="Microsoft JhengHei" w:eastAsia="Microsoft JhengHei" w:cs="Microsoft JhengHei"/>
+          <w:b w:val="0"/>
+          <w:i w:val="0"/>
+          <w:color w:val="3C3328"/>
+          <w:sz w:val="28"/>
+        </w:rPr>
+        <w:t>這不是近代行銷發明，而是一條至少兩千年不斷的富人共同選擇：從古羅馬的梅塞納斯、文藝復興的梅迪奇、巴洛克宮廷的埃斯特哈齊，到十九世紀的工業鉅子，都用同一套邏輯把財富換成名——後面五站會逐一拆給各位看。</w:t>
       </w:r>
     </w:p>
     <w:p>
@@ -997,7 +997,7 @@
           <w:color w:val="3C3328"/>
           <w:sz w:val="28"/>
         </w:rPr>
-        <w:t>以梅迪奇家族為例：他們靠銀行業致富、並非世襲貴族，卻靠大手筆委製藝術，把佛羅倫斯的黃金時代與自家姓氏綁在一起，等於用藝術把「有錢的商人」洗成「城市的實質統治者」，還藉宗教題材為權力鍍上「受神眷顧」的正當性（據多份文藝復興史料）。</w:t>
+        <w:t>以梅迪奇家族為例：他們靠銀行業致富、並非世襲貴族，卻靠大手筆委製藝術，把佛羅倫斯的黃金時代與自家姓氏綁在一起，等於用藝術把「有財富的商人」洗成「城市的實質統治者」，還藉宗教題材為權力鍍上「受神眷顧」的正當性（據多份文藝復興史料）。</w:t>
       </w:r>
     </w:p>
     <w:p>
@@ -1061,7 +1061,7 @@
           <w:color w:val="3C3328"/>
           <w:sz w:val="28"/>
         </w:rPr>
-        <w:t>📖 贊助制／庇護制（patronage）：由有錢有權者（贊助人）長期供養藝術家、包養其創作與生活，換取作品、名聲與門面的一整套制度；四百年間它從宮廷、教會的私人供養，逐步演化成企業贊助與品牌行銷。</w:t>
+        <w:t>📖 贊助制／庇護制（patronage）：由有財富有權者（贊助人）長期供養藝術家、包養其創作與生活，換取作品、名聲與門面的一整套制度；四百年間它從宮廷、教會的私人供養，逐步演化成企業贊助與品牌行銷。</w:t>
       </w:r>
     </w:p>
     <w:p>
@@ -1093,7 +1093,7 @@
           <w:color w:val="3C3328"/>
           <w:sz w:val="28"/>
         </w:rPr>
-        <w:t>📖 炫耀性消費（conspicuous consumption）：經濟學家范伯倫（Thorstein Veblen）在 1899 年《有閒階級論》（The Theory of the Leisure Class）提出的概念，指「買超出實際需要、目的是向別人展示財富與身分」的消費行為；贊助藝術是其中最高級、最不俗氣的一種——花錢，卻花得像在做文化貢獻。</w:t>
+        <w:t>📖 炫耀性消費（conspicuous consumption）：經濟學家范伯倫（Thorstein Veblen）在 1899 年《有閒階級論》（The Theory of the Leisure Class）提出的概念，指「買超出實際需要、目的是向別人展示財富與身分」的消費行為；贊助藝術是其中最高級、最不俗氣的一種——投入財富，卻花得像在做文化貢獻。</w:t>
       </w:r>
     </w:p>
     <w:p>
@@ -1125,55 +1125,55 @@
           <w:color w:val="3C3328"/>
           <w:sz w:val="28"/>
         </w:rPr>
-        <w:t>📖 軟實力（soft power）：政治學者約瑟夫·奈伊（Joseph Nye，1990 年提出）的概念，指不靠金錢或武力強迫、而靠吸引力與好感讓人自願認同你的能力；贊助藝術是最古老的一種軟實力，讓贊助者不必開口，別人就先對他生出敬意。</w:t>
-      </w:r>
-    </w:p>
-    <w:p>
-      <w:pPr>
-        <w:pStyle w:val="ListBullet"/>
-        <w:spacing w:after="60" w:line="312" w:lineRule="auto"/>
-      </w:pPr>
-      <w:r>
-        <w:rPr>
-          <w:rFonts w:ascii="Microsoft JhengHei" w:hAnsi="Microsoft JhengHei" w:eastAsia="Microsoft JhengHei" w:cs="Microsoft JhengHei"/>
-          <w:b w:val="0"/>
-          <w:i w:val="0"/>
-          <w:color w:val="3C3328"/>
-          <w:sz w:val="28"/>
-        </w:rPr>
-        <w:t>📖 暴發戶／新富（nouveau riche）：法文原意「新近致富的人」，帶貶義，指有錢但被認為缺乏教養與品味者；藝文贊助正是新富最常用來擺脫這個標籤、把自己抬進「有文化的上流」的手段。</w:t>
-      </w:r>
-    </w:p>
-    <w:p>
-      <w:pPr>
-        <w:pStyle w:val="ListBullet"/>
-        <w:spacing w:after="60" w:line="312" w:lineRule="auto"/>
-      </w:pPr>
-      <w:r>
-        <w:rPr>
-          <w:rFonts w:ascii="Microsoft JhengHei" w:hAnsi="Microsoft JhengHei" w:eastAsia="Microsoft JhengHei" w:cs="Microsoft JhengHei"/>
-          <w:b w:val="0"/>
-          <w:i w:val="0"/>
-          <w:color w:val="3C3328"/>
-          <w:sz w:val="28"/>
-        </w:rPr>
-        <w:t>📖 銅臭（味）：形容一身銅錢氣、市儈重利的貶詞；典出《後漢書》，東漢崔烈花五百萬錢買到三公之一的司徒官位，其子直言旁人譏其「銅臭」——兩千年前就點破「光有錢會被人看不起」，而這正是藝術能替金主解決的問題。</w:t>
-      </w:r>
-    </w:p>
-    <w:p>
-      <w:pPr>
-        <w:pStyle w:val="ListBullet"/>
-        <w:spacing w:after="60" w:line="312" w:lineRule="auto"/>
-      </w:pPr>
-      <w:r>
-        <w:rPr>
-          <w:rFonts w:ascii="Microsoft JhengHei" w:hAnsi="Microsoft JhengHei" w:eastAsia="Microsoft JhengHei" w:cs="Microsoft JhengHei"/>
-          <w:b w:val="0"/>
-          <w:i w:val="0"/>
-          <w:color w:val="3C3328"/>
-          <w:sz w:val="28"/>
-        </w:rPr>
-        <w:t>📖 梅迪奇家族（House of Medici）：文藝復興時期佛羅倫斯的銀行業豪族，以科西莫·德·梅迪奇（Cosimo de' Medici）為代表，長期贊助布魯內萊斯基（Brunelleschi）、多那太羅（Donatello）、波提切利（Botticelli）、米開朗基羅（Michelangelo）等大師；當時＝一個靠錢起家的商人家族，用委製藝術買到城市的統治正當性（巴洛克站會再登場）。</w:t>
+        <w:t>📖 軟實力（soft power）：政治學者約瑟夫·奈伊（Joseph Nye，1990 年提出）的概念，指不靠財富或武力強迫、而靠吸引力與好感讓人自願認同你的能力；贊助藝術是最古老的一種軟實力，讓贊助者不必開口，別人就先對他生出敬意。</w:t>
+      </w:r>
+    </w:p>
+    <w:p>
+      <w:pPr>
+        <w:pStyle w:val="ListBullet"/>
+        <w:spacing w:after="60" w:line="312" w:lineRule="auto"/>
+      </w:pPr>
+      <w:r>
+        <w:rPr>
+          <w:rFonts w:ascii="Microsoft JhengHei" w:hAnsi="Microsoft JhengHei" w:eastAsia="Microsoft JhengHei" w:cs="Microsoft JhengHei"/>
+          <w:b w:val="0"/>
+          <w:i w:val="0"/>
+          <w:color w:val="3C3328"/>
+          <w:sz w:val="28"/>
+        </w:rPr>
+        <w:t>📖 暴發戶／新富（nouveau riche）：法文原意「新近致富的人」，帶貶義，指有財富但被認為缺乏教養與品味者；藝文贊助正是新富最常用來擺脫這個標籤、把自己抬進「有文化的上流」的手段。</w:t>
+      </w:r>
+    </w:p>
+    <w:p>
+      <w:pPr>
+        <w:pStyle w:val="ListBullet"/>
+        <w:spacing w:after="60" w:line="312" w:lineRule="auto"/>
+      </w:pPr>
+      <w:r>
+        <w:rPr>
+          <w:rFonts w:ascii="Microsoft JhengHei" w:hAnsi="Microsoft JhengHei" w:eastAsia="Microsoft JhengHei" w:cs="Microsoft JhengHei"/>
+          <w:b w:val="0"/>
+          <w:i w:val="0"/>
+          <w:color w:val="3C3328"/>
+          <w:sz w:val="28"/>
+        </w:rPr>
+        <w:t>📖 銅臭（味）：形容一身市儈氣、汲汲重利的貶詞；典出《後漢書》，東漢崔烈斥資五百萬買下三公之一的司徒官位，其子直言旁人譏其「銅臭」——兩千年前就點破「光有財富也會被人看不起」，而這正是藝術能替金主解決的問題。</w:t>
+      </w:r>
+    </w:p>
+    <w:p>
+      <w:pPr>
+        <w:pStyle w:val="ListBullet"/>
+        <w:spacing w:after="60" w:line="312" w:lineRule="auto"/>
+      </w:pPr>
+      <w:r>
+        <w:rPr>
+          <w:rFonts w:ascii="Microsoft JhengHei" w:hAnsi="Microsoft JhengHei" w:eastAsia="Microsoft JhengHei" w:cs="Microsoft JhengHei"/>
+          <w:b w:val="0"/>
+          <w:i w:val="0"/>
+          <w:color w:val="3C3328"/>
+          <w:sz w:val="28"/>
+        </w:rPr>
+        <w:t>📖 梅迪奇家族（House of Medici）：文藝復興時期佛羅倫斯的銀行業豪族，以科西莫·德·梅迪奇（Cosimo de' Medici）為代表，長期贊助布魯內萊斯基（Brunelleschi）、多那太羅（Donatello）、波提切利（Botticelli）、米開朗基羅（Michelangelo）等大師；當時＝一個靠財富起家的商人家族，用委製藝術買到城市的統治正當性（巴洛克站會再登場）。</w:t>
       </w:r>
     </w:p>
     <w:p>
@@ -1320,23 +1320,23 @@
           <w:color w:val="3C3328"/>
           <w:sz w:val="28"/>
         </w:rPr>
-        <w:t>六大回報：社會聲望、文化資本、不朽之名、品牌差異化、影響力與人脈、認同與凝聚；這六項的共同點是「錢本身買不到、只有透過藝術才買得到」的無形資產，也是本片說服企業家掏錢的核心賣點。</w:t>
-      </w:r>
-    </w:p>
-    <w:p>
-      <w:pPr>
-        <w:pStyle w:val="ListBullet"/>
-        <w:spacing w:after="60" w:line="312" w:lineRule="auto"/>
-      </w:pPr>
-      <w:r>
-        <w:rPr>
-          <w:rFonts w:ascii="Microsoft JhengHei" w:hAnsi="Microsoft JhengHei" w:eastAsia="Microsoft JhengHei" w:cs="Microsoft JhengHei"/>
-          <w:b w:val="0"/>
-          <w:i w:val="0"/>
-          <w:color w:val="3C3328"/>
-          <w:sz w:val="28"/>
-        </w:rPr>
-        <w:t>為什麼非藝術不可？因為金錢本身可複製、可比較，多一個零和少一個零只是量的差別；藝術贊助能把「有錢」轉譯成「有品味、有高度、值得被尊敬」，是身分的升級，而不是單純的開銷。</w:t>
+        <w:t>六大回報：社會聲望、文化資本、不朽之名、品牌差異化、影響力與人脈、認同與凝聚；這六項的共同點是「財富本身買不到、只有透過藝術才買得到」的無形資產，也是本片說服企業家出資的核心賣點。</w:t>
+      </w:r>
+    </w:p>
+    <w:p>
+      <w:pPr>
+        <w:pStyle w:val="ListBullet"/>
+        <w:spacing w:after="60" w:line="312" w:lineRule="auto"/>
+      </w:pPr>
+      <w:r>
+        <w:rPr>
+          <w:rFonts w:ascii="Microsoft JhengHei" w:hAnsi="Microsoft JhengHei" w:eastAsia="Microsoft JhengHei" w:cs="Microsoft JhengHei"/>
+          <w:b w:val="0"/>
+          <w:i w:val="0"/>
+          <w:color w:val="3C3328"/>
+          <w:sz w:val="28"/>
+        </w:rPr>
+        <w:t>為什麼非藝術不可？因為財富本身可複製、可比較，多一個零和少一個零只是量的差別；藝術贊助能把「有財富」轉譯成「有品味、有高度、值得被尊敬」，是身分的升級，而不是單純的開銷。</w:t>
       </w:r>
     </w:p>
     <w:p>
@@ -1368,23 +1368,23 @@
           <w:color w:val="3C3328"/>
           <w:sz w:val="28"/>
         </w:rPr>
-        <w:t>不朽之名的運作方式：贊助者出錢，作品替他留名。海頓的僱主埃斯特哈齊家族、文藝復興的梅迪奇家族，都因扶植藝術而把家族姓氏寫進了文化史，這是後面幾站會反覆出現的模式。</w:t>
-      </w:r>
-    </w:p>
-    <w:p>
-      <w:pPr>
-        <w:pStyle w:val="ListBullet"/>
-        <w:spacing w:after="60" w:line="312" w:lineRule="auto"/>
-      </w:pPr>
-      <w:r>
-        <w:rPr>
-          <w:rFonts w:ascii="Microsoft JhengHei" w:hAnsi="Microsoft JhengHei" w:eastAsia="Microsoft JhengHei" w:cs="Microsoft JhengHei"/>
-          <w:b w:val="0"/>
-          <w:i w:val="0"/>
-          <w:color w:val="3C3328"/>
-          <w:sz w:val="28"/>
-        </w:rPr>
-        <w:t>影響力與人脈：頂級藝術場合（沙龍、首演、包廂）是菁英與政要固定聚集的場子，出錢贊助等於買下入場券與「主人」身分，能和決策圈同場、被引薦，這是四百年前金錢難以直接買到的社交門檻。</w:t>
+        <w:t>不朽之名的運作方式：贊助者出資，作品替他留名。海頓的僱主埃斯特哈齊家族、文藝復興的梅迪奇家族，都因扶植藝術而把家族姓氏寫進了文化史，這是後面幾站會反覆出現的模式。</w:t>
+      </w:r>
+    </w:p>
+    <w:p>
+      <w:pPr>
+        <w:pStyle w:val="ListBullet"/>
+        <w:spacing w:after="60" w:line="312" w:lineRule="auto"/>
+      </w:pPr>
+      <w:r>
+        <w:rPr>
+          <w:rFonts w:ascii="Microsoft JhengHei" w:hAnsi="Microsoft JhengHei" w:eastAsia="Microsoft JhengHei" w:cs="Microsoft JhengHei"/>
+          <w:b w:val="0"/>
+          <w:i w:val="0"/>
+          <w:color w:val="3C3328"/>
+          <w:sz w:val="28"/>
+        </w:rPr>
+        <w:t>影響力與人脈：頂級藝術場合（沙龍、首演、包廂）是菁英與政要固定聚集的場子，出資贊助等於買下入場券與「主人」身分，能和決策圈同場、被引薦，這是四百年前財富難以直接買到的社交門檻。</w:t>
       </w:r>
     </w:p>
     <w:p>
@@ -1512,7 +1512,7 @@
           <w:color w:val="3C3328"/>
           <w:sz w:val="28"/>
         </w:rPr>
-        <w:t>📖 炫耀性消費（conspicuous consumption）：美國經濟學家范伯倫（Thorstein Veblen，1857–1929）於 1899 年《有閒階級論》（The Theory of the Leisure Class）提出，指富人花錢的目的不在實用，而在「被看見自己有能力這樣花」，藉以展示財富與地位；高調贊助藝術，是其中最體面、最不落俗套的一種形式。</w:t>
+        <w:t>📖 炫耀性消費（conspicuous consumption）：美國經濟學家范伯倫（Thorstein Veblen，1857–1929）於 1899 年《有閒階級論》（The Theory of the Leisure Class）提出，指富人投入財富的目的不在實用，而在「被看見自己有能力這樣花」，藉以展示財富與地位；高調贊助藝術，是其中最體面、最不落俗套的一種形式。</w:t>
       </w:r>
     </w:p>
     <w:p>
@@ -1608,7 +1608,7 @@
           <w:color w:val="3C3328"/>
           <w:sz w:val="28"/>
         </w:rPr>
-        <w:t>📖 贊助 vs 慈善（sponsorship vs philanthropy）：慈善（philanthropy）是純出於善意、不求回報的捐贈；贊助（sponsorship）則是雙方各取所需的對等交換（拉丁文 quid pro quo，「以此換彼」），出錢方明確期待品牌曝光、聲望或人脈的回報。本片刻意站在「贊助」而非「慈善」這一邊看整部音樂史。</w:t>
+        <w:t>📖 贊助 vs 慈善（sponsorship vs philanthropy）：慈善（philanthropy）是純出於善意、不求回報的捐贈；贊助（sponsorship）則是雙方各取所需的對等交換（拉丁文 quid pro quo，「以此換彼」），出資方明確期待品牌曝光、聲望或人脈的回報。本片刻意站在「贊助」而非「慈善」這一邊看整部音樂史。</w:t>
       </w:r>
     </w:p>
     <w:p>
@@ -1676,7 +1676,7 @@
           <w:color w:val="222A2D"/>
           <w:sz w:val="36"/>
         </w:rPr>
-        <w:t>為了讓各位好記，我把古今中外那些出錢的金主，整理成他們換到的「七樣東西」，這就是我們今天要一起走過的地圖。第一樣，地位與權力——梅迪奇。第二樣，集體曝光——一群生意人合資，其實說的就是各位和你們的公會。第三樣，不朽之名——把名字，輕輕刻進歷史。第四樣，聖地與冠名——一座以你為名的殿堂。第五樣，人才與凝聚。第六樣，國家與企業的形象——國力、觀光、品牌。第七樣，也是最實在的一樣，實實在在的回饋——一首歌，撐起一家百年公司。接下來，我們就一樣一樣，慢慢看。</w:t>
+        <w:t>為了讓各位好記，我把古今中外那些出資的金主，整理成他們換到的「七樣東西」，這就是我們今天要一起走過的地圖。第一樣，地位與權力——梅迪奇。第二樣，集體曝光——一群生意人合資，其實說的就是各位和你們的公會。第三樣，不朽之名——把名字，輕輕刻進歷史。第四樣，聖地與冠名——一座以你為名的殿堂。第五樣，人才與凝聚。第六樣，國家與企業的形象——國力、觀光、品牌。第七樣，也是最實在的一樣，實實在在的回饋——一首歌，撐起一家百年公司。接下來，我們就一樣一樣，慢慢看。</w:t>
       </w:r>
     </w:p>
     <w:p>
@@ -1707,7 +1707,7 @@
           <w:color w:val="3C3328"/>
           <w:sz w:val="28"/>
         </w:rPr>
-        <w:t>這張是「投資報酬率」地圖，不是音樂史地圖：同一個問題貫穿全場——出錢的金主，到底換到了什麼？把四百年來形形色色的贊助行為，收斂成七種可以帶回公司的「回報」，讓各位聽完能對號入座。</w:t>
+        <w:t>這張是「投資報酬率」地圖，不是音樂史地圖：同一個問題貫穿全場——出資的金主，到底換到了什麼？把四百年來形形色色的贊助行為，收斂成七種可以帶回公司的「回報」，讓各位聽完能對號入座。</w:t>
       </w:r>
     </w:p>
     <w:p>
@@ -1771,7 +1771,7 @@
           <w:color w:val="3C3328"/>
           <w:sz w:val="28"/>
         </w:rPr>
-        <w:t>翻成今天企業的語言，這七樣分別對應：高層背書與話語權、行業聯名與協會曝光、冠名權與命名權（naming rights，把品牌名掛上場館或作品）、長期品牌資產、人才招募與向心力、城市行銷與國家品牌、以及最實在的營收——全場主軸始終站在「掏錢的贊助者換到什麼」這一邊。</w:t>
+        <w:t>翻成今天企業的語言，這七樣分別對應：高層背書與話語權、行業聯名與協會曝光、冠名權與命名權（naming rights，把品牌名掛上場館或作品）、長期品牌資產、人才招募與向心力、城市行銷與國家品牌、以及最實在的營收——全場主軸始終站在「出資的贊助者換到什麼」這一邊。</w:t>
       </w:r>
     </w:p>
     <w:p>
@@ -1887,7 +1887,7 @@
           <w:color w:val="222A2D"/>
           <w:sz w:val="36"/>
         </w:rPr>
-        <w:t>我們先看第一樣，也是最古老、最直接的一樣——地位與權力。出錢贊助藝術，能把「有錢」，靜靜地變成「有地位、有話語權」。而這件事，說到底，沒有人比梅迪奇家族做得更透徹。</w:t>
+        <w:t>我們先看第一樣，也是最古老、最直接的一樣——地位與權力。出資贊助藝術，能把「有財富」，靜靜地變成「有地位、有話語權」。而這件事，說到底，沒有人比梅迪奇家族做得更透徹。</w:t>
       </w:r>
     </w:p>
     <w:p>
@@ -1918,7 +1918,7 @@
           <w:color w:val="3C3328"/>
           <w:sz w:val="28"/>
         </w:rPr>
-        <w:t>第一樣回報：地位與權力——出錢贊助藝術，能把「有錢」直接兌換成「有地位、有話語權」；這是最古老、也最直接的一種回報。</w:t>
+        <w:t>第一樣回報：地位與權力——出資贊助藝術，能把「有財富」直接兌換成「有地位、有話語權」；這是最古老、也最直接的一種回報。</w:t>
       </w:r>
     </w:p>
     <w:p>
@@ -1950,23 +1950,23 @@
           <w:color w:val="3C3328"/>
           <w:sz w:val="28"/>
         </w:rPr>
-        <w:t>資金來源與起手式：梅迪奇銀行（Medici Bank）由喬凡尼·迪·比奇·德·梅迪奇（Giovanni di Bicci de' Medici，約 1360–1429）於 1397 年在佛羅倫斯創立，起始資本約一萬枚金弗羅林；靠承接「替教宗管錢」的教廷帳房生意成為全歐最大銀行——這既帶來鉅富，也讓家族貼近最高權力。據載喬凡尼過世時家產約十八萬金弗羅林（數字出自後人羅倫佐的家族帳記，僅供參考）。</w:t>
-      </w:r>
-    </w:p>
-    <w:p>
-      <w:pPr>
-        <w:pStyle w:val="ListBullet"/>
-        <w:spacing w:after="60" w:line="312" w:lineRule="auto"/>
-      </w:pPr>
-      <w:r>
-        <w:rPr>
-          <w:rFonts w:ascii="Microsoft JhengHei" w:hAnsi="Microsoft JhengHei" w:eastAsia="Microsoft JhengHei" w:cs="Microsoft JhengHei"/>
-          <w:b w:val="0"/>
-          <w:i w:val="0"/>
-          <w:color w:val="3C3328"/>
-          <w:sz w:val="28"/>
-        </w:rPr>
-        <w:t>喬凡尼立下的劇本：終生不擔任公職、刻意低調、以「公民美德」自我包裝，並公開支持累進式財產稅（catasto，1427 年開徵）以博取平民支持；他示範的範式是——用錢與人望統治，而不是用頭銜。</w:t>
+        <w:t>資金來源與起手式：梅迪奇銀行（Medici Bank）由喬凡尼·迪·比奇·德·梅迪奇（Giovanni di Bicci de' Medici，約 1360–1429）於 1397 年在佛羅倫斯創立，起始資本約一萬枚金弗羅林；靠承接「替教宗管理財富」的教廷帳房生意成為全歐最大銀行——這既帶來鉅富，也讓家族貼近最高權力。據載喬凡尼過世時家產約十八萬金弗羅林（數字出自後人羅倫佐的家族帳記，僅供參考）。</w:t>
+      </w:r>
+    </w:p>
+    <w:p>
+      <w:pPr>
+        <w:pStyle w:val="ListBullet"/>
+        <w:spacing w:after="60" w:line="312" w:lineRule="auto"/>
+      </w:pPr>
+      <w:r>
+        <w:rPr>
+          <w:rFonts w:ascii="Microsoft JhengHei" w:hAnsi="Microsoft JhengHei" w:eastAsia="Microsoft JhengHei" w:cs="Microsoft JhengHei"/>
+          <w:b w:val="0"/>
+          <w:i w:val="0"/>
+          <w:color w:val="3C3328"/>
+          <w:sz w:val="28"/>
+        </w:rPr>
+        <w:t>喬凡尼立下的劇本：終生不擔任公職、刻意低調、以「公民美德」自我包裝，並公開支持累進式財產稅（catasto，1427 年開徵）以博取平民支持；他示範的範式是——用財富與人望統治，而不是用頭銜。</w:t>
       </w:r>
     </w:p>
     <w:p>
@@ -1998,23 +1998,23 @@
           <w:color w:val="3C3328"/>
           <w:sz w:val="28"/>
         </w:rPr>
-        <w:t>這筆贊助換到的最高回報：柯西莫死後，佛羅倫斯執政團（Signoria）追贈他 Pater Patriae（祖國之父）稱號——這是古羅馬留給西塞羅那種「救國者」的榮銜，並刻上他在聖羅倫佐教堂的墓。錢，買到了一個原本只保留給救國英雄的頭銜。</w:t>
-      </w:r>
-    </w:p>
-    <w:p>
-      <w:pPr>
-        <w:pStyle w:val="ListBullet"/>
-        <w:spacing w:after="60" w:line="312" w:lineRule="auto"/>
-      </w:pPr>
-      <w:r>
-        <w:rPr>
-          <w:rFonts w:ascii="Microsoft JhengHei" w:hAnsi="Microsoft JhengHei" w:eastAsia="Microsoft JhengHei" w:cs="Microsoft JhengHei"/>
-          <w:b w:val="0"/>
-          <w:i w:val="0"/>
-          <w:color w:val="3C3328"/>
-          <w:sz w:val="28"/>
-        </w:rPr>
-        <w:t>錢砸出了什麼（把家名刻進城市的策略）：資助布魯內雷斯基（Filippo Brunelleschi）完成主教座堂圓頂（1436）、翻建聖羅倫佐（San Lorenzo）教堂；委託米開羅佐（Michelozzo）重建聖馬可修道院（1437 起）並附設佛羅倫斯第一座公共圖書館（1444）、興建梅迪奇宮（Palazzo Medici，1444）；委製多納太羅（Donatello）的青銅《大衛》。這些建築外牆處處掛上梅迪奇家徽（那串圓球 palle），既是慷慨的招牌，也是權力的提醒。</w:t>
+        <w:t>這筆贊助換到的最高回報：柯西莫死後，佛羅倫斯執政團（Signoria）追贈他 Pater Patriae（祖國之父）稱號——這是古羅馬留給西塞羅那種「救國者」的榮銜，並刻上他在聖羅倫佐教堂的墓。財富，買到了一個原本只保留給救國英雄的頭銜。</w:t>
+      </w:r>
+    </w:p>
+    <w:p>
+      <w:pPr>
+        <w:pStyle w:val="ListBullet"/>
+        <w:spacing w:after="60" w:line="312" w:lineRule="auto"/>
+      </w:pPr>
+      <w:r>
+        <w:rPr>
+          <w:rFonts w:ascii="Microsoft JhengHei" w:hAnsi="Microsoft JhengHei" w:eastAsia="Microsoft JhengHei" w:cs="Microsoft JhengHei"/>
+          <w:b w:val="0"/>
+          <w:i w:val="0"/>
+          <w:color w:val="3C3328"/>
+          <w:sz w:val="28"/>
+        </w:rPr>
+        <w:t>財富砸出了什麼（把家名刻進城市的策略）：資助布魯內雷斯基（Filippo Brunelleschi）完成主教座堂圓頂（1436）、翻建聖羅倫佐（San Lorenzo）教堂；委託米開羅佐（Michelozzo）重建聖馬可修道院（1437 起）並附設佛羅倫斯第一座公共圖書館（1444）、興建梅迪奇宮（Palazzo Medici，1444）；委製多納太羅（Donatello）的青銅《大衛》。這些建築外牆處處掛上梅迪奇家徽（那串圓球 palle），既是慷慨的招牌，也是權力的提醒。</w:t>
       </w:r>
     </w:p>
     <w:p>
@@ -2078,7 +2078,7 @@
           <w:color w:val="3C3328"/>
           <w:sz w:val="28"/>
         </w:rPr>
-        <w:t>最終兌現：從銀行家變成君主。梅迪奇家族先後產出教宗（利奧十世 Leo X——羅倫佐次子喬凡尼，在位 1513–1521；克萊孟七世 Clement VII，在位 1523–1534；家族聲稱共四位教宗）、兩位法國王后（凱薩琳·德·梅迪奇 Catherine de' Medici、瑪麗·德·梅迪奇 Marie de' Medici），並在 1569 年獲封世襲的「托斯卡尼大公」，統治托斯卡尼直到 1737 年家族絕嗣。錢→藝術→地位→王朝，這條路梅迪奇走得最完整。</w:t>
+        <w:t>最終兌現：從銀行家變成君主。梅迪奇家族先後產出教宗（利奧十世 Leo X——羅倫佐次子喬凡尼，在位 1513–1521；克萊孟七世 Clement VII，在位 1523–1534；家族聲稱共四位教宗）、兩位法國王后（凱薩琳·德·梅迪奇 Catherine de' Medici、瑪麗·德·梅迪奇 Marie de' Medici），並在 1569 年獲封世襲的「托斯卡尼大公」，統治托斯卡尼直到 1737 年家族絕嗣。財富→藝術→地位→王朝，這條路梅迪奇走得最完整。</w:t>
       </w:r>
     </w:p>
     <w:p>
@@ -2282,7 +2282,7 @@
           <w:color w:val="2B2016"/>
           <w:sz w:val="38"/>
         </w:rPr>
-        <w:t>梅迪奇①：銀行家的遺憾——有錢，卻少了真正的尊重</w:t>
+        <w:t>梅迪奇①：銀行家的遺憾——有財富，卻少了真正的尊重</w:t>
       </w:r>
       <w:r>
         <w:rPr>
@@ -2322,7 +2322,7 @@
           <w:color w:val="222A2D"/>
           <w:sz w:val="36"/>
         </w:rPr>
-        <w:t>故事，從一個姓氏說起——梅迪奇（Medici）。他們是十五世紀佛羅倫斯的銀行王朝，靠放款起家，生意做到全歐洲，連教宗、國王都跟他們借過錢。可這裡藏著一份各位一定能體會的遺憾：有錢，或許能換到某些尊重；但你會發現，「有錢、又真正懂藝術」的人，才換得到那種打從心裡的敬重。更何況在那個年代，放款收利息還是一門不太體面的生意——教會白紙黑字地說，收利息是一種罪（拉丁文叫 usury）。於是梅迪奇的處境是這樣的：錢，多到花不完；可是那份「真正被尊重」的踏實感，還差臨門一腳。這份遺憾，其實也是今天許多走到成功的人，心底共同的那點缺憾——而梅迪奇接下來要做的，就是用藝術，一點一點把這份遺憾，溫柔地挽救回來。</w:t>
+        <w:t>故事，從一個姓氏說起——梅迪奇（Medici）。他們是十五世紀佛羅倫斯的銀行王朝，靠放款起家，生意做到全歐洲，連教宗、國王都跟他們借過財富。可這裡藏著一份各位一定能體會的遺憾：有財富，或許能換到某些尊重；但你會發現，「有財富、又真正懂藝術」的人，才換得到那種打從心裡的敬重。更何況在那個年代，放款收利息還是一門不太體面的生意——教會白紙黑字地說，收利息是一種罪（拉丁文叫 usury）。於是梅迪奇的處境是這樣的：財富，多到花不完；可是那份「真正被尊重」的踏實感，還差臨門一腳。這份遺憾，其實也是今天許多走到成功的人，心底共同的那點缺憾——而梅迪奇接下來要做的，就是用藝術，一點一點把這份遺憾，溫柔地挽救回來。</w:t>
       </w:r>
     </w:p>
     <w:p>
@@ -2369,7 +2369,7 @@
           <w:color w:val="3C3328"/>
           <w:sz w:val="28"/>
         </w:rPr>
-        <w:t>這個家族真正的金雞母是「替教廷理財」：喬凡尼拿下羅馬教廷（Roman Curia，教宗的行政與財務中樞）的帳戶，據載約 1402 年成為教宗博義九世（Boniface IX）的主要銀行家，這是當時歐洲最肥的一筆生意，靠這條線撐起家族近一個世紀的富貴。這裡藏著一個絕妙的反諷：教會嘴上譴責放貸，錢卻交給放貸的人管。</w:t>
+        <w:t>這個家族真正的金雞母是「替教廷理財」：喬凡尼拿下羅馬教廷（Roman Curia，教宗的行政與財務中樞）的帳戶，據載約 1402 年成為教宗博義九世（Boniface IX）的主要銀行家，這是當時歐洲最肥的一筆生意，靠這條線撐起家族近一個世紀的富貴。這裡藏著一個絕妙的反諷：教會嘴上譴責放貸，財富卻交給放貸的人管。</w:t>
       </w:r>
     </w:p>
     <w:p>
@@ -2401,7 +2401,7 @@
           <w:color w:val="3C3328"/>
           <w:sz w:val="28"/>
         </w:rPr>
-        <w:t>這也是各位心裡一定懂的遺憾：放款收息在那個年代是「見不得光」的生意。教會把「借錢收利息」定性為 usura（拉丁文，高利貸之罪），視同重罪；1139 年第二次拉特朗會議明文譴責高利貸「為神法與人法所不容」，但丁（Dante）更在《神曲》裡把放高利貸者打入地獄第七層。錢，因此買不到體面。</w:t>
+        <w:t>這也是各位心裡一定懂的遺憾：放款收息在那個年代是「見不得光」的生意。教會把「借貸收息」定性為 usura（拉丁文，高利貸之罪），視同重罪；1139 年第二次拉特朗會議明文譴責高利貸「為神法與人法所不容」，但丁（Dante）更在《神曲》裡把放高利貸者打入地獄第七層。財富，因此買不到體面。</w:t>
       </w:r>
     </w:p>
     <w:p>
@@ -2433,71 +2433,71 @@
           <w:color w:val="3C3328"/>
           <w:sz w:val="28"/>
         </w:rPr>
-        <w:t>錢賺得再漂亮，良心與名聲的帳還是要還——這正是後面整個「贊助換名聲」故事的起點。相傳科西莫晚年為了「洗清放貸的罪」，去請教銀行的大客戶教宗尤金四世（Pope Eugenius IV），教宗開的藥方是「拿一萬弗洛林去修聖馬可修道院（San Marco）」；1437 年起科西莫累計砸下約三萬六千弗洛林重建修道院，教宗則正式宣告赦免其罪，這段赦罪文字後來被刻在教堂聖器室的門楣上（據傳記家韋斯帕夏諾·達·比斯提奇（Vespasiano da Bisticci）記載，帶有相傳性質）。</w:t>
-      </w:r>
-    </w:p>
-    <w:p>
-      <w:pPr>
-        <w:pStyle w:val="ListBullet"/>
-        <w:spacing w:after="60" w:line="312" w:lineRule="auto"/>
-      </w:pPr>
-      <w:r>
-        <w:rPr>
-          <w:rFonts w:ascii="Microsoft JhengHei" w:hAnsi="Microsoft JhengHei" w:eastAsia="Microsoft JhengHei" w:cs="Microsoft JhengHei"/>
-          <w:b w:val="0"/>
-          <w:i w:val="0"/>
-          <w:color w:val="3C3328"/>
-          <w:sz w:val="28"/>
-        </w:rPr>
-        <w:t>一句話總結本場的起手式：有錢，能換到某些尊重，卻換不到「真正的尊重」；後者要「有錢、又懂藝術」才拿得到。梅迪奇的遺憾——錢多到花不完，那份打從心裡的尊重卻還差一步——恰恰逼出接下來幾站的答案：把錢投進藝術、建築與音樂，用「贊助者」的身分，把商業財富換成社會聲望、宗教正當性與家族不朽。</w:t>
-      </w:r>
-    </w:p>
-    <w:p>
-      <w:pPr>
-        <w:pStyle w:val="ListBullet"/>
-        <w:spacing w:after="60" w:line="312" w:lineRule="auto"/>
-      </w:pPr>
-      <w:r>
-        <w:rPr>
-          <w:rFonts w:ascii="Microsoft JhengHei" w:hAnsi="Microsoft JhengHei" w:eastAsia="Microsoft JhengHei" w:cs="Microsoft JhengHei"/>
-          <w:b w:val="0"/>
-          <w:i w:val="0"/>
-          <w:color w:val="3C3328"/>
-          <w:sz w:val="28"/>
-        </w:rPr>
-        <w:t>📖 梅迪奇家族（House of Medici）：1397 年喬凡尼·迪·比奇創辦梅迪奇銀行，成為 15 世紀歐洲最大金融機構之一；1434 年起實質統治佛羅倫斯，後代還出過教宗與法國王后，是「用錢買地位」最成功的家族範本。</w:t>
-      </w:r>
-    </w:p>
-    <w:p>
-      <w:pPr>
-        <w:pStyle w:val="ListBullet"/>
-        <w:spacing w:after="60" w:line="312" w:lineRule="auto"/>
-      </w:pPr>
-      <w:r>
-        <w:rPr>
-          <w:rFonts w:ascii="Microsoft JhengHei" w:hAnsi="Microsoft JhengHei" w:eastAsia="Microsoft JhengHei" w:cs="Microsoft JhengHei"/>
-          <w:b w:val="0"/>
-          <w:i w:val="0"/>
-          <w:color w:val="3C3328"/>
-          <w:sz w:val="28"/>
-        </w:rPr>
-        <w:t>📖 喬凡尼·迪·比奇（Giovanni di Bicci de' Medici，約 1360–1429）：家族的開基祖，梅迪奇銀行創辦人，靠替教廷理財奠定財富根基，卻仍被視為「暴發戶」，替後代留下了「有錢缺地位」的原始課題。</w:t>
-      </w:r>
-    </w:p>
-    <w:p>
-      <w:pPr>
-        <w:pStyle w:val="ListBullet"/>
-        <w:spacing w:after="60" w:line="312" w:lineRule="auto"/>
-      </w:pPr>
-      <w:r>
-        <w:rPr>
-          <w:rFonts w:ascii="Microsoft JhengHei" w:hAnsi="Microsoft JhengHei" w:eastAsia="Microsoft JhengHei" w:cs="Microsoft JhengHei"/>
-          <w:b w:val="0"/>
-          <w:i w:val="0"/>
-          <w:color w:val="3C3328"/>
-          <w:sz w:val="28"/>
-        </w:rPr>
-        <w:t>📖 科西莫·德·梅迪奇（Cosimo de' Medici，1389–1464）：喬凡尼之子、家族最會經營的掌門人，1434 年起以財富與人脈幕後掌控佛羅倫斯，死後獲贈「國父」（Pater Patriae）尊號，也是把「花錢買名聲」玩到極致的第一代大贊助者。</w:t>
+        <w:t>財富賺得再漂亮，良心與名聲的帳還是要還——這正是後面整個「贊助換名聲」故事的起點。相傳科西莫晚年為了「洗清放貸的罪」，去請教銀行的大客戶教宗尤金四世（Pope Eugenius IV），教宗開的藥方是「拿一萬弗洛林去修聖馬可修道院（San Marco）」；1437 年起科西莫累計砸下約三萬六千弗洛林重建修道院，教宗則正式宣告赦免其罪，這段赦罪文字後來被刻在教堂聖器室的門楣上（據傳記家韋斯帕夏諾·達·比斯提奇（Vespasiano da Bisticci）記載，帶有相傳性質）。</w:t>
+      </w:r>
+    </w:p>
+    <w:p>
+      <w:pPr>
+        <w:pStyle w:val="ListBullet"/>
+        <w:spacing w:after="60" w:line="312" w:lineRule="auto"/>
+      </w:pPr>
+      <w:r>
+        <w:rPr>
+          <w:rFonts w:ascii="Microsoft JhengHei" w:hAnsi="Microsoft JhengHei" w:eastAsia="Microsoft JhengHei" w:cs="Microsoft JhengHei"/>
+          <w:b w:val="0"/>
+          <w:i w:val="0"/>
+          <w:color w:val="3C3328"/>
+          <w:sz w:val="28"/>
+        </w:rPr>
+        <w:t>一句話總結本場的起手式：有財富，能換到某些尊重，卻換不到「真正的尊重」；後者要「有財富、又懂藝術」才拿得到。梅迪奇的遺憾——財富多到花不完，那份打從心裡的尊重卻還差一步——恰恰逼出接下來幾站的答案：把財富投進藝術、建築與音樂，用「贊助者」的身分，把商業財富換成社會聲望、宗教正當性與家族不朽。</w:t>
+      </w:r>
+    </w:p>
+    <w:p>
+      <w:pPr>
+        <w:pStyle w:val="ListBullet"/>
+        <w:spacing w:after="60" w:line="312" w:lineRule="auto"/>
+      </w:pPr>
+      <w:r>
+        <w:rPr>
+          <w:rFonts w:ascii="Microsoft JhengHei" w:hAnsi="Microsoft JhengHei" w:eastAsia="Microsoft JhengHei" w:cs="Microsoft JhengHei"/>
+          <w:b w:val="0"/>
+          <w:i w:val="0"/>
+          <w:color w:val="3C3328"/>
+          <w:sz w:val="28"/>
+        </w:rPr>
+        <w:t>📖 梅迪奇家族（House of Medici）：1397 年喬凡尼·迪·比奇創辦梅迪奇銀行，成為 15 世紀歐洲最大金融機構之一；1434 年起實質統治佛羅倫斯，後代還出過教宗與法國王后，是「用財富買地位」最成功的家族範本。</w:t>
+      </w:r>
+    </w:p>
+    <w:p>
+      <w:pPr>
+        <w:pStyle w:val="ListBullet"/>
+        <w:spacing w:after="60" w:line="312" w:lineRule="auto"/>
+      </w:pPr>
+      <w:r>
+        <w:rPr>
+          <w:rFonts w:ascii="Microsoft JhengHei" w:hAnsi="Microsoft JhengHei" w:eastAsia="Microsoft JhengHei" w:cs="Microsoft JhengHei"/>
+          <w:b w:val="0"/>
+          <w:i w:val="0"/>
+          <w:color w:val="3C3328"/>
+          <w:sz w:val="28"/>
+        </w:rPr>
+        <w:t>📖 喬凡尼·迪·比奇（Giovanni di Bicci de' Medici，約 1360–1429）：家族的開基祖，梅迪奇銀行創辦人，靠替教廷理財奠定財富根基，卻仍被視為「暴發戶」，替後代留下了「有財富缺地位」的原始課題。</w:t>
+      </w:r>
+    </w:p>
+    <w:p>
+      <w:pPr>
+        <w:pStyle w:val="ListBullet"/>
+        <w:spacing w:after="60" w:line="312" w:lineRule="auto"/>
+      </w:pPr>
+      <w:r>
+        <w:rPr>
+          <w:rFonts w:ascii="Microsoft JhengHei" w:hAnsi="Microsoft JhengHei" w:eastAsia="Microsoft JhengHei" w:cs="Microsoft JhengHei"/>
+          <w:b w:val="0"/>
+          <w:i w:val="0"/>
+          <w:color w:val="3C3328"/>
+          <w:sz w:val="28"/>
+        </w:rPr>
+        <w:t>📖 科西莫·德·梅迪奇（Cosimo de' Medici，1389–1464）：喬凡尼之子、家族最會經營的掌門人，1434 年起以財富與人脈幕後掌控佛羅倫斯，死後獲贈「國父」（Pater Patriae）尊號，也是把「投入財富買名聲」玩到極致的第一代大贊助者。</w:t>
       </w:r>
     </w:p>
     <w:p>
@@ -2545,55 +2545,55 @@
           <w:color w:val="3C3328"/>
           <w:sz w:val="28"/>
         </w:rPr>
-        <w:t>📖 高利貸之罪（usury，拉丁文 usura）：中世紀教會把「借錢收利息」視為罪，銀行家因此背負道德污名，形成「錢多、卻少了真正尊重」的遺憾；神學家的說法是「金錢本身不會生育」，靠錢生錢因而不義。</w:t>
-      </w:r>
-    </w:p>
-    <w:p>
-      <w:pPr>
-        <w:pStyle w:val="ListBullet"/>
-        <w:spacing w:after="60" w:line="312" w:lineRule="auto"/>
-      </w:pPr>
-      <w:r>
-        <w:rPr>
-          <w:rFonts w:ascii="Microsoft JhengHei" w:hAnsi="Microsoft JhengHei" w:eastAsia="Microsoft JhengHei" w:cs="Microsoft JhengHei"/>
-          <w:b w:val="0"/>
-          <w:i w:val="0"/>
-          <w:color w:val="3C3328"/>
-          <w:sz w:val="28"/>
-        </w:rPr>
-        <w:t>📖 匯票（bill of exchange，拉丁文 cambium）：一種跨城、跨幣的付款憑證，商人可先在甲地付錢、日後在乙地以另一種貨幣領款；因為名義上是「換匯」而不算放貸，成了規避高利貸禁令、把利息偷偷藏進匯率的合法工具。</w:t>
-      </w:r>
-    </w:p>
-    <w:p>
-      <w:pPr>
-        <w:pStyle w:val="ListBullet"/>
-        <w:spacing w:after="60" w:line="312" w:lineRule="auto"/>
-      </w:pPr>
-      <w:r>
-        <w:rPr>
-          <w:rFonts w:ascii="Microsoft JhengHei" w:hAnsi="Microsoft JhengHei" w:eastAsia="Microsoft JhengHei" w:cs="Microsoft JhengHei"/>
-          <w:b w:val="0"/>
-          <w:i w:val="0"/>
-          <w:color w:val="3C3328"/>
-          <w:sz w:val="28"/>
-        </w:rPr>
-        <w:t>📖 羅馬教廷（Roman Curia）：教宗治理天主教會的中央行政與財務機構；替它管錢是當時歐洲最穩、最賺的金融業務，也是梅迪奇銀行的命脈。</w:t>
-      </w:r>
-    </w:p>
-    <w:p>
-      <w:pPr>
-        <w:pStyle w:val="ListBullet"/>
-        <w:spacing w:after="60" w:line="312" w:lineRule="auto"/>
-      </w:pPr>
-      <w:r>
-        <w:rPr>
-          <w:rFonts w:ascii="Microsoft JhengHei" w:hAnsi="Microsoft JhengHei" w:eastAsia="Microsoft JhengHei" w:cs="Microsoft JhengHei"/>
-          <w:b w:val="0"/>
-          <w:i w:val="0"/>
-          <w:color w:val="3C3328"/>
-          <w:sz w:val="28"/>
-        </w:rPr>
-        <w:t>📖 尤金四世（Pope Eugenius IV，在位 1431–1447）：梅迪奇銀行的大客戶兼教宗，據載他建議科西莫捐錢修聖馬可修道院以贖罪，是金主與教會之間「你出錢、我赦罪」的經典交換案例。</w:t>
+        <w:t>📖 高利貸之罪（usury，拉丁文 usura）：中世紀教會把「借貸收息」視為罪，銀行家因此背負道德污名，形成「財富多、卻少了真正尊重」的遺憾；神學家的說法是「財富本身不會生育」，以財生財因而不義。</w:t>
+      </w:r>
+    </w:p>
+    <w:p>
+      <w:pPr>
+        <w:pStyle w:val="ListBullet"/>
+        <w:spacing w:after="60" w:line="312" w:lineRule="auto"/>
+      </w:pPr>
+      <w:r>
+        <w:rPr>
+          <w:rFonts w:ascii="Microsoft JhengHei" w:hAnsi="Microsoft JhengHei" w:eastAsia="Microsoft JhengHei" w:cs="Microsoft JhengHei"/>
+          <w:b w:val="0"/>
+          <w:i w:val="0"/>
+          <w:color w:val="3C3328"/>
+          <w:sz w:val="28"/>
+        </w:rPr>
+        <w:t>📖 匯票（bill of exchange，拉丁文 cambium）：一種跨城、跨幣的付款憑證，商人可先在甲地出資、日後在乙地以另一種貨幣領款；因為名義上是「換匯」而不算放貸，成了規避高利貸禁令、把利息偷偷藏進匯率的合法工具。</w:t>
+      </w:r>
+    </w:p>
+    <w:p>
+      <w:pPr>
+        <w:pStyle w:val="ListBullet"/>
+        <w:spacing w:after="60" w:line="312" w:lineRule="auto"/>
+      </w:pPr>
+      <w:r>
+        <w:rPr>
+          <w:rFonts w:ascii="Microsoft JhengHei" w:hAnsi="Microsoft JhengHei" w:eastAsia="Microsoft JhengHei" w:cs="Microsoft JhengHei"/>
+          <w:b w:val="0"/>
+          <w:i w:val="0"/>
+          <w:color w:val="3C3328"/>
+          <w:sz w:val="28"/>
+        </w:rPr>
+        <w:t>📖 羅馬教廷（Roman Curia）：教宗治理天主教會的中央行政與財務機構；替它管理財富是當時歐洲最穩、最賺的金融業務，也是梅迪奇銀行的命脈。</w:t>
+      </w:r>
+    </w:p>
+    <w:p>
+      <w:pPr>
+        <w:pStyle w:val="ListBullet"/>
+        <w:spacing w:after="60" w:line="312" w:lineRule="auto"/>
+      </w:pPr>
+      <w:r>
+        <w:rPr>
+          <w:rFonts w:ascii="Microsoft JhengHei" w:hAnsi="Microsoft JhengHei" w:eastAsia="Microsoft JhengHei" w:cs="Microsoft JhengHei"/>
+          <w:b w:val="0"/>
+          <w:i w:val="0"/>
+          <w:color w:val="3C3328"/>
+          <w:sz w:val="28"/>
+        </w:rPr>
+        <w:t>📖 尤金四世（Pope Eugenius IV，在位 1431–1447）：梅迪奇銀行的大客戶兼教宗，據載他建議科西莫捐出財富修聖馬可修道院以贖罪，是金主與教會之間「你出資、我赦罪」的經典交換案例。</w:t>
       </w:r>
     </w:p>
     <w:p>
@@ -2641,7 +2641,7 @@
           <w:color w:val="3C3328"/>
           <w:sz w:val="28"/>
         </w:rPr>
-        <w:t>📖 但丁《神曲》（Dante Alighieri，Divina Commedia，約 1308–1320）：義大利文學經典長詩，把放高利貸者打入地獄第七層，反映當時社會對「靠錢生錢」者的道德鄙夷，正是梅迪奇必須花錢洗白的輿論背景。</w:t>
+        <w:t>📖 但丁《神曲》（Dante Alighieri，Divina Commedia，約 1308–1320）：義大利文學經典長詩，把放高利貸者打入地獄第七層，反映當時社會對「以財生財」者的道德鄙夷，正是梅迪奇必須投入財富洗白的輿論背景。</w:t>
       </w:r>
     </w:p>
     <w:p>
@@ -2669,7 +2669,7 @@
           <w:color w:val="2B2016"/>
           <w:sz w:val="38"/>
         </w:rPr>
-        <w:t>梅迪奇②：用藝術，把錢變成權力</w:t>
+        <w:t>梅迪奇②：用藝術，把財富變成權力</w:t>
       </w:r>
       <w:r>
         <w:rPr>
@@ -2709,7 +2709,7 @@
           <w:color w:val="222A2D"/>
           <w:sz w:val="36"/>
         </w:rPr>
-        <w:t>那梅迪奇是怎麼挽救這份遺憾的？他們把賺來的錢，一車一車，大方地投進藝術。他們把十來歲的米開朗基羅（Michelangelo）接進自家花園栽培，也出錢資助波提切利（Botticelli）畫下傳世名作。而你會發現，這一手用藝術替家族「升級品味」，換回來的東西，大到連他們自己都想不到——這個「放款的家族」，後來竟出了兩位羅馬教宗、兩位法國王后，成了實質統治佛羅倫斯、左右整個歐洲的核心。至於他們後來怎麼把家族嫁進歐洲王室、又怎麼順手催生了「歌劇」，下面兩張投影片，我會分開慢慢說。所以你看，梅迪奇其實印證了一件事：藝術，能把純粹的財富，化成統治歐洲的正當性。請各位先把「梅迪奇」這三個字放在心上——今天走到最後，我會誠心邀請在座的每一位，一起想想，怎麼成為下一個梅迪奇。</w:t>
+        <w:t>那梅迪奇是怎麼挽救這份遺憾的？他們把賺來的財富，一車一車，大方地投進藝術。他們把十來歲的米開朗基羅（Michelangelo）接進自家花園栽培，也出資贊助波提切利（Botticelli）畫下傳世名作。而你會發現，這一手用藝術替家族「升級品味」，換回來的東西，大到連他們自己都想不到——這個「放款的家族」，後來竟出了兩位羅馬教宗、兩位法國王后，成了實質統治佛羅倫斯、左右整個歐洲的核心。至於他們後來怎麼把家族嫁進歐洲王室、又怎麼順手催生了「歌劇」，下面兩張投影片，我會分開慢慢說。所以你看，梅迪奇其實印證了一件事：藝術，能把純粹的財富，化成統治歐洲的正當性。請各位先把「梅迪奇」這三個字放在心上——今天走到最後，我會誠心邀請在座的每一位，一起想想，怎麼成為下一個梅迪奇。</w:t>
       </w:r>
     </w:p>
     <w:p>
@@ -2756,23 +2756,23 @@
           <w:color w:val="3C3328"/>
           <w:sz w:val="28"/>
         </w:rPr>
-        <w:t>錢從哪來（贊助者的本業）：這是一個「放款的家族」，靠銀行起家。1397 年喬凡尼·迪·比奇（Giovanni di Bicci de' Medici）在佛羅倫斯創辦梅迪奇銀行，最賺錢的生意是替羅馬教廷管錢；據載光是羅馬分行的教廷業務，就佔了全行約一半利潤——先有這台印鈔機，才有後面「一車一車砸進藝術」的本錢。</w:t>
-      </w:r>
-    </w:p>
-    <w:p>
-      <w:pPr>
-        <w:pStyle w:val="ListBullet"/>
-        <w:spacing w:after="60" w:line="312" w:lineRule="auto"/>
-      </w:pPr>
-      <w:r>
-        <w:rPr>
-          <w:rFonts w:ascii="Microsoft JhengHei" w:hAnsi="Microsoft JhengHei" w:eastAsia="Microsoft JhengHei" w:cs="Microsoft JhengHei"/>
-          <w:b w:val="0"/>
-          <w:i w:val="0"/>
-          <w:color w:val="3C3328"/>
-          <w:sz w:val="28"/>
-        </w:rPr>
-        <w:t>錢怎麼變權：1434 年老柯西莫（Cosimo de' Medici）掌家後，靠著國庫依賴梅迪奇信貸、各家族依賴梅迪奇貸款與人脈，加上操作選制，讓一個沒有正式王位的銀行家族，成為佛羅倫斯共和國實質的統治者——這正是講稿說的「把賺來的錢變成權力」的機制。</w:t>
+        <w:t>財富從哪來（贊助者的本業）：這是一個「放款的家族」，靠銀行起家。1397 年喬凡尼·迪·比奇（Giovanni di Bicci de' Medici）在佛羅倫斯創辦梅迪奇銀行，最獲利的生意是替羅馬教廷管理財富；據載光是羅馬分行的教廷業務，就佔了全行約一半利潤——先有這台印鈔機，才有後面「一車一車砸進藝術」的資本。</w:t>
+      </w:r>
+    </w:p>
+    <w:p>
+      <w:pPr>
+        <w:pStyle w:val="ListBullet"/>
+        <w:spacing w:after="60" w:line="312" w:lineRule="auto"/>
+      </w:pPr>
+      <w:r>
+        <w:rPr>
+          <w:rFonts w:ascii="Microsoft JhengHei" w:hAnsi="Microsoft JhengHei" w:eastAsia="Microsoft JhengHei" w:cs="Microsoft JhengHei"/>
+          <w:b w:val="0"/>
+          <w:i w:val="0"/>
+          <w:color w:val="3C3328"/>
+          <w:sz w:val="28"/>
+        </w:rPr>
+        <w:t>財富怎麼變權：1434 年老柯西莫（Cosimo de' Medici）掌家後，靠著國庫依賴梅迪奇信貸、各家族依賴梅迪奇貸款與人脈，加上操作選制，讓一個沒有正式王位的銀行家族，成為佛羅倫斯共和國實質的統治者——這正是講稿說的「把賺來的財富變成權力」的機制。</w:t>
       </w:r>
     </w:p>
     <w:p>
@@ -2804,7 +2804,7 @@
           <w:color w:val="3C3328"/>
           <w:sz w:val="28"/>
         </w:rPr>
-        <w:t>贊助標的二：出錢資助波提切利（Sandro Botticelli）。梅迪奇家與其圈子委製了《春》（Primavera）與《維納斯的誕生》（The Birth of Venus）等傳世名作（學界多繫於家族堂支羅倫佐·迪·皮耶爾弗蘭切斯科名下，年代約 1480 年代）——這些畫作至今仍是文藝復興的門面。</w:t>
+        <w:t>贊助標的二：出資贊助波提切利（Sandro Botticelli）。梅迪奇家與其圈子委製了《春》（Primavera）與《維納斯的誕生》（The Birth of Venus）等傳世名作（學界多繫於家族堂支羅倫佐·迪·皮耶爾弗蘭切斯科名下，年代約 1480 年代）——這些畫作至今仍是文藝復興的門面。</w:t>
       </w:r>
     </w:p>
     <w:p>
@@ -2900,23 +2900,23 @@
           <w:color w:val="3C3328"/>
           <w:sz w:val="28"/>
         </w:rPr>
-        <w:t>與其他投影片的呼應：本張是「梅迪奇②」，承接前一張的「遺憾」，把答案收在「用藝術把錢變成權力」；也預告全片收尾——請在座每位認真想「成為下一個梅迪奇」。</w:t>
-      </w:r>
-    </w:p>
-    <w:p>
-      <w:pPr>
-        <w:pStyle w:val="ListBullet"/>
-        <w:spacing w:after="60" w:line="312" w:lineRule="auto"/>
-      </w:pPr>
-      <w:r>
-        <w:rPr>
-          <w:rFonts w:ascii="Microsoft JhengHei" w:hAnsi="Microsoft JhengHei" w:eastAsia="Microsoft JhengHei" w:cs="Microsoft JhengHei"/>
-          <w:b w:val="0"/>
-          <w:i w:val="0"/>
-          <w:color w:val="3C3328"/>
-          <w:sz w:val="28"/>
-        </w:rPr>
-        <w:t>📖 梅迪奇家族（House of Medici / de' Medici）：發跡於佛羅倫斯的銀行世家，15–18 世紀是義大利乃至歐洲最有影響力的贊助者家族；當時＝靠替教廷管錢致富、再用藝術贊助換取政治正當性的「金主原型」。</w:t>
+        <w:t>與其他投影片的呼應：本張是「梅迪奇②」，承接前一張的「遺憾」，把答案收在「用藝術把財富變成權力」；也預告全片收尾——請在座每位認真想「成為下一個梅迪奇」。</w:t>
+      </w:r>
+    </w:p>
+    <w:p>
+      <w:pPr>
+        <w:pStyle w:val="ListBullet"/>
+        <w:spacing w:after="60" w:line="312" w:lineRule="auto"/>
+      </w:pPr>
+      <w:r>
+        <w:rPr>
+          <w:rFonts w:ascii="Microsoft JhengHei" w:hAnsi="Microsoft JhengHei" w:eastAsia="Microsoft JhengHei" w:cs="Microsoft JhengHei"/>
+          <w:b w:val="0"/>
+          <w:i w:val="0"/>
+          <w:color w:val="3C3328"/>
+          <w:sz w:val="28"/>
+        </w:rPr>
+        <w:t>📖 梅迪奇家族（House of Medici / de' Medici）：發跡於佛羅倫斯的銀行世家，15–18 世紀是義大利乃至歐洲最有影響力的贊助者家族；當時＝靠替教廷管理財富致富、再用藝術贊助換取政治正當性的「金主原型」。</w:t>
       </w:r>
     </w:p>
     <w:p>
@@ -2948,7 +2948,7 @@
           <w:color w:val="3C3328"/>
           <w:sz w:val="28"/>
         </w:rPr>
-        <w:t>📖 文藝復興（Renaissance／義大利文 Rinascimento，意為「重生」）：約 14–16 世紀起於義大利、重新發揚古希臘羅馬文化的藝術與思想運動；當時＝梅迪奇等富商用金錢催化、並藉以提升門第的一波文化浪潮。</w:t>
+        <w:t>📖 文藝復興（Renaissance／義大利文 Rinascimento，意為「重生」）：約 14–16 世紀起於義大利、重新發揚古希臘羅馬文化的藝術與思想運動；當時＝梅迪奇等富商用財富催化、並藉以提升門第的一波文化浪潮。</w:t>
       </w:r>
     </w:p>
     <w:p>
@@ -2996,7 +2996,7 @@
           <w:color w:val="3C3328"/>
           <w:sz w:val="28"/>
         </w:rPr>
-        <w:t>📖 教廷（Papal Curia）：羅馬天主教教宗的行政與財務中樞；當時＝梅迪奇銀行最賺錢的客戶，掌握全歐教會的金流。</w:t>
+        <w:t>📖 教廷（Papal Curia）：羅馬天主教教宗的行政與財務中樞；當時＝梅迪奇銀行最獲利的客戶，掌握全歐教會的金流。</w:t>
       </w:r>
     </w:p>
     <w:p>
@@ -3403,7 +3403,7 @@
           <w:color w:val="222A2D"/>
           <w:sz w:val="36"/>
         </w:rPr>
-        <w:t>而瑪麗·德·梅迪奇那場 1600 年的婚禮，還替後世留下了一份誰也沒料到的禮物。梅迪奇想辦一場讓全歐洲都轉頭來看的盛事，於是端出了當時最新鮮的一種表演——用歌唱從頭貫穿到尾，也就是我們今天說的「歌劇」。這場婚禮上演的作品叫《尤麗狄切》，作曲家佩里親自登台，在佛羅倫斯的皮蒂宮首演。而你會發現一件很美的事：它，被公認是現存最早的一部歌劇。也就是說，「歌劇」這一整門藝術，最早竟是從一場王室婚禮的心意裡誕生的。當年出錢的人，想的其實只是一場風光的盛事；至於藝術史被改寫，是這份成全，順手留給了後人的禮物。</w:t>
+        <w:t>而瑪麗·德·梅迪奇那場 1600 年的婚禮，還替後世留下了一份誰也沒料到的禮物。梅迪奇想辦一場讓全歐洲都轉頭來看的盛事，於是端出了當時最新鮮的一種表演——用歌唱從頭貫穿到尾，也就是我們今天說的「歌劇」。這場婚禮上演的作品叫《尤麗狄切》，作曲家佩里親自登台，在佛羅倫斯的皮蒂宮首演。而你會發現一件很美的事：它，被公認是現存最早的一部歌劇。也就是說，「歌劇」這一整門藝術，最早竟是從一場王室婚禮的心意裡誕生的。當年出資的人，想的其實只是一場風光的盛事；至於藝術史被改寫，是這份成全，順手留給了後人的禮物。</w:t>
       </w:r>
     </w:p>
     <w:p>
@@ -3693,7 +3693,7 @@
           <w:color w:val="3C3328"/>
           <w:sz w:val="28"/>
         </w:rPr>
-        <w:t>這套操作的精髓是「不著痕跡」：科西莫從不自封官職，表面維持共和體制，實際用金錢與人情在幕後操盤，贊助教堂、圖書館、雕塑，讓全城菁英都欠他一份人情，這正是講稿說的「最不著痕跡的一張門票」。</w:t>
+        <w:t>這套操作的精髓是「不著痕跡」：科西莫從不自封官職，表面維持共和體制，實際用財富與人情在幕後操盤，贊助教堂、圖書館、雕塑，讓全城菁英都欠他一份人情，這正是講稿說的「最不著痕跡的一張門票」。</w:t>
       </w:r>
     </w:p>
     <w:p>
@@ -3773,7 +3773,7 @@
           <w:color w:val="3C3328"/>
           <w:sz w:val="28"/>
         </w:rPr>
-        <w:t>📖 文化資本（cultural capital）：法國社會學家布赫迪厄（Pierre Bourdieu，1930—2002）提出的概念，指教育、品味、藝術知識這類非金錢卻能換到社會地位的資產；當時＝梅迪奇刻意把賺來的錢轉換成藝術收藏與贊助，變成一種更高級、更難被模仿的身分象徵。</w:t>
+        <w:t>📖 文化資本（cultural capital）：法國社會學家布赫迪厄（Pierre Bourdieu，1930—2002）提出的概念，指教育、品味、藝術知識這類非財富卻能換到社會地位的資產；當時＝梅迪奇刻意把賺來的財富轉換成藝術收藏與贊助，變成一種更高級、更難被模仿的身分象徵。</w:t>
       </w:r>
     </w:p>
     <w:p>
@@ -3917,7 +3917,7 @@
           <w:color w:val="3C3328"/>
           <w:sz w:val="28"/>
         </w:rPr>
-        <w:t>📖 品味共同體：講者用來形容一群人因為共享對藝術、美感與格調的認同而形成的圈子；當時＝梅迪奇的沙龍與音樂會，就是把有錢有勢者用「共同的品味」黏在一起的場域，讓生意人得以「進對圈子」。</w:t>
+        <w:t>📖 品味共同體：講者用來形容一群人因為共享對藝術、美感與格調的認同而形成的圈子；當時＝梅迪奇的沙龍與音樂會，就是把有財有勢者用「共同的品味」黏在一起的場域，讓生意人得以「進對圈子」。</w:t>
       </w:r>
     </w:p>
     <w:p>
@@ -3985,7 +3985,7 @@
           <w:color w:val="222A2D"/>
           <w:sz w:val="36"/>
         </w:rPr>
-        <w:t>講完梅迪奇這樣的豪門，各位心裡也許會想：那是有錢有勢的人在玩，跟我們有什麼關係呢？其實別急。第二樣回報，我想跟各位分享的是——你不必是梅迪奇。一群像各位這樣的朋友，一個公會，合資一樣能換到看得見的曝光。而且，有一幅畫，把這件事講得再清楚不過了。</w:t>
+        <w:t>講完梅迪奇這樣的豪門，各位心裡也許會想：那是有財有勢的人在玩，跟我們有什麼關係呢？其實別急。第二樣回報，我想跟各位分享的是——你不必是梅迪奇。一群像各位這樣的朋友，一個公會，合資一樣能換到看得見的曝光。而且，有一幅畫，把這件事講得再清楚不過了。</w:t>
       </w:r>
     </w:p>
     <w:p>
@@ -4016,7 +4016,7 @@
           <w:color w:val="3C3328"/>
           <w:sz w:val="28"/>
         </w:rPr>
-        <w:t>第二樣回報：集體曝光——不必獨力砸大錢，一群人合資，也買得到看得見、留得久的曝光。</w:t>
+        <w:t>第二樣回報：集體曝光——不必獨力砸大筆財富，一群人合資，也買得到看得見、留得久的曝光。</w:t>
       </w:r>
     </w:p>
     <w:p>
@@ -4048,7 +4048,7 @@
           <w:color w:val="3C3328"/>
           <w:sz w:val="28"/>
         </w:rPr>
-        <w:t>時空背景：這套「集體曝光」玩法在十七世紀荷蘭黃金時代（Dutch Golden Age，荷蘭語 Gouden Eeuw）玩到極致——當時荷蘭沒有法國那種王室宮廷，掏錢的是靠貿易致富的市民與商人公會，於是「合資買肖像」成了城市裡最風光的排場。</w:t>
+        <w:t>時空背景：這套「集體曝光」玩法在十七世紀荷蘭黃金時代（Dutch Golden Age，荷蘭語 Gouden Eeuw）玩到極致——當時荷蘭沒有法國那種王室宮廷，出資的是靠貿易致富的市民與商人公會，於是「合資買肖像」成了城市裡最風光的排場。</w:t>
       </w:r>
     </w:p>
     <w:p>
@@ -4112,7 +4112,7 @@
           <w:color w:val="3C3328"/>
           <w:sz w:val="28"/>
         </w:rPr>
-        <w:t>分級曝光（付越多、擺越前）：據民兵群像的慣例，隊員各自付錢、各自擺姿勢，付得多的人被安排在畫面更前、光線更亮的位置，付得少的只在後排露個臉——這就是「分級冠名」最古老的版本。</w:t>
+        <w:t>分級曝光（付越多、擺越前）：據民兵群像的慣例，隊員各自出資、各自擺姿勢，付得多的人被安排在畫面更前、光線更亮的位置，付得少的只在後排露個臉——這就是「分級冠名」最古老的版本。</w:t>
       </w:r>
     </w:p>
     <w:p>
@@ -4192,7 +4192,7 @@
           <w:color w:val="3C3328"/>
           <w:sz w:val="28"/>
         </w:rPr>
-        <w:t>呼應主軸：從《夜巡》到《布商公會理事》，畫的都不是神話或帝王，而是「誰出錢、誰上鏡」；這正是今天聯名贊助、分級冠名、logo 依贊助金額大小排位的老祖宗。</w:t>
+        <w:t>呼應主軸：從《夜巡》到《布商公會理事》，畫的都不是神話或帝王，而是「誰出資、誰上鏡」；這正是今天聯名贊助、分級冠名、logo 依贊助金額大小排位的老祖宗。</w:t>
       </w:r>
     </w:p>
     <w:p>
@@ -4396,7 +4396,7 @@
           <w:color w:val="2B2016"/>
           <w:sz w:val="38"/>
         </w:rPr>
-        <w:t>林布蘭《夜巡》：合資買曝光，出錢越多版位越大</w:t>
+        <w:t>林布蘭《夜巡》：合資買曝光，出資越多版位越大</w:t>
       </w:r>
       <w:r>
         <w:rPr>
@@ -4436,7 +4436,7 @@
           <w:color w:val="222A2D"/>
           <w:sz w:val="36"/>
         </w:rPr>
-        <w:t>林布蘭（Rembrandt）的《夜巡》，1642 年。付錢的不是國王、也不是教會，是阿姆斯特丹一個「火槍手民兵公會」——說穿了，就是一群有實力的朋友組成的社團。這 16 位夥伴「合資」，請林布蘭替他們畫一張團體像，平均每人出大約 100 盾（盾就是 guilder，當時荷蘭通行的錢）。而他們定的規矩，其實又直接又公道：你出得越多，在畫面上的位置就越靠前、越被看見——這不就是我們今天說的「贊助版位」嗎？誰付出得多，誰就站在正中央。你會發現，四百年過去，這 16 個本來平凡無奇的人，他們的臉，到今天還掛在阿姆斯特丹國家博物館的鎮館之寶上，每年幾百萬人專程飛去看。當年的一點心意，換來的是四百年的被記得。</w:t>
+        <w:t>林布蘭（Rembrandt）的《夜巡》，1642 年。出資的不是國王、也不是教會，是阿姆斯特丹一個「火槍手民兵公會」——說穿了，就是一群有實力的朋友組成的社團。這 16 位夥伴「合資」，請林布蘭替他們畫一張團體像，平均每人出大約 100 盾（盾就是 guilder，當時荷蘭通行的財富）。而他們定的規矩，其實又直接又公道：你出得越多，在畫面上的位置就越靠前、越被看見——這不就是我們今天說的「贊助版位」嗎？誰付出得多，誰就站在正中央。你會發現，四百年過去，這 16 個本來平凡無奇的人，他們的臉，到今天還掛在阿姆斯特丹國家博物館的鎮館之寶上，每年幾百萬人專程飛去看。當年的一點心意，換來的是四百年的被記得。</w:t>
       </w:r>
     </w:p>
     <w:p>
@@ -4515,7 +4515,7 @@
           <w:color w:val="3C3328"/>
           <w:sz w:val="28"/>
         </w:rPr>
-        <w:t>換算金額感:100 盾在當時是筆可觀的錢——據載一名熟練工匠年收入約 250–300 盾,而林布蘭本人在 1639 年買下自宅足足花了 13,000 盾;整筆約 1,600 盾的委託,對這群中產生意人是認真的集資,對頂級富商則談不上天價。</w:t>
+        <w:t>換算金額感:100 盾在當時是筆可觀的財富——據載一名熟練工匠年收入約 250–300 盾,而林布蘭本人在 1639 年買下自宅足足花了 13,000 盾;整筆約 1,600 盾的委託,對這群中產生意人是認真的集資,對頂級富商則談不上天價。</w:t>
       </w:r>
     </w:p>
     <w:p>
@@ -4563,7 +4563,7 @@
           <w:color w:val="3C3328"/>
           <w:sz w:val="28"/>
         </w:rPr>
-        <w:t>民兵公會本質是「會員自費」的社團:成員自備武器與制服,團體肖像也由成員各自掏錢分攤,畫得好的年輕畫家能靠這類委託穩定接案——是民間資本(而非宮廷)扶植藝術的典型,恰與梅迪奇、埃斯特哈齊的宮廷贊助形成「民間版」對照,呼應本場「你成就音樂，音樂也成就你」主軸。</w:t>
+        <w:t>民兵公會本質是「會員自費」的社團:成員自備武器與制服,團體肖像也由成員各自出資分攤,畫得好的年輕畫家能靠這類委託穩定接案——是民間資本(而非宮廷)扶植藝術的典型,恰與梅迪奇、埃斯特哈齊的宮廷贊助形成「民間版」對照,呼應本場「你成就音樂，音樂也成就你」主軸。</w:t>
       </w:r>
     </w:p>
     <w:p>
@@ -4627,39 +4627,39 @@
           <w:color w:val="3C3328"/>
           <w:sz w:val="28"/>
         </w:rPr>
-        <w:t>📖 林布蘭(Rembrandt van Rijn,1606–1669):荷蘭黃金時代最重要的畫家,以肖像與強烈明暗對照聞名;在這樁交易裡他是「接案的乙方」,真正的金主是付錢的那群民兵。</w:t>
-      </w:r>
-    </w:p>
-    <w:p>
-      <w:pPr>
-        <w:pStyle w:val="ListBullet"/>
-        <w:spacing w:after="60" w:line="312" w:lineRule="auto"/>
-      </w:pPr>
-      <w:r>
-        <w:rPr>
-          <w:rFonts w:ascii="Microsoft JhengHei" w:hAnsi="Microsoft JhengHei" w:eastAsia="Microsoft JhengHei" w:cs="Microsoft JhengHei"/>
-          <w:b w:val="0"/>
-          <w:i w:val="0"/>
-          <w:color w:val="3C3328"/>
-          <w:sz w:val="28"/>
-        </w:rPr>
-        <w:t>📖 火槍手民兵公會(Kloveniers,火繩槍手／滑膛槍手隊):阿姆斯特丹市民民兵中以火槍為武器的一支,成員多為有產市民與商人;平時輪值守夜、看守城門,動亂或戰時才武裝上陣,是有錢有閒者的防務兼社交組織。</w:t>
-      </w:r>
-    </w:p>
-    <w:p>
-      <w:pPr>
-        <w:pStyle w:val="ListBullet"/>
-        <w:spacing w:after="60" w:line="312" w:lineRule="auto"/>
-      </w:pPr>
-      <w:r>
-        <w:rPr>
-          <w:rFonts w:ascii="Microsoft JhengHei" w:hAnsi="Microsoft JhengHei" w:eastAsia="Microsoft JhengHei" w:cs="Microsoft JhengHei"/>
-          <w:b w:val="0"/>
-          <w:i w:val="0"/>
-          <w:color w:val="3C3328"/>
-          <w:sz w:val="28"/>
-        </w:rPr>
-        <w:t>📖 市民民兵／射手行會(schutterij／schuttersgilde):荷蘭城市由富裕市民自組的自衛武裝團體,負責守夜、防火、鎮亂;軍官由市政府從殷實市民中委任,本質上是一個由地方有力人士構成的俱樂部——這些人正是有能力出錢請大畫家的階層。</w:t>
+        <w:t>📖 林布蘭(Rembrandt van Rijn,1606–1669):荷蘭黃金時代最重要的畫家,以肖像與強烈明暗對照聞名;在這樁交易裡他是「接案的乙方」,真正的金主是出資的那群民兵。</w:t>
+      </w:r>
+    </w:p>
+    <w:p>
+      <w:pPr>
+        <w:pStyle w:val="ListBullet"/>
+        <w:spacing w:after="60" w:line="312" w:lineRule="auto"/>
+      </w:pPr>
+      <w:r>
+        <w:rPr>
+          <w:rFonts w:ascii="Microsoft JhengHei" w:hAnsi="Microsoft JhengHei" w:eastAsia="Microsoft JhengHei" w:cs="Microsoft JhengHei"/>
+          <w:b w:val="0"/>
+          <w:i w:val="0"/>
+          <w:color w:val="3C3328"/>
+          <w:sz w:val="28"/>
+        </w:rPr>
+        <w:t>📖 火槍手民兵公會(Kloveniers,火繩槍手／滑膛槍手隊):阿姆斯特丹市民民兵中以火槍為武器的一支,成員多為有產市民與商人;平時輪值守夜、看守城門,動亂或戰時才武裝上陣,是有財富有閒者的防務兼社交組織。</w:t>
+      </w:r>
+    </w:p>
+    <w:p>
+      <w:pPr>
+        <w:pStyle w:val="ListBullet"/>
+        <w:spacing w:after="60" w:line="312" w:lineRule="auto"/>
+      </w:pPr>
+      <w:r>
+        <w:rPr>
+          <w:rFonts w:ascii="Microsoft JhengHei" w:hAnsi="Microsoft JhengHei" w:eastAsia="Microsoft JhengHei" w:cs="Microsoft JhengHei"/>
+          <w:b w:val="0"/>
+          <w:i w:val="0"/>
+          <w:color w:val="3C3328"/>
+          <w:sz w:val="28"/>
+        </w:rPr>
+        <w:t>📖 市民民兵／射手行會(schutterij／schuttersgilde):荷蘭城市由富裕市民自組的自衛武裝團體,負責守夜、防火、鎮亂;軍官由市政府從殷實市民中委任,本質上是一個由地方有力人士構成的俱樂部——這些人正是有能力出資請大畫家的階層。</w:t>
       </w:r>
     </w:p>
     <w:p>
@@ -4886,7 +4886,7 @@
           <w:color w:val="3C3328"/>
           <w:sz w:val="28"/>
         </w:rPr>
-        <w:t>這張的核心不是畫美不美，而是「錢怎麼出、名怎麼分」——《夜巡》是一件由一整支民兵連「合資」買下的贊助案，示範了「一個人出不起，一群人湊得起」的集體贊助模式。</w:t>
+        <w:t>這張的核心不是畫美不美，而是「財富怎麼出、名怎麼分」——《夜巡》是一件由一整支民兵連「合資」買下的贊助案，示範了「一個人出不起，一群人湊得起」的集體贊助模式。</w:t>
       </w:r>
     </w:p>
     <w:p>
@@ -4934,7 +4934,7 @@
           <w:color w:val="3C3328"/>
           <w:sz w:val="28"/>
         </w:rPr>
-        <w:t>「錢決定站位」：付得多的站前排、被打光、正面露臉；付得少的退到後排暗處。隊長柯克與副官范·勒伊滕堡出資最多，因此占畫面正中最亮的 C 位——曝光與名聲，嚴格按出資比例分配，公開透明。</w:t>
+        <w:t>「財富決定站位」：付得多的站前排、被打光、正面露臉；付得少的退到後排暗處。隊長柯克與副官范·勒伊滕堡出資最多，因此占畫面正中最亮的 C 位——曝光與名聲，嚴格按出資比例分配，公開透明。</w:t>
       </w:r>
     </w:p>
     <w:p>
@@ -4966,7 +4966,7 @@
           <w:color w:val="3C3328"/>
           <w:sz w:val="28"/>
         </w:rPr>
-        <w:t>呼應軼事：1715 年這幅畫被移到阿姆斯特丹市政廳，為了塞進兩根柱子之間，四邊被裁切，左側甚至有兩個人物就此永遠消失——提醒贊助者，出了錢也未必能永遠占著同一個好位置。</w:t>
+        <w:t>呼應軼事：1715 年這幅畫被移到阿姆斯特丹市政廳，為了塞進兩根柱子之間，四邊被裁切，左側甚至有兩個人物就此永遠消失——提醒贊助者，出了財富也未必能永遠占著同一個好位置。</w:t>
       </w:r>
     </w:p>
     <w:p>
@@ -5126,7 +5126,7 @@
           <w:color w:val="3C3328"/>
           <w:sz w:val="28"/>
         </w:rPr>
-        <w:t>📖 民兵團體肖像（Schuttersstuk）：荷蘭特有的畫種，民兵連在換屆或有大事時集資請畫家畫全連合照，成員各自付錢以求畫得像自己。當時＝這類公會的標準「集體贊助案」，《夜巡》只是其中最有名的一件；法蘭斯·哈爾斯（Frans Hals）等名家也靠這類委託維生。</w:t>
+        <w:t>📖 民兵團體肖像（Schuttersstuk）：荷蘭特有的畫種，民兵連在換屆或有大事時集資請畫家畫全連合照，成員各自出資以求畫得像自己。當時＝這類公會的標準「集體贊助案」，《夜巡》只是其中最有名的一件；法蘭斯·哈爾斯（Frans Hals）等名家也靠這類委託維生。</w:t>
       </w:r>
     </w:p>
     <w:p>
@@ -5190,7 +5190,7 @@
           <w:color w:val="3C3328"/>
           <w:sz w:val="28"/>
         </w:rPr>
-        <w:t>📖 荷蘭黃金時代（Dutch Golden Age）：約 17 世紀，荷蘭靠海運貿易（尤以荷蘭東印度公司／VOC 為代表）致富、商人階級崛起的時期。當時＝新富商人願意花錢買文化與名聲的黃金背景，集體贊助的風氣由此而生。</w:t>
+        <w:t>📖 荷蘭黃金時代（Dutch Golden Age）：約 17 世紀，荷蘭靠海運貿易（尤以荷蘭東印度公司／VOC 為代表）致富、商人階級崛起的時期。當時＝新富商人願意投入財富買文化與名聲的黃金背景，集體贊助的風氣由此而生。</w:t>
       </w:r>
     </w:p>
     <w:p>
@@ -5274,7 +5274,7 @@
           <w:color w:val="222A2D"/>
           <w:sz w:val="36"/>
         </w:rPr>
-        <w:t>第三樣回報，是我個人最珍愛的一樣——不朽之名。錢會花完，一時的掌聲也會過去；但如果你把名字，輕輕繫進一部會被傳唱幾百年的作品裡，你就繫住了「不朽」。接下來這幾個故事，主角都是同一種人——因為當年那份成全，名字被寫進了歷史。</w:t>
+        <w:t>第三樣回報，是我個人最珍愛的一樣——不朽之名。財富會用盡，一時的掌聲也會過去；但如果你把名字，輕輕繫進一部會被傳唱幾百年的作品裡，你就繫住了「不朽」。接下來這幾個故事，主角都是同一種人——因為當年那份成全，名字被寫進了歷史。</w:t>
       </w:r>
     </w:p>
     <w:p>
@@ -5305,7 +5305,7 @@
           <w:color w:val="3C3328"/>
           <w:sz w:val="28"/>
         </w:rPr>
-        <w:t>第三樣回報：不朽之名。錢會花完、一時的名聲會過去，但把名字綁進一部會被傳唱數百年的作品，等於買下了「不朽」；本張之後連續幾則故事的主角，都是「因為出錢，名字被寫進音樂史」的金主。</w:t>
+        <w:t>第三樣回報：不朽之名。財富會用盡、一時的名聲會過去，但把名字綁進一部會被傳唱數百年的作品，等於買下了「不朽」；本張之後連續幾則故事的主角，都是「因為出資，名字被寫進音樂史」的金主。</w:t>
       </w:r>
     </w:p>
     <w:p>
@@ -5337,7 +5337,7 @@
           <w:color w:val="3C3328"/>
           <w:sz w:val="28"/>
         </w:rPr>
-        <w:t>📖 題獻／獻詞（dedication）：作曲家在作品扉頁寫上某人姓名以表敬意或感謝的慣例；當時＝贊助者用金錢或庇護換來的「署名權」，是把一次性花費變成永久留名的機制。</w:t>
+        <w:t>📖 題獻／獻詞（dedication）：作曲家在作品扉頁寫上某人姓名以表敬意或感謝的慣例；當時＝贊助者用財富或庇護換來的「署名權」，是把一次性花費變成永久留名的機制。</w:t>
       </w:r>
     </w:p>
     <w:p>
@@ -5369,23 +5369,23 @@
           <w:color w:val="3C3328"/>
           <w:sz w:val="28"/>
         </w:rPr>
-        <w:t>三人中魯道夫回報最豐：貝多芬一生獻給他約14部作品，含《皇帝》鋼琴協奏曲、《大公》三重奏、《莊嚴彌撒》等；洛布科維茨獲題獻《英雄》交響曲；金斯基之名則因這紙契約永留史冊——這正是「出錢換不朽之名」的教科書案例（後幾張細講）。後續動盪也值一記：據載1811年奧國貨幣貶值五倍、金斯基1812年墜馬身亡、洛布科維茨1813年破產出逃，最後只剩魯道夫履約到底。</w:t>
-      </w:r>
-    </w:p>
-    <w:p>
-      <w:pPr>
-        <w:pStyle w:val="ListBullet"/>
-        <w:spacing w:after="60" w:line="312" w:lineRule="auto"/>
-      </w:pPr>
-      <w:r>
-        <w:rPr>
-          <w:rFonts w:ascii="Microsoft JhengHei" w:hAnsi="Microsoft JhengHei" w:eastAsia="Microsoft JhengHei" w:cs="Microsoft JhengHei"/>
-          <w:b w:val="0"/>
-          <w:i w:val="0"/>
-          <w:color w:val="3C3328"/>
-          <w:sz w:val="28"/>
-        </w:rPr>
-        <w:t>📖 年金／年俸（annuity，德文 Rentenvertrag）：贊助的一種形式——不是一次買斷單一作品，而是每年固定付一筆錢「養住」作曲家，條件是他留在本地、持續創作；貝多芬這紙契約是史上最著名的一例。</w:t>
+        <w:t>三人中魯道夫回報最豐：貝多芬一生獻給他約14部作品，含《皇帝》鋼琴協奏曲、《大公》三重奏、《莊嚴彌撒》等；洛布科維茨獲題獻《英雄》交響曲；金斯基之名則因這紙契約永留史冊——這正是「出資換不朽之名」的教科書案例（後幾張細講）。後續動盪也值一記：據載1811年奧國貨幣貶值五倍、金斯基1812年墜馬身亡、洛布科維茨1813年破產出逃，最後只剩魯道夫履約到底。</w:t>
+      </w:r>
+    </w:p>
+    <w:p>
+      <w:pPr>
+        <w:pStyle w:val="ListBullet"/>
+        <w:spacing w:after="60" w:line="312" w:lineRule="auto"/>
+      </w:pPr>
+      <w:r>
+        <w:rPr>
+          <w:rFonts w:ascii="Microsoft JhengHei" w:hAnsi="Microsoft JhengHei" w:eastAsia="Microsoft JhengHei" w:cs="Microsoft JhengHei"/>
+          <w:b w:val="0"/>
+          <w:i w:val="0"/>
+          <w:color w:val="3C3328"/>
+          <w:sz w:val="28"/>
+        </w:rPr>
+        <w:t>📖 年金／年俸（annuity，德文 Rentenvertrag）：贊助的一種形式——不是一次買斷單一作品，而是每年固定付一筆財富「養住」作曲家，條件是他留在本地、持續創作；貝多芬這紙契約是史上最著名的一例。</w:t>
       </w:r>
     </w:p>
     <w:p>
@@ -5465,7 +5465,7 @@
           <w:color w:val="3C3328"/>
           <w:sz w:val="28"/>
         </w:rPr>
-        <w:t>案例三「佛瑞的女伯爵」：佛瑞（Gabriel Fauré）把《帕凡舞曲》（Pavane, Op. 50，1887）題獻給他的贊助人葛雷菲勒女伯爵（Élisabeth, comtesse Greffulhe）；她建議加入隱形合唱、又於1891年出資在布洛涅森林（Bois de Boulogne）的花園派對搬演成歌舞版——巴黎沙龍女主人就這樣用金錢與人脈，把自己的名字寫進這首名曲。</w:t>
+        <w:t>案例三「佛瑞的女伯爵」：佛瑞（Gabriel Fauré）把《帕凡舞曲》（Pavane, Op. 50，1887）題獻給他的贊助人葛雷菲勒女伯爵（Élisabeth, comtesse Greffulhe）；她建議加入隱形合唱、又於1891年出資在布洛涅森林（Bois de Boulogne）的花園派對搬演成歌舞版——巴黎沙龍女主人就這樣用財富與人脈，把自己的名字寫進這首名曲。</w:t>
       </w:r>
     </w:p>
     <w:p>
@@ -5497,7 +5497,7 @@
           <w:color w:val="3C3328"/>
           <w:sz w:val="28"/>
         </w:rPr>
-        <w:t>案例四「梵谷的弟弟西奧」：畫商西奧·梵谷（Theo van Gogh）自1880—81年冬起按月接濟哥哥文森（Vincent van Gogh），1882年6月起每月分三次寄錢，十年間據載共資助約17,500法郎——這是跨到美術界的例子：贊助者的名字，如今已與被贊助者的傳奇密不可分。</w:t>
+        <w:t>案例四「梵谷的弟弟西奧」：畫商西奧·梵谷（Theo van Gogh）自1880—81年冬起按月接濟哥哥文森（Vincent van Gogh），1882年6月起每月分三次寄送財富，十年間據載共資助約17,500法郎——這是跨到美術界的例子：贊助者的名字，如今已與被贊助者的傳奇密不可分。</w:t>
       </w:r>
     </w:p>
     <w:p>
@@ -5525,7 +5525,7 @@
           <w:color w:val="2B2016"/>
           <w:sz w:val="38"/>
         </w:rPr>
-        <w:t>貝多芬與三位金主：花錢買下一個名字</w:t>
+        <w:t>貝多芬與三位金主：投入財富買下一個名字</w:t>
       </w:r>
       <w:r>
         <w:rPr>
@@ -5565,7 +5565,7 @@
           <w:color w:val="222A2D"/>
           <w:sz w:val="36"/>
         </w:rPr>
-        <w:t>1809 年的維也納，三位大貴族——金斯基（Kinsky）、洛布科維茨（Lobkowitz），還有魯道夫大公（Archduke Rudolph，「大公」就是皇室的親王）——一起做了一個很有溫度的決定。他們聯手，每年固定拿出一筆「終身年金」，也就是承諾養一位作曲家一輩子，白紙黑字只有一個條件：「請你留在維也納，別讓別人把你挖走。」各位不妨看看這份成全，後來換回了什麼——他們付出的錢，換回的是一個「名字」。兩百年後的今天，全世界只要一談起那部《第九號交響曲》，就會提起當年是這三位貴族出的錢。請各位記得——這不是施捨、不是慈善，而是一份簽下長約、彼此託付的成全。所以留給各位的第一句話是：真心的贊助，值得白紙黑字，也值得長長久久。現在，就請各位聽今天第二首主打聆聽——貝多芬〈歡樂頌〉。</w:t>
+        <w:t>1809 年的維也納，三位大貴族——金斯基（Kinsky）、洛布科維茨（Lobkowitz），還有魯道夫大公（Archduke Rudolph，「大公」就是皇室的親王）——一起做了一個很有溫度的決定。他們聯手，每年固定拿出一筆「終身年金」，也就是承諾養一位作曲家一輩子，白紙黑字只有一個條件：「請你留在維也納，別讓別人把你挖走。」各位不妨看看這份成全，後來換回了什麼——他們付出的財富，換回的是一個「名字」。兩百年後的今天，全世界只要一談起那部《第九號交響曲》，就會提起當年是這三位貴族出的財富。請各位記得——這不是施捨、不是慈善，而是一份簽下長約、彼此託付的成全。所以留給各位的第一句話是：真心的贊助，值得白紙黑字，也值得長長久久。現在，就請各位聽今天第二首主打聆聽——貝多芬〈歡樂頌〉。</w:t>
       </w:r>
     </w:p>
     <w:p>
@@ -5724,7 +5724,7 @@
           <w:color w:val="3C3328"/>
           <w:sz w:val="28"/>
         </w:rPr>
-        <w:t>各家換到什麼——金斯基：三人中掏錢最多（1,800），卻在此之前查無藝術贊助紀錄；他以奧地利軍官身分，簽約後不久即出征對法作戰（據 Popular Beethoven）。</w:t>
+        <w:t>各家換到什麼——金斯基：三人中出資最多（1,800），卻在此之前查無藝術贊助紀錄；他以奧地利軍官身分，簽約後不久即出征對法作戰（據 Popular Beethoven）。</w:t>
       </w:r>
     </w:p>
     <w:p>
@@ -5964,7 +5964,7 @@
           <w:color w:val="3C3328"/>
           <w:sz w:val="28"/>
         </w:rPr>
-        <w:t>📖 名詞解釋｜題獻（Dedication）：把作品正式獻給某位贊助者並印在樂譜扉頁；當時＝金主用金錢換取的「冠名權」與社會聲望，也是本場講座反覆出現的贊助對價核心。</w:t>
+        <w:t>📖 名詞解釋｜題獻（Dedication）：把作品正式獻給某位贊助者並印在樂譜扉頁；當時＝金主用財富換取的「冠名權」與社會聲望，也是本場講座反覆出現的贊助對價核心。</w:t>
       </w:r>
     </w:p>
     <w:p>
@@ -6303,23 +6303,23 @@
           <w:color w:val="3C3328"/>
           <w:sz w:val="28"/>
         </w:rPr>
-        <w:t>三位金主與金額（呼應講稿「三位貴族付的那筆錢」）：1809 年 3 月 1 日在維也納簽訂的《年金合約》，由魯道夫大公（Archduke Rudolph）、金斯基親王（Ferdinand Kinsky）、洛布科維茨親王（Franz Joseph Lobkowitz）共同承諾，每年支付貝多芬（Ludwig van Beethoven）四千弗羅林（florin）終身年金；三人分攤為魯道夫一千五百、金斯基一千八百、洛布科維茨七百弗羅林（據 Beethoven-Haus）。</w:t>
-      </w:r>
-    </w:p>
-    <w:p>
-      <w:pPr>
-        <w:pStyle w:val="ListBullet"/>
-        <w:spacing w:after="60" w:line="312" w:lineRule="auto"/>
-      </w:pPr>
-      <w:r>
-        <w:rPr>
-          <w:rFonts w:ascii="Microsoft JhengHei" w:hAnsi="Microsoft JhengHei" w:eastAsia="Microsoft JhengHei" w:cs="Microsoft JhengHei"/>
-          <w:b w:val="0"/>
-          <w:i w:val="0"/>
-          <w:color w:val="3C3328"/>
-          <w:sz w:val="28"/>
-        </w:rPr>
-        <w:t>這筆錢的來龍去脈是一場「搶人保衛戰」：1808 年拿破崙之弟、西發里亞國王熱羅姆·波拿巴（Jérôme Bonaparte）以年薪六百杜卡特（ducat）延攬貝多芬赴卡塞爾（Kassel）任宮廷樂長；三位貴族為把他留在維也納，聯手開出終身年金，唯一附帶條件是「不得擅離奧地利」，等於用錢把頂尖創作者綁在本地。</w:t>
+        <w:t>三位金主與金額（呼應講稿「三位貴族付的那筆財富」）：1809 年 3 月 1 日在維也納簽訂的《年金合約》，由魯道夫大公（Archduke Rudolph）、金斯基親王（Ferdinand Kinsky）、洛布科維茨親王（Franz Joseph Lobkowitz）共同承諾，每年支付貝多芬（Ludwig van Beethoven）四千弗羅林（florin）終身年金；三人分攤為魯道夫一千五百、金斯基一千八百、洛布科維茨七百弗羅林（據 Beethoven-Haus）。</w:t>
+      </w:r>
+    </w:p>
+    <w:p>
+      <w:pPr>
+        <w:pStyle w:val="ListBullet"/>
+        <w:spacing w:after="60" w:line="312" w:lineRule="auto"/>
+      </w:pPr>
+      <w:r>
+        <w:rPr>
+          <w:rFonts w:ascii="Microsoft JhengHei" w:hAnsi="Microsoft JhengHei" w:eastAsia="Microsoft JhengHei" w:cs="Microsoft JhengHei"/>
+          <w:b w:val="0"/>
+          <w:i w:val="0"/>
+          <w:color w:val="3C3328"/>
+          <w:sz w:val="28"/>
+        </w:rPr>
+        <w:t>這筆財富的來龍去脈是一場「搶人保衛戰」：1808 年拿破崙之弟、西發里亞國王熱羅姆·波拿巴（Jérôme Bonaparte）以年薪六百杜卡特（ducat）延攬貝多芬赴卡塞爾（Kassel）任宮廷樂長；三位貴族為把他留在維也納，聯手開出終身年金，唯一附帶條件是「不得擅離奧地利」，等於用財富把頂尖創作者綁在本地。</w:t>
       </w:r>
     </w:p>
     <w:p>
@@ -6431,7 +6431,7 @@
           <w:color w:val="3C3328"/>
           <w:sz w:val="28"/>
         </w:rPr>
-        <w:t>冠名者是誰、換到什麼：三得利（Suntory）時任社長佐治敬三（Keizo Saji）一肩扛下贊助，三得利自創辦起長年單一冠名（據日文維基，至 2014 年第 32 屆均由三得利獨家協贊），活動全名即冠上品牌；企業付錢，換到的是每年上萬人、全國轉播中反覆被口播的品牌名，這就是講稿說的「替現代企業創造冠名曝光」。</w:t>
+        <w:t>冠名者是誰、換到什麼：三得利（Suntory）時任社長佐治敬三（Keizo Saji）一肩扛下贊助，三得利自創辦起長年單一冠名（據日文維基，至 2014 年第 32 屆均由三得利獨家協贊），活動全名即冠上品牌；企業出資，換到的是每年上萬人、全國轉播中反覆被口播的品牌名，這就是講稿說的「替現代企業創造冠名曝光」。</w:t>
       </w:r>
     </w:p>
     <w:p>
@@ -6707,7 +6707,7 @@
           <w:color w:val="222A2D"/>
           <w:sz w:val="36"/>
         </w:rPr>
-        <w:t>再陪各位認識一位金主。有位俄國派駐薩克森的公使，凱瑟林克伯爵（Count Keyserlingk），長年被失眠折磨。他出錢請巴赫寫一組溫柔好聽的鍵盤曲，讓身邊一位年輕樂師，夜裡輕輕彈給他聽，好讓他能安穩入睡。你會發現這裡頭有兩件很美的事。第一，這是為一個人的一個需要，量身而寫的音樂——世上最貼心的禮物，不過如此。第二，付錢的人換到了什麼？換到了一個「名字」。曲子明明是巴赫寫的，可是兩百多年來，我們卻都親暱地叫它「郭德堡」——郭德堡（Goldberg），就是伯爵身邊那位樂師的名字，因為這部作品，永遠地被記住了。也想順手送給各位一份小禮物：這首曲子，當年就是為了「靜心、安眠」而生的，規律、清澈、不擾人。所以我常說，它其實最適合各位——在忙亂的日子裡，用它替自己把思緒沉澱下來，把心神好好安放。現在，就請各位聽聽開頭這段詠嘆調（Aria），今天的主打聆聽第一首。</w:t>
+        <w:t>再陪各位認識一位金主。有位俄國派駐薩克森的公使，凱瑟林克伯爵（Count Keyserlingk），長年被失眠折磨。他出資請巴赫寫一組溫柔好聽的鍵盤曲，讓身邊一位年輕樂師，夜裡輕輕彈給他聽，好讓他能安穩入睡。你會發現這裡頭有兩件很美的事。第一，這是為一個人的一個需要，量身而寫的音樂——世上最貼心的禮物，不過如此。第二，出資的人換到了什麼？換到了一個「名字」。曲子明明是巴赫寫的，可是兩百多年來，我們卻都親暱地叫它「郭德堡」——郭德堡（Goldberg），就是伯爵身邊那位樂師的名字，因為這部作品，永遠地被記住了。也想順手送給各位一份小禮物：這首曲子，當年就是為了「靜心、安眠」而生的，規律、清澈、不擾人。所以我常說，它其實最適合各位——在忙亂的日子裡，用它替自己把思緒沉澱下來，把心神好好安放。現在，就請各位聽聽開頭這段詠嘆調（Aria），今天的主打聆聽第一首。</w:t>
       </w:r>
     </w:p>
     <w:p>
@@ -6738,7 +6738,7 @@
           <w:color w:val="3C3328"/>
           <w:sz w:val="28"/>
         </w:rPr>
-        <w:t>這位金主全名凱瑟林克伯爵（Count Hermann Carl von Keyserlingk，1697–1764），出身波羅的海德意志貴族（庫爾蘭／瑟米加利亞），是俄羅斯帝國派駐薩克森選帝侯宮廷（德勒斯登與華沙）的常任公使，一路做到過世；他不是路過的貴客，而是長期定居德勒斯登、握有實權的外交大員，這樣的人願意掏錢與掛名，份量自然不同。</w:t>
+        <w:t>這位金主全名凱瑟林克伯爵（Count Hermann Carl von Keyserlingk，1697–1764），出身波羅的海德意志貴族（庫爾蘭／瑟米加利亞），是俄羅斯帝國派駐薩克森選帝侯宮廷（德勒斯登與華沙）的常任公使，一路做到過世；他不是路過的貴客，而是長期定居德勒斯登、握有實權的外交大員，這樣的人願意出資與掛名，份量自然不同。</w:t>
       </w:r>
     </w:p>
     <w:p>
@@ -6770,7 +6770,7 @@
           <w:color w:val="3C3328"/>
           <w:sz w:val="28"/>
         </w:rPr>
-        <w:t>對照前面幾站的贊助模式——梅迪奇之於歌劇、埃斯特哈齊之於海頓——凱瑟林克示範的是「人脈型贊助」：出錢只是一部分，替藝術家背書、引薦、向王室掛保證，才是更稀缺、更難買的資源。</w:t>
+        <w:t>對照前面幾站的贊助模式——梅迪奇之於歌劇、埃斯特哈齊之於海頓——凱瑟林克示範的是「人脈型贊助」：出資只是一部分，替藝術家背書、引薦、向王室掛保證，才是更稀缺、更難買的資源。</w:t>
       </w:r>
     </w:p>
     <w:p>
@@ -6834,23 +6834,23 @@
           <w:color w:val="3C3328"/>
           <w:sz w:val="28"/>
         </w:rPr>
-        <w:t>曲名裡的「郭德堡」指的是約翰．哥特利布．郭德堡（Johann Gottlieb Goldberg，1727–1756），伯爵府裡供養的年輕鍵盤好手、巴赫的學生，1741 年他頂多約十四歲：金主花錢養的一名家臣樂師，只因掛在這部作品上，名字被全世界記了兩百多年，這正是講稿第二個重點「付錢的人買到什麼」的極端範例。</w:t>
-      </w:r>
-    </w:p>
-    <w:p>
-      <w:pPr>
-        <w:pStyle w:val="ListBullet"/>
-        <w:spacing w:after="60" w:line="312" w:lineRule="auto"/>
-      </w:pPr>
-      <w:r>
-        <w:rPr>
-          <w:rFonts w:ascii="Microsoft JhengHei" w:hAnsi="Microsoft JhengHei" w:eastAsia="Microsoft JhengHei" w:cs="Microsoft JhengHei"/>
-          <w:b w:val="0"/>
-          <w:i w:val="0"/>
-          <w:color w:val="3C3328"/>
-          <w:sz w:val="28"/>
-        </w:rPr>
-        <w:t>付錢者身邊人的名字，因一部不屬於他、卻與他相連的作品而不朽。</w:t>
+        <w:t>曲名裡的「郭德堡」指的是約翰．哥特利布．郭德堡（Johann Gottlieb Goldberg，1727–1756），伯爵府裡供養的年輕鍵盤好手、巴赫的學生，1741 年他頂多約十四歲：金主投入財富養的一名家臣樂師，只因掛在這部作品上，名字被全世界記了兩百多年，這正是講稿第二個重點「出資的人買到什麼」的極端範例。</w:t>
+      </w:r>
+    </w:p>
+    <w:p>
+      <w:pPr>
+        <w:pStyle w:val="ListBullet"/>
+        <w:spacing w:after="60" w:line="312" w:lineRule="auto"/>
+      </w:pPr>
+      <w:r>
+        <w:rPr>
+          <w:rFonts w:ascii="Microsoft JhengHei" w:hAnsi="Microsoft JhengHei" w:eastAsia="Microsoft JhengHei" w:cs="Microsoft JhengHei"/>
+          <w:b w:val="0"/>
+          <w:i w:val="0"/>
+          <w:color w:val="3C3328"/>
+          <w:sz w:val="28"/>
+        </w:rPr>
+        <w:t>出資者身邊人的名字，因一部不屬於他、卻與他相連的作品而不朽。</w:t>
       </w:r>
     </w:p>
     <w:p>
@@ -7067,7 +7067,7 @@
           <w:color w:val="2B2016"/>
           <w:sz w:val="38"/>
         </w:rPr>
-        <w:t>郭德堡是誰？出錢的是伯爵，留名的卻是樂師</w:t>
+        <w:t>郭德堡是誰？出資的是伯爵，留名的卻是樂師</w:t>
       </w:r>
       <w:r>
         <w:rPr>
@@ -7107,7 +7107,7 @@
           <w:color w:val="222A2D"/>
           <w:sz w:val="36"/>
         </w:rPr>
-        <w:t>這部作品的名字背後，其實藏著一個很有人情味的故事。出錢的金主，是俄國派駐薩克森的凱瑟林克伯爵，長年為失眠所苦。相傳他出錢請巴赫寫一組溫柔的鍵盤曲，讓身邊一位年輕樂師，夜裡彈給他聽、伴他入眠。可是你我注意到了嗎——這部曲子後來卻不叫「凱瑟林克」，而叫「郭德堡」。郭德堡是誰呢？是伯爵府裡那位大約十四歲的年輕鍵盤手，巴赫的學生。於是最動人的一幕就這樣發生了：出錢的伯爵，自己沒有留下名字，反倒是他身邊那位日夜相伴的樂師，因為這部不屬於他、卻與他緊緊相連的作品，被全世界記了兩百多年。你看，付出的人換到什麼？有時候，連他身邊人的名字，都一起變成了不朽。</w:t>
+        <w:t>這部作品的名字背後，其實藏著一個很有人情味的故事。出資的金主，是俄國派駐薩克森的凱瑟林克伯爵，長年為失眠所苦。相傳他出資請巴赫寫一組溫柔的鍵盤曲，讓身邊一位年輕樂師，夜裡彈給他聽、伴他入眠。可是你我注意到了嗎——這部曲子後來卻不叫「凱瑟林克」，而叫「郭德堡」。郭德堡是誰呢？是伯爵府裡那位大約十四歲的年輕鍵盤手，巴赫的學生。於是最動人的一幕就這樣發生了：出資的伯爵，自己沒有留下名字，反倒是他身邊那位日夜相伴的樂師，因為這部不屬於他、卻與他緊緊相連的作品，被全世界記了兩百多年。你看，付出的人換到什麼？有時候，連他身邊人的名字，都一起變成了不朽。</w:t>
       </w:r>
     </w:p>
     <w:p>
@@ -7138,23 +7138,23 @@
           <w:color w:val="3C3328"/>
           <w:sz w:val="28"/>
         </w:rPr>
-        <w:t>金主全名凱瑟林克伯爵（Count Hermann Carl von Keyserlingk，1697–1764），俄羅斯帝國派駐薩克森選帝侯宮廷（德勒斯登）的常任公使；長期定居、握有實權的外交大員，這樣的人願意掏錢與掛名，份量自然不同。</w:t>
-      </w:r>
-    </w:p>
-    <w:p>
-      <w:pPr>
-        <w:pStyle w:val="ListBullet"/>
-        <w:spacing w:after="60" w:line="312" w:lineRule="auto"/>
-      </w:pPr>
-      <w:r>
-        <w:rPr>
-          <w:rFonts w:ascii="Microsoft JhengHei" w:hAnsi="Microsoft JhengHei" w:eastAsia="Microsoft JhengHei" w:cs="Microsoft JhengHei"/>
-          <w:b w:val="0"/>
-          <w:i w:val="0"/>
-          <w:color w:val="3C3328"/>
-          <w:sz w:val="28"/>
-        </w:rPr>
-        <w:t>曲名裡的「郭德堡」指約翰·哥特利布·郭德堡（Johann Gottlieb Goldberg，1727–1756），伯爵府裡供養的年輕鍵盤好手、巴赫的學生，1741 年他頂多約十四歲——金主花錢養的一名家臣樂師，只因掛在這部作品上，名字被全世界記了兩百多年。</w:t>
+        <w:t>金主全名凱瑟林克伯爵（Count Hermann Carl von Keyserlingk，1697–1764），俄羅斯帝國派駐薩克森選帝侯宮廷（德勒斯登）的常任公使；長期定居、握有實權的外交大員，這樣的人願意出資與掛名，份量自然不同。</w:t>
+      </w:r>
+    </w:p>
+    <w:p>
+      <w:pPr>
+        <w:pStyle w:val="ListBullet"/>
+        <w:spacing w:after="60" w:line="312" w:lineRule="auto"/>
+      </w:pPr>
+      <w:r>
+        <w:rPr>
+          <w:rFonts w:ascii="Microsoft JhengHei" w:hAnsi="Microsoft JhengHei" w:eastAsia="Microsoft JhengHei" w:cs="Microsoft JhengHei"/>
+          <w:b w:val="0"/>
+          <w:i w:val="0"/>
+          <w:color w:val="3C3328"/>
+          <w:sz w:val="28"/>
+        </w:rPr>
+        <w:t>曲名裡的「郭德堡」指約翰·哥特利布·郭德堡（Johann Gottlieb Goldberg，1727–1756），伯爵府裡供養的年輕鍵盤好手、巴赫的學生，1741 年他頂多約十四歲——金主投入財富養的一名家臣樂師，只因掛在這部作品上，名字被全世界記了兩百多年。</w:t>
       </w:r>
     </w:p>
     <w:p>
@@ -7218,7 +7218,7 @@
           <w:color w:val="3C3328"/>
           <w:sz w:val="28"/>
         </w:rPr>
-        <w:t>📖 凱瑟林克伯爵（Count Keyserlingk）：俄國駐薩克森公使、巴赫的贊助者與引薦人；他出錢委託卻未留名於曲名，正是「付錢者買到什麼」最耐人尋味的一則。</w:t>
+        <w:t>📖 凱瑟林克伯爵（Count Keyserlingk）：俄國駐薩克森公使、巴赫的贊助者與引薦人；他出資委託卻未留名於曲名，正是「出資者買到什麼」最耐人尋味的一則。</w:t>
       </w:r>
     </w:p>
     <w:p>
@@ -7286,7 +7286,7 @@
           <w:color w:val="222A2D"/>
           <w:sz w:val="36"/>
         </w:rPr>
-        <w:t>郭德堡這個故事，還藏著一課，特別想說給各位有前瞻性的企業家聽。這位凱瑟林克伯爵，給巴赫的其實遠不只是一筆訂單——他更難得的一手，是願意動用自己的人脈，替巴赫把關節打通。你會發現，巴赫一直很想要一個「宮廷作曲家」的頭銜，想了好幾年、卻屢屢碰壁；最後，就是靠這位伯爵從中幫忙，到 1736 年，才終於如願。這件事的份量，各位一定懂：一紙王室認證的頭銜，讓巴赫在面對雇主時，腰桿整個挺了起來——這是再多委託費也換不來的。所以說到底，一位頂級金主最珍貴的地方，往往不在他給的那筆錢，而在他願意替你背書、替你引薦、替你把前面的路一步步走通。</w:t>
+        <w:t>郭德堡這個故事，還藏著一課，特別想說給各位有前瞻性的企業家聽。這位凱瑟林克伯爵，給巴赫的其實遠不只是一筆訂單——他更難得的一手，是願意動用自己的人脈，替巴赫把關節打通。你會發現，巴赫一直很想要一個「宮廷作曲家」的頭銜，想了好幾年、卻屢屢碰壁；最後，就是靠這位伯爵從中幫忙，到 1736 年，才終於如願。這件事的份量，各位一定懂：一紙王室認證的頭銜，讓巴赫在面對雇主時，腰桿整個挺了起來——這是再多委託費也換不來的。所以說到底，一位頂級金主最珍貴的地方，往往不在他給的那筆財富，而在他願意替你背書、替你引薦、替你把前面的路一步步走通。</w:t>
       </w:r>
     </w:p>
     <w:p>
@@ -7349,7 +7349,7 @@
           <w:color w:val="3C3328"/>
           <w:sz w:val="28"/>
         </w:rPr>
-        <w:t>對照前面幾站的贊助模式——梅迪奇之於歌劇、埃斯特哈齊之於海頓——凱瑟林克示範的是「人脈型贊助」：出錢只是一部分，替藝術家背書、引薦、向王室掛保證，才是更稀缺、更難買的資源。</w:t>
+        <w:t>對照前面幾站的贊助模式——梅迪奇之於歌劇、埃斯特哈齊之於海頓——凱瑟林克示範的是「人脈型贊助」：出資只是一部分，替藝術家背書、引薦、向王室掛保證，才是更稀缺、更難買的資源。</w:t>
       </w:r>
     </w:p>
     <w:p>
@@ -7381,7 +7381,7 @@
           <w:color w:val="3C3328"/>
           <w:sz w:val="28"/>
         </w:rPr>
-        <w:t>給企業的一句話：挑金主、找贊助，別只看他出多少錢，要看他能替你打開哪些門。</w:t>
+        <w:t>給企業的一句話：挑金主、找贊助，別只看他出多少，要看他能替你打開哪些門。</w:t>
       </w:r>
     </w:p>
     <w:p>
@@ -7409,7 +7409,7 @@
           <w:color w:val="2B2016"/>
           <w:sz w:val="38"/>
         </w:rPr>
-        <w:t>葛雷夫勒女伯爵：出錢的贊助者，被藝術寫成傳奇</w:t>
+        <w:t>葛雷夫勒女伯爵：出資的贊助者，被藝術寫成傳奇</w:t>
       </w:r>
       <w:r>
         <w:rPr>
@@ -7496,7 +7496,7 @@
           <w:color w:val="3C3328"/>
           <w:sz w:val="28"/>
         </w:rPr>
-        <w:t>贊助底氣來自夫家：丈夫亨利·葛雷夫勒伯爵（1848–1932）出身比利時銀行世家，據載是當時法國最富有的男子之一——是銀行家族的錢，撐起她替音樂家開路的能力。</w:t>
+        <w:t>贊助底氣來自夫家：丈夫亨利·葛雷夫勒伯爵（1848–1932）出身比利時銀行世家，據載是當時法國最富有的男子之一——是銀行家族的財富，撐起她替音樂家開路的能力。</w:t>
       </w:r>
     </w:p>
     <w:p>
@@ -7528,7 +7528,7 @@
           <w:color w:val="3C3328"/>
           <w:sz w:val="28"/>
         </w:rPr>
-        <w:t>佛瑞稱她是自己的「巴伐利亞國王」（roi de Bavière）：直接把她比作砸錢供養華格納的路德維希二世，等於公開承認「她之於我，就是華格納之於那位國王」。</w:t>
+        <w:t>佛瑞稱她是自己的「巴伐利亞國王」（roi de Bavière）：直接把她比作傾注財富供養華格納的路德維希二世，等於公開承認「她之於我，就是華格納之於那位國王」。</w:t>
       </w:r>
     </w:p>
     <w:p>
@@ -7628,7 +7628,7 @@
           <w:color w:val="222A2D"/>
           <w:sz w:val="36"/>
         </w:rPr>
-        <w:t>不朽之名這一樣，也有一位女性金主，示範得格外動人。法國作曲家佛瑞（Fauré）還年輕、還在掙扎的時候，有位葛雷夫勒女伯爵（Comtesse Greffulhe），把他牽進了巴黎最高的社交圈。佛瑞最美的一首《帕凡舞曲》（Pavane），就是為她的沙龍而寫、題獻給她的。你我看看這其中的來往：女伯爵出資、給機會、給舞台；而佛瑞——還有後來把她寫進小說的大文豪普魯斯特——讓這位女伯爵的名字，永遠被後世記得。這就是贊助最美的回報：出錢的人，因為藝術，被世界溫柔地記住。錢終有花完的一天，可是這樣的「不朽」，買不到、也搶不走。我們就一起聽聽這首，為她而寫的《帕凡舞曲》。</w:t>
+        <w:t>不朽之名這一樣，也有一位女性金主，示範得格外動人。法國作曲家佛瑞（Fauré）還年輕、還在掙扎的時候，有位葛雷夫勒女伯爵（Comtesse Greffulhe），把他牽進了巴黎最高的社交圈。佛瑞最美的一首《帕凡舞曲》（Pavane），就是為她的沙龍而寫、題獻給她的。你我看看這其中的來往：女伯爵出資、給機會、給舞台；而佛瑞——還有後來把她寫進小說的大文豪普魯斯特——讓這位女伯爵的名字，永遠被後世記得。這就是贊助最美的回報：出資的人，因為藝術，被世界溫柔地記住。財富終有花完的一天，可是這樣的「不朽」，買不到、也搶不走。我們就一起聽聽這首，為她而寫的《帕凡舞曲》。</w:t>
       </w:r>
     </w:p>
     <w:p>
@@ -7691,7 +7691,7 @@
           <w:color w:val="3C3328"/>
           <w:sz w:val="28"/>
         </w:rPr>
-        <w:t>她贊助的底氣來自夫家的財富：丈夫亨利·葛雷夫勒伯爵（Henri, Comte Greffulhe，1848–1932）出身比利時銀行世家，據載是當時法國最富有的男子之一；兩人於 1878 年成婚。換言之，是銀行家族的錢，撐起了她替音樂家開路的能力。</w:t>
+        <w:t>她贊助的底氣來自夫家的財富：丈夫亨利·葛雷夫勒伯爵（Henri, Comte Greffulhe，1848–1932）出身比利時銀行世家，據載是當時法國最富有的男子之一；兩人於 1878 年成婚。換言之，是銀行家族的財富，撐起了她替音樂家開路的能力。</w:t>
       </w:r>
     </w:p>
     <w:p>
@@ -7723,39 +7723,39 @@
           <w:color w:val="3C3328"/>
           <w:sz w:val="28"/>
         </w:rPr>
-        <w:t>佛瑞感激之餘，稱女伯爵是他的「巴伐利亞國王」（roi de Bavière）——直接把她比作當年砸錢供養華格納（Richard Wagner）的路德維希二世（Ludwig II），等於公開承認：她之於我，就是華格納之於那位國王。這正呼應全片一再出現的「金主造就作曲家」主題。</w:t>
-      </w:r>
-    </w:p>
-    <w:p>
-      <w:pPr>
-        <w:pStyle w:val="ListBullet"/>
-        <w:spacing w:after="60" w:line="312" w:lineRule="auto"/>
-      </w:pPr>
-      <w:r>
-        <w:rPr>
-          <w:rFonts w:ascii="Microsoft JhengHei" w:hAnsi="Microsoft JhengHei" w:eastAsia="Microsoft JhengHei" w:cs="Microsoft JhengHei"/>
-          <w:b w:val="0"/>
-          <w:i w:val="0"/>
-          <w:color w:val="3C3328"/>
-          <w:sz w:val="28"/>
-        </w:rPr>
-        <w:t>看清這筆交易的兩端：女伯爵付出的是金錢、機會與舞台；她換到的，是被佛瑞題獻、又被大文豪普魯斯特（Marcel Proust）寫進小說——名字被兩種藝術同時保存，永久流傳。這是贊助最漂亮的回報。</w:t>
-      </w:r>
-    </w:p>
-    <w:p>
-      <w:pPr>
-        <w:pStyle w:val="ListBullet"/>
-        <w:spacing w:after="60" w:line="312" w:lineRule="auto"/>
-      </w:pPr>
-      <w:r>
-        <w:rPr>
-          <w:rFonts w:ascii="Microsoft JhengHei" w:hAnsi="Microsoft JhengHei" w:eastAsia="Microsoft JhengHei" w:cs="Microsoft JhengHei"/>
-          <w:b w:val="0"/>
-          <w:i w:val="0"/>
-          <w:color w:val="3C3328"/>
-          <w:sz w:val="28"/>
-        </w:rPr>
-        <w:t>題獻不是空頭支票，而是升級成盛事：女伯爵於 1891 年 7 月 21 日在布洛涅森林（Bois de Boulogne）湖中小島上舉辦夜宴，依佛瑞的構想以「看不見的樂團」演奏《帕凡》；並且是她本人建議加入隱形合唱團與舞者，歌詞則出自她的表兄蒙德斯鳩（Robert de Montesquiou）。金主不只出錢，還親自參與作品的呈現方式。</w:t>
+        <w:t>佛瑞感激之餘，稱女伯爵是他的「巴伐利亞國王」（roi de Bavière）——直接把她比作當年傾注財富供養華格納（Richard Wagner）的路德維希二世（Ludwig II），等於公開承認：她之於我，就是華格納之於那位國王。這正呼應全片一再出現的「金主造就作曲家」主題。</w:t>
+      </w:r>
+    </w:p>
+    <w:p>
+      <w:pPr>
+        <w:pStyle w:val="ListBullet"/>
+        <w:spacing w:after="60" w:line="312" w:lineRule="auto"/>
+      </w:pPr>
+      <w:r>
+        <w:rPr>
+          <w:rFonts w:ascii="Microsoft JhengHei" w:hAnsi="Microsoft JhengHei" w:eastAsia="Microsoft JhengHei" w:cs="Microsoft JhengHei"/>
+          <w:b w:val="0"/>
+          <w:i w:val="0"/>
+          <w:color w:val="3C3328"/>
+          <w:sz w:val="28"/>
+        </w:rPr>
+        <w:t>看清這筆交易的兩端：女伯爵付出的是財富、機會與舞台；她換到的，是被佛瑞題獻、又被大文豪普魯斯特（Marcel Proust）寫進小說——名字被兩種藝術同時保存，永久流傳。這是贊助最漂亮的回報。</w:t>
+      </w:r>
+    </w:p>
+    <w:p>
+      <w:pPr>
+        <w:pStyle w:val="ListBullet"/>
+        <w:spacing w:after="60" w:line="312" w:lineRule="auto"/>
+      </w:pPr>
+      <w:r>
+        <w:rPr>
+          <w:rFonts w:ascii="Microsoft JhengHei" w:hAnsi="Microsoft JhengHei" w:eastAsia="Microsoft JhengHei" w:cs="Microsoft JhengHei"/>
+          <w:b w:val="0"/>
+          <w:i w:val="0"/>
+          <w:color w:val="3C3328"/>
+          <w:sz w:val="28"/>
+        </w:rPr>
+        <w:t>題獻不是空頭支票，而是升級成盛事：女伯爵於 1891 年 7 月 21 日在布洛涅森林（Bois de Boulogne）湖中小島上舉辦夜宴，依佛瑞的構想以「看不見的樂團」演奏《帕凡》；並且是她本人建議加入隱形合唱團與舞者，歌詞則出自她的表兄蒙德斯鳩（Robert de Montesquiou）。金主不只出資，還親自參與作品的呈現方式。</w:t>
       </w:r>
     </w:p>
     <w:p>
@@ -7851,7 +7851,7 @@
           <w:color w:val="3C3328"/>
           <w:sz w:val="28"/>
         </w:rPr>
-        <w:t>最終的收支表：錢會花完、莊園會易主，但佛瑞給了她音樂上的不朽、普魯斯特給了她文學上的不朽。同一位出資者，被兩種藝術牢牢記住——這就是「因藝術而不朽」的實例。</w:t>
+        <w:t>最終的收支表：財富會用盡、莊園會易主，但佛瑞給了她音樂上的不朽、普魯斯特給了她文學上的不朽。同一位出資者，被兩種藝術牢牢記住——這就是「因藝術而不朽」的實例。</w:t>
       </w:r>
     </w:p>
     <w:p>
@@ -8092,7 +8092,7 @@
           <w:color w:val="222A2D"/>
           <w:sz w:val="36"/>
         </w:rPr>
-        <w:t>我們回到那位葛雷夫勒女伯爵，把「贊助者因藝術而不朽」這件事，好好說到底。你會發現，出錢的贊助者，究竟能有多不朽？佛瑞用一首《帕凡》題獻給她，這是第一次；而大文豪普魯斯特，又用一整部小說，把她妥妥地封存起來，這是第二次。普魯斯特以她為藍本，寫出了《追憶似水年華》裡那位氣派的「蓋爾芒特公爵夫人」，讓她成了文學史上的經典人物。而且說到底，她從來不只是那個出錢的人：1891 年，她在布洛涅森林的湖中小島辦了一場夜宴，親手替《帕凡》添上了「看不見的合唱團」和舞者——你看，金主，也能是共同的創作者。錢會花完、莊園會易主；可是被作曲家題獻、被小說封存的名字，永遠搶不走。這，就是「因藝術而不朽」最完整、也最動人的樣子。</w:t>
+        <w:t>我們回到那位葛雷夫勒女伯爵，把「贊助者因藝術而不朽」這件事，好好說到底。你會發現，出資的贊助者，究竟能有多不朽？佛瑞用一首《帕凡》題獻給她，這是第一次；而大文豪普魯斯特，又用一整部小說，把她妥妥地封存起來，這是第二次。普魯斯特以她為藍本，寫出了《追憶似水年華》裡那位氣派的「蓋爾芒特公爵夫人」，讓她成了文學史上的經典人物。而且說到底，她從來不只是那個出資的人：1891 年，她在布洛涅森林的湖中小島辦了一場夜宴，親手替《帕凡》添上了「看不見的合唱團」和舞者——你看，金主，也能是共同的創作者。財富會用盡、莊園會易主；可是被作曲家題獻、被小說封存的名字，永遠搶不走。這，就是「因藝術而不朽」最完整、也最動人的樣子。</w:t>
       </w:r>
     </w:p>
     <w:p>
@@ -8187,7 +8187,7 @@
           <w:color w:val="3C3328"/>
           <w:sz w:val="28"/>
         </w:rPr>
-        <w:t>收支表：錢會花完、莊園會易主，但佛瑞給了她音樂上的不朽、普魯斯特給了她文學上的不朽——這就是本站「贊助者因藝術而不朽」的極致。</w:t>
+        <w:t>收支表：財富會用盡、莊園會易主，但佛瑞給了她音樂上的不朽、普魯斯特給了她文學上的不朽——這就是本站「贊助者因藝術而不朽」的極致。</w:t>
       </w:r>
     </w:p>
     <w:p>
@@ -8255,7 +8255,7 @@
           <w:color w:val="222A2D"/>
           <w:sz w:val="36"/>
         </w:rPr>
-        <w:t>不朽之名的最後一個故事，格局最小，卻最讓人動容。梵谷（Van Gogh）生前幾乎賣不掉一張畫，那他靠什麼撐下去？靠他的弟弟西奧（Theo），一位巴黎畫商，從 1882 年起，一個月一個月地匯錢，靜靜養著哥哥。最打動我的，是西奧自己說的一句話：「我把給他的錢，視為他工作的報酬。」你聽，不是施捨，是報酬——這正是我們今天一直想跟各位分享的那份「對等」。說到底，是一個人長期、不張揚的守候，養出了一位定義了整個時代的大師。所以我想請各位放下一個迷思：當金主，其實不一定要是豪門。梅迪奇可以是一整個銀行王朝，也可以，只是一個打從心裡相信家人的弟弟。這句話，希望各位一路記到今天最後。</w:t>
+        <w:t>不朽之名的最後一個故事，格局最小，卻最讓人動容。梵谷（Van Gogh）生前幾乎賣不掉一張畫，那他靠什麼撐下去？靠他的弟弟西奧（Theo），一位巴黎畫商，從 1882 年起，一個月一個月地匯兌財富，靜靜養著哥哥。最打動我的，是西奧自己說的一句話：「我把給他的財富，視為他工作的報酬。」你聽，不是施捨，是報酬——這正是我們今天一直想跟各位分享的那份「對等」。說到底，是一個人長期、不張揚的守候，養出了一位定義了整個時代的大師。所以我想請各位放下一個迷思：當金主，其實不一定要是豪門。梅迪奇可以是一整個銀行王朝，也可以，只是一個打從心裡相信家人的弟弟。這句話，希望各位一路記到今天最後。</w:t>
       </w:r>
     </w:p>
     <w:p>
@@ -8302,23 +8302,23 @@
           <w:color w:val="3C3328"/>
           <w:sz w:val="28"/>
         </w:rPr>
-        <w:t>資助的性質是「報酬」而非「施捨」：西奧約於 1885 年 6 月寫給母親的信中表示，他把給梵谷（Vincent van Gogh，1853–1890）的錢視為梵谷工作的報酬、是他掙來的；這正是本場一再強調的「對等」原則的最佳注腳。</w:t>
-      </w:r>
-    </w:p>
-    <w:p>
-      <w:pPr>
-        <w:pStyle w:val="ListBullet"/>
-        <w:spacing w:after="60" w:line="312" w:lineRule="auto"/>
-      </w:pPr>
-      <w:r>
-        <w:rPr>
-          <w:rFonts w:ascii="Microsoft JhengHei" w:hAnsi="Microsoft JhengHei" w:eastAsia="Microsoft JhengHei" w:cs="Microsoft JhengHei"/>
-          <w:b w:val="0"/>
-          <w:i w:val="0"/>
-          <w:color w:val="3C3328"/>
-          <w:sz w:val="28"/>
-        </w:rPr>
-        <w:t>對價安排很明確：梵谷把畫寄給西奧，西奧可自由處置與販售——等於一種「預付薪資＋作品歸出資者」的委任關係，而不是單向接濟；梵谷本人也堅持要把這筆錢當成「掙來的收入」看待。</w:t>
+        <w:t>資助的性質是「報酬」而非「施捨」：西奧約於 1885 年 6 月寫給母親的信中表示，他把給梵谷（Vincent van Gogh，1853–1890）的財富視為梵谷工作的報酬、是他掙來的；這正是本場一再強調的「對等」原則的最佳注腳。</w:t>
+      </w:r>
+    </w:p>
+    <w:p>
+      <w:pPr>
+        <w:pStyle w:val="ListBullet"/>
+        <w:spacing w:after="60" w:line="312" w:lineRule="auto"/>
+      </w:pPr>
+      <w:r>
+        <w:rPr>
+          <w:rFonts w:ascii="Microsoft JhengHei" w:hAnsi="Microsoft JhengHei" w:eastAsia="Microsoft JhengHei" w:cs="Microsoft JhengHei"/>
+          <w:b w:val="0"/>
+          <w:i w:val="0"/>
+          <w:color w:val="3C3328"/>
+          <w:sz w:val="28"/>
+        </w:rPr>
+        <w:t>對價安排很明確：梵谷把畫寄給西奧，西奧可自由處置與販售——等於一種「預付薪資＋作品歸出資者」的委任關係，而不是單向接濟；梵谷本人也堅持要把這筆財富當成「掙來的收入」看待。</w:t>
       </w:r>
     </w:p>
     <w:p>
@@ -8350,7 +8350,7 @@
           <w:color w:val="3C3328"/>
           <w:sz w:val="28"/>
         </w:rPr>
-        <w:t>這筆錢有多重？據梵谷博物館，100 法郎約合 47–48 荷蘭盾，遠高於當時一名工廠工人養七口之家的月薪（約 32 盾）；換言之這是一份養得起一位職業藝術家的「薪水」，不是零花。</w:t>
+        <w:t>這筆財富有多重？據梵谷博物館，100 法郎約合 47–48 荷蘭盾，遠高於當時一名工廠工人養七口之家的月薪（約 32 盾）；換言之這是一份養得起一位職業藝術家的「薪水」，不是零花。</w:t>
       </w:r>
     </w:p>
     <w:p>
@@ -8722,7 +8722,7 @@
           <w:color w:val="222A2D"/>
           <w:sz w:val="36"/>
         </w:rPr>
-        <w:t>我們來看第四樣回報，它最有氣派，其實也最有機會被各位親手複製——聖地與冠名。說白了就是：你出錢蓋一座殿堂，把自己的名字，輕輕刻進一座城市的天際線裡。而這座殿堂會自己增值，會在你已經不在場的幾十年後，仍然天天替你說話。</w:t>
+        <w:t>我們來看第四樣回報，它最有氣派，其實也最有機會被各位親手複製——聖地與冠名。說白了就是：你出資蓋一座殿堂，把自己的名字，輕輕刻進一座城市的天際線裡。而這座殿堂會自己增值，會在你已經不在場的幾十年後，仍然天天替你說話。</w:t>
       </w:r>
     </w:p>
     <w:p>
@@ -8753,7 +8753,7 @@
           <w:color w:val="3C3328"/>
           <w:sz w:val="28"/>
         </w:rPr>
-        <w:t>第四樣回報：聖地與冠名——用一筆錢蓋一座殿堂，把名字刻進一座城市的天際線；建築不會退休、不會跳槽，幾十年後仍每天替出資者說話，而且會自己增值。</w:t>
+        <w:t>第四樣回報：聖地與冠名——用一筆財富蓋一座殿堂，把名字刻進一座城市的天際線；建築不會退休、不會跳槽，幾十年後仍每天替出資者說話，而且會自己增值。</w:t>
       </w:r>
     </w:p>
     <w:p>
@@ -9149,7 +9149,7 @@
           <w:color w:val="2B2016"/>
           <w:sz w:val="38"/>
         </w:rPr>
-        <w:t>拜羅伊特：一位國王，砸錢蓋一座「聖地」</w:t>
+        <w:t>拜羅伊特：一位國王，傾注財富蓋一座「聖地」</w:t>
       </w:r>
       <w:r>
         <w:rPr>
@@ -9189,7 +9189,7 @@
           <w:color w:val="222A2D"/>
           <w:sz w:val="36"/>
         </w:rPr>
-        <w:t>這個故事，其實就是十九世紀版的「新創燒錢，遇上天使投資」。作曲家華格納（Wagner）心裡藏著一個近乎瘋狂的夢：為自己一齣長達 14 小時的歌劇，蓋一座專屬的劇院。這要花掉天文數字。而他何其幸運，遇到了那個對的人——1864 年，巴伐利亞國王路德維希二世（Ludwig II），成了他近乎無上限的「天使投資人」（天使投資人，就是在一個案子最早、最燒錢、還沒人敢下注的時候，就願意砸大錢進來相挺的那位金主）。國王出資，讓華格納親手建起了拜羅伊特節慶劇院（Bayreuth Festspielhaus），連樂池都做成隱藏式、下沉的，只為了讓觀眾完全沉浸。1876 年首屆音樂節，全歐洲的名流一同前來朝聖。你會發現，他就這樣把德國一座本來默默無聞的小鎮拜羅伊特，變成了全球樂迷心中的「麥加」、此生非去一次不可的聖地。這也正呼應我們待會兒要聊的企業提案第 3 點：把一座場館、一場音樂節，慢慢養成一個 iconic 的品牌。</w:t>
+        <w:t>這個故事，其實就是十九世紀版的「新創耗費財富，遇上天使投資」。作曲家華格納（Wagner）心裡藏著一個近乎瘋狂的夢：為自己一齣長達 14 小時的歌劇，蓋一座專屬的劇院。這要花掉天文數字。而他何其幸運，遇到了那個對的人——1864 年，巴伐利亞國王路德維希二世（Ludwig II），成了他近乎無上限的「天使投資人」（天使投資人，就是在一個案子最早、最耗費財富、還沒人敢下注的時候，就願意砸大筆財富進來相挺的那位金主）。國王出資，讓華格納親手建起了拜羅伊特節慶劇院（Bayreuth Festspielhaus），連樂池都做成隱藏式、下沉的，只為了讓觀眾完全沉浸。1876 年首屆音樂節，全歐洲的名流一同前來朝聖。你會發現，他就這樣把德國一座本來默默無聞的小鎮拜羅伊特，變成了全球樂迷心中的「麥加」、此生非去一次不可的聖地。這也正呼應我們待會兒要聊的企業提案第 3 點：把一座場館、一場音樂節，慢慢養成一個 iconic 的品牌。</w:t>
       </w:r>
     </w:p>
     <w:p>
@@ -9220,23 +9220,23 @@
           <w:color w:val="3C3328"/>
           <w:sz w:val="28"/>
         </w:rPr>
-        <w:t>這場「新創燒錢×天使投資」的主角，是巴伐利亞國王路德維希二世（Ludwig II of Bavaria，1845–1886）與作曲家華格納（Richard Wagner，全名 Wilhelm Richard Wagner，1813–1883）；1864 年路德維希十八歲即位，登基幾週內就把當時為躲債而流亡、聲名狼藉的華格納召到慕尼黑，1864 年 5 月 4 日兩人在慕尼黑王宮（Residenz）密談約一又四分之三小時，國王當場承諾替他清償鉅額債務、供養他、並包辦上演他所有計畫中的歌劇——史上「金主一次見面就決定全投」的極致案例。</w:t>
-      </w:r>
-    </w:p>
-    <w:p>
-      <w:pPr>
-        <w:pStyle w:val="ListBullet"/>
-        <w:spacing w:after="60" w:line="312" w:lineRule="auto"/>
-      </w:pPr>
-      <w:r>
-        <w:rPr>
-          <w:rFonts w:ascii="Microsoft JhengHei" w:hAnsi="Microsoft JhengHei" w:eastAsia="Microsoft JhengHei" w:cs="Microsoft JhengHei"/>
-          <w:b w:val="0"/>
-          <w:i w:val="0"/>
-          <w:color w:val="3C3328"/>
-          <w:sz w:val="28"/>
-        </w:rPr>
-        <w:t>這筆錢先救活了「產品」：靠國王出資，《崔斯坦與伊索德》（Tristan und Isolde）於 1865 年 6 月 10 日在慕尼黑國家劇院首演，是華格納睽違近十五年的新歌劇；其後的《紐倫堡的名歌手》（Die Meistersinger von Nürnberg），以及日後在拜羅伊特首演的《尼伯龍根的指環》《帕西法爾》（Parsifal），幾乎都靠國王的資金才得以完成，可以說沒有路德維希、就沒有華格納的後半生。</w:t>
+        <w:t>這場「新創耗費財富×天使投資」的主角，是巴伐利亞國王路德維希二世（Ludwig II of Bavaria，1845–1886）與作曲家華格納（Richard Wagner，全名 Wilhelm Richard Wagner，1813–1883）；1864 年路德維希十八歲即位，登基幾週內就把當時為躲債而流亡、聲名狼藉的華格納召到慕尼黑，1864 年 5 月 4 日兩人在慕尼黑王宮（Residenz）密談約一又四分之三小時，國王當場承諾替他清償鉅額債務、供養他、並包辦上演他所有計畫中的歌劇——史上「金主一次見面就決定全投」的極致案例。</w:t>
+      </w:r>
+    </w:p>
+    <w:p>
+      <w:pPr>
+        <w:pStyle w:val="ListBullet"/>
+        <w:spacing w:after="60" w:line="312" w:lineRule="auto"/>
+      </w:pPr>
+      <w:r>
+        <w:rPr>
+          <w:rFonts w:ascii="Microsoft JhengHei" w:hAnsi="Microsoft JhengHei" w:eastAsia="Microsoft JhengHei" w:cs="Microsoft JhengHei"/>
+          <w:b w:val="0"/>
+          <w:i w:val="0"/>
+          <w:color w:val="3C3328"/>
+          <w:sz w:val="28"/>
+        </w:rPr>
+        <w:t>這筆財富先救活了「產品」：靠國王出資，《崔斯坦與伊索德》（Tristan und Isolde）於 1865 年 6 月 10 日在慕尼黑國家劇院首演，是華格納睽違近十五年的新歌劇；其後的《紐倫堡的名歌手》（Die Meistersinger von Nürnberg），以及日後在拜羅伊特首演的《尼伯龍根的指環》《帕西法爾》（Parsifal），幾乎都靠國王的資金才得以完成，可以說沒有路德維希、就沒有華格納的後半生。</w:t>
       </w:r>
     </w:p>
     <w:p>
@@ -9380,7 +9380,7 @@
           <w:color w:val="3C3328"/>
           <w:sz w:val="28"/>
         </w:rPr>
-        <w:t>金主到底換到什麼？路德維希二世的名字從此與這座「聖地」永久綁定；他一生還砸錢蓋了新天鵝堡（Schloss Neuschwanstein）等童話城堡，人稱「天鵝王」「瘋王」，1886 年離奇死去，但他贊助的作品與場館，成了替他說話一百五十年的品牌資產，正呼應待會兒企業提案第 3 點：把場館、把音樂節做成一個 iconic（標誌性、一看就認得的招牌）品牌。</w:t>
+        <w:t>金主到底換到什麼？路德維希二世的名字從此與這座「聖地」永久綁定；他一生還傾注財富蓋了新天鵝堡（Schloss Neuschwanstein）等童話城堡，人稱「天鵝王」「瘋王」，1886 年離奇死去，但他贊助的作品與場館，成了替他說話一百五十年的品牌資產，正呼應待會兒企業提案第 3 點：把場館、把音樂節做成一個 iconic（標誌性、一看就認得的招牌）品牌。</w:t>
       </w:r>
     </w:p>
     <w:p>
@@ -9556,7 +9556,7 @@
           <w:color w:val="3C3328"/>
           <w:sz w:val="28"/>
         </w:rPr>
-        <w:t>📖 天使投資人（angel investor）：在一個案子最早、最燒錢、風險最高、最沒人敢投的時候，就砸大錢進來的金主，換取未來的巨大回報或影響力；路德維希二世對華格納正是這種角色。</w:t>
+        <w:t>📖 天使投資人（angel investor）：在一個案子最早、最耗費財富、風險最高、最沒人敢投的時候，就砸大筆財富進來的金主，換取未來的巨大回報或影響力；路德維希二世對華格納正是這種角色。</w:t>
       </w:r>
     </w:p>
     <w:p>
@@ -9613,7 +9613,7 @@
           <w:color w:val="2B2016"/>
           <w:sz w:val="38"/>
         </w:rPr>
-        <w:t>卡內基音樂廳：賣鋼鐵的錢，換一座以你為名的殿堂</w:t>
+        <w:t>卡內基音樂廳：賣鋼鐵的財富，換一座以你為名的殿堂</w:t>
       </w:r>
       <w:r>
         <w:rPr>
@@ -9653,7 +9653,7 @@
           <w:color w:val="222A2D"/>
           <w:sz w:val="36"/>
         </w:rPr>
-        <w:t>把冠名場館這件事玩到最經典的，是鋼鐵大王卡內基（Andrew Carnegie）。1891 年，紐約的卡內基音樂廳（Carnegie Hall）落成，全額出資的就是他；而開幕那一夜，登台的，是大作曲家柴可夫斯基——那份氣派，一次到位。我們細細體會一下這件事：卡內基把賣鋼鐵一分一毫賺來的錢，換成了一座以他為名的頂級殿堂。一百多年過去，「卡內基」這三個字，已經等於全世界音樂家最嚮往、最想站上的舞台——一位表演者若能說出「我在卡內基演出過」，那是一生無上的榮耀。這，就是冠名場館溫柔而長久的力量：你出過一次錢，這座殿堂便永遠掛著你的名字，一年一年替你說話。</w:t>
+        <w:t>把冠名場館這件事玩到最經典的，是鋼鐵大王卡內基（Andrew Carnegie）。1891 年，紐約的卡內基音樂廳（Carnegie Hall）落成，全額出資的就是他；而開幕那一夜，登台的，是大作曲家柴可夫斯基——那份氣派，一次到位。我們細細體會一下這件事：卡內基把賣鋼鐵一分一毫賺來的財富，換成了一座以他為名的頂級殿堂。一百多年過去，「卡內基」這三個字，已經等於全世界音樂家最嚮往、最想站上的舞台——一位表演者若能說出「我在卡內基演出過」，那是一生無上的榮耀。這，就是冠名場館溫柔而長久的力量：你出過一次財富，這座殿堂便永遠掛著你的名字，一年一年替你說話。</w:t>
       </w:r>
     </w:p>
     <w:p>
@@ -9780,7 +9780,7 @@
           <w:color w:val="3C3328"/>
           <w:sz w:val="28"/>
         </w:rPr>
-        <w:t>請企業主體會這筆「開幕卡司」的算計：搬來當時歐洲最紅的作曲家柴可夫斯基坐鎮，等於用一線名人替新場館背書、一次把國際聲量拉滿；花錢冠名之外，還懂得花錢辦一場讓全城談論的開幕。</w:t>
+        <w:t>請企業主體會這筆「開幕卡司」的算計：搬來當時歐洲最紅的作曲家柴可夫斯基坐鎮，等於用一線名人替新場館背書、一次把國際聲量拉滿；投入財富冠名之外，還懂得投入財富辦一場讓全城談論的開幕。</w:t>
       </w:r>
     </w:p>
     <w:p>
@@ -9828,7 +9828,7 @@
           <w:color w:val="3C3328"/>
           <w:sz w:val="28"/>
         </w:rPr>
-        <w:t>卡內基的錢從何而來，說穿了就是「把賣鋼鐵的巨富換成一座文化地標」：1901 年他把卡內基鋼鐵公司賣給金融家 J.P. 摩根（J. P. Morgan），作價約 4.8 億美元，併成全球第一家市值破十億美元的美國鋼鐵公司（U.S. Steel），賣廠所得讓他一度被視為世界首富。</w:t>
+        <w:t>卡內基的財富從何而來，說穿了就是「把賣鋼鐵的巨富換成一座文化地標」：1901 年他把卡內基鋼鐵公司賣給金融家 J.P. 摩根（J. P. Morgan），作價約 4.8 億美元，併成全球第一家市值破十億美元的美國鋼鐵公司（U.S. Steel），賣廠所得讓他一度被視為世界首富。</w:t>
       </w:r>
     </w:p>
     <w:p>
@@ -9860,7 +9860,7 @@
           <w:color w:val="3C3328"/>
           <w:sz w:val="28"/>
         </w:rPr>
-        <w:t>與本片其他站呼應：這是「以贊助者之名冠場館」的又一經典，前有華格納在巴伐利亞國王路德維希二世金援下建成的拜羅伊特節慶劇院，遠有埃斯特哈齊親王供養海頓的宮廷樂團，出錢的人名字都寫進了殿堂。</w:t>
+        <w:t>與本片其他站呼應：這是「以贊助者之名冠場館」的又一經典，前有華格納在巴伐利亞國王路德維希二世金援下建成的拜羅伊特節慶劇院，遠有埃斯特哈齊親王供養海頓的宮廷樂團，出資的人名字都寫進了殿堂。</w:t>
       </w:r>
     </w:p>
     <w:p>
@@ -9924,7 +9924,7 @@
           <w:color w:val="3C3328"/>
           <w:sz w:val="28"/>
         </w:rPr>
-        <w:t>📖 《財富的福音》（The Gospel of Wealth，1889）：卡內基發表的文章，主張富人應在生前主動把多餘財富回饋社會，投資能讓人自立的公共事業如圖書館、大學、音樂廳。當時＝為新富階級樹立的「散財」道德範本，也是卡內基砸錢蓋音樂廳的理念根據。</w:t>
+        <w:t>📖 《財富的福音》（The Gospel of Wealth，1889）：卡內基發表的文章，主張富人應在生前主動把多餘財富回饋社會，投資能讓人自立的公共事業如圖書館、大學、音樂廳。當時＝為新富階級樹立的「散財」道德範本，也是卡內基傾注財富蓋音樂廳的理念根據。</w:t>
       </w:r>
     </w:p>
     <w:p>
@@ -9956,7 +9956,7 @@
           <w:color w:val="3C3328"/>
           <w:sz w:val="28"/>
         </w:rPr>
-        <w:t>📖 威廉·杜提爾（William Burnet Tuthill）：卡內基音樂廳的建築師，本身是業餘大提琴家、紐約神劇協會董事，設計出音響極佳的義大利文藝復興式廳堂。當時＝橫跨音樂與建築的內行人，讓金主的錢花在對的聲學上。</w:t>
+        <w:t>📖 威廉·杜提爾（William Burnet Tuthill）：卡內基音樂廳的建築師，本身是業餘大提琴家、紐約神劇協會董事，設計出音響極佳的義大利文藝復興式廳堂。當時＝橫跨音樂與建築的內行人，讓金主的財富花在對的聲學上。</w:t>
       </w:r>
     </w:p>
     <w:p>
@@ -10004,7 +10004,7 @@
           <w:color w:val="3C3328"/>
           <w:sz w:val="28"/>
         </w:rPr>
-        <w:t>📖 柴可夫斯基（Pyotr Ilyich Tchaikovsky，1840——1893）：俄國浪漫派作曲家，《天鵝湖》《1812 序曲》的作者，開幕週應邀來美完成美國首演。當時＝歐洲最炙手可熱的活作曲家、開幕夜花錢請來替新殿堂背書的最大招牌。</w:t>
+        <w:t>📖 柴可夫斯基（Pyotr Ilyich Tchaikovsky，1840——1893）：俄國浪漫派作曲家，《天鵝湖》《1812 序曲》的作者，開幕週應邀來美完成美國首演。當時＝歐洲最炙手可熱的活作曲家、開幕夜投入財富請來替新殿堂背書的最大招牌。</w:t>
       </w:r>
     </w:p>
     <w:p>
@@ -10036,7 +10036,7 @@
           <w:color w:val="3C3328"/>
           <w:sz w:val="28"/>
         </w:rPr>
-        <w:t>📖 紐約神劇協會與紐約交響協會（Oratorio Society／New York Symphony Society）：促成建廳的兩個駐廳音樂團體，正是它們的需求與人脈牽起了金主卡內基。當時＝把出錢的富豪與需要場館的音樂界撮合起來的推手。</w:t>
+        <w:t>📖 紐約神劇協會與紐約交響協會（Oratorio Society／New York Symphony Society）：促成建廳的兩個駐廳音樂團體，正是它們的需求與人脈牽起了金主卡內基。當時＝把出資的富豪與需要場館的音樂界撮合起來的推手。</w:t>
       </w:r>
     </w:p>
     <w:p>
@@ -10212,7 +10212,7 @@
           <w:color w:val="3C3328"/>
           <w:sz w:val="28"/>
         </w:rPr>
-        <w:t>佐治敬三承接父親、創業者鳥井信治郎（Torii Shinjiro）的口頭禪「やってみなはれ」（關西腔，「做做看嘛／放手去試」）；這句「做做看」是三得利的企業 DNA，從跨足啤酒到蓋音樂廳都是同一種賭性——企業願意把錢押在沒把握、但能長期加分的事情上，音樂廳就是最貴的一次「做做看」。</w:t>
+        <w:t>佐治敬三承接父親、創業者鳥井信治郎（Torii Shinjiro）的口頭禪「やってみなはれ」（關西腔，「做做看嘛／放手去試」）；這句「做做看」是三得利的企業 DNA，從跨足啤酒到蓋音樂廳都是同一種賭性——企業願意把財富押在沒把握、但能長期加分的事情上，音樂廳就是最貴的一次「做做看」。</w:t>
       </w:r>
     </w:p>
     <w:p>
@@ -10244,7 +10244,7 @@
           <w:color w:val="3C3328"/>
           <w:sz w:val="28"/>
         </w:rPr>
-        <w:t>卡拉揚不只是掛名讚美，他實際參與設計評估，並建議採用他在柏林愛樂廳（Berliner Philharmonie）用過的「葡萄園式」座位（vineyard style）；企業出錢、大師出品味，這種「金主＋權威共同掛保證」的組合，正是贊助換到信任感的關鍵。</w:t>
+        <w:t>卡拉揚不只是掛名讚美，他實際參與設計評估，並建議採用他在柏林愛樂廳（Berliner Philharmonie）用過的「葡萄園式」座位（vineyard style）；企業出資、大師出品味，這種「金主＋權威共同掛保證」的組合，正是贊助換到信任感的關鍵。</w:t>
       </w:r>
     </w:p>
     <w:p>
@@ -10855,7 +10855,7 @@
           <w:color w:val="3C3328"/>
           <w:sz w:val="28"/>
         </w:rPr>
-        <w:t>📖 卡內基音樂廳（Carnegie Hall）：1891 年於紐約啟用，由鋼鐵大王、慈善家安德魯·卡內基（Andrew Carnegie）出資興建並冠名——十九世紀「企業家出錢、把姓氏變成文化品牌」的原型。</w:t>
+        <w:t>📖 卡內基音樂廳（Carnegie Hall）：1891 年於紐約啟用，由鋼鐵大王、慈善家安德魯·卡內基（Andrew Carnegie）出資興建並冠名——十九世紀「企業家出資、把姓氏變成文化品牌」的原型。</w:t>
       </w:r>
     </w:p>
     <w:p>
@@ -10970,7 +10970,7 @@
           <w:color w:val="3C3328"/>
           <w:sz w:val="28"/>
         </w:rPr>
-        <w:t>第五樣回報：人才與凝聚（向心力）。對出錢的一方而言，這是最內向、最不張揚，卻對長期經營一家組織最關鍵的一項——長期養一支團隊、蓋一座舞台，換回的不只是面子，還有頂尖人才、持續的研發創新，以及整個組織的忠誠與凝聚。</w:t>
+        <w:t>第五樣回報：人才與凝聚（向心力）。對出資的一方而言，這是最內向、最不張揚，卻對長期經營一家組織最關鍵的一項——長期養一支團隊、蓋一座舞台，換回的不只是面子，還有頂尖人才、持續的研發創新，以及整個組織的忠誠與凝聚。</w:t>
       </w:r>
     </w:p>
     <w:p>
@@ -11126,7 +11126,7 @@
           <w:color w:val="2B2016"/>
           <w:sz w:val="38"/>
         </w:rPr>
-        <w:t>埃斯特哈齊親王：花錢養一座「私人研發中心」</w:t>
+        <w:t>埃斯特哈齊親王：投入財富養一座「私人研發中心」</w:t>
       </w:r>
       <w:r>
         <w:rPr>
@@ -11325,7 +11325,7 @@
           <w:color w:val="3C3328"/>
           <w:sz w:val="28"/>
         </w:rPr>
-        <w:t>這筆錢買到什麼回報：不是短期收益，而是兩百多年後我們仍在唸的「埃斯特哈齊」這個姓氏，加上一整批傳世曲目——品牌永續與智慧財產的雙重報酬。</w:t>
+        <w:t>這筆財富買到什麼回報：不是短期收益，而是兩百多年後我們仍在唸的「埃斯特哈齊」這個姓氏，加上一整批傳世曲目——品牌永續與智慧財產的雙重報酬。</w:t>
       </w:r>
     </w:p>
     <w:p>
@@ -11632,7 +11632,7 @@
           <w:color w:val="3C3328"/>
           <w:sz w:val="28"/>
         </w:rPr>
-        <w:t>站在出錢的金主這一邊看，形象是最划算的回報——別人可以抄產品、砍價格，卻抄不走你長年贊助音樂累積出來的「氣質資產」。</w:t>
+        <w:t>站在出資的金主這一邊看，形象是最划算的回報——別人可以抄產品、砍價格，卻抄不走你長年贊助音樂累積出來的「氣質資產」。</w:t>
       </w:r>
     </w:p>
     <w:p>
@@ -11696,7 +11696,7 @@
           <w:color w:val="3C3328"/>
           <w:sz w:val="28"/>
         </w:rPr>
-        <w:t>📖 賓士（Mercedes-Benz）：德國豪華汽車品牌，1926 年由戴姆勒（Gottlieb Daimler）與卡爾・賓士（Carl Benz）兩家車廠合併而成（兩人早在 1886 年各自造出最早的汽車）；「Mercedes」之名來自經銷商兼賽車手耶利內克（Emil Jellinek）女兒的名字，1902 年成為商標，三芒星標誌象徵陸、海、空全面動力化。講稿借「賓士」當「讓人想靠近的質感」的代名詞——說明品牌形象一旦立住，就成了消費者願意多付錢、也主動靠近的無形資產。</w:t>
+        <w:t>📖 賓士（Mercedes-Benz）：德國豪華汽車品牌，1926 年由戴姆勒（Gottlieb Daimler）與卡爾・賓士（Carl Benz）兩家車廠合併而成（兩人早在 1886 年各自造出最早的汽車）；「Mercedes」之名來自經銷商兼賽車手耶利內克（Emil Jellinek）女兒的名字，1902 年成為商標，三芒星標誌象徵陸、海、空全面動力化。講稿借「賓士」當「讓人想靠近的質感」的代名詞——說明品牌形象一旦立住，就成了消費者願意多出資、也主動靠近的無形資產。</w:t>
       </w:r>
     </w:p>
     <w:p>
@@ -11740,7 +11740,7 @@
           <w:color w:val="2B2016"/>
           <w:sz w:val="38"/>
         </w:rPr>
-        <w:t>大衛《拿破崙加冕》：國家花錢，買一張形象</w:t>
+        <w:t>大衛《拿破崙加冕》：國家投入財富，買一張形象</w:t>
       </w:r>
       <w:r>
         <w:rPr>
@@ -11780,7 +11780,7 @@
           <w:color w:val="222A2D"/>
           <w:sz w:val="36"/>
         </w:rPr>
-        <w:t>我們先看看一個國家，是怎麼替自己留下一張臉的。1804 年，拿破崙（Napoléon）當上皇帝，他委託畫家大衛（Jacques-Louis David）畫下自己的加冕大典，還封他做「皇帝首席畫師」——這是一件不折不扣的國家級形象工程。而你會發現，這位出資的人，其實很清楚自己想留下什麼樣的畫面：他的母親因為家族失和沒能出席，卻被畫進了正中央最尊貴的包廂；教皇原本畫得像個旁觀者，拿破崙走進畫室看過之後，希望改成「舉手祝福」的姿勢。至於報酬，大衛自己估十萬法郎，最後實收六萬五——你看，出資者與創作者之間那點分寸的來回，兩百年前就有了。可也正是這筆國家委託，讓這幅畫永遠掛進了羅浮宮。拿破崙花這筆錢，換到的，是一整個帝國被後世記住的模樣。</w:t>
+        <w:t>我們先看看一個國家，是怎麼替自己留下一張臉的。1804 年，拿破崙（Napoléon）當上皇帝，他委託畫家大衛（Jacques-Louis David）畫下自己的加冕大典，還封他做「皇帝首席畫師」——這是一件不折不扣的國家級形象工程。而你會發現，這位出資的人，其實很清楚自己想留下什麼樣的畫面：他的母親因為家族失和沒能出席，卻被畫進了正中央最尊貴的包廂；教皇原本畫得像個旁觀者，拿破崙走進畫室看過之後，希望改成「舉手祝福」的姿勢。至於報酬，大衛自己估十萬法郎，最後實收六萬五——你看，出資者與創作者之間那點分寸的來回，兩百年前就有了。可也正是這筆國家委託，讓這幅畫永遠掛進了羅浮宮。拿破崙花這筆財富，換到的，是一整個帝國被後世記住的模樣。</w:t>
       </w:r>
     </w:p>
     <w:p>
@@ -11811,7 +11811,7 @@
           <w:color w:val="3C3328"/>
           <w:sz w:val="28"/>
         </w:rPr>
-        <w:t>這是「國家花錢買形象」的教科書級案例：出資方是新生的法蘭西帝國與皇帝本人，買到的不只是一幅畫，而是一份可傳世的政權合法性視覺文件。</w:t>
+        <w:t>這是「國家投入財富買形象」的教科書級案例：出資方是新生的法蘭西帝國與皇帝本人，買到的不只是一幅畫，而是一份可傳世的政權合法性視覺文件。</w:t>
       </w:r>
     </w:p>
     <w:p>
@@ -11843,7 +11843,7 @@
           <w:color w:val="3C3328"/>
           <w:sz w:val="28"/>
         </w:rPr>
-        <w:t>官方頭銜作為酬庸：1804 年拿破崙封大衛為「皇帝首席畫師」（Premier Peintre de l'Empereur），等於把帝國美術宣傳的最高職位、獨占地位一併交出去——強勢金主給的不只是錢，還有名分。</w:t>
+        <w:t>官方頭銜作為酬庸：1804 年拿破崙封大衛為「皇帝首席畫師」（Premier Peintre de l'Empereur），等於把帝國美術宣傳的最高職位、獨占地位一併交出去——強勢金主給的不只是財富，還有名分。</w:t>
       </w:r>
     </w:p>
     <w:p>
@@ -11955,7 +11955,7 @@
           <w:color w:val="3C3328"/>
           <w:sz w:val="28"/>
         </w:rPr>
-        <w:t>買到的是長期資產：正因為是國家委託，這幅畫最終永久掛進羅浮宮，成為法國國家收藏的鎮館名作；另有一幅全尺寸複製版（1808–1822，大衛流亡布魯塞爾時期完成）藏於凡爾賽宮（Château de Versailles）。出錢的皇帝，買到的是兩百年不下架的帝國形象。</w:t>
+        <w:t>買到的是長期資產：正因為是國家委託，這幅畫最終永久掛進羅浮宮，成為法國國家收藏的鎮館名作；另有一幅全尺寸複製版（1808–1822，大衛流亡布魯塞爾時期完成）藏於凡爾賽宮（Château de Versailles）。出資的皇帝，買到的是兩百年不下架的帝國形象。</w:t>
       </w:r>
     </w:p>
     <w:p>
@@ -12019,7 +12019,7 @@
           <w:color w:val="3C3328"/>
           <w:sz w:val="28"/>
         </w:rPr>
-        <w:t>📖 甲方：中文商場口語，指「出錢下訂單、握最終決定權的委託方／業主」；此處＝出資的拿破崙與國家，對照「乙方」＝執行的畫家大衛。</w:t>
+        <w:t>📖 甲方：中文商場口語，指「出資下訂單、握最終決定權的委託方／業主」；此處＝出資的拿破崙與國家，對照「乙方」＝執行的畫家大衛。</w:t>
       </w:r>
     </w:p>
     <w:p>
@@ -12262,7 +12262,7 @@
           <w:color w:val="3C3328"/>
           <w:sz w:val="28"/>
         </w:rPr>
-        <w:t>這張延續上一張「國家買形象」的邏輯，換一個更高階的版本：政府採購藝術，買下的不是一塊畫布，而是把一段集體記憶收編成官方認同，德拉克洛瓦這幅畫正是「金主用小錢買下大象徵」的教科書級案例。</w:t>
+        <w:t>這張延續上一張「國家買形象」的邏輯，換一個更高階的版本：政府採購藝術，買下的不是一塊畫布，而是把一段集體記憶收編成官方認同，德拉克洛瓦這幅畫正是「金主用小財富買下大象徵」的教科書級案例。</w:t>
       </w:r>
     </w:p>
     <w:p>
@@ -12374,7 +12374,7 @@
           <w:color w:val="3C3328"/>
           <w:sz w:val="28"/>
         </w:rPr>
-        <w:t>對企業的收束：政府花 3,000 法郎買畫、企業掏錢贊助，買的其實是同一樣東西，就是「認同」；一旦作品綁上群眾情感，它的價值就再也不是當初那筆錢能衡量，這正是贊助長期累積出來的複利。</w:t>
+        <w:t>對企業的收束：政府花 3,000 法郎買畫、企業出資贊助，買的其實是同一樣東西，就是「認同」；一旦作品綁上群眾情感，它的價值就再也不是當初那筆財富能衡量，這正是贊助長期累積出來的複利。</w:t>
       </w:r>
     </w:p>
     <w:p>
@@ -12841,7 +12841,7 @@
           <w:color w:val="3C3328"/>
           <w:sz w:val="28"/>
         </w:rPr>
-        <w:t>給企業的一句話：威爾第的例子證明，好內容的最高報酬不只是票房，而是「被一整個民族當成自己的聲音」；這種品牌高度金錢買不到，卻能靠押對內容換到。</w:t>
+        <w:t>給企業的一句話：威爾第的例子證明，好內容的最高報酬不只是票房，而是「被一整個民族當成自己的聲音」；這種品牌高度財富買不到，卻能靠押對內容換到。</w:t>
       </w:r>
     </w:p>
     <w:p>
@@ -13546,7 +13546,7 @@
           <w:color w:val="222A2D"/>
           <w:sz w:val="36"/>
         </w:rPr>
-        <w:t>再說一個各位一定會有共鳴的例子。我們一想到法國，心裡就浮起「浪漫」兩個字——可這份印象，到底是怎麼來的呢？其實很大一部分，是作曲家德布西（Debussy）替它寫出來的。他的《月光》《海》《牧神的午後》，把「法式浪漫」，變成了一種全世界都認得、都嚮往的氣質。你會發現，一個國家的形象，是可以由一位作曲家，一筆一筆慢慢寫成的；而這份「形象」，正是最值錢的觀光與品牌資產。更妙的是，這股氣質，一百多年後又被精品品牌輕輕借走了——各位今天進場時聽到的德布西《月光》，正是香奈兒 Chanel No.5 那支「史上最貴香水廣告」用的配樂：2004 年由 Baz Luhrmann 執導、Nicole Kidman 主演，造價約 3,300 萬美元。說到底，香奈兒賣的並不是香水的成分，而是德布西替法國寫下的那種高雅。這，就是形象這份資產，最迷人也最值錢的地方。</w:t>
+        <w:t>再說一個各位一定會有共鳴的例子。我們一想到法國，心裡就浮起「浪漫」兩個字——可這份印象，到底是怎麼來的呢？其實很大一部分，是作曲家德布西（Debussy）替它寫出來的。他的《月光》《海》《牧神的午後》，把「法式浪漫」，變成了一種全世界都認得、都嚮往的氣質。你會發現，一個國家的形象，是可以由一位作曲家，一筆一筆慢慢寫成的；而這份「形象」，正是最珍貴的觀光與品牌資產。更妙的是，這股氣質，一百多年後又被精品品牌輕輕借走了——各位今天進場時聽到的德布西《月光》，正是香奈兒 Chanel No.5 那支「史上最貴香水廣告」用的配樂：2004 年由 Baz Luhrmann 執導、Nicole Kidman 主演，造價約 3,300 萬美元。說到底，香奈兒賣的並不是香水的成分，而是德布西替法國寫下的那種高雅。這，就是形象這份資產，最迷人也最珍貴的地方。</w:t>
       </w:r>
     </w:p>
     <w:p>
@@ -13593,7 +13593,7 @@
           <w:color w:val="3C3328"/>
           <w:sz w:val="28"/>
         </w:rPr>
-        <w:t>「形象」是最值錢的無形資產：一個國家（或一個品牌）一旦被認定「＝浪漫、＝精緻」，觀光、時尚、精品、餐飲全都能坐享這股溢價，而且對手很難模仿、更奪不走——這是本張要企業家帶走的核心。</w:t>
+        <w:t>「形象」是最珍貴的無形資產：一個國家（或一個品牌）一旦被認定「＝浪漫、＝精緻」，觀光、時尚、精品、餐飲全都能坐享這股溢價，而且對手很難模仿、更奪不走——這是本張要企業家帶走的核心。</w:t>
       </w:r>
     </w:p>
     <w:p>
@@ -13785,7 +13785,7 @@
           <w:color w:val="3C3328"/>
           <w:sz w:val="28"/>
         </w:rPr>
-        <w:t>📖 軟實力（soft power）：指一個國家「靠吸引、而非強迫」去影響他人的能力，來源包括文化、藝術、價值觀；它看不見卻極值錢，是無形資產的一種。法國的浪漫形象就是教科書級的軟實力。</w:t>
+        <w:t>📖 軟實力（soft power）：指一個國家「靠吸引、而非強迫」去影響他人的能力，來源包括文化、藝術、價值觀；它看不見卻極珍貴，是無形資產的一種。法國的浪漫形象就是教科書級的軟實力。</w:t>
       </w:r>
     </w:p>
     <w:p>
@@ -13817,23 +13817,23 @@
           <w:color w:val="3C3328"/>
           <w:sz w:val="28"/>
         </w:rPr>
-        <w:t>給企業家的換算：形象不是一次燒完的「行銷費用」，而是會增值、會生息的「資產」。法國把「浪漫」這兩個字經營成品牌後，賣香水、賣時裝、賣觀光、賣紅酒都能多收一筆「法國溢價」，這筆錢正是形象資產的股息。</w:t>
-      </w:r>
-    </w:p>
-    <w:p>
-      <w:pPr>
-        <w:pStyle w:val="ListBullet"/>
-        <w:spacing w:after="60" w:line="312" w:lineRule="auto"/>
-      </w:pPr>
-      <w:r>
-        <w:rPr>
-          <w:rFonts w:ascii="Microsoft JhengHei" w:hAnsi="Microsoft JhengHei" w:eastAsia="Microsoft JhengHei" w:cs="Microsoft JhengHei"/>
-          <w:b w:val="0"/>
-          <w:i w:val="0"/>
-          <w:color w:val="3C3328"/>
-          <w:sz w:val="28"/>
-        </w:rPr>
-        <w:t>精品直接借走這股形象：香奈兒 Chanel No.5《The Film》（2004，Baz Luhrmann 執導、Nicole Kidman 主演）用德布西《月光》當配樂，造價約 3,300 萬美元，是「史上最貴的香水廣告」。品牌花的錢不是買旋律，而是買德布西替法國累積一百多年的「高雅」聯想，一次搬到自家香水上——這正是下一張「企業借古典樂」的先聲（來源：en.wikipedia.org/wiki/No._5_the_Film）。</w:t>
+        <w:t>給企業家的換算：形象不是一次燒完的「行銷費用」，而是會增值、會生息的「資產」。法國把「浪漫」這兩個字經營成品牌後，賣香水、賣時裝、賣觀光、賣紅酒都能多收一筆「法國溢價」，這筆財富正是形象資產的股息。</w:t>
+      </w:r>
+    </w:p>
+    <w:p>
+      <w:pPr>
+        <w:pStyle w:val="ListBullet"/>
+        <w:spacing w:after="60" w:line="312" w:lineRule="auto"/>
+      </w:pPr>
+      <w:r>
+        <w:rPr>
+          <w:rFonts w:ascii="Microsoft JhengHei" w:hAnsi="Microsoft JhengHei" w:eastAsia="Microsoft JhengHei" w:cs="Microsoft JhengHei"/>
+          <w:b w:val="0"/>
+          <w:i w:val="0"/>
+          <w:color w:val="3C3328"/>
+          <w:sz w:val="28"/>
+        </w:rPr>
+        <w:t>精品直接借走這股形象：香奈兒 Chanel No.5《The Film》（2004，Baz Luhrmann 執導、Nicole Kidman 主演）用德布西《月光》當配樂，造價約 3,300 萬美元，是「史上最貴的香水廣告」。品牌花的財富不是買旋律，而是買德布西替法國累積一百多年的「高雅」聯想，一次搬到自家香水上——這正是下一張「企業借古典樂」的先聲（來源：en.wikipedia.org/wiki/No._5_the_Film）。</w:t>
       </w:r>
     </w:p>
     <w:p>
@@ -14521,7 +14521,7 @@
           <w:color w:val="3C3328"/>
           <w:sz w:val="28"/>
         </w:rPr>
-        <w:t>📖 許文龍（Hsu Wen-lung，另譯 Shi Wen-long）：奇美集團創辦人、藝術贊助人，台南農工化工科出身，自學拉小提琴，主張「賺錢是追求幸福的手段」、「有錢沒文化叫土」，是本張所謂「台灣的梅迪奇」本尊。</w:t>
+        <w:t>📖 許文龍（Hsu Wen-lung，另譯 Shi Wen-long）：奇美集團創辦人、藝術贊助人，台南農工化工科出身，自學拉小提琴，主張「獲利是追求幸福的手段」、「有財富沒文化叫土」，是本張所謂「台灣的梅迪奇」本尊。</w:t>
       </w:r>
     </w:p>
     <w:p>
@@ -14825,7 +14825,7 @@
           <w:color w:val="3C3328"/>
           <w:sz w:val="28"/>
         </w:rPr>
-        <w:t>幕後金主是奇美集團創辦人許文龍（Hsu Wen-lung）：1960 年創立奇美實業，把它做成全球最大的 ABS 樹脂廠、有「台灣壓克力之父」之稱，再把石化生意賺來的錢，砸進全世界規模最大的私人提琴收藏——這是一個「先有企業、才有收藏」的贊助故事。</w:t>
+        <w:t>幕後金主是奇美集團創辦人許文龍（Hsu Wen-lung）：1960 年創立奇美實業，把它做成全球最大的 ABS 樹脂廠、有「台灣壓克力之父」之稱，再把石化生意賺來的財富，砸進全世界規模最大的私人提琴收藏——這是一個「先有企業、才有收藏」的贊助故事。</w:t>
       </w:r>
     </w:p>
     <w:p>
@@ -14969,7 +14969,7 @@
           <w:color w:val="3C3328"/>
           <w:sz w:val="28"/>
         </w:rPr>
-        <w:t>對出錢的一方，這是「以藝術養品牌」最省力的槓桿：一把不必自己上台的琴，換來世界級舞台上、由頂尖大師之手源源不絕的品牌曝光與好感度——企業不必親自演出，讓大師替你發光。</w:t>
+        <w:t>對出資的一方，這是「以藝術養品牌」最省力的槓桿：一把不必自己上台的琴，換來世界級舞台上、由頂尖大師之手源源不絕的品牌曝光與好感度——企業不必親自演出，讓大師替你發光。</w:t>
       </w:r>
     </w:p>
     <w:p>
@@ -15261,7 +15261,7 @@
           <w:color w:val="222A2D"/>
           <w:sz w:val="36"/>
         </w:rPr>
-        <w:t>我特別想跟在座台灣的各位，說一句心裡話：這一切，其實一點都不遙遠。台灣早就有一批企業，默默在當「現代的梅迪奇」，奇美，只是我們最熟悉的那一個。台積電的文教基金會，長年支持著藝文和音樂教育；富邦藝術基金會，也深耕藝術推廣許多年。再給各位一個很動人的數字：光是國泰金控贊助雲門舞集的免費戶外公演，就辦了近三十年、累積超過兩百六十五萬人次進場——一家企業，就這樣把自己的名字，和「全民都能親近的藝術」，溫柔地綁在了一起。我講這些，是想讓各位放心：贊助藝術，從來不是有錢有閒才做得起的事，而是台灣許多有心的企業，正在做、各位也一樣做得到的事。今天散場之後，這件事，就可以悄悄放進你的口袋名單</w:t>
+        <w:t>我特別想跟在座台灣的各位，說一句心裡話：這一切，其實一點都不遙遠。台灣早就有一批企業，默默在當「現代的梅迪奇」，奇美，只是我們最熟悉的那一個。台積電的文教基金會，長年支持著藝文和音樂教育；富邦藝術基金會，也深耕藝術推廣許多年。再給各位一個很動人的數字：光是國泰金控贊助雲門舞集的免費戶外公演，就辦了近三十年、累積超過兩百六十五萬人次進場——一家企業，就這樣把自己的名字，和「全民都能親近的藝術」，溫柔地綁在了一起。我講這些，是想讓各位放心：贊助藝術，從來不是有財富有閒才做得起的事，而是台灣許多有心的企業，正在做、各位也一樣做得到的事。今天散場之後，這件事，就可以悄悄放進你的口袋名單</w:t>
       </w:r>
     </w:p>
     <w:p>
@@ -15292,7 +15292,7 @@
           <w:color w:val="3C3328"/>
           <w:sz w:val="28"/>
         </w:rPr>
-        <w:t>核心視角：這一張把四百年前佛羅倫斯梅迪奇家族的角色，直接對照到今天的台灣——梅迪奇當年出錢養藝術家、把家族名字刻進文藝復興；台灣今天也有一批企業在做一樣的事，用贊助把品牌名字綁上藝術與全民記憶，奇美只是最亮的一顆，不是唯一一顆。</w:t>
+        <w:t>核心視角：這一張把四百年前佛羅倫斯梅迪奇家族的角色，直接對照到今天的台灣——梅迪奇當年出資養藝術家、把家族名字刻進文藝復興；台灣今天也有一批企業在做一樣的事，用贊助把品牌名字綁上藝術與全民記憶，奇美只是最亮的一顆，不是唯一一顆。</w:t>
       </w:r>
     </w:p>
     <w:p>
@@ -15436,39 +15436,39 @@
           <w:color w:val="3C3328"/>
           <w:sz w:val="28"/>
         </w:rPr>
-        <w:t>給企業家的收攏：贊助藝術不是「有錢有閒才能做」，而是可大可小、路數多元——個人收藏無償出借（奇美）、基金會長期育才（台積電）、當代藝術策展（富邦）、冠名全民公演（國泰）四條路，各家挑最合自己的一條走，這正是散場後可以放進口袋名單的事。</w:t>
-      </w:r>
-    </w:p>
-    <w:p>
-      <w:pPr>
-        <w:pStyle w:val="ListBullet"/>
-        <w:spacing w:after="60" w:line="312" w:lineRule="auto"/>
-      </w:pPr>
-      <w:r>
-        <w:rPr>
-          <w:rFonts w:ascii="Microsoft JhengHei" w:hAnsi="Microsoft JhengHei" w:eastAsia="Microsoft JhengHei" w:cs="Microsoft JhengHei"/>
-          <w:b w:val="0"/>
-          <w:i w:val="0"/>
-          <w:color w:val="3C3328"/>
-          <w:sz w:val="28"/>
-        </w:rPr>
-        <w:t>📖 梅迪奇（Medici）：15—17 世紀統治佛羅倫斯的銀行與政治家族，是文藝復興最著名的藝術贊助者，出資扶植達文西、米開朗基羅等人；「現代的梅迪奇」即用來比喻今天出錢養藝術、藉此留名的企業或富商。</w:t>
-      </w:r>
-    </w:p>
-    <w:p>
-      <w:pPr>
-        <w:pStyle w:val="ListBullet"/>
-        <w:spacing w:after="60" w:line="312" w:lineRule="auto"/>
-      </w:pPr>
-      <w:r>
-        <w:rPr>
-          <w:rFonts w:ascii="Microsoft JhengHei" w:hAnsi="Microsoft JhengHei" w:eastAsia="Microsoft JhengHei" w:cs="Microsoft JhengHei"/>
-          <w:b w:val="0"/>
-          <w:i w:val="0"/>
-          <w:color w:val="3C3328"/>
-          <w:sz w:val="28"/>
-        </w:rPr>
-        <w:t>📖 許文龍：奇美集團（生產壓克力、ABS 塑膠與奇美電子等）創辦人，被稱「台灣壓克力之父」，白手起家後把大量財富投入醫療（奇美醫院）與藝術（奇美博物館），主張「有錢沒文化叫土」。</w:t>
+        <w:t>給企業家的收攏：贊助藝術不是「有財富有閒才能做」，而是可大可小、路數多元——個人收藏無償出借（奇美）、基金會長期育才（台積電）、當代藝術策展（富邦）、冠名全民公演（國泰）四條路，各家挑最合自己的一條走，這正是散場後可以放進口袋名單的事。</w:t>
+      </w:r>
+    </w:p>
+    <w:p>
+      <w:pPr>
+        <w:pStyle w:val="ListBullet"/>
+        <w:spacing w:after="60" w:line="312" w:lineRule="auto"/>
+      </w:pPr>
+      <w:r>
+        <w:rPr>
+          <w:rFonts w:ascii="Microsoft JhengHei" w:hAnsi="Microsoft JhengHei" w:eastAsia="Microsoft JhengHei" w:cs="Microsoft JhengHei"/>
+          <w:b w:val="0"/>
+          <w:i w:val="0"/>
+          <w:color w:val="3C3328"/>
+          <w:sz w:val="28"/>
+        </w:rPr>
+        <w:t>📖 梅迪奇（Medici）：15—17 世紀統治佛羅倫斯的銀行與政治家族，是文藝復興最著名的藝術贊助者，出資扶植達文西、米開朗基羅等人；「現代的梅迪奇」即用來比喻今天出資養藝術、藉此留名的企業或富商。</w:t>
+      </w:r>
+    </w:p>
+    <w:p>
+      <w:pPr>
+        <w:pStyle w:val="ListBullet"/>
+        <w:spacing w:after="60" w:line="312" w:lineRule="auto"/>
+      </w:pPr>
+      <w:r>
+        <w:rPr>
+          <w:rFonts w:ascii="Microsoft JhengHei" w:hAnsi="Microsoft JhengHei" w:eastAsia="Microsoft JhengHei" w:cs="Microsoft JhengHei"/>
+          <w:b w:val="0"/>
+          <w:i w:val="0"/>
+          <w:color w:val="3C3328"/>
+          <w:sz w:val="28"/>
+        </w:rPr>
+        <w:t>📖 許文龍：奇美集團（生產壓克力、ABS 塑膠與奇美電子等）創辦人，被稱「台灣壓克力之父」，白手起家後把大量財富投入醫療（奇美醫院）與藝術（奇美博物館），主張「有財富沒文化叫土」。</w:t>
       </w:r>
     </w:p>
     <w:p>
@@ -15628,7 +15628,7 @@
           <w:color w:val="3C3328"/>
           <w:sz w:val="28"/>
         </w:rPr>
-        <w:t>📖 冠名贊助：贊助商把自己的名字放進活動或場館名稱（如「國泰雲門隨行吧」）以換取最大品牌曝光的贊助方式，是企業把「出錢」直接轉成「留名」最直接的一招。</w:t>
+        <w:t>📖 冠名贊助：贊助商把自己的名字放進活動或場館名稱（如「國泰雲門隨行吧」）以換取最大品牌曝光的贊助方式，是企業把「出資」直接轉成「留名」最直接的一招。</w:t>
       </w:r>
     </w:p>
     <w:p>
@@ -15656,7 +15656,7 @@
           <w:color w:val="2B2016"/>
           <w:sz w:val="38"/>
         </w:rPr>
-        <w:t>第七樣，最硬的回報：實實在在的錢</w:t>
+        <w:t>第七樣，最硬的回報：實實在在的財富</w:t>
       </w:r>
       <w:r>
         <w:rPr>
@@ -15696,7 +15696,7 @@
           <w:color w:val="222A2D"/>
           <w:sz w:val="36"/>
         </w:rPr>
-        <w:t>前面我們一起走過六樣回報——地位、曝光、不朽、聖地、人才、形象。你或許會想，這些聽起來，都有點「虛」。那麼最後這第七樣，我想留給最實在的一樣：實實在在的錢。我要用一個故事，讓各位看見——出錢贊助一段音樂，其實可以直接、扎扎實實地，撐起一家公司整整一百年的生意。</w:t>
+        <w:t>前面我們一起走過六樣回報——地位、曝光、不朽、聖地、人才、形象。你或許會想，這些聽起來，都有點「虛」。那麼最後這第七樣，我想留給最實在的一樣：實實在在的財富。我要用一個故事，讓各位看見——出資贊助一段音樂，其實可以直接、扎扎實實地，撐起一家公司整整一百年的生意。</w:t>
       </w:r>
     </w:p>
     <w:p>
@@ -15727,7 +15727,7 @@
           <w:color w:val="3C3328"/>
           <w:sz w:val="28"/>
         </w:rPr>
-        <w:t>全片壓軸的第七樣回報是「實利」——最硬、最能量化的一項：贊助方掏一筆錢促成一段音樂，換回可直接計進帳本的營收與跨世代的品牌效益，收束前六樣（地位、曝光、不朽、聖地、人才、形象）由虛到實的整條回報清單。</w:t>
+        <w:t>全片壓軸的第七樣回報是「實利」——最硬、最能量化的一項：贊助方掏一筆財富促成一段音樂，換回可直接計進帳本的營收與跨世代的品牌效益，收束前六樣（地位、曝光、不朽、聖地、人才、形象）由虛到實的整條回報清單。</w:t>
       </w:r>
     </w:p>
     <w:p>
@@ -15915,7 +15915,7 @@
           <w:color w:val="2B2016"/>
           <w:sz w:val="38"/>
         </w:rPr>
-        <w:t>Funiculì：纜車公司花錢委創，一首宣傳歌</w:t>
+        <w:t>Funiculì：纜車公司投入財富委創，一首宣傳歌</w:t>
       </w:r>
       <w:r>
         <w:rPr>
@@ -15955,7 +15955,7 @@
           <w:color w:val="222A2D"/>
           <w:sz w:val="36"/>
         </w:rPr>
-        <w:t>1880 年，義大利拿坡里的維蘇威火山，蓋好了一條登山纜車，開通了。可是纜車公司碰上一個，我相信在座每位做過新產品的人都懂的煩惱：東西明明是好的，客人卻不敢用——大家怕火山、不敢坐。他們的解方，各位猜到了嗎？他們出錢，委託作曲家丹薩（Denza）寫了一首宣傳歌，就叫《Funiculì, Funiculà》，歌名的意思，就是「纜車上山、纜車下山」。這首歌，後來常被人稱為「史上最早的廣告歌」之一——它從第一天起，就不是為了藝術，而是為了替一項產品，好好說幾句話。各位注意，出錢的是誰？是纜車公司。他們心裡想的，其實不是留名青史，而是很單純的一件事：把客人的「怕」，慢慢換成「想去」。</w:t>
+        <w:t>1880 年，義大利拿坡里的維蘇威火山，蓋好了一條登山纜車，開通了。可是纜車公司碰上一個，我相信在座每位做過新產品的人都懂的煩惱：東西明明是好的，客人卻不敢用——大家怕火山、不敢坐。他們的解方，各位猜到了嗎？他們出資，委託作曲家丹薩（Denza）寫了一首宣傳歌，就叫《Funiculì, Funiculà》，歌名的意思，就是「纜車上山、纜車下山」。這首歌，後來常被人稱為「史上最早的廣告歌」之一——它從第一天起，就不是為了藝術，而是為了替一項產品，好好說幾句話。各位注意，出資的是誰？是纜車公司。他們心裡想的，其實不是留名青史，而是很單純的一件事：把客人的「怕」，慢慢換成「想去」。</w:t>
       </w:r>
     </w:p>
     <w:p>
@@ -16066,7 +16066,7 @@
           <w:color w:val="3C3328"/>
           <w:sz w:val="28"/>
         </w:rPr>
-        <w:t>效益驚人：里柯第出版社（Casa Ricordi）發行的樂譜，據 Wikipedia／Ricordi 所載「一年內賣破百萬份」；歌名與旋律紅遍義大利與海外。等於纜車公司花一次委創（或首演推廣）的錢，換到跨國、跨世紀、至今仍在傳唱的品牌曝光。</w:t>
+        <w:t>效益驚人：里柯第出版社（Casa Ricordi）發行的樂譜，據 Wikipedia／Ricordi 所載「一年內賣破百萬份」；歌名與旋律紅遍義大利與海外。等於纜車公司花一次委創（或首演推廣）的財富，換到跨國、跨世紀、至今仍在傳唱的品牌曝光。</w:t>
       </w:r>
     </w:p>
     <w:p>
@@ -16098,7 +16098,7 @@
           <w:color w:val="3C3328"/>
           <w:sz w:val="28"/>
         </w:rPr>
-        <w:t>史實小提醒（相傳）：也有一說是記者圖爾科「半開玩笑」向丹薩提議、為慶祝纜車通車而寫，未必是公司白紙黑字下單委製；但無論哪個版本，公司出錢把它推上皮耶迪格羅塔舞台替纜車宣傳這一段是站得住的（據 Wikipedia）。</w:t>
+        <w:t>史實小提醒（相傳）：也有一說是記者圖爾科「半開玩笑」向丹薩提議、為慶祝纜車通車而寫，未必是公司白紙黑字下單委製；但無論哪個版本，公司出資把它推上皮耶迪格羅塔舞台替纜車宣傳這一段是站得住的（據 Wikipedia）。</w:t>
       </w:r>
     </w:p>
     <w:p>
@@ -16130,7 +16130,7 @@
           <w:color w:val="3C3328"/>
           <w:sz w:val="28"/>
         </w:rPr>
-        <w:t>給企業的一句提煉：好產品賣不動，缺的往往不是工程而是「一個讓人克服恐懼、願意嘗試」的記憶點；一百四十多年前的纜車公司，就已經懂得花錢買一首歌來做這件事。</w:t>
+        <w:t>給企業的一句提煉：好產品賣不動，缺的往往不是工程而是「一個讓人克服恐懼、願意嘗試」的記憶點；一百四十多年前的纜車公司，就已經懂得投入財富買一首歌來做這件事。</w:t>
       </w:r>
     </w:p>
     <w:p>
@@ -16274,7 +16274,7 @@
           <w:color w:val="3C3328"/>
           <w:sz w:val="28"/>
         </w:rPr>
-        <w:t>📖 股份公司（Société anonyme，法文）：字面意為「匿名（股份）公司」，相當於英文 joint-stock company、今日的股份有限公司；纜車經營方即以這種現代企業型態運作，才有資本與動機去花錢做行銷。</w:t>
+        <w:t>📖 股份公司（Société anonyme，法文）：字面意為「匿名（股份）公司」，相當於英文 joint-stock company、今日的股份有限公司；纜車經營方即以這種現代企業型態運作，才有資本與動機去投入財富做行銷。</w:t>
       </w:r>
     </w:p>
     <w:p>
@@ -16403,7 +16403,7 @@
           <w:color w:val="222A2D"/>
           <w:sz w:val="36"/>
         </w:rPr>
-        <w:t>這首委託來的宣傳歌，效果好到什麼地步？樂譜一年之內就賣破一百萬份，歌聲傳遍全歐洲的沙龍和街頭，「去拿坡里、坐纜車上維蘇威」，成了整個歐洲人心裡的旅遊夢。各位想想，多麼奇妙：一首短短三分鐘的歌，竟然把大家心裡的那份「怕」，一句一句，唱成了「想去」。而這份名氣，接著就真的化成了門口的客人：1888 年，旅行社的老祖宗、英國的湯瑪斯·庫克公司（Thomas Cook），把這條纜車編進了國際觀光行程，世界各地的旅客跟著行程表一路上山，運量一年年往上翻。你會發現，這條漂亮的成長曲線，它的起點，就是纜車公司當年出錢委託的那一首歌。這，就是我說的第七樣、最實在的一樣回報——真真切切的客人，真真切切的收入。</w:t>
+        <w:t>這首委託來的宣傳歌，效果好到什麼地步？樂譜一年之內就賣破一百萬份，歌聲傳遍全歐洲的沙龍和街頭，「去拿坡里、坐纜車上維蘇威」，成了整個歐洲人心裡的旅遊夢。各位想想，多麼奇妙：一首短短三分鐘的歌，竟然把大家心裡的那份「怕」，一句一句，唱成了「想去」。而這份名氣，接著就真的化成了門口的客人：1888 年，旅行社的老祖宗、英國的湯瑪斯·庫克公司（Thomas Cook），把這條纜車編進了國際觀光行程，世界各地的旅客跟著行程表一路上山，運量一年年往上翻。你會發現，這條漂亮的成長曲線，它的起點，就是纜車公司當年出資委託的那一首歌。這，就是我說的第七樣、最實在的一樣回報——真真切切的客人，真真切切的收入。</w:t>
       </w:r>
     </w:p>
     <w:p>
@@ -16530,7 +16530,7 @@
           <w:color w:val="3C3328"/>
           <w:sz w:val="28"/>
         </w:rPr>
-        <w:t>名氣兌現成生意的關鍵人物是庫克父子：纜車開幕後幾年經營困難，1882 年約翰·梅森·庫克（John Mason Cook）首度搭乘，1886 年他先墊錢維持營運，1887 至 1888 年間乾脆把整條纜車（及其特許經營權）收下、變成自家旅行社的獨家資產（不同來源記為 1887 買下／1888 取得特許，故此處採區間）。</w:t>
+        <w:t>名氣兌現成生意的關鍵人物是庫克父子：纜車開幕後幾年經營困難，1882 年約翰·梅森·庫克（John Mason Cook）首度搭乘，1886 年他先墊付財富維持營運，1887 至 1888 年間乾脆把整條纜車（及其特許經營權）收下、變成自家旅行社的獨家資產（不同來源記為 1887 買下／1888 取得特許，故此處採區間）。</w:t>
       </w:r>
     </w:p>
     <w:p>
@@ -16822,7 +16822,7 @@
           <w:color w:val="222A2D"/>
           <w:sz w:val="36"/>
         </w:rPr>
-        <w:t>這門生意後來的命運，其實經歷了一場，大概是商業史上最嚴酷的考驗。1906 年，維蘇威火山大噴發，車站、車廂全被埋進二、三十公尺深的火山灰裡——照理說，故事到這裡該畫上句點了吧？可是三年後，1909 年，纜車重建、重新復駛；1911 年山崩再停，隔年 1912 年，它又開了。為什麼一次又一次，人們都捨不得放手、都願意再蓋一次？因為那首歌留下的名氣和穩定的客源，讓每一次重建，都值得。硬體終究會被天災帶走——但那首 1880 年的委託之作，到今天還活在全世界的電影、廣告、音樂會裡，默默替維蘇威、替拿坡里「免費帶客」。所以留給在座各位的，是一個很溫暖的提醒：產品會有老去的一天，但一件用心做的贊助內容，卻能陪一家企業，一起跨越一個又一個世紀。一次委託，回報以百年計——說到底，這就是把錢投入美，最令人動容的一種複利。好，聽完了它的身世，等一下，就換我們自己，一起把這首歌唱一遍。</w:t>
+        <w:t>這門生意後來的命運，其實經歷了一場，大概是商業史上最嚴酷的考驗。1906 年，維蘇威火山大噴發，車站、車廂全被埋進二、三十公尺深的火山灰裡——照理說，故事到這裡該畫上句點了吧？可是三年後，1909 年，纜車重建、重新復駛；1911 年山崩再停，隔年 1912 年，它又開了。為什麼一次又一次，人們都捨不得放手、都願意再蓋一次？因為那首歌留下的名氣和穩定的客源，讓每一次重建，都值得。硬體終究會被天災帶走——但那首 1880 年的委託之作，到今天還活在全世界的電影、廣告、音樂會裡，默默替維蘇威、替拿坡里「免費帶客」。所以留給在座各位的，是一個很溫暖的提醒：產品會有老去的一天，但一件用心做的贊助內容，卻能陪一家企業，一起跨越一個又一個世紀。一次委託，回報以百年計——說到底，這就是把財富投入美，最令人動容的一種複利。好，聽完了它的身世，等一下，就換我們自己，一起把這首歌唱一遍。</w:t>
       </w:r>
     </w:p>
     <w:p>
@@ -16853,7 +16853,7 @@
           <w:color w:val="3C3328"/>
           <w:sz w:val="28"/>
         </w:rPr>
-        <w:t>這張延續前面「Funiculì, Funiculà」四張的收尾，把鏡頭從「那首歌」拉回到「出錢蓋纜車、又一次次掏錢重建的業主」身上：主角不是作曲家，而是這門生意的金主與它百年不敗的行銷資產。</w:t>
+        <w:t>這張延續前面「Funiculì, Funiculà」四張的收尾，把鏡頭從「那首歌」拉回到「出資蓋纜車、又一次次出資重建的業主」身上：主角不是作曲家，而是這門生意的金主與它百年不敗的行銷資產。</w:t>
       </w:r>
     </w:p>
     <w:p>
@@ -16885,7 +16885,7 @@
           <w:color w:val="3C3328"/>
           <w:sz w:val="28"/>
         </w:rPr>
-        <w:t>誰出的錢：發起人是匈牙利企業家歐布利特（Ernesto Emanuele Oblieght），背後由羅馬銀行（Banco di Roma）提供資金；1879 年以約 16,000 英鎊發包給米蘭的奧利維耶里（Emilio Olivieri）承建（金額據 JRTR／Thomas Cook 史料）。最初只有兩節 8 人座車廂，分別取名「Etna」（埃特納火山）與「Vesuvio」（維蘇威火山）。</w:t>
+        <w:t>誰出的財富：發起人是匈牙利企業家歐布利特（Ernesto Emanuele Oblieght），背後由羅馬銀行（Banco di Roma）提供資金；1879 年以約 16,000 英鎊發包給米蘭的奧利維耶里（Emilio Olivieri）承建（金額據 JRTR／Thomas Cook 史料）。最初只有兩節 8 人座車廂，分別取名「Etna」（埃特納火山）與「Vesuvio」（維蘇威火山）。</w:t>
       </w:r>
     </w:p>
     <w:p>
@@ -16933,7 +16933,7 @@
           <w:color w:val="3C3328"/>
           <w:sz w:val="28"/>
         </w:rPr>
-        <w:t>英國金主接手把名氣做成金流：這門生意早年並不賺錢，英國旅行社湯瑪士·庫克父子公司（Thomas Cook &amp; Son）的小庫克（John Mason Cook）1882 年首度搭乘，1886 年起先墊錢救急，1887 至 1888 年間乾脆把纜車特許權整個買下，1889 年 5 月以翻新設備重新開幕。</w:t>
+        <w:t>英國金主接手把名氣做成金流：這門生意早年並不獲利，英國旅行社湯瑪士·庫克父子公司（Thomas Cook &amp; Son）的小庫克（John Mason Cook）1882 年首度搭乘，1886 年起先墊付財富救急，1887 至 1888 年間乾脆把纜車特許權整個買下，1889 年 5 月以翻新設備重新開幕。</w:t>
       </w:r>
     </w:p>
     <w:p>
@@ -17061,7 +17061,7 @@
           <w:color w:val="3C3328"/>
           <w:sz w:val="28"/>
         </w:rPr>
-        <w:t>到今天仍在免費帶客：Funiculì, Funiculà 至今活在全球電影、廣告、音樂會與教科書裡，等於替維蘇威、替拿坡里做了一百四十多年不用再付錢的宣傳（該曲 1993 年 1 月 1 日進入公共領域）；硬體的生命週期以年計，這件委創內容的生命週期以世紀計。</w:t>
+        <w:t>到今天仍在免費帶客：Funiculì, Funiculà 至今活在全球電影、廣告、音樂會與教科書裡，等於替維蘇威、替拿坡里做了一百四十多年不用再出資的宣傳（該曲 1993 年 1 月 1 日進入公共領域）；硬體的生命週期以年計，這件委創內容的生命週期以世紀計。</w:t>
       </w:r>
     </w:p>
     <w:p>
@@ -17109,7 +17109,7 @@
           <w:color w:val="3C3328"/>
           <w:sz w:val="28"/>
         </w:rPr>
-        <w:t>📖 委創（commission，委託創作）：出資者指定題目、付錢請人量身創作作品的模式；當時＝金主替一件產品或場館訂做專屬內容，本張的歌就是纜車業主委創的行銷資產。</w:t>
+        <w:t>📖 委創（commission，委託創作）：出資者指定題目、出資請人量身創作作品的模式；當時＝金主替一件產品或場館訂做專屬內容，本張的歌就是纜車業主委創的行銷資產。</w:t>
       </w:r>
     </w:p>
     <w:p>
@@ -17281,7 +17281,7 @@
           <w:color w:val="2B2016"/>
           <w:sz w:val="38"/>
         </w:rPr>
-        <w:t>企業的回報：贊助藝術，買到錢買不到的東西</w:t>
+        <w:t>企業的回報：贊助藝術，買到財富也買不到的東西</w:t>
       </w:r>
       <w:r>
         <w:rPr>
@@ -17400,7 +17400,7 @@
           <w:color w:val="3C3328"/>
           <w:sz w:val="28"/>
         </w:rPr>
-        <w:t>📖 安德魯·卡內基（Andrew Carnegie，1835–1919）：蘇格蘭裔美國鋼鐵大亨、十九世紀末美國首富之一。此案罕見地未套用他平時要求他人配捐的「卡內基公式」，而是獨力補足音樂廳虧損直到 1919 年過世；他換到的，是把家族姓氏永久掛在世界最具聲望的舞台上——一種錢買不到的品牌資產。</w:t>
+        <w:t>📖 安德魯·卡內基（Andrew Carnegie，1835–1919）：蘇格蘭裔美國鋼鐵大亨、十九世紀末美國首富之一。此案罕見地未套用他平時要求他人配捐的「卡內基公式」，而是獨力補足音樂廳虧損直到 1919 年過世；他換到的，是把家族姓氏永久掛在世界最具聲望的舞台上——一種財富也買不到的品牌資產。</w:t>
       </w:r>
     </w:p>
     <w:p>
@@ -17432,7 +17432,7 @@
           <w:color w:val="3C3328"/>
           <w:sz w:val="28"/>
         </w:rPr>
-        <w:t>📖 路德維希二世（Ludwig II of Bavaria，1845–1886）：巴伐利亞國王、華格納最關鍵的金主。民間認股募資不順時，他於 1874 年 1 月撥款十萬塔勒（Thaler，當時德語區通行的銀幣單位）以信貸方式挹注，工程才得以加速、音樂節才辦得成——王室這筆錢，直接決定了一個文化品牌能否誕生。</w:t>
+        <w:t>📖 路德維希二世（Ludwig II of Bavaria，1845–1886）：巴伐利亞國王、華格納最關鍵的金主。民間認股募資不順時，他於 1874 年 1 月撥款十萬塔勒（Thaler，當時德語區通行的銀幣單位）以信貸方式挹注，工程才得以加速、音樂節才辦得成——王室這筆財富，直接決定了一個文化品牌能否誕生。</w:t>
       </w:r>
     </w:p>
     <w:p>
@@ -17640,7 +17640,7 @@
           <w:color w:val="3C3328"/>
           <w:sz w:val="28"/>
         </w:rPr>
-        <w:t>核心金句（原封保留）：贊助藝術不是成本，而是一筆會增值的長期資產——建築掛名、名琴收藏、育才養團、觀光客流，都是「錢一次投入、聲望與實利長期回流」。</w:t>
+        <w:t>核心金句（原封保留）：贊助藝術不是成本，而是一筆會增值的長期資產——建築掛名、名琴收藏、育才養團、觀光客流，都是「財富一次投入、聲望與實利長期回流」。</w:t>
       </w:r>
     </w:p>
     <w:p>
@@ -17787,23 +17787,23 @@
           <w:color w:val="3C3328"/>
           <w:sz w:val="28"/>
         </w:rPr>
-        <w:t>📖 〈歡樂頌〉（Ode to Joy，德文原題 An die Freude）：貝多芬（Ludwig van Beethoven）第九號交響曲（作品 125）末樂章的合唱主題，歌詞改編自席勒（Friedrich Schiller）1785 年寫、1803 年修訂的同名詩；1824 年 5 月 7 日在維也納首演。全曲題獻給普魯士國王腓特烈．威廉三世（Friedrich Wilhelm III），呼應「不朽之名」一站的題獻故事——把作品獻給有權有錢的贊助者，本身就是一樁交換。場合：尾牙、開工、團隊誓師，凝聚人心、鼓舞士氣。</w:t>
-      </w:r>
-    </w:p>
-    <w:p>
-      <w:pPr>
-        <w:pStyle w:val="ListBullet"/>
-        <w:spacing w:after="60" w:line="312" w:lineRule="auto"/>
-      </w:pPr>
-      <w:r>
-        <w:rPr>
-          <w:rFonts w:ascii="Microsoft JhengHei" w:hAnsi="Microsoft JhengHei" w:eastAsia="Microsoft JhengHei" w:cs="Microsoft JhengHei"/>
-          <w:b w:val="0"/>
-          <w:i w:val="0"/>
-          <w:color w:val="3C3328"/>
-          <w:sz w:val="28"/>
-        </w:rPr>
-        <w:t>📖 《Funiculì, Funiculà》（拿坡里方言，意為「纜車上、纜車下」）：1880 年的拿坡里歌曲，鄧扎（Luigi Denza）作曲、圖爾科（Peppino Turco）作詞，為慶祝維蘇威火山（Mount Vesuvius）第一條纜車（1879 年建、1880 年通車）啟用而寫；因通車後乘客稀少，索性用一首歌替新交通工具打廣告，堪稱最早的「商業廣告歌」之一。當年於皮耶迪格洛塔（Piedigrotta）音樂節首演，由里柯第（Casa Ricordi）出版，一年內賣出上百萬份樂譜（據 Wikipedia）；這正是第七樣（實利）的主角，企業花錢、音樂帶客。場合：炒熱氣氛、帶動全場。</w:t>
+        <w:t>📖 〈歡樂頌〉（Ode to Joy，德文原題 An die Freude）：貝多芬（Ludwig van Beethoven）第九號交響曲（作品 125）末樂章的合唱主題，歌詞改編自席勒（Friedrich Schiller）1785 年寫、1803 年修訂的同名詩；1824 年 5 月 7 日在維也納首演。全曲題獻給普魯士國王腓特烈．威廉三世（Friedrich Wilhelm III），呼應「不朽之名」一站的題獻故事——把作品獻給有權有財富的贊助者，本身就是一樁交換。場合：尾牙、開工、團隊誓師，凝聚人心、鼓舞士氣。</w:t>
+      </w:r>
+    </w:p>
+    <w:p>
+      <w:pPr>
+        <w:pStyle w:val="ListBullet"/>
+        <w:spacing w:after="60" w:line="312" w:lineRule="auto"/>
+      </w:pPr>
+      <w:r>
+        <w:rPr>
+          <w:rFonts w:ascii="Microsoft JhengHei" w:hAnsi="Microsoft JhengHei" w:eastAsia="Microsoft JhengHei" w:cs="Microsoft JhengHei"/>
+          <w:b w:val="0"/>
+          <w:i w:val="0"/>
+          <w:color w:val="3C3328"/>
+          <w:sz w:val="28"/>
+        </w:rPr>
+        <w:t>📖 《Funiculì, Funiculà》（拿坡里方言，意為「纜車上、纜車下」）：1880 年的拿坡里歌曲，鄧扎（Luigi Denza）作曲、圖爾科（Peppino Turco）作詞，為慶祝維蘇威火山（Mount Vesuvius）第一條纜車（1879 年建、1880 年通車）啟用而寫；因通車後乘客稀少，索性用一首歌替新交通工具打廣告，堪稱最早的「商業廣告歌」之一。當年於皮耶迪格洛塔（Piedigrotta）音樂節首演，由里柯第（Casa Ricordi）出版，一年內賣出上百萬份樂譜（據 Wikipedia）；這正是第七樣（實利）的主角，企業投入財富、音樂帶客。場合：炒熱氣氛、帶動全場。</w:t>
       </w:r>
     </w:p>
     <w:p>
@@ -17835,7 +17835,7 @@
           <w:color w:val="3C3328"/>
           <w:sz w:val="28"/>
         </w:rPr>
-        <w:t>📖 軟實力（soft power）：美國政治學者奈伊（Joseph Nye）1990 年提出的概念，指不靠強制、金錢或命令，而靠吸引力、品味與認同去影響他人的能力；此處借指領導者用音樂經營氣氛與個人形象的本事。</w:t>
+        <w:t>📖 軟實力（soft power）：美國政治學者奈伊（Joseph Nye）1990 年提出的概念，指不靠強制、財富或命令，而靠吸引力、品味與認同去影響他人的能力；此處借指領導者用音樂經營氣氛與個人形象的本事。</w:t>
       </w:r>
     </w:p>
     <w:p>
@@ -18091,7 +18091,7 @@
           <w:color w:val="3C3328"/>
           <w:sz w:val="28"/>
         </w:rPr>
-        <w:t>📖 宮廷樂長（Kapellmeister）：德語「樂隊隊長」，統籌一個宮廷所有音樂事務的最高職位；當時＝領主花錢雇來的「音樂總監兼首席研發長」，海頓 1766 年老樂長去世後接任此職。</w:t>
+        <w:t>📖 宮廷樂長（Kapellmeister）：德語「樂隊隊長」，統籌一個宮廷所有音樂事務的最高職位；當時＝領主投入財富雇來的「音樂總監兼首席研發長」，海頓 1766 年老樂長去世後接任此職。</w:t>
       </w:r>
     </w:p>
     <w:p>
@@ -18155,7 +18155,7 @@
           <w:color w:val="3C3328"/>
           <w:sz w:val="28"/>
         </w:rPr>
-        <w:t>📖 法國大型音樂會協會（Société des Grandes Auditions Musicales de France）：女伯爵 1890 年成立並主持的音樂贊助組織，專演冷門與新作（含華格納、白遼士等），1913 年停辦；當時＝由金主出錢、把「還沒被市場接受的傑作」推上舞台的平台。</w:t>
+        <w:t>📖 法國大型音樂會協會（Société des Grandes Auditions Musicales de France）：女伯爵 1890 年成立並主持的音樂贊助組織，專演冷門與新作（含華格納、白遼士等），1913 年停辦；當時＝由金主出資、把「還沒被市場接受的傑作」推上舞台的平台。</w:t>
       </w:r>
     </w:p>
     <w:p>
@@ -18414,7 +18414,7 @@
           <w:color w:val="3C3328"/>
           <w:sz w:val="28"/>
         </w:rPr>
-        <w:t>📖 委創／委託創作（commission）：贊助者出錢、指定作曲家為某場合或某品牌量身寫一部新作品；當時＝纜車通車，就催生出替它宣傳的《Funiculì, Funiculà》。</w:t>
+        <w:t>📖 委創／委託創作（commission）：贊助者出資、指定作曲家為某場合或某品牌量身寫一部新作品；當時＝纜車通車，就催生出替它宣傳的《Funiculì, Funiculà》。</w:t>
       </w:r>
     </w:p>
     <w:p>
@@ -18609,39 +18609,39 @@
           <w:color w:val="3C3328"/>
           <w:sz w:val="28"/>
         </w:rPr>
-        <w:t>📖 城市民兵／火槍手公會（schutterij／kloveniers）：荷蘭城市裡由市民（多為商人、工匠）組成的自衛兼社交團體；當時＝有錢有地位的生意人結社，既維持治安、也一起吃飯應酬、集體出錢彰顯身分——本質就是那個年代的「跨業交流會」，也正好呼應本片講給企業聽的合資當金主。</w:t>
-      </w:r>
-    </w:p>
-    <w:p>
-      <w:pPr>
-        <w:pStyle w:val="ListBullet"/>
-        <w:spacing w:after="60" w:line="312" w:lineRule="auto"/>
-      </w:pPr>
-      <w:r>
-        <w:rPr>
-          <w:rFonts w:ascii="Microsoft JhengHei" w:hAnsi="Microsoft JhengHei" w:eastAsia="Microsoft JhengHei" w:cs="Microsoft JhengHei"/>
-          <w:b w:val="0"/>
-          <w:i w:val="0"/>
-          <w:color w:val="3C3328"/>
-          <w:sz w:val="28"/>
-        </w:rPr>
-        <w:t>📖 荷蘭盾（guilder／gulden）：17 世紀荷蘭黃金時代的通用貨幣單位；當時＝阿姆斯特丹商人日常記帳的錢，一位民兵掏 100 盾入股一幅團體畫像，是一筆體面、但遠非天價的社交投資。</w:t>
-      </w:r>
-    </w:p>
-    <w:p>
-      <w:pPr>
-        <w:pStyle w:val="ListBullet"/>
-        <w:spacing w:after="60" w:line="312" w:lineRule="auto"/>
-      </w:pPr>
-      <w:r>
-        <w:rPr>
-          <w:rFonts w:ascii="Microsoft JhengHei" w:hAnsi="Microsoft JhengHei" w:eastAsia="Microsoft JhengHei" w:cs="Microsoft JhengHei"/>
-          <w:b w:val="0"/>
-          <w:i w:val="0"/>
-          <w:color w:val="3C3328"/>
-          <w:sz w:val="28"/>
-        </w:rPr>
-        <w:t>三個記憶點是所有提案的靈魂：對等（不是施捨，是對等的合作）、可持續（不是一次性的曝光，是長期經營的關係）、共融（不是高高在上，是與藝術家、與社群共融）——做到這三點，贊助者投下的每一分錢，都會加倍回到自己身上。</w:t>
+        <w:t>📖 城市民兵／火槍手公會（schutterij／kloveniers）：荷蘭城市裡由市民（多為商人、工匠）組成的自衛兼社交團體；當時＝有財富有地位的生意人結社，既維持治安、也一起吃飯應酬、集體出資彰顯身分——本質就是那個年代的「跨業交流會」，也正好呼應本片講給企業聽的合資當金主。</w:t>
+      </w:r>
+    </w:p>
+    <w:p>
+      <w:pPr>
+        <w:pStyle w:val="ListBullet"/>
+        <w:spacing w:after="60" w:line="312" w:lineRule="auto"/>
+      </w:pPr>
+      <w:r>
+        <w:rPr>
+          <w:rFonts w:ascii="Microsoft JhengHei" w:hAnsi="Microsoft JhengHei" w:eastAsia="Microsoft JhengHei" w:cs="Microsoft JhengHei"/>
+          <w:b w:val="0"/>
+          <w:i w:val="0"/>
+          <w:color w:val="3C3328"/>
+          <w:sz w:val="28"/>
+        </w:rPr>
+        <w:t>📖 荷蘭盾（guilder／gulden）：17 世紀荷蘭黃金時代的通用貨幣單位；當時＝阿姆斯特丹商人日常記帳的財富，一位民兵掏 100 盾入股一幅團體畫像，是一筆體面、但遠非天價的社交投資。</w:t>
+      </w:r>
+    </w:p>
+    <w:p>
+      <w:pPr>
+        <w:pStyle w:val="ListBullet"/>
+        <w:spacing w:after="60" w:line="312" w:lineRule="auto"/>
+      </w:pPr>
+      <w:r>
+        <w:rPr>
+          <w:rFonts w:ascii="Microsoft JhengHei" w:hAnsi="Microsoft JhengHei" w:eastAsia="Microsoft JhengHei" w:cs="Microsoft JhengHei"/>
+          <w:b w:val="0"/>
+          <w:i w:val="0"/>
+          <w:color w:val="3C3328"/>
+          <w:sz w:val="28"/>
+        </w:rPr>
+        <w:t>三個記憶點是所有提案的靈魂：對等（不是施捨，是對等的合作）、可持續（不是一次性的曝光，是長期經營的關係）、共融（不是高高在上，是與藝術家、與社群共融）——做到這三點，贊助者投下的每一分投入，都會加倍回到自己身上。</w:t>
       </w:r>
     </w:p>
     <w:p>
@@ -18709,7 +18709,7 @@
           <w:color w:val="222A2D"/>
           <w:sz w:val="36"/>
         </w:rPr>
-        <w:t>各位看這一頁樂譜，它是空白的——因為它還沒被寫出來。從梅迪奇，到路德維希二世，到卡內基，其實每一位願意委託新作品的金主，都把自己的名字，輕輕寫進了未來的文化史。而今天，輪到你了。你不必懂作曲，你只需要做一個決定：委託一部屬於這個時代、也屬於你品牌的新作品。說不定三百年後，還會有人記得，是你，在今天付了這筆錢。</w:t>
+        <w:t>各位看這一頁樂譜，它是空白的——因為它還沒被寫出來。從梅迪奇，到路德維希二世，到卡內基，其實每一位願意委託新作品的金主，都把自己的名字，輕輕寫進了未來的文化史。而今天，輪到你了。你不必懂作曲，你只需要做一個決定：委託一部屬於這個時代、也屬於你品牌的新作品。說不定三百年後，還會有人記得，是你，在今天付了這筆財富。</w:t>
       </w:r>
     </w:p>
     <w:p>
@@ -18756,39 +18756,39 @@
           <w:color w:val="3C3328"/>
           <w:sz w:val="28"/>
         </w:rPr>
-        <w:t>委創的本質是「把品牌名字寫進未來文化史」：付錢的人買到的不是一場演出，而是一部會掛著他名字、自己流傳幾百年的作品；這是本張把四百年贊助史收攏到企業家眼前的核心賣點。</w:t>
-      </w:r>
-    </w:p>
-    <w:p>
-      <w:pPr>
-        <w:pStyle w:val="ListBullet"/>
-        <w:spacing w:after="60" w:line="312" w:lineRule="auto"/>
-      </w:pPr>
-      <w:r>
-        <w:rPr>
-          <w:rFonts w:ascii="Microsoft JhengHei" w:hAnsi="Microsoft JhengHei" w:eastAsia="Microsoft JhengHei" w:cs="Microsoft JhengHei"/>
-          <w:b w:val="0"/>
-          <w:i w:val="0"/>
-          <w:color w:val="3C3328"/>
-          <w:sz w:val="28"/>
-        </w:rPr>
-        <w:t>三個金主、三種回報——梅迪奇用一場婚慶換來「歌劇之城」的永久聲望、路德維希二世用金援換到一座以他情感為名的劇院神話、卡內基用一棟建築把姓氏刻進世界舞台；共同點是他們付的錢買到的都是一個名字，而不是一次消費。</w:t>
-      </w:r>
-    </w:p>
-    <w:p>
-      <w:pPr>
-        <w:pStyle w:val="ListBullet"/>
-        <w:spacing w:after="60" w:line="312" w:lineRule="auto"/>
-      </w:pPr>
-      <w:r>
-        <w:rPr>
-          <w:rFonts w:ascii="Microsoft JhengHei" w:hAnsi="Microsoft JhengHei" w:eastAsia="Microsoft JhengHei" w:cs="Microsoft JhengHei"/>
-          <w:b w:val="0"/>
-          <w:i w:val="0"/>
-          <w:color w:val="3C3328"/>
-          <w:sz w:val="28"/>
-        </w:rPr>
-        <w:t>📖 委創（commission，委託創作）：指出資者付錢請作曲家為特定場合或目的寫一部全新的原創作品，不是買現成樂譜，而是「從無到有」把作品叫出來；委託者可以是個人、品牌、樂團或機構，付錢的一方名字就跟著這部作品進入音樂史，這是本場全片「金主視角」的最終行動呼籲。</w:t>
+        <w:t>委創的本質是「把品牌名字寫進未來文化史」：出資的人買到的不是一場演出，而是一部會掛著他名字、自己流傳幾百年的作品；這是本張把四百年贊助史收攏到企業家眼前的核心賣點。</w:t>
+      </w:r>
+    </w:p>
+    <w:p>
+      <w:pPr>
+        <w:pStyle w:val="ListBullet"/>
+        <w:spacing w:after="60" w:line="312" w:lineRule="auto"/>
+      </w:pPr>
+      <w:r>
+        <w:rPr>
+          <w:rFonts w:ascii="Microsoft JhengHei" w:hAnsi="Microsoft JhengHei" w:eastAsia="Microsoft JhengHei" w:cs="Microsoft JhengHei"/>
+          <w:b w:val="0"/>
+          <w:i w:val="0"/>
+          <w:color w:val="3C3328"/>
+          <w:sz w:val="28"/>
+        </w:rPr>
+        <w:t>三個金主、三種回報——梅迪奇用一場婚慶換來「歌劇之城」的永久聲望、路德維希二世用金援換到一座以他情感為名的劇院神話、卡內基用一棟建築把姓氏刻進世界舞台；共同點是他們付的財富買到的都是一個名字，而不是一次消費。</w:t>
+      </w:r>
+    </w:p>
+    <w:p>
+      <w:pPr>
+        <w:pStyle w:val="ListBullet"/>
+        <w:spacing w:after="60" w:line="312" w:lineRule="auto"/>
+      </w:pPr>
+      <w:r>
+        <w:rPr>
+          <w:rFonts w:ascii="Microsoft JhengHei" w:hAnsi="Microsoft JhengHei" w:eastAsia="Microsoft JhengHei" w:cs="Microsoft JhengHei"/>
+          <w:b w:val="0"/>
+          <w:i w:val="0"/>
+          <w:color w:val="3C3328"/>
+          <w:sz w:val="28"/>
+        </w:rPr>
+        <w:t>📖 委創（commission，委託創作）：指出資者出資請作曲家為特定場合或目的寫一部全新的原創作品，不是買現成樂譜，而是「從無到有」把作品叫出來；委託者可以是個人、品牌、樂團或機構，出資的一方名字就跟著這部作品進入音樂史，這是本場全片「金主視角」的最終行動呼籲。</w:t>
       </w:r>
     </w:p>
     <w:p>
@@ -18852,7 +18852,7 @@
           <w:color w:val="3C3328"/>
           <w:sz w:val="28"/>
         </w:rPr>
-        <w:t>📖 樂譜佔位 d2-modern-piano：本張採用的空白樂譜版面代號（d2 為投影片樣式、modern 指全片最後的「現代橋接」站、piano 為鋼琴譜），刻意不放任何譜例，象徵「一部尚未被委託出來的當代新作」，把譜上的空白留給下一位願意出錢的品牌。</w:t>
+        <w:t>📖 樂譜佔位 d2-modern-piano：本張採用的空白樂譜版面代號（d2 為投影片樣式、modern 指全片最後的「現代橋接」站、piano 為鋼琴譜），刻意不放任何譜例，象徵「一部尚未被委託出來的當代新作」，把譜上的空白留給下一位願意出資的品牌。</w:t>
       </w:r>
     </w:p>
     <w:p>
@@ -18920,7 +18920,7 @@
           <w:color w:val="222A2D"/>
           <w:sz w:val="36"/>
         </w:rPr>
-        <w:t>我們一起把今天的地圖，輕輕再走一遍。出錢贊助藝術，你我會換到七樣東西：一、地位與權力，梅迪奇；二、集體曝光，《夜巡》那群公會裡的生意人，其實就是各位；三、不朽之名，貝多芬的三位貴族、佛瑞的女伯爵、郭德堡的伯爵，還有梵谷的弟弟；四、聖地與冠名，拜羅伊特、卡內基、三得利、迪士尼；五、人才與凝聚，埃斯特哈齊；六、國家與企業的形象，拿破崙、威爾第、普契尼、賓士、奇美；七、最實在的一樣，那家靠一首歌撐起百年的纜車公司。說到底，不論你的公司多大、多小，你都當得起這個金主。所以請把今天唯一的這句話帶走：你成就音樂，音樂也成就你。</w:t>
+        <w:t>我們一起把今天的地圖，輕輕再走一遍。出資贊助藝術，你我會換到七樣東西：一、地位與權力，梅迪奇；二、集體曝光，《夜巡》那群公會裡的生意人，其實就是各位；三、不朽之名，貝多芬的三位貴族、佛瑞的女伯爵、郭德堡的伯爵，還有梵谷的弟弟；四、聖地與冠名，拜羅伊特、卡內基、三得利、迪士尼；五、人才與凝聚，埃斯特哈齊；六、國家與企業的形象，拿破崙、威爾第、普契尼、賓士、奇美；七、最實在的一樣，那家靠一首歌撐起百年的纜車公司。說到底，不論你的公司多大、多小，你都當得起這個金主。所以請把今天唯一的這句話帶走：你成就音樂，音樂也成就你。</w:t>
       </w:r>
     </w:p>
     <w:p>
@@ -18951,39 +18951,39 @@
           <w:color w:val="3C3328"/>
           <w:sz w:val="28"/>
         </w:rPr>
-        <w:t>這張是全片的「金主資產負債表」——把四百年間出錢者換到的東西收攏成七欄：地位與權力、集體曝光、不朽之名、聖地與冠名、人才與凝聚、國家與企業形象、最硬的實利；聽眾要帶走的不是音樂史，而是「贊助能換到什麼」這份對照表。</w:t>
-      </w:r>
-    </w:p>
-    <w:p>
-      <w:pPr>
-        <w:pStyle w:val="ListBullet"/>
-        <w:spacing w:after="60" w:line="312" w:lineRule="auto"/>
-      </w:pPr>
-      <w:r>
-        <w:rPr>
-          <w:rFonts w:ascii="Microsoft JhengHei" w:hAnsi="Microsoft JhengHei" w:eastAsia="Microsoft JhengHei" w:cs="Microsoft JhengHei"/>
-          <w:b w:val="0"/>
-          <w:i w:val="0"/>
-          <w:color w:val="3C3328"/>
-          <w:sz w:val="28"/>
-        </w:rPr>
-        <w:t>七欄的代表金主一次對位：地位＝梅迪奇（Medici，佛羅倫斯銀行世家）；曝光＝林布蘭（Rembrandt）《夜巡》裡合資入畫的阿姆斯特丹民兵連商紳（每人分攤畫費、據載出錢多寡還影響在畫中位置，正是「集資也能當金主」的原型，也就是台下各位）；不朽＝替貝多芬、佛瑞、巴赫、梵谷埋單的貴族與親人；冠名＝拜羅伊特、卡內基、三得利、迪士尼四座以出資者命名的殿堂；凝聚＝養整支宮廷樂團的埃斯特哈齊（Esterházy）親王家；形象＝拿破崙、威爾第、普契尼與賓士、奇美；實利＝靠一首歌撐起百年的維蘇威纜車公司。</w:t>
-      </w:r>
-    </w:p>
-    <w:p>
-      <w:pPr>
-        <w:pStyle w:val="ListBullet"/>
-        <w:spacing w:after="60" w:line="312" w:lineRule="auto"/>
-      </w:pPr>
-      <w:r>
-        <w:rPr>
-          <w:rFonts w:ascii="Microsoft JhengHei" w:hAnsi="Microsoft JhengHei" w:eastAsia="Microsoft JhengHei" w:cs="Microsoft JhengHei"/>
-          <w:b w:val="0"/>
-          <w:i w:val="0"/>
-          <w:color w:val="3C3328"/>
-          <w:sz w:val="28"/>
-        </w:rPr>
-        <w:t>保留原點：豪門（梅迪奇）與集體合資（《夜巡》公會）都可以是金主，規模不是門檻——關鍵是願不願意出錢對號入座。</w:t>
+        <w:t>這張是全片的「金主資產負債表」——把四百年間出資者換到的東西收攏成七欄：地位與權力、集體曝光、不朽之名、聖地與冠名、人才與凝聚、國家與企業形象、最硬的實利；聽眾要帶走的不是音樂史，而是「贊助能換到什麼」這份對照表。</w:t>
+      </w:r>
+    </w:p>
+    <w:p>
+      <w:pPr>
+        <w:pStyle w:val="ListBullet"/>
+        <w:spacing w:after="60" w:line="312" w:lineRule="auto"/>
+      </w:pPr>
+      <w:r>
+        <w:rPr>
+          <w:rFonts w:ascii="Microsoft JhengHei" w:hAnsi="Microsoft JhengHei" w:eastAsia="Microsoft JhengHei" w:cs="Microsoft JhengHei"/>
+          <w:b w:val="0"/>
+          <w:i w:val="0"/>
+          <w:color w:val="3C3328"/>
+          <w:sz w:val="28"/>
+        </w:rPr>
+        <w:t>七欄的代表金主一次對位：地位＝梅迪奇（Medici，佛羅倫斯銀行世家）；曝光＝林布蘭（Rembrandt）《夜巡》裡合資入畫的阿姆斯特丹民兵連商紳（每人分攤畫費、據載出資多寡還影響在畫中位置，正是「集資也能當金主」的原型，也就是台下各位）；不朽＝替貝多芬、佛瑞、巴赫、梵谷埋單的貴族與親人；冠名＝拜羅伊特、卡內基、三得利、迪士尼四座以出資者命名的殿堂；凝聚＝養整支宮廷樂團的埃斯特哈齊（Esterházy）親王家；形象＝拿破崙、威爾第、普契尼與賓士、奇美；實利＝靠一首歌撐起百年的維蘇威纜車公司。</w:t>
+      </w:r>
+    </w:p>
+    <w:p>
+      <w:pPr>
+        <w:pStyle w:val="ListBullet"/>
+        <w:spacing w:after="60" w:line="312" w:lineRule="auto"/>
+      </w:pPr>
+      <w:r>
+        <w:rPr>
+          <w:rFonts w:ascii="Microsoft JhengHei" w:hAnsi="Microsoft JhengHei" w:eastAsia="Microsoft JhengHei" w:cs="Microsoft JhengHei"/>
+          <w:b w:val="0"/>
+          <w:i w:val="0"/>
+          <w:color w:val="3C3328"/>
+          <w:sz w:val="28"/>
+        </w:rPr>
+        <w:t>保留原點：豪門（梅迪奇）與集體合資（《夜巡》公會）都可以是金主，規模不是門檻——關鍵是願不願意出資對號入座。</w:t>
       </w:r>
     </w:p>
     <w:p>
@@ -19015,7 +19015,7 @@
           <w:color w:val="3C3328"/>
           <w:sz w:val="28"/>
         </w:rPr>
-        <w:t>📖 凱瑟林伯爵（Hermann Karl von Keyserlingk）：俄國駐薩克森選帝侯宮廷大使；相傳（傳說性質）他長期失眠，出錢請巴赫（Johann Sebastian Bach）寫一套供家中大鍵琴手郭德堡（Johann Gottlieb Goldberg）夜間彈奏的變奏曲，即《郭德堡變奏曲》；當時＝把作品「私人訂製」而讓自己名字與名曲永遠綁在一起的金主（呼應投影片 10）。</w:t>
+        <w:t>📖 凱瑟林伯爵（Hermann Karl von Keyserlingk）：俄國駐薩克森選帝侯宮廷大使；相傳（傳說性質）他長期失眠，出資請巴赫（Johann Sebastian Bach）寫一套供家中大鍵琴手郭德堡（Johann Gottlieb Goldberg）夜間彈奏的變奏曲，即《郭德堡變奏曲》；當時＝把作品「私人訂製」而讓自己名字與名曲永遠綁在一起的金主（呼應投影片 10）。</w:t>
       </w:r>
     </w:p>
     <w:p>
@@ -19047,7 +19047,7 @@
           <w:color w:val="3C3328"/>
           <w:sz w:val="28"/>
         </w:rPr>
-        <w:t>📖 西奧·梵谷（Theo van Gogh，1857–1891）：畫家文森·梵谷（Vincent van Gogh）的弟弟、巴黎畫商；他長年寄錢、供顏料與畫布養哥哥作畫；當時＝以親情持續「包養」一位生前幾乎賣不出畫、事後才被證明眼光精準的創作者的私人金主。</w:t>
+        <w:t>📖 西奧·梵谷（Theo van Gogh，1857–1891）：畫家文森·梵谷（Vincent van Gogh）的弟弟、巴黎畫商；他長年寄送財富、供顏料與畫布養哥哥作畫；當時＝以親情持續「包養」一位生前幾乎賣不出畫、事後才被證明眼光精準的創作者的私人金主。</w:t>
       </w:r>
     </w:p>
     <w:p>
@@ -19095,7 +19095,7 @@
           <w:color w:val="3C3328"/>
           <w:sz w:val="28"/>
         </w:rPr>
-        <w:t>收束句「你成就音樂，音樂也成就你」是這份對照表的結論：不論公司規模大小，只要肯出錢，都能對號入座成為某一欄的金主；此頁重點不在音樂多美，而在贊助這筆帳「划得來」。</w:t>
+        <w:t>收束句「你成就音樂，音樂也成就你」是這份對照表的結論：不論公司規模大小，只要肯出資，都能對號入座成為某一欄的金主；此頁重點不在音樂多美，而在贊助這筆帳「划得來」。</w:t>
       </w:r>
     </w:p>
     <w:p>
@@ -19210,7 +19210,7 @@
           <w:color w:val="3C3328"/>
           <w:sz w:val="28"/>
         </w:rPr>
-        <w:t>三種贊助者原型，對應你不同的量能：一個人／一個家族撐起全部（梅迪奇、卡內基）、一群生意人合資分攤（《夜巡》）、一位相信家人的親人默默供養（梵谷兄弟）——重點從來不是口袋多深，是願不願意當那個出錢又長期陪跑的人。</w:t>
+        <w:t>三種贊助者原型，對應你不同的量能：一個人／一個家族撐起全部（梅迪奇、卡內基）、一群生意人合資分攤（《夜巡》）、一位相信家人的親人默默供養（梵谷兄弟）——重點從來不是口袋多深，是願不願意當那個出資又長期陪跑的人。</w:t>
       </w:r>
     </w:p>
     <w:p>
@@ -19242,7 +19242,7 @@
           <w:color w:val="3C3328"/>
           <w:sz w:val="28"/>
         </w:rPr>
-        <w:t>📖 梅迪奇家族（Medici）：十五世紀起主宰佛羅倫斯的銀行世家，靠「梅迪奇銀行」放款給教廷與王室起家，再把財富轉成贊助——委託建築、蓄養藝術家、在自家婚禮上砸錢辦最時髦的娛樂。金主不必是國王，銀行世家、布商、商會都能是梅迪奇。</w:t>
+        <w:t>📖 梅迪奇家族（Medici）：十五世紀起主宰佛羅倫斯的銀行世家，靠「梅迪奇銀行」放款給教廷與王室起家，再把財富轉成贊助——委託建築、蓄養藝術家、在自家婚禮上傾注財富辦最時髦的娛樂。金主不必是國王，銀行世家、布商、商會都能是梅迪奇。</w:t>
       </w:r>
     </w:p>
     <w:p>
@@ -19290,23 +19290,23 @@
           <w:color w:val="3C3328"/>
           <w:sz w:val="28"/>
         </w:rPr>
-        <w:t>📖 梵谷兄弟（van Gogh）：史上最著名的「家人即贊助人」案例；真實方向其實與講稿的比喻相反——是身為畫商的弟弟西奧（Theo van Gogh，任職 Goupil、後併入 Boussod Valadon 畫廊）按月寄錢、供給顏料，養著畫家哥哥文森（Vincent），文森生前幾乎全靠這筆家用作畫。贊助不必轟轟烈烈，一份穩定的月供也算數。</w:t>
-      </w:r>
-    </w:p>
-    <w:p>
-      <w:pPr>
-        <w:pStyle w:val="ListBullet"/>
-        <w:spacing w:after="60" w:line="312" w:lineRule="auto"/>
-      </w:pPr>
-      <w:r>
-        <w:rPr>
-          <w:rFonts w:ascii="Microsoft JhengHei" w:hAnsi="Microsoft JhengHei" w:eastAsia="Microsoft JhengHei" w:cs="Microsoft JhengHei"/>
-          <w:b w:val="0"/>
-          <w:i w:val="0"/>
-          <w:color w:val="3C3328"/>
-          <w:sz w:val="28"/>
-        </w:rPr>
-        <w:t>📖 委託創作（commission，簡稱委創）：出資者付錢請藝術家「為某個場合、量身新創一部作品」，作品因這筆錢而誕生。梅迪奇當年正是「從一場婚禮的一齣歌劇開始」——1600 年瑪麗亞·德·梅迪奇（Maria de' Medici）下嫁法王亨利四世（Henri IV）的婚禮上，於彼提宮（Palazzo Pitti）演出佩里（Jacopo Peri）的《尤莉迪絲》（Euridice），這是現存最早的歌劇；一場婚禮的一筆委託，開啟了延續四百年的藝術形式。</w:t>
+        <w:t>📖 梵谷兄弟（van Gogh）：史上最著名的「家人即贊助人」案例；真實方向其實與講稿的比喻相反——是身為畫商的弟弟西奧（Theo van Gogh，任職 Goupil、後併入 Boussod Valadon 畫廊）按月寄送財富、供給顏料，養著畫家哥哥文森（Vincent），文森生前幾乎全靠這筆家用作畫。贊助不必轟轟烈烈，一份穩定的月供也算數。</w:t>
+      </w:r>
+    </w:p>
+    <w:p>
+      <w:pPr>
+        <w:pStyle w:val="ListBullet"/>
+        <w:spacing w:after="60" w:line="312" w:lineRule="auto"/>
+      </w:pPr>
+      <w:r>
+        <w:rPr>
+          <w:rFonts w:ascii="Microsoft JhengHei" w:hAnsi="Microsoft JhengHei" w:eastAsia="Microsoft JhengHei" w:cs="Microsoft JhengHei"/>
+          <w:b w:val="0"/>
+          <w:i w:val="0"/>
+          <w:color w:val="3C3328"/>
+          <w:sz w:val="28"/>
+        </w:rPr>
+        <w:t>📖 委託創作（commission，簡稱委創）：出資者出資請藝術家「為某個場合、量身新創一部作品」，作品因這筆財富而誕生。梅迪奇當年正是「從一場婚禮的一齣歌劇開始」——1600 年瑪麗亞·德·梅迪奇（Maria de' Medici）下嫁法王亨利四世（Henri IV）的婚禮上，於彼提宮（Palazzo Pitti）演出佩里（Jacopo Peri）的《尤莉迪絲》（Euridice），這是現存最早的歌劇；一場婚禮的一筆委託，開啟了延續四百年的藝術形式。</w:t>
       </w:r>
     </w:p>
     <w:p>
@@ -19501,7 +19501,7 @@
           <w:color w:val="3C3328"/>
           <w:sz w:val="28"/>
         </w:rPr>
-        <w:t>這也是「贊助內容」的經典 ROI 案例：實體資產（纜車）會折舊、會被天災摧毀、會停業；但當年那筆投在「一首好歌」上的錢，換到的資產一唱就是四個世代，至今全球婚禮、球場、廣告、卡通仍在替它續命——這正是講稿說的「投資美的複利」。</w:t>
+        <w:t>這也是「贊助內容」的經典 ROI 案例：實體資產（纜車）會折舊、會被天災摧毀、會停業；但當年那筆投在「一首好歌」上的財富，換到的資產一唱就是四個世代，至今全球婚禮、球場、廣告、卡通仍在替它續命——這正是講稿說的「投資美的複利」。</w:t>
       </w:r>
     </w:p>
     <w:p>
@@ -19549,7 +19549,7 @@
           <w:color w:val="3C3328"/>
           <w:sz w:val="28"/>
         </w:rPr>
-        <w:t>銷售數字（據 Wikipedia／Casa Ricordi）：樂譜由里柯第（Casa Ricordi，即本片浪漫站「里柯第×威爾第」的同一家出版巨頭）發行，一年內賣破一百萬份——在沒有電台、唱片的年代，這是驚人的擴散，也讓贊助方的「廣告」自己就是一門賺錢生意。</w:t>
+        <w:t>銷售數字（據 Wikipedia／Casa Ricordi）：樂譜由里柯第（Casa Ricordi，即本片浪漫站「里柯第×威爾第」的同一家出版巨頭）發行，一年內賣破一百萬份——在沒有電台、唱片的年代，這是驚人的擴散，也讓贊助方的「廣告」自己就是一門獲利生意。</w:t>
       </w:r>
     </w:p>
     <w:p>
@@ -19645,7 +19645,7 @@
           <w:color w:val="3C3328"/>
           <w:sz w:val="28"/>
         </w:rPr>
-        <w:t>📖 維蘇威火山（Mount Vesuvius）：義大利那不勒斯灣旁的活火山，公元 79 年曾埋掉龐貝城；當時＝纜車與這首歌共同的舞台，遊客花錢就是為了上這座火山看火山口。</w:t>
+        <w:t>📖 維蘇威火山（Mount Vesuvius）：義大利那不勒斯灣旁的活火山，公元 79 年曾埋掉龐貝城；當時＝纜車與這首歌共同的舞台，遊客投入財富就是為了上這座火山看火山口。</w:t>
       </w:r>
     </w:p>
     <w:p>
@@ -19741,7 +19741,7 @@
           <w:color w:val="3C3328"/>
           <w:sz w:val="28"/>
         </w:rPr>
-        <w:t>📖 版稅（royalty）：使用他人受著作權保護的作品時，須按約定付給權利人的報酬；當時＝丹薩告贏史特勞斯後所收的，正是這筆錢，證明「一首廣告歌」是能持續生錢的資產。</w:t>
+        <w:t>📖 版稅（royalty）：使用他人受著作權保護的作品時，須按約定付給權利人的報酬；當時＝丹薩告贏史特勞斯後所收的，正是這筆財富，證明「一首廣告歌」是能持續生財富的資產。</w:t>
       </w:r>
     </w:p>
     <w:p>
@@ -19933,7 +19933,7 @@
           <w:color w:val="3C3328"/>
           <w:sz w:val="28"/>
         </w:rPr>
-        <w:t>📖 《夜巡》公會模式（The Night Watch）：林布蘭（Rembrandt van Rijn）1642 年為阿姆斯特丹民兵隊（射手公會，schutterij）繪製的巨幅團體肖像，掛在公會宴會廳；全隊約 18 名成員合資，據載每人約付 100 荷蘭盾、合計約 1,600 盾。當時＝「一群人按份出錢、共享冠名與版面」的眾籌打法，最接近今天的贊助聯盟或聯合冠名。</w:t>
+        <w:t>📖 《夜巡》公會模式（The Night Watch）：林布蘭（Rembrandt van Rijn）1642 年為阿姆斯特丹民兵隊（射手公會，schutterij）繪製的巨幅團體肖像，掛在公會宴會廳；全隊約 18 名成員合資，據載每人約付 100 荷蘭盾、合計約 1,600 盾。當時＝「一群人按份出資、共享冠名與版面」的眾籌打法，最接近今天的贊助聯盟或聯合冠名。</w:t>
       </w:r>
     </w:p>
     <w:p>
@@ -19997,7 +19997,7 @@
           <w:color w:val="3C3328"/>
           <w:sz w:val="28"/>
         </w:rPr>
-        <w:t>收束一句：四座朝聖場館裡有三座直接冠上出資者的姓名或企業名（卡內基、三得利、奇美），場館因此是所有贊助形式裡最耐久的一種、冠名權就是最長效的品牌權；六首延伸聆聽（巴赫《郭德堡變奏曲》、貝多芬〈歡樂頌〉、丹薩《Funiculì》、佛瑞《帕凡舞曲》、威爾第〈Va, pensiero〉、德布西《月光》）則各自對應片中一位金主，帶回家細聽時不妨想想：是誰出的錢，才讓它得以存在。</w:t>
+        <w:t>收束一句：四座朝聖場館裡有三座直接冠上出資者的姓名或企業名（卡內基、三得利、奇美），場館因此是所有贊助形式裡最耐久的一種、冠名權就是最長效的品牌權；六首延伸聆聽（巴赫《郭德堡變奏曲》、貝多芬〈歡樂頌〉、丹薩《Funiculì》、佛瑞《帕凡舞曲》、威爾第〈Va, pensiero〉、德布西《月光》）則各自對應片中一位金主，帶回家細聽時不妨想想：是誰出的財富，才讓它得以存在。</w:t>
       </w:r>
     </w:p>
     <w:p>
@@ -20094,7 +20094,7 @@
           <w:color w:val="222A2D"/>
           <w:sz w:val="36"/>
         </w:rPr>
-        <w:t>從梅迪奇到你——古往今來，你我換的，其實都是同一件事：出一筆錢，投資一份美，換回那些錢買不到的東西。願各位今天離開時，把這句話帶在身上：你成就音樂，音樂也成就你——讓美與商業彼此成就，而不是彼此消耗。謝謝各位今天，願意坐下來，聽我把這些故事說完。我的聯絡方式就在螢幕上；說到底，我心裡最盼望的，是有一天能親耳聽到，那部由你委託、由你成就的新作品。謝謝大家。</w:t>
+        <w:t>從梅迪奇到你——古往今來，你我換的，其實都是同一件事：出一筆財富，投資一份美，換回那些財富也買不到的東西。願各位今天離開時，把這句話帶在身上：你成就音樂，音樂也成就你——讓美與商業彼此成就，而不是彼此消耗。謝謝各位今天，願意坐下來，聽我把這些故事說完。我的聯絡方式就在螢幕上；說到底，我心裡最盼望的，是有一天能親耳聽到，那部由你委託、由你成就的新作品。謝謝大家。</w:t>
       </w:r>
     </w:p>
     <w:p>
@@ -20141,7 +20141,7 @@
           <w:color w:val="3C3328"/>
           <w:sz w:val="28"/>
         </w:rPr>
-        <w:t>全片主軸回收：從梅迪奇（Medici）到今天在座的你，四百年來金主掏的是一筆錢，換回的始終是同一樣——錢買不到的「不朽署名」；贊助者的名字，靠著他出資成就的那部作品，被後人一路記到今天。</w:t>
+        <w:t>全片主軸回收：從梅迪奇（Medici）到今天在座的你，四百年來金主掏的是一筆財富，換回的始終是同一樣——財富也買不到的「不朽署名」；贊助者的名字，靠著他出資成就的那部作品，被後人一路記到今天。</w:t>
       </w:r>
     </w:p>
     <w:p>
@@ -20173,23 +20173,23 @@
           <w:color w:val="3C3328"/>
           <w:sz w:val="28"/>
         </w:rPr>
-        <w:t>呼應前面各站的贊助者：埃斯特哈齊親王（Esterházy）供養海頓（Joseph Haydn）近 30 年，換到「交響曲之父」為家族寫下上百部作品；貝多芬（Ludwig van Beethoven）1809 年獲三位維也納貴族合資的終身年金，唯一條件是「留在維也納作曲」；這些贊助者今天被記住，靠的正是他們出錢成就的音樂。</w:t>
-      </w:r>
-    </w:p>
-    <w:p>
-      <w:pPr>
-        <w:pStyle w:val="ListBullet"/>
-        <w:spacing w:after="60" w:line="312" w:lineRule="auto"/>
-      </w:pPr>
-      <w:r>
-        <w:rPr>
-          <w:rFonts w:ascii="Microsoft JhengHei" w:hAnsi="Microsoft JhengHei" w:eastAsia="Microsoft JhengHei" w:cs="Microsoft JhengHei"/>
-          <w:b w:val="0"/>
-          <w:i w:val="0"/>
-          <w:color w:val="3C3328"/>
-          <w:sz w:val="28"/>
-        </w:rPr>
-        <w:t>📖 委託／委創（commission）：贊助者出錢請作曲家為特定場合或特定人「量身訂做」一部新作品；當時＝一手交錢、一手在樂譜扉頁署上出資者之名，等於買下一份會傳世的冠名權。這正是講師在收尾邀請在座企業家去做的事——成為某部新作的「第一位金主」。</w:t>
+        <w:t>呼應前面各站的贊助者：埃斯特哈齊親王（Esterházy）供養海頓（Joseph Haydn）近 30 年，換到「交響曲之父」為家族寫下上百部作品；貝多芬（Ludwig van Beethoven）1809 年獲三位維也納貴族合資的終身年金，唯一條件是「留在維也納作曲」；這些贊助者今天被記住，靠的正是他們出資成就的音樂。</w:t>
+      </w:r>
+    </w:p>
+    <w:p>
+      <w:pPr>
+        <w:pStyle w:val="ListBullet"/>
+        <w:spacing w:after="60" w:line="312" w:lineRule="auto"/>
+      </w:pPr>
+      <w:r>
+        <w:rPr>
+          <w:rFonts w:ascii="Microsoft JhengHei" w:hAnsi="Microsoft JhengHei" w:eastAsia="Microsoft JhengHei" w:cs="Microsoft JhengHei"/>
+          <w:b w:val="0"/>
+          <w:i w:val="0"/>
+          <w:color w:val="3C3328"/>
+          <w:sz w:val="28"/>
+        </w:rPr>
+        <w:t>📖 委託／委創（commission）：贊助者出資請作曲家為特定場合或特定人「量身訂做」一部新作品；當時＝一手繳交財富、一手在樂譜扉頁署上出資者之名，等於買下一份會傳世的冠名權。這正是講師在收尾邀請在座企業家去做的事——成為某部新作的「第一位金主」。</w:t>
       </w:r>
     </w:p>
     <w:p>

--- a/docs/downloads/音樂與企業-講義.docx
+++ b/docs/downloads/音樂與企業-講義.docx
@@ -146,7 +146,7 @@
           <w:color w:val="3C3328"/>
           <w:sz w:val="28"/>
         </w:rPr>
-        <w:t>開場定調：本場約 90 分鐘主體（含影片觀賞），壓軸再帶全場一起唱《Funiculì, Funiculà》約 20 分鐘；全程站在「出資的金主／贊助廠商」這一邊、講給企業家聽——不教各位聽懂音符，只談出資的人到底換到了什麼。</w:t>
+        <w:t>開場定調：本場約 90 分鐘主體（含影片觀賞），壓軸再帶全場一起唱《Funiculì, Funiculà》約 20 分鐘；全程站在「出資的藝術贊助者／贊助廠商」這一邊、講給企業家聽——不教各位聽懂音符，只談出資的人到底換到了什麼。</w:t>
       </w:r>
     </w:p>
     <w:p>
@@ -210,23 +210,23 @@
           <w:color w:val="3C3328"/>
           <w:sz w:val="28"/>
         </w:rPr>
-        <w:t>一句話總綱：這正是核心命題「你成就音樂，音樂也成就你」——音樂替出資者帶來名聲與影響力，出資者則替音樂買單；但本場的鏡頭始終對準金主端。</w:t>
-      </w:r>
-    </w:p>
-    <w:p>
-      <w:pPr>
-        <w:pStyle w:val="ListBullet"/>
-        <w:spacing w:after="60" w:line="312" w:lineRule="auto"/>
-      </w:pPr>
-      <w:r>
-        <w:rPr>
-          <w:rFonts w:ascii="Microsoft JhengHei" w:hAnsi="Microsoft JhengHei" w:eastAsia="Microsoft JhengHei" w:cs="Microsoft JhengHei"/>
-          <w:b w:val="0"/>
-          <w:i w:val="0"/>
-          <w:color w:val="3C3328"/>
-          <w:sz w:val="28"/>
-        </w:rPr>
-        <w:t>📖 贊助／庇護（patronage）：出資者長期供養藝術家、以換取聲望與影響力的制度；這個字在多數歐洲語言裡直接源自古羅馬富豪梅塞納斯之名（見下條），足見「金主養藝術家」自古就是一門關於名聲的生意，而非單純的善心。</w:t>
+        <w:t>一句話總綱：這正是核心命題「你成就音樂，音樂也成就你」——音樂替出資者帶來名聲與影響力，出資者則替音樂買單；但本場的鏡頭始終對準藝術贊助者端。</w:t>
+      </w:r>
+    </w:p>
+    <w:p>
+      <w:pPr>
+        <w:pStyle w:val="ListBullet"/>
+        <w:spacing w:after="60" w:line="312" w:lineRule="auto"/>
+      </w:pPr>
+      <w:r>
+        <w:rPr>
+          <w:rFonts w:ascii="Microsoft JhengHei" w:hAnsi="Microsoft JhengHei" w:eastAsia="Microsoft JhengHei" w:cs="Microsoft JhengHei"/>
+          <w:b w:val="0"/>
+          <w:i w:val="0"/>
+          <w:color w:val="3C3328"/>
+          <w:sz w:val="28"/>
+        </w:rPr>
+        <w:t>📖 贊助／庇護（patronage）：出資者長期供養藝術家、以換取聲望與影響力的制度；這個字在多數歐洲語言裡直接源自古羅馬富豪梅塞納斯之名（見下條），足見「贊助者養藝術家」自古就是一門關於名聲的生意，而非單純的善心。</w:t>
       </w:r>
     </w:p>
     <w:p>
@@ -258,23 +258,23 @@
           <w:color w:val="3C3328"/>
           <w:sz w:val="28"/>
         </w:rPr>
-        <w:t>📖 維吉爾（Virgil／Publius Vergilius Maro，公元前 70–前 19 年）：古羅馬最負盛名的詩人、史詩《埃涅阿斯紀》（Aeneid）的作者；正因梅塞納斯出資供養，他才有餘裕專心寫作，其名也隨金主一起流傳兩千年。</w:t>
-      </w:r>
-    </w:p>
-    <w:p>
-      <w:pPr>
-        <w:pStyle w:val="ListBullet"/>
-        <w:spacing w:after="60" w:line="312" w:lineRule="auto"/>
-      </w:pPr>
-      <w:r>
-        <w:rPr>
-          <w:rFonts w:ascii="Microsoft JhengHei" w:hAnsi="Microsoft JhengHei" w:eastAsia="Microsoft JhengHei" w:cs="Microsoft JhengHei"/>
-          <w:b w:val="0"/>
-          <w:i w:val="0"/>
-          <w:color w:val="3C3328"/>
-          <w:sz w:val="28"/>
-        </w:rPr>
-        <w:t>📖 賀拉斯（Horace／Quintus Horatius Flaccus，公元前 65–前 8 年）：古羅馬抒情詩人，《頌歌》（Odes）前三卷即題獻給金主梅塞納斯——這就是後段「題獻的力量」一站的兩千年前版本：作品掛上出資者的名字，讓贊助者跟著作品一起不朽。</w:t>
+        <w:t>📖 維吉爾（Virgil／Publius Vergilius Maro，公元前 70–前 19 年）：古羅馬最負盛名的詩人、史詩《埃涅阿斯紀》（Aeneid）的作者；正因梅塞納斯出資供養，他才有餘裕專心寫作，其名也隨藝術贊助者一起流傳兩千年。</w:t>
+      </w:r>
+    </w:p>
+    <w:p>
+      <w:pPr>
+        <w:pStyle w:val="ListBullet"/>
+        <w:spacing w:after="60" w:line="312" w:lineRule="auto"/>
+      </w:pPr>
+      <w:r>
+        <w:rPr>
+          <w:rFonts w:ascii="Microsoft JhengHei" w:hAnsi="Microsoft JhengHei" w:eastAsia="Microsoft JhengHei" w:cs="Microsoft JhengHei"/>
+          <w:b w:val="0"/>
+          <w:i w:val="0"/>
+          <w:color w:val="3C3328"/>
+          <w:sz w:val="28"/>
+        </w:rPr>
+        <w:t>📖 賀拉斯（Horace／Quintus Horatius Flaccus，公元前 65–前 8 年）：古羅馬抒情詩人，《頌歌》（Odes）前三卷即題獻給藝術贊助者梅塞納斯——這就是後段「題獻的力量」一站的兩千年前版本：作品掛上出資者的名字，讓贊助者跟著作品一起不朽。</w:t>
       </w:r>
     </w:p>
     <w:p>
@@ -530,7 +530,7 @@
           <w:color w:val="3C3328"/>
           <w:sz w:val="28"/>
         </w:rPr>
-        <w:t>本場視角：全程站在「出資的金主」這一邊，看他們換到什麼。不談音樂家如何經營自己、也不談音樂產業怎麼獲利。</w:t>
+        <w:t>本場視角：全程站在「出資的藝術贊助者」這一邊，看他們換到什麼。不談音樂家如何經營自己、也不談音樂產業怎麼獲利。</w:t>
       </w:r>
     </w:p>
     <w:p>
@@ -562,7 +562,7 @@
           <w:color w:val="3C3328"/>
           <w:sz w:val="28"/>
         </w:rPr>
-        <w:t>講稿點名的兩個古代金主，都是後面投影片會細講的真實人物：「佛羅倫斯出資養歌劇的銀行家」＝梅迪奇家族（Medici），「維也納包養樂團的親王」＝埃斯特哈齊家族（Esterházy）。開場先用他們，把「贊助＝一種投資」的框架立起來。</w:t>
+        <w:t>講稿點名的兩個古代藝術贊助者，都是後面投影片會細講的真實人物：「佛羅倫斯出資養歌劇的銀行家」＝梅迪奇家族（Medici），「維也納包養樂團的親王」＝埃斯特哈齊家族（Esterházy）。開場先用他們，把「贊助＝一種投資」的框架立起來。</w:t>
       </w:r>
     </w:p>
     <w:p>
@@ -610,7 +610,7 @@
           <w:color w:val="3C3328"/>
           <w:sz w:val="28"/>
         </w:rPr>
-        <w:t>📖 贊助制（Patronage）：近代以前音樂家幾乎沒有「賣票給大眾」這條路，收入來自宮廷、貴族與教會的長期供養——金主付薪水、給住所、出委託費，換取專屬創作、演出與門面。這套「金主養藝術家」的制度，就是本場整條橋的起點。</w:t>
+        <w:t>📖 贊助制（Patronage）：近代以前音樂家幾乎沒有「賣票給大眾」這條路，收入來自宮廷、貴族與教會的長期供養——藝術贊助者付薪水、給住所、出委託費，換取專屬創作、演出與門面。這套「贊助者養藝術家」的制度，就是本場整條橋的起點。</w:t>
       </w:r>
     </w:p>
     <w:p>
@@ -642,7 +642,7 @@
           <w:color w:val="3C3328"/>
           <w:sz w:val="28"/>
         </w:rPr>
-        <w:t>案例一，梅迪奇養出「歌劇」這門新生意：據載歌劇於一五九八至一六〇〇年間在佛羅倫斯的梅迪奇宮廷圈誕生，作曲家佩里（Jacopo Peri）寫的《尤麗狄斯》（Euridice, 1600）是現存最早的完整歌劇，正是為瑪麗亞·德·梅迪奇（Maria de' Medici）嫁給法王亨利四世（Henri IV）的婚禮而委託創作。金主要的不是「藝術突破」，而是一場全歐矚目的政治聯姻大秀。</w:t>
+        <w:t>案例一，梅迪奇養出「歌劇」這門新生意：據載歌劇於一五九八至一六〇〇年間在佛羅倫斯的梅迪奇宮廷圈誕生，作曲家佩里（Jacopo Peri）寫的《尤麗狄斯》（Euridice, 1600）是現存最早的完整歌劇，正是為瑪麗亞·德·梅迪奇（Maria de' Medici）嫁給法王亨利四世（Henri IV）的婚禮而委託創作。藝術贊助者要的不是「藝術突破」，而是一場全歐矚目的政治聯姻大秀。</w:t>
       </w:r>
     </w:p>
     <w:p>
@@ -674,23 +674,23 @@
           <w:color w:val="3C3328"/>
           <w:sz w:val="28"/>
         </w:rPr>
-        <w:t>📖 歌劇（Opera）：義大利文原意「作品」，指以歌唱貫穿全劇、結合音樂、戲劇與舞台美術的大型表演形式。最早的《達芙妮》（Dafne, 約1597，樂譜多已佚失）與《尤麗狄斯》皆出自梅迪奇的贊助圈——它從第一天起就是「靠金主養」的藝術。</w:t>
-      </w:r>
-    </w:p>
-    <w:p>
-      <w:pPr>
-        <w:pStyle w:val="ListBullet"/>
-        <w:spacing w:after="60" w:line="312" w:lineRule="auto"/>
-      </w:pPr>
-      <w:r>
-        <w:rPr>
-          <w:rFonts w:ascii="Microsoft JhengHei" w:hAnsi="Microsoft JhengHei" w:eastAsia="Microsoft JhengHei" w:cs="Microsoft JhengHei"/>
-          <w:b w:val="0"/>
-          <w:i w:val="0"/>
-          <w:color w:val="3C3328"/>
-          <w:sz w:val="28"/>
-        </w:rPr>
-        <w:t>軼事，最貴的一場婚禮秀：一五八九年梅迪奇的斐迪南一世（Ferdinando I de' Medici）迎娶洛林的克莉絲汀（Christine of Lorraine），婚禮插演的「幕間劇」極盡奢華，據 Flame Tree Pro 記載約相當於今日一千四百萬英鎊，並印製十八本「節慶書」送往各國。金主換到的是——全歐洲宮廷都在模仿、都在談論梅迪奇。</w:t>
+        <w:t>📖 歌劇（Opera）：義大利文原意「作品」，指以歌唱貫穿全劇、結合音樂、戲劇與舞台美術的大型表演形式。最早的《達芙妮》（Dafne, 約1597，樂譜多已佚失）與《尤麗狄斯》皆出自梅迪奇的贊助圈——它從第一天起就是「靠藝術贊助者養」的藝術。</w:t>
+      </w:r>
+    </w:p>
+    <w:p>
+      <w:pPr>
+        <w:pStyle w:val="ListBullet"/>
+        <w:spacing w:after="60" w:line="312" w:lineRule="auto"/>
+      </w:pPr>
+      <w:r>
+        <w:rPr>
+          <w:rFonts w:ascii="Microsoft JhengHei" w:hAnsi="Microsoft JhengHei" w:eastAsia="Microsoft JhengHei" w:cs="Microsoft JhengHei"/>
+          <w:b w:val="0"/>
+          <w:i w:val="0"/>
+          <w:color w:val="3C3328"/>
+          <w:sz w:val="28"/>
+        </w:rPr>
+        <w:t>軼事，最貴的一場婚禮秀：一五八九年梅迪奇的斐迪南一世（Ferdinando I de' Medici）迎娶洛林的克莉絲汀（Christine of Lorraine），婚禮插演的「幕間劇」極盡奢華，據 Flame Tree Pro 記載約相當於今日一千四百萬英鎊，並印製十八本「節慶書」送往各國。藝術贊助者換到的是——全歐洲宮廷都在模仿、都在談論梅迪奇。</w:t>
       </w:r>
     </w:p>
     <w:p>
@@ -738,7 +738,7 @@
           <w:color w:val="3C3328"/>
           <w:sz w:val="28"/>
         </w:rPr>
-        <w:t>案例二，埃斯特哈齊包養整支樂團：據 Wikipedia，作曲家海頓（Joseph Haydn）一七六一年受聘為副樂長，一七六六年升任正樂長，長年替家族量身寫交響曲與歌劇。金主買到的是——一支隨傳隨到、專屬創作的「自家樂團」，以及隨海頓聲名一起水漲船高的家族聲望。</w:t>
+        <w:t>案例二，埃斯特哈齊包養整支樂團：據 Wikipedia，作曲家海頓（Joseph Haydn）一七六一年受聘為副樂長，一七六六年升任正樂長，長年替家族量身寫交響曲與歌劇。藝術贊助者買到的是——一支隨傳隨到、專屬創作的「自家樂團」，以及隨海頓聲名一起水漲船高的家族聲望。</w:t>
       </w:r>
     </w:p>
     <w:p>
@@ -770,23 +770,23 @@
           <w:color w:val="3C3328"/>
           <w:sz w:val="28"/>
         </w:rPr>
-        <w:t>📖 弗羅林（florin，又稱 gulden）：當時中歐通行的金／銀幣。據 Wikipedia，海頓的年薪從一七六六年約五百八十三弗羅林，一路調到一七七九年約一千弗羅林，親王另留給他一千弗羅林的退休金——可見一位金主養一名頂級樂長是長期、可觀的固定支出。</w:t>
-      </w:r>
-    </w:p>
-    <w:p>
-      <w:pPr>
-        <w:pStyle w:val="ListBullet"/>
-        <w:spacing w:after="60" w:line="312" w:lineRule="auto"/>
-      </w:pPr>
-      <w:r>
-        <w:rPr>
-          <w:rFonts w:ascii="Microsoft JhengHei" w:hAnsi="Microsoft JhengHei" w:eastAsia="Microsoft JhengHei" w:cs="Microsoft JhengHei"/>
-          <w:b w:val="0"/>
-          <w:i w:val="0"/>
-          <w:color w:val="3C3328"/>
-          <w:sz w:val="28"/>
-        </w:rPr>
-        <w:t>📖 埃斯特哈薩宮（Esterháza）：埃斯特哈齊家族在匈牙利興建的豪華宮殿，內有歌劇院與木偶劇場，被稱作「匈牙利的凡爾賽宮」（Hungarian Versailles）。當時＝金主把文化贊助「蓋成建築」的極致展示櫃。</w:t>
+        <w:t>📖 弗羅林（florin，又稱 gulden）：當時中歐通行的金／銀幣。據 Wikipedia，海頓的年薪從一七六六年約五百八十三弗羅林，一路調到一七七九年約一千弗羅林，親王另留給他一千弗羅林的退休金——可見一位藝術贊助者養一名頂級樂長是長期、可觀的固定支出。</w:t>
+      </w:r>
+    </w:p>
+    <w:p>
+      <w:pPr>
+        <w:pStyle w:val="ListBullet"/>
+        <w:spacing w:after="60" w:line="312" w:lineRule="auto"/>
+      </w:pPr>
+      <w:r>
+        <w:rPr>
+          <w:rFonts w:ascii="Microsoft JhengHei" w:hAnsi="Microsoft JhengHei" w:eastAsia="Microsoft JhengHei" w:cs="Microsoft JhengHei"/>
+          <w:b w:val="0"/>
+          <w:i w:val="0"/>
+          <w:color w:val="3C3328"/>
+          <w:sz w:val="28"/>
+        </w:rPr>
+        <w:t>📖 埃斯特哈薩宮（Esterháza）：埃斯特哈齊家族在匈牙利興建的豪華宮殿，內有歌劇院與木偶劇場，被稱作「匈牙利的凡爾賽宮」（Hungarian Versailles）。當時＝藝術贊助者把文化贊助「蓋成建築」的極致展示櫃。</w:t>
       </w:r>
     </w:p>
     <w:p>
@@ -917,7 +917,7 @@
           <w:color w:val="3C3328"/>
           <w:sz w:val="28"/>
         </w:rPr>
-        <w:t>這張是全場的「總命題」，一句話收束：「你成就音樂，音樂也成就你」；出資的金主換到地位與聲望，音樂換到活下去的資源，兩頭都受益（呼應開場的核心命題）。</w:t>
+        <w:t>這張是全場的「總命題」，一句話收束：「你成就音樂，音樂也成就你」；出資的藝術贊助者換到地位與聲望，音樂換到活下去的資源，兩頭都受益（呼應開場的核心命題）。</w:t>
       </w:r>
     </w:p>
     <w:p>
@@ -949,7 +949,7 @@
           <w:color w:val="3C3328"/>
           <w:sz w:val="28"/>
         </w:rPr>
-        <w:t>核心邏輯：對金主而言，贊助不是「花掉就沒」的開銷，而是一筆會增值的資產；換回來的是地位、聲望、品牌信任與政治善意，這些正是「財富也買不到、卻能靠藝術取得」的東西——這就是本張說「最划算」的實證基礎。</w:t>
+        <w:t>核心邏輯：對藝術贊助者而言，贊助不是「花掉就沒」的開銷，而是一筆會增值的資產；換回來的是地位、聲望、品牌信任與政治善意，這些正是「財富也買不到、卻能靠藝術取得」的東西——這就是本張說「最划算」的實證基礎。</w:t>
       </w:r>
     </w:p>
     <w:p>
@@ -1077,7 +1077,7 @@
           <w:color w:val="3C3328"/>
           <w:sz w:val="28"/>
         </w:rPr>
-        <w:t>📖 梅塞納斯（Gaius Maecenas，約公元前 68—前 8 年）：古羅馬皇帝奧古斯都（Augustus）的親信謀臣，用私產供養詩人維吉爾（Virgil）與賀拉斯（Horace），是史上最有名的「藝術贊助者」；他的名字後來直接變成歐洲各語言「藝術金主」的代名詞——法文 mécène、義大利文 mecenate、西班牙文 mecenas（據 Britannica／Wikipedia）。當時＝一位權臣用養詩人來替新政權塑造正面形象，等於今天企業贊助換品牌好感。</w:t>
+        <w:t>📖 梅塞納斯（Gaius Maecenas，約公元前 68—前 8 年）：古羅馬皇帝奧古斯都（Augustus）的親信謀臣，用私產供養詩人維吉爾（Virgil）與賀拉斯（Horace），是史上最有名的「藝術贊助者」；他的名字後來直接變成歐洲各語言「藝術贊助者」的代名詞——法文 mécène、義大利文 mecenate、西班牙文 mecenas（據 Britannica／Wikipedia）。當時＝一位權臣用養詩人來替新政權塑造正面形象，等於今天企業贊助換品牌好感。</w:t>
       </w:r>
     </w:p>
     <w:p>
@@ -1109,7 +1109,7 @@
           <w:color w:val="3C3328"/>
           <w:sz w:val="28"/>
         </w:rPr>
-        <w:t>📖 文化資本（cultural capital）：社會學家布赫迪厄（Pierre Bourdieu）提出，指知識、品味、教養這類「能換到社會地位」的無形資產，分為內化的（談吐品味）、物化的（收藏的藝術品、樂器）、制度化的（學位頭銜）三種；金主贊助藝術，本質是把手上的經濟資本，換成社會更看重的文化資本。</w:t>
+        <w:t>📖 文化資本（cultural capital）：社會學家布赫迪厄（Pierre Bourdieu）提出，指知識、品味、教養這類「能換到社會地位」的無形資產，分為內化的（談吐品味）、物化的（收藏的藝術品、樂器）、制度化的（學位頭銜）三種；藝術贊助者贊助藝術，本質是把手上的經濟資本，換成社會更看重的文化資本。</w:t>
       </w:r>
     </w:p>
     <w:p>
@@ -1157,7 +1157,7 @@
           <w:color w:val="3C3328"/>
           <w:sz w:val="28"/>
         </w:rPr>
-        <w:t>📖 銅臭（味）：形容一身市儈氣、汲汲重利的貶詞；典出《後漢書》，東漢崔烈斥資五百萬買下三公之一的司徒官位，其子直言旁人譏其「銅臭」——兩千年前就點破「光有財富也會被人看不起」，而這正是藝術能替金主解決的問題。</w:t>
+        <w:t>📖 銅臭（味）：形容一身市儈氣、汲汲重利的貶詞；典出《後漢書》，東漢崔烈斥資五百萬買下三公之一的司徒官位，其子直言旁人譏其「銅臭」——兩千年前就點破「光有財富也會被人看不起」，而這正是藝術能替藝術贊助者解決的問題。</w:t>
       </w:r>
     </w:p>
     <w:p>
@@ -1189,23 +1189,23 @@
           <w:color w:val="3C3328"/>
           <w:sz w:val="28"/>
         </w:rPr>
-        <w:t>📖 埃斯特哈齊家族（Esterházy）：匈牙利／奧地利的親王世家，以尼古拉一世（Nikolaus I）為代表，1761 年起長期供養作曲家海頓（Joseph Haydn）；當時＝歐洲最有名的「音樂金主」之一，靠養樂團、蓋歌劇院把家族聲望推上高峰。</w:t>
-      </w:r>
-    </w:p>
-    <w:p>
-      <w:pPr>
-        <w:pStyle w:val="ListBullet"/>
-        <w:spacing w:after="60" w:line="312" w:lineRule="auto"/>
-      </w:pPr>
-      <w:r>
-        <w:rPr>
-          <w:rFonts w:ascii="Microsoft JhengHei" w:hAnsi="Microsoft JhengHei" w:eastAsia="Microsoft JhengHei" w:cs="Microsoft JhengHei"/>
-          <w:b w:val="0"/>
-          <w:i w:val="0"/>
-          <w:color w:val="3C3328"/>
-          <w:sz w:val="28"/>
-        </w:rPr>
-        <w:t>📖 宮廷樂長（Kapellmeister）：德文原意「樂隊／樂團的主管」，指受貴族或宮廷長期聘任、統籌作曲、指揮、排練與演出的最高音樂職位；海頓在埃斯特哈齊宮廷擔任的正是此職——對金主來說，養一位樂長等於買下一整套隨傳隨到的文化門面。</w:t>
+        <w:t>📖 埃斯特哈齊家族（Esterházy）：匈牙利／奧地利的親王世家，以尼古拉一世（Nikolaus I）為代表，1761 年起長期供養作曲家海頓（Joseph Haydn）；當時＝歐洲最有名的「音樂藝術贊助者」之一，靠養樂團、蓋歌劇院把家族聲望推上高峰。</w:t>
+      </w:r>
+    </w:p>
+    <w:p>
+      <w:pPr>
+        <w:pStyle w:val="ListBullet"/>
+        <w:spacing w:after="60" w:line="312" w:lineRule="auto"/>
+      </w:pPr>
+      <w:r>
+        <w:rPr>
+          <w:rFonts w:ascii="Microsoft JhengHei" w:hAnsi="Microsoft JhengHei" w:eastAsia="Microsoft JhengHei" w:cs="Microsoft JhengHei"/>
+          <w:b w:val="0"/>
+          <w:i w:val="0"/>
+          <w:color w:val="3C3328"/>
+          <w:sz w:val="28"/>
+        </w:rPr>
+        <w:t>📖 宮廷樂長（Kapellmeister）：德文原意「樂隊／樂團的主管」，指受貴族或宮廷長期聘任、統籌作曲、指揮、排練與演出的最高音樂職位；海頓在埃斯特哈齊宮廷擔任的正是此職——對藝術贊助者來說，養一位樂長等於買下一整套隨傳隨到的文化門面。</w:t>
       </w:r>
     </w:p>
     <w:p>
@@ -1352,7 +1352,7 @@
           <w:color w:val="3C3328"/>
           <w:sz w:val="28"/>
         </w:rPr>
-        <w:t>「贊助者」這個身分自古有名有姓：整套概念源自古羅馬的梅塞納斯（見名詞解釋），他把政治資本花在扶植詩人，換來自己的名字兩千年後仍是「藝文金主」的同義詞——這正是「不朽之名」最古老的實例。</w:t>
+        <w:t>「贊助者」這個身分自古有名有姓：整套概念源自古羅馬的梅塞納斯（見名詞解釋），他把政治資本花在扶植詩人，換來自己的名字兩千年後仍是「藝文藝術贊助者」的同義詞——這正是「不朽之名」最古老的實例。</w:t>
       </w:r>
     </w:p>
     <w:p>
@@ -1676,7 +1676,7 @@
           <w:color w:val="222A2D"/>
           <w:sz w:val="36"/>
         </w:rPr>
-        <w:t>為了讓各位好記，我把古今中外那些出資的金主，整理成他們換到的「七樣東西」，這就是我們今天要一起走過的地圖。第一樣，地位與權力——梅迪奇。第二樣，集體曝光——一群生意人合資，其實說的就是各位和你們的公會。第三樣，不朽之名——把名字，輕輕刻進歷史。第四樣，聖地與冠名——一座以你為名的殿堂。第五樣，人才與凝聚。第六樣，國家與企業的形象——國力、觀光、品牌。第七樣，也是最實在的一樣，實實在在的回饋——一首歌，撐起一家百年公司。接下來，我們就一樣一樣，慢慢看。</w:t>
+        <w:t>為了讓各位好記，我把古今中外那些出資的藝術贊助者，整理成他們換到的「七樣東西」，這就是我們今天要一起走過的地圖。第一樣，地位與權力——梅迪奇。第二樣，集體曝光——一群生意人合資，其實說的就是各位和你們的公會。第三樣，不朽之名——把名字，輕輕刻進歷史。第四樣，聖地與冠名——一座以你為名的殿堂。第五樣，人才與凝聚。第六樣，國家與企業的形象——國力、觀光、品牌。第七樣，也是最實在的一樣，實實在在的回饋——一首歌，撐起一家百年公司。接下來，我們就一樣一樣，慢慢看。</w:t>
       </w:r>
     </w:p>
     <w:p>
@@ -1707,7 +1707,7 @@
           <w:color w:val="3C3328"/>
           <w:sz w:val="28"/>
         </w:rPr>
-        <w:t>這張是「投資報酬率」地圖，不是音樂史地圖：同一個問題貫穿全場——出資的金主，到底換到了什麼？把四百年來形形色色的贊助行為，收斂成七種可以帶回公司的「回報」，讓各位聽完能對號入座。</w:t>
+        <w:t>這張是「投資報酬率」地圖，不是音樂史地圖：同一個問題貫穿全場——出資的藝術贊助者，到底換到了什麼？把四百年來形形色色的贊助行為，收斂成七種可以帶回公司的「回報」，讓各位聽完能對號入座。</w:t>
       </w:r>
     </w:p>
     <w:p>
@@ -1755,7 +1755,7 @@
           <w:color w:val="3C3328"/>
           <w:sz w:val="28"/>
         </w:rPr>
-        <w:t>七樣各有代表金主，後面一站一站看：①梅迪奇家族（地位與權力）②工商同業合資贊助（集體曝光）③把名字題獻、刻進作品的贊助者（不朽之名）④以出資者為名的殿堂（聖地與冠名）⑤宮廷與企業養才聚人（凝聚）⑥以音樂經營國家與城市形象（形象）⑦一首歌撐起一家百年纜車公司（實利，對應浪漫站的案例）。</w:t>
+        <w:t>七樣各有代表藝術贊助者，後面一站一站看：①梅迪奇家族（地位與權力）②工商同業合資贊助（集體曝光）③把名字題獻、刻進作品的贊助者（不朽之名）④以出資者為名的殿堂（聖地與冠名）⑤宮廷與企業養才聚人（凝聚）⑥以音樂經營國家與城市形象（形象）⑦一首歌撐起一家百年纜車公司（實利，對應浪漫站的案例）。</w:t>
       </w:r>
     </w:p>
     <w:p>
@@ -2094,7 +2094,7 @@
           <w:color w:val="3C3328"/>
           <w:sz w:val="28"/>
         </w:rPr>
-        <w:t>對企業的一句話：這套「用贊助把財富換成地位與話語權」的劇本，後世金主（下一站的埃斯特哈齊親王等）全在模仿——這正是本場「你成就音樂，音樂也成就你」命題最古老、最教科書級的樣本。</w:t>
+        <w:t>對企業的一句話：這套「用贊助把財富換成地位與話語權」的劇本，後世藝術贊助者（下一站的埃斯特哈齊親王等）全在模仿——這正是本場「你成就音樂，音樂也成就你」命題最古老、最教科書級的樣本。</w:t>
       </w:r>
     </w:p>
     <w:p>
@@ -2385,7 +2385,7 @@
           <w:color w:val="3C3328"/>
           <w:sz w:val="28"/>
         </w:rPr>
-        <w:t>據估計，梅迪奇一度是全歐洲最富有的家族（據 Wikipedia）；1434 年起，科西莫·德·梅迪奇（Cosimo de' Medici）更以「幕後金主」之姿實質統治佛羅倫斯共和國，人前不稱王、人後說了算。</w:t>
+        <w:t>據估計，梅迪奇一度是全歐洲最富有的家族（據 Wikipedia）；1434 年起，科西莫·德·梅迪奇（Cosimo de' Medici）更以「幕後藝術贊助者」之姿實質統治佛羅倫斯共和國，人前不稱王、人後說了算。</w:t>
       </w:r>
     </w:p>
     <w:p>
@@ -2593,7 +2593,7 @@
           <w:color w:val="3C3328"/>
           <w:sz w:val="28"/>
         </w:rPr>
-        <w:t>📖 尤金四世（Pope Eugenius IV，在位 1431–1447）：梅迪奇銀行的大客戶兼教宗，據載他建議科西莫捐出財富修聖馬可修道院以贖罪，是金主與教會之間「你出資、我赦罪」的經典交換案例。</w:t>
+        <w:t>📖 尤金四世（Pope Eugenius IV，在位 1431–1447）：梅迪奇銀行的大客戶兼教宗，據載他建議科西莫捐出財富修聖馬可修道院以贖罪，是藝術贊助者與教會之間「你出資、我赦罪」的經典交換案例。</w:t>
       </w:r>
     </w:p>
     <w:p>
@@ -2820,7 +2820,7 @@
           <w:color w:val="3C3328"/>
           <w:sz w:val="28"/>
         </w:rPr>
-        <w:t>回報大到自己都想不到：這個「放款的家族」，後來出了兩位羅馬教宗、兩位法國王后，把地方金主升級成左右整個歐洲的權力核心——藝術這一手「洗格調」的投資報酬率，遠超本業放款。</w:t>
+        <w:t>回報大到自己都想不到：這個「放款的家族」，後來出了兩位羅馬教宗、兩位法國王后，把地方藝術贊助者升級成左右整個歐洲的權力核心——藝術這一手「洗格調」的投資報酬率，遠超本業放款。</w:t>
       </w:r>
     </w:p>
     <w:p>
@@ -2916,7 +2916,7 @@
           <w:color w:val="3C3328"/>
           <w:sz w:val="28"/>
         </w:rPr>
-        <w:t>📖 梅迪奇家族（House of Medici / de' Medici）：發跡於佛羅倫斯的銀行世家，15–18 世紀是義大利乃至歐洲最有影響力的贊助者家族；當時＝靠替教廷管理財富致富、再用藝術贊助換取政治正當性的「金主原型」。</w:t>
+        <w:t>📖 梅迪奇家族（House of Medici / de' Medici）：發跡於佛羅倫斯的銀行世家，15–18 世紀是義大利乃至歐洲最有影響力的贊助者家族；當時＝靠替教廷管理財富致富、再用藝術贊助換取政治正當性的「藝術贊助者的原型」。</w:t>
       </w:r>
     </w:p>
     <w:p>
@@ -3012,7 +3012,7 @@
           <w:color w:val="3C3328"/>
           <w:sz w:val="28"/>
         </w:rPr>
-        <w:t>📖 偉大的羅倫佐（Lorenzo de' Medici, il Magnifico，1449–1492）：梅迪奇家族最著名的贊助者兼實質統治者；當時＝栽培米開朗基羅、資助多位巨匠的「藝術金主」代名詞。</w:t>
+        <w:t>📖 偉大的羅倫佐（Lorenzo de' Medici, il Magnifico，1449–1492）：梅迪奇家族最著名的贊助者兼實質統治者；當時＝栽培米開朗基羅、資助多位巨匠的「藝術贊助者」代名詞。</w:t>
       </w:r>
     </w:p>
     <w:p>
@@ -3466,7 +3466,7 @@
           <w:color w:val="3C3328"/>
           <w:sz w:val="28"/>
         </w:rPr>
-        <w:t>誕生的搖籃是「佛羅倫斯卡梅拉塔」：約 1573–1592 年間，一群音樂家與人文學者，在巴爾迪伯爵（Count Giovanni de' Bardi）出資召集的沙龍裡，為復興古希臘戲劇而實驗，直接催生了歌劇——又一個「由金主買單的實驗室」。</w:t>
+        <w:t>誕生的搖籃是「佛羅倫斯卡梅拉塔」：約 1573–1592 年間，一群音樂家與人文學者，在巴爾迪伯爵（Count Giovanni de' Bardi）出資召集的沙龍裡，為復興古希臘戲劇而實驗，直接催生了歌劇——又一個「由藝術贊助者買單的實驗室」。</w:t>
       </w:r>
     </w:p>
     <w:p>
@@ -3805,7 +3805,7 @@
           <w:color w:val="3C3328"/>
           <w:sz w:val="28"/>
         </w:rPr>
-        <w:t>📖 梅迪奇家族（House of Medici）：約十五至十八世紀主宰佛羅倫斯的銀行世家與統治家族，以藝術贊助聞名，被視為文藝復興「金主」的代名詞。</w:t>
+        <w:t>📖 梅迪奇家族（House of Medici）：約十五至十八世紀主宰佛羅倫斯的銀行世家與統治家族，以藝術贊助聞名，被視為文藝復興「藝術贊助者」的代名詞。</w:t>
       </w:r>
     </w:p>
     <w:p>
@@ -3869,7 +3869,7 @@
           <w:color w:val="3C3328"/>
           <w:sz w:val="28"/>
         </w:rPr>
-        <w:t>📖 柏拉圖學院（Accademia Platonica，Platonic Academy）：科西莫出資、由學者費奇諾（Marsilio Ficino）主持的人文主義學術圈，把古希臘哲學重新帶回佛羅倫斯；當時＝一個由金主買單、讓菁英聚在一起「談思想、談品味」的高端俱樂部。</w:t>
+        <w:t>📖 柏拉圖學院（Accademia Platonica，Platonic Academy）：科西莫出資、由學者費奇諾（Marsilio Ficino）主持的人文主義學術圈，把古希臘哲學重新帶回佛羅倫斯；當時＝一個由藝術贊助者買單、讓菁英聚在一起「談思想、談品味」的高端俱樂部。</w:t>
       </w:r>
     </w:p>
     <w:p>
@@ -4467,7 +4467,7 @@
           <w:color w:val="3C3328"/>
           <w:sz w:val="28"/>
         </w:rPr>
-        <w:t>《夜巡》創作於 1642 年,是荷蘭黃金時代(Dutch Golden Age)最著名的一幅團體肖像,示範了一個純粹的「付費買版位」模式:金主不是國王、也不是教會,而是一群自掏腰包的阿姆斯特丹生意人,由他們共同出資請林布蘭作畫。</w:t>
+        <w:t>《夜巡》創作於 1642 年,是荷蘭黃金時代(Dutch Golden Age)最著名的一幅團體肖像,示範了一個純粹的「付費買版位」模式:藝術贊助者不是國王、也不是教會,而是一群自掏腰包的阿姆斯特丹生意人,由他們共同出資請林布蘭作畫。</w:t>
       </w:r>
     </w:p>
     <w:p>
@@ -4531,7 +4531,7 @@
           <w:color w:val="3C3328"/>
           <w:sz w:val="28"/>
         </w:rPr>
-        <w:t>金主換到什麼:四百年後,這 16 位原本沒沒無聞的民兵生意人,臉孔仍高掛在鎮館之寶上,每年吸引數百萬人專程朝聖——以「曝光量×年限」衡量,堪稱史上投報率最高的品牌置入之一。</w:t>
+        <w:t>藝術贊助者換到什麼:四百年後,這 16 位原本沒沒無聞的民兵生意人,臉孔仍高掛在鎮館之寶上,每年吸引數百萬人專程朝聖——以「曝光量×年限」衡量,堪稱史上投報率最高的品牌置入之一。</w:t>
       </w:r>
     </w:p>
     <w:p>
@@ -4611,23 +4611,23 @@
           <w:color w:val="3C3328"/>
           <w:sz w:val="28"/>
         </w:rPr>
-        <w:t>📖 荷蘭黃金時代(Dutch Golden Age／Gouden Eeuw):約 17 世紀,荷蘭共和國憑藉海上貿易、阿姆斯特丹的金融與市民財富躍為歐洲最富裕地區之一;富起來的市民與行會取代了傳統宮廷與教會,成為藝術的新金主,《夜巡》正是這股「市民金主」浪潮的代表作。</w:t>
-      </w:r>
-    </w:p>
-    <w:p>
-      <w:pPr>
-        <w:pStyle w:val="ListBullet"/>
-        <w:spacing w:after="60" w:line="312" w:lineRule="auto"/>
-      </w:pPr>
-      <w:r>
-        <w:rPr>
-          <w:rFonts w:ascii="Microsoft JhengHei" w:hAnsi="Microsoft JhengHei" w:eastAsia="Microsoft JhengHei" w:cs="Microsoft JhengHei"/>
-          <w:b w:val="0"/>
-          <w:i w:val="0"/>
-          <w:color w:val="3C3328"/>
-          <w:sz w:val="28"/>
-        </w:rPr>
-        <w:t>📖 林布蘭(Rembrandt van Rijn,1606–1669):荷蘭黃金時代最重要的畫家,以肖像與強烈明暗對照聞名;在這樁交易裡他是「接案的乙方」,真正的金主是出資的那群民兵。</w:t>
+        <w:t>📖 荷蘭黃金時代(Dutch Golden Age／Gouden Eeuw):約 17 世紀,荷蘭共和國憑藉海上貿易、阿姆斯特丹的金融與市民財富躍為歐洲最富裕地區之一;富起來的市民與行會取代了傳統宮廷與教會,成為藝術的新藝術贊助者,《夜巡》正是這股「市民藝術贊助者」浪潮的代表作。</w:t>
+      </w:r>
+    </w:p>
+    <w:p>
+      <w:pPr>
+        <w:pStyle w:val="ListBullet"/>
+        <w:spacing w:after="60" w:line="312" w:lineRule="auto"/>
+      </w:pPr>
+      <w:r>
+        <w:rPr>
+          <w:rFonts w:ascii="Microsoft JhengHei" w:hAnsi="Microsoft JhengHei" w:eastAsia="Microsoft JhengHei" w:cs="Microsoft JhengHei"/>
+          <w:b w:val="0"/>
+          <w:i w:val="0"/>
+          <w:color w:val="3C3328"/>
+          <w:sz w:val="28"/>
+        </w:rPr>
+        <w:t>📖 林布蘭(Rembrandt van Rijn,1606–1669):荷蘭黃金時代最重要的畫家,以肖像與強烈明暗對照聞名;在這樁交易裡他是「接案的乙方」,真正的藝術贊助者是出資的那群民兵。</w:t>
       </w:r>
     </w:p>
     <w:p>
@@ -4755,7 +4755,7 @@
           <w:color w:val="3C3328"/>
           <w:sz w:val="28"/>
         </w:rPr>
-        <w:t>📖 盾(guilder／gulden,荷蘭盾,亦作 florin,符號 ƒ):荷蘭黃金時代通行的貨幣;據載一名熟練工匠年收入約數百盾,故每人出到約 100 盾是相當可觀的合資,足見這群民兵金主的財力。</w:t>
+        <w:t>📖 盾(guilder／gulden,荷蘭盾,亦作 florin,符號 ƒ):荷蘭黃金時代通行的貨幣;據載一名熟練工匠年收入約數百盾,故每人出到約 100 盾是相當可觀的合資,足見這群民兵藝術贊助者的財力。</w:t>
       </w:r>
     </w:p>
     <w:p>
@@ -4902,7 +4902,7 @@
           <w:color w:val="3C3328"/>
           <w:sz w:val="28"/>
         </w:rPr>
-        <w:t>集體合資贊助：門檻低、回報與出資成正比、人人可行；不必是梅迪奇那種等級的超級富豪，揪一群同等級的人，就能一起當金主。</w:t>
+        <w:t>集體合資贊助：門檻低、回報與出資成正比、人人可行；不必是梅迪奇那種等級的超級富豪，揪一群同等級的人，就能一起當藝術贊助者。</w:t>
       </w:r>
     </w:p>
     <w:p>
@@ -5305,23 +5305,23 @@
           <w:color w:val="3C3328"/>
           <w:sz w:val="28"/>
         </w:rPr>
-        <w:t>第三樣回報：不朽之名。財富會用盡、一時的名聲會過去，但把名字綁進一部會被傳唱數百年的作品，等於買下了「不朽」；本張之後連續幾則故事的主角，都是「因為出資，名字被寫進音樂史」的金主。</w:t>
-      </w:r>
-    </w:p>
-    <w:p>
-      <w:pPr>
-        <w:pStyle w:val="ListBullet"/>
-        <w:spacing w:after="60" w:line="312" w:lineRule="auto"/>
-      </w:pPr>
-      <w:r>
-        <w:rPr>
-          <w:rFonts w:ascii="Microsoft JhengHei" w:hAnsi="Microsoft JhengHei" w:eastAsia="Microsoft JhengHei" w:cs="Microsoft JhengHei"/>
-          <w:b w:val="0"/>
-          <w:i w:val="0"/>
-          <w:color w:val="3C3328"/>
-          <w:sz w:val="28"/>
-        </w:rPr>
-        <w:t>這一樣回報的技術核心是「題獻」：金主付出年金、禮物或委創費，作曲家便在樂譜扉頁印上他的名字，作品每被演出、出版一次，贊助者的名字就再被念一次，數百年不墜。</w:t>
+        <w:t>第三樣回報：不朽之名。財富會用盡、一時的名聲會過去，但把名字綁進一部會被傳唱數百年的作品，等於買下了「不朽」；本張之後連續幾則故事的主角，都是「因為出資，名字被寫進音樂史」的藝術贊助者。</w:t>
+      </w:r>
+    </w:p>
+    <w:p>
+      <w:pPr>
+        <w:pStyle w:val="ListBullet"/>
+        <w:spacing w:after="60" w:line="312" w:lineRule="auto"/>
+      </w:pPr>
+      <w:r>
+        <w:rPr>
+          <w:rFonts w:ascii="Microsoft JhengHei" w:hAnsi="Microsoft JhengHei" w:eastAsia="Microsoft JhengHei" w:cs="Microsoft JhengHei"/>
+          <w:b w:val="0"/>
+          <w:i w:val="0"/>
+          <w:color w:val="3C3328"/>
+          <w:sz w:val="28"/>
+        </w:rPr>
+        <w:t>這一樣回報的技術核心是「題獻」：藝術贊助者付出年金、禮物或委創費，作曲家便在樂譜扉頁印上他的名字，作品每被演出、出版一次，贊助者的名字就再被念一次，數百年不墜。</w:t>
       </w:r>
     </w:p>
     <w:p>
@@ -5449,7 +5449,7 @@
           <w:color w:val="3C3328"/>
           <w:sz w:val="28"/>
         </w:rPr>
-        <w:t>📖 凱瑟林克伯爵（Count Hermann Karl von Keyserlingk，或作 Kaiserling）：委創故事的主角金主；此說僅見於福克爾（Johann Nikolaus Forkel）1802年的巴赫傳記，成書距事件逾六十年、樂譜扉頁又無題獻，郭德堡當時僅約14歲，故學界多視為傳說、未必屬實（標「相傳」）。</w:t>
+        <w:t>📖 凱瑟林克伯爵（Count Hermann Karl von Keyserlingk，或作 Kaiserling）：委創故事的主角藝術贊助者；此說僅見於福克爾（Johann Nikolaus Forkel）1802年的巴赫傳記，成書距事件逾六十年、樂譜扉頁又無題獻，郭德堡當時僅約14歲，故學界多視為傳說、未必屬實（標「相傳」）。</w:t>
       </w:r>
     </w:p>
     <w:p>
@@ -5525,7 +5525,7 @@
           <w:color w:val="2B2016"/>
           <w:sz w:val="38"/>
         </w:rPr>
-        <w:t>貝多芬與三位金主：投入財富買下一個名字</w:t>
+        <w:t>貝多芬與三位藝術贊助者：投入財富買下一個名字</w:t>
       </w:r>
       <w:r>
         <w:rPr>
@@ -5596,7 +5596,7 @@
           <w:color w:val="3C3328"/>
           <w:sz w:val="28"/>
         </w:rPr>
-        <w:t>合約全貌：1809 年 3 月 1 日在維也納簽署一紙《年金合約》（Rentenvertrag），三位署名金主為魯道夫大公（Archduke Rudolph）、金斯基親王（Ferdinand Kinsky）、洛布科維茨親王（Franz Joseph Lobkowitz），受領人是貝多芬（Ludwig van Beethoven）；核心條款只有一條——貝多芬須定居維也納或奧地利皇室世襲領地，換取每年 4,000 弗洛林的終身年金（據 Beethoven-Haus Bonn）。</w:t>
+        <w:t>合約全貌：1809 年 3 月 1 日在維也納簽署一紙《年金合約》（Rentenvertrag），三位署名藝術贊助者為魯道夫大公（Archduke Rudolph）、金斯基親王（Ferdinand Kinsky）、洛布科維茨親王（Franz Joseph Lobkowitz），受領人是貝多芬（Ludwig van Beethoven）；核心條款只有一條——貝多芬須定居維也納或奧地利皇室世襲領地，換取每年 4,000 弗洛林的終身年金（據 Beethoven-Haus Bonn）。</w:t>
       </w:r>
     </w:p>
     <w:p>
@@ -5708,7 +5708,7 @@
           <w:color w:val="3C3328"/>
           <w:sz w:val="28"/>
         </w:rPr>
-        <w:t>各家換到什麼——魯道夫：他是皇帝法蘭茲一世（Emperor Franz I）最年幼的弟弟、也是貝多芬「唯一的作曲學生」；貝多芬題獻給他的作品比題給任何人都多，包括《第五號鋼琴協奏曲「皇帝」》（Emperor Concerto）、《大公三重奏》（Archduke Trio，Op. 97）、《莊嚴彌撒》（Missa Solemnis）、《告別奏鳴曲》（Les Adieux）等。金主同時是門生與最大品牌代言人。</w:t>
+        <w:t>各家換到什麼——魯道夫：他是皇帝法蘭茲一世（Emperor Franz I）最年幼的弟弟、也是貝多芬「唯一的作曲學生」；貝多芬題獻給他的作品比題給任何人都多，包括《第五號鋼琴協奏曲「皇帝」》（Emperor Concerto）、《大公三重奏》（Archduke Trio，Op. 97）、《莊嚴彌撒》（Missa Solemnis）、《告別奏鳴曲》（Les Adieux）等。藝術贊助者同時是門生與最大品牌代言人。</w:t>
       </w:r>
     </w:p>
     <w:p>
@@ -5772,7 +5772,7 @@
           <w:color w:val="3C3328"/>
           <w:sz w:val="28"/>
         </w:rPr>
-        <w:t>誰扛住了：當另兩位金主陷入困境，魯道夫提高自己的份額以維持貝多芬的收入——這正是聯合贊助裡「主辦金主／領投人」的角色，也是這筆投資最終沒有爛尾的原因。</w:t>
+        <w:t>誰扛住了：當另兩位藝術贊助者陷入困境，魯道夫提高自己的份額以維持貝多芬的收入——這正是聯合贊助裡「主辦的藝術贊助者／領投人」的角色，也是這筆投資最終沒有爛尾的原因。</w:t>
       </w:r>
     </w:p>
     <w:p>
@@ -5804,7 +5804,7 @@
           <w:color w:val="3C3328"/>
           <w:sz w:val="28"/>
         </w:rPr>
-        <w:t>準確補充（別把史實講反）：貝多芬《第九號交響曲》（1822–1824 年作曲）本身題獻的是普魯士國王腓特烈·威廉三世（King Friedrich Wilhelm III），並非這三位金主；但正是 1809 年起這筆年金供養了貝多芬的晚期歲月，讓《第九》得以誕生——所以真正的因果是「這筆長期贊助，換來了包含《第九》在內的晚期傑作」。</w:t>
+        <w:t>準確補充（別把史實講反）：貝多芬《第九號交響曲》（1822–1824 年作曲）本身題獻的是普魯士國王腓特烈·威廉三世（King Friedrich Wilhelm III），並非這三位藝術贊助者；但正是 1809 年起這筆年金供養了貝多芬的晚期歲月，讓《第九》得以誕生——所以真正的因果是「這筆長期贊助，換來了包含《第九》在內的晚期傑作」。</w:t>
       </w:r>
     </w:p>
     <w:p>
@@ -5868,7 +5868,7 @@
           <w:color w:val="3C3328"/>
           <w:sz w:val="28"/>
         </w:rPr>
-        <w:t>📖 名詞解釋｜親王（Fürst／Prince）：神聖羅馬帝國與奧地利的高階世襲貴族頭銜，中譯常作親王或侯；當時＝手握莊園、私人樂團與大量財富的地方領主，是作曲家最主要的金主階層。</w:t>
+        <w:t>📖 名詞解釋｜親王（Fürst／Prince）：神聖羅馬帝國與奧地利的高階世襲貴族頭銜，中譯常作親王或侯；當時＝手握莊園、私人樂團與大量財富的地方領主，是作曲家最主要的藝術贊助者階層。</w:t>
       </w:r>
     </w:p>
     <w:p>
@@ -5964,7 +5964,7 @@
           <w:color w:val="3C3328"/>
           <w:sz w:val="28"/>
         </w:rPr>
-        <w:t>📖 名詞解釋｜題獻（Dedication）：把作品正式獻給某位贊助者並印在樂譜扉頁；當時＝金主用財富換取的「冠名權」與社會聲望，也是本場講座反覆出現的贊助對價核心。</w:t>
+        <w:t>📖 名詞解釋｜題獻（Dedication）：把作品正式獻給某位贊助者並印在樂譜扉頁；當時＝藝術贊助者用財富換取的「冠名權」與社會聲望，也是本場講座反覆出現的贊助對價核心。</w:t>
       </w:r>
     </w:p>
     <w:p>
@@ -6021,7 +6021,7 @@
           <w:color w:val="2B2016"/>
           <w:sz w:val="38"/>
         </w:rPr>
-        <w:t>三位金主的細帳：一紙終身合約，各買到什麼</w:t>
+        <w:t>三位藝術贊助者的細帳：一紙終身合約，各買到什麼</w:t>
       </w:r>
       <w:r>
         <w:rPr>
@@ -6140,7 +6140,7 @@
           <w:color w:val="3C3328"/>
           <w:sz w:val="28"/>
         </w:rPr>
-        <w:t>魯道夫換到什麼：他是皇帝法蘭茲一世最年幼的弟弟、也是貝多芬「唯一的作曲學生」；題獻給他的作品比給任何人都多，包括《第五號鋼琴協奏曲「皇帝」》、《大公三重奏》（Op. 97）、《莊嚴彌撒》、《告別奏鳴曲》。金主同時是門生與最大品牌代言人。</w:t>
+        <w:t>魯道夫換到什麼：他是皇帝法蘭茲一世最年幼的弟弟、也是貝多芬「唯一的作曲學生」；題獻給他的作品比給任何人都多，包括《第五號鋼琴協奏曲「皇帝」》、《大公三重奏》（Op. 97）、《莊嚴彌撒》、《告別奏鳴曲》。藝術贊助者同時是門生與最大品牌代言人。</w:t>
       </w:r>
     </w:p>
     <w:p>
@@ -6287,23 +6287,23 @@
           <w:color w:val="3C3328"/>
           <w:sz w:val="28"/>
         </w:rPr>
-        <w:t>這張延續前一張「題獻／年金」的主軸：對金主而言，贊助不是一次性花費，而是會「複利滾存」的品牌資產；三位貴族兩百年前的投資，至今仍在替他們的姓氏、以及現代冠名企業「配息」。</w:t>
-      </w:r>
-    </w:p>
-    <w:p>
-      <w:pPr>
-        <w:pStyle w:val="ListBullet"/>
-        <w:spacing w:after="60" w:line="312" w:lineRule="auto"/>
-      </w:pPr>
-      <w:r>
-        <w:rPr>
-          <w:rFonts w:ascii="Microsoft JhengHei" w:hAnsi="Microsoft JhengHei" w:eastAsia="Microsoft JhengHei" w:cs="Microsoft JhengHei"/>
-          <w:b w:val="0"/>
-          <w:i w:val="0"/>
-          <w:color w:val="3C3328"/>
-          <w:sz w:val="28"/>
-        </w:rPr>
-        <w:t>三位金主與金額（呼應講稿「三位貴族付的那筆財富」）：1809 年 3 月 1 日在維也納簽訂的《年金合約》，由魯道夫大公（Archduke Rudolph）、金斯基親王（Ferdinand Kinsky）、洛布科維茨親王（Franz Joseph Lobkowitz）共同承諾，每年支付貝多芬（Ludwig van Beethoven）四千弗羅林（florin）終身年金；三人分攤為魯道夫一千五百、金斯基一千八百、洛布科維茨七百弗羅林（據 Beethoven-Haus）。</w:t>
+        <w:t>這張延續前一張「題獻／年金」的主軸：對藝術贊助者而言，贊助不是一次性花費，而是會「複利滾存」的品牌資產；三位貴族兩百年前的投資，至今仍在替他們的姓氏、以及現代冠名企業「配息」。</w:t>
+      </w:r>
+    </w:p>
+    <w:p>
+      <w:pPr>
+        <w:pStyle w:val="ListBullet"/>
+        <w:spacing w:after="60" w:line="312" w:lineRule="auto"/>
+      </w:pPr>
+      <w:r>
+        <w:rPr>
+          <w:rFonts w:ascii="Microsoft JhengHei" w:hAnsi="Microsoft JhengHei" w:eastAsia="Microsoft JhengHei" w:cs="Microsoft JhengHei"/>
+          <w:b w:val="0"/>
+          <w:i w:val="0"/>
+          <w:color w:val="3C3328"/>
+          <w:sz w:val="28"/>
+        </w:rPr>
+        <w:t>三位藝術贊助者與金額（呼應講稿「三位貴族付的那筆財富」）：1809 年 3 月 1 日在維也納簽訂的《年金合約》，由魯道夫大公（Archduke Rudolph）、金斯基親王（Ferdinand Kinsky）、洛布科維茨親王（Franz Joseph Lobkowitz）共同承諾，每年支付貝多芬（Ludwig van Beethoven）四千弗羅林（florin）終身年金；三人分攤為魯道夫一千五百、金斯基一千八百、洛布科維茨七百弗羅林（據 Beethoven-Haus）。</w:t>
       </w:r>
     </w:p>
     <w:p>
@@ -6707,7 +6707,7 @@
           <w:color w:val="222A2D"/>
           <w:sz w:val="36"/>
         </w:rPr>
-        <w:t>再陪各位認識一位金主。有位俄國派駐薩克森的公使，凱瑟林克伯爵（Count Keyserlingk），長年被失眠折磨。他出資請巴赫寫一組溫柔好聽的鍵盤曲，讓身邊一位年輕樂師，夜裡輕輕彈給他聽，好讓他能安穩入睡。你會發現這裡頭有兩件很美的事。第一，這是為一個人的一個需要，量身而寫的音樂——世上最貼心的禮物，不過如此。第二，出資的人換到了什麼？換到了一個「名字」。曲子明明是巴赫寫的，可是兩百多年來，我們卻都親暱地叫它「郭德堡」——郭德堡（Goldberg），就是伯爵身邊那位樂師的名字，因為這部作品，永遠地被記住了。也想順手送給各位一份小禮物：這首曲子，當年就是為了「靜心、安眠」而生的，規律、清澈、不擾人。所以我常說，它其實最適合各位——在忙亂的日子裡，用它替自己把思緒沉澱下來，把心神好好安放。現在，就請各位聽聽開頭這段詠嘆調（Aria），今天的主打聆聽第一首。</w:t>
+        <w:t>再陪各位認識一位藝術贊助者。有位俄國派駐薩克森的公使，凱瑟林克伯爵（Count Keyserlingk），長年被失眠折磨。他出資請巴赫寫一組溫柔好聽的鍵盤曲，讓身邊一位年輕樂師，夜裡輕輕彈給他聽，好讓他能安穩入睡。你會發現這裡頭有兩件很美的事。第一，這是為一個人的一個需要，量身而寫的音樂——世上最貼心的禮物，不過如此。第二，出資的人換到了什麼？換到了一個「名字」。曲子明明是巴赫寫的，可是兩百多年來，我們卻都親暱地叫它「郭德堡」——郭德堡（Goldberg），就是伯爵身邊那位樂師的名字，因為這部作品，永遠地被記住了。也想順手送給各位一份小禮物：這首曲子，當年就是為了「靜心、安眠」而生的，規律、清澈、不擾人。所以我常說，它其實最適合各位——在忙亂的日子裡，用它替自己把思緒沉澱下來，把心神好好安放。現在，就請各位聽聽開頭這段詠嘆調（Aria），今天的主打聆聽第一首。</w:t>
       </w:r>
     </w:p>
     <w:p>
@@ -6738,23 +6738,23 @@
           <w:color w:val="3C3328"/>
           <w:sz w:val="28"/>
         </w:rPr>
-        <w:t>這位金主全名凱瑟林克伯爵（Count Hermann Carl von Keyserlingk，1697–1764），出身波羅的海德意志貴族（庫爾蘭／瑟米加利亞），是俄羅斯帝國派駐薩克森選帝侯宮廷（德勒斯登與華沙）的常任公使，一路做到過世；他不是路過的貴客，而是長期定居德勒斯登、握有實權的外交大員，這樣的人願意出資與掛名，份量自然不同。</w:t>
-      </w:r>
-    </w:p>
-    <w:p>
-      <w:pPr>
-        <w:pStyle w:val="ListBullet"/>
-        <w:spacing w:after="60" w:line="312" w:lineRule="auto"/>
-      </w:pPr>
-      <w:r>
-        <w:rPr>
-          <w:rFonts w:ascii="Microsoft JhengHei" w:hAnsi="Microsoft JhengHei" w:eastAsia="Microsoft JhengHei" w:cs="Microsoft JhengHei"/>
-          <w:b w:val="0"/>
-          <w:i w:val="0"/>
-          <w:color w:val="3C3328"/>
-          <w:sz w:val="28"/>
-        </w:rPr>
-        <w:t>這筆私人委託之所以值得企業家細看，是因為金主先前早已替巴赫「辦成一件大事」：1733 年巴赫把《b 小調彌撒》的〈垂憐經〉與〈榮耀經〉呈給德勒斯登宮廷，想討一個官方頭銜，起初石沉大海；正是靠凱瑟林克從中關說施力，1736 年 11 月 19 日巴赫才終於獲薩克森選帝侯兼波蘭國王腓特烈．奧古斯特二世（即奧古斯特三世）頒授「宮廷作曲家」（Hofcompositeur）名銜。金主真正的價值，往往不在單筆訂單，而在替你打通關節。</w:t>
+        <w:t>這位藝術贊助者全名凱瑟林克伯爵（Count Hermann Carl von Keyserlingk，1697–1764），出身波羅的海德意志貴族（庫爾蘭／瑟米加利亞），是俄羅斯帝國派駐薩克森選帝侯宮廷（德勒斯登與華沙）的常任公使，一路做到過世；他不是路過的貴客，而是長期定居德勒斯登、握有實權的外交大員，這樣的人願意出資與掛名，份量自然不同。</w:t>
+      </w:r>
+    </w:p>
+    <w:p>
+      <w:pPr>
+        <w:pStyle w:val="ListBullet"/>
+        <w:spacing w:after="60" w:line="312" w:lineRule="auto"/>
+      </w:pPr>
+      <w:r>
+        <w:rPr>
+          <w:rFonts w:ascii="Microsoft JhengHei" w:hAnsi="Microsoft JhengHei" w:eastAsia="Microsoft JhengHei" w:cs="Microsoft JhengHei"/>
+          <w:b w:val="0"/>
+          <w:i w:val="0"/>
+          <w:color w:val="3C3328"/>
+          <w:sz w:val="28"/>
+        </w:rPr>
+        <w:t>這筆私人委託之所以值得企業家細看，是因為藝術贊助者先前早已替巴赫「辦成一件大事」：1733 年巴赫把《b 小調彌撒》的〈垂憐經〉與〈榮耀經〉呈給德勒斯登宮廷，想討一個官方頭銜，起初石沉大海；正是靠凱瑟林克從中關說施力，1736 年 11 月 19 日巴赫才終於獲薩克森選帝侯兼波蘭國王腓特烈．奧古斯特二世（即奧古斯特三世）頒授「宮廷作曲家」（Hofcompositeur）名銜。藝術贊助者真正的價值，往往不在單筆訂單，而在替你打通關節。</w:t>
       </w:r>
     </w:p>
     <w:p>
@@ -6818,23 +6818,23 @@
           <w:color w:val="3C3328"/>
           <w:sz w:val="28"/>
         </w:rPr>
-        <w:t>首版扉頁上沒有任何題獻（既無伯爵名、也無郭德堡名），這正是學界懷疑委託故事的關鍵證據之一：若真是伯爵出資委託，按當時慣例必會鄭重把作品題獻給金主；反過來說，這也讓「金主買到名字」的效果更耐人尋味——名分不是印在扉頁，而是刻進後世兩百多年的口耳相傳。</w:t>
-      </w:r>
-    </w:p>
-    <w:p>
-      <w:pPr>
-        <w:pStyle w:val="ListBullet"/>
-        <w:spacing w:after="60" w:line="312" w:lineRule="auto"/>
-      </w:pPr>
-      <w:r>
-        <w:rPr>
-          <w:rFonts w:ascii="Microsoft JhengHei" w:hAnsi="Microsoft JhengHei" w:eastAsia="Microsoft JhengHei" w:cs="Microsoft JhengHei"/>
-          <w:b w:val="0"/>
-          <w:i w:val="0"/>
-          <w:color w:val="3C3328"/>
-          <w:sz w:val="28"/>
-        </w:rPr>
-        <w:t>曲名裡的「郭德堡」指的是約翰．哥特利布．郭德堡（Johann Gottlieb Goldberg，1727–1756），伯爵府裡供養的年輕鍵盤好手、巴赫的學生，1741 年他頂多約十四歲：金主投入財富養的一名家臣樂師，只因掛在這部作品上，名字被全世界記了兩百多年，這正是講稿第二個重點「出資的人買到什麼」的極端範例。</w:t>
+        <w:t>首版扉頁上沒有任何題獻（既無伯爵名、也無郭德堡名），這正是學界懷疑委託故事的關鍵證據之一：若真是伯爵出資委託，按當時慣例必會鄭重把作品題獻給藝術贊助者；反過來說，這也讓「藝術贊助者買到名字」的效果更耐人尋味——名分不是印在扉頁，而是刻進後世兩百多年的口耳相傳。</w:t>
+      </w:r>
+    </w:p>
+    <w:p>
+      <w:pPr>
+        <w:pStyle w:val="ListBullet"/>
+        <w:spacing w:after="60" w:line="312" w:lineRule="auto"/>
+      </w:pPr>
+      <w:r>
+        <w:rPr>
+          <w:rFonts w:ascii="Microsoft JhengHei" w:hAnsi="Microsoft JhengHei" w:eastAsia="Microsoft JhengHei" w:cs="Microsoft JhengHei"/>
+          <w:b w:val="0"/>
+          <w:i w:val="0"/>
+          <w:color w:val="3C3328"/>
+          <w:sz w:val="28"/>
+        </w:rPr>
+        <w:t>曲名裡的「郭德堡」指的是約翰．哥特利布．郭德堡（Johann Gottlieb Goldberg，1727–1756），伯爵府裡供養的年輕鍵盤好手、巴赫的學生，1741 年他頂多約十四歲：藝術贊助者投入財富養的一名家臣樂師，只因掛在這部作品上，名字被全世界記了兩百多年，這正是講稿第二個重點「出資的人買到什麼」的極端範例。</w:t>
       </w:r>
     </w:p>
     <w:p>
@@ -7107,7 +7107,7 @@
           <w:color w:val="222A2D"/>
           <w:sz w:val="36"/>
         </w:rPr>
-        <w:t>這部作品的名字背後，其實藏著一個很有人情味的故事。出資的金主，是俄國派駐薩克森的凱瑟林克伯爵，長年為失眠所苦。相傳他出資請巴赫寫一組溫柔的鍵盤曲，讓身邊一位年輕樂師，夜裡彈給他聽、伴他入眠。可是你我注意到了嗎——這部曲子後來卻不叫「凱瑟林克」，而叫「郭德堡」。郭德堡是誰呢？是伯爵府裡那位大約十四歲的年輕鍵盤手，巴赫的學生。於是最動人的一幕就這樣發生了：出資的伯爵，自己沒有留下名字，反倒是他身邊那位日夜相伴的樂師，因為這部不屬於他、卻與他緊緊相連的作品，被全世界記了兩百多年。你看，付出的人換到什麼？有時候，連他身邊人的名字，都一起變成了不朽。</w:t>
+        <w:t>這部作品的名字背後，其實藏著一個很有人情味的故事。出資的藝術贊助者，是俄國派駐薩克森的凱瑟林克伯爵，長年為失眠所苦。相傳他出資請巴赫寫一組溫柔的鍵盤曲，讓身邊一位年輕樂師，夜裡彈給他聽、伴他入眠。可是你我注意到了嗎——這部曲子後來卻不叫「凱瑟林克」，而叫「郭德堡」。郭德堡是誰呢？是伯爵府裡那位大約十四歲的年輕鍵盤手，巴赫的學生。於是最動人的一幕就這樣發生了：出資的伯爵，自己沒有留下名字，反倒是他身邊那位日夜相伴的樂師，因為這部不屬於他、卻與他緊緊相連的作品，被全世界記了兩百多年。你看，付出的人換到什麼？有時候，連他身邊人的名字，都一起變成了不朽。</w:t>
       </w:r>
     </w:p>
     <w:p>
@@ -7138,23 +7138,23 @@
           <w:color w:val="3C3328"/>
           <w:sz w:val="28"/>
         </w:rPr>
-        <w:t>金主全名凱瑟林克伯爵（Count Hermann Carl von Keyserlingk，1697–1764），俄羅斯帝國派駐薩克森選帝侯宮廷（德勒斯登）的常任公使；長期定居、握有實權的外交大員，這樣的人願意出資與掛名，份量自然不同。</w:t>
-      </w:r>
-    </w:p>
-    <w:p>
-      <w:pPr>
-        <w:pStyle w:val="ListBullet"/>
-        <w:spacing w:after="60" w:line="312" w:lineRule="auto"/>
-      </w:pPr>
-      <w:r>
-        <w:rPr>
-          <w:rFonts w:ascii="Microsoft JhengHei" w:hAnsi="Microsoft JhengHei" w:eastAsia="Microsoft JhengHei" w:cs="Microsoft JhengHei"/>
-          <w:b w:val="0"/>
-          <w:i w:val="0"/>
-          <w:color w:val="3C3328"/>
-          <w:sz w:val="28"/>
-        </w:rPr>
-        <w:t>曲名裡的「郭德堡」指約翰·哥特利布·郭德堡（Johann Gottlieb Goldberg，1727–1756），伯爵府裡供養的年輕鍵盤好手、巴赫的學生，1741 年他頂多約十四歲——金主投入財富養的一名家臣樂師，只因掛在這部作品上，名字被全世界記了兩百多年。</w:t>
+        <w:t>藝術贊助者全名凱瑟林克伯爵（Count Hermann Carl von Keyserlingk，1697–1764），俄羅斯帝國派駐薩克森選帝侯宮廷（德勒斯登）的常任公使；長期定居、握有實權的外交大員，這樣的人願意出資與掛名，份量自然不同。</w:t>
+      </w:r>
+    </w:p>
+    <w:p>
+      <w:pPr>
+        <w:pStyle w:val="ListBullet"/>
+        <w:spacing w:after="60" w:line="312" w:lineRule="auto"/>
+      </w:pPr>
+      <w:r>
+        <w:rPr>
+          <w:rFonts w:ascii="Microsoft JhengHei" w:hAnsi="Microsoft JhengHei" w:eastAsia="Microsoft JhengHei" w:cs="Microsoft JhengHei"/>
+          <w:b w:val="0"/>
+          <w:i w:val="0"/>
+          <w:color w:val="3C3328"/>
+          <w:sz w:val="28"/>
+        </w:rPr>
+        <w:t>曲名裡的「郭德堡」指約翰·哥特利布·郭德堡（Johann Gottlieb Goldberg，1727–1756），伯爵府裡供養的年輕鍵盤好手、巴赫的學生，1741 年他頂多約十四歲——藝術贊助者投入財富養的一名家臣樂師，只因掛在這部作品上，名字被全世界記了兩百多年。</w:t>
       </w:r>
     </w:p>
     <w:p>
@@ -7202,7 +7202,7 @@
           <w:color w:val="3C3328"/>
           <w:sz w:val="28"/>
         </w:rPr>
-        <w:t>金主更深一層的價值：據載凱瑟林克曾替巴赫關說，促成他 1736 年獲薩克森選帝侯頒「宮廷作曲家」（Hofcompositeur）名銜——金主真正的價值，往往不在單筆訂單，而在替你打通關節。</w:t>
+        <w:t>藝術贊助者更深一層的價值：據載凱瑟林克曾替巴赫關說，促成他 1736 年獲薩克森選帝侯頒「宮廷作曲家」（Hofcompositeur）名銜——藝術贊助者真正的價值，往往不在單筆訂單，而在替你打通關節。</w:t>
       </w:r>
     </w:p>
     <w:p>
@@ -7246,7 +7246,7 @@
           <w:color w:val="2B2016"/>
           <w:sz w:val="38"/>
         </w:rPr>
-        <w:t>郭德堡的另一課：金主真正的價值，是替你打通關節</w:t>
+        <w:t>郭德堡的另一課：藝術贊助者真正的價值，是替你打通關節</w:t>
       </w:r>
       <w:r>
         <w:rPr>
@@ -7286,7 +7286,7 @@
           <w:color w:val="222A2D"/>
           <w:sz w:val="36"/>
         </w:rPr>
-        <w:t>郭德堡這個故事，還藏著一課，特別想說給各位有前瞻性的企業家聽。這位凱瑟林克伯爵，給巴赫的其實遠不只是一筆訂單——他更難得的一手，是願意動用自己的人脈，替巴赫把關節打通。你會發現，巴赫一直很想要一個「宮廷作曲家」的頭銜，想了好幾年、卻屢屢碰壁；最後，就是靠這位伯爵從中幫忙，到 1736 年，才終於如願。這件事的份量，各位一定懂：一紙王室認證的頭銜，讓巴赫在面對雇主時，腰桿整個挺了起來——這是再多委託費也換不來的。所以說到底，一位頂級金主最珍貴的地方，往往不在他給的那筆財富，而在他願意替你背書、替你引薦、替你把前面的路一步步走通。</w:t>
+        <w:t>郭德堡這個故事，還藏著一課，特別想說給各位有前瞻性的企業家聽。這位凱瑟林克伯爵，給巴赫的其實遠不只是一筆訂單——他更難得的一手，是願意動用自己的人脈，替巴赫把關節打通。你會發現，巴赫一直很想要一個「宮廷作曲家」的頭銜，想了好幾年、卻屢屢碰壁；最後，就是靠這位伯爵從中幫忙，到 1736 年，才終於如願。這件事的份量，各位一定懂：一紙王室認證的頭銜，讓巴赫在面對雇主時，腰桿整個挺了起來——這是再多委託費也換不來的。所以說到底，一位頂級藝術贊助者最珍貴的地方，往往不在他給的那筆財富，而在他願意替你背書、替你引薦、替你把前面的路一步步走通。</w:t>
       </w:r>
     </w:p>
     <w:p>
@@ -7317,7 +7317,7 @@
           <w:color w:val="3C3328"/>
           <w:sz w:val="28"/>
         </w:rPr>
-        <w:t>金主先前早已替巴赫「辦成一件大事」：1733 年巴赫把《b 小調彌撒》的〈垂憐經〉與〈榮耀經〉呈給德勒斯登宮廷、想討一個官方頭銜，起初石沉大海；正是靠凱瑟林克從中關說施力，1736 年 11 月 19 日巴赫才終於獲薩克森選帝侯兼波蘭國王腓特烈·奧古斯特二世頒授「宮廷作曲家」（Hofcompositeur）名銜。</w:t>
+        <w:t>藝術贊助者先前早已替巴赫「辦成一件大事」：1733 年巴赫把《b 小調彌撒》的〈垂憐經〉與〈榮耀經〉呈給德勒斯登宮廷、想討一個官方頭銜，起初石沉大海；正是靠凱瑟林克從中關說施力，1736 年 11 月 19 日巴赫才終於獲薩克森選帝侯兼波蘭國王腓特烈·奧古斯特二世頒授「宮廷作曲家」（Hofcompositeur）名銜。</w:t>
       </w:r>
     </w:p>
     <w:p>
@@ -7381,7 +7381,7 @@
           <w:color w:val="3C3328"/>
           <w:sz w:val="28"/>
         </w:rPr>
-        <w:t>給企業的一句話：挑金主、找贊助，別只看他出多少，要看他能替你打開哪些門。</w:t>
+        <w:t>給企業的一句話：挑藝術贊助者、找贊助，別只看他出多少，要看他能替你打開哪些門。</w:t>
       </w:r>
     </w:p>
     <w:p>
@@ -7449,7 +7449,7 @@
           <w:color w:val="222A2D"/>
           <w:sz w:val="36"/>
         </w:rPr>
-        <w:t>先陪各位認識這位金主本人——葛雷夫勒女伯爵。她是巴黎社交圈眾人心中的「女王」，以絕世的美貌與品味聞名；而她能這樣慷慨的底氣，來自夫家——當時法國最富有的銀行世家之一。當佛瑞還只是個在困頓中掙扎的年輕作曲家時，是她，牽著他的手走進了巴黎最高的社交圈，讓他當上自己沙龍的音樂總監。佛瑞感念到什麼程度呢？他直接稱這位女伯爵，是自己的「巴伐利亞國王」——也就是我們前面提過、那位傾心供養華格納的路德維希二世。而她的溫暖與眼光，其實遠不只落在佛瑞一個人身上：她把華格納正式引進法國、當俄羅斯芭蕾舞團的金主、甚至資助居禮夫人的鐳研究。你會發現，一位真正頂級的贊助者，那份影響力是全方位的。</w:t>
+        <w:t>先陪各位認識這位藝術贊助者本人——葛雷夫勒女伯爵。她是巴黎社交圈眾人心中的「女王」，以絕世的美貌與品味聞名；而她能這樣慷慨的底氣，來自夫家——當時法國最富有的銀行世家之一。當佛瑞還只是個在困頓中掙扎的年輕作曲家時，是她，牽著他的手走進了巴黎最高的社交圈，讓他當上自己沙龍的音樂總監。佛瑞感念到什麼程度呢？他直接稱這位女伯爵，是自己的「巴伐利亞國王」——也就是我們前面提過、那位傾心供養華格納的路德維希二世。而她的溫暖與眼光，其實遠不只落在佛瑞一個人身上：她把華格納正式引進法國、當俄羅斯芭蕾舞團的藝術贊助者、甚至資助居禮夫人的鐳研究。你會發現，一位真正頂級的贊助者，那份影響力是全方位的。</w:t>
       </w:r>
     </w:p>
     <w:p>
@@ -7544,7 +7544,7 @@
           <w:color w:val="3C3328"/>
           <w:sz w:val="28"/>
         </w:rPr>
-        <w:t>影響力全方位：她創辦並主持「法國大型音樂會社」（1890–1913）、把《諸神的黃昏》《崔斯坦與伊索德》引進法國首演、是狄亞吉列夫（Diaghilev）俄羅斯芭蕾舞團的重要金主（促成《春之祭》1913 首演），甚至資助居禮夫人的鐳研究與布朗利的無線電研究（據 Wikipedia）。</w:t>
+        <w:t>影響力全方位：她創辦並主持「法國大型音樂會社」（1890–1913）、把《諸神的黃昏》《崔斯坦與伊索德》引進法國首演、是狄亞吉列夫（Diaghilev）俄羅斯芭蕾舞團的重要藝術贊助者（促成《春之祭》1913 首演），甚至資助居禮夫人的鐳研究與布朗利的無線電研究（據 Wikipedia）。</w:t>
       </w:r>
     </w:p>
     <w:p>
@@ -7628,7 +7628,7 @@
           <w:color w:val="222A2D"/>
           <w:sz w:val="36"/>
         </w:rPr>
-        <w:t>不朽之名這一樣，也有一位女性金主，示範得格外動人。法國作曲家佛瑞（Fauré）還年輕、還在掙扎的時候，有位葛雷夫勒女伯爵（Comtesse Greffulhe），把他牽進了巴黎最高的社交圈。佛瑞最美的一首《帕凡舞曲》（Pavane），就是為她的沙龍而寫、題獻給她的。你我看看這其中的來往：女伯爵出資、給機會、給舞台；而佛瑞——還有後來把她寫進小說的大文豪普魯斯特——讓這位女伯爵的名字，永遠被後世記得。這就是贊助最美的回報：出資的人，因為藝術，被世界溫柔地記住。財富終有花完的一天，可是這樣的「不朽」，買不到、也搶不走。我們就一起聽聽這首，為她而寫的《帕凡舞曲》。</w:t>
+        <w:t>不朽之名這一樣，也有一位女性藝術贊助者，示範得格外動人。法國作曲家佛瑞（Fauré）還年輕、還在掙扎的時候，有位葛雷夫勒女伯爵（Comtesse Greffulhe），把他牽進了巴黎最高的社交圈。佛瑞最美的一首《帕凡舞曲》（Pavane），就是為她的沙龍而寫、題獻給她的。你我看看這其中的來往：女伯爵出資、給機會、給舞台；而佛瑞——還有後來把她寫進小說的大文豪普魯斯特——讓這位女伯爵的名字，永遠被後世記得。這就是贊助最美的回報：出資的人，因為藝術，被世界溫柔地記住。財富終有花完的一天，可是這樣的「不朽」，買不到、也搶不走。我們就一起聽聽這首，為她而寫的《帕凡舞曲》。</w:t>
       </w:r>
     </w:p>
     <w:p>
@@ -7675,7 +7675,7 @@
           <w:color w:val="3C3328"/>
           <w:sz w:val="28"/>
         </w:rPr>
-        <w:t>這位金主的完整身分：瑪麗·阿納托爾·路易絲·伊麗莎白·葛雷夫勒（Marie Anatole Louise Élisabeth Greffulhe，本姓 de Riquet de Caraman-Chimay，1860–1952），出身古老貴族，被稱為巴黎福布爾聖日耳曼區沙龍的「女王」，本身即以絕世美貌與品味聞名。</w:t>
+        <w:t>這位藝術贊助者的完整身分：瑪麗·阿納托爾·路易絲·伊麗莎白·葛雷夫勒（Marie Anatole Louise Élisabeth Greffulhe，本姓 de Riquet de Caraman-Chimay，1860–1952），出身古老貴族，被稱為巴黎福布爾聖日耳曼區沙龍的「女王」，本身即以絕世美貌與品味聞名。</w:t>
       </w:r>
     </w:p>
     <w:p>
@@ -7723,7 +7723,7 @@
           <w:color w:val="3C3328"/>
           <w:sz w:val="28"/>
         </w:rPr>
-        <w:t>佛瑞感激之餘，稱女伯爵是他的「巴伐利亞國王」（roi de Bavière）——直接把她比作當年傾注財富供養華格納（Richard Wagner）的路德維希二世（Ludwig II），等於公開承認：她之於我，就是華格納之於那位國王。這正呼應全片一再出現的「金主造就作曲家」主題。</w:t>
+        <w:t>佛瑞感激之餘，稱女伯爵是他的「巴伐利亞國王」（roi de Bavière）——直接把她比作當年傾注財富供養華格納（Richard Wagner）的路德維希二世（Ludwig II），等於公開承認：她之於我，就是華格納之於那位國王。這正呼應全片一再出現的「藝術贊助者造就作曲家」主題。</w:t>
       </w:r>
     </w:p>
     <w:p>
@@ -7755,7 +7755,7 @@
           <w:color w:val="3C3328"/>
           <w:sz w:val="28"/>
         </w:rPr>
-        <w:t>題獻不是空頭支票，而是升級成盛事：女伯爵於 1891 年 7 月 21 日在布洛涅森林（Bois de Boulogne）湖中小島上舉辦夜宴，依佛瑞的構想以「看不見的樂團」演奏《帕凡》；並且是她本人建議加入隱形合唱團與舞者，歌詞則出自她的表兄蒙德斯鳩（Robert de Montesquiou）。金主不只出資，還親自參與作品的呈現方式。</w:t>
+        <w:t>題獻不是空頭支票，而是升級成盛事：女伯爵於 1891 年 7 月 21 日在布洛涅森林（Bois de Boulogne）湖中小島上舉辦夜宴，依佛瑞的構想以「看不見的樂團」演奏《帕凡》；並且是她本人建議加入隱形合唱團與舞者，歌詞則出自她的表兄蒙德斯鳩（Robert de Montesquiou）。藝術贊助者不只出資，還親自參與作品的呈現方式。</w:t>
       </w:r>
     </w:p>
     <w:p>
@@ -7819,23 +7819,23 @@
           <w:color w:val="3C3328"/>
           <w:sz w:val="28"/>
         </w:rPr>
-        <w:t>她的贊助一路延伸到二十世紀前衛藝術：據載她是狄亞吉列夫（Sergei Diaghilev）俄羅斯芭蕾舞團（Ballets Russes）的重要金主，並促成史特拉汶斯基（Igor Stravinsky）《春之祭》（The Rite of Spring）於 1913 年 5 月的首演。</w:t>
-      </w:r>
-    </w:p>
-    <w:p>
-      <w:pPr>
-        <w:pStyle w:val="ListBullet"/>
-        <w:spacing w:after="60" w:line="312" w:lineRule="auto"/>
-      </w:pPr>
-      <w:r>
-        <w:rPr>
-          <w:rFonts w:ascii="Microsoft JhengHei" w:hAnsi="Microsoft JhengHei" w:eastAsia="Microsoft JhengHei" w:cs="Microsoft JhengHei"/>
-          <w:b w:val="0"/>
-          <w:i w:val="0"/>
-          <w:color w:val="3C3328"/>
-          <w:sz w:val="28"/>
-        </w:rPr>
-        <w:t>她的「金主」角色甚至跨出藝術界：據 Wikipedia，她也資助居禮夫人（Marie Curie）的鐳研究院，以及物理學家布朗利（Édouard Branly）的無線電研究——說明頂級贊助者的影響力是全方位的。</w:t>
+        <w:t>她的贊助一路延伸到二十世紀前衛藝術：據載她是狄亞吉列夫（Sergei Diaghilev）俄羅斯芭蕾舞團（Ballets Russes）的重要藝術贊助者，並促成史特拉汶斯基（Igor Stravinsky）《春之祭》（The Rite of Spring）於 1913 年 5 月的首演。</w:t>
+      </w:r>
+    </w:p>
+    <w:p>
+      <w:pPr>
+        <w:pStyle w:val="ListBullet"/>
+        <w:spacing w:after="60" w:line="312" w:lineRule="auto"/>
+      </w:pPr>
+      <w:r>
+        <w:rPr>
+          <w:rFonts w:ascii="Microsoft JhengHei" w:hAnsi="Microsoft JhengHei" w:eastAsia="Microsoft JhengHei" w:cs="Microsoft JhengHei"/>
+          <w:b w:val="0"/>
+          <w:i w:val="0"/>
+          <w:color w:val="3C3328"/>
+          <w:sz w:val="28"/>
+        </w:rPr>
+        <w:t>她的「藝術贊助者」角色甚至跨出藝術界：據 Wikipedia，她也資助居禮夫人（Marie Curie）的鐳研究院，以及物理學家布朗利（Édouard Branly）的無線電研究——說明頂級贊助者的影響力是全方位的。</w:t>
       </w:r>
     </w:p>
     <w:p>
@@ -7931,23 +7931,23 @@
           <w:color w:val="3C3328"/>
           <w:sz w:val="28"/>
         </w:rPr>
-        <w:t>📖 題獻（dedication）：在樂譜扉頁把作品「獻給」某人；當時＝作曲家回報金主、攀附權貴或表達敬意的正式方式，被題獻者的名字因此與作品綁在一起、隨作品流傳後世。</w:t>
-      </w:r>
-    </w:p>
-    <w:p>
-      <w:pPr>
-        <w:pStyle w:val="ListBullet"/>
-        <w:spacing w:after="60" w:line="312" w:lineRule="auto"/>
-      </w:pPr>
-      <w:r>
-        <w:rPr>
-          <w:rFonts w:ascii="Microsoft JhengHei" w:hAnsi="Microsoft JhengHei" w:eastAsia="Microsoft JhengHei" w:cs="Microsoft JhengHei"/>
-          <w:b w:val="0"/>
-          <w:i w:val="0"/>
-          <w:color w:val="3C3328"/>
-          <w:sz w:val="28"/>
-        </w:rPr>
-        <w:t>📖 巴伐利亞國王／路德維希二世（Ludwig II of Bavaria，1845–1886）：狂熱迷戀華格納、傾國庫供養其歌劇與拜羅伊特劇院的德意志君主，是音樂史上「散財金主」的代名詞；佛瑞用他來比喻女伯爵，是把她抬到「華格納級金主」的高度。</w:t>
+        <w:t>📖 題獻（dedication）：在樂譜扉頁把作品「獻給」某人；當時＝作曲家回報藝術贊助者、攀附權貴或表達敬意的正式方式，被題獻者的名字因此與作品綁在一起、隨作品流傳後世。</w:t>
+      </w:r>
+    </w:p>
+    <w:p>
+      <w:pPr>
+        <w:pStyle w:val="ListBullet"/>
+        <w:spacing w:after="60" w:line="312" w:lineRule="auto"/>
+      </w:pPr>
+      <w:r>
+        <w:rPr>
+          <w:rFonts w:ascii="Microsoft JhengHei" w:hAnsi="Microsoft JhengHei" w:eastAsia="Microsoft JhengHei" w:cs="Microsoft JhengHei"/>
+          <w:b w:val="0"/>
+          <w:i w:val="0"/>
+          <w:color w:val="3C3328"/>
+          <w:sz w:val="28"/>
+        </w:rPr>
+        <w:t>📖 巴伐利亞國王／路德維希二世（Ludwig II of Bavaria，1845–1886）：狂熱迷戀華格納、傾國庫供養其歌劇與拜羅伊特劇院的德意志君主，是音樂史上「散財藝術贊助者」的代名詞；佛瑞用他來比喻女伯爵，是把她抬到「華格納級藝術贊助者」的高度。</w:t>
       </w:r>
     </w:p>
     <w:p>
@@ -7979,7 +7979,7 @@
           <w:color w:val="3C3328"/>
           <w:sz w:val="28"/>
         </w:rPr>
-        <w:t>📖 普魯斯特（Marcel Proust，1871–1922）：法國小說家，鉅著《追憶似水年華》（À la recherche du temps perdu，1913–1927 出版）；他以葛雷夫勒女伯爵為主要藍本，塑造出書中的蓋爾芒特公爵夫人（Duchesse de Guermantes），讓這位金主在文學史上一併不朽。</w:t>
+        <w:t>📖 普魯斯特（Marcel Proust，1871–1922）：法國小說家，鉅著《追憶似水年華》（À la recherche du temps perdu，1913–1927 出版）；他以葛雷夫勒女伯爵為主要藍本，塑造出書中的蓋爾芒特公爵夫人（Duchesse de Guermantes），讓這位藝術贊助者在文學史上一併不朽。</w:t>
       </w:r>
     </w:p>
     <w:p>
@@ -8092,7 +8092,7 @@
           <w:color w:val="222A2D"/>
           <w:sz w:val="36"/>
         </w:rPr>
-        <w:t>我們回到那位葛雷夫勒女伯爵，把「贊助者因藝術而不朽」這件事，好好說到底。你會發現，出資的贊助者，究竟能有多不朽？佛瑞用一首《帕凡》題獻給她，這是第一次；而大文豪普魯斯特，又用一整部小說，把她妥妥地封存起來，這是第二次。普魯斯特以她為藍本，寫出了《追憶似水年華》裡那位氣派的「蓋爾芒特公爵夫人」，讓她成了文學史上的經典人物。而且說到底，她從來不只是那個出資的人：1891 年，她在布洛涅森林的湖中小島辦了一場夜宴，親手替《帕凡》添上了「看不見的合唱團」和舞者——你看，金主，也能是共同的創作者。財富會用盡、莊園會易主；可是被作曲家題獻、被小說封存的名字，永遠搶不走。這，就是「因藝術而不朽」最完整、也最動人的樣子。</w:t>
+        <w:t>我們回到那位葛雷夫勒女伯爵，把「贊助者因藝術而不朽」這件事，好好說到底。你會發現，出資的贊助者，究竟能有多不朽？佛瑞用一首《帕凡》題獻給她，這是第一次；而大文豪普魯斯特，又用一整部小說，把她妥妥地封存起來，這是第二次。普魯斯特以她為藍本，寫出了《追憶似水年華》裡那位氣派的「蓋爾芒特公爵夫人」，讓她成了文學史上的經典人物。而且說到底，她從來不只是那個出資的人：1891 年，她在布洛涅森林的湖中小島辦了一場夜宴，親手替《帕凡》添上了「看不見的合唱團」和舞者——你看，藝術贊助者，也能是共同的創作者。財富會用盡、莊園會易主；可是被作曲家題獻、被小說封存的名字，永遠搶不走。這，就是「因藝術而不朽」最完整、也最動人的樣子。</w:t>
       </w:r>
     </w:p>
     <w:p>
@@ -8123,23 +8123,23 @@
           <w:color w:val="3C3328"/>
           <w:sz w:val="28"/>
         </w:rPr>
-        <w:t>兩種不朽：佛瑞把《帕凡舞曲》（Pavane, Op.50，1887）題獻給女伯爵；普魯斯特（Marcel Proust）再以她為主要藍本，塑造《追憶似水年華》（1913–1927）裡的蓋爾芒特公爵夫人（Duchesse de Guermantes）——同一位金主，被音樂與文學同時保存。</w:t>
-      </w:r>
-    </w:p>
-    <w:p>
-      <w:pPr>
-        <w:pStyle w:val="ListBullet"/>
-        <w:spacing w:after="60" w:line="312" w:lineRule="auto"/>
-      </w:pPr>
-      <w:r>
-        <w:rPr>
-          <w:rFonts w:ascii="Microsoft JhengHei" w:hAnsi="Microsoft JhengHei" w:eastAsia="Microsoft JhengHei" w:cs="Microsoft JhengHei"/>
-          <w:b w:val="0"/>
-          <w:i w:val="0"/>
-          <w:color w:val="3C3328"/>
-          <w:sz w:val="28"/>
-        </w:rPr>
-        <w:t>金主也是「共同創作者」：據載女伯爵於 1891 年 7 月 21 日在布洛涅森林（Bois de Boulogne）湖中小島舉辦夜宴，依佛瑞構想以「看不見的樂團」演奏《帕凡》；並且是她本人建議加入隱形合唱團與舞者，歌詞出自她的表兄蒙德斯鳩（Robert de Montesquiou）。</w:t>
+        <w:t>兩種不朽：佛瑞把《帕凡舞曲》（Pavane, Op.50，1887）題獻給女伯爵；普魯斯特（Marcel Proust）再以她為主要藍本，塑造《追憶似水年華》（1913–1927）裡的蓋爾芒特公爵夫人（Duchesse de Guermantes）——同一位藝術贊助者，被音樂與文學同時保存。</w:t>
+      </w:r>
+    </w:p>
+    <w:p>
+      <w:pPr>
+        <w:pStyle w:val="ListBullet"/>
+        <w:spacing w:after="60" w:line="312" w:lineRule="auto"/>
+      </w:pPr>
+      <w:r>
+        <w:rPr>
+          <w:rFonts w:ascii="Microsoft JhengHei" w:hAnsi="Microsoft JhengHei" w:eastAsia="Microsoft JhengHei" w:cs="Microsoft JhengHei"/>
+          <w:b w:val="0"/>
+          <w:i w:val="0"/>
+          <w:color w:val="3C3328"/>
+          <w:sz w:val="28"/>
+        </w:rPr>
+        <w:t>藝術贊助者也是「共同創作者」：據載女伯爵於 1891 年 7 月 21 日在布洛涅森林（Bois de Boulogne）湖中小島舉辦夜宴，依佛瑞構想以「看不見的樂團」演奏《帕凡》；並且是她本人建議加入隱形合唱團與舞者，歌詞出自她的表兄蒙德斯鳩（Robert de Montesquiou）。</w:t>
       </w:r>
     </w:p>
     <w:p>
@@ -8255,7 +8255,7 @@
           <w:color w:val="222A2D"/>
           <w:sz w:val="36"/>
         </w:rPr>
-        <w:t>不朽之名的最後一個故事，格局最小，卻最讓人動容。梵谷（Van Gogh）生前幾乎賣不掉一張畫，那他靠什麼撐下去？靠他的弟弟西奧（Theo），一位巴黎畫商，從 1882 年起，一個月一個月地匯兌財富，靜靜養著哥哥。最打動我的，是西奧自己說的一句話：「我把給他的財富，視為他工作的報酬。」你聽，不是施捨，是報酬——這正是我們今天一直想跟各位分享的那份「對等」。說到底，是一個人長期、不張揚的守候，養出了一位定義了整個時代的大師。所以我想請各位放下一個迷思：當金主，其實不一定要是豪門。梅迪奇可以是一整個銀行王朝，也可以，只是一個打從心裡相信家人的弟弟。這句話，希望各位一路記到今天最後。</w:t>
+        <w:t>不朽之名的最後一個故事，格局最小，卻最讓人動容。梵谷（Van Gogh）生前幾乎賣不掉一張畫，那他靠什麼撐下去？靠他的弟弟西奧（Theo），一位巴黎畫商，從 1882 年起，一個月一個月地匯兌財富，靜靜養著哥哥。最打動我的，是西奧自己說的一句話：「我把給他的財富，視為他工作的報酬。」你聽，不是施捨，是報酬——這正是我們今天一直想跟各位分享的那份「對等」。說到底，是一個人長期、不張揚的守候，養出了一位定義了整個時代的大師。所以我想請各位放下一個迷思：當藝術贊助者，其實不一定要是豪門。梅迪奇可以是一整個銀行王朝，也可以，只是一個打從心裡相信家人的弟弟。這句話，希望各位一路記到今天最後。</w:t>
       </w:r>
     </w:p>
     <w:p>
@@ -8286,7 +8286,7 @@
           <w:color w:val="3C3328"/>
           <w:sz w:val="28"/>
         </w:rPr>
-        <w:t>這一站刻意把鏡頭對準「金主」西奧：一位巴黎畫商，用長期、穩定、按月的現金流，獨力孵出一位定義時代的大師——證明贊助的關鍵從來不是財力大小，而是「持續」與「對等」。</w:t>
+        <w:t>這一站刻意把鏡頭對準「藝術贊助者」西奧：一位巴黎畫商，用長期、穩定、按月的現金流，獨力孵出一位定義時代的大師——證明贊助的關鍵從來不是財力大小，而是「持續」與「對等」。</w:t>
       </w:r>
     </w:p>
     <w:p>
@@ -8430,7 +8430,7 @@
           <w:color w:val="3C3328"/>
           <w:sz w:val="28"/>
         </w:rPr>
-        <w:t>破除「金主＝豪門」的迷思：對照本場前面登場的梅迪奇銀行王朝（Medici），這裡的金主只是一個相信家人的弟弟——規模天差地遠，但「長期、對等」的機制卻一模一樣。</w:t>
+        <w:t>破除「藝術贊助者＝豪門」的迷思：對照本場前面登場的梅迪奇銀行王朝（Medici），這裡的藝術贊助者只是一個相信家人的弟弟——規模天差地遠，但「長期、對等」的機制卻一模一樣。</w:t>
       </w:r>
     </w:p>
     <w:p>
@@ -8462,7 +8462,7 @@
           <w:color w:val="3C3328"/>
           <w:sz w:val="28"/>
         </w:rPr>
-        <w:t>📖 西奧·梵谷（Theo van Gogh，1857–1891）：文森·梵谷的弟弟、本場的「金主」；巴黎畫商，古庇公司巴黎分店經理，是哥哥終生唯一固定的出資者與精神支柱，兩人往來書信也成為研究梵谷的第一手史料。</w:t>
+        <w:t>📖 西奧·梵谷（Theo van Gogh，1857–1891）：文森·梵谷的弟弟、本場的「藝術贊助者」；巴黎畫商，古庇公司巴黎分店經理，是哥哥終生唯一固定的出資者與精神支柱，兩人往來書信也成為研究梵谷的第一手史料。</w:t>
       </w:r>
     </w:p>
     <w:p>
@@ -8801,23 +8801,23 @@
           <w:color w:val="3C3328"/>
           <w:sz w:val="28"/>
         </w:rPr>
-        <w:t>案例一 拜羅伊特節慶劇院（呼應浪漫站）：這是「一位金主蓋一整座劇院、只為一位作曲家」的極端案例，出資者是巴伐利亞國王路德維希二世。1872 年 5 月 22 日（華格納 59 歲生日）奠基，1876 年 8 月 13 至 17 日以《尼貝龍根的指環》全本四部曲首演揭幕，開幕盛會連德皇威廉一世、巴西皇帝佩德羅二世與哲學家尼采都到場。</w:t>
-      </w:r>
-    </w:p>
-    <w:p>
-      <w:pPr>
-        <w:pStyle w:val="ListBullet"/>
-        <w:spacing w:after="60" w:line="312" w:lineRule="auto"/>
-      </w:pPr>
-      <w:r>
-        <w:rPr>
-          <w:rFonts w:ascii="Microsoft JhengHei" w:hAnsi="Microsoft JhengHei" w:eastAsia="Microsoft JhengHei" w:cs="Microsoft JhengHei"/>
-          <w:b w:val="0"/>
-          <w:i w:val="0"/>
-          <w:color w:val="3C3328"/>
-          <w:sz w:val="28"/>
-        </w:rPr>
-        <w:t>據載路德維希二世 1874 年 1 月撥款十萬塔勒（Thaler），後又以四十萬馬克的信貸擔保工程完工；即使有王室金援，華格納仍得靠巡演與募款補缺口。金主換到的是：一座至今每年仍以「拜羅伊特音樂節」之名運轉、與贊助者永久綁定的音樂聖地。</w:t>
+        <w:t>案例一 拜羅伊特節慶劇院（呼應浪漫站）：這是「一位藝術贊助者蓋一整座劇院、只為一位作曲家」的極端案例，出資者是巴伐利亞國王路德維希二世。1872 年 5 月 22 日（華格納 59 歲生日）奠基，1876 年 8 月 13 至 17 日以《尼貝龍根的指環》全本四部曲首演揭幕，開幕盛會連德皇威廉一世、巴西皇帝佩德羅二世與哲學家尼采都到場。</w:t>
+      </w:r>
+    </w:p>
+    <w:p>
+      <w:pPr>
+        <w:pStyle w:val="ListBullet"/>
+        <w:spacing w:after="60" w:line="312" w:lineRule="auto"/>
+      </w:pPr>
+      <w:r>
+        <w:rPr>
+          <w:rFonts w:ascii="Microsoft JhengHei" w:hAnsi="Microsoft JhengHei" w:eastAsia="Microsoft JhengHei" w:cs="Microsoft JhengHei"/>
+          <w:b w:val="0"/>
+          <w:i w:val="0"/>
+          <w:color w:val="3C3328"/>
+          <w:sz w:val="28"/>
+        </w:rPr>
+        <w:t>據載路德維希二世 1874 年 1 月撥款十萬塔勒（Thaler），後又以四十萬馬克的信貸擔保工程完工；即使有王室金援，華格納仍得靠巡演與募款補缺口。藝術贊助者換到的是：一座至今每年仍以「拜羅伊特音樂節」之名運轉、與贊助者永久綁定的音樂聖地。</w:t>
       </w:r>
     </w:p>
     <w:p>
@@ -8929,7 +8929,7 @@
           <w:color w:val="3C3328"/>
           <w:sz w:val="28"/>
         </w:rPr>
-        <w:t>四座殿堂的共通點：出資者的名字（王室、鋼鐵大王、飲料集團、電影家族）都活得比當年任何一場演出更久；建築是唯一「會自己增值、又天天替金主說話」的贊助形式，這也是本張最鼓勵企業複製的一樣回報。</w:t>
+        <w:t>四座殿堂的共通點：出資者的名字（王室、鋼鐵大王、飲料集團、電影家族）都活得比當年任何一場演出更久；建築是唯一「會自己增值、又天天替藝術贊助者說話」的贊助形式，這也是本張最鼓勵企業複製的一樣回報。</w:t>
       </w:r>
     </w:p>
     <w:p>
@@ -8977,7 +8977,7 @@
           <w:color w:val="3C3328"/>
           <w:sz w:val="28"/>
         </w:rPr>
-        <w:t>📖 路德維希二世（Ludwig II of Bavaria，1845 至 1886）：巴伐利亞國王，華格納最大的王室金主，也因大興新天鵝堡等宮殿而被稱「童話國王」；當時＝動用國庫替一位作曲家蓋劇院的贊助者。</w:t>
+        <w:t>📖 路德維希二世（Ludwig II of Bavaria，1845 至 1886）：巴伐利亞國王，華格納最大的王室藝術贊助者，也因大興新天鵝堡等宮殿而被稱「童話國王」；當時＝動用國庫替一位作曲家蓋劇院的贊助者。</w:t>
       </w:r>
     </w:p>
     <w:p>
@@ -9189,7 +9189,7 @@
           <w:color w:val="222A2D"/>
           <w:sz w:val="36"/>
         </w:rPr>
-        <w:t>這個故事，其實就是十九世紀版的「新創耗費財富，遇上天使投資」。作曲家華格納（Wagner）心裡藏著一個近乎瘋狂的夢：為自己一齣長達 14 小時的歌劇，蓋一座專屬的劇院。這要花掉天文數字。而他何其幸運，遇到了那個對的人——1864 年，巴伐利亞國王路德維希二世（Ludwig II），成了他近乎無上限的「天使投資人」（天使投資人，就是在一個案子最早、最耗費財富、還沒人敢下注的時候，就願意砸大筆財富進來相挺的那位金主）。國王出資，讓華格納親手建起了拜羅伊特節慶劇院（Bayreuth Festspielhaus），連樂池都做成隱藏式、下沉的，只為了讓觀眾完全沉浸。1876 年首屆音樂節，全歐洲的名流一同前來朝聖。你會發現，他就這樣把德國一座本來默默無聞的小鎮拜羅伊特，變成了全球樂迷心中的「麥加」、此生非去一次不可的聖地。這也正呼應我們待會兒要聊的企業提案第 3 點：把一座場館、一場音樂節，慢慢養成一個 iconic 的品牌。</w:t>
+        <w:t>這個故事，其實就是十九世紀版的「新創耗費財富，遇上天使投資」。作曲家華格納（Wagner）心裡藏著一個近乎瘋狂的夢：為自己一齣長達 14 小時的歌劇，蓋一座專屬的劇院。這要花掉天文數字。而他何其幸運，遇到了那個對的人——1864 年，巴伐利亞國王路德維希二世（Ludwig II），成了他近乎無上限的「天使投資人」（天使投資人，就是在一個案子最早、最耗費財富、還沒人敢下注的時候，就願意砸大筆財富進來相挺的那位藝術贊助者）。國王出資，讓華格納親手建起了拜羅伊特節慶劇院（Bayreuth Festspielhaus），連樂池都做成隱藏式、下沉的，只為了讓觀眾完全沉浸。1876 年首屆音樂節，全歐洲的名流一同前來朝聖。你會發現，他就這樣把德國一座本來默默無聞的小鎮拜羅伊特，變成了全球樂迷心中的「麥加」、此生非去一次不可的聖地。這也正呼應我們待會兒要聊的企業提案第 3 點：把一座場館、一場音樂節，慢慢養成一個 iconic 的品牌。</w:t>
       </w:r>
     </w:p>
     <w:p>
@@ -9220,7 +9220,7 @@
           <w:color w:val="3C3328"/>
           <w:sz w:val="28"/>
         </w:rPr>
-        <w:t>這場「新創耗費財富×天使投資」的主角，是巴伐利亞國王路德維希二世（Ludwig II of Bavaria，1845–1886）與作曲家華格納（Richard Wagner，全名 Wilhelm Richard Wagner，1813–1883）；1864 年路德維希十八歲即位，登基幾週內就把當時為躲債而流亡、聲名狼藉的華格納召到慕尼黑，1864 年 5 月 4 日兩人在慕尼黑王宮（Residenz）密談約一又四分之三小時，國王當場承諾替他清償鉅額債務、供養他、並包辦上演他所有計畫中的歌劇——史上「金主一次見面就決定全投」的極致案例。</w:t>
+        <w:t>這場「新創耗費財富×天使投資」的主角，是巴伐利亞國王路德維希二世（Ludwig II of Bavaria，1845–1886）與作曲家華格納（Richard Wagner，全名 Wilhelm Richard Wagner，1813–1883）；1864 年路德維希十八歲即位，登基幾週內就把當時為躲債而流亡、聲名狼藉的華格納召到慕尼黑，1864 年 5 月 4 日兩人在慕尼黑王宮（Residenz）密談約一又四分之三小時，國王當場承諾替他清償鉅額債務、供養他、並包辦上演他所有計畫中的歌劇——史上「藝術贊助者一次見面就決定全投」的極致案例。</w:t>
       </w:r>
     </w:p>
     <w:p>
@@ -9380,23 +9380,23 @@
           <w:color w:val="3C3328"/>
           <w:sz w:val="28"/>
         </w:rPr>
-        <w:t>金主到底換到什麼？路德維希二世的名字從此與這座「聖地」永久綁定；他一生還傾注財富蓋了新天鵝堡（Schloss Neuschwanstein）等童話城堡，人稱「天鵝王」「瘋王」，1886 年離奇死去，但他贊助的作品與場館，成了替他說話一百五十年的品牌資產，正呼應待會兒企業提案第 3 點：把場館、把音樂節做成一個 iconic（標誌性、一看就認得的招牌）品牌。</w:t>
-      </w:r>
-    </w:p>
-    <w:p>
-      <w:pPr>
-        <w:pStyle w:val="ListBullet"/>
-        <w:spacing w:after="60" w:line="312" w:lineRule="auto"/>
-      </w:pPr>
-      <w:r>
-        <w:rPr>
-          <w:rFonts w:ascii="Microsoft JhengHei" w:hAnsi="Microsoft JhengHei" w:eastAsia="Microsoft JhengHei" w:cs="Microsoft JhengHei"/>
-          <w:b w:val="0"/>
-          <w:i w:val="0"/>
-          <w:color w:val="3C3328"/>
-          <w:sz w:val="28"/>
-        </w:rPr>
-        <w:t>📖 路德維希二世（Ludwig II of Bavaria）：巴伐利亞國王（1864–1886 在位），華格納最重要的贊助者；當時＝一位極度愛美、揮金如土的年輕君主，也是史上最接近「無上限天使投資人」的王室金主。</w:t>
+        <w:t>藝術贊助者到底換到什麼？路德維希二世的名字從此與這座「聖地」永久綁定；他一生還傾注財富蓋了新天鵝堡（Schloss Neuschwanstein）等童話城堡，人稱「天鵝王」「瘋王」，1886 年離奇死去，但他贊助的作品與場館，成了替他說話一百五十年的品牌資產，正呼應待會兒企業提案第 3 點：把場館、把音樂節做成一個 iconic（標誌性、一看就認得的招牌）品牌。</w:t>
+      </w:r>
+    </w:p>
+    <w:p>
+      <w:pPr>
+        <w:pStyle w:val="ListBullet"/>
+        <w:spacing w:after="60" w:line="312" w:lineRule="auto"/>
+      </w:pPr>
+      <w:r>
+        <w:rPr>
+          <w:rFonts w:ascii="Microsoft JhengHei" w:hAnsi="Microsoft JhengHei" w:eastAsia="Microsoft JhengHei" w:cs="Microsoft JhengHei"/>
+          <w:b w:val="0"/>
+          <w:i w:val="0"/>
+          <w:color w:val="3C3328"/>
+          <w:sz w:val="28"/>
+        </w:rPr>
+        <w:t>📖 路德維希二世（Ludwig II of Bavaria）：巴伐利亞國王（1864–1886 在位），華格納最重要的贊助者；當時＝一位極度愛美、揮金如土的年輕君主，也是史上最接近「無上限天使投資人」的王室藝術贊助者。</w:t>
       </w:r>
     </w:p>
     <w:p>
@@ -9556,7 +9556,7 @@
           <w:color w:val="3C3328"/>
           <w:sz w:val="28"/>
         </w:rPr>
-        <w:t>📖 天使投資人（angel investor）：在一個案子最早、最耗費財富、風險最高、最沒人敢投的時候，就砸大筆財富進來的金主，換取未來的巨大回報或影響力；路德維希二世對華格納正是這種角色。</w:t>
+        <w:t>📖 天使投資人（angel investor）：在一個案子最早、最耗費財富、風險最高、最沒人敢投的時候，就砸大筆財富進來的藝術贊助者，換取未來的巨大回報或影響力；路德維希二世對華格納正是這種角色。</w:t>
       </w:r>
     </w:p>
     <w:p>
@@ -9956,7 +9956,7 @@
           <w:color w:val="3C3328"/>
           <w:sz w:val="28"/>
         </w:rPr>
-        <w:t>📖 威廉·杜提爾（William Burnet Tuthill）：卡內基音樂廳的建築師，本身是業餘大提琴家、紐約神劇協會董事，設計出音響極佳的義大利文藝復興式廳堂。當時＝橫跨音樂與建築的內行人，讓金主的財富花在對的聲學上。</w:t>
+        <w:t>📖 威廉·杜提爾（William Burnet Tuthill）：卡內基音樂廳的建築師，本身是業餘大提琴家、紐約神劇協會董事，設計出音響極佳的義大利文藝復興式廳堂。當時＝橫跨音樂與建築的內行人，讓藝術贊助者的財富花在對的聲學上。</w:t>
       </w:r>
     </w:p>
     <w:p>
@@ -10036,7 +10036,7 @@
           <w:color w:val="3C3328"/>
           <w:sz w:val="28"/>
         </w:rPr>
-        <w:t>📖 紐約神劇協會與紐約交響協會（Oratorio Society／New York Symphony Society）：促成建廳的兩個駐廳音樂團體，正是它們的需求與人脈牽起了金主卡內基。當時＝把出資的富豪與需要場館的音樂界撮合起來的推手。</w:t>
+        <w:t>📖 紐約神劇協會與紐約交響協會（Oratorio Society／New York Symphony Society）：促成建廳的兩個駐廳音樂團體，正是它們的需求與人脈牽起了藝術贊助者卡內基。當時＝把出資的富豪與需要場館的音樂界撮合起來的推手。</w:t>
       </w:r>
     </w:p>
     <w:p>
@@ -10244,7 +10244,7 @@
           <w:color w:val="3C3328"/>
           <w:sz w:val="28"/>
         </w:rPr>
-        <w:t>卡拉揚不只是掛名讚美，他實際參與設計評估，並建議採用他在柏林愛樂廳（Berliner Philharmonie）用過的「葡萄園式」座位（vineyard style）；企業出資、大師出品味，這種「金主＋權威共同掛保證」的組合，正是贊助換到信任感的關鍵。</w:t>
+        <w:t>卡拉揚不只是掛名讚美，他實際參與設計評估，並建議採用他在柏林愛樂廳（Berliner Philharmonie）用過的「葡萄園式」座位（vineyard style）；企業出資、大師出品味，這種「藝術贊助者＋權威共同掛保證」的組合，正是贊助換到信任感的關鍵。</w:t>
       </w:r>
     </w:p>
     <w:p>
@@ -10292,7 +10292,7 @@
           <w:color w:val="3C3328"/>
           <w:sz w:val="28"/>
         </w:rPr>
-        <w:t>呼應前面投影片的卡內基音樂廳（Carnegie Hall，鋼鐵大王安德魯·卡內基 Andrew Carnegie 1891 年出資興建）：三得利做的正是「亞洲企業版的卡內基」——用一座殿堂，替品牌鍍上文化的金身。從卡內基到三得利，跨越一個世紀、橫跨美日，金主用場館換文化威望的公式一模一樣。</w:t>
+        <w:t>呼應前面投影片的卡內基音樂廳（Carnegie Hall，鋼鐵大王安德魯·卡內基 Andrew Carnegie 1891 年出資興建）：三得利做的正是「亞洲企業版的卡內基」——用一座殿堂，替品牌鍍上文化的金身。從卡內基到三得利，跨越一個世紀、橫跨美日，藝術贊助者用場館換文化威望的公式一模一樣。</w:t>
       </w:r>
     </w:p>
     <w:p>
@@ -11002,7 +11002,7 @@
           <w:color w:val="3C3328"/>
           <w:sz w:val="28"/>
         </w:rPr>
-        <w:t>蓋一座舞台：主要金主尼古勞斯一世親王（Nikolaus I，1714–1790，因奢華好藝而綽號「輝煌者」）斥資興建埃斯特哈薩宮（Eszterháza），號稱「匈牙利的凡爾賽宮」，內設兩座劇院（主劇院約可容四百人）與常駐樂團，海頓與樂手就住在宮內，一年常演出上百場歌劇。這是「贊助者自己出資、蓋硬體、養班底」最完整的示範。</w:t>
+        <w:t>蓋一座舞台：主要藝術贊助者尼古勞斯一世親王（Nikolaus I，1714–1790，因奢華好藝而綽號「輝煌者」）斥資興建埃斯特哈薩宮（Eszterháza），號稱「匈牙利的凡爾賽宮」，內設兩座劇院（主劇院約可容四百人）與常駐樂團，海頓與樂手就住在宮內，一年常演出上百場歌劇。這是「贊助者自己出資、蓋硬體、養班底」最完整的示範。</w:t>
       </w:r>
     </w:p>
     <w:p>
@@ -11034,23 +11034,23 @@
           <w:color w:val="3C3328"/>
           <w:sz w:val="28"/>
         </w:rPr>
-        <w:t>📖 埃斯特哈齊家族（Esterházy）：據 Wikipedia／Britannica，十八世紀匈牙利最富有、最有權勢的貴族世家之一，效忠哈布斯堡皇室、坐擁大片領地；當時＝以贊助建築、美術與音樂聞名的「超級金主」，海頓即其支薪家臣。</w:t>
-      </w:r>
-    </w:p>
-    <w:p>
-      <w:pPr>
-        <w:pStyle w:val="ListBullet"/>
-        <w:spacing w:after="60" w:line="312" w:lineRule="auto"/>
-      </w:pPr>
-      <w:r>
-        <w:rPr>
-          <w:rFonts w:ascii="Microsoft JhengHei" w:hAnsi="Microsoft JhengHei" w:eastAsia="Microsoft JhengHei" w:cs="Microsoft JhengHei"/>
-          <w:b w:val="0"/>
-          <w:i w:val="0"/>
-          <w:color w:val="3C3328"/>
-          <w:sz w:val="28"/>
-        </w:rPr>
-        <w:t>📖 樂長（Kapellmeister）：德文原意「樂隊的長」；當時＝統管一位貴族或教會全部音樂事務的宮廷樂團總監，身兼作曲家與人事主管，是受雇於金主的高階「音樂員工」職位，而非自由接案的藝術家。</w:t>
+        <w:t>📖 埃斯特哈齊家族（Esterházy）：據 Wikipedia／Britannica，十八世紀匈牙利最富有、最有權勢的貴族世家之一，效忠哈布斯堡皇室、坐擁大片領地；當時＝以贊助建築、美術與音樂聞名的「超級藝術贊助者」，海頓即其支薪家臣。</w:t>
+      </w:r>
+    </w:p>
+    <w:p>
+      <w:pPr>
+        <w:pStyle w:val="ListBullet"/>
+        <w:spacing w:after="60" w:line="312" w:lineRule="auto"/>
+      </w:pPr>
+      <w:r>
+        <w:rPr>
+          <w:rFonts w:ascii="Microsoft JhengHei" w:hAnsi="Microsoft JhengHei" w:eastAsia="Microsoft JhengHei" w:cs="Microsoft JhengHei"/>
+          <w:b w:val="0"/>
+          <w:i w:val="0"/>
+          <w:color w:val="3C3328"/>
+          <w:sz w:val="28"/>
+        </w:rPr>
+        <w:t>📖 樂長（Kapellmeister）：德文原意「樂隊的長」；當時＝統管一位貴族或教會全部音樂事務的宮廷樂團總監，身兼作曲家與人事主管，是受雇於藝術贊助者的高階「音樂員工」職位，而非自由接案的藝術家。</w:t>
       </w:r>
     </w:p>
     <w:p>
@@ -11098,7 +11098,7 @@
           <w:color w:val="3C3328"/>
           <w:sz w:val="28"/>
         </w:rPr>
-        <w:t>📖 《告別交響曲》（Symphony No. 45「Farewell」）：海頓 1772 年之作；當時＝海頓替團隊向金主「委婉陳情」的手段，也是後世傳頌的勞資對等佳話。此故事由海頓晚年口述給傳記作者狄斯（Dies）與格里辛格（Griesinger），親王反應等細節帶軼事性質（相傳）。</w:t>
+        <w:t>📖 《告別交響曲》（Symphony No. 45「Farewell」）：海頓 1772 年之作；當時＝海頓替團隊向藝術贊助者「委婉陳情」的手段，也是後世傳頌的勞資對等佳話。此故事由海頓晚年口述給傳記作者狄斯（Dies）與格里辛格（Griesinger），親王反應等細節帶軼事性質（相傳）。</w:t>
       </w:r>
     </w:p>
     <w:p>
@@ -11166,7 +11166,7 @@
           <w:color w:val="222A2D"/>
           <w:sz w:val="36"/>
         </w:rPr>
-        <w:t>匈牙利的埃斯特哈齊（Esterházy）親王，就是一位把「養音樂」當成長期投資的貴族企業家。他蓋了一座莊園，人稱「匈牙利的凡爾賽」，裡頭歌劇院、劇場、音樂廳一應俱全——這等於替自己蓋了一座私人的研發中心，同時又是一張待客的門面：撐場面、款待貴賓、凝聚起整座宮廷的聲望，全都包了。他長年供養一整支樂團。有意思的是，親王自己偏愛一種冷門的低音樂器，叫巴里頓琴（baryton，一種音色特別、也特別難拉的古樂器），樂團便得為它量身寫下上百首曲子——你會發現，金主的品味，其實悄悄決定了研發的方向。那這筆投資，最後換到了什麼？「埃斯特哈齊」這個姓氏，直到兩百多年後的今天，我們還在這裡溫柔地提起它。這也正是等一下企業提案的第 1 點：一份長期穩定的資助，加上一座能好好養出創新的場館。</w:t>
+        <w:t>匈牙利的埃斯特哈齊（Esterházy）親王，就是一位把「養音樂」當成長期投資的貴族企業家。他蓋了一座莊園，人稱「匈牙利的凡爾賽」，裡頭歌劇院、劇場、音樂廳一應俱全——這等於替自己蓋了一座私人的研發中心，同時又是一張待客的門面：撐場面、款待貴賓、凝聚起整座宮廷的聲望，全都包了。他長年供養一整支樂團。有意思的是，親王自己偏愛一種冷門的低音樂器，叫巴里頓琴（baryton，一種音色特別、也特別難拉的古樂器），樂團便得為它量身寫下上百首曲子——你會發現，藝術贊助者的品味，其實悄悄決定了研發的方向。那這筆投資，最後換到了什麼？「埃斯特哈齊」這個姓氏，直到兩百多年後的今天，我們還在這裡溫柔地提起它。這也正是等一下企業提案的第 1 點：一份長期穩定的資助，加上一座能好好養出創新的場館。</w:t>
       </w:r>
     </w:p>
     <w:p>
@@ -11197,7 +11197,7 @@
           <w:color w:val="3C3328"/>
           <w:sz w:val="28"/>
         </w:rPr>
-        <w:t>主角這位金主：尼古拉一世·埃斯特哈齊親王（Nikolaus I, Prince Esterházy，1714-1790），匈牙利最顯赫貴族家族的當家。1762 年繼承兄長保羅·安東（Paul Anton）繼位為親王，掌權到 1790 年過世。據 Wikipedia，他收入極高，某些說法甚至比奧地利皇帝還富有——口袋有多深，養音樂的事業就能做多大。</w:t>
+        <w:t>主角這位藝術贊助者：尼古拉一世·埃斯特哈齊親王（Nikolaus I, Prince Esterházy，1714-1790），匈牙利最顯赫貴族家族的當家。1762 年繼承兄長保羅·安東（Paul Anton）繼位為親王，掌權到 1790 年過世。據 Wikipedia，他收入極高，某些說法甚至比奧地利皇帝還富有——口袋有多深，養音樂的事業就能做多大。</w:t>
       </w:r>
     </w:p>
     <w:p>
@@ -11277,39 +11277,39 @@
           <w:color w:val="3C3328"/>
           <w:sz w:val="28"/>
         </w:rPr>
-        <w:t>養的是「常設研發團隊」，不是「一次性外包」：親王長期供養固定樂團，1760 年代約 13-15 人，加演歌劇後擴編到 22-24 人。金主給的不只薪水，還有「充足排練時間、足以挖角頂尖樂手的薪資水準、完整的藝術主導權」——這正是稍後提案第 1 點「長期穩定資助」的教科書範例。</w:t>
-      </w:r>
-    </w:p>
-    <w:p>
-      <w:pPr>
-        <w:pStyle w:val="ListBullet"/>
-        <w:spacing w:after="60" w:line="312" w:lineRule="auto"/>
-      </w:pPr>
-      <w:r>
-        <w:rPr>
-          <w:rFonts w:ascii="Microsoft JhengHei" w:hAnsi="Microsoft JhengHei" w:eastAsia="Microsoft JhengHei" w:cs="Microsoft JhengHei"/>
-          <w:b w:val="0"/>
-          <w:i w:val="0"/>
-          <w:color w:val="3C3328"/>
-          <w:sz w:val="28"/>
-        </w:rPr>
-        <w:t>首席研發長就是海頓：約瑟夫·海頓（Joseph Haydn）1761 年 5 月 1 日先與前一任親王保羅·安東簽約，因舊樂長韋爾納還在位，起初職稱是「副樂長」；1766 年韋爾納過世後升為正樂長。他替這個家族工作近 30 年，職涯與金主深度綁定。</w:t>
-      </w:r>
-    </w:p>
-    <w:p>
-      <w:pPr>
-        <w:pStyle w:val="ListBullet"/>
-        <w:spacing w:after="60" w:line="312" w:lineRule="auto"/>
-      </w:pPr>
-      <w:r>
-        <w:rPr>
-          <w:rFonts w:ascii="Microsoft JhengHei" w:hAnsi="Microsoft JhengHei" w:eastAsia="Microsoft JhengHei" w:cs="Microsoft JhengHei"/>
-          <w:b w:val="0"/>
-          <w:i w:val="0"/>
-          <w:color w:val="3C3328"/>
-          <w:sz w:val="28"/>
-        </w:rPr>
-        <w:t>金主品味＝研發方向（本張核心軼事）：親王本人熱愛冷門低音樂器巴里頓琴，1765 年購入一把（由維也納製琴師施塔德曼（Johann Joseph Stadlmann）1750 年製作）。為了讓老闆有曲子可拉，海頓在 1762 至 1775 年間為它量身打造約 175 首作品，其中光「巴里頓三重奏」就有 126 首——一位業餘玩家的私人嗜好，硬生生催生出一整批人類音樂遺產。</w:t>
+        <w:t>養的是「常設研發團隊」，不是「一次性外包」：親王長期供養固定樂團，1760 年代約 13-15 人，加演歌劇後擴編到 22-24 人。藝術贊助者給的不只薪水，還有「充足排練時間、足以挖角頂尖樂手的薪資水準、完整的藝術主導權」——這正是稍後提案第 1 點「長期穩定資助」的教科書範例。</w:t>
+      </w:r>
+    </w:p>
+    <w:p>
+      <w:pPr>
+        <w:pStyle w:val="ListBullet"/>
+        <w:spacing w:after="60" w:line="312" w:lineRule="auto"/>
+      </w:pPr>
+      <w:r>
+        <w:rPr>
+          <w:rFonts w:ascii="Microsoft JhengHei" w:hAnsi="Microsoft JhengHei" w:eastAsia="Microsoft JhengHei" w:cs="Microsoft JhengHei"/>
+          <w:b w:val="0"/>
+          <w:i w:val="0"/>
+          <w:color w:val="3C3328"/>
+          <w:sz w:val="28"/>
+        </w:rPr>
+        <w:t>首席研發長就是海頓：約瑟夫·海頓（Joseph Haydn）1761 年 5 月 1 日先與前一任親王保羅·安東簽約，因舊樂長韋爾納還在位，起初職稱是「副樂長」；1766 年韋爾納過世後升為正樂長。他替這個家族工作近 30 年，職涯與藝術贊助者深度綁定。</w:t>
+      </w:r>
+    </w:p>
+    <w:p>
+      <w:pPr>
+        <w:pStyle w:val="ListBullet"/>
+        <w:spacing w:after="60" w:line="312" w:lineRule="auto"/>
+      </w:pPr>
+      <w:r>
+        <w:rPr>
+          <w:rFonts w:ascii="Microsoft JhengHei" w:hAnsi="Microsoft JhengHei" w:eastAsia="Microsoft JhengHei" w:cs="Microsoft JhengHei"/>
+          <w:b w:val="0"/>
+          <w:i w:val="0"/>
+          <w:color w:val="3C3328"/>
+          <w:sz w:val="28"/>
+        </w:rPr>
+        <w:t>藝術贊助者品味＝研發方向（本張核心軼事）：親王本人熱愛冷門低音樂器巴里頓琴，1765 年購入一把（由維也納製琴師施塔德曼（Johann Joseph Stadlmann）1750 年製作）。為了讓老闆有曲子可拉，海頓在 1762 至 1775 年間為它量身打造約 175 首作品，其中光「巴里頓三重奏」就有 126 首——一位業餘玩家的私人嗜好，硬生生催生出一整批人類音樂遺產。</w:t>
       </w:r>
     </w:p>
     <w:p>
@@ -11341,7 +11341,7 @@
           <w:color w:val="3C3328"/>
           <w:sz w:val="28"/>
         </w:rPr>
-        <w:t>反面教材（風險提示）：親王雖富，開銷同樣驚人。據 Wikipedia，他 1790 年一過世，繼位的兒子安東（Anton）立刻被迫撙節、解散大半樂團，偏僻的莊園也隨之閒置。提醒企業：贊助要「可持續」，光靠單一金主的個人熱情，人走茶就涼。</w:t>
+        <w:t>反面教材（風險提示）：親王雖富，開銷同樣驚人。據 Wikipedia，他 1790 年一過世，繼位的兒子安東（Anton）立刻被迫撙節、解散大半樂團，偏僻的莊園也隨之閒置。提醒企業：贊助要「可持續」，光靠單一藝術贊助者的個人熱情，人走茶就涼。</w:t>
       </w:r>
     </w:p>
     <w:p>
@@ -11632,7 +11632,7 @@
           <w:color w:val="3C3328"/>
           <w:sz w:val="28"/>
         </w:rPr>
-        <w:t>站在出資的金主這一邊看，形象是最划算的回報——別人可以抄產品、砍價格，卻抄不走你長年贊助音樂累積出來的「氣質資產」。</w:t>
+        <w:t>站在出資的藝術贊助者這一邊看，形象是最划算的回報——別人可以抄產品、砍價格，卻抄不走你長年贊助音樂累積出來的「氣質資產」。</w:t>
       </w:r>
     </w:p>
     <w:p>
@@ -11843,7 +11843,7 @@
           <w:color w:val="3C3328"/>
           <w:sz w:val="28"/>
         </w:rPr>
-        <w:t>官方頭銜作為酬庸：1804 年拿破崙封大衛為「皇帝首席畫師」（Premier Peintre de l'Empereur），等於把帝國美術宣傳的最高職位、獨占地位一併交出去——強勢金主給的不只是財富，還有名分。</w:t>
+        <w:t>官方頭銜作為酬庸：1804 年拿破崙封大衛為「皇帝首席畫師」（Premier Peintre de l'Empereur），等於把帝國美術宣傳的最高職位、獨占地位一併交出去——強勢藝術贊助者給的不只是財富，還有名分。</w:t>
       </w:r>
     </w:p>
     <w:p>
@@ -11971,7 +11971,7 @@
           <w:color w:val="3C3328"/>
           <w:sz w:val="28"/>
         </w:rPr>
-        <w:t>與本講其他站的呼應：這和梅迪奇（Medici）資助歌劇、埃斯特哈齊（Esterházy）供養海頓是同一套邏輯——金主出資，換到「被史冊記住的形象」；差別只在拿破崙買的是視覺政治，樂器與樂譜換成了油彩與畫布。</w:t>
+        <w:t>與本講其他站的呼應：這和梅迪奇（Medici）資助歌劇、埃斯特哈齊（Esterházy）供養海頓是同一套邏輯——藝術贊助者出資，換到「被史冊記住的形象」；差別只在拿破崙買的是視覺政治，樂器與樂譜換成了油彩與畫布。</w:t>
       </w:r>
     </w:p>
     <w:p>
@@ -12035,7 +12035,7 @@
           <w:color w:val="3C3328"/>
           <w:sz w:val="28"/>
         </w:rPr>
-        <w:t>📖 大衛（Jacques-Louis David，1748–1825）：法國新古典主義代表畫家，大革命與拿破崙時期的官方畫家；在本片視角下＝金主指定的形象工程執行者。</w:t>
+        <w:t>📖 大衛（Jacques-Louis David，1748–1825）：法國新古典主義代表畫家，大革命與拿破崙時期的官方畫家；在本片視角下＝藝術贊助者指定的形象工程執行者。</w:t>
       </w:r>
     </w:p>
     <w:p>
@@ -12262,7 +12262,7 @@
           <w:color w:val="3C3328"/>
           <w:sz w:val="28"/>
         </w:rPr>
-        <w:t>這張延續上一張「國家買形象」的邏輯，換一個更高階的版本：政府採購藝術，買下的不是一塊畫布，而是把一段集體記憶收編成官方認同，德拉克洛瓦這幅畫正是「金主用小財富買下大象徵」的教科書級案例。</w:t>
+        <w:t>這張延續上一張「國家買形象」的邏輯，換一個更高階的版本：政府採購藝術，買下的不是一塊畫布，而是把一段集體記憶收編成官方認同，德拉克洛瓦這幅畫正是「藝術贊助者用小財富買下大象徵」的教科書級案例。</w:t>
       </w:r>
     </w:p>
     <w:p>
@@ -14825,7 +14825,7 @@
           <w:color w:val="3C3328"/>
           <w:sz w:val="28"/>
         </w:rPr>
-        <w:t>幕後金主是奇美集團創辦人許文龍（Hsu Wen-lung）：1960 年創立奇美實業，把它做成全球最大的 ABS 樹脂廠、有「台灣壓克力之父」之稱，再把石化生意賺來的財富，砸進全世界規模最大的私人提琴收藏——這是一個「先有企業、才有收藏」的贊助故事。</w:t>
+        <w:t>幕後藝術贊助者是奇美集團創辦人許文龍（Hsu Wen-lung）：1960 年創立奇美實業，把它做成全球最大的 ABS 樹脂廠、有「台灣壓克力之父」之稱，再把石化生意賺來的財富，砸進全世界規模最大的私人提琴收藏——這是一個「先有企業、才有收藏」的贊助故事。</w:t>
       </w:r>
     </w:p>
     <w:p>
@@ -16034,7 +16034,7 @@
           <w:color w:val="3C3328"/>
           <w:sz w:val="28"/>
         </w:rPr>
-        <w:t>真正的金主與出手法：經營纜車的維蘇威纜車鐵道股份公司（法文原名 Société anonyme du chemin de fer funiculaire du Vésuve）把新歌安排在拿坡里最大的歌謠節「皮耶迪格羅塔節」上首演，等於買下當年最大的曝光舞台替纜車打廣告（據 tizianasavarese.it 等整理）。</w:t>
+        <w:t>真正的藝術贊助者與出手法：經營纜車的維蘇威纜車鐵道股份公司（法文原名 Société anonyme du chemin de fer funiculaire du Vésuve）把新歌安排在拿坡里最大的歌謠節「皮耶迪格羅塔節」上首演，等於買下當年最大的曝光舞台替纜車打廣告（據 tizianasavarese.it 等整理）。</w:t>
       </w:r>
     </w:p>
     <w:p>
@@ -16466,7 +16466,7 @@
           <w:color w:val="3C3328"/>
           <w:sz w:val="28"/>
         </w:rPr>
-        <w:t>幕後金主的來龍去脈：這條纜車最早由金融家歐布利耶特（Ernest Emmanuel Oblieght）於 1870 年代發想、1878 年取得三十年土地租約，工程師奧利維耶里（Olivieri）設計，用約 45 匹馬力蒸汽機拉動鋼纜、每節車廂重約 5000 公斤，1880 年 6 月 6 日揭幕、6 月 10 日正式對外營運（據義大利地方史料）。</w:t>
+        <w:t>幕後藝術贊助者的來龍去脈：這條纜車最早由金融家歐布利耶特（Ernest Emmanuel Oblieght）於 1870 年代發想、1878 年取得三十年土地租約，工程師奧利維耶里（Olivieri）設計，用約 45 匹馬力蒸汽機拉動鋼纜、每節車廂重約 5000 公斤，1880 年 6 月 6 日揭幕、6 月 10 日正式對外營運（據義大利地方史料）。</w:t>
       </w:r>
     </w:p>
     <w:p>
@@ -16853,7 +16853,7 @@
           <w:color w:val="3C3328"/>
           <w:sz w:val="28"/>
         </w:rPr>
-        <w:t>這張延續前面「Funiculì, Funiculà」四張的收尾，把鏡頭從「那首歌」拉回到「出資蓋纜車、又一次次出資重建的業主」身上：主角不是作曲家，而是這門生意的金主與它百年不敗的行銷資產。</w:t>
+        <w:t>這張延續前面「Funiculì, Funiculà」四張的收尾，把鏡頭從「那首歌」拉回到「出資蓋纜車、又一次次出資重建的業主」身上：主角不是作曲家，而是這門生意的藝術贊助者與它百年不敗的行銷資產。</w:t>
       </w:r>
     </w:p>
     <w:p>
@@ -16933,7 +16933,7 @@
           <w:color w:val="3C3328"/>
           <w:sz w:val="28"/>
         </w:rPr>
-        <w:t>英國金主接手把名氣做成金流：這門生意早年並不獲利，英國旅行社湯瑪士·庫克父子公司（Thomas Cook &amp; Son）的小庫克（John Mason Cook）1882 年首度搭乘，1886 年起先墊付財富救急，1887 至 1888 年間乾脆把纜車特許權整個買下，1889 年 5 月以翻新設備重新開幕。</w:t>
+        <w:t>英國藝術贊助者接手把名氣做成金流：這門生意早年並不獲利，英國旅行社湯瑪士·庫克父子公司（Thomas Cook &amp; Son）的小庫克（John Mason Cook）1882 年首度搭乘，1886 年起先墊付財富救急，1887 至 1888 年間乾脆把纜車特許權整個買下，1889 年 5 月以翻新設備重新開幕。</w:t>
       </w:r>
     </w:p>
     <w:p>
@@ -17045,7 +17045,7 @@
           <w:color w:val="3C3328"/>
           <w:sz w:val="28"/>
         </w:rPr>
-        <w:t>「歌變成永久資產」還有鐵證：這首歌紅到讓後世大作曲家「誤當民謠」——德國作曲家理查·史特勞斯（Richard Strauss）約 1886 年遊義大利聽到，以為是拿坡里民謠，把旋律寫進管弦作品《Aus Italien》（義大利之旅），被鄧札告上法院、判賠版稅；1907 年俄國作曲家林姆斯基-高沙可夫（Rimsky-Korsakov）也犯同樣的錯。委創內容不只免費帶客，還能反過來替金主收版稅。</w:t>
+        <w:t>「歌變成永久資產」還有鐵證：這首歌紅到讓後世大作曲家「誤當民謠」——德國作曲家理查·史特勞斯（Richard Strauss）約 1886 年遊義大利聽到，以為是拿坡里民謠，把旋律寫進管弦作品《Aus Italien》（義大利之旅），被鄧札告上法院、判賠版稅；1907 年俄國作曲家林姆斯基-高沙可夫（Rimsky-Korsakov）也犯同樣的錯。委創內容不只免費帶客，還能反過來替藝術贊助者收版稅。</w:t>
       </w:r>
     </w:p>
     <w:p>
@@ -17109,7 +17109,7 @@
           <w:color w:val="3C3328"/>
           <w:sz w:val="28"/>
         </w:rPr>
-        <w:t>📖 委創（commission，委託創作）：出資者指定題目、出資請人量身創作作品的模式；當時＝金主替一件產品或場館訂做專屬內容，本張的歌就是纜車業主委創的行銷資產。</w:t>
+        <w:t>📖 委創（commission，委託創作）：出資者指定題目、出資請人量身創作作品的模式；當時＝藝術贊助者替一件產品或場館訂做專屬內容，本張的歌就是纜車業主委創的行銷資產。</w:t>
       </w:r>
     </w:p>
     <w:p>
@@ -17432,7 +17432,7 @@
           <w:color w:val="3C3328"/>
           <w:sz w:val="28"/>
         </w:rPr>
-        <w:t>📖 路德維希二世（Ludwig II of Bavaria，1845–1886）：巴伐利亞國王、華格納最關鍵的金主。民間認股募資不順時，他於 1874 年 1 月撥款十萬塔勒（Thaler，當時德語區通行的銀幣單位）以信貸方式挹注，工程才得以加速、音樂節才辦得成——王室這筆財富，直接決定了一個文化品牌能否誕生。</w:t>
+        <w:t>📖 路德維希二世（Ludwig II of Bavaria，1845–1886）：巴伐利亞國王、華格納最關鍵的藝術贊助者。民間認股募資不順時，他於 1874 年 1 月撥款十萬塔勒（Thaler，當時德語區通行的銀幣單位）以信貸方式挹注，工程才得以加速、音樂節才辦得成——王室這筆財富，直接決定了一個文化品牌能否誕生。</w:t>
       </w:r>
     </w:p>
     <w:p>
@@ -17560,7 +17560,7 @@
           <w:color w:val="3C3328"/>
           <w:sz w:val="28"/>
         </w:rPr>
-        <w:t>📖 樂長（Kapellmeister）：德語意為「樂團／樂隊長」，指宮廷或教會的音樂總負責人，統籌作曲、排練、演出與樂手管理——相當於金主養在體制內、由贊助者包底薪的「音樂總監／內容總監」，職位穩定，才有餘裕長期實驗與量產作品。</w:t>
+        <w:t>📖 樂長（Kapellmeister）：德語意為「樂團／樂隊長」，指宮廷或教會的音樂總負責人，統籌作曲、排練、演出與樂手管理——相當於藝術贊助者養在體制內、由贊助者包底薪的「音樂總監／內容總監」，職位穩定，才有餘裕長期實驗與量產作品。</w:t>
       </w:r>
     </w:p>
     <w:p>
@@ -17755,7 +17755,7 @@
           <w:color w:val="3C3328"/>
           <w:sz w:val="28"/>
         </w:rPr>
-        <w:t>這四首都是全片走過的贊助案例回訪——多數背後都連著贊助者、題獻對象或出資企業，選它們給企業家聽，等於把金主當年換到的成果再用一次。</w:t>
+        <w:t>這四首都是全片走過的贊助案例回訪——多數背後都連著贊助者、題獻對象或出資企業，選它們給企業家聽，等於把藝術贊助者當年換到的成果再用一次。</w:t>
       </w:r>
     </w:p>
     <w:p>
@@ -17995,23 +17995,23 @@
           <w:color w:val="3C3328"/>
           <w:sz w:val="28"/>
         </w:rPr>
-        <w:t>提案 1「像埃斯特哈齊」：長期、穩定的資助＋一座自家場館養創新，等於給藝術家一個能安心研發的「家」——埃斯特哈齊家族 1761 年起聘海頓（Joseph Haydn，先任副樂長），1762 年繼位的尼古拉斯親王（Prince Nikolaus Esterházy，1714–1790，綽號「輝煌者」the Magnificent）1766 年把他升為正樂長，一路留用到 1790 年親王過世，海頓將近三十年只服務同一位金主。</w:t>
-      </w:r>
-    </w:p>
-    <w:p>
-      <w:pPr>
-        <w:pStyle w:val="ListBullet"/>
-        <w:spacing w:after="60" w:line="312" w:lineRule="auto"/>
-      </w:pPr>
-      <w:r>
-        <w:rPr>
-          <w:rFonts w:ascii="Microsoft JhengHei" w:hAnsi="Microsoft JhengHei" w:eastAsia="Microsoft JhengHei" w:cs="Microsoft JhengHei"/>
-          <w:b w:val="0"/>
-          <w:i w:val="0"/>
-          <w:color w:val="3C3328"/>
-          <w:sz w:val="28"/>
-        </w:rPr>
-        <w:t>這位金主買到的不是幾首曲子，而是「用我的名字冠名的整支樂團與整個劇季」：埃斯特哈齊宮（Eszterháza，號稱「匈牙利的凡爾賽宮」）據 Wikipedia／H. C. Robbins Landon 有 126 個房間、造價約 1,300 萬奧地利盾（gulden）；宮內 1768 年落成的歌劇院可容 400 人（1779 年焚毀後重建），另有 1773 年的木偶劇院，海頓在此一年常辦逾百場演出、並為親王樂團寫下他大半的交響曲——場館就是研發室，冠名就是回報。</w:t>
+        <w:t>提案 1「像埃斯特哈齊」：長期、穩定的資助＋一座自家場館養創新，等於給藝術家一個能安心研發的「家」——埃斯特哈齊家族 1761 年起聘海頓（Joseph Haydn，先任副樂長），1762 年繼位的尼古拉斯親王（Prince Nikolaus Esterházy，1714–1790，綽號「輝煌者」the Magnificent）1766 年把他升為正樂長，一路留用到 1790 年親王過世，海頓將近三十年只服務同一位藝術贊助者。</w:t>
+      </w:r>
+    </w:p>
+    <w:p>
+      <w:pPr>
+        <w:pStyle w:val="ListBullet"/>
+        <w:spacing w:after="60" w:line="312" w:lineRule="auto"/>
+      </w:pPr>
+      <w:r>
+        <w:rPr>
+          <w:rFonts w:ascii="Microsoft JhengHei" w:hAnsi="Microsoft JhengHei" w:eastAsia="Microsoft JhengHei" w:cs="Microsoft JhengHei"/>
+          <w:b w:val="0"/>
+          <w:i w:val="0"/>
+          <w:color w:val="3C3328"/>
+          <w:sz w:val="28"/>
+        </w:rPr>
+        <w:t>這位藝術贊助者買到的不是幾首曲子，而是「用我的名字冠名的整支樂團與整個劇季」：埃斯特哈齊宮（Eszterháza，號稱「匈牙利的凡爾賽宮」）據 Wikipedia／H. C. Robbins Landon 有 126 個房間、造價約 1,300 萬奧地利盾（gulden）；宮內 1768 年落成的歌劇院可容 400 人（1779 年焚毀後重建），另有 1773 年的木偶劇院，海頓在此一年常辦逾百場演出、並為親王樂團寫下他大半的交響曲——場館就是研發室，冠名就是回報。</w:t>
       </w:r>
     </w:p>
     <w:p>
@@ -18075,7 +18075,7 @@
           <w:color w:val="3C3328"/>
           <w:sz w:val="28"/>
         </w:rPr>
-        <w:t>押對一個人的複利：這位女伯爵同時是普魯斯特（Marcel Proust）筆下蓋爾芒特公爵夫人（duchesse de Guermantes）的原型、狄亞吉列夫（Sergei Diaghilev）俄羅斯芭蕾舞團的金主——集中資源成就一個人，最後讓贊助者自己成了一個時代的文化座標。</w:t>
+        <w:t>押對一個人的複利：這位女伯爵同時是普魯斯特（Marcel Proust）筆下蓋爾芒特公爵夫人（duchesse de Guermantes）的原型、狄亞吉列夫（Sergei Diaghilev）俄羅斯芭蕾舞團的藝術贊助者——集中資源成就一個人，最後讓贊助者自己成了一個時代的文化座標。</w:t>
       </w:r>
     </w:p>
     <w:p>
@@ -18107,23 +18107,23 @@
           <w:color w:val="3C3328"/>
           <w:sz w:val="28"/>
         </w:rPr>
-        <w:t>📖 埃斯特哈齊親王（Prince Nikolaus Esterházy）：匈牙利最顯赫貴族之一的當家親王，1714–1790，愛樂成痴、揮金如土，人稱「輝煌者」；當時＝把整支宮廷樂團與歌劇院當私人配備、又願意長年供養作曲家的超級金主。</w:t>
-      </w:r>
-    </w:p>
-    <w:p>
-      <w:pPr>
-        <w:pStyle w:val="ListBullet"/>
-        <w:spacing w:after="60" w:line="312" w:lineRule="auto"/>
-      </w:pPr>
-      <w:r>
-        <w:rPr>
-          <w:rFonts w:ascii="Microsoft JhengHei" w:hAnsi="Microsoft JhengHei" w:eastAsia="Microsoft JhengHei" w:cs="Microsoft JhengHei"/>
-          <w:b w:val="0"/>
-          <w:i w:val="0"/>
-          <w:color w:val="3C3328"/>
-          <w:sz w:val="28"/>
-        </w:rPr>
-        <w:t>📖 埃斯特哈齊宮（Eszterháza）：親王 1760 年代在匈牙利平原上蓋的洛可可宮殿，內含歌劇院與木偶劇院，因排場而號稱「匈牙利的凡爾賽宮」；當時＝金主砸重金造出的一座「藝術研發園區」。</w:t>
+        <w:t>📖 埃斯特哈齊親王（Prince Nikolaus Esterházy）：匈牙利最顯赫貴族之一的當家親王，1714–1790，愛樂成痴、揮金如土，人稱「輝煌者」；當時＝把整支宮廷樂團與歌劇院當私人配備、又願意長年供養作曲家的超級藝術贊助者。</w:t>
+      </w:r>
+    </w:p>
+    <w:p>
+      <w:pPr>
+        <w:pStyle w:val="ListBullet"/>
+        <w:spacing w:after="60" w:line="312" w:lineRule="auto"/>
+      </w:pPr>
+      <w:r>
+        <w:rPr>
+          <w:rFonts w:ascii="Microsoft JhengHei" w:hAnsi="Microsoft JhengHei" w:eastAsia="Microsoft JhengHei" w:cs="Microsoft JhengHei"/>
+          <w:b w:val="0"/>
+          <w:i w:val="0"/>
+          <w:color w:val="3C3328"/>
+          <w:sz w:val="28"/>
+        </w:rPr>
+        <w:t>📖 埃斯特哈齊宮（Eszterháza）：親王 1760 年代在匈牙利平原上蓋的洛可可宮殿，內含歌劇院與木偶劇院，因排場而號稱「匈牙利的凡爾賽宮」；當時＝藝術贊助者砸重金造出的一座「藝術研發園區」。</w:t>
       </w:r>
     </w:p>
     <w:p>
@@ -18155,7 +18155,7 @@
           <w:color w:val="3C3328"/>
           <w:sz w:val="28"/>
         </w:rPr>
-        <w:t>📖 法國大型音樂會協會（Société des Grandes Auditions Musicales de France）：女伯爵 1890 年成立並主持的音樂贊助組織，專演冷門與新作（含華格納、白遼士等），1913 年停辦；當時＝由金主出資、把「還沒被市場接受的傑作」推上舞台的平台。</w:t>
+        <w:t>📖 法國大型音樂會協會（Société des Grandes Auditions Musicales de France）：女伯爵 1890 年成立並主持的音樂贊助組織，專演冷門與新作（含華格納、白遼士等），1913 年停辦；當時＝由藝術贊助者出資、把「還沒被市場接受的傑作」推上舞台的平台。</w:t>
       </w:r>
     </w:p>
     <w:p>
@@ -18187,7 +18187,7 @@
           <w:color w:val="3C3328"/>
           <w:sz w:val="28"/>
         </w:rPr>
-        <w:t>📖 帕凡舞曲（Pavane）：佛瑞 1887 年的作品 50，取名自 16 世紀莊重緩步的宮廷舞；此曲題獻給葛雷菲勒女伯爵，等於把金主的名字永久寫進樂譜扉頁，是「贊助換冠名」最典雅的範例。</w:t>
+        <w:t>📖 帕凡舞曲（Pavane）：佛瑞 1887 年的作品 50，取名自 16 世紀莊重緩步的宮廷舞；此曲題獻給葛雷菲勒女伯爵，等於把藝術贊助者的名字永久寫進樂譜扉頁，是「贊助換冠名」最典雅的範例。</w:t>
       </w:r>
     </w:p>
     <w:p>
@@ -18498,7 +18498,7 @@
           <w:color w:val="222A2D"/>
           <w:sz w:val="36"/>
         </w:rPr>
-        <w:t>第五點，我特別想講給在座的各位聽——像梅迪奇，但其實也像《夜巡》裡那群合資的生意人：一個人可以當金主，一群人更可以。你我都不必獨自扛，揪上你的公會、你的交流會，大家一起來，換來的是聲望，也是別人學不來的與眾不同。最後，請把三個字帶回家，這是所有提案真正的靈魂：對等、可持續、共融。不是施捨，是並肩的合作；不是一次性的曝光，是一段慢慢養起來的長情；不是高高在上，而是願意跟藝術家、跟這片土地彼此靠近。做到這三個字，你會發現，你付出的每一分心意，都會加倍地，回到你身上。</w:t>
+        <w:t>第五點，我特別想講給在座的各位聽——像梅迪奇，但其實也像《夜巡》裡那群合資的生意人：一個人可以當藝術贊助者，一群人更可以。你我都不必獨自扛，揪上你的公會、你的交流會，大家一起來，換來的是聲望，也是別人學不來的與眾不同。最後，請把三個字帶回家，這是所有提案真正的靈魂：對等、可持續、共融。不是施捨，是並肩的合作；不是一次性的曝光，是一段慢慢養起來的長情；不是高高在上，而是願意跟藝術家、跟這片土地彼此靠近。做到這三個字，你會發現，你付出的每一分心意，都會加倍地，回到你身上。</w:t>
       </w:r>
     </w:p>
     <w:p>
@@ -18529,55 +18529,55 @@
           <w:color w:val="3C3328"/>
           <w:sz w:val="28"/>
         </w:rPr>
-        <w:t>提案 5 的核心：當金主，用贊助換聲望與差異化，而且「一個人來」或「揪公會、揪交流會集體合資」都行——把成本攤到每位成員身上，換到的是集體的名聲與能見度；兩個歷史範本一是個人／家族金主的梅迪奇，二是集體合資金主的《夜巡》民兵連。</w:t>
-      </w:r>
-    </w:p>
-    <w:p>
-      <w:pPr>
-        <w:pStyle w:val="ListBullet"/>
-        <w:spacing w:after="60" w:line="312" w:lineRule="auto"/>
-      </w:pPr>
-      <w:r>
-        <w:rPr>
-          <w:rFonts w:ascii="Microsoft JhengHei" w:hAnsi="Microsoft JhengHei" w:eastAsia="Microsoft JhengHei" w:cs="Microsoft JhengHei"/>
-          <w:b w:val="0"/>
-          <w:i w:val="0"/>
-          <w:color w:val="3C3328"/>
-          <w:sz w:val="28"/>
-        </w:rPr>
-        <w:t>梅迪奇模式（個人金主）：把銀行獲利回投文化，形成「經濟→文化→政治」的正向循環，用藝術贊助換來社會聲望與統治正當性、再回頭鞏固生意；此模式效率高到連對手都被迫模仿、擴散到全義大利（據 Palladium／Wikipedia）；梅迪奇也是本片巴洛克段落「歌劇金主」的同一個家族，前後呼應。</w:t>
-      </w:r>
-    </w:p>
-    <w:p>
-      <w:pPr>
-        <w:pStyle w:val="ListBullet"/>
-        <w:spacing w:after="60" w:line="312" w:lineRule="auto"/>
-      </w:pPr>
-      <w:r>
-        <w:rPr>
-          <w:rFonts w:ascii="Microsoft JhengHei" w:hAnsi="Microsoft JhengHei" w:eastAsia="Microsoft JhengHei" w:cs="Microsoft JhengHei"/>
-          <w:b w:val="0"/>
-          <w:i w:val="0"/>
-          <w:color w:val="3C3328"/>
-          <w:sz w:val="28"/>
-        </w:rPr>
-        <w:t>《夜巡》模式（集體金主）：關鍵是沒有人獨扛、也不必獨扛——一群生意人合資把自己畫進同一幅傑作，讓「連隊」這個團體被四百年後的人記得；而且站得越前面、畫得越清楚的人付得越多（每人約 100 荷蘭盾上下浮動），是「投入越多、能見度越高」的分級投資，不是齊頭式的公益攤派。</w:t>
-      </w:r>
-    </w:p>
-    <w:p>
-      <w:pPr>
-        <w:pStyle w:val="ListBullet"/>
-        <w:spacing w:after="60" w:line="312" w:lineRule="auto"/>
-      </w:pPr>
-      <w:r>
-        <w:rPr>
-          <w:rFonts w:ascii="Microsoft JhengHei" w:hAnsi="Microsoft JhengHei" w:eastAsia="Microsoft JhengHei" w:cs="Microsoft JhengHei"/>
-          <w:b w:val="0"/>
-          <w:i w:val="0"/>
-          <w:color w:val="3C3328"/>
-          <w:sz w:val="28"/>
-        </w:rPr>
-        <w:t>📖 梅迪奇家族（House of Medici）：15 世紀翡冷翠（Florence，今譯佛羅倫斯）的銀行世家，梅迪奇銀行（1397–1494）一度是全歐最富、最受信賴的金融機構，家族亦曾是全歐首富；他們是唐納太羅（Donatello）、波提切利（Botticelli）、米開朗基羅（Michelangelo）、達文西（Leonardo da Vinci）的金主——當時＝把商業獲利投進藝術、換取家族聲望與統治正當性的「贊助教科書」。</w:t>
+        <w:t>提案 5 的核心：當藝術贊助者，用贊助換聲望與差異化，而且「一個人來」或「揪公會、揪交流會集體合資」都行——把成本攤到每位成員身上，換到的是集體的名聲與能見度；兩個歷史範本一是個人／家族藝術贊助者的梅迪奇，二是集體合資藝術贊助者的《夜巡》民兵連。</w:t>
+      </w:r>
+    </w:p>
+    <w:p>
+      <w:pPr>
+        <w:pStyle w:val="ListBullet"/>
+        <w:spacing w:after="60" w:line="312" w:lineRule="auto"/>
+      </w:pPr>
+      <w:r>
+        <w:rPr>
+          <w:rFonts w:ascii="Microsoft JhengHei" w:hAnsi="Microsoft JhengHei" w:eastAsia="Microsoft JhengHei" w:cs="Microsoft JhengHei"/>
+          <w:b w:val="0"/>
+          <w:i w:val="0"/>
+          <w:color w:val="3C3328"/>
+          <w:sz w:val="28"/>
+        </w:rPr>
+        <w:t>梅迪奇模式（個人藝術贊助者）：把銀行獲利回投文化，形成「經濟→文化→政治」的正向循環，用藝術贊助換來社會聲望與統治正當性、再回頭鞏固生意；此模式效率高到連對手都被迫模仿、擴散到全義大利（據 Palladium／Wikipedia）；梅迪奇也是本片巴洛克段落「歌劇藝術贊助者」的同一個家族，前後呼應。</w:t>
+      </w:r>
+    </w:p>
+    <w:p>
+      <w:pPr>
+        <w:pStyle w:val="ListBullet"/>
+        <w:spacing w:after="60" w:line="312" w:lineRule="auto"/>
+      </w:pPr>
+      <w:r>
+        <w:rPr>
+          <w:rFonts w:ascii="Microsoft JhengHei" w:hAnsi="Microsoft JhengHei" w:eastAsia="Microsoft JhengHei" w:cs="Microsoft JhengHei"/>
+          <w:b w:val="0"/>
+          <w:i w:val="0"/>
+          <w:color w:val="3C3328"/>
+          <w:sz w:val="28"/>
+        </w:rPr>
+        <w:t>《夜巡》模式（集體藝術贊助者）：關鍵是沒有人獨扛、也不必獨扛——一群生意人合資把自己畫進同一幅傑作，讓「連隊」這個團體被四百年後的人記得；而且站得越前面、畫得越清楚的人付得越多（每人約 100 荷蘭盾上下浮動），是「投入越多、能見度越高」的分級投資，不是齊頭式的公益攤派。</w:t>
+      </w:r>
+    </w:p>
+    <w:p>
+      <w:pPr>
+        <w:pStyle w:val="ListBullet"/>
+        <w:spacing w:after="60" w:line="312" w:lineRule="auto"/>
+      </w:pPr>
+      <w:r>
+        <w:rPr>
+          <w:rFonts w:ascii="Microsoft JhengHei" w:hAnsi="Microsoft JhengHei" w:eastAsia="Microsoft JhengHei" w:cs="Microsoft JhengHei"/>
+          <w:b w:val="0"/>
+          <w:i w:val="0"/>
+          <w:color w:val="3C3328"/>
+          <w:sz w:val="28"/>
+        </w:rPr>
+        <w:t>📖 梅迪奇家族（House of Medici）：15 世紀翡冷翠（Florence，今譯佛羅倫斯）的銀行世家，梅迪奇銀行（1397–1494）一度是全歐最富、最受信賴的金融機構，家族亦曾是全歐首富；他們是唐納太羅（Donatello）、波提切利（Botticelli）、米開朗基羅（Michelangelo）、達文西（Leonardo da Vinci）的藝術贊助者——當時＝把商業獲利投進藝術、換取家族聲望與統治正當性的「贊助教科書」。</w:t>
       </w:r>
     </w:p>
     <w:p>
@@ -18609,7 +18609,7 @@
           <w:color w:val="3C3328"/>
           <w:sz w:val="28"/>
         </w:rPr>
-        <w:t>📖 城市民兵／火槍手公會（schutterij／kloveniers）：荷蘭城市裡由市民（多為商人、工匠）組成的自衛兼社交團體；當時＝有財富有地位的生意人結社，既維持治安、也一起吃飯應酬、集體出資彰顯身分——本質就是那個年代的「跨業交流會」，也正好呼應本片講給企業聽的合資當金主。</w:t>
+        <w:t>📖 城市民兵／火槍手公會（schutterij／kloveniers）：荷蘭城市裡由市民（多為商人、工匠）組成的自衛兼社交團體；當時＝有財富有地位的生意人結社，既維持治安、也一起吃飯應酬、集體出資彰顯身分——本質就是那個年代的「跨業交流會」，也正好呼應本片講給企業聽的合資當藝術贊助者。</w:t>
       </w:r>
     </w:p>
     <w:p>
@@ -18669,7 +18669,7 @@
           <w:color w:val="2B2016"/>
           <w:sz w:val="38"/>
         </w:rPr>
-        <w:t>當代委創（樂譜頁）：今天輪到你當金主</w:t>
+        <w:t>當代委創（樂譜頁）：今天輪到你當藝術贊助者</w:t>
       </w:r>
       <w:r>
         <w:rPr>
@@ -18709,7 +18709,7 @@
           <w:color w:val="222A2D"/>
           <w:sz w:val="36"/>
         </w:rPr>
-        <w:t>各位看這一頁樂譜，它是空白的——因為它還沒被寫出來。從梅迪奇，到路德維希二世，到卡內基，其實每一位願意委託新作品的金主，都把自己的名字，輕輕寫進了未來的文化史。而今天，輪到你了。你不必懂作曲，你只需要做一個決定：委託一部屬於這個時代、也屬於你品牌的新作品。說不定三百年後，還會有人記得，是你，在今天付了這筆財富。</w:t>
+        <w:t>各位看這一頁樂譜，它是空白的——因為它還沒被寫出來。從梅迪奇，到路德維希二世，到卡內基，其實每一位願意委託新作品的藝術贊助者，都把自己的名字，輕輕寫進了未來的文化史。而今天，輪到你了。你不必懂作曲，你只需要做一個決定：委託一部屬於這個時代、也屬於你品牌的新作品。說不定三百年後，還會有人記得，是你，在今天付了這筆財富。</w:t>
       </w:r>
     </w:p>
     <w:p>
@@ -18740,7 +18740,7 @@
           <w:color w:val="3C3328"/>
           <w:sz w:val="28"/>
         </w:rPr>
-        <w:t>這一頁樂譜刻意留白（佔位代號 d2-modern-piano）：它還沒被寫出來，因為委託它的金主還沒出現——講者把「決定權」交回台下的企業家手上，全場的金主故事到這裡收束成一句提案：你不必懂作曲，你只需要做一個決定、簽一張支票，剩下的交給作曲家。</w:t>
+        <w:t>這一頁樂譜刻意留白（佔位代號 d2-modern-piano）：它還沒被寫出來，因為委託它的藝術贊助者還沒出現——講者把「決定權」交回台下的企業家手上，全場的藝術贊助者故事到這裡收束成一句提案：你不必懂作曲，你只需要做一個決定、簽一張支票，剩下的交給作曲家。</w:t>
       </w:r>
     </w:p>
     <w:p>
@@ -18772,39 +18772,39 @@
           <w:color w:val="3C3328"/>
           <w:sz w:val="28"/>
         </w:rPr>
-        <w:t>三個金主、三種回報——梅迪奇用一場婚慶換來「歌劇之城」的永久聲望、路德維希二世用金援換到一座以他情感為名的劇院神話、卡內基用一棟建築把姓氏刻進世界舞台；共同點是他們付的財富買到的都是一個名字，而不是一次消費。</w:t>
-      </w:r>
-    </w:p>
-    <w:p>
-      <w:pPr>
-        <w:pStyle w:val="ListBullet"/>
-        <w:spacing w:after="60" w:line="312" w:lineRule="auto"/>
-      </w:pPr>
-      <w:r>
-        <w:rPr>
-          <w:rFonts w:ascii="Microsoft JhengHei" w:hAnsi="Microsoft JhengHei" w:eastAsia="Microsoft JhengHei" w:cs="Microsoft JhengHei"/>
-          <w:b w:val="0"/>
-          <w:i w:val="0"/>
-          <w:color w:val="3C3328"/>
-          <w:sz w:val="28"/>
-        </w:rPr>
-        <w:t>📖 委創（commission，委託創作）：指出資者出資請作曲家為特定場合或目的寫一部全新的原創作品，不是買現成樂譜，而是「從無到有」把作品叫出來；委託者可以是個人、品牌、樂團或機構，出資的一方名字就跟著這部作品進入音樂史，這是本場全片「金主視角」的最終行動呼籲。</w:t>
-      </w:r>
-    </w:p>
-    <w:p>
-      <w:pPr>
-        <w:pStyle w:val="ListBullet"/>
-        <w:spacing w:after="60" w:line="312" w:lineRule="auto"/>
-      </w:pPr>
-      <w:r>
-        <w:rPr>
-          <w:rFonts w:ascii="Microsoft JhengHei" w:hAnsi="Microsoft JhengHei" w:eastAsia="Microsoft JhengHei" w:cs="Microsoft JhengHei"/>
-          <w:b w:val="0"/>
-          <w:i w:val="0"/>
-          <w:color w:val="3C3328"/>
-          <w:sz w:val="28"/>
-        </w:rPr>
-        <w:t>📖 梅迪奇家族（House of Medici）：十五到十八世紀統治佛羅倫斯（Florence，義大利中部城市）的銀行世家與藝術金主；1600 年瑪麗亞．德．梅迪奇（Maria de' Medici）下嫁法王亨利四世（Henry IV of France）的婚慶場合，催生了佩里（Jacopo Peri）的歌劇《尤麗狄茜》（Euridice，據載為現存最早的一部歌劇），等於用一場皇室婚禮的預算替人類催生了「歌劇」這個新產品，呼應開場巴洛克站的梅迪奇／歌劇一頁。</w:t>
+        <w:t>三個藝術贊助者、三種回報——梅迪奇用一場婚慶換來「歌劇之城」的永久聲望、路德維希二世用金援換到一座以他情感為名的劇院神話、卡內基用一棟建築把姓氏刻進世界舞台；共同點是他們付的財富買到的都是一個名字，而不是一次消費。</w:t>
+      </w:r>
+    </w:p>
+    <w:p>
+      <w:pPr>
+        <w:pStyle w:val="ListBullet"/>
+        <w:spacing w:after="60" w:line="312" w:lineRule="auto"/>
+      </w:pPr>
+      <w:r>
+        <w:rPr>
+          <w:rFonts w:ascii="Microsoft JhengHei" w:hAnsi="Microsoft JhengHei" w:eastAsia="Microsoft JhengHei" w:cs="Microsoft JhengHei"/>
+          <w:b w:val="0"/>
+          <w:i w:val="0"/>
+          <w:color w:val="3C3328"/>
+          <w:sz w:val="28"/>
+        </w:rPr>
+        <w:t>📖 委創（commission，委託創作）：指出資者出資請作曲家為特定場合或目的寫一部全新的原創作品，不是買現成樂譜，而是「從無到有」把作品叫出來；委託者可以是個人、品牌、樂團或機構，出資的一方名字就跟著這部作品進入音樂史，這是本場全片「藝術贊助者視角」的最終行動呼籲。</w:t>
+      </w:r>
+    </w:p>
+    <w:p>
+      <w:pPr>
+        <w:pStyle w:val="ListBullet"/>
+        <w:spacing w:after="60" w:line="312" w:lineRule="auto"/>
+      </w:pPr>
+      <w:r>
+        <w:rPr>
+          <w:rFonts w:ascii="Microsoft JhengHei" w:hAnsi="Microsoft JhengHei" w:eastAsia="Microsoft JhengHei" w:cs="Microsoft JhengHei"/>
+          <w:b w:val="0"/>
+          <w:i w:val="0"/>
+          <w:color w:val="3C3328"/>
+          <w:sz w:val="28"/>
+        </w:rPr>
+        <w:t>📖 梅迪奇家族（House of Medici）：十五到十八世紀統治佛羅倫斯（Florence，義大利中部城市）的銀行世家與藝術贊助者；1600 年瑪麗亞．德．梅迪奇（Maria de' Medici）下嫁法王亨利四世（Henry IV of France）的婚慶場合，催生了佩里（Jacopo Peri）的歌劇《尤麗狄茜》（Euridice，據載為現存最早的一部歌劇），等於用一場皇室婚禮的預算替人類催生了「歌劇」這個新產品，呼應開場巴洛克站的梅迪奇／歌劇一頁。</w:t>
       </w:r>
     </w:p>
     <w:p>
@@ -18920,7 +18920,7 @@
           <w:color w:val="222A2D"/>
           <w:sz w:val="36"/>
         </w:rPr>
-        <w:t>我們一起把今天的地圖，輕輕再走一遍。出資贊助藝術，你我會換到七樣東西：一、地位與權力，梅迪奇；二、集體曝光，《夜巡》那群公會裡的生意人，其實就是各位；三、不朽之名，貝多芬的三位貴族、佛瑞的女伯爵、郭德堡的伯爵，還有梵谷的弟弟；四、聖地與冠名，拜羅伊特、卡內基、三得利、迪士尼；五、人才與凝聚，埃斯特哈齊；六、國家與企業的形象，拿破崙、威爾第、普契尼、賓士、奇美；七、最實在的一樣，那家靠一首歌撐起百年的纜車公司。說到底，不論你的公司多大、多小，你都當得起這個金主。所以請把今天唯一的這句話帶走：你成就音樂，音樂也成就你。</w:t>
+        <w:t>我們一起把今天的地圖，輕輕再走一遍。出資贊助藝術，你我會換到七樣東西：一、地位與權力，梅迪奇；二、集體曝光，《夜巡》那群公會裡的生意人，其實就是各位；三、不朽之名，貝多芬的三位貴族、佛瑞的女伯爵、郭德堡的伯爵，還有梵谷的弟弟；四、聖地與冠名，拜羅伊特、卡內基、三得利、迪士尼；五、人才與凝聚，埃斯特哈齊；六、國家與企業的形象，拿破崙、威爾第、普契尼、賓士、奇美；七、最實在的一樣，那家靠一首歌撐起百年的纜車公司。說到底，不論你的公司多大、多小，你都當得起這個藝術贊助者。所以請把今天唯一的這句話帶走：你成就音樂，音樂也成就你。</w:t>
       </w:r>
     </w:p>
     <w:p>
@@ -18951,119 +18951,119 @@
           <w:color w:val="3C3328"/>
           <w:sz w:val="28"/>
         </w:rPr>
-        <w:t>這張是全片的「金主資產負債表」——把四百年間出資者換到的東西收攏成七欄：地位與權力、集體曝光、不朽之名、聖地與冠名、人才與凝聚、國家與企業形象、最硬的實利；聽眾要帶走的不是音樂史，而是「贊助能換到什麼」這份對照表。</w:t>
-      </w:r>
-    </w:p>
-    <w:p>
-      <w:pPr>
-        <w:pStyle w:val="ListBullet"/>
-        <w:spacing w:after="60" w:line="312" w:lineRule="auto"/>
-      </w:pPr>
-      <w:r>
-        <w:rPr>
-          <w:rFonts w:ascii="Microsoft JhengHei" w:hAnsi="Microsoft JhengHei" w:eastAsia="Microsoft JhengHei" w:cs="Microsoft JhengHei"/>
-          <w:b w:val="0"/>
-          <w:i w:val="0"/>
-          <w:color w:val="3C3328"/>
-          <w:sz w:val="28"/>
-        </w:rPr>
-        <w:t>七欄的代表金主一次對位：地位＝梅迪奇（Medici，佛羅倫斯銀行世家）；曝光＝林布蘭（Rembrandt）《夜巡》裡合資入畫的阿姆斯特丹民兵連商紳（每人分攤畫費、據載出資多寡還影響在畫中位置，正是「集資也能當金主」的原型，也就是台下各位）；不朽＝替貝多芬、佛瑞、巴赫、梵谷埋單的貴族與親人；冠名＝拜羅伊特、卡內基、三得利、迪士尼四座以出資者命名的殿堂；凝聚＝養整支宮廷樂團的埃斯特哈齊（Esterházy）親王家；形象＝拿破崙、威爾第、普契尼與賓士、奇美；實利＝靠一首歌撐起百年的維蘇威纜車公司。</w:t>
-      </w:r>
-    </w:p>
-    <w:p>
-      <w:pPr>
-        <w:pStyle w:val="ListBullet"/>
-        <w:spacing w:after="60" w:line="312" w:lineRule="auto"/>
-      </w:pPr>
-      <w:r>
-        <w:rPr>
-          <w:rFonts w:ascii="Microsoft JhengHei" w:hAnsi="Microsoft JhengHei" w:eastAsia="Microsoft JhengHei" w:cs="Microsoft JhengHei"/>
-          <w:b w:val="0"/>
-          <w:i w:val="0"/>
-          <w:color w:val="3C3328"/>
-          <w:sz w:val="28"/>
-        </w:rPr>
-        <w:t>保留原點：豪門（梅迪奇）與集體合資（《夜巡》公會）都可以是金主，規模不是門檻——關鍵是願不願意出資對號入座。</w:t>
-      </w:r>
-    </w:p>
-    <w:p>
-      <w:pPr>
-        <w:pStyle w:val="ListBullet"/>
-        <w:spacing w:after="60" w:line="312" w:lineRule="auto"/>
-      </w:pPr>
-      <w:r>
-        <w:rPr>
-          <w:rFonts w:ascii="Microsoft JhengHei" w:hAnsi="Microsoft JhengHei" w:eastAsia="Microsoft JhengHei" w:cs="Microsoft JhengHei"/>
-          <w:b w:val="0"/>
-          <w:i w:val="0"/>
-          <w:color w:val="3C3328"/>
-          <w:sz w:val="28"/>
-        </w:rPr>
-        <w:t>📖 葛雷菲勒女伯爵（Élisabeth, comtesse Greffulhe，1860–1952）：美好年代（Belle Époque，法國十九世紀末的太平繁榮期）巴黎最著名的沙龍名媛；她出資支持並要求把佛瑞（Gabriel Fauré）的《帕凡舞曲》（Pavane, Op. 50）加上合唱與舞蹈，1891 年搬進自家布洛涅森林（Bois de Boulogne）花園派對盛大搬演；當時＝用私人財力把一首管弦小品升級成大型製作、也替自己掙下「藝術贊助者」名聲的金主。</w:t>
-      </w:r>
-    </w:p>
-    <w:p>
-      <w:pPr>
-        <w:pStyle w:val="ListBullet"/>
-        <w:spacing w:after="60" w:line="312" w:lineRule="auto"/>
-      </w:pPr>
-      <w:r>
-        <w:rPr>
-          <w:rFonts w:ascii="Microsoft JhengHei" w:hAnsi="Microsoft JhengHei" w:eastAsia="Microsoft JhengHei" w:cs="Microsoft JhengHei"/>
-          <w:b w:val="0"/>
-          <w:i w:val="0"/>
-          <w:color w:val="3C3328"/>
-          <w:sz w:val="28"/>
-        </w:rPr>
-        <w:t>📖 凱瑟林伯爵（Hermann Karl von Keyserlingk）：俄國駐薩克森選帝侯宮廷大使；相傳（傳說性質）他長期失眠，出資請巴赫（Johann Sebastian Bach）寫一套供家中大鍵琴手郭德堡（Johann Gottlieb Goldberg）夜間彈奏的變奏曲，即《郭德堡變奏曲》；當時＝把作品「私人訂製」而讓自己名字與名曲永遠綁在一起的金主（呼應投影片 10）。</w:t>
-      </w:r>
-    </w:p>
-    <w:p>
-      <w:pPr>
-        <w:pStyle w:val="ListBullet"/>
-        <w:spacing w:after="60" w:line="312" w:lineRule="auto"/>
-      </w:pPr>
-      <w:r>
-        <w:rPr>
-          <w:rFonts w:ascii="Microsoft JhengHei" w:hAnsi="Microsoft JhengHei" w:eastAsia="Microsoft JhengHei" w:cs="Microsoft JhengHei"/>
-          <w:b w:val="0"/>
-          <w:i w:val="0"/>
-          <w:color w:val="3C3328"/>
-          <w:sz w:val="28"/>
-        </w:rPr>
-        <w:t>📖 貝多芬的三位貴族（Beethoven's three noble patrons）：1809 年魯道夫大公（Archduke Rudolph）、洛布科維茨親王（Prince Lobkowitz）、金斯基親王（Prince Kinsky）三方簽約，合力每年給貝多芬（Ludwig van Beethoven）四千弗羅林（florin，當時奧地利的貨幣單位；據 Beethoven-Haus 分別出 1500／700／1800）年金，只求他別接受外地聘約、留在維也納；當時＝用「合資養人」把頂尖創作者留在城裡的機構型金主。</w:t>
-      </w:r>
-    </w:p>
-    <w:p>
-      <w:pPr>
-        <w:pStyle w:val="ListBullet"/>
-        <w:spacing w:after="60" w:line="312" w:lineRule="auto"/>
-      </w:pPr>
-      <w:r>
-        <w:rPr>
-          <w:rFonts w:ascii="Microsoft JhengHei" w:hAnsi="Microsoft JhengHei" w:eastAsia="Microsoft JhengHei" w:cs="Microsoft JhengHei"/>
-          <w:b w:val="0"/>
-          <w:i w:val="0"/>
-          <w:color w:val="3C3328"/>
-          <w:sz w:val="28"/>
-        </w:rPr>
-        <w:t>📖 西奧·梵谷（Theo van Gogh，1857–1891）：畫家文森·梵谷（Vincent van Gogh）的弟弟、巴黎畫商；他長年寄送財富、供顏料與畫布養哥哥作畫；當時＝以親情持續「包養」一位生前幾乎賣不出畫、事後才被證明眼光精準的創作者的私人金主。</w:t>
-      </w:r>
-    </w:p>
-    <w:p>
-      <w:pPr>
-        <w:pStyle w:val="ListBullet"/>
-        <w:spacing w:after="60" w:line="312" w:lineRule="auto"/>
-      </w:pPr>
-      <w:r>
-        <w:rPr>
-          <w:rFonts w:ascii="Microsoft JhengHei" w:hAnsi="Microsoft JhengHei" w:eastAsia="Microsoft JhengHei" w:cs="Microsoft JhengHei"/>
-          <w:b w:val="0"/>
-          <w:i w:val="0"/>
-          <w:color w:val="3C3328"/>
-          <w:sz w:val="28"/>
-        </w:rPr>
-        <w:t>📖 奇美（Chimei，奇美實業／奇美博物館）：台灣企業家許文龍（Shi Wen-long）1992 年創立於台南的私人博物館，藏有世界最大的提琴收藏（史特拉底瓦里（Stradivari）、瓜奈里（Guarneri）等名琴），並據館方逾三千位台灣裔年輕演奏家免費借用（含馬友友（Yo-Yo Ma）、曾宇謙）；當時＝用「借琴」把企業形象與扶植人才綁在一起的在地金主，最貼近在場聽眾。</w:t>
+        <w:t>這張是全片的「藝術贊助者資產負債表」——把四百年間出資者換到的東西收攏成七欄：地位與權力、集體曝光、不朽之名、聖地與冠名、人才與凝聚、國家與企業形象、最硬的實利；聽眾要帶走的不是音樂史，而是「贊助能換到什麼」這份對照表。</w:t>
+      </w:r>
+    </w:p>
+    <w:p>
+      <w:pPr>
+        <w:pStyle w:val="ListBullet"/>
+        <w:spacing w:after="60" w:line="312" w:lineRule="auto"/>
+      </w:pPr>
+      <w:r>
+        <w:rPr>
+          <w:rFonts w:ascii="Microsoft JhengHei" w:hAnsi="Microsoft JhengHei" w:eastAsia="Microsoft JhengHei" w:cs="Microsoft JhengHei"/>
+          <w:b w:val="0"/>
+          <w:i w:val="0"/>
+          <w:color w:val="3C3328"/>
+          <w:sz w:val="28"/>
+        </w:rPr>
+        <w:t>七欄的代表藝術贊助者一次對位：地位＝梅迪奇（Medici，佛羅倫斯銀行世家）；曝光＝林布蘭（Rembrandt）《夜巡》裡合資入畫的阿姆斯特丹民兵連商紳（每人分攤畫費、據載出資多寡還影響在畫中位置，正是「集資也能當藝術贊助者」的原型，也就是台下各位）；不朽＝替貝多芬、佛瑞、巴赫、梵谷埋單的貴族與親人；冠名＝拜羅伊特、卡內基、三得利、迪士尼四座以出資者命名的殿堂；凝聚＝養整支宮廷樂團的埃斯特哈齊（Esterházy）親王家；形象＝拿破崙、威爾第、普契尼與賓士、奇美；實利＝靠一首歌撐起百年的維蘇威纜車公司。</w:t>
+      </w:r>
+    </w:p>
+    <w:p>
+      <w:pPr>
+        <w:pStyle w:val="ListBullet"/>
+        <w:spacing w:after="60" w:line="312" w:lineRule="auto"/>
+      </w:pPr>
+      <w:r>
+        <w:rPr>
+          <w:rFonts w:ascii="Microsoft JhengHei" w:hAnsi="Microsoft JhengHei" w:eastAsia="Microsoft JhengHei" w:cs="Microsoft JhengHei"/>
+          <w:b w:val="0"/>
+          <w:i w:val="0"/>
+          <w:color w:val="3C3328"/>
+          <w:sz w:val="28"/>
+        </w:rPr>
+        <w:t>保留原點：豪門（梅迪奇）與集體合資（《夜巡》公會）都可以是藝術贊助者，規模不是門檻——關鍵是願不願意出資對號入座。</w:t>
+      </w:r>
+    </w:p>
+    <w:p>
+      <w:pPr>
+        <w:pStyle w:val="ListBullet"/>
+        <w:spacing w:after="60" w:line="312" w:lineRule="auto"/>
+      </w:pPr>
+      <w:r>
+        <w:rPr>
+          <w:rFonts w:ascii="Microsoft JhengHei" w:hAnsi="Microsoft JhengHei" w:eastAsia="Microsoft JhengHei" w:cs="Microsoft JhengHei"/>
+          <w:b w:val="0"/>
+          <w:i w:val="0"/>
+          <w:color w:val="3C3328"/>
+          <w:sz w:val="28"/>
+        </w:rPr>
+        <w:t>📖 葛雷菲勒女伯爵（Élisabeth, comtesse Greffulhe，1860–1952）：美好年代（Belle Époque，法國十九世紀末的太平繁榮期）巴黎最著名的沙龍名媛；她出資支持並要求把佛瑞（Gabriel Fauré）的《帕凡舞曲》（Pavane, Op. 50）加上合唱與舞蹈，1891 年搬進自家布洛涅森林（Bois de Boulogne）花園派對盛大搬演；當時＝用私人財力把一首管弦小品升級成大型製作、也替自己掙下「藝術贊助者」名聲的藝術贊助者。</w:t>
+      </w:r>
+    </w:p>
+    <w:p>
+      <w:pPr>
+        <w:pStyle w:val="ListBullet"/>
+        <w:spacing w:after="60" w:line="312" w:lineRule="auto"/>
+      </w:pPr>
+      <w:r>
+        <w:rPr>
+          <w:rFonts w:ascii="Microsoft JhengHei" w:hAnsi="Microsoft JhengHei" w:eastAsia="Microsoft JhengHei" w:cs="Microsoft JhengHei"/>
+          <w:b w:val="0"/>
+          <w:i w:val="0"/>
+          <w:color w:val="3C3328"/>
+          <w:sz w:val="28"/>
+        </w:rPr>
+        <w:t>📖 凱瑟林伯爵（Hermann Karl von Keyserlingk）：俄國駐薩克森選帝侯宮廷大使；相傳（傳說性質）他長期失眠，出資請巴赫（Johann Sebastian Bach）寫一套供家中大鍵琴手郭德堡（Johann Gottlieb Goldberg）夜間彈奏的變奏曲，即《郭德堡變奏曲》；當時＝把作品「私人訂製」而讓自己名字與名曲永遠綁在一起的藝術贊助者（呼應投影片 10）。</w:t>
+      </w:r>
+    </w:p>
+    <w:p>
+      <w:pPr>
+        <w:pStyle w:val="ListBullet"/>
+        <w:spacing w:after="60" w:line="312" w:lineRule="auto"/>
+      </w:pPr>
+      <w:r>
+        <w:rPr>
+          <w:rFonts w:ascii="Microsoft JhengHei" w:hAnsi="Microsoft JhengHei" w:eastAsia="Microsoft JhengHei" w:cs="Microsoft JhengHei"/>
+          <w:b w:val="0"/>
+          <w:i w:val="0"/>
+          <w:color w:val="3C3328"/>
+          <w:sz w:val="28"/>
+        </w:rPr>
+        <w:t>📖 貝多芬的三位貴族（Beethoven's three noble patrons）：1809 年魯道夫大公（Archduke Rudolph）、洛布科維茨親王（Prince Lobkowitz）、金斯基親王（Prince Kinsky）三方簽約，合力每年給貝多芬（Ludwig van Beethoven）四千弗羅林（florin，當時奧地利的貨幣單位；據 Beethoven-Haus 分別出 1500／700／1800）年金，只求他別接受外地聘約、留在維也納；當時＝用「合資養人」把頂尖創作者留在城裡的機構型藝術贊助者。</w:t>
+      </w:r>
+    </w:p>
+    <w:p>
+      <w:pPr>
+        <w:pStyle w:val="ListBullet"/>
+        <w:spacing w:after="60" w:line="312" w:lineRule="auto"/>
+      </w:pPr>
+      <w:r>
+        <w:rPr>
+          <w:rFonts w:ascii="Microsoft JhengHei" w:hAnsi="Microsoft JhengHei" w:eastAsia="Microsoft JhengHei" w:cs="Microsoft JhengHei"/>
+          <w:b w:val="0"/>
+          <w:i w:val="0"/>
+          <w:color w:val="3C3328"/>
+          <w:sz w:val="28"/>
+        </w:rPr>
+        <w:t>📖 西奧·梵谷（Theo van Gogh，1857–1891）：畫家文森·梵谷（Vincent van Gogh）的弟弟、巴黎畫商；他長年寄送財富、供顏料與畫布養哥哥作畫；當時＝以親情持續「包養」一位生前幾乎賣不出畫、事後才被證明眼光精準的創作者的私人藝術贊助者。</w:t>
+      </w:r>
+    </w:p>
+    <w:p>
+      <w:pPr>
+        <w:pStyle w:val="ListBullet"/>
+        <w:spacing w:after="60" w:line="312" w:lineRule="auto"/>
+      </w:pPr>
+      <w:r>
+        <w:rPr>
+          <w:rFonts w:ascii="Microsoft JhengHei" w:hAnsi="Microsoft JhengHei" w:eastAsia="Microsoft JhengHei" w:cs="Microsoft JhengHei"/>
+          <w:b w:val="0"/>
+          <w:i w:val="0"/>
+          <w:color w:val="3C3328"/>
+          <w:sz w:val="28"/>
+        </w:rPr>
+        <w:t>📖 奇美（Chimei，奇美實業／奇美博物館）：台灣企業家許文龍（Shi Wen-long）1992 年創立於台南的私人博物館，藏有世界最大的提琴收藏（史特拉底瓦里（Stradivari）、瓜奈里（Guarneri）等名琴），並據館方逾三千位台灣裔年輕演奏家免費借用（含馬友友（Yo-Yo Ma）、曾宇謙）；當時＝用「借琴」把企業形象與扶植人才綁在一起的在地藝術贊助者，最貼近在場聽眾。</w:t>
       </w:r>
     </w:p>
     <w:p>
@@ -19095,7 +19095,7 @@
           <w:color w:val="3C3328"/>
           <w:sz w:val="28"/>
         </w:rPr>
-        <w:t>收束句「你成就音樂，音樂也成就你」是這份對照表的結論：不論公司規模大小，只要肯出資，都能對號入座成為某一欄的金主；此頁重點不在音樂多美，而在贊助這筆帳「划得來」。</w:t>
+        <w:t>收束句「你成就音樂，音樂也成就你」是這份對照表的結論：不論公司規模大小，只要肯出資，都能對號入座成為某一欄的藝術贊助者；此頁重點不在音樂多美，而在贊助這筆帳「划得來」。</w:t>
       </w:r>
     </w:p>
     <w:p>
@@ -19242,7 +19242,7 @@
           <w:color w:val="3C3328"/>
           <w:sz w:val="28"/>
         </w:rPr>
-        <w:t>📖 梅迪奇家族（Medici）：十五世紀起主宰佛羅倫斯的銀行世家，靠「梅迪奇銀行」放款給教廷與王室起家，再把財富轉成贊助——委託建築、蓄養藝術家、在自家婚禮上傾注財富辦最時髦的娛樂。金主不必是國王，銀行世家、布商、商會都能是梅迪奇。</w:t>
+        <w:t>📖 梅迪奇家族（Medici）：十五世紀起主宰佛羅倫斯的銀行世家，靠「梅迪奇銀行」放款給教廷與王室起家，再把財富轉成贊助——委託建築、蓄養藝術家、在自家婚禮上傾注財富辦最時髦的娛樂。藝術贊助者不必是國王，銀行世家、布商、商會都能是梅迪奇。</w:t>
       </w:r>
     </w:p>
     <w:p>
@@ -19274,7 +19274,7 @@
           <w:color w:val="3C3328"/>
           <w:sz w:val="28"/>
         </w:rPr>
-        <w:t>📖 鋼鐵大王卡內基（Andrew Carnegie）與卡內基音樂廳（Carnegie Hall）：白手起家的鋼鐵鉅子，出資約一百一十萬美元（據 Carnegie Hall）在紐約蓋起這座音樂廳，1891 年 5 月開幕、由俄國作曲家柴可夫斯基（Pyotr Ilyich Tchaikovsky）親自登台指揮。這是「一位大金主蓋一座場館、造福整座城市」的模式；講稿說的「鋼鐵大王」即指他。</w:t>
+        <w:t>📖 鋼鐵大王卡內基（Andrew Carnegie）與卡內基音樂廳（Carnegie Hall）：白手起家的鋼鐵鉅子，出資約一百一十萬美元（據 Carnegie Hall）在紐約蓋起這座音樂廳，1891 年 5 月開幕、由俄國作曲家柴可夫斯基（Pyotr Ilyich Tchaikovsky）親自登台指揮。這是「一位大藝術贊助者蓋一座場館、造福整座城市」的模式；講稿說的「鋼鐵大王」即指他。</w:t>
       </w:r>
     </w:p>
     <w:p>
@@ -19485,7 +19485,7 @@
           <w:color w:val="3C3328"/>
           <w:sz w:val="28"/>
         </w:rPr>
-        <w:t>這首歌不是「純創作」，而是一支為了促銷新開幕的維蘇威火山（Mount Vesuvius）登山纜車而生的行銷內容：作詞作曲於 1880 年，正對應那條纜車在同年 6 月 6 日通車。金主的痛點很現實——纜車蓋好了卻乏人問津，觀光客與那不勒斯人寧可騎驢、騎馬上山，覺得纜車又貴又危險；於是用一首朗朗上口的歌，把「搭纜車上山」包裝成浪漫時髦的事。</w:t>
+        <w:t>這首歌不是「純創作」，而是一支為了促銷新開幕的維蘇威火山（Mount Vesuvius）登山纜車而生的行銷內容：作詞作曲於 1880 年，正對應那條纜車在同年 6 月 6 日通車。藝術贊助者的痛點很現實——纜車蓋好了卻乏人問津，觀光客與那不勒斯人寧可騎驢、騎馬上山，覺得纜車又貴又危險；於是用一首朗朗上口的歌，把「搭纜車上山」包裝成浪漫時髦的事。</w:t>
       </w:r>
     </w:p>
     <w:p>
@@ -19517,7 +19517,7 @@
           <w:color w:val="3C3328"/>
           <w:sz w:val="28"/>
         </w:rPr>
-        <w:t>呼應第七樣（Funiculì 系列與纜車公司的故事）：纜車本身在 1906、1944 兩度被火山爆發掩埋摧毀、最終停駛走入歷史，公司沒了，歌卻活著；金主買下的「硬體」歸零，買下的「內容」增值——這是給企業家最直白的資產對比。</w:t>
+        <w:t>呼應第七樣（Funiculì 系列與纜車公司的故事）：纜車本身在 1906、1944 兩度被火山爆發掩埋摧毀、最終停駛走入歷史，公司沒了，歌卻活著；藝術贊助者買下的「硬體」歸零，買下的「內容」增值——這是給企業家最直白的資產對比。</w:t>
       </w:r>
     </w:p>
     <w:p>
@@ -19757,7 +19757,7 @@
           <w:color w:val="3C3328"/>
           <w:sz w:val="28"/>
         </w:rPr>
-        <w:t>📖 湯瑪斯·庫克父子公司（Thomas Cook &amp; Son）：十九世紀英國最大的旅行社、近代團體旅遊的開創者；當時＝1888 年買下維蘇威纜車經營權、把它包進觀光行程的企業金主，是「贊助方＋通路方」合體的教科書案例。</w:t>
+        <w:t>📖 湯瑪斯·庫克父子公司（Thomas Cook &amp; Son）：十九世紀英國最大的旅行社、近代團體旅遊的開創者；當時＝1888 年買下維蘇威纜車經營權、把它包進觀光行程的企業藝術贊助者，是「贊助方＋通路方」合體的教科書案例。</w:t>
       </w:r>
     </w:p>
     <w:p>
@@ -19854,7 +19854,7 @@
           <w:color w:val="222A2D"/>
           <w:sz w:val="36"/>
         </w:rPr>
-        <w:t>接下來，是我們聊天的時間。我先反問各位一個問題暖暖身：你的品牌，最像今天哪一位金主呢？是想當獨自出手的梅迪奇，是想打造一座聖地的拜羅伊特，還是想揪一群朋友合資的《夜巡》公會？也歡迎把今天聽到的曲子帶回家、慢慢地聽：巴赫《郭德堡變奏曲》、貝多芬〈歡樂頌〉、丹薩《Funiculì》、佛瑞《帕凡舞曲》、威爾第〈Va, pensiero〉，還有德布西《月光》。哪天有機會旅行，也有幾座場館，很值得各位親自走一趟：紐約卡內基音樂廳、德國拜羅伊特節慶劇院、東京三得利音樂廳，還有就在台南、離我們最近的奇美博物館。好，現在，把時間交給各位。</w:t>
+        <w:t>接下來，是我們聊天的時間。我先反問各位一個問題暖暖身：你的品牌，最像今天哪一位藝術贊助者呢？是想當獨自出手的梅迪奇，是想打造一座聖地的拜羅伊特，還是想揪一群朋友合資的《夜巡》公會？也歡迎把今天聽到的曲子帶回家、慢慢地聽：巴赫《郭德堡變奏曲》、貝多芬〈歡樂頌〉、丹薩《Funiculì》、佛瑞《帕凡舞曲》、威爾第〈Va, pensiero〉，還有德布西《月光》。哪天有機會旅行，也有幾座場館，很值得各位親自走一趟：紐約卡內基音樂廳、德國拜羅伊特節慶劇院、東京三得利音樂廳，還有就在台南、離我們最近的奇美博物館。好，現在，把時間交給各位。</w:t>
       </w:r>
     </w:p>
     <w:p>
@@ -19901,7 +19901,7 @@
           <w:color w:val="3C3328"/>
           <w:sz w:val="28"/>
         </w:rPr>
-        <w:t>📖 梅迪奇模式（Medici）：文藝復興時期佛羅倫斯（Florence）的銀行世家，以家族財富長期獨力供養藝術家與音樂家，並在開場一站促成了歌劇的誕生；當時＝「一位金主全包一個人才或一間機構」的最集中打法，換到的是家族聲望與城市話語權。</w:t>
+        <w:t>📖 梅迪奇模式（Medici）：文藝復興時期佛羅倫斯（Florence）的銀行世家，以家族財富長期獨力供養藝術家與音樂家，並在開場一站促成了歌劇的誕生；當時＝「一位藝術贊助者全包一個人才或一間機構」的最集中打法，換到的是家族聲望與城市話語權。</w:t>
       </w:r>
     </w:p>
     <w:p>
@@ -19997,7 +19997,7 @@
           <w:color w:val="3C3328"/>
           <w:sz w:val="28"/>
         </w:rPr>
-        <w:t>收束一句：四座朝聖場館裡有三座直接冠上出資者的姓名或企業名（卡內基、三得利、奇美），場館因此是所有贊助形式裡最耐久的一種、冠名權就是最長效的品牌權；六首延伸聆聽（巴赫《郭德堡變奏曲》、貝多芬〈歡樂頌〉、丹薩《Funiculì》、佛瑞《帕凡舞曲》、威爾第〈Va, pensiero〉、德布西《月光》）則各自對應片中一位金主，帶回家細聽時不妨想想：是誰出的財富，才讓它得以存在。</w:t>
+        <w:t>收束一句：四座朝聖場館裡有三座直接冠上出資者的姓名或企業名（卡內基、三得利、奇美），場館因此是所有贊助形式裡最耐久的一種、冠名權就是最長效的品牌權；六首延伸聆聽（巴赫《郭德堡變奏曲》、貝多芬〈歡樂頌〉、丹薩《Funiculì》、佛瑞《帕凡舞曲》、威爾第〈Va, pensiero〉、德布西《月光》）則各自對應片中一位藝術贊助者，帶回家細聽時不妨想想：是誰出的財富，才讓它得以存在。</w:t>
       </w:r>
     </w:p>
     <w:p>
@@ -20141,23 +20141,23 @@
           <w:color w:val="3C3328"/>
           <w:sz w:val="28"/>
         </w:rPr>
-        <w:t>全片主軸回收：從梅迪奇（Medici）到今天在座的你，四百年來金主掏的是一筆財富，換回的始終是同一樣——財富也買不到的「不朽署名」；贊助者的名字，靠著他出資成就的那部作品，被後人一路記到今天。</w:t>
-      </w:r>
-    </w:p>
-    <w:p>
-      <w:pPr>
-        <w:pStyle w:val="ListBullet"/>
-        <w:spacing w:after="60" w:line="312" w:lineRule="auto"/>
-      </w:pPr>
-      <w:r>
-        <w:rPr>
-          <w:rFonts w:ascii="Microsoft JhengHei" w:hAnsi="Microsoft JhengHei" w:eastAsia="Microsoft JhengHei" w:cs="Microsoft JhengHei"/>
-          <w:b w:val="0"/>
-          <w:i w:val="0"/>
-          <w:color w:val="3C3328"/>
-          <w:sz w:val="28"/>
-        </w:rPr>
-        <w:t>📖 梅迪奇家族（House of Medici）：十五至十八世紀佛羅倫斯（Florence）的銀行世家，靠梅迪奇銀行（Medici Bank）致富後成為文藝復興「教父級」贊助者，出資對象含達文西（Leonardo da Vinci）、米開朗基羅（Michelangelo）等；音樂上，歌劇的誕生與梅迪奇宮廷密切相關（1600 年佩里（Jacopo Peri）的《尤麗迪絲》（Euridice）在梅迪奇婚禮上演出），其宮廷更供養了鋼琴發明人克里斯托福里（Bartolomeo Cristofori）——今天全世界的鋼琴，源頭是一位金主的家用樂器預算。</w:t>
+        <w:t>全片主軸回收：從梅迪奇（Medici）到今天在座的你，四百年來藝術贊助者掏的是一筆財富，換回的始終是同一樣——財富也買不到的「不朽署名」；贊助者的名字，靠著他出資成就的那部作品，被後人一路記到今天。</w:t>
+      </w:r>
+    </w:p>
+    <w:p>
+      <w:pPr>
+        <w:pStyle w:val="ListBullet"/>
+        <w:spacing w:after="60" w:line="312" w:lineRule="auto"/>
+      </w:pPr>
+      <w:r>
+        <w:rPr>
+          <w:rFonts w:ascii="Microsoft JhengHei" w:hAnsi="Microsoft JhengHei" w:eastAsia="Microsoft JhengHei" w:cs="Microsoft JhengHei"/>
+          <w:b w:val="0"/>
+          <w:i w:val="0"/>
+          <w:color w:val="3C3328"/>
+          <w:sz w:val="28"/>
+        </w:rPr>
+        <w:t>📖 梅迪奇家族（House of Medici）：十五至十八世紀佛羅倫斯（Florence）的銀行世家，靠梅迪奇銀行（Medici Bank）致富後成為文藝復興「教父級」贊助者，出資對象含達文西（Leonardo da Vinci）、米開朗基羅（Michelangelo）等；音樂上，歌劇的誕生與梅迪奇宮廷密切相關（1600 年佩里（Jacopo Peri）的《尤麗迪絲》（Euridice）在梅迪奇婚禮上演出），其宮廷更供養了鋼琴發明人克里斯托福里（Bartolomeo Cristofori）——今天全世界的鋼琴，源頭是一位藝術贊助者的家用樂器預算。</w:t>
       </w:r>
     </w:p>
     <w:p>
@@ -20189,7 +20189,7 @@
           <w:color w:val="3C3328"/>
           <w:sz w:val="28"/>
         </w:rPr>
-        <w:t>📖 委託／委創（commission）：贊助者出資請作曲家為特定場合或特定人「量身訂做」一部新作品；當時＝一手繳交財富、一手在樂譜扉頁署上出資者之名，等於買下一份會傳世的冠名權。這正是講師在收尾邀請在座企業家去做的事——成為某部新作的「第一位金主」。</w:t>
+        <w:t>📖 委託／委創（commission）：贊助者出資請作曲家為特定場合或特定人「量身訂做」一部新作品；當時＝一手繳交財富、一手在樂譜扉頁署上出資者之名，等於買下一份會傳世的冠名權。這正是講師在收尾邀請在座企業家去做的事——成為某部新作的「第一位藝術贊助者」。</w:t>
       </w:r>
     </w:p>
     <w:p>

--- a/docs/downloads/音樂與企業-講義.docx
+++ b/docs/downloads/音樂與企業-講義.docx
@@ -115,7 +115,7 @@
           <w:color w:val="222A2D"/>
           <w:sz w:val="36"/>
         </w:rPr>
-        <w:t>各位午安，也謝謝各位願意把這段時間交給我。先說一句坦白話：今天我不打算教各位聽懂任何一個音符。我想跟各位聊的，其實是一件很貼近各位日常的事——古今中外，那些最有財富、也最懂藝術的人，是怎麼透過「出資贊助藝術」，換到了一些用財富直接買不到的東西：地位、名聲、品牌，甚至是實實在在的回饋。各位一走進來，螢幕上這支廣告、耳邊這首曲子，其實就是這件事最好的縮影。這是香奈兒 Chanel No.5「史上最貴的香水廣告」（2004 年、Nicole Kidman 主演），而它的配樂，正是德布西（Claude Debussy）的《月光》（Clair de Lune）。你會發現，同一段旋律，一百多年前替法國寫下了「浪漫」，今天又替一瓶香水說出了「高雅」。請各位放鬆下來，帶著一個問題慢慢聽：一首傳世的曲子，當年出資的人、今天借用它的品牌，究竟各自換到了什麼？</w:t>
+        <w:t>各位午安，也謝謝各位願意把這段時光交付給我。容我先說一句坦白話：今天，我無意教各位聽懂任何一個音符。我想與各位共聊的，其實是一件離各位並不遙遠的事——古今中外，那些既坐擁財富、又深諳藝術的人，是如何藉著出資贊助藝術，換得了一些財富無從直接買到的東西：地位、名聲、品牌，乃至實實在在的回報。各位方才步入場中，螢幕上這支廣告、耳畔這首曲子，便是這件事最凝練的縮影。這是香奈兒 Chanel No.5「史上最貴的香水廣告」（2004 年、Nicole Kidman 主演），而它的配樂，正是德布西（Claude Debussy）的《月光》（Clair de Lune）。同一段旋律，一百多年前為法國寫下了「浪漫」，今日又為一瓶香水道盡了「高雅」。請各位就此放鬆下來，帶著一個問題慢慢聆聽：一首傳世之作，當年出資的人、今日借用它的品牌，究竟各自換得了什麼？</w:t>
       </w:r>
     </w:p>
     <w:p>
@@ -499,7 +499,7 @@
           <w:color w:val="222A2D"/>
           <w:sz w:val="36"/>
         </w:rPr>
-        <w:t>讓我把問題說得更白一些。今天我們先擱下旋律好不好聽，只一起想一件事：出資的人，花了這筆財富，說到底換到了什麼？如果各位是經營者、是帶著品牌在打拚的人，那我想恭喜各位——你正在做的事，其實跟三百年前佛羅倫斯那位出資養歌劇的銀行家、維也納那位包養樂團的親王，本質是同一件事。差別只在於，他們把心意花在管風琴和歌劇上，而各位花在代言與贊助上。</w:t>
+        <w:t>容我把這個問題說得更透一些。今天，我們暫且擱下旋律是否悅耳，只一同思量一件事：出資的人，投入了這筆財富，究竟換得了什麼？倘若各位是經營者、是懷抱品牌一路打拚的人，那麼我要恭喜各位——你正在做的事，與三百年前佛羅倫斯那位出資養歌劇的銀行家、維也納那位供養樂團的親王，本質上原是同一件事。所別者，唯在他們把心意付予管風琴與歌劇，而各位付予代言與贊助罷了。</w:t>
       </w:r>
     </w:p>
     <w:p>
@@ -886,7 +886,7 @@
           <w:color w:val="222A2D"/>
           <w:sz w:val="36"/>
         </w:rPr>
-        <w:t>今天各位其實只要帶走一句話就夠了，我先講在前頭。古今中外，最有財富、最有影響力的人，都願意出資贊助音樂——為什麼？說到底，是因為音樂能換到財富也買不到的東西。你我心裡都清楚，光有財富，不見得換得到真正的尊重，有時反而被貼上「暴發戶」這樣的標籤；而藝術，就是那條最優雅的路，把「有財富」，慢慢升級成「有品味、有地位、讓人打從心裡敬重」。而更動人的是，它其實很值得——贊助藝術從來不是花掉就沒的開銷，而是一筆會慢慢長大的資產，換回來的是地位、是聲望、是品牌，甚至是實實在在的回饋。而且你會發現，這份心意兩頭都通：你出資成就了音樂，音樂也回過頭來成就了你。這就是今天唯一的一句話：你成就音樂，音樂也成就你。</w:t>
+        <w:t>今天，各位其實只需帶走一句話便足夠，容我先道在前頭。古今中外，最有財富、最有影響力的人，都願意出資贊助音樂——這是為何？歸根究柢，是因為音樂能換得財富也買不到的東西。你我心裡都明白，徒有財富，未必換得到真正的敬重，有時反而惹來「暴發戶」這樣的品評；而藝術，正是那條最從容優雅的路，將「有財富」，緩緩升華為「有品味、有地位、令人由衷敬重」。更教人動容的是，它終究是值得的——贊助藝術從來不是花去便無的開銷，而是一筆會日益豐厚的資產，換回來的是地位、是聲望、是品牌，乃至實實在在的回報。而這份心意兩頭俱通：你出資成就了音樂，音樂亦回過頭來成就了你。這便是今天唯一的一句話：你成就音樂，音樂也成就你。</w:t>
       </w:r>
     </w:p>
     <w:p>
@@ -1273,7 +1273,7 @@
           <w:color w:val="222A2D"/>
           <w:sz w:val="36"/>
         </w:rPr>
-        <w:t>在往下走之前，我想先把最要緊的一句話放在最前面：最頂尖的企業，為什麼都願意贊助藝術？因為有些東西，其實只有藝術換得到。第一，是社會聲望——藝術讓你名正言順地走進頂端的圈子，和菁英、政要站在同一個場子裡。第二，是文化資本——它把財富，靜靜升級成品味與高度，換來真正的尊重。第三，是不朽之名——你的名字，會被寫進文化史，被人傳誦數百年。還有品牌的獨一無二，還有那份最珍貴的人脈。請各位記住這句話：贊助藝術，從來不是慈善，而是頂端最高級、也最有溫度的一種投資。接下來每一個故事，都會再一次陪各位印證這件事。</w:t>
+        <w:t>在往下走之前，容我先把最要緊的一句話放在最前頭：最頂尖的企業，為何都願意贊助藝術？因為有些東西，唯有藝術換得到。其一，是社會聲望——藝術讓你名正言順地走進頂端的圈子，與菁英、政要同處一堂。其二，是文化資本——它把財富，靜靜升華為品味與高度，換來真正的敬重。其三，是不朽之名——你的名字，將被寫進文化史，被人傳誦數百年。此外，還有品牌的獨一無二，還有那份最珍貴的人脈。請各位記住這句話：贊助藝術，從來不是慈善，而是頂端最高級、也最有溫度的一種投資。接下來每一個故事，都會再一次陪各位印證這件事。</w:t>
       </w:r>
     </w:p>
     <w:p>
@@ -1676,7 +1676,7 @@
           <w:color w:val="222A2D"/>
           <w:sz w:val="36"/>
         </w:rPr>
-        <w:t>為了讓各位好記，我把古今中外那些出資的藝術贊助者，整理成他們換到的「七樣東西」，這就是我們今天要一起走過的地圖。第一樣，地位與權力——梅迪奇。第二樣，集體曝光——一群生意人合資，其實說的就是各位和你們的公會。第三樣，不朽之名——把名字，輕輕刻進歷史。第四樣，聖地與冠名——一座以你為名的殿堂。第五樣，人才與凝聚。第六樣，國家與企業的形象——國力、觀光、品牌。第七樣，也是最實在的一樣，實實在在的回饋——一首歌，撐起一家百年公司。接下來，我們就一樣一樣，慢慢看。</w:t>
+        <w:t>為便各位記憶，我把古今中外那些出資的藝術贊助者，歸整成他們換得的「七樣東西」，這便是我們今天要一同走過的地圖。第一樣，地位與權力——梅迪奇。第二樣，集體曝光——一群生意人合資，說的其實正是各位與各位的公會。第三樣，不朽之名——把名字，輕輕鐫入歷史。第四樣，聖地與冠名——一座以你為名的殿堂。第五樣，人才與凝聚。第六樣，國家與企業的形象——國力、觀光、品牌。第七樣，也是最實在的一樣，實實在在的回報——一首歌，撐起一家百年公司。接下來，我們便一樣一樣，從容看去。</w:t>
       </w:r>
     </w:p>
     <w:p>
@@ -1887,7 +1887,7 @@
           <w:color w:val="222A2D"/>
           <w:sz w:val="36"/>
         </w:rPr>
-        <w:t>我們先看第一樣，也是最古老、最直接的一樣——地位與權力。出資贊助藝術，能把「有財富」，靜靜地變成「有地位、有話語權」。而這件事，說到底，沒有人比梅迪奇家族做得更透徹。</w:t>
+        <w:t>我們先看第一樣，也是最古老、最直截的一樣——地位與權力。出資贊助藝術，能把「有財富」，靜靜化為「有地位、有話語權」。而這件事，放眼古今，沒有人比梅迪奇家族做得更為透徹。</w:t>
       </w:r>
     </w:p>
     <w:p>
@@ -2322,7 +2322,7 @@
           <w:color w:val="222A2D"/>
           <w:sz w:val="36"/>
         </w:rPr>
-        <w:t>故事，從一個姓氏說起——梅迪奇（Medici）。他們是十五世紀佛羅倫斯的銀行王朝，靠放款起家，生意做到全歐洲，連教宗、國王都跟他們借過財富。可這裡藏著一份各位一定能體會的遺憾：有財富，或許能換到某些尊重；但你會發現，「有財富、又真正懂藝術」的人，才換得到那種打從心裡的敬重。更何況在那個年代，放款收利息還是一門不太體面的生意——教會白紙黑字地說，收利息是一種罪（拉丁文叫 usury）。於是梅迪奇的處境是這樣的：財富，多到花不完；可是那份「真正被尊重」的踏實感，還差臨門一腳。這份遺憾，其實也是今天許多走到成功的人，心底共同的那點缺憾——而梅迪奇接下來要做的，就是用藝術，一點一點把這份遺憾，溫柔地挽救回來。</w:t>
+        <w:t>故事，從一個姓氏說起——梅迪奇（Medici）。他們是十五世紀佛羅倫斯的銀行王朝，靠放款起家，生意做遍全歐，連教宗、國王都曾向他們借過財富。可這裡藏著一份各位必能體會的遺憾：有財富，或許換得到某些敬重；然而「有財富、又真正深諳藝術」的人，才換得到那種由衷的敬重。更何況在那個年代，放款收息還是一門不甚體面的生意——教會白紙黑字寫著，收息是一種罪，拉丁文喚作 usury。於是梅迪奇的處境是這樣的：財富，多到用之不竭；可那份「真正被敬重」的踏實，卻始終差著臨門一步。這份遺憾，其實也是今日許多走到成功之人，心底共有的那點缺憾——而梅迪奇接下來要做的，便是以藝術，一點一點地，將這份遺憾溫柔挽回。</w:t>
       </w:r>
     </w:p>
     <w:p>
@@ -2709,7 +2709,7 @@
           <w:color w:val="222A2D"/>
           <w:sz w:val="36"/>
         </w:rPr>
-        <w:t>那梅迪奇是怎麼挽救這份遺憾的？他們把賺來的財富，一車一車，大方地投進藝術。他們把十來歲的米開朗基羅（Michelangelo）接進自家花園栽培，也出資贊助波提切利（Botticelli）畫下傳世名作。而你會發現，這一手用藝術替家族「升級品味」，換回來的東西，大到連他們自己都想不到——這個「放款的家族」，後來竟出了兩位羅馬教宗、兩位法國王后，成了實質統治佛羅倫斯、左右整個歐洲的核心。至於他們後來怎麼把家族嫁進歐洲王室、又怎麼順手催生了「歌劇」，下面兩張投影片，我會分開慢慢說。所以你看，梅迪奇其實印證了一件事：藝術，能把純粹的財富，化成統治歐洲的正當性。請各位先把「梅迪奇」這三個字放在心上——今天走到最後，我會誠心邀請在座的每一位，一起想想，怎麼成為下一個梅迪奇。</w:t>
+        <w:t>那麼梅迪奇是如何挽回這份遺憾的？他們把賺來的財富，一車一車，慷慨地投入藝術。他們將十來歲的米開朗基羅（Michelangelo）接進自家花園悉心栽培，也出資贊助波提切利（Botticelli）畫下傳世名作。而這一手以藝術替家族「升華品味」，換回來的東西，大到連他們自己都未能料到——這個「放款的家族」，後來竟出了兩位羅馬教宗、兩位法國王后，成了實質統治佛羅倫斯、左右整個歐洲的核心。至於他們後來如何把家族嫁進歐洲王室、又如何順手催生了「歌劇」，接下來兩張投影片，我會分開細細道來。所以各位請看，梅迪奇印證了一件事：藝術，能把純粹的財富，化成統治歐洲的正當性。請各位先將「梅迪奇」這三個字放在心上——今天走到最後，我會誠心邀請在座的每一位，一同思量，如何成為下一個梅迪奇。</w:t>
       </w:r>
     </w:p>
     <w:p>
@@ -3208,7 +3208,7 @@
           <w:color w:val="222A2D"/>
           <w:sz w:val="36"/>
         </w:rPr>
-        <w:t>梅迪奇把「用藝術養出格調」這件事，走到了一個很動人的地步——他們把家族的女兒，牽進了歐洲最高的王室。凱瑟琳·德·梅迪奇，1533 年嫁給後來的法王亨利二世，成了法國王后；六十多年後，瑪麗·德·梅迪奇，1600 年又嫁給法王亨利四世，再一位法國王后。你我一起想想這件事：一個放款起家、連貴族血統都沒有的商人家族，靠著藝術一點一滴累積起來的聲望與人脈，竟然把自家的女兒，送上了法蘭西的王座。這一路，從財富，到格調，再到走進歷史最高的殿堂，其實走得很不容易，也走得很漂亮。</w:t>
+        <w:t>梅迪奇把「以藝術養出格調」這件事，走到了一個格外動人的地步——他們將家族的女兒，牽進了歐洲最高的王室。凱瑟琳·德·梅迪奇，1533 年下嫁後來的法王亨利二世，成了法國王后；六十餘年後，瑪麗·德·梅迪奇，1600 年再嫁法王亨利四世，又是一位法國王后。且與各位一同品味這件事：一個放款起家、連貴族血統都沒有的商賈家族，憑著藝術一點一滴累積起來的聲望與人脈，竟把自家的女兒，送上了法蘭西的王座。這一路，從財富，到格調，再到走進歷史最高的殿堂，走得艱難，也走得漂亮。</w:t>
       </w:r>
     </w:p>
     <w:p>
@@ -3403,7 +3403,7 @@
           <w:color w:val="222A2D"/>
           <w:sz w:val="36"/>
         </w:rPr>
-        <w:t>而瑪麗·德·梅迪奇那場 1600 年的婚禮，還替後世留下了一份誰也沒料到的禮物。梅迪奇想辦一場讓全歐洲都轉頭來看的盛事，於是端出了當時最新鮮的一種表演——用歌唱從頭貫穿到尾，也就是我們今天說的「歌劇」。這場婚禮上演的作品叫《尤麗狄切》，作曲家佩里親自登台，在佛羅倫斯的皮蒂宮首演。而你會發現一件很美的事：它，被公認是現存最早的一部歌劇。也就是說，「歌劇」這一整門藝術，最早竟是從一場王室婚禮的心意裡誕生的。當年出資的人，想的其實只是一場風光的盛事；至於藝術史被改寫，是這份成全，順手留給了後人的禮物。</w:t>
+        <w:t>而瑪麗·德·梅迪奇 1600 年的那場婚禮，還為後世留下了一份誰也未曾料到的禮物。梅迪奇要辦一場讓全歐洲都轉頭來看的盛事，於是端出了當時最新鮮的一種表演——以歌唱從頭貫穿到尾，也就是我們今日所說的「歌劇」。這場婚禮上演的作品名為《尤麗狄切》，作曲家佩里親自登台，在佛羅倫斯的皮蒂宮首演。而其中有一件很美的事：它，被公認是現存最早的一部歌劇。也就是說，「歌劇」這一整門藝術，最早竟萌生於一場王室婚禮的心意。當年出資的人，念的不過是一場風光的盛事；至於藝術史被改寫，是這份成全，順手留給後人的餘澤。</w:t>
       </w:r>
     </w:p>
     <w:p>
@@ -3614,7 +3614,7 @@
           <w:color w:val="222A2D"/>
           <w:sz w:val="36"/>
         </w:rPr>
-        <w:t>從梅迪奇身上，我們看到贊助藝術一個很溫柔的附加價值——它其實是一種「社交貨幣」。當你贊助一場音樂會、辦一次藝文活動，你就自然而然地，和城裡最有分量的菁英、政要、名流，站進了同一個場子。而在那樣的場子裡，你我談的，不再是報價、折扣、你來我往的殺價，而是品味、格調，是彼此共同珍惜的東西。各位做事業都懂，最難的往往不是把東西做好，而是「走進對的圈子」。而贊助藝術，正是這其中最不著痕跡、也最有溫度的一張門票。</w:t>
+        <w:t>從梅迪奇身上，我們看見了贊助藝術一個很溫柔的附加價值——它其實是一種「社交貨幣」。當你贊助一場音樂會、辦一次藝文盛會，你便自然而然地，與城中最有分量的菁英、政要、名流，同處於一堂。而在那樣的場合裡，彼此所談的，不再是報價、折扣、你來我往的斡旋，而是品味、格調，是心中共同珍惜的東西。各位經營事業都懂，最難的往往不在把東西做好，而在「走進對的圈子」。而贊助藝術，正是其中最不著痕跡、也最有溫度的一張門票。</w:t>
       </w:r>
     </w:p>
     <w:p>
@@ -3985,7 +3985,7 @@
           <w:color w:val="222A2D"/>
           <w:sz w:val="36"/>
         </w:rPr>
-        <w:t>講完梅迪奇這樣的豪門，各位心裡也許會想：那是有財有勢的人在玩，跟我們有什麼關係呢？其實別急。第二樣回報，我想跟各位分享的是——你不必是梅迪奇。一群像各位這樣的朋友，一個公會，合資一樣能換到看得見的曝光。而且，有一幅畫，把這件事講得再清楚不過了。</w:t>
+        <w:t>講完梅迪奇這樣的豪門，各位心裡或許會想：那是有財有勢的人在玩的，與我們何干呢？且慢下定論。第二樣回報，我想與各位分享的正是——你不必是梅迪奇。一群像各位這樣的朋友，一個公會，合資一樣能換到看得見的曝光。而有一幅畫，把這件事說得再清楚不過了。</w:t>
       </w:r>
     </w:p>
     <w:p>
@@ -4436,7 +4436,7 @@
           <w:color w:val="222A2D"/>
           <w:sz w:val="36"/>
         </w:rPr>
-        <w:t>林布蘭（Rembrandt）的《夜巡》，1642 年。出資的不是國王、也不是教會，是阿姆斯特丹一個「火槍手民兵公會」——說穿了，就是一群有實力的朋友組成的社團。這 16 位夥伴「合資」，請林布蘭替他們畫一張團體像，平均每人出大約 100 盾（盾就是 guilder，當時荷蘭通行的財富）。而他們定的規矩，其實又直接又公道：你出得越多，在畫面上的位置就越靠前、越被看見——這不就是我們今天說的「贊助版位」嗎？誰付出得多，誰就站在正中央。你會發現，四百年過去，這 16 個本來平凡無奇的人，他們的臉，到今天還掛在阿姆斯特丹國家博物館的鎮館之寶上，每年幾百萬人專程飛去看。當年的一點心意，換來的是四百年的被記得。</w:t>
+        <w:t>林布蘭（Rembrandt）的《夜巡》，1642 年。出資的不是國王、也不是教會，而是阿姆斯特丹一個「火槍手民兵公會」——說穿了，就是一群有實力的朋友組成的社團。這 16 位夥伴合資，請林布蘭替他們畫一幅團體像，平均每人出資約 100 盾（盾就是 guilder，當時荷蘭通行的貨幣）。而他們立下的規矩，既直接又公道：你出得越多，在畫面上的位置就越靠前、越被看見——這不正是我們今日所說的「贊助版位」嗎？誰付出得多，誰便立於正中央。且看，四百年過去，這 16 位本來平凡無奇的人，他們的臉，至今仍懸掛在阿姆斯特丹國家博物館的鎮館之寶上，每年幾百萬人專程遠道而來。當年的一點心意，換來的是四百年的被記得。</w:t>
       </w:r>
     </w:p>
     <w:p>
@@ -4839,7 +4839,7 @@
           <w:color w:val="222A2D"/>
           <w:sz w:val="36"/>
         </w:rPr>
-        <w:t>我特別把這幅畫講給各位聽，是因為它講的，其實就是我們自己。那個火槍手民兵公會，跟今天各位參加的跨業交流會、公會，本質一模一樣——一群有心的朋友，湊在一起。梅迪奇那樣的等級，也許一個人才玩得起；但《夜巡》悄悄告訴我們：一個人扛不起的贊助，一群人一起就扛得起了，而曝光和名聲，也按各自的心意分。所以你我不必獨自去當梅迪奇——揪上一群人，就能一起成全一件美事。各位不妨想想：如果咱們的公會，合資成全一場音樂會、委託一件作品，會被誰看見？又會被記得多久呢？</w:t>
+        <w:t>我特意把這幅畫說給各位聽，是因為它所講的，其實正是我們自己。那個火槍手民兵公會，與今天各位參加的跨業交流會、公會，本質如出一轍——一群有心的朋友，湊在了一起。梅迪奇那樣的等級，或許一個人才玩得起；但《夜巡》悄悄告訴我們：一個人扛不起的贊助，一群人齊心便扛得起了，而曝光與名聲，也各按心意而分。所以我們不必獨自去當梅迪奇——邀上一群人，就能一同成全一件美事。且與各位一同想一想：倘若我們的公會，合資成全一場音樂會、委託一件作品，會被誰看見？又會被記得多久呢？</w:t>
       </w:r>
     </w:p>
     <w:p>
@@ -5274,7 +5274,7 @@
           <w:color w:val="222A2D"/>
           <w:sz w:val="36"/>
         </w:rPr>
-        <w:t>第三樣回報，是我個人最珍愛的一樣——不朽之名。財富會用盡，一時的掌聲也會過去；但如果你把名字，輕輕繫進一部會被傳唱幾百年的作品裡，你就繫住了「不朽」。接下來這幾個故事，主角都是同一種人——因為當年那份成全，名字被寫進了歷史。</w:t>
+        <w:t>第三樣回報，是我個人最珍愛的一樣——不朽之名。財富終有用盡的一天，一時的掌聲也會散去；然而，倘若你將名字，輕輕繫進一部會被傳唱數百年的作品裡，你便繫住了「不朽」。接下來這幾個故事，主角都是同一種人——因為當年那一份成全，名字被寫進了歷史。</w:t>
       </w:r>
     </w:p>
     <w:p>
@@ -5565,7 +5565,7 @@
           <w:color w:val="222A2D"/>
           <w:sz w:val="36"/>
         </w:rPr>
-        <w:t>1809 年的維也納，三位大貴族——金斯基（Kinsky）、洛布科維茨（Lobkowitz），還有魯道夫大公（Archduke Rudolph，「大公」就是皇室的親王）——一起做了一個很有溫度的決定。他們聯手，每年固定拿出一筆「終身年金」，也就是承諾養一位作曲家一輩子，白紙黑字只有一個條件：「請你留在維也納，別讓別人把你挖走。」各位不妨看看這份成全，後來換回了什麼——他們付出的財富，換回的是一個「名字」。兩百年後的今天，全世界只要一談起那部《第九號交響曲》，就會提起當年是這三位貴族出的財富。請各位記得——這不是施捨、不是慈善，而是一份簽下長約、彼此託付的成全。所以留給各位的第一句話是：真心的贊助，值得白紙黑字，也值得長長久久。現在，就請各位聽今天第二首主打聆聽——貝多芬〈歡樂頌〉。</w:t>
+        <w:t>1809 年的維也納，三位大貴族——金斯基（Kinsky）、洛布科維茨（Lobkowitz），還有魯道夫大公（Archduke Rudolph，「大公」即皇室的親王）——一同做了一個很有溫度的決定。他們聯手，每年固定獻上一筆「終身年金」，也就是許諾供養一位作曲家一輩子，白紙黑字只有一個條件：「請你留在維也納，莫讓旁人把你挖走。」且與各位一同看看這份成全，後來換回了什麼——他們付出的財富，換回的是一個「名字」。兩百年後的今日，世人只要一談起那部《第九號交響曲》，便會提起當年是這三位貴族出的財富。請各位記得——這不是施捨、不是慈善，而是一份簽下長約、彼此託付的成全。所以留給各位的第一句話是：真心的贊助，值得白紙黑字，也值得長長久久。此刻，就請各位聆聽今天第二首主打——貝多芬〈歡樂頌〉。</w:t>
       </w:r>
     </w:p>
     <w:p>
@@ -6061,7 +6061,7 @@
           <w:color w:val="222A2D"/>
           <w:sz w:val="36"/>
         </w:rPr>
-        <w:t>我們把這份心意攤開來看，其實比帳本動人得多。故事的起點，是 1808 年，拿破崙的弟弟開了年薪，想把貝多芬挖去卡塞爾當宮廷樂長。維也納這三位貴族捨不得這樣一位天才被帶走，就在隔年，1809 年，聯手簽下一紙終身年金，把他留在了身邊。這 4,000 弗洛林怎麼分？金斯基出得最多、一千八，魯道夫大公一千五，洛布科維茨七百——這份心意，是三家一起扛的。而他們各自換到了什麼？魯道夫大公，《皇帝》協奏曲、《大公三重奏》、《莊嚴彌撒》全題獻給他；洛布科維茨，《英雄》交響曲在他家首演、也題獻給他。說到底，這三個名字，就這樣一筆一筆，跟著貝多芬最偉大的作品，被後世一代一代地記在了心上。這，正是一份長情的贊助，最溫柔、也最長久的回報。</w:t>
+        <w:t>讓我們把這份心意攤開來看，它其實遠比一本帳冊動人。故事的起點，是 1808 年——拿破崙的弟弟開出年薪，欲將貝多芬延攬去卡塞爾，擔任宮廷樂長。維也納這三位貴族，不忍這樣一位天才被人帶走，於是在翌年，1809 年，聯手簽下一紙終身年金，把他留在了身邊。這 4,000 弗洛林如何分攤？金斯基出得最厚，一千八；魯道夫大公一千五；洛布科維茨七百——這份心意，是三家一同承擔的。而他們各自換得了什麼呢？魯道夫大公，《皇帝》協奏曲、《大公三重奏》、《莊嚴彌撒》盡數題獻於他；洛布科維茨，《英雄》交響曲在他府中首演，也題獻於他。三個名字，就這樣一筆一筆，隨著貝多芬最偉大的作品，被後世一代一代地記在了心上。這，正是一份長情的贊助，最溫柔、也最悠長的回報。</w:t>
       </w:r>
     </w:p>
     <w:p>
@@ -6256,7 +6256,7 @@
           <w:color w:val="222A2D"/>
           <w:sz w:val="36"/>
         </w:rPr>
-        <w:t>而這份心意迴響得有多久，說出來會讓人動容。《第九號交響曲》第四樂章那段〈歡樂頌〉（Ode to Joy，德文原意「快樂的頌歌」），到了 1985 年，成了歐盟的盟歌——一段旋律，唱進了一整個歐洲的心裡。而在日本，每年底幾萬人聚在一起合唱「第九」，成了溫暖的年末儀式；其中大阪那場「萬人第九」，直到今天，都還由企業冠名贊助。你我不妨想想：三位貴族兩百年前付出的那份心意，到今天，還在替他們的名字年年迴響，還在替今天的企業牽起一場又一場的相聚。所以說到底，贊助最動人的地方就在這裡——你留下的，從來不是一次曝光，而是一個世紀、甚至兩個世紀的溫度。</w:t>
+        <w:t>而這份心意究竟迴響了多久，說來令人動容。《第九號交響曲》第四樂章那段〈歡樂頌〉（Ode to Joy，德文原意「快樂的頌歌」），到了 1985 年，成了歐盟的盟歌——一段旋律，就這樣唱進了整個歐洲的心裡。而在日本，每逢年終，幾萬人齊聚一堂合唱「第九」，已成一樁溫暖的歲末儀式；其中大阪那場「萬人第九」，直到今天，仍由企業冠名贊助。各位不妨想想：三位貴族兩百年前付出的那份心意，時至今日，還在年年替他們的名字迴響，還在替今日的企業牽起一場又一場的相聚。所以說到底，贊助最動人之處正在於此——你留下的，從來不是一次曝光，而是一個世紀、乃至兩個世紀的溫度。</w:t>
       </w:r>
     </w:p>
     <w:p>
@@ -6707,7 +6707,7 @@
           <w:color w:val="222A2D"/>
           <w:sz w:val="36"/>
         </w:rPr>
-        <w:t>再陪各位認識一位藝術贊助者。有位俄國派駐薩克森的公使，凱瑟林克伯爵（Count Keyserlingk），長年被失眠折磨。他出資請巴赫寫一組溫柔好聽的鍵盤曲，讓身邊一位年輕樂師，夜裡輕輕彈給他聽，好讓他能安穩入睡。你會發現這裡頭有兩件很美的事。第一，這是為一個人的一個需要，量身而寫的音樂——世上最貼心的禮物，不過如此。第二，出資的人換到了什麼？換到了一個「名字」。曲子明明是巴赫寫的，可是兩百多年來，我們卻都親暱地叫它「郭德堡」——郭德堡（Goldberg），就是伯爵身邊那位樂師的名字，因為這部作品，永遠地被記住了。也想順手送給各位一份小禮物：這首曲子，當年就是為了「靜心、安眠」而生的，規律、清澈、不擾人。所以我常說，它其實最適合各位——在忙亂的日子裡，用它替自己把思緒沉澱下來，把心神好好安放。現在，就請各位聽聽開頭這段詠嘆調（Aria），今天的主打聆聽第一首。</w:t>
+        <w:t>再陪各位認識一位藝術贊助者。有位俄國派駐薩克森的公使，凱瑟林克伯爵（Count Keyserlingk），長年為失眠所苦。他出資請巴赫寫一組溫柔動聽的鍵盤曲，讓身邊一位年輕樂師，於夜裡輕輕彈給他聽，好讓他能安穩入眠。這裡頭藏著兩件很美的事。其一，這是為一個人的一份需要，量身而寫的音樂——世上最貼心的禮物，不過如此。其二，出資的人換得了什麼？換得了一個「名字」。曲子明明出自巴赫之手，可兩百多年來，我們卻都親暱地喚它「郭德堡」——郭德堡（Goldberg），正是伯爵身邊那位樂師之名，因為這部作品，永遠地被人記住了。我也想順手贈予各位一份小禮物：這首曲子，當年正是為了「靜心、安眠」而生的，規律、澄澈、不擾人。所以我常說，它最宜各位——在忙亂的日子裡，以它替自己沉澱思緒，把心神好好安放。現在，就請各位聆聽開頭這段詠嘆調（Aria），今日的主打聆聽第一首。</w:t>
       </w:r>
     </w:p>
     <w:p>
@@ -7107,7 +7107,7 @@
           <w:color w:val="222A2D"/>
           <w:sz w:val="36"/>
         </w:rPr>
-        <w:t>這部作品的名字背後，其實藏著一個很有人情味的故事。出資的藝術贊助者，是俄國派駐薩克森的凱瑟林克伯爵，長年為失眠所苦。相傳他出資請巴赫寫一組溫柔的鍵盤曲，讓身邊一位年輕樂師，夜裡彈給他聽、伴他入眠。可是你我注意到了嗎——這部曲子後來卻不叫「凱瑟林克」，而叫「郭德堡」。郭德堡是誰呢？是伯爵府裡那位大約十四歲的年輕鍵盤手，巴赫的學生。於是最動人的一幕就這樣發生了：出資的伯爵，自己沒有留下名字，反倒是他身邊那位日夜相伴的樂師，因為這部不屬於他、卻與他緊緊相連的作品，被全世界記了兩百多年。你看，付出的人換到什麼？有時候，連他身邊人的名字，都一起變成了不朽。</w:t>
+        <w:t>這部作品的名字背後，其實藏著一則很有人情味的故事。出資的藝術贊助者，是俄國派駐薩克森的凱瑟林克伯爵，長年為失眠所苦。相傳他出資請巴赫寫一組溫柔的鍵盤曲，讓身邊一位年輕樂師，於夜裡彈給他聽、伴他入眠。可各位是否注意到了——這部曲子後來卻不喚作「凱瑟林克」，而喚作「郭德堡」。郭德堡是誰呢？是伯爵府中那位約莫十四歲的年輕鍵盤手，巴赫的學生。於是最動人的一幕就這樣發生了：出資的伯爵，自己未曾留下名字，反倒是他身邊那位日夜相伴的樂師，因為這部不屬於他、卻與他緊緊相繫的作品，被全世界記了兩百多年。各位看，付出的人換得了什麼？有時候，連他身邊人的名字，都一同化作了不朽。</w:t>
       </w:r>
     </w:p>
     <w:p>
@@ -7286,7 +7286,7 @@
           <w:color w:val="222A2D"/>
           <w:sz w:val="36"/>
         </w:rPr>
-        <w:t>郭德堡這個故事，還藏著一課，特別想說給各位有前瞻性的企業家聽。這位凱瑟林克伯爵，給巴赫的其實遠不只是一筆訂單——他更難得的一手，是願意動用自己的人脈，替巴赫把關節打通。你會發現，巴赫一直很想要一個「宮廷作曲家」的頭銜，想了好幾年、卻屢屢碰壁；最後，就是靠這位伯爵從中幫忙，到 1736 年，才終於如願。這件事的份量，各位一定懂：一紙王室認證的頭銜，讓巴赫在面對雇主時，腰桿整個挺了起來——這是再多委託費也換不來的。所以說到底，一位頂級藝術贊助者最珍貴的地方，往往不在他給的那筆財富，而在他願意替你背書、替你引薦、替你把前面的路一步步走通。</w:t>
+        <w:t>郭德堡這個故事，還藏著一課，我特別想說給各位有前瞻性的企業家聽。這位凱瑟林克伯爵，給巴赫的其實遠不只是一筆訂單——他更難得的一手，是願意動用自己的人脈，替巴赫把關節一一打通。各位會發現，巴赫多年來一直渴望一個「宮廷作曲家」的頭銜，苦盼多年、卻屢屢碰壁；最終，正是靠這位伯爵從中斡旋，到 1736 年，才終於得償夙願。這件事的分量，各位一定懂：一紙王室認證的頭銜，讓巴赫在雇主面前，腰桿為之一挺——這是再豐厚的委託費也換不來的。所以說到底，一位頂級藝術贊助者最珍貴之處，往往不在他給的那筆財富，而在他願意替你背書、替你引薦、替你把前方的路，一步一步走通。</w:t>
       </w:r>
     </w:p>
     <w:p>
@@ -7449,7 +7449,7 @@
           <w:color w:val="222A2D"/>
           <w:sz w:val="36"/>
         </w:rPr>
-        <w:t>先陪各位認識這位藝術贊助者本人——葛雷夫勒女伯爵。她是巴黎社交圈眾人心中的「女王」，以絕世的美貌與品味聞名；而她能這樣慷慨的底氣，來自夫家——當時法國最富有的銀行世家之一。當佛瑞還只是個在困頓中掙扎的年輕作曲家時，是她，牽著他的手走進了巴黎最高的社交圈，讓他當上自己沙龍的音樂總監。佛瑞感念到什麼程度呢？他直接稱這位女伯爵，是自己的「巴伐利亞國王」——也就是我們前面提過、那位傾心供養華格納的路德維希二世。而她的溫暖與眼光，其實遠不只落在佛瑞一個人身上：她把華格納正式引進法國、當俄羅斯芭蕾舞團的藝術贊助者、甚至資助居禮夫人的鐳研究。你會發現，一位真正頂級的贊助者，那份影響力是全方位的。</w:t>
+        <w:t>先陪各位認識這位藝術贊助者本人——葛雷夫勒女伯爵。她是巴黎社交圈眾人心中的「女王」，以絕世的美貌與品味聞名；而她能如此慷慨的底氣，源於夫家——當時法國最富有的銀行世家之一。當佛瑞還只是個在困頓中掙扎的年輕作曲家時，是她，牽著他的手走進了巴黎最高的社交圈，讓他當上自己沙龍的音樂總監。佛瑞感念到何種地步呢？他逕自稱這位女伯爵，是自己的「巴伐利亞國王」——也就是我們方才提過、那位傾心供養華格納的路德維希二世。而她的溫暖與眼光，其實遠不只落在佛瑞一人身上：她將華格納正式引進法國、任俄羅斯芭蕾舞團的藝術贊助者、甚至資助居禮夫人的鐳研究。各位會發現，一位真正頂級的贊助者，那份影響力是無所不及的。</w:t>
       </w:r>
     </w:p>
     <w:p>
@@ -7628,7 +7628,7 @@
           <w:color w:val="222A2D"/>
           <w:sz w:val="36"/>
         </w:rPr>
-        <w:t>不朽之名這一樣，也有一位女性藝術贊助者，示範得格外動人。法國作曲家佛瑞（Fauré）還年輕、還在掙扎的時候，有位葛雷夫勒女伯爵（Comtesse Greffulhe），把他牽進了巴黎最高的社交圈。佛瑞最美的一首《帕凡舞曲》（Pavane），就是為她的沙龍而寫、題獻給她的。你我看看這其中的來往：女伯爵出資、給機會、給舞台；而佛瑞——還有後來把她寫進小說的大文豪普魯斯特——讓這位女伯爵的名字，永遠被後世記得。這就是贊助最美的回報：出資的人，因為藝術，被世界溫柔地記住。財富終有花完的一天，可是這樣的「不朽」，買不到、也搶不走。我們就一起聽聽這首，為她而寫的《帕凡舞曲》。</w:t>
+        <w:t>不朽之名這一樣，也有一位女性藝術贊助者，示範得格外動人。法國作曲家佛瑞（Fauré）還年輕、還在掙扎之時，有位葛雷夫勒女伯爵（Comtesse Greffulhe），把他牽進了巴黎最高的社交圈。佛瑞最美的一首《帕凡舞曲》（Pavane），正是為她的沙龍而寫、題獻於她的。各位且看這其中的往來：女伯爵出資、給機會、給舞台；而佛瑞——還有後來把她寫進小說的大文豪普魯斯特——讓這位女伯爵的名字，永遠被後世記得。這便是贊助最美的回報：出資的人，因藝術，被世界溫柔地記住。財富終有耗盡的一日，可這樣的「不朽」，買不到、也奪不走。我們就一同聆聽這首，為她而寫的《帕凡舞曲》。</w:t>
       </w:r>
     </w:p>
     <w:p>
@@ -8092,7 +8092,7 @@
           <w:color w:val="222A2D"/>
           <w:sz w:val="36"/>
         </w:rPr>
-        <w:t>我們回到那位葛雷夫勒女伯爵，把「贊助者因藝術而不朽」這件事，好好說到底。你會發現，出資的贊助者，究竟能有多不朽？佛瑞用一首《帕凡》題獻給她，這是第一次；而大文豪普魯斯特，又用一整部小說，把她妥妥地封存起來，這是第二次。普魯斯特以她為藍本，寫出了《追憶似水年華》裡那位氣派的「蓋爾芒特公爵夫人」，讓她成了文學史上的經典人物。而且說到底，她從來不只是那個出資的人：1891 年，她在布洛涅森林的湖中小島辦了一場夜宴，親手替《帕凡》添上了「看不見的合唱團」和舞者——你看，藝術贊助者，也能是共同的創作者。財富會用盡、莊園會易主；可是被作曲家題獻、被小說封存的名字，永遠搶不走。這，就是「因藝術而不朽」最完整、也最動人的樣子。</w:t>
+        <w:t>我們回到那位葛雷夫勒女伯爵，把「贊助者因藝術而不朽」這件事，好好說到底。各位會發現，出資的贊助者，究竟能有多不朽？佛瑞以一首《帕凡》題獻於她，這是第一次；而大文豪普魯斯特，又以一整部小說，將她妥妥地封存起來，這是第二次。普魯斯特以她為藍本，寫出了《追憶似水年華》裡那位氣派的「蓋爾芒特公爵夫人」，讓她成了文學史上的經典人物。而且說到底，她從來不只是那個出資的人：1891 年，她在布洛涅森林的湖中小島設下一場夜宴，親手替《帕凡》添上了「看不見的合唱團」與舞者——各位看，藝術贊助者，也能是共同的創作者。財富會耗盡、莊園會易主；可被作曲家題獻、被小說封存的名字，永遠奪不走。這，便是「因藝術而不朽」最完整、也最動人的樣子。</w:t>
       </w:r>
     </w:p>
     <w:p>
@@ -8255,7 +8255,7 @@
           <w:color w:val="222A2D"/>
           <w:sz w:val="36"/>
         </w:rPr>
-        <w:t>不朽之名的最後一個故事，格局最小，卻最讓人動容。梵谷（Van Gogh）生前幾乎賣不掉一張畫，那他靠什麼撐下去？靠他的弟弟西奧（Theo），一位巴黎畫商，從 1882 年起，一個月一個月地匯兌財富，靜靜養著哥哥。最打動我的，是西奧自己說的一句話：「我把給他的財富，視為他工作的報酬。」你聽，不是施捨，是報酬——這正是我們今天一直想跟各位分享的那份「對等」。說到底，是一個人長期、不張揚的守候，養出了一位定義了整個時代的大師。所以我想請各位放下一個迷思：當藝術贊助者，其實不一定要是豪門。梅迪奇可以是一整個銀行王朝，也可以，只是一個打從心裡相信家人的弟弟。這句話，希望各位一路記到今天最後。</w:t>
+        <w:t>不朽之名的最後一則故事，格局最小，卻最教人動容。梵谷生前幾乎賣不出一幅畫，那他憑什麼撐了下來？憑的是弟弟西奧，一位巴黎畫商，從 1882 年起，一個月一個月地匯來財富，默默守著哥哥。最打動我的，是西奧親口說過的一句話：「我把給他的財富，視為他工作的報酬。」各位聽——不是施捨，是報酬。這正是今天我一直想與各位分享的那份對等。說到底，是一個人長年、不張揚的守候，成就了一位定義整個時代的大師。所以我想請各位放下一個成見：當藝術贊助者，未必要是豪門。梅迪奇可以是一整個銀行王朝，也可以，只是一個打從心底相信家人的弟弟。這句話，願各位一路記到今天最後。</w:t>
       </w:r>
     </w:p>
     <w:p>
@@ -8722,7 +8722,7 @@
           <w:color w:val="222A2D"/>
           <w:sz w:val="36"/>
         </w:rPr>
-        <w:t>我們來看第四樣回報，它最有氣派，其實也最有機會被各位親手複製——聖地與冠名。說白了就是：你出資蓋一座殿堂，把自己的名字，輕輕刻進一座城市的天際線裡。而這座殿堂會自己增值，會在你已經不在場的幾十年後，仍然天天替你說話。</w:t>
+        <w:t>我們來看第四樣回報，它最有氣派，卻也最有機會被各位親手複製——聖地與冠名。說得明白些，就是出資築起一座殿堂，把自己的名字，輕輕刻進一座城市的天際線裡。而這座殿堂會自行增值，會在你早已不在場的幾十年後，仍一日一日替你發聲。</w:t>
       </w:r>
     </w:p>
     <w:p>
@@ -9189,7 +9189,7 @@
           <w:color w:val="222A2D"/>
           <w:sz w:val="36"/>
         </w:rPr>
-        <w:t>這個故事，其實就是十九世紀版的「新創耗費財富，遇上天使投資」。作曲家華格納（Wagner）心裡藏著一個近乎瘋狂的夢：為自己一齣長達 14 小時的歌劇，蓋一座專屬的劇院。這要花掉天文數字。而他何其幸運，遇到了那個對的人——1864 年，巴伐利亞國王路德維希二世（Ludwig II），成了他近乎無上限的「天使投資人」（天使投資人，就是在一個案子最早、最耗費財富、還沒人敢下注的時候，就願意砸大筆財富進來相挺的那位藝術贊助者）。國王出資，讓華格納親手建起了拜羅伊特節慶劇院（Bayreuth Festspielhaus），連樂池都做成隱藏式、下沉的，只為了讓觀眾完全沉浸。1876 年首屆音樂節，全歐洲的名流一同前來朝聖。你會發現，他就這樣把德國一座本來默默無聞的小鎮拜羅伊特，變成了全球樂迷心中的「麥加」、此生非去一次不可的聖地。這也正呼應我們待會兒要聊的企業提案第 3 點：把一座場館、一場音樂節，慢慢養成一個 iconic 的品牌。</w:t>
+        <w:t>這個故事，其實就是十九世紀版的「新創耗盡財富，遇上天使投資」。作曲家華格納心裡藏著一個近乎瘋狂的夢：為自己一齣長達 14 小時的歌劇，築一座專屬的劇院。這得花掉天文數字。而他何其有幸，遇上了那個對的人——1864 年，巴伐利亞國王路德維希二世，成了他近乎無上限的天使投資人（所謂天使投資人，就是在一樁事最早、最耗財、還無人敢下注的時候，就願意重金相挺的那位藝術贊助者）。國王出資，讓華格納親手築起拜羅伊特節慶劇院，連樂池都做成隱藏式、下沉的，只為讓觀眾全然沉浸。1876 年首屆音樂節，全歐洲的名流一同前來朝聖。他就這樣把德國一座原本默默無聞的小鎮拜羅伊特，化作了全球樂迷心中的麥加、此生非去一趟不可的聖地。這也正呼應我們待會兒要談的企業提案第 3 點：把一座場館、一場音樂節，慢慢養成一個 iconic 的品牌。</w:t>
       </w:r>
     </w:p>
     <w:p>
@@ -9653,7 +9653,7 @@
           <w:color w:val="222A2D"/>
           <w:sz w:val="36"/>
         </w:rPr>
-        <w:t>把冠名場館這件事玩到最經典的，是鋼鐵大王卡內基（Andrew Carnegie）。1891 年，紐約的卡內基音樂廳（Carnegie Hall）落成，全額出資的就是他；而開幕那一夜，登台的，是大作曲家柴可夫斯基——那份氣派，一次到位。我們細細體會一下這件事：卡內基把賣鋼鐵一分一毫賺來的財富，換成了一座以他為名的頂級殿堂。一百多年過去，「卡內基」這三個字，已經等於全世界音樂家最嚮往、最想站上的舞台——一位表演者若能說出「我在卡內基演出過」，那是一生無上的榮耀。這，就是冠名場館溫柔而長久的力量：你出過一次財富，這座殿堂便永遠掛著你的名字，一年一年替你說話。</w:t>
+        <w:t>把冠名場館這件事做到最經典的，是鋼鐵大王卡內基。1891 年，紐約的卡內基音樂廳落成，全額出資的正是他；而開幕那一夜，登台的，是大作曲家柴可夫斯基——那份氣派，一次到位。我們細細體味這件事：卡內基把賣鋼鐵一分一毫積起的財富，化作了一座以他為名的頂級殿堂。百餘年過去，「卡內基」三字，已等同全世界音樂家最嚮往、最想站上的舞台——一位表演者若能說出「我曾在卡內基演出」，那是一生無上的榮耀。這，便是冠名場館溫柔而長久的力量：你出過一次財富，這座殿堂便永遠掛著你的名字，一年一年替你發聲。</w:t>
       </w:r>
     </w:p>
     <w:p>
@@ -10149,7 +10149,7 @@
           <w:color w:val="222A2D"/>
           <w:sz w:val="36"/>
         </w:rPr>
-        <w:t>這個模式，其實亞洲的企業也做得很漂亮。1986 年，日本的三得利（Suntory）——一家做威士忌的企業——在東京蓋了三得利音樂廳。指揮大師卡拉揚（Herbert von Karajan）親口稱它是「音之寶石盒」。你我一起想想這件事：一家賣酒的公司，靠一座音樂廳，就把自己的品牌，和「頂級文化」永久牽在了一起。從那以後，人們聽到「三得利」，腦海浮現的就不只是一杯威士忌，還有那滿室世界一流的樂音。這，就是亞洲企業版的卡內基：用一座殿堂，替品牌鍍上一層文化的溫度與光澤。</w:t>
+        <w:t>這個模式，亞洲的企業也做得典雅。1986 年，日本的三得利——一家釀威士忌的企業——在東京築起三得利音樂廳。指揮大師卡拉揚親口譽它為「音之寶石盒」。各位一同想想這件事：一家釀酒的公司，憑一座音樂廳，就把自己的品牌，和「頂級文化」永久繫在了一起。自那以後，人們聽見「三得利」，心頭浮現的便不只是一杯威士忌，還有那滿室世界一流的樂音。這，便是亞洲企業版的卡內基：以一座殿堂，替品牌鍍上一層文化的溫潤與光澤。</w:t>
       </w:r>
     </w:p>
     <w:p>
@@ -10584,7 +10584,7 @@
           <w:color w:val="222A2D"/>
           <w:sz w:val="36"/>
         </w:rPr>
-        <w:t>我們再看一個離我們更近的例子。洛杉磯的迪士尼音樂廳（Walt Disney Concert Hall），2003 年啟用。它是怎麼來的呢？其實是迪士尼的遺孀莉莉安·迪士尼（Lillian Disney），在 1987 年捐了五千萬美元起建，交給建築大師蓋瑞（Frank Gehry）親手設計。今天，那棟閃著光的金屬曲面建築，成了整個洛杉磯的城市地標和觀光名片，靜靜掛著「迪士尼」的名字。從卡內基、三得利，一路到迪士尼，你會發現一個很動人的共同點：企業出資蓋起一座殿堂，換到的，是把自己的名字，刻進一座城市的天際線和整段文化史裡——一筆會不斷增值的資產。</w:t>
+        <w:t>我們再看一個離我們更近的例子。洛杉磯的迪士尼音樂廳，2003 年啟用。它是怎麼來的呢？是迪士尼的遺孀莉莉安·迪士尼，在 1987 年捐了五千萬美元起建，交予建築大師蓋瑞親手設計。今日，那棟閃著微光的金屬曲面建築，成了整個洛杉磯的城市地標與觀光名片，靜靜掛著「迪士尼」的名字。從卡內基、三得利，一路到迪士尼，其中有一個動人的共通之處：企業出資築起一座殿堂，換得的，是把自己的名字，刻進一座城市的天際線與整段文化史——一筆會不斷增值的資產。</w:t>
       </w:r>
     </w:p>
     <w:p>
@@ -10939,7 +10939,7 @@
           <w:color w:val="222A2D"/>
           <w:sz w:val="36"/>
         </w:rPr>
-        <w:t>第五樣回報，比較內斂，卻對經營一家公司格外要緊——人才與凝聚。長期養一支團隊、蓋一座舞台，你換到的不只是面子，還有人才、研發，以及整個組織上下同心的那股向心力。這一樣，兩百多年前，有一位親王替我們示範得淋漓盡致。</w:t>
+        <w:t>第五樣回報，內斂含蓄，卻對經營一家公司格外要緊——人才與凝聚。長年養一支團隊、築一座舞台，你換得的不只是體面，還有人才、研發，以及整個組織上下同心的那股向心力。這一樣，兩百多年前，有一位親王替我們示範得淋漓盡致。</w:t>
       </w:r>
     </w:p>
     <w:p>
@@ -11166,7 +11166,7 @@
           <w:color w:val="222A2D"/>
           <w:sz w:val="36"/>
         </w:rPr>
-        <w:t>匈牙利的埃斯特哈齊（Esterházy）親王，就是一位把「養音樂」當成長期投資的貴族企業家。他蓋了一座莊園，人稱「匈牙利的凡爾賽」，裡頭歌劇院、劇場、音樂廳一應俱全——這等於替自己蓋了一座私人的研發中心，同時又是一張待客的門面：撐場面、款待貴賓、凝聚起整座宮廷的聲望，全都包了。他長年供養一整支樂團。有意思的是，親王自己偏愛一種冷門的低音樂器，叫巴里頓琴（baryton，一種音色特別、也特別難拉的古樂器），樂團便得為它量身寫下上百首曲子——你會發現，藝術贊助者的品味，其實悄悄決定了研發的方向。那這筆投資，最後換到了什麼？「埃斯特哈齊」這個姓氏，直到兩百多年後的今天，我們還在這裡溫柔地提起它。這也正是等一下企業提案的第 1 點：一份長期穩定的資助，加上一座能好好養出創新的場館。</w:t>
+        <w:t>匈牙利的埃斯特哈齊親王，正是一位把「養音樂」當作長期投資的貴族企業家。他築起一座莊園，人稱「匈牙利的凡爾賽」，其中歌劇院、劇場、音樂廳一應俱全——這無異於替自己築了一座私人的研發中心，同時又是一張待客的門面：撐排場、款待貴賓、凝聚起整座宮廷的聲望，盡在其中。他長年供養一整支樂團。耐人尋味的是，親王自己偏愛一種冷門的低音樂器，叫巴里頓琴（baryton，一種音色格外別致、也格外難拉的古樂器），樂團便得為它量身寫下上百首曲子——藝術贊助者的品味，其實悄然決定了研發的方向。那這筆投資，最後換得了什麼？「埃斯特哈齊」這個姓氏，直到兩百多年後的今日，我們仍在此地溫柔地提起它。這也正是待會兒企業提案的第 1 點：一份長期穩定的資助，加上一座能好好養出創新的場館。</w:t>
       </w:r>
     </w:p>
     <w:p>
@@ -11569,7 +11569,7 @@
           <w:color w:val="222A2D"/>
           <w:sz w:val="36"/>
         </w:rPr>
-        <w:t>接下來這第六樣，其實是我們每個人都最放在心上的一樣——形象。你會發現，音樂有種奇妙的力量，能替一個國家、一家企業，寫下一種別人怎麼學都學不來的氣質。這股氣質，可以是一個國家的凝聚力，可以是一個地方的觀光財，也可以是一個品牌讓人打從心裡想靠近的質感。說到底，接下來這一段，我想從一個國家，一路陪各位走回你自己的品牌。</w:t>
+        <w:t>接下來這第六樣，是我們最放在心上的一樣——形象。音樂有一種奇妙的力量，能為一個國家、一家企業，寫下一種旁人怎麼學也學不來的氣質。這股氣質，可以是一個國家的凝聚力，可以是一方水土的觀光之利，也可以是一個品牌令人由衷想親近的質地。接下來這一段，就讓我從一個國家說起，一路陪各位走回你自己的品牌。</w:t>
       </w:r>
     </w:p>
     <w:p>
@@ -11780,7 +11780,7 @@
           <w:color w:val="222A2D"/>
           <w:sz w:val="36"/>
         </w:rPr>
-        <w:t>我們先看看一個國家，是怎麼替自己留下一張臉的。1804 年，拿破崙（Napoléon）當上皇帝，他委託畫家大衛（Jacques-Louis David）畫下自己的加冕大典，還封他做「皇帝首席畫師」——這是一件不折不扣的國家級形象工程。而你會發現，這位出資的人，其實很清楚自己想留下什麼樣的畫面：他的母親因為家族失和沒能出席，卻被畫進了正中央最尊貴的包廂；教皇原本畫得像個旁觀者，拿破崙走進畫室看過之後，希望改成「舉手祝福」的姿勢。至於報酬，大衛自己估十萬法郎，最後實收六萬五——你看，出資者與創作者之間那點分寸的來回，兩百年前就有了。可也正是這筆國家委託，讓這幅畫永遠掛進了羅浮宮。拿破崙花這筆財富，換到的，是一整個帝國被後世記住的模樣。</w:t>
+        <w:t>我們先看一個國家，是怎麼替自己留下一張臉的。1804 年，拿破崙（Napoléon）登基為帝，委託畫家大衛（Jacques-Louis David）繪下自己的加冕大典，還封他做「皇帝首席畫師」——這是一樁不折不扣的國家級形象工程。而這位出資的人，心裡清楚自己想留下什麼樣的畫面：他的母親因家族失和未能出席，卻被安置進正中央最尊貴的包廂；教皇原本畫得像個旁觀者，拿破崙親自到畫室看過之後，希望改成「舉手祝福」的姿態。至於報酬，大衛自估十萬法郎，最後實收六萬五——出資者與創作者之間那份分寸的往還，兩百年前便已存在。而正是這一筆國家委託，讓這幅畫永遠掛進了羅浮宮。拿破崙投入的這份財富，換回的，是一整個帝國被後世長久記住的模樣。</w:t>
       </w:r>
     </w:p>
     <w:p>
@@ -12231,7 +12231,7 @@
           <w:color w:val="222A2D"/>
           <w:sz w:val="36"/>
         </w:rPr>
-        <w:t>國家替自己留形象，還有另一種更動人的方式——換一份「認同」。1830 年七月革命之後，法國政府用三千法郎，買下了畫家德拉克洛瓦（Delacroix）的《自由引導人民》。這幅畫訴說的情感太強烈了，掛沒多久就被收了起來，一直到 1874 年才正式進羅浮宮。可是它後來翻身了：它被印上法國一百法郎的紙鈔，全國人每天把它摸在手心裡過日子，慢慢就成了整個國家的共同記憶。你會發現，政府買畫也好、企業贊助也好，說到底想換的，其實是同一樣東西——認同。一幅畫、一段音樂，一旦和眾人的情感綁在了一起，它的價值，就再也不是三千法郎能衡量的了。</w:t>
+        <w:t>國家替自己留下形象，還有另一種更動人的方式——換來一份「認同」。1830 年七月革命之後，法國政府以三千法郎，購藏了畫家德拉克洛瓦（Delacroix）的《自由引導人民》。這幅畫訴說的情感太過熾烈，掛上沒多久便被收了起來，直到 1874 年才正式走進羅浮宮。可它後來翻身了：它被印上法國一百法郎的紙鈔，全國人日日握在掌心裡過日子，漸漸就成了整個國家的共同記憶。政府購藏名畫也好、企業出資贊助也好，想換的其實是同一樣東西——認同。一幅畫、一段旋律，一旦與眾人的情感繫在一起，它的價值，就再也不是三千法郎所能衡量的了。</w:t>
       </w:r>
     </w:p>
     <w:p>
@@ -12666,7 +12666,7 @@
           <w:color w:val="222A2D"/>
           <w:sz w:val="36"/>
         </w:rPr>
-        <w:t>現在，讓我們把眼光抬高一點，看看「國力」這件事。十九世紀的義大利，四分五裂、國勢衰弱，還被外國統治著。可就在這樣的日子裡，作曲家威爾第（Verdi）的歌劇，讓全民因為音樂重新振奮了起來。他的歌劇《那布果》（Nabucco）裡有一首〈Va, pensiero〉，唱的是一群被擄的奴隸，深深思念著自己的祖國。這首歌，後來成了義大利統一運動（Risorgimento，義大利文「復興」的意思）的非官方國歌。當時外國政府審查得很嚴，義大利人不能公開喊獨立，於是他們就在街頭高喊「Viva VERDI」——表面上是「威爾第萬歲」，可 VERDI 這五個字母，其實藏著「義大利國王萬歲」那句不能說出口的心願。你會發現，一段旋律，竟然就把一個還沒統一的國家，凝聚成了一顆心。這，就是音樂的國力。</w:t>
+        <w:t>現在，讓我們把眼光抬得高一些，看看「國力」這件事。十九世紀的義大利四分五裂、國勢衰微，還在外國的統治之下。可就在這樣的日子裡，作曲家威爾第（Verdi）的歌劇，讓全民因音樂而重新振奮了起來。他的歌劇《那布果》（Nabucco）裡有一首〈Va, pensiero〉，唱的是一群被擄的奴隸，深深思念著自己的家園。這首歌，後來成了義大利統一運動（Risorgimento，義大利文「復興」之意）的非官方國歌。當時外國政府審查森嚴，義大利人不能公開喊出獨立，於是他們在街頭高喊「Viva VERDI」——表面上是「威爾第萬歲」，可 VERDI 這五個字母，暗藏的卻是「義大利國王萬歲」那句說不出口的心願。一段旋律，竟能把一個尚未統一的國家，凝聚成了一顆心。這，就是音樂的國力。</w:t>
       </w:r>
     </w:p>
     <w:p>
@@ -13098,7 +13098,7 @@
           <w:color w:val="222A2D"/>
           <w:sz w:val="36"/>
         </w:rPr>
-        <w:t>這種形象，其實還能悄悄變成實實在在的觀光財。義大利作曲家普契尼（Puccini）的歌劇，就替一個個地方，帶來了看得見的收入。他的《蝴蝶夫人》故事發生在日本長崎，結果長崎的哥拉巴園，就因為這齣歌劇成了「蝴蝶夫人之家」，變成了景點，一年吸引將近兩百萬人專程去看；他的《托斯卡》把羅馬的地標寫進了劇情，這些地標，就成了樂迷心中非去不可的朝聖點。你會發現，一個地方的觀光財，很多時候，是作曲家替它一筆一筆寫出來的——音樂替一座城市寫下了難以複製的氣質，而這股氣質，就一直替它迎接著遠道而來的客人。其實對各位的品牌也是同一個道理：找對一首音樂，它就能替你寫下一張，讓人打從心裡想靠近的名片。</w:t>
+        <w:t>這樣的形象，還能悄悄化作看得見的觀光之利。義大利作曲家普契尼（Puccini）的歌劇，就替一個個地方，帶來了實實在在的迴響。他的《蝴蝶夫人》故事發生在日本長崎，於是長崎的哥拉巴園，便因這齣歌劇成了「蝴蝶夫人之家」，化為景點，一年迎來將近兩百萬人專程造訪；他的《托斯卡》把羅馬的地標寫進了劇情，這些地標，就成了樂迷心中非去一趟不可的朝聖之地。一方水土的觀光之利，許多時候，是作曲家替它一筆一筆寫成的——音樂為一座城市寫下難以複製的氣質，而這股氣質，便長久替它迎迓著遠道而來的客人。這對各位的品牌，其實是同一個道理：覓得一首對的音樂，它就能替你寫下一張令人由衷想親近的名片。</w:t>
       </w:r>
     </w:p>
     <w:p>
@@ -13478,7 +13478,7 @@
           <w:color w:val="3E332A"/>
           <w:sz w:val="28"/>
         </w:rPr>
-        <w:t>播普契尼詠嘆調約 3 分鐘（〈今夜無人入睡 Nessun dorma〉）。播前：「聽一位作曲家，怎麼替一個地方寫下讓人想去的氣質。」</w:t>
+        <w:t>播普契尼《蝴蝶夫人》〈美好的一日 Un bel dì〉約 4–5 分鐘。播前：「聽一位作曲家，怎麼替一座城市，寫下讓人想去的氣質。」</w:t>
       </w:r>
     </w:p>
     <w:p>
@@ -13546,7 +13546,7 @@
           <w:color w:val="222A2D"/>
           <w:sz w:val="36"/>
         </w:rPr>
-        <w:t>再說一個各位一定會有共鳴的例子。我們一想到法國，心裡就浮起「浪漫」兩個字——可這份印象，到底是怎麼來的呢？其實很大一部分，是作曲家德布西（Debussy）替它寫出來的。他的《月光》《海》《牧神的午後》，把「法式浪漫」，變成了一種全世界都認得、都嚮往的氣質。你會發現，一個國家的形象，是可以由一位作曲家，一筆一筆慢慢寫成的；而這份「形象」，正是最珍貴的觀光與品牌資產。更妙的是，這股氣質，一百多年後又被精品品牌輕輕借走了——各位今天進場時聽到的德布西《月光》，正是香奈兒 Chanel No.5 那支「史上最貴香水廣告」用的配樂：2004 年由 Baz Luhrmann 執導、Nicole Kidman 主演，造價約 3,300 萬美元。說到底，香奈兒賣的並不是香水的成分，而是德布西替法國寫下的那種高雅。這，就是形象這份資產，最迷人也最珍貴的地方。</w:t>
+        <w:t>再說一個各位一定會有共鳴的例子。我們一想到法國，心裡便浮起「浪漫」二字——可這份印象，究竟是從何而來的呢？有很大一部分，是作曲家德布西（Debussy）替它寫成的。他的《月光》《海》《牧神的午後》，把「法式浪漫」，化作了一種舉世都認得、都嚮往的氣質。一個國家的形象，是可以由一位作曲家，一筆一筆慢慢寫成的；而這份形象，正是最珍貴的觀光與品牌資產。更動人的是，這股氣質，一百多年後又被精品品牌輕輕借去了——各位今日進場時聽到的德布西《月光》，正是香奈兒 Chanel No.5 那支「史上最貴香水廣告」用的配樂：2004 年由 Baz Luhrmann 執導、Nicole Kidman 主演，造價約 3,300 萬美元。香奈兒賣的，並不是香水的成分，而是德布西替法國寫下的那份高雅。這，就是形象這份資產，最迷人、也最珍貴的地方。</w:t>
       </w:r>
     </w:p>
     <w:p>
@@ -13946,7 +13946,7 @@
           <w:color w:val="222A2D"/>
           <w:sz w:val="36"/>
         </w:rPr>
-        <w:t>從國家，我們回到各位最放在心上的——你自己的品牌。頂級品牌都懂一件事：借一段古典音樂，就能替一件再實用不過的產品，鍍上一層格調，讓「功能」，變成一種「身分」。最經典的例子，就是英國航空（British Airways）。他們 1989 年那支經典廣告《Face》，用的是法國作曲家德利伯（Léo Delibes）歌劇《拉克美》裡的〈花之二重唱〉。一段本來相當冷門的詠嘆調，被英航一用，就是三十五年——2019 年百週年的時候，還特地把它重新編了曲。各位想想，這其實等於把「用心選對一首曲子」，變成了一筆會增值的品牌資產，比很多硬體都還要耐用。而且你會發現，這樣的心思到處都是：Stella Artois 用威爾第、De Beers 用 Jenkins、飛雅特用羅西尼。古典音樂，就是這麼一份最溫柔、也最省力的格調。我們就一起聽聽這段，被英航珍惜了三十五年的旋律。</w:t>
+        <w:t>從國家，我們回到各位最放在心上的——你自己的品牌。頂級品牌都明白一件事：借一段古典音樂，便能替一件再實用不過的產品，鍍上一層格調，讓「功能」化為一種「身分」。最經典的例子，就是英國航空（British Airways）。他們 1989 年那支經典廣告《Face》，用的是法國作曲家德利伯（Léo Delibes）歌劇《拉克美》裡的〈花之二重唱〉。一段本來相當冷門的詠嘆調，被英航一用，就是三十五年——2019 年百週年之際，還特地把它重新編了曲。各位想想，這其實等於把「用心選對一首曲子」，化為一筆會增值的品牌資產，比許多硬體都還要耐久。而這樣的巧思，其實俯拾皆是：Stella Artois 用威爾第、De Beers 用 Jenkins、飛雅特用羅西尼。古典音樂，正是這樣一份最溫柔、也最省力的格調。我們就一同聽聽這段被英航珍惜了三十五年的旋律。</w:t>
       </w:r>
     </w:p>
     <w:p>
@@ -14282,7 +14282,7 @@
           <w:color w:val="222A2D"/>
           <w:sz w:val="36"/>
         </w:rPr>
-        <w:t>看完了這麼多國際品牌，我特別想留一個台灣自己的例子給各位，而且是我心裡最喜歡的一個——奇美（Chimei）。奇美的創辦人許文龍先生，做的是石化、電子這些聽起來「硬邦邦、不太起眼」的生意。說句實在話，如果他沒有去做接下來這件事，我們對奇美的印象，可能就只停在冷冰冰的塑膠和面板上。可是他做了什麼呢？他收藏了全世界數量最多的名琴，蓋起了一座奇美博物館。於是你會發現，今天我們一想到奇美，腦海裡浮現的，不再只有電視和塑膠，而是滿滿的、溫潤的藝術氣息。這，就是台灣自己的梅迪奇——用藝術，把整家企業的形象，往上輕輕托了一級。而這個例子最讓人心動的地方在於，它離你我這麼近：你不必在歐洲、不必是貴族，一位台灣的企業家，就在台南，把它做成了。我們一起來看看奇美的名琴。</w:t>
+        <w:t>看過了這麼多國際品牌，我特別想留一個台灣自己的例子給各位，而且是我心裡最鍾愛的一個——奇美（Chimei）。奇美的創辦人許文龍先生，做的是石化、電子這些聽來「冷硬、不太起眼」的生意。說句真心話，若他沒有走出接下來這一步，我們對奇美的印象，大概就只停在冷冰冰的塑膠與面板上了。可他做了什麼呢？他收藏了全世界數量最多的名琴，建起一座奇美博物館。於是今天我們一想到奇美，腦海裡浮現的，不再只有電視與塑膠，而是滿室溫潤的藝術氣息。這，就是台灣自己的梅迪奇——以藝術，把整家企業的形象，輕輕往上托了一級。而這個例子最動人的地方，正在於它離你我這樣近：不必身在歐洲、不必出身貴族，一位台灣的企業家，就在台南，把它成就了。我們一同來看看奇美的名琴。</w:t>
       </w:r>
     </w:p>
     <w:p>
@@ -14778,7 +14778,7 @@
           <w:color w:val="222A2D"/>
           <w:sz w:val="36"/>
         </w:rPr>
-        <w:t>奇美還有一步，我特別想跟各位分享，因為它做得又聰明、又有胸襟。他沒有把這些名琴收進櫃子裡供人瞻仰——他把價值連城的史特拉底瓦里（Stradivari，史上最頂級的小提琴品牌）名琴，免費借給頂尖的音樂家去拉。從台灣之光曾宇謙，到國際大師馬友友（Yo-Yo Ma），這些名家在世界各大舞台上拉的那把琴，掛著的都是「奇美」的名字。你會發現，一把琴借出去，帶回來的是全球最高規格的舞台上、一次又一次的品牌曝光，還有樂迷心裡那份對奇美的好感。這就是「以藝術養品牌」最溫柔、也最聰明的方式——你不必自己站上舞台，而是讓世界級的大師，替你、也替這片土地發光。</w:t>
+        <w:t>奇美還有一著，我特別想與各位分享，因為它做得既高明、又有胸襟。他們沒有把這些名琴鎖進櫃中、供人遠遠瞻仰——而是將價值連城的史特拉底瓦里（Stradivari，史上最頂級的小提琴）名琴，無償借予頂尖的音樂家去演奏。從台灣之光曾宇謙，到國際大師馬友友（Yo-Yo Ma），這些名家在世界各大舞台上執起的那把琴，弦上繫著的，都是「奇美」之名。一琴出借，帶回來的，是全球最高規格的舞台上、一次又一次的品牌身影，與樂迷心底那一份對奇美的珍惜。這便是「以藝術養品牌」最雋永、也最高明的方式——你毋須親自站上舞台，而是讓世界級的大師，為你、也為這片土地發光。</w:t>
       </w:r>
     </w:p>
     <w:p>
@@ -15261,7 +15261,7 @@
           <w:color w:val="222A2D"/>
           <w:sz w:val="36"/>
         </w:rPr>
-        <w:t>我特別想跟在座台灣的各位，說一句心裡話：這一切，其實一點都不遙遠。台灣早就有一批企業，默默在當「現代的梅迪奇」，奇美，只是我們最熟悉的那一個。台積電的文教基金會，長年支持著藝文和音樂教育；富邦藝術基金會，也深耕藝術推廣許多年。再給各位一個很動人的數字：光是國泰金控贊助雲門舞集的免費戶外公演，就辦了近三十年、累積超過兩百六十五萬人次進場——一家企業，就這樣把自己的名字，和「全民都能親近的藝術」，溫柔地綁在了一起。我講這些，是想讓各位放心：贊助藝術，從來不是有財富有閒才做得起的事，而是台灣許多有心的企業，正在做、各位也一樣做得到的事。今天散場之後，這件事，就可以悄悄放進你的口袋名單</w:t>
+        <w:t>我特別想對在座台灣的各位，說一句心底話：這一切，其實一點也不遙遠。台灣早有一批企業，默默扮演著「現代的梅迪奇」，奇美，只是我們最熟悉的那一位。台積電的文教基金會，長年扶植著藝文與音樂教育；富邦藝術基金會，也深耕藝術推廣許多年了。再為各位添一個很動人的數字：僅是國泰金控贊助雲門舞集的免費戶外公演，便行之近三十年、累積超過兩百六十五萬人次入場——一家企業，就這樣將自己的名字，與「全民都能親近的藝術」，溫柔地繫在了一處。我說這些，是想讓各位安心：贊助藝術，從不是有財富有閒者的專利，而是台灣許多有心的企業，正在成就、各位也同樣做得到的事。今日散場之後，這件事，便可以悄悄放進各位的心上。</w:t>
       </w:r>
     </w:p>
     <w:p>
@@ -15696,7 +15696,7 @@
           <w:color w:val="222A2D"/>
           <w:sz w:val="36"/>
         </w:rPr>
-        <w:t>前面我們一起走過六樣回報——地位、曝光、不朽、聖地、人才、形象。你或許會想，這些聽起來，都有點「虛」。那麼最後這第七樣，我想留給最實在的一樣：實實在在的財富。我要用一個故事，讓各位看見——出資贊助一段音樂，其實可以直接、扎扎實實地，撐起一家公司整整一百年的生意。</w:t>
+        <w:t>前面，我們一同走過了六樣回報——地位、曝光、不朽、聖地、人才、形象。各位或許會想，這些聽來，都帶著幾分「虛」。那麼最後這第七樣，我想留給最踏實的一樣：實實在在的財富。且讓我以一個故事，讓各位親眼看見——出資成全一段音樂，竟能如此直接、如此扎實地，撐起一家企業整整一百年的生意。</w:t>
       </w:r>
     </w:p>
     <w:p>
@@ -15955,7 +15955,7 @@
           <w:color w:val="222A2D"/>
           <w:sz w:val="36"/>
         </w:rPr>
-        <w:t>1880 年，義大利拿坡里的維蘇威火山，蓋好了一條登山纜車，開通了。可是纜車公司碰上一個，我相信在座每位做過新產品的人都懂的煩惱：東西明明是好的，客人卻不敢用——大家怕火山、不敢坐。他們的解方，各位猜到了嗎？他們出資，委託作曲家丹薩（Denza）寫了一首宣傳歌，就叫《Funiculì, Funiculà》，歌名的意思，就是「纜車上山、纜車下山」。這首歌，後來常被人稱為「史上最早的廣告歌」之一——它從第一天起，就不是為了藝術，而是為了替一項產品，好好說幾句話。各位注意，出資的是誰？是纜車公司。他們心裡想的，其實不是留名青史，而是很單純的一件事：把客人的「怕」，慢慢換成「想去」。</w:t>
+        <w:t>1880 年，義大利拿坡里的維蘇威火山上，一條登山纜車落成、通車了。可纜車公司卻遇上一個，我相信在座每位經手過新產品的人都懂的煩惱：東西明明是好的，客人卻不敢用——人人畏懼火山，不敢乘坐。他們的解法，各位猜著了嗎？他們出資，委託作曲家丹薩（Denza）寫下一首宣傳歌，就名為《Funiculì, Funiculà》，歌名的意思，正是「纜車上山、纜車下山」。這首歌，後來常被譽為「史上最早的廣告歌」之一——它自第一日起，便不為藝術，而是為了替一項產品，好好說上幾句話。各位留意，出資的是誰？是纜車公司。他們心裡所想的，原非留名青史，而是極其單純的一件事：把客人的「畏」，一點一點，換成「嚮往」。</w:t>
       </w:r>
     </w:p>
     <w:p>
@@ -16403,7 +16403,7 @@
           <w:color w:val="222A2D"/>
           <w:sz w:val="36"/>
         </w:rPr>
-        <w:t>這首委託來的宣傳歌，效果好到什麼地步？樂譜一年之內就賣破一百萬份，歌聲傳遍全歐洲的沙龍和街頭，「去拿坡里、坐纜車上維蘇威」，成了整個歐洲人心裡的旅遊夢。各位想想，多麼奇妙：一首短短三分鐘的歌，竟然把大家心裡的那份「怕」，一句一句，唱成了「想去」。而這份名氣，接著就真的化成了門口的客人：1888 年，旅行社的老祖宗、英國的湯瑪斯·庫克公司（Thomas Cook），把這條纜車編進了國際觀光行程，世界各地的旅客跟著行程表一路上山，運量一年年往上翻。你會發現，這條漂亮的成長曲線，它的起點，就是纜車公司當年出資委託的那一首歌。這，就是我說的第七樣、最實在的一樣回報——真真切切的客人，真真切切的收入。</w:t>
+        <w:t>這首委託而來的宣傳歌，成效好到什麼地步？樂譜一年之內便賣破一百萬份，歌聲傳遍全歐洲的沙龍與街巷，「去拿坡里、乘纜車上維蘇威」，成了整個歐洲人心底的旅遊夢。各位細想，何等奇妙：一首短短三分鐘的歌，竟把眾人心裡那份「畏」，一句一句，唱成了「嚮往」。而這份名氣，緊接著便真真化作了門前的客人：1888 年，旅行社的老祖宗、英國的湯瑪斯·庫克公司（Thomas Cook），將這條纜車編入了國際觀光行程，世界各地的旅人循著行程一路上山，運量一年勝過一年。各位會發現，這道漂亮的成長曲線，它的起點，正是纜車公司當年出資委託的那一首歌。這，便是我所說的第七樣、也最踏實的一樣回報——真真切切的客人，真真切切的收益。</w:t>
       </w:r>
     </w:p>
     <w:p>
@@ -16822,7 +16822,7 @@
           <w:color w:val="222A2D"/>
           <w:sz w:val="36"/>
         </w:rPr>
-        <w:t>這門生意後來的命運，其實經歷了一場，大概是商業史上最嚴酷的考驗。1906 年，維蘇威火山大噴發，車站、車廂全被埋進二、三十公尺深的火山灰裡——照理說，故事到這裡該畫上句點了吧？可是三年後，1909 年，纜車重建、重新復駛；1911 年山崩再停，隔年 1912 年，它又開了。為什麼一次又一次，人們都捨不得放手、都願意再蓋一次？因為那首歌留下的名氣和穩定的客源，讓每一次重建，都值得。硬體終究會被天災帶走——但那首 1880 年的委託之作，到今天還活在全世界的電影、廣告、音樂會裡，默默替維蘇威、替拿坡里「免費帶客」。所以留給在座各位的，是一個很溫暖的提醒：產品會有老去的一天，但一件用心做的贊助內容，卻能陪一家企業，一起跨越一個又一個世紀。一次委託，回報以百年計——說到底，這就是把財富投入美，最令人動容的一種複利。好，聽完了它的身世，等一下，就換我們自己，一起把這首歌唱一遍。</w:t>
+        <w:t>這門生意日後的命運，其實歷經了一場，大概是商業史上最嚴酷的試煉。1906 年，維蘇威火山大噴發，車站、車廂盡數埋進二、三十公尺深的火山灰裡——照理說，故事至此該畫上句點了吧？可三年之後，1909 年，纜車重建、重新復駛；1911 年山崩再停，翌年 1912 年，它又通車了。為何一次又一次，人們都捨不得放手、都甘願再蓋一回？只因那首歌留下的名氣與源源的客源，讓每一次重建，都值得。硬體終究會被天災帶走——但那首 1880 年的委託之作，至今仍活在世界各地的電影、廣告、音樂會裡，默默為維蘇威、為拿坡里「免費引客」。所以，留給在座各位的，是一個很溫暖的提醒：產品會有老去的一日，但一件用心成就的贊助之作，卻能陪一家企業，一同跨越一個又一個世紀。一次委託，回報以百年計——追根究柢，這正是將財富投入美，最令人動容的一種複利。好，聽罷了它的身世，待會兒，就換我們自己，一同將這首歌唱上一回。</w:t>
       </w:r>
     </w:p>
     <w:p>
@@ -17321,7 +17321,7 @@
           <w:color w:val="222A2D"/>
           <w:sz w:val="36"/>
         </w:rPr>
-        <w:t>走到這裡，我們把這七樣回報，收攏成四個各位帶回董事會、大家都聽得懂的面向。第一，品牌的聲望與差異化——像卡內基、像拜羅伊特，把自己的名字，刻進了文化史。第二，客戶關係與高端形象——像賓士、像奇美，用藝術替品牌添上格調，也把最珍惜你的那群客人，好好留在身邊。第三，人才的吸引與員工的凝聚——像埃斯特哈齊，長期養才、養一座場館，換來的是一份由衷的認同。第四，也是各位最關心的，看得見的回饋——藝文的投入，終究會化成品牌實實在在的份量與收益：奇美的形象、普契尼帶來的兩百萬觀光客、那條纜車百年的成長曲線，都是這樣一點一滴累積出來的。所以，請各位把這句話放進心裡：贊助藝術，從來不是一筆成本，而是一筆會慢慢增值的長期資產。（順帶一提，文化藝術的贊助在稅務上也可能有優惠，這部分，記得問問你信任的會計師。）</w:t>
+        <w:t>行至此處，我們把這七樣回報，收攏成四個各位帶回董事會、人人都聽得懂的面向。其一，品牌的聲望與差異化——一如卡內基、一如拜羅伊特，將自己的名字，鐫入了文化史。其二，客戶關係與高端形象——一如賓士、一如奇美，以藝術為品牌添一分格調，也把最珍惜你的那群客人，好好留在身邊。其三，人才的延攬與員工的凝聚——一如埃斯特哈齊，長年養才、養一座場館，換回的是一份由衷的認同。其四，也是各位最掛心的，看得見的回饋——藝文的投入，終將化為品牌實實在在的份量與收益：奇美的形象、普契尼帶來的兩百萬觀光客、那條纜車百年的成長曲線，都是這般一點一滴累積而成的。所以，請各位把這句話放進心底：贊助藝術，從不是一筆成本，而是一筆會緩緩增值的長期資產。（順帶一提，文化藝術的贊助，在稅務上也可能有優惠，這一節，記得問問各位信任的會計師。）</w:t>
       </w:r>
     </w:p>
     <w:p>
@@ -17724,7 +17724,7 @@
           <w:color w:val="222A2D"/>
           <w:sz w:val="36"/>
         </w:rPr>
-        <w:t>在正式給各位提案之前，我想先送大家一份很貼心的小清單——企業家最適合聽的四首音樂，按場合來分。第一，當你需要專注、需要沉澱、壓力特別大的時候，聽今天的《郭德堡變奏曲》，它規律、清澈，能陪你把紛亂的思緒，慢慢沉澱下來。第二，尾牙、開工、團隊誓師，想凝聚人心、鼓舞士氣的時候，就放貝多芬的〈歡樂頌〉，我保證，整個場子都會跟著暖起來。第三，想炒熱氣氛、帶動全場，就用我們今天的壓軸，那首輕快又好上口的《Funiculì》。第四，一個人靜靜獨處、或是招待你重視的客人，需要一點安靜又有品味的背景音，就放德布西的《月光》。你會發現，學會用音樂去陪伴自己的情緒、去照顧不同的場合，其實是各位當一位領導者，最不費力、也最動人的一項軟實力。</w:t>
+        <w:t>在正式向各位提案之前，我想先奉上一份很貼心的小清單——企業家最適合聆聽的四首音樂，按場合分列。其一，當各位需要專注、需要沉澱，壓力格外沉重的時候，聽今日的《郭德堡變奏曲》，它規律而清澈，能陪你將紛亂的思緒，緩緩沉澱下來。其二，尾牙、開工、團隊誓師，想凝聚人心、鼓舞士氣的時候，就放貝多芬的〈歡樂頌〉，我敢說，整個場子都會隨之暖起來。其三，想炒熱氣氛、帶動全場，就用我們今日的壓軸，那首輕快又順口的《Funiculì》。其四，一個人靜靜獨處、或是款待你看重的客人，需要一縷安靜而有品味的背景音，就放德布西的《月光》。各位會發現，學會以音樂陪伴自己的情緒、照拂不同的場合，其實是各位身為一位領導者，最不費力、也最動人的一項軟實力。</w:t>
       </w:r>
     </w:p>
     <w:p>
@@ -17964,7 +17964,7 @@
           <w:color w:val="222A2D"/>
           <w:sz w:val="36"/>
         </w:rPr>
-        <w:t>說了這麼多故事，各位心裡一定在想：那我們今天，具體能怎麼做？我把它整理成五點，這也是我最想留給各位的部分。第一點，像埃斯特哈齊：給一位藝術家長期、安穩的支持，再用一座場館，給他一個能安心創作的家。第二點，像佛瑞的女伯爵：其實你不必把心力灑向一百個人；遇見一位對的藝術家，就真心陪他一路走到被世界看見——你會發現，成就一個人，往往比撒網更動人、也更長久。</w:t>
+        <w:t>這許多故事說到這裡，各位心中想必已浮起一個問題：那麼今日的我們，究竟能從何做起？我把它凝成五點，這也是我最想珍重地留給各位的一段。第一點，如埃斯特哈齊——給一位藝術家長年而安穩的支持，再以一座場館，予他一個能安心創作的家。第二點，如佛瑞的女伯爵——不必將心力遍灑於百人；一旦遇見那位對的藝術家，便誠心相伴，陪他一路走到被世界看見。成就一個人，往往比廣布羅網更為動人，也更為長久。</w:t>
       </w:r>
     </w:p>
     <w:p>
@@ -18255,7 +18255,7 @@
           <w:color w:val="222A2D"/>
           <w:sz w:val="36"/>
         </w:rPr>
-        <w:t>第三點，像拜羅伊特、像卡內基：把你的場館、或你辦的一場音樂節，用心做成一個讓人心心念念、非去朝聖一次不可的地方，把你的名字留在上面。第四點，像那家維蘇威纜車公司：為你的品牌，委託一支真正屬於你的作品，或一首主題曲。你會發現，這樣一支作品，會替你溫柔地說故事、長長久久地帶客人上門——說到底，一次用心的委創，回報是可以用百年來計算的。</w:t>
+        <w:t>第三點，如拜羅伊特、如卡內基——把你的場館，或你所辦的一場音樂節，用心經營成一處令人念念不忘、此生非親往朝聖一回不可的地方，把你的名字留在其上。第四點，如那家維蘇威纜車公司——為你的品牌委託一支真正屬於你的作品，或一首主題曲。這樣一支作品，會替你娓娓道來、長長久久地引客上門；一次用心的委創，回報是足以用百年來計算的。</w:t>
       </w:r>
     </w:p>
     <w:p>
@@ -18498,7 +18498,7 @@
           <w:color w:val="222A2D"/>
           <w:sz w:val="36"/>
         </w:rPr>
-        <w:t>第五點，我特別想講給在座的各位聽——像梅迪奇，但其實也像《夜巡》裡那群合資的生意人：一個人可以當藝術贊助者，一群人更可以。你我都不必獨自扛，揪上你的公會、你的交流會，大家一起來，換來的是聲望，也是別人學不來的與眾不同。最後，請把三個字帶回家，這是所有提案真正的靈魂：對等、可持續、共融。不是施捨，是並肩的合作；不是一次性的曝光，是一段慢慢養起來的長情；不是高高在上，而是願意跟藝術家、跟這片土地彼此靠近。做到這三個字，你會發現，你付出的每一分心意，都會加倍地，回到你身上。</w:t>
+        <w:t>第五點，我格外想說給在座諸位聽——如梅迪奇，卻也如《夜巡》中那群合資的生意人：一人可以成為藝術贊助者，眾人更可以。你我都不必獨力承擔，喚上你的公會、你的交流會，同心協力，換來的是聲望，也是他人學不來的與眾不同。最後，請將三個字帶回家，這是所有提案真正的靈魂：對等、可持續、共融。不是施捨，是並肩的合作；不是一時的曝光，是一段慢慢養成的長情；不是高踞其上，而是願與藝術家、與這片土地彼此靠近。做到這三個字，你付出的每一分心意，都將加倍地回到你身上。</w:t>
       </w:r>
     </w:p>
     <w:p>
@@ -18709,7 +18709,7 @@
           <w:color w:val="222A2D"/>
           <w:sz w:val="36"/>
         </w:rPr>
-        <w:t>各位看這一頁樂譜，它是空白的——因為它還沒被寫出來。從梅迪奇，到路德維希二世，到卡內基，其實每一位願意委託新作品的藝術贊助者，都把自己的名字，輕輕寫進了未來的文化史。而今天，輪到你了。你不必懂作曲，你只需要做一個決定：委託一部屬於這個時代、也屬於你品牌的新作品。說不定三百年後，還會有人記得，是你，在今天付了這筆財富。</w:t>
+        <w:t>各位看這一頁樂譜，它仍是一片空白——因為它尚未被寫下。從梅迪奇，到路德維希二世，到卡內基，每一位願意委託新作的藝術贊助者，都把自己的名字，輕輕寫進了未來的文化史。而今日，輪到你了。你不必諳於作曲，只需做一個決定：委託一部屬於這個時代、也屬於你品牌的新作。或許三百年後，仍會有人記得——是你，在今日成全了它。</w:t>
       </w:r>
     </w:p>
     <w:p>
@@ -18920,7 +18920,7 @@
           <w:color w:val="222A2D"/>
           <w:sz w:val="36"/>
         </w:rPr>
-        <w:t>我們一起把今天的地圖，輕輕再走一遍。出資贊助藝術，你我會換到七樣東西：一、地位與權力，梅迪奇；二、集體曝光，《夜巡》那群公會裡的生意人，其實就是各位；三、不朽之名，貝多芬的三位貴族、佛瑞的女伯爵、郭德堡的伯爵，還有梵谷的弟弟；四、聖地與冠名，拜羅伊特、卡內基、三得利、迪士尼；五、人才與凝聚，埃斯特哈齊；六、國家與企業的形象，拿破崙、威爾第、普契尼、賓士、奇美；七、最實在的一樣，那家靠一首歌撐起百年的纜車公司。說到底，不論你的公司多大、多小，你都當得起這個藝術贊助者。所以請把今天唯一的這句話帶走：你成就音樂，音樂也成就你。</w:t>
+        <w:t>讓我們攜手，把今日的地圖再輕輕走過一遍。出資贊助藝術，你我能換到七樣東西：一、地位與權力，梅迪奇；二、集體曝光，《夜巡》裡那群公會的生意人，其實正是各位；三、不朽之名，貝多芬的三位貴族、佛瑞的女伯爵、郭德堡的伯爵，還有梵谷的弟弟；四、聖地與冠名，拜羅伊特、卡內基、三得利、迪士尼；五、人才與凝聚，埃斯特哈齊；六、國家與企業的形象，拿破崙、威爾第、普契尼、賓士、奇美；七、最實在的一樣，那家憑一首歌撐起百年的纜車公司。不論你的公司是大是小，你都當得起藝術贊助者這個名字。所以，請把今日唯一的這句話帶走：你成就音樂，音樂也成就你。</w:t>
       </w:r>
     </w:p>
     <w:p>
@@ -19163,7 +19163,7 @@
           <w:color w:val="222A2D"/>
           <w:sz w:val="36"/>
         </w:rPr>
-        <w:t>你不必是國王，也不必是鋼鐵大王。梅迪奇可以是一個顯赫的銀行王朝，也可以是《夜巡》裡合資的一群生意人，甚至，只是一個願意相信弟弟的哥哥。你需要做的，其實只是一件「對等、可持續、共融」的事。也許今天回去，你就可以開始：找一位你打從心裡欣賞的、對的藝術家，或是揪上你的公會、你的交流會，一起提一個小小的委託創作。別忘了，梅迪奇當年，也不過是從一場婚禮上的一齣歌劇，開始的。</w:t>
+        <w:t>你不必是國王，也不必是鋼鐵大王。梅迪奇可以是一個顯赫的銀行王朝，也可以是《夜巡》裡合資的一群生意人，甚至，只是一位願意相信弟弟的哥哥。你所需做的，其實只是一件「對等、可持續、共融」的事。或許今日回去，你便能起步：尋一位你打從心底欣賞的、對的藝術家，或喚上你的公會、你的交流會，同提一件小小的委託創作。別忘了，梅迪奇當年，也不過是從一場婚禮上的一齣歌劇，緩緩開始的。</w:t>
       </w:r>
     </w:p>
     <w:p>
@@ -19374,7 +19374,7 @@
           <w:color w:val="222A2D"/>
           <w:sz w:val="36"/>
         </w:rPr>
-        <w:t>現在，換各位親自當一次「內容的傳播者」——我們一起唱唱那家纜車公司、一百四十年前的廣告歌。別緊張，其實只要學會兩句。第一句：「Jamme, jamme, 'ncoppa jamme jà!」（亞姆美、亞姆美，恩苦帕・亞姆美・亞！）意思是「走吧走吧，一起上山去」。第二句更簡單：「Funiculì, funiculà!」（福尼庫利、福尼庫拉！）就是「纜車上山、纜車下山」的那聲歡呼。我先唱一次給各位聽；然後我們全場一起來兩次；第三次，請各位加上拍手。不用唱準，只要唱得開心就好。（帶動唱進行，可反覆多輪、分組合唱、加拍手）……唱得真好！各位剛剛唱的，是一支 1880 年的廣告。你會發現，一個用心的贊助內容，一百四十年後，還有滿滿一整個場子的人，願意替它免費傳唱——這，就是把美投資下去，最溫柔的複利。也是我今天最想送給各位的一句話：你成就音樂，音樂也成就你。</w:t>
+        <w:t>此刻，換各位親自做一回「內容的傳播者」——我們一同唱起那家纜車公司、一百四十年前的廣告歌。別緊張，其實只需學會兩句。第一句：「Jamme, jamme, 'ncoppa jamme jà!」（亞姆美、亞姆美，恩苦帕・亞姆美・亞！）意思是「走吧走吧，一起上山去」。第二句更簡單：「Funiculì, funiculà!」（福尼庫利、福尼庫拉！）便是「纜車上山、纜車下山」的那一聲歡呼。我先唱一遍給各位聽；接著我們全場一同來兩回；第三回，請各位加上拍手。不必唱準，唱得開心便好。（帶動唱進行，可反覆多輪、分組合唱、加拍手）……唱得真好！各位方才所唱的，是一支 1880 年的廣告。一份用心的贊助內容，一百四十年後，仍有滿滿一整個場子的人，願意替它免費傳唱——這，便是把美投注下去，最溫柔的複利。也是我今日最想贈予各位的一句話：你成就音樂，音樂也成就你。</w:t>
       </w:r>
     </w:p>
     <w:p>
@@ -19854,7 +19854,7 @@
           <w:color w:val="222A2D"/>
           <w:sz w:val="36"/>
         </w:rPr>
-        <w:t>接下來，是我們聊天的時間。我先反問各位一個問題暖暖身：你的品牌，最像今天哪一位藝術贊助者呢？是想當獨自出手的梅迪奇，是想打造一座聖地的拜羅伊特，還是想揪一群朋友合資的《夜巡》公會？也歡迎把今天聽到的曲子帶回家、慢慢地聽：巴赫《郭德堡變奏曲》、貝多芬〈歡樂頌〉、丹薩《Funiculì》、佛瑞《帕凡舞曲》、威爾第〈Va, pensiero〉，還有德布西《月光》。哪天有機會旅行，也有幾座場館，很值得各位親自走一趟：紐約卡內基音樂廳、德國拜羅伊特節慶劇院、東京三得利音樂廳，還有就在台南、離我們最近的奇美博物館。好，現在，把時間交給各位。</w:t>
+        <w:t>接下來，是屬於我們暢談的時光。容我先反問各位一個問題暖暖身：你的品牌，最像今日哪一位藝術贊助者呢？是願做獨自出手的梅迪奇，是願築一座聖地的拜羅伊特，還是願喚一群摯友合資的《夜巡》公會？也歡迎把今日聽到的曲子帶回家、細細地聽：巴赫《郭德堡變奏曲》、貝多芬〈歡樂頌〉、丹薩《Funiculì》、佛瑞《帕凡舞曲》、威爾第〈Va, pensiero〉，還有德布西《月光》。哪日有緣遠行，也有幾座場館，很值得各位親自走上一趟：紐約卡內基音樂廳、德國拜羅伊特節慶劇院、東京三得利音樂廳，還有就在台南、離我們最近的奇美博物館。好，此刻，便把時間交予各位。</w:t>
       </w:r>
     </w:p>
     <w:p>
@@ -20094,7 +20094,7 @@
           <w:color w:val="222A2D"/>
           <w:sz w:val="36"/>
         </w:rPr>
-        <w:t>從梅迪奇到你——古往今來，你我換的，其實都是同一件事：出一筆財富，投資一份美，換回那些財富也買不到的東西。願各位今天離開時，把這句話帶在身上：你成就音樂，音樂也成就你——讓美與商業彼此成就，而不是彼此消耗。謝謝各位今天，願意坐下來，聽我把這些故事說完。我的聯絡方式就在螢幕上；說到底，我心裡最盼望的，是有一天能親耳聽到，那部由你委託、由你成就的新作品。謝謝大家。</w:t>
+        <w:t>從梅迪奇到你——古往今來，你我所換的，原是同一件事：投注一份財富於美，換回那些財富也買不到的東西。願各位今日離席時，將這句話帶在身上：你成就音樂，音樂也成就你——願美與商業彼此成就，而非彼此消耗。謝謝各位今日，願意坐下來，聽我把這些故事一一說完。我的聯絡方式就在螢幕上；而我心底最深的盼望，是有朝一日能親耳聽見，那部由你委託、由你成就的新作。謝謝大家。</w:t>
       </w:r>
     </w:p>
     <w:p>

--- a/docs/downloads/音樂與企業-講義.docx
+++ b/docs/downloads/音樂與企業-講義.docx
@@ -18987,7 +18987,7 @@
           <w:color w:val="222A2D"/>
           <w:sz w:val="36"/>
         </w:rPr>
-        <w:t>此刻，輪到各位親自開口——我們一同唱起那家纜車公司、一百四十年前的那首歌。別緊張，其實只需學會兩句。第一句：「Jamme, jamme, 'ncoppa jamme jà!」（亞姆美、亞姆美，恩苦帕・亞姆美・亞！）意思是「走吧走吧，一起上山去」。第二句更簡單：「Funiculì, funiculà!」（福尼庫利、福尼庫拉！）便是「纜車上山、纜車下山」的那一聲歡呼。我先唱一遍給各位聽；接著我們全場一同來兩回；第三回，請各位加上拍手。不必唱準，唱得開心便好。（帶動唱進行，可反覆多輪、分組合唱、加拍手）……唱得真好！各位方才所唱的，是一支 1880 年為一條纜車而寫的歌。一百四十年過去，纜車早已走入歷史，這首歌卻仍讓滿滿一整個場子的人，唱得眉開眼笑——這，便是企業與藝術共同締造的財富，最溫柔的模樣。也是我今日最想贈予各位的一句話：你成就音樂，音樂也成就你。</w:t>
+        <w:t>此刻，輪到各位親自開口——我們一同唱起那家纜車公司、一百四十年前的那首歌。別緊張，其實只需學會兩句。第一句：「Jamme, jamme, 'ncoppa jamme jà!」意思是「走吧走吧，一起上山去」——中文，我們就唱：「揚眉、揚眉、揚眉吐氣吧」。第二句更簡單：「Funiculì, funiculà!」——中文就唱：「福臨庫裡、福進庫啦」，唱著唱著，福氣便進了各位的門。我先唱一遍給各位聽；接著我們全場一同來兩回；第三回，請各位加上拍手。不必唱準，唱得開心便好。（帶動唱進行，可反覆多輪、分組合唱、加拍手）……唱得真好！各位方才所唱的，是一支 1880 年為一條纜車而寫的歌。一百四十年過去，纜車早已走入歷史，這首歌卻仍讓滿滿一整個場子的人，唱得眉開眼笑——這，便是企業與藝術共同締造的財富，最溫柔的模樣。也是我今日最想贈予各位的一句話：你成就音樂，音樂也成就你。</w:t>
       </w:r>
     </w:p>
     <w:p>
@@ -19018,7 +19018,7 @@
           <w:color w:val="3C3328"/>
           <w:sz w:val="28"/>
         </w:rPr>
-        <w:t>副歌拼讀（保留原註）：Jamme, jamme, 'ncoppa jamme jà!（走吧走吧，一起上山去）／Funiculì, funiculà!（纜車上山、纜車下山）。</w:t>
+        <w:t>副歌歌詞：Jamme, jamme, 'ncoppa jamme jà!（走吧走吧，一起上山去）——中文唱「揚眉 揚眉 揚眉吐氣吧」／Funiculì, funiculà!（纜車上山、纜車下山）——中文唱「福臨庫裡 福進庫啦」。</w:t>
       </w:r>
     </w:p>
     <w:p>

--- a/docs/downloads/音樂與企業-講義.docx
+++ b/docs/downloads/音樂與企業-講義.docx
@@ -12265,7 +12265,7 @@
           <w:color w:val="6A767A"/>
           <w:sz w:val="24"/>
         </w:rPr>
-        <w:t xml:space="preserve">　　⏱ 停留約 75 秒</w:t>
+        <w:t xml:space="preserve">　　⏱ 停留約 100 秒</w:t>
       </w:r>
     </w:p>
     <w:p>
@@ -12295,7 +12295,7 @@
           <w:color w:val="222A2D"/>
           <w:sz w:val="36"/>
         </w:rPr>
-        <w:t>現在，讓我們把眼光抬得高一些，看看音樂與一個國家，是如何互相成就的。十九世紀的義大利四分五裂、國勢衰微，還在外族的統治之下。就在這樣的日子裡，作曲家威爾第（Verdi）的歌劇，讓全民因音樂而重新振奮了起來。他的歌劇《那布果》（Nabucco）裡有一首〈Va, pensiero〉，唱的是一群被擄的奴隸，深深思念著自己的家園。這首歌，後來成了義大利統一運動（Risorgimento，義大利文「復興」之意）的非官方國歌。當時審查森嚴，義大利人不能公開喊出獨立，於是他們在街頭高喊「Viva VERDI」——表面上是「威爾第萬歲」，可 VERDI 這五個字母，暗藏的卻是「義大利國王萬歲」那句說不出口的心願。一段旋律，竟能把一個尚未統一的國家，凝聚成了一顆心。這，就是音樂的國力。</w:t>
+        <w:t>現在，讓我們把眼光抬得高一些，看看音樂與一個國家，是如何互相成就的。十九世紀的義大利四分五裂、國勢衰微，還在外族的統治之下。就在這樣的日子裡，作曲家威爾第（Verdi）的歌劇，讓全民因音樂而重新振奮了起來。而這一切的起點，有一段動人的佳話。斯卡拉歌劇院（Teatro alla Scala）的經理梅雷利（Bartolomeo Merelli），手上有一部歌劇腳本，才被另一位作曲家退了回來；梅雷利卻認定，這部腳本非威爾第莫屬——據威爾第晚年憶述，經理先生把那疊稿紙，硬是塞回了他的口袋裡。一雙懂得的手，就這樣把一部傳世之作，送到了對的人面前。那部腳本，正是《那布果》（Nabucco）。這齣《那布果》裡有一首〈Va, pensiero〉，唱的是一群被擄的奴隸，深深思念著自己的家園。這首歌，後來成了義大利統一運動（Risorgimento，義大利文「復興」之意）的非官方國歌。當時審查森嚴，義大利人不能公開喊出獨立，於是他們在街頭高喊「Viva VERDI」——表面上是「威爾第萬歲」，可 VERDI 這五個字母，暗藏的卻是「義大利國王萬歲」那句說不出口的心願。一段旋律，竟能把一個尚未統一的國家，凝聚成了一顆心。這，就是音樂的國力。</w:t>
       </w:r>
     </w:p>
     <w:p>
@@ -12374,7 +12374,7 @@
           <w:color w:val="3C3328"/>
           <w:sz w:val="28"/>
         </w:rPr>
-        <w:t>第一位知遇威爾第的「企業」是斯卡拉歌劇院的戲院經理梅雷利（Bartolomeo Merelli）：他在威爾第首作《奧貝托》（Oberto，1839）後一口氣簽下三部歌劇合約，還把別人退掉的《那布果》腳本硬塞回威爾第口袋，催生了這齣戲。</w:t>
+        <w:t>第一位知遇威爾第的「企業」是斯卡拉歌劇院的戲院經理梅雷利（Bartolomeo Merelli）：他在威爾第首作《奧貝托》（Oberto，1839）後一口氣簽下三部歌劇合約；索雷拉（Temistocle Solera）這部《那布果》腳本原先給了作曲家尼可萊（Otto Nicolai）而遭退回，梅雷利卻認定它屬於威爾第——據威爾第晚年憶述，威爾第本想把腳本退還，梅雷利硬是把稿紙塞回他的口袋、還把他請出了辦公室——就這樣催生了這齣戲（1842 年 3 月 9 日斯卡拉首演）。</w:t>
       </w:r>
     </w:p>
     <w:p>
@@ -12519,6 +12519,22 @@
           <w:sz w:val="28"/>
         </w:rPr>
         <w:t>📖 戲院經理／製作人（impresario，義大利文）：歌劇院的經營者兼製作人，負責出資、選戲、簽下作曲家與歌手，相當於今天的製作公司老闆加節目總監。</w:t>
+      </w:r>
+    </w:p>
+    <w:p>
+      <w:pPr>
+        <w:pStyle w:val="ListBullet"/>
+        <w:spacing w:after="60" w:line="312" w:lineRule="auto"/>
+      </w:pPr>
+      <w:r>
+        <w:rPr>
+          <w:rFonts w:ascii="Microsoft JhengHei" w:hAnsi="Microsoft JhengHei" w:eastAsia="Microsoft JhengHei" w:cs="Microsoft JhengHei"/>
+          <w:b w:val="0"/>
+          <w:i w:val="0"/>
+          <w:color w:val="3C3328"/>
+          <w:sz w:val="28"/>
+        </w:rPr>
+        <w:t>📖 梅雷利（Bartolomeo Merelli，1794–1879）：時任斯卡拉歌劇院經理，慧眼簽下年輕的威爾第；《那布果》腳本先遭作曲家尼可萊（Otto Nicolai）退回，是梅雷利的堅持把它送回威爾第手裡——歌劇史上最著名的一次「知遇」（塞回口袋一節出自威爾第晚年自述，帶回憶性質）。</w:t>
       </w:r>
     </w:p>
     <w:p>
@@ -19427,6 +19443,362 @@
           <w:color w:val="2B2016"/>
           <w:sz w:val="38"/>
         </w:rPr>
+        <w:t>揚眉吐氣歌．簡譜（一）主歌上</w:t>
+      </w:r>
+    </w:p>
+    <w:p>
+      <w:pPr>
+        <w:spacing w:before="120" w:after="40" w:line="312" w:lineRule="auto"/>
+      </w:pPr>
+      <w:r>
+        <w:rPr>
+          <w:rFonts w:ascii="Microsoft JhengHei" w:hAnsi="Microsoft JhengHei" w:eastAsia="Microsoft JhengHei" w:cs="Microsoft JhengHei"/>
+          <w:b/>
+          <w:i w:val="0"/>
+          <w:color w:val="7C3B2D"/>
+          <w:sz w:val="24"/>
+        </w:rPr>
+        <w:t>講稿</w:t>
+      </w:r>
+    </w:p>
+    <w:p>
+      <w:pPr>
+        <w:spacing w:before="0" w:after="160" w:line="336" w:lineRule="auto"/>
+      </w:pPr>
+      <w:r>
+        <w:rPr>
+          <w:rFonts w:ascii="Microsoft JhengHei" w:hAnsi="Microsoft JhengHei" w:eastAsia="Microsoft JhengHei" w:cs="Microsoft JhengHei"/>
+          <w:b w:val="0"/>
+          <w:i w:val="0"/>
+          <w:color w:val="222A2D"/>
+          <w:sz w:val="36"/>
+        </w:rPr>
+        <w:t>（帶動唱進行中）主歌先由我來領唱；各位請看大字譜面，先聽一遍旋律——待會兒副歌，就輪到各位登場。</w:t>
+      </w:r>
+    </w:p>
+    <w:p>
+      <w:pPr>
+        <w:spacing w:before="80" w:after="40" w:line="312" w:lineRule="auto"/>
+      </w:pPr>
+      <w:r>
+        <w:rPr>
+          <w:rFonts w:ascii="Microsoft JhengHei" w:hAnsi="Microsoft JhengHei" w:eastAsia="Microsoft JhengHei" w:cs="Microsoft JhengHei"/>
+          <w:b/>
+          <w:i w:val="0"/>
+          <w:color w:val="856017"/>
+          <w:sz w:val="24"/>
+        </w:rPr>
+        <w:t>講義補充</w:t>
+      </w:r>
+    </w:p>
+    <w:p>
+      <w:pPr>
+        <w:pStyle w:val="ListBullet"/>
+        <w:spacing w:after="60" w:line="312" w:lineRule="auto"/>
+      </w:pPr>
+      <w:r>
+        <w:rPr>
+          <w:rFonts w:ascii="Microsoft JhengHei" w:hAnsi="Microsoft JhengHei" w:eastAsia="Microsoft JhengHei" w:cs="Microsoft JhengHei"/>
+          <w:b w:val="0"/>
+          <w:i w:val="0"/>
+          <w:color w:val="3C3328"/>
+          <w:sz w:val="28"/>
+        </w:rPr>
+        <w:t>簡譜投影片共四張（主歌上下、副歌、副歌再與結尾）；完整兩頁歌單（含四行歌詞與反覆記號）可於講座網站下載〈揚眉吐氣歌〉簡譜 PDF。</w:t>
+      </w:r>
+    </w:p>
+    <w:p>
+      <w:pPr>
+        <w:pBdr>
+          <w:bottom w:val="single" w:sz="6" w:space="4" w:color="E4D9C3"/>
+        </w:pBdr>
+        <w:spacing w:before="240" w:after="80" w:line="312" w:lineRule="auto"/>
+      </w:pPr>
+      <w:r>
+        <w:rPr>
+          <w:rFonts w:ascii="Microsoft JhengHei" w:hAnsi="Microsoft JhengHei" w:eastAsia="Microsoft JhengHei" w:cs="Microsoft JhengHei"/>
+          <w:b/>
+          <w:i w:val="0"/>
+          <w:color w:val="7C3B2D"/>
+          <w:sz w:val="38"/>
+        </w:rPr>
+        <w:t xml:space="preserve">投影片 56　</w:t>
+      </w:r>
+      <w:r>
+        <w:rPr>
+          <w:rFonts w:ascii="Microsoft JhengHei" w:hAnsi="Microsoft JhengHei" w:eastAsia="Microsoft JhengHei" w:cs="Microsoft JhengHei"/>
+          <w:b/>
+          <w:i w:val="0"/>
+          <w:color w:val="2B2016"/>
+          <w:sz w:val="38"/>
+        </w:rPr>
+        <w:t>揚眉吐氣歌．簡譜（二）主歌下</w:t>
+      </w:r>
+    </w:p>
+    <w:p>
+      <w:pPr>
+        <w:spacing w:before="120" w:after="40" w:line="312" w:lineRule="auto"/>
+      </w:pPr>
+      <w:r>
+        <w:rPr>
+          <w:rFonts w:ascii="Microsoft JhengHei" w:hAnsi="Microsoft JhengHei" w:eastAsia="Microsoft JhengHei" w:cs="Microsoft JhengHei"/>
+          <w:b/>
+          <w:i w:val="0"/>
+          <w:color w:val="7C3B2D"/>
+          <w:sz w:val="24"/>
+        </w:rPr>
+        <w:t>講稿</w:t>
+      </w:r>
+    </w:p>
+    <w:p>
+      <w:pPr>
+        <w:spacing w:before="0" w:after="160" w:line="336" w:lineRule="auto"/>
+      </w:pPr>
+      <w:r>
+        <w:rPr>
+          <w:rFonts w:ascii="Microsoft JhengHei" w:hAnsi="Microsoft JhengHei" w:eastAsia="Microsoft JhengHei" w:cs="Microsoft JhengHei"/>
+          <w:b w:val="0"/>
+          <w:i w:val="0"/>
+          <w:color w:val="222A2D"/>
+          <w:sz w:val="36"/>
+        </w:rPr>
+        <w:t>（帶動唱進行中）主歌下半——「好運擋不住，漲得就像爐火越燒越旺」。聽我唱，也歡迎輕輕跟著哼。</w:t>
+      </w:r>
+    </w:p>
+    <w:p>
+      <w:pPr>
+        <w:spacing w:before="80" w:after="40" w:line="312" w:lineRule="auto"/>
+      </w:pPr>
+      <w:r>
+        <w:rPr>
+          <w:rFonts w:ascii="Microsoft JhengHei" w:hAnsi="Microsoft JhengHei" w:eastAsia="Microsoft JhengHei" w:cs="Microsoft JhengHei"/>
+          <w:b/>
+          <w:i w:val="0"/>
+          <w:color w:val="856017"/>
+          <w:sz w:val="24"/>
+        </w:rPr>
+        <w:t>講義補充</w:t>
+      </w:r>
+    </w:p>
+    <w:p>
+      <w:pPr>
+        <w:pStyle w:val="ListBullet"/>
+        <w:spacing w:after="60" w:line="312" w:lineRule="auto"/>
+      </w:pPr>
+      <w:r>
+        <w:rPr>
+          <w:rFonts w:ascii="Microsoft JhengHei" w:hAnsi="Microsoft JhengHei" w:eastAsia="Microsoft JhengHei" w:cs="Microsoft JhengHei"/>
+          <w:b w:val="0"/>
+          <w:i w:val="0"/>
+          <w:color w:val="3C3328"/>
+          <w:sz w:val="28"/>
+        </w:rPr>
+        <w:t>主歌共唱三遍、每遍歌詞不同；回主歌時照譜上「2.時／3.哎」接唱。</w:t>
+      </w:r>
+    </w:p>
+    <w:p>
+      <w:pPr>
+        <w:pBdr>
+          <w:bottom w:val="single" w:sz="6" w:space="4" w:color="E4D9C3"/>
+        </w:pBdr>
+        <w:spacing w:before="240" w:after="80" w:line="312" w:lineRule="auto"/>
+      </w:pPr>
+      <w:r>
+        <w:rPr>
+          <w:rFonts w:ascii="Microsoft JhengHei" w:hAnsi="Microsoft JhengHei" w:eastAsia="Microsoft JhengHei" w:cs="Microsoft JhengHei"/>
+          <w:b/>
+          <w:i w:val="0"/>
+          <w:color w:val="7C3B2D"/>
+          <w:sz w:val="38"/>
+        </w:rPr>
+        <w:t xml:space="preserve">投影片 57　</w:t>
+      </w:r>
+      <w:r>
+        <w:rPr>
+          <w:rFonts w:ascii="Microsoft JhengHei" w:hAnsi="Microsoft JhengHei" w:eastAsia="Microsoft JhengHei" w:cs="Microsoft JhengHei"/>
+          <w:b/>
+          <w:i w:val="0"/>
+          <w:color w:val="2B2016"/>
+          <w:sz w:val="38"/>
+        </w:rPr>
+        <w:t>揚眉吐氣歌．簡譜（三）副歌</w:t>
+      </w:r>
+    </w:p>
+    <w:p>
+      <w:pPr>
+        <w:spacing w:before="120" w:after="40" w:line="312" w:lineRule="auto"/>
+      </w:pPr>
+      <w:r>
+        <w:rPr>
+          <w:rFonts w:ascii="Microsoft JhengHei" w:hAnsi="Microsoft JhengHei" w:eastAsia="Microsoft JhengHei" w:cs="Microsoft JhengHei"/>
+          <w:b/>
+          <w:i w:val="0"/>
+          <w:color w:val="7C3B2D"/>
+          <w:sz w:val="24"/>
+        </w:rPr>
+        <w:t>講稿</w:t>
+      </w:r>
+    </w:p>
+    <w:p>
+      <w:pPr>
+        <w:spacing w:before="0" w:after="160" w:line="336" w:lineRule="auto"/>
+      </w:pPr>
+      <w:r>
+        <w:rPr>
+          <w:rFonts w:ascii="Microsoft JhengHei" w:hAnsi="Microsoft JhengHei" w:eastAsia="Microsoft JhengHei" w:cs="Microsoft JhengHei"/>
+          <w:b w:val="0"/>
+          <w:i w:val="0"/>
+          <w:color w:val="222A2D"/>
+          <w:sz w:val="36"/>
+        </w:rPr>
+        <w:t>（帶動唱進行中）副歌來了——「揚眉、揚眉、揚眉吐氣吧；福臨庫裡、福進庫啦」。我領唱一次、全場跟唱兩次、第三次請加上拍手！</w:t>
+      </w:r>
+    </w:p>
+    <w:p>
+      <w:pPr>
+        <w:spacing w:before="80" w:after="40" w:line="312" w:lineRule="auto"/>
+      </w:pPr>
+      <w:r>
+        <w:rPr>
+          <w:rFonts w:ascii="Microsoft JhengHei" w:hAnsi="Microsoft JhengHei" w:eastAsia="Microsoft JhengHei" w:cs="Microsoft JhengHei"/>
+          <w:b/>
+          <w:i w:val="0"/>
+          <w:color w:val="856017"/>
+          <w:sz w:val="24"/>
+        </w:rPr>
+        <w:t>講義補充</w:t>
+      </w:r>
+    </w:p>
+    <w:p>
+      <w:pPr>
+        <w:pStyle w:val="ListBullet"/>
+        <w:spacing w:after="60" w:line="312" w:lineRule="auto"/>
+      </w:pPr>
+      <w:r>
+        <w:rPr>
+          <w:rFonts w:ascii="Microsoft JhengHei" w:hAnsi="Microsoft JhengHei" w:eastAsia="Microsoft JhengHei" w:cs="Microsoft JhengHei"/>
+          <w:b w:val="0"/>
+          <w:i w:val="0"/>
+          <w:color w:val="3C3328"/>
+          <w:sz w:val="28"/>
+        </w:rPr>
+        <w:t>副歌中文與拿坡里原文對照；「揚眉吐氣」與「福進庫」正是這首歌要送給各位的祝福。</w:t>
+      </w:r>
+    </w:p>
+    <w:p>
+      <w:pPr>
+        <w:pBdr>
+          <w:bottom w:val="single" w:sz="6" w:space="4" w:color="E4D9C3"/>
+        </w:pBdr>
+        <w:spacing w:before="240" w:after="80" w:line="312" w:lineRule="auto"/>
+      </w:pPr>
+      <w:r>
+        <w:rPr>
+          <w:rFonts w:ascii="Microsoft JhengHei" w:hAnsi="Microsoft JhengHei" w:eastAsia="Microsoft JhengHei" w:cs="Microsoft JhengHei"/>
+          <w:b/>
+          <w:i w:val="0"/>
+          <w:color w:val="7C3B2D"/>
+          <w:sz w:val="38"/>
+        </w:rPr>
+        <w:t xml:space="preserve">投影片 58　</w:t>
+      </w:r>
+      <w:r>
+        <w:rPr>
+          <w:rFonts w:ascii="Microsoft JhengHei" w:hAnsi="Microsoft JhengHei" w:eastAsia="Microsoft JhengHei" w:cs="Microsoft JhengHei"/>
+          <w:b/>
+          <w:i w:val="0"/>
+          <w:color w:val="2B2016"/>
+          <w:sz w:val="38"/>
+        </w:rPr>
+        <w:t>揚眉吐氣歌．簡譜（四）副歌與結尾</w:t>
+      </w:r>
+    </w:p>
+    <w:p>
+      <w:pPr>
+        <w:spacing w:before="120" w:after="40" w:line="312" w:lineRule="auto"/>
+      </w:pPr>
+      <w:r>
+        <w:rPr>
+          <w:rFonts w:ascii="Microsoft JhengHei" w:hAnsi="Microsoft JhengHei" w:eastAsia="Microsoft JhengHei" w:cs="Microsoft JhengHei"/>
+          <w:b/>
+          <w:i w:val="0"/>
+          <w:color w:val="7C3B2D"/>
+          <w:sz w:val="24"/>
+        </w:rPr>
+        <w:t>講稿</w:t>
+      </w:r>
+    </w:p>
+    <w:p>
+      <w:pPr>
+        <w:spacing w:before="0" w:after="160" w:line="336" w:lineRule="auto"/>
+      </w:pPr>
+      <w:r>
+        <w:rPr>
+          <w:rFonts w:ascii="Microsoft JhengHei" w:hAnsi="Microsoft JhengHei" w:eastAsia="Microsoft JhengHei" w:cs="Microsoft JhengHei"/>
+          <w:b w:val="0"/>
+          <w:i w:val="0"/>
+          <w:color w:val="222A2D"/>
+          <w:sz w:val="36"/>
+        </w:rPr>
+        <w:t>（帶動唱進行中）副歌再來一遍——唱到反覆記號就回主歌；最後一遍走「3.」房，「福進庫——啦——」收在最高音，掌聲送給各位自己！</w:t>
+      </w:r>
+    </w:p>
+    <w:p>
+      <w:pPr>
+        <w:spacing w:before="80" w:after="40" w:line="312" w:lineRule="auto"/>
+      </w:pPr>
+      <w:r>
+        <w:rPr>
+          <w:rFonts w:ascii="Microsoft JhengHei" w:hAnsi="Microsoft JhengHei" w:eastAsia="Microsoft JhengHei" w:cs="Microsoft JhengHei"/>
+          <w:b/>
+          <w:i w:val="0"/>
+          <w:color w:val="856017"/>
+          <w:sz w:val="24"/>
+        </w:rPr>
+        <w:t>講義補充</w:t>
+      </w:r>
+    </w:p>
+    <w:p>
+      <w:pPr>
+        <w:pStyle w:val="ListBullet"/>
+        <w:spacing w:after="60" w:line="312" w:lineRule="auto"/>
+      </w:pPr>
+      <w:r>
+        <w:rPr>
+          <w:rFonts w:ascii="Microsoft JhengHei" w:hAnsi="Microsoft JhengHei" w:eastAsia="Microsoft JhengHei" w:cs="Microsoft JhengHei"/>
+          <w:b w:val="0"/>
+          <w:i w:val="0"/>
+          <w:color w:val="3C3328"/>
+          <w:sz w:val="28"/>
+        </w:rPr>
+        <w:t>反覆結構：一、二房回主歌接唱下一節；第三遍唱三房收尾，末音為高音 do 的長音。</w:t>
+      </w:r>
+    </w:p>
+    <w:p>
+      <w:pPr>
+        <w:pBdr>
+          <w:bottom w:val="single" w:sz="6" w:space="4" w:color="E4D9C3"/>
+        </w:pBdr>
+        <w:spacing w:before="240" w:after="80" w:line="312" w:lineRule="auto"/>
+      </w:pPr>
+      <w:r>
+        <w:rPr>
+          <w:rFonts w:ascii="Microsoft JhengHei" w:hAnsi="Microsoft JhengHei" w:eastAsia="Microsoft JhengHei" w:cs="Microsoft JhengHei"/>
+          <w:b/>
+          <w:i w:val="0"/>
+          <w:color w:val="7C3B2D"/>
+          <w:sz w:val="38"/>
+        </w:rPr>
+        <w:t xml:space="preserve">投影片 59　</w:t>
+      </w:r>
+      <w:r>
+        <w:rPr>
+          <w:rFonts w:ascii="Microsoft JhengHei" w:hAnsi="Microsoft JhengHei" w:eastAsia="Microsoft JhengHei" w:cs="Microsoft JhengHei"/>
+          <w:b/>
+          <w:i w:val="0"/>
+          <w:color w:val="2B2016"/>
+          <w:sz w:val="38"/>
+        </w:rPr>
         <w:t>Q&amp;A 與延伸聆聽</w:t>
       </w:r>
       <w:r>
@@ -19657,7 +20029,7 @@
           <w:color w:val="7C3B2D"/>
           <w:sz w:val="38"/>
         </w:rPr>
-        <w:t xml:space="preserve">投影片 56　</w:t>
+        <w:t xml:space="preserve">投影片 60　</w:t>
       </w:r>
       <w:r>
         <w:rPr>

--- a/docs/downloads/音樂與企業-講義.docx
+++ b/docs/downloads/音樂與企業-講義.docx
@@ -18509,7 +18509,7 @@
           <w:color w:val="2B2016"/>
           <w:sz w:val="38"/>
         </w:rPr>
-        <w:t>重點回顧：企業與藝術共同締造的七種樣態</w:t>
+        <w:t>我們的知音：鄭明彰與《阮的詩歌．阮的愛》</w:t>
       </w:r>
       <w:r>
         <w:rPr>
@@ -18549,7 +18549,7 @@
           <w:color w:val="222A2D"/>
           <w:sz w:val="36"/>
         </w:rPr>
-        <w:t>讓我們把今日的地圖，再輕輕走過一遍。四百年來，企業與藝術共同締造了七種樣態的傳奇。一、企業與藝術締造的地位傳奇——梅迪奇。二、藝術與企業締造的永恆影像——《夜巡》裡那群公會的商賈，其實正是各位。三、藝術與企業締造的不朽之名——貝多芬的三位知音、佛瑞與郭德堡的知音，還有梵谷的弟弟。四、企業締造的聖地與冠名——拜羅伊特、卡內基、三得利、迪士尼。五、企業以藝術締造人才與向心力——埃斯特哈齊。六、企業與國家以藝術締造正向的形象——拿破崙、威爾第、普契尼、賓士、奇美。七、企業與藝術共同締造財富——那家憑一首歌傳唱百年的纜車公司。不論你的公司是大是小，你都當得起藝術贊助者這個名字。請把今日唯一的這句話帶走：你成就音樂，音樂也成就你。</w:t>
+        <w:t>說到當代委創，其實不必遠求——我們之中，已經有人先行。民國一百一十三年，本會的鄭明彰先生，成全了一場跨時代的音樂會——《阮的詩歌．阮的愛》。他委託著名的作曲家，把霧峰三大詩人、與清水愛國詩人蔡惠如先生的詩，一首一首譜成了音樂，在霧峰林家花園與港區藝文中心，兩地演出。更動人的是——鄭先生不只成全了這場音樂會，他還親自登上舞台，獻唱蔡惠如先生的詩。成全音樂的人，自己也走進了音樂；他的名字，從此載入台文音樂史。各位請看，梅迪奇並不遙遠——他就在我們之中。</w:t>
       </w:r>
     </w:p>
     <w:p>
@@ -18580,151 +18580,87 @@
           <w:color w:val="3C3328"/>
           <w:sz w:val="28"/>
         </w:rPr>
-        <w:t>這張是全片的總覽地圖——把四百年間企業與藝術共同締造的傳奇收攏成七種樣態：地位傳奇、永恆影像、不朽之名、聖地與冠名、人才與向心力、正向的形象、共同締造的財富；聽眾要帶走的不只是音樂史，更是「企業與藝術彼此成就」這幅活生生的地圖。</w:t>
-      </w:r>
-    </w:p>
-    <w:p>
-      <w:pPr>
-        <w:pStyle w:val="ListBullet"/>
-        <w:spacing w:after="60" w:line="312" w:lineRule="auto"/>
-      </w:pPr>
-      <w:r>
-        <w:rPr>
-          <w:rFonts w:ascii="Microsoft JhengHei" w:hAnsi="Microsoft JhengHei" w:eastAsia="Microsoft JhengHei" w:cs="Microsoft JhengHei"/>
-          <w:b w:val="0"/>
-          <w:i w:val="0"/>
-          <w:color w:val="3C3328"/>
-          <w:sz w:val="28"/>
-        </w:rPr>
-        <w:t>七種樣態的代表藝術贊助者一次對位：地位傳奇＝梅迪奇（Medici，佛羅倫斯銀行世家）；永恆影像＝林布蘭（Rembrandt）《夜巡》裡合資入畫的阿姆斯特丹民兵連商紳（各盡其力，正是「眾人同心也能當藝術贊助者」的原型——一如今日的公會與交流會）；不朽之名＝與貝多芬、佛瑞、巴赫、梵谷相知相伴的貴族與親人；聖地與冠名＝拜羅伊特、卡內基、三得利、迪士尼四座以出資者命名的殿堂；人才與向心力＝養整支宮廷樂團的埃斯特哈齊（Esterházy）親王家；正向的形象＝拿破崙、威爾第、普契尼與賓士、奇美；共同締造的財富＝靠一首歌傳唱百年的維蘇威纜車公司。</w:t>
-      </w:r>
-    </w:p>
-    <w:p>
-      <w:pPr>
-        <w:pStyle w:val="ListBullet"/>
-        <w:spacing w:after="60" w:line="312" w:lineRule="auto"/>
-      </w:pPr>
-      <w:r>
-        <w:rPr>
-          <w:rFonts w:ascii="Microsoft JhengHei" w:hAnsi="Microsoft JhengHei" w:eastAsia="Microsoft JhengHei" w:cs="Microsoft JhengHei"/>
-          <w:b w:val="0"/>
-          <w:i w:val="0"/>
-          <w:color w:val="3C3328"/>
-          <w:sz w:val="28"/>
-        </w:rPr>
-        <w:t>保留原點：豪門（梅迪奇）與集體合資（《夜巡》公會）都可以是藝術贊助者，規模不是門檻——關鍵是願不願意入列同行。</w:t>
-      </w:r>
-    </w:p>
-    <w:p>
-      <w:pPr>
-        <w:pStyle w:val="ListBullet"/>
-        <w:spacing w:after="60" w:line="312" w:lineRule="auto"/>
-      </w:pPr>
-      <w:r>
-        <w:rPr>
-          <w:rFonts w:ascii="Microsoft JhengHei" w:hAnsi="Microsoft JhengHei" w:eastAsia="Microsoft JhengHei" w:cs="Microsoft JhengHei"/>
-          <w:b w:val="0"/>
-          <w:i w:val="0"/>
-          <w:color w:val="3C3328"/>
-          <w:sz w:val="28"/>
-        </w:rPr>
-        <w:t>📖 葛雷菲勒女伯爵（Élisabeth, comtesse Greffulhe，1860–1952）：美好年代（Belle Époque，法國十九世紀末的太平繁榮期）巴黎最著名的沙龍名媛；她出資支持並要求把佛瑞（Gabriel Fauré）的《帕凡舞曲》（Pavane, Op. 50）加上合唱與舞蹈，1891 年搬進自家布洛涅森林（Bois de Boulogne）花園派對盛大搬演；當時＝用私人財力把一首管弦小品升級成大型製作、名字自此與傳世名曲長相輝映的藝術贊助者。</w:t>
-      </w:r>
-    </w:p>
-    <w:p>
-      <w:pPr>
-        <w:pStyle w:val="ListBullet"/>
-        <w:spacing w:after="60" w:line="312" w:lineRule="auto"/>
-      </w:pPr>
-      <w:r>
-        <w:rPr>
-          <w:rFonts w:ascii="Microsoft JhengHei" w:hAnsi="Microsoft JhengHei" w:eastAsia="Microsoft JhengHei" w:cs="Microsoft JhengHei"/>
-          <w:b w:val="0"/>
-          <w:i w:val="0"/>
-          <w:color w:val="3C3328"/>
-          <w:sz w:val="28"/>
-        </w:rPr>
-        <w:t>📖 凱瑟林伯爵（Hermann Karl von Keyserlingk）：俄國駐薩克森選帝侯宮廷大使；相傳（傳說性質）他長期失眠，出資請巴赫（Johann Sebastian Bach）寫一套供家中大鍵琴手郭德堡（Johann Gottlieb Goldberg）夜間彈奏的變奏曲，即《郭德堡變奏曲》；當時＝把作品「私人訂製」而讓自己名字與名曲永遠綁在一起的藝術贊助者（呼應投影片 18–19）。</w:t>
-      </w:r>
-    </w:p>
-    <w:p>
-      <w:pPr>
-        <w:pStyle w:val="ListBullet"/>
-        <w:spacing w:after="60" w:line="312" w:lineRule="auto"/>
-      </w:pPr>
-      <w:r>
-        <w:rPr>
-          <w:rFonts w:ascii="Microsoft JhengHei" w:hAnsi="Microsoft JhengHei" w:eastAsia="Microsoft JhengHei" w:cs="Microsoft JhengHei"/>
-          <w:b w:val="0"/>
-          <w:i w:val="0"/>
-          <w:color w:val="3C3328"/>
-          <w:sz w:val="28"/>
-        </w:rPr>
-        <w:t>📖 貝多芬的三位貴族（Beethoven's three noble patrons）：1809 年魯道夫大公（Archduke Rudolph）、洛布科維茨親王（Prince Lobkowitz）、金斯基親王（Prince Kinsky）三方簽約，合力每年給貝多芬（Ludwig van Beethoven）四千弗羅林（florin，當時奧地利的貨幣單位；據 Beethoven-Haus 分別出 1500／700／1800）年金，三位知音唯一的心願，是維也納不失去他；當時＝三位知音合力相守、只求維也納不失去他的藝術贊助者。</w:t>
-      </w:r>
-    </w:p>
-    <w:p>
-      <w:pPr>
-        <w:pStyle w:val="ListBullet"/>
-        <w:spacing w:after="60" w:line="312" w:lineRule="auto"/>
-      </w:pPr>
-      <w:r>
-        <w:rPr>
-          <w:rFonts w:ascii="Microsoft JhengHei" w:hAnsi="Microsoft JhengHei" w:eastAsia="Microsoft JhengHei" w:cs="Microsoft JhengHei"/>
-          <w:b w:val="0"/>
-          <w:i w:val="0"/>
-          <w:color w:val="3C3328"/>
-          <w:sz w:val="28"/>
-        </w:rPr>
-        <w:t>📖 西奧·梵谷（Theo van Gogh，1857–1891）：畫家文森·梵谷（Vincent van Gogh）的弟弟、巴黎畫商；他長年按月接濟、供顏料與畫布，供哥哥安心作畫；當時＝以親情長年供養一位生前幾乎賣不出畫的創作者的私人藝術贊助者；他的這份相信，後來被整部美術史證明。</w:t>
-      </w:r>
-    </w:p>
-    <w:p>
-      <w:pPr>
-        <w:pStyle w:val="ListBullet"/>
-        <w:spacing w:after="60" w:line="312" w:lineRule="auto"/>
-      </w:pPr>
-      <w:r>
-        <w:rPr>
-          <w:rFonts w:ascii="Microsoft JhengHei" w:hAnsi="Microsoft JhengHei" w:eastAsia="Microsoft JhengHei" w:cs="Microsoft JhengHei"/>
-          <w:b w:val="0"/>
-          <w:i w:val="0"/>
-          <w:color w:val="3C3328"/>
-          <w:sz w:val="28"/>
-        </w:rPr>
-        <w:t>📖 奇美（Chimei，奇美實業／奇美博物館）：台灣企業家許文龍（Shi Wen-long）1992 年創立於台南的私人博物館，藏有世界最大的提琴收藏（史特拉底瓦里（Stradivari）、瓜奈里（Guarneri）等名琴），並據館方逾三千位台灣裔年輕演奏家免費借用（含馬友友（Yo-Yo Ma）、曾宇謙）；當時＝以「借琴」讓名琴不再沉睡、讓年輕演奏家與企業之名彼此成就的在地藝術贊助者，也是離我們最近的一位。</w:t>
-      </w:r>
-    </w:p>
-    <w:p>
-      <w:pPr>
-        <w:pStyle w:val="ListBullet"/>
-        <w:spacing w:after="60" w:line="312" w:lineRule="auto"/>
-      </w:pPr>
-      <w:r>
-        <w:rPr>
-          <w:rFonts w:ascii="Microsoft JhengHei" w:hAnsi="Microsoft JhengHei" w:eastAsia="Microsoft JhengHei" w:cs="Microsoft JhengHei"/>
-          <w:b w:val="0"/>
-          <w:i w:val="0"/>
-          <w:color w:val="3C3328"/>
-          <w:sz w:val="28"/>
-        </w:rPr>
-        <w:t>📖 維蘇威纜車公司（Vesuvius Funicular）：1880 年 6 月 10 日通車、造價據載約 43.5 萬里拉（lire，當時義大利貨幣）的登山纜車；纜車通車之年，丹薩（Luigi Denza）與圖爾科（Peppino Turco）為它寫下《Funiculì, Funiculà》，樂譜由里柯第（Ricordi）出版、據載一年賣破百萬份，歌聲所至，纜車之名隨之傳遍世界；當時＝與一首傳世之歌並肩同行的企業，也是本片「共同締造財富」一站的招牌案例（呼應本站纜車公司的故事）。</w:t>
-      </w:r>
-    </w:p>
-    <w:p>
-      <w:pPr>
-        <w:pStyle w:val="ListBullet"/>
-        <w:spacing w:after="60" w:line="312" w:lineRule="auto"/>
-      </w:pPr>
-      <w:r>
-        <w:rPr>
-          <w:rFonts w:ascii="Microsoft JhengHei" w:hAnsi="Microsoft JhengHei" w:eastAsia="Microsoft JhengHei" w:cs="Microsoft JhengHei"/>
-          <w:b w:val="0"/>
-          <w:i w:val="0"/>
-          <w:color w:val="3C3328"/>
-          <w:sz w:val="28"/>
-        </w:rPr>
-        <w:t>收束句「你成就音樂，音樂也成就你」是這幅地圖的結論：不論公司規模大小，你都當得起藝術贊助者這個名字；此頁重點，在四百年來企業與藝術彼此成就、共同締造傳奇，從未失手。</w:t>
+        <w:t>《阮的詩歌．阮的愛》：民國 113 年（2024）由本會鄭明彰先生贊助促成的委創音樂會，委託著名作曲家將霧峰三大詩人與清水蔡惠如的詩作譜曲，於霧峰林家花園與台中港區藝文中心兩地演出（本會會內案例，由主辦方提供）。</w:t>
+      </w:r>
+    </w:p>
+    <w:p>
+      <w:pPr>
+        <w:pStyle w:val="ListBullet"/>
+        <w:spacing w:after="60" w:line="312" w:lineRule="auto"/>
+      </w:pPr>
+      <w:r>
+        <w:rPr>
+          <w:rFonts w:ascii="Microsoft JhengHei" w:hAnsi="Microsoft JhengHei" w:eastAsia="Microsoft JhengHei" w:cs="Microsoft JhengHei"/>
+          <w:b w:val="0"/>
+          <w:i w:val="0"/>
+          <w:color w:val="3C3328"/>
+          <w:sz w:val="28"/>
+        </w:rPr>
+        <w:t>這正是前一張「當代委創」的活例：一次委創，讓在地詩魂有了旋律，也讓成全它的名字，與作品一同進入台文音樂史。</w:t>
+      </w:r>
+    </w:p>
+    <w:p>
+      <w:pPr>
+        <w:pStyle w:val="ListBullet"/>
+        <w:spacing w:after="60" w:line="312" w:lineRule="auto"/>
+      </w:pPr>
+      <w:r>
+        <w:rPr>
+          <w:rFonts w:ascii="Microsoft JhengHei" w:hAnsi="Microsoft JhengHei" w:eastAsia="Microsoft JhengHei" w:cs="Microsoft JhengHei"/>
+          <w:b w:val="0"/>
+          <w:i w:val="0"/>
+          <w:color w:val="3C3328"/>
+          <w:sz w:val="28"/>
+        </w:rPr>
+        <w:t>鄭明彰先生親自登台獻唱蔡惠如先生的詩——贊助者與藝術最深的共融，莫過於此。</w:t>
+      </w:r>
+    </w:p>
+    <w:p>
+      <w:pPr>
+        <w:pStyle w:val="ListBullet"/>
+        <w:spacing w:after="60" w:line="312" w:lineRule="auto"/>
+      </w:pPr>
+      <w:r>
+        <w:rPr>
+          <w:rFonts w:ascii="Microsoft JhengHei" w:hAnsi="Microsoft JhengHei" w:eastAsia="Microsoft JhengHei" w:cs="Microsoft JhengHei"/>
+          <w:b w:val="0"/>
+          <w:i w:val="0"/>
+          <w:color w:val="3C3328"/>
+          <w:sz w:val="28"/>
+        </w:rPr>
+        <w:t>📖 蔡惠如（1881–1929）：台中清水出身的實業家與愛國詩人，日治時期台灣文化運動的先驅之一；其詩作經此次委創譜曲傳唱。</w:t>
+      </w:r>
+    </w:p>
+    <w:p>
+      <w:pPr>
+        <w:pStyle w:val="ListBullet"/>
+        <w:spacing w:after="60" w:line="312" w:lineRule="auto"/>
+      </w:pPr>
+      <w:r>
+        <w:rPr>
+          <w:rFonts w:ascii="Microsoft JhengHei" w:hAnsi="Microsoft JhengHei" w:eastAsia="Microsoft JhengHei" w:cs="Microsoft JhengHei"/>
+          <w:b w:val="0"/>
+          <w:i w:val="0"/>
+          <w:color w:val="3C3328"/>
+          <w:sz w:val="28"/>
+        </w:rPr>
+        <w:t>📖 霧峰林家花園：霧峰林家的園邸（萊園），台灣文化史的重要舞台；此次音樂會演出場地之一。</w:t>
+      </w:r>
+    </w:p>
+    <w:p>
+      <w:pPr>
+        <w:pStyle w:val="ListBullet"/>
+        <w:spacing w:after="60" w:line="312" w:lineRule="auto"/>
+      </w:pPr>
+      <w:r>
+        <w:rPr>
+          <w:rFonts w:ascii="Microsoft JhengHei" w:hAnsi="Microsoft JhengHei" w:eastAsia="Microsoft JhengHei" w:cs="Microsoft JhengHei"/>
+          <w:b w:val="0"/>
+          <w:i w:val="0"/>
+          <w:color w:val="3C3328"/>
+          <w:sz w:val="28"/>
+        </w:rPr>
+        <w:t>📖 台文音樂史：以台語（台文）創作、演唱之歌樂的傳承脈絡；委創新作與首演者之名，皆隨作品載入其中。</w:t>
       </w:r>
     </w:p>
     <w:p>
@@ -18752,7 +18688,7 @@
           <w:color w:val="2B2016"/>
           <w:sz w:val="38"/>
         </w:rPr>
-        <w:t>行動呼籲：成為下一個梅迪奇</w:t>
+        <w:t>重點回顧：企業與藝術共同締造的七種樣態</w:t>
       </w:r>
       <w:r>
         <w:rPr>
@@ -18762,7 +18698,7 @@
           <w:color w:val="6A767A"/>
           <w:sz w:val="24"/>
         </w:rPr>
-        <w:t xml:space="preserve">　　⏱ 停留約 45 秒</w:t>
+        <w:t xml:space="preserve">　　⏱ 停留約 60 秒</w:t>
       </w:r>
     </w:p>
     <w:p>
@@ -18792,7 +18728,7 @@
           <w:color w:val="222A2D"/>
           <w:sz w:val="36"/>
         </w:rPr>
-        <w:t>你不必是國王，也不必是鋼鐵大王。梅迪奇可以是一個顯赫的銀行王朝，也可以是《夜巡》裡同心協力的一群商賈，甚至，只是一位願意相信哥哥的弟弟。你所需做的，其實只是一件「對等、可持續、共融」的事。或許今日回去，你便能起步：尋一位你打從心底欣賞的、對的藝術家，或喚上你的公會、你的交流會，同提一件小小的委託創作。別忘了，梅迪奇當年，也不過是從一場婚禮上的一齣歌劇，緩緩開始的。</w:t>
+        <w:t>讓我們把今日的地圖，再輕輕走過一遍。四百年來，企業與藝術共同締造了七種樣態的傳奇。一、企業與藝術締造的地位傳奇——梅迪奇。二、藝術與企業締造的永恆影像——《夜巡》裡那群公會的商賈，其實正是各位。三、藝術與企業締造的不朽之名——貝多芬的三位知音、佛瑞與郭德堡的知音，還有梵谷的弟弟。四、企業締造的聖地與冠名——拜羅伊特、卡內基、三得利、迪士尼。五、企業以藝術締造人才與向心力——埃斯特哈齊。六、企業與國家以藝術締造正向的形象——拿破崙、威爾第、普契尼、賓士、奇美。七、企業與藝術共同締造財富——那家憑一首歌傳唱百年的纜車公司。不論你的公司是大是小，你都當得起藝術贊助者這個名字。請把今日唯一的這句話帶走：你成就音樂，音樂也成就你。</w:t>
       </w:r>
     </w:p>
     <w:p>
@@ -18823,119 +18759,151 @@
           <w:color w:val="3C3328"/>
           <w:sz w:val="28"/>
         </w:rPr>
-        <w:t>行動清單（今天回去就能起步）：（1）找一位你真心欣賞、方向對的藝術家；（2）或揪上你的公會、跨業交流會、商圈同業，合資提一個小型「委託創作」；（3）先把彼此的名分談得清清楚楚——如何署名、首演之夜如何同席為賓——並約定細水長流的節奏，讓它不是放一次就沒的煙火。</w:t>
-      </w:r>
-    </w:p>
-    <w:p>
-      <w:pPr>
-        <w:pStyle w:val="ListBullet"/>
-        <w:spacing w:after="60" w:line="312" w:lineRule="auto"/>
-      </w:pPr>
-      <w:r>
-        <w:rPr>
-          <w:rFonts w:ascii="Microsoft JhengHei" w:hAnsi="Microsoft JhengHei" w:eastAsia="Microsoft JhengHei" w:cs="Microsoft JhengHei"/>
-          <w:b w:val="0"/>
-          <w:i w:val="0"/>
-          <w:color w:val="3C3328"/>
-          <w:sz w:val="28"/>
-        </w:rPr>
-        <w:t>三種贊助者原型，對應你不同的量能：一個人／一個家族撐起全部（梅迪奇、卡內基）、一群商賈合資分攤（《夜巡》）、一位相信家人的親人默默供養（梵谷兄弟）——重點從來不是財力厚薄，是願不願意做那位長年相伴、不離不棄的人。</w:t>
-      </w:r>
-    </w:p>
-    <w:p>
-      <w:pPr>
-        <w:pStyle w:val="ListBullet"/>
-        <w:spacing w:after="60" w:line="312" w:lineRule="auto"/>
-      </w:pPr>
-      <w:r>
-        <w:rPr>
-          <w:rFonts w:ascii="Microsoft JhengHei" w:hAnsi="Microsoft JhengHei" w:eastAsia="Microsoft JhengHei" w:cs="Microsoft JhengHei"/>
-          <w:b w:val="0"/>
-          <w:i w:val="0"/>
-          <w:color w:val="3C3328"/>
-          <w:sz w:val="28"/>
-        </w:rPr>
-        <w:t>全片記憶點、也是給你自己的驗收標準：對等（藝術家是並肩的夥伴，以禮相待）、可持續（一年固定一檔，細水長流勝過一次熱鬧）、共融（把員工、客戶、社區一起涵蓋進這件事）。</w:t>
-      </w:r>
-    </w:p>
-    <w:p>
-      <w:pPr>
-        <w:pStyle w:val="ListBullet"/>
-        <w:spacing w:after="60" w:line="312" w:lineRule="auto"/>
-      </w:pPr>
-      <w:r>
-        <w:rPr>
-          <w:rFonts w:ascii="Microsoft JhengHei" w:hAnsi="Microsoft JhengHei" w:eastAsia="Microsoft JhengHei" w:cs="Microsoft JhengHei"/>
-          <w:b w:val="0"/>
-          <w:i w:val="0"/>
-          <w:color w:val="3C3328"/>
-          <w:sz w:val="28"/>
-        </w:rPr>
-        <w:t>📖 梅迪奇家族（Medici）：十五世紀起主宰佛羅倫斯的銀行世家，靠「梅迪奇銀行」放款給教廷與王室起家，再以家族之力成全藝術——委託建築、延請藝術家入府長年供養、在自家婚禮上讓一門全新的藝術首度登台。藝術贊助者不必是國王，銀行世家、布商、商會都能是梅迪奇。</w:t>
-      </w:r>
-    </w:p>
-    <w:p>
-      <w:pPr>
-        <w:pStyle w:val="ListBullet"/>
-        <w:spacing w:after="60" w:line="312" w:lineRule="auto"/>
-      </w:pPr>
-      <w:r>
-        <w:rPr>
-          <w:rFonts w:ascii="Microsoft JhengHei" w:hAnsi="Microsoft JhengHei" w:eastAsia="Microsoft JhengHei" w:cs="Microsoft JhengHei"/>
-          <w:b w:val="0"/>
-          <w:i w:val="0"/>
-          <w:color w:val="3C3328"/>
-          <w:sz w:val="28"/>
-        </w:rPr>
-        <w:t>📖 《夜巡》（The Night Watch／De Nachtwacht，1642）：林布蘭（Rembrandt van Rijn）為阿姆斯特丹一支民兵連隊畫的巨幅團體肖像。畫中約十八名民兵各自出資，每人約一百荷蘭盾（guilder）、合計約一千六百盾，據載各人出資份額不一，各盡其力，同在一幅傳世之作裡——一張眾人同心、名字並列的委託，正是公會合資委創的四百年前版本。</w:t>
-      </w:r>
-    </w:p>
-    <w:p>
-      <w:pPr>
-        <w:pStyle w:val="ListBullet"/>
-        <w:spacing w:after="60" w:line="312" w:lineRule="auto"/>
-      </w:pPr>
-      <w:r>
-        <w:rPr>
-          <w:rFonts w:ascii="Microsoft JhengHei" w:hAnsi="Microsoft JhengHei" w:eastAsia="Microsoft JhengHei" w:cs="Microsoft JhengHei"/>
-          <w:b w:val="0"/>
-          <w:i w:val="0"/>
-          <w:color w:val="3C3328"/>
-          <w:sz w:val="28"/>
-        </w:rPr>
-        <w:t>📖 鋼鐵大王卡內基（Andrew Carnegie）與卡內基音樂廳（Carnegie Hall）：白手起家的鋼鐵鉅子，出資約一百一十萬美元（據 Carnegie Hall）在紐約蓋起這座音樂廳，1891 年 5 月開幕、由俄國作曲家柴可夫斯基（Pyotr Ilyich Tchaikovsky）親自登台指揮。這是「一位大藝術贊助者蓋一座場館、造福整座城市」的模式；講稿說的「鋼鐵大王」即指他。</w:t>
-      </w:r>
-    </w:p>
-    <w:p>
-      <w:pPr>
-        <w:pStyle w:val="ListBullet"/>
-        <w:spacing w:after="60" w:line="312" w:lineRule="auto"/>
-      </w:pPr>
-      <w:r>
-        <w:rPr>
-          <w:rFonts w:ascii="Microsoft JhengHei" w:hAnsi="Microsoft JhengHei" w:eastAsia="Microsoft JhengHei" w:cs="Microsoft JhengHei"/>
-          <w:b w:val="0"/>
-          <w:i w:val="0"/>
-          <w:color w:val="3C3328"/>
-          <w:sz w:val="28"/>
-        </w:rPr>
-        <w:t>📖 梵谷兄弟（van Gogh）：史上最著名的「家人即贊助人」案例；是身為畫商的弟弟西奧（Theo van Gogh，任職 Goupil、後併入 Boussod Valadon 畫廊）按月接濟、供給顏料，養著畫家哥哥文森（Vincent），文森生前幾乎全靠這筆家用作畫。贊助不必轟轟烈烈，一份穩定的月供也算數。</w:t>
-      </w:r>
-    </w:p>
-    <w:p>
-      <w:pPr>
-        <w:pStyle w:val="ListBullet"/>
-        <w:spacing w:after="60" w:line="312" w:lineRule="auto"/>
-      </w:pPr>
-      <w:r>
-        <w:rPr>
-          <w:rFonts w:ascii="Microsoft JhengHei" w:hAnsi="Microsoft JhengHei" w:eastAsia="Microsoft JhengHei" w:cs="Microsoft JhengHei"/>
-          <w:b w:val="0"/>
-          <w:i w:val="0"/>
-          <w:color w:val="3C3328"/>
-          <w:sz w:val="28"/>
-        </w:rPr>
-        <w:t>📖 委託創作（commission，簡稱委創）：出資者出資請藝術家「為某個場合、量身新創一部作品」，作品因這筆財富而誕生。梅迪奇當年正是「從一場婚禮的一齣歌劇開始」——1600 年瑪麗亞·德·梅迪奇（Maria de' Medici）下嫁法王亨利四世（Henri IV）的婚禮上，於彼提宮（Palazzo Pitti）演出佩里（Jacopo Peri）的《尤莉迪絲》（Euridice），這是現存最早的歌劇；一場婚禮的一筆委託，開啟了延續四百年的藝術形式。</w:t>
+        <w:t>這張是全片的總覽地圖——把四百年間企業與藝術共同締造的傳奇收攏成七種樣態：地位傳奇、永恆影像、不朽之名、聖地與冠名、人才與向心力、正向的形象、共同締造的財富；聽眾要帶走的不只是音樂史，更是「企業與藝術彼此成就」這幅活生生的地圖。</w:t>
+      </w:r>
+    </w:p>
+    <w:p>
+      <w:pPr>
+        <w:pStyle w:val="ListBullet"/>
+        <w:spacing w:after="60" w:line="312" w:lineRule="auto"/>
+      </w:pPr>
+      <w:r>
+        <w:rPr>
+          <w:rFonts w:ascii="Microsoft JhengHei" w:hAnsi="Microsoft JhengHei" w:eastAsia="Microsoft JhengHei" w:cs="Microsoft JhengHei"/>
+          <w:b w:val="0"/>
+          <w:i w:val="0"/>
+          <w:color w:val="3C3328"/>
+          <w:sz w:val="28"/>
+        </w:rPr>
+        <w:t>七種樣態的代表藝術贊助者一次對位：地位傳奇＝梅迪奇（Medici，佛羅倫斯銀行世家）；永恆影像＝林布蘭（Rembrandt）《夜巡》裡合資入畫的阿姆斯特丹民兵連商紳（各盡其力，正是「眾人同心也能當藝術贊助者」的原型——一如今日的公會與交流會）；不朽之名＝與貝多芬、佛瑞、巴赫、梵谷相知相伴的貴族與親人；聖地與冠名＝拜羅伊特、卡內基、三得利、迪士尼四座以出資者命名的殿堂；人才與向心力＝養整支宮廷樂團的埃斯特哈齊（Esterházy）親王家；正向的形象＝拿破崙、威爾第、普契尼與賓士、奇美；共同締造的財富＝靠一首歌傳唱百年的維蘇威纜車公司。</w:t>
+      </w:r>
+    </w:p>
+    <w:p>
+      <w:pPr>
+        <w:pStyle w:val="ListBullet"/>
+        <w:spacing w:after="60" w:line="312" w:lineRule="auto"/>
+      </w:pPr>
+      <w:r>
+        <w:rPr>
+          <w:rFonts w:ascii="Microsoft JhengHei" w:hAnsi="Microsoft JhengHei" w:eastAsia="Microsoft JhengHei" w:cs="Microsoft JhengHei"/>
+          <w:b w:val="0"/>
+          <w:i w:val="0"/>
+          <w:color w:val="3C3328"/>
+          <w:sz w:val="28"/>
+        </w:rPr>
+        <w:t>保留原點：豪門（梅迪奇）與集體合資（《夜巡》公會）都可以是藝術贊助者，規模不是門檻——關鍵是願不願意入列同行。</w:t>
+      </w:r>
+    </w:p>
+    <w:p>
+      <w:pPr>
+        <w:pStyle w:val="ListBullet"/>
+        <w:spacing w:after="60" w:line="312" w:lineRule="auto"/>
+      </w:pPr>
+      <w:r>
+        <w:rPr>
+          <w:rFonts w:ascii="Microsoft JhengHei" w:hAnsi="Microsoft JhengHei" w:eastAsia="Microsoft JhengHei" w:cs="Microsoft JhengHei"/>
+          <w:b w:val="0"/>
+          <w:i w:val="0"/>
+          <w:color w:val="3C3328"/>
+          <w:sz w:val="28"/>
+        </w:rPr>
+        <w:t>📖 葛雷菲勒女伯爵（Élisabeth, comtesse Greffulhe，1860–1952）：美好年代（Belle Époque，法國十九世紀末的太平繁榮期）巴黎最著名的沙龍名媛；她出資支持並要求把佛瑞（Gabriel Fauré）的《帕凡舞曲》（Pavane, Op. 50）加上合唱與舞蹈，1891 年搬進自家布洛涅森林（Bois de Boulogne）花園派對盛大搬演；當時＝用私人財力把一首管弦小品升級成大型製作、名字自此與傳世名曲長相輝映的藝術贊助者。</w:t>
+      </w:r>
+    </w:p>
+    <w:p>
+      <w:pPr>
+        <w:pStyle w:val="ListBullet"/>
+        <w:spacing w:after="60" w:line="312" w:lineRule="auto"/>
+      </w:pPr>
+      <w:r>
+        <w:rPr>
+          <w:rFonts w:ascii="Microsoft JhengHei" w:hAnsi="Microsoft JhengHei" w:eastAsia="Microsoft JhengHei" w:cs="Microsoft JhengHei"/>
+          <w:b w:val="0"/>
+          <w:i w:val="0"/>
+          <w:color w:val="3C3328"/>
+          <w:sz w:val="28"/>
+        </w:rPr>
+        <w:t>📖 凱瑟林伯爵（Hermann Karl von Keyserlingk）：俄國駐薩克森選帝侯宮廷大使；相傳（傳說性質）他長期失眠，出資請巴赫（Johann Sebastian Bach）寫一套供家中大鍵琴手郭德堡（Johann Gottlieb Goldberg）夜間彈奏的變奏曲，即《郭德堡變奏曲》；當時＝把作品「私人訂製」而讓自己名字與名曲永遠綁在一起的藝術贊助者（呼應投影片 18–19）。</w:t>
+      </w:r>
+    </w:p>
+    <w:p>
+      <w:pPr>
+        <w:pStyle w:val="ListBullet"/>
+        <w:spacing w:after="60" w:line="312" w:lineRule="auto"/>
+      </w:pPr>
+      <w:r>
+        <w:rPr>
+          <w:rFonts w:ascii="Microsoft JhengHei" w:hAnsi="Microsoft JhengHei" w:eastAsia="Microsoft JhengHei" w:cs="Microsoft JhengHei"/>
+          <w:b w:val="0"/>
+          <w:i w:val="0"/>
+          <w:color w:val="3C3328"/>
+          <w:sz w:val="28"/>
+        </w:rPr>
+        <w:t>📖 貝多芬的三位貴族（Beethoven's three noble patrons）：1809 年魯道夫大公（Archduke Rudolph）、洛布科維茨親王（Prince Lobkowitz）、金斯基親王（Prince Kinsky）三方簽約，合力每年給貝多芬（Ludwig van Beethoven）四千弗羅林（florin，當時奧地利的貨幣單位；據 Beethoven-Haus 分別出 1500／700／1800）年金，三位知音唯一的心願，是維也納不失去他；當時＝三位知音合力相守、只求維也納不失去他的藝術贊助者。</w:t>
+      </w:r>
+    </w:p>
+    <w:p>
+      <w:pPr>
+        <w:pStyle w:val="ListBullet"/>
+        <w:spacing w:after="60" w:line="312" w:lineRule="auto"/>
+      </w:pPr>
+      <w:r>
+        <w:rPr>
+          <w:rFonts w:ascii="Microsoft JhengHei" w:hAnsi="Microsoft JhengHei" w:eastAsia="Microsoft JhengHei" w:cs="Microsoft JhengHei"/>
+          <w:b w:val="0"/>
+          <w:i w:val="0"/>
+          <w:color w:val="3C3328"/>
+          <w:sz w:val="28"/>
+        </w:rPr>
+        <w:t>📖 西奧·梵谷（Theo van Gogh，1857–1891）：畫家文森·梵谷（Vincent van Gogh）的弟弟、巴黎畫商；他長年按月接濟、供顏料與畫布，供哥哥安心作畫；當時＝以親情長年供養一位生前幾乎賣不出畫的創作者的私人藝術贊助者；他的這份相信，後來被整部美術史證明。</w:t>
+      </w:r>
+    </w:p>
+    <w:p>
+      <w:pPr>
+        <w:pStyle w:val="ListBullet"/>
+        <w:spacing w:after="60" w:line="312" w:lineRule="auto"/>
+      </w:pPr>
+      <w:r>
+        <w:rPr>
+          <w:rFonts w:ascii="Microsoft JhengHei" w:hAnsi="Microsoft JhengHei" w:eastAsia="Microsoft JhengHei" w:cs="Microsoft JhengHei"/>
+          <w:b w:val="0"/>
+          <w:i w:val="0"/>
+          <w:color w:val="3C3328"/>
+          <w:sz w:val="28"/>
+        </w:rPr>
+        <w:t>📖 奇美（Chimei，奇美實業／奇美博物館）：台灣企業家許文龍（Shi Wen-long）1992 年創立於台南的私人博物館，藏有世界最大的提琴收藏（史特拉底瓦里（Stradivari）、瓜奈里（Guarneri）等名琴），並據館方逾三千位台灣裔年輕演奏家免費借用（含馬友友（Yo-Yo Ma）、曾宇謙）；當時＝以「借琴」讓名琴不再沉睡、讓年輕演奏家與企業之名彼此成就的在地藝術贊助者，也是離我們最近的一位。</w:t>
+      </w:r>
+    </w:p>
+    <w:p>
+      <w:pPr>
+        <w:pStyle w:val="ListBullet"/>
+        <w:spacing w:after="60" w:line="312" w:lineRule="auto"/>
+      </w:pPr>
+      <w:r>
+        <w:rPr>
+          <w:rFonts w:ascii="Microsoft JhengHei" w:hAnsi="Microsoft JhengHei" w:eastAsia="Microsoft JhengHei" w:cs="Microsoft JhengHei"/>
+          <w:b w:val="0"/>
+          <w:i w:val="0"/>
+          <w:color w:val="3C3328"/>
+          <w:sz w:val="28"/>
+        </w:rPr>
+        <w:t>📖 維蘇威纜車公司（Vesuvius Funicular）：1880 年 6 月 10 日通車、造價據載約 43.5 萬里拉（lire，當時義大利貨幣）的登山纜車；纜車通車之年，丹薩（Luigi Denza）與圖爾科（Peppino Turco）為它寫下《Funiculì, Funiculà》，樂譜由里柯第（Ricordi）出版、據載一年賣破百萬份，歌聲所至，纜車之名隨之傳遍世界；當時＝與一首傳世之歌並肩同行的企業，也是本片「共同締造財富」一站的招牌案例（呼應本站纜車公司的故事）。</w:t>
+      </w:r>
+    </w:p>
+    <w:p>
+      <w:pPr>
+        <w:pStyle w:val="ListBullet"/>
+        <w:spacing w:after="60" w:line="312" w:lineRule="auto"/>
+      </w:pPr>
+      <w:r>
+        <w:rPr>
+          <w:rFonts w:ascii="Microsoft JhengHei" w:hAnsi="Microsoft JhengHei" w:eastAsia="Microsoft JhengHei" w:cs="Microsoft JhengHei"/>
+          <w:b w:val="0"/>
+          <w:i w:val="0"/>
+          <w:color w:val="3C3328"/>
+          <w:sz w:val="28"/>
+        </w:rPr>
+        <w:t>收束句「你成就音樂，音樂也成就你」是這幅地圖的結論：不論公司規模大小，你都當得起藝術贊助者這個名字；此頁重點，在四百年來企業與藝術彼此成就、共同締造傳奇，從未失手。</w:t>
       </w:r>
     </w:p>
     <w:p>
@@ -18954,6 +18922,217 @@
           <w:sz w:val="38"/>
         </w:rPr>
         <w:t xml:space="preserve">投影片 54　</w:t>
+      </w:r>
+      <w:r>
+        <w:rPr>
+          <w:rFonts w:ascii="Microsoft JhengHei" w:hAnsi="Microsoft JhengHei" w:eastAsia="Microsoft JhengHei" w:cs="Microsoft JhengHei"/>
+          <w:b/>
+          <w:i w:val="0"/>
+          <w:color w:val="2B2016"/>
+          <w:sz w:val="38"/>
+        </w:rPr>
+        <w:t>行動呼籲：成為下一個梅迪奇</w:t>
+      </w:r>
+      <w:r>
+        <w:rPr>
+          <w:rFonts w:ascii="Microsoft JhengHei" w:hAnsi="Microsoft JhengHei" w:eastAsia="Microsoft JhengHei" w:cs="Microsoft JhengHei"/>
+          <w:b w:val="0"/>
+          <w:i w:val="0"/>
+          <w:color w:val="6A767A"/>
+          <w:sz w:val="24"/>
+        </w:rPr>
+        <w:t xml:space="preserve">　　⏱ 停留約 45 秒</w:t>
+      </w:r>
+    </w:p>
+    <w:p>
+      <w:pPr>
+        <w:spacing w:before="120" w:after="40" w:line="312" w:lineRule="auto"/>
+      </w:pPr>
+      <w:r>
+        <w:rPr>
+          <w:rFonts w:ascii="Microsoft JhengHei" w:hAnsi="Microsoft JhengHei" w:eastAsia="Microsoft JhengHei" w:cs="Microsoft JhengHei"/>
+          <w:b/>
+          <w:i w:val="0"/>
+          <w:color w:val="7C3B2D"/>
+          <w:sz w:val="24"/>
+        </w:rPr>
+        <w:t>講稿</w:t>
+      </w:r>
+    </w:p>
+    <w:p>
+      <w:pPr>
+        <w:spacing w:before="0" w:after="160" w:line="336" w:lineRule="auto"/>
+      </w:pPr>
+      <w:r>
+        <w:rPr>
+          <w:rFonts w:ascii="Microsoft JhengHei" w:hAnsi="Microsoft JhengHei" w:eastAsia="Microsoft JhengHei" w:cs="Microsoft JhengHei"/>
+          <w:b w:val="0"/>
+          <w:i w:val="0"/>
+          <w:color w:val="222A2D"/>
+          <w:sz w:val="36"/>
+        </w:rPr>
+        <w:t>你不必是國王，也不必是鋼鐵大王。梅迪奇可以是一個顯赫的銀行王朝，也可以是《夜巡》裡同心協力的一群商賈，甚至，只是一位願意相信哥哥的弟弟。你所需做的，其實只是一件「對等、可持續、共融」的事。或許今日回去，你便能起步：尋一位你打從心底欣賞的、對的藝術家，或喚上你的公會、你的交流會，同提一件小小的委託創作。別忘了，梅迪奇當年，也不過是從一場婚禮上的一齣歌劇，緩緩開始的。</w:t>
+      </w:r>
+    </w:p>
+    <w:p>
+      <w:pPr>
+        <w:spacing w:before="80" w:after="40" w:line="312" w:lineRule="auto"/>
+      </w:pPr>
+      <w:r>
+        <w:rPr>
+          <w:rFonts w:ascii="Microsoft JhengHei" w:hAnsi="Microsoft JhengHei" w:eastAsia="Microsoft JhengHei" w:cs="Microsoft JhengHei"/>
+          <w:b/>
+          <w:i w:val="0"/>
+          <w:color w:val="856017"/>
+          <w:sz w:val="24"/>
+        </w:rPr>
+        <w:t>講義補充</w:t>
+      </w:r>
+    </w:p>
+    <w:p>
+      <w:pPr>
+        <w:pStyle w:val="ListBullet"/>
+        <w:spacing w:after="60" w:line="312" w:lineRule="auto"/>
+      </w:pPr>
+      <w:r>
+        <w:rPr>
+          <w:rFonts w:ascii="Microsoft JhengHei" w:hAnsi="Microsoft JhengHei" w:eastAsia="Microsoft JhengHei" w:cs="Microsoft JhengHei"/>
+          <w:b w:val="0"/>
+          <w:i w:val="0"/>
+          <w:color w:val="3C3328"/>
+          <w:sz w:val="28"/>
+        </w:rPr>
+        <w:t>行動清單（今天回去就能起步）：（1）找一位你真心欣賞、方向對的藝術家；（2）或揪上你的公會、跨業交流會、商圈同業，合資提一個小型「委託創作」；（3）先把彼此的名分談得清清楚楚——如何署名、首演之夜如何同席為賓——並約定細水長流的節奏，讓它不是放一次就沒的煙火。</w:t>
+      </w:r>
+    </w:p>
+    <w:p>
+      <w:pPr>
+        <w:pStyle w:val="ListBullet"/>
+        <w:spacing w:after="60" w:line="312" w:lineRule="auto"/>
+      </w:pPr>
+      <w:r>
+        <w:rPr>
+          <w:rFonts w:ascii="Microsoft JhengHei" w:hAnsi="Microsoft JhengHei" w:eastAsia="Microsoft JhengHei" w:cs="Microsoft JhengHei"/>
+          <w:b w:val="0"/>
+          <w:i w:val="0"/>
+          <w:color w:val="3C3328"/>
+          <w:sz w:val="28"/>
+        </w:rPr>
+        <w:t>三種贊助者原型，對應你不同的量能：一個人／一個家族撐起全部（梅迪奇、卡內基）、一群商賈合資分攤（《夜巡》）、一位相信家人的親人默默供養（梵谷兄弟）——重點從來不是財力厚薄，是願不願意做那位長年相伴、不離不棄的人。</w:t>
+      </w:r>
+    </w:p>
+    <w:p>
+      <w:pPr>
+        <w:pStyle w:val="ListBullet"/>
+        <w:spacing w:after="60" w:line="312" w:lineRule="auto"/>
+      </w:pPr>
+      <w:r>
+        <w:rPr>
+          <w:rFonts w:ascii="Microsoft JhengHei" w:hAnsi="Microsoft JhengHei" w:eastAsia="Microsoft JhengHei" w:cs="Microsoft JhengHei"/>
+          <w:b w:val="0"/>
+          <w:i w:val="0"/>
+          <w:color w:val="3C3328"/>
+          <w:sz w:val="28"/>
+        </w:rPr>
+        <w:t>全片記憶點、也是給你自己的驗收標準：對等（藝術家是並肩的夥伴，以禮相待）、可持續（一年固定一檔，細水長流勝過一次熱鬧）、共融（把員工、客戶、社區一起涵蓋進這件事）。</w:t>
+      </w:r>
+    </w:p>
+    <w:p>
+      <w:pPr>
+        <w:pStyle w:val="ListBullet"/>
+        <w:spacing w:after="60" w:line="312" w:lineRule="auto"/>
+      </w:pPr>
+      <w:r>
+        <w:rPr>
+          <w:rFonts w:ascii="Microsoft JhengHei" w:hAnsi="Microsoft JhengHei" w:eastAsia="Microsoft JhengHei" w:cs="Microsoft JhengHei"/>
+          <w:b w:val="0"/>
+          <w:i w:val="0"/>
+          <w:color w:val="3C3328"/>
+          <w:sz w:val="28"/>
+        </w:rPr>
+        <w:t>📖 梅迪奇家族（Medici）：十五世紀起主宰佛羅倫斯的銀行世家，靠「梅迪奇銀行」放款給教廷與王室起家，再以家族之力成全藝術——委託建築、延請藝術家入府長年供養、在自家婚禮上讓一門全新的藝術首度登台。藝術贊助者不必是國王，銀行世家、布商、商會都能是梅迪奇。</w:t>
+      </w:r>
+    </w:p>
+    <w:p>
+      <w:pPr>
+        <w:pStyle w:val="ListBullet"/>
+        <w:spacing w:after="60" w:line="312" w:lineRule="auto"/>
+      </w:pPr>
+      <w:r>
+        <w:rPr>
+          <w:rFonts w:ascii="Microsoft JhengHei" w:hAnsi="Microsoft JhengHei" w:eastAsia="Microsoft JhengHei" w:cs="Microsoft JhengHei"/>
+          <w:b w:val="0"/>
+          <w:i w:val="0"/>
+          <w:color w:val="3C3328"/>
+          <w:sz w:val="28"/>
+        </w:rPr>
+        <w:t>📖 《夜巡》（The Night Watch／De Nachtwacht，1642）：林布蘭（Rembrandt van Rijn）為阿姆斯特丹一支民兵連隊畫的巨幅團體肖像。畫中約十八名民兵各自出資，每人約一百荷蘭盾（guilder）、合計約一千六百盾，據載各人出資份額不一，各盡其力，同在一幅傳世之作裡——一張眾人同心、名字並列的委託，正是公會合資委創的四百年前版本。</w:t>
+      </w:r>
+    </w:p>
+    <w:p>
+      <w:pPr>
+        <w:pStyle w:val="ListBullet"/>
+        <w:spacing w:after="60" w:line="312" w:lineRule="auto"/>
+      </w:pPr>
+      <w:r>
+        <w:rPr>
+          <w:rFonts w:ascii="Microsoft JhengHei" w:hAnsi="Microsoft JhengHei" w:eastAsia="Microsoft JhengHei" w:cs="Microsoft JhengHei"/>
+          <w:b w:val="0"/>
+          <w:i w:val="0"/>
+          <w:color w:val="3C3328"/>
+          <w:sz w:val="28"/>
+        </w:rPr>
+        <w:t>📖 鋼鐵大王卡內基（Andrew Carnegie）與卡內基音樂廳（Carnegie Hall）：白手起家的鋼鐵鉅子，出資約一百一十萬美元（據 Carnegie Hall）在紐約蓋起這座音樂廳，1891 年 5 月開幕、由俄國作曲家柴可夫斯基（Pyotr Ilyich Tchaikovsky）親自登台指揮。這是「一位大藝術贊助者蓋一座場館、造福整座城市」的模式；講稿說的「鋼鐵大王」即指他。</w:t>
+      </w:r>
+    </w:p>
+    <w:p>
+      <w:pPr>
+        <w:pStyle w:val="ListBullet"/>
+        <w:spacing w:after="60" w:line="312" w:lineRule="auto"/>
+      </w:pPr>
+      <w:r>
+        <w:rPr>
+          <w:rFonts w:ascii="Microsoft JhengHei" w:hAnsi="Microsoft JhengHei" w:eastAsia="Microsoft JhengHei" w:cs="Microsoft JhengHei"/>
+          <w:b w:val="0"/>
+          <w:i w:val="0"/>
+          <w:color w:val="3C3328"/>
+          <w:sz w:val="28"/>
+        </w:rPr>
+        <w:t>📖 梵谷兄弟（van Gogh）：史上最著名的「家人即贊助人」案例；是身為畫商的弟弟西奧（Theo van Gogh，任職 Goupil、後併入 Boussod Valadon 畫廊）按月接濟、供給顏料，養著畫家哥哥文森（Vincent），文森生前幾乎全靠這筆家用作畫。贊助不必轟轟烈烈，一份穩定的月供也算數。</w:t>
+      </w:r>
+    </w:p>
+    <w:p>
+      <w:pPr>
+        <w:pStyle w:val="ListBullet"/>
+        <w:spacing w:after="60" w:line="312" w:lineRule="auto"/>
+      </w:pPr>
+      <w:r>
+        <w:rPr>
+          <w:rFonts w:ascii="Microsoft JhengHei" w:hAnsi="Microsoft JhengHei" w:eastAsia="Microsoft JhengHei" w:cs="Microsoft JhengHei"/>
+          <w:b w:val="0"/>
+          <w:i w:val="0"/>
+          <w:color w:val="3C3328"/>
+          <w:sz w:val="28"/>
+        </w:rPr>
+        <w:t>📖 委託創作（commission，簡稱委創）：出資者出資請藝術家「為某個場合、量身新創一部作品」，作品因這筆財富而誕生。梅迪奇當年正是「從一場婚禮的一齣歌劇開始」——1600 年瑪麗亞·德·梅迪奇（Maria de' Medici）下嫁法王亨利四世（Henri IV）的婚禮上，於彼提宮（Palazzo Pitti）演出佩里（Jacopo Peri）的《尤莉迪絲》（Euridice），這是現存最早的歌劇；一場婚禮的一筆委託，開啟了延續四百年的藝術形式。</w:t>
+      </w:r>
+    </w:p>
+    <w:p>
+      <w:pPr>
+        <w:pBdr>
+          <w:bottom w:val="single" w:sz="6" w:space="4" w:color="E4D9C3"/>
+        </w:pBdr>
+        <w:spacing w:before="240" w:after="80" w:line="312" w:lineRule="auto"/>
+      </w:pPr>
+      <w:r>
+        <w:rPr>
+          <w:rFonts w:ascii="Microsoft JhengHei" w:hAnsi="Microsoft JhengHei" w:eastAsia="Microsoft JhengHei" w:cs="Microsoft JhengHei"/>
+          <w:b/>
+          <w:i w:val="0"/>
+          <w:color w:val="7C3B2D"/>
+          <w:sz w:val="38"/>
+        </w:rPr>
+        <w:t xml:space="preserve">投影片 55　</w:t>
       </w:r>
       <w:r>
         <w:rPr>
@@ -19433,7 +19612,7 @@
           <w:color w:val="7C3B2D"/>
           <w:sz w:val="38"/>
         </w:rPr>
-        <w:t xml:space="preserve">投影片 55　</w:t>
+        <w:t xml:space="preserve">投影片 56　</w:t>
       </w:r>
       <w:r>
         <w:rPr>
@@ -19522,7 +19701,7 @@
           <w:color w:val="7C3B2D"/>
           <w:sz w:val="38"/>
         </w:rPr>
-        <w:t xml:space="preserve">投影片 56　</w:t>
+        <w:t xml:space="preserve">投影片 57　</w:t>
       </w:r>
       <w:r>
         <w:rPr>
@@ -19611,7 +19790,7 @@
           <w:color w:val="7C3B2D"/>
           <w:sz w:val="38"/>
         </w:rPr>
-        <w:t xml:space="preserve">投影片 57　</w:t>
+        <w:t xml:space="preserve">投影片 58　</w:t>
       </w:r>
       <w:r>
         <w:rPr>
@@ -19700,7 +19879,7 @@
           <w:color w:val="7C3B2D"/>
           <w:sz w:val="38"/>
         </w:rPr>
-        <w:t xml:space="preserve">投影片 58　</w:t>
+        <w:t xml:space="preserve">投影片 59　</w:t>
       </w:r>
       <w:r>
         <w:rPr>
@@ -19789,7 +19968,541 @@
           <w:color w:val="7C3B2D"/>
           <w:sz w:val="38"/>
         </w:rPr>
-        <w:t xml:space="preserve">投影片 59　</w:t>
+        <w:t xml:space="preserve">投影片 60　</w:t>
+      </w:r>
+      <w:r>
+        <w:rPr>
+          <w:rFonts w:ascii="Microsoft JhengHei" w:hAnsi="Microsoft JhengHei" w:eastAsia="Microsoft JhengHei" w:cs="Microsoft JhengHei"/>
+          <w:b/>
+          <w:i w:val="0"/>
+          <w:color w:val="2B2016"/>
+          <w:sz w:val="38"/>
+        </w:rPr>
+        <w:t>揚眉吐氣歌．歌詞（一）第一節</w:t>
+      </w:r>
+    </w:p>
+    <w:p>
+      <w:pPr>
+        <w:spacing w:before="120" w:after="40" w:line="312" w:lineRule="auto"/>
+      </w:pPr>
+      <w:r>
+        <w:rPr>
+          <w:rFonts w:ascii="Microsoft JhengHei" w:hAnsi="Microsoft JhengHei" w:eastAsia="Microsoft JhengHei" w:cs="Microsoft JhengHei"/>
+          <w:b/>
+          <w:i w:val="0"/>
+          <w:color w:val="7C3B2D"/>
+          <w:sz w:val="24"/>
+        </w:rPr>
+        <w:t>講稿</w:t>
+      </w:r>
+    </w:p>
+    <w:p>
+      <w:pPr>
+        <w:spacing w:before="0" w:after="160" w:line="336" w:lineRule="auto"/>
+      </w:pPr>
+      <w:r>
+        <w:rPr>
+          <w:rFonts w:ascii="Microsoft JhengHei" w:hAnsi="Microsoft JhengHei" w:eastAsia="Microsoft JhengHei" w:cs="Microsoft JhengHei"/>
+          <w:b w:val="0"/>
+          <w:i w:val="0"/>
+          <w:color w:val="222A2D"/>
+          <w:sz w:val="36"/>
+        </w:rPr>
+        <w:t>（帶動唱進行中）第一節，跟著大字報一起來——「哎喜事來，唷年年來，走大運」！</w:t>
+      </w:r>
+    </w:p>
+    <w:p>
+      <w:pPr>
+        <w:spacing w:before="80" w:after="40" w:line="312" w:lineRule="auto"/>
+      </w:pPr>
+      <w:r>
+        <w:rPr>
+          <w:rFonts w:ascii="Microsoft JhengHei" w:hAnsi="Microsoft JhengHei" w:eastAsia="Microsoft JhengHei" w:cs="Microsoft JhengHei"/>
+          <w:b/>
+          <w:i w:val="0"/>
+          <w:color w:val="856017"/>
+          <w:sz w:val="24"/>
+        </w:rPr>
+        <w:t>講義補充</w:t>
+      </w:r>
+    </w:p>
+    <w:p>
+      <w:pPr>
+        <w:pStyle w:val="ListBullet"/>
+        <w:spacing w:after="60" w:line="312" w:lineRule="auto"/>
+      </w:pPr>
+      <w:r>
+        <w:rPr>
+          <w:rFonts w:ascii="Microsoft JhengHei" w:hAnsi="Microsoft JhengHei" w:eastAsia="Microsoft JhengHei" w:cs="Microsoft JhengHei"/>
+          <w:b w:val="0"/>
+          <w:i w:val="0"/>
+          <w:color w:val="3C3328"/>
+          <w:sz w:val="28"/>
+        </w:rPr>
+        <w:t>歌詞大字報，供全場跟唱；完整簡譜見講義歌單或講座網站下載。</w:t>
+      </w:r>
+    </w:p>
+    <w:p>
+      <w:pPr>
+        <w:pBdr>
+          <w:bottom w:val="single" w:sz="6" w:space="4" w:color="E4D9C3"/>
+        </w:pBdr>
+        <w:spacing w:before="240" w:after="80" w:line="312" w:lineRule="auto"/>
+      </w:pPr>
+      <w:r>
+        <w:rPr>
+          <w:rFonts w:ascii="Microsoft JhengHei" w:hAnsi="Microsoft JhengHei" w:eastAsia="Microsoft JhengHei" w:cs="Microsoft JhengHei"/>
+          <w:b/>
+          <w:i w:val="0"/>
+          <w:color w:val="7C3B2D"/>
+          <w:sz w:val="38"/>
+        </w:rPr>
+        <w:t xml:space="preserve">投影片 61　</w:t>
+      </w:r>
+      <w:r>
+        <w:rPr>
+          <w:rFonts w:ascii="Microsoft JhengHei" w:hAnsi="Microsoft JhengHei" w:eastAsia="Microsoft JhengHei" w:cs="Microsoft JhengHei"/>
+          <w:b/>
+          <w:i w:val="0"/>
+          <w:color w:val="2B2016"/>
+          <w:sz w:val="38"/>
+        </w:rPr>
+        <w:t>揚眉吐氣歌．歌詞（二）副歌</w:t>
+      </w:r>
+    </w:p>
+    <w:p>
+      <w:pPr>
+        <w:spacing w:before="120" w:after="40" w:line="312" w:lineRule="auto"/>
+      </w:pPr>
+      <w:r>
+        <w:rPr>
+          <w:rFonts w:ascii="Microsoft JhengHei" w:hAnsi="Microsoft JhengHei" w:eastAsia="Microsoft JhengHei" w:cs="Microsoft JhengHei"/>
+          <w:b/>
+          <w:i w:val="0"/>
+          <w:color w:val="7C3B2D"/>
+          <w:sz w:val="24"/>
+        </w:rPr>
+        <w:t>講稿</w:t>
+      </w:r>
+    </w:p>
+    <w:p>
+      <w:pPr>
+        <w:spacing w:before="0" w:after="160" w:line="336" w:lineRule="auto"/>
+      </w:pPr>
+      <w:r>
+        <w:rPr>
+          <w:rFonts w:ascii="Microsoft JhengHei" w:hAnsi="Microsoft JhengHei" w:eastAsia="Microsoft JhengHei" w:cs="Microsoft JhengHei"/>
+          <w:b w:val="0"/>
+          <w:i w:val="0"/>
+          <w:color w:val="222A2D"/>
+          <w:sz w:val="36"/>
+        </w:rPr>
+        <w:t>（帶動唱進行中）副歌！「揚眉、揚眉、揚眉吐氣吧——福臨庫裡、福進庫啦」！</w:t>
+      </w:r>
+    </w:p>
+    <w:p>
+      <w:pPr>
+        <w:spacing w:before="80" w:after="40" w:line="312" w:lineRule="auto"/>
+      </w:pPr>
+      <w:r>
+        <w:rPr>
+          <w:rFonts w:ascii="Microsoft JhengHei" w:hAnsi="Microsoft JhengHei" w:eastAsia="Microsoft JhengHei" w:cs="Microsoft JhengHei"/>
+          <w:b/>
+          <w:i w:val="0"/>
+          <w:color w:val="856017"/>
+          <w:sz w:val="24"/>
+        </w:rPr>
+        <w:t>講義補充</w:t>
+      </w:r>
+    </w:p>
+    <w:p>
+      <w:pPr>
+        <w:pStyle w:val="ListBullet"/>
+        <w:spacing w:after="60" w:line="312" w:lineRule="auto"/>
+      </w:pPr>
+      <w:r>
+        <w:rPr>
+          <w:rFonts w:ascii="Microsoft JhengHei" w:hAnsi="Microsoft JhengHei" w:eastAsia="Microsoft JhengHei" w:cs="Microsoft JhengHei"/>
+          <w:b w:val="0"/>
+          <w:i w:val="0"/>
+          <w:color w:val="3C3328"/>
+          <w:sz w:val="28"/>
+        </w:rPr>
+        <w:t>歌詞大字報，供全場跟唱；完整簡譜見講義歌單或講座網站下載。</w:t>
+      </w:r>
+    </w:p>
+    <w:p>
+      <w:pPr>
+        <w:pBdr>
+          <w:bottom w:val="single" w:sz="6" w:space="4" w:color="E4D9C3"/>
+        </w:pBdr>
+        <w:spacing w:before="240" w:after="80" w:line="312" w:lineRule="auto"/>
+      </w:pPr>
+      <w:r>
+        <w:rPr>
+          <w:rFonts w:ascii="Microsoft JhengHei" w:hAnsi="Microsoft JhengHei" w:eastAsia="Microsoft JhengHei" w:cs="Microsoft JhengHei"/>
+          <w:b/>
+          <w:i w:val="0"/>
+          <w:color w:val="7C3B2D"/>
+          <w:sz w:val="38"/>
+        </w:rPr>
+        <w:t xml:space="preserve">投影片 62　</w:t>
+      </w:r>
+      <w:r>
+        <w:rPr>
+          <w:rFonts w:ascii="Microsoft JhengHei" w:hAnsi="Microsoft JhengHei" w:eastAsia="Microsoft JhengHei" w:cs="Microsoft JhengHei"/>
+          <w:b/>
+          <w:i w:val="0"/>
+          <w:color w:val="2B2016"/>
+          <w:sz w:val="38"/>
+        </w:rPr>
+        <w:t>揚眉吐氣歌．歌詞（三）副歌再</w:t>
+      </w:r>
+    </w:p>
+    <w:p>
+      <w:pPr>
+        <w:spacing w:before="120" w:after="40" w:line="312" w:lineRule="auto"/>
+      </w:pPr>
+      <w:r>
+        <w:rPr>
+          <w:rFonts w:ascii="Microsoft JhengHei" w:hAnsi="Microsoft JhengHei" w:eastAsia="Microsoft JhengHei" w:cs="Microsoft JhengHei"/>
+          <w:b/>
+          <w:i w:val="0"/>
+          <w:color w:val="7C3B2D"/>
+          <w:sz w:val="24"/>
+        </w:rPr>
+        <w:t>講稿</w:t>
+      </w:r>
+    </w:p>
+    <w:p>
+      <w:pPr>
+        <w:spacing w:before="0" w:after="160" w:line="336" w:lineRule="auto"/>
+      </w:pPr>
+      <w:r>
+        <w:rPr>
+          <w:rFonts w:ascii="Microsoft JhengHei" w:hAnsi="Microsoft JhengHei" w:eastAsia="Microsoft JhengHei" w:cs="Microsoft JhengHei"/>
+          <w:b w:val="0"/>
+          <w:i w:val="0"/>
+          <w:color w:val="222A2D"/>
+          <w:sz w:val="36"/>
+        </w:rPr>
+        <w:t>（帶動唱進行中）再來一遍副歌，這一遍請加上拍手！</w:t>
+      </w:r>
+    </w:p>
+    <w:p>
+      <w:pPr>
+        <w:spacing w:before="80" w:after="40" w:line="312" w:lineRule="auto"/>
+      </w:pPr>
+      <w:r>
+        <w:rPr>
+          <w:rFonts w:ascii="Microsoft JhengHei" w:hAnsi="Microsoft JhengHei" w:eastAsia="Microsoft JhengHei" w:cs="Microsoft JhengHei"/>
+          <w:b/>
+          <w:i w:val="0"/>
+          <w:color w:val="856017"/>
+          <w:sz w:val="24"/>
+        </w:rPr>
+        <w:t>講義補充</w:t>
+      </w:r>
+    </w:p>
+    <w:p>
+      <w:pPr>
+        <w:pStyle w:val="ListBullet"/>
+        <w:spacing w:after="60" w:line="312" w:lineRule="auto"/>
+      </w:pPr>
+      <w:r>
+        <w:rPr>
+          <w:rFonts w:ascii="Microsoft JhengHei" w:hAnsi="Microsoft JhengHei" w:eastAsia="Microsoft JhengHei" w:cs="Microsoft JhengHei"/>
+          <w:b w:val="0"/>
+          <w:i w:val="0"/>
+          <w:color w:val="3C3328"/>
+          <w:sz w:val="28"/>
+        </w:rPr>
+        <w:t>歌詞大字報，供全場跟唱；完整簡譜見講義歌單或講座網站下載。</w:t>
+      </w:r>
+    </w:p>
+    <w:p>
+      <w:pPr>
+        <w:pBdr>
+          <w:bottom w:val="single" w:sz="6" w:space="4" w:color="E4D9C3"/>
+        </w:pBdr>
+        <w:spacing w:before="240" w:after="80" w:line="312" w:lineRule="auto"/>
+      </w:pPr>
+      <w:r>
+        <w:rPr>
+          <w:rFonts w:ascii="Microsoft JhengHei" w:hAnsi="Microsoft JhengHei" w:eastAsia="Microsoft JhengHei" w:cs="Microsoft JhengHei"/>
+          <w:b/>
+          <w:i w:val="0"/>
+          <w:color w:val="7C3B2D"/>
+          <w:sz w:val="38"/>
+        </w:rPr>
+        <w:t xml:space="preserve">投影片 63　</w:t>
+      </w:r>
+      <w:r>
+        <w:rPr>
+          <w:rFonts w:ascii="Microsoft JhengHei" w:hAnsi="Microsoft JhengHei" w:eastAsia="Microsoft JhengHei" w:cs="Microsoft JhengHei"/>
+          <w:b/>
+          <w:i w:val="0"/>
+          <w:color w:val="2B2016"/>
+          <w:sz w:val="38"/>
+        </w:rPr>
+        <w:t>揚眉吐氣歌．歌詞（四）第二節</w:t>
+      </w:r>
+    </w:p>
+    <w:p>
+      <w:pPr>
+        <w:spacing w:before="120" w:after="40" w:line="312" w:lineRule="auto"/>
+      </w:pPr>
+      <w:r>
+        <w:rPr>
+          <w:rFonts w:ascii="Microsoft JhengHei" w:hAnsi="Microsoft JhengHei" w:eastAsia="Microsoft JhengHei" w:cs="Microsoft JhengHei"/>
+          <w:b/>
+          <w:i w:val="0"/>
+          <w:color w:val="7C3B2D"/>
+          <w:sz w:val="24"/>
+        </w:rPr>
+        <w:t>講稿</w:t>
+      </w:r>
+    </w:p>
+    <w:p>
+      <w:pPr>
+        <w:spacing w:before="0" w:after="160" w:line="336" w:lineRule="auto"/>
+      </w:pPr>
+      <w:r>
+        <w:rPr>
+          <w:rFonts w:ascii="Microsoft JhengHei" w:hAnsi="Microsoft JhengHei" w:eastAsia="Microsoft JhengHei" w:cs="Microsoft JhengHei"/>
+          <w:b w:val="0"/>
+          <w:i w:val="0"/>
+          <w:color w:val="222A2D"/>
+          <w:sz w:val="36"/>
+        </w:rPr>
+        <w:t>（帶動唱進行中）第二節——「時來運轉唷，今年來走大運」！</w:t>
+      </w:r>
+    </w:p>
+    <w:p>
+      <w:pPr>
+        <w:spacing w:before="80" w:after="40" w:line="312" w:lineRule="auto"/>
+      </w:pPr>
+      <w:r>
+        <w:rPr>
+          <w:rFonts w:ascii="Microsoft JhengHei" w:hAnsi="Microsoft JhengHei" w:eastAsia="Microsoft JhengHei" w:cs="Microsoft JhengHei"/>
+          <w:b/>
+          <w:i w:val="0"/>
+          <w:color w:val="856017"/>
+          <w:sz w:val="24"/>
+        </w:rPr>
+        <w:t>講義補充</w:t>
+      </w:r>
+    </w:p>
+    <w:p>
+      <w:pPr>
+        <w:pStyle w:val="ListBullet"/>
+        <w:spacing w:after="60" w:line="312" w:lineRule="auto"/>
+      </w:pPr>
+      <w:r>
+        <w:rPr>
+          <w:rFonts w:ascii="Microsoft JhengHei" w:hAnsi="Microsoft JhengHei" w:eastAsia="Microsoft JhengHei" w:cs="Microsoft JhengHei"/>
+          <w:b w:val="0"/>
+          <w:i w:val="0"/>
+          <w:color w:val="3C3328"/>
+          <w:sz w:val="28"/>
+        </w:rPr>
+        <w:t>歌詞大字報，供全場跟唱；完整簡譜見講義歌單或講座網站下載。</w:t>
+      </w:r>
+    </w:p>
+    <w:p>
+      <w:pPr>
+        <w:pBdr>
+          <w:bottom w:val="single" w:sz="6" w:space="4" w:color="E4D9C3"/>
+        </w:pBdr>
+        <w:spacing w:before="240" w:after="80" w:line="312" w:lineRule="auto"/>
+      </w:pPr>
+      <w:r>
+        <w:rPr>
+          <w:rFonts w:ascii="Microsoft JhengHei" w:hAnsi="Microsoft JhengHei" w:eastAsia="Microsoft JhengHei" w:cs="Microsoft JhengHei"/>
+          <w:b/>
+          <w:i w:val="0"/>
+          <w:color w:val="7C3B2D"/>
+          <w:sz w:val="38"/>
+        </w:rPr>
+        <w:t xml:space="preserve">投影片 64　</w:t>
+      </w:r>
+      <w:r>
+        <w:rPr>
+          <w:rFonts w:ascii="Microsoft JhengHei" w:hAnsi="Microsoft JhengHei" w:eastAsia="Microsoft JhengHei" w:cs="Microsoft JhengHei"/>
+          <w:b/>
+          <w:i w:val="0"/>
+          <w:color w:val="2B2016"/>
+          <w:sz w:val="38"/>
+        </w:rPr>
+        <w:t>揚眉吐氣歌．歌詞（五）副歌</w:t>
+      </w:r>
+    </w:p>
+    <w:p>
+      <w:pPr>
+        <w:spacing w:before="120" w:after="40" w:line="312" w:lineRule="auto"/>
+      </w:pPr>
+      <w:r>
+        <w:rPr>
+          <w:rFonts w:ascii="Microsoft JhengHei" w:hAnsi="Microsoft JhengHei" w:eastAsia="Microsoft JhengHei" w:cs="Microsoft JhengHei"/>
+          <w:b/>
+          <w:i w:val="0"/>
+          <w:color w:val="7C3B2D"/>
+          <w:sz w:val="24"/>
+        </w:rPr>
+        <w:t>講稿</w:t>
+      </w:r>
+    </w:p>
+    <w:p>
+      <w:pPr>
+        <w:spacing w:before="0" w:after="160" w:line="336" w:lineRule="auto"/>
+      </w:pPr>
+      <w:r>
+        <w:rPr>
+          <w:rFonts w:ascii="Microsoft JhengHei" w:hAnsi="Microsoft JhengHei" w:eastAsia="Microsoft JhengHei" w:cs="Microsoft JhengHei"/>
+          <w:b w:val="0"/>
+          <w:i w:val="0"/>
+          <w:color w:val="222A2D"/>
+          <w:sz w:val="36"/>
+        </w:rPr>
+        <w:t>（帶動唱進行中）副歌，聲音再開一點——福氣才進得來！</w:t>
+      </w:r>
+    </w:p>
+    <w:p>
+      <w:pPr>
+        <w:spacing w:before="80" w:after="40" w:line="312" w:lineRule="auto"/>
+      </w:pPr>
+      <w:r>
+        <w:rPr>
+          <w:rFonts w:ascii="Microsoft JhengHei" w:hAnsi="Microsoft JhengHei" w:eastAsia="Microsoft JhengHei" w:cs="Microsoft JhengHei"/>
+          <w:b/>
+          <w:i w:val="0"/>
+          <w:color w:val="856017"/>
+          <w:sz w:val="24"/>
+        </w:rPr>
+        <w:t>講義補充</w:t>
+      </w:r>
+    </w:p>
+    <w:p>
+      <w:pPr>
+        <w:pStyle w:val="ListBullet"/>
+        <w:spacing w:after="60" w:line="312" w:lineRule="auto"/>
+      </w:pPr>
+      <w:r>
+        <w:rPr>
+          <w:rFonts w:ascii="Microsoft JhengHei" w:hAnsi="Microsoft JhengHei" w:eastAsia="Microsoft JhengHei" w:cs="Microsoft JhengHei"/>
+          <w:b w:val="0"/>
+          <w:i w:val="0"/>
+          <w:color w:val="3C3328"/>
+          <w:sz w:val="28"/>
+        </w:rPr>
+        <w:t>歌詞大字報，供全場跟唱；完整簡譜見講義歌單或講座網站下載。</w:t>
+      </w:r>
+    </w:p>
+    <w:p>
+      <w:pPr>
+        <w:pBdr>
+          <w:bottom w:val="single" w:sz="6" w:space="4" w:color="E4D9C3"/>
+        </w:pBdr>
+        <w:spacing w:before="240" w:after="80" w:line="312" w:lineRule="auto"/>
+      </w:pPr>
+      <w:r>
+        <w:rPr>
+          <w:rFonts w:ascii="Microsoft JhengHei" w:hAnsi="Microsoft JhengHei" w:eastAsia="Microsoft JhengHei" w:cs="Microsoft JhengHei"/>
+          <w:b/>
+          <w:i w:val="0"/>
+          <w:color w:val="7C3B2D"/>
+          <w:sz w:val="38"/>
+        </w:rPr>
+        <w:t xml:space="preserve">投影片 65　</w:t>
+      </w:r>
+      <w:r>
+        <w:rPr>
+          <w:rFonts w:ascii="Microsoft JhengHei" w:hAnsi="Microsoft JhengHei" w:eastAsia="Microsoft JhengHei" w:cs="Microsoft JhengHei"/>
+          <w:b/>
+          <w:i w:val="0"/>
+          <w:color w:val="2B2016"/>
+          <w:sz w:val="38"/>
+        </w:rPr>
+        <w:t>揚眉吐氣歌．歌詞（六）副歌收尾</w:t>
+      </w:r>
+    </w:p>
+    <w:p>
+      <w:pPr>
+        <w:spacing w:before="120" w:after="40" w:line="312" w:lineRule="auto"/>
+      </w:pPr>
+      <w:r>
+        <w:rPr>
+          <w:rFonts w:ascii="Microsoft JhengHei" w:hAnsi="Microsoft JhengHei" w:eastAsia="Microsoft JhengHei" w:cs="Microsoft JhengHei"/>
+          <w:b/>
+          <w:i w:val="0"/>
+          <w:color w:val="7C3B2D"/>
+          <w:sz w:val="24"/>
+        </w:rPr>
+        <w:t>講稿</w:t>
+      </w:r>
+    </w:p>
+    <w:p>
+      <w:pPr>
+        <w:spacing w:before="0" w:after="160" w:line="336" w:lineRule="auto"/>
+      </w:pPr>
+      <w:r>
+        <w:rPr>
+          <w:rFonts w:ascii="Microsoft JhengHei" w:hAnsi="Microsoft JhengHei" w:eastAsia="Microsoft JhengHei" w:cs="Microsoft JhengHei"/>
+          <w:b w:val="0"/>
+          <w:i w:val="0"/>
+          <w:color w:val="222A2D"/>
+          <w:sz w:val="36"/>
+        </w:rPr>
+        <w:t>（帶動唱進行中）最後一遍！「揚眉吐氣吧——福臨庫裡、福進庫啦」！唱得太好了，掌聲送給自己！</w:t>
+      </w:r>
+    </w:p>
+    <w:p>
+      <w:pPr>
+        <w:spacing w:before="80" w:after="40" w:line="312" w:lineRule="auto"/>
+      </w:pPr>
+      <w:r>
+        <w:rPr>
+          <w:rFonts w:ascii="Microsoft JhengHei" w:hAnsi="Microsoft JhengHei" w:eastAsia="Microsoft JhengHei" w:cs="Microsoft JhengHei"/>
+          <w:b/>
+          <w:i w:val="0"/>
+          <w:color w:val="856017"/>
+          <w:sz w:val="24"/>
+        </w:rPr>
+        <w:t>講義補充</w:t>
+      </w:r>
+    </w:p>
+    <w:p>
+      <w:pPr>
+        <w:pStyle w:val="ListBullet"/>
+        <w:spacing w:after="60" w:line="312" w:lineRule="auto"/>
+      </w:pPr>
+      <w:r>
+        <w:rPr>
+          <w:rFonts w:ascii="Microsoft JhengHei" w:hAnsi="Microsoft JhengHei" w:eastAsia="Microsoft JhengHei" w:cs="Microsoft JhengHei"/>
+          <w:b w:val="0"/>
+          <w:i w:val="0"/>
+          <w:color w:val="3C3328"/>
+          <w:sz w:val="28"/>
+        </w:rPr>
+        <w:t>歌詞大字報，供全場跟唱；完整簡譜見講義歌單或講座網站下載。</w:t>
+      </w:r>
+    </w:p>
+    <w:p>
+      <w:pPr>
+        <w:pBdr>
+          <w:bottom w:val="single" w:sz="6" w:space="4" w:color="E4D9C3"/>
+        </w:pBdr>
+        <w:spacing w:before="240" w:after="80" w:line="312" w:lineRule="auto"/>
+      </w:pPr>
+      <w:r>
+        <w:rPr>
+          <w:rFonts w:ascii="Microsoft JhengHei" w:hAnsi="Microsoft JhengHei" w:eastAsia="Microsoft JhengHei" w:cs="Microsoft JhengHei"/>
+          <w:b/>
+          <w:i w:val="0"/>
+          <w:color w:val="7C3B2D"/>
+          <w:sz w:val="38"/>
+        </w:rPr>
+        <w:t xml:space="preserve">投影片 66　</w:t>
       </w:r>
       <w:r>
         <w:rPr>
@@ -20029,7 +20742,7 @@
           <w:color w:val="7C3B2D"/>
           <w:sz w:val="38"/>
         </w:rPr>
-        <w:t xml:space="preserve">投影片 60　</w:t>
+        <w:t xml:space="preserve">投影片 67　</w:t>
       </w:r>
       <w:r>
         <w:rPr>

--- a/docs/downloads/音樂與企業-講義.docx
+++ b/docs/downloads/音樂與企業-講義.docx
@@ -18549,7 +18549,7 @@
           <w:color w:val="222A2D"/>
           <w:sz w:val="36"/>
         </w:rPr>
-        <w:t>說到當代委創，其實不必遠求——我們之中，已經有人先行。民國一百一十三年，本會的鄭明彰先生，成全了一場跨時代的音樂會——《阮的詩歌．阮的愛》。他委託著名的作曲家，把霧峰三大詩人、與清水愛國詩人蔡惠如先生的詩，一首一首譜成了音樂，在霧峰林家花園與港區藝文中心，兩地演出。更動人的是——鄭先生不只成全了這場音樂會，他還親自登上舞台，獻唱蔡惠如先生的詩。成全音樂的人，自己也走進了音樂；他的名字，從此載入台文音樂史。各位請看，梅迪奇並不遙遠——他就在我們之中。</w:t>
+        <w:t>說到當代委創，其實不必遠求——我們之中，已經有人先行。民國一百一十三年，本會的鄭明彰先生，成全了一場跨時代的音樂會——《阮的詩歌．阮的愛》。他委託作曲家，把霧峰林家詩人、與清水愛國詩人蔡惠如先生的詩，一首一首譜成了音樂——蔡惠如那闋《意難忘》，便由作曲家何立仁先生編腔創作——由台中市青青合唱團領銜，在霧峰林家花園與港區藝術中心，兩地演出。更動人的是——鄭先生不只成全了這場音樂會，他還親自登上舞台，獻唱蔡惠如先生的詩。成全音樂的人，自己也走進了音樂；他的名字，從此載入台文音樂史。各位請看，梅迪奇並不遙遠——他就在我們之中。</w:t>
       </w:r>
     </w:p>
     <w:p>
@@ -18580,7 +18580,23 @@
           <w:color w:val="3C3328"/>
           <w:sz w:val="28"/>
         </w:rPr>
-        <w:t>《阮的詩歌．阮的愛》：民國 113 年（2024）由本會鄭明彰先生贊助促成的委創音樂會，委託著名作曲家將霧峰三大詩人與清水蔡惠如的詩作譜曲，於霧峰林家花園與台中港區藝文中心兩地演出（本會會內案例，由主辦方提供）。</w:t>
+        <w:t>《阮的詩歌．阮的愛》（Our Poetry Our Love）：民國 113 年（2024）由本會鄭明彰先生贊助促成的委創音樂會＝台中市青青合唱團年度音樂會，2024 年 10 月 13 日於台中市港區藝術中心演藝廳演出（另於霧峰林家花園演出一場）；上半場「海線藝術家風華」特邀作曲家何立仁為清水詩人蔡惠如《意難忘》編腔創作，下半場「一代醫人杜聰明」演唱霧峰林家詩人作品（港區藝術中心官方節目頁）。</w:t>
+      </w:r>
+    </w:p>
+    <w:p>
+      <w:pPr>
+        <w:pStyle w:val="ListBullet"/>
+        <w:spacing w:after="60" w:line="312" w:lineRule="auto"/>
+      </w:pPr>
+      <w:r>
+        <w:rPr>
+          <w:rFonts w:ascii="Microsoft JhengHei" w:hAnsi="Microsoft JhengHei" w:eastAsia="Microsoft JhengHei" w:cs="Microsoft JhengHei"/>
+          <w:b w:val="0"/>
+          <w:i w:val="0"/>
+          <w:color w:val="3C3328"/>
+          <w:sz w:val="28"/>
+        </w:rPr>
+        <w:t>演出陣容（據官方節目頁）：台中市青青合唱團領銜，女高音廖淑玲、男高音張嘉煌、詩詞吟唱家鄭明彰、歷史文學導聆張上民，並邀大墩國樂團絲竹小組合演。</w:t>
       </w:r>
     </w:p>
     <w:p>
@@ -18661,6 +18677,51 @@
           <w:sz w:val="28"/>
         </w:rPr>
         <w:t>📖 台文音樂史：以台語（台文）創作、演唱之歌樂的傳承脈絡；委創新作與首演者之名，皆隨作品載入其中。</w:t>
+      </w:r>
+    </w:p>
+    <w:p>
+      <w:pPr>
+        <w:pStyle w:val="ListBullet"/>
+        <w:spacing w:after="60" w:line="312" w:lineRule="auto"/>
+      </w:pPr>
+      <w:r>
+        <w:rPr>
+          <w:rFonts w:ascii="Microsoft JhengHei" w:hAnsi="Microsoft JhengHei" w:eastAsia="Microsoft JhengHei" w:cs="Microsoft JhengHei"/>
+          <w:b w:val="0"/>
+          <w:i w:val="0"/>
+          <w:color w:val="3C3328"/>
+          <w:sz w:val="28"/>
+        </w:rPr>
+        <w:t>演出影音（主辦方提供）：〈意難忘〉（蔡惠如詩・何立仁編腔）實況 https://www.youtube.com/watch?v=bgE1DyUAX_Q ；全場影音清單 https://www.youtube.com/playlist?list=PLz-cnPp2aC011Zb6zKcjj8xdnXEQZxw-R 。</w:t>
+      </w:r>
+    </w:p>
+    <w:p>
+      <w:pPr>
+        <w:pBdr>
+          <w:left w:val="single" w:sz="18" w:space="8" w:color="856017"/>
+        </w:pBdr>
+        <w:shd w:val="clear" w:fill="F5EFE2"/>
+        <w:spacing w:before="80" w:after="160" w:line="317" w:lineRule="auto"/>
+      </w:pPr>
+      <w:r>
+        <w:rPr>
+          <w:rFonts w:ascii="Microsoft JhengHei" w:hAnsi="Microsoft JhengHei" w:eastAsia="Microsoft JhengHei" w:cs="Microsoft JhengHei"/>
+          <w:b/>
+          <w:i w:val="0"/>
+          <w:color w:val="7C3B2D"/>
+          <w:sz w:val="24"/>
+        </w:rPr>
+        <w:t xml:space="preserve">▶ 影片操作　</w:t>
+      </w:r>
+      <w:r>
+        <w:rPr>
+          <w:rFonts w:ascii="Microsoft JhengHei" w:hAnsi="Microsoft JhengHei" w:eastAsia="Microsoft JhengHei" w:cs="Microsoft JhengHei"/>
+          <w:b w:val="0"/>
+          <w:i w:val="0"/>
+          <w:color w:val="3E332A"/>
+          <w:sz w:val="28"/>
+        </w:rPr>
+        <w:t>本頁以海報為視覺，不設嵌入影片；如欲現場播放〈意難忘〉片段，開啟上列連結（播放前請先試片、確認網路）。</w:t>
       </w:r>
     </w:p>
     <w:p>

--- a/docs/downloads/音樂與企業-講義.docx
+++ b/docs/downloads/音樂與企業-講義.docx
@@ -20853,7 +20853,7 @@
           <w:color w:val="222A2D"/>
           <w:sz w:val="36"/>
         </w:rPr>
-        <w:t>從梅迪奇到你——四百年來，故事說的原是同一件事：企業與藝術相知相伴，便共同締造了輝煌的傳奇。願各位今日離席時，把這句話帶在身上：你成就音樂，音樂也成就你。願美與各位的事業，彼此成就、共榮共好。謝謝各位今日，願意坐下來，聽我把這些故事一一說完。我的聯絡方式就在螢幕上；而我心底最深的盼望，是有朝一日能親耳聽見，那部由你們與作曲家共同孕育的新作。謝謝大家。</w:t>
+        <w:t>從梅迪奇到你——四百年來，故事說的原是同一件事：企業與藝術相知相伴，便共同締造了輝煌的傳奇。願各位今日離席時，把這句話帶在身上：你成就音樂，音樂也成就你。願美與各位的事業，彼此成就、共榮共好。謝謝各位今日，願意坐下來，聽我把這些故事一一說完。我心底最深的盼望，是有朝一日能親耳聽見，那部由你們與作曲家共同孕育的新作。謝謝大家。</w:t>
       </w:r>
     </w:p>
     <w:p>
@@ -20965,22 +20965,6 @@
           <w:sz w:val="28"/>
         </w:rPr>
         <w:t>📖 題獻（dedication）：作曲家把作品「獻給」某位贊助者，將其名字印在樂譜開頭；當時＝最高規格的公開致謝，使贊助者之名自此與作品同在、隨作品流傳（貝多芬多部作品即題獻給資助他的親王與大公）。</w:t>
-      </w:r>
-    </w:p>
-    <w:p>
-      <w:pPr>
-        <w:pStyle w:val="ListBullet"/>
-        <w:spacing w:after="60" w:line="312" w:lineRule="auto"/>
-      </w:pPr>
-      <w:r>
-        <w:rPr>
-          <w:rFonts w:ascii="Microsoft JhengHei" w:hAnsi="Microsoft JhengHei" w:eastAsia="Microsoft JhengHei" w:cs="Microsoft JhengHei"/>
-          <w:b w:val="0"/>
-          <w:i w:val="0"/>
-          <w:color w:val="3C3328"/>
-          <w:sz w:val="28"/>
-        </w:rPr>
-        <w:t>講師資訊與聯絡方式（保留）：投影片保留講師姓名、Email／電話與委託洽詢窗口，方便有意贊助或委創的企業於會後接洽。</w:t>
       </w:r>
     </w:p>
     <w:p>

--- a/docs/downloads/音樂與企業-講義.docx
+++ b/docs/downloads/音樂與企業-講義.docx
@@ -19655,7 +19655,7 @@
           <w:color w:val="3E332A"/>
           <w:sz w:val="28"/>
         </w:rPr>
-        <w:t>以 Pavarotti 版當示範與伴唱底：先放副歌段讓大家聽一次，帶動唱時音量壓低當伴奏。播前：「聽聽歌王怎麼唱，等一下換我們。」播後：「你們剛剛唱的，和一百四十年來全世界唱的，是同一首歌——歌聲就是這樣一代一代傳下去的。」</w:t>
+        <w:t>本頁以 Pavarotti 原唱示範：先放副歌段讓大家聽一次；正式跟唱請翻下一頁卡拉OK伴唱帶。播前：「聽聽歌王怎麼唱，等一下換我們。」播後：「你們剛剛唱的，和一百四十年來全世界唱的，是同一首歌——歌聲就是這樣一代一代傳下去的。」</w:t>
       </w:r>
     </w:p>
     <w:p>
@@ -19683,7 +19683,7 @@
           <w:color w:val="2B2016"/>
           <w:sz w:val="38"/>
         </w:rPr>
-        <w:t>揚眉吐氣歌．簡譜（一）主歌上</w:t>
+        <w:t>揚眉吐氣歌．卡拉OK伴唱帶（全場跟唱）</w:t>
       </w:r>
     </w:p>
     <w:p>
@@ -19713,7 +19713,7 @@
           <w:color w:val="222A2D"/>
           <w:sz w:val="36"/>
         </w:rPr>
-        <w:t>（帶動唱進行中）主歌先由我來領唱；各位請看大字譜面，先聽一遍旋律——待會兒副歌，就輪到各位登場。</w:t>
+        <w:t>（帶動唱進行中）現在，正式輪到各位——跟著伴唱帶，全場一起，揚眉吐氣！</w:t>
       </w:r>
     </w:p>
     <w:p>
@@ -19744,1019 +19744,7 @@
           <w:color w:val="3C3328"/>
           <w:sz w:val="28"/>
         </w:rPr>
-        <w:t>簡譜投影片共四張（主歌上下、副歌、副歌再與結尾）；完整兩頁歌單（含四行歌詞與反覆記號）可於講座網站下載〈揚眉吐氣歌〉簡譜 PDF。</w:t>
-      </w:r>
-    </w:p>
-    <w:p>
-      <w:pPr>
-        <w:pBdr>
-          <w:bottom w:val="single" w:sz="6" w:space="4" w:color="E4D9C3"/>
-        </w:pBdr>
-        <w:spacing w:before="240" w:after="80" w:line="312" w:lineRule="auto"/>
-      </w:pPr>
-      <w:r>
-        <w:rPr>
-          <w:rFonts w:ascii="Microsoft JhengHei" w:hAnsi="Microsoft JhengHei" w:eastAsia="Microsoft JhengHei" w:cs="Microsoft JhengHei"/>
-          <w:b/>
-          <w:i w:val="0"/>
-          <w:color w:val="7C3B2D"/>
-          <w:sz w:val="38"/>
-        </w:rPr>
-        <w:t xml:space="preserve">投影片 57　</w:t>
-      </w:r>
-      <w:r>
-        <w:rPr>
-          <w:rFonts w:ascii="Microsoft JhengHei" w:hAnsi="Microsoft JhengHei" w:eastAsia="Microsoft JhengHei" w:cs="Microsoft JhengHei"/>
-          <w:b/>
-          <w:i w:val="0"/>
-          <w:color w:val="2B2016"/>
-          <w:sz w:val="38"/>
-        </w:rPr>
-        <w:t>揚眉吐氣歌．簡譜（二）主歌下</w:t>
-      </w:r>
-    </w:p>
-    <w:p>
-      <w:pPr>
-        <w:spacing w:before="120" w:after="40" w:line="312" w:lineRule="auto"/>
-      </w:pPr>
-      <w:r>
-        <w:rPr>
-          <w:rFonts w:ascii="Microsoft JhengHei" w:hAnsi="Microsoft JhengHei" w:eastAsia="Microsoft JhengHei" w:cs="Microsoft JhengHei"/>
-          <w:b/>
-          <w:i w:val="0"/>
-          <w:color w:val="7C3B2D"/>
-          <w:sz w:val="24"/>
-        </w:rPr>
-        <w:t>講稿</w:t>
-      </w:r>
-    </w:p>
-    <w:p>
-      <w:pPr>
-        <w:spacing w:before="0" w:after="160" w:line="336" w:lineRule="auto"/>
-      </w:pPr>
-      <w:r>
-        <w:rPr>
-          <w:rFonts w:ascii="Microsoft JhengHei" w:hAnsi="Microsoft JhengHei" w:eastAsia="Microsoft JhengHei" w:cs="Microsoft JhengHei"/>
-          <w:b w:val="0"/>
-          <w:i w:val="0"/>
-          <w:color w:val="222A2D"/>
-          <w:sz w:val="36"/>
-        </w:rPr>
-        <w:t>（帶動唱進行中）主歌下半——「好運擋不住，漲得就像爐火越燒越旺」。聽我唱，也歡迎輕輕跟著哼。</w:t>
-      </w:r>
-    </w:p>
-    <w:p>
-      <w:pPr>
-        <w:spacing w:before="80" w:after="40" w:line="312" w:lineRule="auto"/>
-      </w:pPr>
-      <w:r>
-        <w:rPr>
-          <w:rFonts w:ascii="Microsoft JhengHei" w:hAnsi="Microsoft JhengHei" w:eastAsia="Microsoft JhengHei" w:cs="Microsoft JhengHei"/>
-          <w:b/>
-          <w:i w:val="0"/>
-          <w:color w:val="856017"/>
-          <w:sz w:val="24"/>
-        </w:rPr>
-        <w:t>講義補充</w:t>
-      </w:r>
-    </w:p>
-    <w:p>
-      <w:pPr>
-        <w:pStyle w:val="ListBullet"/>
-        <w:spacing w:after="60" w:line="312" w:lineRule="auto"/>
-      </w:pPr>
-      <w:r>
-        <w:rPr>
-          <w:rFonts w:ascii="Microsoft JhengHei" w:hAnsi="Microsoft JhengHei" w:eastAsia="Microsoft JhengHei" w:cs="Microsoft JhengHei"/>
-          <w:b w:val="0"/>
-          <w:i w:val="0"/>
-          <w:color w:val="3C3328"/>
-          <w:sz w:val="28"/>
-        </w:rPr>
-        <w:t>主歌共唱三遍、每遍歌詞不同；回主歌時照譜上「2.時／3.哎」接唱。</w:t>
-      </w:r>
-    </w:p>
-    <w:p>
-      <w:pPr>
-        <w:pBdr>
-          <w:bottom w:val="single" w:sz="6" w:space="4" w:color="E4D9C3"/>
-        </w:pBdr>
-        <w:spacing w:before="240" w:after="80" w:line="312" w:lineRule="auto"/>
-      </w:pPr>
-      <w:r>
-        <w:rPr>
-          <w:rFonts w:ascii="Microsoft JhengHei" w:hAnsi="Microsoft JhengHei" w:eastAsia="Microsoft JhengHei" w:cs="Microsoft JhengHei"/>
-          <w:b/>
-          <w:i w:val="0"/>
-          <w:color w:val="7C3B2D"/>
-          <w:sz w:val="38"/>
-        </w:rPr>
-        <w:t xml:space="preserve">投影片 58　</w:t>
-      </w:r>
-      <w:r>
-        <w:rPr>
-          <w:rFonts w:ascii="Microsoft JhengHei" w:hAnsi="Microsoft JhengHei" w:eastAsia="Microsoft JhengHei" w:cs="Microsoft JhengHei"/>
-          <w:b/>
-          <w:i w:val="0"/>
-          <w:color w:val="2B2016"/>
-          <w:sz w:val="38"/>
-        </w:rPr>
-        <w:t>揚眉吐氣歌．簡譜（三）副歌</w:t>
-      </w:r>
-    </w:p>
-    <w:p>
-      <w:pPr>
-        <w:spacing w:before="120" w:after="40" w:line="312" w:lineRule="auto"/>
-      </w:pPr>
-      <w:r>
-        <w:rPr>
-          <w:rFonts w:ascii="Microsoft JhengHei" w:hAnsi="Microsoft JhengHei" w:eastAsia="Microsoft JhengHei" w:cs="Microsoft JhengHei"/>
-          <w:b/>
-          <w:i w:val="0"/>
-          <w:color w:val="7C3B2D"/>
-          <w:sz w:val="24"/>
-        </w:rPr>
-        <w:t>講稿</w:t>
-      </w:r>
-    </w:p>
-    <w:p>
-      <w:pPr>
-        <w:spacing w:before="0" w:after="160" w:line="336" w:lineRule="auto"/>
-      </w:pPr>
-      <w:r>
-        <w:rPr>
-          <w:rFonts w:ascii="Microsoft JhengHei" w:hAnsi="Microsoft JhengHei" w:eastAsia="Microsoft JhengHei" w:cs="Microsoft JhengHei"/>
-          <w:b w:val="0"/>
-          <w:i w:val="0"/>
-          <w:color w:val="222A2D"/>
-          <w:sz w:val="36"/>
-        </w:rPr>
-        <w:t>（帶動唱進行中）副歌來了——「揚眉、揚眉、揚眉吐氣吧；福臨庫裡、福進庫啦」。我領唱一次、全場跟唱兩次、第三次請加上拍手！</w:t>
-      </w:r>
-    </w:p>
-    <w:p>
-      <w:pPr>
-        <w:spacing w:before="80" w:after="40" w:line="312" w:lineRule="auto"/>
-      </w:pPr>
-      <w:r>
-        <w:rPr>
-          <w:rFonts w:ascii="Microsoft JhengHei" w:hAnsi="Microsoft JhengHei" w:eastAsia="Microsoft JhengHei" w:cs="Microsoft JhengHei"/>
-          <w:b/>
-          <w:i w:val="0"/>
-          <w:color w:val="856017"/>
-          <w:sz w:val="24"/>
-        </w:rPr>
-        <w:t>講義補充</w:t>
-      </w:r>
-    </w:p>
-    <w:p>
-      <w:pPr>
-        <w:pStyle w:val="ListBullet"/>
-        <w:spacing w:after="60" w:line="312" w:lineRule="auto"/>
-      </w:pPr>
-      <w:r>
-        <w:rPr>
-          <w:rFonts w:ascii="Microsoft JhengHei" w:hAnsi="Microsoft JhengHei" w:eastAsia="Microsoft JhengHei" w:cs="Microsoft JhengHei"/>
-          <w:b w:val="0"/>
-          <w:i w:val="0"/>
-          <w:color w:val="3C3328"/>
-          <w:sz w:val="28"/>
-        </w:rPr>
-        <w:t>副歌中文與拿坡里原文對照；「揚眉吐氣」與「福進庫」正是這首歌要送給各位的祝福。</w:t>
-      </w:r>
-    </w:p>
-    <w:p>
-      <w:pPr>
-        <w:pBdr>
-          <w:bottom w:val="single" w:sz="6" w:space="4" w:color="E4D9C3"/>
-        </w:pBdr>
-        <w:spacing w:before="240" w:after="80" w:line="312" w:lineRule="auto"/>
-      </w:pPr>
-      <w:r>
-        <w:rPr>
-          <w:rFonts w:ascii="Microsoft JhengHei" w:hAnsi="Microsoft JhengHei" w:eastAsia="Microsoft JhengHei" w:cs="Microsoft JhengHei"/>
-          <w:b/>
-          <w:i w:val="0"/>
-          <w:color w:val="7C3B2D"/>
-          <w:sz w:val="38"/>
-        </w:rPr>
-        <w:t xml:space="preserve">投影片 59　</w:t>
-      </w:r>
-      <w:r>
-        <w:rPr>
-          <w:rFonts w:ascii="Microsoft JhengHei" w:hAnsi="Microsoft JhengHei" w:eastAsia="Microsoft JhengHei" w:cs="Microsoft JhengHei"/>
-          <w:b/>
-          <w:i w:val="0"/>
-          <w:color w:val="2B2016"/>
-          <w:sz w:val="38"/>
-        </w:rPr>
-        <w:t>揚眉吐氣歌．簡譜（四）副歌與結尾</w:t>
-      </w:r>
-    </w:p>
-    <w:p>
-      <w:pPr>
-        <w:spacing w:before="120" w:after="40" w:line="312" w:lineRule="auto"/>
-      </w:pPr>
-      <w:r>
-        <w:rPr>
-          <w:rFonts w:ascii="Microsoft JhengHei" w:hAnsi="Microsoft JhengHei" w:eastAsia="Microsoft JhengHei" w:cs="Microsoft JhengHei"/>
-          <w:b/>
-          <w:i w:val="0"/>
-          <w:color w:val="7C3B2D"/>
-          <w:sz w:val="24"/>
-        </w:rPr>
-        <w:t>講稿</w:t>
-      </w:r>
-    </w:p>
-    <w:p>
-      <w:pPr>
-        <w:spacing w:before="0" w:after="160" w:line="336" w:lineRule="auto"/>
-      </w:pPr>
-      <w:r>
-        <w:rPr>
-          <w:rFonts w:ascii="Microsoft JhengHei" w:hAnsi="Microsoft JhengHei" w:eastAsia="Microsoft JhengHei" w:cs="Microsoft JhengHei"/>
-          <w:b w:val="0"/>
-          <w:i w:val="0"/>
-          <w:color w:val="222A2D"/>
-          <w:sz w:val="36"/>
-        </w:rPr>
-        <w:t>（帶動唱進行中）副歌再來一遍——唱到反覆記號就回主歌；最後一遍走「3.」房，「福進庫——啦——」收在最高音，掌聲送給各位自己！</w:t>
-      </w:r>
-    </w:p>
-    <w:p>
-      <w:pPr>
-        <w:spacing w:before="80" w:after="40" w:line="312" w:lineRule="auto"/>
-      </w:pPr>
-      <w:r>
-        <w:rPr>
-          <w:rFonts w:ascii="Microsoft JhengHei" w:hAnsi="Microsoft JhengHei" w:eastAsia="Microsoft JhengHei" w:cs="Microsoft JhengHei"/>
-          <w:b/>
-          <w:i w:val="0"/>
-          <w:color w:val="856017"/>
-          <w:sz w:val="24"/>
-        </w:rPr>
-        <w:t>講義補充</w:t>
-      </w:r>
-    </w:p>
-    <w:p>
-      <w:pPr>
-        <w:pStyle w:val="ListBullet"/>
-        <w:spacing w:after="60" w:line="312" w:lineRule="auto"/>
-      </w:pPr>
-      <w:r>
-        <w:rPr>
-          <w:rFonts w:ascii="Microsoft JhengHei" w:hAnsi="Microsoft JhengHei" w:eastAsia="Microsoft JhengHei" w:cs="Microsoft JhengHei"/>
-          <w:b w:val="0"/>
-          <w:i w:val="0"/>
-          <w:color w:val="3C3328"/>
-          <w:sz w:val="28"/>
-        </w:rPr>
-        <w:t>反覆結構：一、二房回主歌接唱下一節；第三遍唱三房收尾，末音為高音 do 的長音。</w:t>
-      </w:r>
-    </w:p>
-    <w:p>
-      <w:pPr>
-        <w:pBdr>
-          <w:bottom w:val="single" w:sz="6" w:space="4" w:color="E4D9C3"/>
-        </w:pBdr>
-        <w:spacing w:before="240" w:after="80" w:line="312" w:lineRule="auto"/>
-      </w:pPr>
-      <w:r>
-        <w:rPr>
-          <w:rFonts w:ascii="Microsoft JhengHei" w:hAnsi="Microsoft JhengHei" w:eastAsia="Microsoft JhengHei" w:cs="Microsoft JhengHei"/>
-          <w:b/>
-          <w:i w:val="0"/>
-          <w:color w:val="7C3B2D"/>
-          <w:sz w:val="38"/>
-        </w:rPr>
-        <w:t xml:space="preserve">投影片 60　</w:t>
-      </w:r>
-      <w:r>
-        <w:rPr>
-          <w:rFonts w:ascii="Microsoft JhengHei" w:hAnsi="Microsoft JhengHei" w:eastAsia="Microsoft JhengHei" w:cs="Microsoft JhengHei"/>
-          <w:b/>
-          <w:i w:val="0"/>
-          <w:color w:val="2B2016"/>
-          <w:sz w:val="38"/>
-        </w:rPr>
-        <w:t>揚眉吐氣歌．歌詞（一）第一節</w:t>
-      </w:r>
-    </w:p>
-    <w:p>
-      <w:pPr>
-        <w:spacing w:before="120" w:after="40" w:line="312" w:lineRule="auto"/>
-      </w:pPr>
-      <w:r>
-        <w:rPr>
-          <w:rFonts w:ascii="Microsoft JhengHei" w:hAnsi="Microsoft JhengHei" w:eastAsia="Microsoft JhengHei" w:cs="Microsoft JhengHei"/>
-          <w:b/>
-          <w:i w:val="0"/>
-          <w:color w:val="7C3B2D"/>
-          <w:sz w:val="24"/>
-        </w:rPr>
-        <w:t>講稿</w:t>
-      </w:r>
-    </w:p>
-    <w:p>
-      <w:pPr>
-        <w:spacing w:before="0" w:after="160" w:line="336" w:lineRule="auto"/>
-      </w:pPr>
-      <w:r>
-        <w:rPr>
-          <w:rFonts w:ascii="Microsoft JhengHei" w:hAnsi="Microsoft JhengHei" w:eastAsia="Microsoft JhengHei" w:cs="Microsoft JhengHei"/>
-          <w:b w:val="0"/>
-          <w:i w:val="0"/>
-          <w:color w:val="222A2D"/>
-          <w:sz w:val="36"/>
-        </w:rPr>
-        <w:t>（帶動唱進行中）第一節，跟著大字報一起來——「哎喜事來，唷年年來，走大運」！</w:t>
-      </w:r>
-    </w:p>
-    <w:p>
-      <w:pPr>
-        <w:spacing w:before="80" w:after="40" w:line="312" w:lineRule="auto"/>
-      </w:pPr>
-      <w:r>
-        <w:rPr>
-          <w:rFonts w:ascii="Microsoft JhengHei" w:hAnsi="Microsoft JhengHei" w:eastAsia="Microsoft JhengHei" w:cs="Microsoft JhengHei"/>
-          <w:b/>
-          <w:i w:val="0"/>
-          <w:color w:val="856017"/>
-          <w:sz w:val="24"/>
-        </w:rPr>
-        <w:t>講義補充</w:t>
-      </w:r>
-    </w:p>
-    <w:p>
-      <w:pPr>
-        <w:pStyle w:val="ListBullet"/>
-        <w:spacing w:after="60" w:line="312" w:lineRule="auto"/>
-      </w:pPr>
-      <w:r>
-        <w:rPr>
-          <w:rFonts w:ascii="Microsoft JhengHei" w:hAnsi="Microsoft JhengHei" w:eastAsia="Microsoft JhengHei" w:cs="Microsoft JhengHei"/>
-          <w:b w:val="0"/>
-          <w:i w:val="0"/>
-          <w:color w:val="3C3328"/>
-          <w:sz w:val="28"/>
-        </w:rPr>
-        <w:t>歌詞大字報，供全場跟唱；完整簡譜見講義歌單或講座網站下載。</w:t>
-      </w:r>
-    </w:p>
-    <w:p>
-      <w:pPr>
-        <w:pBdr>
-          <w:bottom w:val="single" w:sz="6" w:space="4" w:color="E4D9C3"/>
-        </w:pBdr>
-        <w:spacing w:before="240" w:after="80" w:line="312" w:lineRule="auto"/>
-      </w:pPr>
-      <w:r>
-        <w:rPr>
-          <w:rFonts w:ascii="Microsoft JhengHei" w:hAnsi="Microsoft JhengHei" w:eastAsia="Microsoft JhengHei" w:cs="Microsoft JhengHei"/>
-          <w:b/>
-          <w:i w:val="0"/>
-          <w:color w:val="7C3B2D"/>
-          <w:sz w:val="38"/>
-        </w:rPr>
-        <w:t xml:space="preserve">投影片 61　</w:t>
-      </w:r>
-      <w:r>
-        <w:rPr>
-          <w:rFonts w:ascii="Microsoft JhengHei" w:hAnsi="Microsoft JhengHei" w:eastAsia="Microsoft JhengHei" w:cs="Microsoft JhengHei"/>
-          <w:b/>
-          <w:i w:val="0"/>
-          <w:color w:val="2B2016"/>
-          <w:sz w:val="38"/>
-        </w:rPr>
-        <w:t>揚眉吐氣歌．歌詞（二）副歌</w:t>
-      </w:r>
-    </w:p>
-    <w:p>
-      <w:pPr>
-        <w:spacing w:before="120" w:after="40" w:line="312" w:lineRule="auto"/>
-      </w:pPr>
-      <w:r>
-        <w:rPr>
-          <w:rFonts w:ascii="Microsoft JhengHei" w:hAnsi="Microsoft JhengHei" w:eastAsia="Microsoft JhengHei" w:cs="Microsoft JhengHei"/>
-          <w:b/>
-          <w:i w:val="0"/>
-          <w:color w:val="7C3B2D"/>
-          <w:sz w:val="24"/>
-        </w:rPr>
-        <w:t>講稿</w:t>
-      </w:r>
-    </w:p>
-    <w:p>
-      <w:pPr>
-        <w:spacing w:before="0" w:after="160" w:line="336" w:lineRule="auto"/>
-      </w:pPr>
-      <w:r>
-        <w:rPr>
-          <w:rFonts w:ascii="Microsoft JhengHei" w:hAnsi="Microsoft JhengHei" w:eastAsia="Microsoft JhengHei" w:cs="Microsoft JhengHei"/>
-          <w:b w:val="0"/>
-          <w:i w:val="0"/>
-          <w:color w:val="222A2D"/>
-          <w:sz w:val="36"/>
-        </w:rPr>
-        <w:t>（帶動唱進行中）副歌！「揚眉、揚眉、揚眉吐氣吧——福臨庫裡、福進庫啦」！</w:t>
-      </w:r>
-    </w:p>
-    <w:p>
-      <w:pPr>
-        <w:spacing w:before="80" w:after="40" w:line="312" w:lineRule="auto"/>
-      </w:pPr>
-      <w:r>
-        <w:rPr>
-          <w:rFonts w:ascii="Microsoft JhengHei" w:hAnsi="Microsoft JhengHei" w:eastAsia="Microsoft JhengHei" w:cs="Microsoft JhengHei"/>
-          <w:b/>
-          <w:i w:val="0"/>
-          <w:color w:val="856017"/>
-          <w:sz w:val="24"/>
-        </w:rPr>
-        <w:t>講義補充</w:t>
-      </w:r>
-    </w:p>
-    <w:p>
-      <w:pPr>
-        <w:pStyle w:val="ListBullet"/>
-        <w:spacing w:after="60" w:line="312" w:lineRule="auto"/>
-      </w:pPr>
-      <w:r>
-        <w:rPr>
-          <w:rFonts w:ascii="Microsoft JhengHei" w:hAnsi="Microsoft JhengHei" w:eastAsia="Microsoft JhengHei" w:cs="Microsoft JhengHei"/>
-          <w:b w:val="0"/>
-          <w:i w:val="0"/>
-          <w:color w:val="3C3328"/>
-          <w:sz w:val="28"/>
-        </w:rPr>
-        <w:t>歌詞大字報，供全場跟唱；完整簡譜見講義歌單或講座網站下載。</w:t>
-      </w:r>
-    </w:p>
-    <w:p>
-      <w:pPr>
-        <w:pBdr>
-          <w:bottom w:val="single" w:sz="6" w:space="4" w:color="E4D9C3"/>
-        </w:pBdr>
-        <w:spacing w:before="240" w:after="80" w:line="312" w:lineRule="auto"/>
-      </w:pPr>
-      <w:r>
-        <w:rPr>
-          <w:rFonts w:ascii="Microsoft JhengHei" w:hAnsi="Microsoft JhengHei" w:eastAsia="Microsoft JhengHei" w:cs="Microsoft JhengHei"/>
-          <w:b/>
-          <w:i w:val="0"/>
-          <w:color w:val="7C3B2D"/>
-          <w:sz w:val="38"/>
-        </w:rPr>
-        <w:t xml:space="preserve">投影片 62　</w:t>
-      </w:r>
-      <w:r>
-        <w:rPr>
-          <w:rFonts w:ascii="Microsoft JhengHei" w:hAnsi="Microsoft JhengHei" w:eastAsia="Microsoft JhengHei" w:cs="Microsoft JhengHei"/>
-          <w:b/>
-          <w:i w:val="0"/>
-          <w:color w:val="2B2016"/>
-          <w:sz w:val="38"/>
-        </w:rPr>
-        <w:t>揚眉吐氣歌．歌詞（三）副歌再</w:t>
-      </w:r>
-    </w:p>
-    <w:p>
-      <w:pPr>
-        <w:spacing w:before="120" w:after="40" w:line="312" w:lineRule="auto"/>
-      </w:pPr>
-      <w:r>
-        <w:rPr>
-          <w:rFonts w:ascii="Microsoft JhengHei" w:hAnsi="Microsoft JhengHei" w:eastAsia="Microsoft JhengHei" w:cs="Microsoft JhengHei"/>
-          <w:b/>
-          <w:i w:val="0"/>
-          <w:color w:val="7C3B2D"/>
-          <w:sz w:val="24"/>
-        </w:rPr>
-        <w:t>講稿</w:t>
-      </w:r>
-    </w:p>
-    <w:p>
-      <w:pPr>
-        <w:spacing w:before="0" w:after="160" w:line="336" w:lineRule="auto"/>
-      </w:pPr>
-      <w:r>
-        <w:rPr>
-          <w:rFonts w:ascii="Microsoft JhengHei" w:hAnsi="Microsoft JhengHei" w:eastAsia="Microsoft JhengHei" w:cs="Microsoft JhengHei"/>
-          <w:b w:val="0"/>
-          <w:i w:val="0"/>
-          <w:color w:val="222A2D"/>
-          <w:sz w:val="36"/>
-        </w:rPr>
-        <w:t>（帶動唱進行中）再來一遍副歌，這一遍請加上拍手！</w:t>
-      </w:r>
-    </w:p>
-    <w:p>
-      <w:pPr>
-        <w:spacing w:before="80" w:after="40" w:line="312" w:lineRule="auto"/>
-      </w:pPr>
-      <w:r>
-        <w:rPr>
-          <w:rFonts w:ascii="Microsoft JhengHei" w:hAnsi="Microsoft JhengHei" w:eastAsia="Microsoft JhengHei" w:cs="Microsoft JhengHei"/>
-          <w:b/>
-          <w:i w:val="0"/>
-          <w:color w:val="856017"/>
-          <w:sz w:val="24"/>
-        </w:rPr>
-        <w:t>講義補充</w:t>
-      </w:r>
-    </w:p>
-    <w:p>
-      <w:pPr>
-        <w:pStyle w:val="ListBullet"/>
-        <w:spacing w:after="60" w:line="312" w:lineRule="auto"/>
-      </w:pPr>
-      <w:r>
-        <w:rPr>
-          <w:rFonts w:ascii="Microsoft JhengHei" w:hAnsi="Microsoft JhengHei" w:eastAsia="Microsoft JhengHei" w:cs="Microsoft JhengHei"/>
-          <w:b w:val="0"/>
-          <w:i w:val="0"/>
-          <w:color w:val="3C3328"/>
-          <w:sz w:val="28"/>
-        </w:rPr>
-        <w:t>歌詞大字報，供全場跟唱；完整簡譜見講義歌單或講座網站下載。</w:t>
-      </w:r>
-    </w:p>
-    <w:p>
-      <w:pPr>
-        <w:pBdr>
-          <w:bottom w:val="single" w:sz="6" w:space="4" w:color="E4D9C3"/>
-        </w:pBdr>
-        <w:spacing w:before="240" w:after="80" w:line="312" w:lineRule="auto"/>
-      </w:pPr>
-      <w:r>
-        <w:rPr>
-          <w:rFonts w:ascii="Microsoft JhengHei" w:hAnsi="Microsoft JhengHei" w:eastAsia="Microsoft JhengHei" w:cs="Microsoft JhengHei"/>
-          <w:b/>
-          <w:i w:val="0"/>
-          <w:color w:val="7C3B2D"/>
-          <w:sz w:val="38"/>
-        </w:rPr>
-        <w:t xml:space="preserve">投影片 63　</w:t>
-      </w:r>
-      <w:r>
-        <w:rPr>
-          <w:rFonts w:ascii="Microsoft JhengHei" w:hAnsi="Microsoft JhengHei" w:eastAsia="Microsoft JhengHei" w:cs="Microsoft JhengHei"/>
-          <w:b/>
-          <w:i w:val="0"/>
-          <w:color w:val="2B2016"/>
-          <w:sz w:val="38"/>
-        </w:rPr>
-        <w:t>揚眉吐氣歌．歌詞（四）第二節</w:t>
-      </w:r>
-    </w:p>
-    <w:p>
-      <w:pPr>
-        <w:spacing w:before="120" w:after="40" w:line="312" w:lineRule="auto"/>
-      </w:pPr>
-      <w:r>
-        <w:rPr>
-          <w:rFonts w:ascii="Microsoft JhengHei" w:hAnsi="Microsoft JhengHei" w:eastAsia="Microsoft JhengHei" w:cs="Microsoft JhengHei"/>
-          <w:b/>
-          <w:i w:val="0"/>
-          <w:color w:val="7C3B2D"/>
-          <w:sz w:val="24"/>
-        </w:rPr>
-        <w:t>講稿</w:t>
-      </w:r>
-    </w:p>
-    <w:p>
-      <w:pPr>
-        <w:spacing w:before="0" w:after="160" w:line="336" w:lineRule="auto"/>
-      </w:pPr>
-      <w:r>
-        <w:rPr>
-          <w:rFonts w:ascii="Microsoft JhengHei" w:hAnsi="Microsoft JhengHei" w:eastAsia="Microsoft JhengHei" w:cs="Microsoft JhengHei"/>
-          <w:b w:val="0"/>
-          <w:i w:val="0"/>
-          <w:color w:val="222A2D"/>
-          <w:sz w:val="36"/>
-        </w:rPr>
-        <w:t>（帶動唱進行中）第二節——「時來運轉唷，今年來走大運」！</w:t>
-      </w:r>
-    </w:p>
-    <w:p>
-      <w:pPr>
-        <w:spacing w:before="80" w:after="40" w:line="312" w:lineRule="auto"/>
-      </w:pPr>
-      <w:r>
-        <w:rPr>
-          <w:rFonts w:ascii="Microsoft JhengHei" w:hAnsi="Microsoft JhengHei" w:eastAsia="Microsoft JhengHei" w:cs="Microsoft JhengHei"/>
-          <w:b/>
-          <w:i w:val="0"/>
-          <w:color w:val="856017"/>
-          <w:sz w:val="24"/>
-        </w:rPr>
-        <w:t>講義補充</w:t>
-      </w:r>
-    </w:p>
-    <w:p>
-      <w:pPr>
-        <w:pStyle w:val="ListBullet"/>
-        <w:spacing w:after="60" w:line="312" w:lineRule="auto"/>
-      </w:pPr>
-      <w:r>
-        <w:rPr>
-          <w:rFonts w:ascii="Microsoft JhengHei" w:hAnsi="Microsoft JhengHei" w:eastAsia="Microsoft JhengHei" w:cs="Microsoft JhengHei"/>
-          <w:b w:val="0"/>
-          <w:i w:val="0"/>
-          <w:color w:val="3C3328"/>
-          <w:sz w:val="28"/>
-        </w:rPr>
-        <w:t>歌詞大字報，供全場跟唱；完整簡譜見講義歌單或講座網站下載。</w:t>
-      </w:r>
-    </w:p>
-    <w:p>
-      <w:pPr>
-        <w:pBdr>
-          <w:bottom w:val="single" w:sz="6" w:space="4" w:color="E4D9C3"/>
-        </w:pBdr>
-        <w:spacing w:before="240" w:after="80" w:line="312" w:lineRule="auto"/>
-      </w:pPr>
-      <w:r>
-        <w:rPr>
-          <w:rFonts w:ascii="Microsoft JhengHei" w:hAnsi="Microsoft JhengHei" w:eastAsia="Microsoft JhengHei" w:cs="Microsoft JhengHei"/>
-          <w:b/>
-          <w:i w:val="0"/>
-          <w:color w:val="7C3B2D"/>
-          <w:sz w:val="38"/>
-        </w:rPr>
-        <w:t xml:space="preserve">投影片 64　</w:t>
-      </w:r>
-      <w:r>
-        <w:rPr>
-          <w:rFonts w:ascii="Microsoft JhengHei" w:hAnsi="Microsoft JhengHei" w:eastAsia="Microsoft JhengHei" w:cs="Microsoft JhengHei"/>
-          <w:b/>
-          <w:i w:val="0"/>
-          <w:color w:val="2B2016"/>
-          <w:sz w:val="38"/>
-        </w:rPr>
-        <w:t>揚眉吐氣歌．歌詞（五）副歌</w:t>
-      </w:r>
-    </w:p>
-    <w:p>
-      <w:pPr>
-        <w:spacing w:before="120" w:after="40" w:line="312" w:lineRule="auto"/>
-      </w:pPr>
-      <w:r>
-        <w:rPr>
-          <w:rFonts w:ascii="Microsoft JhengHei" w:hAnsi="Microsoft JhengHei" w:eastAsia="Microsoft JhengHei" w:cs="Microsoft JhengHei"/>
-          <w:b/>
-          <w:i w:val="0"/>
-          <w:color w:val="7C3B2D"/>
-          <w:sz w:val="24"/>
-        </w:rPr>
-        <w:t>講稿</w:t>
-      </w:r>
-    </w:p>
-    <w:p>
-      <w:pPr>
-        <w:spacing w:before="0" w:after="160" w:line="336" w:lineRule="auto"/>
-      </w:pPr>
-      <w:r>
-        <w:rPr>
-          <w:rFonts w:ascii="Microsoft JhengHei" w:hAnsi="Microsoft JhengHei" w:eastAsia="Microsoft JhengHei" w:cs="Microsoft JhengHei"/>
-          <w:b w:val="0"/>
-          <w:i w:val="0"/>
-          <w:color w:val="222A2D"/>
-          <w:sz w:val="36"/>
-        </w:rPr>
-        <w:t>（帶動唱進行中）副歌，聲音再開一點——福氣才進得來！</w:t>
-      </w:r>
-    </w:p>
-    <w:p>
-      <w:pPr>
-        <w:spacing w:before="80" w:after="40" w:line="312" w:lineRule="auto"/>
-      </w:pPr>
-      <w:r>
-        <w:rPr>
-          <w:rFonts w:ascii="Microsoft JhengHei" w:hAnsi="Microsoft JhengHei" w:eastAsia="Microsoft JhengHei" w:cs="Microsoft JhengHei"/>
-          <w:b/>
-          <w:i w:val="0"/>
-          <w:color w:val="856017"/>
-          <w:sz w:val="24"/>
-        </w:rPr>
-        <w:t>講義補充</w:t>
-      </w:r>
-    </w:p>
-    <w:p>
-      <w:pPr>
-        <w:pStyle w:val="ListBullet"/>
-        <w:spacing w:after="60" w:line="312" w:lineRule="auto"/>
-      </w:pPr>
-      <w:r>
-        <w:rPr>
-          <w:rFonts w:ascii="Microsoft JhengHei" w:hAnsi="Microsoft JhengHei" w:eastAsia="Microsoft JhengHei" w:cs="Microsoft JhengHei"/>
-          <w:b w:val="0"/>
-          <w:i w:val="0"/>
-          <w:color w:val="3C3328"/>
-          <w:sz w:val="28"/>
-        </w:rPr>
-        <w:t>歌詞大字報，供全場跟唱；完整簡譜見講義歌單或講座網站下載。</w:t>
-      </w:r>
-    </w:p>
-    <w:p>
-      <w:pPr>
-        <w:pBdr>
-          <w:bottom w:val="single" w:sz="6" w:space="4" w:color="E4D9C3"/>
-        </w:pBdr>
-        <w:spacing w:before="240" w:after="80" w:line="312" w:lineRule="auto"/>
-      </w:pPr>
-      <w:r>
-        <w:rPr>
-          <w:rFonts w:ascii="Microsoft JhengHei" w:hAnsi="Microsoft JhengHei" w:eastAsia="Microsoft JhengHei" w:cs="Microsoft JhengHei"/>
-          <w:b/>
-          <w:i w:val="0"/>
-          <w:color w:val="7C3B2D"/>
-          <w:sz w:val="38"/>
-        </w:rPr>
-        <w:t xml:space="preserve">投影片 65　</w:t>
-      </w:r>
-      <w:r>
-        <w:rPr>
-          <w:rFonts w:ascii="Microsoft JhengHei" w:hAnsi="Microsoft JhengHei" w:eastAsia="Microsoft JhengHei" w:cs="Microsoft JhengHei"/>
-          <w:b/>
-          <w:i w:val="0"/>
-          <w:color w:val="2B2016"/>
-          <w:sz w:val="38"/>
-        </w:rPr>
-        <w:t>揚眉吐氣歌．歌詞（六）副歌收尾</w:t>
-      </w:r>
-    </w:p>
-    <w:p>
-      <w:pPr>
-        <w:spacing w:before="120" w:after="40" w:line="312" w:lineRule="auto"/>
-      </w:pPr>
-      <w:r>
-        <w:rPr>
-          <w:rFonts w:ascii="Microsoft JhengHei" w:hAnsi="Microsoft JhengHei" w:eastAsia="Microsoft JhengHei" w:cs="Microsoft JhengHei"/>
-          <w:b/>
-          <w:i w:val="0"/>
-          <w:color w:val="7C3B2D"/>
-          <w:sz w:val="24"/>
-        </w:rPr>
-        <w:t>講稿</w:t>
-      </w:r>
-    </w:p>
-    <w:p>
-      <w:pPr>
-        <w:spacing w:before="0" w:after="160" w:line="336" w:lineRule="auto"/>
-      </w:pPr>
-      <w:r>
-        <w:rPr>
-          <w:rFonts w:ascii="Microsoft JhengHei" w:hAnsi="Microsoft JhengHei" w:eastAsia="Microsoft JhengHei" w:cs="Microsoft JhengHei"/>
-          <w:b w:val="0"/>
-          <w:i w:val="0"/>
-          <w:color w:val="222A2D"/>
-          <w:sz w:val="36"/>
-        </w:rPr>
-        <w:t>（帶動唱進行中）最後一遍！「揚眉吐氣吧——福臨庫裡、福進庫啦」！唱得太好了，掌聲送給自己！</w:t>
-      </w:r>
-    </w:p>
-    <w:p>
-      <w:pPr>
-        <w:spacing w:before="80" w:after="40" w:line="312" w:lineRule="auto"/>
-      </w:pPr>
-      <w:r>
-        <w:rPr>
-          <w:rFonts w:ascii="Microsoft JhengHei" w:hAnsi="Microsoft JhengHei" w:eastAsia="Microsoft JhengHei" w:cs="Microsoft JhengHei"/>
-          <w:b/>
-          <w:i w:val="0"/>
-          <w:color w:val="856017"/>
-          <w:sz w:val="24"/>
-        </w:rPr>
-        <w:t>講義補充</w:t>
-      </w:r>
-    </w:p>
-    <w:p>
-      <w:pPr>
-        <w:pStyle w:val="ListBullet"/>
-        <w:spacing w:after="60" w:line="312" w:lineRule="auto"/>
-      </w:pPr>
-      <w:r>
-        <w:rPr>
-          <w:rFonts w:ascii="Microsoft JhengHei" w:hAnsi="Microsoft JhengHei" w:eastAsia="Microsoft JhengHei" w:cs="Microsoft JhengHei"/>
-          <w:b w:val="0"/>
-          <w:i w:val="0"/>
-          <w:color w:val="3C3328"/>
-          <w:sz w:val="28"/>
-        </w:rPr>
-        <w:t>歌詞大字報，供全場跟唱；完整簡譜見講義歌單或講座網站下載。</w:t>
-      </w:r>
-    </w:p>
-    <w:p>
-      <w:pPr>
-        <w:pBdr>
-          <w:bottom w:val="single" w:sz="6" w:space="4" w:color="E4D9C3"/>
-        </w:pBdr>
-        <w:spacing w:before="240" w:after="80" w:line="312" w:lineRule="auto"/>
-      </w:pPr>
-      <w:r>
-        <w:rPr>
-          <w:rFonts w:ascii="Microsoft JhengHei" w:hAnsi="Microsoft JhengHei" w:eastAsia="Microsoft JhengHei" w:cs="Microsoft JhengHei"/>
-          <w:b/>
-          <w:i w:val="0"/>
-          <w:color w:val="7C3B2D"/>
-          <w:sz w:val="38"/>
-        </w:rPr>
-        <w:t xml:space="preserve">投影片 66　</w:t>
-      </w:r>
-      <w:r>
-        <w:rPr>
-          <w:rFonts w:ascii="Microsoft JhengHei" w:hAnsi="Microsoft JhengHei" w:eastAsia="Microsoft JhengHei" w:cs="Microsoft JhengHei"/>
-          <w:b/>
-          <w:i w:val="0"/>
-          <w:color w:val="2B2016"/>
-          <w:sz w:val="38"/>
-        </w:rPr>
-        <w:t>Q&amp;A 與延伸聆聽</w:t>
-      </w:r>
-      <w:r>
-        <w:rPr>
-          <w:rFonts w:ascii="Microsoft JhengHei" w:hAnsi="Microsoft JhengHei" w:eastAsia="Microsoft JhengHei" w:cs="Microsoft JhengHei"/>
-          <w:b w:val="0"/>
-          <w:i w:val="0"/>
-          <w:color w:val="6A767A"/>
-          <w:sz w:val="24"/>
-        </w:rPr>
-        <w:t xml:space="preserve">　　⏱ 停留約 60 秒</w:t>
-      </w:r>
-    </w:p>
-    <w:p>
-      <w:pPr>
-        <w:spacing w:before="120" w:after="40" w:line="312" w:lineRule="auto"/>
-      </w:pPr>
-      <w:r>
-        <w:rPr>
-          <w:rFonts w:ascii="Microsoft JhengHei" w:hAnsi="Microsoft JhengHei" w:eastAsia="Microsoft JhengHei" w:cs="Microsoft JhengHei"/>
-          <w:b/>
-          <w:i w:val="0"/>
-          <w:color w:val="7C3B2D"/>
-          <w:sz w:val="24"/>
-        </w:rPr>
-        <w:t>講稿</w:t>
-      </w:r>
-    </w:p>
-    <w:p>
-      <w:pPr>
-        <w:spacing w:before="0" w:after="160" w:line="336" w:lineRule="auto"/>
-      </w:pPr>
-      <w:r>
-        <w:rPr>
-          <w:rFonts w:ascii="Microsoft JhengHei" w:hAnsi="Microsoft JhengHei" w:eastAsia="Microsoft JhengHei" w:cs="Microsoft JhengHei"/>
-          <w:b w:val="0"/>
-          <w:i w:val="0"/>
-          <w:color w:val="222A2D"/>
-          <w:sz w:val="36"/>
-        </w:rPr>
-        <w:t>接下來，是屬於我們暢談的時光。容我先反問各位一個問題暖暖身：你的品牌，最像今日哪一位藝術贊助者呢？是願做獨自出手的梅迪奇，是願築一座聖地的拜羅伊特，還是願喚一群摯友同行的《夜巡》公會？也歡迎把今日聽到的曲子帶回家、細細地聽：巴赫《郭德堡變奏曲》、貝多芬〈歡樂頌〉、丹薩《Funiculì》、佛瑞《帕凡舞曲》、威爾第〈Va, pensiero〉，還有德布西《月光》。哪日有緣遠行，也有幾座場館，很值得各位親自走上一趟：紐約卡內基音樂廳、德國拜羅伊特節慶劇院、東京三得利音樂廳，還有就在台南、離我們最近的奇美博物館。好，此刻，便把時間交予各位。</w:t>
-      </w:r>
-    </w:p>
-    <w:p>
-      <w:pPr>
-        <w:spacing w:before="80" w:after="40" w:line="312" w:lineRule="auto"/>
-      </w:pPr>
-      <w:r>
-        <w:rPr>
-          <w:rFonts w:ascii="Microsoft JhengHei" w:hAnsi="Microsoft JhengHei" w:eastAsia="Microsoft JhengHei" w:cs="Microsoft JhengHei"/>
-          <w:b/>
-          <w:i w:val="0"/>
-          <w:color w:val="856017"/>
-          <w:sz w:val="24"/>
-        </w:rPr>
-        <w:t>講義補充</w:t>
-      </w:r>
-    </w:p>
-    <w:p>
-      <w:pPr>
-        <w:pStyle w:val="ListBullet"/>
-        <w:spacing w:after="60" w:line="312" w:lineRule="auto"/>
-      </w:pPr>
-      <w:r>
-        <w:rPr>
-          <w:rFonts w:ascii="Microsoft JhengHei" w:hAnsi="Microsoft JhengHei" w:eastAsia="Microsoft JhengHei" w:cs="Microsoft JhengHei"/>
-          <w:b w:val="0"/>
-          <w:i w:val="0"/>
-          <w:color w:val="3C3328"/>
-          <w:sz w:val="28"/>
-        </w:rPr>
-        <w:t>這頁把全片的贊助者原型收攏成三條可選路徑，讓在座企業各自認出最合心性的一條路：獨力成全（梅迪奇）、蓋一座專屬聖殿（拜羅伊特）、或揪一群人合資冠名（《夜巡》公會）。三種都被四百年史實驗證過，差別只在你想走多深、想與幾位同好同行。</w:t>
-      </w:r>
-    </w:p>
-    <w:p>
-      <w:pPr>
-        <w:pStyle w:val="ListBullet"/>
-        <w:spacing w:after="60" w:line="312" w:lineRule="auto"/>
-      </w:pPr>
-      <w:r>
-        <w:rPr>
-          <w:rFonts w:ascii="Microsoft JhengHei" w:hAnsi="Microsoft JhengHei" w:eastAsia="Microsoft JhengHei" w:cs="Microsoft JhengHei"/>
-          <w:b w:val="0"/>
-          <w:i w:val="0"/>
-          <w:color w:val="3C3328"/>
-          <w:sz w:val="28"/>
-        </w:rPr>
-        <w:t>📖 梅迪奇模式（Medici）：文藝復興時期佛羅倫斯（Florence）的銀行世家，以家族財富長期獨力供養藝術家與音樂家，並在開場一站促成了歌劇的誕生；當時＝「一位藝術贊助者獨力成全一位人才或一間機構」，是最專注的一種風範，家族聲望與城市榮光因此相互輝映。</w:t>
-      </w:r>
-    </w:p>
-    <w:p>
-      <w:pPr>
-        <w:pStyle w:val="ListBullet"/>
-        <w:spacing w:after="60" w:line="312" w:lineRule="auto"/>
-      </w:pPr>
-      <w:r>
-        <w:rPr>
-          <w:rFonts w:ascii="Microsoft JhengHei" w:hAnsi="Microsoft JhengHei" w:eastAsia="Microsoft JhengHei" w:cs="Microsoft JhengHei"/>
-          <w:b w:val="0"/>
-          <w:i w:val="0"/>
-          <w:color w:val="3C3328"/>
-          <w:sz w:val="28"/>
-        </w:rPr>
-        <w:t>📖 拜羅伊特模式（Bayreuth／拜羅伊特節慶劇院 Bayreuth Festspielhaus）：作曲家華格納（Richard Wagner）為自己作品量身打造的專屬歌劇院，位於德國巴伐利亞小鎮拜羅伊特，1876 年 8 月落成、首演全本《尼貝龍指環》。原想靠各地「華格納協會」眾籌，卻募款不足，最後由巴伐利亞國王路德維希二世（Ludwig II）以貸款補足；據載總造價約 42.8 萬馬克、國王借款約 40 萬馬克。當時＝「不只成就一個人、更築起一整座場館」的宏大之路。</w:t>
-      </w:r>
-    </w:p>
-    <w:p>
-      <w:pPr>
-        <w:pStyle w:val="ListBullet"/>
-        <w:spacing w:after="60" w:line="312" w:lineRule="auto"/>
-      </w:pPr>
-      <w:r>
-        <w:rPr>
-          <w:rFonts w:ascii="Microsoft JhengHei" w:hAnsi="Microsoft JhengHei" w:eastAsia="Microsoft JhengHei" w:cs="Microsoft JhengHei"/>
-          <w:b w:val="0"/>
-          <w:i w:val="0"/>
-          <w:color w:val="3C3328"/>
-          <w:sz w:val="28"/>
-        </w:rPr>
-        <w:t>📖 《夜巡》公會模式（The Night Watch）：林布蘭（Rembrandt van Rijn）1642 年為阿姆斯特丹民兵隊（射手公會，schutterij）繪製的巨幅團體肖像，掛在公會宴會廳；全隊約 18 名成員合資，據載每人約付 100 荷蘭盾、合計約 1,600 盾。當時＝一群人按份出資、名字並列於同一件傳世之作的同行之路。</w:t>
-      </w:r>
-    </w:p>
-    <w:p>
-      <w:pPr>
-        <w:pStyle w:val="ListBullet"/>
-        <w:spacing w:after="60" w:line="312" w:lineRule="auto"/>
-      </w:pPr>
-      <w:r>
-        <w:rPr>
-          <w:rFonts w:ascii="Microsoft JhengHei" w:hAnsi="Microsoft JhengHei" w:eastAsia="Microsoft JhengHei" w:cs="Microsoft JhengHei"/>
-          <w:b w:val="0"/>
-          <w:i w:val="0"/>
-          <w:color w:val="3C3328"/>
-          <w:sz w:val="28"/>
-        </w:rPr>
-        <w:t>📖 卡內基音樂廳（Carnegie Hall）：紐約地標音樂廳，由鋼鐵大亨安德魯．卡內基（Andrew Carnegie）出資興建，1891 年 5 月 5 日開幕（開幕週邀來柴可夫斯基（Tchaikovsky）客席指揮），據載造價約 110 萬美元。冠名即傳世——一座頂級場館把出資者的姓氏，永久刻進了世界音樂史。</w:t>
-      </w:r>
-    </w:p>
-    <w:p>
-      <w:pPr>
-        <w:pStyle w:val="ListBullet"/>
-        <w:spacing w:after="60" w:line="312" w:lineRule="auto"/>
-      </w:pPr>
-      <w:r>
-        <w:rPr>
-          <w:rFonts w:ascii="Microsoft JhengHei" w:hAnsi="Microsoft JhengHei" w:eastAsia="Microsoft JhengHei" w:cs="Microsoft JhengHei"/>
-          <w:b w:val="0"/>
-          <w:i w:val="0"/>
-          <w:color w:val="3C3328"/>
-          <w:sz w:val="28"/>
-        </w:rPr>
-        <w:t>📖 三得利音樂廳（Suntory Hall）：東京赤坂 Ark Hills 園區內的葡萄園式音樂廳，由日本飲料集團三得利（Suntory）興建，1986 年 10 月 12 日開幕，適逢該公司威士忌釀造 60 週年紀念（指揮家卡拉揚（Herbert von Karajan）讚為「聲音的珠寶盒」）。當時＝企業以文化場館與城市長久相伴的教科書級案例。</w:t>
-      </w:r>
-    </w:p>
-    <w:p>
-      <w:pPr>
-        <w:pStyle w:val="ListBullet"/>
-        <w:spacing w:after="60" w:line="312" w:lineRule="auto"/>
-      </w:pPr>
-      <w:r>
-        <w:rPr>
-          <w:rFonts w:ascii="Microsoft JhengHei" w:hAnsi="Microsoft JhengHei" w:eastAsia="Microsoft JhengHei" w:cs="Microsoft JhengHei"/>
-          <w:b w:val="0"/>
-          <w:i w:val="0"/>
-          <w:color w:val="3C3328"/>
-          <w:sz w:val="28"/>
-        </w:rPr>
-        <w:t>📖 奇美博物館（Chimei Museum）：位於台南都會公園，是奇美實業（Chimei，以 ABS 塑膠原料起家）創辦人許文龍跨越八十年的圓夢之作；2015 年新館開幕、館舍捐給政府後取得 50 年經營權，並擁有全球數量最完整的名琴（史特拉底瓦里 Stradivari 等）收藏。就在台南，是本地企業把獲利化為永久文化風景的活例。</w:t>
-      </w:r>
-    </w:p>
-    <w:p>
-      <w:pPr>
-        <w:pStyle w:val="ListBullet"/>
-        <w:spacing w:after="60" w:line="312" w:lineRule="auto"/>
-      </w:pPr>
-      <w:r>
-        <w:rPr>
-          <w:rFonts w:ascii="Microsoft JhengHei" w:hAnsi="Microsoft JhengHei" w:eastAsia="Microsoft JhengHei" w:cs="Microsoft JhengHei"/>
-          <w:b w:val="0"/>
-          <w:i w:val="0"/>
-          <w:color w:val="3C3328"/>
-          <w:sz w:val="28"/>
-        </w:rPr>
-        <w:t>收束一句：四座朝聖場館裡有三座直接冠上出資者的姓名或企業名（卡內基、三得利、奇美），名字與廳堂同壽——場館，是歲月替贊助者寫下的最長情的一筆；六首延伸聆聽（巴赫《郭德堡變奏曲》、貝多芬〈歡樂頌〉、丹薩《Funiculì》、佛瑞《帕凡舞曲》、威爾第〈Va, pensiero〉、德布西《月光》）則各自對應片中一位藝術贊助者，帶回家細聽時不妨想想：是誰的成全，才讓它得以誕生。</w:t>
+        <w:t>卡拉OK伴唱帶由主辦方提供（全曲中文字幕）；簡譜與歌詞大字報接續在後，供練唱與跟唱使用。</w:t>
       </w:r>
     </w:p>
     <w:p>
@@ -20785,7 +19773,7 @@
           <w:color w:val="3E332A"/>
           <w:sz w:val="28"/>
         </w:rPr>
-        <w:t>Q&amp;A 期間輕放《月光》當背景墊樂。播前：「讓音樂陪我們聊天。」</w:t>
+        <w:t>播放卡拉OK伴唱帶全曲、音量放足；視現場氣氛反覆副歌，末次收尾後掌聲。現場播放前請先試片、確認網路。</w:t>
       </w:r>
     </w:p>
     <w:p>
@@ -20803,7 +19791,1137 @@
           <w:color w:val="7C3B2D"/>
           <w:sz w:val="38"/>
         </w:rPr>
+        <w:t xml:space="preserve">投影片 57　</w:t>
+      </w:r>
+      <w:r>
+        <w:rPr>
+          <w:rFonts w:ascii="Microsoft JhengHei" w:hAnsi="Microsoft JhengHei" w:eastAsia="Microsoft JhengHei" w:cs="Microsoft JhengHei"/>
+          <w:b/>
+          <w:i w:val="0"/>
+          <w:color w:val="2B2016"/>
+          <w:sz w:val="38"/>
+        </w:rPr>
+        <w:t>揚眉吐氣歌．簡譜（一）主歌上</w:t>
+      </w:r>
+    </w:p>
+    <w:p>
+      <w:pPr>
+        <w:spacing w:before="120" w:after="40" w:line="312" w:lineRule="auto"/>
+      </w:pPr>
+      <w:r>
+        <w:rPr>
+          <w:rFonts w:ascii="Microsoft JhengHei" w:hAnsi="Microsoft JhengHei" w:eastAsia="Microsoft JhengHei" w:cs="Microsoft JhengHei"/>
+          <w:b/>
+          <w:i w:val="0"/>
+          <w:color w:val="7C3B2D"/>
+          <w:sz w:val="24"/>
+        </w:rPr>
+        <w:t>講稿</w:t>
+      </w:r>
+    </w:p>
+    <w:p>
+      <w:pPr>
+        <w:spacing w:before="0" w:after="160" w:line="336" w:lineRule="auto"/>
+      </w:pPr>
+      <w:r>
+        <w:rPr>
+          <w:rFonts w:ascii="Microsoft JhengHei" w:hAnsi="Microsoft JhengHei" w:eastAsia="Microsoft JhengHei" w:cs="Microsoft JhengHei"/>
+          <w:b w:val="0"/>
+          <w:i w:val="0"/>
+          <w:color w:val="222A2D"/>
+          <w:sz w:val="36"/>
+        </w:rPr>
+        <w:t>（帶動唱進行中）主歌先由我來領唱；各位請看大字譜面，先聽一遍旋律——待會兒副歌，就輪到各位登場。</w:t>
+      </w:r>
+    </w:p>
+    <w:p>
+      <w:pPr>
+        <w:spacing w:before="80" w:after="40" w:line="312" w:lineRule="auto"/>
+      </w:pPr>
+      <w:r>
+        <w:rPr>
+          <w:rFonts w:ascii="Microsoft JhengHei" w:hAnsi="Microsoft JhengHei" w:eastAsia="Microsoft JhengHei" w:cs="Microsoft JhengHei"/>
+          <w:b/>
+          <w:i w:val="0"/>
+          <w:color w:val="856017"/>
+          <w:sz w:val="24"/>
+        </w:rPr>
+        <w:t>講義補充</w:t>
+      </w:r>
+    </w:p>
+    <w:p>
+      <w:pPr>
+        <w:pStyle w:val="ListBullet"/>
+        <w:spacing w:after="60" w:line="312" w:lineRule="auto"/>
+      </w:pPr>
+      <w:r>
+        <w:rPr>
+          <w:rFonts w:ascii="Microsoft JhengHei" w:hAnsi="Microsoft JhengHei" w:eastAsia="Microsoft JhengHei" w:cs="Microsoft JhengHei"/>
+          <w:b w:val="0"/>
+          <w:i w:val="0"/>
+          <w:color w:val="3C3328"/>
+          <w:sz w:val="28"/>
+        </w:rPr>
+        <w:t>簡譜投影片共四張（主歌上下、副歌、副歌再與結尾）；完整兩頁歌單（含四行歌詞與反覆記號）可於講座網站下載〈揚眉吐氣歌〉簡譜 PDF。</w:t>
+      </w:r>
+    </w:p>
+    <w:p>
+      <w:pPr>
+        <w:pBdr>
+          <w:bottom w:val="single" w:sz="6" w:space="4" w:color="E4D9C3"/>
+        </w:pBdr>
+        <w:spacing w:before="240" w:after="80" w:line="312" w:lineRule="auto"/>
+      </w:pPr>
+      <w:r>
+        <w:rPr>
+          <w:rFonts w:ascii="Microsoft JhengHei" w:hAnsi="Microsoft JhengHei" w:eastAsia="Microsoft JhengHei" w:cs="Microsoft JhengHei"/>
+          <w:b/>
+          <w:i w:val="0"/>
+          <w:color w:val="7C3B2D"/>
+          <w:sz w:val="38"/>
+        </w:rPr>
+        <w:t xml:space="preserve">投影片 58　</w:t>
+      </w:r>
+      <w:r>
+        <w:rPr>
+          <w:rFonts w:ascii="Microsoft JhengHei" w:hAnsi="Microsoft JhengHei" w:eastAsia="Microsoft JhengHei" w:cs="Microsoft JhengHei"/>
+          <w:b/>
+          <w:i w:val="0"/>
+          <w:color w:val="2B2016"/>
+          <w:sz w:val="38"/>
+        </w:rPr>
+        <w:t>揚眉吐氣歌．簡譜（二）主歌下</w:t>
+      </w:r>
+    </w:p>
+    <w:p>
+      <w:pPr>
+        <w:spacing w:before="120" w:after="40" w:line="312" w:lineRule="auto"/>
+      </w:pPr>
+      <w:r>
+        <w:rPr>
+          <w:rFonts w:ascii="Microsoft JhengHei" w:hAnsi="Microsoft JhengHei" w:eastAsia="Microsoft JhengHei" w:cs="Microsoft JhengHei"/>
+          <w:b/>
+          <w:i w:val="0"/>
+          <w:color w:val="7C3B2D"/>
+          <w:sz w:val="24"/>
+        </w:rPr>
+        <w:t>講稿</w:t>
+      </w:r>
+    </w:p>
+    <w:p>
+      <w:pPr>
+        <w:spacing w:before="0" w:after="160" w:line="336" w:lineRule="auto"/>
+      </w:pPr>
+      <w:r>
+        <w:rPr>
+          <w:rFonts w:ascii="Microsoft JhengHei" w:hAnsi="Microsoft JhengHei" w:eastAsia="Microsoft JhengHei" w:cs="Microsoft JhengHei"/>
+          <w:b w:val="0"/>
+          <w:i w:val="0"/>
+          <w:color w:val="222A2D"/>
+          <w:sz w:val="36"/>
+        </w:rPr>
+        <w:t>（帶動唱進行中）主歌下半——「好運擋不住，漲得就像爐火越燒越旺」。聽我唱，也歡迎輕輕跟著哼。</w:t>
+      </w:r>
+    </w:p>
+    <w:p>
+      <w:pPr>
+        <w:spacing w:before="80" w:after="40" w:line="312" w:lineRule="auto"/>
+      </w:pPr>
+      <w:r>
+        <w:rPr>
+          <w:rFonts w:ascii="Microsoft JhengHei" w:hAnsi="Microsoft JhengHei" w:eastAsia="Microsoft JhengHei" w:cs="Microsoft JhengHei"/>
+          <w:b/>
+          <w:i w:val="0"/>
+          <w:color w:val="856017"/>
+          <w:sz w:val="24"/>
+        </w:rPr>
+        <w:t>講義補充</w:t>
+      </w:r>
+    </w:p>
+    <w:p>
+      <w:pPr>
+        <w:pStyle w:val="ListBullet"/>
+        <w:spacing w:after="60" w:line="312" w:lineRule="auto"/>
+      </w:pPr>
+      <w:r>
+        <w:rPr>
+          <w:rFonts w:ascii="Microsoft JhengHei" w:hAnsi="Microsoft JhengHei" w:eastAsia="Microsoft JhengHei" w:cs="Microsoft JhengHei"/>
+          <w:b w:val="0"/>
+          <w:i w:val="0"/>
+          <w:color w:val="3C3328"/>
+          <w:sz w:val="28"/>
+        </w:rPr>
+        <w:t>主歌共唱三遍、每遍歌詞不同；回主歌時照譜上「2.時／3.哎」接唱。</w:t>
+      </w:r>
+    </w:p>
+    <w:p>
+      <w:pPr>
+        <w:pBdr>
+          <w:bottom w:val="single" w:sz="6" w:space="4" w:color="E4D9C3"/>
+        </w:pBdr>
+        <w:spacing w:before="240" w:after="80" w:line="312" w:lineRule="auto"/>
+      </w:pPr>
+      <w:r>
+        <w:rPr>
+          <w:rFonts w:ascii="Microsoft JhengHei" w:hAnsi="Microsoft JhengHei" w:eastAsia="Microsoft JhengHei" w:cs="Microsoft JhengHei"/>
+          <w:b/>
+          <w:i w:val="0"/>
+          <w:color w:val="7C3B2D"/>
+          <w:sz w:val="38"/>
+        </w:rPr>
+        <w:t xml:space="preserve">投影片 59　</w:t>
+      </w:r>
+      <w:r>
+        <w:rPr>
+          <w:rFonts w:ascii="Microsoft JhengHei" w:hAnsi="Microsoft JhengHei" w:eastAsia="Microsoft JhengHei" w:cs="Microsoft JhengHei"/>
+          <w:b/>
+          <w:i w:val="0"/>
+          <w:color w:val="2B2016"/>
+          <w:sz w:val="38"/>
+        </w:rPr>
+        <w:t>揚眉吐氣歌．簡譜（三）副歌</w:t>
+      </w:r>
+    </w:p>
+    <w:p>
+      <w:pPr>
+        <w:spacing w:before="120" w:after="40" w:line="312" w:lineRule="auto"/>
+      </w:pPr>
+      <w:r>
+        <w:rPr>
+          <w:rFonts w:ascii="Microsoft JhengHei" w:hAnsi="Microsoft JhengHei" w:eastAsia="Microsoft JhengHei" w:cs="Microsoft JhengHei"/>
+          <w:b/>
+          <w:i w:val="0"/>
+          <w:color w:val="7C3B2D"/>
+          <w:sz w:val="24"/>
+        </w:rPr>
+        <w:t>講稿</w:t>
+      </w:r>
+    </w:p>
+    <w:p>
+      <w:pPr>
+        <w:spacing w:before="0" w:after="160" w:line="336" w:lineRule="auto"/>
+      </w:pPr>
+      <w:r>
+        <w:rPr>
+          <w:rFonts w:ascii="Microsoft JhengHei" w:hAnsi="Microsoft JhengHei" w:eastAsia="Microsoft JhengHei" w:cs="Microsoft JhengHei"/>
+          <w:b w:val="0"/>
+          <w:i w:val="0"/>
+          <w:color w:val="222A2D"/>
+          <w:sz w:val="36"/>
+        </w:rPr>
+        <w:t>（帶動唱進行中）副歌來了——「揚眉、揚眉、揚眉吐氣吧；福臨庫裡、福進庫啦」。我領唱一次、全場跟唱兩次、第三次請加上拍手！</w:t>
+      </w:r>
+    </w:p>
+    <w:p>
+      <w:pPr>
+        <w:spacing w:before="80" w:after="40" w:line="312" w:lineRule="auto"/>
+      </w:pPr>
+      <w:r>
+        <w:rPr>
+          <w:rFonts w:ascii="Microsoft JhengHei" w:hAnsi="Microsoft JhengHei" w:eastAsia="Microsoft JhengHei" w:cs="Microsoft JhengHei"/>
+          <w:b/>
+          <w:i w:val="0"/>
+          <w:color w:val="856017"/>
+          <w:sz w:val="24"/>
+        </w:rPr>
+        <w:t>講義補充</w:t>
+      </w:r>
+    </w:p>
+    <w:p>
+      <w:pPr>
+        <w:pStyle w:val="ListBullet"/>
+        <w:spacing w:after="60" w:line="312" w:lineRule="auto"/>
+      </w:pPr>
+      <w:r>
+        <w:rPr>
+          <w:rFonts w:ascii="Microsoft JhengHei" w:hAnsi="Microsoft JhengHei" w:eastAsia="Microsoft JhengHei" w:cs="Microsoft JhengHei"/>
+          <w:b w:val="0"/>
+          <w:i w:val="0"/>
+          <w:color w:val="3C3328"/>
+          <w:sz w:val="28"/>
+        </w:rPr>
+        <w:t>副歌中文與拿坡里原文對照；「揚眉吐氣」與「福進庫」正是這首歌要送給各位的祝福。</w:t>
+      </w:r>
+    </w:p>
+    <w:p>
+      <w:pPr>
+        <w:pBdr>
+          <w:bottom w:val="single" w:sz="6" w:space="4" w:color="E4D9C3"/>
+        </w:pBdr>
+        <w:spacing w:before="240" w:after="80" w:line="312" w:lineRule="auto"/>
+      </w:pPr>
+      <w:r>
+        <w:rPr>
+          <w:rFonts w:ascii="Microsoft JhengHei" w:hAnsi="Microsoft JhengHei" w:eastAsia="Microsoft JhengHei" w:cs="Microsoft JhengHei"/>
+          <w:b/>
+          <w:i w:val="0"/>
+          <w:color w:val="7C3B2D"/>
+          <w:sz w:val="38"/>
+        </w:rPr>
+        <w:t xml:space="preserve">投影片 60　</w:t>
+      </w:r>
+      <w:r>
+        <w:rPr>
+          <w:rFonts w:ascii="Microsoft JhengHei" w:hAnsi="Microsoft JhengHei" w:eastAsia="Microsoft JhengHei" w:cs="Microsoft JhengHei"/>
+          <w:b/>
+          <w:i w:val="0"/>
+          <w:color w:val="2B2016"/>
+          <w:sz w:val="38"/>
+        </w:rPr>
+        <w:t>揚眉吐氣歌．簡譜（四）副歌與結尾</w:t>
+      </w:r>
+    </w:p>
+    <w:p>
+      <w:pPr>
+        <w:spacing w:before="120" w:after="40" w:line="312" w:lineRule="auto"/>
+      </w:pPr>
+      <w:r>
+        <w:rPr>
+          <w:rFonts w:ascii="Microsoft JhengHei" w:hAnsi="Microsoft JhengHei" w:eastAsia="Microsoft JhengHei" w:cs="Microsoft JhengHei"/>
+          <w:b/>
+          <w:i w:val="0"/>
+          <w:color w:val="7C3B2D"/>
+          <w:sz w:val="24"/>
+        </w:rPr>
+        <w:t>講稿</w:t>
+      </w:r>
+    </w:p>
+    <w:p>
+      <w:pPr>
+        <w:spacing w:before="0" w:after="160" w:line="336" w:lineRule="auto"/>
+      </w:pPr>
+      <w:r>
+        <w:rPr>
+          <w:rFonts w:ascii="Microsoft JhengHei" w:hAnsi="Microsoft JhengHei" w:eastAsia="Microsoft JhengHei" w:cs="Microsoft JhengHei"/>
+          <w:b w:val="0"/>
+          <w:i w:val="0"/>
+          <w:color w:val="222A2D"/>
+          <w:sz w:val="36"/>
+        </w:rPr>
+        <w:t>（帶動唱進行中）副歌再來一遍——唱到反覆記號就回主歌；最後一遍走「3.」房，「福進庫——啦——」收在最高音，掌聲送給各位自己！</w:t>
+      </w:r>
+    </w:p>
+    <w:p>
+      <w:pPr>
+        <w:spacing w:before="80" w:after="40" w:line="312" w:lineRule="auto"/>
+      </w:pPr>
+      <w:r>
+        <w:rPr>
+          <w:rFonts w:ascii="Microsoft JhengHei" w:hAnsi="Microsoft JhengHei" w:eastAsia="Microsoft JhengHei" w:cs="Microsoft JhengHei"/>
+          <w:b/>
+          <w:i w:val="0"/>
+          <w:color w:val="856017"/>
+          <w:sz w:val="24"/>
+        </w:rPr>
+        <w:t>講義補充</w:t>
+      </w:r>
+    </w:p>
+    <w:p>
+      <w:pPr>
+        <w:pStyle w:val="ListBullet"/>
+        <w:spacing w:after="60" w:line="312" w:lineRule="auto"/>
+      </w:pPr>
+      <w:r>
+        <w:rPr>
+          <w:rFonts w:ascii="Microsoft JhengHei" w:hAnsi="Microsoft JhengHei" w:eastAsia="Microsoft JhengHei" w:cs="Microsoft JhengHei"/>
+          <w:b w:val="0"/>
+          <w:i w:val="0"/>
+          <w:color w:val="3C3328"/>
+          <w:sz w:val="28"/>
+        </w:rPr>
+        <w:t>反覆結構：一、二房回主歌接唱下一節；第三遍唱三房收尾，末音為高音 do 的長音。</w:t>
+      </w:r>
+    </w:p>
+    <w:p>
+      <w:pPr>
+        <w:pBdr>
+          <w:bottom w:val="single" w:sz="6" w:space="4" w:color="E4D9C3"/>
+        </w:pBdr>
+        <w:spacing w:before="240" w:after="80" w:line="312" w:lineRule="auto"/>
+      </w:pPr>
+      <w:r>
+        <w:rPr>
+          <w:rFonts w:ascii="Microsoft JhengHei" w:hAnsi="Microsoft JhengHei" w:eastAsia="Microsoft JhengHei" w:cs="Microsoft JhengHei"/>
+          <w:b/>
+          <w:i w:val="0"/>
+          <w:color w:val="7C3B2D"/>
+          <w:sz w:val="38"/>
+        </w:rPr>
+        <w:t xml:space="preserve">投影片 61　</w:t>
+      </w:r>
+      <w:r>
+        <w:rPr>
+          <w:rFonts w:ascii="Microsoft JhengHei" w:hAnsi="Microsoft JhengHei" w:eastAsia="Microsoft JhengHei" w:cs="Microsoft JhengHei"/>
+          <w:b/>
+          <w:i w:val="0"/>
+          <w:color w:val="2B2016"/>
+          <w:sz w:val="38"/>
+        </w:rPr>
+        <w:t>揚眉吐氣歌．歌詞（一）第一節</w:t>
+      </w:r>
+    </w:p>
+    <w:p>
+      <w:pPr>
+        <w:spacing w:before="120" w:after="40" w:line="312" w:lineRule="auto"/>
+      </w:pPr>
+      <w:r>
+        <w:rPr>
+          <w:rFonts w:ascii="Microsoft JhengHei" w:hAnsi="Microsoft JhengHei" w:eastAsia="Microsoft JhengHei" w:cs="Microsoft JhengHei"/>
+          <w:b/>
+          <w:i w:val="0"/>
+          <w:color w:val="7C3B2D"/>
+          <w:sz w:val="24"/>
+        </w:rPr>
+        <w:t>講稿</w:t>
+      </w:r>
+    </w:p>
+    <w:p>
+      <w:pPr>
+        <w:spacing w:before="0" w:after="160" w:line="336" w:lineRule="auto"/>
+      </w:pPr>
+      <w:r>
+        <w:rPr>
+          <w:rFonts w:ascii="Microsoft JhengHei" w:hAnsi="Microsoft JhengHei" w:eastAsia="Microsoft JhengHei" w:cs="Microsoft JhengHei"/>
+          <w:b w:val="0"/>
+          <w:i w:val="0"/>
+          <w:color w:val="222A2D"/>
+          <w:sz w:val="36"/>
+        </w:rPr>
+        <w:t>（帶動唱進行中）第一節，跟著大字報一起來——「哎喜事來，唷年年來，走大運」！</w:t>
+      </w:r>
+    </w:p>
+    <w:p>
+      <w:pPr>
+        <w:spacing w:before="80" w:after="40" w:line="312" w:lineRule="auto"/>
+      </w:pPr>
+      <w:r>
+        <w:rPr>
+          <w:rFonts w:ascii="Microsoft JhengHei" w:hAnsi="Microsoft JhengHei" w:eastAsia="Microsoft JhengHei" w:cs="Microsoft JhengHei"/>
+          <w:b/>
+          <w:i w:val="0"/>
+          <w:color w:val="856017"/>
+          <w:sz w:val="24"/>
+        </w:rPr>
+        <w:t>講義補充</w:t>
+      </w:r>
+    </w:p>
+    <w:p>
+      <w:pPr>
+        <w:pStyle w:val="ListBullet"/>
+        <w:spacing w:after="60" w:line="312" w:lineRule="auto"/>
+      </w:pPr>
+      <w:r>
+        <w:rPr>
+          <w:rFonts w:ascii="Microsoft JhengHei" w:hAnsi="Microsoft JhengHei" w:eastAsia="Microsoft JhengHei" w:cs="Microsoft JhengHei"/>
+          <w:b w:val="0"/>
+          <w:i w:val="0"/>
+          <w:color w:val="3C3328"/>
+          <w:sz w:val="28"/>
+        </w:rPr>
+        <w:t>歌詞大字報，供全場跟唱；完整簡譜見講義歌單或講座網站下載。</w:t>
+      </w:r>
+    </w:p>
+    <w:p>
+      <w:pPr>
+        <w:pBdr>
+          <w:bottom w:val="single" w:sz="6" w:space="4" w:color="E4D9C3"/>
+        </w:pBdr>
+        <w:spacing w:before="240" w:after="80" w:line="312" w:lineRule="auto"/>
+      </w:pPr>
+      <w:r>
+        <w:rPr>
+          <w:rFonts w:ascii="Microsoft JhengHei" w:hAnsi="Microsoft JhengHei" w:eastAsia="Microsoft JhengHei" w:cs="Microsoft JhengHei"/>
+          <w:b/>
+          <w:i w:val="0"/>
+          <w:color w:val="7C3B2D"/>
+          <w:sz w:val="38"/>
+        </w:rPr>
+        <w:t xml:space="preserve">投影片 62　</w:t>
+      </w:r>
+      <w:r>
+        <w:rPr>
+          <w:rFonts w:ascii="Microsoft JhengHei" w:hAnsi="Microsoft JhengHei" w:eastAsia="Microsoft JhengHei" w:cs="Microsoft JhengHei"/>
+          <w:b/>
+          <w:i w:val="0"/>
+          <w:color w:val="2B2016"/>
+          <w:sz w:val="38"/>
+        </w:rPr>
+        <w:t>揚眉吐氣歌．歌詞（二）副歌</w:t>
+      </w:r>
+    </w:p>
+    <w:p>
+      <w:pPr>
+        <w:spacing w:before="120" w:after="40" w:line="312" w:lineRule="auto"/>
+      </w:pPr>
+      <w:r>
+        <w:rPr>
+          <w:rFonts w:ascii="Microsoft JhengHei" w:hAnsi="Microsoft JhengHei" w:eastAsia="Microsoft JhengHei" w:cs="Microsoft JhengHei"/>
+          <w:b/>
+          <w:i w:val="0"/>
+          <w:color w:val="7C3B2D"/>
+          <w:sz w:val="24"/>
+        </w:rPr>
+        <w:t>講稿</w:t>
+      </w:r>
+    </w:p>
+    <w:p>
+      <w:pPr>
+        <w:spacing w:before="0" w:after="160" w:line="336" w:lineRule="auto"/>
+      </w:pPr>
+      <w:r>
+        <w:rPr>
+          <w:rFonts w:ascii="Microsoft JhengHei" w:hAnsi="Microsoft JhengHei" w:eastAsia="Microsoft JhengHei" w:cs="Microsoft JhengHei"/>
+          <w:b w:val="0"/>
+          <w:i w:val="0"/>
+          <w:color w:val="222A2D"/>
+          <w:sz w:val="36"/>
+        </w:rPr>
+        <w:t>（帶動唱進行中）副歌！「揚眉、揚眉、揚眉吐氣吧——福臨庫裡、福進庫啦」！</w:t>
+      </w:r>
+    </w:p>
+    <w:p>
+      <w:pPr>
+        <w:spacing w:before="80" w:after="40" w:line="312" w:lineRule="auto"/>
+      </w:pPr>
+      <w:r>
+        <w:rPr>
+          <w:rFonts w:ascii="Microsoft JhengHei" w:hAnsi="Microsoft JhengHei" w:eastAsia="Microsoft JhengHei" w:cs="Microsoft JhengHei"/>
+          <w:b/>
+          <w:i w:val="0"/>
+          <w:color w:val="856017"/>
+          <w:sz w:val="24"/>
+        </w:rPr>
+        <w:t>講義補充</w:t>
+      </w:r>
+    </w:p>
+    <w:p>
+      <w:pPr>
+        <w:pStyle w:val="ListBullet"/>
+        <w:spacing w:after="60" w:line="312" w:lineRule="auto"/>
+      </w:pPr>
+      <w:r>
+        <w:rPr>
+          <w:rFonts w:ascii="Microsoft JhengHei" w:hAnsi="Microsoft JhengHei" w:eastAsia="Microsoft JhengHei" w:cs="Microsoft JhengHei"/>
+          <w:b w:val="0"/>
+          <w:i w:val="0"/>
+          <w:color w:val="3C3328"/>
+          <w:sz w:val="28"/>
+        </w:rPr>
+        <w:t>歌詞大字報，供全場跟唱；完整簡譜見講義歌單或講座網站下載。</w:t>
+      </w:r>
+    </w:p>
+    <w:p>
+      <w:pPr>
+        <w:pBdr>
+          <w:bottom w:val="single" w:sz="6" w:space="4" w:color="E4D9C3"/>
+        </w:pBdr>
+        <w:spacing w:before="240" w:after="80" w:line="312" w:lineRule="auto"/>
+      </w:pPr>
+      <w:r>
+        <w:rPr>
+          <w:rFonts w:ascii="Microsoft JhengHei" w:hAnsi="Microsoft JhengHei" w:eastAsia="Microsoft JhengHei" w:cs="Microsoft JhengHei"/>
+          <w:b/>
+          <w:i w:val="0"/>
+          <w:color w:val="7C3B2D"/>
+          <w:sz w:val="38"/>
+        </w:rPr>
+        <w:t xml:space="preserve">投影片 63　</w:t>
+      </w:r>
+      <w:r>
+        <w:rPr>
+          <w:rFonts w:ascii="Microsoft JhengHei" w:hAnsi="Microsoft JhengHei" w:eastAsia="Microsoft JhengHei" w:cs="Microsoft JhengHei"/>
+          <w:b/>
+          <w:i w:val="0"/>
+          <w:color w:val="2B2016"/>
+          <w:sz w:val="38"/>
+        </w:rPr>
+        <w:t>揚眉吐氣歌．歌詞（三）副歌再</w:t>
+      </w:r>
+    </w:p>
+    <w:p>
+      <w:pPr>
+        <w:spacing w:before="120" w:after="40" w:line="312" w:lineRule="auto"/>
+      </w:pPr>
+      <w:r>
+        <w:rPr>
+          <w:rFonts w:ascii="Microsoft JhengHei" w:hAnsi="Microsoft JhengHei" w:eastAsia="Microsoft JhengHei" w:cs="Microsoft JhengHei"/>
+          <w:b/>
+          <w:i w:val="0"/>
+          <w:color w:val="7C3B2D"/>
+          <w:sz w:val="24"/>
+        </w:rPr>
+        <w:t>講稿</w:t>
+      </w:r>
+    </w:p>
+    <w:p>
+      <w:pPr>
+        <w:spacing w:before="0" w:after="160" w:line="336" w:lineRule="auto"/>
+      </w:pPr>
+      <w:r>
+        <w:rPr>
+          <w:rFonts w:ascii="Microsoft JhengHei" w:hAnsi="Microsoft JhengHei" w:eastAsia="Microsoft JhengHei" w:cs="Microsoft JhengHei"/>
+          <w:b w:val="0"/>
+          <w:i w:val="0"/>
+          <w:color w:val="222A2D"/>
+          <w:sz w:val="36"/>
+        </w:rPr>
+        <w:t>（帶動唱進行中）再來一遍副歌，這一遍請加上拍手！</w:t>
+      </w:r>
+    </w:p>
+    <w:p>
+      <w:pPr>
+        <w:spacing w:before="80" w:after="40" w:line="312" w:lineRule="auto"/>
+      </w:pPr>
+      <w:r>
+        <w:rPr>
+          <w:rFonts w:ascii="Microsoft JhengHei" w:hAnsi="Microsoft JhengHei" w:eastAsia="Microsoft JhengHei" w:cs="Microsoft JhengHei"/>
+          <w:b/>
+          <w:i w:val="0"/>
+          <w:color w:val="856017"/>
+          <w:sz w:val="24"/>
+        </w:rPr>
+        <w:t>講義補充</w:t>
+      </w:r>
+    </w:p>
+    <w:p>
+      <w:pPr>
+        <w:pStyle w:val="ListBullet"/>
+        <w:spacing w:after="60" w:line="312" w:lineRule="auto"/>
+      </w:pPr>
+      <w:r>
+        <w:rPr>
+          <w:rFonts w:ascii="Microsoft JhengHei" w:hAnsi="Microsoft JhengHei" w:eastAsia="Microsoft JhengHei" w:cs="Microsoft JhengHei"/>
+          <w:b w:val="0"/>
+          <w:i w:val="0"/>
+          <w:color w:val="3C3328"/>
+          <w:sz w:val="28"/>
+        </w:rPr>
+        <w:t>歌詞大字報，供全場跟唱；完整簡譜見講義歌單或講座網站下載。</w:t>
+      </w:r>
+    </w:p>
+    <w:p>
+      <w:pPr>
+        <w:pBdr>
+          <w:bottom w:val="single" w:sz="6" w:space="4" w:color="E4D9C3"/>
+        </w:pBdr>
+        <w:spacing w:before="240" w:after="80" w:line="312" w:lineRule="auto"/>
+      </w:pPr>
+      <w:r>
+        <w:rPr>
+          <w:rFonts w:ascii="Microsoft JhengHei" w:hAnsi="Microsoft JhengHei" w:eastAsia="Microsoft JhengHei" w:cs="Microsoft JhengHei"/>
+          <w:b/>
+          <w:i w:val="0"/>
+          <w:color w:val="7C3B2D"/>
+          <w:sz w:val="38"/>
+        </w:rPr>
+        <w:t xml:space="preserve">投影片 64　</w:t>
+      </w:r>
+      <w:r>
+        <w:rPr>
+          <w:rFonts w:ascii="Microsoft JhengHei" w:hAnsi="Microsoft JhengHei" w:eastAsia="Microsoft JhengHei" w:cs="Microsoft JhengHei"/>
+          <w:b/>
+          <w:i w:val="0"/>
+          <w:color w:val="2B2016"/>
+          <w:sz w:val="38"/>
+        </w:rPr>
+        <w:t>揚眉吐氣歌．歌詞（四）第二節</w:t>
+      </w:r>
+    </w:p>
+    <w:p>
+      <w:pPr>
+        <w:spacing w:before="120" w:after="40" w:line="312" w:lineRule="auto"/>
+      </w:pPr>
+      <w:r>
+        <w:rPr>
+          <w:rFonts w:ascii="Microsoft JhengHei" w:hAnsi="Microsoft JhengHei" w:eastAsia="Microsoft JhengHei" w:cs="Microsoft JhengHei"/>
+          <w:b/>
+          <w:i w:val="0"/>
+          <w:color w:val="7C3B2D"/>
+          <w:sz w:val="24"/>
+        </w:rPr>
+        <w:t>講稿</w:t>
+      </w:r>
+    </w:p>
+    <w:p>
+      <w:pPr>
+        <w:spacing w:before="0" w:after="160" w:line="336" w:lineRule="auto"/>
+      </w:pPr>
+      <w:r>
+        <w:rPr>
+          <w:rFonts w:ascii="Microsoft JhengHei" w:hAnsi="Microsoft JhengHei" w:eastAsia="Microsoft JhengHei" w:cs="Microsoft JhengHei"/>
+          <w:b w:val="0"/>
+          <w:i w:val="0"/>
+          <w:color w:val="222A2D"/>
+          <w:sz w:val="36"/>
+        </w:rPr>
+        <w:t>（帶動唱進行中）第二節——「時來運轉唷，今年來走大運」！</w:t>
+      </w:r>
+    </w:p>
+    <w:p>
+      <w:pPr>
+        <w:spacing w:before="80" w:after="40" w:line="312" w:lineRule="auto"/>
+      </w:pPr>
+      <w:r>
+        <w:rPr>
+          <w:rFonts w:ascii="Microsoft JhengHei" w:hAnsi="Microsoft JhengHei" w:eastAsia="Microsoft JhengHei" w:cs="Microsoft JhengHei"/>
+          <w:b/>
+          <w:i w:val="0"/>
+          <w:color w:val="856017"/>
+          <w:sz w:val="24"/>
+        </w:rPr>
+        <w:t>講義補充</w:t>
+      </w:r>
+    </w:p>
+    <w:p>
+      <w:pPr>
+        <w:pStyle w:val="ListBullet"/>
+        <w:spacing w:after="60" w:line="312" w:lineRule="auto"/>
+      </w:pPr>
+      <w:r>
+        <w:rPr>
+          <w:rFonts w:ascii="Microsoft JhengHei" w:hAnsi="Microsoft JhengHei" w:eastAsia="Microsoft JhengHei" w:cs="Microsoft JhengHei"/>
+          <w:b w:val="0"/>
+          <w:i w:val="0"/>
+          <w:color w:val="3C3328"/>
+          <w:sz w:val="28"/>
+        </w:rPr>
+        <w:t>歌詞大字報，供全場跟唱；完整簡譜見講義歌單或講座網站下載。</w:t>
+      </w:r>
+    </w:p>
+    <w:p>
+      <w:pPr>
+        <w:pBdr>
+          <w:bottom w:val="single" w:sz="6" w:space="4" w:color="E4D9C3"/>
+        </w:pBdr>
+        <w:spacing w:before="240" w:after="80" w:line="312" w:lineRule="auto"/>
+      </w:pPr>
+      <w:r>
+        <w:rPr>
+          <w:rFonts w:ascii="Microsoft JhengHei" w:hAnsi="Microsoft JhengHei" w:eastAsia="Microsoft JhengHei" w:cs="Microsoft JhengHei"/>
+          <w:b/>
+          <w:i w:val="0"/>
+          <w:color w:val="7C3B2D"/>
+          <w:sz w:val="38"/>
+        </w:rPr>
+        <w:t xml:space="preserve">投影片 65　</w:t>
+      </w:r>
+      <w:r>
+        <w:rPr>
+          <w:rFonts w:ascii="Microsoft JhengHei" w:hAnsi="Microsoft JhengHei" w:eastAsia="Microsoft JhengHei" w:cs="Microsoft JhengHei"/>
+          <w:b/>
+          <w:i w:val="0"/>
+          <w:color w:val="2B2016"/>
+          <w:sz w:val="38"/>
+        </w:rPr>
+        <w:t>揚眉吐氣歌．歌詞（五）副歌</w:t>
+      </w:r>
+    </w:p>
+    <w:p>
+      <w:pPr>
+        <w:spacing w:before="120" w:after="40" w:line="312" w:lineRule="auto"/>
+      </w:pPr>
+      <w:r>
+        <w:rPr>
+          <w:rFonts w:ascii="Microsoft JhengHei" w:hAnsi="Microsoft JhengHei" w:eastAsia="Microsoft JhengHei" w:cs="Microsoft JhengHei"/>
+          <w:b/>
+          <w:i w:val="0"/>
+          <w:color w:val="7C3B2D"/>
+          <w:sz w:val="24"/>
+        </w:rPr>
+        <w:t>講稿</w:t>
+      </w:r>
+    </w:p>
+    <w:p>
+      <w:pPr>
+        <w:spacing w:before="0" w:after="160" w:line="336" w:lineRule="auto"/>
+      </w:pPr>
+      <w:r>
+        <w:rPr>
+          <w:rFonts w:ascii="Microsoft JhengHei" w:hAnsi="Microsoft JhengHei" w:eastAsia="Microsoft JhengHei" w:cs="Microsoft JhengHei"/>
+          <w:b w:val="0"/>
+          <w:i w:val="0"/>
+          <w:color w:val="222A2D"/>
+          <w:sz w:val="36"/>
+        </w:rPr>
+        <w:t>（帶動唱進行中）副歌，聲音再開一點——福氣才進得來！</w:t>
+      </w:r>
+    </w:p>
+    <w:p>
+      <w:pPr>
+        <w:spacing w:before="80" w:after="40" w:line="312" w:lineRule="auto"/>
+      </w:pPr>
+      <w:r>
+        <w:rPr>
+          <w:rFonts w:ascii="Microsoft JhengHei" w:hAnsi="Microsoft JhengHei" w:eastAsia="Microsoft JhengHei" w:cs="Microsoft JhengHei"/>
+          <w:b/>
+          <w:i w:val="0"/>
+          <w:color w:val="856017"/>
+          <w:sz w:val="24"/>
+        </w:rPr>
+        <w:t>講義補充</w:t>
+      </w:r>
+    </w:p>
+    <w:p>
+      <w:pPr>
+        <w:pStyle w:val="ListBullet"/>
+        <w:spacing w:after="60" w:line="312" w:lineRule="auto"/>
+      </w:pPr>
+      <w:r>
+        <w:rPr>
+          <w:rFonts w:ascii="Microsoft JhengHei" w:hAnsi="Microsoft JhengHei" w:eastAsia="Microsoft JhengHei" w:cs="Microsoft JhengHei"/>
+          <w:b w:val="0"/>
+          <w:i w:val="0"/>
+          <w:color w:val="3C3328"/>
+          <w:sz w:val="28"/>
+        </w:rPr>
+        <w:t>歌詞大字報，供全場跟唱；完整簡譜見講義歌單或講座網站下載。</w:t>
+      </w:r>
+    </w:p>
+    <w:p>
+      <w:pPr>
+        <w:pBdr>
+          <w:bottom w:val="single" w:sz="6" w:space="4" w:color="E4D9C3"/>
+        </w:pBdr>
+        <w:spacing w:before="240" w:after="80" w:line="312" w:lineRule="auto"/>
+      </w:pPr>
+      <w:r>
+        <w:rPr>
+          <w:rFonts w:ascii="Microsoft JhengHei" w:hAnsi="Microsoft JhengHei" w:eastAsia="Microsoft JhengHei" w:cs="Microsoft JhengHei"/>
+          <w:b/>
+          <w:i w:val="0"/>
+          <w:color w:val="7C3B2D"/>
+          <w:sz w:val="38"/>
+        </w:rPr>
+        <w:t xml:space="preserve">投影片 66　</w:t>
+      </w:r>
+      <w:r>
+        <w:rPr>
+          <w:rFonts w:ascii="Microsoft JhengHei" w:hAnsi="Microsoft JhengHei" w:eastAsia="Microsoft JhengHei" w:cs="Microsoft JhengHei"/>
+          <w:b/>
+          <w:i w:val="0"/>
+          <w:color w:val="2B2016"/>
+          <w:sz w:val="38"/>
+        </w:rPr>
+        <w:t>揚眉吐氣歌．歌詞（六）副歌收尾</w:t>
+      </w:r>
+    </w:p>
+    <w:p>
+      <w:pPr>
+        <w:spacing w:before="120" w:after="40" w:line="312" w:lineRule="auto"/>
+      </w:pPr>
+      <w:r>
+        <w:rPr>
+          <w:rFonts w:ascii="Microsoft JhengHei" w:hAnsi="Microsoft JhengHei" w:eastAsia="Microsoft JhengHei" w:cs="Microsoft JhengHei"/>
+          <w:b/>
+          <w:i w:val="0"/>
+          <w:color w:val="7C3B2D"/>
+          <w:sz w:val="24"/>
+        </w:rPr>
+        <w:t>講稿</w:t>
+      </w:r>
+    </w:p>
+    <w:p>
+      <w:pPr>
+        <w:spacing w:before="0" w:after="160" w:line="336" w:lineRule="auto"/>
+      </w:pPr>
+      <w:r>
+        <w:rPr>
+          <w:rFonts w:ascii="Microsoft JhengHei" w:hAnsi="Microsoft JhengHei" w:eastAsia="Microsoft JhengHei" w:cs="Microsoft JhengHei"/>
+          <w:b w:val="0"/>
+          <w:i w:val="0"/>
+          <w:color w:val="222A2D"/>
+          <w:sz w:val="36"/>
+        </w:rPr>
+        <w:t>（帶動唱進行中）最後一遍！「揚眉吐氣吧——福臨庫裡、福進庫啦」！唱得太好了，掌聲送給自己！</w:t>
+      </w:r>
+    </w:p>
+    <w:p>
+      <w:pPr>
+        <w:spacing w:before="80" w:after="40" w:line="312" w:lineRule="auto"/>
+      </w:pPr>
+      <w:r>
+        <w:rPr>
+          <w:rFonts w:ascii="Microsoft JhengHei" w:hAnsi="Microsoft JhengHei" w:eastAsia="Microsoft JhengHei" w:cs="Microsoft JhengHei"/>
+          <w:b/>
+          <w:i w:val="0"/>
+          <w:color w:val="856017"/>
+          <w:sz w:val="24"/>
+        </w:rPr>
+        <w:t>講義補充</w:t>
+      </w:r>
+    </w:p>
+    <w:p>
+      <w:pPr>
+        <w:pStyle w:val="ListBullet"/>
+        <w:spacing w:after="60" w:line="312" w:lineRule="auto"/>
+      </w:pPr>
+      <w:r>
+        <w:rPr>
+          <w:rFonts w:ascii="Microsoft JhengHei" w:hAnsi="Microsoft JhengHei" w:eastAsia="Microsoft JhengHei" w:cs="Microsoft JhengHei"/>
+          <w:b w:val="0"/>
+          <w:i w:val="0"/>
+          <w:color w:val="3C3328"/>
+          <w:sz w:val="28"/>
+        </w:rPr>
+        <w:t>歌詞大字報，供全場跟唱；完整簡譜見講義歌單或講座網站下載。</w:t>
+      </w:r>
+    </w:p>
+    <w:p>
+      <w:pPr>
+        <w:pBdr>
+          <w:bottom w:val="single" w:sz="6" w:space="4" w:color="E4D9C3"/>
+        </w:pBdr>
+        <w:spacing w:before="240" w:after="80" w:line="312" w:lineRule="auto"/>
+      </w:pPr>
+      <w:r>
+        <w:rPr>
+          <w:rFonts w:ascii="Microsoft JhengHei" w:hAnsi="Microsoft JhengHei" w:eastAsia="Microsoft JhengHei" w:cs="Microsoft JhengHei"/>
+          <w:b/>
+          <w:i w:val="0"/>
+          <w:color w:val="7C3B2D"/>
+          <w:sz w:val="38"/>
+        </w:rPr>
         <w:t xml:space="preserve">投影片 67　</w:t>
+      </w:r>
+      <w:r>
+        <w:rPr>
+          <w:rFonts w:ascii="Microsoft JhengHei" w:hAnsi="Microsoft JhengHei" w:eastAsia="Microsoft JhengHei" w:cs="Microsoft JhengHei"/>
+          <w:b/>
+          <w:i w:val="0"/>
+          <w:color w:val="2B2016"/>
+          <w:sz w:val="38"/>
+        </w:rPr>
+        <w:t>Q&amp;A 與延伸聆聽</w:t>
+      </w:r>
+      <w:r>
+        <w:rPr>
+          <w:rFonts w:ascii="Microsoft JhengHei" w:hAnsi="Microsoft JhengHei" w:eastAsia="Microsoft JhengHei" w:cs="Microsoft JhengHei"/>
+          <w:b w:val="0"/>
+          <w:i w:val="0"/>
+          <w:color w:val="6A767A"/>
+          <w:sz w:val="24"/>
+        </w:rPr>
+        <w:t xml:space="preserve">　　⏱ 停留約 60 秒</w:t>
+      </w:r>
+    </w:p>
+    <w:p>
+      <w:pPr>
+        <w:spacing w:before="120" w:after="40" w:line="312" w:lineRule="auto"/>
+      </w:pPr>
+      <w:r>
+        <w:rPr>
+          <w:rFonts w:ascii="Microsoft JhengHei" w:hAnsi="Microsoft JhengHei" w:eastAsia="Microsoft JhengHei" w:cs="Microsoft JhengHei"/>
+          <w:b/>
+          <w:i w:val="0"/>
+          <w:color w:val="7C3B2D"/>
+          <w:sz w:val="24"/>
+        </w:rPr>
+        <w:t>講稿</w:t>
+      </w:r>
+    </w:p>
+    <w:p>
+      <w:pPr>
+        <w:spacing w:before="0" w:after="160" w:line="336" w:lineRule="auto"/>
+      </w:pPr>
+      <w:r>
+        <w:rPr>
+          <w:rFonts w:ascii="Microsoft JhengHei" w:hAnsi="Microsoft JhengHei" w:eastAsia="Microsoft JhengHei" w:cs="Microsoft JhengHei"/>
+          <w:b w:val="0"/>
+          <w:i w:val="0"/>
+          <w:color w:val="222A2D"/>
+          <w:sz w:val="36"/>
+        </w:rPr>
+        <w:t>接下來，是屬於我們暢談的時光。容我先反問各位一個問題暖暖身：你的品牌，最像今日哪一位藝術贊助者呢？是願做獨自出手的梅迪奇，是願築一座聖地的拜羅伊特，還是願喚一群摯友同行的《夜巡》公會？也歡迎把今日聽到的曲子帶回家、細細地聽：巴赫《郭德堡變奏曲》、貝多芬〈歡樂頌〉、丹薩《Funiculì》、佛瑞《帕凡舞曲》、威爾第〈Va, pensiero〉，還有德布西《月光》。哪日有緣遠行，也有幾座場館，很值得各位親自走上一趟：紐約卡內基音樂廳、德國拜羅伊特節慶劇院、東京三得利音樂廳，還有就在台南、離我們最近的奇美博物館。好，此刻，便把時間交予各位。</w:t>
+      </w:r>
+    </w:p>
+    <w:p>
+      <w:pPr>
+        <w:spacing w:before="80" w:after="40" w:line="312" w:lineRule="auto"/>
+      </w:pPr>
+      <w:r>
+        <w:rPr>
+          <w:rFonts w:ascii="Microsoft JhengHei" w:hAnsi="Microsoft JhengHei" w:eastAsia="Microsoft JhengHei" w:cs="Microsoft JhengHei"/>
+          <w:b/>
+          <w:i w:val="0"/>
+          <w:color w:val="856017"/>
+          <w:sz w:val="24"/>
+        </w:rPr>
+        <w:t>講義補充</w:t>
+      </w:r>
+    </w:p>
+    <w:p>
+      <w:pPr>
+        <w:pStyle w:val="ListBullet"/>
+        <w:spacing w:after="60" w:line="312" w:lineRule="auto"/>
+      </w:pPr>
+      <w:r>
+        <w:rPr>
+          <w:rFonts w:ascii="Microsoft JhengHei" w:hAnsi="Microsoft JhengHei" w:eastAsia="Microsoft JhengHei" w:cs="Microsoft JhengHei"/>
+          <w:b w:val="0"/>
+          <w:i w:val="0"/>
+          <w:color w:val="3C3328"/>
+          <w:sz w:val="28"/>
+        </w:rPr>
+        <w:t>這頁把全片的贊助者原型收攏成三條可選路徑，讓在座企業各自認出最合心性的一條路：獨力成全（梅迪奇）、蓋一座專屬聖殿（拜羅伊特）、或揪一群人合資冠名（《夜巡》公會）。三種都被四百年史實驗證過，差別只在你想走多深、想與幾位同好同行。</w:t>
+      </w:r>
+    </w:p>
+    <w:p>
+      <w:pPr>
+        <w:pStyle w:val="ListBullet"/>
+        <w:spacing w:after="60" w:line="312" w:lineRule="auto"/>
+      </w:pPr>
+      <w:r>
+        <w:rPr>
+          <w:rFonts w:ascii="Microsoft JhengHei" w:hAnsi="Microsoft JhengHei" w:eastAsia="Microsoft JhengHei" w:cs="Microsoft JhengHei"/>
+          <w:b w:val="0"/>
+          <w:i w:val="0"/>
+          <w:color w:val="3C3328"/>
+          <w:sz w:val="28"/>
+        </w:rPr>
+        <w:t>📖 梅迪奇模式（Medici）：文藝復興時期佛羅倫斯（Florence）的銀行世家，以家族財富長期獨力供養藝術家與音樂家，並在開場一站促成了歌劇的誕生；當時＝「一位藝術贊助者獨力成全一位人才或一間機構」，是最專注的一種風範，家族聲望與城市榮光因此相互輝映。</w:t>
+      </w:r>
+    </w:p>
+    <w:p>
+      <w:pPr>
+        <w:pStyle w:val="ListBullet"/>
+        <w:spacing w:after="60" w:line="312" w:lineRule="auto"/>
+      </w:pPr>
+      <w:r>
+        <w:rPr>
+          <w:rFonts w:ascii="Microsoft JhengHei" w:hAnsi="Microsoft JhengHei" w:eastAsia="Microsoft JhengHei" w:cs="Microsoft JhengHei"/>
+          <w:b w:val="0"/>
+          <w:i w:val="0"/>
+          <w:color w:val="3C3328"/>
+          <w:sz w:val="28"/>
+        </w:rPr>
+        <w:t>📖 拜羅伊特模式（Bayreuth／拜羅伊特節慶劇院 Bayreuth Festspielhaus）：作曲家華格納（Richard Wagner）為自己作品量身打造的專屬歌劇院，位於德國巴伐利亞小鎮拜羅伊特，1876 年 8 月落成、首演全本《尼貝龍指環》。原想靠各地「華格納協會」眾籌，卻募款不足，最後由巴伐利亞國王路德維希二世（Ludwig II）以貸款補足；據載總造價約 42.8 萬馬克、國王借款約 40 萬馬克。當時＝「不只成就一個人、更築起一整座場館」的宏大之路。</w:t>
+      </w:r>
+    </w:p>
+    <w:p>
+      <w:pPr>
+        <w:pStyle w:val="ListBullet"/>
+        <w:spacing w:after="60" w:line="312" w:lineRule="auto"/>
+      </w:pPr>
+      <w:r>
+        <w:rPr>
+          <w:rFonts w:ascii="Microsoft JhengHei" w:hAnsi="Microsoft JhengHei" w:eastAsia="Microsoft JhengHei" w:cs="Microsoft JhengHei"/>
+          <w:b w:val="0"/>
+          <w:i w:val="0"/>
+          <w:color w:val="3C3328"/>
+          <w:sz w:val="28"/>
+        </w:rPr>
+        <w:t>📖 《夜巡》公會模式（The Night Watch）：林布蘭（Rembrandt van Rijn）1642 年為阿姆斯特丹民兵隊（射手公會，schutterij）繪製的巨幅團體肖像，掛在公會宴會廳；全隊約 18 名成員合資，據載每人約付 100 荷蘭盾、合計約 1,600 盾。當時＝一群人按份出資、名字並列於同一件傳世之作的同行之路。</w:t>
+      </w:r>
+    </w:p>
+    <w:p>
+      <w:pPr>
+        <w:pStyle w:val="ListBullet"/>
+        <w:spacing w:after="60" w:line="312" w:lineRule="auto"/>
+      </w:pPr>
+      <w:r>
+        <w:rPr>
+          <w:rFonts w:ascii="Microsoft JhengHei" w:hAnsi="Microsoft JhengHei" w:eastAsia="Microsoft JhengHei" w:cs="Microsoft JhengHei"/>
+          <w:b w:val="0"/>
+          <w:i w:val="0"/>
+          <w:color w:val="3C3328"/>
+          <w:sz w:val="28"/>
+        </w:rPr>
+        <w:t>📖 卡內基音樂廳（Carnegie Hall）：紐約地標音樂廳，由鋼鐵大亨安德魯．卡內基（Andrew Carnegie）出資興建，1891 年 5 月 5 日開幕（開幕週邀來柴可夫斯基（Tchaikovsky）客席指揮），據載造價約 110 萬美元。冠名即傳世——一座頂級場館把出資者的姓氏，永久刻進了世界音樂史。</w:t>
+      </w:r>
+    </w:p>
+    <w:p>
+      <w:pPr>
+        <w:pStyle w:val="ListBullet"/>
+        <w:spacing w:after="60" w:line="312" w:lineRule="auto"/>
+      </w:pPr>
+      <w:r>
+        <w:rPr>
+          <w:rFonts w:ascii="Microsoft JhengHei" w:hAnsi="Microsoft JhengHei" w:eastAsia="Microsoft JhengHei" w:cs="Microsoft JhengHei"/>
+          <w:b w:val="0"/>
+          <w:i w:val="0"/>
+          <w:color w:val="3C3328"/>
+          <w:sz w:val="28"/>
+        </w:rPr>
+        <w:t>📖 三得利音樂廳（Suntory Hall）：東京赤坂 Ark Hills 園區內的葡萄園式音樂廳，由日本飲料集團三得利（Suntory）興建，1986 年 10 月 12 日開幕，適逢該公司威士忌釀造 60 週年紀念（指揮家卡拉揚（Herbert von Karajan）讚為「聲音的珠寶盒」）。當時＝企業以文化場館與城市長久相伴的教科書級案例。</w:t>
+      </w:r>
+    </w:p>
+    <w:p>
+      <w:pPr>
+        <w:pStyle w:val="ListBullet"/>
+        <w:spacing w:after="60" w:line="312" w:lineRule="auto"/>
+      </w:pPr>
+      <w:r>
+        <w:rPr>
+          <w:rFonts w:ascii="Microsoft JhengHei" w:hAnsi="Microsoft JhengHei" w:eastAsia="Microsoft JhengHei" w:cs="Microsoft JhengHei"/>
+          <w:b w:val="0"/>
+          <w:i w:val="0"/>
+          <w:color w:val="3C3328"/>
+          <w:sz w:val="28"/>
+        </w:rPr>
+        <w:t>📖 奇美博物館（Chimei Museum）：位於台南都會公園，是奇美實業（Chimei，以 ABS 塑膠原料起家）創辦人許文龍跨越八十年的圓夢之作；2015 年新館開幕、館舍捐給政府後取得 50 年經營權，並擁有全球數量最完整的名琴（史特拉底瓦里 Stradivari 等）收藏。就在台南，是本地企業把獲利化為永久文化風景的活例。</w:t>
+      </w:r>
+    </w:p>
+    <w:p>
+      <w:pPr>
+        <w:pStyle w:val="ListBullet"/>
+        <w:spacing w:after="60" w:line="312" w:lineRule="auto"/>
+      </w:pPr>
+      <w:r>
+        <w:rPr>
+          <w:rFonts w:ascii="Microsoft JhengHei" w:hAnsi="Microsoft JhengHei" w:eastAsia="Microsoft JhengHei" w:cs="Microsoft JhengHei"/>
+          <w:b w:val="0"/>
+          <w:i w:val="0"/>
+          <w:color w:val="3C3328"/>
+          <w:sz w:val="28"/>
+        </w:rPr>
+        <w:t>收束一句：四座朝聖場館裡有三座直接冠上出資者的姓名或企業名（卡內基、三得利、奇美），名字與廳堂同壽——場館，是歲月替贊助者寫下的最長情的一筆；六首延伸聆聽（巴赫《郭德堡變奏曲》、貝多芬〈歡樂頌〉、丹薩《Funiculì》、佛瑞《帕凡舞曲》、威爾第〈Va, pensiero〉、德布西《月光》）則各自對應片中一位藝術贊助者，帶回家細聽時不妨想想：是誰的成全，才讓它得以誕生。</w:t>
+      </w:r>
+    </w:p>
+    <w:p>
+      <w:pPr>
+        <w:pBdr>
+          <w:left w:val="single" w:sz="18" w:space="8" w:color="856017"/>
+        </w:pBdr>
+        <w:shd w:val="clear" w:fill="F5EFE2"/>
+        <w:spacing w:before="80" w:after="160" w:line="317" w:lineRule="auto"/>
+      </w:pPr>
+      <w:r>
+        <w:rPr>
+          <w:rFonts w:ascii="Microsoft JhengHei" w:hAnsi="Microsoft JhengHei" w:eastAsia="Microsoft JhengHei" w:cs="Microsoft JhengHei"/>
+          <w:b/>
+          <w:i w:val="0"/>
+          <w:color w:val="7C3B2D"/>
+          <w:sz w:val="24"/>
+        </w:rPr>
+        <w:t xml:space="preserve">▶ 影片操作　</w:t>
+      </w:r>
+      <w:r>
+        <w:rPr>
+          <w:rFonts w:ascii="Microsoft JhengHei" w:hAnsi="Microsoft JhengHei" w:eastAsia="Microsoft JhengHei" w:cs="Microsoft JhengHei"/>
+          <w:b w:val="0"/>
+          <w:i w:val="0"/>
+          <w:color w:val="3E332A"/>
+          <w:sz w:val="28"/>
+        </w:rPr>
+        <w:t>Q&amp;A 期間輕放《月光》當背景墊樂。播前：「讓音樂陪我們聊天。」</w:t>
+      </w:r>
+    </w:p>
+    <w:p>
+      <w:pPr>
+        <w:pBdr>
+          <w:bottom w:val="single" w:sz="6" w:space="4" w:color="E4D9C3"/>
+        </w:pBdr>
+        <w:spacing w:before="240" w:after="80" w:line="312" w:lineRule="auto"/>
+      </w:pPr>
+      <w:r>
+        <w:rPr>
+          <w:rFonts w:ascii="Microsoft JhengHei" w:hAnsi="Microsoft JhengHei" w:eastAsia="Microsoft JhengHei" w:cs="Microsoft JhengHei"/>
+          <w:b/>
+          <w:i w:val="0"/>
+          <w:color w:val="7C3B2D"/>
+          <w:sz w:val="38"/>
+        </w:rPr>
+        <w:t xml:space="preserve">投影片 68　</w:t>
       </w:r>
       <w:r>
         <w:rPr>

--- a/docs/downloads/音樂與企業-講義.docx
+++ b/docs/downloads/音樂與企業-講義.docx
@@ -19744,7 +19744,7 @@
           <w:color w:val="3C3328"/>
           <w:sz w:val="28"/>
         </w:rPr>
-        <w:t>卡拉OK伴唱帶由主辦方提供（全曲中文字幕）；簡譜與歌詞大字報接續在後，供練唱與跟唱使用。</w:t>
+        <w:t>卡拉OK伴唱帶由主辦方提供（無正式字幕）；歌詞請用接續在後的簡譜與大字報投影片，或發下的紙本歌單。</w:t>
       </w:r>
     </w:p>
     <w:p>
@@ -19773,7 +19773,7 @@
           <w:color w:val="3E332A"/>
           <w:sz w:val="28"/>
         </w:rPr>
-        <w:t>播放卡拉OK伴唱帶全曲、音量放足；視現場氣氛反覆副歌，末次收尾後掌聲。現場播放前請先試片、確認網路。</w:t>
+        <w:t>播放卡拉OK伴唱帶全曲、音量放足；影片無字幕——請搭配發下的簡譜/歌詞單，或由講師領唱、觀眾看大字報跟唱。視現場氣氛反覆副歌，末次收尾後掌聲。現場播放前請先試片、確認網路。</w:t>
       </w:r>
     </w:p>
     <w:p>

--- a/docs/downloads/音樂與企業-講義.docx
+++ b/docs/downloads/音樂與企業-講義.docx
@@ -19655,7 +19655,7 @@
           <w:color w:val="3E332A"/>
           <w:sz w:val="28"/>
         </w:rPr>
-        <w:t>本頁以 Pavarotti 原唱示範：先放副歌段讓大家聽一次；正式跟唱請翻下一頁卡拉OK伴唱帶。播前：「聽聽歌王怎麼唱，等一下換我們。」播後：「你們剛剛唱的，和一百四十年來全世界唱的，是同一首歌——歌聲就是這樣一代一代傳下去的。」</w:t>
+        <w:t>本頁以 Pavarotti 原唱示範：先放副歌段讓大家聽一次；接著以簡譜與大字報教唱，最後翻至卡拉OK伴唱帶頁正式跟唱。播前：「聽聽歌王怎麼唱，等一下換我們。」播後：「你們剛剛唱的，和一百四十年來全世界唱的，是同一首歌——歌聲就是這樣一代一代傳下去的。」</w:t>
       </w:r>
     </w:p>
     <w:p>
@@ -19683,7 +19683,7 @@
           <w:color w:val="2B2016"/>
           <w:sz w:val="38"/>
         </w:rPr>
-        <w:t>揚眉吐氣歌．卡拉OK伴唱帶（全場跟唱）</w:t>
+        <w:t>揚眉吐氣歌．簡譜（一）主歌上</w:t>
       </w:r>
     </w:p>
     <w:p>
@@ -19713,7 +19713,7 @@
           <w:color w:val="222A2D"/>
           <w:sz w:val="36"/>
         </w:rPr>
-        <w:t>（帶動唱進行中）現在，正式輪到各位——跟著伴唱帶，全場一起，揚眉吐氣！</w:t>
+        <w:t>（帶動唱進行中）主歌先由我來領唱；各位請看大字譜面，先聽一遍旋律——待會兒副歌，就輪到各位登場。</w:t>
       </w:r>
     </w:p>
     <w:p>
@@ -19744,7 +19744,897 @@
           <w:color w:val="3C3328"/>
           <w:sz w:val="28"/>
         </w:rPr>
-        <w:t>卡拉OK伴唱帶由主辦方提供（無正式字幕）；歌詞請用接續在後的簡譜與大字報投影片，或發下的紙本歌單。</w:t>
+        <w:t>簡譜投影片共四張（主歌上下、副歌、副歌再與結尾）；完整兩頁歌單（含四行歌詞與反覆記號）可於講座網站下載〈揚眉吐氣歌〉簡譜 PDF。</w:t>
+      </w:r>
+    </w:p>
+    <w:p>
+      <w:pPr>
+        <w:pBdr>
+          <w:bottom w:val="single" w:sz="6" w:space="4" w:color="E4D9C3"/>
+        </w:pBdr>
+        <w:spacing w:before="240" w:after="80" w:line="312" w:lineRule="auto"/>
+      </w:pPr>
+      <w:r>
+        <w:rPr>
+          <w:rFonts w:ascii="Microsoft JhengHei" w:hAnsi="Microsoft JhengHei" w:eastAsia="Microsoft JhengHei" w:cs="Microsoft JhengHei"/>
+          <w:b/>
+          <w:i w:val="0"/>
+          <w:color w:val="7C3B2D"/>
+          <w:sz w:val="38"/>
+        </w:rPr>
+        <w:t xml:space="preserve">投影片 57　</w:t>
+      </w:r>
+      <w:r>
+        <w:rPr>
+          <w:rFonts w:ascii="Microsoft JhengHei" w:hAnsi="Microsoft JhengHei" w:eastAsia="Microsoft JhengHei" w:cs="Microsoft JhengHei"/>
+          <w:b/>
+          <w:i w:val="0"/>
+          <w:color w:val="2B2016"/>
+          <w:sz w:val="38"/>
+        </w:rPr>
+        <w:t>揚眉吐氣歌．簡譜（二）主歌下</w:t>
+      </w:r>
+    </w:p>
+    <w:p>
+      <w:pPr>
+        <w:spacing w:before="120" w:after="40" w:line="312" w:lineRule="auto"/>
+      </w:pPr>
+      <w:r>
+        <w:rPr>
+          <w:rFonts w:ascii="Microsoft JhengHei" w:hAnsi="Microsoft JhengHei" w:eastAsia="Microsoft JhengHei" w:cs="Microsoft JhengHei"/>
+          <w:b/>
+          <w:i w:val="0"/>
+          <w:color w:val="7C3B2D"/>
+          <w:sz w:val="24"/>
+        </w:rPr>
+        <w:t>講稿</w:t>
+      </w:r>
+    </w:p>
+    <w:p>
+      <w:pPr>
+        <w:spacing w:before="0" w:after="160" w:line="336" w:lineRule="auto"/>
+      </w:pPr>
+      <w:r>
+        <w:rPr>
+          <w:rFonts w:ascii="Microsoft JhengHei" w:hAnsi="Microsoft JhengHei" w:eastAsia="Microsoft JhengHei" w:cs="Microsoft JhengHei"/>
+          <w:b w:val="0"/>
+          <w:i w:val="0"/>
+          <w:color w:val="222A2D"/>
+          <w:sz w:val="36"/>
+        </w:rPr>
+        <w:t>（帶動唱進行中）主歌下半——「好運擋不住，漲得就像爐火越燒越旺」。聽我唱，也歡迎輕輕跟著哼。</w:t>
+      </w:r>
+    </w:p>
+    <w:p>
+      <w:pPr>
+        <w:spacing w:before="80" w:after="40" w:line="312" w:lineRule="auto"/>
+      </w:pPr>
+      <w:r>
+        <w:rPr>
+          <w:rFonts w:ascii="Microsoft JhengHei" w:hAnsi="Microsoft JhengHei" w:eastAsia="Microsoft JhengHei" w:cs="Microsoft JhengHei"/>
+          <w:b/>
+          <w:i w:val="0"/>
+          <w:color w:val="856017"/>
+          <w:sz w:val="24"/>
+        </w:rPr>
+        <w:t>講義補充</w:t>
+      </w:r>
+    </w:p>
+    <w:p>
+      <w:pPr>
+        <w:pStyle w:val="ListBullet"/>
+        <w:spacing w:after="60" w:line="312" w:lineRule="auto"/>
+      </w:pPr>
+      <w:r>
+        <w:rPr>
+          <w:rFonts w:ascii="Microsoft JhengHei" w:hAnsi="Microsoft JhengHei" w:eastAsia="Microsoft JhengHei" w:cs="Microsoft JhengHei"/>
+          <w:b w:val="0"/>
+          <w:i w:val="0"/>
+          <w:color w:val="3C3328"/>
+          <w:sz w:val="28"/>
+        </w:rPr>
+        <w:t>主歌共唱三遍、每遍歌詞不同；回主歌時照譜上「2.時／3.哎」接唱。</w:t>
+      </w:r>
+    </w:p>
+    <w:p>
+      <w:pPr>
+        <w:pBdr>
+          <w:bottom w:val="single" w:sz="6" w:space="4" w:color="E4D9C3"/>
+        </w:pBdr>
+        <w:spacing w:before="240" w:after="80" w:line="312" w:lineRule="auto"/>
+      </w:pPr>
+      <w:r>
+        <w:rPr>
+          <w:rFonts w:ascii="Microsoft JhengHei" w:hAnsi="Microsoft JhengHei" w:eastAsia="Microsoft JhengHei" w:cs="Microsoft JhengHei"/>
+          <w:b/>
+          <w:i w:val="0"/>
+          <w:color w:val="7C3B2D"/>
+          <w:sz w:val="38"/>
+        </w:rPr>
+        <w:t xml:space="preserve">投影片 58　</w:t>
+      </w:r>
+      <w:r>
+        <w:rPr>
+          <w:rFonts w:ascii="Microsoft JhengHei" w:hAnsi="Microsoft JhengHei" w:eastAsia="Microsoft JhengHei" w:cs="Microsoft JhengHei"/>
+          <w:b/>
+          <w:i w:val="0"/>
+          <w:color w:val="2B2016"/>
+          <w:sz w:val="38"/>
+        </w:rPr>
+        <w:t>揚眉吐氣歌．簡譜（三）副歌</w:t>
+      </w:r>
+    </w:p>
+    <w:p>
+      <w:pPr>
+        <w:spacing w:before="120" w:after="40" w:line="312" w:lineRule="auto"/>
+      </w:pPr>
+      <w:r>
+        <w:rPr>
+          <w:rFonts w:ascii="Microsoft JhengHei" w:hAnsi="Microsoft JhengHei" w:eastAsia="Microsoft JhengHei" w:cs="Microsoft JhengHei"/>
+          <w:b/>
+          <w:i w:val="0"/>
+          <w:color w:val="7C3B2D"/>
+          <w:sz w:val="24"/>
+        </w:rPr>
+        <w:t>講稿</w:t>
+      </w:r>
+    </w:p>
+    <w:p>
+      <w:pPr>
+        <w:spacing w:before="0" w:after="160" w:line="336" w:lineRule="auto"/>
+      </w:pPr>
+      <w:r>
+        <w:rPr>
+          <w:rFonts w:ascii="Microsoft JhengHei" w:hAnsi="Microsoft JhengHei" w:eastAsia="Microsoft JhengHei" w:cs="Microsoft JhengHei"/>
+          <w:b w:val="0"/>
+          <w:i w:val="0"/>
+          <w:color w:val="222A2D"/>
+          <w:sz w:val="36"/>
+        </w:rPr>
+        <w:t>（帶動唱進行中）副歌來了——「揚眉、揚眉、揚眉吐氣吧；福臨庫裡、福進庫啦」。我領唱一次、全場跟唱兩次、第三次請加上拍手！</w:t>
+      </w:r>
+    </w:p>
+    <w:p>
+      <w:pPr>
+        <w:spacing w:before="80" w:after="40" w:line="312" w:lineRule="auto"/>
+      </w:pPr>
+      <w:r>
+        <w:rPr>
+          <w:rFonts w:ascii="Microsoft JhengHei" w:hAnsi="Microsoft JhengHei" w:eastAsia="Microsoft JhengHei" w:cs="Microsoft JhengHei"/>
+          <w:b/>
+          <w:i w:val="0"/>
+          <w:color w:val="856017"/>
+          <w:sz w:val="24"/>
+        </w:rPr>
+        <w:t>講義補充</w:t>
+      </w:r>
+    </w:p>
+    <w:p>
+      <w:pPr>
+        <w:pStyle w:val="ListBullet"/>
+        <w:spacing w:after="60" w:line="312" w:lineRule="auto"/>
+      </w:pPr>
+      <w:r>
+        <w:rPr>
+          <w:rFonts w:ascii="Microsoft JhengHei" w:hAnsi="Microsoft JhengHei" w:eastAsia="Microsoft JhengHei" w:cs="Microsoft JhengHei"/>
+          <w:b w:val="0"/>
+          <w:i w:val="0"/>
+          <w:color w:val="3C3328"/>
+          <w:sz w:val="28"/>
+        </w:rPr>
+        <w:t>副歌中文與拿坡里原文對照；「揚眉吐氣」與「福進庫」正是這首歌要送給各位的祝福。</w:t>
+      </w:r>
+    </w:p>
+    <w:p>
+      <w:pPr>
+        <w:pBdr>
+          <w:bottom w:val="single" w:sz="6" w:space="4" w:color="E4D9C3"/>
+        </w:pBdr>
+        <w:spacing w:before="240" w:after="80" w:line="312" w:lineRule="auto"/>
+      </w:pPr>
+      <w:r>
+        <w:rPr>
+          <w:rFonts w:ascii="Microsoft JhengHei" w:hAnsi="Microsoft JhengHei" w:eastAsia="Microsoft JhengHei" w:cs="Microsoft JhengHei"/>
+          <w:b/>
+          <w:i w:val="0"/>
+          <w:color w:val="7C3B2D"/>
+          <w:sz w:val="38"/>
+        </w:rPr>
+        <w:t xml:space="preserve">投影片 59　</w:t>
+      </w:r>
+      <w:r>
+        <w:rPr>
+          <w:rFonts w:ascii="Microsoft JhengHei" w:hAnsi="Microsoft JhengHei" w:eastAsia="Microsoft JhengHei" w:cs="Microsoft JhengHei"/>
+          <w:b/>
+          <w:i w:val="0"/>
+          <w:color w:val="2B2016"/>
+          <w:sz w:val="38"/>
+        </w:rPr>
+        <w:t>揚眉吐氣歌．簡譜（四）副歌與結尾</w:t>
+      </w:r>
+    </w:p>
+    <w:p>
+      <w:pPr>
+        <w:spacing w:before="120" w:after="40" w:line="312" w:lineRule="auto"/>
+      </w:pPr>
+      <w:r>
+        <w:rPr>
+          <w:rFonts w:ascii="Microsoft JhengHei" w:hAnsi="Microsoft JhengHei" w:eastAsia="Microsoft JhengHei" w:cs="Microsoft JhengHei"/>
+          <w:b/>
+          <w:i w:val="0"/>
+          <w:color w:val="7C3B2D"/>
+          <w:sz w:val="24"/>
+        </w:rPr>
+        <w:t>講稿</w:t>
+      </w:r>
+    </w:p>
+    <w:p>
+      <w:pPr>
+        <w:spacing w:before="0" w:after="160" w:line="336" w:lineRule="auto"/>
+      </w:pPr>
+      <w:r>
+        <w:rPr>
+          <w:rFonts w:ascii="Microsoft JhengHei" w:hAnsi="Microsoft JhengHei" w:eastAsia="Microsoft JhengHei" w:cs="Microsoft JhengHei"/>
+          <w:b w:val="0"/>
+          <w:i w:val="0"/>
+          <w:color w:val="222A2D"/>
+          <w:sz w:val="36"/>
+        </w:rPr>
+        <w:t>（帶動唱進行中）副歌再來一遍——唱到反覆記號就回主歌；最後一遍走「3.」房，「福進庫——啦——」收在最高音，掌聲送給各位自己！</w:t>
+      </w:r>
+    </w:p>
+    <w:p>
+      <w:pPr>
+        <w:spacing w:before="80" w:after="40" w:line="312" w:lineRule="auto"/>
+      </w:pPr>
+      <w:r>
+        <w:rPr>
+          <w:rFonts w:ascii="Microsoft JhengHei" w:hAnsi="Microsoft JhengHei" w:eastAsia="Microsoft JhengHei" w:cs="Microsoft JhengHei"/>
+          <w:b/>
+          <w:i w:val="0"/>
+          <w:color w:val="856017"/>
+          <w:sz w:val="24"/>
+        </w:rPr>
+        <w:t>講義補充</w:t>
+      </w:r>
+    </w:p>
+    <w:p>
+      <w:pPr>
+        <w:pStyle w:val="ListBullet"/>
+        <w:spacing w:after="60" w:line="312" w:lineRule="auto"/>
+      </w:pPr>
+      <w:r>
+        <w:rPr>
+          <w:rFonts w:ascii="Microsoft JhengHei" w:hAnsi="Microsoft JhengHei" w:eastAsia="Microsoft JhengHei" w:cs="Microsoft JhengHei"/>
+          <w:b w:val="0"/>
+          <w:i w:val="0"/>
+          <w:color w:val="3C3328"/>
+          <w:sz w:val="28"/>
+        </w:rPr>
+        <w:t>反覆結構：一、二房回主歌接唱下一節；第三遍唱三房收尾，末音為高音 do 的長音。</w:t>
+      </w:r>
+    </w:p>
+    <w:p>
+      <w:pPr>
+        <w:pBdr>
+          <w:bottom w:val="single" w:sz="6" w:space="4" w:color="E4D9C3"/>
+        </w:pBdr>
+        <w:spacing w:before="240" w:after="80" w:line="312" w:lineRule="auto"/>
+      </w:pPr>
+      <w:r>
+        <w:rPr>
+          <w:rFonts w:ascii="Microsoft JhengHei" w:hAnsi="Microsoft JhengHei" w:eastAsia="Microsoft JhengHei" w:cs="Microsoft JhengHei"/>
+          <w:b/>
+          <w:i w:val="0"/>
+          <w:color w:val="7C3B2D"/>
+          <w:sz w:val="38"/>
+        </w:rPr>
+        <w:t xml:space="preserve">投影片 60　</w:t>
+      </w:r>
+      <w:r>
+        <w:rPr>
+          <w:rFonts w:ascii="Microsoft JhengHei" w:hAnsi="Microsoft JhengHei" w:eastAsia="Microsoft JhengHei" w:cs="Microsoft JhengHei"/>
+          <w:b/>
+          <w:i w:val="0"/>
+          <w:color w:val="2B2016"/>
+          <w:sz w:val="38"/>
+        </w:rPr>
+        <w:t>揚眉吐氣歌．歌詞（一）第一節</w:t>
+      </w:r>
+    </w:p>
+    <w:p>
+      <w:pPr>
+        <w:spacing w:before="120" w:after="40" w:line="312" w:lineRule="auto"/>
+      </w:pPr>
+      <w:r>
+        <w:rPr>
+          <w:rFonts w:ascii="Microsoft JhengHei" w:hAnsi="Microsoft JhengHei" w:eastAsia="Microsoft JhengHei" w:cs="Microsoft JhengHei"/>
+          <w:b/>
+          <w:i w:val="0"/>
+          <w:color w:val="7C3B2D"/>
+          <w:sz w:val="24"/>
+        </w:rPr>
+        <w:t>講稿</w:t>
+      </w:r>
+    </w:p>
+    <w:p>
+      <w:pPr>
+        <w:spacing w:before="0" w:after="160" w:line="336" w:lineRule="auto"/>
+      </w:pPr>
+      <w:r>
+        <w:rPr>
+          <w:rFonts w:ascii="Microsoft JhengHei" w:hAnsi="Microsoft JhengHei" w:eastAsia="Microsoft JhengHei" w:cs="Microsoft JhengHei"/>
+          <w:b w:val="0"/>
+          <w:i w:val="0"/>
+          <w:color w:val="222A2D"/>
+          <w:sz w:val="36"/>
+        </w:rPr>
+        <w:t>（帶動唱進行中）第一節，跟著大字報一起來——「哎喜事來，唷年年來，走大運」！</w:t>
+      </w:r>
+    </w:p>
+    <w:p>
+      <w:pPr>
+        <w:spacing w:before="80" w:after="40" w:line="312" w:lineRule="auto"/>
+      </w:pPr>
+      <w:r>
+        <w:rPr>
+          <w:rFonts w:ascii="Microsoft JhengHei" w:hAnsi="Microsoft JhengHei" w:eastAsia="Microsoft JhengHei" w:cs="Microsoft JhengHei"/>
+          <w:b/>
+          <w:i w:val="0"/>
+          <w:color w:val="856017"/>
+          <w:sz w:val="24"/>
+        </w:rPr>
+        <w:t>講義補充</w:t>
+      </w:r>
+    </w:p>
+    <w:p>
+      <w:pPr>
+        <w:pStyle w:val="ListBullet"/>
+        <w:spacing w:after="60" w:line="312" w:lineRule="auto"/>
+      </w:pPr>
+      <w:r>
+        <w:rPr>
+          <w:rFonts w:ascii="Microsoft JhengHei" w:hAnsi="Microsoft JhengHei" w:eastAsia="Microsoft JhengHei" w:cs="Microsoft JhengHei"/>
+          <w:b w:val="0"/>
+          <w:i w:val="0"/>
+          <w:color w:val="3C3328"/>
+          <w:sz w:val="28"/>
+        </w:rPr>
+        <w:t>歌詞大字報，供全場跟唱；完整簡譜見講義歌單或講座網站下載。</w:t>
+      </w:r>
+    </w:p>
+    <w:p>
+      <w:pPr>
+        <w:pBdr>
+          <w:bottom w:val="single" w:sz="6" w:space="4" w:color="E4D9C3"/>
+        </w:pBdr>
+        <w:spacing w:before="240" w:after="80" w:line="312" w:lineRule="auto"/>
+      </w:pPr>
+      <w:r>
+        <w:rPr>
+          <w:rFonts w:ascii="Microsoft JhengHei" w:hAnsi="Microsoft JhengHei" w:eastAsia="Microsoft JhengHei" w:cs="Microsoft JhengHei"/>
+          <w:b/>
+          <w:i w:val="0"/>
+          <w:color w:val="7C3B2D"/>
+          <w:sz w:val="38"/>
+        </w:rPr>
+        <w:t xml:space="preserve">投影片 61　</w:t>
+      </w:r>
+      <w:r>
+        <w:rPr>
+          <w:rFonts w:ascii="Microsoft JhengHei" w:hAnsi="Microsoft JhengHei" w:eastAsia="Microsoft JhengHei" w:cs="Microsoft JhengHei"/>
+          <w:b/>
+          <w:i w:val="0"/>
+          <w:color w:val="2B2016"/>
+          <w:sz w:val="38"/>
+        </w:rPr>
+        <w:t>揚眉吐氣歌．歌詞（二）副歌</w:t>
+      </w:r>
+    </w:p>
+    <w:p>
+      <w:pPr>
+        <w:spacing w:before="120" w:after="40" w:line="312" w:lineRule="auto"/>
+      </w:pPr>
+      <w:r>
+        <w:rPr>
+          <w:rFonts w:ascii="Microsoft JhengHei" w:hAnsi="Microsoft JhengHei" w:eastAsia="Microsoft JhengHei" w:cs="Microsoft JhengHei"/>
+          <w:b/>
+          <w:i w:val="0"/>
+          <w:color w:val="7C3B2D"/>
+          <w:sz w:val="24"/>
+        </w:rPr>
+        <w:t>講稿</w:t>
+      </w:r>
+    </w:p>
+    <w:p>
+      <w:pPr>
+        <w:spacing w:before="0" w:after="160" w:line="336" w:lineRule="auto"/>
+      </w:pPr>
+      <w:r>
+        <w:rPr>
+          <w:rFonts w:ascii="Microsoft JhengHei" w:hAnsi="Microsoft JhengHei" w:eastAsia="Microsoft JhengHei" w:cs="Microsoft JhengHei"/>
+          <w:b w:val="0"/>
+          <w:i w:val="0"/>
+          <w:color w:val="222A2D"/>
+          <w:sz w:val="36"/>
+        </w:rPr>
+        <w:t>（帶動唱進行中）副歌！「揚眉、揚眉、揚眉吐氣吧——福臨庫裡、福進庫啦」！</w:t>
+      </w:r>
+    </w:p>
+    <w:p>
+      <w:pPr>
+        <w:spacing w:before="80" w:after="40" w:line="312" w:lineRule="auto"/>
+      </w:pPr>
+      <w:r>
+        <w:rPr>
+          <w:rFonts w:ascii="Microsoft JhengHei" w:hAnsi="Microsoft JhengHei" w:eastAsia="Microsoft JhengHei" w:cs="Microsoft JhengHei"/>
+          <w:b/>
+          <w:i w:val="0"/>
+          <w:color w:val="856017"/>
+          <w:sz w:val="24"/>
+        </w:rPr>
+        <w:t>講義補充</w:t>
+      </w:r>
+    </w:p>
+    <w:p>
+      <w:pPr>
+        <w:pStyle w:val="ListBullet"/>
+        <w:spacing w:after="60" w:line="312" w:lineRule="auto"/>
+      </w:pPr>
+      <w:r>
+        <w:rPr>
+          <w:rFonts w:ascii="Microsoft JhengHei" w:hAnsi="Microsoft JhengHei" w:eastAsia="Microsoft JhengHei" w:cs="Microsoft JhengHei"/>
+          <w:b w:val="0"/>
+          <w:i w:val="0"/>
+          <w:color w:val="3C3328"/>
+          <w:sz w:val="28"/>
+        </w:rPr>
+        <w:t>歌詞大字報，供全場跟唱；完整簡譜見講義歌單或講座網站下載。</w:t>
+      </w:r>
+    </w:p>
+    <w:p>
+      <w:pPr>
+        <w:pBdr>
+          <w:bottom w:val="single" w:sz="6" w:space="4" w:color="E4D9C3"/>
+        </w:pBdr>
+        <w:spacing w:before="240" w:after="80" w:line="312" w:lineRule="auto"/>
+      </w:pPr>
+      <w:r>
+        <w:rPr>
+          <w:rFonts w:ascii="Microsoft JhengHei" w:hAnsi="Microsoft JhengHei" w:eastAsia="Microsoft JhengHei" w:cs="Microsoft JhengHei"/>
+          <w:b/>
+          <w:i w:val="0"/>
+          <w:color w:val="7C3B2D"/>
+          <w:sz w:val="38"/>
+        </w:rPr>
+        <w:t xml:space="preserve">投影片 62　</w:t>
+      </w:r>
+      <w:r>
+        <w:rPr>
+          <w:rFonts w:ascii="Microsoft JhengHei" w:hAnsi="Microsoft JhengHei" w:eastAsia="Microsoft JhengHei" w:cs="Microsoft JhengHei"/>
+          <w:b/>
+          <w:i w:val="0"/>
+          <w:color w:val="2B2016"/>
+          <w:sz w:val="38"/>
+        </w:rPr>
+        <w:t>揚眉吐氣歌．歌詞（三）副歌再</w:t>
+      </w:r>
+    </w:p>
+    <w:p>
+      <w:pPr>
+        <w:spacing w:before="120" w:after="40" w:line="312" w:lineRule="auto"/>
+      </w:pPr>
+      <w:r>
+        <w:rPr>
+          <w:rFonts w:ascii="Microsoft JhengHei" w:hAnsi="Microsoft JhengHei" w:eastAsia="Microsoft JhengHei" w:cs="Microsoft JhengHei"/>
+          <w:b/>
+          <w:i w:val="0"/>
+          <w:color w:val="7C3B2D"/>
+          <w:sz w:val="24"/>
+        </w:rPr>
+        <w:t>講稿</w:t>
+      </w:r>
+    </w:p>
+    <w:p>
+      <w:pPr>
+        <w:spacing w:before="0" w:after="160" w:line="336" w:lineRule="auto"/>
+      </w:pPr>
+      <w:r>
+        <w:rPr>
+          <w:rFonts w:ascii="Microsoft JhengHei" w:hAnsi="Microsoft JhengHei" w:eastAsia="Microsoft JhengHei" w:cs="Microsoft JhengHei"/>
+          <w:b w:val="0"/>
+          <w:i w:val="0"/>
+          <w:color w:val="222A2D"/>
+          <w:sz w:val="36"/>
+        </w:rPr>
+        <w:t>（帶動唱進行中）再來一遍副歌，這一遍請加上拍手！</w:t>
+      </w:r>
+    </w:p>
+    <w:p>
+      <w:pPr>
+        <w:spacing w:before="80" w:after="40" w:line="312" w:lineRule="auto"/>
+      </w:pPr>
+      <w:r>
+        <w:rPr>
+          <w:rFonts w:ascii="Microsoft JhengHei" w:hAnsi="Microsoft JhengHei" w:eastAsia="Microsoft JhengHei" w:cs="Microsoft JhengHei"/>
+          <w:b/>
+          <w:i w:val="0"/>
+          <w:color w:val="856017"/>
+          <w:sz w:val="24"/>
+        </w:rPr>
+        <w:t>講義補充</w:t>
+      </w:r>
+    </w:p>
+    <w:p>
+      <w:pPr>
+        <w:pStyle w:val="ListBullet"/>
+        <w:spacing w:after="60" w:line="312" w:lineRule="auto"/>
+      </w:pPr>
+      <w:r>
+        <w:rPr>
+          <w:rFonts w:ascii="Microsoft JhengHei" w:hAnsi="Microsoft JhengHei" w:eastAsia="Microsoft JhengHei" w:cs="Microsoft JhengHei"/>
+          <w:b w:val="0"/>
+          <w:i w:val="0"/>
+          <w:color w:val="3C3328"/>
+          <w:sz w:val="28"/>
+        </w:rPr>
+        <w:t>歌詞大字報，供全場跟唱；完整簡譜見講義歌單或講座網站下載。</w:t>
+      </w:r>
+    </w:p>
+    <w:p>
+      <w:pPr>
+        <w:pBdr>
+          <w:bottom w:val="single" w:sz="6" w:space="4" w:color="E4D9C3"/>
+        </w:pBdr>
+        <w:spacing w:before="240" w:after="80" w:line="312" w:lineRule="auto"/>
+      </w:pPr>
+      <w:r>
+        <w:rPr>
+          <w:rFonts w:ascii="Microsoft JhengHei" w:hAnsi="Microsoft JhengHei" w:eastAsia="Microsoft JhengHei" w:cs="Microsoft JhengHei"/>
+          <w:b/>
+          <w:i w:val="0"/>
+          <w:color w:val="7C3B2D"/>
+          <w:sz w:val="38"/>
+        </w:rPr>
+        <w:t xml:space="preserve">投影片 63　</w:t>
+      </w:r>
+      <w:r>
+        <w:rPr>
+          <w:rFonts w:ascii="Microsoft JhengHei" w:hAnsi="Microsoft JhengHei" w:eastAsia="Microsoft JhengHei" w:cs="Microsoft JhengHei"/>
+          <w:b/>
+          <w:i w:val="0"/>
+          <w:color w:val="2B2016"/>
+          <w:sz w:val="38"/>
+        </w:rPr>
+        <w:t>揚眉吐氣歌．歌詞（四）第二節</w:t>
+      </w:r>
+    </w:p>
+    <w:p>
+      <w:pPr>
+        <w:spacing w:before="120" w:after="40" w:line="312" w:lineRule="auto"/>
+      </w:pPr>
+      <w:r>
+        <w:rPr>
+          <w:rFonts w:ascii="Microsoft JhengHei" w:hAnsi="Microsoft JhengHei" w:eastAsia="Microsoft JhengHei" w:cs="Microsoft JhengHei"/>
+          <w:b/>
+          <w:i w:val="0"/>
+          <w:color w:val="7C3B2D"/>
+          <w:sz w:val="24"/>
+        </w:rPr>
+        <w:t>講稿</w:t>
+      </w:r>
+    </w:p>
+    <w:p>
+      <w:pPr>
+        <w:spacing w:before="0" w:after="160" w:line="336" w:lineRule="auto"/>
+      </w:pPr>
+      <w:r>
+        <w:rPr>
+          <w:rFonts w:ascii="Microsoft JhengHei" w:hAnsi="Microsoft JhengHei" w:eastAsia="Microsoft JhengHei" w:cs="Microsoft JhengHei"/>
+          <w:b w:val="0"/>
+          <w:i w:val="0"/>
+          <w:color w:val="222A2D"/>
+          <w:sz w:val="36"/>
+        </w:rPr>
+        <w:t>（帶動唱進行中）第二節——「時來運轉唷，今年來走大運」！</w:t>
+      </w:r>
+    </w:p>
+    <w:p>
+      <w:pPr>
+        <w:spacing w:before="80" w:after="40" w:line="312" w:lineRule="auto"/>
+      </w:pPr>
+      <w:r>
+        <w:rPr>
+          <w:rFonts w:ascii="Microsoft JhengHei" w:hAnsi="Microsoft JhengHei" w:eastAsia="Microsoft JhengHei" w:cs="Microsoft JhengHei"/>
+          <w:b/>
+          <w:i w:val="0"/>
+          <w:color w:val="856017"/>
+          <w:sz w:val="24"/>
+        </w:rPr>
+        <w:t>講義補充</w:t>
+      </w:r>
+    </w:p>
+    <w:p>
+      <w:pPr>
+        <w:pStyle w:val="ListBullet"/>
+        <w:spacing w:after="60" w:line="312" w:lineRule="auto"/>
+      </w:pPr>
+      <w:r>
+        <w:rPr>
+          <w:rFonts w:ascii="Microsoft JhengHei" w:hAnsi="Microsoft JhengHei" w:eastAsia="Microsoft JhengHei" w:cs="Microsoft JhengHei"/>
+          <w:b w:val="0"/>
+          <w:i w:val="0"/>
+          <w:color w:val="3C3328"/>
+          <w:sz w:val="28"/>
+        </w:rPr>
+        <w:t>歌詞大字報，供全場跟唱；完整簡譜見講義歌單或講座網站下載。</w:t>
+      </w:r>
+    </w:p>
+    <w:p>
+      <w:pPr>
+        <w:pBdr>
+          <w:bottom w:val="single" w:sz="6" w:space="4" w:color="E4D9C3"/>
+        </w:pBdr>
+        <w:spacing w:before="240" w:after="80" w:line="312" w:lineRule="auto"/>
+      </w:pPr>
+      <w:r>
+        <w:rPr>
+          <w:rFonts w:ascii="Microsoft JhengHei" w:hAnsi="Microsoft JhengHei" w:eastAsia="Microsoft JhengHei" w:cs="Microsoft JhengHei"/>
+          <w:b/>
+          <w:i w:val="0"/>
+          <w:color w:val="7C3B2D"/>
+          <w:sz w:val="38"/>
+        </w:rPr>
+        <w:t xml:space="preserve">投影片 64　</w:t>
+      </w:r>
+      <w:r>
+        <w:rPr>
+          <w:rFonts w:ascii="Microsoft JhengHei" w:hAnsi="Microsoft JhengHei" w:eastAsia="Microsoft JhengHei" w:cs="Microsoft JhengHei"/>
+          <w:b/>
+          <w:i w:val="0"/>
+          <w:color w:val="2B2016"/>
+          <w:sz w:val="38"/>
+        </w:rPr>
+        <w:t>揚眉吐氣歌．歌詞（五）副歌</w:t>
+      </w:r>
+    </w:p>
+    <w:p>
+      <w:pPr>
+        <w:spacing w:before="120" w:after="40" w:line="312" w:lineRule="auto"/>
+      </w:pPr>
+      <w:r>
+        <w:rPr>
+          <w:rFonts w:ascii="Microsoft JhengHei" w:hAnsi="Microsoft JhengHei" w:eastAsia="Microsoft JhengHei" w:cs="Microsoft JhengHei"/>
+          <w:b/>
+          <w:i w:val="0"/>
+          <w:color w:val="7C3B2D"/>
+          <w:sz w:val="24"/>
+        </w:rPr>
+        <w:t>講稿</w:t>
+      </w:r>
+    </w:p>
+    <w:p>
+      <w:pPr>
+        <w:spacing w:before="0" w:after="160" w:line="336" w:lineRule="auto"/>
+      </w:pPr>
+      <w:r>
+        <w:rPr>
+          <w:rFonts w:ascii="Microsoft JhengHei" w:hAnsi="Microsoft JhengHei" w:eastAsia="Microsoft JhengHei" w:cs="Microsoft JhengHei"/>
+          <w:b w:val="0"/>
+          <w:i w:val="0"/>
+          <w:color w:val="222A2D"/>
+          <w:sz w:val="36"/>
+        </w:rPr>
+        <w:t>（帶動唱進行中）副歌，聲音再開一點——福氣才進得來！</w:t>
+      </w:r>
+    </w:p>
+    <w:p>
+      <w:pPr>
+        <w:spacing w:before="80" w:after="40" w:line="312" w:lineRule="auto"/>
+      </w:pPr>
+      <w:r>
+        <w:rPr>
+          <w:rFonts w:ascii="Microsoft JhengHei" w:hAnsi="Microsoft JhengHei" w:eastAsia="Microsoft JhengHei" w:cs="Microsoft JhengHei"/>
+          <w:b/>
+          <w:i w:val="0"/>
+          <w:color w:val="856017"/>
+          <w:sz w:val="24"/>
+        </w:rPr>
+        <w:t>講義補充</w:t>
+      </w:r>
+    </w:p>
+    <w:p>
+      <w:pPr>
+        <w:pStyle w:val="ListBullet"/>
+        <w:spacing w:after="60" w:line="312" w:lineRule="auto"/>
+      </w:pPr>
+      <w:r>
+        <w:rPr>
+          <w:rFonts w:ascii="Microsoft JhengHei" w:hAnsi="Microsoft JhengHei" w:eastAsia="Microsoft JhengHei" w:cs="Microsoft JhengHei"/>
+          <w:b w:val="0"/>
+          <w:i w:val="0"/>
+          <w:color w:val="3C3328"/>
+          <w:sz w:val="28"/>
+        </w:rPr>
+        <w:t>歌詞大字報，供全場跟唱；完整簡譜見講義歌單或講座網站下載。</w:t>
+      </w:r>
+    </w:p>
+    <w:p>
+      <w:pPr>
+        <w:pBdr>
+          <w:bottom w:val="single" w:sz="6" w:space="4" w:color="E4D9C3"/>
+        </w:pBdr>
+        <w:spacing w:before="240" w:after="80" w:line="312" w:lineRule="auto"/>
+      </w:pPr>
+      <w:r>
+        <w:rPr>
+          <w:rFonts w:ascii="Microsoft JhengHei" w:hAnsi="Microsoft JhengHei" w:eastAsia="Microsoft JhengHei" w:cs="Microsoft JhengHei"/>
+          <w:b/>
+          <w:i w:val="0"/>
+          <w:color w:val="7C3B2D"/>
+          <w:sz w:val="38"/>
+        </w:rPr>
+        <w:t xml:space="preserve">投影片 65　</w:t>
+      </w:r>
+      <w:r>
+        <w:rPr>
+          <w:rFonts w:ascii="Microsoft JhengHei" w:hAnsi="Microsoft JhengHei" w:eastAsia="Microsoft JhengHei" w:cs="Microsoft JhengHei"/>
+          <w:b/>
+          <w:i w:val="0"/>
+          <w:color w:val="2B2016"/>
+          <w:sz w:val="38"/>
+        </w:rPr>
+        <w:t>揚眉吐氣歌．歌詞（六）副歌收尾</w:t>
+      </w:r>
+    </w:p>
+    <w:p>
+      <w:pPr>
+        <w:spacing w:before="120" w:after="40" w:line="312" w:lineRule="auto"/>
+      </w:pPr>
+      <w:r>
+        <w:rPr>
+          <w:rFonts w:ascii="Microsoft JhengHei" w:hAnsi="Microsoft JhengHei" w:eastAsia="Microsoft JhengHei" w:cs="Microsoft JhengHei"/>
+          <w:b/>
+          <w:i w:val="0"/>
+          <w:color w:val="7C3B2D"/>
+          <w:sz w:val="24"/>
+        </w:rPr>
+        <w:t>講稿</w:t>
+      </w:r>
+    </w:p>
+    <w:p>
+      <w:pPr>
+        <w:spacing w:before="0" w:after="160" w:line="336" w:lineRule="auto"/>
+      </w:pPr>
+      <w:r>
+        <w:rPr>
+          <w:rFonts w:ascii="Microsoft JhengHei" w:hAnsi="Microsoft JhengHei" w:eastAsia="Microsoft JhengHei" w:cs="Microsoft JhengHei"/>
+          <w:b w:val="0"/>
+          <w:i w:val="0"/>
+          <w:color w:val="222A2D"/>
+          <w:sz w:val="36"/>
+        </w:rPr>
+        <w:t>（帶動唱進行中）最後一遍！「揚眉吐氣吧——福臨庫裡、福進庫啦」！唱得太好了，掌聲送給自己！</w:t>
+      </w:r>
+    </w:p>
+    <w:p>
+      <w:pPr>
+        <w:spacing w:before="80" w:after="40" w:line="312" w:lineRule="auto"/>
+      </w:pPr>
+      <w:r>
+        <w:rPr>
+          <w:rFonts w:ascii="Microsoft JhengHei" w:hAnsi="Microsoft JhengHei" w:eastAsia="Microsoft JhengHei" w:cs="Microsoft JhengHei"/>
+          <w:b/>
+          <w:i w:val="0"/>
+          <w:color w:val="856017"/>
+          <w:sz w:val="24"/>
+        </w:rPr>
+        <w:t>講義補充</w:t>
+      </w:r>
+    </w:p>
+    <w:p>
+      <w:pPr>
+        <w:pStyle w:val="ListBullet"/>
+        <w:spacing w:after="60" w:line="312" w:lineRule="auto"/>
+      </w:pPr>
+      <w:r>
+        <w:rPr>
+          <w:rFonts w:ascii="Microsoft JhengHei" w:hAnsi="Microsoft JhengHei" w:eastAsia="Microsoft JhengHei" w:cs="Microsoft JhengHei"/>
+          <w:b w:val="0"/>
+          <w:i w:val="0"/>
+          <w:color w:val="3C3328"/>
+          <w:sz w:val="28"/>
+        </w:rPr>
+        <w:t>歌詞大字報，供全場跟唱；完整簡譜見講義歌單或講座網站下載。</w:t>
+      </w:r>
+    </w:p>
+    <w:p>
+      <w:pPr>
+        <w:pBdr>
+          <w:bottom w:val="single" w:sz="6" w:space="4" w:color="E4D9C3"/>
+        </w:pBdr>
+        <w:spacing w:before="240" w:after="80" w:line="312" w:lineRule="auto"/>
+      </w:pPr>
+      <w:r>
+        <w:rPr>
+          <w:rFonts w:ascii="Microsoft JhengHei" w:hAnsi="Microsoft JhengHei" w:eastAsia="Microsoft JhengHei" w:cs="Microsoft JhengHei"/>
+          <w:b/>
+          <w:i w:val="0"/>
+          <w:color w:val="7C3B2D"/>
+          <w:sz w:val="38"/>
+        </w:rPr>
+        <w:t xml:space="preserve">投影片 66　</w:t>
+      </w:r>
+      <w:r>
+        <w:rPr>
+          <w:rFonts w:ascii="Microsoft JhengHei" w:hAnsi="Microsoft JhengHei" w:eastAsia="Microsoft JhengHei" w:cs="Microsoft JhengHei"/>
+          <w:b/>
+          <w:i w:val="0"/>
+          <w:color w:val="2B2016"/>
+          <w:sz w:val="38"/>
+        </w:rPr>
+        <w:t>揚眉吐氣歌．卡拉OK伴唱帶（全場跟唱）</w:t>
+      </w:r>
+    </w:p>
+    <w:p>
+      <w:pPr>
+        <w:spacing w:before="120" w:after="40" w:line="312" w:lineRule="auto"/>
+      </w:pPr>
+      <w:r>
+        <w:rPr>
+          <w:rFonts w:ascii="Microsoft JhengHei" w:hAnsi="Microsoft JhengHei" w:eastAsia="Microsoft JhengHei" w:cs="Microsoft JhengHei"/>
+          <w:b/>
+          <w:i w:val="0"/>
+          <w:color w:val="7C3B2D"/>
+          <w:sz w:val="24"/>
+        </w:rPr>
+        <w:t>講稿</w:t>
+      </w:r>
+    </w:p>
+    <w:p>
+      <w:pPr>
+        <w:spacing w:before="0" w:after="160" w:line="336" w:lineRule="auto"/>
+      </w:pPr>
+      <w:r>
+        <w:rPr>
+          <w:rFonts w:ascii="Microsoft JhengHei" w:hAnsi="Microsoft JhengHei" w:eastAsia="Microsoft JhengHei" w:cs="Microsoft JhengHei"/>
+          <w:b w:val="0"/>
+          <w:i w:val="0"/>
+          <w:color w:val="222A2D"/>
+          <w:sz w:val="36"/>
+        </w:rPr>
+        <w:t>（帶動唱進行中）現在，正式輪到各位——跟著伴唱帶，全場一起，揚眉吐氣！</w:t>
+      </w:r>
+    </w:p>
+    <w:p>
+      <w:pPr>
+        <w:spacing w:before="80" w:after="40" w:line="312" w:lineRule="auto"/>
+      </w:pPr>
+      <w:r>
+        <w:rPr>
+          <w:rFonts w:ascii="Microsoft JhengHei" w:hAnsi="Microsoft JhengHei" w:eastAsia="Microsoft JhengHei" w:cs="Microsoft JhengHei"/>
+          <w:b/>
+          <w:i w:val="0"/>
+          <w:color w:val="856017"/>
+          <w:sz w:val="24"/>
+        </w:rPr>
+        <w:t>講義補充</w:t>
+      </w:r>
+    </w:p>
+    <w:p>
+      <w:pPr>
+        <w:pStyle w:val="ListBullet"/>
+        <w:spacing w:after="60" w:line="312" w:lineRule="auto"/>
+      </w:pPr>
+      <w:r>
+        <w:rPr>
+          <w:rFonts w:ascii="Microsoft JhengHei" w:hAnsi="Microsoft JhengHei" w:eastAsia="Microsoft JhengHei" w:cs="Microsoft JhengHei"/>
+          <w:b w:val="0"/>
+          <w:i w:val="0"/>
+          <w:color w:val="3C3328"/>
+          <w:sz w:val="28"/>
+        </w:rPr>
+        <w:t>卡拉OK伴唱帶由主辦方提供（無正式字幕）；歌詞請用前面的簡譜與大字報投影片，或發下的紙本歌單。</w:t>
       </w:r>
     </w:p>
     <w:p>
@@ -19774,896 +20664,6 @@
           <w:sz w:val="28"/>
         </w:rPr>
         <w:t>播放卡拉OK伴唱帶全曲、音量放足；影片無字幕——請搭配發下的簡譜/歌詞單，或由講師領唱、觀眾看大字報跟唱。視現場氣氛反覆副歌，末次收尾後掌聲。現場播放前請先試片、確認網路。</w:t>
-      </w:r>
-    </w:p>
-    <w:p>
-      <w:pPr>
-        <w:pBdr>
-          <w:bottom w:val="single" w:sz="6" w:space="4" w:color="E4D9C3"/>
-        </w:pBdr>
-        <w:spacing w:before="240" w:after="80" w:line="312" w:lineRule="auto"/>
-      </w:pPr>
-      <w:r>
-        <w:rPr>
-          <w:rFonts w:ascii="Microsoft JhengHei" w:hAnsi="Microsoft JhengHei" w:eastAsia="Microsoft JhengHei" w:cs="Microsoft JhengHei"/>
-          <w:b/>
-          <w:i w:val="0"/>
-          <w:color w:val="7C3B2D"/>
-          <w:sz w:val="38"/>
-        </w:rPr>
-        <w:t xml:space="preserve">投影片 57　</w:t>
-      </w:r>
-      <w:r>
-        <w:rPr>
-          <w:rFonts w:ascii="Microsoft JhengHei" w:hAnsi="Microsoft JhengHei" w:eastAsia="Microsoft JhengHei" w:cs="Microsoft JhengHei"/>
-          <w:b/>
-          <w:i w:val="0"/>
-          <w:color w:val="2B2016"/>
-          <w:sz w:val="38"/>
-        </w:rPr>
-        <w:t>揚眉吐氣歌．簡譜（一）主歌上</w:t>
-      </w:r>
-    </w:p>
-    <w:p>
-      <w:pPr>
-        <w:spacing w:before="120" w:after="40" w:line="312" w:lineRule="auto"/>
-      </w:pPr>
-      <w:r>
-        <w:rPr>
-          <w:rFonts w:ascii="Microsoft JhengHei" w:hAnsi="Microsoft JhengHei" w:eastAsia="Microsoft JhengHei" w:cs="Microsoft JhengHei"/>
-          <w:b/>
-          <w:i w:val="0"/>
-          <w:color w:val="7C3B2D"/>
-          <w:sz w:val="24"/>
-        </w:rPr>
-        <w:t>講稿</w:t>
-      </w:r>
-    </w:p>
-    <w:p>
-      <w:pPr>
-        <w:spacing w:before="0" w:after="160" w:line="336" w:lineRule="auto"/>
-      </w:pPr>
-      <w:r>
-        <w:rPr>
-          <w:rFonts w:ascii="Microsoft JhengHei" w:hAnsi="Microsoft JhengHei" w:eastAsia="Microsoft JhengHei" w:cs="Microsoft JhengHei"/>
-          <w:b w:val="0"/>
-          <w:i w:val="0"/>
-          <w:color w:val="222A2D"/>
-          <w:sz w:val="36"/>
-        </w:rPr>
-        <w:t>（帶動唱進行中）主歌先由我來領唱；各位請看大字譜面，先聽一遍旋律——待會兒副歌，就輪到各位登場。</w:t>
-      </w:r>
-    </w:p>
-    <w:p>
-      <w:pPr>
-        <w:spacing w:before="80" w:after="40" w:line="312" w:lineRule="auto"/>
-      </w:pPr>
-      <w:r>
-        <w:rPr>
-          <w:rFonts w:ascii="Microsoft JhengHei" w:hAnsi="Microsoft JhengHei" w:eastAsia="Microsoft JhengHei" w:cs="Microsoft JhengHei"/>
-          <w:b/>
-          <w:i w:val="0"/>
-          <w:color w:val="856017"/>
-          <w:sz w:val="24"/>
-        </w:rPr>
-        <w:t>講義補充</w:t>
-      </w:r>
-    </w:p>
-    <w:p>
-      <w:pPr>
-        <w:pStyle w:val="ListBullet"/>
-        <w:spacing w:after="60" w:line="312" w:lineRule="auto"/>
-      </w:pPr>
-      <w:r>
-        <w:rPr>
-          <w:rFonts w:ascii="Microsoft JhengHei" w:hAnsi="Microsoft JhengHei" w:eastAsia="Microsoft JhengHei" w:cs="Microsoft JhengHei"/>
-          <w:b w:val="0"/>
-          <w:i w:val="0"/>
-          <w:color w:val="3C3328"/>
-          <w:sz w:val="28"/>
-        </w:rPr>
-        <w:t>簡譜投影片共四張（主歌上下、副歌、副歌再與結尾）；完整兩頁歌單（含四行歌詞與反覆記號）可於講座網站下載〈揚眉吐氣歌〉簡譜 PDF。</w:t>
-      </w:r>
-    </w:p>
-    <w:p>
-      <w:pPr>
-        <w:pBdr>
-          <w:bottom w:val="single" w:sz="6" w:space="4" w:color="E4D9C3"/>
-        </w:pBdr>
-        <w:spacing w:before="240" w:after="80" w:line="312" w:lineRule="auto"/>
-      </w:pPr>
-      <w:r>
-        <w:rPr>
-          <w:rFonts w:ascii="Microsoft JhengHei" w:hAnsi="Microsoft JhengHei" w:eastAsia="Microsoft JhengHei" w:cs="Microsoft JhengHei"/>
-          <w:b/>
-          <w:i w:val="0"/>
-          <w:color w:val="7C3B2D"/>
-          <w:sz w:val="38"/>
-        </w:rPr>
-        <w:t xml:space="preserve">投影片 58　</w:t>
-      </w:r>
-      <w:r>
-        <w:rPr>
-          <w:rFonts w:ascii="Microsoft JhengHei" w:hAnsi="Microsoft JhengHei" w:eastAsia="Microsoft JhengHei" w:cs="Microsoft JhengHei"/>
-          <w:b/>
-          <w:i w:val="0"/>
-          <w:color w:val="2B2016"/>
-          <w:sz w:val="38"/>
-        </w:rPr>
-        <w:t>揚眉吐氣歌．簡譜（二）主歌下</w:t>
-      </w:r>
-    </w:p>
-    <w:p>
-      <w:pPr>
-        <w:spacing w:before="120" w:after="40" w:line="312" w:lineRule="auto"/>
-      </w:pPr>
-      <w:r>
-        <w:rPr>
-          <w:rFonts w:ascii="Microsoft JhengHei" w:hAnsi="Microsoft JhengHei" w:eastAsia="Microsoft JhengHei" w:cs="Microsoft JhengHei"/>
-          <w:b/>
-          <w:i w:val="0"/>
-          <w:color w:val="7C3B2D"/>
-          <w:sz w:val="24"/>
-        </w:rPr>
-        <w:t>講稿</w:t>
-      </w:r>
-    </w:p>
-    <w:p>
-      <w:pPr>
-        <w:spacing w:before="0" w:after="160" w:line="336" w:lineRule="auto"/>
-      </w:pPr>
-      <w:r>
-        <w:rPr>
-          <w:rFonts w:ascii="Microsoft JhengHei" w:hAnsi="Microsoft JhengHei" w:eastAsia="Microsoft JhengHei" w:cs="Microsoft JhengHei"/>
-          <w:b w:val="0"/>
-          <w:i w:val="0"/>
-          <w:color w:val="222A2D"/>
-          <w:sz w:val="36"/>
-        </w:rPr>
-        <w:t>（帶動唱進行中）主歌下半——「好運擋不住，漲得就像爐火越燒越旺」。聽我唱，也歡迎輕輕跟著哼。</w:t>
-      </w:r>
-    </w:p>
-    <w:p>
-      <w:pPr>
-        <w:spacing w:before="80" w:after="40" w:line="312" w:lineRule="auto"/>
-      </w:pPr>
-      <w:r>
-        <w:rPr>
-          <w:rFonts w:ascii="Microsoft JhengHei" w:hAnsi="Microsoft JhengHei" w:eastAsia="Microsoft JhengHei" w:cs="Microsoft JhengHei"/>
-          <w:b/>
-          <w:i w:val="0"/>
-          <w:color w:val="856017"/>
-          <w:sz w:val="24"/>
-        </w:rPr>
-        <w:t>講義補充</w:t>
-      </w:r>
-    </w:p>
-    <w:p>
-      <w:pPr>
-        <w:pStyle w:val="ListBullet"/>
-        <w:spacing w:after="60" w:line="312" w:lineRule="auto"/>
-      </w:pPr>
-      <w:r>
-        <w:rPr>
-          <w:rFonts w:ascii="Microsoft JhengHei" w:hAnsi="Microsoft JhengHei" w:eastAsia="Microsoft JhengHei" w:cs="Microsoft JhengHei"/>
-          <w:b w:val="0"/>
-          <w:i w:val="0"/>
-          <w:color w:val="3C3328"/>
-          <w:sz w:val="28"/>
-        </w:rPr>
-        <w:t>主歌共唱三遍、每遍歌詞不同；回主歌時照譜上「2.時／3.哎」接唱。</w:t>
-      </w:r>
-    </w:p>
-    <w:p>
-      <w:pPr>
-        <w:pBdr>
-          <w:bottom w:val="single" w:sz="6" w:space="4" w:color="E4D9C3"/>
-        </w:pBdr>
-        <w:spacing w:before="240" w:after="80" w:line="312" w:lineRule="auto"/>
-      </w:pPr>
-      <w:r>
-        <w:rPr>
-          <w:rFonts w:ascii="Microsoft JhengHei" w:hAnsi="Microsoft JhengHei" w:eastAsia="Microsoft JhengHei" w:cs="Microsoft JhengHei"/>
-          <w:b/>
-          <w:i w:val="0"/>
-          <w:color w:val="7C3B2D"/>
-          <w:sz w:val="38"/>
-        </w:rPr>
-        <w:t xml:space="preserve">投影片 59　</w:t>
-      </w:r>
-      <w:r>
-        <w:rPr>
-          <w:rFonts w:ascii="Microsoft JhengHei" w:hAnsi="Microsoft JhengHei" w:eastAsia="Microsoft JhengHei" w:cs="Microsoft JhengHei"/>
-          <w:b/>
-          <w:i w:val="0"/>
-          <w:color w:val="2B2016"/>
-          <w:sz w:val="38"/>
-        </w:rPr>
-        <w:t>揚眉吐氣歌．簡譜（三）副歌</w:t>
-      </w:r>
-    </w:p>
-    <w:p>
-      <w:pPr>
-        <w:spacing w:before="120" w:after="40" w:line="312" w:lineRule="auto"/>
-      </w:pPr>
-      <w:r>
-        <w:rPr>
-          <w:rFonts w:ascii="Microsoft JhengHei" w:hAnsi="Microsoft JhengHei" w:eastAsia="Microsoft JhengHei" w:cs="Microsoft JhengHei"/>
-          <w:b/>
-          <w:i w:val="0"/>
-          <w:color w:val="7C3B2D"/>
-          <w:sz w:val="24"/>
-        </w:rPr>
-        <w:t>講稿</w:t>
-      </w:r>
-    </w:p>
-    <w:p>
-      <w:pPr>
-        <w:spacing w:before="0" w:after="160" w:line="336" w:lineRule="auto"/>
-      </w:pPr>
-      <w:r>
-        <w:rPr>
-          <w:rFonts w:ascii="Microsoft JhengHei" w:hAnsi="Microsoft JhengHei" w:eastAsia="Microsoft JhengHei" w:cs="Microsoft JhengHei"/>
-          <w:b w:val="0"/>
-          <w:i w:val="0"/>
-          <w:color w:val="222A2D"/>
-          <w:sz w:val="36"/>
-        </w:rPr>
-        <w:t>（帶動唱進行中）副歌來了——「揚眉、揚眉、揚眉吐氣吧；福臨庫裡、福進庫啦」。我領唱一次、全場跟唱兩次、第三次請加上拍手！</w:t>
-      </w:r>
-    </w:p>
-    <w:p>
-      <w:pPr>
-        <w:spacing w:before="80" w:after="40" w:line="312" w:lineRule="auto"/>
-      </w:pPr>
-      <w:r>
-        <w:rPr>
-          <w:rFonts w:ascii="Microsoft JhengHei" w:hAnsi="Microsoft JhengHei" w:eastAsia="Microsoft JhengHei" w:cs="Microsoft JhengHei"/>
-          <w:b/>
-          <w:i w:val="0"/>
-          <w:color w:val="856017"/>
-          <w:sz w:val="24"/>
-        </w:rPr>
-        <w:t>講義補充</w:t>
-      </w:r>
-    </w:p>
-    <w:p>
-      <w:pPr>
-        <w:pStyle w:val="ListBullet"/>
-        <w:spacing w:after="60" w:line="312" w:lineRule="auto"/>
-      </w:pPr>
-      <w:r>
-        <w:rPr>
-          <w:rFonts w:ascii="Microsoft JhengHei" w:hAnsi="Microsoft JhengHei" w:eastAsia="Microsoft JhengHei" w:cs="Microsoft JhengHei"/>
-          <w:b w:val="0"/>
-          <w:i w:val="0"/>
-          <w:color w:val="3C3328"/>
-          <w:sz w:val="28"/>
-        </w:rPr>
-        <w:t>副歌中文與拿坡里原文對照；「揚眉吐氣」與「福進庫」正是這首歌要送給各位的祝福。</w:t>
-      </w:r>
-    </w:p>
-    <w:p>
-      <w:pPr>
-        <w:pBdr>
-          <w:bottom w:val="single" w:sz="6" w:space="4" w:color="E4D9C3"/>
-        </w:pBdr>
-        <w:spacing w:before="240" w:after="80" w:line="312" w:lineRule="auto"/>
-      </w:pPr>
-      <w:r>
-        <w:rPr>
-          <w:rFonts w:ascii="Microsoft JhengHei" w:hAnsi="Microsoft JhengHei" w:eastAsia="Microsoft JhengHei" w:cs="Microsoft JhengHei"/>
-          <w:b/>
-          <w:i w:val="0"/>
-          <w:color w:val="7C3B2D"/>
-          <w:sz w:val="38"/>
-        </w:rPr>
-        <w:t xml:space="preserve">投影片 60　</w:t>
-      </w:r>
-      <w:r>
-        <w:rPr>
-          <w:rFonts w:ascii="Microsoft JhengHei" w:hAnsi="Microsoft JhengHei" w:eastAsia="Microsoft JhengHei" w:cs="Microsoft JhengHei"/>
-          <w:b/>
-          <w:i w:val="0"/>
-          <w:color w:val="2B2016"/>
-          <w:sz w:val="38"/>
-        </w:rPr>
-        <w:t>揚眉吐氣歌．簡譜（四）副歌與結尾</w:t>
-      </w:r>
-    </w:p>
-    <w:p>
-      <w:pPr>
-        <w:spacing w:before="120" w:after="40" w:line="312" w:lineRule="auto"/>
-      </w:pPr>
-      <w:r>
-        <w:rPr>
-          <w:rFonts w:ascii="Microsoft JhengHei" w:hAnsi="Microsoft JhengHei" w:eastAsia="Microsoft JhengHei" w:cs="Microsoft JhengHei"/>
-          <w:b/>
-          <w:i w:val="0"/>
-          <w:color w:val="7C3B2D"/>
-          <w:sz w:val="24"/>
-        </w:rPr>
-        <w:t>講稿</w:t>
-      </w:r>
-    </w:p>
-    <w:p>
-      <w:pPr>
-        <w:spacing w:before="0" w:after="160" w:line="336" w:lineRule="auto"/>
-      </w:pPr>
-      <w:r>
-        <w:rPr>
-          <w:rFonts w:ascii="Microsoft JhengHei" w:hAnsi="Microsoft JhengHei" w:eastAsia="Microsoft JhengHei" w:cs="Microsoft JhengHei"/>
-          <w:b w:val="0"/>
-          <w:i w:val="0"/>
-          <w:color w:val="222A2D"/>
-          <w:sz w:val="36"/>
-        </w:rPr>
-        <w:t>（帶動唱進行中）副歌再來一遍——唱到反覆記號就回主歌；最後一遍走「3.」房，「福進庫——啦——」收在最高音，掌聲送給各位自己！</w:t>
-      </w:r>
-    </w:p>
-    <w:p>
-      <w:pPr>
-        <w:spacing w:before="80" w:after="40" w:line="312" w:lineRule="auto"/>
-      </w:pPr>
-      <w:r>
-        <w:rPr>
-          <w:rFonts w:ascii="Microsoft JhengHei" w:hAnsi="Microsoft JhengHei" w:eastAsia="Microsoft JhengHei" w:cs="Microsoft JhengHei"/>
-          <w:b/>
-          <w:i w:val="0"/>
-          <w:color w:val="856017"/>
-          <w:sz w:val="24"/>
-        </w:rPr>
-        <w:t>講義補充</w:t>
-      </w:r>
-    </w:p>
-    <w:p>
-      <w:pPr>
-        <w:pStyle w:val="ListBullet"/>
-        <w:spacing w:after="60" w:line="312" w:lineRule="auto"/>
-      </w:pPr>
-      <w:r>
-        <w:rPr>
-          <w:rFonts w:ascii="Microsoft JhengHei" w:hAnsi="Microsoft JhengHei" w:eastAsia="Microsoft JhengHei" w:cs="Microsoft JhengHei"/>
-          <w:b w:val="0"/>
-          <w:i w:val="0"/>
-          <w:color w:val="3C3328"/>
-          <w:sz w:val="28"/>
-        </w:rPr>
-        <w:t>反覆結構：一、二房回主歌接唱下一節；第三遍唱三房收尾，末音為高音 do 的長音。</w:t>
-      </w:r>
-    </w:p>
-    <w:p>
-      <w:pPr>
-        <w:pBdr>
-          <w:bottom w:val="single" w:sz="6" w:space="4" w:color="E4D9C3"/>
-        </w:pBdr>
-        <w:spacing w:before="240" w:after="80" w:line="312" w:lineRule="auto"/>
-      </w:pPr>
-      <w:r>
-        <w:rPr>
-          <w:rFonts w:ascii="Microsoft JhengHei" w:hAnsi="Microsoft JhengHei" w:eastAsia="Microsoft JhengHei" w:cs="Microsoft JhengHei"/>
-          <w:b/>
-          <w:i w:val="0"/>
-          <w:color w:val="7C3B2D"/>
-          <w:sz w:val="38"/>
-        </w:rPr>
-        <w:t xml:space="preserve">投影片 61　</w:t>
-      </w:r>
-      <w:r>
-        <w:rPr>
-          <w:rFonts w:ascii="Microsoft JhengHei" w:hAnsi="Microsoft JhengHei" w:eastAsia="Microsoft JhengHei" w:cs="Microsoft JhengHei"/>
-          <w:b/>
-          <w:i w:val="0"/>
-          <w:color w:val="2B2016"/>
-          <w:sz w:val="38"/>
-        </w:rPr>
-        <w:t>揚眉吐氣歌．歌詞（一）第一節</w:t>
-      </w:r>
-    </w:p>
-    <w:p>
-      <w:pPr>
-        <w:spacing w:before="120" w:after="40" w:line="312" w:lineRule="auto"/>
-      </w:pPr>
-      <w:r>
-        <w:rPr>
-          <w:rFonts w:ascii="Microsoft JhengHei" w:hAnsi="Microsoft JhengHei" w:eastAsia="Microsoft JhengHei" w:cs="Microsoft JhengHei"/>
-          <w:b/>
-          <w:i w:val="0"/>
-          <w:color w:val="7C3B2D"/>
-          <w:sz w:val="24"/>
-        </w:rPr>
-        <w:t>講稿</w:t>
-      </w:r>
-    </w:p>
-    <w:p>
-      <w:pPr>
-        <w:spacing w:before="0" w:after="160" w:line="336" w:lineRule="auto"/>
-      </w:pPr>
-      <w:r>
-        <w:rPr>
-          <w:rFonts w:ascii="Microsoft JhengHei" w:hAnsi="Microsoft JhengHei" w:eastAsia="Microsoft JhengHei" w:cs="Microsoft JhengHei"/>
-          <w:b w:val="0"/>
-          <w:i w:val="0"/>
-          <w:color w:val="222A2D"/>
-          <w:sz w:val="36"/>
-        </w:rPr>
-        <w:t>（帶動唱進行中）第一節，跟著大字報一起來——「哎喜事來，唷年年來，走大運」！</w:t>
-      </w:r>
-    </w:p>
-    <w:p>
-      <w:pPr>
-        <w:spacing w:before="80" w:after="40" w:line="312" w:lineRule="auto"/>
-      </w:pPr>
-      <w:r>
-        <w:rPr>
-          <w:rFonts w:ascii="Microsoft JhengHei" w:hAnsi="Microsoft JhengHei" w:eastAsia="Microsoft JhengHei" w:cs="Microsoft JhengHei"/>
-          <w:b/>
-          <w:i w:val="0"/>
-          <w:color w:val="856017"/>
-          <w:sz w:val="24"/>
-        </w:rPr>
-        <w:t>講義補充</w:t>
-      </w:r>
-    </w:p>
-    <w:p>
-      <w:pPr>
-        <w:pStyle w:val="ListBullet"/>
-        <w:spacing w:after="60" w:line="312" w:lineRule="auto"/>
-      </w:pPr>
-      <w:r>
-        <w:rPr>
-          <w:rFonts w:ascii="Microsoft JhengHei" w:hAnsi="Microsoft JhengHei" w:eastAsia="Microsoft JhengHei" w:cs="Microsoft JhengHei"/>
-          <w:b w:val="0"/>
-          <w:i w:val="0"/>
-          <w:color w:val="3C3328"/>
-          <w:sz w:val="28"/>
-        </w:rPr>
-        <w:t>歌詞大字報，供全場跟唱；完整簡譜見講義歌單或講座網站下載。</w:t>
-      </w:r>
-    </w:p>
-    <w:p>
-      <w:pPr>
-        <w:pBdr>
-          <w:bottom w:val="single" w:sz="6" w:space="4" w:color="E4D9C3"/>
-        </w:pBdr>
-        <w:spacing w:before="240" w:after="80" w:line="312" w:lineRule="auto"/>
-      </w:pPr>
-      <w:r>
-        <w:rPr>
-          <w:rFonts w:ascii="Microsoft JhengHei" w:hAnsi="Microsoft JhengHei" w:eastAsia="Microsoft JhengHei" w:cs="Microsoft JhengHei"/>
-          <w:b/>
-          <w:i w:val="0"/>
-          <w:color w:val="7C3B2D"/>
-          <w:sz w:val="38"/>
-        </w:rPr>
-        <w:t xml:space="preserve">投影片 62　</w:t>
-      </w:r>
-      <w:r>
-        <w:rPr>
-          <w:rFonts w:ascii="Microsoft JhengHei" w:hAnsi="Microsoft JhengHei" w:eastAsia="Microsoft JhengHei" w:cs="Microsoft JhengHei"/>
-          <w:b/>
-          <w:i w:val="0"/>
-          <w:color w:val="2B2016"/>
-          <w:sz w:val="38"/>
-        </w:rPr>
-        <w:t>揚眉吐氣歌．歌詞（二）副歌</w:t>
-      </w:r>
-    </w:p>
-    <w:p>
-      <w:pPr>
-        <w:spacing w:before="120" w:after="40" w:line="312" w:lineRule="auto"/>
-      </w:pPr>
-      <w:r>
-        <w:rPr>
-          <w:rFonts w:ascii="Microsoft JhengHei" w:hAnsi="Microsoft JhengHei" w:eastAsia="Microsoft JhengHei" w:cs="Microsoft JhengHei"/>
-          <w:b/>
-          <w:i w:val="0"/>
-          <w:color w:val="7C3B2D"/>
-          <w:sz w:val="24"/>
-        </w:rPr>
-        <w:t>講稿</w:t>
-      </w:r>
-    </w:p>
-    <w:p>
-      <w:pPr>
-        <w:spacing w:before="0" w:after="160" w:line="336" w:lineRule="auto"/>
-      </w:pPr>
-      <w:r>
-        <w:rPr>
-          <w:rFonts w:ascii="Microsoft JhengHei" w:hAnsi="Microsoft JhengHei" w:eastAsia="Microsoft JhengHei" w:cs="Microsoft JhengHei"/>
-          <w:b w:val="0"/>
-          <w:i w:val="0"/>
-          <w:color w:val="222A2D"/>
-          <w:sz w:val="36"/>
-        </w:rPr>
-        <w:t>（帶動唱進行中）副歌！「揚眉、揚眉、揚眉吐氣吧——福臨庫裡、福進庫啦」！</w:t>
-      </w:r>
-    </w:p>
-    <w:p>
-      <w:pPr>
-        <w:spacing w:before="80" w:after="40" w:line="312" w:lineRule="auto"/>
-      </w:pPr>
-      <w:r>
-        <w:rPr>
-          <w:rFonts w:ascii="Microsoft JhengHei" w:hAnsi="Microsoft JhengHei" w:eastAsia="Microsoft JhengHei" w:cs="Microsoft JhengHei"/>
-          <w:b/>
-          <w:i w:val="0"/>
-          <w:color w:val="856017"/>
-          <w:sz w:val="24"/>
-        </w:rPr>
-        <w:t>講義補充</w:t>
-      </w:r>
-    </w:p>
-    <w:p>
-      <w:pPr>
-        <w:pStyle w:val="ListBullet"/>
-        <w:spacing w:after="60" w:line="312" w:lineRule="auto"/>
-      </w:pPr>
-      <w:r>
-        <w:rPr>
-          <w:rFonts w:ascii="Microsoft JhengHei" w:hAnsi="Microsoft JhengHei" w:eastAsia="Microsoft JhengHei" w:cs="Microsoft JhengHei"/>
-          <w:b w:val="0"/>
-          <w:i w:val="0"/>
-          <w:color w:val="3C3328"/>
-          <w:sz w:val="28"/>
-        </w:rPr>
-        <w:t>歌詞大字報，供全場跟唱；完整簡譜見講義歌單或講座網站下載。</w:t>
-      </w:r>
-    </w:p>
-    <w:p>
-      <w:pPr>
-        <w:pBdr>
-          <w:bottom w:val="single" w:sz="6" w:space="4" w:color="E4D9C3"/>
-        </w:pBdr>
-        <w:spacing w:before="240" w:after="80" w:line="312" w:lineRule="auto"/>
-      </w:pPr>
-      <w:r>
-        <w:rPr>
-          <w:rFonts w:ascii="Microsoft JhengHei" w:hAnsi="Microsoft JhengHei" w:eastAsia="Microsoft JhengHei" w:cs="Microsoft JhengHei"/>
-          <w:b/>
-          <w:i w:val="0"/>
-          <w:color w:val="7C3B2D"/>
-          <w:sz w:val="38"/>
-        </w:rPr>
-        <w:t xml:space="preserve">投影片 63　</w:t>
-      </w:r>
-      <w:r>
-        <w:rPr>
-          <w:rFonts w:ascii="Microsoft JhengHei" w:hAnsi="Microsoft JhengHei" w:eastAsia="Microsoft JhengHei" w:cs="Microsoft JhengHei"/>
-          <w:b/>
-          <w:i w:val="0"/>
-          <w:color w:val="2B2016"/>
-          <w:sz w:val="38"/>
-        </w:rPr>
-        <w:t>揚眉吐氣歌．歌詞（三）副歌再</w:t>
-      </w:r>
-    </w:p>
-    <w:p>
-      <w:pPr>
-        <w:spacing w:before="120" w:after="40" w:line="312" w:lineRule="auto"/>
-      </w:pPr>
-      <w:r>
-        <w:rPr>
-          <w:rFonts w:ascii="Microsoft JhengHei" w:hAnsi="Microsoft JhengHei" w:eastAsia="Microsoft JhengHei" w:cs="Microsoft JhengHei"/>
-          <w:b/>
-          <w:i w:val="0"/>
-          <w:color w:val="7C3B2D"/>
-          <w:sz w:val="24"/>
-        </w:rPr>
-        <w:t>講稿</w:t>
-      </w:r>
-    </w:p>
-    <w:p>
-      <w:pPr>
-        <w:spacing w:before="0" w:after="160" w:line="336" w:lineRule="auto"/>
-      </w:pPr>
-      <w:r>
-        <w:rPr>
-          <w:rFonts w:ascii="Microsoft JhengHei" w:hAnsi="Microsoft JhengHei" w:eastAsia="Microsoft JhengHei" w:cs="Microsoft JhengHei"/>
-          <w:b w:val="0"/>
-          <w:i w:val="0"/>
-          <w:color w:val="222A2D"/>
-          <w:sz w:val="36"/>
-        </w:rPr>
-        <w:t>（帶動唱進行中）再來一遍副歌，這一遍請加上拍手！</w:t>
-      </w:r>
-    </w:p>
-    <w:p>
-      <w:pPr>
-        <w:spacing w:before="80" w:after="40" w:line="312" w:lineRule="auto"/>
-      </w:pPr>
-      <w:r>
-        <w:rPr>
-          <w:rFonts w:ascii="Microsoft JhengHei" w:hAnsi="Microsoft JhengHei" w:eastAsia="Microsoft JhengHei" w:cs="Microsoft JhengHei"/>
-          <w:b/>
-          <w:i w:val="0"/>
-          <w:color w:val="856017"/>
-          <w:sz w:val="24"/>
-        </w:rPr>
-        <w:t>講義補充</w:t>
-      </w:r>
-    </w:p>
-    <w:p>
-      <w:pPr>
-        <w:pStyle w:val="ListBullet"/>
-        <w:spacing w:after="60" w:line="312" w:lineRule="auto"/>
-      </w:pPr>
-      <w:r>
-        <w:rPr>
-          <w:rFonts w:ascii="Microsoft JhengHei" w:hAnsi="Microsoft JhengHei" w:eastAsia="Microsoft JhengHei" w:cs="Microsoft JhengHei"/>
-          <w:b w:val="0"/>
-          <w:i w:val="0"/>
-          <w:color w:val="3C3328"/>
-          <w:sz w:val="28"/>
-        </w:rPr>
-        <w:t>歌詞大字報，供全場跟唱；完整簡譜見講義歌單或講座網站下載。</w:t>
-      </w:r>
-    </w:p>
-    <w:p>
-      <w:pPr>
-        <w:pBdr>
-          <w:bottom w:val="single" w:sz="6" w:space="4" w:color="E4D9C3"/>
-        </w:pBdr>
-        <w:spacing w:before="240" w:after="80" w:line="312" w:lineRule="auto"/>
-      </w:pPr>
-      <w:r>
-        <w:rPr>
-          <w:rFonts w:ascii="Microsoft JhengHei" w:hAnsi="Microsoft JhengHei" w:eastAsia="Microsoft JhengHei" w:cs="Microsoft JhengHei"/>
-          <w:b/>
-          <w:i w:val="0"/>
-          <w:color w:val="7C3B2D"/>
-          <w:sz w:val="38"/>
-        </w:rPr>
-        <w:t xml:space="preserve">投影片 64　</w:t>
-      </w:r>
-      <w:r>
-        <w:rPr>
-          <w:rFonts w:ascii="Microsoft JhengHei" w:hAnsi="Microsoft JhengHei" w:eastAsia="Microsoft JhengHei" w:cs="Microsoft JhengHei"/>
-          <w:b/>
-          <w:i w:val="0"/>
-          <w:color w:val="2B2016"/>
-          <w:sz w:val="38"/>
-        </w:rPr>
-        <w:t>揚眉吐氣歌．歌詞（四）第二節</w:t>
-      </w:r>
-    </w:p>
-    <w:p>
-      <w:pPr>
-        <w:spacing w:before="120" w:after="40" w:line="312" w:lineRule="auto"/>
-      </w:pPr>
-      <w:r>
-        <w:rPr>
-          <w:rFonts w:ascii="Microsoft JhengHei" w:hAnsi="Microsoft JhengHei" w:eastAsia="Microsoft JhengHei" w:cs="Microsoft JhengHei"/>
-          <w:b/>
-          <w:i w:val="0"/>
-          <w:color w:val="7C3B2D"/>
-          <w:sz w:val="24"/>
-        </w:rPr>
-        <w:t>講稿</w:t>
-      </w:r>
-    </w:p>
-    <w:p>
-      <w:pPr>
-        <w:spacing w:before="0" w:after="160" w:line="336" w:lineRule="auto"/>
-      </w:pPr>
-      <w:r>
-        <w:rPr>
-          <w:rFonts w:ascii="Microsoft JhengHei" w:hAnsi="Microsoft JhengHei" w:eastAsia="Microsoft JhengHei" w:cs="Microsoft JhengHei"/>
-          <w:b w:val="0"/>
-          <w:i w:val="0"/>
-          <w:color w:val="222A2D"/>
-          <w:sz w:val="36"/>
-        </w:rPr>
-        <w:t>（帶動唱進行中）第二節——「時來運轉唷，今年來走大運」！</w:t>
-      </w:r>
-    </w:p>
-    <w:p>
-      <w:pPr>
-        <w:spacing w:before="80" w:after="40" w:line="312" w:lineRule="auto"/>
-      </w:pPr>
-      <w:r>
-        <w:rPr>
-          <w:rFonts w:ascii="Microsoft JhengHei" w:hAnsi="Microsoft JhengHei" w:eastAsia="Microsoft JhengHei" w:cs="Microsoft JhengHei"/>
-          <w:b/>
-          <w:i w:val="0"/>
-          <w:color w:val="856017"/>
-          <w:sz w:val="24"/>
-        </w:rPr>
-        <w:t>講義補充</w:t>
-      </w:r>
-    </w:p>
-    <w:p>
-      <w:pPr>
-        <w:pStyle w:val="ListBullet"/>
-        <w:spacing w:after="60" w:line="312" w:lineRule="auto"/>
-      </w:pPr>
-      <w:r>
-        <w:rPr>
-          <w:rFonts w:ascii="Microsoft JhengHei" w:hAnsi="Microsoft JhengHei" w:eastAsia="Microsoft JhengHei" w:cs="Microsoft JhengHei"/>
-          <w:b w:val="0"/>
-          <w:i w:val="0"/>
-          <w:color w:val="3C3328"/>
-          <w:sz w:val="28"/>
-        </w:rPr>
-        <w:t>歌詞大字報，供全場跟唱；完整簡譜見講義歌單或講座網站下載。</w:t>
-      </w:r>
-    </w:p>
-    <w:p>
-      <w:pPr>
-        <w:pBdr>
-          <w:bottom w:val="single" w:sz="6" w:space="4" w:color="E4D9C3"/>
-        </w:pBdr>
-        <w:spacing w:before="240" w:after="80" w:line="312" w:lineRule="auto"/>
-      </w:pPr>
-      <w:r>
-        <w:rPr>
-          <w:rFonts w:ascii="Microsoft JhengHei" w:hAnsi="Microsoft JhengHei" w:eastAsia="Microsoft JhengHei" w:cs="Microsoft JhengHei"/>
-          <w:b/>
-          <w:i w:val="0"/>
-          <w:color w:val="7C3B2D"/>
-          <w:sz w:val="38"/>
-        </w:rPr>
-        <w:t xml:space="preserve">投影片 65　</w:t>
-      </w:r>
-      <w:r>
-        <w:rPr>
-          <w:rFonts w:ascii="Microsoft JhengHei" w:hAnsi="Microsoft JhengHei" w:eastAsia="Microsoft JhengHei" w:cs="Microsoft JhengHei"/>
-          <w:b/>
-          <w:i w:val="0"/>
-          <w:color w:val="2B2016"/>
-          <w:sz w:val="38"/>
-        </w:rPr>
-        <w:t>揚眉吐氣歌．歌詞（五）副歌</w:t>
-      </w:r>
-    </w:p>
-    <w:p>
-      <w:pPr>
-        <w:spacing w:before="120" w:after="40" w:line="312" w:lineRule="auto"/>
-      </w:pPr>
-      <w:r>
-        <w:rPr>
-          <w:rFonts w:ascii="Microsoft JhengHei" w:hAnsi="Microsoft JhengHei" w:eastAsia="Microsoft JhengHei" w:cs="Microsoft JhengHei"/>
-          <w:b/>
-          <w:i w:val="0"/>
-          <w:color w:val="7C3B2D"/>
-          <w:sz w:val="24"/>
-        </w:rPr>
-        <w:t>講稿</w:t>
-      </w:r>
-    </w:p>
-    <w:p>
-      <w:pPr>
-        <w:spacing w:before="0" w:after="160" w:line="336" w:lineRule="auto"/>
-      </w:pPr>
-      <w:r>
-        <w:rPr>
-          <w:rFonts w:ascii="Microsoft JhengHei" w:hAnsi="Microsoft JhengHei" w:eastAsia="Microsoft JhengHei" w:cs="Microsoft JhengHei"/>
-          <w:b w:val="0"/>
-          <w:i w:val="0"/>
-          <w:color w:val="222A2D"/>
-          <w:sz w:val="36"/>
-        </w:rPr>
-        <w:t>（帶動唱進行中）副歌，聲音再開一點——福氣才進得來！</w:t>
-      </w:r>
-    </w:p>
-    <w:p>
-      <w:pPr>
-        <w:spacing w:before="80" w:after="40" w:line="312" w:lineRule="auto"/>
-      </w:pPr>
-      <w:r>
-        <w:rPr>
-          <w:rFonts w:ascii="Microsoft JhengHei" w:hAnsi="Microsoft JhengHei" w:eastAsia="Microsoft JhengHei" w:cs="Microsoft JhengHei"/>
-          <w:b/>
-          <w:i w:val="0"/>
-          <w:color w:val="856017"/>
-          <w:sz w:val="24"/>
-        </w:rPr>
-        <w:t>講義補充</w:t>
-      </w:r>
-    </w:p>
-    <w:p>
-      <w:pPr>
-        <w:pStyle w:val="ListBullet"/>
-        <w:spacing w:after="60" w:line="312" w:lineRule="auto"/>
-      </w:pPr>
-      <w:r>
-        <w:rPr>
-          <w:rFonts w:ascii="Microsoft JhengHei" w:hAnsi="Microsoft JhengHei" w:eastAsia="Microsoft JhengHei" w:cs="Microsoft JhengHei"/>
-          <w:b w:val="0"/>
-          <w:i w:val="0"/>
-          <w:color w:val="3C3328"/>
-          <w:sz w:val="28"/>
-        </w:rPr>
-        <w:t>歌詞大字報，供全場跟唱；完整簡譜見講義歌單或講座網站下載。</w:t>
-      </w:r>
-    </w:p>
-    <w:p>
-      <w:pPr>
-        <w:pBdr>
-          <w:bottom w:val="single" w:sz="6" w:space="4" w:color="E4D9C3"/>
-        </w:pBdr>
-        <w:spacing w:before="240" w:after="80" w:line="312" w:lineRule="auto"/>
-      </w:pPr>
-      <w:r>
-        <w:rPr>
-          <w:rFonts w:ascii="Microsoft JhengHei" w:hAnsi="Microsoft JhengHei" w:eastAsia="Microsoft JhengHei" w:cs="Microsoft JhengHei"/>
-          <w:b/>
-          <w:i w:val="0"/>
-          <w:color w:val="7C3B2D"/>
-          <w:sz w:val="38"/>
-        </w:rPr>
-        <w:t xml:space="preserve">投影片 66　</w:t>
-      </w:r>
-      <w:r>
-        <w:rPr>
-          <w:rFonts w:ascii="Microsoft JhengHei" w:hAnsi="Microsoft JhengHei" w:eastAsia="Microsoft JhengHei" w:cs="Microsoft JhengHei"/>
-          <w:b/>
-          <w:i w:val="0"/>
-          <w:color w:val="2B2016"/>
-          <w:sz w:val="38"/>
-        </w:rPr>
-        <w:t>揚眉吐氣歌．歌詞（六）副歌收尾</w:t>
-      </w:r>
-    </w:p>
-    <w:p>
-      <w:pPr>
-        <w:spacing w:before="120" w:after="40" w:line="312" w:lineRule="auto"/>
-      </w:pPr>
-      <w:r>
-        <w:rPr>
-          <w:rFonts w:ascii="Microsoft JhengHei" w:hAnsi="Microsoft JhengHei" w:eastAsia="Microsoft JhengHei" w:cs="Microsoft JhengHei"/>
-          <w:b/>
-          <w:i w:val="0"/>
-          <w:color w:val="7C3B2D"/>
-          <w:sz w:val="24"/>
-        </w:rPr>
-        <w:t>講稿</w:t>
-      </w:r>
-    </w:p>
-    <w:p>
-      <w:pPr>
-        <w:spacing w:before="0" w:after="160" w:line="336" w:lineRule="auto"/>
-      </w:pPr>
-      <w:r>
-        <w:rPr>
-          <w:rFonts w:ascii="Microsoft JhengHei" w:hAnsi="Microsoft JhengHei" w:eastAsia="Microsoft JhengHei" w:cs="Microsoft JhengHei"/>
-          <w:b w:val="0"/>
-          <w:i w:val="0"/>
-          <w:color w:val="222A2D"/>
-          <w:sz w:val="36"/>
-        </w:rPr>
-        <w:t>（帶動唱進行中）最後一遍！「揚眉吐氣吧——福臨庫裡、福進庫啦」！唱得太好了，掌聲送給自己！</w:t>
-      </w:r>
-    </w:p>
-    <w:p>
-      <w:pPr>
-        <w:spacing w:before="80" w:after="40" w:line="312" w:lineRule="auto"/>
-      </w:pPr>
-      <w:r>
-        <w:rPr>
-          <w:rFonts w:ascii="Microsoft JhengHei" w:hAnsi="Microsoft JhengHei" w:eastAsia="Microsoft JhengHei" w:cs="Microsoft JhengHei"/>
-          <w:b/>
-          <w:i w:val="0"/>
-          <w:color w:val="856017"/>
-          <w:sz w:val="24"/>
-        </w:rPr>
-        <w:t>講義補充</w:t>
-      </w:r>
-    </w:p>
-    <w:p>
-      <w:pPr>
-        <w:pStyle w:val="ListBullet"/>
-        <w:spacing w:after="60" w:line="312" w:lineRule="auto"/>
-      </w:pPr>
-      <w:r>
-        <w:rPr>
-          <w:rFonts w:ascii="Microsoft JhengHei" w:hAnsi="Microsoft JhengHei" w:eastAsia="Microsoft JhengHei" w:cs="Microsoft JhengHei"/>
-          <w:b w:val="0"/>
-          <w:i w:val="0"/>
-          <w:color w:val="3C3328"/>
-          <w:sz w:val="28"/>
-        </w:rPr>
-        <w:t>歌詞大字報，供全場跟唱；完整簡譜見講義歌單或講座網站下載。</w:t>
       </w:r>
     </w:p>
     <w:p>
